--- a/Documents /AlexFisher.2026_Full_Research_Proposal AAV.docx
+++ b/Documents /AlexFisher.2026_Full_Research_Proposal AAV.docx
@@ -642,22 +642,22 @@
           <w:between w:val="nil"/>
         </w:pBdr>
         <w:rPr>
+          <w:color w:val="EE0000"/>
+          <w:sz w:val="22"/>
+          <w:szCs w:val="22"/>
+        </w:rPr>
+      </w:pPr>
+      <w:r>
+        <w:rPr>
           <w:color w:val="000000"/>
           <w:sz w:val="22"/>
           <w:szCs w:val="22"/>
         </w:rPr>
-      </w:pPr>
-      <w:r>
-        <w:rPr>
-          <w:color w:val="000000"/>
-          <w:sz w:val="22"/>
-          <w:szCs w:val="22"/>
-        </w:rPr>
         <w:t xml:space="preserve">Project Summary: </w:t>
       </w:r>
       <w:r>
         <w:rPr>
-          <w:color w:val="000000"/>
+          <w:color w:val="EE0000"/>
           <w:sz w:val="22"/>
           <w:szCs w:val="22"/>
         </w:rPr>
@@ -665,12 +665,28 @@
       </w:r>
       <w:r>
         <w:rPr>
-          <w:color w:val="000000"/>
+          <w:color w:val="EE0000"/>
           <w:sz w:val="22"/>
           <w:szCs w:val="22"/>
         </w:rPr>
         <w:t xml:space="preserve">vs abstract </w:t>
       </w:r>
+    </w:p>
+    <w:p>
+      <w:pPr>
+        <w:pBdr>
+          <w:top w:val="nil"/>
+          <w:left w:val="nil"/>
+          <w:bottom w:val="nil"/>
+          <w:right w:val="nil"/>
+          <w:between w:val="nil"/>
+        </w:pBdr>
+        <w:rPr>
+          <w:color w:val="EE0000"/>
+          <w:sz w:val="22"/>
+          <w:szCs w:val="22"/>
+        </w:rPr>
+      </w:pPr>
     </w:p>
     <w:p>
       <w:pPr>
@@ -725,15 +741,16 @@
           <w:sz w:val="22"/>
           <w:szCs w:val="22"/>
         </w:rPr>
-        <w:t xml:space="preserve">Birds are among the most well-studied and widespread taxa in the animal kingdom, filling critical roles in ecosystems worldwide through mechanisms such as insect control, pollination, seed dispersal and more. Despite their ecological value and breadth of study, key gaps in avian ecology remain unexplored. Urbanization and anthropogenic activities continue to change natural landscapes, creating new opportunities for wildlife, people, and domestic animals to interact with one another in proximity. The human-wildlife interface can be defined as any given space where contact occurs between humans, domestic animals, and wildlife as well as their shared space, resources and diseases. </w:t>
+        <w:t xml:space="preserve">Urbanization and anthropogenic activities continue to change natural landscapes, creating new opportunities for wildlife, people, and domestic animals to interact with one another in proximity.  The human-wildlife interface can be defined as any given space where contact occurs between humans, domestic animals, and wildlife as well as their shared space, resources and diseases (Hassell et al. 2017). As interactions in these interfaces become more frequent, improving our understanding of how anthropogenic change continues to impact the ecological and health dynamics between wildlife and </w:t>
       </w:r>
       <w:commentRangeStart w:id="0"/>
-      <w:r>
-        <w:rPr>
-          <w:sz w:val="22"/>
-          <w:szCs w:val="22"/>
-        </w:rPr>
-        <w:t xml:space="preserve">() </w:t>
+      <w:commentRangeStart w:id="1"/>
+      <w:r>
+        <w:rPr>
+          <w:sz w:val="22"/>
+          <w:szCs w:val="22"/>
+        </w:rPr>
+        <w:t>humans</w:t>
       </w:r>
       <w:commentRangeEnd w:id="0"/>
       <w:r>
@@ -744,21 +761,6 @@
         </w:rPr>
         <w:commentReference w:id="0"/>
       </w:r>
-      <w:r>
-        <w:rPr>
-          <w:sz w:val="22"/>
-          <w:szCs w:val="22"/>
-        </w:rPr>
-        <w:t xml:space="preserve">As interactions in these interfaces become more frequent, improving our understanding of how anthropogenic change continues to impact the ecological and health dynamics between birds and </w:t>
-      </w:r>
-      <w:commentRangeStart w:id="1"/>
-      <w:r>
-        <w:rPr>
-          <w:sz w:val="22"/>
-          <w:szCs w:val="22"/>
-        </w:rPr>
-        <w:t>humans</w:t>
-      </w:r>
       <w:commentRangeEnd w:id="1"/>
       <w:r>
         <w:rPr>
@@ -773,43 +775,37 @@
           <w:sz w:val="22"/>
           <w:szCs w:val="22"/>
         </w:rPr>
-        <w:t xml:space="preserve"> grows increasingly necessary. </w:t>
-      </w:r>
-      <w:r>
-        <w:rPr>
-          <w:sz w:val="22"/>
-          <w:szCs w:val="22"/>
-        </w:rPr>
-        <w:br/>
-      </w:r>
-      <w:r>
-        <w:rPr>
-          <w:sz w:val="22"/>
-          <w:szCs w:val="22"/>
-        </w:rPr>
-        <w:br/>
-      </w:r>
-      <w:r>
-        <w:rPr>
-          <w:sz w:val="22"/>
-          <w:szCs w:val="22"/>
-        </w:rPr>
-        <w:t xml:space="preserve">Supplemental bird feeding and small-scale poultry keeping have grown substantially in popularity across the United States, occurring as a backyard activity and encouraging participants to interact more with nature and wildlife. "Small-scale" or "backyard" poultry keeping refers to the practice of homeowners maintaining small flocks of chickens on or around their property for purposes such as egg and meat production, animal husbandry, or participation in sustainable food systems. Backyard bird feeding has similarly been a well-established home activity for decades, allowing homeowners opportunities to connect with nature and wildlife while supplementing the diets of wild birds. The scale of bird feeding in the United States is substantial, with federal surveys estimating that over 50 million Americans participate in feeding wild birds, and hundreds of millions of dollars spent on bird seed annually (USFWS 2022). </w:t>
-      </w:r>
-    </w:p>
-    <w:p>
-      <w:pPr>
-        <w:rPr>
-          <w:sz w:val="22"/>
-          <w:szCs w:val="22"/>
-        </w:rPr>
-      </w:pPr>
-      <w:r>
-        <w:rPr>
-          <w:sz w:val="22"/>
-          <w:szCs w:val="22"/>
-        </w:rPr>
-        <w:t xml:space="preserve">This often creates opportunities for novel contact between wild bird species, chicken flocks, domestic pets and humans as well and can allow </w:t>
+        <w:t xml:space="preserve"> grows increasingly necessary. Birds are among the most well-studied and widespread taxa in the animal kingdom, filling critical roles in ecosystems worldwide through mechanisms such as insect control, pollination, seed dispersal and more. While many bird species have adapted to a capacity to survive and even depend on human-modified landscapes, the ecological impacts of these co-adaptations, and how long-term proximity to humans, domestic animals, and shared resources influences pathogen dynamics in wild bird communities remain poorly understood (Bradley and Altizer 2007). </w:t>
+      </w:r>
+    </w:p>
+    <w:p>
+      <w:pPr>
+        <w:rPr>
+          <w:sz w:val="22"/>
+          <w:szCs w:val="22"/>
+        </w:rPr>
+      </w:pPr>
+      <w:r>
+        <w:rPr>
+          <w:sz w:val="22"/>
+          <w:szCs w:val="22"/>
+        </w:rPr>
+        <w:t xml:space="preserve">Small-scale poultry keeping and supplemental bird feeding have grown substantially in popularity across the United States, occurring as backyard activities and encouraging participants to interact more with nature and wildlife. “Small-scale" or "backyard" poultry keeping refers to the practice of homeowners maintaining small flocks of chickens on or around their property for purposes such as egg and meat production, animal husbandry, or participation in sustainable food systems (Nicholson et al. 2020; Kyle and Sutherland 2016). The popularity of backyard poultry keeping is growing in urban and suburban areas in the United States (USDA, 2013), but the practice has been an important part of nutrition and economic stability for centuries in other regions (Alders &amp; Pym, 2009). Backyard bird feeding has similarly been a well-established home activity for decades, allowing homeowners opportunities to connect with nature and wildlife while supplementing the diets of wild birds. The scale of bird feeding in the United States is substantial, with federal surveys estimating that over 50 million Americans participate in feeding wild birds, and hundreds of millions of dollars spent on bird seed annually (USFWS 2022). </w:t>
+      </w:r>
+    </w:p>
+    <w:p>
+      <w:pPr>
+        <w:rPr>
+          <w:sz w:val="22"/>
+          <w:szCs w:val="22"/>
+        </w:rPr>
+      </w:pPr>
+      <w:r>
+        <w:rPr>
+          <w:sz w:val="22"/>
+          <w:szCs w:val="22"/>
+        </w:rPr>
+        <w:t xml:space="preserve">This often creates opportunities for novel contact between wild bird species, chicken flocks, domestic pets and humans as well and can allow for bidirectional transmission (spillover) of select pathogens carried by animals or contracted from the environment. The prevalence and spread of zoonotic diseases, or diseases shared between wildlife and humans, represents one of the most significant effects of growing contact at the human-wildlife interface, with over 70% of current human diseases originating from wildlife (Jones et al. </w:t>
       </w:r>
       <w:commentRangeStart w:id="2"/>
       <w:r>
@@ -817,7 +813,7 @@
           <w:sz w:val="22"/>
           <w:szCs w:val="22"/>
         </w:rPr>
-        <w:t>for bidirectional transmission of select pathogens</w:t>
+        <w:t>2008</w:t>
       </w:r>
       <w:commentRangeEnd w:id="2"/>
       <w:r>
@@ -833,7 +829,24 @@
           <w:sz w:val="22"/>
           <w:szCs w:val="22"/>
         </w:rPr>
-        <w:t xml:space="preserve"> carried by animals or contracted from the environment. The prevalence and spread of zoonotic diseases, or diseases shared between wildlife and humans, represents one of the most significant effects of growing human-wildlife contact, with over 70% of current human diseases originating from wildlife (Jones et al. 2008). Bird feeders aggregate wild birds at irregular densities, increasing both direct contact rates between individuals and fecal-oral transmission of bacterial pathogens among individuals and species (Becker and Hall 2014; Becker et al. 2015). Backyard poultry can further compound this risk, as chickens are known reservoirs for </w:t>
+        <w:t xml:space="preserve">). Bird feeders aggregate wild birds at irregular densities, increasing both direct contact rates between individuals and fecal-oral transmission of bacterial pathogens among individuals and </w:t>
+      </w:r>
+      <w:r>
+        <w:rPr>
+          <w:sz w:val="22"/>
+          <w:szCs w:val="22"/>
+        </w:rPr>
+        <w:lastRenderedPageBreak/>
+        <w:t xml:space="preserve">species (Becker and Hall 2014; Becker et al. 2015). </w:t>
+      </w:r>
+      <w:commentRangeStart w:id="3"/>
+      <w:commentRangeStart w:id="4"/>
+      <w:r>
+        <w:rPr>
+          <w:sz w:val="22"/>
+          <w:szCs w:val="22"/>
+        </w:rPr>
+        <w:t xml:space="preserve">Backyard poultry can further compound this risk, as chickens are known reservoirs for </w:t>
       </w:r>
       <w:r>
         <w:rPr>
@@ -841,15 +854,9 @@
           <w:iCs/>
           <w:sz w:val="22"/>
           <w:szCs w:val="22"/>
-        </w:rPr>
-        <w:t>S. enterica</w:t>
-      </w:r>
-      <w:r>
-        <w:rPr>
-          <w:sz w:val="22"/>
-          <w:szCs w:val="22"/>
-        </w:rPr>
-        <w:t xml:space="preserve"> and </w:t>
+          <w:highlight w:val="yellow"/>
+        </w:rPr>
+        <w:t>S. ente</w:t>
       </w:r>
       <w:r>
         <w:rPr>
@@ -858,6 +865,31 @@
           <w:sz w:val="22"/>
           <w:szCs w:val="22"/>
         </w:rPr>
+        <w:t>rica</w:t>
+      </w:r>
+      <w:r>
+        <w:rPr>
+          <w:sz w:val="22"/>
+          <w:szCs w:val="22"/>
+        </w:rPr>
+        <w:t xml:space="preserve"> </w:t>
+      </w:r>
+      <w:r>
+        <w:rPr>
+          <w:sz w:val="22"/>
+          <w:szCs w:val="22"/>
+          <w:highlight w:val="yellow"/>
+        </w:rPr>
+        <w:t xml:space="preserve">and </w:t>
+      </w:r>
+      <w:r>
+        <w:rPr>
+          <w:i/>
+          <w:iCs/>
+          <w:sz w:val="22"/>
+          <w:szCs w:val="22"/>
+          <w:highlight w:val="yellow"/>
+        </w:rPr>
         <w:t>E. coli</w:t>
       </w:r>
       <w:r>
@@ -865,1477 +897,777 @@
           <w:sz w:val="22"/>
           <w:szCs w:val="22"/>
         </w:rPr>
-        <w:t xml:space="preserve">, and can amplify pathogen persistence in the environment and allowing for possible spillover to wild birds, humans, and other domestic animals (Larsen et al. 2022). Salmonellosis is responsible for hundreds of documented wild bird mortality events (Hall and Saito 2008) and has been linked to human illness through contact with contaminated feeders and wild songbirds (Patel et al. 2021). The combined proximity of human dwellings, </w:t>
-      </w:r>
-      <w:r>
-        <w:rPr>
-          <w:sz w:val="22"/>
-          <w:szCs w:val="22"/>
-        </w:rPr>
-        <w:lastRenderedPageBreak/>
-        <w:t xml:space="preserve">bird feeders, and chicken housing may render these interacting factors a concern for public and wildlife health. </w:t>
-      </w:r>
-      <w:r>
-        <w:rPr>
-          <w:sz w:val="22"/>
-          <w:szCs w:val="22"/>
-        </w:rPr>
-        <w:br/>
-      </w:r>
-      <w:r>
+        <w:t>, and can amplify pathogen persistence in the environment</w:t>
+      </w:r>
+      <w:commentRangeEnd w:id="3"/>
+      <w:r>
+        <w:rPr>
+          <w:rStyle w:val="CommentReference"/>
+          <w:sz w:val="22"/>
+          <w:szCs w:val="22"/>
+        </w:rPr>
+        <w:commentReference w:id="3"/>
+      </w:r>
+      <w:commentRangeEnd w:id="4"/>
+      <w:r>
+        <w:rPr>
+          <w:rStyle w:val="CommentReference"/>
+          <w:sz w:val="22"/>
+          <w:szCs w:val="22"/>
+        </w:rPr>
+        <w:commentReference w:id="4"/>
+      </w:r>
+      <w:r>
+        <w:rPr>
+          <w:sz w:val="22"/>
+          <w:szCs w:val="22"/>
+        </w:rPr>
+        <w:t xml:space="preserve">, </w:t>
+      </w:r>
+      <w:r>
+        <w:rPr>
+          <w:sz w:val="22"/>
+          <w:szCs w:val="22"/>
+        </w:rPr>
+        <w:t>allow</w:t>
+      </w:r>
+      <w:r>
+        <w:rPr>
+          <w:sz w:val="22"/>
+          <w:szCs w:val="22"/>
+        </w:rPr>
+        <w:t>ing</w:t>
+      </w:r>
+      <w:r>
+        <w:rPr>
+          <w:sz w:val="22"/>
+          <w:szCs w:val="22"/>
+        </w:rPr>
+        <w:t xml:space="preserve"> for possible spillover to wild birds, humans, and other domestic animals (Larsen et al. 2022). Salmonellosis is responsible for hundreds of documented wild bird mortality events (Hall and Saito 2008) and has been linked to human illness through contact with contaminated feeders and wild songbirds (Patel et al. 2021), as well as backyard poultry (CDC, 2025). The combined proximity of human dwellings, bird feeders, and chicken housing may render these interacting factors a concern for public and wildlife health. </w:t>
+      </w:r>
+    </w:p>
+    <w:p>
+      <w:pPr>
+        <w:rPr>
+          <w:sz w:val="22"/>
+          <w:szCs w:val="22"/>
+        </w:rPr>
+      </w:pPr>
+      <w:r>
+        <w:rPr>
+          <w:sz w:val="22"/>
+          <w:szCs w:val="22"/>
+        </w:rPr>
+        <w:t xml:space="preserve">These backyard activities are often carried out in private settings where disease knowledge is limited, and formal safety guidelines are absent. Real-world outbreak data highlight this gap: the 2020–2021 multi-state </w:t>
+      </w:r>
+      <w:r>
+        <w:rPr>
+          <w:i/>
+          <w:iCs/>
+          <w:sz w:val="22"/>
+          <w:szCs w:val="22"/>
+        </w:rPr>
+        <w:t>Salmonella</w:t>
+      </w:r>
+      <w:r>
+        <w:rPr>
+          <w:sz w:val="22"/>
+          <w:szCs w:val="22"/>
+        </w:rPr>
+        <w:t xml:space="preserve"> Typhimurium outbreak linked to wild songbirds at residential feeders resulted in 29 confirmed human cases and 14 hospitalizations across the United States (Patel et al. 2021; CDC 2021). Animal-contact related nontyphoidal </w:t>
+      </w:r>
+      <w:r>
+        <w:rPr>
+          <w:i/>
+          <w:iCs/>
+          <w:sz w:val="22"/>
+          <w:szCs w:val="22"/>
+        </w:rPr>
+        <w:t>Salmonella</w:t>
+      </w:r>
+      <w:r>
+        <w:rPr>
+          <w:sz w:val="22"/>
+          <w:szCs w:val="22"/>
+        </w:rPr>
+        <w:t xml:space="preserve"> outbreaks have increased in frequency over recent decades, with backyard poultry and wild birds among the most affected sources (Bajwa et al. 2025). Despite this knowledge, studies of small-scale poultry keepers have found that disease risk is generally perceived as low, biosecurity practices vary, and precautions such as isolating new birds, using protective equipment, or disinfecting are rarely observed (Kyle and Sutherland 2016). Other surveys of backyard poultry owners in the United States have shown that most participants were familiar with avian influenza, but awareness of </w:t>
+      </w:r>
+      <w:r>
+        <w:rPr>
+          <w:i/>
+          <w:iCs/>
+          <w:sz w:val="22"/>
+          <w:szCs w:val="22"/>
+        </w:rPr>
+        <w:t>Salmonella</w:t>
+      </w:r>
+      <w:r>
+        <w:rPr>
+          <w:sz w:val="22"/>
+          <w:szCs w:val="22"/>
+        </w:rPr>
+        <w:t xml:space="preserve"> and other pathogens was considerably lower, and the majority reported allowing visitors access to their animals with no biosecurity precautions required (Nicholson et al. 2020). Additionally, residential settings receive little outreach or oversight, and current studies may suggest that targeted education and risk mitigation practices can significantly reduce pathogen detection and contact rates at small-scale animal-keeping sites (Marín-Rojo et al. 2025; Kyle and Sutherland 2016). How those who participate in bird feeding respond to these same risks remains poorly documented, and understanding these responses is critical for evaluating the trade-offs between the potential risks and benefits that define these activities. </w:t>
+      </w:r>
+    </w:p>
+    <w:p>
+      <w:pPr>
+        <w:rPr>
+          <w:sz w:val="22"/>
+          <w:szCs w:val="22"/>
+        </w:rPr>
+      </w:pPr>
+      <w:r>
+        <w:rPr>
+          <w:sz w:val="22"/>
+          <w:szCs w:val="22"/>
+        </w:rPr>
+        <w:t>The risk of disease spillover through bird feeding and backyard poultry keeping is potentially balanced by the benefits for the people who participate. Current research has shown that interacting with birds and nature can strengthen mental health through effects like reduced stress and anxiety, improved mood, cognitive restoration, and feelings of connection to the natural world (Cox and Gaston 2016; Pocock et al. 2023)</w:t>
+      </w:r>
+      <w:r>
+        <w:rPr>
+          <w:sz w:val="22"/>
+          <w:szCs w:val="22"/>
+        </w:rPr>
+        <w:t>.</w:t>
+      </w:r>
+      <w:r>
+        <w:rPr>
+          <w:sz w:val="22"/>
+          <w:szCs w:val="22"/>
+        </w:rPr>
+        <w:t xml:space="preserve"> For many people, maintaining a bird feeder provides the only daily form of accessible, low-cost interaction with wildlife. Studies have found that even brief exposure to birds in residential settings contributes positively to personal wellbeing, consistent with broader studies linking nature contact to psychological relief and stress recovery (Dayer et al. 2019)</w:t>
+      </w:r>
+      <w:r>
+        <w:rPr>
+          <w:sz w:val="22"/>
+          <w:szCs w:val="22"/>
+        </w:rPr>
+        <w:t>.</w:t>
+      </w:r>
+      <w:r>
+        <w:rPr>
+          <w:sz w:val="22"/>
+          <w:szCs w:val="22"/>
+        </w:rPr>
+        <w:t xml:space="preserve"> Small-scale poultry keeping is similarly associated with feelings of self-sufficiency, fulfillment, and stewardship, particularly among urban and suburban residents seeking engagement with food systems and animal care (Kyle and Sutherland 2016; Nicholson et al. 2020)</w:t>
+      </w:r>
+      <w:r>
+        <w:rPr>
+          <w:sz w:val="22"/>
+          <w:szCs w:val="22"/>
+        </w:rPr>
+        <w:t>.</w:t>
+      </w:r>
+      <w:r>
+        <w:rPr>
+          <w:sz w:val="22"/>
+          <w:szCs w:val="22"/>
+        </w:rPr>
+        <w:t xml:space="preserve"> Households with children may additionally benefit from the educational value of these activities by incorporating an early interest in wildlife, ecology, and sustainable food production. Engagement with backyard wildlife activities may also go beyond personal satisfaction to encourage broader conservation behaviors. Research has shown that people who feed and observe birds are more likely to engage in pro-conservation actions such as habitat stewardship, conservation donations, and advocacy for wildlife-friendly policies, suggesting that these activities may provide a link to broader environmental stewardship (Dayer et al. 2019; Pocock et al. 2023; Barbett et al. 2020). Understanding the conservation attitudes of participants in these backyard activities will be valuable for finding opportunities to promote evidence-based biosecurity guidelines to the public. The psychological and conservation benefits of backyard wildlife activities are important factors that must be weighed parallel to any relevant risks to health, wildlife, and environment when discussing activities such as bird feeding and small-scale poultry. </w:t>
+      </w:r>
+    </w:p>
+    <w:p>
+      <w:pPr>
         <w:rPr>
           <w:sz w:val="13"/>
           <w:szCs w:val="13"/>
         </w:rPr>
-        <w:t>Sources:</w:t>
-      </w:r>
-      <w:r>
-        <w:rPr>
+      </w:pPr>
+      <w:commentRangeStart w:id="5"/>
+      <w:commentRangeStart w:id="6"/>
+      <w:r>
+        <w:rPr>
+          <w:sz w:val="22"/>
+          <w:szCs w:val="22"/>
+        </w:rPr>
+        <w:t xml:space="preserve">Most existing research </w:t>
+      </w:r>
+      <w:commentRangeEnd w:id="5"/>
+      <w:r>
+        <w:rPr>
+          <w:rStyle w:val="CommentReference"/>
+          <w:sz w:val="22"/>
+          <w:szCs w:val="22"/>
+        </w:rPr>
+        <w:commentReference w:id="5"/>
+      </w:r>
+      <w:commentRangeEnd w:id="6"/>
+      <w:r>
+        <w:rPr>
+          <w:rStyle w:val="CommentReference"/>
+          <w:sz w:val="22"/>
+          <w:szCs w:val="22"/>
+        </w:rPr>
+        <w:commentReference w:id="6"/>
+      </w:r>
+      <w:r>
+        <w:rPr>
+          <w:sz w:val="22"/>
+          <w:szCs w:val="22"/>
+        </w:rPr>
+        <w:t xml:space="preserve">on backyard wildlife activities and disease risk addresses bird feeding and small-scale poultry keeping in isolation, and few studies have examined disease ecology or spillover prevalence at residential sites where feeders and chickens are both present. </w:t>
+      </w:r>
+      <w:commentRangeStart w:id="7"/>
+      <w:r>
+        <w:rPr>
+          <w:sz w:val="22"/>
+          <w:szCs w:val="22"/>
+        </w:rPr>
+        <w:t xml:space="preserve">Even at feeder-present sites, little is known about how individual variation in feeder visitation frequency among wild birds may influence infection risk at the individual level, as individuals that visit food sources more frequently may experience greater exposure to environmental pathogens. </w:t>
+      </w:r>
+      <w:commentRangeEnd w:id="7"/>
+      <w:r>
+        <w:rPr>
+          <w:rStyle w:val="CommentReference"/>
+          <w:sz w:val="22"/>
+          <w:szCs w:val="22"/>
+        </w:rPr>
+        <w:commentReference w:id="7"/>
+      </w:r>
+      <w:commentRangeStart w:id="8"/>
+      <w:r>
+        <w:rPr>
+          <w:sz w:val="22"/>
+          <w:szCs w:val="22"/>
+        </w:rPr>
+        <w:t>This gap remains relevant in the southeastern United States, where suburban sprawl continues to expand the human-wildlife interface, seasonal variation in temperature and humidity creates year-round conditions for environmental pathogen persistence, and large agricultural presence encourages small-scale animal keeping, and wildlife watching participation, including bird</w:t>
+      </w:r>
+      <w:commentRangeEnd w:id="8"/>
+      <w:r>
+        <w:rPr>
+          <w:rStyle w:val="CommentReference"/>
+          <w:sz w:val="22"/>
+          <w:szCs w:val="22"/>
+        </w:rPr>
+        <w:commentReference w:id="8"/>
+      </w:r>
+      <w:r>
+        <w:rPr>
+          <w:sz w:val="22"/>
+          <w:szCs w:val="22"/>
+        </w:rPr>
+        <w:t xml:space="preserve"> feeding, is among the highest of any region in the country, with the East South Central states reporting the highest residential wildlife watching rates nationally (USFWS 2022). The degree to which participants in these activities perceive disease risks, engage in biosecurity practices such as feeder cleaning and personal hygiene, and are willing to modify their behaviors in response to evidence-based recommendations remains poorly characterized, particularly in the southeastern United States where both activities are prevalent. </w:t>
+      </w:r>
+      <w:commentRangeStart w:id="9"/>
+      <w:r>
+        <w:rPr>
+          <w:sz w:val="22"/>
+          <w:szCs w:val="22"/>
+        </w:rPr>
+        <w:t>Recording</w:t>
+      </w:r>
+      <w:r>
+        <w:rPr>
+          <w:sz w:val="22"/>
+          <w:szCs w:val="22"/>
+        </w:rPr>
+        <w:t xml:space="preserve"> site-level factors such as feeder placement, poultry housing configuration, and current cleaning practices will be </w:t>
+      </w:r>
+      <w:r>
+        <w:rPr>
+          <w:sz w:val="22"/>
+          <w:szCs w:val="22"/>
+        </w:rPr>
+        <w:t>significant</w:t>
+      </w:r>
+      <w:r>
+        <w:rPr>
+          <w:sz w:val="22"/>
+          <w:szCs w:val="22"/>
+        </w:rPr>
+        <w:t xml:space="preserve"> for </w:t>
+      </w:r>
+      <w:r>
+        <w:rPr>
+          <w:sz w:val="22"/>
+          <w:szCs w:val="22"/>
+        </w:rPr>
+        <w:t>enhancing</w:t>
+      </w:r>
+      <w:r>
+        <w:rPr>
+          <w:sz w:val="22"/>
+          <w:szCs w:val="22"/>
+        </w:rPr>
+        <w:t xml:space="preserve"> pathogen prevalence data and linking ecological findings to participant behavior and risk perception</w:t>
+      </w:r>
+      <w:commentRangeEnd w:id="9"/>
+      <w:r>
+        <w:rPr>
+          <w:rStyle w:val="CommentReference"/>
+          <w:sz w:val="22"/>
+          <w:szCs w:val="22"/>
+        </w:rPr>
+        <w:commentReference w:id="9"/>
+      </w:r>
+      <w:r>
+        <w:rPr>
+          <w:sz w:val="22"/>
+          <w:szCs w:val="22"/>
+        </w:rPr>
+        <w:t>.</w:t>
+      </w:r>
+      <w:r>
+        <w:rPr>
+          <w:sz w:val="22"/>
+          <w:szCs w:val="22"/>
+        </w:rPr>
+        <w:t xml:space="preserve"> </w:t>
+      </w:r>
+      <w:r>
+        <w:rPr>
+          <w:sz w:val="22"/>
+          <w:szCs w:val="22"/>
+        </w:rPr>
+        <w:t xml:space="preserve">Closing these knowledge gaps is critical for developing evidence-based </w:t>
+      </w:r>
+      <w:r>
+        <w:rPr>
+          <w:sz w:val="22"/>
+          <w:szCs w:val="22"/>
+        </w:rPr>
+        <w:lastRenderedPageBreak/>
+        <w:t xml:space="preserve">guidelines that allow people to enjoy the benefits of backyard activities while reducing risk to wild birds, domestic animals, and </w:t>
+      </w:r>
+      <w:commentRangeStart w:id="10"/>
+      <w:r>
+        <w:rPr>
+          <w:sz w:val="22"/>
+          <w:szCs w:val="22"/>
+        </w:rPr>
+        <w:t>human health.</w:t>
+      </w:r>
+      <w:commentRangeEnd w:id="10"/>
+      <w:r>
+        <w:rPr>
+          <w:rStyle w:val="CommentReference"/>
           <w:sz w:val="13"/>
           <w:szCs w:val="13"/>
         </w:rPr>
+        <w:commentReference w:id="10"/>
+      </w:r>
+    </w:p>
+    <w:p/>
+    <w:p>
+      <w:pPr>
+        <w:rPr>
+          <w:sz w:val="22"/>
+          <w:szCs w:val="22"/>
+        </w:rPr>
+      </w:pPr>
+    </w:p>
+    <w:p>
+      <w:pPr>
+        <w:rPr>
+          <w:sz w:val="22"/>
+          <w:szCs w:val="22"/>
+        </w:rPr>
+      </w:pPr>
+    </w:p>
+    <w:p>
+      <w:pPr>
+        <w:rPr>
+          <w:sz w:val="22"/>
+          <w:szCs w:val="22"/>
+        </w:rPr>
+      </w:pPr>
+      <w:r>
+        <w:rPr>
+          <w:sz w:val="22"/>
+          <w:szCs w:val="22"/>
+          <w:highlight w:val="yellow"/>
+        </w:rPr>
+        <w:t>Importance to Avian Medicine:</w:t>
+      </w:r>
+    </w:p>
+    <w:p>
+      <w:pPr>
+        <w:rPr>
+          <w:sz w:val="22"/>
+          <w:szCs w:val="22"/>
+        </w:rPr>
+      </w:pPr>
+      <w:r>
+        <w:rPr>
+          <w:sz w:val="22"/>
+          <w:szCs w:val="22"/>
+        </w:rPr>
+        <w:tab/>
+      </w:r>
+    </w:p>
+    <w:p>
+      <w:pPr>
+        <w:rPr>
+          <w:b/>
+          <w:bCs/>
+          <w:sz w:val="22"/>
+          <w:szCs w:val="22"/>
+        </w:rPr>
+      </w:pPr>
+      <w:r>
+        <w:rPr>
+          <w:sz w:val="22"/>
+          <w:szCs w:val="22"/>
+          <w:highlight w:val="yellow"/>
+        </w:rPr>
+        <w:t xml:space="preserve">Proposed Methodology: </w:t>
+      </w:r>
+      <w:r>
+        <w:rPr>
+          <w:sz w:val="22"/>
+          <w:szCs w:val="22"/>
+          <w:highlight w:val="yellow"/>
+        </w:rPr>
+        <w:t>(1-2 Pages)</w:t>
+      </w:r>
+      <w:r>
+        <w:rPr>
+          <w:sz w:val="22"/>
+          <w:szCs w:val="22"/>
+        </w:rPr>
+        <w:t>:</w:t>
+      </w:r>
+      <w:r>
+        <w:rPr>
+          <w:sz w:val="22"/>
+          <w:szCs w:val="22"/>
+        </w:rPr>
         <w:br/>
-        <w:t xml:space="preserve">Becker, D. J., and R. J. Hall. 2014. Too much of a good thing: resource provisioning alters infectious disease dynamics in wildlife. </w:t>
+      </w:r>
+      <w:r>
+        <w:rPr>
+          <w:b/>
+          <w:bCs/>
+          <w:sz w:val="22"/>
+          <w:szCs w:val="22"/>
+        </w:rPr>
+        <w:t>Study Area and Experimental Design</w:t>
+      </w:r>
+    </w:p>
+    <w:p>
+      <w:pPr>
+        <w:rPr>
+          <w:sz w:val="22"/>
+          <w:szCs w:val="22"/>
+        </w:rPr>
+      </w:pPr>
+      <w:r>
+        <w:rPr>
+          <w:sz w:val="22"/>
+          <w:szCs w:val="22"/>
+        </w:rPr>
+        <w:t xml:space="preserve">This study is conducted along an urban-to-rural gradient in central Alabama. Twelve sites are sampled monthly, categorized into four treatment types: control sites with no feeders or poultry (n = 4), backyard bird feeder-only sites (n = 4), backyard chicken-only sites (n = 2), and backyard sites with both bird feeders and chickens (n = 2). Sites were selected to best represent the gradient of forested to rural habitat to capture pathogen dynamics at the human-wildlife interface. A standardized site entry questionnaire is administered to record factors such as feeder type and placement, poultry housing, current cleaning practices, and </w:t>
+      </w:r>
+      <w:r>
+        <w:rPr>
+          <w:sz w:val="22"/>
+          <w:szCs w:val="22"/>
+        </w:rPr>
+        <w:t>vegetation characteristics</w:t>
+      </w:r>
+      <w:r>
+        <w:rPr>
+          <w:sz w:val="22"/>
+          <w:szCs w:val="22"/>
+        </w:rPr>
+        <w:t xml:space="preserve"> at each </w:t>
+      </w:r>
+      <w:r>
+        <w:rPr>
+          <w:sz w:val="22"/>
+          <w:szCs w:val="22"/>
+        </w:rPr>
+        <w:t>site.</w:t>
+      </w:r>
+    </w:p>
+    <w:p>
+      <w:pPr>
+        <w:rPr>
+          <w:b/>
+          <w:bCs/>
+          <w:sz w:val="22"/>
+          <w:szCs w:val="22"/>
+        </w:rPr>
+      </w:pPr>
+      <w:r>
+        <w:rPr>
+          <w:b/>
+          <w:bCs/>
+          <w:sz w:val="22"/>
+          <w:szCs w:val="22"/>
+        </w:rPr>
+        <w:t>Field Sampling</w:t>
+      </w:r>
+    </w:p>
+    <w:p>
+      <w:pPr>
+        <w:rPr>
+          <w:sz w:val="22"/>
+          <w:szCs w:val="22"/>
+        </w:rPr>
+      </w:pPr>
+      <w:r>
+        <w:rPr>
+          <w:sz w:val="22"/>
+          <w:szCs w:val="22"/>
+        </w:rPr>
+        <w:t xml:space="preserve">Field sampling began in summer 2024 and continues through 2027, with monthly visits to each site. To date, over 230 wild songbirds have been captured using mist nets deployed near feeders, coops, or comparable areas at control sites. Each bird is identified to species-level and sexed, when possible, measured for body mass, wing chord, tarsus length, and bill and skull dimensions. All individuals receive a sequentially numbered USGS </w:t>
+      </w:r>
+      <w:r>
+        <w:rPr>
+          <w:sz w:val="22"/>
+          <w:szCs w:val="22"/>
+          <w:highlight w:val="red"/>
+        </w:rPr>
+        <w:t>aluminum?</w:t>
+      </w:r>
+      <w:r>
+        <w:rPr>
+          <w:sz w:val="22"/>
+          <w:szCs w:val="22"/>
+        </w:rPr>
+        <w:t xml:space="preserve"> leg band. A subset of common resident species including Carolina Chickadee, Tufted Titmouse, Carolina Wren, Blue Jay, Downy Woodpecker, House Finch, and Northern Cardinal- receive passive integrated transponder (PIT) leg bands </w:t>
+      </w:r>
+      <w:r>
+        <w:rPr>
+          <w:sz w:val="22"/>
+          <w:szCs w:val="22"/>
+          <w:highlight w:val="red"/>
+        </w:rPr>
+        <w:t>(Cite- Collins?).</w:t>
+      </w:r>
+      <w:r>
+        <w:rPr>
+          <w:sz w:val="22"/>
+          <w:szCs w:val="22"/>
+        </w:rPr>
+        <w:t xml:space="preserve"> Radio-frequency identification (RFID) antennas installed at feeders, inside coops, and on perches at control sites record date- and time-stamped visits from PIT-tagged individuals. Migratory and unlisted species do not receive PIT tags.</w:t>
+      </w:r>
+    </w:p>
+    <w:p>
+      <w:pPr>
+        <w:rPr>
+          <w:sz w:val="22"/>
+          <w:szCs w:val="22"/>
+        </w:rPr>
+      </w:pPr>
+      <w:r>
+        <w:rPr>
+          <w:sz w:val="22"/>
+          <w:szCs w:val="22"/>
+        </w:rPr>
+        <w:t>Fecal samples are collected from each captured bird via cloacal swab or from fresh droppings on clean surfaces. Backyard chicken fecal samples and soil/surface swabs from feeder and coop areas are also collected to characterize environmental pathogen reservoirs. All samples are transported on ice and stored at -80°C until processing.</w:t>
+      </w:r>
+    </w:p>
+    <w:p>
+      <w:pPr>
+        <w:rPr>
+          <w:b/>
+          <w:bCs/>
+          <w:sz w:val="22"/>
+          <w:szCs w:val="22"/>
+        </w:rPr>
+      </w:pPr>
+      <w:r>
+        <w:rPr>
+          <w:b/>
+          <w:bCs/>
+          <w:sz w:val="22"/>
+          <w:szCs w:val="22"/>
+        </w:rPr>
+        <w:t>Laboratory Analysis</w:t>
+      </w:r>
+    </w:p>
+    <w:p>
+      <w:pPr>
+        <w:rPr>
+          <w:sz w:val="22"/>
+          <w:szCs w:val="22"/>
+        </w:rPr>
+      </w:pPr>
+      <w:r>
+        <w:rPr>
+          <w:sz w:val="22"/>
+          <w:szCs w:val="22"/>
+        </w:rPr>
+        <w:t xml:space="preserve">Laboratory work is conducted at Auburn University in collaboration with the Thompson Bishop Sparks State Diagnostic Laboratory. Fecal samples are enriched in pre-enriched in buffered peptone water, then transferred to selective enrichment broth and plated on selective and differential media for </w:t>
       </w:r>
       <w:r>
         <w:rPr>
           <w:i/>
           <w:iCs/>
-          <w:sz w:val="13"/>
-          <w:szCs w:val="13"/>
-        </w:rPr>
-        <w:t>Biology Letters</w:t>
-      </w:r>
-      <w:r>
-        <w:rPr>
-          <w:sz w:val="13"/>
-          <w:szCs w:val="13"/>
-        </w:rPr>
-        <w:t xml:space="preserve"> 10:20140309.</w:t>
-      </w:r>
-    </w:p>
-    <w:p>
-      <w:pPr>
-        <w:rPr>
-          <w:sz w:val="13"/>
-          <w:szCs w:val="13"/>
-        </w:rPr>
-      </w:pPr>
-      <w:r>
-        <w:rPr>
-          <w:sz w:val="13"/>
-          <w:szCs w:val="13"/>
-        </w:rPr>
-        <w:t xml:space="preserve">Becker, D. J., D. G. Streicker, and S. Altizer. 2015. Linking anthropogenic resources to wildlife-pathogen dynamics: a review and meta-analysis. </w:t>
-      </w:r>
-      <w:r>
-        <w:rPr>
-          <w:i/>
-          <w:iCs/>
-          <w:sz w:val="13"/>
-          <w:szCs w:val="13"/>
-        </w:rPr>
-        <w:t>Ecology Letters</w:t>
-      </w:r>
-      <w:r>
-        <w:rPr>
-          <w:sz w:val="13"/>
-          <w:szCs w:val="13"/>
-        </w:rPr>
-        <w:t xml:space="preserve"> 18:483–495.</w:t>
-      </w:r>
-    </w:p>
-    <w:p>
-      <w:pPr>
-        <w:rPr>
-          <w:sz w:val="13"/>
-          <w:szCs w:val="13"/>
-        </w:rPr>
-      </w:pPr>
-      <w:r>
-        <w:rPr>
-          <w:sz w:val="13"/>
-          <w:szCs w:val="13"/>
-        </w:rPr>
-        <w:t xml:space="preserve">Hall, A. J., and E. K. Saito. 2008. Avian wildlife mortality events due to salmonellosis in the United States, 1985–2004. </w:t>
-      </w:r>
-      <w:r>
-        <w:rPr>
-          <w:i/>
-          <w:iCs/>
-          <w:sz w:val="13"/>
-          <w:szCs w:val="13"/>
-        </w:rPr>
-        <w:t>Journal of Wildlife Diseases</w:t>
-      </w:r>
-      <w:r>
-        <w:rPr>
-          <w:sz w:val="13"/>
-          <w:szCs w:val="13"/>
-        </w:rPr>
-        <w:t xml:space="preserve"> 44:585–593.</w:t>
-      </w:r>
-    </w:p>
-    <w:p>
-      <w:pPr>
-        <w:rPr>
-          <w:sz w:val="13"/>
-          <w:szCs w:val="13"/>
-        </w:rPr>
-      </w:pPr>
-      <w:r>
-        <w:rPr>
-          <w:sz w:val="13"/>
-          <w:szCs w:val="13"/>
-        </w:rPr>
-        <w:t xml:space="preserve">Jones, K. E., N. G. Patel, M. A. Levy, A. Storeygard, D. Balk, J. L. Gittleman, and P. Daszak. 2008. Global trends in emerging infectious diseases. </w:t>
-      </w:r>
-      <w:r>
-        <w:rPr>
-          <w:i/>
-          <w:iCs/>
-          <w:sz w:val="13"/>
-          <w:szCs w:val="13"/>
-        </w:rPr>
-        <w:t>Nature</w:t>
-      </w:r>
-      <w:r>
-        <w:rPr>
-          <w:sz w:val="13"/>
-          <w:szCs w:val="13"/>
-        </w:rPr>
-        <w:t xml:space="preserve"> 451:990–993.</w:t>
-      </w:r>
-    </w:p>
-    <w:p>
-      <w:pPr>
-        <w:rPr>
-          <w:sz w:val="13"/>
-          <w:szCs w:val="13"/>
-        </w:rPr>
-      </w:pPr>
-      <w:r>
-        <w:rPr>
-          <w:sz w:val="13"/>
-          <w:szCs w:val="13"/>
-        </w:rPr>
-        <w:t xml:space="preserve">Larsen, K. M., DeCicco, M., Hood, K., &amp; Etter, A. J. (2022). Salmonella enterica frequency in backyard chickens in Vermont and biosecurity knowledge and practices of owners. </w:t>
-      </w:r>
-      <w:r>
-        <w:rPr>
-          <w:i/>
-          <w:iCs/>
-          <w:sz w:val="13"/>
-          <w:szCs w:val="13"/>
-        </w:rPr>
-        <w:t>Frontiers in Veterinary Science</w:t>
-      </w:r>
-      <w:r>
-        <w:rPr>
-          <w:sz w:val="13"/>
-          <w:szCs w:val="13"/>
-        </w:rPr>
-        <w:t xml:space="preserve">, </w:t>
-      </w:r>
-      <w:r>
-        <w:rPr>
-          <w:i/>
-          <w:iCs/>
-          <w:sz w:val="13"/>
-          <w:szCs w:val="13"/>
-        </w:rPr>
-        <w:t>9</w:t>
-      </w:r>
-      <w:r>
-        <w:rPr>
-          <w:sz w:val="13"/>
-          <w:szCs w:val="13"/>
-        </w:rPr>
-        <w:t>, 979548. https://doi.org/10.3389/fvets.2022.979548</w:t>
-      </w:r>
-    </w:p>
-    <w:p>
-      <w:pPr>
-        <w:rPr>
-          <w:sz w:val="13"/>
-          <w:szCs w:val="13"/>
-        </w:rPr>
-      </w:pPr>
-      <w:r>
-        <w:rPr>
-          <w:sz w:val="13"/>
-          <w:szCs w:val="13"/>
-        </w:rPr>
-        <w:t xml:space="preserve">Patel, K., Stapleton, G. S., Trevejo, R. T., Tellier, W. T., Higa, J., Adams, J. K., Hernandez, S. M., Sanchez, S., Nemeth, N. M., Debess, E. E., Rogers, K. H., Mete, A., Watson, K. D., Foss, L., Low, M. S. F., Gollarza, L., &amp; Nichols, M. (2023). Human Salmonellosis Outbreak Linked to </w:t>
-      </w:r>
-      <w:r>
-        <w:rPr>
-          <w:i/>
-          <w:iCs/>
-          <w:sz w:val="13"/>
-          <w:szCs w:val="13"/>
-        </w:rPr>
-        <w:t>Salmonella</w:t>
-      </w:r>
-      <w:r>
-        <w:rPr>
-          <w:sz w:val="13"/>
-          <w:szCs w:val="13"/>
-        </w:rPr>
-        <w:t xml:space="preserve"> Typhimurium Epidemic in Wild Songbirds, United States, 2020–2021. </w:t>
-      </w:r>
-      <w:r>
-        <w:rPr>
-          <w:i/>
-          <w:iCs/>
-          <w:sz w:val="13"/>
-          <w:szCs w:val="13"/>
-        </w:rPr>
-        <w:t>Emerging Infectious Diseases</w:t>
-      </w:r>
-      <w:r>
-        <w:rPr>
-          <w:sz w:val="13"/>
-          <w:szCs w:val="13"/>
-        </w:rPr>
-        <w:t xml:space="preserve">, </w:t>
-      </w:r>
-      <w:r>
-        <w:rPr>
-          <w:i/>
-          <w:iCs/>
-          <w:sz w:val="13"/>
-          <w:szCs w:val="13"/>
-        </w:rPr>
-        <w:t>29</w:t>
-      </w:r>
-      <w:r>
-        <w:rPr>
-          <w:sz w:val="13"/>
-          <w:szCs w:val="13"/>
-        </w:rPr>
-        <w:t>(11). https://doi.org/10.3201/eid2911.230332</w:t>
-      </w:r>
-    </w:p>
-    <w:p>
-      <w:pPr>
-        <w:rPr>
-          <w:sz w:val="22"/>
-          <w:szCs w:val="22"/>
-        </w:rPr>
-      </w:pPr>
-      <w:r>
-        <w:rPr>
-          <w:sz w:val="21"/>
-          <w:szCs w:val="21"/>
-        </w:rPr>
-        <w:br/>
-      </w:r>
-      <w:r>
-        <w:rPr>
-          <w:sz w:val="22"/>
-          <w:szCs w:val="22"/>
-        </w:rPr>
-        <w:t xml:space="preserve">Backyard activities such as bird-feeding are often carried out in private settings where disease knowledge is limited and formal safety guidelines are absent. Real-world outbreak data highlight this gap: the 2020–2021 multi-state </w:t>
-      </w:r>
-      <w:r>
-        <w:rPr>
-          <w:i/>
-          <w:iCs/>
-          <w:sz w:val="22"/>
-          <w:szCs w:val="22"/>
-        </w:rPr>
-        <w:t>Salmonella</w:t>
-      </w:r>
-      <w:r>
-        <w:rPr>
-          <w:sz w:val="22"/>
-          <w:szCs w:val="22"/>
-        </w:rPr>
-        <w:t xml:space="preserve"> Typhimurium outbreak linked to wild songbirds at residential feeders resulted in 29 confirmed human cases and 14 hospitalizations across the United States (Patel et al. 2021; CDC 2021). Animal-contact related nontyphoidal </w:t>
-      </w:r>
-      <w:r>
-        <w:rPr>
-          <w:i/>
-          <w:iCs/>
-          <w:sz w:val="22"/>
-          <w:szCs w:val="22"/>
-        </w:rPr>
-        <w:t>Salmonella</w:t>
-      </w:r>
-      <w:r>
-        <w:rPr>
-          <w:sz w:val="22"/>
-          <w:szCs w:val="22"/>
-        </w:rPr>
-        <w:t xml:space="preserve"> outbreaks have increased in frequency over recent decades, with backyard poultry and wild birds among the most affected sources (Bajwa et al. 2025). Despite this knowledge, studies of small-scale poultry keepers have found that disease risk is generally perceived as low, biosecurity practices vary, and precautions such as isolating new birds, using protective equipment, or disinfecting are rarely observed (Kyle and Sutherland 2016). Other surveys of backyard poultry owners in the United States have shown that most participants were familiar with avian influenza, but awareness of </w:t>
-      </w:r>
-      <w:r>
-        <w:rPr>
-          <w:i/>
-          <w:iCs/>
-          <w:sz w:val="22"/>
-          <w:szCs w:val="22"/>
-        </w:rPr>
-        <w:t>Salmonella</w:t>
-      </w:r>
-      <w:r>
-        <w:rPr>
-          <w:sz w:val="22"/>
-          <w:szCs w:val="22"/>
-        </w:rPr>
-        <w:t xml:space="preserve"> and other pathogens was considerably lower, and the majority reported allowing visitors access to their animals with no biosecurity precautions required (Nicholson et al. 2020). Additionally, residential settings receive little outreach or oversight, and current studies may suggest that targeted education and risk mitigation practices can significantly reduce pathogen detection and contact rates at small-scale animal-keeping sites (Marín-Rojo et al. 2025; Kyle and Sutherland 2016). How those who participate in bird feeding respond to these same risks remains poorly documented, and understanding these responses is critical for evaluating the trade-offs between caution and leisure that define these activities. </w:t>
-      </w:r>
-    </w:p>
-    <w:p>
-      <w:pPr>
-        <w:rPr>
-          <w:sz w:val="13"/>
-          <w:szCs w:val="13"/>
-        </w:rPr>
-      </w:pPr>
-      <w:r>
-        <w:rPr>
-          <w:sz w:val="13"/>
-          <w:szCs w:val="13"/>
-        </w:rPr>
-        <w:t>Sources:</w:t>
-      </w:r>
-    </w:p>
-    <w:p>
-      <w:pPr>
-        <w:rPr>
-          <w:sz w:val="13"/>
-          <w:szCs w:val="13"/>
-        </w:rPr>
-      </w:pPr>
-      <w:r>
-        <w:rPr>
-          <w:sz w:val="13"/>
-          <w:szCs w:val="13"/>
-        </w:rPr>
-        <w:t xml:space="preserve">Bajwa, H. U. R., Bhowmick, S., &amp; Varga, C. (2025). Temporal trends and source attribution of animal-contact related human nontyphoidal Salmonella enterica outbreaks across the United States, 2009–2022. </w:t>
-      </w:r>
-      <w:r>
-        <w:rPr>
-          <w:i/>
-          <w:iCs/>
-          <w:sz w:val="13"/>
-          <w:szCs w:val="13"/>
-        </w:rPr>
-        <w:t>Annals of Epidemiology</w:t>
-      </w:r>
-      <w:r>
-        <w:rPr>
-          <w:sz w:val="13"/>
-          <w:szCs w:val="13"/>
-        </w:rPr>
-        <w:t xml:space="preserve">, </w:t>
-      </w:r>
-      <w:r>
-        <w:rPr>
-          <w:i/>
-          <w:iCs/>
-          <w:sz w:val="13"/>
-          <w:szCs w:val="13"/>
-        </w:rPr>
-        <w:t>111</w:t>
-      </w:r>
-      <w:r>
-        <w:rPr>
-          <w:sz w:val="13"/>
-          <w:szCs w:val="13"/>
-        </w:rPr>
-        <w:t xml:space="preserve">, 168–174. </w:t>
-      </w:r>
-      <w:hyperlink r:id="rId13" w:history="1">
-        <w:r>
-          <w:rPr>
-            <w:rStyle w:val="Hyperlink"/>
-            <w:sz w:val="13"/>
-            <w:szCs w:val="13"/>
-          </w:rPr>
-          <w:t>https://doi.org/10.1016/j.annepidem.2025.10.008</w:t>
-        </w:r>
-      </w:hyperlink>
-    </w:p>
-    <w:p>
-      <w:pPr>
-        <w:rPr>
-          <w:sz w:val="13"/>
-          <w:szCs w:val="13"/>
-        </w:rPr>
-      </w:pPr>
-      <w:r>
-        <w:rPr>
-          <w:i/>
-          <w:iCs/>
-          <w:sz w:val="13"/>
-          <w:szCs w:val="13"/>
-        </w:rPr>
-        <w:t>2021 Salmonella Outbreak Linked to Wild Songbirds—Investigation Details | Salmonella Outbreak Linked to Wild Songbirds | CDC</w:t>
-      </w:r>
-      <w:r>
-        <w:rPr>
-          <w:sz w:val="13"/>
-          <w:szCs w:val="13"/>
-        </w:rPr>
-        <w:t>. (2021).</w:t>
-      </w:r>
-      <w:r>
-        <w:rPr>
-          <w:sz w:val="13"/>
-          <w:szCs w:val="13"/>
-        </w:rPr>
-        <w:br/>
-        <w:t xml:space="preserve">Kyle, Carol, and Lee-Ann Sutherland. </w:t>
-      </w:r>
-      <w:r>
-        <w:rPr>
-          <w:i/>
-          <w:iCs/>
-          <w:sz w:val="13"/>
-          <w:szCs w:val="13"/>
-        </w:rPr>
-        <w:t>Understanding Backyard Poultry Keepers and Their Attitudes to Biosecurity</w:t>
-      </w:r>
-      <w:r>
-        <w:rPr>
-          <w:sz w:val="13"/>
-          <w:szCs w:val="13"/>
-        </w:rPr>
-        <w:t>. n.d.</w:t>
-      </w:r>
-    </w:p>
-    <w:p>
-      <w:pPr>
-        <w:rPr>
-          <w:sz w:val="13"/>
-          <w:szCs w:val="13"/>
-        </w:rPr>
-      </w:pPr>
-      <w:r>
-        <w:rPr>
-          <w:sz w:val="13"/>
-          <w:szCs w:val="13"/>
-        </w:rPr>
-        <w:t xml:space="preserve">Marín-Rojo, Ángela, Gloria Herrero-García, Carmen Herranz-Benito, et al. “Wildlife Risk Mitigation Protocols Reduce Risk Species Visits and Pathogen Marker Detection in Open-Air Farms.” </w:t>
-      </w:r>
-      <w:r>
-        <w:rPr>
-          <w:i/>
-          <w:iCs/>
-          <w:sz w:val="13"/>
-          <w:szCs w:val="13"/>
-        </w:rPr>
-        <w:t>Veterinary Research</w:t>
-      </w:r>
-      <w:r>
-        <w:rPr>
-          <w:sz w:val="13"/>
-          <w:szCs w:val="13"/>
-        </w:rPr>
-        <w:t xml:space="preserve"> 56, no. 1 (2025): 237. </w:t>
-      </w:r>
-      <w:hyperlink r:id="rId14" w:history="1">
-        <w:r>
-          <w:rPr>
-            <w:rStyle w:val="Hyperlink"/>
-            <w:sz w:val="13"/>
-            <w:szCs w:val="13"/>
-          </w:rPr>
-          <w:t>https://doi.org/10.1186/s13567-025-01671-0</w:t>
-        </w:r>
-      </w:hyperlink>
-      <w:r>
-        <w:rPr>
-          <w:sz w:val="13"/>
-          <w:szCs w:val="13"/>
-        </w:rPr>
-        <w:t>.</w:t>
-      </w:r>
-    </w:p>
-    <w:p>
-      <w:pPr>
-        <w:rPr>
-          <w:sz w:val="13"/>
-          <w:szCs w:val="13"/>
-        </w:rPr>
-      </w:pPr>
-      <w:r>
-        <w:rPr>
-          <w:sz w:val="13"/>
-          <w:szCs w:val="13"/>
-        </w:rPr>
-        <w:t xml:space="preserve">Nicholson, Chrislyn Wood, Enzo R. Campagnolo, Sameh W. Boktor, and Christina L. Butler. “Zoonotic Disease Awareness Survey of Backyard Poultry and Swine Owners in Southcentral Pennsylvania.” </w:t>
-      </w:r>
-      <w:r>
-        <w:rPr>
-          <w:i/>
-          <w:iCs/>
-          <w:sz w:val="13"/>
-          <w:szCs w:val="13"/>
-        </w:rPr>
-        <w:t>Zoonoses and Public Health</w:t>
-      </w:r>
-      <w:r>
-        <w:rPr>
-          <w:sz w:val="13"/>
-          <w:szCs w:val="13"/>
-        </w:rPr>
-        <w:t xml:space="preserve"> 67, no. 3 (2020): 280–90. </w:t>
-      </w:r>
-      <w:hyperlink r:id="rId15" w:history="1">
-        <w:r>
-          <w:rPr>
-            <w:rStyle w:val="Hyperlink"/>
-            <w:sz w:val="13"/>
-            <w:szCs w:val="13"/>
-          </w:rPr>
-          <w:t>https://doi.org/10.1111/zph.12686</w:t>
-        </w:r>
-      </w:hyperlink>
-      <w:r>
-        <w:rPr>
-          <w:sz w:val="13"/>
-          <w:szCs w:val="13"/>
-        </w:rPr>
-        <w:t>.</w:t>
-      </w:r>
-    </w:p>
-    <w:p>
-      <w:pPr>
-        <w:rPr>
-          <w:sz w:val="22"/>
-          <w:szCs w:val="22"/>
-        </w:rPr>
-      </w:pPr>
-    </w:p>
-    <w:p>
-      <w:pPr>
-        <w:rPr>
-          <w:sz w:val="22"/>
-          <w:szCs w:val="22"/>
-        </w:rPr>
-      </w:pPr>
-    </w:p>
-    <w:p>
-      <w:pPr>
-        <w:rPr>
-          <w:sz w:val="13"/>
-          <w:szCs w:val="13"/>
-        </w:rPr>
-      </w:pPr>
-      <w:r>
-        <w:t xml:space="preserve">Backyard activities such as bird-feeding are often carried out in private settings where disease knowledge is limited and formal safety guidelines are absent. Real-world outbreak data highlight this gap: the 2020–2021 multi-state </w:t>
-      </w:r>
-      <w:r>
-        <w:rPr>
-          <w:rStyle w:val="Emphasis"/>
-        </w:rPr>
-        <w:t>Salmonella</w:t>
-      </w:r>
-      <w:r>
-        <w:t xml:space="preserve"> Typhimurium outbreak linked to wild songbirds at residential feeders resulted in 29 confirmed human cases and 14 hospitalizations across the United States (Patel et al. 2021; CDC 2021). Animal-contact related nontyphoidal </w:t>
-      </w:r>
-      <w:r>
-        <w:rPr>
-          <w:rStyle w:val="Emphasis"/>
-        </w:rPr>
-        <w:t>Salmonella</w:t>
-      </w:r>
-      <w:r>
-        <w:t xml:space="preserve"> outbreaks have increased in frequency over recent decades, with backyard poultry and wild birds among the most affected sources (Bajwa et al. 2025). Despite this knowledge, studies of small-scale poultry keepers have found that disease risk is generally perceived as low, biosecurity practices vary, and precautions such as isolating new birds, using protective equipment, or disinfecting are rarely observed (Kyle and Sutherland 2016). Other surveys of backyard poultry owners in the United States have shown that most participants were familiar with avian influenza, but awareness of </w:t>
-      </w:r>
-      <w:r>
-        <w:rPr>
-          <w:rStyle w:val="Emphasis"/>
-        </w:rPr>
-        <w:t>Salmonella</w:t>
-      </w:r>
-      <w:r>
-        <w:t xml:space="preserve"> and other pathogens was considerably lower, and the majority reported allowing visitors access to their animals with no biosecurity precautions required (Nicholson et al. 2020). Additionally, residential settings receive little outreach or oversight, and current studies may suggest that targeted education and risk mitigation practices can significantly reduce pathogen detection and contact rates at small-scale animal-keeping sites (Marín-Rojo et al. 2025; Kyle and Sutherland 2016). </w:t>
-      </w:r>
-      <w:r>
-        <w:t>How those who participate in bird feeding respond to these same risks remains poorly documented, and understanding these responses is critical for evaluating the trade-offs between caution and leisure that define these activities.</w:t>
-      </w:r>
-      <w:r>
+          <w:sz w:val="22"/>
+          <w:szCs w:val="22"/>
+        </w:rPr>
+        <w:t>Salmonella enterica</w:t>
+      </w:r>
+      <w:r>
+        <w:rPr>
+          <w:sz w:val="22"/>
+          <w:szCs w:val="22"/>
+        </w:rPr>
+        <w:t xml:space="preserve"> detection. Presumptive colonies are confirmed using </w:t>
+      </w:r>
+      <w:r>
+        <w:rPr>
+          <w:sz w:val="22"/>
+          <w:szCs w:val="22"/>
+          <w:highlight w:val="red"/>
+        </w:rPr>
+        <w:t>**matrix-assisted laser desorption/ionization time-of-flight mass spectrometry (MALDI-TOF MS).</w:t>
+      </w:r>
+      <w:r>
+        <w:rPr>
+          <w:sz w:val="22"/>
+          <w:szCs w:val="22"/>
+        </w:rPr>
+        <w:t xml:space="preserve"> Confirmed isolates are archived for potential serotyping or whole-genome sequencing.</w:t>
+      </w:r>
+    </w:p>
+    <w:p>
+      <w:pPr>
+        <w:rPr>
+          <w:b/>
+          <w:bCs/>
+          <w:sz w:val="22"/>
+          <w:szCs w:val="22"/>
+        </w:rPr>
+      </w:pPr>
+      <w:r>
+        <w:rPr>
+          <w:b/>
+          <w:bCs/>
+          <w:sz w:val="22"/>
+          <w:szCs w:val="22"/>
+        </w:rPr>
+        <w:t>Human Participant Surveys</w:t>
+      </w:r>
+    </w:p>
+    <w:p>
+      <w:pPr>
+        <w:rPr>
+          <w:sz w:val="22"/>
+          <w:szCs w:val="22"/>
+        </w:rPr>
+      </w:pPr>
+      <w:r>
+        <w:rPr>
+          <w:sz w:val="22"/>
+          <w:szCs w:val="22"/>
+        </w:rPr>
+        <w:t xml:space="preserve">During the latter half of the study timeline (2026–2027), voluntary surveys will be administered to participants at bird feeding and/or poultry-keeping sites. Developed from peer-reviewed instruments, the survey assesses disease knowledge and risk perception (Leiserowitz 2006), feeder and coop maintenance practices, pro-conservation attitudes (Barbett et al. 2020), place attachment (Boley et al. 2021), and willingness to adopt biosecurity recommendations. Survey data will be linked to site-level characteristics to evaluate effectiveness and predictability of disease risk perception and knowledge on management decisions, conservation-related behaviors, and site pathogen prevalence. </w:t>
+      </w:r>
+    </w:p>
+    <w:p>
+      <w:pPr>
+        <w:rPr>
+          <w:b/>
+          <w:bCs/>
+          <w:sz w:val="22"/>
+          <w:szCs w:val="22"/>
+        </w:rPr>
+      </w:pPr>
+      <w:r>
+        <w:rPr>
+          <w:b/>
+          <w:bCs/>
+          <w:sz w:val="22"/>
+          <w:szCs w:val="22"/>
+        </w:rPr>
+        <w:t>Data Analysis</w:t>
+      </w:r>
+    </w:p>
+    <w:p>
+      <w:pPr>
+        <w:rPr>
+          <w:sz w:val="22"/>
+          <w:szCs w:val="22"/>
+        </w:rPr>
+      </w:pPr>
+      <w:r>
+        <w:rPr>
+          <w:sz w:val="22"/>
+          <w:szCs w:val="22"/>
+        </w:rPr>
+        <w:t>Generalized linear mixed models (GLMMs) with binomial error distributions will quantify infection status as a function of site treatment type, species, and feeder visitation frequency. Species will be included as a random effect, with site identity and individual bird identity to be considered as random effects as multi-season data accumulate. Survey responses will be analyzed using descriptive statistics and regression models to examine predictors of risk perception and pro-conservation behavior. All analyses will be conducted in R (R Core Team 2024).</w:t>
+      </w:r>
+    </w:p>
+    <w:p>
+      <w:pPr>
+        <w:rPr>
+          <w:sz w:val="22"/>
+          <w:szCs w:val="22"/>
+        </w:rPr>
+      </w:pPr>
+      <w:r>
+        <w:rPr>
+          <w:sz w:val="22"/>
+          <w:szCs w:val="22"/>
+        </w:rPr>
         <w:t xml:space="preserve"> </w:t>
       </w:r>
-      <w:r>
-        <w:br/>
-      </w:r>
-    </w:p>
-    <w:p>
-      <w:pPr>
-        <w:rPr>
-          <w:sz w:val="13"/>
-          <w:szCs w:val="13"/>
-        </w:rPr>
-      </w:pPr>
-      <w:r>
-        <w:rPr>
-          <w:sz w:val="13"/>
-          <w:szCs w:val="13"/>
-        </w:rPr>
-        <w:t>Sources:</w:t>
-      </w:r>
-    </w:p>
-    <w:p>
-      <w:pPr>
-        <w:rPr>
-          <w:sz w:val="13"/>
-          <w:szCs w:val="13"/>
-        </w:rPr>
-      </w:pPr>
-      <w:r>
-        <w:rPr>
-          <w:sz w:val="13"/>
-          <w:szCs w:val="13"/>
-        </w:rPr>
-        <w:t xml:space="preserve">Bajwa, H. U. R., Bhowmick, S., &amp; Varga, C. (2025). Temporal trends and source attribution of animal-contact related human nontyphoidal Salmonella enterica outbreaks across the United States, 2009–2022. </w:t>
-      </w:r>
-      <w:r>
-        <w:rPr>
-          <w:i/>
-          <w:iCs/>
-          <w:sz w:val="13"/>
-          <w:szCs w:val="13"/>
-        </w:rPr>
-        <w:t>Annals of Epidemiology</w:t>
-      </w:r>
-      <w:r>
-        <w:rPr>
-          <w:sz w:val="13"/>
-          <w:szCs w:val="13"/>
-        </w:rPr>
-        <w:t xml:space="preserve">, </w:t>
-      </w:r>
-      <w:r>
-        <w:rPr>
-          <w:i/>
-          <w:iCs/>
-          <w:sz w:val="13"/>
-          <w:szCs w:val="13"/>
-        </w:rPr>
-        <w:t>111</w:t>
-      </w:r>
-      <w:r>
-        <w:rPr>
-          <w:sz w:val="13"/>
-          <w:szCs w:val="13"/>
-        </w:rPr>
-        <w:t xml:space="preserve">, 168–174. </w:t>
-      </w:r>
-      <w:hyperlink r:id="rId16" w:history="1">
-        <w:r>
-          <w:rPr>
-            <w:rStyle w:val="Hyperlink"/>
-            <w:sz w:val="13"/>
-            <w:szCs w:val="13"/>
-          </w:rPr>
-          <w:t>https://doi.org/10.1016/j.annepidem.2025.10.008</w:t>
-        </w:r>
-      </w:hyperlink>
-    </w:p>
-    <w:p>
-      <w:pPr>
-        <w:rPr>
-          <w:sz w:val="13"/>
-          <w:szCs w:val="13"/>
-        </w:rPr>
-      </w:pPr>
-      <w:r>
-        <w:rPr>
-          <w:i/>
-          <w:iCs/>
-          <w:sz w:val="13"/>
-          <w:szCs w:val="13"/>
-        </w:rPr>
-        <w:t>2021 Salmonella Outbreak Linked to Wild Songbirds—Investigation Details | Salmonella Outbreak Linked to Wild Songbirds | CDC</w:t>
-      </w:r>
-      <w:r>
-        <w:rPr>
-          <w:sz w:val="13"/>
-          <w:szCs w:val="13"/>
-        </w:rPr>
-        <w:t>. (2021).</w:t>
-      </w:r>
-      <w:r>
-        <w:rPr>
-          <w:sz w:val="13"/>
-          <w:szCs w:val="13"/>
-        </w:rPr>
-        <w:br/>
-        <w:t xml:space="preserve">Kyle, Carol, and Lee-Ann Sutherland. </w:t>
-      </w:r>
-      <w:r>
-        <w:rPr>
-          <w:i/>
-          <w:iCs/>
-          <w:sz w:val="13"/>
-          <w:szCs w:val="13"/>
-        </w:rPr>
-        <w:t>Understanding Backyard Poultry Keepers and Their Attitudes to Biosecurity</w:t>
-      </w:r>
-      <w:r>
-        <w:rPr>
-          <w:sz w:val="13"/>
-          <w:szCs w:val="13"/>
-        </w:rPr>
-        <w:t>. n.d.</w:t>
-      </w:r>
-    </w:p>
-    <w:p>
-      <w:pPr>
-        <w:rPr>
-          <w:sz w:val="13"/>
-          <w:szCs w:val="13"/>
-        </w:rPr>
-      </w:pPr>
-      <w:r>
-        <w:rPr>
-          <w:sz w:val="13"/>
-          <w:szCs w:val="13"/>
-        </w:rPr>
-        <w:t xml:space="preserve">Marín-Rojo, Ángela, Gloria Herrero-García, Carmen Herranz-Benito, et al. “Wildlife Risk Mitigation Protocols Reduce Risk Species Visits and Pathogen Marker Detection in Open-Air Farms.” </w:t>
-      </w:r>
-      <w:r>
-        <w:rPr>
-          <w:i/>
-          <w:iCs/>
-          <w:sz w:val="13"/>
-          <w:szCs w:val="13"/>
-        </w:rPr>
-        <w:t>Veterinary Research</w:t>
-      </w:r>
-      <w:r>
-        <w:rPr>
-          <w:sz w:val="13"/>
-          <w:szCs w:val="13"/>
-        </w:rPr>
-        <w:t xml:space="preserve"> 56, no. 1 (2025): 237. </w:t>
-      </w:r>
-      <w:hyperlink r:id="rId17" w:history="1">
-        <w:r>
-          <w:rPr>
-            <w:rStyle w:val="Hyperlink"/>
-            <w:sz w:val="13"/>
-            <w:szCs w:val="13"/>
-          </w:rPr>
-          <w:t>https://doi.org/10.1186/s13567-025-01671-0</w:t>
-        </w:r>
-      </w:hyperlink>
-      <w:r>
-        <w:rPr>
-          <w:sz w:val="13"/>
-          <w:szCs w:val="13"/>
-        </w:rPr>
-        <w:t>.</w:t>
-      </w:r>
-    </w:p>
-    <w:p>
-      <w:pPr>
-        <w:rPr>
-          <w:sz w:val="13"/>
-          <w:szCs w:val="13"/>
-        </w:rPr>
-      </w:pPr>
-      <w:r>
-        <w:rPr>
-          <w:sz w:val="13"/>
-          <w:szCs w:val="13"/>
-        </w:rPr>
-        <w:t xml:space="preserve">Nicholson, Chrislyn Wood, Enzo R. Campagnolo, Sameh W. Boktor, and Christina L. Butler. “Zoonotic Disease Awareness Survey of Backyard Poultry and Swine Owners in Southcentral Pennsylvania.” </w:t>
-      </w:r>
-      <w:r>
-        <w:rPr>
-          <w:i/>
-          <w:iCs/>
-          <w:sz w:val="13"/>
-          <w:szCs w:val="13"/>
-        </w:rPr>
-        <w:t>Zoonoses and Public Health</w:t>
-      </w:r>
-      <w:r>
-        <w:rPr>
-          <w:sz w:val="13"/>
-          <w:szCs w:val="13"/>
-        </w:rPr>
-        <w:t xml:space="preserve"> 67, no. 3 (2020): 280–90. </w:t>
-      </w:r>
-      <w:hyperlink r:id="rId18" w:history="1">
-        <w:r>
-          <w:rPr>
-            <w:rStyle w:val="Hyperlink"/>
-            <w:sz w:val="13"/>
-            <w:szCs w:val="13"/>
-          </w:rPr>
-          <w:t>https://doi.org/10.1111/zph.12686</w:t>
-        </w:r>
-      </w:hyperlink>
-      <w:r>
-        <w:rPr>
-          <w:sz w:val="13"/>
-          <w:szCs w:val="13"/>
-        </w:rPr>
-        <w:t>.</w:t>
-      </w:r>
-    </w:p>
-    <w:p>
-      <w:pPr>
-        <w:rPr>
-          <w:sz w:val="22"/>
-          <w:szCs w:val="22"/>
-        </w:rPr>
-      </w:pPr>
-    </w:p>
-    <w:p>
-      <w:pPr>
-        <w:rPr>
-          <w:sz w:val="13"/>
-          <w:szCs w:val="13"/>
-        </w:rPr>
-      </w:pPr>
-      <w:r>
+    </w:p>
+    <w:p>
+      <w:pPr>
+        <w:rPr>
+          <w:sz w:val="22"/>
+          <w:szCs w:val="22"/>
+        </w:rPr>
+      </w:pPr>
+      <w:r>
+        <w:rPr>
+          <w:sz w:val="22"/>
+          <w:szCs w:val="22"/>
+          <w:highlight w:val="yellow"/>
+        </w:rPr>
+        <w:t>Expected Data and Structure of Analyses:</w:t>
+      </w:r>
+    </w:p>
+    <w:p>
+      <w:pPr>
+        <w:rPr>
+          <w:sz w:val="22"/>
+          <w:szCs w:val="22"/>
+        </w:rPr>
+      </w:pPr>
+      <w:r>
+        <w:rPr>
+          <w:sz w:val="22"/>
+          <w:szCs w:val="22"/>
+        </w:rPr>
+        <w:t>By study completion in 2027, we expect a total dataset of approximately 350 wild bird captures across 15 sites, with associated fecal, blood, viral, morphometric and RFID visitation data collected monthly over three field seasons. Preliminary results from summer 2024 through early 2026 provide an early basis for interpreting predicted patterns and analytical findings.</w:t>
+      </w:r>
+    </w:p>
+    <w:p>
+      <w:pPr>
+        <w:rPr>
+          <w:sz w:val="22"/>
+          <w:szCs w:val="22"/>
+        </w:rPr>
+      </w:pPr>
+      <w:r>
+        <w:rPr>
+          <w:sz w:val="22"/>
+          <w:szCs w:val="22"/>
+        </w:rPr>
+        <w:t xml:space="preserve">Preliminary data show that control sites display significantly higher bacterial infection prevalence in wild birds relative to feeder and combined feeder-chicken sites (p = 0.017, p = 0.05). This pattern may imply a nutritional buffering effect, consistent with evidence that supplemental food can improve immune function in wild passerines (Owen et al. 2021). As sampling expands across additional seasons and sites, we expect greater statistical power to interpret whether this pattern </w:t>
+      </w:r>
+      <w:r>
+        <w:rPr>
+          <w:sz w:val="22"/>
+          <w:szCs w:val="22"/>
+        </w:rPr>
         <w:lastRenderedPageBreak/>
-        <w:t>However, the risk of disease spillover through</w:t>
-      </w:r>
-      <w:r>
-        <w:t xml:space="preserve"> bird feeding and backyard poultry keeping </w:t>
-      </w:r>
-      <w:r>
-        <w:t xml:space="preserve">is potentially balanced by the </w:t>
-      </w:r>
-      <w:r>
-        <w:t xml:space="preserve">benefits for the people who </w:t>
-      </w:r>
-      <w:r>
-        <w:t>participate</w:t>
-      </w:r>
-      <w:r>
-        <w:t xml:space="preserve">. </w:t>
-      </w:r>
-      <w:r>
-        <w:t>Current research</w:t>
-      </w:r>
-      <w:r>
-        <w:t xml:space="preserve"> has shown that interacting with birds and nature </w:t>
-      </w:r>
-      <w:r>
-        <w:t xml:space="preserve">can strengthen </w:t>
-      </w:r>
-      <w:r>
-        <w:t>mental health</w:t>
-      </w:r>
-      <w:r>
-        <w:t xml:space="preserve"> through effects</w:t>
-      </w:r>
-      <w:r>
-        <w:t xml:space="preserve"> like reduced stress and anxiety, improved mood, cognitive restoration, and feelings of connection to the natural world </w:t>
-      </w:r>
-      <w:r>
-        <w:t>(Cox and Gaston 2016; Pocock et al. 2023)</w:t>
-      </w:r>
-      <w:r>
-        <w:t xml:space="preserve"> </w:t>
-      </w:r>
-      <w:r>
-        <w:t>.</w:t>
-      </w:r>
-      <w:r>
-        <w:t xml:space="preserve"> </w:t>
-      </w:r>
-      <w:r>
-        <w:t>For many p</w:t>
-      </w:r>
-      <w:r>
-        <w:t>eople</w:t>
-      </w:r>
-      <w:r>
-        <w:t xml:space="preserve">, maintaining a bird feeder </w:t>
-      </w:r>
-      <w:r>
-        <w:t>provides the only</w:t>
-      </w:r>
-      <w:r>
-        <w:t xml:space="preserve"> daily form of accessible, low-cost </w:t>
-      </w:r>
-      <w:r>
-        <w:t>interaction</w:t>
-      </w:r>
-      <w:r>
-        <w:t xml:space="preserve"> with wildlife. Studies have found that even brief</w:t>
-      </w:r>
-      <w:r>
-        <w:t xml:space="preserve"> </w:t>
-      </w:r>
-      <w:r>
-        <w:t xml:space="preserve">exposure to birds in residential settings contributes positively to personal wellbeing, consistent with broader </w:t>
-      </w:r>
-      <w:r>
-        <w:t>studies</w:t>
-      </w:r>
-      <w:r>
-        <w:t xml:space="preserve"> linking nature contact to psychological </w:t>
-      </w:r>
-      <w:r>
-        <w:t>relief</w:t>
-      </w:r>
-      <w:r>
-        <w:t xml:space="preserve"> and stress recovery </w:t>
-      </w:r>
-      <w:r>
-        <w:t>(Dayer et al. 2019)</w:t>
-      </w:r>
-      <w:r>
-        <w:t xml:space="preserve"> </w:t>
-      </w:r>
-      <w:r>
-        <w:t xml:space="preserve">. Small-scale poultry keeping is similarly associated with feelings of self-sufficiency, fulfillment, and stewardship, particularly among urban and suburban residents seeking engagement with food systems and animal care </w:t>
-      </w:r>
-      <w:r>
-        <w:t>(Kyle and Sutherland 2016; Nicholson et al. 2020)</w:t>
-      </w:r>
-      <w:r>
-        <w:t xml:space="preserve"> </w:t>
-      </w:r>
-      <w:r>
-        <w:t xml:space="preserve">. </w:t>
-      </w:r>
-      <w:r>
-        <w:t xml:space="preserve">Households with children may additionally benefit from the educational value of these activities by incorporating an early interest in wildlife, ecology, and sustainable food production. </w:t>
-      </w:r>
-      <w:r>
-        <w:t>E</w:t>
-      </w:r>
-      <w:r>
-        <w:t xml:space="preserve">ngagement with backyard wildlife activities may also </w:t>
-      </w:r>
-      <w:r>
-        <w:t>go</w:t>
-      </w:r>
-      <w:r>
-        <w:t xml:space="preserve"> beyond personal </w:t>
-      </w:r>
-      <w:r>
-        <w:t>satisfaction</w:t>
-      </w:r>
-      <w:r>
-        <w:t xml:space="preserve"> to encourage broader conservation behaviors. Research has shown that people who feed and observe birds are more likely to engage in pro-conservation actions such as habitat stewardship, conservation donations, and advocacy for wildlife-friendly policies, suggesting that these activities may </w:t>
-      </w:r>
-      <w:r>
-        <w:t>provide a link</w:t>
-      </w:r>
-      <w:r>
-        <w:t xml:space="preserve"> to broader environmental </w:t>
-      </w:r>
-      <w:r>
-        <w:t>stewardship</w:t>
-      </w:r>
-      <w:r>
-        <w:t xml:space="preserve"> (Dayer et al. 2019; Pocock et al. 2023; Barbett et al. 2020). Understanding the conservation attitudes of backyard wildlife participants </w:t>
-      </w:r>
-      <w:r>
-        <w:t>proves to be</w:t>
-      </w:r>
-      <w:r>
-        <w:t xml:space="preserve"> valuable for </w:t>
-      </w:r>
-      <w:r>
-        <w:t>finding</w:t>
-      </w:r>
-      <w:r>
-        <w:t xml:space="preserve"> opportunities to promote evidence-based </w:t>
-      </w:r>
-      <w:r>
-        <w:t>practicing guidelines to the</w:t>
-      </w:r>
-      <w:r>
-        <w:t xml:space="preserve"> public. The psychological and conservation benefits of backyard wildlife activities </w:t>
-      </w:r>
-      <w:r>
-        <w:t>are important factors</w:t>
-      </w:r>
-      <w:r>
-        <w:t xml:space="preserve"> that must be </w:t>
-      </w:r>
-      <w:r>
-        <w:t>weighed</w:t>
-      </w:r>
-      <w:r>
-        <w:t xml:space="preserve"> </w:t>
-      </w:r>
-      <w:r>
-        <w:t>parallel to</w:t>
-      </w:r>
-      <w:r>
-        <w:t xml:space="preserve"> any </w:t>
-      </w:r>
-      <w:r>
-        <w:t>relevant</w:t>
-      </w:r>
-      <w:r>
-        <w:t xml:space="preserve"> risks to health, wildlife, and environment</w:t>
-      </w:r>
-      <w:r>
-        <w:t xml:space="preserve"> when discussing activities such as bird feeding and small scale poultry. </w:t>
-      </w:r>
-      <w:r>
-        <w:br/>
-      </w:r>
-      <w:r>
-        <w:rPr>
-          <w:sz w:val="13"/>
-          <w:szCs w:val="13"/>
-        </w:rPr>
-        <w:t>Sources:</w:t>
-      </w:r>
-      <w:r>
-        <w:rPr>
-          <w:sz w:val="13"/>
-          <w:szCs w:val="13"/>
-        </w:rPr>
-        <w:br/>
-      </w:r>
-      <w:r>
-        <w:rPr>
-          <w:sz w:val="13"/>
-          <w:szCs w:val="13"/>
-        </w:rPr>
-        <w:t xml:space="preserve">Barbett, Lea, Edward Stupple, Michael Sweet, Malcolm Schofield, and Miles Richardson. “Measuring Actions for Nature—Development and Validation of a Pro-Nature Conservation Behaviour Scale.” </w:t>
-      </w:r>
-      <w:r>
-        <w:rPr>
-          <w:i/>
-          <w:iCs/>
-          <w:sz w:val="13"/>
-          <w:szCs w:val="13"/>
-        </w:rPr>
-        <w:t>Sustainability</w:t>
-      </w:r>
-      <w:r>
-        <w:rPr>
-          <w:sz w:val="13"/>
-          <w:szCs w:val="13"/>
-        </w:rPr>
-        <w:t xml:space="preserve"> 12, no. 12 (2020): 4885. </w:t>
-      </w:r>
-      <w:hyperlink r:id="rId19" w:history="1">
-        <w:r>
-          <w:rPr>
-            <w:rStyle w:val="Hyperlink"/>
-            <w:sz w:val="13"/>
-            <w:szCs w:val="13"/>
-          </w:rPr>
-          <w:t>https://doi.org/10.3390/su12124885</w:t>
-        </w:r>
-      </w:hyperlink>
-      <w:r>
-        <w:rPr>
-          <w:sz w:val="13"/>
-          <w:szCs w:val="13"/>
-        </w:rPr>
-        <w:t>.</w:t>
-      </w:r>
-      <w:r>
-        <w:rPr>
-          <w:sz w:val="13"/>
-          <w:szCs w:val="13"/>
-        </w:rPr>
-        <w:br/>
-      </w:r>
-      <w:r>
-        <w:rPr>
-          <w:sz w:val="13"/>
-          <w:szCs w:val="13"/>
-        </w:rPr>
-        <w:t xml:space="preserve">Cox, Daniel T. C., and Kevin J. Gaston. “Urban Bird Feeding: Connecting People with Nature.” </w:t>
-      </w:r>
-      <w:r>
-        <w:rPr>
-          <w:i/>
-          <w:iCs/>
-          <w:sz w:val="13"/>
-          <w:szCs w:val="13"/>
-        </w:rPr>
-        <w:t>PLOS ONE</w:t>
-      </w:r>
-      <w:r>
-        <w:rPr>
-          <w:sz w:val="13"/>
-          <w:szCs w:val="13"/>
-        </w:rPr>
-        <w:t xml:space="preserve"> 11, no. 7 (2016): e0158717. </w:t>
-      </w:r>
-      <w:hyperlink r:id="rId20" w:history="1">
-        <w:r>
-          <w:rPr>
-            <w:rStyle w:val="Hyperlink"/>
-            <w:sz w:val="13"/>
-            <w:szCs w:val="13"/>
-          </w:rPr>
-          <w:t>https://doi.org/10.1371/journal.pone.0158717</w:t>
-        </w:r>
-      </w:hyperlink>
-      <w:r>
-        <w:rPr>
-          <w:sz w:val="13"/>
-          <w:szCs w:val="13"/>
-        </w:rPr>
-        <w:t>.</w:t>
-      </w:r>
-      <w:r>
-        <w:rPr>
-          <w:sz w:val="13"/>
-          <w:szCs w:val="13"/>
-        </w:rPr>
-        <w:br/>
-      </w:r>
-      <w:r>
-        <w:rPr>
-          <w:sz w:val="13"/>
-          <w:szCs w:val="13"/>
-        </w:rPr>
-        <w:t xml:space="preserve">Dayer, Ashley A., Connor Rosenblatt, David N. Bonter, et al. “Observations at Backyard Bird Feeders Influence the Emotions and Actions of People That Feed Birds.” </w:t>
-      </w:r>
-      <w:r>
-        <w:rPr>
-          <w:i/>
-          <w:iCs/>
-          <w:sz w:val="13"/>
-          <w:szCs w:val="13"/>
-        </w:rPr>
-        <w:t>People and Nature</w:t>
-      </w:r>
-      <w:r>
-        <w:rPr>
-          <w:sz w:val="13"/>
-          <w:szCs w:val="13"/>
-        </w:rPr>
-        <w:t xml:space="preserve"> 1, no. 2 (2019): 138–51. </w:t>
-      </w:r>
-      <w:hyperlink r:id="rId21" w:history="1">
-        <w:r>
-          <w:rPr>
-            <w:rStyle w:val="Hyperlink"/>
-            <w:sz w:val="13"/>
-            <w:szCs w:val="13"/>
-          </w:rPr>
-          <w:t>https://doi.org/10.1002/pan3.17</w:t>
-        </w:r>
-      </w:hyperlink>
-      <w:r>
-        <w:rPr>
-          <w:sz w:val="13"/>
-          <w:szCs w:val="13"/>
-        </w:rPr>
-        <w:t>.</w:t>
-      </w:r>
-      <w:r>
-        <w:rPr>
-          <w:sz w:val="13"/>
-          <w:szCs w:val="13"/>
-        </w:rPr>
-        <w:br/>
-        <w:t xml:space="preserve">Pocock, Michael J. O., Iain Hamlin, Jennifer Christelow, Holli‐Anne Passmore, and Miles Richardson. “The Benefits of Citizen Science and Nature‐noticing Activities for Well‐being, Nature Connectedness and Pro‐nature Conservation Behaviours.” </w:t>
-      </w:r>
-      <w:r>
-        <w:rPr>
-          <w:i/>
-          <w:iCs/>
-          <w:sz w:val="13"/>
-          <w:szCs w:val="13"/>
-        </w:rPr>
-        <w:t>People and Nature</w:t>
-      </w:r>
-      <w:r>
-        <w:rPr>
-          <w:sz w:val="13"/>
-          <w:szCs w:val="13"/>
-        </w:rPr>
-        <w:t xml:space="preserve"> 5, no. 2 (2023): 591–606. </w:t>
-      </w:r>
-      <w:hyperlink r:id="rId22" w:history="1">
-        <w:r>
-          <w:rPr>
-            <w:rStyle w:val="Hyperlink"/>
-            <w:sz w:val="13"/>
-            <w:szCs w:val="13"/>
-          </w:rPr>
-          <w:t>https://doi.org/10.1002/pan3.10432</w:t>
-        </w:r>
-      </w:hyperlink>
-      <w:r>
-        <w:rPr>
-          <w:sz w:val="13"/>
-          <w:szCs w:val="13"/>
-        </w:rPr>
-        <w:t>.</w:t>
-      </w:r>
-      <w:r>
-        <w:rPr>
-          <w:sz w:val="13"/>
-          <w:szCs w:val="13"/>
-        </w:rPr>
-        <w:br/>
-      </w:r>
-    </w:p>
-    <w:p>
-      <w:pPr>
-        <w:rPr>
-          <w:sz w:val="13"/>
-          <w:szCs w:val="13"/>
-        </w:rPr>
-      </w:pPr>
-    </w:p>
-    <w:p>
-      <w:pPr>
-        <w:rPr>
-          <w:sz w:val="13"/>
-          <w:szCs w:val="13"/>
-        </w:rPr>
-      </w:pPr>
-      <w:commentRangeStart w:id="3"/>
-      <w:commentRangeStart w:id="4"/>
-      <w:r>
-        <w:t xml:space="preserve">Most existing research </w:t>
-      </w:r>
-      <w:commentRangeEnd w:id="3"/>
-      <w:r>
-        <w:rPr>
-          <w:rStyle w:val="CommentReference"/>
-          <w:sz w:val="24"/>
-          <w:szCs w:val="24"/>
-        </w:rPr>
-        <w:commentReference w:id="3"/>
-      </w:r>
-      <w:commentRangeEnd w:id="4"/>
-      <w:r>
-        <w:rPr>
-          <w:rStyle w:val="CommentReference"/>
-          <w:sz w:val="24"/>
-          <w:szCs w:val="24"/>
-        </w:rPr>
-        <w:commentReference w:id="4"/>
-      </w:r>
-      <w:r>
-        <w:t>on backyard wildlife activities and disease risk</w:t>
-      </w:r>
-      <w:r>
-        <w:t xml:space="preserve"> </w:t>
-      </w:r>
-      <w:r>
-        <w:t xml:space="preserve">addresses </w:t>
-      </w:r>
-      <w:r>
-        <w:t xml:space="preserve">bird feeding and small-scale poultry keeping </w:t>
-      </w:r>
-      <w:r>
-        <w:t xml:space="preserve">in isolation, and few studies have examined disease ecology at residential sites where both feeders and chickens are </w:t>
-      </w:r>
-      <w:r>
-        <w:t>both</w:t>
-      </w:r>
-      <w:r>
-        <w:t xml:space="preserve"> present. </w:t>
-      </w:r>
-      <w:r>
-        <w:t xml:space="preserve">Even at feeder-present sites, little is known about how individual variation in feeder visitation frequency among wild birds may influence infection risk at the individual level, as individuals that visit food sources more frequently may experience greater exposure to environmental pathogens. This gap remains relevant in the southeastern United States, where suburban sprawl continues to expand the human-wildlife interface, seasonal variation in temperature and humidity creates year-round conditions for environmental pathogen persistence, and large agricultural presence encourages small-scale animal keeping, </w:t>
-      </w:r>
-      <w:r>
-        <w:t>and wildlife watching participation</w:t>
-      </w:r>
-      <w:r>
-        <w:t>,</w:t>
-      </w:r>
-      <w:r>
-        <w:t xml:space="preserve"> including bird feeding</w:t>
-      </w:r>
-      <w:r>
-        <w:t xml:space="preserve">, </w:t>
-      </w:r>
-      <w:r>
-        <w:t>is among the highest of any region in the country, with the East South Central states reporting the highest residential wildlife watching rates nationally</w:t>
-      </w:r>
-      <w:r>
-        <w:t xml:space="preserve"> (USFWS 2022). </w:t>
-      </w:r>
-      <w:r>
-        <w:t>The degree to which participants in these activities perceive disease risks, engage in biosecurity practices such as feeder cleaning and personal hygiene, and are willing to modify their behaviors in response to evidence-based recommendations remains poorly characterized, particularly in the southeastern United States where both activities are prevalent.</w:t>
-      </w:r>
-      <w:r>
-        <w:t xml:space="preserve"> Closing these </w:t>
-      </w:r>
-      <w:r>
-        <w:t xml:space="preserve">knowledge </w:t>
-      </w:r>
-      <w:r>
-        <w:t xml:space="preserve">gaps is </w:t>
-      </w:r>
-      <w:r>
-        <w:t>critical</w:t>
-      </w:r>
-      <w:r>
-        <w:t xml:space="preserve"> for developing evidence-based guidelines that allow people to enjoy the benefits of backyard activities while reducing risk to wild birds, domestic animals, and </w:t>
-      </w:r>
-      <w:commentRangeStart w:id="5"/>
-      <w:r>
-        <w:t>human health.</w:t>
-      </w:r>
-      <w:commentRangeEnd w:id="5"/>
-      <w:r>
-        <w:rPr>
-          <w:rStyle w:val="CommentReference"/>
-          <w:sz w:val="24"/>
-          <w:szCs w:val="24"/>
-        </w:rPr>
-        <w:commentReference w:id="5"/>
-      </w:r>
-      <w:r>
-        <w:br/>
-      </w:r>
-      <w:r>
-        <w:rPr>
-          <w:sz w:val="13"/>
-          <w:szCs w:val="13"/>
-        </w:rPr>
-        <w:t>Sources:</w:t>
-      </w:r>
-      <w:r>
-        <w:rPr>
-          <w:sz w:val="13"/>
-          <w:szCs w:val="13"/>
-        </w:rPr>
-        <w:br/>
-      </w:r>
-      <w:r>
-        <w:rPr>
-          <w:i/>
-          <w:iCs/>
-          <w:sz w:val="13"/>
-          <w:szCs w:val="13"/>
-        </w:rPr>
-        <w:t>2022 National Survey of Fishing, Hunting, and Wildlife-Associated Recreation</w:t>
-      </w:r>
-      <w:r>
-        <w:rPr>
-          <w:sz w:val="13"/>
-          <w:szCs w:val="13"/>
-        </w:rPr>
-        <w:t>. 2022.</w:t>
-      </w:r>
-    </w:p>
-    <w:p>
-      <w:pPr>
-        <w:rPr>
-          <w:sz w:val="13"/>
-          <w:szCs w:val="13"/>
-        </w:rPr>
-      </w:pPr>
-    </w:p>
-    <w:p/>
-    <w:p>
-      <w:pPr>
-        <w:rPr>
-          <w:sz w:val="22"/>
-          <w:szCs w:val="22"/>
-        </w:rPr>
-      </w:pPr>
-    </w:p>
-    <w:p>
-      <w:pPr>
-        <w:rPr>
-          <w:sz w:val="22"/>
-          <w:szCs w:val="22"/>
-        </w:rPr>
-      </w:pPr>
-    </w:p>
-    <w:p>
-      <w:pPr>
-        <w:rPr>
-          <w:sz w:val="22"/>
-          <w:szCs w:val="22"/>
-        </w:rPr>
-      </w:pPr>
-      <w:r>
-        <w:rPr>
-          <w:sz w:val="22"/>
-          <w:szCs w:val="22"/>
-          <w:highlight w:val="yellow"/>
-        </w:rPr>
-        <w:t>Importance to Avian Medicine:</w:t>
-      </w:r>
-    </w:p>
-    <w:p>
-      <w:pPr>
-        <w:rPr>
-          <w:sz w:val="22"/>
-          <w:szCs w:val="22"/>
-        </w:rPr>
-      </w:pPr>
-      <w:r>
-        <w:rPr>
-          <w:sz w:val="22"/>
-          <w:szCs w:val="22"/>
-        </w:rPr>
-        <w:tab/>
-      </w:r>
-    </w:p>
-    <w:p>
-      <w:pPr>
-        <w:rPr>
-          <w:sz w:val="22"/>
-          <w:szCs w:val="22"/>
-        </w:rPr>
-      </w:pPr>
-      <w:r>
-        <w:rPr>
-          <w:sz w:val="22"/>
-          <w:szCs w:val="22"/>
-          <w:highlight w:val="yellow"/>
-        </w:rPr>
-        <w:t xml:space="preserve">Proposed Methodology: </w:t>
-      </w:r>
-      <w:r>
-        <w:rPr>
-          <w:sz w:val="22"/>
-          <w:szCs w:val="22"/>
-          <w:highlight w:val="yellow"/>
-        </w:rPr>
-        <w:t>(1-2 Pages)</w:t>
-      </w:r>
-    </w:p>
-    <w:p>
-      <w:pPr>
-        <w:rPr>
-          <w:sz w:val="22"/>
-          <w:szCs w:val="22"/>
-        </w:rPr>
-      </w:pPr>
-      <w:r>
-        <w:rPr>
-          <w:sz w:val="22"/>
-          <w:szCs w:val="22"/>
-        </w:rPr>
-        <w:t xml:space="preserve"> </w:t>
-      </w:r>
-    </w:p>
-    <w:p>
-      <w:pPr>
-        <w:rPr>
-          <w:sz w:val="22"/>
-          <w:szCs w:val="22"/>
-        </w:rPr>
-      </w:pPr>
-      <w:r>
-        <w:rPr>
-          <w:sz w:val="22"/>
-          <w:szCs w:val="22"/>
-          <w:highlight w:val="yellow"/>
-        </w:rPr>
-        <w:t>Expected Data and Structure of Analyses:</w:t>
-      </w:r>
+        <w:t>holds consistently or rather supports variation in community composition and host condition. With only two chicken-only and two combined sites currently active, chicken-keeping households remain lacking. Additional replication at these treatment types is a priority for the remaining study period and is expected to clarify the role of poultry as environmental pathogen reservoirs.</w:t>
+      </w:r>
+    </w:p>
+    <w:p>
+      <w:pPr>
+        <w:rPr>
+          <w:sz w:val="22"/>
+          <w:szCs w:val="22"/>
+        </w:rPr>
+      </w:pPr>
     </w:p>
     <w:p>
       <w:pPr>
@@ -3014,7 +2346,72 @@
           <w:sz w:val="22"/>
           <w:szCs w:val="22"/>
         </w:rPr>
-        <w:t xml:space="preserve">Equipment and supplies: Itemize.                                            </w:t>
+        <w:t>Equipment and supplies: Itemize.</w:t>
+      </w:r>
+      <w:r>
+        <w:rPr>
+          <w:sz w:val="22"/>
+          <w:szCs w:val="22"/>
+        </w:rPr>
+        <w:t xml:space="preserve"> </w:t>
+      </w:r>
+    </w:p>
+    <w:p>
+      <w:pPr>
+        <w:widowControl w:val="0"/>
+        <w:jc w:val="both"/>
+        <w:rPr>
+          <w:sz w:val="22"/>
+          <w:szCs w:val="22"/>
+        </w:rPr>
+      </w:pPr>
+      <w:r>
+        <w:rPr>
+          <w:sz w:val="22"/>
+          <w:szCs w:val="22"/>
+        </w:rPr>
+        <w:t xml:space="preserve">$2700 for 30 WGS samples </w:t>
+      </w:r>
+    </w:p>
+    <w:p>
+      <w:pPr>
+        <w:widowControl w:val="0"/>
+        <w:jc w:val="both"/>
+        <w:rPr>
+          <w:sz w:val="22"/>
+          <w:szCs w:val="22"/>
+        </w:rPr>
+      </w:pPr>
+      <w:r>
+        <w:rPr>
+          <w:sz w:val="22"/>
+          <w:szCs w:val="22"/>
+        </w:rPr>
+        <w:t>$360 per month of SVDL Lab processing + $15 per seryotyped Salm. Sample</w:t>
+      </w:r>
+    </w:p>
+    <w:p>
+      <w:pPr>
+        <w:widowControl w:val="0"/>
+        <w:jc w:val="both"/>
+        <w:rPr>
+          <w:sz w:val="22"/>
+          <w:szCs w:val="22"/>
+        </w:rPr>
+      </w:pPr>
+      <w:r>
+        <w:rPr>
+          <w:sz w:val="22"/>
+          <w:szCs w:val="22"/>
+        </w:rPr>
+        <w:t>$400 for 500 cryotubes</w:t>
+      </w:r>
+      <w:r>
+        <w:rPr>
+          <w:sz w:val="22"/>
+          <w:szCs w:val="22"/>
+        </w:rPr>
+        <w:t xml:space="preserve">                                            </w:t>
       </w:r>
     </w:p>
     <w:p>
@@ -3214,16 +2611,27 @@
           <w:sz w:val="22"/>
           <w:szCs w:val="22"/>
         </w:rPr>
-        <w:t xml:space="preserve">, then provide information on the legal obligations in your country for doing animal research. We would need to see copies of your approval forms from your in-country animal welfare agency before awarding any grant. </w:t>
-      </w:r>
-    </w:p>
-    <w:p>
-      <w:pPr>
-        <w:widowControl w:val="0"/>
-        <w:jc w:val="both"/>
+        <w:t xml:space="preserve">, then provide information on the legal obligations in your country </w:t>
+      </w:r>
+      <w:r>
         <w:rPr>
           <w:i/>
           <w:iCs/>
+          <w:color w:val="FF0000"/>
+          <w:sz w:val="22"/>
+          <w:szCs w:val="22"/>
+        </w:rPr>
+        <w:lastRenderedPageBreak/>
+        <w:t xml:space="preserve">for doing animal research. We would need to see copies of your approval forms from your in-country animal welfare agency before awarding any grant. </w:t>
+      </w:r>
+    </w:p>
+    <w:p>
+      <w:pPr>
+        <w:widowControl w:val="0"/>
+        <w:jc w:val="both"/>
+        <w:rPr>
+          <w:i/>
+          <w:iCs/>
           <w:sz w:val="22"/>
           <w:szCs w:val="22"/>
         </w:rPr>
@@ -3261,7 +2669,31 @@
           <w:sz w:val="22"/>
           <w:szCs w:val="22"/>
         </w:rPr>
-        <w:t xml:space="preserve">Total funds requested                                                            </w:t>
+        <w:t xml:space="preserve">Total funds requested </w:t>
+      </w:r>
+    </w:p>
+    <w:p>
+      <w:pPr>
+        <w:widowControl w:val="0"/>
+        <w:jc w:val="both"/>
+        <w:rPr>
+          <w:sz w:val="22"/>
+          <w:szCs w:val="22"/>
+        </w:rPr>
+      </w:pPr>
+      <w:r>
+        <w:rPr>
+          <w:sz w:val="22"/>
+          <w:szCs w:val="22"/>
+        </w:rPr>
+        <w:t>$5000</w:t>
+      </w:r>
+      <w:r>
+        <w:rPr>
+          <w:sz w:val="22"/>
+          <w:szCs w:val="22"/>
+        </w:rPr>
+        <w:t xml:space="preserve">                                                           </w:t>
       </w:r>
     </w:p>
     <w:p>
@@ -3525,7 +2957,7 @@
         </w:rPr>
         <w:t>(</w:t>
       </w:r>
-      <w:hyperlink r:id="rId23">
+      <w:hyperlink r:id="rId13">
         <w:r>
           <w:rPr>
             <w:color w:val="0000FF"/>
@@ -3936,7 +3368,6 @@
           <w:sz w:val="22"/>
           <w:szCs w:val="22"/>
         </w:rPr>
-        <w:lastRenderedPageBreak/>
         <w:t>If primary investigator selects a 24-month completion timeframe, provide a written update to the AAV Research committee due 12 months after grant funds have been sent (format details will be provided)</w:t>
       </w:r>
     </w:p>
@@ -4202,7 +3633,7 @@
       </w:pPr>
     </w:p>
     <w:sectPr>
-      <w:headerReference w:type="default" r:id="rId24"/>
+      <w:headerReference w:type="default" r:id="rId14"/>
       <w:pgSz w:w="12240" w:h="15840"/>
       <w:pgMar w:top="720" w:right="720" w:bottom="720" w:left="720" w:header="0" w:footer="0" w:gutter="0"/>
       <w:pgNumType w:start="1"/>
@@ -4228,11 +3659,11 @@
           <w:sz w:val="20"/>
           <w:szCs w:val="20"/>
         </w:rPr>
-        <w:t>Does this need a citation? I came up with this off hand</w:t>
+        <w:t>Not sure if I should say birds or wildlife as a whole right here?</w:t>
       </w:r>
     </w:p>
   </w:comment>
-  <w:comment w:id="1" w:author="Alex Fisher" w:date="2026-03-31T12:18:00Z" w:initials="AF">
+  <w:comment w:id="1" w:author="Kelsey McCune" w:date="2026-04-01T09:17:00Z" w:initials="KBM">
     <w:p>
       <w:r>
         <w:rPr>
@@ -4245,11 +3676,11 @@
           <w:sz w:val="20"/>
           <w:szCs w:val="20"/>
         </w:rPr>
-        <w:t>Not sure if I should say birds or wildlife as a whole right here?</w:t>
+        <w:t>Good point, I flipped the first sentence to the last so it is going more from broad concept to narrower focal taxa.</w:t>
       </w:r>
     </w:p>
   </w:comment>
-  <w:comment w:id="2" w:author="Kelsey McCune" w:date="2026-03-24T08:29:00Z" w:initials="KBM">
+  <w:comment w:id="2" w:author="Kelsey McCune" w:date="2026-04-01T10:45:00Z" w:initials="KBM">
     <w:p>
       <w:r>
         <w:rPr>
@@ -4262,11 +3693,11 @@
           <w:sz w:val="20"/>
           <w:szCs w:val="20"/>
         </w:rPr>
-        <w:t>I think we will want to expand on why novel contact at the human-wildlife interface is bad/dangerous for both people and birds, including some examples from the literature.</w:t>
+        <w:t>There is a lot of good content in this section that I think would be better as more developed separate paragraphs.</w:t>
       </w:r>
     </w:p>
   </w:comment>
-  <w:comment w:id="3" w:author="Kelsey McCune" w:date="2026-03-24T09:01:00Z" w:initials="KBM">
+  <w:comment w:id="3" w:author="Kelsey McCune" w:date="2026-04-01T09:59:00Z" w:initials="KBM">
     <w:p>
       <w:r>
         <w:rPr>
@@ -4279,11 +3710,11 @@
           <w:sz w:val="20"/>
           <w:szCs w:val="20"/>
         </w:rPr>
-        <w:t xml:space="preserve">Yes, this is the general content that is needed for the last paragraph. We will tweak this paragraph more as we refine the rest of the intro, but one thing to think about is why is the southeastern US the right place to fill this gap in knowledge? </w:t>
+        <w:t>I think an important way to frame the risk of chickens (and other domestic animals) is that they are a bridge species for zoonotic disease between wildlife and humans. Check out the Gamble et al., 2023 &amp; Hassel et al., 2017 papers I added to your GitHub</w:t>
       </w:r>
     </w:p>
   </w:comment>
-  <w:comment w:id="4" w:author="Alex Fisher" w:date="2026-03-24T11:25:00Z" w:initials="AF">
+  <w:comment w:id="4" w:author="Alex Fisher" w:date="2026-04-06T21:04:00Z" w:initials="AF">
     <w:p>
       <w:r>
         <w:rPr>
@@ -4296,11 +3727,97 @@
           <w:sz w:val="20"/>
           <w:szCs w:val="20"/>
         </w:rPr>
+        <w:t>Do I still want to mention E. coli?</w:t>
+      </w:r>
+    </w:p>
+    <w:p/>
+  </w:comment>
+  <w:comment w:id="5" w:author="Kelsey McCune" w:date="2026-03-24T09:01:00Z" w:initials="KBM">
+    <w:p>
+      <w:r>
+        <w:rPr>
+          <w:rStyle w:val="CommentReference"/>
+        </w:rPr>
+        <w:annotationRef/>
+      </w:r>
+      <w:r>
+        <w:rPr>
+          <w:sz w:val="20"/>
+          <w:szCs w:val="20"/>
+        </w:rPr>
+        <w:t xml:space="preserve">Yes, this is the general content that is needed for the last paragraph. We will tweak this paragraph more as we refine the rest of the intro, but one thing to think about is why is the southeastern US the right place to fill this gap in knowledge? </w:t>
+      </w:r>
+    </w:p>
+  </w:comment>
+  <w:comment w:id="6" w:author="Alex Fisher" w:date="2026-03-24T11:25:00Z" w:initials="AF">
+    <w:p>
+      <w:r>
+        <w:rPr>
+          <w:rStyle w:val="CommentReference"/>
+        </w:rPr>
+        <w:annotationRef/>
+      </w:r>
+      <w:r>
+        <w:rPr>
+          <w:sz w:val="20"/>
+          <w:szCs w:val="20"/>
+        </w:rPr>
         <w:t xml:space="preserve">high seasonal condition variation, lots of agriculture, wildlife interest groups and suburban sprawl. </w:t>
       </w:r>
     </w:p>
   </w:comment>
-  <w:comment w:id="5" w:author="Kelsey McCune" w:date="2026-03-24T09:02:00Z" w:initials="KBM">
+  <w:comment w:id="7" w:author="Kelsey McCune" w:date="2026-04-01T10:44:00Z" w:initials="KBM">
+    <w:p>
+      <w:r>
+        <w:rPr>
+          <w:rStyle w:val="CommentReference"/>
+        </w:rPr>
+        <w:annotationRef/>
+      </w:r>
+      <w:r>
+        <w:rPr>
+          <w:sz w:val="20"/>
+          <w:szCs w:val="20"/>
+        </w:rPr>
+        <w:t>Good catch that we need to bring up contact frequency as a driver of disease transmission. I think this may need to be its own paragraph or added to the bird feeder paragraph above in the P2 section.</w:t>
+      </w:r>
+    </w:p>
+  </w:comment>
+  <w:comment w:id="8" w:author="Kelsey McCune" w:date="2026-04-01T11:08:00Z" w:initials="KBM">
+    <w:p>
+      <w:r>
+        <w:rPr>
+          <w:rStyle w:val="CommentReference"/>
+        </w:rPr>
+        <w:annotationRef/>
+      </w:r>
+      <w:r>
+        <w:rPr>
+          <w:sz w:val="20"/>
+          <w:szCs w:val="20"/>
+        </w:rPr>
+        <w:t>Awesome, this is all great support for why the southeast is an ideal focal region. I think you should break this up into multiple sentences though and provide citations for each.  You can use the Welch et al 2019 salmonella paper that I added to your GitHub. I also added one (Harrigan et al 2014) on WNV and predicted climate change because it shows AL getting warmer, which according to the Welch paper will also help salmonella persist.</w:t>
+      </w:r>
+    </w:p>
+  </w:comment>
+  <w:comment w:id="9" w:author="Alex Fisher" w:date="2026-04-06T21:07:00Z" w:initials="AF">
+    <w:p>
+      <w:r>
+        <w:rPr>
+          <w:rStyle w:val="CommentReference"/>
+        </w:rPr>
+        <w:annotationRef/>
+      </w:r>
+      <w:r>
+        <w:rPr>
+          <w:sz w:val="20"/>
+          <w:szCs w:val="20"/>
+        </w:rPr>
+        <w:t xml:space="preserve">Added this sentence to introduce the parameters of the entry survey </w:t>
+      </w:r>
+    </w:p>
+  </w:comment>
+  <w:comment w:id="10" w:author="Kelsey McCune" w:date="2026-03-24T09:02:00Z" w:initials="KBM">
     <w:p>
       <w:r>
         <w:rPr>
@@ -4322,34 +3839,49 @@
 
 <file path=word/commentsExtended.xml><?xml version="1.0" encoding="utf-8"?>
 <w15:commentsEx xmlns:wpc="http://schemas.microsoft.com/office/word/2010/wordprocessingCanvas" xmlns:cx="http://schemas.microsoft.com/office/drawing/2014/chartex" xmlns:cx1="http://schemas.microsoft.com/office/drawing/2015/9/8/chartex" xmlns:cx2="http://schemas.microsoft.com/office/drawing/2015/10/21/chartex" xmlns:cx3="http://schemas.microsoft.com/office/drawing/2016/5/9/chartex" xmlns:cx4="http://schemas.microsoft.com/office/drawing/2016/5/10/chartex" xmlns:cx5="http://schemas.microsoft.com/office/drawing/2016/5/11/chartex" xmlns:cx6="http://schemas.microsoft.com/office/drawing/2016/5/12/chartex" xmlns:cx7="http://schemas.microsoft.com/office/drawing/2016/5/13/chartex" xmlns:cx8="http://schemas.microsoft.com/office/drawing/2016/5/14/chartex" xmlns:mc="http://schemas.openxmlformats.org/markup-compatibility/2006" xmlns:aink="http://schemas.microsoft.com/office/drawing/2016/ink" xmlns:am3d="http://schemas.microsoft.com/office/drawing/2017/model3d" xmlns:o="urn:schemas-microsoft-com:office:office" xmlns:oel="http://schemas.microsoft.com/office/2019/extlst" xmlns:r="http://schemas.openxmlformats.org/officeDocument/2006/relationships" xmlns:m="http://schemas.openxmlformats.org/officeDocument/2006/math" xmlns:v="urn:schemas-microsoft-com:vml" xmlns:wp14="http://schemas.microsoft.com/office/word/2010/wordprocessingDrawing" xmlns:wp="http://schemas.openxmlformats.org/drawingml/2006/wordprocessingDrawing" xmlns:w10="urn:schemas-microsoft-com:office:word" xmlns:w="http://schemas.openxmlformats.org/wordprocessingml/2006/main" xmlns:w14="http://schemas.microsoft.com/office/word/2010/wordml" xmlns:w15="http://schemas.microsoft.com/office/word/2012/wordml" xmlns:w16cex="http://schemas.microsoft.com/office/word/2018/wordml/cex" xmlns:w16cid="http://schemas.microsoft.com/office/word/2016/wordml/cid" xmlns:w16="http://schemas.microsoft.com/office/word/2018/wordml" xmlns:w16du="http://schemas.microsoft.com/office/word/2023/wordml/word16du" xmlns:w16sdtdh="http://schemas.microsoft.com/office/word/2020/wordml/sdtdatahash" xmlns:w16sdtfl="http://schemas.microsoft.com/office/word/2024/wordml/sdtformatlock" xmlns:w16se="http://schemas.microsoft.com/office/word/2015/wordml/symex" xmlns:wpg="http://schemas.microsoft.com/office/word/2010/wordprocessingGroup" xmlns:wpi="http://schemas.microsoft.com/office/word/2010/wordprocessingInk" xmlns:wne="http://schemas.microsoft.com/office/word/2006/wordml" xmlns:wps="http://schemas.microsoft.com/office/word/2010/wordprocessingShape" mc:Ignorable="w14 w15 w16se w16cid w16 w16cex w16sdtdh w16sdtfl w16du wp14">
-  <w15:commentEx w15:paraId="7293BA56" w15:done="0"/>
-  <w15:commentEx w15:paraId="2860681C" w15:done="0"/>
-  <w15:commentEx w15:paraId="1930AA82" w15:done="0"/>
-  <w15:commentEx w15:paraId="6C119D59" w15:done="0"/>
-  <w15:commentEx w15:paraId="7ACE5471" w15:paraIdParent="6C119D59" w15:done="0"/>
-  <w15:commentEx w15:paraId="588A6FA8" w15:done="0"/>
+  <w15:commentEx w15:paraId="0DF033E9" w15:done="0"/>
+  <w15:commentEx w15:paraId="53043B99" w15:paraIdParent="0DF033E9" w15:done="0"/>
+  <w15:commentEx w15:paraId="646F4122" w15:done="0"/>
+  <w15:commentEx w15:paraId="1B22AC6A" w15:done="0"/>
+  <w15:commentEx w15:paraId="74980A83" w15:paraIdParent="1B22AC6A" w15:done="0"/>
+  <w15:commentEx w15:paraId="1C3D2A0A" w15:done="0"/>
+  <w15:commentEx w15:paraId="718278B4" w15:paraIdParent="1C3D2A0A" w15:done="0"/>
+  <w15:commentEx w15:paraId="355D7EA3" w15:done="0"/>
+  <w15:commentEx w15:paraId="5ED0069C" w15:done="0"/>
+  <w15:commentEx w15:paraId="722814D3" w15:done="0"/>
+  <w15:commentEx w15:paraId="6D9A6EE1" w15:done="0"/>
 </w15:commentsEx>
 </file>
 
 <file path=word/commentsExtensible.xml><?xml version="1.0" encoding="utf-8"?>
 <w16cex:commentsExtensible xmlns:wpc="http://schemas.microsoft.com/office/word/2010/wordprocessingCanvas" xmlns:cx="http://schemas.microsoft.com/office/drawing/2014/chartex" xmlns:cx1="http://schemas.microsoft.com/office/drawing/2015/9/8/chartex" xmlns:cx2="http://schemas.microsoft.com/office/drawing/2015/10/21/chartex" xmlns:cx3="http://schemas.microsoft.com/office/drawing/2016/5/9/chartex" xmlns:cx4="http://schemas.microsoft.com/office/drawing/2016/5/10/chartex" xmlns:cx5="http://schemas.microsoft.com/office/drawing/2016/5/11/chartex" xmlns:cx6="http://schemas.microsoft.com/office/drawing/2016/5/12/chartex" xmlns:cx7="http://schemas.microsoft.com/office/drawing/2016/5/13/chartex" xmlns:cx8="http://schemas.microsoft.com/office/drawing/2016/5/14/chartex" xmlns:cr="http://schemas.microsoft.com/office/comments/2020/reactions" xmlns:mc="http://schemas.openxmlformats.org/markup-compatibility/2006" xmlns:aink="http://schemas.microsoft.com/office/drawing/2016/ink" xmlns:am3d="http://schemas.microsoft.com/office/drawing/2017/model3d" xmlns:o="urn:schemas-microsoft-com:office:office" xmlns:oel="http://schemas.microsoft.com/office/2019/extlst" xmlns:r="http://schemas.openxmlformats.org/officeDocument/2006/relationships" xmlns:m="http://schemas.openxmlformats.org/officeDocument/2006/math" xmlns:v="urn:schemas-microsoft-com:vml" xmlns:wp14="http://schemas.microsoft.com/office/word/2010/wordprocessingDrawing" xmlns:wp="http://schemas.openxmlformats.org/drawingml/2006/wordprocessingDrawing" xmlns:w10="urn:schemas-microsoft-com:office:word" xmlns:w="http://schemas.openxmlformats.org/wordprocessingml/2006/main" xmlns:w14="http://schemas.microsoft.com/office/word/2010/wordml" xmlns:w15="http://schemas.microsoft.com/office/word/2012/wordml" xmlns:w16cex="http://schemas.microsoft.com/office/word/2018/wordml/cex" xmlns:w16cid="http://schemas.microsoft.com/office/word/2016/wordml/cid" xmlns:w16="http://schemas.microsoft.com/office/word/2018/wordml" xmlns:w16du="http://schemas.microsoft.com/office/word/2023/wordml/word16du" xmlns:w16sdtdh="http://schemas.microsoft.com/office/word/2020/wordml/sdtdatahash" xmlns:w16sdtfl="http://schemas.microsoft.com/office/word/2024/wordml/sdtformatlock" xmlns:w16se="http://schemas.microsoft.com/office/word/2015/wordml/symex" xmlns:wpg="http://schemas.microsoft.com/office/word/2010/wordprocessingGroup" xmlns:wpi="http://schemas.microsoft.com/office/word/2010/wordprocessingInk" xmlns:wne="http://schemas.microsoft.com/office/word/2006/wordml" xmlns:wps="http://schemas.microsoft.com/office/word/2010/wordprocessingShape" mc:Ignorable="w14 w15 w16se w16cid w16 w16cex w16sdtdh w16sdtfl cr w16du wp14">
-  <w16cex:commentExtensible w16cex:durableId="274B211A" w16cex:dateUtc="2026-03-31T17:18:00Z"/>
   <w16cex:commentExtensible w16cex:durableId="00F6496F" w16cex:dateUtc="2026-03-31T17:18:00Z"/>
-  <w16cex:commentExtensible w16cex:durableId="706CEB93" w16cex:dateUtc="2026-03-24T13:29:00Z"/>
+  <w16cex:commentExtensible w16cex:durableId="4AF9A8E3" w16cex:dateUtc="2026-04-01T14:17:00Z"/>
+  <w16cex:commentExtensible w16cex:durableId="5246D4EC" w16cex:dateUtc="2026-04-01T15:45:00Z"/>
+  <w16cex:commentExtensible w16cex:durableId="181327B7" w16cex:dateUtc="2026-04-01T14:59:00Z"/>
+  <w16cex:commentExtensible w16cex:durableId="70187797" w16cex:dateUtc="2026-04-07T02:04:00Z"/>
   <w16cex:commentExtensible w16cex:durableId="5441F447" w16cex:dateUtc="2026-03-24T14:01:00Z"/>
   <w16cex:commentExtensible w16cex:durableId="2129AE12" w16cex:dateUtc="2026-03-24T16:25:00Z"/>
+  <w16cex:commentExtensible w16cex:durableId="24163507" w16cex:dateUtc="2026-04-01T15:44:00Z"/>
+  <w16cex:commentExtensible w16cex:durableId="4643176E" w16cex:dateUtc="2026-04-01T16:08:00Z"/>
+  <w16cex:commentExtensible w16cex:durableId="03622969" w16cex:dateUtc="2026-04-07T02:07:00Z"/>
   <w16cex:commentExtensible w16cex:durableId="6D1D4A8C" w16cex:dateUtc="2026-03-24T14:02:00Z"/>
 </w16cex:commentsExtensible>
 </file>
 
 <file path=word/commentsIds.xml><?xml version="1.0" encoding="utf-8"?>
 <w16cid:commentsIds xmlns:wpc="http://schemas.microsoft.com/office/word/2010/wordprocessingCanvas" xmlns:cx="http://schemas.microsoft.com/office/drawing/2014/chartex" xmlns:cx1="http://schemas.microsoft.com/office/drawing/2015/9/8/chartex" xmlns:cx2="http://schemas.microsoft.com/office/drawing/2015/10/21/chartex" xmlns:cx3="http://schemas.microsoft.com/office/drawing/2016/5/9/chartex" xmlns:cx4="http://schemas.microsoft.com/office/drawing/2016/5/10/chartex" xmlns:cx5="http://schemas.microsoft.com/office/drawing/2016/5/11/chartex" xmlns:cx6="http://schemas.microsoft.com/office/drawing/2016/5/12/chartex" xmlns:cx7="http://schemas.microsoft.com/office/drawing/2016/5/13/chartex" xmlns:cx8="http://schemas.microsoft.com/office/drawing/2016/5/14/chartex" xmlns:mc="http://schemas.openxmlformats.org/markup-compatibility/2006" xmlns:aink="http://schemas.microsoft.com/office/drawing/2016/ink" xmlns:am3d="http://schemas.microsoft.com/office/drawing/2017/model3d" xmlns:o="urn:schemas-microsoft-com:office:office" xmlns:oel="http://schemas.microsoft.com/office/2019/extlst" xmlns:r="http://schemas.openxmlformats.org/officeDocument/2006/relationships" xmlns:m="http://schemas.openxmlformats.org/officeDocument/2006/math" xmlns:v="urn:schemas-microsoft-com:vml" xmlns:wp14="http://schemas.microsoft.com/office/word/2010/wordprocessingDrawing" xmlns:wp="http://schemas.openxmlformats.org/drawingml/2006/wordprocessingDrawing" xmlns:w10="urn:schemas-microsoft-com:office:word" xmlns:w="http://schemas.openxmlformats.org/wordprocessingml/2006/main" xmlns:w14="http://schemas.microsoft.com/office/word/2010/wordml" xmlns:w15="http://schemas.microsoft.com/office/word/2012/wordml" xmlns:w16cex="http://schemas.microsoft.com/office/word/2018/wordml/cex" xmlns:w16cid="http://schemas.microsoft.com/office/word/2016/wordml/cid" xmlns:w16="http://schemas.microsoft.com/office/word/2018/wordml" xmlns:w16du="http://schemas.microsoft.com/office/word/2023/wordml/word16du" xmlns:w16sdtdh="http://schemas.microsoft.com/office/word/2020/wordml/sdtdatahash" xmlns:w16sdtfl="http://schemas.microsoft.com/office/word/2024/wordml/sdtformatlock" xmlns:w16se="http://schemas.microsoft.com/office/word/2015/wordml/symex" xmlns:wpg="http://schemas.microsoft.com/office/word/2010/wordprocessingGroup" xmlns:wpi="http://schemas.microsoft.com/office/word/2010/wordprocessingInk" xmlns:wne="http://schemas.microsoft.com/office/word/2006/wordml" xmlns:wps="http://schemas.microsoft.com/office/word/2010/wordprocessingShape" mc:Ignorable="w14 w15 w16se w16cid w16 w16cex w16sdtdh w16sdtfl w16du wp14">
-  <w16cid:commentId w16cid:paraId="7293BA56" w16cid:durableId="274B211A"/>
-  <w16cid:commentId w16cid:paraId="2860681C" w16cid:durableId="00F6496F"/>
-  <w16cid:commentId w16cid:paraId="1930AA82" w16cid:durableId="706CEB93"/>
-  <w16cid:commentId w16cid:paraId="6C119D59" w16cid:durableId="5441F447"/>
-  <w16cid:commentId w16cid:paraId="7ACE5471" w16cid:durableId="2129AE12"/>
-  <w16cid:commentId w16cid:paraId="588A6FA8" w16cid:durableId="6D1D4A8C"/>
+  <w16cid:commentId w16cid:paraId="0DF033E9" w16cid:durableId="00F6496F"/>
+  <w16cid:commentId w16cid:paraId="53043B99" w16cid:durableId="4AF9A8E3"/>
+  <w16cid:commentId w16cid:paraId="646F4122" w16cid:durableId="5246D4EC"/>
+  <w16cid:commentId w16cid:paraId="1B22AC6A" w16cid:durableId="181327B7"/>
+  <w16cid:commentId w16cid:paraId="74980A83" w16cid:durableId="70187797"/>
+  <w16cid:commentId w16cid:paraId="1C3D2A0A" w16cid:durableId="5441F447"/>
+  <w16cid:commentId w16cid:paraId="718278B4" w16cid:durableId="2129AE12"/>
+  <w16cid:commentId w16cid:paraId="355D7EA3" w16cid:durableId="24163507"/>
+  <w16cid:commentId w16cid:paraId="5ED0069C" w16cid:durableId="4643176E"/>
+  <w16cid:commentId w16cid:paraId="722814D3" w16cid:durableId="03622969"/>
+  <w16cid:commentId w16cid:paraId="6D9A6EE1" w16cid:durableId="6D1D4A8C"/>
 </w16cid:commentsIds>
 </file>
 
@@ -5382,6 +4914,57 @@
       <w:iCs/>
     </w:rPr>
   </w:style>
+  <w:style w:type="paragraph" w:styleId="CommentText">
+    <w:name w:val="annotation text"/>
+    <w:basedOn w:val="Normal"/>
+    <w:link w:val="CommentTextChar"/>
+    <w:uiPriority w:val="99"/>
+    <w:semiHidden/>
+    <w:unhideWhenUsed/>
+    <w:rPr>
+      <w:sz w:val="20"/>
+      <w:szCs w:val="20"/>
+    </w:rPr>
+  </w:style>
+  <w:style w:type="character" w:customStyle="1" w:styleId="CommentTextChar">
+    <w:name w:val="Comment Text Char"/>
+    <w:basedOn w:val="DefaultParagraphFont"/>
+    <w:link w:val="CommentText"/>
+    <w:uiPriority w:val="99"/>
+    <w:semiHidden/>
+    <w:rPr>
+      <w:sz w:val="20"/>
+      <w:szCs w:val="20"/>
+    </w:rPr>
+  </w:style>
+  <w:style w:type="paragraph" w:styleId="CommentSubject">
+    <w:name w:val="annotation subject"/>
+    <w:basedOn w:val="CommentText"/>
+    <w:next w:val="CommentText"/>
+    <w:link w:val="CommentSubjectChar"/>
+    <w:uiPriority w:val="99"/>
+    <w:semiHidden/>
+    <w:unhideWhenUsed/>
+    <w:rsid w:val="00EE2E6B"/>
+    <w:rPr>
+      <w:b/>
+      <w:bCs/>
+    </w:rPr>
+  </w:style>
+  <w:style w:type="character" w:customStyle="1" w:styleId="CommentSubjectChar">
+    <w:name w:val="Comment Subject Char"/>
+    <w:basedOn w:val="CommentTextChar"/>
+    <w:link w:val="CommentSubject"/>
+    <w:uiPriority w:val="99"/>
+    <w:semiHidden/>
+    <w:rsid w:val="00EE2E6B"/>
+    <w:rPr>
+      <w:b/>
+      <w:bCs/>
+      <w:sz w:val="20"/>
+      <w:szCs w:val="20"/>
+    </w:rPr>
+  </w:style>
 </w:styles>
 </file>
 

--- a/Documents /AlexFisher.2026_Full_Research_Proposal AAV.docx
+++ b/Documents /AlexFisher.2026_Full_Research_Proposal AAV.docx
@@ -34,6 +34,7 @@
           <w:szCs w:val="22"/>
         </w:rPr>
       </w:pPr>
+      <w:proofErr w:type="gramStart"/>
       <w:r>
         <w:rPr>
           <w:rFonts w:eastAsia="Arial"/>
@@ -42,7 +43,18 @@
           <w:sz w:val="22"/>
           <w:szCs w:val="22"/>
         </w:rPr>
-        <w:t>Full  Grant Proposal</w:t>
+        <w:t>Full  Grant</w:t>
+      </w:r>
+      <w:proofErr w:type="gramEnd"/>
+      <w:r>
+        <w:rPr>
+          <w:rFonts w:eastAsia="Arial"/>
+          <w:b/>
+          <w:color w:val="000000"/>
+          <w:sz w:val="22"/>
+          <w:szCs w:val="22"/>
+        </w:rPr>
+        <w:t xml:space="preserve"> Proposal</w:t>
       </w:r>
       <w:r>
         <w:rPr>
@@ -231,6 +243,24 @@
         </w:rPr>
         <w:t xml:space="preserve">roject:  </w:t>
       </w:r>
+      <w:commentRangeStart w:id="0"/>
+      <w:ins w:id="1" w:author="Kelsey McCune" w:date="2026-04-08T10:36:00Z" w16du:dateUtc="2026-04-08T15:36:00Z">
+        <w:r>
+          <w:rPr>
+            <w:bCs/>
+            <w:sz w:val="22"/>
+            <w:szCs w:val="22"/>
+          </w:rPr>
+          <w:t>Testing the role of backyard activities on zoonotic disease in birds</w:t>
+        </w:r>
+        <w:commentRangeEnd w:id="0"/>
+        <w:r>
+          <w:rPr>
+            <w:rStyle w:val="CommentReference"/>
+          </w:rPr>
+          <w:commentReference w:id="0"/>
+        </w:r>
+      </w:ins>
     </w:p>
     <w:p>
       <w:pPr>
@@ -731,20 +761,238 @@
     </w:p>
     <w:p>
       <w:pPr>
-        <w:rPr>
-          <w:sz w:val="22"/>
-          <w:szCs w:val="22"/>
-        </w:rPr>
-      </w:pPr>
-      <w:r>
-        <w:rPr>
-          <w:sz w:val="22"/>
-          <w:szCs w:val="22"/>
-        </w:rPr>
-        <w:t xml:space="preserve">Urbanization and anthropogenic activities continue to change natural landscapes, creating new opportunities for wildlife, people, and domestic animals to interact with one another in proximity.  The human-wildlife interface can be defined as any given space where contact occurs between humans, domestic animals, and wildlife as well as their shared space, resources and diseases (Hassell et al. 2017). As interactions in these interfaces become more frequent, improving our understanding of how anthropogenic change continues to impact the ecological and health dynamics between wildlife and </w:t>
-      </w:r>
-      <w:commentRangeStart w:id="0"/>
-      <w:commentRangeStart w:id="1"/>
+        <w:ind w:firstLine="720"/>
+        <w:rPr>
+          <w:ins w:id="2" w:author="Kelsey McCune" w:date="2026-04-08T10:41:00Z" w16du:dateUtc="2026-04-08T15:41:00Z"/>
+          <w:sz w:val="22"/>
+          <w:szCs w:val="22"/>
+        </w:rPr>
+      </w:pPr>
+      <w:r>
+        <w:rPr>
+          <w:sz w:val="22"/>
+          <w:szCs w:val="22"/>
+        </w:rPr>
+        <w:t>Urbanization and anthropogenic activities continue to change natural landscapes, creating new opportunities for wildlife, people, and domestic animals to interact</w:t>
+      </w:r>
+      <w:del w:id="3" w:author="Kelsey McCune" w:date="2026-04-08T10:37:00Z" w16du:dateUtc="2026-04-08T15:37:00Z">
+        <w:r>
+          <w:rPr>
+            <w:sz w:val="22"/>
+            <w:szCs w:val="22"/>
+          </w:rPr>
+          <w:delText xml:space="preserve"> with one another in proximity</w:delText>
+        </w:r>
+      </w:del>
+      <w:r>
+        <w:rPr>
+          <w:sz w:val="22"/>
+          <w:szCs w:val="22"/>
+        </w:rPr>
+        <w:t xml:space="preserve">. </w:t>
+      </w:r>
+      <w:del w:id="4" w:author="Kelsey McCune" w:date="2026-04-08T10:43:00Z" w16du:dateUtc="2026-04-08T15:43:00Z">
+        <w:r>
+          <w:rPr>
+            <w:sz w:val="22"/>
+            <w:szCs w:val="22"/>
+          </w:rPr>
+          <w:delText xml:space="preserve"> </w:delText>
+        </w:r>
+      </w:del>
+      <w:r>
+        <w:rPr>
+          <w:sz w:val="22"/>
+          <w:szCs w:val="22"/>
+        </w:rPr>
+        <w:t>The human-wildlife interface can be defined as any given space where contact occurs between humans, domestic animals, and wildlife</w:t>
+      </w:r>
+      <w:ins w:id="5" w:author="Kelsey McCune" w:date="2026-04-08T10:50:00Z" w16du:dateUtc="2026-04-08T15:50:00Z">
+        <w:r>
+          <w:rPr>
+            <w:sz w:val="22"/>
+            <w:szCs w:val="22"/>
+          </w:rPr>
+          <w:t>,</w:t>
+        </w:r>
+      </w:ins>
+      <w:r>
+        <w:rPr>
+          <w:sz w:val="22"/>
+          <w:szCs w:val="22"/>
+        </w:rPr>
+        <w:t xml:space="preserve"> </w:t>
+      </w:r>
+      <w:del w:id="6" w:author="Kelsey McCune" w:date="2026-04-08T10:38:00Z" w16du:dateUtc="2026-04-08T15:38:00Z">
+        <w:r>
+          <w:rPr>
+            <w:sz w:val="22"/>
+            <w:szCs w:val="22"/>
+          </w:rPr>
+          <w:delText>as well as</w:delText>
+        </w:r>
+      </w:del>
+      <w:ins w:id="7" w:author="Kelsey McCune" w:date="2026-04-08T10:38:00Z" w16du:dateUtc="2026-04-08T15:38:00Z">
+        <w:r>
+          <w:rPr>
+            <w:sz w:val="22"/>
+            <w:szCs w:val="22"/>
+          </w:rPr>
+          <w:t>including</w:t>
+        </w:r>
+      </w:ins>
+      <w:r>
+        <w:rPr>
+          <w:sz w:val="22"/>
+          <w:szCs w:val="22"/>
+        </w:rPr>
+        <w:t xml:space="preserve"> their shared space</w:t>
+      </w:r>
+      <w:ins w:id="8" w:author="Kelsey McCune" w:date="2026-04-08T10:37:00Z" w16du:dateUtc="2026-04-08T15:37:00Z">
+        <w:r>
+          <w:rPr>
+            <w:sz w:val="22"/>
+            <w:szCs w:val="22"/>
+          </w:rPr>
+          <w:t xml:space="preserve"> and</w:t>
+        </w:r>
+      </w:ins>
+      <w:del w:id="9" w:author="Kelsey McCune" w:date="2026-04-08T10:37:00Z" w16du:dateUtc="2026-04-08T15:37:00Z">
+        <w:r>
+          <w:rPr>
+            <w:sz w:val="22"/>
+            <w:szCs w:val="22"/>
+          </w:rPr>
+          <w:delText>,</w:delText>
+        </w:r>
+      </w:del>
+      <w:r>
+        <w:rPr>
+          <w:sz w:val="22"/>
+          <w:szCs w:val="22"/>
+        </w:rPr>
+        <w:t xml:space="preserve"> resource</w:t>
+      </w:r>
+      <w:ins w:id="10" w:author="Kelsey McCune" w:date="2026-04-08T10:37:00Z" w16du:dateUtc="2026-04-08T15:37:00Z">
+        <w:r>
+          <w:rPr>
+            <w:sz w:val="22"/>
+            <w:szCs w:val="22"/>
+          </w:rPr>
+          <w:t xml:space="preserve"> use,</w:t>
+        </w:r>
+      </w:ins>
+      <w:del w:id="11" w:author="Kelsey McCune" w:date="2026-04-08T10:37:00Z" w16du:dateUtc="2026-04-08T15:37:00Z">
+        <w:r>
+          <w:rPr>
+            <w:sz w:val="22"/>
+            <w:szCs w:val="22"/>
+          </w:rPr>
+          <w:delText>s</w:delText>
+        </w:r>
+      </w:del>
+      <w:r>
+        <w:rPr>
+          <w:sz w:val="22"/>
+          <w:szCs w:val="22"/>
+        </w:rPr>
+        <w:t xml:space="preserve"> </w:t>
+      </w:r>
+      <w:ins w:id="12" w:author="Kelsey McCune" w:date="2026-04-08T10:37:00Z" w16du:dateUtc="2026-04-08T15:37:00Z">
+        <w:r>
+          <w:rPr>
+            <w:sz w:val="22"/>
+            <w:szCs w:val="22"/>
+          </w:rPr>
+          <w:t>or</w:t>
+        </w:r>
+      </w:ins>
+      <w:del w:id="13" w:author="Kelsey McCune" w:date="2026-04-08T10:37:00Z" w16du:dateUtc="2026-04-08T15:37:00Z">
+        <w:r>
+          <w:rPr>
+            <w:sz w:val="22"/>
+            <w:szCs w:val="22"/>
+          </w:rPr>
+          <w:delText>and</w:delText>
+        </w:r>
+      </w:del>
+      <w:r>
+        <w:rPr>
+          <w:sz w:val="22"/>
+          <w:szCs w:val="22"/>
+        </w:rPr>
+        <w:t xml:space="preserve"> diseases (Hassell et al. 2017). </w:t>
+      </w:r>
+      <w:moveToRangeStart w:id="14" w:author="Kelsey McCune" w:date="2026-04-08T10:40:00Z" w:name="move226537267"/>
+      <w:moveTo w:id="15" w:author="Kelsey McCune" w:date="2026-04-08T10:40:00Z" w16du:dateUtc="2026-04-08T15:40:00Z">
+        <w:r>
+          <w:rPr>
+            <w:sz w:val="22"/>
+            <w:szCs w:val="22"/>
+          </w:rPr>
+          <w:t xml:space="preserve">The prevalence and spread of zoonotic diseases, or diseases shared between wildlife and humans, represents one of the most significant effects of growing contact at the human-wildlife interface, with over 70% of current human diseases originating from wildlife (Jones et al. 2008). </w:t>
+        </w:r>
+      </w:moveTo>
+      <w:moveToRangeEnd w:id="14"/>
+      <w:ins w:id="16" w:author="Kelsey McCune" w:date="2026-04-08T10:41:00Z" w16du:dateUtc="2026-04-08T15:41:00Z">
+        <w:r>
+          <w:rPr>
+            <w:sz w:val="22"/>
+            <w:szCs w:val="22"/>
+          </w:rPr>
+          <w:t>Consequently, a</w:t>
+        </w:r>
+      </w:ins>
+      <w:del w:id="17" w:author="Kelsey McCune" w:date="2026-04-08T10:41:00Z" w16du:dateUtc="2026-04-08T15:41:00Z">
+        <w:r>
+          <w:rPr>
+            <w:sz w:val="22"/>
+            <w:szCs w:val="22"/>
+          </w:rPr>
+          <w:delText>A</w:delText>
+        </w:r>
+      </w:del>
+      <w:r>
+        <w:rPr>
+          <w:sz w:val="22"/>
+          <w:szCs w:val="22"/>
+        </w:rPr>
+        <w:t xml:space="preserve">s </w:t>
+      </w:r>
+      <w:ins w:id="18" w:author="Kelsey McCune" w:date="2026-04-08T10:41:00Z" w16du:dateUtc="2026-04-08T15:41:00Z">
+        <w:r>
+          <w:rPr>
+            <w:sz w:val="22"/>
+            <w:szCs w:val="22"/>
+          </w:rPr>
+          <w:t xml:space="preserve">human populations grow and </w:t>
+        </w:r>
+      </w:ins>
+      <w:r>
+        <w:rPr>
+          <w:sz w:val="22"/>
+          <w:szCs w:val="22"/>
+        </w:rPr>
+        <w:t xml:space="preserve">interactions in these interfaces become more frequent, improving our understanding of </w:t>
+      </w:r>
+      <w:del w:id="19" w:author="Kelsey McCune" w:date="2026-04-08T10:39:00Z" w16du:dateUtc="2026-04-08T15:39:00Z">
+        <w:r>
+          <w:rPr>
+            <w:sz w:val="22"/>
+            <w:szCs w:val="22"/>
+          </w:rPr>
+          <w:delText xml:space="preserve">how anthropogenic change continues to impact </w:delText>
+        </w:r>
+      </w:del>
+      <w:r>
+        <w:rPr>
+          <w:sz w:val="22"/>
+          <w:szCs w:val="22"/>
+        </w:rPr>
+        <w:t xml:space="preserve">the ecological and health dynamics between wildlife and </w:t>
+      </w:r>
+      <w:commentRangeStart w:id="20"/>
+      <w:commentRangeStart w:id="21"/>
       <w:r>
         <w:rPr>
           <w:sz w:val="22"/>
@@ -752,84 +1000,677 @@
         </w:rPr>
         <w:t>humans</w:t>
       </w:r>
-      <w:commentRangeEnd w:id="0"/>
+      <w:commentRangeEnd w:id="20"/>
       <w:r>
         <w:rPr>
           <w:rStyle w:val="CommentReference"/>
           <w:sz w:val="22"/>
           <w:szCs w:val="22"/>
         </w:rPr>
-        <w:commentReference w:id="0"/>
-      </w:r>
-      <w:commentRangeEnd w:id="1"/>
+        <w:commentReference w:id="20"/>
+      </w:r>
+      <w:commentRangeEnd w:id="21"/>
       <w:r>
         <w:rPr>
           <w:rStyle w:val="CommentReference"/>
           <w:sz w:val="22"/>
           <w:szCs w:val="22"/>
         </w:rPr>
-        <w:commentReference w:id="1"/>
-      </w:r>
-      <w:r>
-        <w:rPr>
-          <w:sz w:val="22"/>
-          <w:szCs w:val="22"/>
-        </w:rPr>
-        <w:t xml:space="preserve"> grows increasingly necessary. Birds are among the most well-studied and widespread taxa in the animal kingdom, filling critical roles in ecosystems worldwide through mechanisms such as insect control, pollination, seed dispersal and more. While many bird species have adapted to a capacity to survive and even depend on human-modified landscapes, the ecological impacts of these co-adaptations, and how long-term proximity to humans, domestic animals, and shared resources influences pathogen dynamics in wild bird communities remain poorly understood (Bradley and Altizer 2007). </w:t>
-      </w:r>
-    </w:p>
-    <w:p>
-      <w:pPr>
-        <w:rPr>
-          <w:sz w:val="22"/>
-          <w:szCs w:val="22"/>
-        </w:rPr>
-      </w:pPr>
-      <w:r>
-        <w:rPr>
-          <w:sz w:val="22"/>
-          <w:szCs w:val="22"/>
-        </w:rPr>
-        <w:t xml:space="preserve">Small-scale poultry keeping and supplemental bird feeding have grown substantially in popularity across the United States, occurring as backyard activities and encouraging participants to interact more with nature and wildlife. “Small-scale" or "backyard" poultry keeping refers to the practice of homeowners maintaining small flocks of chickens on or around their property for purposes such as egg and meat production, animal husbandry, or participation in sustainable food systems (Nicholson et al. 2020; Kyle and Sutherland 2016). The popularity of backyard poultry keeping is growing in urban and suburban areas in the United States (USDA, 2013), but the practice has been an important part of nutrition and economic stability for centuries in other regions (Alders &amp; Pym, 2009). Backyard bird feeding has similarly been a well-established home activity for decades, allowing homeowners opportunities to connect with nature and wildlife while supplementing the diets of wild birds. The scale of bird feeding in the United States is substantial, with federal surveys estimating that over 50 million Americans participate in feeding wild birds, and hundreds of millions of dollars spent on bird seed annually (USFWS 2022). </w:t>
-      </w:r>
-    </w:p>
-    <w:p>
-      <w:pPr>
-        <w:rPr>
-          <w:sz w:val="22"/>
-          <w:szCs w:val="22"/>
-        </w:rPr>
-      </w:pPr>
-      <w:r>
-        <w:rPr>
-          <w:sz w:val="22"/>
-          <w:szCs w:val="22"/>
-        </w:rPr>
-        <w:t xml:space="preserve">This often creates opportunities for novel contact between wild bird species, chicken flocks, domestic pets and humans as well and can allow for bidirectional transmission (spillover) of select pathogens carried by animals or contracted from the environment. The prevalence and spread of zoonotic diseases, or diseases shared between wildlife and humans, represents one of the most significant effects of growing contact at the human-wildlife interface, with over 70% of current human diseases originating from wildlife (Jones et al. </w:t>
-      </w:r>
-      <w:commentRangeStart w:id="2"/>
-      <w:r>
-        <w:rPr>
-          <w:sz w:val="22"/>
-          <w:szCs w:val="22"/>
-        </w:rPr>
-        <w:t>2008</w:t>
-      </w:r>
-      <w:commentRangeEnd w:id="2"/>
+        <w:commentReference w:id="21"/>
+      </w:r>
+      <w:r>
+        <w:rPr>
+          <w:sz w:val="22"/>
+          <w:szCs w:val="22"/>
+        </w:rPr>
+        <w:t xml:space="preserve"> </w:t>
+      </w:r>
+      <w:ins w:id="22" w:author="Kelsey McCune" w:date="2026-04-08T10:41:00Z" w16du:dateUtc="2026-04-08T15:41:00Z">
+        <w:r>
+          <w:rPr>
+            <w:sz w:val="22"/>
+            <w:szCs w:val="22"/>
+          </w:rPr>
+          <w:t>i</w:t>
+        </w:r>
+      </w:ins>
+      <w:del w:id="23" w:author="Kelsey McCune" w:date="2026-04-08T10:41:00Z" w16du:dateUtc="2026-04-08T15:41:00Z">
+        <w:r>
+          <w:rPr>
+            <w:sz w:val="22"/>
+            <w:szCs w:val="22"/>
+          </w:rPr>
+          <w:delText>grow</w:delText>
+        </w:r>
+      </w:del>
+      <w:r>
+        <w:rPr>
+          <w:sz w:val="22"/>
+          <w:szCs w:val="22"/>
+        </w:rPr>
+        <w:t xml:space="preserve">s increasingly necessary. </w:t>
+      </w:r>
+      <w:ins w:id="24" w:author="Kelsey McCune" w:date="2026-04-08T10:46:00Z" w16du:dateUtc="2026-04-08T15:46:00Z">
+        <w:r>
+          <w:rPr>
+            <w:sz w:val="22"/>
+            <w:szCs w:val="22"/>
+          </w:rPr>
+          <w:t>W</w:t>
+        </w:r>
+      </w:ins>
+      <w:ins w:id="25" w:author="Kelsey McCune" w:date="2026-04-08T10:44:00Z" w16du:dateUtc="2026-04-08T15:44:00Z">
+        <w:r>
+          <w:rPr>
+            <w:sz w:val="22"/>
+            <w:szCs w:val="22"/>
+          </w:rPr>
+          <w:t>e n</w:t>
+        </w:r>
+      </w:ins>
+      <w:ins w:id="26" w:author="Kelsey McCune" w:date="2026-04-08T10:45:00Z" w16du:dateUtc="2026-04-08T15:45:00Z">
+        <w:r>
+          <w:rPr>
+            <w:sz w:val="22"/>
+            <w:szCs w:val="22"/>
+          </w:rPr>
+          <w:t xml:space="preserve">ow recognize </w:t>
+        </w:r>
+      </w:ins>
+      <w:ins w:id="27" w:author="Kelsey McCune" w:date="2026-04-08T10:47:00Z" w16du:dateUtc="2026-04-08T15:47:00Z">
+        <w:r>
+          <w:rPr>
+            <w:sz w:val="22"/>
+            <w:szCs w:val="22"/>
+          </w:rPr>
+          <w:t>a</w:t>
+        </w:r>
+      </w:ins>
+      <w:ins w:id="28" w:author="Kelsey McCune" w:date="2026-04-08T10:43:00Z" w16du:dateUtc="2026-04-08T15:43:00Z">
+        <w:r>
+          <w:rPr>
+            <w:sz w:val="22"/>
+            <w:szCs w:val="22"/>
+          </w:rPr>
+          <w:t xml:space="preserve"> </w:t>
+        </w:r>
+      </w:ins>
+      <w:ins w:id="29" w:author="Kelsey McCune" w:date="2026-04-08T10:45:00Z" w16du:dateUtc="2026-04-08T15:45:00Z">
+        <w:r>
+          <w:rPr>
+            <w:sz w:val="22"/>
+            <w:szCs w:val="22"/>
+          </w:rPr>
+          <w:t>relationship</w:t>
+        </w:r>
+      </w:ins>
+      <w:ins w:id="30" w:author="Kelsey McCune" w:date="2026-04-08T10:43:00Z" w16du:dateUtc="2026-04-08T15:43:00Z">
+        <w:r>
+          <w:rPr>
+            <w:sz w:val="22"/>
+            <w:szCs w:val="22"/>
+          </w:rPr>
+          <w:t xml:space="preserve"> </w:t>
+        </w:r>
+      </w:ins>
+      <w:ins w:id="31" w:author="Kelsey McCune" w:date="2026-04-08T10:44:00Z" w16du:dateUtc="2026-04-08T15:44:00Z">
+        <w:r>
+          <w:rPr>
+            <w:sz w:val="22"/>
+            <w:szCs w:val="22"/>
+          </w:rPr>
+          <w:t>between</w:t>
+        </w:r>
+      </w:ins>
+      <w:ins w:id="32" w:author="Kelsey McCune" w:date="2026-04-08T10:45:00Z" w16du:dateUtc="2026-04-08T15:45:00Z">
+        <w:r>
+          <w:rPr>
+            <w:sz w:val="22"/>
+            <w:szCs w:val="22"/>
+          </w:rPr>
+          <w:t xml:space="preserve"> broad-scale</w:t>
+        </w:r>
+      </w:ins>
+      <w:ins w:id="33" w:author="Kelsey McCune" w:date="2026-04-08T10:44:00Z" w16du:dateUtc="2026-04-08T15:44:00Z">
+        <w:r>
+          <w:rPr>
+            <w:sz w:val="22"/>
+            <w:szCs w:val="22"/>
+          </w:rPr>
+          <w:t xml:space="preserve"> anthropogenic change</w:t>
+        </w:r>
+      </w:ins>
+      <w:ins w:id="34" w:author="Kelsey McCune" w:date="2026-04-08T10:48:00Z" w16du:dateUtc="2026-04-08T15:48:00Z">
+        <w:r>
+          <w:rPr>
+            <w:sz w:val="22"/>
+            <w:szCs w:val="22"/>
+          </w:rPr>
+          <w:t>s</w:t>
+        </w:r>
+      </w:ins>
+      <w:ins w:id="35" w:author="Kelsey McCune" w:date="2026-04-08T10:44:00Z" w16du:dateUtc="2026-04-08T15:44:00Z">
+        <w:r>
+          <w:rPr>
+            <w:sz w:val="22"/>
+            <w:szCs w:val="22"/>
+          </w:rPr>
+          <w:t xml:space="preserve"> and zoonotic disease </w:t>
+        </w:r>
+      </w:ins>
+      <w:ins w:id="36" w:author="Kelsey McCune" w:date="2026-04-08T10:45:00Z" w16du:dateUtc="2026-04-08T15:45:00Z">
+        <w:r>
+          <w:rPr>
+            <w:sz w:val="22"/>
+            <w:szCs w:val="22"/>
+          </w:rPr>
+          <w:t>(e.g.</w:t>
+        </w:r>
+      </w:ins>
+      <w:ins w:id="37" w:author="Kelsey McCune" w:date="2026-04-08T10:59:00Z" w16du:dateUtc="2026-04-08T15:59:00Z">
+        <w:r>
+          <w:rPr>
+            <w:sz w:val="22"/>
+            <w:szCs w:val="22"/>
+          </w:rPr>
+          <w:t xml:space="preserve"> climate change</w:t>
+        </w:r>
+      </w:ins>
+      <w:ins w:id="38" w:author="Kelsey McCune" w:date="2026-04-08T10:45:00Z" w16du:dateUtc="2026-04-08T15:45:00Z">
+        <w:r>
+          <w:rPr>
+            <w:sz w:val="22"/>
+            <w:szCs w:val="22"/>
+          </w:rPr>
+          <w:t xml:space="preserve">, </w:t>
+        </w:r>
+      </w:ins>
+      <w:commentRangeStart w:id="39"/>
+      <w:ins w:id="40" w:author="Kelsey McCune" w:date="2026-04-08T10:59:00Z" w16du:dateUtc="2026-04-08T15:59:00Z">
+        <w:r>
+          <w:rPr>
+            <w:sz w:val="22"/>
+            <w:szCs w:val="22"/>
+          </w:rPr>
+          <w:t>Hall et al., 2021</w:t>
+        </w:r>
+      </w:ins>
+      <w:commentRangeEnd w:id="39"/>
+      <w:ins w:id="41" w:author="Kelsey McCune" w:date="2026-04-08T11:14:00Z" w16du:dateUtc="2026-04-08T16:14:00Z">
+        <w:r>
+          <w:rPr>
+            <w:sz w:val="22"/>
+            <w:szCs w:val="22"/>
+          </w:rPr>
+          <w:t>; land use change, Murray &amp; Hernandez, 2021</w:t>
+        </w:r>
+      </w:ins>
+      <w:ins w:id="42" w:author="Kelsey McCune" w:date="2026-04-08T10:59:00Z" w16du:dateUtc="2026-04-08T15:59:00Z">
+        <w:r>
+          <w:rPr>
+            <w:rStyle w:val="CommentReference"/>
+          </w:rPr>
+          <w:commentReference w:id="39"/>
+        </w:r>
+      </w:ins>
+      <w:ins w:id="43" w:author="Kelsey McCune" w:date="2026-04-08T10:45:00Z" w16du:dateUtc="2026-04-08T15:45:00Z">
+        <w:r>
+          <w:rPr>
+            <w:sz w:val="22"/>
+            <w:szCs w:val="22"/>
+          </w:rPr>
+          <w:t>)</w:t>
+        </w:r>
+      </w:ins>
+      <w:ins w:id="44" w:author="Kelsey McCune" w:date="2026-04-08T10:46:00Z" w16du:dateUtc="2026-04-08T15:46:00Z">
+        <w:r>
+          <w:rPr>
+            <w:sz w:val="22"/>
+            <w:szCs w:val="22"/>
+          </w:rPr>
+          <w:t xml:space="preserve">. However, </w:t>
+        </w:r>
+      </w:ins>
+      <w:ins w:id="45" w:author="Kelsey McCune" w:date="2026-04-08T10:48:00Z" w16du:dateUtc="2026-04-08T15:48:00Z">
+        <w:r>
+          <w:rPr>
+            <w:sz w:val="22"/>
+            <w:szCs w:val="22"/>
+          </w:rPr>
+          <w:t>zoonotic disease outbreaks</w:t>
+        </w:r>
+      </w:ins>
+      <w:ins w:id="46" w:author="Kelsey McCune" w:date="2026-04-08T10:50:00Z" w16du:dateUtc="2026-04-08T15:50:00Z">
+        <w:r>
+          <w:rPr>
+            <w:sz w:val="22"/>
+            <w:szCs w:val="22"/>
+          </w:rPr>
+          <w:t xml:space="preserve"> in people and wildlife</w:t>
+        </w:r>
+      </w:ins>
+      <w:ins w:id="47" w:author="Kelsey McCune" w:date="2026-04-08T10:48:00Z" w16du:dateUtc="2026-04-08T15:48:00Z">
+        <w:r>
+          <w:rPr>
+            <w:sz w:val="22"/>
+            <w:szCs w:val="22"/>
+          </w:rPr>
+          <w:t xml:space="preserve"> start with </w:t>
+        </w:r>
+      </w:ins>
+      <w:ins w:id="48" w:author="Kelsey McCune" w:date="2026-04-08T10:46:00Z" w16du:dateUtc="2026-04-08T15:46:00Z">
+        <w:r>
+          <w:rPr>
+            <w:sz w:val="22"/>
+            <w:szCs w:val="22"/>
+          </w:rPr>
+          <w:t xml:space="preserve">spillover events </w:t>
+        </w:r>
+        <w:proofErr w:type="spellStart"/>
+        <w:r>
+          <w:rPr>
+            <w:sz w:val="22"/>
+            <w:szCs w:val="22"/>
+          </w:rPr>
+          <w:t>occur</w:t>
+        </w:r>
+      </w:ins>
+      <w:ins w:id="49" w:author="Kelsey McCune" w:date="2026-04-08T10:48:00Z" w16du:dateUtc="2026-04-08T15:48:00Z">
+        <w:r>
+          <w:rPr>
+            <w:sz w:val="22"/>
+            <w:szCs w:val="22"/>
+          </w:rPr>
+          <w:t>ing</w:t>
+        </w:r>
+      </w:ins>
+      <w:proofErr w:type="spellEnd"/>
+      <w:ins w:id="50" w:author="Kelsey McCune" w:date="2026-04-08T10:46:00Z" w16du:dateUtc="2026-04-08T15:46:00Z">
+        <w:r>
+          <w:rPr>
+            <w:sz w:val="22"/>
+            <w:szCs w:val="22"/>
+          </w:rPr>
+          <w:t xml:space="preserve"> at a local </w:t>
+        </w:r>
+      </w:ins>
+      <w:ins w:id="51" w:author="Kelsey McCune" w:date="2026-04-08T10:48:00Z" w16du:dateUtc="2026-04-08T15:48:00Z">
+        <w:r>
+          <w:rPr>
+            <w:sz w:val="22"/>
+            <w:szCs w:val="22"/>
+          </w:rPr>
+          <w:t>scale</w:t>
+        </w:r>
+      </w:ins>
+      <w:ins w:id="52" w:author="Kelsey McCune" w:date="2026-04-08T10:50:00Z" w16du:dateUtc="2026-04-08T15:50:00Z">
+        <w:r>
+          <w:rPr>
+            <w:sz w:val="22"/>
+            <w:szCs w:val="22"/>
+          </w:rPr>
+          <w:t>, but</w:t>
+        </w:r>
+      </w:ins>
+      <w:ins w:id="53" w:author="Kelsey McCune" w:date="2026-04-08T10:45:00Z" w16du:dateUtc="2026-04-08T15:45:00Z">
+        <w:r>
+          <w:rPr>
+            <w:sz w:val="22"/>
+            <w:szCs w:val="22"/>
+          </w:rPr>
+          <w:t xml:space="preserve"> the risk related to human activities at </w:t>
+        </w:r>
+      </w:ins>
+      <w:ins w:id="54" w:author="Kelsey McCune" w:date="2026-04-08T10:46:00Z" w16du:dateUtc="2026-04-08T15:46:00Z">
+        <w:r>
+          <w:rPr>
+            <w:sz w:val="22"/>
+            <w:szCs w:val="22"/>
+          </w:rPr>
+          <w:t>th</w:t>
+        </w:r>
+      </w:ins>
+      <w:ins w:id="55" w:author="Kelsey McCune" w:date="2026-04-08T10:51:00Z" w16du:dateUtc="2026-04-08T15:51:00Z">
+        <w:r>
+          <w:rPr>
+            <w:sz w:val="22"/>
+            <w:szCs w:val="22"/>
+          </w:rPr>
+          <w:t>is</w:t>
+        </w:r>
+      </w:ins>
+      <w:ins w:id="56" w:author="Kelsey McCune" w:date="2026-04-08T10:46:00Z" w16du:dateUtc="2026-04-08T15:46:00Z">
+        <w:r>
+          <w:rPr>
+            <w:sz w:val="22"/>
+            <w:szCs w:val="22"/>
+          </w:rPr>
+          <w:t xml:space="preserve"> scale is unknown.</w:t>
+        </w:r>
+      </w:ins>
+    </w:p>
+    <w:p>
+      <w:pPr>
+        <w:ind w:firstLine="720"/>
+        <w:rPr>
+          <w:sz w:val="22"/>
+          <w:szCs w:val="22"/>
+        </w:rPr>
+        <w:pPrChange w:id="57" w:author="Kelsey McCune" w:date="2026-04-08T10:37:00Z" w16du:dateUtc="2026-04-08T15:37:00Z">
+          <w:pPr/>
+        </w:pPrChange>
+      </w:pPr>
+      <w:r>
+        <w:rPr>
+          <w:sz w:val="22"/>
+          <w:szCs w:val="22"/>
+        </w:rPr>
+        <w:t>Birds are among the most well-studied and widespread taxa in the animal kingdom, filling critical roles in ecosystems worldwide through mechanisms such as insect control, pollination, seed dispersal and more</w:t>
+      </w:r>
+      <w:ins w:id="58" w:author="Kelsey McCune" w:date="2026-04-08T11:05:00Z" w16du:dateUtc="2026-04-08T16:05:00Z">
+        <w:r>
+          <w:rPr>
+            <w:sz w:val="22"/>
+            <w:szCs w:val="22"/>
+          </w:rPr>
+          <w:t xml:space="preserve"> (</w:t>
+        </w:r>
+        <w:proofErr w:type="spellStart"/>
+        <w:r>
+          <w:rPr>
+            <w:sz w:val="22"/>
+            <w:szCs w:val="22"/>
+          </w:rPr>
+          <w:t>Sekercioglu</w:t>
+        </w:r>
+        <w:proofErr w:type="spellEnd"/>
+        <w:r>
+          <w:rPr>
+            <w:sz w:val="22"/>
+            <w:szCs w:val="22"/>
+          </w:rPr>
+          <w:t>, 2006)</w:t>
+        </w:r>
+      </w:ins>
+      <w:r>
+        <w:rPr>
+          <w:sz w:val="22"/>
+          <w:szCs w:val="22"/>
+        </w:rPr>
+        <w:t>.</w:t>
+      </w:r>
+      <w:commentRangeStart w:id="59"/>
+      <w:r>
+        <w:rPr>
+          <w:sz w:val="22"/>
+          <w:szCs w:val="22"/>
+        </w:rPr>
+        <w:t xml:space="preserve"> </w:t>
+      </w:r>
+      <w:commentRangeEnd w:id="59"/>
       <w:r>
         <w:rPr>
           <w:rStyle w:val="CommentReference"/>
-          <w:sz w:val="22"/>
-          <w:szCs w:val="22"/>
-        </w:rPr>
-        <w:commentReference w:id="2"/>
-      </w:r>
-      <w:r>
-        <w:rPr>
-          <w:sz w:val="22"/>
-          <w:szCs w:val="22"/>
-        </w:rPr>
-        <w:t xml:space="preserve">). Bird feeders aggregate wild birds at irregular densities, increasing both direct contact rates between individuals and fecal-oral transmission of bacterial pathogens among individuals and </w:t>
+        </w:rPr>
+        <w:commentReference w:id="59"/>
+      </w:r>
+      <w:r>
+        <w:rPr>
+          <w:sz w:val="22"/>
+          <w:szCs w:val="22"/>
+        </w:rPr>
+        <w:t xml:space="preserve">While many </w:t>
+      </w:r>
+      <w:proofErr w:type="gramStart"/>
+      <w:r>
+        <w:rPr>
+          <w:sz w:val="22"/>
+          <w:szCs w:val="22"/>
+        </w:rPr>
+        <w:t>bird</w:t>
+      </w:r>
+      <w:proofErr w:type="gramEnd"/>
+      <w:r>
+        <w:rPr>
+          <w:sz w:val="22"/>
+          <w:szCs w:val="22"/>
+        </w:rPr>
+        <w:t xml:space="preserve"> species have adapted to </w:t>
+      </w:r>
+      <w:del w:id="60" w:author="Kelsey McCune" w:date="2026-04-08T10:52:00Z" w16du:dateUtc="2026-04-08T15:52:00Z">
+        <w:r>
+          <w:rPr>
+            <w:sz w:val="22"/>
+            <w:szCs w:val="22"/>
+          </w:rPr>
+          <w:delText xml:space="preserve">a capacity to </w:delText>
+        </w:r>
+      </w:del>
+      <w:r>
+        <w:rPr>
+          <w:sz w:val="22"/>
+          <w:szCs w:val="22"/>
+        </w:rPr>
+        <w:t>survive and even depend on human-modified landscapes, the ecological impacts of these co-adaptations, and how long-term proximity to humans, domestic animals, and shared resources influence</w:t>
+      </w:r>
+      <w:del w:id="61" w:author="Kelsey McCune" w:date="2026-04-08T11:19:00Z" w16du:dateUtc="2026-04-08T16:19:00Z">
+        <w:r>
+          <w:rPr>
+            <w:sz w:val="22"/>
+            <w:szCs w:val="22"/>
+          </w:rPr>
+          <w:delText>s</w:delText>
+        </w:r>
+      </w:del>
+      <w:r>
+        <w:rPr>
+          <w:sz w:val="22"/>
+          <w:szCs w:val="22"/>
+        </w:rPr>
+        <w:t xml:space="preserve"> pathogen dynamics in wild bird communities remain poorly understood (Bradley and Altizer 2007). </w:t>
+      </w:r>
+    </w:p>
+    <w:p>
+      <w:pPr>
+        <w:ind w:firstLine="720"/>
+        <w:rPr>
+          <w:sz w:val="22"/>
+          <w:szCs w:val="22"/>
+        </w:rPr>
+        <w:pPrChange w:id="62" w:author="Kelsey McCune" w:date="2026-04-08T10:37:00Z" w16du:dateUtc="2026-04-08T15:37:00Z">
+          <w:pPr/>
+        </w:pPrChange>
+      </w:pPr>
+      <w:ins w:id="63" w:author="Kelsey McCune" w:date="2026-04-08T11:21:00Z" w16du:dateUtc="2026-04-08T16:21:00Z">
+        <w:r>
+          <w:rPr>
+            <w:sz w:val="22"/>
+            <w:szCs w:val="22"/>
+          </w:rPr>
+          <w:t xml:space="preserve">Wild and domestic birds also play an important role in human culture and recreation. </w:t>
+        </w:r>
+      </w:ins>
+      <w:r>
+        <w:rPr>
+          <w:sz w:val="22"/>
+          <w:szCs w:val="22"/>
+        </w:rPr>
+        <w:t xml:space="preserve">Small-scale poultry keeping and supplemental bird feeding have grown substantially in popularity across the United States, occurring as backyard activities and encouraging participants to interact more with nature and wildlife. </w:t>
+      </w:r>
+      <w:del w:id="64" w:author="Kelsey McCune" w:date="2026-04-08T11:22:00Z" w16du:dateUtc="2026-04-08T16:22:00Z">
+        <w:r>
+          <w:rPr>
+            <w:sz w:val="22"/>
+            <w:szCs w:val="22"/>
+          </w:rPr>
+          <w:delText xml:space="preserve">“Small-scale" or "backyard" poultry keeping refers to the practice of homeowners maintaining small flocks of chickens on or around their property for purposes such as egg and meat production, animal husbandry, or participation in sustainable food systems (Nicholson et al. 2020; Kyle and Sutherland 2016). </w:delText>
+        </w:r>
+      </w:del>
+      <w:r>
+        <w:rPr>
+          <w:sz w:val="22"/>
+          <w:szCs w:val="22"/>
+        </w:rPr>
+        <w:t xml:space="preserve">The popularity of backyard poultry keeping is growing in urban and suburban areas in the United States (USDA, 2013), but the practice has been an important part of nutrition and economic stability for centuries in other regions (Alders &amp; Pym, 2009). Backyard bird feeding has similarly been a well-established home activity for decades, allowing homeowners opportunities to connect with nature and wildlife while supplementing the diets of wild birds. The scale of bird feeding in the United States is substantial, with federal surveys estimating that over 50 million Americans participate in feeding wild birds, and hundreds of millions of dollars spent on bird seed annually (USFWS 2022). </w:t>
+      </w:r>
+    </w:p>
+    <w:p>
+      <w:pPr>
+        <w:ind w:firstLine="720"/>
+        <w:rPr>
+          <w:sz w:val="22"/>
+          <w:szCs w:val="22"/>
+        </w:rPr>
+        <w:pPrChange w:id="65" w:author="Kelsey McCune" w:date="2026-04-08T10:37:00Z" w16du:dateUtc="2026-04-08T15:37:00Z">
+          <w:pPr/>
+        </w:pPrChange>
+      </w:pPr>
+      <w:r>
+        <w:rPr>
+          <w:sz w:val="22"/>
+          <w:szCs w:val="22"/>
+        </w:rPr>
+        <w:t>Th</w:t>
+      </w:r>
+      <w:ins w:id="66" w:author="Kelsey McCune" w:date="2026-04-08T11:23:00Z" w16du:dateUtc="2026-04-08T16:23:00Z">
+        <w:r>
+          <w:rPr>
+            <w:sz w:val="22"/>
+            <w:szCs w:val="22"/>
+          </w:rPr>
+          <w:t>ese activities</w:t>
+        </w:r>
+      </w:ins>
+      <w:del w:id="67" w:author="Kelsey McCune" w:date="2026-04-08T11:23:00Z" w16du:dateUtc="2026-04-08T16:23:00Z">
+        <w:r>
+          <w:rPr>
+            <w:sz w:val="22"/>
+            <w:szCs w:val="22"/>
+          </w:rPr>
+          <w:delText>is</w:delText>
+        </w:r>
+      </w:del>
+      <w:r>
+        <w:rPr>
+          <w:sz w:val="22"/>
+          <w:szCs w:val="22"/>
+        </w:rPr>
+        <w:t xml:space="preserve"> </w:t>
+      </w:r>
+      <w:del w:id="68" w:author="Kelsey McCune" w:date="2026-04-08T11:23:00Z" w16du:dateUtc="2026-04-08T16:23:00Z">
+        <w:r>
+          <w:rPr>
+            <w:sz w:val="22"/>
+            <w:szCs w:val="22"/>
+          </w:rPr>
+          <w:delText xml:space="preserve">often </w:delText>
+        </w:r>
+      </w:del>
+      <w:r>
+        <w:rPr>
+          <w:sz w:val="22"/>
+          <w:szCs w:val="22"/>
+        </w:rPr>
+        <w:t>create</w:t>
+      </w:r>
+      <w:del w:id="69" w:author="Kelsey McCune" w:date="2026-04-08T11:23:00Z" w16du:dateUtc="2026-04-08T16:23:00Z">
+        <w:r>
+          <w:rPr>
+            <w:sz w:val="22"/>
+            <w:szCs w:val="22"/>
+          </w:rPr>
+          <w:delText>s</w:delText>
+        </w:r>
+      </w:del>
+      <w:r>
+        <w:rPr>
+          <w:sz w:val="22"/>
+          <w:szCs w:val="22"/>
+        </w:rPr>
+        <w:t xml:space="preserve"> opportunities for novel contact between wild bird species, chicken flocks, domestic pets and humans </w:t>
+      </w:r>
+      <w:del w:id="70" w:author="Kelsey McCune" w:date="2026-04-08T11:23:00Z" w16du:dateUtc="2026-04-08T16:23:00Z">
+        <w:r>
+          <w:rPr>
+            <w:sz w:val="22"/>
+            <w:szCs w:val="22"/>
+          </w:rPr>
+          <w:delText>as well and</w:delText>
+        </w:r>
+      </w:del>
+      <w:ins w:id="71" w:author="Kelsey McCune" w:date="2026-04-08T11:23:00Z" w16du:dateUtc="2026-04-08T16:23:00Z">
+        <w:r>
+          <w:rPr>
+            <w:sz w:val="22"/>
+            <w:szCs w:val="22"/>
+          </w:rPr>
+          <w:t>that</w:t>
+        </w:r>
+      </w:ins>
+      <w:r>
+        <w:rPr>
+          <w:sz w:val="22"/>
+          <w:szCs w:val="22"/>
+        </w:rPr>
+        <w:t xml:space="preserve"> can allow for bidirectional transmission (spillover) of select pathogens</w:t>
+      </w:r>
+      <w:del w:id="72" w:author="Kelsey McCune" w:date="2026-04-08T11:24:00Z" w16du:dateUtc="2026-04-08T16:24:00Z">
+        <w:r>
+          <w:rPr>
+            <w:sz w:val="22"/>
+            <w:szCs w:val="22"/>
+          </w:rPr>
+          <w:delText xml:space="preserve"> carried by animals or contracted from the environment</w:delText>
+        </w:r>
+      </w:del>
+      <w:r>
+        <w:rPr>
+          <w:sz w:val="22"/>
+          <w:szCs w:val="22"/>
+        </w:rPr>
+        <w:t xml:space="preserve">. </w:t>
+      </w:r>
+      <w:moveFromRangeStart w:id="73" w:author="Kelsey McCune" w:date="2026-04-08T10:40:00Z" w:name="move226537267"/>
+      <w:moveFrom w:id="74" w:author="Kelsey McCune" w:date="2026-04-08T10:40:00Z" w16du:dateUtc="2026-04-08T15:40:00Z">
+        <w:r>
+          <w:rPr>
+            <w:sz w:val="22"/>
+            <w:szCs w:val="22"/>
+          </w:rPr>
+          <w:t xml:space="preserve">The prevalence and spread of zoonotic diseases, or diseases shared between wildlife and humans, represents one of the most significant effects of growing contact at the human-wildlife interface, with over 70% of current human diseases originating from wildlife (Jones et al. </w:t>
+        </w:r>
+        <w:commentRangeStart w:id="75"/>
+        <w:r>
+          <w:rPr>
+            <w:sz w:val="22"/>
+            <w:szCs w:val="22"/>
+          </w:rPr>
+          <w:t>2008</w:t>
+        </w:r>
+        <w:commentRangeEnd w:id="75"/>
+        <w:r>
+          <w:rPr>
+            <w:rStyle w:val="CommentReference"/>
+            <w:sz w:val="22"/>
+            <w:szCs w:val="22"/>
+          </w:rPr>
+          <w:commentReference w:id="75"/>
+        </w:r>
+        <w:r>
+          <w:rPr>
+            <w:sz w:val="22"/>
+            <w:szCs w:val="22"/>
+          </w:rPr>
+          <w:t xml:space="preserve">). </w:t>
+        </w:r>
+      </w:moveFrom>
+      <w:moveFromRangeEnd w:id="73"/>
+      <w:r>
+        <w:rPr>
+          <w:sz w:val="22"/>
+          <w:szCs w:val="22"/>
+        </w:rPr>
+        <w:t xml:space="preserve">Bird feeders aggregate wild birds </w:t>
       </w:r>
       <w:r>
         <w:rPr>
@@ -837,16 +1678,92 @@
           <w:szCs w:val="22"/>
         </w:rPr>
         <w:lastRenderedPageBreak/>
-        <w:t xml:space="preserve">species (Becker and Hall 2014; Becker et al. 2015). </w:t>
-      </w:r>
-      <w:commentRangeStart w:id="3"/>
-      <w:commentRangeStart w:id="4"/>
-      <w:r>
-        <w:rPr>
-          <w:sz w:val="22"/>
-          <w:szCs w:val="22"/>
-        </w:rPr>
-        <w:t xml:space="preserve">Backyard poultry can further compound this risk, as chickens are known reservoirs for </w:t>
+        <w:t xml:space="preserve">at </w:t>
+      </w:r>
+      <w:del w:id="76" w:author="Kelsey McCune" w:date="2026-04-08T11:24:00Z" w16du:dateUtc="2026-04-08T16:24:00Z">
+        <w:r>
+          <w:rPr>
+            <w:sz w:val="22"/>
+            <w:szCs w:val="22"/>
+          </w:rPr>
+          <w:delText xml:space="preserve">irregular </w:delText>
+        </w:r>
+      </w:del>
+      <w:ins w:id="77" w:author="Kelsey McCune" w:date="2026-04-08T11:24:00Z" w16du:dateUtc="2026-04-08T16:24:00Z">
+        <w:r>
+          <w:rPr>
+            <w:sz w:val="22"/>
+            <w:szCs w:val="22"/>
+          </w:rPr>
+          <w:t>artificially high</w:t>
+        </w:r>
+        <w:r>
+          <w:rPr>
+            <w:sz w:val="22"/>
+            <w:szCs w:val="22"/>
+          </w:rPr>
+          <w:t xml:space="preserve"> </w:t>
+        </w:r>
+      </w:ins>
+      <w:r>
+        <w:rPr>
+          <w:sz w:val="22"/>
+          <w:szCs w:val="22"/>
+        </w:rPr>
+        <w:t xml:space="preserve">densities, increasing both direct contact rates between individuals and fecal-oral transmission of bacterial pathogens among individuals and species (Becker and Hall 2014; Becker et al. 2015). </w:t>
+      </w:r>
+      <w:commentRangeStart w:id="78"/>
+      <w:commentRangeStart w:id="79"/>
+      <w:commentRangeStart w:id="80"/>
+      <w:r>
+        <w:rPr>
+          <w:sz w:val="22"/>
+          <w:szCs w:val="22"/>
+        </w:rPr>
+        <w:t>Backyard poultry can further compound this risk, as chickens are known reservoirs for</w:t>
+      </w:r>
+      <w:ins w:id="81" w:author="Kelsey McCune" w:date="2026-04-08T11:24:00Z" w16du:dateUtc="2026-04-08T16:24:00Z">
+        <w:r>
+          <w:rPr>
+            <w:sz w:val="22"/>
+            <w:szCs w:val="22"/>
+          </w:rPr>
+          <w:t xml:space="preserve"> </w:t>
+        </w:r>
+      </w:ins>
+      <w:ins w:id="82" w:author="Kelsey McCune" w:date="2026-04-08T11:26:00Z" w16du:dateUtc="2026-04-08T16:26:00Z">
+        <w:r>
+          <w:rPr>
+            <w:sz w:val="22"/>
+            <w:szCs w:val="22"/>
+          </w:rPr>
+          <w:t>zoono</w:t>
+        </w:r>
+      </w:ins>
+      <w:ins w:id="83" w:author="Kelsey McCune" w:date="2026-04-08T11:27:00Z" w16du:dateUtc="2026-04-08T16:27:00Z">
+        <w:r>
+          <w:rPr>
+            <w:sz w:val="22"/>
+            <w:szCs w:val="22"/>
+          </w:rPr>
+          <w:t xml:space="preserve">tic </w:t>
+        </w:r>
+      </w:ins>
+      <w:ins w:id="84" w:author="Kelsey McCune" w:date="2026-04-08T11:24:00Z" w16du:dateUtc="2026-04-08T16:24:00Z">
+        <w:r>
+          <w:rPr>
+            <w:sz w:val="22"/>
+            <w:szCs w:val="22"/>
+          </w:rPr>
+          <w:t>bacteria like</w:t>
+        </w:r>
+      </w:ins>
+      <w:r>
+        <w:rPr>
+          <w:sz w:val="22"/>
+          <w:szCs w:val="22"/>
+        </w:rPr>
+        <w:t xml:space="preserve"> </w:t>
       </w:r>
       <w:r>
         <w:rPr>
@@ -856,31 +1773,41 @@
           <w:szCs w:val="22"/>
           <w:highlight w:val="yellow"/>
         </w:rPr>
-        <w:t>S. ente</w:t>
-      </w:r>
+        <w:t>S</w:t>
+      </w:r>
+      <w:ins w:id="85" w:author="Kelsey McCune" w:date="2026-04-08T11:25:00Z" w16du:dateUtc="2026-04-08T16:25:00Z">
+        <w:r>
+          <w:rPr>
+            <w:i/>
+            <w:iCs/>
+            <w:sz w:val="22"/>
+            <w:szCs w:val="22"/>
+            <w:highlight w:val="yellow"/>
+          </w:rPr>
+          <w:t>almonella</w:t>
+        </w:r>
+      </w:ins>
+      <w:del w:id="86" w:author="Kelsey McCune" w:date="2026-04-08T11:25:00Z" w16du:dateUtc="2026-04-08T16:25:00Z">
+        <w:r>
+          <w:rPr>
+            <w:i/>
+            <w:iCs/>
+            <w:sz w:val="22"/>
+            <w:szCs w:val="22"/>
+            <w:highlight w:val="yellow"/>
+          </w:rPr>
+          <w:delText>.</w:delText>
+        </w:r>
+      </w:del>
       <w:r>
         <w:rPr>
           <w:i/>
           <w:iCs/>
           <w:sz w:val="22"/>
           <w:szCs w:val="22"/>
-        </w:rPr>
-        <w:t>rica</w:t>
-      </w:r>
-      <w:r>
-        <w:rPr>
-          <w:sz w:val="22"/>
-          <w:szCs w:val="22"/>
-        </w:rPr>
-        <w:t xml:space="preserve"> </w:t>
-      </w:r>
-      <w:r>
-        <w:rPr>
-          <w:sz w:val="22"/>
-          <w:szCs w:val="22"/>
           <w:highlight w:val="yellow"/>
         </w:rPr>
-        <w:t xml:space="preserve">and </w:t>
+        <w:t xml:space="preserve"> ente</w:t>
       </w:r>
       <w:r>
         <w:rPr>
@@ -888,71 +1815,397 @@
           <w:iCs/>
           <w:sz w:val="22"/>
           <w:szCs w:val="22"/>
-          <w:highlight w:val="yellow"/>
-        </w:rPr>
-        <w:t>E. coli</w:t>
-      </w:r>
-      <w:r>
-        <w:rPr>
-          <w:sz w:val="22"/>
-          <w:szCs w:val="22"/>
-        </w:rPr>
-        <w:t>, and can amplify pathogen persistence in the environment</w:t>
-      </w:r>
-      <w:commentRangeEnd w:id="3"/>
+        </w:rPr>
+        <w:t>rica</w:t>
+      </w:r>
+      <w:r>
+        <w:rPr>
+          <w:sz w:val="22"/>
+          <w:szCs w:val="22"/>
+        </w:rPr>
+        <w:t xml:space="preserve"> </w:t>
+      </w:r>
+      <w:del w:id="87" w:author="Kelsey McCune" w:date="2026-04-08T11:24:00Z" w16du:dateUtc="2026-04-08T16:24:00Z">
+        <w:r>
+          <w:rPr>
+            <w:sz w:val="22"/>
+            <w:szCs w:val="22"/>
+            <w:highlight w:val="yellow"/>
+          </w:rPr>
+          <w:delText xml:space="preserve">and </w:delText>
+        </w:r>
+        <w:r>
+          <w:rPr>
+            <w:i/>
+            <w:iCs/>
+            <w:sz w:val="22"/>
+            <w:szCs w:val="22"/>
+            <w:highlight w:val="yellow"/>
+          </w:rPr>
+          <w:delText>E. coli</w:delText>
+        </w:r>
+        <w:r>
+          <w:rPr>
+            <w:sz w:val="22"/>
+            <w:szCs w:val="22"/>
+          </w:rPr>
+          <w:delText xml:space="preserve">, </w:delText>
+        </w:r>
+      </w:del>
+      <w:r>
+        <w:rPr>
+          <w:sz w:val="22"/>
+          <w:szCs w:val="22"/>
+        </w:rPr>
+        <w:t>and can amplify pathogen persistence in the environment</w:t>
+      </w:r>
+      <w:commentRangeEnd w:id="78"/>
       <w:r>
         <w:rPr>
           <w:rStyle w:val="CommentReference"/>
           <w:sz w:val="22"/>
           <w:szCs w:val="22"/>
         </w:rPr>
-        <w:commentReference w:id="3"/>
-      </w:r>
-      <w:commentRangeEnd w:id="4"/>
+        <w:commentReference w:id="78"/>
+      </w:r>
+      <w:commentRangeEnd w:id="79"/>
       <w:r>
         <w:rPr>
           <w:rStyle w:val="CommentReference"/>
           <w:sz w:val="22"/>
           <w:szCs w:val="22"/>
         </w:rPr>
-        <w:commentReference w:id="4"/>
-      </w:r>
-      <w:r>
-        <w:rPr>
-          <w:sz w:val="22"/>
-          <w:szCs w:val="22"/>
-        </w:rPr>
-        <w:t xml:space="preserve">, </w:t>
-      </w:r>
-      <w:r>
-        <w:rPr>
-          <w:sz w:val="22"/>
-          <w:szCs w:val="22"/>
-        </w:rPr>
-        <w:t>allow</w:t>
-      </w:r>
-      <w:r>
-        <w:rPr>
-          <w:sz w:val="22"/>
-          <w:szCs w:val="22"/>
-        </w:rPr>
-        <w:t>ing</w:t>
-      </w:r>
-      <w:r>
-        <w:rPr>
-          <w:sz w:val="22"/>
-          <w:szCs w:val="22"/>
-        </w:rPr>
-        <w:t xml:space="preserve"> for possible spillover to wild birds, humans, and other domestic animals (Larsen et al. 2022). Salmonellosis is responsible for hundreds of documented wild bird mortality events (Hall and Saito 2008) and has been linked to human illness through contact with contaminated feeders and wild songbirds (Patel et al. 2021), as well as backyard poultry (CDC, 2025). The combined proximity of human dwellings, bird feeders, and chicken housing may render these interacting factors a concern for public and wildlife health. </w:t>
-      </w:r>
-    </w:p>
-    <w:p>
-      <w:pPr>
-        <w:rPr>
-          <w:sz w:val="22"/>
-          <w:szCs w:val="22"/>
-        </w:rPr>
-      </w:pPr>
+        <w:commentReference w:id="79"/>
+      </w:r>
+      <w:commentRangeEnd w:id="80"/>
+      <w:r>
+        <w:rPr>
+          <w:rStyle w:val="CommentReference"/>
+        </w:rPr>
+        <w:commentReference w:id="80"/>
+      </w:r>
+      <w:ins w:id="88" w:author="Kelsey McCune" w:date="2026-04-08T11:25:00Z" w16du:dateUtc="2026-04-08T16:25:00Z">
+        <w:r>
+          <w:rPr>
+            <w:sz w:val="22"/>
+            <w:szCs w:val="22"/>
+          </w:rPr>
+          <w:t>.</w:t>
+        </w:r>
+      </w:ins>
+      <w:del w:id="89" w:author="Kelsey McCune" w:date="2026-04-08T11:25:00Z" w16du:dateUtc="2026-04-08T16:25:00Z">
+        <w:r>
+          <w:rPr>
+            <w:sz w:val="22"/>
+            <w:szCs w:val="22"/>
+          </w:rPr>
+          <w:delText>,</w:delText>
+        </w:r>
+      </w:del>
+      <w:r>
+        <w:rPr>
+          <w:sz w:val="22"/>
+          <w:szCs w:val="22"/>
+        </w:rPr>
+        <w:t xml:space="preserve"> </w:t>
+      </w:r>
+      <w:ins w:id="90" w:author="Kelsey McCune" w:date="2026-04-08T11:25:00Z" w16du:dateUtc="2026-04-08T16:25:00Z">
+        <w:r>
+          <w:rPr>
+            <w:sz w:val="22"/>
+            <w:szCs w:val="22"/>
+          </w:rPr>
+          <w:t>Conseq</w:t>
+        </w:r>
+      </w:ins>
+      <w:ins w:id="91" w:author="Kelsey McCune" w:date="2026-04-08T11:26:00Z" w16du:dateUtc="2026-04-08T16:26:00Z">
+        <w:r>
+          <w:rPr>
+            <w:sz w:val="22"/>
+            <w:szCs w:val="22"/>
+          </w:rPr>
+          <w:t xml:space="preserve">uently, poultry can serve as a bridge, increasing </w:t>
+        </w:r>
+      </w:ins>
+      <w:del w:id="92" w:author="Kelsey McCune" w:date="2026-04-08T11:26:00Z" w16du:dateUtc="2026-04-08T16:26:00Z">
+        <w:r>
+          <w:rPr>
+            <w:sz w:val="22"/>
+            <w:szCs w:val="22"/>
+          </w:rPr>
+          <w:delText>allow</w:delText>
+        </w:r>
+        <w:r>
+          <w:rPr>
+            <w:sz w:val="22"/>
+            <w:szCs w:val="22"/>
+          </w:rPr>
+          <w:delText>ing</w:delText>
+        </w:r>
+        <w:r>
+          <w:rPr>
+            <w:sz w:val="22"/>
+            <w:szCs w:val="22"/>
+          </w:rPr>
+          <w:delText xml:space="preserve"> for possible</w:delText>
+        </w:r>
+      </w:del>
+      <w:ins w:id="93" w:author="Kelsey McCune" w:date="2026-04-08T11:26:00Z" w16du:dateUtc="2026-04-08T16:26:00Z">
+        <w:r>
+          <w:rPr>
+            <w:sz w:val="22"/>
+            <w:szCs w:val="22"/>
+          </w:rPr>
+          <w:t>disease</w:t>
+        </w:r>
+      </w:ins>
+      <w:r>
+        <w:rPr>
+          <w:sz w:val="22"/>
+          <w:szCs w:val="22"/>
+        </w:rPr>
+        <w:t xml:space="preserve"> spillover </w:t>
+      </w:r>
+      <w:ins w:id="94" w:author="Kelsey McCune" w:date="2026-04-08T11:26:00Z" w16du:dateUtc="2026-04-08T16:26:00Z">
+        <w:r>
+          <w:rPr>
+            <w:sz w:val="22"/>
+            <w:szCs w:val="22"/>
+          </w:rPr>
+          <w:t>among</w:t>
+        </w:r>
+      </w:ins>
+      <w:del w:id="95" w:author="Kelsey McCune" w:date="2026-04-08T11:26:00Z" w16du:dateUtc="2026-04-08T16:26:00Z">
+        <w:r>
+          <w:rPr>
+            <w:sz w:val="22"/>
+            <w:szCs w:val="22"/>
+          </w:rPr>
+          <w:delText>to</w:delText>
+        </w:r>
+      </w:del>
+      <w:r>
+        <w:rPr>
+          <w:sz w:val="22"/>
+          <w:szCs w:val="22"/>
+        </w:rPr>
+        <w:t xml:space="preserve"> wild birds, humans, and </w:t>
+      </w:r>
+      <w:del w:id="96" w:author="Kelsey McCune" w:date="2026-04-08T11:26:00Z" w16du:dateUtc="2026-04-08T16:26:00Z">
+        <w:r>
+          <w:rPr>
+            <w:sz w:val="22"/>
+            <w:szCs w:val="22"/>
+          </w:rPr>
+          <w:delText>other domestic animals</w:delText>
+        </w:r>
+      </w:del>
+      <w:ins w:id="97" w:author="Kelsey McCune" w:date="2026-04-08T11:26:00Z" w16du:dateUtc="2026-04-08T16:26:00Z">
+        <w:r>
+          <w:rPr>
+            <w:sz w:val="22"/>
+            <w:szCs w:val="22"/>
+          </w:rPr>
+          <w:t>pets</w:t>
+        </w:r>
+      </w:ins>
+      <w:r>
+        <w:rPr>
+          <w:sz w:val="22"/>
+          <w:szCs w:val="22"/>
+        </w:rPr>
+        <w:t xml:space="preserve"> (Larsen et al. 2022). Salmonellosis is responsible for hundreds of documented wild bird mortality events (Hall and Saito 2008) and has been linked to human illness through contact with contaminated feeders and wild songbirds (Patel et al. 2021)</w:t>
+      </w:r>
+      <w:ins w:id="98" w:author="Kelsey McCune" w:date="2026-04-08T11:27:00Z" w16du:dateUtc="2026-04-08T16:27:00Z">
+        <w:r>
+          <w:rPr>
+            <w:sz w:val="22"/>
+            <w:szCs w:val="22"/>
+          </w:rPr>
+          <w:t xml:space="preserve"> or</w:t>
+        </w:r>
+      </w:ins>
+      <w:del w:id="99" w:author="Kelsey McCune" w:date="2026-04-08T11:27:00Z" w16du:dateUtc="2026-04-08T16:27:00Z">
+        <w:r>
+          <w:rPr>
+            <w:sz w:val="22"/>
+            <w:szCs w:val="22"/>
+          </w:rPr>
+          <w:delText>,</w:delText>
+        </w:r>
+      </w:del>
+      <w:r>
+        <w:rPr>
+          <w:sz w:val="22"/>
+          <w:szCs w:val="22"/>
+        </w:rPr>
+        <w:t xml:space="preserve"> </w:t>
+      </w:r>
+      <w:del w:id="100" w:author="Kelsey McCune" w:date="2026-04-08T11:27:00Z" w16du:dateUtc="2026-04-08T16:27:00Z">
+        <w:r>
+          <w:rPr>
+            <w:sz w:val="22"/>
+            <w:szCs w:val="22"/>
+          </w:rPr>
+          <w:delText xml:space="preserve">as well as </w:delText>
+        </w:r>
+      </w:del>
+      <w:r>
+        <w:rPr>
+          <w:sz w:val="22"/>
+          <w:szCs w:val="22"/>
+        </w:rPr>
+        <w:t xml:space="preserve">backyard poultry (CDC, 2025). The </w:t>
+      </w:r>
+      <w:del w:id="101" w:author="Kelsey McCune" w:date="2026-04-08T11:28:00Z" w16du:dateUtc="2026-04-08T16:28:00Z">
+        <w:r>
+          <w:rPr>
+            <w:sz w:val="22"/>
+            <w:szCs w:val="22"/>
+          </w:rPr>
+          <w:delText>combined proximity</w:delText>
+        </w:r>
+      </w:del>
+      <w:ins w:id="102" w:author="Kelsey McCune" w:date="2026-04-08T11:28:00Z" w16du:dateUtc="2026-04-08T16:28:00Z">
+        <w:r>
+          <w:rPr>
+            <w:sz w:val="22"/>
+            <w:szCs w:val="22"/>
+          </w:rPr>
+          <w:t>inter</w:t>
+        </w:r>
+      </w:ins>
+      <w:ins w:id="103" w:author="Kelsey McCune" w:date="2026-04-08T11:29:00Z" w16du:dateUtc="2026-04-08T16:29:00Z">
+        <w:r>
+          <w:rPr>
+            <w:sz w:val="22"/>
+            <w:szCs w:val="22"/>
+          </w:rPr>
+          <w:t>acting factors</w:t>
+        </w:r>
+      </w:ins>
+      <w:r>
+        <w:rPr>
+          <w:sz w:val="22"/>
+          <w:szCs w:val="22"/>
+        </w:rPr>
+        <w:t xml:space="preserve"> of human </w:t>
+      </w:r>
+      <w:del w:id="104" w:author="Kelsey McCune" w:date="2026-04-08T11:27:00Z" w16du:dateUtc="2026-04-08T16:27:00Z">
+        <w:r>
+          <w:rPr>
+            <w:sz w:val="22"/>
+            <w:szCs w:val="22"/>
+          </w:rPr>
+          <w:delText>dwellings</w:delText>
+        </w:r>
+      </w:del>
+      <w:ins w:id="105" w:author="Kelsey McCune" w:date="2026-04-08T11:27:00Z" w16du:dateUtc="2026-04-08T16:27:00Z">
+        <w:r>
+          <w:rPr>
+            <w:sz w:val="22"/>
+            <w:szCs w:val="22"/>
+          </w:rPr>
+          <w:t>activities</w:t>
+        </w:r>
+      </w:ins>
+      <w:r>
+        <w:rPr>
+          <w:sz w:val="22"/>
+          <w:szCs w:val="22"/>
+        </w:rPr>
+        <w:t xml:space="preserve">, bird feeders, and </w:t>
+      </w:r>
+      <w:del w:id="106" w:author="Kelsey McCune" w:date="2026-04-08T11:28:00Z" w16du:dateUtc="2026-04-08T16:28:00Z">
+        <w:r>
+          <w:rPr>
+            <w:sz w:val="22"/>
+            <w:szCs w:val="22"/>
+          </w:rPr>
+          <w:delText>chicken housing</w:delText>
+        </w:r>
+      </w:del>
+      <w:ins w:id="107" w:author="Kelsey McCune" w:date="2026-04-08T11:28:00Z" w16du:dateUtc="2026-04-08T16:28:00Z">
+        <w:r>
+          <w:rPr>
+            <w:sz w:val="22"/>
+            <w:szCs w:val="22"/>
+          </w:rPr>
+          <w:t>poultry</w:t>
+        </w:r>
+      </w:ins>
+      <w:r>
+        <w:rPr>
+          <w:sz w:val="22"/>
+          <w:szCs w:val="22"/>
+        </w:rPr>
+        <w:t xml:space="preserve"> </w:t>
+      </w:r>
+      <w:del w:id="108" w:author="Kelsey McCune" w:date="2026-04-08T11:29:00Z" w16du:dateUtc="2026-04-08T16:29:00Z">
+        <w:r>
+          <w:rPr>
+            <w:sz w:val="22"/>
+            <w:szCs w:val="22"/>
+          </w:rPr>
+          <w:delText>may render these interacting factors a</w:delText>
+        </w:r>
+      </w:del>
+      <w:ins w:id="109" w:author="Kelsey McCune" w:date="2026-04-08T11:29:00Z" w16du:dateUtc="2026-04-08T16:29:00Z">
+        <w:r>
+          <w:rPr>
+            <w:sz w:val="22"/>
+            <w:szCs w:val="22"/>
+          </w:rPr>
+          <w:t xml:space="preserve">could therefore increase the disease risk for native birds, but this has not yet been </w:t>
+        </w:r>
+      </w:ins>
+      <w:ins w:id="110" w:author="Kelsey McCune" w:date="2026-04-08T11:30:00Z" w16du:dateUtc="2026-04-08T16:30:00Z">
+        <w:r>
+          <w:rPr>
+            <w:sz w:val="22"/>
+            <w:szCs w:val="22"/>
+          </w:rPr>
+          <w:t xml:space="preserve">experimentally </w:t>
+        </w:r>
+      </w:ins>
+      <w:ins w:id="111" w:author="Kelsey McCune" w:date="2026-04-08T11:29:00Z" w16du:dateUtc="2026-04-08T16:29:00Z">
+        <w:r>
+          <w:rPr>
+            <w:sz w:val="22"/>
+            <w:szCs w:val="22"/>
+          </w:rPr>
+          <w:t>tested.</w:t>
+        </w:r>
+      </w:ins>
+      <w:r>
+        <w:rPr>
+          <w:sz w:val="22"/>
+          <w:szCs w:val="22"/>
+        </w:rPr>
+        <w:t xml:space="preserve"> </w:t>
+      </w:r>
+      <w:del w:id="112" w:author="Kelsey McCune" w:date="2026-04-08T11:29:00Z" w16du:dateUtc="2026-04-08T16:29:00Z">
+        <w:r>
+          <w:rPr>
+            <w:sz w:val="22"/>
+            <w:szCs w:val="22"/>
+          </w:rPr>
+          <w:delText xml:space="preserve">concern for public and wildlife health. </w:delText>
+        </w:r>
+      </w:del>
+    </w:p>
+    <w:p>
+      <w:pPr>
+        <w:ind w:firstLine="720"/>
+        <w:rPr>
+          <w:sz w:val="22"/>
+          <w:szCs w:val="22"/>
+        </w:rPr>
+        <w:pPrChange w:id="113" w:author="Kelsey McCune" w:date="2026-04-08T10:39:00Z" w16du:dateUtc="2026-04-08T15:39:00Z">
+          <w:pPr/>
+        </w:pPrChange>
+      </w:pPr>
+      <w:commentRangeStart w:id="114"/>
       <w:r>
         <w:rPr>
           <w:sz w:val="22"/>
@@ -1008,153 +2261,177 @@
         </w:rPr>
         <w:t xml:space="preserve"> and other pathogens was considerably lower, and the majority reported allowing visitors access to their animals with no biosecurity precautions required (Nicholson et al. 2020). Additionally, residential settings receive little outreach or oversight, and current studies may suggest that targeted education and risk mitigation practices can significantly reduce pathogen detection and contact rates at small-scale animal-keeping sites (Marín-Rojo et al. 2025; Kyle and Sutherland 2016). How those who participate in bird feeding respond to these same risks remains poorly documented, and understanding these responses is critical for evaluating the trade-offs between the potential risks and benefits that define these activities. </w:t>
       </w:r>
-    </w:p>
-    <w:p>
-      <w:pPr>
-        <w:rPr>
-          <w:sz w:val="22"/>
-          <w:szCs w:val="22"/>
-        </w:rPr>
-      </w:pPr>
-      <w:r>
-        <w:rPr>
-          <w:sz w:val="22"/>
-          <w:szCs w:val="22"/>
-        </w:rPr>
-        <w:t>The risk of disease spillover through bird feeding and backyard poultry keeping is potentially balanced by the benefits for the people who participate. Current research has shown that interacting with birds and nature can strengthen mental health through effects like reduced stress and anxiety, improved mood, cognitive restoration, and feelings of connection to the natural world (Cox and Gaston 2016; Pocock et al. 2023)</w:t>
-      </w:r>
-      <w:r>
-        <w:rPr>
-          <w:sz w:val="22"/>
-          <w:szCs w:val="22"/>
-        </w:rPr>
-        <w:t>.</w:t>
-      </w:r>
-      <w:r>
-        <w:rPr>
-          <w:sz w:val="22"/>
-          <w:szCs w:val="22"/>
-        </w:rPr>
-        <w:t xml:space="preserve"> For many people, maintaining a bird feeder provides the only daily form of accessible, low-cost interaction with wildlife. Studies have found that even brief exposure to birds in residential settings contributes positively to personal wellbeing, consistent with broader studies linking nature contact to psychological relief and stress recovery (Dayer et al. 2019)</w:t>
-      </w:r>
-      <w:r>
-        <w:rPr>
-          <w:sz w:val="22"/>
-          <w:szCs w:val="22"/>
-        </w:rPr>
-        <w:t>.</w:t>
-      </w:r>
-      <w:r>
-        <w:rPr>
-          <w:sz w:val="22"/>
-          <w:szCs w:val="22"/>
-        </w:rPr>
-        <w:t xml:space="preserve"> Small-scale poultry keeping is similarly associated with feelings of self-sufficiency, fulfillment, and stewardship, particularly among urban and suburban residents seeking engagement with food systems and animal care (Kyle and Sutherland 2016; Nicholson et al. 2020)</w:t>
-      </w:r>
-      <w:r>
-        <w:rPr>
-          <w:sz w:val="22"/>
-          <w:szCs w:val="22"/>
-        </w:rPr>
-        <w:t>.</w:t>
-      </w:r>
-      <w:r>
-        <w:rPr>
-          <w:sz w:val="22"/>
-          <w:szCs w:val="22"/>
-        </w:rPr>
-        <w:t xml:space="preserve"> Households with children may additionally benefit from the educational value of these activities by incorporating an early interest in wildlife, ecology, and sustainable food production. Engagement with backyard wildlife activities may also go beyond personal satisfaction to encourage broader conservation behaviors. Research has shown that people who feed and observe birds are more likely to engage in pro-conservation actions such as habitat stewardship, conservation donations, and advocacy for wildlife-friendly policies, suggesting that these activities may provide a link to broader environmental stewardship (Dayer et al. 2019; Pocock et al. 2023; Barbett et al. 2020). Understanding the conservation attitudes of participants in these backyard activities will be valuable for finding opportunities to promote evidence-based biosecurity guidelines to the public. The psychological and conservation benefits of backyard wildlife activities are important factors that must be weighed parallel to any relevant risks to health, wildlife, and environment when discussing activities such as bird feeding and small-scale poultry. </w:t>
-      </w:r>
-    </w:p>
-    <w:p>
-      <w:pPr>
+      <w:commentRangeEnd w:id="114"/>
+      <w:r>
+        <w:rPr>
+          <w:rStyle w:val="CommentReference"/>
+        </w:rPr>
+        <w:commentReference w:id="114"/>
+      </w:r>
+    </w:p>
+    <w:p>
+      <w:pPr>
+        <w:ind w:firstLine="720"/>
+        <w:rPr>
+          <w:moveFrom w:id="115" w:author="Kelsey McCune" w:date="2026-04-08T11:39:00Z" w16du:dateUtc="2026-04-08T16:39:00Z"/>
+          <w:sz w:val="22"/>
+          <w:szCs w:val="22"/>
+        </w:rPr>
+        <w:pPrChange w:id="116" w:author="Kelsey McCune" w:date="2026-04-08T10:39:00Z" w16du:dateUtc="2026-04-08T15:39:00Z">
+          <w:pPr/>
+        </w:pPrChange>
+      </w:pPr>
+      <w:moveFromRangeStart w:id="117" w:author="Kelsey McCune" w:date="2026-04-08T11:39:00Z" w:name="move226540801"/>
+      <w:moveFrom w:id="118" w:author="Kelsey McCune" w:date="2026-04-08T11:39:00Z" w16du:dateUtc="2026-04-08T16:39:00Z">
+        <w:r>
+          <w:rPr>
+            <w:sz w:val="22"/>
+            <w:szCs w:val="22"/>
+          </w:rPr>
+          <w:t xml:space="preserve">The risk of disease spillover through bird feeding and backyard poultry keeping is potentially balanced by the benefits for the people who participate. Current research has shown that interacting with birds and nature can strengthen mental health through effects like reduced stress and anxiety, improved mood, cognitive restoration, and feelings of connection to the natural world (Cox and Gaston 2016; Pocock et al. 2023). For many people, maintaining a bird feeder provides the only daily form of accessible, low-cost interaction with wildlife. Studies have found that even brief exposure to birds in residential settings contributes positively to personal wellbeing, consistent with broader studies linking nature contact to psychological relief and stress recovery (Dayer et al. 2019). Small-scale poultry keeping is similarly associated with feelings of self-sufficiency, fulfillment, and stewardship, particularly among urban and suburban residents seeking engagement with food systems and animal care (Kyle and Sutherland 2016; Nicholson et al. 2020). Households with children may additionally benefit from the educational value of these activities by incorporating an early interest in wildlife, ecology, and sustainable food production. Engagement with backyard wildlife activities may also go beyond personal satisfaction to encourage broader conservation behaviors. Research has shown that people who feed and observe birds are more likely to engage in pro-conservation actions such as habitat stewardship, conservation donations, and advocacy for wildlife-friendly policies, suggesting that these activities may provide a link to broader environmental stewardship (Dayer et al. 2019; Pocock et al. 2023; Barbett et al. 2020). Understanding the conservation attitudes of participants in these backyard activities will be valuable for finding opportunities to promote evidence-based biosecurity guidelines to the public. The psychological and conservation benefits of backyard wildlife activities are important factors that must be weighed parallel to any relevant risks to health, wildlife, and environment when discussing activities such as bird feeding and small-scale poultry. </w:t>
+        </w:r>
+      </w:moveFrom>
+    </w:p>
+    <w:moveFromRangeEnd w:id="117"/>
+    <w:p>
+      <w:pPr>
+        <w:ind w:firstLine="720"/>
+        <w:rPr>
+          <w:ins w:id="119" w:author="Kelsey McCune" w:date="2026-04-08T11:44:00Z" w16du:dateUtc="2026-04-08T16:44:00Z"/>
+          <w:sz w:val="22"/>
+          <w:szCs w:val="22"/>
+        </w:rPr>
+      </w:pPr>
+      <w:del w:id="120" w:author="Kelsey McCune" w:date="2026-04-08T15:28:00Z" w16du:dateUtc="2026-04-08T20:28:00Z">
+        <w:r>
+          <w:rPr>
+            <w:sz w:val="22"/>
+            <w:szCs w:val="22"/>
+          </w:rPr>
+          <w:delText xml:space="preserve">Most existing research on backyard wildlife activities and disease risk addresses bird feeding and small-scale poultry keeping in isolation, and few studies have examined disease ecology or spillover prevalence at residential sites where feeders and chickens are both present. </w:delText>
+        </w:r>
+      </w:del>
+      <w:commentRangeStart w:id="121"/>
+      <w:commentRangeStart w:id="122"/>
+      <w:r>
+        <w:rPr>
+          <w:sz w:val="22"/>
+          <w:szCs w:val="22"/>
+        </w:rPr>
+        <w:t xml:space="preserve">Even at feeder-present sites, little is known about how individual variation in feeder visitation frequency among wild birds may influence infection risk at the individual level, as individuals that visit food sources more frequently may experience greater exposure to environmental pathogens. </w:t>
+      </w:r>
+      <w:commentRangeEnd w:id="121"/>
+      <w:r>
+        <w:rPr>
+          <w:rStyle w:val="CommentReference"/>
+          <w:sz w:val="22"/>
+          <w:szCs w:val="22"/>
+        </w:rPr>
+        <w:commentReference w:id="121"/>
+      </w:r>
+      <w:commentRangeEnd w:id="122"/>
+      <w:r>
+        <w:rPr>
+          <w:rStyle w:val="CommentReference"/>
+        </w:rPr>
+        <w:commentReference w:id="122"/>
+      </w:r>
+      <w:del w:id="123" w:author="Kelsey McCune" w:date="2026-04-08T15:30:00Z" w16du:dateUtc="2026-04-08T20:30:00Z">
+        <w:r>
+          <w:rPr>
+            <w:sz w:val="22"/>
+            <w:szCs w:val="22"/>
+          </w:rPr>
+          <w:delText>This gap remains relevant in the southeastern United States, where suburban sprawl continues to expand the human-wildlife interface, seasonal variation in temperature and humidity creates year-round conditions for environmental pathogen persistence, and large agricultural presence encourages small-scale animal keeping</w:delText>
+        </w:r>
+      </w:del>
+      <w:del w:id="124" w:author="Kelsey McCune" w:date="2026-04-08T11:42:00Z" w16du:dateUtc="2026-04-08T16:42:00Z">
+        <w:r>
+          <w:rPr>
+            <w:sz w:val="22"/>
+            <w:szCs w:val="22"/>
+          </w:rPr>
+          <w:delText>,</w:delText>
+        </w:r>
+      </w:del>
+      <w:del w:id="125" w:author="Kelsey McCune" w:date="2026-04-08T15:30:00Z" w16du:dateUtc="2026-04-08T20:30:00Z">
+        <w:r>
+          <w:rPr>
+            <w:sz w:val="22"/>
+            <w:szCs w:val="22"/>
+          </w:rPr>
+          <w:delText xml:space="preserve"> </w:delText>
+        </w:r>
+      </w:del>
+      <w:del w:id="126" w:author="Kelsey McCune" w:date="2026-04-08T11:42:00Z" w16du:dateUtc="2026-04-08T16:42:00Z">
+        <w:r>
+          <w:rPr>
+            <w:sz w:val="22"/>
+            <w:szCs w:val="22"/>
+          </w:rPr>
+          <w:delText xml:space="preserve">and </w:delText>
+        </w:r>
+      </w:del>
+      <w:del w:id="127" w:author="Kelsey McCune" w:date="2026-04-08T15:30:00Z" w16du:dateUtc="2026-04-08T20:30:00Z">
+        <w:r>
+          <w:rPr>
+            <w:sz w:val="22"/>
+            <w:szCs w:val="22"/>
+          </w:rPr>
+          <w:delText>wildlife watching participation, including bird feeding, is among the highest of any region in the country, with the East South Central states reporting the highest residential wildlife watching rates nationally (USFWS 2022).</w:delText>
+        </w:r>
+      </w:del>
+      <w:r>
+        <w:rPr>
+          <w:sz w:val="22"/>
+          <w:szCs w:val="22"/>
+        </w:rPr>
+        <w:t xml:space="preserve"> </w:t>
+      </w:r>
+    </w:p>
+    <w:p>
+      <w:pPr>
+        <w:ind w:firstLine="720"/>
         <w:rPr>
           <w:sz w:val="13"/>
           <w:szCs w:val="13"/>
         </w:rPr>
-      </w:pPr>
-      <w:commentRangeStart w:id="5"/>
-      <w:commentRangeStart w:id="6"/>
-      <w:r>
-        <w:rPr>
-          <w:sz w:val="22"/>
-          <w:szCs w:val="22"/>
-        </w:rPr>
-        <w:t xml:space="preserve">Most existing research </w:t>
-      </w:r>
-      <w:commentRangeEnd w:id="5"/>
+        <w:pPrChange w:id="128" w:author="Kelsey McCune" w:date="2026-04-08T10:39:00Z" w16du:dateUtc="2026-04-08T15:39:00Z">
+          <w:pPr/>
+        </w:pPrChange>
+      </w:pPr>
+      <w:moveFromRangeStart w:id="129" w:author="Kelsey McCune" w:date="2026-04-08T11:44:00Z" w:name="move226541072"/>
+      <w:commentRangeStart w:id="130"/>
+      <w:moveFrom w:id="131" w:author="Kelsey McCune" w:date="2026-04-08T11:44:00Z" w16du:dateUtc="2026-04-08T16:44:00Z">
+        <w:r>
+          <w:rPr>
+            <w:sz w:val="22"/>
+            <w:szCs w:val="22"/>
+          </w:rPr>
+          <w:t xml:space="preserve">The degree to which participants in these activities perceive disease risks, engage in biosecurity practices such as feeder cleaning and personal hygiene, and are willing to modify their behaviors in response to evidence-based recommendations remains poorly characterized, particularly in the southeastern United States where both activities are prevalent. </w:t>
+        </w:r>
+      </w:moveFrom>
+      <w:moveFromRangeEnd w:id="129"/>
+      <w:r>
+        <w:rPr>
+          <w:sz w:val="22"/>
+          <w:szCs w:val="22"/>
+        </w:rPr>
+        <w:t>Recordin</w:t>
+      </w:r>
+      <w:commentRangeEnd w:id="130"/>
       <w:r>
         <w:rPr>
           <w:rStyle w:val="CommentReference"/>
-          <w:sz w:val="22"/>
-          <w:szCs w:val="22"/>
-        </w:rPr>
-        <w:commentReference w:id="5"/>
-      </w:r>
-      <w:commentRangeEnd w:id="6"/>
-      <w:r>
-        <w:rPr>
-          <w:rStyle w:val="CommentReference"/>
-          <w:sz w:val="22"/>
-          <w:szCs w:val="22"/>
-        </w:rPr>
-        <w:commentReference w:id="6"/>
-      </w:r>
-      <w:r>
-        <w:rPr>
-          <w:sz w:val="22"/>
-          <w:szCs w:val="22"/>
-        </w:rPr>
-        <w:t xml:space="preserve">on backyard wildlife activities and disease risk addresses bird feeding and small-scale poultry keeping in isolation, and few studies have examined disease ecology or spillover prevalence at residential sites where feeders and chickens are both present. </w:t>
-      </w:r>
-      <w:commentRangeStart w:id="7"/>
-      <w:r>
-        <w:rPr>
-          <w:sz w:val="22"/>
-          <w:szCs w:val="22"/>
-        </w:rPr>
-        <w:t xml:space="preserve">Even at feeder-present sites, little is known about how individual variation in feeder visitation frequency among wild birds may influence infection risk at the individual level, as individuals that visit food sources more frequently may experience greater exposure to environmental pathogens. </w:t>
-      </w:r>
-      <w:commentRangeEnd w:id="7"/>
-      <w:r>
-        <w:rPr>
-          <w:rStyle w:val="CommentReference"/>
-          <w:sz w:val="22"/>
-          <w:szCs w:val="22"/>
-        </w:rPr>
-        <w:commentReference w:id="7"/>
-      </w:r>
-      <w:commentRangeStart w:id="8"/>
-      <w:r>
-        <w:rPr>
-          <w:sz w:val="22"/>
-          <w:szCs w:val="22"/>
-        </w:rPr>
-        <w:t>This gap remains relevant in the southeastern United States, where suburban sprawl continues to expand the human-wildlife interface, seasonal variation in temperature and humidity creates year-round conditions for environmental pathogen persistence, and large agricultural presence encourages small-scale animal keeping, and wildlife watching participation, including bird</w:t>
-      </w:r>
-      <w:commentRangeEnd w:id="8"/>
-      <w:r>
-        <w:rPr>
-          <w:rStyle w:val="CommentReference"/>
-          <w:sz w:val="22"/>
-          <w:szCs w:val="22"/>
-        </w:rPr>
-        <w:commentReference w:id="8"/>
-      </w:r>
-      <w:r>
-        <w:rPr>
-          <w:sz w:val="22"/>
-          <w:szCs w:val="22"/>
-        </w:rPr>
-        <w:t xml:space="preserve"> feeding, is among the highest of any region in the country, with the East South Central states reporting the highest residential wildlife watching rates nationally (USFWS 2022). The degree to which participants in these activities perceive disease risks, engage in biosecurity practices such as feeder cleaning and personal hygiene, and are willing to modify their behaviors in response to evidence-based recommendations remains poorly characterized, particularly in the southeastern United States where both activities are prevalent. </w:t>
-      </w:r>
-      <w:commentRangeStart w:id="9"/>
-      <w:r>
-        <w:rPr>
-          <w:sz w:val="22"/>
-          <w:szCs w:val="22"/>
-        </w:rPr>
-        <w:t>Recording</w:t>
+        </w:rPr>
+        <w:commentReference w:id="130"/>
+      </w:r>
+      <w:r>
+        <w:rPr>
+          <w:sz w:val="22"/>
+          <w:szCs w:val="22"/>
+        </w:rPr>
+        <w:t>g</w:t>
       </w:r>
       <w:r>
         <w:rPr>
@@ -1189,23 +2466,7 @@
           <w:sz w:val="22"/>
           <w:szCs w:val="22"/>
         </w:rPr>
-        <w:t xml:space="preserve"> pathogen prevalence data and linking ecological findings to participant behavior and risk perception</w:t>
-      </w:r>
-      <w:commentRangeEnd w:id="9"/>
-      <w:r>
-        <w:rPr>
-          <w:rStyle w:val="CommentReference"/>
-          <w:sz w:val="22"/>
-          <w:szCs w:val="22"/>
-        </w:rPr>
-        <w:commentReference w:id="9"/>
-      </w:r>
-      <w:r>
-        <w:rPr>
-          <w:sz w:val="22"/>
-          <w:szCs w:val="22"/>
-        </w:rPr>
-        <w:t>.</w:t>
+        <w:t xml:space="preserve"> pathogen prevalence data and linking ecological findings to participant behavior and risk perception.</w:t>
       </w:r>
       <w:r>
         <w:rPr>
@@ -1219,32 +2480,7 @@
           <w:sz w:val="22"/>
           <w:szCs w:val="22"/>
         </w:rPr>
-        <w:t xml:space="preserve">Closing these knowledge gaps is critical for developing evidence-based </w:t>
-      </w:r>
-      <w:r>
-        <w:rPr>
-          <w:sz w:val="22"/>
-          <w:szCs w:val="22"/>
-        </w:rPr>
-        <w:lastRenderedPageBreak/>
-        <w:t xml:space="preserve">guidelines that allow people to enjoy the benefits of backyard activities while reducing risk to wild birds, domestic animals, and </w:t>
-      </w:r>
-      <w:commentRangeStart w:id="10"/>
-      <w:r>
-        <w:rPr>
-          <w:sz w:val="22"/>
-          <w:szCs w:val="22"/>
-        </w:rPr>
-        <w:t>human health.</w:t>
-      </w:r>
-      <w:commentRangeEnd w:id="10"/>
-      <w:r>
-        <w:rPr>
-          <w:rStyle w:val="CommentReference"/>
-          <w:sz w:val="13"/>
-          <w:szCs w:val="13"/>
-        </w:rPr>
-        <w:commentReference w:id="10"/>
+        <w:t>Closing these knowledge gaps is critical for developing evidence-based guidelines that allow people to enjoy the benefits of backyard activities while reducing risk to wild birds, domestic animals, and human health.</w:t>
       </w:r>
     </w:p>
     <w:p/>
@@ -1356,7 +2592,291 @@
           <w:sz w:val="22"/>
           <w:szCs w:val="22"/>
         </w:rPr>
-        <w:t xml:space="preserve">This study is conducted along an urban-to-rural gradient in central Alabama. Twelve sites are sampled monthly, categorized into four treatment types: control sites with no feeders or poultry (n = 4), backyard bird feeder-only sites (n = 4), backyard chicken-only sites (n = 2), and backyard sites with both bird feeders and chickens (n = 2). Sites were selected to best represent the gradient of forested to rural habitat to capture pathogen dynamics at the human-wildlife interface. A standardized site entry questionnaire is administered to record factors such as feeder type and placement, poultry housing, current cleaning practices, and </w:t>
+        <w:t xml:space="preserve">This study </w:t>
+      </w:r>
+      <w:ins w:id="132" w:author="Kelsey McCune" w:date="2026-04-08T15:44:00Z" w16du:dateUtc="2026-04-08T20:44:00Z">
+        <w:r>
+          <w:rPr>
+            <w:sz w:val="22"/>
+            <w:szCs w:val="22"/>
+          </w:rPr>
+          <w:t xml:space="preserve">will occur across </w:t>
+        </w:r>
+      </w:ins>
+      <w:del w:id="133" w:author="Kelsey McCune" w:date="2026-04-08T15:44:00Z" w16du:dateUtc="2026-04-08T20:44:00Z">
+        <w:r>
+          <w:rPr>
+            <w:sz w:val="22"/>
+            <w:szCs w:val="22"/>
+          </w:rPr>
+          <w:delText xml:space="preserve">is conducted along an urban-to-rural gradient in central Alabama. </w:delText>
+        </w:r>
+      </w:del>
+      <w:ins w:id="134" w:author="Kelsey McCune" w:date="2026-04-08T15:44:00Z" w16du:dateUtc="2026-04-08T20:44:00Z">
+        <w:r>
+          <w:rPr>
+            <w:sz w:val="22"/>
+            <w:szCs w:val="22"/>
+          </w:rPr>
+          <w:t>t</w:t>
+        </w:r>
+      </w:ins>
+      <w:del w:id="135" w:author="Kelsey McCune" w:date="2026-04-08T15:44:00Z" w16du:dateUtc="2026-04-08T20:44:00Z">
+        <w:r>
+          <w:rPr>
+            <w:sz w:val="22"/>
+            <w:szCs w:val="22"/>
+          </w:rPr>
+          <w:delText>T</w:delText>
+        </w:r>
+      </w:del>
+      <w:r>
+        <w:rPr>
+          <w:sz w:val="22"/>
+          <w:szCs w:val="22"/>
+        </w:rPr>
+        <w:t>welve sites</w:t>
+      </w:r>
+      <w:ins w:id="136" w:author="Kelsey McCune" w:date="2026-04-08T15:54:00Z" w16du:dateUtc="2026-04-08T20:54:00Z">
+        <w:r>
+          <w:rPr>
+            <w:sz w:val="22"/>
+            <w:szCs w:val="22"/>
+          </w:rPr>
+          <w:t xml:space="preserve"> across east-central A</w:t>
+        </w:r>
+      </w:ins>
+      <w:ins w:id="137" w:author="Kelsey McCune" w:date="2026-04-08T15:55:00Z" w16du:dateUtc="2026-04-08T20:55:00Z">
+        <w:r>
+          <w:rPr>
+            <w:sz w:val="22"/>
+            <w:szCs w:val="22"/>
+          </w:rPr>
+          <w:t>labama</w:t>
+        </w:r>
+      </w:ins>
+      <w:r>
+        <w:rPr>
+          <w:sz w:val="22"/>
+          <w:szCs w:val="22"/>
+        </w:rPr>
+        <w:t xml:space="preserve"> </w:t>
+      </w:r>
+      <w:del w:id="138" w:author="Kelsey McCune" w:date="2026-04-08T15:44:00Z" w16du:dateUtc="2026-04-08T20:44:00Z">
+        <w:r>
+          <w:rPr>
+            <w:sz w:val="22"/>
+            <w:szCs w:val="22"/>
+          </w:rPr>
+          <w:delText xml:space="preserve">are sampled monthly, </w:delText>
+        </w:r>
+      </w:del>
+      <w:r>
+        <w:rPr>
+          <w:sz w:val="22"/>
+          <w:szCs w:val="22"/>
+        </w:rPr>
+        <w:t xml:space="preserve">categorized into four treatment types: control sites with no feeders or poultry (n = 4), backyard bird feeder-only sites (n = 4), backyard chicken-only sites (n = </w:t>
+      </w:r>
+      <w:ins w:id="139" w:author="Kelsey McCune" w:date="2026-04-08T15:48:00Z" w16du:dateUtc="2026-04-08T20:48:00Z">
+        <w:r>
+          <w:rPr>
+            <w:sz w:val="22"/>
+            <w:szCs w:val="22"/>
+          </w:rPr>
+          <w:t>4</w:t>
+        </w:r>
+      </w:ins>
+      <w:del w:id="140" w:author="Kelsey McCune" w:date="2026-04-08T15:48:00Z" w16du:dateUtc="2026-04-08T20:48:00Z">
+        <w:r>
+          <w:rPr>
+            <w:sz w:val="22"/>
+            <w:szCs w:val="22"/>
+          </w:rPr>
+          <w:delText>2</w:delText>
+        </w:r>
+      </w:del>
+      <w:r>
+        <w:rPr>
+          <w:sz w:val="22"/>
+          <w:szCs w:val="22"/>
+        </w:rPr>
+        <w:t xml:space="preserve">), and backyard sites with both bird feeders and chickens (n = </w:t>
+      </w:r>
+      <w:ins w:id="141" w:author="Kelsey McCune" w:date="2026-04-08T15:45:00Z" w16du:dateUtc="2026-04-08T20:45:00Z">
+        <w:r>
+          <w:rPr>
+            <w:sz w:val="22"/>
+            <w:szCs w:val="22"/>
+          </w:rPr>
+          <w:t>4</w:t>
+        </w:r>
+      </w:ins>
+      <w:del w:id="142" w:author="Kelsey McCune" w:date="2026-04-08T15:45:00Z" w16du:dateUtc="2026-04-08T20:45:00Z">
+        <w:r>
+          <w:rPr>
+            <w:sz w:val="22"/>
+            <w:szCs w:val="22"/>
+          </w:rPr>
+          <w:delText>2</w:delText>
+        </w:r>
+      </w:del>
+      <w:r>
+        <w:rPr>
+          <w:sz w:val="22"/>
+          <w:szCs w:val="22"/>
+        </w:rPr>
+        <w:t>).</w:t>
+      </w:r>
+      <w:del w:id="143" w:author="Kelsey McCune" w:date="2026-04-08T15:45:00Z" w16du:dateUtc="2026-04-08T20:45:00Z">
+        <w:r>
+          <w:rPr>
+            <w:sz w:val="22"/>
+            <w:szCs w:val="22"/>
+          </w:rPr>
+          <w:delText xml:space="preserve"> </w:delText>
+        </w:r>
+      </w:del>
+      <w:ins w:id="144" w:author="Kelsey McCune" w:date="2026-04-08T15:45:00Z" w16du:dateUtc="2026-04-08T20:45:00Z">
+        <w:r>
+          <w:rPr>
+            <w:sz w:val="22"/>
+            <w:szCs w:val="22"/>
+          </w:rPr>
+          <w:t xml:space="preserve"> </w:t>
+        </w:r>
+      </w:ins>
+      <w:ins w:id="145" w:author="Kelsey McCune" w:date="2026-04-08T15:47:00Z" w16du:dateUtc="2026-04-08T20:47:00Z">
+        <w:r>
+          <w:rPr>
+            <w:sz w:val="22"/>
+            <w:szCs w:val="22"/>
+          </w:rPr>
+          <w:t>I selected s</w:t>
+        </w:r>
+      </w:ins>
+      <w:del w:id="146" w:author="Kelsey McCune" w:date="2026-04-08T15:47:00Z" w16du:dateUtc="2026-04-08T20:47:00Z">
+        <w:r>
+          <w:rPr>
+            <w:sz w:val="22"/>
+            <w:szCs w:val="22"/>
+          </w:rPr>
+          <w:delText>S</w:delText>
+        </w:r>
+      </w:del>
+      <w:r>
+        <w:rPr>
+          <w:sz w:val="22"/>
+          <w:szCs w:val="22"/>
+        </w:rPr>
+        <w:t xml:space="preserve">ites </w:t>
+      </w:r>
+      <w:del w:id="147" w:author="Kelsey McCune" w:date="2026-04-08T15:48:00Z" w16du:dateUtc="2026-04-08T20:48:00Z">
+        <w:r>
+          <w:rPr>
+            <w:sz w:val="22"/>
+            <w:szCs w:val="22"/>
+          </w:rPr>
+          <w:delText>were selected to best represent the</w:delText>
+        </w:r>
+      </w:del>
+      <w:ins w:id="148" w:author="Kelsey McCune" w:date="2026-04-08T15:48:00Z" w16du:dateUtc="2026-04-08T20:48:00Z">
+        <w:r>
+          <w:rPr>
+            <w:sz w:val="22"/>
+            <w:szCs w:val="22"/>
+          </w:rPr>
+          <w:t>that had a baseline number of trees a</w:t>
+        </w:r>
+      </w:ins>
+      <w:ins w:id="149" w:author="Kelsey McCune" w:date="2026-04-08T15:49:00Z" w16du:dateUtc="2026-04-08T20:49:00Z">
+        <w:r>
+          <w:rPr>
+            <w:sz w:val="22"/>
+            <w:szCs w:val="22"/>
+          </w:rPr>
+          <w:t>nd shrubs to insure bird habitat is present</w:t>
+        </w:r>
+      </w:ins>
+      <w:del w:id="150" w:author="Kelsey McCune" w:date="2026-04-08T15:48:00Z" w16du:dateUtc="2026-04-08T20:48:00Z">
+        <w:r>
+          <w:rPr>
+            <w:sz w:val="22"/>
+            <w:szCs w:val="22"/>
+          </w:rPr>
+          <w:delText xml:space="preserve"> gradient of forested to rural habitat to capture pathogen dynamics at the human-wildlife interface</w:delText>
+        </w:r>
+      </w:del>
+      <w:r>
+        <w:rPr>
+          <w:sz w:val="22"/>
+          <w:szCs w:val="22"/>
+        </w:rPr>
+        <w:t>. A</w:t>
+      </w:r>
+      <w:ins w:id="151" w:author="Kelsey McCune" w:date="2026-04-08T15:53:00Z" w16du:dateUtc="2026-04-08T20:53:00Z">
+        <w:r>
+          <w:rPr>
+            <w:sz w:val="22"/>
+            <w:szCs w:val="22"/>
+          </w:rPr>
+          <w:t>fter selecting a site, I asked homeowners to complete a</w:t>
+        </w:r>
+      </w:ins>
+      <w:r>
+        <w:rPr>
+          <w:sz w:val="22"/>
+          <w:szCs w:val="22"/>
+        </w:rPr>
+        <w:t xml:space="preserve"> standardized</w:t>
+      </w:r>
+      <w:del w:id="152" w:author="Kelsey McCune" w:date="2026-04-08T15:53:00Z" w16du:dateUtc="2026-04-08T20:53:00Z">
+        <w:r>
+          <w:rPr>
+            <w:sz w:val="22"/>
+            <w:szCs w:val="22"/>
+          </w:rPr>
+          <w:delText xml:space="preserve"> site entry</w:delText>
+        </w:r>
+      </w:del>
+      <w:r>
+        <w:rPr>
+          <w:sz w:val="22"/>
+          <w:szCs w:val="22"/>
+        </w:rPr>
+        <w:t xml:space="preserve"> questionnaire</w:t>
+      </w:r>
+      <w:del w:id="153" w:author="Kelsey McCune" w:date="2026-04-08T15:54:00Z" w16du:dateUtc="2026-04-08T20:54:00Z">
+        <w:r>
+          <w:rPr>
+            <w:sz w:val="22"/>
+            <w:szCs w:val="22"/>
+          </w:rPr>
+          <w:delText xml:space="preserve"> is administered</w:delText>
+        </w:r>
+      </w:del>
+      <w:r>
+        <w:rPr>
+          <w:sz w:val="22"/>
+          <w:szCs w:val="22"/>
+        </w:rPr>
+        <w:t xml:space="preserve"> to record factors such as feeder type and placement, poultry housing, current cleaning practices,</w:t>
+      </w:r>
+      <w:ins w:id="154" w:author="Kelsey McCune" w:date="2026-04-08T15:54:00Z" w16du:dateUtc="2026-04-08T20:54:00Z">
+        <w:r>
+          <w:rPr>
+            <w:sz w:val="22"/>
+            <w:szCs w:val="22"/>
+          </w:rPr>
+          <w:t xml:space="preserve"> presence of pets</w:t>
+        </w:r>
+      </w:ins>
+      <w:r>
+        <w:rPr>
+          <w:sz w:val="22"/>
+          <w:szCs w:val="22"/>
+        </w:rPr>
+        <w:t xml:space="preserve"> and </w:t>
       </w:r>
       <w:r>
         <w:rPr>
@@ -1411,7 +2931,182 @@
           <w:sz w:val="22"/>
           <w:szCs w:val="22"/>
         </w:rPr>
-        <w:t xml:space="preserve">Field sampling began in summer 2024 and continues through 2027, with monthly visits to each site. To date, over 230 wild songbirds have been captured using mist nets deployed near feeders, coops, or comparable areas at control sites. Each bird is identified to species-level and sexed, when possible, measured for body mass, wing chord, tarsus length, and bill and skull dimensions. All individuals receive a sequentially numbered USGS </w:t>
+        <w:t>Field sampling began in summer 2024 and continues through 2027</w:t>
+      </w:r>
+      <w:del w:id="155" w:author="Kelsey McCune" w:date="2026-04-08T15:46:00Z" w16du:dateUtc="2026-04-08T20:46:00Z">
+        <w:r>
+          <w:rPr>
+            <w:sz w:val="22"/>
+            <w:szCs w:val="22"/>
+          </w:rPr>
+          <w:delText>, with monthly visits to each site</w:delText>
+        </w:r>
+      </w:del>
+      <w:r>
+        <w:rPr>
+          <w:sz w:val="22"/>
+          <w:szCs w:val="22"/>
+        </w:rPr>
+        <w:t>.</w:t>
+      </w:r>
+      <w:ins w:id="156" w:author="Kelsey McCune" w:date="2026-04-08T15:46:00Z" w16du:dateUtc="2026-04-08T20:46:00Z">
+        <w:r>
+          <w:rPr>
+            <w:sz w:val="22"/>
+            <w:szCs w:val="22"/>
+          </w:rPr>
+          <w:t xml:space="preserve"> </w:t>
+        </w:r>
+        <w:r>
+          <w:rPr>
+            <w:sz w:val="22"/>
+            <w:szCs w:val="22"/>
+          </w:rPr>
+          <w:t>I visit each site once a month to sample wild birds and chickens (if present).</w:t>
+        </w:r>
+      </w:ins>
+      <w:r>
+        <w:rPr>
+          <w:sz w:val="22"/>
+          <w:szCs w:val="22"/>
+        </w:rPr>
+        <w:t xml:space="preserve"> To date, over 230 wild songbirds have been captured using mist nets deployed near feeders, </w:t>
+      </w:r>
+      <w:ins w:id="157" w:author="Kelsey McCune" w:date="2026-04-08T15:55:00Z" w16du:dateUtc="2026-04-08T20:55:00Z">
+        <w:r>
+          <w:rPr>
+            <w:sz w:val="22"/>
+            <w:szCs w:val="22"/>
+          </w:rPr>
+          <w:t xml:space="preserve">chicken </w:t>
+        </w:r>
+      </w:ins>
+      <w:r>
+        <w:rPr>
+          <w:sz w:val="22"/>
+          <w:szCs w:val="22"/>
+        </w:rPr>
+        <w:t>coops, or comparable areas at control sites. Each bird is identified to species-level</w:t>
+      </w:r>
+      <w:del w:id="158" w:author="Kelsey McCune" w:date="2026-04-08T15:56:00Z" w16du:dateUtc="2026-04-08T20:56:00Z">
+        <w:r>
+          <w:rPr>
+            <w:sz w:val="22"/>
+            <w:szCs w:val="22"/>
+          </w:rPr>
+          <w:delText xml:space="preserve"> and sexed, when possible</w:delText>
+        </w:r>
+      </w:del>
+      <w:ins w:id="159" w:author="Kelsey McCune" w:date="2026-04-08T15:56:00Z" w16du:dateUtc="2026-04-08T20:56:00Z">
+        <w:r>
+          <w:rPr>
+            <w:sz w:val="22"/>
+            <w:szCs w:val="22"/>
+          </w:rPr>
+          <w:t xml:space="preserve"> and</w:t>
+        </w:r>
+      </w:ins>
+      <w:del w:id="160" w:author="Kelsey McCune" w:date="2026-04-08T15:56:00Z" w16du:dateUtc="2026-04-08T20:56:00Z">
+        <w:r>
+          <w:rPr>
+            <w:sz w:val="22"/>
+            <w:szCs w:val="22"/>
+          </w:rPr>
+          <w:delText>,</w:delText>
+        </w:r>
+      </w:del>
+      <w:r>
+        <w:rPr>
+          <w:sz w:val="22"/>
+          <w:szCs w:val="22"/>
+        </w:rPr>
+        <w:t xml:space="preserve"> measured for body </w:t>
+      </w:r>
+      <w:del w:id="161" w:author="Kelsey McCune" w:date="2026-04-08T15:56:00Z" w16du:dateUtc="2026-04-08T20:56:00Z">
+        <w:r>
+          <w:rPr>
+            <w:sz w:val="22"/>
+            <w:szCs w:val="22"/>
+          </w:rPr>
+          <w:delText>mass, wing chord, tarsus length, and bill and skull dimensions</w:delText>
+        </w:r>
+      </w:del>
+      <w:ins w:id="162" w:author="Kelsey McCune" w:date="2026-04-08T15:56:00Z" w16du:dateUtc="2026-04-08T20:56:00Z">
+        <w:r>
+          <w:rPr>
+            <w:sz w:val="22"/>
+            <w:szCs w:val="22"/>
+          </w:rPr>
+          <w:t>condition</w:t>
+        </w:r>
+      </w:ins>
+      <w:r>
+        <w:rPr>
+          <w:sz w:val="22"/>
+          <w:szCs w:val="22"/>
+        </w:rPr>
+        <w:t xml:space="preserve">. All individuals receive a sequentially numbered USGS </w:t>
+      </w:r>
+      <w:r>
+        <w:rPr>
+          <w:sz w:val="22"/>
+          <w:szCs w:val="22"/>
+          <w:rPrChange w:id="163" w:author="Kelsey McCune" w:date="2026-04-08T15:56:00Z" w16du:dateUtc="2026-04-08T20:56:00Z">
+            <w:rPr>
+              <w:sz w:val="22"/>
+              <w:szCs w:val="22"/>
+              <w:highlight w:val="red"/>
+            </w:rPr>
+          </w:rPrChange>
+        </w:rPr>
+        <w:t>aluminum</w:t>
+      </w:r>
+      <w:del w:id="164" w:author="Kelsey McCune" w:date="2026-04-08T15:56:00Z" w16du:dateUtc="2026-04-08T20:56:00Z">
+        <w:r>
+          <w:rPr>
+            <w:sz w:val="22"/>
+            <w:szCs w:val="22"/>
+            <w:rPrChange w:id="165" w:author="Kelsey McCune" w:date="2026-04-08T15:56:00Z" w16du:dateUtc="2026-04-08T20:56:00Z">
+              <w:rPr>
+                <w:sz w:val="22"/>
+                <w:szCs w:val="22"/>
+                <w:highlight w:val="red"/>
+              </w:rPr>
+            </w:rPrChange>
+          </w:rPr>
+          <w:delText>?</w:delText>
+        </w:r>
+      </w:del>
+      <w:r>
+        <w:rPr>
+          <w:sz w:val="22"/>
+          <w:szCs w:val="22"/>
+        </w:rPr>
+        <w:t xml:space="preserve"> leg band. </w:t>
+      </w:r>
+      <w:commentRangeStart w:id="166"/>
+      <w:r>
+        <w:rPr>
+          <w:sz w:val="22"/>
+          <w:szCs w:val="22"/>
+        </w:rPr>
+        <w:t>A subset of common resident species including Carolina Chickadee, Tufted Titmouse, Carolina Wren, Blue Jay, Downy Woodpecker, House Finch, and Northern Cardinal</w:t>
+      </w:r>
+      <w:del w:id="167" w:author="Kelsey McCune" w:date="2026-04-08T15:57:00Z" w16du:dateUtc="2026-04-08T20:57:00Z">
+        <w:r>
+          <w:rPr>
+            <w:sz w:val="22"/>
+            <w:szCs w:val="22"/>
+          </w:rPr>
+          <w:delText>-</w:delText>
+        </w:r>
+      </w:del>
+      <w:r>
+        <w:rPr>
+          <w:sz w:val="22"/>
+          <w:szCs w:val="22"/>
+        </w:rPr>
+        <w:t xml:space="preserve"> receive passive integrated transponder (PIT) leg bands </w:t>
       </w:r>
       <w:r>
         <w:rPr>
@@ -1419,21 +3114,6 @@
           <w:szCs w:val="22"/>
           <w:highlight w:val="red"/>
         </w:rPr>
-        <w:t>aluminum?</w:t>
-      </w:r>
-      <w:r>
-        <w:rPr>
-          <w:sz w:val="22"/>
-          <w:szCs w:val="22"/>
-        </w:rPr>
-        <w:t xml:space="preserve"> leg band. A subset of common resident species including Carolina Chickadee, Tufted Titmouse, Carolina Wren, Blue Jay, Downy Woodpecker, House Finch, and Northern Cardinal- receive passive integrated transponder (PIT) leg bands </w:t>
-      </w:r>
-      <w:r>
-        <w:rPr>
-          <w:sz w:val="22"/>
-          <w:szCs w:val="22"/>
-          <w:highlight w:val="red"/>
-        </w:rPr>
         <w:t>(Cite- Collins?).</w:t>
       </w:r>
       <w:r>
@@ -1443,20 +3123,62 @@
         </w:rPr>
         <w:t xml:space="preserve"> Radio-frequency identification (RFID) antennas installed at feeders, inside coops, and on perches at control sites record date- and time-stamped visits from PIT-tagged individuals. Migratory and unlisted species do not receive PIT tags.</w:t>
       </w:r>
-    </w:p>
-    <w:p>
-      <w:pPr>
-        <w:rPr>
-          <w:sz w:val="22"/>
-          <w:szCs w:val="22"/>
-        </w:rPr>
-      </w:pPr>
-      <w:r>
-        <w:rPr>
-          <w:sz w:val="22"/>
-          <w:szCs w:val="22"/>
-        </w:rPr>
-        <w:t>Fecal samples are collected from each captured bird via cloacal swab or from fresh droppings on clean surfaces. Backyard chicken fecal samples and soil/surface swabs from feeder and coop areas are also collected to characterize environmental pathogen reservoirs. All samples are transported on ice and stored at -80°C until processing.</w:t>
+      <w:commentRangeEnd w:id="166"/>
+      <w:r>
+        <w:rPr>
+          <w:rStyle w:val="CommentReference"/>
+        </w:rPr>
+        <w:commentReference w:id="166"/>
+      </w:r>
+    </w:p>
+    <w:p>
+      <w:pPr>
+        <w:rPr>
+          <w:sz w:val="22"/>
+          <w:szCs w:val="22"/>
+        </w:rPr>
+      </w:pPr>
+      <w:ins w:id="168" w:author="Kelsey McCune" w:date="2026-04-08T15:59:00Z" w16du:dateUtc="2026-04-08T20:59:00Z">
+        <w:r>
+          <w:rPr>
+            <w:sz w:val="22"/>
+            <w:szCs w:val="22"/>
+          </w:rPr>
+          <w:lastRenderedPageBreak/>
+          <w:t>I collected fecal</w:t>
+        </w:r>
+      </w:ins>
+      <w:del w:id="169" w:author="Kelsey McCune" w:date="2026-04-08T15:59:00Z" w16du:dateUtc="2026-04-08T20:59:00Z">
+        <w:r>
+          <w:rPr>
+            <w:sz w:val="22"/>
+            <w:szCs w:val="22"/>
+          </w:rPr>
+          <w:delText>Fecal</w:delText>
+        </w:r>
+      </w:del>
+      <w:r>
+        <w:rPr>
+          <w:sz w:val="22"/>
+          <w:szCs w:val="22"/>
+        </w:rPr>
+        <w:t xml:space="preserve"> samples </w:t>
+      </w:r>
+      <w:del w:id="170" w:author="Kelsey McCune" w:date="2026-04-08T15:59:00Z" w16du:dateUtc="2026-04-08T20:59:00Z">
+        <w:r>
+          <w:rPr>
+            <w:sz w:val="22"/>
+            <w:szCs w:val="22"/>
+          </w:rPr>
+          <w:delText xml:space="preserve">are collected </w:delText>
+        </w:r>
+      </w:del>
+      <w:r>
+        <w:rPr>
+          <w:sz w:val="22"/>
+          <w:szCs w:val="22"/>
+        </w:rPr>
+        <w:t>from each captured bird via cloacal swab or from fresh droppings on clean surfaces. Backyard chicken fecal samples and soil/surface swabs from feeder and coop areas are also collected to characterize environmental pathogen reservoirs. All samples are transported on ice and stored at -80°C until processing.</w:t>
       </w:r>
     </w:p>
     <w:p>
@@ -1506,7 +3228,32 @@
           <w:sz w:val="22"/>
           <w:szCs w:val="22"/>
         </w:rPr>
-        <w:t xml:space="preserve"> detection. Presumptive colonies are confirmed using </w:t>
+        <w:t xml:space="preserve"> detection. Presumptive colonies </w:t>
+      </w:r>
+      <w:ins w:id="171" w:author="Kelsey McCune" w:date="2026-04-08T16:00:00Z" w16du:dateUtc="2026-04-08T21:00:00Z">
+        <w:r>
+          <w:rPr>
+            <w:sz w:val="22"/>
+            <w:szCs w:val="22"/>
+          </w:rPr>
+          <w:t>will be</w:t>
+        </w:r>
+      </w:ins>
+      <w:del w:id="172" w:author="Kelsey McCune" w:date="2026-04-08T16:00:00Z" w16du:dateUtc="2026-04-08T21:00:00Z">
+        <w:r>
+          <w:rPr>
+            <w:sz w:val="22"/>
+            <w:szCs w:val="22"/>
+          </w:rPr>
+          <w:delText>are</w:delText>
+        </w:r>
+      </w:del>
+      <w:r>
+        <w:rPr>
+          <w:sz w:val="22"/>
+          <w:szCs w:val="22"/>
+        </w:rPr>
+        <w:t xml:space="preserve"> confirmed using </w:t>
       </w:r>
       <w:r>
         <w:rPr>
@@ -1521,59 +3268,152 @@
           <w:sz w:val="22"/>
           <w:szCs w:val="22"/>
         </w:rPr>
-        <w:t xml:space="preserve"> Confirmed isolates are archived for potential serotyping or whole-genome sequencing.</w:t>
-      </w:r>
-    </w:p>
-    <w:p>
-      <w:pPr>
-        <w:rPr>
+        <w:t xml:space="preserve"> </w:t>
+      </w:r>
+      <w:ins w:id="173" w:author="Kelsey McCune" w:date="2026-04-08T16:01:00Z" w16du:dateUtc="2026-04-08T21:01:00Z">
+        <w:r>
+          <w:rPr>
+            <w:sz w:val="22"/>
+            <w:szCs w:val="22"/>
+          </w:rPr>
+          <w:t xml:space="preserve">We will then </w:t>
+        </w:r>
+        <w:commentRangeStart w:id="174"/>
+        <w:r>
+          <w:rPr>
+            <w:sz w:val="22"/>
+            <w:szCs w:val="22"/>
+          </w:rPr>
+          <w:t xml:space="preserve">serotype and conduct whole genome sequencing </w:t>
+        </w:r>
+      </w:ins>
+      <w:commentRangeEnd w:id="174"/>
+      <w:ins w:id="175" w:author="Kelsey McCune" w:date="2026-04-08T16:02:00Z" w16du:dateUtc="2026-04-08T21:02:00Z">
+        <w:r>
+          <w:rPr>
+            <w:rStyle w:val="CommentReference"/>
+          </w:rPr>
+          <w:commentReference w:id="174"/>
+        </w:r>
+      </w:ins>
+      <w:ins w:id="176" w:author="Kelsey McCune" w:date="2026-04-08T16:01:00Z" w16du:dateUtc="2026-04-08T21:01:00Z">
+        <w:r>
+          <w:rPr>
+            <w:sz w:val="22"/>
+            <w:szCs w:val="22"/>
+          </w:rPr>
+          <w:t>on c</w:t>
+        </w:r>
+      </w:ins>
+      <w:del w:id="177" w:author="Kelsey McCune" w:date="2026-04-08T16:01:00Z" w16du:dateUtc="2026-04-08T21:01:00Z">
+        <w:r>
+          <w:rPr>
+            <w:sz w:val="22"/>
+            <w:szCs w:val="22"/>
+          </w:rPr>
+          <w:delText>C</w:delText>
+        </w:r>
+      </w:del>
+      <w:r>
+        <w:rPr>
+          <w:sz w:val="22"/>
+          <w:szCs w:val="22"/>
+        </w:rPr>
+        <w:t>onfirmed isolates</w:t>
+      </w:r>
+      <w:ins w:id="178" w:author="Kelsey McCune" w:date="2026-04-08T16:01:00Z" w16du:dateUtc="2026-04-08T21:01:00Z">
+        <w:r>
+          <w:rPr>
+            <w:sz w:val="22"/>
+            <w:szCs w:val="22"/>
+          </w:rPr>
+          <w:t>.</w:t>
+        </w:r>
+      </w:ins>
+      <w:del w:id="179" w:author="Kelsey McCune" w:date="2026-04-08T16:01:00Z" w16du:dateUtc="2026-04-08T21:01:00Z">
+        <w:r>
+          <w:rPr>
+            <w:sz w:val="22"/>
+            <w:szCs w:val="22"/>
+          </w:rPr>
+          <w:delText xml:space="preserve"> </w:delText>
+        </w:r>
+      </w:del>
+      <w:del w:id="180" w:author="Kelsey McCune" w:date="2026-04-08T16:00:00Z" w16du:dateUtc="2026-04-08T21:00:00Z">
+        <w:r>
+          <w:rPr>
+            <w:sz w:val="22"/>
+            <w:szCs w:val="22"/>
+          </w:rPr>
+          <w:delText>are archived for potential</w:delText>
+        </w:r>
+      </w:del>
+      <w:del w:id="181" w:author="Kelsey McCune" w:date="2026-04-08T16:01:00Z" w16du:dateUtc="2026-04-08T21:01:00Z">
+        <w:r>
+          <w:rPr>
+            <w:sz w:val="22"/>
+            <w:szCs w:val="22"/>
+          </w:rPr>
+          <w:delText xml:space="preserve"> serotyping or whole-genome sequencing.</w:delText>
+        </w:r>
+      </w:del>
+    </w:p>
+    <w:p>
+      <w:pPr>
+        <w:rPr>
+          <w:del w:id="182" w:author="Kelsey McCune" w:date="2026-04-08T15:36:00Z" w16du:dateUtc="2026-04-08T20:36:00Z"/>
           <w:b/>
           <w:bCs/>
           <w:sz w:val="22"/>
           <w:szCs w:val="22"/>
         </w:rPr>
       </w:pPr>
-      <w:r>
+      <w:del w:id="183" w:author="Kelsey McCune" w:date="2026-04-08T15:36:00Z" w16du:dateUtc="2026-04-08T20:36:00Z">
+        <w:r>
+          <w:rPr>
+            <w:b/>
+            <w:bCs/>
+            <w:sz w:val="22"/>
+            <w:szCs w:val="22"/>
+          </w:rPr>
+          <w:delText>Human Participant Surveys</w:delText>
+        </w:r>
+      </w:del>
+    </w:p>
+    <w:p>
+      <w:pPr>
+        <w:rPr>
+          <w:del w:id="184" w:author="Kelsey McCune" w:date="2026-04-08T15:36:00Z" w16du:dateUtc="2026-04-08T20:36:00Z"/>
+          <w:sz w:val="22"/>
+          <w:szCs w:val="22"/>
+        </w:rPr>
+      </w:pPr>
+      <w:del w:id="185" w:author="Kelsey McCune" w:date="2026-04-08T15:36:00Z" w16du:dateUtc="2026-04-08T20:36:00Z">
+        <w:r>
+          <w:rPr>
+            <w:sz w:val="22"/>
+            <w:szCs w:val="22"/>
+          </w:rPr>
+          <w:delText xml:space="preserve">During the latter half of the study timeline (2026–2027), voluntary surveys will be administered to participants at bird feeding and/or poultry-keeping sites. Developed from peer-reviewed instruments, the survey assesses disease knowledge and risk perception (Leiserowitz 2006), feeder and coop maintenance practices, pro-conservation attitudes (Barbett et al. 2020), place attachment (Boley et al. 2021), and willingness to adopt biosecurity recommendations. Survey data will be linked to site-level characteristics to evaluate effectiveness and predictability of disease risk perception and knowledge on management decisions, conservation-related behaviors, and site pathogen prevalence. </w:delText>
+        </w:r>
+      </w:del>
+    </w:p>
+    <w:p>
+      <w:pPr>
         <w:rPr>
           <w:b/>
           <w:bCs/>
           <w:sz w:val="22"/>
           <w:szCs w:val="22"/>
         </w:rPr>
-        <w:t>Human Participant Surveys</w:t>
-      </w:r>
-    </w:p>
-    <w:p>
-      <w:pPr>
-        <w:rPr>
-          <w:sz w:val="22"/>
-          <w:szCs w:val="22"/>
-        </w:rPr>
-      </w:pPr>
-      <w:r>
-        <w:rPr>
-          <w:sz w:val="22"/>
-          <w:szCs w:val="22"/>
-        </w:rPr>
-        <w:t xml:space="preserve">During the latter half of the study timeline (2026–2027), voluntary surveys will be administered to participants at bird feeding and/or poultry-keeping sites. Developed from peer-reviewed instruments, the survey assesses disease knowledge and risk perception (Leiserowitz 2006), feeder and coop maintenance practices, pro-conservation attitudes (Barbett et al. 2020), place attachment (Boley et al. 2021), and willingness to adopt biosecurity recommendations. Survey data will be linked to site-level characteristics to evaluate effectiveness and predictability of disease risk perception and knowledge on management decisions, conservation-related behaviors, and site pathogen prevalence. </w:t>
-      </w:r>
-    </w:p>
-    <w:p>
-      <w:pPr>
+      </w:pPr>
+      <w:r>
         <w:rPr>
           <w:b/>
           <w:bCs/>
           <w:sz w:val="22"/>
           <w:szCs w:val="22"/>
         </w:rPr>
-      </w:pPr>
-      <w:r>
-        <w:rPr>
-          <w:b/>
-          <w:bCs/>
-          <w:sz w:val="22"/>
-          <w:szCs w:val="22"/>
-        </w:rPr>
         <w:t>Data Analysis</w:t>
       </w:r>
     </w:p>
@@ -1584,12 +3424,216 @@
           <w:szCs w:val="22"/>
         </w:rPr>
       </w:pPr>
-      <w:r>
-        <w:rPr>
-          <w:sz w:val="22"/>
-          <w:szCs w:val="22"/>
-        </w:rPr>
-        <w:t>Generalized linear mixed models (GLMMs) with binomial error distributions will quantify infection status as a function of site treatment type, species, and feeder visitation frequency. Species will be included as a random effect, with site identity and individual bird identity to be considered as random effects as multi-season data accumulate. Survey responses will be analyzed using descriptive statistics and regression models to examine predictors of risk perception and pro-conservation behavior. All analyses will be conducted in R (R Core Team 2024).</w:t>
+      <w:ins w:id="186" w:author="Kelsey McCune" w:date="2026-04-08T15:41:00Z" w16du:dateUtc="2026-04-08T20:41:00Z">
+        <w:r>
+          <w:rPr>
+            <w:sz w:val="22"/>
+            <w:szCs w:val="22"/>
+          </w:rPr>
+          <w:t>I</w:t>
+        </w:r>
+      </w:ins>
+      <w:ins w:id="187" w:author="Kelsey McCune" w:date="2026-04-08T15:37:00Z" w16du:dateUtc="2026-04-08T20:37:00Z">
+        <w:r>
+          <w:rPr>
+            <w:sz w:val="22"/>
+            <w:szCs w:val="22"/>
+          </w:rPr>
+          <w:t xml:space="preserve"> will use g</w:t>
+        </w:r>
+      </w:ins>
+      <w:del w:id="188" w:author="Kelsey McCune" w:date="2026-04-08T15:37:00Z" w16du:dateUtc="2026-04-08T20:37:00Z">
+        <w:r>
+          <w:rPr>
+            <w:sz w:val="22"/>
+            <w:szCs w:val="22"/>
+          </w:rPr>
+          <w:delText>G</w:delText>
+        </w:r>
+      </w:del>
+      <w:r>
+        <w:rPr>
+          <w:sz w:val="22"/>
+          <w:szCs w:val="22"/>
+        </w:rPr>
+        <w:t xml:space="preserve">eneralized linear mixed models (GLMMs) with binomial error distributions </w:t>
+      </w:r>
+      <w:ins w:id="189" w:author="Kelsey McCune" w:date="2026-04-08T15:37:00Z" w16du:dateUtc="2026-04-08T20:37:00Z">
+        <w:r>
+          <w:rPr>
+            <w:sz w:val="22"/>
+            <w:szCs w:val="22"/>
+          </w:rPr>
+          <w:t>to</w:t>
+        </w:r>
+      </w:ins>
+      <w:del w:id="190" w:author="Kelsey McCune" w:date="2026-04-08T15:37:00Z" w16du:dateUtc="2026-04-08T20:37:00Z">
+        <w:r>
+          <w:rPr>
+            <w:sz w:val="22"/>
+            <w:szCs w:val="22"/>
+          </w:rPr>
+          <w:delText>will</w:delText>
+        </w:r>
+      </w:del>
+      <w:r>
+        <w:rPr>
+          <w:sz w:val="22"/>
+          <w:szCs w:val="22"/>
+        </w:rPr>
+        <w:t xml:space="preserve"> quantify</w:t>
+      </w:r>
+      <w:ins w:id="191" w:author="Kelsey McCune" w:date="2026-04-08T15:37:00Z" w16du:dateUtc="2026-04-08T20:37:00Z">
+        <w:r>
+          <w:rPr>
+            <w:sz w:val="22"/>
+            <w:szCs w:val="22"/>
+          </w:rPr>
+          <w:t xml:space="preserve"> the probability </w:t>
+        </w:r>
+      </w:ins>
+      <w:ins w:id="192" w:author="Kelsey McCune" w:date="2026-04-08T15:38:00Z" w16du:dateUtc="2026-04-08T20:38:00Z">
+        <w:r>
+          <w:rPr>
+            <w:sz w:val="22"/>
+            <w:szCs w:val="22"/>
+          </w:rPr>
+          <w:t>that a bird is</w:t>
+        </w:r>
+      </w:ins>
+      <w:r>
+        <w:rPr>
+          <w:sz w:val="22"/>
+          <w:szCs w:val="22"/>
+        </w:rPr>
+        <w:t xml:space="preserve"> infect</w:t>
+      </w:r>
+      <w:ins w:id="193" w:author="Kelsey McCune" w:date="2026-04-08T15:38:00Z" w16du:dateUtc="2026-04-08T20:38:00Z">
+        <w:r>
+          <w:rPr>
+            <w:sz w:val="22"/>
+            <w:szCs w:val="22"/>
+          </w:rPr>
+          <w:t>ed</w:t>
+        </w:r>
+      </w:ins>
+      <w:del w:id="194" w:author="Kelsey McCune" w:date="2026-04-08T15:38:00Z" w16du:dateUtc="2026-04-08T20:38:00Z">
+        <w:r>
+          <w:rPr>
+            <w:sz w:val="22"/>
+            <w:szCs w:val="22"/>
+          </w:rPr>
+          <w:delText>ion status</w:delText>
+        </w:r>
+      </w:del>
+      <w:r>
+        <w:rPr>
+          <w:sz w:val="22"/>
+          <w:szCs w:val="22"/>
+        </w:rPr>
+        <w:t xml:space="preserve"> as a function of site treatment type, species, and </w:t>
+      </w:r>
+      <w:del w:id="195" w:author="Kelsey McCune" w:date="2026-04-08T15:39:00Z" w16du:dateUtc="2026-04-08T20:39:00Z">
+        <w:r>
+          <w:rPr>
+            <w:sz w:val="22"/>
+            <w:szCs w:val="22"/>
+          </w:rPr>
+          <w:delText>feeder visitation frequency</w:delText>
+        </w:r>
+      </w:del>
+      <w:ins w:id="196" w:author="Kelsey McCune" w:date="2026-04-08T15:39:00Z" w16du:dateUtc="2026-04-08T20:39:00Z">
+        <w:r>
+          <w:rPr>
+            <w:sz w:val="22"/>
+            <w:szCs w:val="22"/>
+          </w:rPr>
+          <w:t>season</w:t>
+        </w:r>
+      </w:ins>
+      <w:r>
+        <w:rPr>
+          <w:sz w:val="22"/>
+          <w:szCs w:val="22"/>
+        </w:rPr>
+        <w:t xml:space="preserve">. </w:t>
+      </w:r>
+      <w:ins w:id="197" w:author="Kelsey McCune" w:date="2026-04-08T15:42:00Z" w16du:dateUtc="2026-04-08T20:42:00Z">
+        <w:r>
+          <w:rPr>
+            <w:sz w:val="22"/>
+            <w:szCs w:val="22"/>
+          </w:rPr>
+          <w:t xml:space="preserve">The model will also include </w:t>
+        </w:r>
+      </w:ins>
+      <w:del w:id="198" w:author="Kelsey McCune" w:date="2026-04-08T15:42:00Z" w16du:dateUtc="2026-04-08T20:42:00Z">
+        <w:r>
+          <w:rPr>
+            <w:sz w:val="22"/>
+            <w:szCs w:val="22"/>
+          </w:rPr>
+          <w:delText>Species will be included as a random effect, with site identity and individual bird identity to be considered as random effects as multi-season data accumulate</w:delText>
+        </w:r>
+      </w:del>
+      <w:ins w:id="199" w:author="Kelsey McCune" w:date="2026-04-08T15:42:00Z" w16du:dateUtc="2026-04-08T20:42:00Z">
+        <w:r>
+          <w:rPr>
+            <w:sz w:val="22"/>
+            <w:szCs w:val="22"/>
+          </w:rPr>
+          <w:t>a random effect for species to account for</w:t>
+        </w:r>
+      </w:ins>
+      <w:ins w:id="200" w:author="Kelsey McCune" w:date="2026-04-08T15:43:00Z" w16du:dateUtc="2026-04-08T20:43:00Z">
+        <w:r>
+          <w:rPr>
+            <w:sz w:val="22"/>
+            <w:szCs w:val="22"/>
+          </w:rPr>
+          <w:t xml:space="preserve"> correlation in the data due to</w:t>
+        </w:r>
+      </w:ins>
+      <w:ins w:id="201" w:author="Kelsey McCune" w:date="2026-04-08T15:42:00Z" w16du:dateUtc="2026-04-08T20:42:00Z">
+        <w:r>
+          <w:rPr>
+            <w:sz w:val="22"/>
+            <w:szCs w:val="22"/>
+          </w:rPr>
+          <w:t xml:space="preserve"> species-specific imm</w:t>
+        </w:r>
+      </w:ins>
+      <w:ins w:id="202" w:author="Kelsey McCune" w:date="2026-04-08T15:43:00Z" w16du:dateUtc="2026-04-08T20:43:00Z">
+        <w:r>
+          <w:rPr>
+            <w:sz w:val="22"/>
+            <w:szCs w:val="22"/>
+          </w:rPr>
+          <w:t>une capacity</w:t>
+        </w:r>
+      </w:ins>
+      <w:r>
+        <w:rPr>
+          <w:sz w:val="22"/>
+          <w:szCs w:val="22"/>
+        </w:rPr>
+        <w:t xml:space="preserve">. </w:t>
+      </w:r>
+      <w:del w:id="203" w:author="Kelsey McCune" w:date="2026-04-08T15:43:00Z" w16du:dateUtc="2026-04-08T20:43:00Z">
+        <w:r>
+          <w:rPr>
+            <w:sz w:val="22"/>
+            <w:szCs w:val="22"/>
+          </w:rPr>
+          <w:delText xml:space="preserve">Survey responses will be analyzed using descriptive statistics and regression models to examine predictors of risk perception and pro-conservation behavior. </w:delText>
+        </w:r>
+      </w:del>
+      <w:r>
+        <w:rPr>
+          <w:sz w:val="22"/>
+          <w:szCs w:val="22"/>
+        </w:rPr>
+        <w:t>All analyses will be conducted in R (R Core Team 2024).</w:t>
       </w:r>
     </w:p>
     <w:p>
@@ -1610,6 +3654,7 @@
     <w:p>
       <w:pPr>
         <w:rPr>
+          <w:ins w:id="204" w:author="Kelsey McCune" w:date="2026-04-08T16:02:00Z" w16du:dateUtc="2026-04-08T21:02:00Z"/>
           <w:sz w:val="22"/>
           <w:szCs w:val="22"/>
         </w:rPr>
@@ -1630,36 +3675,300 @@
           <w:szCs w:val="22"/>
         </w:rPr>
       </w:pPr>
-      <w:r>
-        <w:rPr>
-          <w:sz w:val="22"/>
-          <w:szCs w:val="22"/>
-        </w:rPr>
-        <w:t>By study completion in 2027, we expect a total dataset of approximately 350 wild bird captures across 15 sites, with associated fecal, blood, viral, morphometric and RFID visitation data collected monthly over three field seasons. Preliminary results from summer 2024 through early 2026 provide an early basis for interpreting predicted patterns and analytical findings.</w:t>
-      </w:r>
-    </w:p>
-    <w:p>
-      <w:pPr>
-        <w:rPr>
-          <w:sz w:val="22"/>
-          <w:szCs w:val="22"/>
-        </w:rPr>
-      </w:pPr>
-      <w:r>
-        <w:rPr>
-          <w:sz w:val="22"/>
-          <w:szCs w:val="22"/>
-        </w:rPr>
-        <w:t xml:space="preserve">Preliminary data show that control sites display significantly higher bacterial infection prevalence in wild birds relative to feeder and combined feeder-chicken sites (p = 0.017, p = 0.05). This pattern may imply a nutritional buffering effect, consistent with evidence that supplemental food can improve immune function in wild passerines (Owen et al. 2021). As sampling expands across additional seasons and sites, we expect greater statistical power to interpret whether this pattern </w:t>
-      </w:r>
-      <w:r>
-        <w:rPr>
-          <w:sz w:val="22"/>
-          <w:szCs w:val="22"/>
-        </w:rPr>
-        <w:lastRenderedPageBreak/>
-        <w:t>holds consistently or rather supports variation in community composition and host condition. With only two chicken-only and two combined sites currently active, chicken-keeping households remain lacking. Additional replication at these treatment types is a priority for the remaining study period and is expected to clarify the role of poultry as environmental pathogen reservoirs.</w:t>
-      </w:r>
+    </w:p>
+    <w:p>
+      <w:pPr>
+        <w:rPr>
+          <w:del w:id="205" w:author="Kelsey McCune" w:date="2026-04-08T16:06:00Z" w16du:dateUtc="2026-04-08T21:06:00Z"/>
+          <w:sz w:val="22"/>
+          <w:szCs w:val="22"/>
+        </w:rPr>
+      </w:pPr>
+      <w:moveFromRangeStart w:id="206" w:author="Kelsey McCune" w:date="2026-04-08T16:03:00Z" w:name="move226556635"/>
+      <w:moveFrom w:id="207" w:author="Kelsey McCune" w:date="2026-04-08T16:03:00Z" w16du:dateUtc="2026-04-08T21:03:00Z">
+        <w:r>
+          <w:rPr>
+            <w:sz w:val="22"/>
+            <w:szCs w:val="22"/>
+          </w:rPr>
+          <w:t xml:space="preserve">By study completion in 2027, we expect a total dataset of approximately 350 wild bird captures across 15 sites, with associated fecal, blood, viral, morphometric and RFID visitation data collected monthly over three field seasons. </w:t>
+        </w:r>
+      </w:moveFrom>
+      <w:moveFromRangeEnd w:id="206"/>
+      <w:r>
+        <w:rPr>
+          <w:sz w:val="22"/>
+          <w:szCs w:val="22"/>
+        </w:rPr>
+        <w:t>Preliminary results from summer 2024 through early 2026 provide an early basis for interpreting predicted patterns and analytical findings.</w:t>
+      </w:r>
+      <w:ins w:id="208" w:author="Kelsey McCune" w:date="2026-04-08T16:04:00Z" w16du:dateUtc="2026-04-08T21:04:00Z">
+        <w:r>
+          <w:rPr>
+            <w:sz w:val="22"/>
+            <w:szCs w:val="22"/>
+          </w:rPr>
+          <w:t xml:space="preserve"> I captured XX birds at XX sites of each </w:t>
+        </w:r>
+        <w:proofErr w:type="spellStart"/>
+        <w:r>
+          <w:rPr>
+            <w:sz w:val="22"/>
+            <w:szCs w:val="22"/>
+          </w:rPr>
+          <w:t>treatement</w:t>
+        </w:r>
+        <w:proofErr w:type="spellEnd"/>
+        <w:r>
+          <w:rPr>
+            <w:sz w:val="22"/>
+            <w:szCs w:val="22"/>
+          </w:rPr>
+          <w:t xml:space="preserve"> type. </w:t>
+        </w:r>
+      </w:ins>
+      <w:ins w:id="209" w:author="Kelsey McCune" w:date="2026-04-08T16:05:00Z" w16du:dateUtc="2026-04-08T21:05:00Z">
+        <w:r>
+          <w:rPr>
+            <w:sz w:val="22"/>
+            <w:szCs w:val="22"/>
+          </w:rPr>
+          <w:t>In addition, I collected XX environmental and chicken fecal samples, resulting in a total of XX samples.</w:t>
+        </w:r>
+      </w:ins>
+      <w:ins w:id="210" w:author="Kelsey McCune" w:date="2026-04-08T16:06:00Z" w16du:dateUtc="2026-04-08T21:06:00Z">
+        <w:r>
+          <w:rPr>
+            <w:sz w:val="22"/>
+            <w:szCs w:val="22"/>
+          </w:rPr>
+          <w:t xml:space="preserve"> </w:t>
+        </w:r>
+      </w:ins>
+      <w:proofErr w:type="spellStart"/>
+      <w:ins w:id="211" w:author="Kelsey McCune" w:date="2026-04-08T16:04:00Z" w16du:dateUtc="2026-04-08T21:04:00Z">
+        <w:r>
+          <w:rPr>
+            <w:sz w:val="22"/>
+            <w:szCs w:val="22"/>
+          </w:rPr>
+          <w:t>Preliminary</w:t>
+        </w:r>
+        <w:proofErr w:type="spellEnd"/>
+        <w:r>
+          <w:rPr>
+            <w:sz w:val="22"/>
+            <w:szCs w:val="22"/>
+          </w:rPr>
+          <w:t xml:space="preserve"> culturing resul</w:t>
+        </w:r>
+      </w:ins>
+      <w:ins w:id="212" w:author="Kelsey McCune" w:date="2026-04-08T16:05:00Z" w16du:dateUtc="2026-04-08T21:05:00Z">
+        <w:r>
+          <w:rPr>
+            <w:sz w:val="22"/>
+            <w:szCs w:val="22"/>
+          </w:rPr>
+          <w:t xml:space="preserve">ted in approximately 14% of samples developed </w:t>
+        </w:r>
+        <w:r>
+          <w:rPr>
+            <w:i/>
+            <w:iCs/>
+            <w:sz w:val="22"/>
+            <w:szCs w:val="22"/>
+          </w:rPr>
+          <w:t xml:space="preserve">Salmonella </w:t>
+        </w:r>
+        <w:r>
+          <w:rPr>
+            <w:sz w:val="22"/>
+            <w:szCs w:val="22"/>
+          </w:rPr>
+          <w:t>colonies.</w:t>
+        </w:r>
+      </w:ins>
+      <w:ins w:id="213" w:author="Kelsey McCune" w:date="2026-04-08T16:06:00Z" w16du:dateUtc="2026-04-08T21:06:00Z">
+        <w:r>
+          <w:rPr>
+            <w:sz w:val="22"/>
+            <w:szCs w:val="22"/>
+          </w:rPr>
+          <w:t xml:space="preserve"> </w:t>
+        </w:r>
+      </w:ins>
+    </w:p>
+    <w:p>
+      <w:pPr>
+        <w:rPr>
+          <w:ins w:id="214" w:author="Kelsey McCune" w:date="2026-04-08T16:08:00Z" w16du:dateUtc="2026-04-08T21:08:00Z"/>
+          <w:sz w:val="22"/>
+          <w:szCs w:val="22"/>
+        </w:rPr>
+      </w:pPr>
+      <w:r>
+        <w:rPr>
+          <w:sz w:val="22"/>
+          <w:szCs w:val="22"/>
+        </w:rPr>
+        <w:t xml:space="preserve">Preliminary </w:t>
+      </w:r>
+      <w:ins w:id="215" w:author="Kelsey McCune" w:date="2026-04-08T16:06:00Z" w16du:dateUtc="2026-04-08T21:06:00Z">
+        <w:r>
+          <w:rPr>
+            <w:sz w:val="22"/>
+            <w:szCs w:val="22"/>
+          </w:rPr>
+          <w:t>analyses</w:t>
+        </w:r>
+      </w:ins>
+      <w:del w:id="216" w:author="Kelsey McCune" w:date="2026-04-08T16:06:00Z" w16du:dateUtc="2026-04-08T21:06:00Z">
+        <w:r>
+          <w:rPr>
+            <w:sz w:val="22"/>
+            <w:szCs w:val="22"/>
+          </w:rPr>
+          <w:delText>data</w:delText>
+        </w:r>
+      </w:del>
+      <w:r>
+        <w:rPr>
+          <w:sz w:val="22"/>
+          <w:szCs w:val="22"/>
+        </w:rPr>
+        <w:t xml:space="preserve"> show that control sites display significantly higher bacterial infection prevalence in wild birds relative to </w:t>
+      </w:r>
+      <w:ins w:id="217" w:author="Kelsey McCune" w:date="2026-04-08T16:06:00Z" w16du:dateUtc="2026-04-08T21:06:00Z">
+        <w:r>
+          <w:rPr>
+            <w:sz w:val="22"/>
+            <w:szCs w:val="22"/>
+          </w:rPr>
+          <w:t xml:space="preserve">bird </w:t>
+        </w:r>
+      </w:ins>
+      <w:r>
+        <w:rPr>
+          <w:sz w:val="22"/>
+          <w:szCs w:val="22"/>
+        </w:rPr>
+        <w:t xml:space="preserve">feeder and combined feeder-chicken sites (p = 0.017, p = 0.05). This pattern may imply a nutritional buffering effect, consistent with evidence that supplemental food can improve immune function in wild passerines (Owen et al. 2021). </w:t>
+      </w:r>
+      <w:ins w:id="218" w:author="Kelsey McCune" w:date="2026-04-08T16:07:00Z" w16du:dateUtc="2026-04-08T21:07:00Z">
+        <w:r>
+          <w:rPr>
+            <w:sz w:val="22"/>
+            <w:szCs w:val="22"/>
+          </w:rPr>
+          <w:t xml:space="preserve">However, I am limited in the conclusions I can make from </w:t>
+        </w:r>
+      </w:ins>
+      <w:ins w:id="219" w:author="Kelsey McCune" w:date="2026-04-08T16:08:00Z" w16du:dateUtc="2026-04-08T21:08:00Z">
+        <w:r>
+          <w:rPr>
+            <w:sz w:val="22"/>
+            <w:szCs w:val="22"/>
+          </w:rPr>
+          <w:t xml:space="preserve">these </w:t>
+        </w:r>
+      </w:ins>
+      <w:ins w:id="220" w:author="Kelsey McCune" w:date="2026-04-08T16:07:00Z" w16du:dateUtc="2026-04-08T21:07:00Z">
+        <w:r>
+          <w:rPr>
+            <w:sz w:val="22"/>
+            <w:szCs w:val="22"/>
+          </w:rPr>
+          <w:t xml:space="preserve">preliminary culturing </w:t>
+        </w:r>
+      </w:ins>
+      <w:ins w:id="221" w:author="Kelsey McCune" w:date="2026-04-08T16:08:00Z" w16du:dateUtc="2026-04-08T21:08:00Z">
+        <w:r>
+          <w:rPr>
+            <w:sz w:val="22"/>
+            <w:szCs w:val="22"/>
+          </w:rPr>
+          <w:t xml:space="preserve">methods </w:t>
+        </w:r>
+      </w:ins>
+      <w:ins w:id="222" w:author="Kelsey McCune" w:date="2026-04-08T16:07:00Z" w16du:dateUtc="2026-04-08T21:07:00Z">
+        <w:r>
+          <w:rPr>
+            <w:sz w:val="22"/>
+            <w:szCs w:val="22"/>
+          </w:rPr>
+          <w:t xml:space="preserve">because </w:t>
+        </w:r>
+      </w:ins>
+      <w:ins w:id="223" w:author="Kelsey McCune" w:date="2026-04-08T16:08:00Z" w16du:dateUtc="2026-04-08T21:08:00Z">
+        <w:r>
+          <w:rPr>
+            <w:sz w:val="22"/>
+            <w:szCs w:val="22"/>
+          </w:rPr>
+          <w:t>I lack the funds to conduct additional lab processing to determine …</w:t>
+        </w:r>
+      </w:ins>
+    </w:p>
+    <w:p>
+      <w:pPr>
+        <w:rPr>
+          <w:sz w:val="22"/>
+          <w:szCs w:val="22"/>
+        </w:rPr>
+      </w:pPr>
+      <w:del w:id="224" w:author="Kelsey McCune" w:date="2026-04-08T16:08:00Z" w16du:dateUtc="2026-04-08T21:08:00Z">
+        <w:r>
+          <w:rPr>
+            <w:sz w:val="22"/>
+            <w:szCs w:val="22"/>
+          </w:rPr>
+          <w:delText xml:space="preserve">As sampling expands across additional seasons and sites, we expect greater statistical power to interpret whether this pattern holds consistently or rather supports variation in community composition and host condition. </w:delText>
+        </w:r>
+      </w:del>
+      <w:del w:id="225" w:author="Kelsey McCune" w:date="2026-04-08T16:09:00Z" w16du:dateUtc="2026-04-08T21:09:00Z">
+        <w:r>
+          <w:rPr>
+            <w:sz w:val="22"/>
+            <w:szCs w:val="22"/>
+          </w:rPr>
+          <w:delText>With only two chicken-only and two combined sites currently active, chicken-keeping households remain lacking. Additional replication at these treatment types is a priority for the remaining study period and is expected to clarify the role of poultry as environmental pathogen reservoirs.</w:delText>
+        </w:r>
+      </w:del>
+      <w:moveToRangeStart w:id="226" w:author="Kelsey McCune" w:date="2026-04-08T16:03:00Z" w:name="move226556635"/>
+      <w:moveTo w:id="227" w:author="Kelsey McCune" w:date="2026-04-08T16:03:00Z" w16du:dateUtc="2026-04-08T21:03:00Z">
+        <w:r>
+          <w:rPr>
+            <w:sz w:val="22"/>
+            <w:szCs w:val="22"/>
+          </w:rPr>
+          <w:t xml:space="preserve">By study completion in 2027, we expect a total dataset of approximately 350 wild bird captures </w:t>
+        </w:r>
+        <w:commentRangeStart w:id="228"/>
+        <w:r>
+          <w:rPr>
+            <w:sz w:val="22"/>
+            <w:szCs w:val="22"/>
+          </w:rPr>
+          <w:t xml:space="preserve">across 15 sites, </w:t>
+        </w:r>
+      </w:moveTo>
+      <w:commentRangeEnd w:id="228"/>
+      <w:r>
+        <w:rPr>
+          <w:rStyle w:val="CommentReference"/>
+        </w:rPr>
+        <w:commentReference w:id="228"/>
+      </w:r>
+      <w:moveTo w:id="229" w:author="Kelsey McCune" w:date="2026-04-08T16:03:00Z" w16du:dateUtc="2026-04-08T21:03:00Z">
+        <w:r>
+          <w:rPr>
+            <w:sz w:val="22"/>
+            <w:szCs w:val="22"/>
+          </w:rPr>
+          <w:t>with associated fecal, blood, viral, morphometric and RFID visitation data collected monthly over three field seasons.</w:t>
+        </w:r>
+      </w:moveTo>
+      <w:moveToRangeEnd w:id="226"/>
     </w:p>
     <w:p>
       <w:pPr>
@@ -1740,17 +4049,210 @@
     <w:p>
       <w:pPr>
         <w:rPr>
-          <w:sz w:val="22"/>
-          <w:szCs w:val="22"/>
-        </w:rPr>
-      </w:pPr>
-      <w:r>
-        <w:rPr>
-          <w:sz w:val="22"/>
-          <w:szCs w:val="22"/>
-        </w:rPr>
-        <w:t>Summary of the Impacts of this Study:</w:t>
-      </w:r>
+          <w:ins w:id="230" w:author="Kelsey McCune" w:date="2026-04-08T11:39:00Z" w16du:dateUtc="2026-04-08T16:39:00Z"/>
+          <w:sz w:val="22"/>
+          <w:szCs w:val="22"/>
+        </w:rPr>
+      </w:pPr>
+      <w:commentRangeStart w:id="231"/>
+      <w:r>
+        <w:rPr>
+          <w:sz w:val="22"/>
+          <w:szCs w:val="22"/>
+        </w:rPr>
+        <w:t>Summary of the Impacts of this Study</w:t>
+      </w:r>
+      <w:commentRangeEnd w:id="231"/>
+      <w:r>
+        <w:rPr>
+          <w:rStyle w:val="CommentReference"/>
+        </w:rPr>
+        <w:commentReference w:id="231"/>
+      </w:r>
+      <w:r>
+        <w:rPr>
+          <w:sz w:val="22"/>
+          <w:szCs w:val="22"/>
+        </w:rPr>
+        <w:t>:</w:t>
+      </w:r>
+    </w:p>
+    <w:p>
+      <w:pPr>
+        <w:ind w:firstLine="720"/>
+        <w:rPr>
+          <w:moveTo w:id="232" w:author="Kelsey McCune" w:date="2026-04-08T11:39:00Z" w16du:dateUtc="2026-04-08T16:39:00Z"/>
+          <w:sz w:val="22"/>
+          <w:szCs w:val="22"/>
+        </w:rPr>
+      </w:pPr>
+      <w:moveToRangeStart w:id="233" w:author="Kelsey McCune" w:date="2026-04-08T11:39:00Z" w:name="move226540801"/>
+      <w:moveTo w:id="234" w:author="Kelsey McCune" w:date="2026-04-08T11:39:00Z" w16du:dateUtc="2026-04-08T16:39:00Z">
+        <w:r>
+          <w:rPr>
+            <w:sz w:val="22"/>
+            <w:szCs w:val="22"/>
+          </w:rPr>
+          <w:t>The risk of disease spillover through bird feeding and backyard poultry keeping is potentially balanced by the benefits for the people who participate. Current research has shown that interacting with birds and nature can strengthen mental health through effects like reduced stress and anxiety, improved mood, cognitive restoration, and feelings of connection to the natural world (Cox and Gaston 2016; Pocock et al. 2023)</w:t>
+        </w:r>
+        <w:r>
+          <w:rPr>
+            <w:sz w:val="22"/>
+            <w:szCs w:val="22"/>
+          </w:rPr>
+          <w:t>.</w:t>
+        </w:r>
+        <w:r>
+          <w:rPr>
+            <w:sz w:val="22"/>
+            <w:szCs w:val="22"/>
+          </w:rPr>
+          <w:t xml:space="preserve"> For many people, maintaining a bird feeder provides the only daily form of accessible, low-cost interaction with wildlife. Studies have found that even brief exposure to birds in residential settings contributes positively to personal wellbeing, consistent with broader studies linking nature contact to psychological relief and stress recovery (Dayer et al. 2019)</w:t>
+        </w:r>
+        <w:r>
+          <w:rPr>
+            <w:sz w:val="22"/>
+            <w:szCs w:val="22"/>
+          </w:rPr>
+          <w:t>.</w:t>
+        </w:r>
+        <w:r>
+          <w:rPr>
+            <w:sz w:val="22"/>
+            <w:szCs w:val="22"/>
+          </w:rPr>
+          <w:t xml:space="preserve"> Small-scale poultry keeping is similarly associated with feelings of self-sufficiency, fulfillment, and stewardship, particularly among urban and suburban residents seeking engagement with food systems and animal care (Kyle and Sutherland 2016; Nicholson et al. 2020)</w:t>
+        </w:r>
+        <w:r>
+          <w:rPr>
+            <w:sz w:val="22"/>
+            <w:szCs w:val="22"/>
+          </w:rPr>
+          <w:t>.</w:t>
+        </w:r>
+        <w:r>
+          <w:rPr>
+            <w:sz w:val="22"/>
+            <w:szCs w:val="22"/>
+          </w:rPr>
+          <w:t xml:space="preserve"> Households with children may additionally benefit from the educational value of these activities by incorporating an early interest in wildlife, ecology, and sustainable food production. Engagement with backyard wildlife activities may also go beyond personal satisfaction to encourage broader conservation behaviors. Research has shown that people who feed and observe birds are more likely to engage in pro-conservation actions such as habitat stewardship, conservation donations, and advocacy for wildlife-friendly policies, suggesting that these activities may provide a link to broader environmental stewardship (Dayer et al. 2019; Pocock et al. 2023; Barbett et al. 2020). Understanding the conservation attitudes of participants in these backyard activities will be valuable for finding opportunities to promote evidence-based biosecurity guidelines to the public. The psychological and conservation benefits of backyard wildlife activities are important factors that must be weighed parallel to any relevant risks to health, wildlife, and environment when discussing activities such as bird feeding and small-scale poultry. </w:t>
+        </w:r>
+      </w:moveTo>
+    </w:p>
+    <w:moveToRangeEnd w:id="233"/>
+    <w:p>
+      <w:pPr>
+        <w:rPr>
+          <w:ins w:id="235" w:author="Kelsey McCune" w:date="2026-04-08T11:44:00Z" w16du:dateUtc="2026-04-08T16:44:00Z"/>
+          <w:sz w:val="22"/>
+          <w:szCs w:val="22"/>
+        </w:rPr>
+      </w:pPr>
+    </w:p>
+    <w:p>
+      <w:pPr>
+        <w:rPr>
+          <w:sz w:val="22"/>
+          <w:szCs w:val="22"/>
+        </w:rPr>
+      </w:pPr>
+      <w:moveToRangeStart w:id="236" w:author="Kelsey McCune" w:date="2026-04-08T11:44:00Z" w:name="move226541072"/>
+      <w:moveTo w:id="237" w:author="Kelsey McCune" w:date="2026-04-08T11:44:00Z" w16du:dateUtc="2026-04-08T16:44:00Z">
+        <w:r>
+          <w:rPr>
+            <w:sz w:val="22"/>
+            <w:szCs w:val="22"/>
+          </w:rPr>
+          <w:lastRenderedPageBreak/>
+          <w:t>The degree to which participants in these activities perceive disease risks, engage in biosecurity practices such as feeder cleaning and personal hygiene, and are willing to modify their behaviors in response to evidence-based recommendations remains poorly characterized, particularly in the southeastern United States where both activities are prevalent.</w:t>
+        </w:r>
+      </w:moveTo>
+      <w:moveToRangeEnd w:id="236"/>
+    </w:p>
+    <w:p>
+      <w:pPr>
+        <w:rPr>
+          <w:ins w:id="238" w:author="Kelsey McCune" w:date="2026-04-08T15:30:00Z" w16du:dateUtc="2026-04-08T20:30:00Z"/>
+          <w:sz w:val="22"/>
+          <w:szCs w:val="22"/>
+        </w:rPr>
+      </w:pPr>
+    </w:p>
+    <w:p>
+      <w:pPr>
+        <w:rPr>
+          <w:ins w:id="239" w:author="Kelsey McCune" w:date="2026-04-08T15:30:00Z" w16du:dateUtc="2026-04-08T20:30:00Z"/>
+          <w:sz w:val="22"/>
+          <w:szCs w:val="22"/>
+        </w:rPr>
+      </w:pPr>
+      <w:ins w:id="240" w:author="Kelsey McCune" w:date="2026-04-08T15:30:00Z" w16du:dateUtc="2026-04-08T20:30:00Z">
+        <w:r>
+          <w:rPr>
+            <w:sz w:val="22"/>
+            <w:szCs w:val="22"/>
+          </w:rPr>
+          <w:t>This gap remains relevant in the southeastern United States, where suburban sprawl continues to expand the human-wildlife interface, seasonal variation in temperature and humidity creates year-round conditions for environmental pathogen persistence, and large agricultural presence encourages small-scale animal keeping</w:t>
+        </w:r>
+        <w:r>
+          <w:rPr>
+            <w:sz w:val="22"/>
+            <w:szCs w:val="22"/>
+          </w:rPr>
+          <w:t>.</w:t>
+        </w:r>
+        <w:r>
+          <w:rPr>
+            <w:sz w:val="22"/>
+            <w:szCs w:val="22"/>
+          </w:rPr>
+          <w:t xml:space="preserve"> </w:t>
+        </w:r>
+        <w:r>
+          <w:rPr>
+            <w:sz w:val="22"/>
+            <w:szCs w:val="22"/>
+          </w:rPr>
+          <w:t xml:space="preserve">Moreover, </w:t>
+        </w:r>
+        <w:r>
+          <w:rPr>
+            <w:sz w:val="22"/>
+            <w:szCs w:val="22"/>
+          </w:rPr>
+          <w:t>wildlife watching participation, including bird feeding,</w:t>
+        </w:r>
+        <w:r>
+          <w:rPr>
+            <w:sz w:val="22"/>
+            <w:szCs w:val="22"/>
+          </w:rPr>
+          <w:t xml:space="preserve"> in Alabama</w:t>
+        </w:r>
+        <w:r>
+          <w:rPr>
+            <w:sz w:val="22"/>
+            <w:szCs w:val="22"/>
+          </w:rPr>
+          <w:t xml:space="preserve"> is among the highest of any region in the country, with the East </w:t>
+        </w:r>
+        <w:proofErr w:type="gramStart"/>
+        <w:r>
+          <w:rPr>
+            <w:sz w:val="22"/>
+            <w:szCs w:val="22"/>
+          </w:rPr>
+          <w:t>South Central</w:t>
+        </w:r>
+        <w:proofErr w:type="gramEnd"/>
+        <w:r>
+          <w:rPr>
+            <w:sz w:val="22"/>
+            <w:szCs w:val="22"/>
+          </w:rPr>
+          <w:t xml:space="preserve"> states reporting the highest residential wildlife watching rates nationally (USFWS 2022).</w:t>
+        </w:r>
+      </w:ins>
     </w:p>
     <w:p>
       <w:pPr>
@@ -2387,7 +4889,23 @@
           <w:sz w:val="22"/>
           <w:szCs w:val="22"/>
         </w:rPr>
-        <w:t>$360 per month of SVDL Lab processing + $15 per seryotyped Salm. Sample</w:t>
+        <w:t xml:space="preserve">$360 per month of SVDL Lab processing + $15 per </w:t>
+      </w:r>
+      <w:proofErr w:type="spellStart"/>
+      <w:r>
+        <w:rPr>
+          <w:sz w:val="22"/>
+          <w:szCs w:val="22"/>
+        </w:rPr>
+        <w:t>seryotyped</w:t>
+      </w:r>
+      <w:proofErr w:type="spellEnd"/>
+      <w:r>
+        <w:rPr>
+          <w:sz w:val="22"/>
+          <w:szCs w:val="22"/>
+        </w:rPr>
+        <w:t xml:space="preserve"> Salm. Sample</w:t>
       </w:r>
     </w:p>
     <w:p>
@@ -2504,7 +5022,25 @@
           <w:szCs w:val="22"/>
           <w:highlight w:val="yellow"/>
         </w:rPr>
-        <w:t>Info. about how the rest of my project is already supported by collaborators or pre-existing funding: field supplies, intital lab processing, etc.</w:t>
+        <w:t xml:space="preserve">Info. about how the rest of my project is already supported by collaborators or pre-existing funding: field supplies, </w:t>
+      </w:r>
+      <w:proofErr w:type="spellStart"/>
+      <w:r>
+        <w:rPr>
+          <w:sz w:val="22"/>
+          <w:szCs w:val="22"/>
+          <w:highlight w:val="yellow"/>
+        </w:rPr>
+        <w:t>intital</w:t>
+      </w:r>
+      <w:proofErr w:type="spellEnd"/>
+      <w:r>
+        <w:rPr>
+          <w:sz w:val="22"/>
+          <w:szCs w:val="22"/>
+          <w:highlight w:val="yellow"/>
+        </w:rPr>
+        <w:t xml:space="preserve"> lab processing, etc.</w:t>
       </w:r>
       <w:r>
         <w:rPr>
@@ -2557,24 +5093,10 @@
           <w:sz w:val="22"/>
           <w:szCs w:val="22"/>
         </w:rPr>
-        <w:t>Projects that are large often have multiple sources of funding. If anything, in the last few years, having other sources of funding for parts of a project has worked to the advantage of researches, as the committee often decides to partner on projects that already have one source of funding.</w:t>
-      </w:r>
-    </w:p>
-    <w:p>
-      <w:pPr>
-        <w:widowControl w:val="0"/>
-        <w:jc w:val="both"/>
-        <w:rPr>
-          <w:color w:val="FF0000"/>
-          <w:sz w:val="22"/>
-          <w:szCs w:val="22"/>
-        </w:rPr>
-      </w:pPr>
-    </w:p>
-    <w:p>
-      <w:pPr>
-        <w:widowControl w:val="0"/>
-        <w:jc w:val="both"/>
+        <w:t xml:space="preserve">Projects that are large often have multiple sources of funding. If anything, in the last few years, having other sources of funding for parts of a project has worked to the advantage of </w:t>
+      </w:r>
+      <w:proofErr w:type="gramStart"/>
+      <w:r>
         <w:rPr>
           <w:i/>
           <w:iCs/>
@@ -2582,7 +5104,9 @@
           <w:sz w:val="22"/>
           <w:szCs w:val="22"/>
         </w:rPr>
-      </w:pPr>
+        <w:t>researches</w:t>
+      </w:r>
+      <w:proofErr w:type="gramEnd"/>
       <w:r>
         <w:rPr>
           <w:i/>
@@ -2591,9 +5115,24 @@
           <w:sz w:val="22"/>
           <w:szCs w:val="22"/>
         </w:rPr>
-        <w:t>If this proposal is comin</w:t>
-      </w:r>
-      <w:r>
+        <w:t>, as the committee often decides to partner on projects that already have one source of funding.</w:t>
+      </w:r>
+    </w:p>
+    <w:p>
+      <w:pPr>
+        <w:widowControl w:val="0"/>
+        <w:jc w:val="both"/>
+        <w:rPr>
+          <w:color w:val="FF0000"/>
+          <w:sz w:val="22"/>
+          <w:szCs w:val="22"/>
+        </w:rPr>
+      </w:pPr>
+    </w:p>
+    <w:p>
+      <w:pPr>
+        <w:widowControl w:val="0"/>
+        <w:jc w:val="both"/>
         <w:rPr>
           <w:i/>
           <w:iCs/>
@@ -2601,8 +5140,7 @@
           <w:sz w:val="22"/>
           <w:szCs w:val="22"/>
         </w:rPr>
-        <w:t>g from outside the United States</w:t>
-      </w:r>
+      </w:pPr>
       <w:r>
         <w:rPr>
           <w:i/>
@@ -2611,7 +5149,7 @@
           <w:sz w:val="22"/>
           <w:szCs w:val="22"/>
         </w:rPr>
-        <w:t xml:space="preserve">, then provide information on the legal obligations in your country </w:t>
+        <w:t>If this proposal is comin</w:t>
       </w:r>
       <w:r>
         <w:rPr>
@@ -2621,8 +5159,17 @@
           <w:sz w:val="22"/>
           <w:szCs w:val="22"/>
         </w:rPr>
-        <w:lastRenderedPageBreak/>
-        <w:t xml:space="preserve">for doing animal research. We would need to see copies of your approval forms from your in-country animal welfare agency before awarding any grant. </w:t>
+        <w:t>g from outside the United States</w:t>
+      </w:r>
+      <w:r>
+        <w:rPr>
+          <w:i/>
+          <w:iCs/>
+          <w:color w:val="FF0000"/>
+          <w:sz w:val="22"/>
+          <w:szCs w:val="22"/>
+        </w:rPr>
+        <w:t xml:space="preserve">, then provide information on the legal obligations in your country for doing animal research. We would need to see copies of your approval forms from your in-country animal welfare agency before awarding any grant. </w:t>
       </w:r>
     </w:p>
     <w:p>
@@ -3112,7 +5659,23 @@
           <w:sz w:val="22"/>
           <w:szCs w:val="22"/>
         </w:rPr>
-        <w:t xml:space="preserve">This study involves breeding birds.  List number of breeding adults used and estimated number of chicks produced each year, and describe how the birds are expected to be allocated to the subsequent experiment(s). </w:t>
+        <w:t xml:space="preserve">This study involves breeding birds.  List number of breeding adults used and estimated number of chicks produced each </w:t>
+      </w:r>
+      <w:proofErr w:type="gramStart"/>
+      <w:r>
+        <w:rPr>
+          <w:sz w:val="22"/>
+          <w:szCs w:val="22"/>
+        </w:rPr>
+        <w:t>year, and</w:t>
+      </w:r>
+      <w:proofErr w:type="gramEnd"/>
+      <w:r>
+        <w:rPr>
+          <w:sz w:val="22"/>
+          <w:szCs w:val="22"/>
+        </w:rPr>
+        <w:t xml:space="preserve"> describe how the birds are expected to be allocated to the subsequent experiment(s). </w:t>
       </w:r>
     </w:p>
     <w:p>
@@ -3154,7 +5717,23 @@
           <w:sz w:val="22"/>
           <w:szCs w:val="22"/>
         </w:rPr>
-        <w:t>This is an observational, non-manipulative study in which birds will not be captured or their behavior will not be interfered with and animal numbers cannot be predicted.</w:t>
+        <w:t xml:space="preserve">This is an observational, non-manipulative study in which birds will not be </w:t>
+      </w:r>
+      <w:proofErr w:type="gramStart"/>
+      <w:r>
+        <w:rPr>
+          <w:sz w:val="22"/>
+          <w:szCs w:val="22"/>
+        </w:rPr>
+        <w:t>captured</w:t>
+      </w:r>
+      <w:proofErr w:type="gramEnd"/>
+      <w:r>
+        <w:rPr>
+          <w:sz w:val="22"/>
+          <w:szCs w:val="22"/>
+        </w:rPr>
+        <w:t xml:space="preserve"> or their behavior will not be interfered with and animal numbers cannot be predicted.</w:t>
       </w:r>
     </w:p>
     <w:p>
@@ -3280,7 +5859,15 @@
           <w:sz w:val="22"/>
           <w:szCs w:val="22"/>
         </w:rPr>
-        <w:t>In order to encourage AAV Avian Research awardees to present their work in a forum that will benefit avian practitioners, the AAV requests that investigators submitting a full research proposal agree to the following should their proposal be selected for funding:</w:t>
+        <w:t xml:space="preserve">In order to encourage AAV Avian Research awardees to present their work in a forum that will benefit avian practitioners, </w:t>
+      </w:r>
+      <w:r>
+        <w:rPr>
+          <w:sz w:val="22"/>
+          <w:szCs w:val="22"/>
+        </w:rPr>
+        <w:lastRenderedPageBreak/>
+        <w:t>the AAV requests that investigators submitting a full research proposal agree to the following should their proposal be selected for funding:</w:t>
       </w:r>
     </w:p>
     <w:p>
@@ -3646,7 +6233,7 @@
 
 <file path=word/comments.xml><?xml version="1.0" encoding="utf-8"?>
 <w:comments xmlns:wpc="http://schemas.microsoft.com/office/word/2010/wordprocessingCanvas" xmlns:cx="http://schemas.microsoft.com/office/drawing/2014/chartex" xmlns:cx1="http://schemas.microsoft.com/office/drawing/2015/9/8/chartex" xmlns:cx2="http://schemas.microsoft.com/office/drawing/2015/10/21/chartex" xmlns:cx3="http://schemas.microsoft.com/office/drawing/2016/5/9/chartex" xmlns:cx4="http://schemas.microsoft.com/office/drawing/2016/5/10/chartex" xmlns:cx5="http://schemas.microsoft.com/office/drawing/2016/5/11/chartex" xmlns:cx6="http://schemas.microsoft.com/office/drawing/2016/5/12/chartex" xmlns:cx7="http://schemas.microsoft.com/office/drawing/2016/5/13/chartex" xmlns:cx8="http://schemas.microsoft.com/office/drawing/2016/5/14/chartex" xmlns:mc="http://schemas.openxmlformats.org/markup-compatibility/2006" xmlns:aink="http://schemas.microsoft.com/office/drawing/2016/ink" xmlns:am3d="http://schemas.microsoft.com/office/drawing/2017/model3d" xmlns:o="urn:schemas-microsoft-com:office:office" xmlns:oel="http://schemas.microsoft.com/office/2019/extlst" xmlns:r="http://schemas.openxmlformats.org/officeDocument/2006/relationships" xmlns:m="http://schemas.openxmlformats.org/officeDocument/2006/math" xmlns:v="urn:schemas-microsoft-com:vml" xmlns:wp14="http://schemas.microsoft.com/office/word/2010/wordprocessingDrawing" xmlns:wp="http://schemas.openxmlformats.org/drawingml/2006/wordprocessingDrawing" xmlns:w10="urn:schemas-microsoft-com:office:word" xmlns:w="http://schemas.openxmlformats.org/wordprocessingml/2006/main" xmlns:w14="http://schemas.microsoft.com/office/word/2010/wordml" xmlns:w15="http://schemas.microsoft.com/office/word/2012/wordml" xmlns:w16cex="http://schemas.microsoft.com/office/word/2018/wordml/cex" xmlns:w16cid="http://schemas.microsoft.com/office/word/2016/wordml/cid" xmlns:w16="http://schemas.microsoft.com/office/word/2018/wordml" xmlns:w16du="http://schemas.microsoft.com/office/word/2023/wordml/word16du" xmlns:w16sdtdh="http://schemas.microsoft.com/office/word/2020/wordml/sdtdatahash" xmlns:w16sdtfl="http://schemas.microsoft.com/office/word/2024/wordml/sdtformatlock" xmlns:w16se="http://schemas.microsoft.com/office/word/2015/wordml/symex" xmlns:wpg="http://schemas.microsoft.com/office/word/2010/wordprocessingGroup" xmlns:wpi="http://schemas.microsoft.com/office/word/2010/wordprocessingInk" xmlns:wne="http://schemas.microsoft.com/office/word/2006/wordml" xmlns:wps="http://schemas.microsoft.com/office/word/2010/wordprocessingShape" mc:Ignorable="w14 w15 w16se w16cid w16 w16cex w16sdtdh w16sdtfl w16du wp14">
-  <w:comment w:id="0" w:author="Alex Fisher" w:date="2026-03-31T12:18:00Z" w:initials="AF">
+  <w:comment w:id="0" w:author="Kelsey McCune" w:date="2026-04-08T10:36:00Z" w:initials="KBM">
     <w:p>
       <w:r>
         <w:rPr>
@@ -3659,11 +6246,11 @@
           <w:sz w:val="20"/>
           <w:szCs w:val="20"/>
         </w:rPr>
-        <w:t>Not sure if I should say birds or wildlife as a whole right here?</w:t>
+        <w:t>One suggestion for a title.</w:t>
       </w:r>
     </w:p>
   </w:comment>
-  <w:comment w:id="1" w:author="Kelsey McCune" w:date="2026-04-01T09:17:00Z" w:initials="KBM">
+  <w:comment w:id="20" w:author="Alex Fisher" w:date="2026-03-31T12:18:00Z" w:initials="AF">
     <w:p>
       <w:r>
         <w:rPr>
@@ -3676,11 +6263,11 @@
           <w:sz w:val="20"/>
           <w:szCs w:val="20"/>
         </w:rPr>
-        <w:t>Good point, I flipped the first sentence to the last so it is going more from broad concept to narrower focal taxa.</w:t>
+        <w:t>Not sure if I should say birds or wildlife as a whole right here?</w:t>
       </w:r>
     </w:p>
   </w:comment>
-  <w:comment w:id="2" w:author="Kelsey McCune" w:date="2026-04-01T10:45:00Z" w:initials="KBM">
+  <w:comment w:id="21" w:author="Kelsey McCune" w:date="2026-04-01T09:17:00Z" w:initials="KBM">
     <w:p>
       <w:r>
         <w:rPr>
@@ -3693,11 +6280,11 @@
           <w:sz w:val="20"/>
           <w:szCs w:val="20"/>
         </w:rPr>
-        <w:t>There is a lot of good content in this section that I think would be better as more developed separate paragraphs.</w:t>
+        <w:t>Good point, I flipped the first sentence to the last so it is going more from broad concept to narrower focal taxa.</w:t>
       </w:r>
     </w:p>
   </w:comment>
-  <w:comment w:id="3" w:author="Kelsey McCune" w:date="2026-04-01T09:59:00Z" w:initials="KBM">
+  <w:comment w:id="39" w:author="Kelsey McCune" w:date="2026-04-08T10:59:00Z" w:initials="KBM">
     <w:p>
       <w:r>
         <w:rPr>
@@ -3710,11 +6297,11 @@
           <w:sz w:val="20"/>
           <w:szCs w:val="20"/>
         </w:rPr>
-        <w:t>I think an important way to frame the risk of chickens (and other domestic animals) is that they are a bridge species for zoonotic disease between wildlife and humans. Check out the Gamble et al., 2023 &amp; Hassel et al., 2017 papers I added to your GitHub</w:t>
+        <w:t>I added these paper to your github</w:t>
       </w:r>
     </w:p>
   </w:comment>
-  <w:comment w:id="4" w:author="Alex Fisher" w:date="2026-04-06T21:04:00Z" w:initials="AF">
+  <w:comment w:id="59" w:author="Kelsey McCune" w:date="2026-04-08T10:59:00Z" w:initials="KBM">
     <w:p>
       <w:r>
         <w:rPr>
@@ -3727,12 +6314,63 @@
           <w:sz w:val="20"/>
           <w:szCs w:val="20"/>
         </w:rPr>
+        <w:t>Add sentence here about the potential severe impacts of disease on bird populations. I added to your Github some papers by Kilpatrick on WNV impacts on birds. Also a paper by Lees about State off the World's Birds that has a section on disease.</w:t>
+      </w:r>
+    </w:p>
+  </w:comment>
+  <w:comment w:id="75" w:author="Kelsey McCune" w:date="2026-04-01T10:45:00Z" w:initials="KBM">
+    <w:p>
+      <w:r>
+        <w:rPr>
+          <w:rStyle w:val="CommentReference"/>
+        </w:rPr>
+        <w:annotationRef/>
+      </w:r>
+      <w:r>
+        <w:rPr>
+          <w:sz w:val="20"/>
+          <w:szCs w:val="20"/>
+        </w:rPr>
+        <w:t>There is a lot of good content in this section that I think would be better as more developed separate paragraphs.</w:t>
+      </w:r>
+    </w:p>
+  </w:comment>
+  <w:comment w:id="78" w:author="Kelsey McCune" w:date="2026-04-01T09:59:00Z" w:initials="KBM">
+    <w:p>
+      <w:r>
+        <w:rPr>
+          <w:rStyle w:val="CommentReference"/>
+        </w:rPr>
+        <w:annotationRef/>
+      </w:r>
+      <w:r>
+        <w:rPr>
+          <w:sz w:val="20"/>
+          <w:szCs w:val="20"/>
+        </w:rPr>
+        <w:t>I think an important way to frame the risk of chickens (and other domestic animals) is that they are a bridge species for zoonotic disease between wildlife and humans. Check out the Gamble et al., 2023 &amp; Hassel et al., 2017 papers I added to your GitHub</w:t>
+      </w:r>
+    </w:p>
+  </w:comment>
+  <w:comment w:id="79" w:author="Alex Fisher" w:date="2026-04-06T21:04:00Z" w:initials="AF">
+    <w:p>
+      <w:r>
+        <w:rPr>
+          <w:rStyle w:val="CommentReference"/>
+        </w:rPr>
+        <w:annotationRef/>
+      </w:r>
+      <w:r>
+        <w:rPr>
+          <w:sz w:val="20"/>
+          <w:szCs w:val="20"/>
+        </w:rPr>
         <w:t>Do I still want to mention E. coli?</w:t>
       </w:r>
     </w:p>
     <w:p/>
   </w:comment>
-  <w:comment w:id="5" w:author="Kelsey McCune" w:date="2026-03-24T09:01:00Z" w:initials="KBM">
+  <w:comment w:id="80" w:author="Kelsey McCune" w:date="2026-04-08T11:25:00Z" w:initials="KBM">
     <w:p>
       <w:r>
         <w:rPr>
@@ -3745,11 +6383,11 @@
           <w:sz w:val="20"/>
           <w:szCs w:val="20"/>
         </w:rPr>
-        <w:t xml:space="preserve">Yes, this is the general content that is needed for the last paragraph. We will tweak this paragraph more as we refine the rest of the intro, but one thing to think about is why is the southeastern US the right place to fill this gap in knowledge? </w:t>
+        <w:t>Let's leave e. coli out of this grant proposal.</w:t>
       </w:r>
     </w:p>
   </w:comment>
-  <w:comment w:id="6" w:author="Alex Fisher" w:date="2026-03-24T11:25:00Z" w:initials="AF">
+  <w:comment w:id="114" w:author="Kelsey McCune" w:date="2026-04-08T11:31:00Z" w:initials="KBM">
     <w:p>
       <w:r>
         <w:rPr>
@@ -3762,11 +6400,11 @@
           <w:sz w:val="20"/>
           <w:szCs w:val="20"/>
         </w:rPr>
-        <w:t xml:space="preserve">high seasonal condition variation, lots of agriculture, wildlife interest groups and suburban sprawl. </w:t>
+        <w:t>Let's delete this content on the human dimensions aspect as not relevant for this grant proposal.</w:t>
       </w:r>
     </w:p>
   </w:comment>
-  <w:comment w:id="7" w:author="Kelsey McCune" w:date="2026-04-01T10:44:00Z" w:initials="KBM">
+  <w:comment w:id="121" w:author="Kelsey McCune" w:date="2026-04-01T10:44:00Z" w:initials="KBM">
     <w:p>
       <w:r>
         <w:rPr>
@@ -3783,7 +6421,7 @@
       </w:r>
     </w:p>
   </w:comment>
-  <w:comment w:id="8" w:author="Kelsey McCune" w:date="2026-04-01T11:08:00Z" w:initials="KBM">
+  <w:comment w:id="122" w:author="Kelsey McCune" w:date="2026-04-08T11:41:00Z" w:initials="KBM">
     <w:p>
       <w:r>
         <w:rPr>
@@ -3796,11 +6434,11 @@
           <w:sz w:val="20"/>
           <w:szCs w:val="20"/>
         </w:rPr>
-        <w:t>Awesome, this is all great support for why the southeast is an ideal focal region. I think you should break this up into multiple sentences though and provide citations for each.  You can use the Welch et al 2019 salmonella paper that I added to your GitHub. I also added one (Harrigan et al 2014) on WNV and predicted climate change because it shows AL getting warmer, which according to the Welch paper will also help salmonella persist.</w:t>
+        <w:t>We actually don't need this content in the grant proposal because we are not talking about/asking for funding for the RFID setup.</w:t>
       </w:r>
     </w:p>
   </w:comment>
-  <w:comment w:id="9" w:author="Alex Fisher" w:date="2026-04-06T21:07:00Z" w:initials="AF">
+  <w:comment w:id="130" w:author="Kelsey McCune" w:date="2026-04-08T15:33:00Z" w:initials="KBM">
     <w:p>
       <w:r>
         <w:rPr>
@@ -3813,11 +6451,11 @@
           <w:sz w:val="20"/>
           <w:szCs w:val="20"/>
         </w:rPr>
-        <w:t xml:space="preserve">Added this sentence to introduce the parameters of the entry survey </w:t>
+        <w:t>I think this last paragraph of the background literature section should say what you plan to do to address the gap in knowledge you describe from the literature.</w:t>
       </w:r>
     </w:p>
   </w:comment>
-  <w:comment w:id="10" w:author="Kelsey McCune" w:date="2026-03-24T09:02:00Z" w:initials="KBM">
+  <w:comment w:id="166" w:author="Kelsey McCune" w:date="2026-04-08T15:58:00Z" w:initials="KBM">
     <w:p>
       <w:r>
         <w:rPr>
@@ -3830,7 +6468,58 @@
           <w:sz w:val="20"/>
           <w:szCs w:val="20"/>
         </w:rPr>
-        <w:t xml:space="preserve">Now at the end of the intro consider whether you have given enough information to set up all aspects of your research? </w:t>
+        <w:t>Not sure we need to include this.</w:t>
+      </w:r>
+    </w:p>
+  </w:comment>
+  <w:comment w:id="174" w:author="Kelsey McCune" w:date="2026-04-08T16:02:00Z" w:initials="KBM">
+    <w:p>
+      <w:r>
+        <w:rPr>
+          <w:rStyle w:val="CommentReference"/>
+        </w:rPr>
+        <w:annotationRef/>
+      </w:r>
+      <w:r>
+        <w:rPr>
+          <w:sz w:val="20"/>
+          <w:szCs w:val="20"/>
+        </w:rPr>
+        <w:t>Add details for these methods.</w:t>
+      </w:r>
+    </w:p>
+  </w:comment>
+  <w:comment w:id="228" w:author="Kelsey McCune" w:date="2026-04-08T16:09:00Z" w:initials="KBM">
+    <w:p>
+      <w:r>
+        <w:rPr>
+          <w:rStyle w:val="CommentReference"/>
+        </w:rPr>
+        <w:annotationRef/>
+      </w:r>
+      <w:r>
+        <w:rPr>
+          <w:sz w:val="20"/>
+          <w:szCs w:val="20"/>
+        </w:rPr>
+        <w:t>Not 12?</w:t>
+      </w:r>
+    </w:p>
+  </w:comment>
+  <w:comment w:id="231" w:author="Kelsey McCune" w:date="2026-04-08T15:31:00Z" w:initials="KBM">
+    <w:p>
+      <w:r>
+        <w:rPr>
+          <w:rStyle w:val="CommentReference"/>
+        </w:rPr>
+        <w:annotationRef/>
+      </w:r>
+      <w:r>
+        <w:rPr>
+          <w:sz w:val="20"/>
+          <w:szCs w:val="20"/>
+        </w:rPr>
+        <w:t>I moved some text from the background literature section to here. We will still need to edit this, but I think the content about the human dimensions and benefits of birds/wildlife watching would go well here.</w:t>
       </w:r>
     </w:p>
   </w:comment>
@@ -3839,49 +6528,67 @@
 
 <file path=word/commentsExtended.xml><?xml version="1.0" encoding="utf-8"?>
 <w15:commentsEx xmlns:wpc="http://schemas.microsoft.com/office/word/2010/wordprocessingCanvas" xmlns:cx="http://schemas.microsoft.com/office/drawing/2014/chartex" xmlns:cx1="http://schemas.microsoft.com/office/drawing/2015/9/8/chartex" xmlns:cx2="http://schemas.microsoft.com/office/drawing/2015/10/21/chartex" xmlns:cx3="http://schemas.microsoft.com/office/drawing/2016/5/9/chartex" xmlns:cx4="http://schemas.microsoft.com/office/drawing/2016/5/10/chartex" xmlns:cx5="http://schemas.microsoft.com/office/drawing/2016/5/11/chartex" xmlns:cx6="http://schemas.microsoft.com/office/drawing/2016/5/12/chartex" xmlns:cx7="http://schemas.microsoft.com/office/drawing/2016/5/13/chartex" xmlns:cx8="http://schemas.microsoft.com/office/drawing/2016/5/14/chartex" xmlns:mc="http://schemas.openxmlformats.org/markup-compatibility/2006" xmlns:aink="http://schemas.microsoft.com/office/drawing/2016/ink" xmlns:am3d="http://schemas.microsoft.com/office/drawing/2017/model3d" xmlns:o="urn:schemas-microsoft-com:office:office" xmlns:oel="http://schemas.microsoft.com/office/2019/extlst" xmlns:r="http://schemas.openxmlformats.org/officeDocument/2006/relationships" xmlns:m="http://schemas.openxmlformats.org/officeDocument/2006/math" xmlns:v="urn:schemas-microsoft-com:vml" xmlns:wp14="http://schemas.microsoft.com/office/word/2010/wordprocessingDrawing" xmlns:wp="http://schemas.openxmlformats.org/drawingml/2006/wordprocessingDrawing" xmlns:w10="urn:schemas-microsoft-com:office:word" xmlns:w="http://schemas.openxmlformats.org/wordprocessingml/2006/main" xmlns:w14="http://schemas.microsoft.com/office/word/2010/wordml" xmlns:w15="http://schemas.microsoft.com/office/word/2012/wordml" xmlns:w16cex="http://schemas.microsoft.com/office/word/2018/wordml/cex" xmlns:w16cid="http://schemas.microsoft.com/office/word/2016/wordml/cid" xmlns:w16="http://schemas.microsoft.com/office/word/2018/wordml" xmlns:w16du="http://schemas.microsoft.com/office/word/2023/wordml/word16du" xmlns:w16sdtdh="http://schemas.microsoft.com/office/word/2020/wordml/sdtdatahash" xmlns:w16sdtfl="http://schemas.microsoft.com/office/word/2024/wordml/sdtformatlock" xmlns:w16se="http://schemas.microsoft.com/office/word/2015/wordml/symex" xmlns:wpg="http://schemas.microsoft.com/office/word/2010/wordprocessingGroup" xmlns:wpi="http://schemas.microsoft.com/office/word/2010/wordprocessingInk" xmlns:wne="http://schemas.microsoft.com/office/word/2006/wordml" xmlns:wps="http://schemas.microsoft.com/office/word/2010/wordprocessingShape" mc:Ignorable="w14 w15 w16se w16cid w16 w16cex w16sdtdh w16sdtfl w16du wp14">
+  <w15:commentEx w15:paraId="4E5EDC12" w15:done="0"/>
   <w15:commentEx w15:paraId="0DF033E9" w15:done="0"/>
   <w15:commentEx w15:paraId="53043B99" w15:paraIdParent="0DF033E9" w15:done="0"/>
+  <w15:commentEx w15:paraId="6AD9E0AF" w15:done="0"/>
+  <w15:commentEx w15:paraId="39D0AD00" w15:done="0"/>
   <w15:commentEx w15:paraId="646F4122" w15:done="0"/>
   <w15:commentEx w15:paraId="1B22AC6A" w15:done="0"/>
   <w15:commentEx w15:paraId="74980A83" w15:paraIdParent="1B22AC6A" w15:done="0"/>
-  <w15:commentEx w15:paraId="1C3D2A0A" w15:done="0"/>
-  <w15:commentEx w15:paraId="718278B4" w15:paraIdParent="1C3D2A0A" w15:done="0"/>
+  <w15:commentEx w15:paraId="4411D633" w15:paraIdParent="1B22AC6A" w15:done="0"/>
+  <w15:commentEx w15:paraId="18303980" w15:done="0"/>
   <w15:commentEx w15:paraId="355D7EA3" w15:done="0"/>
-  <w15:commentEx w15:paraId="5ED0069C" w15:done="0"/>
-  <w15:commentEx w15:paraId="722814D3" w15:done="0"/>
-  <w15:commentEx w15:paraId="6D9A6EE1" w15:done="0"/>
+  <w15:commentEx w15:paraId="58F21617" w15:paraIdParent="355D7EA3" w15:done="0"/>
+  <w15:commentEx w15:paraId="224448C2" w15:done="0"/>
+  <w15:commentEx w15:paraId="2BA825D7" w15:done="0"/>
+  <w15:commentEx w15:paraId="6E680B7D" w15:done="0"/>
+  <w15:commentEx w15:paraId="37A303D0" w15:done="0"/>
+  <w15:commentEx w15:paraId="7CDF3A25" w15:done="0"/>
 </w15:commentsEx>
 </file>
 
 <file path=word/commentsExtensible.xml><?xml version="1.0" encoding="utf-8"?>
 <w16cex:commentsExtensible xmlns:wpc="http://schemas.microsoft.com/office/word/2010/wordprocessingCanvas" xmlns:cx="http://schemas.microsoft.com/office/drawing/2014/chartex" xmlns:cx1="http://schemas.microsoft.com/office/drawing/2015/9/8/chartex" xmlns:cx2="http://schemas.microsoft.com/office/drawing/2015/10/21/chartex" xmlns:cx3="http://schemas.microsoft.com/office/drawing/2016/5/9/chartex" xmlns:cx4="http://schemas.microsoft.com/office/drawing/2016/5/10/chartex" xmlns:cx5="http://schemas.microsoft.com/office/drawing/2016/5/11/chartex" xmlns:cx6="http://schemas.microsoft.com/office/drawing/2016/5/12/chartex" xmlns:cx7="http://schemas.microsoft.com/office/drawing/2016/5/13/chartex" xmlns:cx8="http://schemas.microsoft.com/office/drawing/2016/5/14/chartex" xmlns:cr="http://schemas.microsoft.com/office/comments/2020/reactions" xmlns:mc="http://schemas.openxmlformats.org/markup-compatibility/2006" xmlns:aink="http://schemas.microsoft.com/office/drawing/2016/ink" xmlns:am3d="http://schemas.microsoft.com/office/drawing/2017/model3d" xmlns:o="urn:schemas-microsoft-com:office:office" xmlns:oel="http://schemas.microsoft.com/office/2019/extlst" xmlns:r="http://schemas.openxmlformats.org/officeDocument/2006/relationships" xmlns:m="http://schemas.openxmlformats.org/officeDocument/2006/math" xmlns:v="urn:schemas-microsoft-com:vml" xmlns:wp14="http://schemas.microsoft.com/office/word/2010/wordprocessingDrawing" xmlns:wp="http://schemas.openxmlformats.org/drawingml/2006/wordprocessingDrawing" xmlns:w10="urn:schemas-microsoft-com:office:word" xmlns:w="http://schemas.openxmlformats.org/wordprocessingml/2006/main" xmlns:w14="http://schemas.microsoft.com/office/word/2010/wordml" xmlns:w15="http://schemas.microsoft.com/office/word/2012/wordml" xmlns:w16cex="http://schemas.microsoft.com/office/word/2018/wordml/cex" xmlns:w16cid="http://schemas.microsoft.com/office/word/2016/wordml/cid" xmlns:w16="http://schemas.microsoft.com/office/word/2018/wordml" xmlns:w16du="http://schemas.microsoft.com/office/word/2023/wordml/word16du" xmlns:w16sdtdh="http://schemas.microsoft.com/office/word/2020/wordml/sdtdatahash" xmlns:w16sdtfl="http://schemas.microsoft.com/office/word/2024/wordml/sdtformatlock" xmlns:w16se="http://schemas.microsoft.com/office/word/2015/wordml/symex" xmlns:wpg="http://schemas.microsoft.com/office/word/2010/wordprocessingGroup" xmlns:wpi="http://schemas.microsoft.com/office/word/2010/wordprocessingInk" xmlns:wne="http://schemas.microsoft.com/office/word/2006/wordml" xmlns:wps="http://schemas.microsoft.com/office/word/2010/wordprocessingShape" mc:Ignorable="w14 w15 w16se w16cid w16 w16cex w16sdtdh w16sdtfl cr w16du wp14">
+  <w16cex:commentExtensible w16cex:durableId="3AE90DB4" w16cex:dateUtc="2026-04-08T15:36:00Z"/>
   <w16cex:commentExtensible w16cex:durableId="00F6496F" w16cex:dateUtc="2026-03-31T17:18:00Z"/>
   <w16cex:commentExtensible w16cex:durableId="4AF9A8E3" w16cex:dateUtc="2026-04-01T14:17:00Z"/>
+  <w16cex:commentExtensible w16cex:durableId="1544030D" w16cex:dateUtc="2026-04-08T15:59:00Z"/>
+  <w16cex:commentExtensible w16cex:durableId="43DE5E3E" w16cex:dateUtc="2026-04-08T15:59:00Z"/>
   <w16cex:commentExtensible w16cex:durableId="5246D4EC" w16cex:dateUtc="2026-04-01T15:45:00Z"/>
   <w16cex:commentExtensible w16cex:durableId="181327B7" w16cex:dateUtc="2026-04-01T14:59:00Z"/>
   <w16cex:commentExtensible w16cex:durableId="70187797" w16cex:dateUtc="2026-04-07T02:04:00Z"/>
-  <w16cex:commentExtensible w16cex:durableId="5441F447" w16cex:dateUtc="2026-03-24T14:01:00Z"/>
-  <w16cex:commentExtensible w16cex:durableId="2129AE12" w16cex:dateUtc="2026-03-24T16:25:00Z"/>
+  <w16cex:commentExtensible w16cex:durableId="0658C33A" w16cex:dateUtc="2026-04-08T16:25:00Z"/>
+  <w16cex:commentExtensible w16cex:durableId="18BAC34D" w16cex:dateUtc="2026-04-08T16:31:00Z"/>
   <w16cex:commentExtensible w16cex:durableId="24163507" w16cex:dateUtc="2026-04-01T15:44:00Z"/>
-  <w16cex:commentExtensible w16cex:durableId="4643176E" w16cex:dateUtc="2026-04-01T16:08:00Z"/>
-  <w16cex:commentExtensible w16cex:durableId="03622969" w16cex:dateUtc="2026-04-07T02:07:00Z"/>
-  <w16cex:commentExtensible w16cex:durableId="6D1D4A8C" w16cex:dateUtc="2026-03-24T14:02:00Z"/>
+  <w16cex:commentExtensible w16cex:durableId="24E83D0C" w16cex:dateUtc="2026-04-08T16:41:00Z"/>
+  <w16cex:commentExtensible w16cex:durableId="7DCA3C0F" w16cex:dateUtc="2026-04-08T20:33:00Z"/>
+  <w16cex:commentExtensible w16cex:durableId="24CE415C" w16cex:dateUtc="2026-04-08T20:58:00Z"/>
+  <w16cex:commentExtensible w16cex:durableId="48AD6E8C" w16cex:dateUtc="2026-04-08T21:02:00Z"/>
+  <w16cex:commentExtensible w16cex:durableId="04365E72" w16cex:dateUtc="2026-04-08T21:09:00Z"/>
+  <w16cex:commentExtensible w16cex:durableId="551F1341" w16cex:dateUtc="2026-04-08T20:31:00Z"/>
 </w16cex:commentsExtensible>
 </file>
 
 <file path=word/commentsIds.xml><?xml version="1.0" encoding="utf-8"?>
 <w16cid:commentsIds xmlns:wpc="http://schemas.microsoft.com/office/word/2010/wordprocessingCanvas" xmlns:cx="http://schemas.microsoft.com/office/drawing/2014/chartex" xmlns:cx1="http://schemas.microsoft.com/office/drawing/2015/9/8/chartex" xmlns:cx2="http://schemas.microsoft.com/office/drawing/2015/10/21/chartex" xmlns:cx3="http://schemas.microsoft.com/office/drawing/2016/5/9/chartex" xmlns:cx4="http://schemas.microsoft.com/office/drawing/2016/5/10/chartex" xmlns:cx5="http://schemas.microsoft.com/office/drawing/2016/5/11/chartex" xmlns:cx6="http://schemas.microsoft.com/office/drawing/2016/5/12/chartex" xmlns:cx7="http://schemas.microsoft.com/office/drawing/2016/5/13/chartex" xmlns:cx8="http://schemas.microsoft.com/office/drawing/2016/5/14/chartex" xmlns:mc="http://schemas.openxmlformats.org/markup-compatibility/2006" xmlns:aink="http://schemas.microsoft.com/office/drawing/2016/ink" xmlns:am3d="http://schemas.microsoft.com/office/drawing/2017/model3d" xmlns:o="urn:schemas-microsoft-com:office:office" xmlns:oel="http://schemas.microsoft.com/office/2019/extlst" xmlns:r="http://schemas.openxmlformats.org/officeDocument/2006/relationships" xmlns:m="http://schemas.openxmlformats.org/officeDocument/2006/math" xmlns:v="urn:schemas-microsoft-com:vml" xmlns:wp14="http://schemas.microsoft.com/office/word/2010/wordprocessingDrawing" xmlns:wp="http://schemas.openxmlformats.org/drawingml/2006/wordprocessingDrawing" xmlns:w10="urn:schemas-microsoft-com:office:word" xmlns:w="http://schemas.openxmlformats.org/wordprocessingml/2006/main" xmlns:w14="http://schemas.microsoft.com/office/word/2010/wordml" xmlns:w15="http://schemas.microsoft.com/office/word/2012/wordml" xmlns:w16cex="http://schemas.microsoft.com/office/word/2018/wordml/cex" xmlns:w16cid="http://schemas.microsoft.com/office/word/2016/wordml/cid" xmlns:w16="http://schemas.microsoft.com/office/word/2018/wordml" xmlns:w16du="http://schemas.microsoft.com/office/word/2023/wordml/word16du" xmlns:w16sdtdh="http://schemas.microsoft.com/office/word/2020/wordml/sdtdatahash" xmlns:w16sdtfl="http://schemas.microsoft.com/office/word/2024/wordml/sdtformatlock" xmlns:w16se="http://schemas.microsoft.com/office/word/2015/wordml/symex" xmlns:wpg="http://schemas.microsoft.com/office/word/2010/wordprocessingGroup" xmlns:wpi="http://schemas.microsoft.com/office/word/2010/wordprocessingInk" xmlns:wne="http://schemas.microsoft.com/office/word/2006/wordml" xmlns:wps="http://schemas.microsoft.com/office/word/2010/wordprocessingShape" mc:Ignorable="w14 w15 w16se w16cid w16 w16cex w16sdtdh w16sdtfl w16du wp14">
+  <w16cid:commentId w16cid:paraId="4E5EDC12" w16cid:durableId="3AE90DB4"/>
   <w16cid:commentId w16cid:paraId="0DF033E9" w16cid:durableId="00F6496F"/>
   <w16cid:commentId w16cid:paraId="53043B99" w16cid:durableId="4AF9A8E3"/>
+  <w16cid:commentId w16cid:paraId="6AD9E0AF" w16cid:durableId="1544030D"/>
+  <w16cid:commentId w16cid:paraId="39D0AD00" w16cid:durableId="43DE5E3E"/>
   <w16cid:commentId w16cid:paraId="646F4122" w16cid:durableId="5246D4EC"/>
   <w16cid:commentId w16cid:paraId="1B22AC6A" w16cid:durableId="181327B7"/>
   <w16cid:commentId w16cid:paraId="74980A83" w16cid:durableId="70187797"/>
-  <w16cid:commentId w16cid:paraId="1C3D2A0A" w16cid:durableId="5441F447"/>
-  <w16cid:commentId w16cid:paraId="718278B4" w16cid:durableId="2129AE12"/>
+  <w16cid:commentId w16cid:paraId="4411D633" w16cid:durableId="0658C33A"/>
+  <w16cid:commentId w16cid:paraId="18303980" w16cid:durableId="18BAC34D"/>
   <w16cid:commentId w16cid:paraId="355D7EA3" w16cid:durableId="24163507"/>
-  <w16cid:commentId w16cid:paraId="5ED0069C" w16cid:durableId="4643176E"/>
-  <w16cid:commentId w16cid:paraId="722814D3" w16cid:durableId="03622969"/>
-  <w16cid:commentId w16cid:paraId="6D9A6EE1" w16cid:durableId="6D1D4A8C"/>
+  <w16cid:commentId w16cid:paraId="58F21617" w16cid:durableId="24E83D0C"/>
+  <w16cid:commentId w16cid:paraId="224448C2" w16cid:durableId="7DCA3C0F"/>
+  <w16cid:commentId w16cid:paraId="2BA825D7" w16cid:durableId="24CE415C"/>
+  <w16cid:commentId w16cid:paraId="6E680B7D" w16cid:durableId="48AD6E8C"/>
+  <w16cid:commentId w16cid:paraId="37A303D0" w16cid:durableId="04365E72"/>
+  <w16cid:commentId w16cid:paraId="7CDF3A25" w16cid:durableId="551F1341"/>
 </w16cid:commentsIds>
 </file>
 
@@ -4212,11 +6919,11 @@
 
 <file path=word/people.xml><?xml version="1.0" encoding="utf-8"?>
 <w15:people xmlns:wpc="http://schemas.microsoft.com/office/word/2010/wordprocessingCanvas" xmlns:cx="http://schemas.microsoft.com/office/drawing/2014/chartex" xmlns:cx1="http://schemas.microsoft.com/office/drawing/2015/9/8/chartex" xmlns:cx2="http://schemas.microsoft.com/office/drawing/2015/10/21/chartex" xmlns:cx3="http://schemas.microsoft.com/office/drawing/2016/5/9/chartex" xmlns:cx4="http://schemas.microsoft.com/office/drawing/2016/5/10/chartex" xmlns:cx5="http://schemas.microsoft.com/office/drawing/2016/5/11/chartex" xmlns:cx6="http://schemas.microsoft.com/office/drawing/2016/5/12/chartex" xmlns:cx7="http://schemas.microsoft.com/office/drawing/2016/5/13/chartex" xmlns:cx8="http://schemas.microsoft.com/office/drawing/2016/5/14/chartex" xmlns:mc="http://schemas.openxmlformats.org/markup-compatibility/2006" xmlns:aink="http://schemas.microsoft.com/office/drawing/2016/ink" xmlns:am3d="http://schemas.microsoft.com/office/drawing/2017/model3d" xmlns:o="urn:schemas-microsoft-com:office:office" xmlns:oel="http://schemas.microsoft.com/office/2019/extlst" xmlns:r="http://schemas.openxmlformats.org/officeDocument/2006/relationships" xmlns:m="http://schemas.openxmlformats.org/officeDocument/2006/math" xmlns:v="urn:schemas-microsoft-com:vml" xmlns:wp14="http://schemas.microsoft.com/office/word/2010/wordprocessingDrawing" xmlns:wp="http://schemas.openxmlformats.org/drawingml/2006/wordprocessingDrawing" xmlns:w10="urn:schemas-microsoft-com:office:word" xmlns:w="http://schemas.openxmlformats.org/wordprocessingml/2006/main" xmlns:w14="http://schemas.microsoft.com/office/word/2010/wordml" xmlns:w15="http://schemas.microsoft.com/office/word/2012/wordml" xmlns:w16cex="http://schemas.microsoft.com/office/word/2018/wordml/cex" xmlns:w16cid="http://schemas.microsoft.com/office/word/2016/wordml/cid" xmlns:w16="http://schemas.microsoft.com/office/word/2018/wordml" xmlns:w16du="http://schemas.microsoft.com/office/word/2023/wordml/word16du" xmlns:w16sdtdh="http://schemas.microsoft.com/office/word/2020/wordml/sdtdatahash" xmlns:w16sdtfl="http://schemas.microsoft.com/office/word/2024/wordml/sdtformatlock" xmlns:w16se="http://schemas.microsoft.com/office/word/2015/wordml/symex" xmlns:wpg="http://schemas.microsoft.com/office/word/2010/wordprocessingGroup" xmlns:wpi="http://schemas.microsoft.com/office/word/2010/wordprocessingInk" xmlns:wne="http://schemas.microsoft.com/office/word/2006/wordml" xmlns:wps="http://schemas.microsoft.com/office/word/2010/wordprocessingShape" mc:Ignorable="w14 w15 w16se w16cid w16 w16cex w16sdtdh w16sdtfl w16du wp14">
+  <w15:person w15:author="Kelsey McCune">
+    <w15:presenceInfo w15:providerId="None" w15:userId="Kelsey McCune"/>
+  </w15:person>
   <w15:person w15:author="Alex Fisher">
     <w15:presenceInfo w15:providerId="AD" w15:userId="S::amf0080@auburn.edu::18480bde-8768-4851-bd71-24a6dd2d4725"/>
-  </w15:person>
-  <w15:person w15:author="Kelsey McCune">
-    <w15:presenceInfo w15:providerId="None" w15:userId="Kelsey McCune"/>
   </w15:person>
 </w15:people>
 </file>
@@ -4736,6 +7443,7 @@
   <w:style w:type="character" w:default="1" w:styleId="DefaultParagraphFont">
     <w:name w:val="Default Paragraph Font"/>
     <w:uiPriority w:val="1"/>
+    <w:semiHidden/>
     <w:unhideWhenUsed/>
   </w:style>
   <w:style w:type="table" w:default="1" w:styleId="TableNormal">

--- a/Documents /AlexFisher.2026_Full_Research_Proposal AAV.docx
+++ b/Documents /AlexFisher.2026_Full_Research_Proposal AAV.docx
@@ -34,7 +34,6 @@
           <w:szCs w:val="22"/>
         </w:rPr>
       </w:pPr>
-      <w:proofErr w:type="gramStart"/>
       <w:r>
         <w:rPr>
           <w:rFonts w:eastAsia="Arial"/>
@@ -43,18 +42,7 @@
           <w:sz w:val="22"/>
           <w:szCs w:val="22"/>
         </w:rPr>
-        <w:t>Full  Grant</w:t>
-      </w:r>
-      <w:proofErr w:type="gramEnd"/>
-      <w:r>
-        <w:rPr>
-          <w:rFonts w:eastAsia="Arial"/>
-          <w:b/>
-          <w:color w:val="000000"/>
-          <w:sz w:val="22"/>
-          <w:szCs w:val="22"/>
-        </w:rPr>
-        <w:t xml:space="preserve"> Proposal</w:t>
+        <w:t>Full  Grant Proposal</w:t>
       </w:r>
       <w:r>
         <w:rPr>
@@ -257,6 +245,9 @@
         <w:r>
           <w:rPr>
             <w:rStyle w:val="CommentReference"/>
+            <w:bCs/>
+            <w:sz w:val="22"/>
+            <w:szCs w:val="22"/>
           </w:rPr>
           <w:commentReference w:id="0"/>
         </w:r>
@@ -294,7 +285,23 @@
           <w:sz w:val="22"/>
           <w:szCs w:val="22"/>
         </w:rPr>
-        <w:t>Alex Fisher (MS Student), Kelsey McCune (Major Advisor)</w:t>
+        <w:t>Alex Fisher (MS</w:t>
+      </w:r>
+      <w:r>
+        <w:rPr>
+          <w:bCs/>
+          <w:sz w:val="22"/>
+          <w:szCs w:val="22"/>
+        </w:rPr>
+        <w:t>c</w:t>
+      </w:r>
+      <w:r>
+        <w:rPr>
+          <w:bCs/>
+          <w:sz w:val="22"/>
+          <w:szCs w:val="22"/>
+        </w:rPr>
+        <w:t xml:space="preserve"> Student), Kelsey McCune (Major Advisor)</w:t>
       </w:r>
     </w:p>
     <w:p>
@@ -600,6 +607,7 @@
         <w:rPr>
           <w:sz w:val="22"/>
           <w:szCs w:val="22"/>
+          <w:highlight w:val="yellow"/>
         </w:rPr>
         <w:t>Abstract of the research plan:</w:t>
       </w:r>
@@ -989,43 +997,9 @@
           <w:sz w:val="22"/>
           <w:szCs w:val="22"/>
         </w:rPr>
-        <w:t xml:space="preserve">the ecological and health dynamics between wildlife and </w:t>
-      </w:r>
-      <w:commentRangeStart w:id="20"/>
-      <w:commentRangeStart w:id="21"/>
-      <w:r>
-        <w:rPr>
-          <w:sz w:val="22"/>
-          <w:szCs w:val="22"/>
-        </w:rPr>
-        <w:t>humans</w:t>
-      </w:r>
-      <w:commentRangeEnd w:id="20"/>
-      <w:r>
-        <w:rPr>
-          <w:rStyle w:val="CommentReference"/>
-          <w:sz w:val="22"/>
-          <w:szCs w:val="22"/>
-        </w:rPr>
-        <w:commentReference w:id="20"/>
-      </w:r>
-      <w:commentRangeEnd w:id="21"/>
-      <w:r>
-        <w:rPr>
-          <w:rStyle w:val="CommentReference"/>
-          <w:sz w:val="22"/>
-          <w:szCs w:val="22"/>
-        </w:rPr>
-        <w:commentReference w:id="21"/>
-      </w:r>
-      <w:r>
-        <w:rPr>
-          <w:sz w:val="22"/>
-          <w:szCs w:val="22"/>
-        </w:rPr>
-        <w:t xml:space="preserve"> </w:t>
-      </w:r>
-      <w:ins w:id="22" w:author="Kelsey McCune" w:date="2026-04-08T10:41:00Z" w16du:dateUtc="2026-04-08T15:41:00Z">
+        <w:t xml:space="preserve">the ecological and health dynamics between wildlife and humans </w:t>
+      </w:r>
+      <w:ins w:id="20" w:author="Kelsey McCune" w:date="2026-04-08T10:41:00Z" w16du:dateUtc="2026-04-08T15:41:00Z">
         <w:r>
           <w:rPr>
             <w:sz w:val="22"/>
@@ -1034,7 +1008,7 @@
           <w:t>i</w:t>
         </w:r>
       </w:ins>
-      <w:del w:id="23" w:author="Kelsey McCune" w:date="2026-04-08T10:41:00Z" w16du:dateUtc="2026-04-08T15:41:00Z">
+      <w:del w:id="21" w:author="Kelsey McCune" w:date="2026-04-08T10:41:00Z" w16du:dateUtc="2026-04-08T15:41:00Z">
         <w:r>
           <w:rPr>
             <w:sz w:val="22"/>
@@ -1050,7 +1024,7 @@
         </w:rPr>
         <w:t xml:space="preserve">s increasingly necessary. </w:t>
       </w:r>
-      <w:ins w:id="24" w:author="Kelsey McCune" w:date="2026-04-08T10:46:00Z" w16du:dateUtc="2026-04-08T15:46:00Z">
+      <w:ins w:id="22" w:author="Kelsey McCune" w:date="2026-04-08T10:46:00Z" w16du:dateUtc="2026-04-08T15:46:00Z">
         <w:r>
           <w:rPr>
             <w:sz w:val="22"/>
@@ -1059,7 +1033,7 @@
           <w:t>W</w:t>
         </w:r>
       </w:ins>
-      <w:ins w:id="25" w:author="Kelsey McCune" w:date="2026-04-08T10:44:00Z" w16du:dateUtc="2026-04-08T15:44:00Z">
+      <w:ins w:id="23" w:author="Kelsey McCune" w:date="2026-04-08T10:44:00Z" w16du:dateUtc="2026-04-08T15:44:00Z">
         <w:r>
           <w:rPr>
             <w:sz w:val="22"/>
@@ -1068,7 +1042,7 @@
           <w:t>e n</w:t>
         </w:r>
       </w:ins>
-      <w:ins w:id="26" w:author="Kelsey McCune" w:date="2026-04-08T10:45:00Z" w16du:dateUtc="2026-04-08T15:45:00Z">
+      <w:ins w:id="24" w:author="Kelsey McCune" w:date="2026-04-08T10:45:00Z" w16du:dateUtc="2026-04-08T15:45:00Z">
         <w:r>
           <w:rPr>
             <w:sz w:val="22"/>
@@ -1077,7 +1051,7 @@
           <w:t xml:space="preserve">ow recognize </w:t>
         </w:r>
       </w:ins>
-      <w:ins w:id="27" w:author="Kelsey McCune" w:date="2026-04-08T10:47:00Z" w16du:dateUtc="2026-04-08T15:47:00Z">
+      <w:ins w:id="25" w:author="Kelsey McCune" w:date="2026-04-08T10:47:00Z" w16du:dateUtc="2026-04-08T15:47:00Z">
         <w:r>
           <w:rPr>
             <w:sz w:val="22"/>
@@ -1086,6 +1060,24 @@
           <w:t>a</w:t>
         </w:r>
       </w:ins>
+      <w:ins w:id="26" w:author="Kelsey McCune" w:date="2026-04-08T10:43:00Z" w16du:dateUtc="2026-04-08T15:43:00Z">
+        <w:r>
+          <w:rPr>
+            <w:sz w:val="22"/>
+            <w:szCs w:val="22"/>
+          </w:rPr>
+          <w:t xml:space="preserve"> </w:t>
+        </w:r>
+      </w:ins>
+      <w:ins w:id="27" w:author="Kelsey McCune" w:date="2026-04-08T10:45:00Z" w16du:dateUtc="2026-04-08T15:45:00Z">
+        <w:r>
+          <w:rPr>
+            <w:sz w:val="22"/>
+            <w:szCs w:val="22"/>
+          </w:rPr>
+          <w:t>relationship</w:t>
+        </w:r>
+      </w:ins>
       <w:ins w:id="28" w:author="Kelsey McCune" w:date="2026-04-08T10:43:00Z" w16du:dateUtc="2026-04-08T15:43:00Z">
         <w:r>
           <w:rPr>
@@ -1095,22 +1087,22 @@
           <w:t xml:space="preserve"> </w:t>
         </w:r>
       </w:ins>
-      <w:ins w:id="29" w:author="Kelsey McCune" w:date="2026-04-08T10:45:00Z" w16du:dateUtc="2026-04-08T15:45:00Z">
-        <w:r>
-          <w:rPr>
-            <w:sz w:val="22"/>
-            <w:szCs w:val="22"/>
-          </w:rPr>
-          <w:t>relationship</w:t>
-        </w:r>
-      </w:ins>
-      <w:ins w:id="30" w:author="Kelsey McCune" w:date="2026-04-08T10:43:00Z" w16du:dateUtc="2026-04-08T15:43:00Z">
-        <w:r>
-          <w:rPr>
-            <w:sz w:val="22"/>
-            <w:szCs w:val="22"/>
-          </w:rPr>
-          <w:t xml:space="preserve"> </w:t>
+      <w:ins w:id="29" w:author="Kelsey McCune" w:date="2026-04-08T10:44:00Z" w16du:dateUtc="2026-04-08T15:44:00Z">
+        <w:r>
+          <w:rPr>
+            <w:sz w:val="22"/>
+            <w:szCs w:val="22"/>
+          </w:rPr>
+          <w:t>between</w:t>
+        </w:r>
+      </w:ins>
+      <w:ins w:id="30" w:author="Kelsey McCune" w:date="2026-04-08T10:45:00Z" w16du:dateUtc="2026-04-08T15:45:00Z">
+        <w:r>
+          <w:rPr>
+            <w:sz w:val="22"/>
+            <w:szCs w:val="22"/>
+          </w:rPr>
+          <w:t xml:space="preserve"> broad-scale</w:t>
         </w:r>
       </w:ins>
       <w:ins w:id="31" w:author="Kelsey McCune" w:date="2026-04-08T10:44:00Z" w16du:dateUtc="2026-04-08T15:44:00Z">
@@ -1119,16 +1111,16 @@
             <w:sz w:val="22"/>
             <w:szCs w:val="22"/>
           </w:rPr>
-          <w:t>between</w:t>
-        </w:r>
-      </w:ins>
-      <w:ins w:id="32" w:author="Kelsey McCune" w:date="2026-04-08T10:45:00Z" w16du:dateUtc="2026-04-08T15:45:00Z">
-        <w:r>
-          <w:rPr>
-            <w:sz w:val="22"/>
-            <w:szCs w:val="22"/>
-          </w:rPr>
-          <w:t xml:space="preserve"> broad-scale</w:t>
+          <w:t xml:space="preserve"> anthropogenic change</w:t>
+        </w:r>
+      </w:ins>
+      <w:ins w:id="32" w:author="Kelsey McCune" w:date="2026-04-08T10:48:00Z" w16du:dateUtc="2026-04-08T15:48:00Z">
+        <w:r>
+          <w:rPr>
+            <w:sz w:val="22"/>
+            <w:szCs w:val="22"/>
+          </w:rPr>
+          <w:t>s</w:t>
         </w:r>
       </w:ins>
       <w:ins w:id="33" w:author="Kelsey McCune" w:date="2026-04-08T10:44:00Z" w16du:dateUtc="2026-04-08T15:44:00Z">
@@ -1137,56 +1129,38 @@
             <w:sz w:val="22"/>
             <w:szCs w:val="22"/>
           </w:rPr>
-          <w:t xml:space="preserve"> anthropogenic change</w:t>
-        </w:r>
-      </w:ins>
-      <w:ins w:id="34" w:author="Kelsey McCune" w:date="2026-04-08T10:48:00Z" w16du:dateUtc="2026-04-08T15:48:00Z">
-        <w:r>
-          <w:rPr>
-            <w:sz w:val="22"/>
-            <w:szCs w:val="22"/>
-          </w:rPr>
-          <w:t>s</w:t>
-        </w:r>
-      </w:ins>
-      <w:ins w:id="35" w:author="Kelsey McCune" w:date="2026-04-08T10:44:00Z" w16du:dateUtc="2026-04-08T15:44:00Z">
-        <w:r>
-          <w:rPr>
-            <w:sz w:val="22"/>
-            <w:szCs w:val="22"/>
-          </w:rPr>
           <w:t xml:space="preserve"> and zoonotic disease </w:t>
         </w:r>
       </w:ins>
+      <w:ins w:id="34" w:author="Kelsey McCune" w:date="2026-04-08T10:45:00Z" w16du:dateUtc="2026-04-08T15:45:00Z">
+        <w:r>
+          <w:rPr>
+            <w:sz w:val="22"/>
+            <w:szCs w:val="22"/>
+          </w:rPr>
+          <w:t>(e.g.</w:t>
+        </w:r>
+      </w:ins>
+      <w:ins w:id="35" w:author="Kelsey McCune" w:date="2026-04-08T10:59:00Z" w16du:dateUtc="2026-04-08T15:59:00Z">
+        <w:r>
+          <w:rPr>
+            <w:sz w:val="22"/>
+            <w:szCs w:val="22"/>
+          </w:rPr>
+          <w:t xml:space="preserve"> climate change</w:t>
+        </w:r>
+      </w:ins>
       <w:ins w:id="36" w:author="Kelsey McCune" w:date="2026-04-08T10:45:00Z" w16du:dateUtc="2026-04-08T15:45:00Z">
         <w:r>
           <w:rPr>
             <w:sz w:val="22"/>
             <w:szCs w:val="22"/>
           </w:rPr>
-          <w:t>(e.g.</w:t>
-        </w:r>
-      </w:ins>
-      <w:ins w:id="37" w:author="Kelsey McCune" w:date="2026-04-08T10:59:00Z" w16du:dateUtc="2026-04-08T15:59:00Z">
-        <w:r>
-          <w:rPr>
-            <w:sz w:val="22"/>
-            <w:szCs w:val="22"/>
-          </w:rPr>
-          <w:t xml:space="preserve"> climate change</w:t>
-        </w:r>
-      </w:ins>
-      <w:ins w:id="38" w:author="Kelsey McCune" w:date="2026-04-08T10:45:00Z" w16du:dateUtc="2026-04-08T15:45:00Z">
-        <w:r>
-          <w:rPr>
-            <w:sz w:val="22"/>
-            <w:szCs w:val="22"/>
-          </w:rPr>
           <w:t xml:space="preserve">, </w:t>
         </w:r>
       </w:ins>
-      <w:commentRangeStart w:id="39"/>
-      <w:ins w:id="40" w:author="Kelsey McCune" w:date="2026-04-08T10:59:00Z" w16du:dateUtc="2026-04-08T15:59:00Z">
+      <w:commentRangeStart w:id="37"/>
+      <w:ins w:id="38" w:author="Kelsey McCune" w:date="2026-04-08T10:59:00Z" w16du:dateUtc="2026-04-08T15:59:00Z">
         <w:r>
           <w:rPr>
             <w:sz w:val="22"/>
@@ -1194,9 +1168,17 @@
           </w:rPr>
           <w:t>Hall et al., 2021</w:t>
         </w:r>
-      </w:ins>
-      <w:commentRangeEnd w:id="39"/>
-      <w:ins w:id="41" w:author="Kelsey McCune" w:date="2026-04-08T11:14:00Z" w16du:dateUtc="2026-04-08T16:14:00Z">
+        <w:commentRangeEnd w:id="37"/>
+        <w:r>
+          <w:rPr>
+            <w:rStyle w:val="CommentReference"/>
+            <w:sz w:val="22"/>
+            <w:szCs w:val="22"/>
+          </w:rPr>
+          <w:commentReference w:id="37"/>
+        </w:r>
+      </w:ins>
+      <w:ins w:id="39" w:author="Kelsey McCune" w:date="2026-04-08T11:14:00Z" w16du:dateUtc="2026-04-08T16:14:00Z">
         <w:r>
           <w:rPr>
             <w:sz w:val="22"/>
@@ -1205,15 +1187,7 @@
           <w:t>; land use change, Murray &amp; Hernandez, 2021</w:t>
         </w:r>
       </w:ins>
-      <w:ins w:id="42" w:author="Kelsey McCune" w:date="2026-04-08T10:59:00Z" w16du:dateUtc="2026-04-08T15:59:00Z">
-        <w:r>
-          <w:rPr>
-            <w:rStyle w:val="CommentReference"/>
-          </w:rPr>
-          <w:commentReference w:id="39"/>
-        </w:r>
-      </w:ins>
-      <w:ins w:id="43" w:author="Kelsey McCune" w:date="2026-04-08T10:45:00Z" w16du:dateUtc="2026-04-08T15:45:00Z">
+      <w:ins w:id="40" w:author="Kelsey McCune" w:date="2026-04-08T10:45:00Z" w16du:dateUtc="2026-04-08T15:45:00Z">
         <w:r>
           <w:rPr>
             <w:sz w:val="22"/>
@@ -1222,7 +1196,7 @@
           <w:t>)</w:t>
         </w:r>
       </w:ins>
-      <w:ins w:id="44" w:author="Kelsey McCune" w:date="2026-04-08T10:46:00Z" w16du:dateUtc="2026-04-08T15:46:00Z">
+      <w:ins w:id="41" w:author="Kelsey McCune" w:date="2026-04-08T10:46:00Z" w16du:dateUtc="2026-04-08T15:46:00Z">
         <w:r>
           <w:rPr>
             <w:sz w:val="22"/>
@@ -1231,7 +1205,7 @@
           <w:t xml:space="preserve">. However, </w:t>
         </w:r>
       </w:ins>
-      <w:ins w:id="45" w:author="Kelsey McCune" w:date="2026-04-08T10:48:00Z" w16du:dateUtc="2026-04-08T15:48:00Z">
+      <w:ins w:id="42" w:author="Kelsey McCune" w:date="2026-04-08T10:48:00Z" w16du:dateUtc="2026-04-08T15:48:00Z">
         <w:r>
           <w:rPr>
             <w:sz w:val="22"/>
@@ -1240,7 +1214,7 @@
           <w:t>zoonotic disease outbreaks</w:t>
         </w:r>
       </w:ins>
-      <w:ins w:id="46" w:author="Kelsey McCune" w:date="2026-04-08T10:50:00Z" w16du:dateUtc="2026-04-08T15:50:00Z">
+      <w:ins w:id="43" w:author="Kelsey McCune" w:date="2026-04-08T10:50:00Z" w16du:dateUtc="2026-04-08T15:50:00Z">
         <w:r>
           <w:rPr>
             <w:sz w:val="22"/>
@@ -1249,7 +1223,7 @@
           <w:t xml:space="preserve"> in people and wildlife</w:t>
         </w:r>
       </w:ins>
-      <w:ins w:id="47" w:author="Kelsey McCune" w:date="2026-04-08T10:48:00Z" w16du:dateUtc="2026-04-08T15:48:00Z">
+      <w:ins w:id="44" w:author="Kelsey McCune" w:date="2026-04-08T10:48:00Z" w16du:dateUtc="2026-04-08T15:48:00Z">
         <w:r>
           <w:rPr>
             <w:sz w:val="22"/>
@@ -1258,24 +1232,16 @@
           <w:t xml:space="preserve"> start with </w:t>
         </w:r>
       </w:ins>
-      <w:ins w:id="48" w:author="Kelsey McCune" w:date="2026-04-08T10:46:00Z" w16du:dateUtc="2026-04-08T15:46:00Z">
-        <w:r>
-          <w:rPr>
-            <w:sz w:val="22"/>
-            <w:szCs w:val="22"/>
-          </w:rPr>
-          <w:t xml:space="preserve">spillover events </w:t>
-        </w:r>
-        <w:proofErr w:type="spellStart"/>
-        <w:r>
-          <w:rPr>
-            <w:sz w:val="22"/>
-            <w:szCs w:val="22"/>
-          </w:rPr>
-          <w:t>occur</w:t>
-        </w:r>
-      </w:ins>
-      <w:ins w:id="49" w:author="Kelsey McCune" w:date="2026-04-08T10:48:00Z" w16du:dateUtc="2026-04-08T15:48:00Z">
+      <w:ins w:id="45" w:author="Kelsey McCune" w:date="2026-04-08T10:46:00Z" w16du:dateUtc="2026-04-08T15:46:00Z">
+        <w:r>
+          <w:rPr>
+            <w:sz w:val="22"/>
+            <w:szCs w:val="22"/>
+          </w:rPr>
+          <w:t>spillover events occur</w:t>
+        </w:r>
+      </w:ins>
+      <w:ins w:id="46" w:author="Kelsey McCune" w:date="2026-04-08T10:48:00Z" w16du:dateUtc="2026-04-08T15:48:00Z">
         <w:r>
           <w:rPr>
             <w:sz w:val="22"/>
@@ -1284,8 +1250,7 @@
           <w:t>ing</w:t>
         </w:r>
       </w:ins>
-      <w:proofErr w:type="spellEnd"/>
-      <w:ins w:id="50" w:author="Kelsey McCune" w:date="2026-04-08T10:46:00Z" w16du:dateUtc="2026-04-08T15:46:00Z">
+      <w:ins w:id="47" w:author="Kelsey McCune" w:date="2026-04-08T10:46:00Z" w16du:dateUtc="2026-04-08T15:46:00Z">
         <w:r>
           <w:rPr>
             <w:sz w:val="22"/>
@@ -1294,7 +1259,7 @@
           <w:t xml:space="preserve"> at a local </w:t>
         </w:r>
       </w:ins>
-      <w:ins w:id="51" w:author="Kelsey McCune" w:date="2026-04-08T10:48:00Z" w16du:dateUtc="2026-04-08T15:48:00Z">
+      <w:ins w:id="48" w:author="Kelsey McCune" w:date="2026-04-08T10:48:00Z" w16du:dateUtc="2026-04-08T15:48:00Z">
         <w:r>
           <w:rPr>
             <w:sz w:val="22"/>
@@ -1303,7 +1268,7 @@
           <w:t>scale</w:t>
         </w:r>
       </w:ins>
-      <w:ins w:id="52" w:author="Kelsey McCune" w:date="2026-04-08T10:50:00Z" w16du:dateUtc="2026-04-08T15:50:00Z">
+      <w:ins w:id="49" w:author="Kelsey McCune" w:date="2026-04-08T10:50:00Z" w16du:dateUtc="2026-04-08T15:50:00Z">
         <w:r>
           <w:rPr>
             <w:sz w:val="22"/>
@@ -1312,7 +1277,7 @@
           <w:t>, but</w:t>
         </w:r>
       </w:ins>
-      <w:ins w:id="53" w:author="Kelsey McCune" w:date="2026-04-08T10:45:00Z" w16du:dateUtc="2026-04-08T15:45:00Z">
+      <w:ins w:id="50" w:author="Kelsey McCune" w:date="2026-04-08T10:45:00Z" w16du:dateUtc="2026-04-08T15:45:00Z">
         <w:r>
           <w:rPr>
             <w:sz w:val="22"/>
@@ -1321,7 +1286,7 @@
           <w:t xml:space="preserve"> the risk related to human activities at </w:t>
         </w:r>
       </w:ins>
-      <w:ins w:id="54" w:author="Kelsey McCune" w:date="2026-04-08T10:46:00Z" w16du:dateUtc="2026-04-08T15:46:00Z">
+      <w:ins w:id="51" w:author="Kelsey McCune" w:date="2026-04-08T10:46:00Z" w16du:dateUtc="2026-04-08T15:46:00Z">
         <w:r>
           <w:rPr>
             <w:sz w:val="22"/>
@@ -1330,7 +1295,7 @@
           <w:t>th</w:t>
         </w:r>
       </w:ins>
-      <w:ins w:id="55" w:author="Kelsey McCune" w:date="2026-04-08T10:51:00Z" w16du:dateUtc="2026-04-08T15:51:00Z">
+      <w:ins w:id="52" w:author="Kelsey McCune" w:date="2026-04-08T10:51:00Z" w16du:dateUtc="2026-04-08T15:51:00Z">
         <w:r>
           <w:rPr>
             <w:sz w:val="22"/>
@@ -1339,7 +1304,7 @@
           <w:t>is</w:t>
         </w:r>
       </w:ins>
-      <w:ins w:id="56" w:author="Kelsey McCune" w:date="2026-04-08T10:46:00Z" w16du:dateUtc="2026-04-08T15:46:00Z">
+      <w:ins w:id="53" w:author="Kelsey McCune" w:date="2026-04-08T10:46:00Z" w16du:dateUtc="2026-04-08T15:46:00Z">
         <w:r>
           <w:rPr>
             <w:sz w:val="22"/>
@@ -1356,7 +1321,7 @@
           <w:sz w:val="22"/>
           <w:szCs w:val="22"/>
         </w:rPr>
-        <w:pPrChange w:id="57" w:author="Kelsey McCune" w:date="2026-04-08T10:37:00Z" w16du:dateUtc="2026-04-08T15:37:00Z">
+        <w:pPrChange w:id="54" w:author="Kelsey McCune" w:date="2026-04-08T10:37:00Z" w16du:dateUtc="2026-04-08T15:37:00Z">
           <w:pPr/>
         </w:pPrChange>
       </w:pPr>
@@ -1367,29 +1332,13 @@
         </w:rPr>
         <w:t>Birds are among the most well-studied and widespread taxa in the animal kingdom, filling critical roles in ecosystems worldwide through mechanisms such as insect control, pollination, seed dispersal and more</w:t>
       </w:r>
-      <w:ins w:id="58" w:author="Kelsey McCune" w:date="2026-04-08T11:05:00Z" w16du:dateUtc="2026-04-08T16:05:00Z">
-        <w:r>
-          <w:rPr>
-            <w:sz w:val="22"/>
-            <w:szCs w:val="22"/>
-          </w:rPr>
-          <w:t xml:space="preserve"> (</w:t>
-        </w:r>
-        <w:proofErr w:type="spellStart"/>
-        <w:r>
-          <w:rPr>
-            <w:sz w:val="22"/>
-            <w:szCs w:val="22"/>
-          </w:rPr>
-          <w:t>Sekercioglu</w:t>
-        </w:r>
-        <w:proofErr w:type="spellEnd"/>
-        <w:r>
-          <w:rPr>
-            <w:sz w:val="22"/>
-            <w:szCs w:val="22"/>
-          </w:rPr>
-          <w:t>, 2006)</w:t>
+      <w:ins w:id="55" w:author="Kelsey McCune" w:date="2026-04-08T11:05:00Z" w16du:dateUtc="2026-04-08T16:05:00Z">
+        <w:r>
+          <w:rPr>
+            <w:sz w:val="22"/>
+            <w:szCs w:val="22"/>
+          </w:rPr>
+          <w:t xml:space="preserve"> (Sekercioglu, 2006)</w:t>
         </w:r>
       </w:ins>
       <w:r>
@@ -1399,7 +1348,7 @@
         </w:rPr>
         <w:t>.</w:t>
       </w:r>
-      <w:commentRangeStart w:id="59"/>
+      <w:commentRangeStart w:id="56"/>
       <w:r>
         <w:rPr>
           <w:sz w:val="22"/>
@@ -1407,37 +1356,177 @@
         </w:rPr>
         <w:t xml:space="preserve"> </w:t>
       </w:r>
-      <w:commentRangeEnd w:id="59"/>
+      <w:commentRangeEnd w:id="56"/>
       <w:r>
         <w:rPr>
           <w:rStyle w:val="CommentReference"/>
-        </w:rPr>
-        <w:commentReference w:id="59"/>
-      </w:r>
-      <w:r>
-        <w:rPr>
-          <w:sz w:val="22"/>
-          <w:szCs w:val="22"/>
-        </w:rPr>
-        <w:t xml:space="preserve">While many </w:t>
-      </w:r>
-      <w:proofErr w:type="gramStart"/>
-      <w:r>
-        <w:rPr>
-          <w:sz w:val="22"/>
-          <w:szCs w:val="22"/>
-        </w:rPr>
-        <w:t>bird</w:t>
-      </w:r>
-      <w:proofErr w:type="gramEnd"/>
-      <w:r>
-        <w:rPr>
-          <w:sz w:val="22"/>
-          <w:szCs w:val="22"/>
-        </w:rPr>
-        <w:t xml:space="preserve"> species have adapted to </w:t>
-      </w:r>
-      <w:del w:id="60" w:author="Kelsey McCune" w:date="2026-04-08T10:52:00Z" w16du:dateUtc="2026-04-08T15:52:00Z">
+          <w:sz w:val="22"/>
+          <w:szCs w:val="22"/>
+        </w:rPr>
+        <w:commentReference w:id="56"/>
+      </w:r>
+      <w:r>
+        <w:rPr>
+          <w:sz w:val="22"/>
+          <w:szCs w:val="22"/>
+        </w:rPr>
+        <w:t xml:space="preserve">Disease represents one of the most significant threats to wild bird populations, capable of </w:t>
+      </w:r>
+      <w:r>
+        <w:rPr>
+          <w:sz w:val="22"/>
+          <w:szCs w:val="22"/>
+        </w:rPr>
+        <w:t>causing</w:t>
+      </w:r>
+      <w:r>
+        <w:rPr>
+          <w:sz w:val="22"/>
+          <w:szCs w:val="22"/>
+        </w:rPr>
+        <w:t xml:space="preserve"> population-level declines</w:t>
+      </w:r>
+      <w:r>
+        <w:rPr>
+          <w:sz w:val="22"/>
+          <w:szCs w:val="22"/>
+        </w:rPr>
+        <w:t xml:space="preserve">. </w:t>
+      </w:r>
+      <w:r>
+        <w:rPr>
+          <w:sz w:val="22"/>
+          <w:szCs w:val="22"/>
+        </w:rPr>
+        <w:t xml:space="preserve">West Nile virus, for example, caused </w:t>
+      </w:r>
+      <w:r>
+        <w:rPr>
+          <w:sz w:val="22"/>
+          <w:szCs w:val="22"/>
+        </w:rPr>
+        <w:t xml:space="preserve">a large </w:t>
+      </w:r>
+      <w:r>
+        <w:rPr>
+          <w:sz w:val="22"/>
+          <w:szCs w:val="22"/>
+        </w:rPr>
+        <w:t xml:space="preserve">population collapse in American crows and </w:t>
+      </w:r>
+      <w:r>
+        <w:rPr>
+          <w:sz w:val="22"/>
+          <w:szCs w:val="22"/>
+        </w:rPr>
+        <w:t>continuous</w:t>
+      </w:r>
+      <w:r>
+        <w:rPr>
+          <w:sz w:val="22"/>
+          <w:szCs w:val="22"/>
+        </w:rPr>
+        <w:t xml:space="preserve"> declines in yellow-billed magpies across North America, with transmission shown to be </w:t>
+      </w:r>
+      <w:r>
+        <w:rPr>
+          <w:sz w:val="22"/>
+          <w:szCs w:val="22"/>
+        </w:rPr>
+        <w:t>particularly</w:t>
+      </w:r>
+      <w:r>
+        <w:rPr>
+          <w:sz w:val="22"/>
+          <w:szCs w:val="22"/>
+        </w:rPr>
+        <w:t xml:space="preserve"> elevated in urban and agricultural landscapes (Kilpatrick and Wheeler 2019). </w:t>
+      </w:r>
+      <w:r>
+        <w:rPr>
+          <w:sz w:val="22"/>
+          <w:szCs w:val="22"/>
+        </w:rPr>
+        <w:t>D</w:t>
+      </w:r>
+      <w:r>
+        <w:rPr>
+          <w:sz w:val="22"/>
+          <w:szCs w:val="22"/>
+        </w:rPr>
+        <w:t xml:space="preserve">isease outbreaks linked to supplemental feeding sites are also increasing in frequency, including trichomonosis </w:t>
+      </w:r>
+      <w:r>
+        <w:rPr>
+          <w:sz w:val="22"/>
+          <w:szCs w:val="22"/>
+        </w:rPr>
+        <w:t>infections from</w:t>
+      </w:r>
+      <w:r>
+        <w:rPr>
+          <w:sz w:val="22"/>
+          <w:szCs w:val="22"/>
+        </w:rPr>
+        <w:t xml:space="preserve"> garden feeders </w:t>
+      </w:r>
+      <w:r>
+        <w:rPr>
+          <w:sz w:val="22"/>
+          <w:szCs w:val="22"/>
+        </w:rPr>
+        <w:t xml:space="preserve">in Europe and North America </w:t>
+      </w:r>
+      <w:r>
+        <w:rPr>
+          <w:sz w:val="22"/>
+          <w:szCs w:val="22"/>
+        </w:rPr>
+        <w:t>that drove a 66% decline in European Greenfinch populations</w:t>
+      </w:r>
+      <w:r>
+        <w:rPr>
+          <w:sz w:val="22"/>
+          <w:szCs w:val="22"/>
+        </w:rPr>
+        <w:t xml:space="preserve">, </w:t>
+      </w:r>
+      <w:r>
+        <w:rPr>
+          <w:sz w:val="22"/>
+          <w:szCs w:val="22"/>
+        </w:rPr>
+        <w:t xml:space="preserve">suggesting that backyard activities that bring humans closer to birds may also </w:t>
+      </w:r>
+      <w:r>
+        <w:rPr>
+          <w:sz w:val="22"/>
+          <w:szCs w:val="22"/>
+        </w:rPr>
+        <w:t>influence</w:t>
+      </w:r>
+      <w:r>
+        <w:rPr>
+          <w:sz w:val="22"/>
+          <w:szCs w:val="22"/>
+        </w:rPr>
+        <w:t xml:space="preserve"> pathogen spread within wild bird communities (Lees et al. 2022).</w:t>
+      </w:r>
+      <w:r>
+        <w:rPr>
+          <w:sz w:val="22"/>
+          <w:szCs w:val="22"/>
+        </w:rPr>
+        <w:t xml:space="preserve"> </w:t>
+      </w:r>
+      <w:r>
+        <w:rPr>
+          <w:sz w:val="22"/>
+          <w:szCs w:val="22"/>
+        </w:rPr>
+        <w:t xml:space="preserve">While many bird species have adapted to </w:t>
+      </w:r>
+      <w:del w:id="57" w:author="Kelsey McCune" w:date="2026-04-08T10:52:00Z" w16du:dateUtc="2026-04-08T15:52:00Z">
         <w:r>
           <w:rPr>
             <w:sz w:val="22"/>
@@ -1451,17 +1540,15 @@
           <w:sz w:val="22"/>
           <w:szCs w:val="22"/>
         </w:rPr>
-        <w:t>survive and even depend on human-modified landscapes, the ecological impacts of these co-adaptations, and how long-term proximity to humans, domestic animals, and shared resources influence</w:t>
-      </w:r>
-      <w:del w:id="61" w:author="Kelsey McCune" w:date="2026-04-08T11:19:00Z" w16du:dateUtc="2026-04-08T16:19:00Z">
-        <w:r>
-          <w:rPr>
-            <w:sz w:val="22"/>
-            <w:szCs w:val="22"/>
-          </w:rPr>
-          <w:delText>s</w:delText>
-        </w:r>
-      </w:del>
+        <w:t xml:space="preserve">survive and even depend on human-modified landscapes, the ecological impacts of these co-adaptations, and how long-term proximity to humans, domestic animals, and shared resources </w:t>
+      </w:r>
+      <w:r>
+        <w:rPr>
+          <w:sz w:val="22"/>
+          <w:szCs w:val="22"/>
+        </w:rPr>
+        <w:t>affect</w:t>
+      </w:r>
       <w:r>
         <w:rPr>
           <w:sz w:val="22"/>
@@ -1477,11 +1564,11 @@
           <w:sz w:val="22"/>
           <w:szCs w:val="22"/>
         </w:rPr>
-        <w:pPrChange w:id="62" w:author="Kelsey McCune" w:date="2026-04-08T10:37:00Z" w16du:dateUtc="2026-04-08T15:37:00Z">
+        <w:pPrChange w:id="58" w:author="Kelsey McCune" w:date="2026-04-08T10:37:00Z" w16du:dateUtc="2026-04-08T15:37:00Z">
           <w:pPr/>
         </w:pPrChange>
       </w:pPr>
-      <w:ins w:id="63" w:author="Kelsey McCune" w:date="2026-04-08T11:21:00Z" w16du:dateUtc="2026-04-08T16:21:00Z">
+      <w:ins w:id="59" w:author="Kelsey McCune" w:date="2026-04-08T11:21:00Z" w16du:dateUtc="2026-04-08T16:21:00Z">
         <w:r>
           <w:rPr>
             <w:sz w:val="22"/>
@@ -1497,7 +1584,7 @@
         </w:rPr>
         <w:t xml:space="preserve">Small-scale poultry keeping and supplemental bird feeding have grown substantially in popularity across the United States, occurring as backyard activities and encouraging participants to interact more with nature and wildlife. </w:t>
       </w:r>
-      <w:del w:id="64" w:author="Kelsey McCune" w:date="2026-04-08T11:22:00Z" w16du:dateUtc="2026-04-08T16:22:00Z">
+      <w:del w:id="60" w:author="Kelsey McCune" w:date="2026-04-08T11:22:00Z" w16du:dateUtc="2026-04-08T16:22:00Z">
         <w:r>
           <w:rPr>
             <w:sz w:val="22"/>
@@ -1511,7 +1598,15 @@
           <w:sz w:val="22"/>
           <w:szCs w:val="22"/>
         </w:rPr>
-        <w:t xml:space="preserve">The popularity of backyard poultry keeping is growing in urban and suburban areas in the United States (USDA, 2013), but the practice has been an important part of nutrition and economic stability for centuries in other regions (Alders &amp; Pym, 2009). Backyard bird feeding has similarly been a well-established home activity for decades, allowing homeowners opportunities to connect with nature and wildlife while supplementing the diets of wild birds. The scale of bird feeding in the United States is substantial, with federal surveys estimating that over 50 million Americans participate in feeding wild birds, and hundreds of millions of dollars spent on bird seed annually (USFWS 2022). </w:t>
+        <w:t xml:space="preserve">The popularity of backyard poultry keeping is growing in urban and suburban areas in the United States (USDA, 2013), but the practice has been an </w:t>
+      </w:r>
+      <w:r>
+        <w:rPr>
+          <w:sz w:val="22"/>
+          <w:szCs w:val="22"/>
+        </w:rPr>
+        <w:lastRenderedPageBreak/>
+        <w:t xml:space="preserve">important part of nutrition and economic stability for centuries in other regions (Alders &amp; Pym, 2009). Backyard bird feeding has similarly been a well-established home activity for decades, allowing homeowners opportunities to connect with nature and wildlife while supplementing the diets of wild birds. The scale of bird feeding in the United States is substantial, with federal surveys estimating that over 50 million Americans participate in feeding wild birds, and hundreds of millions of dollars spent on bird seed annually (USFWS 2022). </w:t>
       </w:r>
     </w:p>
     <w:p>
@@ -1521,7 +1616,7 @@
           <w:sz w:val="22"/>
           <w:szCs w:val="22"/>
         </w:rPr>
-        <w:pPrChange w:id="65" w:author="Kelsey McCune" w:date="2026-04-08T10:37:00Z" w16du:dateUtc="2026-04-08T15:37:00Z">
+        <w:pPrChange w:id="61" w:author="Kelsey McCune" w:date="2026-04-08T10:37:00Z" w16du:dateUtc="2026-04-08T15:37:00Z">
           <w:pPr/>
         </w:pPrChange>
       </w:pPr>
@@ -1532,7 +1627,7 @@
         </w:rPr>
         <w:t>Th</w:t>
       </w:r>
-      <w:ins w:id="66" w:author="Kelsey McCune" w:date="2026-04-08T11:23:00Z" w16du:dateUtc="2026-04-08T16:23:00Z">
+      <w:ins w:id="62" w:author="Kelsey McCune" w:date="2026-04-08T11:23:00Z" w16du:dateUtc="2026-04-08T16:23:00Z">
         <w:r>
           <w:rPr>
             <w:sz w:val="22"/>
@@ -1541,7 +1636,7 @@
           <w:t>ese activities</w:t>
         </w:r>
       </w:ins>
-      <w:del w:id="67" w:author="Kelsey McCune" w:date="2026-04-08T11:23:00Z" w16du:dateUtc="2026-04-08T16:23:00Z">
+      <w:del w:id="63" w:author="Kelsey McCune" w:date="2026-04-08T11:23:00Z" w16du:dateUtc="2026-04-08T16:23:00Z">
         <w:r>
           <w:rPr>
             <w:sz w:val="22"/>
@@ -1557,7 +1652,7 @@
         </w:rPr>
         <w:t xml:space="preserve"> </w:t>
       </w:r>
-      <w:del w:id="68" w:author="Kelsey McCune" w:date="2026-04-08T11:23:00Z" w16du:dateUtc="2026-04-08T16:23:00Z">
+      <w:del w:id="64" w:author="Kelsey McCune" w:date="2026-04-08T11:23:00Z" w16du:dateUtc="2026-04-08T16:23:00Z">
         <w:r>
           <w:rPr>
             <w:sz w:val="22"/>
@@ -1573,7 +1668,7 @@
         </w:rPr>
         <w:t>create</w:t>
       </w:r>
-      <w:del w:id="69" w:author="Kelsey McCune" w:date="2026-04-08T11:23:00Z" w16du:dateUtc="2026-04-08T16:23:00Z">
+      <w:del w:id="65" w:author="Kelsey McCune" w:date="2026-04-08T11:23:00Z" w16du:dateUtc="2026-04-08T16:23:00Z">
         <w:r>
           <w:rPr>
             <w:sz w:val="22"/>
@@ -1589,7 +1684,7 @@
         </w:rPr>
         <w:t xml:space="preserve"> opportunities for novel contact between wild bird species, chicken flocks, domestic pets and humans </w:t>
       </w:r>
-      <w:del w:id="70" w:author="Kelsey McCune" w:date="2026-04-08T11:23:00Z" w16du:dateUtc="2026-04-08T16:23:00Z">
+      <w:del w:id="66" w:author="Kelsey McCune" w:date="2026-04-08T11:23:00Z" w16du:dateUtc="2026-04-08T16:23:00Z">
         <w:r>
           <w:rPr>
             <w:sz w:val="22"/>
@@ -1598,7 +1693,7 @@
           <w:delText>as well and</w:delText>
         </w:r>
       </w:del>
-      <w:ins w:id="71" w:author="Kelsey McCune" w:date="2026-04-08T11:23:00Z" w16du:dateUtc="2026-04-08T16:23:00Z">
+      <w:ins w:id="67" w:author="Kelsey McCune" w:date="2026-04-08T11:23:00Z" w16du:dateUtc="2026-04-08T16:23:00Z">
         <w:r>
           <w:rPr>
             <w:sz w:val="22"/>
@@ -1614,7 +1709,7 @@
         </w:rPr>
         <w:t xml:space="preserve"> can allow for bidirectional transmission (spillover) of select pathogens</w:t>
       </w:r>
-      <w:del w:id="72" w:author="Kelsey McCune" w:date="2026-04-08T11:24:00Z" w16du:dateUtc="2026-04-08T16:24:00Z">
+      <w:del w:id="68" w:author="Kelsey McCune" w:date="2026-04-08T11:24:00Z" w16du:dateUtc="2026-04-08T16:24:00Z">
         <w:r>
           <w:rPr>
             <w:sz w:val="22"/>
@@ -1630,57 +1725,25 @@
         </w:rPr>
         <w:t xml:space="preserve">. </w:t>
       </w:r>
-      <w:moveFromRangeStart w:id="73" w:author="Kelsey McCune" w:date="2026-04-08T10:40:00Z" w:name="move226537267"/>
-      <w:moveFrom w:id="74" w:author="Kelsey McCune" w:date="2026-04-08T10:40:00Z" w16du:dateUtc="2026-04-08T15:40:00Z">
-        <w:r>
-          <w:rPr>
-            <w:sz w:val="22"/>
-            <w:szCs w:val="22"/>
-          </w:rPr>
-          <w:t xml:space="preserve">The prevalence and spread of zoonotic diseases, or diseases shared between wildlife and humans, represents one of the most significant effects of growing contact at the human-wildlife interface, with over 70% of current human diseases originating from wildlife (Jones et al. </w:t>
-        </w:r>
-        <w:commentRangeStart w:id="75"/>
-        <w:r>
-          <w:rPr>
-            <w:sz w:val="22"/>
-            <w:szCs w:val="22"/>
-          </w:rPr>
-          <w:t>2008</w:t>
-        </w:r>
-        <w:commentRangeEnd w:id="75"/>
-        <w:r>
-          <w:rPr>
-            <w:rStyle w:val="CommentReference"/>
-            <w:sz w:val="22"/>
-            <w:szCs w:val="22"/>
-          </w:rPr>
-          <w:commentReference w:id="75"/>
-        </w:r>
-        <w:r>
-          <w:rPr>
-            <w:sz w:val="22"/>
-            <w:szCs w:val="22"/>
-          </w:rPr>
-          <w:t xml:space="preserve">). </w:t>
+      <w:moveFromRangeStart w:id="69" w:author="Kelsey McCune" w:date="2026-04-08T10:40:00Z" w:name="move226537267"/>
+      <w:moveFrom w:id="70" w:author="Kelsey McCune" w:date="2026-04-08T10:40:00Z" w16du:dateUtc="2026-04-08T15:40:00Z">
+        <w:r>
+          <w:rPr>
+            <w:sz w:val="22"/>
+            <w:szCs w:val="22"/>
+          </w:rPr>
+          <w:t xml:space="preserve">The prevalence and spread of zoonotic diseases, or diseases shared between wildlife and humans, represents one of the most significant effects of growing contact at the human-wildlife interface, with over 70% of current human diseases originating from wildlife (Jones et al. 2008). </w:t>
         </w:r>
       </w:moveFrom>
-      <w:moveFromRangeEnd w:id="73"/>
-      <w:r>
-        <w:rPr>
-          <w:sz w:val="22"/>
-          <w:szCs w:val="22"/>
-        </w:rPr>
-        <w:t xml:space="preserve">Bird feeders aggregate wild birds </w:t>
-      </w:r>
-      <w:r>
-        <w:rPr>
-          <w:sz w:val="22"/>
-          <w:szCs w:val="22"/>
-        </w:rPr>
-        <w:lastRenderedPageBreak/>
-        <w:t xml:space="preserve">at </w:t>
-      </w:r>
-      <w:del w:id="76" w:author="Kelsey McCune" w:date="2026-04-08T11:24:00Z" w16du:dateUtc="2026-04-08T16:24:00Z">
+      <w:moveFromRangeEnd w:id="69"/>
+      <w:r>
+        <w:rPr>
+          <w:sz w:val="22"/>
+          <w:szCs w:val="22"/>
+        </w:rPr>
+        <w:t xml:space="preserve">Bird feeders aggregate wild birds at </w:t>
+      </w:r>
+      <w:del w:id="71" w:author="Kelsey McCune" w:date="2026-04-08T11:24:00Z" w16du:dateUtc="2026-04-08T16:24:00Z">
         <w:r>
           <w:rPr>
             <w:sz w:val="22"/>
@@ -1689,7 +1752,7 @@
           <w:delText xml:space="preserve">irregular </w:delText>
         </w:r>
       </w:del>
-      <w:ins w:id="77" w:author="Kelsey McCune" w:date="2026-04-08T11:24:00Z" w16du:dateUtc="2026-04-08T16:24:00Z">
+      <w:ins w:id="72" w:author="Kelsey McCune" w:date="2026-04-08T11:24:00Z" w16du:dateUtc="2026-04-08T16:24:00Z">
         <w:r>
           <w:rPr>
             <w:sz w:val="22"/>
@@ -1710,19 +1773,9 @@
           <w:sz w:val="22"/>
           <w:szCs w:val="22"/>
         </w:rPr>
-        <w:t xml:space="preserve">densities, increasing both direct contact rates between individuals and fecal-oral transmission of bacterial pathogens among individuals and species (Becker and Hall 2014; Becker et al. 2015). </w:t>
-      </w:r>
-      <w:commentRangeStart w:id="78"/>
-      <w:commentRangeStart w:id="79"/>
-      <w:commentRangeStart w:id="80"/>
-      <w:r>
-        <w:rPr>
-          <w:sz w:val="22"/>
-          <w:szCs w:val="22"/>
-        </w:rPr>
-        <w:t>Backyard poultry can further compound this risk, as chickens are known reservoirs for</w:t>
-      </w:r>
-      <w:ins w:id="81" w:author="Kelsey McCune" w:date="2026-04-08T11:24:00Z" w16du:dateUtc="2026-04-08T16:24:00Z">
+        <w:t>densities, increasing both direct contact rates between individuals and fecal-oral transmission of bacterial pathogens among individuals and species (Becker and Hall 2014; Becker et al. 2015). Backyard poultry can further compound this risk, as chickens are known reservoirs for</w:t>
+      </w:r>
+      <w:ins w:id="73" w:author="Kelsey McCune" w:date="2026-04-08T11:24:00Z" w16du:dateUtc="2026-04-08T16:24:00Z">
         <w:r>
           <w:rPr>
             <w:sz w:val="22"/>
@@ -1731,7 +1784,7 @@
           <w:t xml:space="preserve"> </w:t>
         </w:r>
       </w:ins>
-      <w:ins w:id="82" w:author="Kelsey McCune" w:date="2026-04-08T11:26:00Z" w16du:dateUtc="2026-04-08T16:26:00Z">
+      <w:ins w:id="74" w:author="Kelsey McCune" w:date="2026-04-08T11:26:00Z" w16du:dateUtc="2026-04-08T16:26:00Z">
         <w:r>
           <w:rPr>
             <w:sz w:val="22"/>
@@ -1740,7 +1793,7 @@
           <w:t>zoono</w:t>
         </w:r>
       </w:ins>
-      <w:ins w:id="83" w:author="Kelsey McCune" w:date="2026-04-08T11:27:00Z" w16du:dateUtc="2026-04-08T16:27:00Z">
+      <w:ins w:id="75" w:author="Kelsey McCune" w:date="2026-04-08T11:27:00Z" w16du:dateUtc="2026-04-08T16:27:00Z">
         <w:r>
           <w:rPr>
             <w:sz w:val="22"/>
@@ -1749,7 +1802,7 @@
           <w:t xml:space="preserve">tic </w:t>
         </w:r>
       </w:ins>
-      <w:ins w:id="84" w:author="Kelsey McCune" w:date="2026-04-08T11:24:00Z" w16du:dateUtc="2026-04-08T16:24:00Z">
+      <w:ins w:id="76" w:author="Kelsey McCune" w:date="2026-04-08T11:24:00Z" w16du:dateUtc="2026-04-08T16:24:00Z">
         <w:r>
           <w:rPr>
             <w:sz w:val="22"/>
@@ -1771,30 +1824,27 @@
           <w:iCs/>
           <w:sz w:val="22"/>
           <w:szCs w:val="22"/>
-          <w:highlight w:val="yellow"/>
         </w:rPr>
         <w:t>S</w:t>
       </w:r>
-      <w:ins w:id="85" w:author="Kelsey McCune" w:date="2026-04-08T11:25:00Z" w16du:dateUtc="2026-04-08T16:25:00Z">
+      <w:ins w:id="77" w:author="Kelsey McCune" w:date="2026-04-08T11:25:00Z" w16du:dateUtc="2026-04-08T16:25:00Z">
         <w:r>
           <w:rPr>
             <w:i/>
             <w:iCs/>
             <w:sz w:val="22"/>
             <w:szCs w:val="22"/>
-            <w:highlight w:val="yellow"/>
           </w:rPr>
           <w:t>almonella</w:t>
         </w:r>
       </w:ins>
-      <w:del w:id="86" w:author="Kelsey McCune" w:date="2026-04-08T11:25:00Z" w16du:dateUtc="2026-04-08T16:25:00Z">
+      <w:del w:id="78" w:author="Kelsey McCune" w:date="2026-04-08T11:25:00Z" w16du:dateUtc="2026-04-08T16:25:00Z">
         <w:r>
           <w:rPr>
             <w:i/>
             <w:iCs/>
             <w:sz w:val="22"/>
             <w:szCs w:val="22"/>
-            <w:highlight w:val="yellow"/>
           </w:rPr>
           <w:delText>.</w:delText>
         </w:r>
@@ -1805,9 +1855,475 @@
           <w:iCs/>
           <w:sz w:val="22"/>
           <w:szCs w:val="22"/>
-          <w:highlight w:val="yellow"/>
-        </w:rPr>
-        <w:t xml:space="preserve"> ente</w:t>
+        </w:rPr>
+        <w:t xml:space="preserve"> enterica</w:t>
+      </w:r>
+      <w:r>
+        <w:rPr>
+          <w:sz w:val="22"/>
+          <w:szCs w:val="22"/>
+        </w:rPr>
+        <w:t xml:space="preserve"> </w:t>
+      </w:r>
+      <w:del w:id="79" w:author="Kelsey McCune" w:date="2026-04-08T11:24:00Z" w16du:dateUtc="2026-04-08T16:24:00Z">
+        <w:r>
+          <w:rPr>
+            <w:sz w:val="22"/>
+            <w:szCs w:val="22"/>
+            <w:highlight w:val="yellow"/>
+          </w:rPr>
+          <w:delText xml:space="preserve">and </w:delText>
+        </w:r>
+      </w:del>
+      <w:r>
+        <w:rPr>
+          <w:sz w:val="22"/>
+          <w:szCs w:val="22"/>
+        </w:rPr>
+        <w:t xml:space="preserve"> </w:t>
+      </w:r>
+      <w:r>
+        <w:rPr>
+          <w:sz w:val="22"/>
+          <w:szCs w:val="22"/>
+        </w:rPr>
+        <w:t xml:space="preserve">and </w:t>
+      </w:r>
+      <w:r>
+        <w:rPr>
+          <w:sz w:val="22"/>
+          <w:szCs w:val="22"/>
+        </w:rPr>
+        <w:t>can amplify pathogen persistence in the environment</w:t>
+      </w:r>
+      <w:ins w:id="80" w:author="Kelsey McCune" w:date="2026-04-08T11:25:00Z" w16du:dateUtc="2026-04-08T16:25:00Z">
+        <w:r>
+          <w:rPr>
+            <w:sz w:val="22"/>
+            <w:szCs w:val="22"/>
+          </w:rPr>
+          <w:t>.</w:t>
+        </w:r>
+      </w:ins>
+      <w:del w:id="81" w:author="Kelsey McCune" w:date="2026-04-08T11:25:00Z" w16du:dateUtc="2026-04-08T16:25:00Z">
+        <w:r>
+          <w:rPr>
+            <w:sz w:val="22"/>
+            <w:szCs w:val="22"/>
+          </w:rPr>
+          <w:delText>,</w:delText>
+        </w:r>
+      </w:del>
+      <w:r>
+        <w:rPr>
+          <w:sz w:val="22"/>
+          <w:szCs w:val="22"/>
+        </w:rPr>
+        <w:t xml:space="preserve"> </w:t>
+      </w:r>
+      <w:ins w:id="82" w:author="Kelsey McCune" w:date="2026-04-08T11:25:00Z" w16du:dateUtc="2026-04-08T16:25:00Z">
+        <w:r>
+          <w:rPr>
+            <w:sz w:val="22"/>
+            <w:szCs w:val="22"/>
+          </w:rPr>
+          <w:t>Conseq</w:t>
+        </w:r>
+      </w:ins>
+      <w:ins w:id="83" w:author="Kelsey McCune" w:date="2026-04-08T11:26:00Z" w16du:dateUtc="2026-04-08T16:26:00Z">
+        <w:r>
+          <w:rPr>
+            <w:sz w:val="22"/>
+            <w:szCs w:val="22"/>
+          </w:rPr>
+          <w:t xml:space="preserve">uently, poultry can serve as a bridge, increasing </w:t>
+        </w:r>
+      </w:ins>
+      <w:del w:id="84" w:author="Kelsey McCune" w:date="2026-04-08T11:26:00Z" w16du:dateUtc="2026-04-08T16:26:00Z">
+        <w:r>
+          <w:rPr>
+            <w:sz w:val="22"/>
+            <w:szCs w:val="22"/>
+          </w:rPr>
+          <w:delText>allow</w:delText>
+        </w:r>
+        <w:r>
+          <w:rPr>
+            <w:sz w:val="22"/>
+            <w:szCs w:val="22"/>
+          </w:rPr>
+          <w:delText>ing</w:delText>
+        </w:r>
+        <w:r>
+          <w:rPr>
+            <w:sz w:val="22"/>
+            <w:szCs w:val="22"/>
+          </w:rPr>
+          <w:delText xml:space="preserve"> for possible</w:delText>
+        </w:r>
+      </w:del>
+      <w:ins w:id="85" w:author="Kelsey McCune" w:date="2026-04-08T11:26:00Z" w16du:dateUtc="2026-04-08T16:26:00Z">
+        <w:r>
+          <w:rPr>
+            <w:sz w:val="22"/>
+            <w:szCs w:val="22"/>
+          </w:rPr>
+          <w:t>disease</w:t>
+        </w:r>
+      </w:ins>
+      <w:r>
+        <w:rPr>
+          <w:sz w:val="22"/>
+          <w:szCs w:val="22"/>
+        </w:rPr>
+        <w:t xml:space="preserve"> spillover </w:t>
+      </w:r>
+      <w:ins w:id="86" w:author="Kelsey McCune" w:date="2026-04-08T11:26:00Z" w16du:dateUtc="2026-04-08T16:26:00Z">
+        <w:r>
+          <w:rPr>
+            <w:sz w:val="22"/>
+            <w:szCs w:val="22"/>
+          </w:rPr>
+          <w:t>among</w:t>
+        </w:r>
+      </w:ins>
+      <w:del w:id="87" w:author="Kelsey McCune" w:date="2026-04-08T11:26:00Z" w16du:dateUtc="2026-04-08T16:26:00Z">
+        <w:r>
+          <w:rPr>
+            <w:sz w:val="22"/>
+            <w:szCs w:val="22"/>
+          </w:rPr>
+          <w:delText>to</w:delText>
+        </w:r>
+      </w:del>
+      <w:r>
+        <w:rPr>
+          <w:sz w:val="22"/>
+          <w:szCs w:val="22"/>
+        </w:rPr>
+        <w:t xml:space="preserve"> wild birds, humans, and </w:t>
+      </w:r>
+      <w:del w:id="88" w:author="Kelsey McCune" w:date="2026-04-08T11:26:00Z" w16du:dateUtc="2026-04-08T16:26:00Z">
+        <w:r>
+          <w:rPr>
+            <w:sz w:val="22"/>
+            <w:szCs w:val="22"/>
+          </w:rPr>
+          <w:delText>other domestic animals</w:delText>
+        </w:r>
+      </w:del>
+      <w:ins w:id="89" w:author="Kelsey McCune" w:date="2026-04-08T11:26:00Z" w16du:dateUtc="2026-04-08T16:26:00Z">
+        <w:r>
+          <w:rPr>
+            <w:sz w:val="22"/>
+            <w:szCs w:val="22"/>
+          </w:rPr>
+          <w:t>pets</w:t>
+        </w:r>
+      </w:ins>
+      <w:r>
+        <w:rPr>
+          <w:sz w:val="22"/>
+          <w:szCs w:val="22"/>
+        </w:rPr>
+        <w:t xml:space="preserve"> (Larsen et al. 2022). Salmonellosis is responsible for hundreds of documented wild bird mortality events (Hall and Saito 2008) and has been linked to human illness through contact with contaminated feeders and wild songbirds (Patel et al. 2021)</w:t>
+      </w:r>
+      <w:ins w:id="90" w:author="Kelsey McCune" w:date="2026-04-08T11:27:00Z" w16du:dateUtc="2026-04-08T16:27:00Z">
+        <w:r>
+          <w:rPr>
+            <w:sz w:val="22"/>
+            <w:szCs w:val="22"/>
+          </w:rPr>
+          <w:t xml:space="preserve"> or</w:t>
+        </w:r>
+      </w:ins>
+      <w:del w:id="91" w:author="Kelsey McCune" w:date="2026-04-08T11:27:00Z" w16du:dateUtc="2026-04-08T16:27:00Z">
+        <w:r>
+          <w:rPr>
+            <w:sz w:val="22"/>
+            <w:szCs w:val="22"/>
+          </w:rPr>
+          <w:delText>,</w:delText>
+        </w:r>
+      </w:del>
+      <w:r>
+        <w:rPr>
+          <w:sz w:val="22"/>
+          <w:szCs w:val="22"/>
+        </w:rPr>
+        <w:t xml:space="preserve"> </w:t>
+      </w:r>
+      <w:del w:id="92" w:author="Kelsey McCune" w:date="2026-04-08T11:27:00Z" w16du:dateUtc="2026-04-08T16:27:00Z">
+        <w:r>
+          <w:rPr>
+            <w:sz w:val="22"/>
+            <w:szCs w:val="22"/>
+          </w:rPr>
+          <w:delText xml:space="preserve">as well as </w:delText>
+        </w:r>
+      </w:del>
+      <w:r>
+        <w:rPr>
+          <w:sz w:val="22"/>
+          <w:szCs w:val="22"/>
+        </w:rPr>
+        <w:t xml:space="preserve">backyard poultry (CDC, 2025). The </w:t>
+      </w:r>
+      <w:del w:id="93" w:author="Kelsey McCune" w:date="2026-04-08T11:28:00Z" w16du:dateUtc="2026-04-08T16:28:00Z">
+        <w:r>
+          <w:rPr>
+            <w:sz w:val="22"/>
+            <w:szCs w:val="22"/>
+          </w:rPr>
+          <w:delText>combined proximity</w:delText>
+        </w:r>
+      </w:del>
+      <w:ins w:id="94" w:author="Kelsey McCune" w:date="2026-04-08T11:28:00Z" w16du:dateUtc="2026-04-08T16:28:00Z">
+        <w:r>
+          <w:rPr>
+            <w:sz w:val="22"/>
+            <w:szCs w:val="22"/>
+          </w:rPr>
+          <w:t>inter</w:t>
+        </w:r>
+      </w:ins>
+      <w:ins w:id="95" w:author="Kelsey McCune" w:date="2026-04-08T11:29:00Z" w16du:dateUtc="2026-04-08T16:29:00Z">
+        <w:r>
+          <w:rPr>
+            <w:sz w:val="22"/>
+            <w:szCs w:val="22"/>
+          </w:rPr>
+          <w:t>acting factors</w:t>
+        </w:r>
+      </w:ins>
+      <w:r>
+        <w:rPr>
+          <w:sz w:val="22"/>
+          <w:szCs w:val="22"/>
+        </w:rPr>
+        <w:t xml:space="preserve"> of human </w:t>
+      </w:r>
+      <w:del w:id="96" w:author="Kelsey McCune" w:date="2026-04-08T11:27:00Z" w16du:dateUtc="2026-04-08T16:27:00Z">
+        <w:r>
+          <w:rPr>
+            <w:sz w:val="22"/>
+            <w:szCs w:val="22"/>
+          </w:rPr>
+          <w:delText>dwellings</w:delText>
+        </w:r>
+      </w:del>
+      <w:ins w:id="97" w:author="Kelsey McCune" w:date="2026-04-08T11:27:00Z" w16du:dateUtc="2026-04-08T16:27:00Z">
+        <w:r>
+          <w:rPr>
+            <w:sz w:val="22"/>
+            <w:szCs w:val="22"/>
+          </w:rPr>
+          <w:t>activities</w:t>
+        </w:r>
+      </w:ins>
+      <w:r>
+        <w:rPr>
+          <w:sz w:val="22"/>
+          <w:szCs w:val="22"/>
+        </w:rPr>
+        <w:t xml:space="preserve">, bird feeders, and </w:t>
+      </w:r>
+      <w:del w:id="98" w:author="Kelsey McCune" w:date="2026-04-08T11:28:00Z" w16du:dateUtc="2026-04-08T16:28:00Z">
+        <w:r>
+          <w:rPr>
+            <w:sz w:val="22"/>
+            <w:szCs w:val="22"/>
+          </w:rPr>
+          <w:delText>chicken housing</w:delText>
+        </w:r>
+      </w:del>
+      <w:ins w:id="99" w:author="Kelsey McCune" w:date="2026-04-08T11:28:00Z" w16du:dateUtc="2026-04-08T16:28:00Z">
+        <w:r>
+          <w:rPr>
+            <w:sz w:val="22"/>
+            <w:szCs w:val="22"/>
+          </w:rPr>
+          <w:t>poultry</w:t>
+        </w:r>
+      </w:ins>
+      <w:r>
+        <w:rPr>
+          <w:sz w:val="22"/>
+          <w:szCs w:val="22"/>
+        </w:rPr>
+        <w:t xml:space="preserve"> </w:t>
+      </w:r>
+      <w:del w:id="100" w:author="Kelsey McCune" w:date="2026-04-08T11:29:00Z" w16du:dateUtc="2026-04-08T16:29:00Z">
+        <w:r>
+          <w:rPr>
+            <w:sz w:val="22"/>
+            <w:szCs w:val="22"/>
+          </w:rPr>
+          <w:delText>may render these interacting factors a</w:delText>
+        </w:r>
+      </w:del>
+      <w:ins w:id="101" w:author="Kelsey McCune" w:date="2026-04-08T11:29:00Z" w16du:dateUtc="2026-04-08T16:29:00Z">
+        <w:r>
+          <w:rPr>
+            <w:sz w:val="22"/>
+            <w:szCs w:val="22"/>
+          </w:rPr>
+          <w:t xml:space="preserve">could therefore increase the disease risk for native birds, but this has not yet been </w:t>
+        </w:r>
+      </w:ins>
+      <w:ins w:id="102" w:author="Kelsey McCune" w:date="2026-04-08T11:30:00Z" w16du:dateUtc="2026-04-08T16:30:00Z">
+        <w:r>
+          <w:rPr>
+            <w:sz w:val="22"/>
+            <w:szCs w:val="22"/>
+          </w:rPr>
+          <w:t xml:space="preserve">experimentally </w:t>
+        </w:r>
+      </w:ins>
+      <w:ins w:id="103" w:author="Kelsey McCune" w:date="2026-04-08T11:29:00Z" w16du:dateUtc="2026-04-08T16:29:00Z">
+        <w:r>
+          <w:rPr>
+            <w:sz w:val="22"/>
+            <w:szCs w:val="22"/>
+          </w:rPr>
+          <w:t>tested.</w:t>
+        </w:r>
+      </w:ins>
+      <w:r>
+        <w:rPr>
+          <w:sz w:val="22"/>
+          <w:szCs w:val="22"/>
+        </w:rPr>
+        <w:t xml:space="preserve"> </w:t>
+      </w:r>
+      <w:del w:id="104" w:author="Kelsey McCune" w:date="2026-04-08T11:29:00Z" w16du:dateUtc="2026-04-08T16:29:00Z">
+        <w:r>
+          <w:rPr>
+            <w:sz w:val="22"/>
+            <w:szCs w:val="22"/>
+          </w:rPr>
+          <w:delText xml:space="preserve">concern for public and wildlife health. </w:delText>
+        </w:r>
+      </w:del>
+    </w:p>
+    <w:p>
+      <w:pPr>
+        <w:ind w:firstLine="720"/>
+        <w:rPr>
+          <w:moveFrom w:id="105" w:author="Kelsey McCune" w:date="2026-04-08T11:39:00Z" w16du:dateUtc="2026-04-08T16:39:00Z"/>
+          <w:sz w:val="22"/>
+          <w:szCs w:val="22"/>
+        </w:rPr>
+        <w:pPrChange w:id="106" w:author="Kelsey McCune" w:date="2026-04-08T10:39:00Z" w16du:dateUtc="2026-04-08T15:39:00Z">
+          <w:pPr/>
+        </w:pPrChange>
+      </w:pPr>
+      <w:moveFromRangeStart w:id="107" w:author="Kelsey McCune" w:date="2026-04-08T11:39:00Z" w:name="move226540801"/>
+      <w:moveFrom w:id="108" w:author="Kelsey McCune" w:date="2026-04-08T11:39:00Z" w16du:dateUtc="2026-04-08T16:39:00Z">
+        <w:r>
+          <w:rPr>
+            <w:sz w:val="22"/>
+            <w:szCs w:val="22"/>
+          </w:rPr>
+          <w:t xml:space="preserve">The risk of disease spillover through bird feeding and backyard poultry keeping is potentially balanced by the benefits for the people who participate. Current research has shown that interacting with birds and nature can strengthen mental health through effects like reduced stress and anxiety, improved mood, cognitive restoration, and feelings of connection to the natural world (Cox and Gaston 2016; Pocock et al. 2023). For many people, maintaining a bird feeder provides the only daily form of accessible, low-cost interaction with wildlife. Studies have found that even brief exposure to birds in residential settings contributes positively to personal wellbeing, consistent with broader studies linking nature contact to psychological relief and stress recovery (Dayer et al. 2019). Small-scale poultry keeping is similarly associated with feelings of self-sufficiency, fulfillment, and stewardship, particularly among urban and suburban residents seeking engagement with food systems and animal care (Kyle and Sutherland 2016; Nicholson et al. 2020). Households with children may additionally benefit from the educational value of these activities by incorporating an early interest in wildlife, ecology, and sustainable food production. Engagement with backyard wildlife activities may also go beyond personal satisfaction to encourage broader conservation behaviors. Research has shown that people who feed and observe birds are more likely to engage in pro-conservation actions such as habitat stewardship, conservation donations, and advocacy for wildlife-friendly policies, suggesting that these activities may provide a link to broader environmental stewardship (Dayer et al. 2019; Pocock et al. 2023; Barbett et al. 2020). Understanding the conservation attitudes of participants in these backyard activities will be valuable for finding opportunities to promote evidence-based biosecurity guidelines to the public. The psychological and conservation benefits of backyard wildlife activities are important factors that must be weighed parallel to any relevant risks to health, wildlife, and environment when discussing activities such as bird feeding and small-scale poultry. </w:t>
+        </w:r>
+      </w:moveFrom>
+    </w:p>
+    <w:p>
+      <w:pPr>
+        <w:ind w:firstLine="720"/>
+        <w:rPr>
+          <w:sz w:val="13"/>
+          <w:szCs w:val="13"/>
+        </w:rPr>
+        <w:pPrChange w:id="109" w:author="Kelsey McCune" w:date="2026-04-08T10:39:00Z" w16du:dateUtc="2026-04-08T15:39:00Z">
+          <w:pPr/>
+        </w:pPrChange>
+      </w:pPr>
+      <w:moveFromRangeStart w:id="110" w:author="Kelsey McCune" w:date="2026-04-08T11:44:00Z" w:name="move226541072"/>
+      <w:moveFromRangeEnd w:id="107"/>
+      <w:commentRangeStart w:id="111"/>
+      <w:moveFrom w:id="112" w:author="Kelsey McCune" w:date="2026-04-08T11:44:00Z" w16du:dateUtc="2026-04-08T16:44:00Z">
+        <w:r>
+          <w:rPr>
+            <w:sz w:val="22"/>
+            <w:szCs w:val="22"/>
+          </w:rPr>
+          <w:t xml:space="preserve">The degree to which participants in these activities perceive disease risks, engage in biosecurity practices such as feeder cleaning and personal hygiene, and are willing to modify their behaviors in response to evidence-based recommendations remains poorly characterized, particularly in the southeastern United States where both activities are prevalent. </w:t>
+        </w:r>
+      </w:moveFrom>
+      <w:moveFromRangeEnd w:id="110"/>
+      <w:r>
+        <w:rPr>
+          <w:sz w:val="22"/>
+          <w:szCs w:val="22"/>
+        </w:rPr>
+        <w:t>Recordin</w:t>
+      </w:r>
+      <w:commentRangeEnd w:id="111"/>
+      <w:r>
+        <w:rPr>
+          <w:rStyle w:val="CommentReference"/>
+          <w:sz w:val="22"/>
+          <w:szCs w:val="22"/>
+        </w:rPr>
+        <w:commentReference w:id="111"/>
+      </w:r>
+      <w:r>
+        <w:rPr>
+          <w:sz w:val="22"/>
+          <w:szCs w:val="22"/>
+        </w:rPr>
+        <w:t>g</w:t>
+      </w:r>
+      <w:r>
+        <w:rPr>
+          <w:sz w:val="22"/>
+          <w:szCs w:val="22"/>
+        </w:rPr>
+        <w:t xml:space="preserve"> site-level factors such as feeder placement, poultry housing configuration, and current cleaning practices will be </w:t>
+      </w:r>
+      <w:r>
+        <w:rPr>
+          <w:sz w:val="22"/>
+          <w:szCs w:val="22"/>
+        </w:rPr>
+        <w:t>significant</w:t>
+      </w:r>
+      <w:r>
+        <w:rPr>
+          <w:sz w:val="22"/>
+          <w:szCs w:val="22"/>
+        </w:rPr>
+        <w:t xml:space="preserve"> for </w:t>
+      </w:r>
+      <w:r>
+        <w:rPr>
+          <w:sz w:val="22"/>
+          <w:szCs w:val="22"/>
+        </w:rPr>
+        <w:t>enhancing</w:t>
+      </w:r>
+      <w:r>
+        <w:rPr>
+          <w:sz w:val="22"/>
+          <w:szCs w:val="22"/>
+        </w:rPr>
+        <w:t xml:space="preserve"> pathogen prevalence data and linking ecological findings to participant behavior and risk perception.</w:t>
+      </w:r>
+      <w:r>
+        <w:rPr>
+          <w:sz w:val="22"/>
+          <w:szCs w:val="22"/>
+        </w:rPr>
+        <w:t xml:space="preserve"> </w:t>
+      </w:r>
+      <w:r>
+        <w:rPr>
+          <w:sz w:val="22"/>
+          <w:szCs w:val="22"/>
+        </w:rPr>
+        <w:t xml:space="preserve">To address these knowledge gaps, we will quantify </w:t>
       </w:r>
       <w:r>
         <w:rPr>
@@ -1816,7 +2332,70 @@
           <w:sz w:val="22"/>
           <w:szCs w:val="22"/>
         </w:rPr>
-        <w:t>rica</w:t>
+        <w:t>S. enterica</w:t>
+      </w:r>
+      <w:r>
+        <w:rPr>
+          <w:sz w:val="22"/>
+          <w:szCs w:val="22"/>
+        </w:rPr>
+        <w:t xml:space="preserve"> prevalence in wild birds across sites with bird feeders, backyard poultry, both, or neither, to determine how these common backyard practices interact and contribute to disease risk in wild bird populations</w:t>
+      </w:r>
+      <w:r>
+        <w:rPr>
+          <w:sz w:val="22"/>
+          <w:szCs w:val="22"/>
+        </w:rPr>
+        <w:t xml:space="preserve">, particularly in the Southeast United States where temporal and seasonal </w:t>
+      </w:r>
+      <w:r>
+        <w:rPr>
+          <w:sz w:val="22"/>
+          <w:szCs w:val="22"/>
+        </w:rPr>
+        <w:t>data remain uncharacterized</w:t>
+      </w:r>
+      <w:r>
+        <w:rPr>
+          <w:sz w:val="22"/>
+          <w:szCs w:val="22"/>
+        </w:rPr>
+        <w:t xml:space="preserve">. </w:t>
+      </w:r>
+      <w:r>
+        <w:rPr>
+          <w:sz w:val="22"/>
+          <w:szCs w:val="22"/>
+        </w:rPr>
+        <w:t>T</w:t>
+      </w:r>
+      <w:r>
+        <w:rPr>
+          <w:sz w:val="22"/>
+          <w:szCs w:val="22"/>
+        </w:rPr>
+        <w:t xml:space="preserve">hese data will provide the </w:t>
+      </w:r>
+      <w:r>
+        <w:rPr>
+          <w:sz w:val="22"/>
+          <w:szCs w:val="22"/>
+        </w:rPr>
+        <w:t>results</w:t>
+      </w:r>
+      <w:r>
+        <w:rPr>
+          <w:sz w:val="22"/>
+          <w:szCs w:val="22"/>
+        </w:rPr>
+        <w:t xml:space="preserve"> needed to </w:t>
+      </w:r>
+      <w:r>
+        <w:rPr>
+          <w:sz w:val="22"/>
+          <w:szCs w:val="22"/>
+        </w:rPr>
+        <w:t>produce</w:t>
       </w:r>
       <w:r>
         <w:rPr>
@@ -1825,393 +2404,71 @@
         </w:rPr>
         <w:t xml:space="preserve"> </w:t>
       </w:r>
-      <w:del w:id="87" w:author="Kelsey McCune" w:date="2026-04-08T11:24:00Z" w16du:dateUtc="2026-04-08T16:24:00Z">
-        <w:r>
-          <w:rPr>
-            <w:sz w:val="22"/>
-            <w:szCs w:val="22"/>
-            <w:highlight w:val="yellow"/>
-          </w:rPr>
-          <w:delText xml:space="preserve">and </w:delText>
-        </w:r>
-        <w:r>
-          <w:rPr>
-            <w:i/>
-            <w:iCs/>
-            <w:sz w:val="22"/>
-            <w:szCs w:val="22"/>
-            <w:highlight w:val="yellow"/>
-          </w:rPr>
-          <w:delText>E. coli</w:delText>
-        </w:r>
-        <w:r>
-          <w:rPr>
-            <w:sz w:val="22"/>
-            <w:szCs w:val="22"/>
-          </w:rPr>
-          <w:delText xml:space="preserve">, </w:delText>
-        </w:r>
-      </w:del>
-      <w:r>
-        <w:rPr>
-          <w:sz w:val="22"/>
-          <w:szCs w:val="22"/>
-        </w:rPr>
-        <w:t>and can amplify pathogen persistence in the environment</w:t>
-      </w:r>
-      <w:commentRangeEnd w:id="78"/>
-      <w:r>
-        <w:rPr>
-          <w:rStyle w:val="CommentReference"/>
-          <w:sz w:val="22"/>
-          <w:szCs w:val="22"/>
-        </w:rPr>
-        <w:commentReference w:id="78"/>
-      </w:r>
-      <w:commentRangeEnd w:id="79"/>
-      <w:r>
-        <w:rPr>
-          <w:rStyle w:val="CommentReference"/>
-          <w:sz w:val="22"/>
-          <w:szCs w:val="22"/>
-        </w:rPr>
-        <w:commentReference w:id="79"/>
-      </w:r>
-      <w:commentRangeEnd w:id="80"/>
-      <w:r>
-        <w:rPr>
-          <w:rStyle w:val="CommentReference"/>
-        </w:rPr>
-        <w:commentReference w:id="80"/>
-      </w:r>
-      <w:ins w:id="88" w:author="Kelsey McCune" w:date="2026-04-08T11:25:00Z" w16du:dateUtc="2026-04-08T16:25:00Z">
-        <w:r>
-          <w:rPr>
-            <w:sz w:val="22"/>
-            <w:szCs w:val="22"/>
-          </w:rPr>
-          <w:t>.</w:t>
-        </w:r>
-      </w:ins>
-      <w:del w:id="89" w:author="Kelsey McCune" w:date="2026-04-08T11:25:00Z" w16du:dateUtc="2026-04-08T16:25:00Z">
-        <w:r>
-          <w:rPr>
-            <w:sz w:val="22"/>
-            <w:szCs w:val="22"/>
-          </w:rPr>
-          <w:delText>,</w:delText>
-        </w:r>
-      </w:del>
-      <w:r>
-        <w:rPr>
-          <w:sz w:val="22"/>
-          <w:szCs w:val="22"/>
-        </w:rPr>
-        <w:t xml:space="preserve"> </w:t>
-      </w:r>
-      <w:ins w:id="90" w:author="Kelsey McCune" w:date="2026-04-08T11:25:00Z" w16du:dateUtc="2026-04-08T16:25:00Z">
-        <w:r>
-          <w:rPr>
-            <w:sz w:val="22"/>
-            <w:szCs w:val="22"/>
-          </w:rPr>
-          <w:t>Conseq</w:t>
-        </w:r>
-      </w:ins>
-      <w:ins w:id="91" w:author="Kelsey McCune" w:date="2026-04-08T11:26:00Z" w16du:dateUtc="2026-04-08T16:26:00Z">
-        <w:r>
-          <w:rPr>
-            <w:sz w:val="22"/>
-            <w:szCs w:val="22"/>
-          </w:rPr>
-          <w:t xml:space="preserve">uently, poultry can serve as a bridge, increasing </w:t>
-        </w:r>
-      </w:ins>
-      <w:del w:id="92" w:author="Kelsey McCune" w:date="2026-04-08T11:26:00Z" w16du:dateUtc="2026-04-08T16:26:00Z">
-        <w:r>
-          <w:rPr>
-            <w:sz w:val="22"/>
-            <w:szCs w:val="22"/>
-          </w:rPr>
-          <w:delText>allow</w:delText>
-        </w:r>
-        <w:r>
-          <w:rPr>
-            <w:sz w:val="22"/>
-            <w:szCs w:val="22"/>
-          </w:rPr>
-          <w:delText>ing</w:delText>
-        </w:r>
-        <w:r>
-          <w:rPr>
-            <w:sz w:val="22"/>
-            <w:szCs w:val="22"/>
-          </w:rPr>
-          <w:delText xml:space="preserve"> for possible</w:delText>
-        </w:r>
-      </w:del>
-      <w:ins w:id="93" w:author="Kelsey McCune" w:date="2026-04-08T11:26:00Z" w16du:dateUtc="2026-04-08T16:26:00Z">
-        <w:r>
-          <w:rPr>
-            <w:sz w:val="22"/>
-            <w:szCs w:val="22"/>
-          </w:rPr>
-          <w:t>disease</w:t>
-        </w:r>
-      </w:ins>
-      <w:r>
-        <w:rPr>
-          <w:sz w:val="22"/>
-          <w:szCs w:val="22"/>
-        </w:rPr>
-        <w:t xml:space="preserve"> spillover </w:t>
-      </w:r>
-      <w:ins w:id="94" w:author="Kelsey McCune" w:date="2026-04-08T11:26:00Z" w16du:dateUtc="2026-04-08T16:26:00Z">
-        <w:r>
-          <w:rPr>
-            <w:sz w:val="22"/>
-            <w:szCs w:val="22"/>
-          </w:rPr>
-          <w:t>among</w:t>
-        </w:r>
-      </w:ins>
-      <w:del w:id="95" w:author="Kelsey McCune" w:date="2026-04-08T11:26:00Z" w16du:dateUtc="2026-04-08T16:26:00Z">
-        <w:r>
-          <w:rPr>
-            <w:sz w:val="22"/>
-            <w:szCs w:val="22"/>
-          </w:rPr>
-          <w:delText>to</w:delText>
-        </w:r>
-      </w:del>
-      <w:r>
-        <w:rPr>
-          <w:sz w:val="22"/>
-          <w:szCs w:val="22"/>
-        </w:rPr>
-        <w:t xml:space="preserve"> wild birds, humans, and </w:t>
-      </w:r>
-      <w:del w:id="96" w:author="Kelsey McCune" w:date="2026-04-08T11:26:00Z" w16du:dateUtc="2026-04-08T16:26:00Z">
-        <w:r>
-          <w:rPr>
-            <w:sz w:val="22"/>
-            <w:szCs w:val="22"/>
-          </w:rPr>
-          <w:delText>other domestic animals</w:delText>
-        </w:r>
-      </w:del>
-      <w:ins w:id="97" w:author="Kelsey McCune" w:date="2026-04-08T11:26:00Z" w16du:dateUtc="2026-04-08T16:26:00Z">
-        <w:r>
-          <w:rPr>
-            <w:sz w:val="22"/>
-            <w:szCs w:val="22"/>
-          </w:rPr>
-          <w:t>pets</w:t>
-        </w:r>
-      </w:ins>
-      <w:r>
-        <w:rPr>
-          <w:sz w:val="22"/>
-          <w:szCs w:val="22"/>
-        </w:rPr>
-        <w:t xml:space="preserve"> (Larsen et al. 2022). Salmonellosis is responsible for hundreds of documented wild bird mortality events (Hall and Saito 2008) and has been linked to human illness through contact with contaminated feeders and wild songbirds (Patel et al. 2021)</w:t>
-      </w:r>
-      <w:ins w:id="98" w:author="Kelsey McCune" w:date="2026-04-08T11:27:00Z" w16du:dateUtc="2026-04-08T16:27:00Z">
-        <w:r>
-          <w:rPr>
-            <w:sz w:val="22"/>
-            <w:szCs w:val="22"/>
-          </w:rPr>
-          <w:t xml:space="preserve"> or</w:t>
-        </w:r>
-      </w:ins>
-      <w:del w:id="99" w:author="Kelsey McCune" w:date="2026-04-08T11:27:00Z" w16du:dateUtc="2026-04-08T16:27:00Z">
-        <w:r>
-          <w:rPr>
-            <w:sz w:val="22"/>
-            <w:szCs w:val="22"/>
-          </w:rPr>
-          <w:delText>,</w:delText>
-        </w:r>
-      </w:del>
-      <w:r>
-        <w:rPr>
-          <w:sz w:val="22"/>
-          <w:szCs w:val="22"/>
-        </w:rPr>
-        <w:t xml:space="preserve"> </w:t>
-      </w:r>
-      <w:del w:id="100" w:author="Kelsey McCune" w:date="2026-04-08T11:27:00Z" w16du:dateUtc="2026-04-08T16:27:00Z">
-        <w:r>
-          <w:rPr>
-            <w:sz w:val="22"/>
-            <w:szCs w:val="22"/>
-          </w:rPr>
-          <w:delText xml:space="preserve">as well as </w:delText>
-        </w:r>
-      </w:del>
-      <w:r>
-        <w:rPr>
-          <w:sz w:val="22"/>
-          <w:szCs w:val="22"/>
-        </w:rPr>
-        <w:t xml:space="preserve">backyard poultry (CDC, 2025). The </w:t>
-      </w:r>
-      <w:del w:id="101" w:author="Kelsey McCune" w:date="2026-04-08T11:28:00Z" w16du:dateUtc="2026-04-08T16:28:00Z">
-        <w:r>
-          <w:rPr>
-            <w:sz w:val="22"/>
-            <w:szCs w:val="22"/>
-          </w:rPr>
-          <w:delText>combined proximity</w:delText>
-        </w:r>
-      </w:del>
-      <w:ins w:id="102" w:author="Kelsey McCune" w:date="2026-04-08T11:28:00Z" w16du:dateUtc="2026-04-08T16:28:00Z">
-        <w:r>
-          <w:rPr>
-            <w:sz w:val="22"/>
-            <w:szCs w:val="22"/>
-          </w:rPr>
-          <w:t>inter</w:t>
-        </w:r>
-      </w:ins>
-      <w:ins w:id="103" w:author="Kelsey McCune" w:date="2026-04-08T11:29:00Z" w16du:dateUtc="2026-04-08T16:29:00Z">
-        <w:r>
-          <w:rPr>
-            <w:sz w:val="22"/>
-            <w:szCs w:val="22"/>
-          </w:rPr>
-          <w:t>acting factors</w:t>
-        </w:r>
-      </w:ins>
-      <w:r>
-        <w:rPr>
-          <w:sz w:val="22"/>
-          <w:szCs w:val="22"/>
-        </w:rPr>
-        <w:t xml:space="preserve"> of human </w:t>
-      </w:r>
-      <w:del w:id="104" w:author="Kelsey McCune" w:date="2026-04-08T11:27:00Z" w16du:dateUtc="2026-04-08T16:27:00Z">
-        <w:r>
-          <w:rPr>
-            <w:sz w:val="22"/>
-            <w:szCs w:val="22"/>
-          </w:rPr>
-          <w:delText>dwellings</w:delText>
-        </w:r>
-      </w:del>
-      <w:ins w:id="105" w:author="Kelsey McCune" w:date="2026-04-08T11:27:00Z" w16du:dateUtc="2026-04-08T16:27:00Z">
-        <w:r>
-          <w:rPr>
-            <w:sz w:val="22"/>
-            <w:szCs w:val="22"/>
-          </w:rPr>
-          <w:t>activities</w:t>
-        </w:r>
-      </w:ins>
-      <w:r>
-        <w:rPr>
-          <w:sz w:val="22"/>
-          <w:szCs w:val="22"/>
-        </w:rPr>
-        <w:t xml:space="preserve">, bird feeders, and </w:t>
-      </w:r>
-      <w:del w:id="106" w:author="Kelsey McCune" w:date="2026-04-08T11:28:00Z" w16du:dateUtc="2026-04-08T16:28:00Z">
-        <w:r>
-          <w:rPr>
-            <w:sz w:val="22"/>
-            <w:szCs w:val="22"/>
-          </w:rPr>
-          <w:delText>chicken housing</w:delText>
-        </w:r>
-      </w:del>
-      <w:ins w:id="107" w:author="Kelsey McCune" w:date="2026-04-08T11:28:00Z" w16du:dateUtc="2026-04-08T16:28:00Z">
-        <w:r>
-          <w:rPr>
-            <w:sz w:val="22"/>
-            <w:szCs w:val="22"/>
-          </w:rPr>
-          <w:t>poultry</w:t>
-        </w:r>
-      </w:ins>
-      <w:r>
-        <w:rPr>
-          <w:sz w:val="22"/>
-          <w:szCs w:val="22"/>
-        </w:rPr>
-        <w:t xml:space="preserve"> </w:t>
-      </w:r>
-      <w:del w:id="108" w:author="Kelsey McCune" w:date="2026-04-08T11:29:00Z" w16du:dateUtc="2026-04-08T16:29:00Z">
-        <w:r>
-          <w:rPr>
-            <w:sz w:val="22"/>
-            <w:szCs w:val="22"/>
-          </w:rPr>
-          <w:delText>may render these interacting factors a</w:delText>
-        </w:r>
-      </w:del>
-      <w:ins w:id="109" w:author="Kelsey McCune" w:date="2026-04-08T11:29:00Z" w16du:dateUtc="2026-04-08T16:29:00Z">
-        <w:r>
-          <w:rPr>
-            <w:sz w:val="22"/>
-            <w:szCs w:val="22"/>
-          </w:rPr>
-          <w:t xml:space="preserve">could therefore increase the disease risk for native birds, but this has not yet been </w:t>
-        </w:r>
-      </w:ins>
-      <w:ins w:id="110" w:author="Kelsey McCune" w:date="2026-04-08T11:30:00Z" w16du:dateUtc="2026-04-08T16:30:00Z">
-        <w:r>
-          <w:rPr>
-            <w:sz w:val="22"/>
-            <w:szCs w:val="22"/>
-          </w:rPr>
-          <w:t xml:space="preserve">experimentally </w:t>
-        </w:r>
-      </w:ins>
-      <w:ins w:id="111" w:author="Kelsey McCune" w:date="2026-04-08T11:29:00Z" w16du:dateUtc="2026-04-08T16:29:00Z">
-        <w:r>
-          <w:rPr>
-            <w:sz w:val="22"/>
-            <w:szCs w:val="22"/>
-          </w:rPr>
-          <w:t>tested.</w:t>
-        </w:r>
-      </w:ins>
-      <w:r>
-        <w:rPr>
-          <w:sz w:val="22"/>
-          <w:szCs w:val="22"/>
-        </w:rPr>
-        <w:t xml:space="preserve"> </w:t>
-      </w:r>
-      <w:del w:id="112" w:author="Kelsey McCune" w:date="2026-04-08T11:29:00Z" w16du:dateUtc="2026-04-08T16:29:00Z">
-        <w:r>
-          <w:rPr>
-            <w:sz w:val="22"/>
-            <w:szCs w:val="22"/>
-          </w:rPr>
-          <w:delText xml:space="preserve">concern for public and wildlife health. </w:delText>
-        </w:r>
-      </w:del>
-    </w:p>
-    <w:p>
-      <w:pPr>
-        <w:ind w:firstLine="720"/>
-        <w:rPr>
-          <w:sz w:val="22"/>
-          <w:szCs w:val="22"/>
-        </w:rPr>
-        <w:pPrChange w:id="113" w:author="Kelsey McCune" w:date="2026-04-08T10:39:00Z" w16du:dateUtc="2026-04-08T15:39:00Z">
-          <w:pPr/>
-        </w:pPrChange>
-      </w:pPr>
-      <w:commentRangeStart w:id="114"/>
-      <w:r>
-        <w:rPr>
-          <w:sz w:val="22"/>
-          <w:szCs w:val="22"/>
-        </w:rPr>
-        <w:t xml:space="preserve">These backyard activities are often carried out in private settings where disease knowledge is limited, and formal safety guidelines are absent. Real-world outbreak data highlight this gap: the 2020–2021 multi-state </w:t>
+      <w:r>
+        <w:rPr>
+          <w:sz w:val="22"/>
+          <w:szCs w:val="22"/>
+        </w:rPr>
+        <w:t xml:space="preserve">accessible, </w:t>
+      </w:r>
+      <w:r>
+        <w:rPr>
+          <w:sz w:val="22"/>
+          <w:szCs w:val="22"/>
+        </w:rPr>
+        <w:t xml:space="preserve">practical guidelines </w:t>
+      </w:r>
+      <w:r>
+        <w:rPr>
+          <w:sz w:val="22"/>
+          <w:szCs w:val="22"/>
+        </w:rPr>
+        <w:t xml:space="preserve">for supplemental feeding </w:t>
+      </w:r>
+      <w:r>
+        <w:rPr>
+          <w:sz w:val="22"/>
+          <w:szCs w:val="22"/>
+        </w:rPr>
+        <w:t>that allow people to enjoy the benefits of backyard wildlife activities while reducing disease risk to wild birds, domestic animals, and human health.</w:t>
+      </w:r>
+    </w:p>
+    <w:p>
+      <w:pPr>
+        <w:rPr>
+          <w:sz w:val="22"/>
+          <w:szCs w:val="22"/>
+        </w:rPr>
+      </w:pPr>
+    </w:p>
+    <w:p>
+      <w:pPr>
+        <w:rPr>
+          <w:sz w:val="22"/>
+          <w:szCs w:val="22"/>
+        </w:rPr>
+      </w:pPr>
+      <w:r>
+        <w:rPr>
+          <w:sz w:val="22"/>
+          <w:szCs w:val="22"/>
+          <w:highlight w:val="yellow"/>
+        </w:rPr>
+        <w:t>Importance to Avian Medicine:</w:t>
+      </w:r>
+      <w:r>
+        <w:rPr>
+          <w:sz w:val="22"/>
+          <w:szCs w:val="22"/>
+        </w:rPr>
+        <w:br/>
+      </w:r>
+      <w:r>
+        <w:rPr>
+          <w:sz w:val="22"/>
+          <w:szCs w:val="22"/>
+        </w:rPr>
+        <w:t xml:space="preserve">Wild bird health is becoming more threatened at the human-wildlife interface, yet veterinary and public health efforts remain highly focused on commercial poultry operations and major outbreak events, commonly overlooking backyard and small-scale settings where wild birds, humans, domestic pets, and shared resources increasingly overlap. </w:t>
       </w:r>
       <w:r>
         <w:rPr>
@@ -2220,14 +2477,29 @@
           <w:sz w:val="22"/>
           <w:szCs w:val="22"/>
         </w:rPr>
-        <w:t>Salmonella</w:t>
-      </w:r>
-      <w:r>
-        <w:rPr>
-          <w:sz w:val="22"/>
-          <w:szCs w:val="22"/>
-        </w:rPr>
-        <w:t xml:space="preserve"> Typhimurium outbreak linked to wild songbirds at residential feeders resulted in 29 confirmed human cases and 14 hospitalizations across the United States (Patel et al. 2021; CDC 2021). Animal-contact related nontyphoidal </w:t>
+        <w:t>S. enterica</w:t>
+      </w:r>
+      <w:r>
+        <w:rPr>
+          <w:sz w:val="22"/>
+          <w:szCs w:val="22"/>
+        </w:rPr>
+        <w:t xml:space="preserve"> poses a significant threat to wild bird populations, with hundreds of mortality events recorded in the United States alone (Hall and Saito 2008), and the 2021 outbreak linked to wild songbirds at residential feeders resulted in confirmed human hospitalizations across multiple states (CDC 2021; Patel et al. 2023). More recently, backyard poultry contact has been identified as a continued and growing source of human salmonellosis (CDC 2025), highlighting the need for more research into how residential settings contribute to disease spillover events.</w:t>
+      </w:r>
+    </w:p>
+    <w:p>
+      <w:pPr>
+        <w:rPr>
+          <w:sz w:val="22"/>
+          <w:szCs w:val="22"/>
+        </w:rPr>
+      </w:pPr>
+      <w:r>
+        <w:rPr>
+          <w:sz w:val="22"/>
+          <w:szCs w:val="22"/>
+        </w:rPr>
+        <w:t xml:space="preserve">We will produce some of the first data from this region on pathogen prevalence in wild bird communities at the human-wildlife interface in relation to supplemental feeding and backyard poultry keeping. By identifying which site conditions elevate pathogen risk in wild birds, we will provide avian veterinarians, wildlife managers, and public health specialists with the evidence needed to develop reliable, accessible biosecurity guidelines for residential settings. If funds allow for whole-genome sequencing on </w:t>
       </w:r>
       <w:r>
         <w:rPr>
@@ -2236,299 +2508,21 @@
           <w:sz w:val="22"/>
           <w:szCs w:val="22"/>
         </w:rPr>
-        <w:t>Salmonella</w:t>
-      </w:r>
-      <w:r>
-        <w:rPr>
-          <w:sz w:val="22"/>
-          <w:szCs w:val="22"/>
-        </w:rPr>
-        <w:t xml:space="preserve"> outbreaks have increased in frequency over recent decades, with backyard poultry and wild birds among the most affected sources (Bajwa et al. 2025). Despite this knowledge, studies of small-scale poultry keepers have found that disease risk is generally perceived as low, biosecurity practices vary, and precautions such as isolating new birds, using protective equipment, or disinfecting are rarely observed (Kyle and Sutherland 2016). Other surveys of backyard poultry owners in the United States have shown that most participants were familiar with avian influenza, but awareness of </w:t>
-      </w:r>
-      <w:r>
-        <w:rPr>
-          <w:i/>
-          <w:iCs/>
-          <w:sz w:val="22"/>
-          <w:szCs w:val="22"/>
-        </w:rPr>
-        <w:t>Salmonella</w:t>
-      </w:r>
-      <w:r>
-        <w:rPr>
-          <w:sz w:val="22"/>
-          <w:szCs w:val="22"/>
-        </w:rPr>
-        <w:t xml:space="preserve"> and other pathogens was considerably lower, and the majority reported allowing visitors access to their animals with no biosecurity precautions required (Nicholson et al. 2020). Additionally, residential settings receive little outreach or oversight, and current studies may suggest that targeted education and risk mitigation practices can significantly reduce pathogen detection and contact rates at small-scale animal-keeping sites (Marín-Rojo et al. 2025; Kyle and Sutherland 2016). How those who participate in bird feeding respond to these same risks remains poorly documented, and understanding these responses is critical for evaluating the trade-offs between the potential risks and benefits that define these activities. </w:t>
-      </w:r>
-      <w:commentRangeEnd w:id="114"/>
-      <w:r>
-        <w:rPr>
-          <w:rStyle w:val="CommentReference"/>
-        </w:rPr>
-        <w:commentReference w:id="114"/>
-      </w:r>
-    </w:p>
-    <w:p>
-      <w:pPr>
-        <w:ind w:firstLine="720"/>
-        <w:rPr>
-          <w:moveFrom w:id="115" w:author="Kelsey McCune" w:date="2026-04-08T11:39:00Z" w16du:dateUtc="2026-04-08T16:39:00Z"/>
-          <w:sz w:val="22"/>
-          <w:szCs w:val="22"/>
-        </w:rPr>
-        <w:pPrChange w:id="116" w:author="Kelsey McCune" w:date="2026-04-08T10:39:00Z" w16du:dateUtc="2026-04-08T15:39:00Z">
-          <w:pPr/>
-        </w:pPrChange>
-      </w:pPr>
-      <w:moveFromRangeStart w:id="117" w:author="Kelsey McCune" w:date="2026-04-08T11:39:00Z" w:name="move226540801"/>
-      <w:moveFrom w:id="118" w:author="Kelsey McCune" w:date="2026-04-08T11:39:00Z" w16du:dateUtc="2026-04-08T16:39:00Z">
-        <w:r>
-          <w:rPr>
-            <w:sz w:val="22"/>
-            <w:szCs w:val="22"/>
-          </w:rPr>
-          <w:t xml:space="preserve">The risk of disease spillover through bird feeding and backyard poultry keeping is potentially balanced by the benefits for the people who participate. Current research has shown that interacting with birds and nature can strengthen mental health through effects like reduced stress and anxiety, improved mood, cognitive restoration, and feelings of connection to the natural world (Cox and Gaston 2016; Pocock et al. 2023). For many people, maintaining a bird feeder provides the only daily form of accessible, low-cost interaction with wildlife. Studies have found that even brief exposure to birds in residential settings contributes positively to personal wellbeing, consistent with broader studies linking nature contact to psychological relief and stress recovery (Dayer et al. 2019). Small-scale poultry keeping is similarly associated with feelings of self-sufficiency, fulfillment, and stewardship, particularly among urban and suburban residents seeking engagement with food systems and animal care (Kyle and Sutherland 2016; Nicholson et al. 2020). Households with children may additionally benefit from the educational value of these activities by incorporating an early interest in wildlife, ecology, and sustainable food production. Engagement with backyard wildlife activities may also go beyond personal satisfaction to encourage broader conservation behaviors. Research has shown that people who feed and observe birds are more likely to engage in pro-conservation actions such as habitat stewardship, conservation donations, and advocacy for wildlife-friendly policies, suggesting that these activities may provide a link to broader environmental stewardship (Dayer et al. 2019; Pocock et al. 2023; Barbett et al. 2020). Understanding the conservation attitudes of participants in these backyard activities will be valuable for finding opportunities to promote evidence-based biosecurity guidelines to the public. The psychological and conservation benefits of backyard wildlife activities are important factors that must be weighed parallel to any relevant risks to health, wildlife, and environment when discussing activities such as bird feeding and small-scale poultry. </w:t>
-        </w:r>
-      </w:moveFrom>
-    </w:p>
-    <w:moveFromRangeEnd w:id="117"/>
-    <w:p>
-      <w:pPr>
-        <w:ind w:firstLine="720"/>
-        <w:rPr>
-          <w:ins w:id="119" w:author="Kelsey McCune" w:date="2026-04-08T11:44:00Z" w16du:dateUtc="2026-04-08T16:44:00Z"/>
-          <w:sz w:val="22"/>
-          <w:szCs w:val="22"/>
-        </w:rPr>
-      </w:pPr>
-      <w:del w:id="120" w:author="Kelsey McCune" w:date="2026-04-08T15:28:00Z" w16du:dateUtc="2026-04-08T20:28:00Z">
-        <w:r>
-          <w:rPr>
-            <w:sz w:val="22"/>
-            <w:szCs w:val="22"/>
-          </w:rPr>
-          <w:delText xml:space="preserve">Most existing research on backyard wildlife activities and disease risk addresses bird feeding and small-scale poultry keeping in isolation, and few studies have examined disease ecology or spillover prevalence at residential sites where feeders and chickens are both present. </w:delText>
-        </w:r>
-      </w:del>
-      <w:commentRangeStart w:id="121"/>
-      <w:commentRangeStart w:id="122"/>
-      <w:r>
-        <w:rPr>
-          <w:sz w:val="22"/>
-          <w:szCs w:val="22"/>
-        </w:rPr>
-        <w:t xml:space="preserve">Even at feeder-present sites, little is known about how individual variation in feeder visitation frequency among wild birds may influence infection risk at the individual level, as individuals that visit food sources more frequently may experience greater exposure to environmental pathogens. </w:t>
-      </w:r>
-      <w:commentRangeEnd w:id="121"/>
-      <w:r>
-        <w:rPr>
-          <w:rStyle w:val="CommentReference"/>
-          <w:sz w:val="22"/>
-          <w:szCs w:val="22"/>
-        </w:rPr>
-        <w:commentReference w:id="121"/>
-      </w:r>
-      <w:commentRangeEnd w:id="122"/>
-      <w:r>
-        <w:rPr>
-          <w:rStyle w:val="CommentReference"/>
-        </w:rPr>
-        <w:commentReference w:id="122"/>
-      </w:r>
-      <w:del w:id="123" w:author="Kelsey McCune" w:date="2026-04-08T15:30:00Z" w16du:dateUtc="2026-04-08T20:30:00Z">
-        <w:r>
-          <w:rPr>
-            <w:sz w:val="22"/>
-            <w:szCs w:val="22"/>
-          </w:rPr>
-          <w:delText>This gap remains relevant in the southeastern United States, where suburban sprawl continues to expand the human-wildlife interface, seasonal variation in temperature and humidity creates year-round conditions for environmental pathogen persistence, and large agricultural presence encourages small-scale animal keeping</w:delText>
-        </w:r>
-      </w:del>
-      <w:del w:id="124" w:author="Kelsey McCune" w:date="2026-04-08T11:42:00Z" w16du:dateUtc="2026-04-08T16:42:00Z">
-        <w:r>
-          <w:rPr>
-            <w:sz w:val="22"/>
-            <w:szCs w:val="22"/>
-          </w:rPr>
-          <w:delText>,</w:delText>
-        </w:r>
-      </w:del>
-      <w:del w:id="125" w:author="Kelsey McCune" w:date="2026-04-08T15:30:00Z" w16du:dateUtc="2026-04-08T20:30:00Z">
-        <w:r>
-          <w:rPr>
-            <w:sz w:val="22"/>
-            <w:szCs w:val="22"/>
-          </w:rPr>
-          <w:delText xml:space="preserve"> </w:delText>
-        </w:r>
-      </w:del>
-      <w:del w:id="126" w:author="Kelsey McCune" w:date="2026-04-08T11:42:00Z" w16du:dateUtc="2026-04-08T16:42:00Z">
-        <w:r>
-          <w:rPr>
-            <w:sz w:val="22"/>
-            <w:szCs w:val="22"/>
-          </w:rPr>
-          <w:delText xml:space="preserve">and </w:delText>
-        </w:r>
-      </w:del>
-      <w:del w:id="127" w:author="Kelsey McCune" w:date="2026-04-08T15:30:00Z" w16du:dateUtc="2026-04-08T20:30:00Z">
-        <w:r>
-          <w:rPr>
-            <w:sz w:val="22"/>
-            <w:szCs w:val="22"/>
-          </w:rPr>
-          <w:delText>wildlife watching participation, including bird feeding, is among the highest of any region in the country, with the East South Central states reporting the highest residential wildlife watching rates nationally (USFWS 2022).</w:delText>
-        </w:r>
-      </w:del>
-      <w:r>
-        <w:rPr>
-          <w:sz w:val="22"/>
-          <w:szCs w:val="22"/>
-        </w:rPr>
-        <w:t xml:space="preserve"> </w:t>
-      </w:r>
-    </w:p>
-    <w:p>
-      <w:pPr>
-        <w:ind w:firstLine="720"/>
-        <w:rPr>
-          <w:sz w:val="13"/>
-          <w:szCs w:val="13"/>
-        </w:rPr>
-        <w:pPrChange w:id="128" w:author="Kelsey McCune" w:date="2026-04-08T10:39:00Z" w16du:dateUtc="2026-04-08T15:39:00Z">
-          <w:pPr/>
-        </w:pPrChange>
-      </w:pPr>
-      <w:moveFromRangeStart w:id="129" w:author="Kelsey McCune" w:date="2026-04-08T11:44:00Z" w:name="move226541072"/>
-      <w:commentRangeStart w:id="130"/>
-      <w:moveFrom w:id="131" w:author="Kelsey McCune" w:date="2026-04-08T11:44:00Z" w16du:dateUtc="2026-04-08T16:44:00Z">
-        <w:r>
-          <w:rPr>
-            <w:sz w:val="22"/>
-            <w:szCs w:val="22"/>
-          </w:rPr>
-          <w:t xml:space="preserve">The degree to which participants in these activities perceive disease risks, engage in biosecurity practices such as feeder cleaning and personal hygiene, and are willing to modify their behaviors in response to evidence-based recommendations remains poorly characterized, particularly in the southeastern United States where both activities are prevalent. </w:t>
-        </w:r>
-      </w:moveFrom>
-      <w:moveFromRangeEnd w:id="129"/>
-      <w:r>
-        <w:rPr>
-          <w:sz w:val="22"/>
-          <w:szCs w:val="22"/>
-        </w:rPr>
-        <w:t>Recordin</w:t>
-      </w:r>
-      <w:commentRangeEnd w:id="130"/>
-      <w:r>
-        <w:rPr>
-          <w:rStyle w:val="CommentReference"/>
-        </w:rPr>
-        <w:commentReference w:id="130"/>
-      </w:r>
-      <w:r>
-        <w:rPr>
-          <w:sz w:val="22"/>
-          <w:szCs w:val="22"/>
-        </w:rPr>
-        <w:t>g</w:t>
-      </w:r>
-      <w:r>
-        <w:rPr>
-          <w:sz w:val="22"/>
-          <w:szCs w:val="22"/>
-        </w:rPr>
-        <w:t xml:space="preserve"> site-level factors such as feeder placement, poultry housing configuration, and current cleaning practices will be </w:t>
-      </w:r>
-      <w:r>
-        <w:rPr>
-          <w:sz w:val="22"/>
-          <w:szCs w:val="22"/>
-        </w:rPr>
-        <w:t>significant</w:t>
-      </w:r>
-      <w:r>
-        <w:rPr>
-          <w:sz w:val="22"/>
-          <w:szCs w:val="22"/>
-        </w:rPr>
-        <w:t xml:space="preserve"> for </w:t>
-      </w:r>
-      <w:r>
-        <w:rPr>
-          <w:sz w:val="22"/>
-          <w:szCs w:val="22"/>
-        </w:rPr>
-        <w:t>enhancing</w:t>
-      </w:r>
-      <w:r>
-        <w:rPr>
-          <w:sz w:val="22"/>
-          <w:szCs w:val="22"/>
-        </w:rPr>
-        <w:t xml:space="preserve"> pathogen prevalence data and linking ecological findings to participant behavior and risk perception.</w:t>
-      </w:r>
-      <w:r>
-        <w:rPr>
-          <w:sz w:val="22"/>
-          <w:szCs w:val="22"/>
-        </w:rPr>
-        <w:t xml:space="preserve"> </w:t>
-      </w:r>
-      <w:r>
-        <w:rPr>
-          <w:sz w:val="22"/>
-          <w:szCs w:val="22"/>
-        </w:rPr>
-        <w:t>Closing these knowledge gaps is critical for developing evidence-based guidelines that allow people to enjoy the benefits of backyard activities while reducing risk to wild birds, domestic animals, and human health.</w:t>
-      </w:r>
-    </w:p>
-    <w:p/>
-    <w:p>
-      <w:pPr>
-        <w:rPr>
-          <w:sz w:val="22"/>
-          <w:szCs w:val="22"/>
-        </w:rPr>
-      </w:pPr>
-    </w:p>
-    <w:p>
-      <w:pPr>
-        <w:rPr>
-          <w:sz w:val="22"/>
-          <w:szCs w:val="22"/>
-        </w:rPr>
-      </w:pPr>
-    </w:p>
-    <w:p>
-      <w:pPr>
-        <w:rPr>
-          <w:sz w:val="22"/>
-          <w:szCs w:val="22"/>
-        </w:rPr>
-      </w:pPr>
-      <w:r>
-        <w:rPr>
-          <w:sz w:val="22"/>
-          <w:szCs w:val="22"/>
-          <w:highlight w:val="yellow"/>
-        </w:rPr>
-        <w:t>Importance to Avian Medicine:</w:t>
-      </w:r>
-    </w:p>
-    <w:p>
-      <w:pPr>
-        <w:rPr>
-          <w:sz w:val="22"/>
-          <w:szCs w:val="22"/>
-        </w:rPr>
-      </w:pPr>
-      <w:r>
-        <w:rPr>
-          <w:sz w:val="22"/>
-          <w:szCs w:val="22"/>
-        </w:rPr>
-        <w:tab/>
+        <w:t>S. enterica</w:t>
+      </w:r>
+      <w:r>
+        <w:rPr>
+          <w:sz w:val="22"/>
+          <w:szCs w:val="22"/>
+        </w:rPr>
+        <w:t xml:space="preserve"> positive samples, we will also be able to identify possible connections between our bacterial isolates and known outbreak strains</w:t>
+      </w:r>
+      <w:r>
+        <w:rPr>
+          <w:sz w:val="22"/>
+          <w:szCs w:val="22"/>
+        </w:rPr>
+        <w:t xml:space="preserve">. </w:t>
       </w:r>
     </w:p>
     <w:p>
@@ -2594,7 +2588,7 @@
         </w:rPr>
         <w:t xml:space="preserve">This study </w:t>
       </w:r>
-      <w:ins w:id="132" w:author="Kelsey McCune" w:date="2026-04-08T15:44:00Z" w16du:dateUtc="2026-04-08T20:44:00Z">
+      <w:ins w:id="113" w:author="Kelsey McCune" w:date="2026-04-08T15:44:00Z" w16du:dateUtc="2026-04-08T20:44:00Z">
         <w:r>
           <w:rPr>
             <w:sz w:val="22"/>
@@ -2603,7 +2597,7 @@
           <w:t xml:space="preserve">will occur across </w:t>
         </w:r>
       </w:ins>
-      <w:del w:id="133" w:author="Kelsey McCune" w:date="2026-04-08T15:44:00Z" w16du:dateUtc="2026-04-08T20:44:00Z">
+      <w:del w:id="114" w:author="Kelsey McCune" w:date="2026-04-08T15:44:00Z" w16du:dateUtc="2026-04-08T20:44:00Z">
         <w:r>
           <w:rPr>
             <w:sz w:val="22"/>
@@ -2612,22 +2606,52 @@
           <w:delText xml:space="preserve">is conducted along an urban-to-rural gradient in central Alabama. </w:delText>
         </w:r>
       </w:del>
-      <w:ins w:id="134" w:author="Kelsey McCune" w:date="2026-04-08T15:44:00Z" w16du:dateUtc="2026-04-08T20:44:00Z">
-        <w:r>
-          <w:rPr>
-            <w:sz w:val="22"/>
-            <w:szCs w:val="22"/>
-          </w:rPr>
-          <w:t>t</w:t>
-        </w:r>
-      </w:ins>
-      <w:del w:id="135" w:author="Kelsey McCune" w:date="2026-04-08T15:44:00Z" w16du:dateUtc="2026-04-08T20:44:00Z">
-        <w:r>
-          <w:rPr>
-            <w:sz w:val="22"/>
-            <w:szCs w:val="22"/>
-          </w:rPr>
-          <w:delText>T</w:delText>
+      <w:r>
+        <w:rPr>
+          <w:sz w:val="22"/>
+          <w:szCs w:val="22"/>
+        </w:rPr>
+        <w:t>sixteen</w:t>
+      </w:r>
+      <w:r>
+        <w:rPr>
+          <w:sz w:val="22"/>
+          <w:szCs w:val="22"/>
+        </w:rPr>
+        <w:t xml:space="preserve"> sites</w:t>
+      </w:r>
+      <w:ins w:id="115" w:author="Kelsey McCune" w:date="2026-04-08T15:54:00Z" w16du:dateUtc="2026-04-08T20:54:00Z">
+        <w:r>
+          <w:rPr>
+            <w:sz w:val="22"/>
+            <w:szCs w:val="22"/>
+          </w:rPr>
+          <w:t xml:space="preserve"> across east-central A</w:t>
+        </w:r>
+      </w:ins>
+      <w:ins w:id="116" w:author="Kelsey McCune" w:date="2026-04-08T15:55:00Z" w16du:dateUtc="2026-04-08T20:55:00Z">
+        <w:r>
+          <w:rPr>
+            <w:sz w:val="22"/>
+            <w:szCs w:val="22"/>
+          </w:rPr>
+          <w:t>labama</w:t>
+        </w:r>
+      </w:ins>
+      <w:r>
+        <w:rPr>
+          <w:sz w:val="22"/>
+          <w:szCs w:val="22"/>
+        </w:rPr>
+        <w:t xml:space="preserve"> </w:t>
+      </w:r>
+      <w:del w:id="117" w:author="Kelsey McCune" w:date="2026-04-08T15:44:00Z" w16du:dateUtc="2026-04-08T20:44:00Z">
+        <w:r>
+          <w:rPr>
+            <w:sz w:val="22"/>
+            <w:szCs w:val="22"/>
+          </w:rPr>
+          <w:delText xml:space="preserve">are sampled monthly, </w:delText>
         </w:r>
       </w:del>
       <w:r>
@@ -2635,26 +2659,58 @@
           <w:sz w:val="22"/>
           <w:szCs w:val="22"/>
         </w:rPr>
-        <w:t>welve sites</w:t>
-      </w:r>
-      <w:ins w:id="136" w:author="Kelsey McCune" w:date="2026-04-08T15:54:00Z" w16du:dateUtc="2026-04-08T20:54:00Z">
-        <w:r>
-          <w:rPr>
-            <w:sz w:val="22"/>
-            <w:szCs w:val="22"/>
-          </w:rPr>
-          <w:t xml:space="preserve"> across east-central A</w:t>
-        </w:r>
-      </w:ins>
-      <w:ins w:id="137" w:author="Kelsey McCune" w:date="2026-04-08T15:55:00Z" w16du:dateUtc="2026-04-08T20:55:00Z">
-        <w:r>
-          <w:rPr>
-            <w:sz w:val="22"/>
-            <w:szCs w:val="22"/>
-          </w:rPr>
-          <w:t>labama</w:t>
-        </w:r>
-      </w:ins>
+        <w:t xml:space="preserve">categorized into four treatment types: control sites with no feeders or poultry (n = 4), backyard bird feeder-only sites (n = 4), backyard chicken-only sites (n = </w:t>
+      </w:r>
+      <w:ins w:id="118" w:author="Kelsey McCune" w:date="2026-04-08T15:48:00Z" w16du:dateUtc="2026-04-08T20:48:00Z">
+        <w:r>
+          <w:rPr>
+            <w:sz w:val="22"/>
+            <w:szCs w:val="22"/>
+          </w:rPr>
+          <w:t>4</w:t>
+        </w:r>
+      </w:ins>
+      <w:del w:id="119" w:author="Kelsey McCune" w:date="2026-04-08T15:48:00Z" w16du:dateUtc="2026-04-08T20:48:00Z">
+        <w:r>
+          <w:rPr>
+            <w:sz w:val="22"/>
+            <w:szCs w:val="22"/>
+          </w:rPr>
+          <w:delText>2</w:delText>
+        </w:r>
+      </w:del>
+      <w:r>
+        <w:rPr>
+          <w:sz w:val="22"/>
+          <w:szCs w:val="22"/>
+        </w:rPr>
+        <w:t xml:space="preserve">), and backyard sites with both bird feeders and chickens (n = </w:t>
+      </w:r>
+      <w:ins w:id="120" w:author="Kelsey McCune" w:date="2026-04-08T15:45:00Z" w16du:dateUtc="2026-04-08T20:45:00Z">
+        <w:r>
+          <w:rPr>
+            <w:sz w:val="22"/>
+            <w:szCs w:val="22"/>
+          </w:rPr>
+          <w:t>4</w:t>
+        </w:r>
+      </w:ins>
+      <w:del w:id="121" w:author="Kelsey McCune" w:date="2026-04-08T15:45:00Z" w16du:dateUtc="2026-04-08T20:45:00Z">
+        <w:r>
+          <w:rPr>
+            <w:sz w:val="22"/>
+            <w:szCs w:val="22"/>
+          </w:rPr>
+          <w:delText>2</w:delText>
+        </w:r>
+      </w:del>
+      <w:r>
+        <w:rPr>
+          <w:sz w:val="22"/>
+          <w:szCs w:val="22"/>
+        </w:rPr>
+        <w:t>)</w:t>
+      </w:r>
       <w:r>
         <w:rPr>
           <w:sz w:val="22"/>
@@ -2662,38 +2718,64 @@
         </w:rPr>
         <w:t xml:space="preserve"> </w:t>
       </w:r>
-      <w:del w:id="138" w:author="Kelsey McCune" w:date="2026-04-08T15:44:00Z" w16du:dateUtc="2026-04-08T20:44:00Z">
-        <w:r>
-          <w:rPr>
-            <w:sz w:val="22"/>
-            <w:szCs w:val="22"/>
-          </w:rPr>
-          <w:delText xml:space="preserve">are sampled monthly, </w:delText>
+      <w:r>
+        <w:rPr>
+          <w:sz w:val="22"/>
+          <w:szCs w:val="22"/>
+          <w:highlight w:val="green"/>
+        </w:rPr>
+        <w:t>[</w:t>
+      </w:r>
+      <w:r>
+        <w:rPr>
+          <w:sz w:val="22"/>
+          <w:szCs w:val="22"/>
+          <w:highlight w:val="green"/>
+        </w:rPr>
+        <w:t>we discussed using n=4 for all site types here, for uniformity. so I went with n=16 for all sites throughout the grant</w:t>
+      </w:r>
+      <w:r>
+        <w:rPr>
+          <w:sz w:val="22"/>
+          <w:szCs w:val="22"/>
+          <w:highlight w:val="green"/>
+        </w:rPr>
+        <w:t>]</w:t>
+      </w:r>
+      <w:del w:id="122" w:author="Kelsey McCune" w:date="2026-04-08T15:45:00Z" w16du:dateUtc="2026-04-08T20:45:00Z">
+        <w:r>
+          <w:rPr>
+            <w:sz w:val="22"/>
+            <w:szCs w:val="22"/>
+          </w:rPr>
+          <w:delText xml:space="preserve"> </w:delText>
         </w:r>
       </w:del>
-      <w:r>
-        <w:rPr>
-          <w:sz w:val="22"/>
-          <w:szCs w:val="22"/>
-        </w:rPr>
-        <w:t xml:space="preserve">categorized into four treatment types: control sites with no feeders or poultry (n = 4), backyard bird feeder-only sites (n = 4), backyard chicken-only sites (n = </w:t>
-      </w:r>
-      <w:ins w:id="139" w:author="Kelsey McCune" w:date="2026-04-08T15:48:00Z" w16du:dateUtc="2026-04-08T20:48:00Z">
-        <w:r>
-          <w:rPr>
-            <w:sz w:val="22"/>
-            <w:szCs w:val="22"/>
-          </w:rPr>
-          <w:t>4</w:t>
-        </w:r>
-      </w:ins>
-      <w:del w:id="140" w:author="Kelsey McCune" w:date="2026-04-08T15:48:00Z" w16du:dateUtc="2026-04-08T20:48:00Z">
-        <w:r>
-          <w:rPr>
-            <w:sz w:val="22"/>
-            <w:szCs w:val="22"/>
-          </w:rPr>
-          <w:delText>2</w:delText>
+      <w:ins w:id="123" w:author="Kelsey McCune" w:date="2026-04-08T15:45:00Z" w16du:dateUtc="2026-04-08T20:45:00Z">
+        <w:r>
+          <w:rPr>
+            <w:sz w:val="22"/>
+            <w:szCs w:val="22"/>
+          </w:rPr>
+          <w:t xml:space="preserve"> </w:t>
+        </w:r>
+      </w:ins>
+      <w:ins w:id="124" w:author="Kelsey McCune" w:date="2026-04-08T15:47:00Z" w16du:dateUtc="2026-04-08T20:47:00Z">
+        <w:r>
+          <w:rPr>
+            <w:sz w:val="22"/>
+            <w:szCs w:val="22"/>
+          </w:rPr>
+          <w:t>I selected s</w:t>
+        </w:r>
+      </w:ins>
+      <w:del w:id="125" w:author="Kelsey McCune" w:date="2026-04-08T15:47:00Z" w16du:dateUtc="2026-04-08T20:47:00Z">
+        <w:r>
+          <w:rPr>
+            <w:sz w:val="22"/>
+            <w:szCs w:val="22"/>
+          </w:rPr>
+          <w:delText>S</w:delText>
         </w:r>
       </w:del>
       <w:r>
@@ -2701,67 +2783,90 @@
           <w:sz w:val="22"/>
           <w:szCs w:val="22"/>
         </w:rPr>
-        <w:t xml:space="preserve">), and backyard sites with both bird feeders and chickens (n = </w:t>
-      </w:r>
-      <w:ins w:id="141" w:author="Kelsey McCune" w:date="2026-04-08T15:45:00Z" w16du:dateUtc="2026-04-08T20:45:00Z">
-        <w:r>
-          <w:rPr>
-            <w:sz w:val="22"/>
-            <w:szCs w:val="22"/>
-          </w:rPr>
-          <w:t>4</w:t>
-        </w:r>
-      </w:ins>
-      <w:del w:id="142" w:author="Kelsey McCune" w:date="2026-04-08T15:45:00Z" w16du:dateUtc="2026-04-08T20:45:00Z">
-        <w:r>
-          <w:rPr>
-            <w:sz w:val="22"/>
-            <w:szCs w:val="22"/>
-          </w:rPr>
-          <w:delText>2</w:delText>
+        <w:t xml:space="preserve">ites </w:t>
+      </w:r>
+      <w:del w:id="126" w:author="Kelsey McCune" w:date="2026-04-08T15:48:00Z" w16du:dateUtc="2026-04-08T20:48:00Z">
+        <w:r>
+          <w:rPr>
+            <w:sz w:val="22"/>
+            <w:szCs w:val="22"/>
+          </w:rPr>
+          <w:delText>were selected to best represent the</w:delText>
         </w:r>
       </w:del>
-      <w:r>
-        <w:rPr>
-          <w:sz w:val="22"/>
-          <w:szCs w:val="22"/>
-        </w:rPr>
-        <w:t>).</w:t>
-      </w:r>
-      <w:del w:id="143" w:author="Kelsey McCune" w:date="2026-04-08T15:45:00Z" w16du:dateUtc="2026-04-08T20:45:00Z">
-        <w:r>
-          <w:rPr>
-            <w:sz w:val="22"/>
-            <w:szCs w:val="22"/>
-          </w:rPr>
-          <w:delText xml:space="preserve"> </w:delText>
+      <w:ins w:id="127" w:author="Kelsey McCune" w:date="2026-04-08T15:48:00Z" w16du:dateUtc="2026-04-08T20:48:00Z">
+        <w:r>
+          <w:rPr>
+            <w:sz w:val="22"/>
+            <w:szCs w:val="22"/>
+          </w:rPr>
+          <w:t>that had a baseline number of trees a</w:t>
+        </w:r>
+      </w:ins>
+      <w:ins w:id="128" w:author="Kelsey McCune" w:date="2026-04-08T15:49:00Z" w16du:dateUtc="2026-04-08T20:49:00Z">
+        <w:r>
+          <w:rPr>
+            <w:sz w:val="22"/>
+            <w:szCs w:val="22"/>
+          </w:rPr>
+          <w:t xml:space="preserve">nd shrubs to </w:t>
+        </w:r>
+      </w:ins>
+      <w:r>
+        <w:rPr>
+          <w:sz w:val="22"/>
+          <w:szCs w:val="22"/>
+        </w:rPr>
+        <w:t>e</w:t>
+      </w:r>
+      <w:ins w:id="129" w:author="Kelsey McCune" w:date="2026-04-08T15:49:00Z" w16du:dateUtc="2026-04-08T20:49:00Z">
+        <w:r>
+          <w:rPr>
+            <w:sz w:val="22"/>
+            <w:szCs w:val="22"/>
+          </w:rPr>
+          <w:t>nsure bird habitat is present</w:t>
+        </w:r>
+      </w:ins>
+      <w:del w:id="130" w:author="Kelsey McCune" w:date="2026-04-08T15:48:00Z" w16du:dateUtc="2026-04-08T20:48:00Z">
+        <w:r>
+          <w:rPr>
+            <w:sz w:val="22"/>
+            <w:szCs w:val="22"/>
+          </w:rPr>
+          <w:delText xml:space="preserve"> gradient of forested to rural habitat to capture pathogen dynamics at the human-wildlife interface</w:delText>
         </w:r>
       </w:del>
-      <w:ins w:id="144" w:author="Kelsey McCune" w:date="2026-04-08T15:45:00Z" w16du:dateUtc="2026-04-08T20:45:00Z">
-        <w:r>
-          <w:rPr>
-            <w:sz w:val="22"/>
-            <w:szCs w:val="22"/>
-          </w:rPr>
-          <w:t xml:space="preserve"> </w:t>
-        </w:r>
-      </w:ins>
-      <w:ins w:id="145" w:author="Kelsey McCune" w:date="2026-04-08T15:47:00Z" w16du:dateUtc="2026-04-08T20:47:00Z">
-        <w:r>
-          <w:rPr>
-            <w:sz w:val="22"/>
-            <w:szCs w:val="22"/>
-          </w:rPr>
-          <w:t>I selected s</w:t>
-        </w:r>
-      </w:ins>
-      <w:del w:id="146" w:author="Kelsey McCune" w:date="2026-04-08T15:47:00Z" w16du:dateUtc="2026-04-08T20:47:00Z">
-        <w:r>
-          <w:rPr>
-            <w:sz w:val="22"/>
-            <w:szCs w:val="22"/>
-          </w:rPr>
-          <w:delText>S</w:delText>
+      <w:r>
+        <w:rPr>
+          <w:sz w:val="22"/>
+          <w:szCs w:val="22"/>
+        </w:rPr>
+        <w:t>. A</w:t>
+      </w:r>
+      <w:ins w:id="131" w:author="Kelsey McCune" w:date="2026-04-08T15:53:00Z" w16du:dateUtc="2026-04-08T20:53:00Z">
+        <w:r>
+          <w:rPr>
+            <w:sz w:val="22"/>
+            <w:szCs w:val="22"/>
+          </w:rPr>
+          <w:t>fter selecting a site, I asked homeowners to complete a</w:t>
+        </w:r>
+      </w:ins>
+      <w:r>
+        <w:rPr>
+          <w:sz w:val="22"/>
+          <w:szCs w:val="22"/>
+        </w:rPr>
+        <w:t xml:space="preserve"> standardized</w:t>
+      </w:r>
+      <w:del w:id="132" w:author="Kelsey McCune" w:date="2026-04-08T15:53:00Z" w16du:dateUtc="2026-04-08T20:53:00Z">
+        <w:r>
+          <w:rPr>
+            <w:sz w:val="22"/>
+            <w:szCs w:val="22"/>
+          </w:rPr>
+          <w:delText xml:space="preserve"> site entry</w:delText>
         </w:r>
       </w:del>
       <w:r>
@@ -2769,92 +2874,17 @@
           <w:sz w:val="22"/>
           <w:szCs w:val="22"/>
         </w:rPr>
-        <w:t xml:space="preserve">ites </w:t>
-      </w:r>
-      <w:del w:id="147" w:author="Kelsey McCune" w:date="2026-04-08T15:48:00Z" w16du:dateUtc="2026-04-08T20:48:00Z">
-        <w:r>
-          <w:rPr>
-            <w:sz w:val="22"/>
-            <w:szCs w:val="22"/>
-          </w:rPr>
-          <w:delText>were selected to best represent the</w:delText>
+        <w:t xml:space="preserve"> questionnaire</w:t>
+      </w:r>
+      <w:del w:id="133" w:author="Kelsey McCune" w:date="2026-04-08T15:54:00Z" w16du:dateUtc="2026-04-08T20:54:00Z">
+        <w:r>
+          <w:rPr>
+            <w:sz w:val="22"/>
+            <w:szCs w:val="22"/>
+          </w:rPr>
+          <w:delText xml:space="preserve"> is administered</w:delText>
         </w:r>
       </w:del>
-      <w:ins w:id="148" w:author="Kelsey McCune" w:date="2026-04-08T15:48:00Z" w16du:dateUtc="2026-04-08T20:48:00Z">
-        <w:r>
-          <w:rPr>
-            <w:sz w:val="22"/>
-            <w:szCs w:val="22"/>
-          </w:rPr>
-          <w:t>that had a baseline number of trees a</w:t>
-        </w:r>
-      </w:ins>
-      <w:ins w:id="149" w:author="Kelsey McCune" w:date="2026-04-08T15:49:00Z" w16du:dateUtc="2026-04-08T20:49:00Z">
-        <w:r>
-          <w:rPr>
-            <w:sz w:val="22"/>
-            <w:szCs w:val="22"/>
-          </w:rPr>
-          <w:t>nd shrubs to insure bird habitat is present</w:t>
-        </w:r>
-      </w:ins>
-      <w:del w:id="150" w:author="Kelsey McCune" w:date="2026-04-08T15:48:00Z" w16du:dateUtc="2026-04-08T20:48:00Z">
-        <w:r>
-          <w:rPr>
-            <w:sz w:val="22"/>
-            <w:szCs w:val="22"/>
-          </w:rPr>
-          <w:delText xml:space="preserve"> gradient of forested to rural habitat to capture pathogen dynamics at the human-wildlife interface</w:delText>
-        </w:r>
-      </w:del>
-      <w:r>
-        <w:rPr>
-          <w:sz w:val="22"/>
-          <w:szCs w:val="22"/>
-        </w:rPr>
-        <w:t>. A</w:t>
-      </w:r>
-      <w:ins w:id="151" w:author="Kelsey McCune" w:date="2026-04-08T15:53:00Z" w16du:dateUtc="2026-04-08T20:53:00Z">
-        <w:r>
-          <w:rPr>
-            <w:sz w:val="22"/>
-            <w:szCs w:val="22"/>
-          </w:rPr>
-          <w:t>fter selecting a site, I asked homeowners to complete a</w:t>
-        </w:r>
-      </w:ins>
-      <w:r>
-        <w:rPr>
-          <w:sz w:val="22"/>
-          <w:szCs w:val="22"/>
-        </w:rPr>
-        <w:t xml:space="preserve"> standardized</w:t>
-      </w:r>
-      <w:del w:id="152" w:author="Kelsey McCune" w:date="2026-04-08T15:53:00Z" w16du:dateUtc="2026-04-08T20:53:00Z">
-        <w:r>
-          <w:rPr>
-            <w:sz w:val="22"/>
-            <w:szCs w:val="22"/>
-          </w:rPr>
-          <w:delText xml:space="preserve"> site entry</w:delText>
-        </w:r>
-      </w:del>
-      <w:r>
-        <w:rPr>
-          <w:sz w:val="22"/>
-          <w:szCs w:val="22"/>
-        </w:rPr>
-        <w:t xml:space="preserve"> questionnaire</w:t>
-      </w:r>
-      <w:del w:id="153" w:author="Kelsey McCune" w:date="2026-04-08T15:54:00Z" w16du:dateUtc="2026-04-08T20:54:00Z">
-        <w:r>
-          <w:rPr>
-            <w:sz w:val="22"/>
-            <w:szCs w:val="22"/>
-          </w:rPr>
-          <w:delText xml:space="preserve"> is administered</w:delText>
-        </w:r>
-      </w:del>
       <w:r>
         <w:rPr>
           <w:sz w:val="22"/>
@@ -2862,7 +2892,7 @@
         </w:rPr>
         <w:t xml:space="preserve"> to record factors such as feeder type and placement, poultry housing, current cleaning practices,</w:t>
       </w:r>
-      <w:ins w:id="154" w:author="Kelsey McCune" w:date="2026-04-08T15:54:00Z" w16du:dateUtc="2026-04-08T20:54:00Z">
+      <w:ins w:id="134" w:author="Kelsey McCune" w:date="2026-04-08T15:54:00Z" w16du:dateUtc="2026-04-08T20:54:00Z">
         <w:r>
           <w:rPr>
             <w:sz w:val="22"/>
@@ -2933,7 +2963,7 @@
         </w:rPr>
         <w:t>Field sampling began in summer 2024 and continues through 2027</w:t>
       </w:r>
-      <w:del w:id="155" w:author="Kelsey McCune" w:date="2026-04-08T15:46:00Z" w16du:dateUtc="2026-04-08T20:46:00Z">
+      <w:del w:id="135" w:author="Kelsey McCune" w:date="2026-04-08T15:46:00Z" w16du:dateUtc="2026-04-08T20:46:00Z">
         <w:r>
           <w:rPr>
             <w:sz w:val="22"/>
@@ -2949,30 +2979,23 @@
         </w:rPr>
         <w:t>.</w:t>
       </w:r>
-      <w:ins w:id="156" w:author="Kelsey McCune" w:date="2026-04-08T15:46:00Z" w16du:dateUtc="2026-04-08T20:46:00Z">
-        <w:r>
-          <w:rPr>
-            <w:sz w:val="22"/>
-            <w:szCs w:val="22"/>
-          </w:rPr>
-          <w:t xml:space="preserve"> </w:t>
-        </w:r>
-        <w:r>
-          <w:rPr>
-            <w:sz w:val="22"/>
-            <w:szCs w:val="22"/>
-          </w:rPr>
-          <w:t>I visit each site once a month to sample wild birds and chickens (if present).</w:t>
-        </w:r>
-      </w:ins>
-      <w:r>
-        <w:rPr>
-          <w:sz w:val="22"/>
-          <w:szCs w:val="22"/>
-        </w:rPr>
-        <w:t xml:space="preserve"> To date, over 230 wild songbirds have been captured using mist nets deployed near feeders, </w:t>
-      </w:r>
-      <w:ins w:id="157" w:author="Kelsey McCune" w:date="2026-04-08T15:55:00Z" w16du:dateUtc="2026-04-08T20:55:00Z">
+      <w:ins w:id="136" w:author="Kelsey McCune" w:date="2026-04-08T15:46:00Z" w16du:dateUtc="2026-04-08T20:46:00Z">
+        <w:r>
+          <w:rPr>
+            <w:sz w:val="22"/>
+            <w:szCs w:val="22"/>
+          </w:rPr>
+          <w:t xml:space="preserve"> I visit each site once a month to sample wild birds and chickens (if present).</w:t>
+        </w:r>
+      </w:ins>
+      <w:r>
+        <w:rPr>
+          <w:sz w:val="22"/>
+          <w:szCs w:val="22"/>
+        </w:rPr>
+        <w:t xml:space="preserve"> To date, over 230 wild birds have been captured using mist nets deployed near feeders, </w:t>
+      </w:r>
+      <w:ins w:id="137" w:author="Kelsey McCune" w:date="2026-04-08T15:55:00Z" w16du:dateUtc="2026-04-08T20:55:00Z">
         <w:r>
           <w:rPr>
             <w:sz w:val="22"/>
@@ -2988,7 +3011,7 @@
         </w:rPr>
         <w:t>coops, or comparable areas at control sites. Each bird is identified to species-level</w:t>
       </w:r>
-      <w:del w:id="158" w:author="Kelsey McCune" w:date="2026-04-08T15:56:00Z" w16du:dateUtc="2026-04-08T20:56:00Z">
+      <w:del w:id="138" w:author="Kelsey McCune" w:date="2026-04-08T15:56:00Z" w16du:dateUtc="2026-04-08T20:56:00Z">
         <w:r>
           <w:rPr>
             <w:sz w:val="22"/>
@@ -2997,7 +3020,7 @@
           <w:delText xml:space="preserve"> and sexed, when possible</w:delText>
         </w:r>
       </w:del>
-      <w:ins w:id="159" w:author="Kelsey McCune" w:date="2026-04-08T15:56:00Z" w16du:dateUtc="2026-04-08T20:56:00Z">
+      <w:ins w:id="139" w:author="Kelsey McCune" w:date="2026-04-08T15:56:00Z" w16du:dateUtc="2026-04-08T20:56:00Z">
         <w:r>
           <w:rPr>
             <w:sz w:val="22"/>
@@ -3006,7 +3029,7 @@
           <w:t xml:space="preserve"> and</w:t>
         </w:r>
       </w:ins>
-      <w:del w:id="160" w:author="Kelsey McCune" w:date="2026-04-08T15:56:00Z" w16du:dateUtc="2026-04-08T20:56:00Z">
+      <w:del w:id="140" w:author="Kelsey McCune" w:date="2026-04-08T15:56:00Z" w16du:dateUtc="2026-04-08T20:56:00Z">
         <w:r>
           <w:rPr>
             <w:sz w:val="22"/>
@@ -3022,7 +3045,7 @@
         </w:rPr>
         <w:t xml:space="preserve"> measured for body </w:t>
       </w:r>
-      <w:del w:id="161" w:author="Kelsey McCune" w:date="2026-04-08T15:56:00Z" w16du:dateUtc="2026-04-08T20:56:00Z">
+      <w:del w:id="141" w:author="Kelsey McCune" w:date="2026-04-08T15:56:00Z" w16du:dateUtc="2026-04-08T20:56:00Z">
         <w:r>
           <w:rPr>
             <w:sz w:val="22"/>
@@ -3031,7 +3054,7 @@
           <w:delText>mass, wing chord, tarsus length, and bill and skull dimensions</w:delText>
         </w:r>
       </w:del>
-      <w:ins w:id="162" w:author="Kelsey McCune" w:date="2026-04-08T15:56:00Z" w16du:dateUtc="2026-04-08T20:56:00Z">
+      <w:ins w:id="142" w:author="Kelsey McCune" w:date="2026-04-08T15:56:00Z" w16du:dateUtc="2026-04-08T20:56:00Z">
         <w:r>
           <w:rPr>
             <w:sz w:val="22"/>
@@ -3051,7 +3074,7 @@
         <w:rPr>
           <w:sz w:val="22"/>
           <w:szCs w:val="22"/>
-          <w:rPrChange w:id="163" w:author="Kelsey McCune" w:date="2026-04-08T15:56:00Z" w16du:dateUtc="2026-04-08T20:56:00Z">
+          <w:rPrChange w:id="143" w:author="Kelsey McCune" w:date="2026-04-08T15:56:00Z" w16du:dateUtc="2026-04-08T20:56:00Z">
             <w:rPr>
               <w:sz w:val="22"/>
               <w:szCs w:val="22"/>
@@ -3061,12 +3084,12 @@
         </w:rPr>
         <w:t>aluminum</w:t>
       </w:r>
-      <w:del w:id="164" w:author="Kelsey McCune" w:date="2026-04-08T15:56:00Z" w16du:dateUtc="2026-04-08T20:56:00Z">
-        <w:r>
-          <w:rPr>
-            <w:sz w:val="22"/>
-            <w:szCs w:val="22"/>
-            <w:rPrChange w:id="165" w:author="Kelsey McCune" w:date="2026-04-08T15:56:00Z" w16du:dateUtc="2026-04-08T20:56:00Z">
+      <w:del w:id="144" w:author="Kelsey McCune" w:date="2026-04-08T15:56:00Z" w16du:dateUtc="2026-04-08T20:56:00Z">
+        <w:r>
+          <w:rPr>
+            <w:sz w:val="22"/>
+            <w:szCs w:val="22"/>
+            <w:rPrChange w:id="145" w:author="Kelsey McCune" w:date="2026-04-08T15:56:00Z" w16du:dateUtc="2026-04-08T20:56:00Z">
               <w:rPr>
                 <w:sz w:val="22"/>
                 <w:szCs w:val="22"/>
@@ -3084,21 +3107,47 @@
         </w:rPr>
         <w:t xml:space="preserve"> leg band. </w:t>
       </w:r>
-      <w:commentRangeStart w:id="166"/>
-      <w:r>
-        <w:rPr>
-          <w:sz w:val="22"/>
-          <w:szCs w:val="22"/>
-        </w:rPr>
-        <w:t>A subset of common resident species including Carolina Chickadee, Tufted Titmouse, Carolina Wren, Blue Jay, Downy Woodpecker, House Finch, and Northern Cardinal</w:t>
-      </w:r>
-      <w:del w:id="167" w:author="Kelsey McCune" w:date="2026-04-08T15:57:00Z" w16du:dateUtc="2026-04-08T20:57:00Z">
-        <w:r>
-          <w:rPr>
-            <w:sz w:val="22"/>
-            <w:szCs w:val="22"/>
-          </w:rPr>
-          <w:delText>-</w:delText>
+    </w:p>
+    <w:p>
+      <w:pPr>
+        <w:rPr>
+          <w:sz w:val="22"/>
+          <w:szCs w:val="22"/>
+        </w:rPr>
+      </w:pPr>
+      <w:ins w:id="146" w:author="Kelsey McCune" w:date="2026-04-08T15:59:00Z" w16du:dateUtc="2026-04-08T20:59:00Z">
+        <w:r>
+          <w:rPr>
+            <w:sz w:val="22"/>
+            <w:szCs w:val="22"/>
+          </w:rPr>
+          <w:lastRenderedPageBreak/>
+          <w:t>I collec</w:t>
+        </w:r>
+      </w:ins>
+      <w:r>
+        <w:rPr>
+          <w:sz w:val="22"/>
+          <w:szCs w:val="22"/>
+        </w:rPr>
+        <w:t>t</w:t>
+      </w:r>
+      <w:ins w:id="147" w:author="Kelsey McCune" w:date="2026-04-08T15:59:00Z" w16du:dateUtc="2026-04-08T20:59:00Z">
+        <w:r>
+          <w:rPr>
+            <w:sz w:val="22"/>
+            <w:szCs w:val="22"/>
+          </w:rPr>
+          <w:t xml:space="preserve"> fecal</w:t>
+        </w:r>
+      </w:ins>
+      <w:del w:id="148" w:author="Kelsey McCune" w:date="2026-04-08T15:59:00Z" w16du:dateUtc="2026-04-08T20:59:00Z">
+        <w:r>
+          <w:rPr>
+            <w:sz w:val="22"/>
+            <w:szCs w:val="22"/>
+          </w:rPr>
+          <w:delText>Fecal</w:delText>
         </w:r>
       </w:del>
       <w:r>
@@ -3106,65 +3155,9 @@
           <w:sz w:val="22"/>
           <w:szCs w:val="22"/>
         </w:rPr>
-        <w:t xml:space="preserve"> receive passive integrated transponder (PIT) leg bands </w:t>
-      </w:r>
-      <w:r>
-        <w:rPr>
-          <w:sz w:val="22"/>
-          <w:szCs w:val="22"/>
-          <w:highlight w:val="red"/>
-        </w:rPr>
-        <w:t>(Cite- Collins?).</w:t>
-      </w:r>
-      <w:r>
-        <w:rPr>
-          <w:sz w:val="22"/>
-          <w:szCs w:val="22"/>
-        </w:rPr>
-        <w:t xml:space="preserve"> Radio-frequency identification (RFID) antennas installed at feeders, inside coops, and on perches at control sites record date- and time-stamped visits from PIT-tagged individuals. Migratory and unlisted species do not receive PIT tags.</w:t>
-      </w:r>
-      <w:commentRangeEnd w:id="166"/>
-      <w:r>
-        <w:rPr>
-          <w:rStyle w:val="CommentReference"/>
-        </w:rPr>
-        <w:commentReference w:id="166"/>
-      </w:r>
-    </w:p>
-    <w:p>
-      <w:pPr>
-        <w:rPr>
-          <w:sz w:val="22"/>
-          <w:szCs w:val="22"/>
-        </w:rPr>
-      </w:pPr>
-      <w:ins w:id="168" w:author="Kelsey McCune" w:date="2026-04-08T15:59:00Z" w16du:dateUtc="2026-04-08T20:59:00Z">
-        <w:r>
-          <w:rPr>
-            <w:sz w:val="22"/>
-            <w:szCs w:val="22"/>
-          </w:rPr>
-          <w:lastRenderedPageBreak/>
-          <w:t>I collected fecal</w:t>
-        </w:r>
-      </w:ins>
-      <w:del w:id="169" w:author="Kelsey McCune" w:date="2026-04-08T15:59:00Z" w16du:dateUtc="2026-04-08T20:59:00Z">
-        <w:r>
-          <w:rPr>
-            <w:sz w:val="22"/>
-            <w:szCs w:val="22"/>
-          </w:rPr>
-          <w:delText>Fecal</w:delText>
-        </w:r>
-      </w:del>
-      <w:r>
-        <w:rPr>
-          <w:sz w:val="22"/>
-          <w:szCs w:val="22"/>
-        </w:rPr>
         <w:t xml:space="preserve"> samples </w:t>
       </w:r>
-      <w:del w:id="170" w:author="Kelsey McCune" w:date="2026-04-08T15:59:00Z" w16du:dateUtc="2026-04-08T20:59:00Z">
+      <w:del w:id="149" w:author="Kelsey McCune" w:date="2026-04-08T15:59:00Z" w16du:dateUtc="2026-04-08T20:59:00Z">
         <w:r>
           <w:rPr>
             <w:sz w:val="22"/>
@@ -3212,7 +3205,21 @@
           <w:sz w:val="22"/>
           <w:szCs w:val="22"/>
         </w:rPr>
-        <w:t xml:space="preserve">Laboratory work is conducted at Auburn University in collaboration with the Thompson Bishop Sparks State Diagnostic Laboratory. Fecal samples are enriched in pre-enriched in buffered peptone water, then transferred to selective enrichment broth and plated on selective and differential media for </w:t>
+        <w:t xml:space="preserve">Laboratory work is conducted at Auburn University in collaboration with the Thompson Bishop Sparks State Diagnostic Laboratory. Fecal samples are </w:t>
+      </w:r>
+      <w:r>
+        <w:rPr>
+          <w:sz w:val="22"/>
+          <w:szCs w:val="22"/>
+        </w:rPr>
+        <w:t>incubated</w:t>
+      </w:r>
+      <w:r>
+        <w:rPr>
+          <w:sz w:val="22"/>
+          <w:szCs w:val="22"/>
+        </w:rPr>
+        <w:t xml:space="preserve"> in pre-enriched in buffered peptone water, then transferred to selective enrichment broth and plated on selective and differential media for </w:t>
       </w:r>
       <w:r>
         <w:rPr>
@@ -3230,7 +3237,7 @@
         </w:rPr>
         <w:t xml:space="preserve"> detection. Presumptive colonies </w:t>
       </w:r>
-      <w:ins w:id="171" w:author="Kelsey McCune" w:date="2026-04-08T16:00:00Z" w16du:dateUtc="2026-04-08T21:00:00Z">
+      <w:ins w:id="150" w:author="Kelsey McCune" w:date="2026-04-08T16:00:00Z" w16du:dateUtc="2026-04-08T21:00:00Z">
         <w:r>
           <w:rPr>
             <w:sz w:val="22"/>
@@ -3239,7 +3246,7 @@
           <w:t>will be</w:t>
         </w:r>
       </w:ins>
-      <w:del w:id="172" w:author="Kelsey McCune" w:date="2026-04-08T16:00:00Z" w16du:dateUtc="2026-04-08T21:00:00Z">
+      <w:del w:id="151" w:author="Kelsey McCune" w:date="2026-04-08T16:00:00Z" w16du:dateUtc="2026-04-08T21:00:00Z">
         <w:r>
           <w:rPr>
             <w:sz w:val="22"/>
@@ -3259,9 +3266,15 @@
         <w:rPr>
           <w:sz w:val="22"/>
           <w:szCs w:val="22"/>
-          <w:highlight w:val="red"/>
-        </w:rPr>
-        <w:t>**matrix-assisted laser desorption/ionization time-of-flight mass spectrometry (MALDI-TOF MS).</w:t>
+        </w:rPr>
+        <w:t xml:space="preserve">a </w:t>
+      </w:r>
+      <w:r>
+        <w:rPr>
+          <w:sz w:val="22"/>
+          <w:szCs w:val="22"/>
+        </w:rPr>
+        <w:t>matrix-assisted laser desorption/ionization time-of-flight mass spectrometry (MALDI-TOF MS).</w:t>
       </w:r>
       <w:r>
         <w:rPr>
@@ -3270,7 +3283,7 @@
         </w:rPr>
         <w:t xml:space="preserve"> </w:t>
       </w:r>
-      <w:ins w:id="173" w:author="Kelsey McCune" w:date="2026-04-08T16:01:00Z" w16du:dateUtc="2026-04-08T21:01:00Z">
+      <w:ins w:id="152" w:author="Kelsey McCune" w:date="2026-04-08T16:01:00Z" w16du:dateUtc="2026-04-08T21:01:00Z">
         <w:r>
           <w:rPr>
             <w:sz w:val="22"/>
@@ -3278,7 +3291,7 @@
           </w:rPr>
           <w:t xml:space="preserve">We will then </w:t>
         </w:r>
-        <w:commentRangeStart w:id="174"/>
+        <w:commentRangeStart w:id="153"/>
         <w:r>
           <w:rPr>
             <w:sz w:val="22"/>
@@ -3287,16 +3300,18 @@
           <w:t xml:space="preserve">serotype and conduct whole genome sequencing </w:t>
         </w:r>
       </w:ins>
-      <w:commentRangeEnd w:id="174"/>
-      <w:ins w:id="175" w:author="Kelsey McCune" w:date="2026-04-08T16:02:00Z" w16du:dateUtc="2026-04-08T21:02:00Z">
+      <w:commentRangeEnd w:id="153"/>
+      <w:ins w:id="154" w:author="Kelsey McCune" w:date="2026-04-08T16:02:00Z" w16du:dateUtc="2026-04-08T21:02:00Z">
         <w:r>
           <w:rPr>
             <w:rStyle w:val="CommentReference"/>
-          </w:rPr>
-          <w:commentReference w:id="174"/>
-        </w:r>
-      </w:ins>
-      <w:ins w:id="176" w:author="Kelsey McCune" w:date="2026-04-08T16:01:00Z" w16du:dateUtc="2026-04-08T21:01:00Z">
+            <w:sz w:val="22"/>
+            <w:szCs w:val="22"/>
+          </w:rPr>
+          <w:commentReference w:id="153"/>
+        </w:r>
+      </w:ins>
+      <w:ins w:id="155" w:author="Kelsey McCune" w:date="2026-04-08T16:01:00Z" w16du:dateUtc="2026-04-08T21:01:00Z">
         <w:r>
           <w:rPr>
             <w:sz w:val="22"/>
@@ -3305,7 +3320,7 @@
           <w:t>on c</w:t>
         </w:r>
       </w:ins>
-      <w:del w:id="177" w:author="Kelsey McCune" w:date="2026-04-08T16:01:00Z" w16du:dateUtc="2026-04-08T21:01:00Z">
+      <w:del w:id="156" w:author="Kelsey McCune" w:date="2026-04-08T16:01:00Z" w16du:dateUtc="2026-04-08T21:01:00Z">
         <w:r>
           <w:rPr>
             <w:sz w:val="22"/>
@@ -3321,7 +3336,7 @@
         </w:rPr>
         <w:t>onfirmed isolates</w:t>
       </w:r>
-      <w:ins w:id="178" w:author="Kelsey McCune" w:date="2026-04-08T16:01:00Z" w16du:dateUtc="2026-04-08T21:01:00Z">
+      <w:ins w:id="157" w:author="Kelsey McCune" w:date="2026-04-08T16:01:00Z" w16du:dateUtc="2026-04-08T21:01:00Z">
         <w:r>
           <w:rPr>
             <w:sz w:val="22"/>
@@ -3330,45 +3345,89 @@
           <w:t>.</w:t>
         </w:r>
       </w:ins>
-      <w:del w:id="179" w:author="Kelsey McCune" w:date="2026-04-08T16:01:00Z" w16du:dateUtc="2026-04-08T21:01:00Z">
-        <w:r>
-          <w:rPr>
-            <w:sz w:val="22"/>
-            <w:szCs w:val="22"/>
-          </w:rPr>
-          <w:delText xml:space="preserve"> </w:delText>
-        </w:r>
-      </w:del>
-      <w:del w:id="180" w:author="Kelsey McCune" w:date="2026-04-08T16:00:00Z" w16du:dateUtc="2026-04-08T21:00:00Z">
-        <w:r>
-          <w:rPr>
-            <w:sz w:val="22"/>
-            <w:szCs w:val="22"/>
-          </w:rPr>
-          <w:delText>are archived for potential</w:delText>
-        </w:r>
-      </w:del>
-      <w:del w:id="181" w:author="Kelsey McCune" w:date="2026-04-08T16:01:00Z" w16du:dateUtc="2026-04-08T21:01:00Z">
-        <w:r>
-          <w:rPr>
-            <w:sz w:val="22"/>
-            <w:szCs w:val="22"/>
-          </w:rPr>
-          <w:delText xml:space="preserve"> serotyping or whole-genome sequencing.</w:delText>
-        </w:r>
-      </w:del>
-    </w:p>
-    <w:p>
-      <w:pPr>
-        <w:rPr>
-          <w:del w:id="182" w:author="Kelsey McCune" w:date="2026-04-08T15:36:00Z" w16du:dateUtc="2026-04-08T20:36:00Z"/>
+      <w:r>
+        <w:rPr>
+          <w:sz w:val="22"/>
+          <w:szCs w:val="22"/>
+        </w:rPr>
+        <w:t xml:space="preserve"> </w:t>
+      </w:r>
+      <w:r>
+        <w:rPr>
+          <w:sz w:val="22"/>
+          <w:szCs w:val="22"/>
+        </w:rPr>
+        <w:t>S</w:t>
+      </w:r>
+      <w:r>
+        <w:rPr>
+          <w:sz w:val="22"/>
+          <w:szCs w:val="22"/>
+        </w:rPr>
+        <w:t>erotyp</w:t>
+      </w:r>
+      <w:r>
+        <w:rPr>
+          <w:sz w:val="22"/>
+          <w:szCs w:val="22"/>
+        </w:rPr>
+        <w:t>ing of</w:t>
+      </w:r>
+      <w:r>
+        <w:rPr>
+          <w:sz w:val="22"/>
+          <w:szCs w:val="22"/>
+        </w:rPr>
+        <w:t xml:space="preserve"> confirmed isolates </w:t>
+      </w:r>
+      <w:r>
+        <w:rPr>
+          <w:sz w:val="22"/>
+          <w:szCs w:val="22"/>
+        </w:rPr>
+        <w:t xml:space="preserve">will be performed </w:t>
+      </w:r>
+      <w:r>
+        <w:rPr>
+          <w:sz w:val="22"/>
+          <w:szCs w:val="22"/>
+        </w:rPr>
+        <w:t xml:space="preserve">using O and H antigen testing following the Kauffmann-White scheme, targeting serogroups </w:t>
+      </w:r>
+      <w:r>
+        <w:rPr>
+          <w:sz w:val="22"/>
+          <w:szCs w:val="22"/>
+        </w:rPr>
+        <w:t xml:space="preserve">B and D </w:t>
+      </w:r>
+      <w:r>
+        <w:rPr>
+          <w:sz w:val="22"/>
+          <w:szCs w:val="22"/>
+        </w:rPr>
+        <w:t xml:space="preserve">that include serotypes such as Typhimurium and Enteritidis. If funds allow, I will submit confirmed isolates for whole-genome sequencing (WGS), </w:t>
+      </w:r>
+      <w:r>
+        <w:rPr>
+          <w:sz w:val="22"/>
+          <w:szCs w:val="22"/>
+          <w:highlight w:val="green"/>
+        </w:rPr>
+        <w:t>I am not sure what the details are for WGS…</w:t>
+      </w:r>
+    </w:p>
+    <w:p>
+      <w:pPr>
+        <w:rPr>
+          <w:del w:id="158" w:author="Kelsey McCune" w:date="2026-04-08T15:36:00Z" w16du:dateUtc="2026-04-08T20:36:00Z"/>
           <w:b/>
           <w:bCs/>
           <w:sz w:val="22"/>
           <w:szCs w:val="22"/>
         </w:rPr>
       </w:pPr>
-      <w:del w:id="183" w:author="Kelsey McCune" w:date="2026-04-08T15:36:00Z" w16du:dateUtc="2026-04-08T20:36:00Z">
+      <w:del w:id="159" w:author="Kelsey McCune" w:date="2026-04-08T15:36:00Z" w16du:dateUtc="2026-04-08T20:36:00Z">
         <w:r>
           <w:rPr>
             <w:b/>
@@ -3383,12 +3442,12 @@
     <w:p>
       <w:pPr>
         <w:rPr>
-          <w:del w:id="184" w:author="Kelsey McCune" w:date="2026-04-08T15:36:00Z" w16du:dateUtc="2026-04-08T20:36:00Z"/>
-          <w:sz w:val="22"/>
-          <w:szCs w:val="22"/>
-        </w:rPr>
-      </w:pPr>
-      <w:del w:id="185" w:author="Kelsey McCune" w:date="2026-04-08T15:36:00Z" w16du:dateUtc="2026-04-08T20:36:00Z">
+          <w:del w:id="160" w:author="Kelsey McCune" w:date="2026-04-08T15:36:00Z" w16du:dateUtc="2026-04-08T20:36:00Z"/>
+          <w:sz w:val="22"/>
+          <w:szCs w:val="22"/>
+        </w:rPr>
+      </w:pPr>
+      <w:del w:id="161" w:author="Kelsey McCune" w:date="2026-04-08T15:36:00Z" w16du:dateUtc="2026-04-08T20:36:00Z">
         <w:r>
           <w:rPr>
             <w:sz w:val="22"/>
@@ -3424,7 +3483,7 @@
           <w:szCs w:val="22"/>
         </w:rPr>
       </w:pPr>
-      <w:ins w:id="186" w:author="Kelsey McCune" w:date="2026-04-08T15:41:00Z" w16du:dateUtc="2026-04-08T20:41:00Z">
+      <w:ins w:id="162" w:author="Kelsey McCune" w:date="2026-04-08T15:41:00Z" w16du:dateUtc="2026-04-08T20:41:00Z">
         <w:r>
           <w:rPr>
             <w:sz w:val="22"/>
@@ -3433,7 +3492,7 @@
           <w:t>I</w:t>
         </w:r>
       </w:ins>
-      <w:ins w:id="187" w:author="Kelsey McCune" w:date="2026-04-08T15:37:00Z" w16du:dateUtc="2026-04-08T20:37:00Z">
+      <w:ins w:id="163" w:author="Kelsey McCune" w:date="2026-04-08T15:37:00Z" w16du:dateUtc="2026-04-08T20:37:00Z">
         <w:r>
           <w:rPr>
             <w:sz w:val="22"/>
@@ -3442,7 +3501,7 @@
           <w:t xml:space="preserve"> will use g</w:t>
         </w:r>
       </w:ins>
-      <w:del w:id="188" w:author="Kelsey McCune" w:date="2026-04-08T15:37:00Z" w16du:dateUtc="2026-04-08T20:37:00Z">
+      <w:del w:id="164" w:author="Kelsey McCune" w:date="2026-04-08T15:37:00Z" w16du:dateUtc="2026-04-08T20:37:00Z">
         <w:r>
           <w:rPr>
             <w:sz w:val="22"/>
@@ -3458,7 +3517,7 @@
         </w:rPr>
         <w:t xml:space="preserve">eneralized linear mixed models (GLMMs) with binomial error distributions </w:t>
       </w:r>
-      <w:ins w:id="189" w:author="Kelsey McCune" w:date="2026-04-08T15:37:00Z" w16du:dateUtc="2026-04-08T20:37:00Z">
+      <w:ins w:id="165" w:author="Kelsey McCune" w:date="2026-04-08T15:37:00Z" w16du:dateUtc="2026-04-08T20:37:00Z">
         <w:r>
           <w:rPr>
             <w:sz w:val="22"/>
@@ -3467,7 +3526,7 @@
           <w:t>to</w:t>
         </w:r>
       </w:ins>
-      <w:del w:id="190" w:author="Kelsey McCune" w:date="2026-04-08T15:37:00Z" w16du:dateUtc="2026-04-08T20:37:00Z">
+      <w:del w:id="166" w:author="Kelsey McCune" w:date="2026-04-08T15:37:00Z" w16du:dateUtc="2026-04-08T20:37:00Z">
         <w:r>
           <w:rPr>
             <w:sz w:val="22"/>
@@ -3483,7 +3542,7 @@
         </w:rPr>
         <w:t xml:space="preserve"> quantify</w:t>
       </w:r>
-      <w:ins w:id="191" w:author="Kelsey McCune" w:date="2026-04-08T15:37:00Z" w16du:dateUtc="2026-04-08T20:37:00Z">
+      <w:ins w:id="167" w:author="Kelsey McCune" w:date="2026-04-08T15:37:00Z" w16du:dateUtc="2026-04-08T20:37:00Z">
         <w:r>
           <w:rPr>
             <w:sz w:val="22"/>
@@ -3492,7 +3551,7 @@
           <w:t xml:space="preserve"> the probability </w:t>
         </w:r>
       </w:ins>
-      <w:ins w:id="192" w:author="Kelsey McCune" w:date="2026-04-08T15:38:00Z" w16du:dateUtc="2026-04-08T20:38:00Z">
+      <w:ins w:id="168" w:author="Kelsey McCune" w:date="2026-04-08T15:38:00Z" w16du:dateUtc="2026-04-08T20:38:00Z">
         <w:r>
           <w:rPr>
             <w:sz w:val="22"/>
@@ -3508,7 +3567,7 @@
         </w:rPr>
         <w:t xml:space="preserve"> infect</w:t>
       </w:r>
-      <w:ins w:id="193" w:author="Kelsey McCune" w:date="2026-04-08T15:38:00Z" w16du:dateUtc="2026-04-08T20:38:00Z">
+      <w:ins w:id="169" w:author="Kelsey McCune" w:date="2026-04-08T15:38:00Z" w16du:dateUtc="2026-04-08T20:38:00Z">
         <w:r>
           <w:rPr>
             <w:sz w:val="22"/>
@@ -3517,7 +3576,7 @@
           <w:t>ed</w:t>
         </w:r>
       </w:ins>
-      <w:del w:id="194" w:author="Kelsey McCune" w:date="2026-04-08T15:38:00Z" w16du:dateUtc="2026-04-08T20:38:00Z">
+      <w:del w:id="170" w:author="Kelsey McCune" w:date="2026-04-08T15:38:00Z" w16du:dateUtc="2026-04-08T20:38:00Z">
         <w:r>
           <w:rPr>
             <w:sz w:val="22"/>
@@ -3533,7 +3592,7 @@
         </w:rPr>
         <w:t xml:space="preserve"> as a function of site treatment type, species, and </w:t>
       </w:r>
-      <w:del w:id="195" w:author="Kelsey McCune" w:date="2026-04-08T15:39:00Z" w16du:dateUtc="2026-04-08T20:39:00Z">
+      <w:del w:id="171" w:author="Kelsey McCune" w:date="2026-04-08T15:39:00Z" w16du:dateUtc="2026-04-08T20:39:00Z">
         <w:r>
           <w:rPr>
             <w:sz w:val="22"/>
@@ -3542,7 +3601,7 @@
           <w:delText>feeder visitation frequency</w:delText>
         </w:r>
       </w:del>
-      <w:ins w:id="196" w:author="Kelsey McCune" w:date="2026-04-08T15:39:00Z" w16du:dateUtc="2026-04-08T20:39:00Z">
+      <w:ins w:id="172" w:author="Kelsey McCune" w:date="2026-04-08T15:39:00Z" w16du:dateUtc="2026-04-08T20:39:00Z">
         <w:r>
           <w:rPr>
             <w:sz w:val="22"/>
@@ -3558,7 +3617,7 @@
         </w:rPr>
         <w:t xml:space="preserve">. </w:t>
       </w:r>
-      <w:ins w:id="197" w:author="Kelsey McCune" w:date="2026-04-08T15:42:00Z" w16du:dateUtc="2026-04-08T20:42:00Z">
+      <w:ins w:id="173" w:author="Kelsey McCune" w:date="2026-04-08T15:42:00Z" w16du:dateUtc="2026-04-08T20:42:00Z">
         <w:r>
           <w:rPr>
             <w:sz w:val="22"/>
@@ -3567,7 +3626,7 @@
           <w:t xml:space="preserve">The model will also include </w:t>
         </w:r>
       </w:ins>
-      <w:del w:id="198" w:author="Kelsey McCune" w:date="2026-04-08T15:42:00Z" w16du:dateUtc="2026-04-08T20:42:00Z">
+      <w:del w:id="174" w:author="Kelsey McCune" w:date="2026-04-08T15:42:00Z" w16du:dateUtc="2026-04-08T20:42:00Z">
         <w:r>
           <w:rPr>
             <w:sz w:val="22"/>
@@ -3576,7 +3635,7 @@
           <w:delText>Species will be included as a random effect, with site identity and individual bird identity to be considered as random effects as multi-season data accumulate</w:delText>
         </w:r>
       </w:del>
-      <w:ins w:id="199" w:author="Kelsey McCune" w:date="2026-04-08T15:42:00Z" w16du:dateUtc="2026-04-08T20:42:00Z">
+      <w:ins w:id="175" w:author="Kelsey McCune" w:date="2026-04-08T15:42:00Z" w16du:dateUtc="2026-04-08T20:42:00Z">
         <w:r>
           <w:rPr>
             <w:sz w:val="22"/>
@@ -3585,7 +3644,7 @@
           <w:t>a random effect for species to account for</w:t>
         </w:r>
       </w:ins>
-      <w:ins w:id="200" w:author="Kelsey McCune" w:date="2026-04-08T15:43:00Z" w16du:dateUtc="2026-04-08T20:43:00Z">
+      <w:ins w:id="176" w:author="Kelsey McCune" w:date="2026-04-08T15:43:00Z" w16du:dateUtc="2026-04-08T20:43:00Z">
         <w:r>
           <w:rPr>
             <w:sz w:val="22"/>
@@ -3594,7 +3653,7 @@
           <w:t xml:space="preserve"> correlation in the data due to</w:t>
         </w:r>
       </w:ins>
-      <w:ins w:id="201" w:author="Kelsey McCune" w:date="2026-04-08T15:42:00Z" w16du:dateUtc="2026-04-08T20:42:00Z">
+      <w:ins w:id="177" w:author="Kelsey McCune" w:date="2026-04-08T15:42:00Z" w16du:dateUtc="2026-04-08T20:42:00Z">
         <w:r>
           <w:rPr>
             <w:sz w:val="22"/>
@@ -3603,7 +3662,7 @@
           <w:t xml:space="preserve"> species-specific imm</w:t>
         </w:r>
       </w:ins>
-      <w:ins w:id="202" w:author="Kelsey McCune" w:date="2026-04-08T15:43:00Z" w16du:dateUtc="2026-04-08T20:43:00Z">
+      <w:ins w:id="178" w:author="Kelsey McCune" w:date="2026-04-08T15:43:00Z" w16du:dateUtc="2026-04-08T20:43:00Z">
         <w:r>
           <w:rPr>
             <w:sz w:val="22"/>
@@ -3619,7 +3678,7 @@
         </w:rPr>
         <w:t xml:space="preserve">. </w:t>
       </w:r>
-      <w:del w:id="203" w:author="Kelsey McCune" w:date="2026-04-08T15:43:00Z" w16du:dateUtc="2026-04-08T20:43:00Z">
+      <w:del w:id="179" w:author="Kelsey McCune" w:date="2026-04-08T15:43:00Z" w16du:dateUtc="2026-04-08T20:43:00Z">
         <w:r>
           <w:rPr>
             <w:sz w:val="22"/>
@@ -3654,7 +3713,6 @@
     <w:p>
       <w:pPr>
         <w:rPr>
-          <w:ins w:id="204" w:author="Kelsey McCune" w:date="2026-04-08T16:02:00Z" w16du:dateUtc="2026-04-08T21:02:00Z"/>
           <w:sz w:val="22"/>
           <w:szCs w:val="22"/>
         </w:rPr>
@@ -3671,21 +3729,13 @@
     <w:p>
       <w:pPr>
         <w:rPr>
-          <w:sz w:val="22"/>
-          <w:szCs w:val="22"/>
-        </w:rPr>
-      </w:pPr>
-    </w:p>
-    <w:p>
-      <w:pPr>
-        <w:rPr>
-          <w:del w:id="205" w:author="Kelsey McCune" w:date="2026-04-08T16:06:00Z" w16du:dateUtc="2026-04-08T21:06:00Z"/>
-          <w:sz w:val="22"/>
-          <w:szCs w:val="22"/>
-        </w:rPr>
-      </w:pPr>
-      <w:moveFromRangeStart w:id="206" w:author="Kelsey McCune" w:date="2026-04-08T16:03:00Z" w:name="move226556635"/>
-      <w:moveFrom w:id="207" w:author="Kelsey McCune" w:date="2026-04-08T16:03:00Z" w16du:dateUtc="2026-04-08T21:03:00Z">
+          <w:del w:id="180" w:author="Kelsey McCune" w:date="2026-04-08T16:06:00Z" w16du:dateUtc="2026-04-08T21:06:00Z"/>
+          <w:sz w:val="22"/>
+          <w:szCs w:val="22"/>
+        </w:rPr>
+      </w:pPr>
+      <w:moveFromRangeStart w:id="181" w:author="Kelsey McCune" w:date="2026-04-08T16:03:00Z" w:name="move226556635"/>
+      <w:moveFrom w:id="182" w:author="Kelsey McCune" w:date="2026-04-08T16:03:00Z" w16du:dateUtc="2026-04-08T21:03:00Z">
         <w:r>
           <w:rPr>
             <w:sz w:val="22"/>
@@ -3694,7 +3744,7 @@
           <w:t xml:space="preserve">By study completion in 2027, we expect a total dataset of approximately 350 wild bird captures across 15 sites, with associated fecal, blood, viral, morphometric and RFID visitation data collected monthly over three field seasons. </w:t>
         </w:r>
       </w:moveFrom>
-      <w:moveFromRangeEnd w:id="206"/>
+      <w:moveFromRangeEnd w:id="181"/>
       <w:r>
         <w:rPr>
           <w:sz w:val="22"/>
@@ -3702,41 +3752,152 @@
         </w:rPr>
         <w:t>Preliminary results from summer 2024 through early 2026 provide an early basis for interpreting predicted patterns and analytical findings.</w:t>
       </w:r>
-      <w:ins w:id="208" w:author="Kelsey McCune" w:date="2026-04-08T16:04:00Z" w16du:dateUtc="2026-04-08T21:04:00Z">
-        <w:r>
-          <w:rPr>
-            <w:sz w:val="22"/>
-            <w:szCs w:val="22"/>
-          </w:rPr>
-          <w:t xml:space="preserve"> I captured XX birds at XX sites of each </w:t>
-        </w:r>
-        <w:proofErr w:type="spellStart"/>
-        <w:r>
-          <w:rPr>
-            <w:sz w:val="22"/>
-            <w:szCs w:val="22"/>
-          </w:rPr>
-          <w:t>treatement</w:t>
-        </w:r>
-        <w:proofErr w:type="spellEnd"/>
-        <w:r>
-          <w:rPr>
-            <w:sz w:val="22"/>
-            <w:szCs w:val="22"/>
-          </w:rPr>
-          <w:t xml:space="preserve"> type. </w:t>
-        </w:r>
-      </w:ins>
-      <w:ins w:id="209" w:author="Kelsey McCune" w:date="2026-04-08T16:05:00Z" w16du:dateUtc="2026-04-08T21:05:00Z">
-        <w:r>
-          <w:rPr>
-            <w:sz w:val="22"/>
-            <w:szCs w:val="22"/>
-          </w:rPr>
-          <w:t>In addition, I collected XX environmental and chicken fecal samples, resulting in a total of XX samples.</w:t>
-        </w:r>
-      </w:ins>
-      <w:ins w:id="210" w:author="Kelsey McCune" w:date="2026-04-08T16:06:00Z" w16du:dateUtc="2026-04-08T21:06:00Z">
+      <w:ins w:id="183" w:author="Kelsey McCune" w:date="2026-04-08T16:04:00Z" w16du:dateUtc="2026-04-08T21:04:00Z">
+        <w:r>
+          <w:rPr>
+            <w:sz w:val="22"/>
+            <w:szCs w:val="22"/>
+          </w:rPr>
+          <w:t xml:space="preserve"> I captured </w:t>
+        </w:r>
+      </w:ins>
+      <w:r>
+        <w:rPr>
+          <w:sz w:val="22"/>
+          <w:szCs w:val="22"/>
+        </w:rPr>
+        <w:t>269</w:t>
+      </w:r>
+      <w:ins w:id="184" w:author="Kelsey McCune" w:date="2026-04-08T16:04:00Z" w16du:dateUtc="2026-04-08T21:04:00Z">
+        <w:r>
+          <w:rPr>
+            <w:sz w:val="22"/>
+            <w:szCs w:val="22"/>
+          </w:rPr>
+          <w:t xml:space="preserve"> birds at </w:t>
+        </w:r>
+      </w:ins>
+      <w:r>
+        <w:rPr>
+          <w:sz w:val="22"/>
+          <w:szCs w:val="22"/>
+        </w:rPr>
+        <w:t>4</w:t>
+      </w:r>
+      <w:ins w:id="185" w:author="Kelsey McCune" w:date="2026-04-08T16:04:00Z" w16du:dateUtc="2026-04-08T21:04:00Z">
+        <w:r>
+          <w:rPr>
+            <w:sz w:val="22"/>
+            <w:szCs w:val="22"/>
+          </w:rPr>
+          <w:t xml:space="preserve"> sites of each treatement type. </w:t>
+        </w:r>
+      </w:ins>
+      <w:ins w:id="186" w:author="Kelsey McCune" w:date="2026-04-08T16:05:00Z" w16du:dateUtc="2026-04-08T21:05:00Z">
+        <w:r>
+          <w:rPr>
+            <w:sz w:val="22"/>
+            <w:szCs w:val="22"/>
+          </w:rPr>
+          <w:t>In addition, I collected</w:t>
+        </w:r>
+      </w:ins>
+      <w:r>
+        <w:rPr>
+          <w:sz w:val="22"/>
+          <w:szCs w:val="22"/>
+        </w:rPr>
+        <w:t xml:space="preserve"> (32</w:t>
+      </w:r>
+      <w:r>
+        <w:rPr>
+          <w:sz w:val="22"/>
+          <w:szCs w:val="22"/>
+        </w:rPr>
+        <w:t xml:space="preserve"> chicken </w:t>
+      </w:r>
+      <w:r>
+        <w:rPr>
+          <w:sz w:val="22"/>
+          <w:szCs w:val="22"/>
+        </w:rPr>
+        <w:t>+</w:t>
+      </w:r>
+      <w:r>
+        <w:rPr>
+          <w:sz w:val="22"/>
+          <w:szCs w:val="22"/>
+        </w:rPr>
+        <w:t xml:space="preserve"> </w:t>
+      </w:r>
+      <w:r>
+        <w:rPr>
+          <w:sz w:val="22"/>
+          <w:szCs w:val="22"/>
+        </w:rPr>
+        <w:t>40</w:t>
+      </w:r>
+      <w:r>
+        <w:rPr>
+          <w:sz w:val="22"/>
+          <w:szCs w:val="22"/>
+        </w:rPr>
+        <w:t xml:space="preserve"> enviro.</w:t>
+      </w:r>
+      <w:r>
+        <w:rPr>
+          <w:sz w:val="22"/>
+          <w:szCs w:val="22"/>
+        </w:rPr>
+        <w:t>)</w:t>
+      </w:r>
+      <w:ins w:id="187" w:author="Kelsey McCune" w:date="2026-04-08T16:05:00Z" w16du:dateUtc="2026-04-08T21:05:00Z">
+        <w:r>
+          <w:rPr>
+            <w:sz w:val="22"/>
+            <w:szCs w:val="22"/>
+          </w:rPr>
+          <w:t xml:space="preserve"> environmental and chicken fecal samples, resulting in a total of </w:t>
+        </w:r>
+      </w:ins>
+      <w:r>
+        <w:rPr>
+          <w:sz w:val="22"/>
+          <w:szCs w:val="22"/>
+        </w:rPr>
+        <w:t>(</w:t>
+      </w:r>
+      <w:r>
+        <w:rPr>
+          <w:sz w:val="22"/>
+          <w:szCs w:val="22"/>
+        </w:rPr>
+        <w:t>269</w:t>
+      </w:r>
+      <w:r>
+        <w:rPr>
+          <w:sz w:val="22"/>
+          <w:szCs w:val="22"/>
+        </w:rPr>
+        <w:t>+72)</w:t>
+      </w:r>
+      <w:r>
+        <w:rPr>
+          <w:sz w:val="22"/>
+          <w:szCs w:val="22"/>
+        </w:rPr>
+        <w:t>?</w:t>
+      </w:r>
+      <w:ins w:id="188" w:author="Kelsey McCune" w:date="2026-04-08T16:05:00Z" w16du:dateUtc="2026-04-08T21:05:00Z">
+        <w:r>
+          <w:rPr>
+            <w:sz w:val="22"/>
+            <w:szCs w:val="22"/>
+          </w:rPr>
+          <w:t xml:space="preserve"> samples.</w:t>
+        </w:r>
+      </w:ins>
+      <w:ins w:id="189" w:author="Kelsey McCune" w:date="2026-04-08T16:06:00Z" w16du:dateUtc="2026-04-08T21:06:00Z">
         <w:r>
           <w:rPr>
             <w:sz w:val="22"/>
@@ -3745,25 +3906,16 @@
           <w:t xml:space="preserve"> </w:t>
         </w:r>
       </w:ins>
-      <w:proofErr w:type="spellStart"/>
-      <w:ins w:id="211" w:author="Kelsey McCune" w:date="2026-04-08T16:04:00Z" w16du:dateUtc="2026-04-08T21:04:00Z">
-        <w:r>
-          <w:rPr>
-            <w:sz w:val="22"/>
-            <w:szCs w:val="22"/>
-          </w:rPr>
-          <w:t>Preliminary</w:t>
-        </w:r>
-        <w:proofErr w:type="spellEnd"/>
-        <w:r>
-          <w:rPr>
-            <w:sz w:val="22"/>
-            <w:szCs w:val="22"/>
-          </w:rPr>
-          <w:t xml:space="preserve"> culturing resul</w:t>
-        </w:r>
-      </w:ins>
-      <w:ins w:id="212" w:author="Kelsey McCune" w:date="2026-04-08T16:05:00Z" w16du:dateUtc="2026-04-08T21:05:00Z">
+      <w:ins w:id="190" w:author="Kelsey McCune" w:date="2026-04-08T16:04:00Z" w16du:dateUtc="2026-04-08T21:04:00Z">
+        <w:r>
+          <w:rPr>
+            <w:sz w:val="22"/>
+            <w:szCs w:val="22"/>
+          </w:rPr>
+          <w:t>Preliminary culturing resul</w:t>
+        </w:r>
+      </w:ins>
+      <w:ins w:id="191" w:author="Kelsey McCune" w:date="2026-04-08T16:05:00Z" w16du:dateUtc="2026-04-08T21:05:00Z">
         <w:r>
           <w:rPr>
             <w:sz w:val="22"/>
@@ -3788,7 +3940,7 @@
           <w:t>colonies.</w:t>
         </w:r>
       </w:ins>
-      <w:ins w:id="213" w:author="Kelsey McCune" w:date="2026-04-08T16:06:00Z" w16du:dateUtc="2026-04-08T21:06:00Z">
+      <w:ins w:id="192" w:author="Kelsey McCune" w:date="2026-04-08T16:06:00Z" w16du:dateUtc="2026-04-08T21:06:00Z">
         <w:r>
           <w:rPr>
             <w:sz w:val="22"/>
@@ -3801,7 +3953,7 @@
     <w:p>
       <w:pPr>
         <w:rPr>
-          <w:ins w:id="214" w:author="Kelsey McCune" w:date="2026-04-08T16:08:00Z" w16du:dateUtc="2026-04-08T21:08:00Z"/>
+          <w:ins w:id="193" w:author="Kelsey McCune" w:date="2026-04-08T16:08:00Z" w16du:dateUtc="2026-04-08T21:08:00Z"/>
           <w:sz w:val="22"/>
           <w:szCs w:val="22"/>
         </w:rPr>
@@ -3813,7 +3965,7 @@
         </w:rPr>
         <w:t xml:space="preserve">Preliminary </w:t>
       </w:r>
-      <w:ins w:id="215" w:author="Kelsey McCune" w:date="2026-04-08T16:06:00Z" w16du:dateUtc="2026-04-08T21:06:00Z">
+      <w:ins w:id="194" w:author="Kelsey McCune" w:date="2026-04-08T16:06:00Z" w16du:dateUtc="2026-04-08T21:06:00Z">
         <w:r>
           <w:rPr>
             <w:sz w:val="22"/>
@@ -3822,7 +3974,7 @@
           <w:t>analyses</w:t>
         </w:r>
       </w:ins>
-      <w:del w:id="216" w:author="Kelsey McCune" w:date="2026-04-08T16:06:00Z" w16du:dateUtc="2026-04-08T21:06:00Z">
+      <w:del w:id="195" w:author="Kelsey McCune" w:date="2026-04-08T16:06:00Z" w16du:dateUtc="2026-04-08T21:06:00Z">
         <w:r>
           <w:rPr>
             <w:sz w:val="22"/>
@@ -3838,7 +3990,7 @@
         </w:rPr>
         <w:t xml:space="preserve"> show that control sites display significantly higher bacterial infection prevalence in wild birds relative to </w:t>
       </w:r>
-      <w:ins w:id="217" w:author="Kelsey McCune" w:date="2026-04-08T16:06:00Z" w16du:dateUtc="2026-04-08T21:06:00Z">
+      <w:ins w:id="196" w:author="Kelsey McCune" w:date="2026-04-08T16:06:00Z" w16du:dateUtc="2026-04-08T21:06:00Z">
         <w:r>
           <w:rPr>
             <w:sz w:val="22"/>
@@ -3854,7 +4006,7 @@
         </w:rPr>
         <w:t xml:space="preserve">feeder and combined feeder-chicken sites (p = 0.017, p = 0.05). This pattern may imply a nutritional buffering effect, consistent with evidence that supplemental food can improve immune function in wild passerines (Owen et al. 2021). </w:t>
       </w:r>
-      <w:ins w:id="218" w:author="Kelsey McCune" w:date="2026-04-08T16:07:00Z" w16du:dateUtc="2026-04-08T21:07:00Z">
+      <w:ins w:id="197" w:author="Kelsey McCune" w:date="2026-04-08T16:07:00Z" w16du:dateUtc="2026-04-08T21:07:00Z">
         <w:r>
           <w:rPr>
             <w:sz w:val="22"/>
@@ -3863,7 +4015,7 @@
           <w:t xml:space="preserve">However, I am limited in the conclusions I can make from </w:t>
         </w:r>
       </w:ins>
-      <w:ins w:id="219" w:author="Kelsey McCune" w:date="2026-04-08T16:08:00Z" w16du:dateUtc="2026-04-08T21:08:00Z">
+      <w:ins w:id="198" w:author="Kelsey McCune" w:date="2026-04-08T16:08:00Z" w16du:dateUtc="2026-04-08T21:08:00Z">
         <w:r>
           <w:rPr>
             <w:sz w:val="22"/>
@@ -3872,7 +4024,7 @@
           <w:t xml:space="preserve">these </w:t>
         </w:r>
       </w:ins>
-      <w:ins w:id="220" w:author="Kelsey McCune" w:date="2026-04-08T16:07:00Z" w16du:dateUtc="2026-04-08T21:07:00Z">
+      <w:ins w:id="199" w:author="Kelsey McCune" w:date="2026-04-08T16:07:00Z" w16du:dateUtc="2026-04-08T21:07:00Z">
         <w:r>
           <w:rPr>
             <w:sz w:val="22"/>
@@ -3881,7 +4033,7 @@
           <w:t xml:space="preserve">preliminary culturing </w:t>
         </w:r>
       </w:ins>
-      <w:ins w:id="221" w:author="Kelsey McCune" w:date="2026-04-08T16:08:00Z" w16du:dateUtc="2026-04-08T21:08:00Z">
+      <w:ins w:id="200" w:author="Kelsey McCune" w:date="2026-04-08T16:08:00Z" w16du:dateUtc="2026-04-08T21:08:00Z">
         <w:r>
           <w:rPr>
             <w:sz w:val="22"/>
@@ -3890,7 +4042,7 @@
           <w:t xml:space="preserve">methods </w:t>
         </w:r>
       </w:ins>
-      <w:ins w:id="222" w:author="Kelsey McCune" w:date="2026-04-08T16:07:00Z" w16du:dateUtc="2026-04-08T21:07:00Z">
+      <w:ins w:id="201" w:author="Kelsey McCune" w:date="2026-04-08T16:07:00Z" w16du:dateUtc="2026-04-08T21:07:00Z">
         <w:r>
           <w:rPr>
             <w:sz w:val="22"/>
@@ -3899,7 +4051,7 @@
           <w:t xml:space="preserve">because </w:t>
         </w:r>
       </w:ins>
-      <w:ins w:id="223" w:author="Kelsey McCune" w:date="2026-04-08T16:08:00Z" w16du:dateUtc="2026-04-08T21:08:00Z">
+      <w:ins w:id="202" w:author="Kelsey McCune" w:date="2026-04-08T16:08:00Z" w16du:dateUtc="2026-04-08T21:08:00Z">
         <w:r>
           <w:rPr>
             <w:sz w:val="22"/>
@@ -3916,7 +4068,7 @@
           <w:szCs w:val="22"/>
         </w:rPr>
       </w:pPr>
-      <w:del w:id="224" w:author="Kelsey McCune" w:date="2026-04-08T16:08:00Z" w16du:dateUtc="2026-04-08T21:08:00Z">
+      <w:del w:id="203" w:author="Kelsey McCune" w:date="2026-04-08T16:08:00Z" w16du:dateUtc="2026-04-08T21:08:00Z">
         <w:r>
           <w:rPr>
             <w:sz w:val="22"/>
@@ -3925,7 +4077,7 @@
           <w:delText xml:space="preserve">As sampling expands across additional seasons and sites, we expect greater statistical power to interpret whether this pattern holds consistently or rather supports variation in community composition and host condition. </w:delText>
         </w:r>
       </w:del>
-      <w:del w:id="225" w:author="Kelsey McCune" w:date="2026-04-08T16:09:00Z" w16du:dateUtc="2026-04-08T21:09:00Z">
+      <w:del w:id="204" w:author="Kelsey McCune" w:date="2026-04-08T16:09:00Z" w16du:dateUtc="2026-04-08T21:09:00Z">
         <w:r>
           <w:rPr>
             <w:sz w:val="22"/>
@@ -3934,8 +4086,8 @@
           <w:delText>With only two chicken-only and two combined sites currently active, chicken-keeping households remain lacking. Additional replication at these treatment types is a priority for the remaining study period and is expected to clarify the role of poultry as environmental pathogen reservoirs.</w:delText>
         </w:r>
       </w:del>
-      <w:moveToRangeStart w:id="226" w:author="Kelsey McCune" w:date="2026-04-08T16:03:00Z" w:name="move226556635"/>
-      <w:moveTo w:id="227" w:author="Kelsey McCune" w:date="2026-04-08T16:03:00Z" w16du:dateUtc="2026-04-08T21:03:00Z">
+      <w:moveToRangeStart w:id="205" w:author="Kelsey McCune" w:date="2026-04-08T16:03:00Z" w:name="move226556635"/>
+      <w:moveTo w:id="206" w:author="Kelsey McCune" w:date="2026-04-08T16:03:00Z" w16du:dateUtc="2026-04-08T21:03:00Z">
         <w:r>
           <w:rPr>
             <w:sz w:val="22"/>
@@ -3943,23 +4095,48 @@
           </w:rPr>
           <w:t xml:space="preserve">By study completion in 2027, we expect a total dataset of approximately 350 wild bird captures </w:t>
         </w:r>
-        <w:commentRangeStart w:id="228"/>
-        <w:r>
-          <w:rPr>
-            <w:sz w:val="22"/>
-            <w:szCs w:val="22"/>
-          </w:rPr>
-          <w:t xml:space="preserve">across 15 sites, </w:t>
+        <w:commentRangeStart w:id="207"/>
+        <w:r>
+          <w:rPr>
+            <w:sz w:val="22"/>
+            <w:szCs w:val="22"/>
+          </w:rPr>
+          <w:t xml:space="preserve">across </w:t>
         </w:r>
       </w:moveTo>
-      <w:commentRangeEnd w:id="228"/>
+      <w:r>
+        <w:rPr>
+          <w:sz w:val="22"/>
+          <w:szCs w:val="22"/>
+        </w:rPr>
+        <w:t>1</w:t>
+      </w:r>
+      <w:r>
+        <w:rPr>
+          <w:sz w:val="22"/>
+          <w:szCs w:val="22"/>
+        </w:rPr>
+        <w:t>6</w:t>
+      </w:r>
+      <w:moveTo w:id="208" w:author="Kelsey McCune" w:date="2026-04-08T16:03:00Z" w16du:dateUtc="2026-04-08T21:03:00Z">
+        <w:r>
+          <w:rPr>
+            <w:sz w:val="22"/>
+            <w:szCs w:val="22"/>
+          </w:rPr>
+          <w:t xml:space="preserve"> sites, </w:t>
+        </w:r>
+      </w:moveTo>
+      <w:commentRangeEnd w:id="207"/>
       <w:r>
         <w:rPr>
           <w:rStyle w:val="CommentReference"/>
-        </w:rPr>
-        <w:commentReference w:id="228"/>
-      </w:r>
-      <w:moveTo w:id="229" w:author="Kelsey McCune" w:date="2026-04-08T16:03:00Z" w16du:dateUtc="2026-04-08T21:03:00Z">
+          <w:sz w:val="22"/>
+          <w:szCs w:val="22"/>
+        </w:rPr>
+        <w:commentReference w:id="207"/>
+      </w:r>
+      <w:moveTo w:id="209" w:author="Kelsey McCune" w:date="2026-04-08T16:03:00Z" w16du:dateUtc="2026-04-08T21:03:00Z">
         <w:r>
           <w:rPr>
             <w:sz w:val="22"/>
@@ -3968,38 +4145,66 @@
           <w:t>with associated fecal, blood, viral, morphometric and RFID visitation data collected monthly over three field seasons.</w:t>
         </w:r>
       </w:moveTo>
-      <w:moveToRangeEnd w:id="226"/>
-    </w:p>
-    <w:p>
-      <w:pPr>
-        <w:rPr>
-          <w:sz w:val="22"/>
-          <w:szCs w:val="22"/>
-        </w:rPr>
-      </w:pPr>
-    </w:p>
-    <w:p>
-      <w:pPr>
-        <w:rPr>
-          <w:sz w:val="22"/>
-          <w:szCs w:val="22"/>
-        </w:rPr>
-      </w:pPr>
-    </w:p>
-    <w:p>
-      <w:pPr>
-        <w:rPr>
-          <w:sz w:val="22"/>
-          <w:szCs w:val="22"/>
-        </w:rPr>
-      </w:pPr>
-      <w:r>
-        <w:rPr>
-          <w:sz w:val="22"/>
-          <w:szCs w:val="22"/>
+      <w:moveToRangeEnd w:id="205"/>
+    </w:p>
+    <w:p>
+      <w:pPr>
+        <w:rPr>
+          <w:sz w:val="22"/>
+          <w:szCs w:val="22"/>
+        </w:rPr>
+      </w:pPr>
+    </w:p>
+    <w:p>
+      <w:pPr>
+        <w:rPr>
+          <w:sz w:val="22"/>
+          <w:szCs w:val="22"/>
+        </w:rPr>
+      </w:pPr>
+    </w:p>
+    <w:p>
+      <w:pPr>
+        <w:rPr>
+          <w:sz w:val="22"/>
+          <w:szCs w:val="22"/>
+        </w:rPr>
+      </w:pPr>
+      <w:r>
+        <w:rPr>
+          <w:sz w:val="22"/>
+          <w:szCs w:val="22"/>
+          <w:highlight w:val="yellow"/>
+          <w:rPrChange w:id="210" w:author="Alex Fisher" w:date="2026-04-14T20:57:00Z" w16du:dateUtc="2026-04-15T01:57:00Z">
+            <w:rPr>
+              <w:sz w:val="22"/>
+              <w:szCs w:val="22"/>
+            </w:rPr>
+          </w:rPrChange>
         </w:rPr>
         <w:t>Collaborations with Other Organizations:</w:t>
       </w:r>
+      <w:r>
+        <w:rPr>
+          <w:sz w:val="22"/>
+          <w:szCs w:val="22"/>
+        </w:rPr>
+        <w:br/>
+      </w:r>
+      <w:r>
+        <w:rPr>
+          <w:sz w:val="22"/>
+          <w:szCs w:val="22"/>
+        </w:rPr>
+        <w:t>Thompson Bishop Sparks State Diagnostic Laboratory</w:t>
+      </w:r>
+      <w:r>
+        <w:rPr>
+          <w:sz w:val="22"/>
+          <w:szCs w:val="22"/>
+        </w:rPr>
+        <w:t>- Laboratory use for bacterial testing and identification</w:t>
+      </w:r>
     </w:p>
     <w:p>
       <w:pPr>
@@ -4030,6 +4235,13 @@
         </w:rPr>
         <w:t>Sources of Additional Funding (if any):</w:t>
       </w:r>
+      <w:r>
+        <w:rPr>
+          <w:sz w:val="22"/>
+          <w:szCs w:val="22"/>
+        </w:rPr>
+        <w:br/>
+      </w:r>
     </w:p>
     <w:p>
       <w:pPr>
@@ -4049,30 +4261,54 @@
     <w:p>
       <w:pPr>
         <w:rPr>
-          <w:ins w:id="230" w:author="Kelsey McCune" w:date="2026-04-08T11:39:00Z" w16du:dateUtc="2026-04-08T16:39:00Z"/>
-          <w:sz w:val="22"/>
-          <w:szCs w:val="22"/>
-        </w:rPr>
-      </w:pPr>
-      <w:commentRangeStart w:id="231"/>
-      <w:r>
-        <w:rPr>
-          <w:sz w:val="22"/>
-          <w:szCs w:val="22"/>
+          <w:ins w:id="211" w:author="Kelsey McCune" w:date="2026-04-08T11:39:00Z" w16du:dateUtc="2026-04-08T16:39:00Z"/>
+          <w:sz w:val="22"/>
+          <w:szCs w:val="22"/>
+        </w:rPr>
+      </w:pPr>
+      <w:commentRangeStart w:id="212"/>
+      <w:r>
+        <w:rPr>
+          <w:sz w:val="22"/>
+          <w:szCs w:val="22"/>
+          <w:highlight w:val="yellow"/>
+          <w:rPrChange w:id="213" w:author="Alex Fisher" w:date="2026-04-14T20:57:00Z" w16du:dateUtc="2026-04-15T01:57:00Z">
+            <w:rPr>
+              <w:sz w:val="22"/>
+              <w:szCs w:val="22"/>
+            </w:rPr>
+          </w:rPrChange>
         </w:rPr>
         <w:t>Summary of the Impacts of this Study</w:t>
       </w:r>
-      <w:commentRangeEnd w:id="231"/>
+      <w:commentRangeEnd w:id="212"/>
       <w:r>
         <w:rPr>
           <w:rStyle w:val="CommentReference"/>
-        </w:rPr>
-        <w:commentReference w:id="231"/>
-      </w:r>
-      <w:r>
-        <w:rPr>
-          <w:sz w:val="22"/>
-          <w:szCs w:val="22"/>
+          <w:sz w:val="22"/>
+          <w:szCs w:val="22"/>
+          <w:highlight w:val="yellow"/>
+          <w:rPrChange w:id="214" w:author="Alex Fisher" w:date="2026-04-14T20:57:00Z" w16du:dateUtc="2026-04-15T01:57:00Z">
+            <w:rPr>
+              <w:rStyle w:val="CommentReference"/>
+              <w:sz w:val="22"/>
+              <w:szCs w:val="22"/>
+            </w:rPr>
+          </w:rPrChange>
+        </w:rPr>
+        <w:commentReference w:id="212"/>
+      </w:r>
+      <w:r>
+        <w:rPr>
+          <w:sz w:val="22"/>
+          <w:szCs w:val="22"/>
+          <w:highlight w:val="yellow"/>
+          <w:rPrChange w:id="215" w:author="Alex Fisher" w:date="2026-04-14T20:57:00Z" w16du:dateUtc="2026-04-15T01:57:00Z">
+            <w:rPr>
+              <w:sz w:val="22"/>
+              <w:szCs w:val="22"/>
+            </w:rPr>
+          </w:rPrChange>
         </w:rPr>
         <w:t>:</w:t>
       </w:r>
@@ -4081,13 +4317,13 @@
       <w:pPr>
         <w:ind w:firstLine="720"/>
         <w:rPr>
-          <w:moveTo w:id="232" w:author="Kelsey McCune" w:date="2026-04-08T11:39:00Z" w16du:dateUtc="2026-04-08T16:39:00Z"/>
-          <w:sz w:val="22"/>
-          <w:szCs w:val="22"/>
-        </w:rPr>
-      </w:pPr>
-      <w:moveToRangeStart w:id="233" w:author="Kelsey McCune" w:date="2026-04-08T11:39:00Z" w:name="move226540801"/>
-      <w:moveTo w:id="234" w:author="Kelsey McCune" w:date="2026-04-08T11:39:00Z" w16du:dateUtc="2026-04-08T16:39:00Z">
+          <w:moveTo w:id="216" w:author="Kelsey McCune" w:date="2026-04-08T11:39:00Z" w16du:dateUtc="2026-04-08T16:39:00Z"/>
+          <w:sz w:val="22"/>
+          <w:szCs w:val="22"/>
+        </w:rPr>
+      </w:pPr>
+      <w:moveToRangeStart w:id="217" w:author="Kelsey McCune" w:date="2026-04-08T11:39:00Z" w:name="move226540801"/>
+      <w:moveTo w:id="218" w:author="Kelsey McCune" w:date="2026-04-08T11:39:00Z" w16du:dateUtc="2026-04-08T16:39:00Z">
         <w:r>
           <w:rPr>
             <w:sz w:val="22"/>
@@ -4135,58 +4371,64 @@
             <w:sz w:val="22"/>
             <w:szCs w:val="22"/>
           </w:rPr>
-          <w:t xml:space="preserve"> Households with children may additionally benefit from the educational value of these activities by incorporating an early interest in wildlife, ecology, and sustainable food production. Engagement with backyard wildlife activities may also go beyond personal satisfaction to encourage broader conservation behaviors. Research has shown that people who feed and observe birds are more likely to engage in pro-conservation actions such as habitat stewardship, conservation donations, and advocacy for wildlife-friendly policies, suggesting that these activities may provide a link to broader environmental stewardship (Dayer et al. 2019; Pocock et al. 2023; Barbett et al. 2020). Understanding the conservation attitudes of participants in these backyard activities will be valuable for finding opportunities to promote evidence-based biosecurity guidelines to the public. The psychological and conservation benefits of backyard wildlife activities are important factors that must be weighed parallel to any relevant risks to health, wildlife, and environment when discussing activities such as bird feeding and small-scale poultry. </w:t>
+          <w:t xml:space="preserve"> Households with children may additionally benefit from the educational value of these activities by incorporating an early interest in wildlife, ecology, and sustainable food production. Engagement with backyard wildlife activities may also go beyond personal satisfaction to encourage broader conservation behaviors. Research has shown that people who feed and observe birds are more likely to engage in pro-conservation actions such as habitat stewardship, conservation donations, and advocacy for wildlife-friendly policies, suggesting that these activities may provide a link to broader environmental stewardship (Dayer et al. 2019; Pocock et al. 2023; Barbett et al. 2020). Understanding the conservation attitudes of participants in these backyard activities will be valuable for finding opportunities to promote evidence-based biosecurity guidelines to the public. The psychological and conservation benefits of backyard wildlife activities are important factors </w:t>
+        </w:r>
+        <w:r>
+          <w:rPr>
+            <w:sz w:val="22"/>
+            <w:szCs w:val="22"/>
+          </w:rPr>
+          <w:lastRenderedPageBreak/>
+          <w:t xml:space="preserve">that must be weighed parallel to any relevant risks to health, wildlife, and environment when discussing activities such as bird feeding and small-scale poultry. </w:t>
         </w:r>
       </w:moveTo>
     </w:p>
-    <w:moveToRangeEnd w:id="233"/>
-    <w:p>
-      <w:pPr>
-        <w:rPr>
-          <w:ins w:id="235" w:author="Kelsey McCune" w:date="2026-04-08T11:44:00Z" w16du:dateUtc="2026-04-08T16:44:00Z"/>
-          <w:sz w:val="22"/>
-          <w:szCs w:val="22"/>
-        </w:rPr>
-      </w:pPr>
-    </w:p>
-    <w:p>
-      <w:pPr>
-        <w:rPr>
-          <w:sz w:val="22"/>
-          <w:szCs w:val="22"/>
-        </w:rPr>
-      </w:pPr>
-      <w:moveToRangeStart w:id="236" w:author="Kelsey McCune" w:date="2026-04-08T11:44:00Z" w:name="move226541072"/>
-      <w:moveTo w:id="237" w:author="Kelsey McCune" w:date="2026-04-08T11:44:00Z" w16du:dateUtc="2026-04-08T16:44:00Z">
-        <w:r>
-          <w:rPr>
-            <w:sz w:val="22"/>
-            <w:szCs w:val="22"/>
-          </w:rPr>
-          <w:lastRenderedPageBreak/>
+    <w:moveToRangeEnd w:id="217"/>
+    <w:p>
+      <w:pPr>
+        <w:rPr>
+          <w:ins w:id="219" w:author="Kelsey McCune" w:date="2026-04-08T11:44:00Z" w16du:dateUtc="2026-04-08T16:44:00Z"/>
+          <w:sz w:val="22"/>
+          <w:szCs w:val="22"/>
+        </w:rPr>
+      </w:pPr>
+    </w:p>
+    <w:p>
+      <w:pPr>
+        <w:rPr>
+          <w:sz w:val="22"/>
+          <w:szCs w:val="22"/>
+        </w:rPr>
+      </w:pPr>
+      <w:moveToRangeStart w:id="220" w:author="Kelsey McCune" w:date="2026-04-08T11:44:00Z" w:name="move226541072"/>
+      <w:moveTo w:id="221" w:author="Kelsey McCune" w:date="2026-04-08T11:44:00Z" w16du:dateUtc="2026-04-08T16:44:00Z">
+        <w:r>
+          <w:rPr>
+            <w:sz w:val="22"/>
+            <w:szCs w:val="22"/>
+          </w:rPr>
           <w:t>The degree to which participants in these activities perceive disease risks, engage in biosecurity practices such as feeder cleaning and personal hygiene, and are willing to modify their behaviors in response to evidence-based recommendations remains poorly characterized, particularly in the southeastern United States where both activities are prevalent.</w:t>
         </w:r>
       </w:moveTo>
-      <w:moveToRangeEnd w:id="236"/>
-    </w:p>
-    <w:p>
-      <w:pPr>
-        <w:rPr>
-          <w:ins w:id="238" w:author="Kelsey McCune" w:date="2026-04-08T15:30:00Z" w16du:dateUtc="2026-04-08T20:30:00Z"/>
-          <w:sz w:val="22"/>
-          <w:szCs w:val="22"/>
-        </w:rPr>
-      </w:pPr>
-    </w:p>
-    <w:p>
-      <w:pPr>
-        <w:rPr>
-          <w:ins w:id="239" w:author="Kelsey McCune" w:date="2026-04-08T15:30:00Z" w16du:dateUtc="2026-04-08T20:30:00Z"/>
-          <w:sz w:val="22"/>
-          <w:szCs w:val="22"/>
-        </w:rPr>
-      </w:pPr>
-      <w:ins w:id="240" w:author="Kelsey McCune" w:date="2026-04-08T15:30:00Z" w16du:dateUtc="2026-04-08T20:30:00Z">
+      <w:moveToRangeEnd w:id="220"/>
+    </w:p>
+    <w:p>
+      <w:pPr>
+        <w:rPr>
+          <w:ins w:id="222" w:author="Kelsey McCune" w:date="2026-04-08T15:30:00Z" w16du:dateUtc="2026-04-08T20:30:00Z"/>
+          <w:sz w:val="22"/>
+          <w:szCs w:val="22"/>
+        </w:rPr>
+      </w:pPr>
+    </w:p>
+    <w:p>
+      <w:pPr>
+        <w:rPr>
+          <w:sz w:val="22"/>
+          <w:szCs w:val="22"/>
+        </w:rPr>
+      </w:pPr>
+      <w:ins w:id="223" w:author="Kelsey McCune" w:date="2026-04-08T15:30:00Z" w16du:dateUtc="2026-04-08T20:30:00Z">
         <w:r>
           <w:rPr>
             <w:sz w:val="22"/>
@@ -4234,57 +4476,702 @@
             <w:sz w:val="22"/>
             <w:szCs w:val="22"/>
           </w:rPr>
-          <w:t xml:space="preserve"> is among the highest of any region in the country, with the East </w:t>
-        </w:r>
-        <w:proofErr w:type="gramStart"/>
-        <w:r>
-          <w:rPr>
-            <w:sz w:val="22"/>
-            <w:szCs w:val="22"/>
-          </w:rPr>
-          <w:t>South Central</w:t>
-        </w:r>
-        <w:proofErr w:type="gramEnd"/>
-        <w:r>
-          <w:rPr>
-            <w:sz w:val="22"/>
-            <w:szCs w:val="22"/>
-          </w:rPr>
-          <w:t xml:space="preserve"> states reporting the highest residential wildlife watching rates nationally (USFWS 2022).</w:t>
-        </w:r>
-      </w:ins>
-    </w:p>
-    <w:p>
-      <w:pPr>
-        <w:rPr>
-          <w:sz w:val="22"/>
-          <w:szCs w:val="22"/>
-        </w:rPr>
-      </w:pPr>
-    </w:p>
-    <w:p>
-      <w:pPr>
-        <w:rPr>
-          <w:sz w:val="22"/>
-          <w:szCs w:val="22"/>
-        </w:rPr>
-      </w:pPr>
-      <w:r>
-        <w:rPr>
-          <w:sz w:val="22"/>
-          <w:szCs w:val="22"/>
+          <w:t xml:space="preserve"> is among the highest of any region in the country, with the East South Central states reporting the highest residential wildlife watching rates nationally (USFWS 2022).</w:t>
+        </w:r>
+      </w:ins>
+    </w:p>
+    <w:p>
+      <w:pPr>
+        <w:rPr>
+          <w:ins w:id="224" w:author="Kelsey McCune" w:date="2026-04-08T15:30:00Z" w16du:dateUtc="2026-04-08T20:30:00Z"/>
+          <w:sz w:val="22"/>
+          <w:szCs w:val="22"/>
+        </w:rPr>
+      </w:pPr>
+    </w:p>
+    <w:p>
+      <w:pPr>
+        <w:rPr>
+          <w:sz w:val="22"/>
+          <w:szCs w:val="22"/>
+        </w:rPr>
+      </w:pPr>
+    </w:p>
+    <w:p>
+      <w:pPr>
+        <w:rPr>
+          <w:sz w:val="22"/>
+          <w:szCs w:val="22"/>
+        </w:rPr>
+      </w:pPr>
+      <w:r>
+        <w:rPr>
+          <w:sz w:val="22"/>
+          <w:szCs w:val="22"/>
+          <w:highlight w:val="yellow"/>
         </w:rPr>
         <w:t>References:</w:t>
       </w:r>
     </w:p>
     <w:p>
       <w:pPr>
-        <w:pStyle w:val="Bibliography"/>
-        <w:rPr>
-          <w:sz w:val="22"/>
-          <w:szCs w:val="22"/>
-        </w:rPr>
-      </w:pPr>
+        <w:ind w:hanging="480"/>
+      </w:pPr>
+      <w:r>
+        <w:t xml:space="preserve">Alders, R. G., and R. A. E. Pym. “Village Poultry: Still Important to Millions, Eight Thousand Years after Domestication.” </w:t>
+      </w:r>
+      <w:r>
+        <w:rPr>
+          <w:i/>
+          <w:iCs/>
+        </w:rPr>
+        <w:t>World’s Poultry Science Journal</w:t>
+      </w:r>
+      <w:r>
+        <w:t xml:space="preserve"> 65, no. 2 (2009): 181–90. </w:t>
+      </w:r>
+      <w:hyperlink r:id="rId13" w:history="1">
+        <w:r>
+          <w:rPr>
+            <w:rStyle w:val="Hyperlink"/>
+          </w:rPr>
+          <w:t>https://doi.org/10.1017/S0043933909000117</w:t>
+        </w:r>
+      </w:hyperlink>
+      <w:r>
+        <w:t>.</w:t>
+      </w:r>
+    </w:p>
+    <w:p>
+      <w:pPr>
+        <w:ind w:hanging="480"/>
+      </w:pPr>
+      <w:r>
+        <w:t xml:space="preserve">Barbett, Lea, Edward Stupple, Michael Sweet, Malcolm Schofield, and Miles Richardson. “Measuring Actions for Nature—Development and Validation of a Pro-Nature Conservation Behaviour Scale.” </w:t>
+      </w:r>
+      <w:r>
+        <w:rPr>
+          <w:i/>
+          <w:iCs/>
+        </w:rPr>
+        <w:t>Sustainability</w:t>
+      </w:r>
+      <w:r>
+        <w:t xml:space="preserve"> 12, no. 12 (2020): 4885. </w:t>
+      </w:r>
+      <w:hyperlink r:id="rId14" w:history="1">
+        <w:r>
+          <w:rPr>
+            <w:rStyle w:val="Hyperlink"/>
+          </w:rPr>
+          <w:t>https://doi.org/10.3390/su12124885</w:t>
+        </w:r>
+      </w:hyperlink>
+      <w:r>
+        <w:t>.</w:t>
+      </w:r>
+    </w:p>
+    <w:p>
+      <w:pPr>
+        <w:ind w:hanging="480"/>
+      </w:pPr>
+      <w:r>
+        <w:t xml:space="preserve">Becker, Daniel J., and Richard J. Hall. “Too Much of a Good Thing: Resource Provisioning Alters Infectious Disease Dynamics in Wildlife.” </w:t>
+      </w:r>
+      <w:r>
+        <w:rPr>
+          <w:i/>
+          <w:iCs/>
+        </w:rPr>
+        <w:t>Biology Letters</w:t>
+      </w:r>
+      <w:r>
+        <w:t xml:space="preserve"> 10, no. 7 (2014): 20140309. </w:t>
+      </w:r>
+      <w:hyperlink r:id="rId15" w:history="1">
+        <w:r>
+          <w:rPr>
+            <w:rStyle w:val="Hyperlink"/>
+          </w:rPr>
+          <w:t>https://doi.org/10.1098/rsbl.2014.0309</w:t>
+        </w:r>
+      </w:hyperlink>
+      <w:r>
+        <w:t>.</w:t>
+      </w:r>
+    </w:p>
+    <w:p>
+      <w:pPr>
+        <w:ind w:hanging="480"/>
+      </w:pPr>
+      <w:r>
+        <w:t xml:space="preserve">Bradley, Catherine A., and Sonia Altizer. “Urbanization and the Ecology of Wildlife Diseases.” </w:t>
+      </w:r>
+      <w:r>
+        <w:rPr>
+          <w:i/>
+          <w:iCs/>
+        </w:rPr>
+        <w:t>Trends in Ecology &amp; Evolution</w:t>
+      </w:r>
+      <w:r>
+        <w:t xml:space="preserve"> 22, no. 2 (2007): 95–102. </w:t>
+      </w:r>
+      <w:hyperlink r:id="rId16" w:history="1">
+        <w:r>
+          <w:rPr>
+            <w:rStyle w:val="Hyperlink"/>
+          </w:rPr>
+          <w:t>https://doi.org/10.1016/j.tree.2006.11.001</w:t>
+        </w:r>
+      </w:hyperlink>
+      <w:r>
+        <w:t>.</w:t>
+      </w:r>
+    </w:p>
+    <w:p>
+      <w:pPr>
+        <w:ind w:hanging="480"/>
+      </w:pPr>
+      <w:r>
+        <w:t xml:space="preserve">Centers for Disease Control and Prevention. 2021. 2021 </w:t>
+      </w:r>
+      <w:r>
+        <w:rPr>
+          <w:rStyle w:val="Emphasis"/>
+        </w:rPr>
+        <w:t>Salmonella</w:t>
+      </w:r>
+      <w:r>
+        <w:t xml:space="preserve"> outbreak linked to wild songbirds — investigation details. CDC Archive, 23 August 2021. </w:t>
+      </w:r>
+      <w:hyperlink r:id="rId17" w:history="1">
+        <w:r>
+          <w:rPr>
+            <w:rStyle w:val="Hyperlink"/>
+          </w:rPr>
+          <w:t>www.</w:t>
+        </w:r>
+        <w:r>
+          <w:rPr>
+            <w:rStyle w:val="Hyperlink"/>
+          </w:rPr>
+          <w:t>archive.cdc.gov/www_cdc_gov/salmonella/typhimurium-04-21/details.html</w:t>
+        </w:r>
+      </w:hyperlink>
+      <w:r>
+        <w:t>.</w:t>
+      </w:r>
+      <w:r>
+        <w:t xml:space="preserve"> </w:t>
+      </w:r>
+    </w:p>
+    <w:p>
+      <w:pPr>
+        <w:ind w:hanging="480"/>
+      </w:pPr>
+      <w:r>
+        <w:t xml:space="preserve">Centers for Disease Control and Prevention. 2025. Salmonella outbreaks linked to backyard poultry. CDC, 29 September 2025. </w:t>
+      </w:r>
+      <w:hyperlink r:id="rId18" w:history="1">
+        <w:r>
+          <w:rPr>
+            <w:rStyle w:val="Hyperlink"/>
+          </w:rPr>
+          <w:t>www.cdc.gov/salmonella/outbreaks/mbandaka-05-01/index.html</w:t>
+        </w:r>
+      </w:hyperlink>
+      <w:r>
+        <w:t>.</w:t>
+      </w:r>
+    </w:p>
+    <w:p>
+      <w:pPr>
+        <w:ind w:hanging="480"/>
+      </w:pPr>
+      <w:r>
+        <w:t xml:space="preserve">Cox, Daniel T. C., and Kevin J. Gaston. “Urban Bird Feeding: Connecting People with Nature.” </w:t>
+      </w:r>
+      <w:r>
+        <w:rPr>
+          <w:i/>
+          <w:iCs/>
+        </w:rPr>
+        <w:t>PLOS ONE</w:t>
+      </w:r>
+      <w:r>
+        <w:t xml:space="preserve"> 11, no. 7 (2016): e0158717. </w:t>
+      </w:r>
+      <w:hyperlink r:id="rId19" w:history="1">
+        <w:r>
+          <w:rPr>
+            <w:rStyle w:val="Hyperlink"/>
+          </w:rPr>
+          <w:t>https://doi.org/10.1371/journal.pone.0158717</w:t>
+        </w:r>
+      </w:hyperlink>
+      <w:r>
+        <w:t>.</w:t>
+      </w:r>
+    </w:p>
+    <w:p>
+      <w:pPr>
+        <w:ind w:hanging="480"/>
+      </w:pPr>
+      <w:r>
+        <w:t xml:space="preserve">Dayer, Ashley A., Connor Rosenblatt, David N. Bonter, et al. “Observations at Backyard Bird Feeders Influence the Emotions and Actions of People That Feed Birds.” </w:t>
+      </w:r>
+      <w:r>
+        <w:rPr>
+          <w:i/>
+          <w:iCs/>
+        </w:rPr>
+        <w:t>People and Nature</w:t>
+      </w:r>
+      <w:r>
+        <w:t xml:space="preserve"> 1, no. 2 (2019): 138–51. </w:t>
+      </w:r>
+      <w:hyperlink r:id="rId20" w:history="1">
+        <w:r>
+          <w:rPr>
+            <w:rStyle w:val="Hyperlink"/>
+          </w:rPr>
+          <w:t>https://doi.org/10.1002/pan3.17</w:t>
+        </w:r>
+      </w:hyperlink>
+      <w:r>
+        <w:t>.</w:t>
+      </w:r>
+    </w:p>
+    <w:p>
+      <w:pPr>
+        <w:ind w:hanging="480"/>
+      </w:pPr>
+      <w:r>
+        <w:t xml:space="preserve">Hall, Aron J., and Emi K. Saito. “AVIAN WILDLIFE MORTALITY EVENTS DUE TO SALMONELLOSIS IN THE UNITED STATES, 1985–2004.” </w:t>
+      </w:r>
+      <w:r>
+        <w:rPr>
+          <w:i/>
+          <w:iCs/>
+        </w:rPr>
+        <w:t>Journal of Wildlife Diseases</w:t>
+      </w:r>
+      <w:r>
+        <w:t xml:space="preserve"> 44, no. 3 (2008): 585–93. </w:t>
+      </w:r>
+      <w:hyperlink r:id="rId21" w:history="1">
+        <w:r>
+          <w:rPr>
+            <w:rStyle w:val="Hyperlink"/>
+          </w:rPr>
+          <w:t>https://doi.org/10.7589/0090-3558-44.3.585</w:t>
+        </w:r>
+      </w:hyperlink>
+      <w:r>
+        <w:t>.</w:t>
+      </w:r>
+    </w:p>
+    <w:p>
+      <w:pPr>
+        <w:ind w:hanging="480"/>
+      </w:pPr>
+      <w:r>
+        <w:t xml:space="preserve">Van De Vuurst, Paige, and Luis E. Escobar. “Climate Change and Infectious Disease: A Review of Evidence and Research Trends.” </w:t>
+      </w:r>
+      <w:r>
+        <w:rPr>
+          <w:i/>
+          <w:iCs/>
+        </w:rPr>
+        <w:t>Infectious Diseases of Poverty</w:t>
+      </w:r>
+      <w:r>
+        <w:t xml:space="preserve"> 12, no. 1 (2023): 51. </w:t>
+      </w:r>
+      <w:hyperlink r:id="rId22" w:history="1">
+        <w:r>
+          <w:rPr>
+            <w:rStyle w:val="Hyperlink"/>
+          </w:rPr>
+          <w:t>https://doi.org/10.1186/s40249-023-01102-2</w:t>
+        </w:r>
+      </w:hyperlink>
+      <w:r>
+        <w:t>.</w:t>
+      </w:r>
+    </w:p>
+    <w:p>
+      <w:pPr>
+        <w:ind w:hanging="480"/>
+      </w:pPr>
+      <w:r>
+        <w:t xml:space="preserve">Hassell, James M., Michael Begon, Melissa J. Ward, and Eric M. Fèvre. “Urbanization and Disease Emergence: Dynamics at the Wildlife–Livestock–Human Interface.” </w:t>
+      </w:r>
+      <w:r>
+        <w:rPr>
+          <w:i/>
+          <w:iCs/>
+        </w:rPr>
+        <w:t>Trends in Ecology &amp; Evolution</w:t>
+      </w:r>
+      <w:r>
+        <w:t xml:space="preserve"> 32, no. 1 (2017): 55–67. </w:t>
+      </w:r>
+      <w:hyperlink r:id="rId23" w:history="1">
+        <w:r>
+          <w:rPr>
+            <w:rStyle w:val="Hyperlink"/>
+          </w:rPr>
+          <w:t>https://doi.org/10.1016/j.tree.2016.09.012</w:t>
+        </w:r>
+      </w:hyperlink>
+      <w:r>
+        <w:t>.</w:t>
+      </w:r>
+    </w:p>
+    <w:p>
+      <w:pPr>
+        <w:ind w:hanging="480"/>
+      </w:pPr>
+      <w:r>
+        <w:t xml:space="preserve">Jones, Kate E., Nikkita G. Patel, Marc A. Levy, et al. “Global Trends in Emerging Infectious Diseases.” </w:t>
+      </w:r>
+      <w:r>
+        <w:rPr>
+          <w:i/>
+          <w:iCs/>
+        </w:rPr>
+        <w:t>Nature</w:t>
+      </w:r>
+      <w:r>
+        <w:t xml:space="preserve"> 451, no. 7181 (2008): 990–93. </w:t>
+      </w:r>
+      <w:hyperlink r:id="rId24" w:history="1">
+        <w:r>
+          <w:rPr>
+            <w:rStyle w:val="Hyperlink"/>
+          </w:rPr>
+          <w:t>https://doi.org/10.1038/nature06536</w:t>
+        </w:r>
+      </w:hyperlink>
+      <w:r>
+        <w:t>.</w:t>
+      </w:r>
+    </w:p>
+    <w:p>
+      <w:pPr>
+        <w:ind w:hanging="480"/>
+      </w:pPr>
+      <w:r>
+        <w:t xml:space="preserve">Kilpatrick, A. Marm, and Sarah S. Wheeler. “Impact of West Nile Virus on Bird Populations: Limited Lasting Effects, Evidence for Recovery, and Gaps in Our Understanding of Impacts on Ecosystems.” </w:t>
+      </w:r>
+      <w:r>
+        <w:rPr>
+          <w:i/>
+          <w:iCs/>
+        </w:rPr>
+        <w:t>Journal of Medical Entomology</w:t>
+      </w:r>
+      <w:r>
+        <w:t xml:space="preserve"> 56, no. 6 (2019): 1491–97. </w:t>
+      </w:r>
+      <w:hyperlink r:id="rId25" w:history="1">
+        <w:r>
+          <w:rPr>
+            <w:rStyle w:val="Hyperlink"/>
+          </w:rPr>
+          <w:t>https://doi.org/10.1093/jme/tjz149</w:t>
+        </w:r>
+      </w:hyperlink>
+      <w:r>
+        <w:t>.</w:t>
+      </w:r>
+    </w:p>
+    <w:p>
+      <w:pPr>
+        <w:ind w:hanging="480"/>
+      </w:pPr>
+      <w:r>
+        <w:t xml:space="preserve">Kyle, Carol, and Lee-Ann Sutherland. </w:t>
+      </w:r>
+      <w:r>
+        <w:rPr>
+          <w:i/>
+          <w:iCs/>
+        </w:rPr>
+        <w:t>Understanding Backyard Poultry Keepers and Their Attitudes to Biosecurity</w:t>
+      </w:r>
+      <w:r>
+        <w:t>. n.d.</w:t>
+      </w:r>
+    </w:p>
+    <w:p>
+      <w:pPr>
+        <w:ind w:hanging="480"/>
+      </w:pPr>
+      <w:r>
+        <w:lastRenderedPageBreak/>
+        <w:t xml:space="preserve">Larsen, Katalin M., Melissa DeCicco, Katherine Hood, and Andrea J. Etter. “Salmonella Enterica Frequency in Backyard Chickens in Vermont and Biosecurity Knowledge and Practices of Owners.” </w:t>
+      </w:r>
+      <w:r>
+        <w:rPr>
+          <w:i/>
+          <w:iCs/>
+        </w:rPr>
+        <w:t>Frontiers in Veterinary Science</w:t>
+      </w:r>
+      <w:r>
+        <w:t xml:space="preserve"> 9 (September 2022): 979548. </w:t>
+      </w:r>
+      <w:hyperlink r:id="rId26" w:history="1">
+        <w:r>
+          <w:rPr>
+            <w:rStyle w:val="Hyperlink"/>
+          </w:rPr>
+          <w:t>https://doi.org/10.3389/fvets.2022.979548</w:t>
+        </w:r>
+      </w:hyperlink>
+      <w:r>
+        <w:t>.</w:t>
+      </w:r>
+    </w:p>
+    <w:p>
+      <w:pPr>
+        <w:ind w:hanging="480"/>
+      </w:pPr>
+      <w:r>
+        <w:t xml:space="preserve">Lees, Alexander C., Lucy Haskell, Tris Allinson, et al. “State of the World’s Birds.” </w:t>
+      </w:r>
+      <w:r>
+        <w:rPr>
+          <w:i/>
+          <w:iCs/>
+        </w:rPr>
+        <w:t>Annual Review of Environment and Resources</w:t>
+      </w:r>
+      <w:r>
+        <w:t xml:space="preserve"> 47, no. 1 (2022): 231–60. </w:t>
+      </w:r>
+      <w:hyperlink r:id="rId27" w:history="1">
+        <w:r>
+          <w:rPr>
+            <w:rStyle w:val="Hyperlink"/>
+          </w:rPr>
+          <w:t>https://doi.org/10.1146/annurev-environ-112420-014642</w:t>
+        </w:r>
+      </w:hyperlink>
+      <w:r>
+        <w:t>.</w:t>
+      </w:r>
+    </w:p>
+    <w:p>
+      <w:pPr>
+        <w:ind w:hanging="480"/>
+      </w:pPr>
+      <w:r>
+        <w:t xml:space="preserve">Murray, Maureen H., and Sonia M. Hernandez. “Land Use Change and Avian Disease Dynamics.” In </w:t>
+      </w:r>
+      <w:r>
+        <w:rPr>
+          <w:i/>
+          <w:iCs/>
+        </w:rPr>
+        <w:t>Infectious Disease Ecology of Wild Birds</w:t>
+      </w:r>
+      <w:r>
+        <w:t xml:space="preserve">, 1st ed., edited by Jennifer C. Owen, Dana M. Hawley, and Kathryn P. Huyvaert. Oxford University PressOxford, 2021. </w:t>
+      </w:r>
+      <w:hyperlink r:id="rId28" w:history="1">
+        <w:r>
+          <w:rPr>
+            <w:rStyle w:val="Hyperlink"/>
+          </w:rPr>
+          <w:t>https://doi.org/10.1093/oso/9780198746249.003.0009</w:t>
+        </w:r>
+      </w:hyperlink>
+      <w:r>
+        <w:t>.</w:t>
+      </w:r>
+    </w:p>
+    <w:p>
+      <w:pPr>
+        <w:ind w:hanging="480"/>
+      </w:pPr>
+      <w:r>
+        <w:t xml:space="preserve">Nicholson, Chrislyn Wood, Enzo R. Campagnolo, Sameh W. Boktor, and Christina L. Butler. “Zoonotic Disease Awareness Survey of Backyard Poultry and Swine Owners in Southcentral Pennsylvania.” </w:t>
+      </w:r>
+      <w:r>
+        <w:rPr>
+          <w:i/>
+          <w:iCs/>
+        </w:rPr>
+        <w:t>Zoonoses and Public Health</w:t>
+      </w:r>
+      <w:r>
+        <w:t xml:space="preserve"> 67, no. 3 (2020): 280–90. </w:t>
+      </w:r>
+      <w:hyperlink r:id="rId29" w:history="1">
+        <w:r>
+          <w:rPr>
+            <w:rStyle w:val="Hyperlink"/>
+          </w:rPr>
+          <w:t>https://doi.org/10.1111/zph.12686</w:t>
+        </w:r>
+      </w:hyperlink>
+      <w:r>
+        <w:t>.</w:t>
+      </w:r>
+    </w:p>
+    <w:p>
+      <w:pPr>
+        <w:ind w:hanging="480"/>
+      </w:pPr>
+      <w:r>
+        <w:t xml:space="preserve">Owen, J. C., H. R. Landwerlen, A. P. Dupuis, et al. “Reservoir Hosts Experiencing Food Stress Alter Transmission Dynamics for a Zoonotic Pathogen.” </w:t>
+      </w:r>
+      <w:r>
+        <w:rPr>
+          <w:i/>
+          <w:iCs/>
+        </w:rPr>
+        <w:t>Proceedings of the Royal Society B: Biological Sciences</w:t>
+      </w:r>
+      <w:r>
+        <w:t xml:space="preserve"> 288, no. 1956 (2021): 20210881. </w:t>
+      </w:r>
+      <w:hyperlink r:id="rId30" w:history="1">
+        <w:r>
+          <w:rPr>
+            <w:rStyle w:val="Hyperlink"/>
+          </w:rPr>
+          <w:t>https://doi.org/10.1098/rspb.2021.0881</w:t>
+        </w:r>
+      </w:hyperlink>
+      <w:r>
+        <w:t>.</w:t>
+      </w:r>
+    </w:p>
+    <w:p>
+      <w:pPr>
+        <w:ind w:hanging="480"/>
+      </w:pPr>
+      <w:r>
+        <w:t xml:space="preserve">Patel, Kane, G. Sean Stapleton, Rosalie T. Trevejo, et al. “Human Salmonellosis Outbreak Linked to </w:t>
+      </w:r>
+      <w:r>
+        <w:rPr>
+          <w:i/>
+          <w:iCs/>
+        </w:rPr>
+        <w:t>Salmonella</w:t>
+      </w:r>
+      <w:r>
+        <w:t xml:space="preserve"> Typhimurium Epidemic in Wild Songbirds, United States, 2020–2021.” </w:t>
+      </w:r>
+      <w:r>
+        <w:rPr>
+          <w:i/>
+          <w:iCs/>
+        </w:rPr>
+        <w:t>Emerging Infectious Diseases</w:t>
+      </w:r>
+      <w:r>
+        <w:t xml:space="preserve"> 29, no. 11 (2023). </w:t>
+      </w:r>
+      <w:hyperlink r:id="rId31" w:history="1">
+        <w:r>
+          <w:rPr>
+            <w:rStyle w:val="Hyperlink"/>
+          </w:rPr>
+          <w:t>https://doi.org/10.3201/eid2911.230332</w:t>
+        </w:r>
+      </w:hyperlink>
+      <w:r>
+        <w:t>.</w:t>
+      </w:r>
+    </w:p>
+    <w:p>
+      <w:pPr>
+        <w:ind w:hanging="480"/>
+      </w:pPr>
+      <w:r>
+        <w:t xml:space="preserve">Pocock, Michael J. O., Iain Hamlin, Jennifer Christelow, Holli‐Anne Passmore, and Miles Richardson. “The Benefits of Citizen Science and Nature‐noticing Activities for Well‐being, Nature Connectedness and Pro‐nature Conservation Behaviours.” </w:t>
+      </w:r>
+      <w:r>
+        <w:rPr>
+          <w:i/>
+          <w:iCs/>
+        </w:rPr>
+        <w:t>People and Nature</w:t>
+      </w:r>
+      <w:r>
+        <w:t xml:space="preserve"> 5, no. 2 (2023): 591–606. </w:t>
+      </w:r>
+      <w:hyperlink r:id="rId32" w:history="1">
+        <w:r>
+          <w:rPr>
+            <w:rStyle w:val="Hyperlink"/>
+          </w:rPr>
+          <w:t>https://doi.org/10.1002/pan3.10432</w:t>
+        </w:r>
+      </w:hyperlink>
+      <w:r>
+        <w:t>.</w:t>
+      </w:r>
+    </w:p>
+    <w:p>
+      <w:pPr>
+        <w:ind w:hanging="480"/>
+      </w:pPr>
+      <w:r>
+        <w:t>R Core Team. 2024. R: a language and environment for statistical computing. R Foundation for Statistical Computing, Vienna, Austria.</w:t>
+      </w:r>
+    </w:p>
+    <w:p>
+      <w:pPr>
+        <w:ind w:hanging="480"/>
+      </w:pPr>
+      <w:r>
+        <w:t xml:space="preserve">Sekercioglu, C. “Increasing Awareness of Avian Ecological Function.” </w:t>
+      </w:r>
+      <w:r>
+        <w:rPr>
+          <w:i/>
+          <w:iCs/>
+        </w:rPr>
+        <w:t>Trends in Ecology &amp; Evolution</w:t>
+      </w:r>
+      <w:r>
+        <w:t xml:space="preserve"> 21, no. 8 (2006): 464–71. </w:t>
+      </w:r>
+      <w:hyperlink r:id="rId33" w:history="1">
+        <w:r>
+          <w:rPr>
+            <w:rStyle w:val="Hyperlink"/>
+          </w:rPr>
+          <w:t>https://doi.org/10.1016/j.tree.2006.05.007</w:t>
+        </w:r>
+      </w:hyperlink>
+      <w:r>
+        <w:t>.</w:t>
+      </w:r>
+    </w:p>
+    <w:p>
+      <w:pPr>
+        <w:ind w:hanging="480"/>
+      </w:pPr>
+      <w:r>
+        <w:t>United States Department of Agriculture. 2013. Chicken and eggs. USDA National Agricultural Statistics Service, Washington, D.C.</w:t>
+      </w:r>
+    </w:p>
+    <w:p>
+      <w:pPr>
+        <w:ind w:hanging="480"/>
+      </w:pPr>
+      <w:r>
+        <w:t>United States Fish and Wildlife Service. 2022. National survey of fishing, hunting, and wildlife-associated recreation. U.S. Fish and Wildlife Service, Washington, D.C.</w:t>
+      </w:r>
     </w:p>
     <w:p>
       <w:pPr>
@@ -4848,6 +5735,7 @@
           <w:sz w:val="22"/>
           <w:szCs w:val="22"/>
         </w:rPr>
+        <w:lastRenderedPageBreak/>
         <w:t>Equipment and supplies: Itemize.</w:t>
       </w:r>
       <w:r>
@@ -4872,7 +5760,49 @@
           <w:sz w:val="22"/>
           <w:szCs w:val="22"/>
         </w:rPr>
-        <w:t xml:space="preserve">$2700 for 30 WGS samples </w:t>
+        <w:t>$2700 for 30 W</w:t>
+      </w:r>
+      <w:r>
+        <w:rPr>
+          <w:sz w:val="22"/>
+          <w:szCs w:val="22"/>
+        </w:rPr>
+        <w:t>hole-</w:t>
+      </w:r>
+      <w:r>
+        <w:rPr>
+          <w:sz w:val="22"/>
+          <w:szCs w:val="22"/>
+        </w:rPr>
+        <w:t>G</w:t>
+      </w:r>
+      <w:r>
+        <w:rPr>
+          <w:sz w:val="22"/>
+          <w:szCs w:val="22"/>
+        </w:rPr>
+        <w:t>enome-</w:t>
+      </w:r>
+      <w:r>
+        <w:rPr>
+          <w:sz w:val="22"/>
+          <w:szCs w:val="22"/>
+        </w:rPr>
+        <w:t>S</w:t>
+      </w:r>
+      <w:r>
+        <w:rPr>
+          <w:sz w:val="22"/>
+          <w:szCs w:val="22"/>
+        </w:rPr>
+        <w:t>equenced</w:t>
+      </w:r>
+      <w:r>
+        <w:rPr>
+          <w:sz w:val="22"/>
+          <w:szCs w:val="22"/>
+        </w:rPr>
+        <w:t xml:space="preserve"> samples </w:t>
       </w:r>
     </w:p>
     <w:p>
@@ -4889,23 +5819,28 @@
           <w:sz w:val="22"/>
           <w:szCs w:val="22"/>
         </w:rPr>
-        <w:t xml:space="preserve">$360 per month of SVDL Lab processing + $15 per </w:t>
-      </w:r>
-      <w:proofErr w:type="spellStart"/>
-      <w:r>
-        <w:rPr>
-          <w:sz w:val="22"/>
-          <w:szCs w:val="22"/>
-        </w:rPr>
-        <w:t>seryotyped</w:t>
-      </w:r>
-      <w:proofErr w:type="spellEnd"/>
-      <w:r>
-        <w:rPr>
-          <w:sz w:val="22"/>
-          <w:szCs w:val="22"/>
-        </w:rPr>
-        <w:t xml:space="preserve"> Salm. Sample</w:t>
+        <w:t xml:space="preserve">$360 per month of SVDL Lab processing + $15 per seryotyped </w:t>
+      </w:r>
+      <w:r>
+        <w:rPr>
+          <w:sz w:val="22"/>
+          <w:szCs w:val="22"/>
+        </w:rPr>
+        <w:t>salm. positive s</w:t>
+      </w:r>
+      <w:r>
+        <w:rPr>
+          <w:sz w:val="22"/>
+          <w:szCs w:val="22"/>
+        </w:rPr>
+        <w:t>ample</w:t>
+      </w:r>
+      <w:r>
+        <w:rPr>
+          <w:sz w:val="22"/>
+          <w:szCs w:val="22"/>
+        </w:rPr>
+        <w:t>s</w:t>
       </w:r>
     </w:p>
     <w:p>
@@ -4963,7 +5898,14 @@
         <w:rPr>
           <w:sz w:val="22"/>
           <w:szCs w:val="22"/>
-          <w:highlight w:val="yellow"/>
+          <w:highlight w:val="green"/>
+          <w:rPrChange w:id="225" w:author="Alex Fisher" w:date="2026-04-14T20:57:00Z" w16du:dateUtc="2026-04-15T01:57:00Z">
+            <w:rPr>
+              <w:sz w:val="22"/>
+              <w:szCs w:val="22"/>
+              <w:highlight w:val="yellow"/>
+            </w:rPr>
+          </w:rPrChange>
         </w:rPr>
         <w:t>Lab Processing**</w:t>
       </w:r>
@@ -5020,27 +5962,16 @@
         <w:rPr>
           <w:sz w:val="22"/>
           <w:szCs w:val="22"/>
-          <w:highlight w:val="yellow"/>
-        </w:rPr>
-        <w:t xml:space="preserve">Info. about how the rest of my project is already supported by collaborators or pre-existing funding: field supplies, </w:t>
-      </w:r>
-      <w:proofErr w:type="spellStart"/>
-      <w:r>
-        <w:rPr>
-          <w:sz w:val="22"/>
-          <w:szCs w:val="22"/>
-          <w:highlight w:val="yellow"/>
-        </w:rPr>
-        <w:t>intital</w:t>
-      </w:r>
-      <w:proofErr w:type="spellEnd"/>
-      <w:r>
-        <w:rPr>
-          <w:sz w:val="22"/>
-          <w:szCs w:val="22"/>
-          <w:highlight w:val="yellow"/>
-        </w:rPr>
-        <w:t xml:space="preserve"> lab processing, etc.</w:t>
+          <w:highlight w:val="green"/>
+          <w:rPrChange w:id="226" w:author="Alex Fisher" w:date="2026-04-14T20:57:00Z" w16du:dateUtc="2026-04-15T01:57:00Z">
+            <w:rPr>
+              <w:sz w:val="22"/>
+              <w:szCs w:val="22"/>
+              <w:highlight w:val="yellow"/>
+            </w:rPr>
+          </w:rPrChange>
+        </w:rPr>
+        <w:t>Info. about how the rest of my project is already supported by collaborators or pre-existing funding: field supplies, intital lab processing, etc.</w:t>
       </w:r>
       <w:r>
         <w:rPr>
@@ -5093,10 +6024,24 @@
           <w:sz w:val="22"/>
           <w:szCs w:val="22"/>
         </w:rPr>
-        <w:t xml:space="preserve">Projects that are large often have multiple sources of funding. If anything, in the last few years, having other sources of funding for parts of a project has worked to the advantage of </w:t>
-      </w:r>
-      <w:proofErr w:type="gramStart"/>
-      <w:r>
+        <w:t>Projects that are large often have multiple sources of funding. If anything, in the last few years, having other sources of funding for parts of a project has worked to the advantage of researches, as the committee often decides to partner on projects that already have one source of funding.</w:t>
+      </w:r>
+    </w:p>
+    <w:p>
+      <w:pPr>
+        <w:widowControl w:val="0"/>
+        <w:jc w:val="both"/>
+        <w:rPr>
+          <w:color w:val="FF0000"/>
+          <w:sz w:val="22"/>
+          <w:szCs w:val="22"/>
+        </w:rPr>
+      </w:pPr>
+    </w:p>
+    <w:p>
+      <w:pPr>
+        <w:widowControl w:val="0"/>
+        <w:jc w:val="both"/>
         <w:rPr>
           <w:i/>
           <w:iCs/>
@@ -5104,9 +6049,7 @@
           <w:sz w:val="22"/>
           <w:szCs w:val="22"/>
         </w:rPr>
-        <w:t>researches</w:t>
-      </w:r>
-      <w:proofErr w:type="gramEnd"/>
+      </w:pPr>
       <w:r>
         <w:rPr>
           <w:i/>
@@ -5115,24 +6058,9 @@
           <w:sz w:val="22"/>
           <w:szCs w:val="22"/>
         </w:rPr>
-        <w:t>, as the committee often decides to partner on projects that already have one source of funding.</w:t>
-      </w:r>
-    </w:p>
-    <w:p>
-      <w:pPr>
-        <w:widowControl w:val="0"/>
-        <w:jc w:val="both"/>
-        <w:rPr>
-          <w:color w:val="FF0000"/>
-          <w:sz w:val="22"/>
-          <w:szCs w:val="22"/>
-        </w:rPr>
-      </w:pPr>
-    </w:p>
-    <w:p>
-      <w:pPr>
-        <w:widowControl w:val="0"/>
-        <w:jc w:val="both"/>
+        <w:t>If this proposal is comin</w:t>
+      </w:r>
+      <w:r>
         <w:rPr>
           <w:i/>
           <w:iCs/>
@@ -5140,7 +6068,8 @@
           <w:sz w:val="22"/>
           <w:szCs w:val="22"/>
         </w:rPr>
-      </w:pPr>
+        <w:t>g from outside the United States</w:t>
+      </w:r>
       <w:r>
         <w:rPr>
           <w:i/>
@@ -5149,26 +6078,6 @@
           <w:sz w:val="22"/>
           <w:szCs w:val="22"/>
         </w:rPr>
-        <w:t>If this proposal is comin</w:t>
-      </w:r>
-      <w:r>
-        <w:rPr>
-          <w:i/>
-          <w:iCs/>
-          <w:color w:val="FF0000"/>
-          <w:sz w:val="22"/>
-          <w:szCs w:val="22"/>
-        </w:rPr>
-        <w:t>g from outside the United States</w:t>
-      </w:r>
-      <w:r>
-        <w:rPr>
-          <w:i/>
-          <w:iCs/>
-          <w:color w:val="FF0000"/>
-          <w:sz w:val="22"/>
-          <w:szCs w:val="22"/>
-        </w:rPr>
         <w:t xml:space="preserve">, then provide information on the legal obligations in your country for doing animal research. We would need to see copies of your approval forms from your in-country animal welfare agency before awarding any grant. </w:t>
       </w:r>
     </w:p>
@@ -5353,6 +6262,20 @@
           <w:szCs w:val="22"/>
         </w:rPr>
       </w:pPr>
+      <w:r>
+        <w:rPr>
+          <w:sz w:val="22"/>
+          <w:szCs w:val="22"/>
+        </w:rPr>
+        <w:t>Alex Fisher, MSc Student, Auburn University, BS in Wildlife Ecology &amp; Mgmt. (2024, Auburn University)</w:t>
+      </w:r>
+      <w:r>
+        <w:rPr>
+          <w:sz w:val="22"/>
+          <w:szCs w:val="22"/>
+        </w:rPr>
+        <w:br/>
+      </w:r>
     </w:p>
     <w:p>
       <w:pPr>
@@ -5370,6 +6293,16 @@
         </w:rPr>
         <w:t>Function/ duties on this project:</w:t>
       </w:r>
+    </w:p>
+    <w:p>
+      <w:pPr>
+        <w:widowControl w:val="0"/>
+        <w:jc w:val="both"/>
+        <w:rPr>
+          <w:sz w:val="22"/>
+          <w:szCs w:val="22"/>
+        </w:rPr>
+      </w:pPr>
     </w:p>
     <w:p>
       <w:pPr>
@@ -5504,7 +6437,7 @@
         </w:rPr>
         <w:t>(</w:t>
       </w:r>
-      <w:hyperlink r:id="rId13">
+      <w:hyperlink r:id="rId34">
         <w:r>
           <w:rPr>
             <w:color w:val="0000FF"/>
@@ -5638,6 +6571,7 @@
           <w:sz w:val="22"/>
           <w:szCs w:val="22"/>
         </w:rPr>
+        <w:lastRenderedPageBreak/>
         <w:t>This study involves tissue or cells harvested from birds for in vitro studies.  Explain the number of birds requested for the amount of tissue needed to obtain a specified level of precision desired, or if an experiment involving the tissue samples will be conducted as part of this protocol, provide power calculations as described in (2) above.</w:t>
       </w:r>
     </w:p>
@@ -5659,23 +6593,7 @@
           <w:sz w:val="22"/>
           <w:szCs w:val="22"/>
         </w:rPr>
-        <w:t xml:space="preserve">This study involves breeding birds.  List number of breeding adults used and estimated number of chicks produced each </w:t>
-      </w:r>
-      <w:proofErr w:type="gramStart"/>
-      <w:r>
-        <w:rPr>
-          <w:sz w:val="22"/>
-          <w:szCs w:val="22"/>
-        </w:rPr>
-        <w:t>year, and</w:t>
-      </w:r>
-      <w:proofErr w:type="gramEnd"/>
-      <w:r>
-        <w:rPr>
-          <w:sz w:val="22"/>
-          <w:szCs w:val="22"/>
-        </w:rPr>
-        <w:t xml:space="preserve"> describe how the birds are expected to be allocated to the subsequent experiment(s). </w:t>
+        <w:t xml:space="preserve">This study involves breeding birds.  List number of breeding adults used and estimated number of chicks produced each year, and describe how the birds are expected to be allocated to the subsequent experiment(s). </w:t>
       </w:r>
     </w:p>
     <w:p>
@@ -5717,23 +6635,7 @@
           <w:sz w:val="22"/>
           <w:szCs w:val="22"/>
         </w:rPr>
-        <w:t xml:space="preserve">This is an observational, non-manipulative study in which birds will not be </w:t>
-      </w:r>
-      <w:proofErr w:type="gramStart"/>
-      <w:r>
-        <w:rPr>
-          <w:sz w:val="22"/>
-          <w:szCs w:val="22"/>
-        </w:rPr>
-        <w:t>captured</w:t>
-      </w:r>
-      <w:proofErr w:type="gramEnd"/>
-      <w:r>
-        <w:rPr>
-          <w:sz w:val="22"/>
-          <w:szCs w:val="22"/>
-        </w:rPr>
-        <w:t xml:space="preserve"> or their behavior will not be interfered with and animal numbers cannot be predicted.</w:t>
+        <w:t>This is an observational, non-manipulative study in which birds will not be captured or their behavior will not be interfered with and animal numbers cannot be predicted.</w:t>
       </w:r>
     </w:p>
     <w:p>
@@ -5859,15 +6761,7 @@
           <w:sz w:val="22"/>
           <w:szCs w:val="22"/>
         </w:rPr>
-        <w:t xml:space="preserve">In order to encourage AAV Avian Research awardees to present their work in a forum that will benefit avian practitioners, </w:t>
-      </w:r>
-      <w:r>
-        <w:rPr>
-          <w:sz w:val="22"/>
-          <w:szCs w:val="22"/>
-        </w:rPr>
-        <w:lastRenderedPageBreak/>
-        <w:t>the AAV requests that investigators submitting a full research proposal agree to the following should their proposal be selected for funding:</w:t>
+        <w:t>In order to encourage AAV Avian Research awardees to present their work in a forum that will benefit avian practitioners, the AAV requests that investigators submitting a full research proposal agree to the following should their proposal be selected for funding:</w:t>
       </w:r>
     </w:p>
     <w:p>
@@ -6220,7 +7114,7 @@
       </w:pPr>
     </w:p>
     <w:sectPr>
-      <w:headerReference w:type="default" r:id="rId14"/>
+      <w:headerReference w:type="default" r:id="rId35"/>
       <w:pgSz w:w="12240" w:h="15840"/>
       <w:pgMar w:top="720" w:right="720" w:bottom="720" w:left="720" w:header="0" w:footer="0" w:gutter="0"/>
       <w:pgNumType w:start="1"/>
@@ -6250,7 +7144,7 @@
       </w:r>
     </w:p>
   </w:comment>
-  <w:comment w:id="20" w:author="Alex Fisher" w:date="2026-03-31T12:18:00Z" w:initials="AF">
+  <w:comment w:id="37" w:author="Kelsey McCune" w:date="2026-04-08T10:59:00Z" w:initials="KBM">
     <w:p>
       <w:r>
         <w:rPr>
@@ -6263,11 +7157,11 @@
           <w:sz w:val="20"/>
           <w:szCs w:val="20"/>
         </w:rPr>
-        <w:t>Not sure if I should say birds or wildlife as a whole right here?</w:t>
+        <w:t>I added these paper to your github</w:t>
       </w:r>
     </w:p>
   </w:comment>
-  <w:comment w:id="21" w:author="Kelsey McCune" w:date="2026-04-01T09:17:00Z" w:initials="KBM">
+  <w:comment w:id="56" w:author="Kelsey McCune" w:date="2026-04-08T10:59:00Z" w:initials="KBM">
     <w:p>
       <w:r>
         <w:rPr>
@@ -6280,11 +7174,11 @@
           <w:sz w:val="20"/>
           <w:szCs w:val="20"/>
         </w:rPr>
-        <w:t>Good point, I flipped the first sentence to the last so it is going more from broad concept to narrower focal taxa.</w:t>
+        <w:t>Add sentence here about the potential severe impacts of disease on bird populations. I added to your Github some papers by Kilpatrick on WNV impacts on birds. Also a paper by Lees about State off the World's Birds that has a section on disease.</w:t>
       </w:r>
     </w:p>
   </w:comment>
-  <w:comment w:id="39" w:author="Kelsey McCune" w:date="2026-04-08T10:59:00Z" w:initials="KBM">
+  <w:comment w:id="111" w:author="Kelsey McCune" w:date="2026-04-08T15:33:00Z" w:initials="KBM">
     <w:p>
       <w:r>
         <w:rPr>
@@ -6297,11 +7191,11 @@
           <w:sz w:val="20"/>
           <w:szCs w:val="20"/>
         </w:rPr>
-        <w:t>I added these paper to your github</w:t>
+        <w:t>I think this last paragraph of the background literature section should say what you plan to do to address the gap in knowledge you describe from the literature.</w:t>
       </w:r>
     </w:p>
   </w:comment>
-  <w:comment w:id="59" w:author="Kelsey McCune" w:date="2026-04-08T10:59:00Z" w:initials="KBM">
+  <w:comment w:id="153" w:author="Kelsey McCune" w:date="2026-04-08T16:02:00Z" w:initials="KBM">
     <w:p>
       <w:r>
         <w:rPr>
@@ -6314,11 +7208,11 @@
           <w:sz w:val="20"/>
           <w:szCs w:val="20"/>
         </w:rPr>
-        <w:t>Add sentence here about the potential severe impacts of disease on bird populations. I added to your Github some papers by Kilpatrick on WNV impacts on birds. Also a paper by Lees about State off the World's Birds that has a section on disease.</w:t>
+        <w:t>Add details for these methods.</w:t>
       </w:r>
     </w:p>
   </w:comment>
-  <w:comment w:id="75" w:author="Kelsey McCune" w:date="2026-04-01T10:45:00Z" w:initials="KBM">
+  <w:comment w:id="207" w:author="Kelsey McCune" w:date="2026-04-08T16:09:00Z" w:initials="KBM">
     <w:p>
       <w:r>
         <w:rPr>
@@ -6331,182 +7225,11 @@
           <w:sz w:val="20"/>
           <w:szCs w:val="20"/>
         </w:rPr>
-        <w:t>There is a lot of good content in this section that I think would be better as more developed separate paragraphs.</w:t>
+        <w:t>Not 12?</w:t>
       </w:r>
     </w:p>
   </w:comment>
-  <w:comment w:id="78" w:author="Kelsey McCune" w:date="2026-04-01T09:59:00Z" w:initials="KBM">
-    <w:p>
-      <w:r>
-        <w:rPr>
-          <w:rStyle w:val="CommentReference"/>
-        </w:rPr>
-        <w:annotationRef/>
-      </w:r>
-      <w:r>
-        <w:rPr>
-          <w:sz w:val="20"/>
-          <w:szCs w:val="20"/>
-        </w:rPr>
-        <w:t>I think an important way to frame the risk of chickens (and other domestic animals) is that they are a bridge species for zoonotic disease between wildlife and humans. Check out the Gamble et al., 2023 &amp; Hassel et al., 2017 papers I added to your GitHub</w:t>
-      </w:r>
-    </w:p>
-  </w:comment>
-  <w:comment w:id="79" w:author="Alex Fisher" w:date="2026-04-06T21:04:00Z" w:initials="AF">
-    <w:p>
-      <w:r>
-        <w:rPr>
-          <w:rStyle w:val="CommentReference"/>
-        </w:rPr>
-        <w:annotationRef/>
-      </w:r>
-      <w:r>
-        <w:rPr>
-          <w:sz w:val="20"/>
-          <w:szCs w:val="20"/>
-        </w:rPr>
-        <w:t>Do I still want to mention E. coli?</w:t>
-      </w:r>
-    </w:p>
-    <w:p/>
-  </w:comment>
-  <w:comment w:id="80" w:author="Kelsey McCune" w:date="2026-04-08T11:25:00Z" w:initials="KBM">
-    <w:p>
-      <w:r>
-        <w:rPr>
-          <w:rStyle w:val="CommentReference"/>
-        </w:rPr>
-        <w:annotationRef/>
-      </w:r>
-      <w:r>
-        <w:rPr>
-          <w:sz w:val="20"/>
-          <w:szCs w:val="20"/>
-        </w:rPr>
-        <w:t>Let's leave e. coli out of this grant proposal.</w:t>
-      </w:r>
-    </w:p>
-  </w:comment>
-  <w:comment w:id="114" w:author="Kelsey McCune" w:date="2026-04-08T11:31:00Z" w:initials="KBM">
-    <w:p>
-      <w:r>
-        <w:rPr>
-          <w:rStyle w:val="CommentReference"/>
-        </w:rPr>
-        <w:annotationRef/>
-      </w:r>
-      <w:r>
-        <w:rPr>
-          <w:sz w:val="20"/>
-          <w:szCs w:val="20"/>
-        </w:rPr>
-        <w:t>Let's delete this content on the human dimensions aspect as not relevant for this grant proposal.</w:t>
-      </w:r>
-    </w:p>
-  </w:comment>
-  <w:comment w:id="121" w:author="Kelsey McCune" w:date="2026-04-01T10:44:00Z" w:initials="KBM">
-    <w:p>
-      <w:r>
-        <w:rPr>
-          <w:rStyle w:val="CommentReference"/>
-        </w:rPr>
-        <w:annotationRef/>
-      </w:r>
-      <w:r>
-        <w:rPr>
-          <w:sz w:val="20"/>
-          <w:szCs w:val="20"/>
-        </w:rPr>
-        <w:t>Good catch that we need to bring up contact frequency as a driver of disease transmission. I think this may need to be its own paragraph or added to the bird feeder paragraph above in the P2 section.</w:t>
-      </w:r>
-    </w:p>
-  </w:comment>
-  <w:comment w:id="122" w:author="Kelsey McCune" w:date="2026-04-08T11:41:00Z" w:initials="KBM">
-    <w:p>
-      <w:r>
-        <w:rPr>
-          <w:rStyle w:val="CommentReference"/>
-        </w:rPr>
-        <w:annotationRef/>
-      </w:r>
-      <w:r>
-        <w:rPr>
-          <w:sz w:val="20"/>
-          <w:szCs w:val="20"/>
-        </w:rPr>
-        <w:t>We actually don't need this content in the grant proposal because we are not talking about/asking for funding for the RFID setup.</w:t>
-      </w:r>
-    </w:p>
-  </w:comment>
-  <w:comment w:id="130" w:author="Kelsey McCune" w:date="2026-04-08T15:33:00Z" w:initials="KBM">
-    <w:p>
-      <w:r>
-        <w:rPr>
-          <w:rStyle w:val="CommentReference"/>
-        </w:rPr>
-        <w:annotationRef/>
-      </w:r>
-      <w:r>
-        <w:rPr>
-          <w:sz w:val="20"/>
-          <w:szCs w:val="20"/>
-        </w:rPr>
-        <w:t>I think this last paragraph of the background literature section should say what you plan to do to address the gap in knowledge you describe from the literature.</w:t>
-      </w:r>
-    </w:p>
-  </w:comment>
-  <w:comment w:id="166" w:author="Kelsey McCune" w:date="2026-04-08T15:58:00Z" w:initials="KBM">
-    <w:p>
-      <w:r>
-        <w:rPr>
-          <w:rStyle w:val="CommentReference"/>
-        </w:rPr>
-        <w:annotationRef/>
-      </w:r>
-      <w:r>
-        <w:rPr>
-          <w:sz w:val="20"/>
-          <w:szCs w:val="20"/>
-        </w:rPr>
-        <w:t>Not sure we need to include this.</w:t>
-      </w:r>
-    </w:p>
-  </w:comment>
-  <w:comment w:id="174" w:author="Kelsey McCune" w:date="2026-04-08T16:02:00Z" w:initials="KBM">
-    <w:p>
-      <w:r>
-        <w:rPr>
-          <w:rStyle w:val="CommentReference"/>
-        </w:rPr>
-        <w:annotationRef/>
-      </w:r>
-      <w:r>
-        <w:rPr>
-          <w:sz w:val="20"/>
-          <w:szCs w:val="20"/>
-        </w:rPr>
-        <w:t>Add details for these methods.</w:t>
-      </w:r>
-    </w:p>
-  </w:comment>
-  <w:comment w:id="228" w:author="Kelsey McCune" w:date="2026-04-08T16:09:00Z" w:initials="KBM">
-    <w:p>
-      <w:r>
-        <w:rPr>
-          <w:rStyle w:val="CommentReference"/>
-        </w:rPr>
-        <w:annotationRef/>
-      </w:r>
-      <w:r>
-        <w:rPr>
-          <w:sz w:val="20"/>
-          <w:szCs w:val="20"/>
-        </w:rPr>
-        <w:t>Not 12?</w:t>
-      </w:r>
-    </w:p>
-  </w:comment>
-  <w:comment w:id="231" w:author="Kelsey McCune" w:date="2026-04-08T15:31:00Z" w:initials="KBM">
+  <w:comment w:id="212" w:author="Kelsey McCune" w:date="2026-04-08T15:31:00Z" w:initials="KBM">
     <w:p>
       <w:r>
         <w:rPr>
@@ -6529,19 +7252,9 @@
 <file path=word/commentsExtended.xml><?xml version="1.0" encoding="utf-8"?>
 <w15:commentsEx xmlns:wpc="http://schemas.microsoft.com/office/word/2010/wordprocessingCanvas" xmlns:cx="http://schemas.microsoft.com/office/drawing/2014/chartex" xmlns:cx1="http://schemas.microsoft.com/office/drawing/2015/9/8/chartex" xmlns:cx2="http://schemas.microsoft.com/office/drawing/2015/10/21/chartex" xmlns:cx3="http://schemas.microsoft.com/office/drawing/2016/5/9/chartex" xmlns:cx4="http://schemas.microsoft.com/office/drawing/2016/5/10/chartex" xmlns:cx5="http://schemas.microsoft.com/office/drawing/2016/5/11/chartex" xmlns:cx6="http://schemas.microsoft.com/office/drawing/2016/5/12/chartex" xmlns:cx7="http://schemas.microsoft.com/office/drawing/2016/5/13/chartex" xmlns:cx8="http://schemas.microsoft.com/office/drawing/2016/5/14/chartex" xmlns:mc="http://schemas.openxmlformats.org/markup-compatibility/2006" xmlns:aink="http://schemas.microsoft.com/office/drawing/2016/ink" xmlns:am3d="http://schemas.microsoft.com/office/drawing/2017/model3d" xmlns:o="urn:schemas-microsoft-com:office:office" xmlns:oel="http://schemas.microsoft.com/office/2019/extlst" xmlns:r="http://schemas.openxmlformats.org/officeDocument/2006/relationships" xmlns:m="http://schemas.openxmlformats.org/officeDocument/2006/math" xmlns:v="urn:schemas-microsoft-com:vml" xmlns:wp14="http://schemas.microsoft.com/office/word/2010/wordprocessingDrawing" xmlns:wp="http://schemas.openxmlformats.org/drawingml/2006/wordprocessingDrawing" xmlns:w10="urn:schemas-microsoft-com:office:word" xmlns:w="http://schemas.openxmlformats.org/wordprocessingml/2006/main" xmlns:w14="http://schemas.microsoft.com/office/word/2010/wordml" xmlns:w15="http://schemas.microsoft.com/office/word/2012/wordml" xmlns:w16cex="http://schemas.microsoft.com/office/word/2018/wordml/cex" xmlns:w16cid="http://schemas.microsoft.com/office/word/2016/wordml/cid" xmlns:w16="http://schemas.microsoft.com/office/word/2018/wordml" xmlns:w16du="http://schemas.microsoft.com/office/word/2023/wordml/word16du" xmlns:w16sdtdh="http://schemas.microsoft.com/office/word/2020/wordml/sdtdatahash" xmlns:w16sdtfl="http://schemas.microsoft.com/office/word/2024/wordml/sdtformatlock" xmlns:w16se="http://schemas.microsoft.com/office/word/2015/wordml/symex" xmlns:wpg="http://schemas.microsoft.com/office/word/2010/wordprocessingGroup" xmlns:wpi="http://schemas.microsoft.com/office/word/2010/wordprocessingInk" xmlns:wne="http://schemas.microsoft.com/office/word/2006/wordml" xmlns:wps="http://schemas.microsoft.com/office/word/2010/wordprocessingShape" mc:Ignorable="w14 w15 w16se w16cid w16 w16cex w16sdtdh w16sdtfl w16du wp14">
   <w15:commentEx w15:paraId="4E5EDC12" w15:done="0"/>
-  <w15:commentEx w15:paraId="0DF033E9" w15:done="0"/>
-  <w15:commentEx w15:paraId="53043B99" w15:paraIdParent="0DF033E9" w15:done="0"/>
   <w15:commentEx w15:paraId="6AD9E0AF" w15:done="0"/>
   <w15:commentEx w15:paraId="39D0AD00" w15:done="0"/>
-  <w15:commentEx w15:paraId="646F4122" w15:done="0"/>
-  <w15:commentEx w15:paraId="1B22AC6A" w15:done="0"/>
-  <w15:commentEx w15:paraId="74980A83" w15:paraIdParent="1B22AC6A" w15:done="0"/>
-  <w15:commentEx w15:paraId="4411D633" w15:paraIdParent="1B22AC6A" w15:done="0"/>
-  <w15:commentEx w15:paraId="18303980" w15:done="0"/>
-  <w15:commentEx w15:paraId="355D7EA3" w15:done="0"/>
-  <w15:commentEx w15:paraId="58F21617" w15:paraIdParent="355D7EA3" w15:done="0"/>
   <w15:commentEx w15:paraId="224448C2" w15:done="0"/>
-  <w15:commentEx w15:paraId="2BA825D7" w15:done="0"/>
   <w15:commentEx w15:paraId="6E680B7D" w15:done="0"/>
   <w15:commentEx w15:paraId="37A303D0" w15:done="0"/>
   <w15:commentEx w15:paraId="7CDF3A25" w15:done="0"/>
@@ -6551,19 +7264,9 @@
 <file path=word/commentsExtensible.xml><?xml version="1.0" encoding="utf-8"?>
 <w16cex:commentsExtensible xmlns:wpc="http://schemas.microsoft.com/office/word/2010/wordprocessingCanvas" xmlns:cx="http://schemas.microsoft.com/office/drawing/2014/chartex" xmlns:cx1="http://schemas.microsoft.com/office/drawing/2015/9/8/chartex" xmlns:cx2="http://schemas.microsoft.com/office/drawing/2015/10/21/chartex" xmlns:cx3="http://schemas.microsoft.com/office/drawing/2016/5/9/chartex" xmlns:cx4="http://schemas.microsoft.com/office/drawing/2016/5/10/chartex" xmlns:cx5="http://schemas.microsoft.com/office/drawing/2016/5/11/chartex" xmlns:cx6="http://schemas.microsoft.com/office/drawing/2016/5/12/chartex" xmlns:cx7="http://schemas.microsoft.com/office/drawing/2016/5/13/chartex" xmlns:cx8="http://schemas.microsoft.com/office/drawing/2016/5/14/chartex" xmlns:cr="http://schemas.microsoft.com/office/comments/2020/reactions" xmlns:mc="http://schemas.openxmlformats.org/markup-compatibility/2006" xmlns:aink="http://schemas.microsoft.com/office/drawing/2016/ink" xmlns:am3d="http://schemas.microsoft.com/office/drawing/2017/model3d" xmlns:o="urn:schemas-microsoft-com:office:office" xmlns:oel="http://schemas.microsoft.com/office/2019/extlst" xmlns:r="http://schemas.openxmlformats.org/officeDocument/2006/relationships" xmlns:m="http://schemas.openxmlformats.org/officeDocument/2006/math" xmlns:v="urn:schemas-microsoft-com:vml" xmlns:wp14="http://schemas.microsoft.com/office/word/2010/wordprocessingDrawing" xmlns:wp="http://schemas.openxmlformats.org/drawingml/2006/wordprocessingDrawing" xmlns:w10="urn:schemas-microsoft-com:office:word" xmlns:w="http://schemas.openxmlformats.org/wordprocessingml/2006/main" xmlns:w14="http://schemas.microsoft.com/office/word/2010/wordml" xmlns:w15="http://schemas.microsoft.com/office/word/2012/wordml" xmlns:w16cex="http://schemas.microsoft.com/office/word/2018/wordml/cex" xmlns:w16cid="http://schemas.microsoft.com/office/word/2016/wordml/cid" xmlns:w16="http://schemas.microsoft.com/office/word/2018/wordml" xmlns:w16du="http://schemas.microsoft.com/office/word/2023/wordml/word16du" xmlns:w16sdtdh="http://schemas.microsoft.com/office/word/2020/wordml/sdtdatahash" xmlns:w16sdtfl="http://schemas.microsoft.com/office/word/2024/wordml/sdtformatlock" xmlns:w16se="http://schemas.microsoft.com/office/word/2015/wordml/symex" xmlns:wpg="http://schemas.microsoft.com/office/word/2010/wordprocessingGroup" xmlns:wpi="http://schemas.microsoft.com/office/word/2010/wordprocessingInk" xmlns:wne="http://schemas.microsoft.com/office/word/2006/wordml" xmlns:wps="http://schemas.microsoft.com/office/word/2010/wordprocessingShape" mc:Ignorable="w14 w15 w16se w16cid w16 w16cex w16sdtdh w16sdtfl cr w16du wp14">
   <w16cex:commentExtensible w16cex:durableId="3AE90DB4" w16cex:dateUtc="2026-04-08T15:36:00Z"/>
-  <w16cex:commentExtensible w16cex:durableId="00F6496F" w16cex:dateUtc="2026-03-31T17:18:00Z"/>
-  <w16cex:commentExtensible w16cex:durableId="4AF9A8E3" w16cex:dateUtc="2026-04-01T14:17:00Z"/>
   <w16cex:commentExtensible w16cex:durableId="1544030D" w16cex:dateUtc="2026-04-08T15:59:00Z"/>
   <w16cex:commentExtensible w16cex:durableId="43DE5E3E" w16cex:dateUtc="2026-04-08T15:59:00Z"/>
-  <w16cex:commentExtensible w16cex:durableId="5246D4EC" w16cex:dateUtc="2026-04-01T15:45:00Z"/>
-  <w16cex:commentExtensible w16cex:durableId="181327B7" w16cex:dateUtc="2026-04-01T14:59:00Z"/>
-  <w16cex:commentExtensible w16cex:durableId="70187797" w16cex:dateUtc="2026-04-07T02:04:00Z"/>
-  <w16cex:commentExtensible w16cex:durableId="0658C33A" w16cex:dateUtc="2026-04-08T16:25:00Z"/>
-  <w16cex:commentExtensible w16cex:durableId="18BAC34D" w16cex:dateUtc="2026-04-08T16:31:00Z"/>
-  <w16cex:commentExtensible w16cex:durableId="24163507" w16cex:dateUtc="2026-04-01T15:44:00Z"/>
-  <w16cex:commentExtensible w16cex:durableId="24E83D0C" w16cex:dateUtc="2026-04-08T16:41:00Z"/>
   <w16cex:commentExtensible w16cex:durableId="7DCA3C0F" w16cex:dateUtc="2026-04-08T20:33:00Z"/>
-  <w16cex:commentExtensible w16cex:durableId="24CE415C" w16cex:dateUtc="2026-04-08T20:58:00Z"/>
   <w16cex:commentExtensible w16cex:durableId="48AD6E8C" w16cex:dateUtc="2026-04-08T21:02:00Z"/>
   <w16cex:commentExtensible w16cex:durableId="04365E72" w16cex:dateUtc="2026-04-08T21:09:00Z"/>
   <w16cex:commentExtensible w16cex:durableId="551F1341" w16cex:dateUtc="2026-04-08T20:31:00Z"/>
@@ -6573,19 +7276,9 @@
 <file path=word/commentsIds.xml><?xml version="1.0" encoding="utf-8"?>
 <w16cid:commentsIds xmlns:wpc="http://schemas.microsoft.com/office/word/2010/wordprocessingCanvas" xmlns:cx="http://schemas.microsoft.com/office/drawing/2014/chartex" xmlns:cx1="http://schemas.microsoft.com/office/drawing/2015/9/8/chartex" xmlns:cx2="http://schemas.microsoft.com/office/drawing/2015/10/21/chartex" xmlns:cx3="http://schemas.microsoft.com/office/drawing/2016/5/9/chartex" xmlns:cx4="http://schemas.microsoft.com/office/drawing/2016/5/10/chartex" xmlns:cx5="http://schemas.microsoft.com/office/drawing/2016/5/11/chartex" xmlns:cx6="http://schemas.microsoft.com/office/drawing/2016/5/12/chartex" xmlns:cx7="http://schemas.microsoft.com/office/drawing/2016/5/13/chartex" xmlns:cx8="http://schemas.microsoft.com/office/drawing/2016/5/14/chartex" xmlns:mc="http://schemas.openxmlformats.org/markup-compatibility/2006" xmlns:aink="http://schemas.microsoft.com/office/drawing/2016/ink" xmlns:am3d="http://schemas.microsoft.com/office/drawing/2017/model3d" xmlns:o="urn:schemas-microsoft-com:office:office" xmlns:oel="http://schemas.microsoft.com/office/2019/extlst" xmlns:r="http://schemas.openxmlformats.org/officeDocument/2006/relationships" xmlns:m="http://schemas.openxmlformats.org/officeDocument/2006/math" xmlns:v="urn:schemas-microsoft-com:vml" xmlns:wp14="http://schemas.microsoft.com/office/word/2010/wordprocessingDrawing" xmlns:wp="http://schemas.openxmlformats.org/drawingml/2006/wordprocessingDrawing" xmlns:w10="urn:schemas-microsoft-com:office:word" xmlns:w="http://schemas.openxmlformats.org/wordprocessingml/2006/main" xmlns:w14="http://schemas.microsoft.com/office/word/2010/wordml" xmlns:w15="http://schemas.microsoft.com/office/word/2012/wordml" xmlns:w16cex="http://schemas.microsoft.com/office/word/2018/wordml/cex" xmlns:w16cid="http://schemas.microsoft.com/office/word/2016/wordml/cid" xmlns:w16="http://schemas.microsoft.com/office/word/2018/wordml" xmlns:w16du="http://schemas.microsoft.com/office/word/2023/wordml/word16du" xmlns:w16sdtdh="http://schemas.microsoft.com/office/word/2020/wordml/sdtdatahash" xmlns:w16sdtfl="http://schemas.microsoft.com/office/word/2024/wordml/sdtformatlock" xmlns:w16se="http://schemas.microsoft.com/office/word/2015/wordml/symex" xmlns:wpg="http://schemas.microsoft.com/office/word/2010/wordprocessingGroup" xmlns:wpi="http://schemas.microsoft.com/office/word/2010/wordprocessingInk" xmlns:wne="http://schemas.microsoft.com/office/word/2006/wordml" xmlns:wps="http://schemas.microsoft.com/office/word/2010/wordprocessingShape" mc:Ignorable="w14 w15 w16se w16cid w16 w16cex w16sdtdh w16sdtfl w16du wp14">
   <w16cid:commentId w16cid:paraId="4E5EDC12" w16cid:durableId="3AE90DB4"/>
-  <w16cid:commentId w16cid:paraId="0DF033E9" w16cid:durableId="00F6496F"/>
-  <w16cid:commentId w16cid:paraId="53043B99" w16cid:durableId="4AF9A8E3"/>
   <w16cid:commentId w16cid:paraId="6AD9E0AF" w16cid:durableId="1544030D"/>
   <w16cid:commentId w16cid:paraId="39D0AD00" w16cid:durableId="43DE5E3E"/>
-  <w16cid:commentId w16cid:paraId="646F4122" w16cid:durableId="5246D4EC"/>
-  <w16cid:commentId w16cid:paraId="1B22AC6A" w16cid:durableId="181327B7"/>
-  <w16cid:commentId w16cid:paraId="74980A83" w16cid:durableId="70187797"/>
-  <w16cid:commentId w16cid:paraId="4411D633" w16cid:durableId="0658C33A"/>
-  <w16cid:commentId w16cid:paraId="18303980" w16cid:durableId="18BAC34D"/>
-  <w16cid:commentId w16cid:paraId="355D7EA3" w16cid:durableId="24163507"/>
-  <w16cid:commentId w16cid:paraId="58F21617" w16cid:durableId="24E83D0C"/>
   <w16cid:commentId w16cid:paraId="224448C2" w16cid:durableId="7DCA3C0F"/>
-  <w16cid:commentId w16cid:paraId="2BA825D7" w16cid:durableId="24CE415C"/>
   <w16cid:commentId w16cid:paraId="6E680B7D" w16cid:durableId="48AD6E8C"/>
   <w16cid:commentId w16cid:paraId="37A303D0" w16cid:durableId="04365E72"/>
   <w16cid:commentId w16cid:paraId="7CDF3A25" w16cid:durableId="551F1341"/>
@@ -7443,7 +8136,6 @@
   <w:style w:type="character" w:default="1" w:styleId="DefaultParagraphFont">
     <w:name w:val="Default Paragraph Font"/>
     <w:uiPriority w:val="1"/>
-    <w:semiHidden/>
     <w:unhideWhenUsed/>
   </w:style>
   <w:style w:type="table" w:default="1" w:styleId="TableNormal">
@@ -7672,6 +8364,14 @@
       <w:sz w:val="20"/>
       <w:szCs w:val="20"/>
     </w:rPr>
+  </w:style>
+  <w:style w:type="paragraph" w:customStyle="1" w:styleId="font-claude-response-body">
+    <w:name w:val="font-claude-response-body"/>
+    <w:basedOn w:val="Normal"/>
+    <w:rsid w:val="0023365D"/>
+    <w:pPr>
+      <w:spacing w:before="100" w:beforeAutospacing="1" w:after="100" w:afterAutospacing="1"/>
+    </w:pPr>
   </w:style>
 </w:styles>
 </file>

--- a/Documents /AlexFisher.2026_Full_Research_Proposal AAV.docx
+++ b/Documents /AlexFisher.2026_Full_Research_Proposal AAV.docx
@@ -2724,23 +2724,7 @@
           <w:szCs w:val="22"/>
           <w:highlight w:val="green"/>
         </w:rPr>
-        <w:t>[</w:t>
-      </w:r>
-      <w:r>
-        <w:rPr>
-          <w:sz w:val="22"/>
-          <w:szCs w:val="22"/>
-          <w:highlight w:val="green"/>
-        </w:rPr>
-        <w:t>we discussed using n=4 for all site types here, for uniformity. so I went with n=16 for all sites throughout the grant</w:t>
-      </w:r>
-      <w:r>
-        <w:rPr>
-          <w:sz w:val="22"/>
-          <w:szCs w:val="22"/>
-          <w:highlight w:val="green"/>
-        </w:rPr>
-        <w:t>]</w:t>
+        <w:t>[we discussed using n=4 for all site types here, for uniformity. so I went with n=16 for all sites throughout the grant]</w:t>
       </w:r>
       <w:del w:id="122" w:author="Kelsey McCune" w:date="2026-04-08T15:45:00Z" w16du:dateUtc="2026-04-08T20:45:00Z">
         <w:r>
@@ -4650,13 +4634,7 @@
           <w:rPr>
             <w:rStyle w:val="Hyperlink"/>
           </w:rPr>
-          <w:t>www.</w:t>
-        </w:r>
-        <w:r>
-          <w:rPr>
-            <w:rStyle w:val="Hyperlink"/>
-          </w:rPr>
-          <w:t>archive.cdc.gov/www_cdc_gov/salmonella/typhimurium-04-21/details.html</w:t>
+          <w:t>www.archive.cdc.gov/www_cdc_gov/salmonella/typhimurium-04-21/details.html</w:t>
         </w:r>
       </w:hyperlink>
       <w:r>
@@ -8136,6 +8114,7 @@
   <w:style w:type="character" w:default="1" w:styleId="DefaultParagraphFont">
     <w:name w:val="Default Paragraph Font"/>
     <w:uiPriority w:val="1"/>
+    <w:semiHidden/>
     <w:unhideWhenUsed/>
   </w:style>
   <w:style w:type="table" w:default="1" w:styleId="TableNormal">

--- a/Documents /AlexFisher.2026_Full_Research_Proposal AAV.docx
+++ b/Documents /AlexFisher.2026_Full_Research_Proposal AAV.docx
@@ -34,6 +34,7 @@
           <w:szCs w:val="22"/>
         </w:rPr>
       </w:pPr>
+      <w:proofErr w:type="gramStart"/>
       <w:r>
         <w:rPr>
           <w:rFonts w:eastAsia="Arial"/>
@@ -42,7 +43,18 @@
           <w:sz w:val="22"/>
           <w:szCs w:val="22"/>
         </w:rPr>
-        <w:t>Full  Grant Proposal</w:t>
+        <w:t>Full  Grant</w:t>
+      </w:r>
+      <w:proofErr w:type="gramEnd"/>
+      <w:r>
+        <w:rPr>
+          <w:rFonts w:eastAsia="Arial"/>
+          <w:b/>
+          <w:color w:val="000000"/>
+          <w:sz w:val="22"/>
+          <w:szCs w:val="22"/>
+        </w:rPr>
+        <w:t xml:space="preserve"> Proposal</w:t>
       </w:r>
       <w:r>
         <w:rPr>
@@ -771,27 +783,198 @@
       <w:pPr>
         <w:ind w:firstLine="720"/>
         <w:rPr>
-          <w:ins w:id="2" w:author="Kelsey McCune" w:date="2026-04-08T10:41:00Z" w16du:dateUtc="2026-04-08T15:41:00Z"/>
-          <w:sz w:val="22"/>
-          <w:szCs w:val="22"/>
-        </w:rPr>
-      </w:pPr>
-      <w:r>
-        <w:rPr>
-          <w:sz w:val="22"/>
-          <w:szCs w:val="22"/>
-        </w:rPr>
-        <w:t>Urbanization and anthropogenic activities continue to change natural landscapes, creating new opportunities for wildlife, people, and domestic animals to interact</w:t>
-      </w:r>
-      <w:del w:id="3" w:author="Kelsey McCune" w:date="2026-04-08T10:37:00Z" w16du:dateUtc="2026-04-08T15:37:00Z">
-        <w:r>
-          <w:rPr>
-            <w:sz w:val="22"/>
-            <w:szCs w:val="22"/>
-          </w:rPr>
-          <w:delText xml:space="preserve"> with one another in proximity</w:delText>
-        </w:r>
-      </w:del>
+          <w:sz w:val="22"/>
+          <w:szCs w:val="22"/>
+        </w:rPr>
+      </w:pPr>
+      <w:r>
+        <w:rPr>
+          <w:sz w:val="22"/>
+          <w:szCs w:val="22"/>
+        </w:rPr>
+        <w:t>Urbanization and anthropogenic activities continue to change natural landscapes, creating new opportunities for wildlife, people, and domestic animals to interact. The human-wildlife interface can be defined as any given space where contact occurs between humans, domestic animals, and wildlife</w:t>
+      </w:r>
+      <w:r>
+        <w:rPr>
+          <w:sz w:val="22"/>
+          <w:szCs w:val="22"/>
+        </w:rPr>
+        <w:t>,</w:t>
+      </w:r>
+      <w:r>
+        <w:rPr>
+          <w:sz w:val="22"/>
+          <w:szCs w:val="22"/>
+        </w:rPr>
+        <w:t xml:space="preserve"> </w:t>
+      </w:r>
+      <w:r>
+        <w:rPr>
+          <w:sz w:val="22"/>
+          <w:szCs w:val="22"/>
+        </w:rPr>
+        <w:t>including</w:t>
+      </w:r>
+      <w:r>
+        <w:rPr>
+          <w:sz w:val="22"/>
+          <w:szCs w:val="22"/>
+        </w:rPr>
+        <w:t xml:space="preserve"> their shared space</w:t>
+      </w:r>
+      <w:r>
+        <w:rPr>
+          <w:sz w:val="22"/>
+          <w:szCs w:val="22"/>
+        </w:rPr>
+        <w:t xml:space="preserve"> and</w:t>
+      </w:r>
+      <w:r>
+        <w:rPr>
+          <w:sz w:val="22"/>
+          <w:szCs w:val="22"/>
+        </w:rPr>
+        <w:t xml:space="preserve"> resource</w:t>
+      </w:r>
+      <w:r>
+        <w:rPr>
+          <w:sz w:val="22"/>
+          <w:szCs w:val="22"/>
+        </w:rPr>
+        <w:t xml:space="preserve"> use,</w:t>
+      </w:r>
+      <w:r>
+        <w:rPr>
+          <w:sz w:val="22"/>
+          <w:szCs w:val="22"/>
+        </w:rPr>
+        <w:t xml:space="preserve"> </w:t>
+      </w:r>
+      <w:r>
+        <w:rPr>
+          <w:sz w:val="22"/>
+          <w:szCs w:val="22"/>
+        </w:rPr>
+        <w:t>or</w:t>
+      </w:r>
+      <w:r>
+        <w:rPr>
+          <w:sz w:val="22"/>
+          <w:szCs w:val="22"/>
+        </w:rPr>
+        <w:t xml:space="preserve"> diseases (Hassell et al. 2017). </w:t>
+      </w:r>
+      <w:r>
+        <w:rPr>
+          <w:sz w:val="22"/>
+          <w:szCs w:val="22"/>
+        </w:rPr>
+        <w:t xml:space="preserve">The prevalence and spread of zoonotic diseases, or diseases shared between wildlife and humans, represents one of the most significant effects of growing contact at the human-wildlife interface, with over 70% of current human diseases originating from wildlife (Jones et al. 2008). </w:t>
+      </w:r>
+      <w:r>
+        <w:rPr>
+          <w:sz w:val="22"/>
+          <w:szCs w:val="22"/>
+        </w:rPr>
+        <w:t>Consequently, a</w:t>
+      </w:r>
+      <w:r>
+        <w:rPr>
+          <w:sz w:val="22"/>
+          <w:szCs w:val="22"/>
+        </w:rPr>
+        <w:t xml:space="preserve">s </w:t>
+      </w:r>
+      <w:r>
+        <w:rPr>
+          <w:sz w:val="22"/>
+          <w:szCs w:val="22"/>
+        </w:rPr>
+        <w:t xml:space="preserve">human populations grow and </w:t>
+      </w:r>
+      <w:r>
+        <w:rPr>
+          <w:sz w:val="22"/>
+          <w:szCs w:val="22"/>
+        </w:rPr>
+        <w:t xml:space="preserve">interactions in these interfaces become more frequent, improving our understanding of the ecological and health dynamics between wildlife and humans </w:t>
+      </w:r>
+      <w:r>
+        <w:rPr>
+          <w:sz w:val="22"/>
+          <w:szCs w:val="22"/>
+        </w:rPr>
+        <w:t>i</w:t>
+      </w:r>
+      <w:r>
+        <w:rPr>
+          <w:sz w:val="22"/>
+          <w:szCs w:val="22"/>
+        </w:rPr>
+        <w:t xml:space="preserve">s increasingly necessary. </w:t>
+      </w:r>
+      <w:r>
+        <w:rPr>
+          <w:sz w:val="22"/>
+          <w:szCs w:val="22"/>
+        </w:rPr>
+        <w:t xml:space="preserve">We now recognize a relationship between broad-scale anthropogenic changes and zoonotic disease (e.g. climate change, Hall et al., 2021; land use change, Murray &amp; Hernandez, 2021). However, zoonotic disease outbreaks in people and wildlife start with spillover events </w:t>
+      </w:r>
+      <w:proofErr w:type="spellStart"/>
+      <w:r>
+        <w:rPr>
+          <w:sz w:val="22"/>
+          <w:szCs w:val="22"/>
+        </w:rPr>
+        <w:t>occuring</w:t>
+      </w:r>
+      <w:proofErr w:type="spellEnd"/>
+      <w:r>
+        <w:rPr>
+          <w:sz w:val="22"/>
+          <w:szCs w:val="22"/>
+        </w:rPr>
+        <w:t xml:space="preserve"> at a local scale, but the risk related to human activities at this scale is unknown.</w:t>
+      </w:r>
+    </w:p>
+    <w:p>
+      <w:pPr>
+        <w:ind w:firstLine="720"/>
+        <w:rPr>
+          <w:sz w:val="22"/>
+          <w:szCs w:val="22"/>
+        </w:rPr>
+      </w:pPr>
+      <w:r>
+        <w:rPr>
+          <w:sz w:val="22"/>
+          <w:szCs w:val="22"/>
+        </w:rPr>
+        <w:t>Birds are among the most well-studied and widespread taxa in the animal kingdom, filling critical roles in ecosystems worldwide through mechanisms such as insect control, pollination, seed dispersal and more</w:t>
+      </w:r>
+      <w:r>
+        <w:rPr>
+          <w:sz w:val="22"/>
+          <w:szCs w:val="22"/>
+        </w:rPr>
+        <w:t xml:space="preserve"> (</w:t>
+      </w:r>
+      <w:proofErr w:type="spellStart"/>
+      <w:r>
+        <w:rPr>
+          <w:sz w:val="22"/>
+          <w:szCs w:val="22"/>
+        </w:rPr>
+        <w:t>Sekercioglu</w:t>
+      </w:r>
+      <w:proofErr w:type="spellEnd"/>
+      <w:r>
+        <w:rPr>
+          <w:sz w:val="22"/>
+          <w:szCs w:val="22"/>
+        </w:rPr>
+        <w:t>, 2006)</w:t>
+      </w:r>
       <w:r>
         <w:rPr>
           <w:sz w:val="22"/>
@@ -799,31 +982,138 @@
         </w:rPr>
         <w:t xml:space="preserve">. </w:t>
       </w:r>
-      <w:del w:id="4" w:author="Kelsey McCune" w:date="2026-04-08T10:43:00Z" w16du:dateUtc="2026-04-08T15:43:00Z">
-        <w:r>
-          <w:rPr>
-            <w:sz w:val="22"/>
-            <w:szCs w:val="22"/>
-          </w:rPr>
-          <w:delText xml:space="preserve"> </w:delText>
-        </w:r>
-      </w:del>
-      <w:r>
-        <w:rPr>
-          <w:sz w:val="22"/>
-          <w:szCs w:val="22"/>
-        </w:rPr>
-        <w:t>The human-wildlife interface can be defined as any given space where contact occurs between humans, domestic animals, and wildlife</w:t>
-      </w:r>
-      <w:ins w:id="5" w:author="Kelsey McCune" w:date="2026-04-08T10:50:00Z" w16du:dateUtc="2026-04-08T15:50:00Z">
-        <w:r>
-          <w:rPr>
-            <w:sz w:val="22"/>
-            <w:szCs w:val="22"/>
-          </w:rPr>
-          <w:t>,</w:t>
-        </w:r>
-      </w:ins>
+      <w:r>
+        <w:rPr>
+          <w:sz w:val="22"/>
+          <w:szCs w:val="22"/>
+        </w:rPr>
+        <w:t xml:space="preserve">Disease represents one of the most significant threats to wild bird populations, capable of </w:t>
+      </w:r>
+      <w:r>
+        <w:rPr>
+          <w:sz w:val="22"/>
+          <w:szCs w:val="22"/>
+        </w:rPr>
+        <w:t>causing</w:t>
+      </w:r>
+      <w:r>
+        <w:rPr>
+          <w:sz w:val="22"/>
+          <w:szCs w:val="22"/>
+        </w:rPr>
+        <w:t xml:space="preserve"> population-level declines</w:t>
+      </w:r>
+      <w:r>
+        <w:rPr>
+          <w:sz w:val="22"/>
+          <w:szCs w:val="22"/>
+        </w:rPr>
+        <w:t xml:space="preserve">. </w:t>
+      </w:r>
+      <w:r>
+        <w:rPr>
+          <w:sz w:val="22"/>
+          <w:szCs w:val="22"/>
+        </w:rPr>
+        <w:t xml:space="preserve">West Nile virus, for example, caused </w:t>
+      </w:r>
+      <w:r>
+        <w:rPr>
+          <w:sz w:val="22"/>
+          <w:szCs w:val="22"/>
+        </w:rPr>
+        <w:t xml:space="preserve">a large </w:t>
+      </w:r>
+      <w:r>
+        <w:rPr>
+          <w:sz w:val="22"/>
+          <w:szCs w:val="22"/>
+        </w:rPr>
+        <w:t xml:space="preserve">population </w:t>
+      </w:r>
+      <w:proofErr w:type="gramStart"/>
+      <w:r>
+        <w:rPr>
+          <w:sz w:val="22"/>
+          <w:szCs w:val="22"/>
+        </w:rPr>
+        <w:t>collapse</w:t>
+      </w:r>
+      <w:proofErr w:type="gramEnd"/>
+      <w:r>
+        <w:rPr>
+          <w:sz w:val="22"/>
+          <w:szCs w:val="22"/>
+        </w:rPr>
+        <w:t xml:space="preserve"> in American crows and </w:t>
+      </w:r>
+      <w:r>
+        <w:rPr>
+          <w:sz w:val="22"/>
+          <w:szCs w:val="22"/>
+        </w:rPr>
+        <w:t>continuous</w:t>
+      </w:r>
+      <w:r>
+        <w:rPr>
+          <w:sz w:val="22"/>
+          <w:szCs w:val="22"/>
+        </w:rPr>
+        <w:t xml:space="preserve"> declines in yellow-billed magpies </w:t>
+      </w:r>
+      <w:ins w:id="2" w:author="Kelsey McCune" w:date="2026-04-15T08:28:00Z" w16du:dateUtc="2026-04-15T13:28:00Z">
+        <w:r>
+          <w:rPr>
+            <w:sz w:val="22"/>
+            <w:szCs w:val="22"/>
+          </w:rPr>
+          <w:t xml:space="preserve">and other species </w:t>
+        </w:r>
+      </w:ins>
+      <w:r>
+        <w:rPr>
+          <w:sz w:val="22"/>
+          <w:szCs w:val="22"/>
+        </w:rPr>
+        <w:t xml:space="preserve">across North America, with transmission shown to be </w:t>
+      </w:r>
+      <w:r>
+        <w:rPr>
+          <w:sz w:val="22"/>
+          <w:szCs w:val="22"/>
+        </w:rPr>
+        <w:t>particularly</w:t>
+      </w:r>
+      <w:r>
+        <w:rPr>
+          <w:sz w:val="22"/>
+          <w:szCs w:val="22"/>
+        </w:rPr>
+        <w:t xml:space="preserve"> elevated in urban and agricultural landscapes (Kilpatrick and Wheeler 2019). </w:t>
+      </w:r>
+      <w:r>
+        <w:rPr>
+          <w:sz w:val="22"/>
+          <w:szCs w:val="22"/>
+        </w:rPr>
+        <w:t>D</w:t>
+      </w:r>
+      <w:r>
+        <w:rPr>
+          <w:sz w:val="22"/>
+          <w:szCs w:val="22"/>
+        </w:rPr>
+        <w:t xml:space="preserve">isease outbreaks linked to supplemental feeding sites are also increasing in frequency, including </w:t>
+      </w:r>
+      <w:proofErr w:type="spellStart"/>
+      <w:r>
+        <w:rPr>
+          <w:sz w:val="22"/>
+          <w:szCs w:val="22"/>
+        </w:rPr>
+        <w:t>trichomonosis</w:t>
+      </w:r>
+      <w:proofErr w:type="spellEnd"/>
       <w:r>
         <w:rPr>
           <w:sz w:val="22"/>
@@ -831,74 +1121,77 @@
         </w:rPr>
         <w:t xml:space="preserve"> </w:t>
       </w:r>
-      <w:del w:id="6" w:author="Kelsey McCune" w:date="2026-04-08T10:38:00Z" w16du:dateUtc="2026-04-08T15:38:00Z">
-        <w:r>
-          <w:rPr>
-            <w:sz w:val="22"/>
-            <w:szCs w:val="22"/>
-          </w:rPr>
-          <w:delText>as well as</w:delText>
-        </w:r>
-      </w:del>
-      <w:ins w:id="7" w:author="Kelsey McCune" w:date="2026-04-08T10:38:00Z" w16du:dateUtc="2026-04-08T15:38:00Z">
-        <w:r>
-          <w:rPr>
-            <w:sz w:val="22"/>
-            <w:szCs w:val="22"/>
-          </w:rPr>
-          <w:t>including</w:t>
-        </w:r>
-      </w:ins>
-      <w:r>
-        <w:rPr>
-          <w:sz w:val="22"/>
-          <w:szCs w:val="22"/>
-        </w:rPr>
-        <w:t xml:space="preserve"> their shared space</w:t>
-      </w:r>
-      <w:ins w:id="8" w:author="Kelsey McCune" w:date="2026-04-08T10:37:00Z" w16du:dateUtc="2026-04-08T15:37:00Z">
-        <w:r>
-          <w:rPr>
-            <w:sz w:val="22"/>
-            <w:szCs w:val="22"/>
-          </w:rPr>
-          <w:t xml:space="preserve"> and</w:t>
-        </w:r>
-      </w:ins>
-      <w:del w:id="9" w:author="Kelsey McCune" w:date="2026-04-08T10:37:00Z" w16du:dateUtc="2026-04-08T15:37:00Z">
-        <w:r>
-          <w:rPr>
-            <w:sz w:val="22"/>
-            <w:szCs w:val="22"/>
-          </w:rPr>
-          <w:delText>,</w:delText>
-        </w:r>
-      </w:del>
-      <w:r>
-        <w:rPr>
-          <w:sz w:val="22"/>
-          <w:szCs w:val="22"/>
-        </w:rPr>
-        <w:t xml:space="preserve"> resource</w:t>
-      </w:r>
-      <w:ins w:id="10" w:author="Kelsey McCune" w:date="2026-04-08T10:37:00Z" w16du:dateUtc="2026-04-08T15:37:00Z">
-        <w:r>
-          <w:rPr>
-            <w:sz w:val="22"/>
-            <w:szCs w:val="22"/>
-          </w:rPr>
-          <w:t xml:space="preserve"> use,</w:t>
-        </w:r>
-      </w:ins>
-      <w:del w:id="11" w:author="Kelsey McCune" w:date="2026-04-08T10:37:00Z" w16du:dateUtc="2026-04-08T15:37:00Z">
-        <w:r>
-          <w:rPr>
-            <w:sz w:val="22"/>
-            <w:szCs w:val="22"/>
-          </w:rPr>
-          <w:delText>s</w:delText>
-        </w:r>
-      </w:del>
+      <w:r>
+        <w:rPr>
+          <w:sz w:val="22"/>
+          <w:szCs w:val="22"/>
+        </w:rPr>
+        <w:t>infections from</w:t>
+      </w:r>
+      <w:r>
+        <w:rPr>
+          <w:sz w:val="22"/>
+          <w:szCs w:val="22"/>
+        </w:rPr>
+        <w:t xml:space="preserve"> garden feeders </w:t>
+      </w:r>
+      <w:r>
+        <w:rPr>
+          <w:sz w:val="22"/>
+          <w:szCs w:val="22"/>
+        </w:rPr>
+        <w:t xml:space="preserve">in Europe </w:t>
+      </w:r>
+      <w:commentRangeStart w:id="3"/>
+      <w:r>
+        <w:rPr>
+          <w:sz w:val="22"/>
+          <w:szCs w:val="22"/>
+        </w:rPr>
+        <w:t xml:space="preserve">and North America </w:t>
+      </w:r>
+      <w:commentRangeEnd w:id="3"/>
+      <w:r>
+        <w:rPr>
+          <w:rStyle w:val="CommentReference"/>
+        </w:rPr>
+        <w:commentReference w:id="3"/>
+      </w:r>
+      <w:r>
+        <w:rPr>
+          <w:sz w:val="22"/>
+          <w:szCs w:val="22"/>
+        </w:rPr>
+        <w:t>that drove a 66% decline in European Greenfinch populations</w:t>
+      </w:r>
+      <w:r>
+        <w:rPr>
+          <w:sz w:val="22"/>
+          <w:szCs w:val="22"/>
+        </w:rPr>
+        <w:t xml:space="preserve">, </w:t>
+      </w:r>
+      <w:r>
+        <w:rPr>
+          <w:sz w:val="22"/>
+          <w:szCs w:val="22"/>
+        </w:rPr>
+        <w:t xml:space="preserve">suggesting that backyard activities that bring humans closer to birds may also </w:t>
+      </w:r>
+      <w:r>
+        <w:rPr>
+          <w:sz w:val="22"/>
+          <w:szCs w:val="22"/>
+        </w:rPr>
+        <w:t>influence</w:t>
+      </w:r>
+      <w:r>
+        <w:rPr>
+          <w:sz w:val="22"/>
+          <w:szCs w:val="22"/>
+        </w:rPr>
+        <w:t xml:space="preserve"> pathogen spread within wild bird communities (Lees et al. 2022).</w:t>
+      </w:r>
       <w:r>
         <w:rPr>
           <w:sz w:val="22"/>
@@ -906,413 +1199,65 @@
         </w:rPr>
         <w:t xml:space="preserve"> </w:t>
       </w:r>
-      <w:ins w:id="12" w:author="Kelsey McCune" w:date="2026-04-08T10:37:00Z" w16du:dateUtc="2026-04-08T15:37:00Z">
-        <w:r>
-          <w:rPr>
-            <w:sz w:val="22"/>
-            <w:szCs w:val="22"/>
-          </w:rPr>
-          <w:t>or</w:t>
-        </w:r>
-      </w:ins>
-      <w:del w:id="13" w:author="Kelsey McCune" w:date="2026-04-08T10:37:00Z" w16du:dateUtc="2026-04-08T15:37:00Z">
-        <w:r>
-          <w:rPr>
-            <w:sz w:val="22"/>
-            <w:szCs w:val="22"/>
-          </w:rPr>
-          <w:delText>and</w:delText>
-        </w:r>
-      </w:del>
-      <w:r>
-        <w:rPr>
-          <w:sz w:val="22"/>
-          <w:szCs w:val="22"/>
-        </w:rPr>
-        <w:t xml:space="preserve"> diseases (Hassell et al. 2017). </w:t>
-      </w:r>
-      <w:moveToRangeStart w:id="14" w:author="Kelsey McCune" w:date="2026-04-08T10:40:00Z" w:name="move226537267"/>
-      <w:moveTo w:id="15" w:author="Kelsey McCune" w:date="2026-04-08T10:40:00Z" w16du:dateUtc="2026-04-08T15:40:00Z">
-        <w:r>
-          <w:rPr>
-            <w:sz w:val="22"/>
-            <w:szCs w:val="22"/>
-          </w:rPr>
-          <w:t xml:space="preserve">The prevalence and spread of zoonotic diseases, or diseases shared between wildlife and humans, represents one of the most significant effects of growing contact at the human-wildlife interface, with over 70% of current human diseases originating from wildlife (Jones et al. 2008). </w:t>
-        </w:r>
-      </w:moveTo>
-      <w:moveToRangeEnd w:id="14"/>
-      <w:ins w:id="16" w:author="Kelsey McCune" w:date="2026-04-08T10:41:00Z" w16du:dateUtc="2026-04-08T15:41:00Z">
-        <w:r>
-          <w:rPr>
-            <w:sz w:val="22"/>
-            <w:szCs w:val="22"/>
-          </w:rPr>
-          <w:t>Consequently, a</w:t>
-        </w:r>
-      </w:ins>
-      <w:del w:id="17" w:author="Kelsey McCune" w:date="2026-04-08T10:41:00Z" w16du:dateUtc="2026-04-08T15:41:00Z">
-        <w:r>
-          <w:rPr>
-            <w:sz w:val="22"/>
-            <w:szCs w:val="22"/>
-          </w:rPr>
-          <w:delText>A</w:delText>
-        </w:r>
-      </w:del>
-      <w:r>
-        <w:rPr>
-          <w:sz w:val="22"/>
-          <w:szCs w:val="22"/>
-        </w:rPr>
-        <w:t xml:space="preserve">s </w:t>
-      </w:r>
-      <w:ins w:id="18" w:author="Kelsey McCune" w:date="2026-04-08T10:41:00Z" w16du:dateUtc="2026-04-08T15:41:00Z">
-        <w:r>
-          <w:rPr>
-            <w:sz w:val="22"/>
-            <w:szCs w:val="22"/>
-          </w:rPr>
-          <w:t xml:space="preserve">human populations grow and </w:t>
-        </w:r>
-      </w:ins>
-      <w:r>
-        <w:rPr>
-          <w:sz w:val="22"/>
-          <w:szCs w:val="22"/>
-        </w:rPr>
-        <w:t xml:space="preserve">interactions in these interfaces become more frequent, improving our understanding of </w:t>
-      </w:r>
-      <w:del w:id="19" w:author="Kelsey McCune" w:date="2026-04-08T10:39:00Z" w16du:dateUtc="2026-04-08T15:39:00Z">
-        <w:r>
-          <w:rPr>
-            <w:sz w:val="22"/>
-            <w:szCs w:val="22"/>
-          </w:rPr>
-          <w:delText xml:space="preserve">how anthropogenic change continues to impact </w:delText>
-        </w:r>
-      </w:del>
-      <w:r>
-        <w:rPr>
-          <w:sz w:val="22"/>
-          <w:szCs w:val="22"/>
-        </w:rPr>
-        <w:t xml:space="preserve">the ecological and health dynamics between wildlife and humans </w:t>
-      </w:r>
-      <w:ins w:id="20" w:author="Kelsey McCune" w:date="2026-04-08T10:41:00Z" w16du:dateUtc="2026-04-08T15:41:00Z">
-        <w:r>
-          <w:rPr>
-            <w:sz w:val="22"/>
-            <w:szCs w:val="22"/>
-          </w:rPr>
-          <w:t>i</w:t>
-        </w:r>
-      </w:ins>
-      <w:del w:id="21" w:author="Kelsey McCune" w:date="2026-04-08T10:41:00Z" w16du:dateUtc="2026-04-08T15:41:00Z">
-        <w:r>
-          <w:rPr>
-            <w:sz w:val="22"/>
-            <w:szCs w:val="22"/>
-          </w:rPr>
-          <w:delText>grow</w:delText>
-        </w:r>
-      </w:del>
-      <w:r>
-        <w:rPr>
-          <w:sz w:val="22"/>
-          <w:szCs w:val="22"/>
-        </w:rPr>
-        <w:t xml:space="preserve">s increasingly necessary. </w:t>
-      </w:r>
-      <w:ins w:id="22" w:author="Kelsey McCune" w:date="2026-04-08T10:46:00Z" w16du:dateUtc="2026-04-08T15:46:00Z">
-        <w:r>
-          <w:rPr>
-            <w:sz w:val="22"/>
-            <w:szCs w:val="22"/>
-          </w:rPr>
-          <w:t>W</w:t>
-        </w:r>
-      </w:ins>
-      <w:ins w:id="23" w:author="Kelsey McCune" w:date="2026-04-08T10:44:00Z" w16du:dateUtc="2026-04-08T15:44:00Z">
-        <w:r>
-          <w:rPr>
-            <w:sz w:val="22"/>
-            <w:szCs w:val="22"/>
-          </w:rPr>
-          <w:t>e n</w:t>
-        </w:r>
-      </w:ins>
-      <w:ins w:id="24" w:author="Kelsey McCune" w:date="2026-04-08T10:45:00Z" w16du:dateUtc="2026-04-08T15:45:00Z">
-        <w:r>
-          <w:rPr>
-            <w:sz w:val="22"/>
-            <w:szCs w:val="22"/>
-          </w:rPr>
-          <w:t xml:space="preserve">ow recognize </w:t>
-        </w:r>
-      </w:ins>
-      <w:ins w:id="25" w:author="Kelsey McCune" w:date="2026-04-08T10:47:00Z" w16du:dateUtc="2026-04-08T15:47:00Z">
-        <w:r>
-          <w:rPr>
-            <w:sz w:val="22"/>
-            <w:szCs w:val="22"/>
-          </w:rPr>
-          <w:t>a</w:t>
-        </w:r>
-      </w:ins>
-      <w:ins w:id="26" w:author="Kelsey McCune" w:date="2026-04-08T10:43:00Z" w16du:dateUtc="2026-04-08T15:43:00Z">
-        <w:r>
-          <w:rPr>
-            <w:sz w:val="22"/>
-            <w:szCs w:val="22"/>
-          </w:rPr>
-          <w:t xml:space="preserve"> </w:t>
-        </w:r>
-      </w:ins>
-      <w:ins w:id="27" w:author="Kelsey McCune" w:date="2026-04-08T10:45:00Z" w16du:dateUtc="2026-04-08T15:45:00Z">
-        <w:r>
-          <w:rPr>
-            <w:sz w:val="22"/>
-            <w:szCs w:val="22"/>
-          </w:rPr>
-          <w:t>relationship</w:t>
-        </w:r>
-      </w:ins>
-      <w:ins w:id="28" w:author="Kelsey McCune" w:date="2026-04-08T10:43:00Z" w16du:dateUtc="2026-04-08T15:43:00Z">
-        <w:r>
-          <w:rPr>
-            <w:sz w:val="22"/>
-            <w:szCs w:val="22"/>
-          </w:rPr>
-          <w:t xml:space="preserve"> </w:t>
-        </w:r>
-      </w:ins>
-      <w:ins w:id="29" w:author="Kelsey McCune" w:date="2026-04-08T10:44:00Z" w16du:dateUtc="2026-04-08T15:44:00Z">
-        <w:r>
-          <w:rPr>
-            <w:sz w:val="22"/>
-            <w:szCs w:val="22"/>
-          </w:rPr>
-          <w:t>between</w:t>
-        </w:r>
-      </w:ins>
-      <w:ins w:id="30" w:author="Kelsey McCune" w:date="2026-04-08T10:45:00Z" w16du:dateUtc="2026-04-08T15:45:00Z">
-        <w:r>
-          <w:rPr>
-            <w:sz w:val="22"/>
-            <w:szCs w:val="22"/>
-          </w:rPr>
-          <w:t xml:space="preserve"> broad-scale</w:t>
-        </w:r>
-      </w:ins>
-      <w:ins w:id="31" w:author="Kelsey McCune" w:date="2026-04-08T10:44:00Z" w16du:dateUtc="2026-04-08T15:44:00Z">
-        <w:r>
-          <w:rPr>
-            <w:sz w:val="22"/>
-            <w:szCs w:val="22"/>
-          </w:rPr>
-          <w:t xml:space="preserve"> anthropogenic change</w:t>
-        </w:r>
-      </w:ins>
-      <w:ins w:id="32" w:author="Kelsey McCune" w:date="2026-04-08T10:48:00Z" w16du:dateUtc="2026-04-08T15:48:00Z">
-        <w:r>
-          <w:rPr>
-            <w:sz w:val="22"/>
-            <w:szCs w:val="22"/>
-          </w:rPr>
-          <w:t>s</w:t>
-        </w:r>
-      </w:ins>
-      <w:ins w:id="33" w:author="Kelsey McCune" w:date="2026-04-08T10:44:00Z" w16du:dateUtc="2026-04-08T15:44:00Z">
-        <w:r>
-          <w:rPr>
-            <w:sz w:val="22"/>
-            <w:szCs w:val="22"/>
-          </w:rPr>
-          <w:t xml:space="preserve"> and zoonotic disease </w:t>
-        </w:r>
-      </w:ins>
-      <w:ins w:id="34" w:author="Kelsey McCune" w:date="2026-04-08T10:45:00Z" w16du:dateUtc="2026-04-08T15:45:00Z">
-        <w:r>
-          <w:rPr>
-            <w:sz w:val="22"/>
-            <w:szCs w:val="22"/>
-          </w:rPr>
-          <w:t>(e.g.</w:t>
-        </w:r>
-      </w:ins>
-      <w:ins w:id="35" w:author="Kelsey McCune" w:date="2026-04-08T10:59:00Z" w16du:dateUtc="2026-04-08T15:59:00Z">
-        <w:r>
-          <w:rPr>
-            <w:sz w:val="22"/>
-            <w:szCs w:val="22"/>
-          </w:rPr>
-          <w:t xml:space="preserve"> climate change</w:t>
-        </w:r>
-      </w:ins>
-      <w:ins w:id="36" w:author="Kelsey McCune" w:date="2026-04-08T10:45:00Z" w16du:dateUtc="2026-04-08T15:45:00Z">
-        <w:r>
-          <w:rPr>
-            <w:sz w:val="22"/>
-            <w:szCs w:val="22"/>
-          </w:rPr>
-          <w:t xml:space="preserve">, </w:t>
-        </w:r>
-      </w:ins>
-      <w:commentRangeStart w:id="37"/>
-      <w:ins w:id="38" w:author="Kelsey McCune" w:date="2026-04-08T10:59:00Z" w16du:dateUtc="2026-04-08T15:59:00Z">
-        <w:r>
-          <w:rPr>
-            <w:sz w:val="22"/>
-            <w:szCs w:val="22"/>
-          </w:rPr>
-          <w:t>Hall et al., 2021</w:t>
-        </w:r>
-        <w:commentRangeEnd w:id="37"/>
-        <w:r>
-          <w:rPr>
-            <w:rStyle w:val="CommentReference"/>
-            <w:sz w:val="22"/>
-            <w:szCs w:val="22"/>
-          </w:rPr>
-          <w:commentReference w:id="37"/>
-        </w:r>
-      </w:ins>
-      <w:ins w:id="39" w:author="Kelsey McCune" w:date="2026-04-08T11:14:00Z" w16du:dateUtc="2026-04-08T16:14:00Z">
-        <w:r>
-          <w:rPr>
-            <w:sz w:val="22"/>
-            <w:szCs w:val="22"/>
-          </w:rPr>
-          <w:t>; land use change, Murray &amp; Hernandez, 2021</w:t>
-        </w:r>
-      </w:ins>
-      <w:ins w:id="40" w:author="Kelsey McCune" w:date="2026-04-08T10:45:00Z" w16du:dateUtc="2026-04-08T15:45:00Z">
-        <w:r>
-          <w:rPr>
-            <w:sz w:val="22"/>
-            <w:szCs w:val="22"/>
-          </w:rPr>
-          <w:t>)</w:t>
-        </w:r>
-      </w:ins>
-      <w:ins w:id="41" w:author="Kelsey McCune" w:date="2026-04-08T10:46:00Z" w16du:dateUtc="2026-04-08T15:46:00Z">
-        <w:r>
-          <w:rPr>
-            <w:sz w:val="22"/>
-            <w:szCs w:val="22"/>
-          </w:rPr>
-          <w:t xml:space="preserve">. However, </w:t>
-        </w:r>
-      </w:ins>
-      <w:ins w:id="42" w:author="Kelsey McCune" w:date="2026-04-08T10:48:00Z" w16du:dateUtc="2026-04-08T15:48:00Z">
-        <w:r>
-          <w:rPr>
-            <w:sz w:val="22"/>
-            <w:szCs w:val="22"/>
-          </w:rPr>
-          <w:t>zoonotic disease outbreaks</w:t>
-        </w:r>
-      </w:ins>
-      <w:ins w:id="43" w:author="Kelsey McCune" w:date="2026-04-08T10:50:00Z" w16du:dateUtc="2026-04-08T15:50:00Z">
-        <w:r>
-          <w:rPr>
-            <w:sz w:val="22"/>
-            <w:szCs w:val="22"/>
-          </w:rPr>
-          <w:t xml:space="preserve"> in people and wildlife</w:t>
-        </w:r>
-      </w:ins>
-      <w:ins w:id="44" w:author="Kelsey McCune" w:date="2026-04-08T10:48:00Z" w16du:dateUtc="2026-04-08T15:48:00Z">
-        <w:r>
-          <w:rPr>
-            <w:sz w:val="22"/>
-            <w:szCs w:val="22"/>
-          </w:rPr>
-          <w:t xml:space="preserve"> start with </w:t>
-        </w:r>
-      </w:ins>
-      <w:ins w:id="45" w:author="Kelsey McCune" w:date="2026-04-08T10:46:00Z" w16du:dateUtc="2026-04-08T15:46:00Z">
-        <w:r>
-          <w:rPr>
-            <w:sz w:val="22"/>
-            <w:szCs w:val="22"/>
-          </w:rPr>
-          <w:t>spillover events occur</w:t>
-        </w:r>
-      </w:ins>
-      <w:ins w:id="46" w:author="Kelsey McCune" w:date="2026-04-08T10:48:00Z" w16du:dateUtc="2026-04-08T15:48:00Z">
-        <w:r>
-          <w:rPr>
-            <w:sz w:val="22"/>
-            <w:szCs w:val="22"/>
-          </w:rPr>
-          <w:t>ing</w:t>
-        </w:r>
-      </w:ins>
-      <w:ins w:id="47" w:author="Kelsey McCune" w:date="2026-04-08T10:46:00Z" w16du:dateUtc="2026-04-08T15:46:00Z">
-        <w:r>
-          <w:rPr>
-            <w:sz w:val="22"/>
-            <w:szCs w:val="22"/>
-          </w:rPr>
-          <w:t xml:space="preserve"> at a local </w:t>
-        </w:r>
-      </w:ins>
-      <w:ins w:id="48" w:author="Kelsey McCune" w:date="2026-04-08T10:48:00Z" w16du:dateUtc="2026-04-08T15:48:00Z">
-        <w:r>
-          <w:rPr>
-            <w:sz w:val="22"/>
-            <w:szCs w:val="22"/>
-          </w:rPr>
-          <w:t>scale</w:t>
-        </w:r>
-      </w:ins>
-      <w:ins w:id="49" w:author="Kelsey McCune" w:date="2026-04-08T10:50:00Z" w16du:dateUtc="2026-04-08T15:50:00Z">
-        <w:r>
-          <w:rPr>
-            <w:sz w:val="22"/>
-            <w:szCs w:val="22"/>
-          </w:rPr>
-          <w:t>, but</w:t>
-        </w:r>
-      </w:ins>
-      <w:ins w:id="50" w:author="Kelsey McCune" w:date="2026-04-08T10:45:00Z" w16du:dateUtc="2026-04-08T15:45:00Z">
-        <w:r>
-          <w:rPr>
-            <w:sz w:val="22"/>
-            <w:szCs w:val="22"/>
-          </w:rPr>
-          <w:t xml:space="preserve"> the risk related to human activities at </w:t>
-        </w:r>
-      </w:ins>
-      <w:ins w:id="51" w:author="Kelsey McCune" w:date="2026-04-08T10:46:00Z" w16du:dateUtc="2026-04-08T15:46:00Z">
-        <w:r>
-          <w:rPr>
-            <w:sz w:val="22"/>
-            <w:szCs w:val="22"/>
-          </w:rPr>
-          <w:t>th</w:t>
-        </w:r>
-      </w:ins>
-      <w:ins w:id="52" w:author="Kelsey McCune" w:date="2026-04-08T10:51:00Z" w16du:dateUtc="2026-04-08T15:51:00Z">
-        <w:r>
-          <w:rPr>
-            <w:sz w:val="22"/>
-            <w:szCs w:val="22"/>
-          </w:rPr>
-          <w:t>is</w:t>
-        </w:r>
-      </w:ins>
-      <w:ins w:id="53" w:author="Kelsey McCune" w:date="2026-04-08T10:46:00Z" w16du:dateUtc="2026-04-08T15:46:00Z">
-        <w:r>
-          <w:rPr>
-            <w:sz w:val="22"/>
-            <w:szCs w:val="22"/>
-          </w:rPr>
-          <w:t xml:space="preserve"> scale is unknown.</w:t>
-        </w:r>
-      </w:ins>
+      <w:r>
+        <w:rPr>
+          <w:sz w:val="22"/>
+          <w:szCs w:val="22"/>
+        </w:rPr>
+        <w:t xml:space="preserve">While many </w:t>
+      </w:r>
+      <w:proofErr w:type="gramStart"/>
+      <w:r>
+        <w:rPr>
+          <w:sz w:val="22"/>
+          <w:szCs w:val="22"/>
+        </w:rPr>
+        <w:t>bird</w:t>
+      </w:r>
+      <w:proofErr w:type="gramEnd"/>
+      <w:r>
+        <w:rPr>
+          <w:sz w:val="22"/>
+          <w:szCs w:val="22"/>
+        </w:rPr>
+        <w:t xml:space="preserve"> species have adapted to survive and even depend on human-modified landscapes, the ecological impacts of these co-adaptations, and how long-term proximity to humans, domestic animals, and shared resources </w:t>
+      </w:r>
+      <w:r>
+        <w:rPr>
+          <w:sz w:val="22"/>
+          <w:szCs w:val="22"/>
+        </w:rPr>
+        <w:t>affect</w:t>
+      </w:r>
+      <w:r>
+        <w:rPr>
+          <w:sz w:val="22"/>
+          <w:szCs w:val="22"/>
+        </w:rPr>
+        <w:t xml:space="preserve"> pathogen dynamics in wild bird communities remain poorly </w:t>
+      </w:r>
+      <w:commentRangeStart w:id="4"/>
+      <w:r>
+        <w:rPr>
+          <w:sz w:val="22"/>
+          <w:szCs w:val="22"/>
+        </w:rPr>
+        <w:t>understood</w:t>
+      </w:r>
+      <w:commentRangeEnd w:id="4"/>
+      <w:r>
+        <w:rPr>
+          <w:rStyle w:val="CommentReference"/>
+        </w:rPr>
+        <w:commentReference w:id="4"/>
+      </w:r>
+      <w:r>
+        <w:rPr>
+          <w:sz w:val="22"/>
+          <w:szCs w:val="22"/>
+        </w:rPr>
+        <w:t xml:space="preserve"> (Bradley and Altizer 2007). </w:t>
+      </w:r>
     </w:p>
     <w:p>
       <w:pPr>
@@ -1321,293 +1266,947 @@
           <w:sz w:val="22"/>
           <w:szCs w:val="22"/>
         </w:rPr>
-        <w:pPrChange w:id="54" w:author="Kelsey McCune" w:date="2026-04-08T10:37:00Z" w16du:dateUtc="2026-04-08T15:37:00Z">
+      </w:pPr>
+      <w:r>
+        <w:rPr>
+          <w:sz w:val="22"/>
+          <w:szCs w:val="22"/>
+        </w:rPr>
+        <w:t xml:space="preserve">Wild and domestic birds also play an important role in human culture and recreation. </w:t>
+      </w:r>
+      <w:r>
+        <w:rPr>
+          <w:sz w:val="22"/>
+          <w:szCs w:val="22"/>
+        </w:rPr>
+        <w:t xml:space="preserve">Small-scale poultry keeping and supplemental bird feeding have grown substantially in popularity across the United States, occurring as backyard activities and encouraging participants to interact more with nature and wildlife. The popularity of backyard poultry keeping is growing in urban and suburban areas in the United States (USDA, 2013), but the practice has been an </w:t>
+      </w:r>
+      <w:r>
+        <w:rPr>
+          <w:sz w:val="22"/>
+          <w:szCs w:val="22"/>
+        </w:rPr>
+        <w:lastRenderedPageBreak/>
+        <w:t xml:space="preserve">important part of nutrition and economic stability for centuries in other regions (Alders &amp; Pym, 2009). Backyard bird feeding has similarly been a well-established home activity for decades, allowing homeowners opportunities to connect with nature and wildlife while supplementing the diets of wild birds. The scale of bird feeding in the United States is substantial, with federal surveys estimating that over 50 million Americans participate in feeding wild birds, and hundreds of millions of dollars spent on bird seed annually (USFWS 2022). </w:t>
+      </w:r>
+    </w:p>
+    <w:p>
+      <w:pPr>
+        <w:ind w:firstLine="720"/>
+        <w:rPr>
+          <w:sz w:val="22"/>
+          <w:szCs w:val="22"/>
+        </w:rPr>
+      </w:pPr>
+      <w:r>
+        <w:rPr>
+          <w:sz w:val="22"/>
+          <w:szCs w:val="22"/>
+        </w:rPr>
+        <w:t>Th</w:t>
+      </w:r>
+      <w:r>
+        <w:rPr>
+          <w:sz w:val="22"/>
+          <w:szCs w:val="22"/>
+        </w:rPr>
+        <w:t xml:space="preserve">e </w:t>
+      </w:r>
+      <w:r>
+        <w:rPr>
+          <w:sz w:val="22"/>
+          <w:szCs w:val="22"/>
+        </w:rPr>
+        <w:t xml:space="preserve">novel contact between wild bird species, chicken flocks, domestic pets and humans </w:t>
+      </w:r>
+      <w:r>
+        <w:rPr>
+          <w:sz w:val="22"/>
+          <w:szCs w:val="22"/>
+        </w:rPr>
+        <w:t>that</w:t>
+      </w:r>
+      <w:ins w:id="5" w:author="Kelsey McCune" w:date="2026-04-15T08:32:00Z" w16du:dateUtc="2026-04-15T13:32:00Z">
+        <w:r>
+          <w:rPr>
+            <w:sz w:val="22"/>
+            <w:szCs w:val="22"/>
+          </w:rPr>
+          <w:t xml:space="preserve"> the activities promote</w:t>
+        </w:r>
+      </w:ins>
+      <w:r>
+        <w:rPr>
+          <w:sz w:val="22"/>
+          <w:szCs w:val="22"/>
+        </w:rPr>
+        <w:t xml:space="preserve"> can allow for bidirectional transmission (spillover) of select pathogens. Bird feeders aggregate wild birds at </w:t>
+      </w:r>
+      <w:r>
+        <w:rPr>
+          <w:sz w:val="22"/>
+          <w:szCs w:val="22"/>
+        </w:rPr>
+        <w:t>artificially high</w:t>
+      </w:r>
+      <w:r>
+        <w:rPr>
+          <w:sz w:val="22"/>
+          <w:szCs w:val="22"/>
+        </w:rPr>
+        <w:t xml:space="preserve"> </w:t>
+      </w:r>
+      <w:r>
+        <w:rPr>
+          <w:sz w:val="22"/>
+          <w:szCs w:val="22"/>
+        </w:rPr>
+        <w:t>densities, increasing both direct contact rates between individuals and fecal-oral transmission of bacterial pathogens among individuals and species (Becker and Hall 2014; Becker et al. 2015). Backyard poultry can further compound this risk, as chickens are known reservoirs for</w:t>
+      </w:r>
+      <w:r>
+        <w:rPr>
+          <w:sz w:val="22"/>
+          <w:szCs w:val="22"/>
+        </w:rPr>
+        <w:t xml:space="preserve"> zoonotic bacteria like</w:t>
+      </w:r>
+      <w:r>
+        <w:rPr>
+          <w:sz w:val="22"/>
+          <w:szCs w:val="22"/>
+        </w:rPr>
+        <w:t xml:space="preserve"> </w:t>
+      </w:r>
+      <w:r>
+        <w:rPr>
+          <w:i/>
+          <w:iCs/>
+          <w:sz w:val="22"/>
+          <w:szCs w:val="22"/>
+        </w:rPr>
+        <w:t>S</w:t>
+      </w:r>
+      <w:r>
+        <w:rPr>
+          <w:i/>
+          <w:iCs/>
+          <w:sz w:val="22"/>
+          <w:szCs w:val="22"/>
+        </w:rPr>
+        <w:t>almonella</w:t>
+      </w:r>
+      <w:r>
+        <w:rPr>
+          <w:i/>
+          <w:iCs/>
+          <w:sz w:val="22"/>
+          <w:szCs w:val="22"/>
+        </w:rPr>
+        <w:t xml:space="preserve"> </w:t>
+      </w:r>
+      <w:proofErr w:type="gramStart"/>
+      <w:r>
+        <w:rPr>
+          <w:i/>
+          <w:iCs/>
+          <w:sz w:val="22"/>
+          <w:szCs w:val="22"/>
+        </w:rPr>
+        <w:t>enterica</w:t>
+      </w:r>
+      <w:r>
+        <w:rPr>
+          <w:sz w:val="22"/>
+          <w:szCs w:val="22"/>
+        </w:rPr>
+        <w:t xml:space="preserve">  </w:t>
+      </w:r>
+      <w:r>
+        <w:rPr>
+          <w:sz w:val="22"/>
+          <w:szCs w:val="22"/>
+        </w:rPr>
+        <w:t>and</w:t>
+      </w:r>
+      <w:proofErr w:type="gramEnd"/>
+      <w:r>
+        <w:rPr>
+          <w:sz w:val="22"/>
+          <w:szCs w:val="22"/>
+        </w:rPr>
+        <w:t xml:space="preserve"> </w:t>
+      </w:r>
+      <w:r>
+        <w:rPr>
+          <w:sz w:val="22"/>
+          <w:szCs w:val="22"/>
+        </w:rPr>
+        <w:t>can amplify pathogen persistence in the environment</w:t>
+      </w:r>
+      <w:r>
+        <w:rPr>
+          <w:sz w:val="22"/>
+          <w:szCs w:val="22"/>
+        </w:rPr>
+        <w:t>.</w:t>
+      </w:r>
+      <w:r>
+        <w:rPr>
+          <w:sz w:val="22"/>
+          <w:szCs w:val="22"/>
+        </w:rPr>
+        <w:t xml:space="preserve"> </w:t>
+      </w:r>
+      <w:r>
+        <w:rPr>
+          <w:sz w:val="22"/>
+          <w:szCs w:val="22"/>
+        </w:rPr>
+        <w:t>Consequently, poultry can serve as a bridge, increasing disease</w:t>
+      </w:r>
+      <w:r>
+        <w:rPr>
+          <w:sz w:val="22"/>
+          <w:szCs w:val="22"/>
+        </w:rPr>
+        <w:t xml:space="preserve"> spillover </w:t>
+      </w:r>
+      <w:r>
+        <w:rPr>
+          <w:sz w:val="22"/>
+          <w:szCs w:val="22"/>
+        </w:rPr>
+        <w:t>among</w:t>
+      </w:r>
+      <w:r>
+        <w:rPr>
+          <w:sz w:val="22"/>
+          <w:szCs w:val="22"/>
+        </w:rPr>
+        <w:t xml:space="preserve"> wild birds, humans, and </w:t>
+      </w:r>
+      <w:r>
+        <w:rPr>
+          <w:sz w:val="22"/>
+          <w:szCs w:val="22"/>
+        </w:rPr>
+        <w:t>pets</w:t>
+      </w:r>
+      <w:r>
+        <w:rPr>
+          <w:sz w:val="22"/>
+          <w:szCs w:val="22"/>
+        </w:rPr>
+        <w:t xml:space="preserve"> (Larsen et al. 2022). Salmonellosis is responsible for hundreds of documented wild bird mortality events (Hall and Saito 2008) and has been linked to human illness through contact with contaminated feeders and wild songbirds (Patel et al. 2021)</w:t>
+      </w:r>
+      <w:r>
+        <w:rPr>
+          <w:sz w:val="22"/>
+          <w:szCs w:val="22"/>
+        </w:rPr>
+        <w:t xml:space="preserve"> or</w:t>
+      </w:r>
+      <w:r>
+        <w:rPr>
+          <w:sz w:val="22"/>
+          <w:szCs w:val="22"/>
+        </w:rPr>
+        <w:t xml:space="preserve"> backyard poultry (CDC, 2025). The </w:t>
+      </w:r>
+      <w:r>
+        <w:rPr>
+          <w:sz w:val="22"/>
+          <w:szCs w:val="22"/>
+        </w:rPr>
+        <w:t>interacting factors</w:t>
+      </w:r>
+      <w:r>
+        <w:rPr>
+          <w:sz w:val="22"/>
+          <w:szCs w:val="22"/>
+        </w:rPr>
+        <w:t xml:space="preserve"> of human </w:t>
+      </w:r>
+      <w:r>
+        <w:rPr>
+          <w:sz w:val="22"/>
+          <w:szCs w:val="22"/>
+        </w:rPr>
+        <w:t>activities</w:t>
+      </w:r>
+      <w:r>
+        <w:rPr>
+          <w:sz w:val="22"/>
+          <w:szCs w:val="22"/>
+        </w:rPr>
+        <w:t xml:space="preserve">, bird feeders, and </w:t>
+      </w:r>
+      <w:r>
+        <w:rPr>
+          <w:sz w:val="22"/>
+          <w:szCs w:val="22"/>
+        </w:rPr>
+        <w:t>poultry</w:t>
+      </w:r>
+      <w:r>
+        <w:rPr>
+          <w:sz w:val="22"/>
+          <w:szCs w:val="22"/>
+        </w:rPr>
+        <w:t xml:space="preserve"> </w:t>
+      </w:r>
+      <w:r>
+        <w:rPr>
+          <w:sz w:val="22"/>
+          <w:szCs w:val="22"/>
+        </w:rPr>
+        <w:t>could therefore increase the disease risk for native birds, but this has not yet been experimentally tested.</w:t>
+      </w:r>
+      <w:r>
+        <w:rPr>
+          <w:sz w:val="22"/>
+          <w:szCs w:val="22"/>
+        </w:rPr>
+        <w:t xml:space="preserve"> </w:t>
+      </w:r>
+    </w:p>
+    <w:p>
+      <w:pPr>
+        <w:ind w:firstLine="720"/>
+        <w:rPr>
+          <w:moveFrom w:id="6" w:author="Kelsey McCune" w:date="2026-04-08T11:39:00Z" w16du:dateUtc="2026-04-08T16:39:00Z"/>
+          <w:sz w:val="22"/>
+          <w:szCs w:val="22"/>
+        </w:rPr>
+        <w:pPrChange w:id="7" w:author="Kelsey McCune" w:date="2026-04-08T10:39:00Z" w16du:dateUtc="2026-04-08T15:39:00Z">
           <w:pPr/>
         </w:pPrChange>
       </w:pPr>
-      <w:r>
-        <w:rPr>
-          <w:sz w:val="22"/>
-          <w:szCs w:val="22"/>
-        </w:rPr>
-        <w:t>Birds are among the most well-studied and widespread taxa in the animal kingdom, filling critical roles in ecosystems worldwide through mechanisms such as insect control, pollination, seed dispersal and more</w:t>
-      </w:r>
-      <w:ins w:id="55" w:author="Kelsey McCune" w:date="2026-04-08T11:05:00Z" w16du:dateUtc="2026-04-08T16:05:00Z">
-        <w:r>
-          <w:rPr>
-            <w:sz w:val="22"/>
-            <w:szCs w:val="22"/>
-          </w:rPr>
-          <w:t xml:space="preserve"> (Sekercioglu, 2006)</w:t>
-        </w:r>
-      </w:ins>
-      <w:r>
-        <w:rPr>
-          <w:sz w:val="22"/>
-          <w:szCs w:val="22"/>
-        </w:rPr>
-        <w:t>.</w:t>
-      </w:r>
-      <w:commentRangeStart w:id="56"/>
-      <w:r>
-        <w:rPr>
-          <w:sz w:val="22"/>
-          <w:szCs w:val="22"/>
-        </w:rPr>
-        <w:t xml:space="preserve"> </w:t>
-      </w:r>
-      <w:commentRangeEnd w:id="56"/>
-      <w:r>
-        <w:rPr>
-          <w:rStyle w:val="CommentReference"/>
-          <w:sz w:val="22"/>
-          <w:szCs w:val="22"/>
-        </w:rPr>
-        <w:commentReference w:id="56"/>
-      </w:r>
-      <w:r>
-        <w:rPr>
-          <w:sz w:val="22"/>
-          <w:szCs w:val="22"/>
-        </w:rPr>
-        <w:t xml:space="preserve">Disease represents one of the most significant threats to wild bird populations, capable of </w:t>
-      </w:r>
-      <w:r>
-        <w:rPr>
-          <w:sz w:val="22"/>
-          <w:szCs w:val="22"/>
-        </w:rPr>
-        <w:t>causing</w:t>
-      </w:r>
-      <w:r>
-        <w:rPr>
-          <w:sz w:val="22"/>
-          <w:szCs w:val="22"/>
-        </w:rPr>
-        <w:t xml:space="preserve"> population-level declines</w:t>
-      </w:r>
-      <w:r>
-        <w:rPr>
-          <w:sz w:val="22"/>
-          <w:szCs w:val="22"/>
-        </w:rPr>
-        <w:t xml:space="preserve">. </w:t>
-      </w:r>
-      <w:r>
-        <w:rPr>
-          <w:sz w:val="22"/>
-          <w:szCs w:val="22"/>
-        </w:rPr>
-        <w:t xml:space="preserve">West Nile virus, for example, caused </w:t>
-      </w:r>
-      <w:r>
-        <w:rPr>
-          <w:sz w:val="22"/>
-          <w:szCs w:val="22"/>
-        </w:rPr>
-        <w:t xml:space="preserve">a large </w:t>
-      </w:r>
-      <w:r>
-        <w:rPr>
-          <w:sz w:val="22"/>
-          <w:szCs w:val="22"/>
-        </w:rPr>
-        <w:t xml:space="preserve">population collapse in American crows and </w:t>
-      </w:r>
-      <w:r>
-        <w:rPr>
-          <w:sz w:val="22"/>
-          <w:szCs w:val="22"/>
-        </w:rPr>
-        <w:t>continuous</w:t>
-      </w:r>
-      <w:r>
-        <w:rPr>
-          <w:sz w:val="22"/>
-          <w:szCs w:val="22"/>
-        </w:rPr>
-        <w:t xml:space="preserve"> declines in yellow-billed magpies across North America, with transmission shown to be </w:t>
-      </w:r>
-      <w:r>
-        <w:rPr>
-          <w:sz w:val="22"/>
-          <w:szCs w:val="22"/>
-        </w:rPr>
-        <w:t>particularly</w:t>
-      </w:r>
-      <w:r>
-        <w:rPr>
-          <w:sz w:val="22"/>
-          <w:szCs w:val="22"/>
-        </w:rPr>
-        <w:t xml:space="preserve"> elevated in urban and agricultural landscapes (Kilpatrick and Wheeler 2019). </w:t>
-      </w:r>
-      <w:r>
-        <w:rPr>
-          <w:sz w:val="22"/>
-          <w:szCs w:val="22"/>
-        </w:rPr>
-        <w:t>D</w:t>
-      </w:r>
-      <w:r>
-        <w:rPr>
-          <w:sz w:val="22"/>
-          <w:szCs w:val="22"/>
-        </w:rPr>
-        <w:t xml:space="preserve">isease outbreaks linked to supplemental feeding sites are also increasing in frequency, including trichomonosis </w:t>
-      </w:r>
-      <w:r>
-        <w:rPr>
-          <w:sz w:val="22"/>
-          <w:szCs w:val="22"/>
-        </w:rPr>
-        <w:t>infections from</w:t>
-      </w:r>
-      <w:r>
-        <w:rPr>
-          <w:sz w:val="22"/>
-          <w:szCs w:val="22"/>
-        </w:rPr>
-        <w:t xml:space="preserve"> garden feeders </w:t>
-      </w:r>
-      <w:r>
-        <w:rPr>
-          <w:sz w:val="22"/>
-          <w:szCs w:val="22"/>
-        </w:rPr>
-        <w:t xml:space="preserve">in Europe and North America </w:t>
-      </w:r>
-      <w:r>
-        <w:rPr>
-          <w:sz w:val="22"/>
-          <w:szCs w:val="22"/>
-        </w:rPr>
-        <w:t>that drove a 66% decline in European Greenfinch populations</w:t>
-      </w:r>
-      <w:r>
-        <w:rPr>
-          <w:sz w:val="22"/>
-          <w:szCs w:val="22"/>
-        </w:rPr>
-        <w:t xml:space="preserve">, </w:t>
-      </w:r>
-      <w:r>
-        <w:rPr>
-          <w:sz w:val="22"/>
-          <w:szCs w:val="22"/>
-        </w:rPr>
-        <w:t xml:space="preserve">suggesting that backyard activities that bring humans closer to birds may also </w:t>
-      </w:r>
-      <w:r>
-        <w:rPr>
-          <w:sz w:val="22"/>
-          <w:szCs w:val="22"/>
-        </w:rPr>
-        <w:t>influence</w:t>
-      </w:r>
-      <w:r>
-        <w:rPr>
-          <w:sz w:val="22"/>
-          <w:szCs w:val="22"/>
-        </w:rPr>
-        <w:t xml:space="preserve"> pathogen spread within wild bird communities (Lees et al. 2022).</w:t>
-      </w:r>
-      <w:r>
-        <w:rPr>
-          <w:sz w:val="22"/>
-          <w:szCs w:val="22"/>
-        </w:rPr>
-        <w:t xml:space="preserve"> </w:t>
-      </w:r>
-      <w:r>
-        <w:rPr>
-          <w:sz w:val="22"/>
-          <w:szCs w:val="22"/>
-        </w:rPr>
-        <w:t xml:space="preserve">While many bird species have adapted to </w:t>
-      </w:r>
-      <w:del w:id="57" w:author="Kelsey McCune" w:date="2026-04-08T10:52:00Z" w16du:dateUtc="2026-04-08T15:52:00Z">
-        <w:r>
-          <w:rPr>
-            <w:sz w:val="22"/>
-            <w:szCs w:val="22"/>
-          </w:rPr>
-          <w:delText xml:space="preserve">a capacity to </w:delText>
-        </w:r>
-      </w:del>
-      <w:r>
-        <w:rPr>
-          <w:sz w:val="22"/>
-          <w:szCs w:val="22"/>
-        </w:rPr>
-        <w:t xml:space="preserve">survive and even depend on human-modified landscapes, the ecological impacts of these co-adaptations, and how long-term proximity to humans, domestic animals, and shared resources </w:t>
-      </w:r>
-      <w:r>
-        <w:rPr>
-          <w:sz w:val="22"/>
-          <w:szCs w:val="22"/>
-        </w:rPr>
-        <w:t>affect</w:t>
-      </w:r>
-      <w:r>
-        <w:rPr>
-          <w:sz w:val="22"/>
-          <w:szCs w:val="22"/>
-        </w:rPr>
-        <w:t xml:space="preserve"> pathogen dynamics in wild bird communities remain poorly understood (Bradley and Altizer 2007). </w:t>
-      </w:r>
+      <w:commentRangeStart w:id="8"/>
+      <w:ins w:id="9" w:author="Kelsey McCune" w:date="2026-04-15T08:35:00Z" w16du:dateUtc="2026-04-15T13:35:00Z">
+        <w:r>
+          <w:rPr>
+            <w:sz w:val="22"/>
+            <w:szCs w:val="22"/>
+          </w:rPr>
+          <w:t>To enhance knowledge of pathogen prevalence and link findings</w:t>
+        </w:r>
+      </w:ins>
+      <w:commentRangeEnd w:id="8"/>
+      <w:ins w:id="10" w:author="Kelsey McCune" w:date="2026-04-15T08:38:00Z" w16du:dateUtc="2026-04-15T13:38:00Z">
+        <w:r>
+          <w:rPr>
+            <w:rStyle w:val="CommentReference"/>
+          </w:rPr>
+          <w:commentReference w:id="8"/>
+        </w:r>
+      </w:ins>
+      <w:ins w:id="11" w:author="Kelsey McCune" w:date="2026-04-15T08:35:00Z" w16du:dateUtc="2026-04-15T13:35:00Z">
+        <w:r>
+          <w:rPr>
+            <w:sz w:val="22"/>
+            <w:szCs w:val="22"/>
+          </w:rPr>
+          <w:t xml:space="preserve"> to human behavior, we need more data on </w:t>
+        </w:r>
+      </w:ins>
+      <w:moveFromRangeStart w:id="12" w:author="Kelsey McCune" w:date="2026-04-08T11:39:00Z" w:name="move226540801"/>
+      <w:moveFrom w:id="13" w:author="Kelsey McCune" w:date="2026-04-08T11:39:00Z" w16du:dateUtc="2026-04-08T16:39:00Z">
+        <w:r>
+          <w:rPr>
+            <w:sz w:val="22"/>
+            <w:szCs w:val="22"/>
+          </w:rPr>
+          <w:t xml:space="preserve">The risk of disease spillover through bird feeding and backyard poultry keeping is potentially balanced by the benefits for the people who participate. Current research has shown that interacting with birds and nature can strengthen mental health through effects like reduced stress and anxiety, improved mood, cognitive restoration, and feelings of connection to the natural world (Cox and Gaston 2016; Pocock et al. 2023). For many people, maintaining a bird feeder provides the only daily form of accessible, low-cost interaction with wildlife. Studies have found that even brief exposure to birds in residential settings contributes positively to personal wellbeing, consistent with broader studies linking nature contact to psychological relief and stress recovery (Dayer et al. 2019). Small-scale poultry keeping is similarly associated with feelings of self-sufficiency, fulfillment, and stewardship, particularly among urban and suburban residents seeking engagement with food systems and animal care (Kyle and Sutherland 2016; Nicholson et al. 2020). Households with children may additionally benefit from the educational value of these activities by incorporating an early interest in wildlife, ecology, and sustainable food production. Engagement with backyard wildlife activities may also go beyond personal satisfaction to encourage broader conservation behaviors. Research has shown that people who feed and observe birds are more likely to engage in pro-conservation actions such as habitat stewardship, conservation donations, and advocacy for wildlife-friendly policies, suggesting that these activities may provide a link to broader environmental stewardship (Dayer et al. 2019; Pocock et al. 2023; Barbett et al. 2020). Understanding the conservation attitudes of participants in these backyard activities will be valuable for finding opportunities to promote evidence-based biosecurity guidelines to the public. The psychological and conservation benefits of backyard wildlife activities are important factors that must be weighed parallel to any relevant risks to health, wildlife, and environment when discussing activities such as bird feeding and small-scale poultry. </w:t>
+        </w:r>
+      </w:moveFrom>
     </w:p>
     <w:p>
       <w:pPr>
         <w:ind w:firstLine="720"/>
         <w:rPr>
-          <w:sz w:val="22"/>
-          <w:szCs w:val="22"/>
-        </w:rPr>
-        <w:pPrChange w:id="58" w:author="Kelsey McCune" w:date="2026-04-08T10:37:00Z" w16du:dateUtc="2026-04-08T15:37:00Z">
+          <w:sz w:val="13"/>
+          <w:szCs w:val="13"/>
+        </w:rPr>
+        <w:pPrChange w:id="14" w:author="Kelsey McCune" w:date="2026-04-15T08:37:00Z" w16du:dateUtc="2026-04-15T13:37:00Z">
           <w:pPr/>
         </w:pPrChange>
       </w:pPr>
-      <w:ins w:id="59" w:author="Kelsey McCune" w:date="2026-04-08T11:21:00Z" w16du:dateUtc="2026-04-08T16:21:00Z">
-        <w:r>
-          <w:rPr>
-            <w:sz w:val="22"/>
-            <w:szCs w:val="22"/>
-          </w:rPr>
-          <w:t xml:space="preserve">Wild and domestic birds also play an important role in human culture and recreation. </w:t>
-        </w:r>
-      </w:ins>
-      <w:r>
-        <w:rPr>
-          <w:sz w:val="22"/>
-          <w:szCs w:val="22"/>
-        </w:rPr>
-        <w:t xml:space="preserve">Small-scale poultry keeping and supplemental bird feeding have grown substantially in popularity across the United States, occurring as backyard activities and encouraging participants to interact more with nature and wildlife. </w:t>
-      </w:r>
-      <w:del w:id="60" w:author="Kelsey McCune" w:date="2026-04-08T11:22:00Z" w16du:dateUtc="2026-04-08T16:22:00Z">
-        <w:r>
-          <w:rPr>
-            <w:sz w:val="22"/>
-            <w:szCs w:val="22"/>
-          </w:rPr>
-          <w:delText xml:space="preserve">“Small-scale" or "backyard" poultry keeping refers to the practice of homeowners maintaining small flocks of chickens on or around their property for purposes such as egg and meat production, animal husbandry, or participation in sustainable food systems (Nicholson et al. 2020; Kyle and Sutherland 2016). </w:delText>
+      <w:moveFromRangeStart w:id="15" w:author="Kelsey McCune" w:date="2026-04-08T11:44:00Z" w:name="move226541072"/>
+      <w:moveFromRangeEnd w:id="12"/>
+      <w:commentRangeStart w:id="16"/>
+      <w:moveFrom w:id="17" w:author="Kelsey McCune" w:date="2026-04-08T11:44:00Z" w16du:dateUtc="2026-04-08T16:44:00Z">
+        <w:r>
+          <w:rPr>
+            <w:sz w:val="22"/>
+            <w:szCs w:val="22"/>
+          </w:rPr>
+          <w:t xml:space="preserve">The degree to which participants in these activities perceive disease risks, engage in biosecurity practices such as feeder cleaning and personal hygiene, and are willing to modify their behaviors in response to evidence-based recommendations remains poorly characterized, particularly in the southeastern United States where both activities are prevalent. </w:t>
+        </w:r>
+      </w:moveFrom>
+      <w:moveFromRangeEnd w:id="15"/>
+      <w:del w:id="18" w:author="Kelsey McCune" w:date="2026-04-15T08:37:00Z" w16du:dateUtc="2026-04-15T13:37:00Z">
+        <w:r>
+          <w:rPr>
+            <w:sz w:val="22"/>
+            <w:szCs w:val="22"/>
+          </w:rPr>
+          <w:delText>Recordin</w:delText>
+        </w:r>
+        <w:commentRangeEnd w:id="16"/>
+        <w:r>
+          <w:rPr>
+            <w:rStyle w:val="CommentReference"/>
+            <w:sz w:val="22"/>
+            <w:szCs w:val="22"/>
+          </w:rPr>
+          <w:commentReference w:id="16"/>
+        </w:r>
+        <w:r>
+          <w:rPr>
+            <w:sz w:val="22"/>
+            <w:szCs w:val="22"/>
+          </w:rPr>
+          <w:delText>g</w:delText>
+        </w:r>
+        <w:r>
+          <w:rPr>
+            <w:sz w:val="22"/>
+            <w:szCs w:val="22"/>
+          </w:rPr>
+          <w:delText xml:space="preserve"> </w:delText>
         </w:r>
       </w:del>
-      <w:r>
-        <w:rPr>
-          <w:sz w:val="22"/>
-          <w:szCs w:val="22"/>
-        </w:rPr>
-        <w:t xml:space="preserve">The popularity of backyard poultry keeping is growing in urban and suburban areas in the United States (USDA, 2013), but the practice has been an </w:t>
-      </w:r>
-      <w:r>
-        <w:rPr>
-          <w:sz w:val="22"/>
-          <w:szCs w:val="22"/>
-        </w:rPr>
-        <w:lastRenderedPageBreak/>
-        <w:t xml:space="preserve">important part of nutrition and economic stability for centuries in other regions (Alders &amp; Pym, 2009). Backyard bird feeding has similarly been a well-established home activity for decades, allowing homeowners opportunities to connect with nature and wildlife while supplementing the diets of wild birds. The scale of bird feeding in the United States is substantial, with federal surveys estimating that over 50 million Americans participate in feeding wild birds, and hundreds of millions of dollars spent on bird seed annually (USFWS 2022). </w:t>
-      </w:r>
+      <w:del w:id="19" w:author="Kelsey McCune" w:date="2026-04-15T08:36:00Z" w16du:dateUtc="2026-04-15T13:36:00Z">
+        <w:r>
+          <w:rPr>
+            <w:sz w:val="22"/>
+            <w:szCs w:val="22"/>
+          </w:rPr>
+          <w:delText>site</w:delText>
+        </w:r>
+      </w:del>
+      <w:ins w:id="20" w:author="Kelsey McCune" w:date="2026-04-15T08:36:00Z" w16du:dateUtc="2026-04-15T13:36:00Z">
+        <w:r>
+          <w:rPr>
+            <w:sz w:val="22"/>
+            <w:szCs w:val="22"/>
+          </w:rPr>
+          <w:t>local</w:t>
+        </w:r>
+      </w:ins>
+      <w:ins w:id="21" w:author="Kelsey McCune" w:date="2026-04-15T08:37:00Z" w16du:dateUtc="2026-04-15T13:37:00Z">
+        <w:r>
+          <w:rPr>
+            <w:sz w:val="22"/>
+            <w:szCs w:val="22"/>
+          </w:rPr>
+          <w:t xml:space="preserve"> scale</w:t>
+        </w:r>
+      </w:ins>
+      <w:del w:id="22" w:author="Kelsey McCune" w:date="2026-04-15T08:37:00Z" w16du:dateUtc="2026-04-15T13:37:00Z">
+        <w:r>
+          <w:rPr>
+            <w:sz w:val="22"/>
+            <w:szCs w:val="22"/>
+          </w:rPr>
+          <w:delText>-level</w:delText>
+        </w:r>
+      </w:del>
+      <w:r>
+        <w:rPr>
+          <w:sz w:val="22"/>
+          <w:szCs w:val="22"/>
+        </w:rPr>
+        <w:t xml:space="preserve"> factors such as feeder placement</w:t>
+      </w:r>
+      <w:ins w:id="23" w:author="Kelsey McCune" w:date="2026-04-15T08:37:00Z" w16du:dateUtc="2026-04-15T13:37:00Z">
+        <w:r>
+          <w:rPr>
+            <w:sz w:val="22"/>
+            <w:szCs w:val="22"/>
+          </w:rPr>
+          <w:t xml:space="preserve"> or number</w:t>
+        </w:r>
+      </w:ins>
+      <w:r>
+        <w:rPr>
+          <w:sz w:val="22"/>
+          <w:szCs w:val="22"/>
+        </w:rPr>
+        <w:t>, poultry housing configuration, and current cleaning practices</w:t>
+      </w:r>
+      <w:del w:id="24" w:author="Kelsey McCune" w:date="2026-04-15T08:37:00Z" w16du:dateUtc="2026-04-15T13:37:00Z">
+        <w:r>
+          <w:rPr>
+            <w:sz w:val="22"/>
+            <w:szCs w:val="22"/>
+          </w:rPr>
+          <w:delText xml:space="preserve"> will be </w:delText>
+        </w:r>
+        <w:r>
+          <w:rPr>
+            <w:sz w:val="22"/>
+            <w:szCs w:val="22"/>
+          </w:rPr>
+          <w:delText>significant</w:delText>
+        </w:r>
+        <w:r>
+          <w:rPr>
+            <w:sz w:val="22"/>
+            <w:szCs w:val="22"/>
+          </w:rPr>
+          <w:delText xml:space="preserve"> for </w:delText>
+        </w:r>
+        <w:r>
+          <w:rPr>
+            <w:sz w:val="22"/>
+            <w:szCs w:val="22"/>
+          </w:rPr>
+          <w:delText>enhancing</w:delText>
+        </w:r>
+        <w:r>
+          <w:rPr>
+            <w:sz w:val="22"/>
+            <w:szCs w:val="22"/>
+          </w:rPr>
+          <w:delText xml:space="preserve"> pathogen prevalence </w:delText>
+        </w:r>
+      </w:del>
+      <w:del w:id="25" w:author="Kelsey McCune" w:date="2026-04-15T08:34:00Z" w16du:dateUtc="2026-04-15T13:34:00Z">
+        <w:r>
+          <w:rPr>
+            <w:sz w:val="22"/>
+            <w:szCs w:val="22"/>
+          </w:rPr>
+          <w:delText xml:space="preserve">data </w:delText>
+        </w:r>
+      </w:del>
+      <w:del w:id="26" w:author="Kelsey McCune" w:date="2026-04-15T08:37:00Z" w16du:dateUtc="2026-04-15T13:37:00Z">
+        <w:r>
+          <w:rPr>
+            <w:sz w:val="22"/>
+            <w:szCs w:val="22"/>
+          </w:rPr>
+          <w:delText>and linking ecological findings to participant behavior and risk perception</w:delText>
+        </w:r>
+      </w:del>
+      <w:r>
+        <w:rPr>
+          <w:sz w:val="22"/>
+          <w:szCs w:val="22"/>
+        </w:rPr>
+        <w:t>.</w:t>
+      </w:r>
+      <w:r>
+        <w:rPr>
+          <w:sz w:val="22"/>
+          <w:szCs w:val="22"/>
+        </w:rPr>
+        <w:t xml:space="preserve"> </w:t>
+      </w:r>
+      <w:r>
+        <w:rPr>
+          <w:sz w:val="22"/>
+          <w:szCs w:val="22"/>
+        </w:rPr>
+        <w:t xml:space="preserve">To address these knowledge gaps, we will quantify </w:t>
+      </w:r>
+      <w:r>
+        <w:rPr>
+          <w:i/>
+          <w:iCs/>
+          <w:sz w:val="22"/>
+          <w:szCs w:val="22"/>
+        </w:rPr>
+        <w:t>S. enterica</w:t>
+      </w:r>
+      <w:r>
+        <w:rPr>
+          <w:sz w:val="22"/>
+          <w:szCs w:val="22"/>
+        </w:rPr>
+        <w:t xml:space="preserve"> prevalence in wild birds across sites with bird feeders, backyard poultry, both, or neither</w:t>
+      </w:r>
+      <w:ins w:id="27" w:author="Kelsey McCune" w:date="2026-04-15T08:39:00Z" w16du:dateUtc="2026-04-15T13:39:00Z">
+        <w:r>
+          <w:rPr>
+            <w:sz w:val="22"/>
+            <w:szCs w:val="22"/>
+          </w:rPr>
+          <w:t>.</w:t>
+        </w:r>
+      </w:ins>
+      <w:del w:id="28" w:author="Kelsey McCune" w:date="2026-04-15T08:39:00Z" w16du:dateUtc="2026-04-15T13:39:00Z">
+        <w:r>
+          <w:rPr>
+            <w:sz w:val="22"/>
+            <w:szCs w:val="22"/>
+          </w:rPr>
+          <w:delText>,</w:delText>
+        </w:r>
+      </w:del>
+      <w:r>
+        <w:rPr>
+          <w:sz w:val="22"/>
+          <w:szCs w:val="22"/>
+        </w:rPr>
+        <w:t xml:space="preserve"> </w:t>
+      </w:r>
+      <w:ins w:id="29" w:author="Kelsey McCune" w:date="2026-04-15T08:39:00Z" w16du:dateUtc="2026-04-15T13:39:00Z">
+        <w:r>
+          <w:rPr>
+            <w:sz w:val="22"/>
+            <w:szCs w:val="22"/>
+          </w:rPr>
+          <w:t xml:space="preserve">This </w:t>
+        </w:r>
+        <w:proofErr w:type="spellStart"/>
+        <w:r>
+          <w:rPr>
+            <w:sz w:val="22"/>
+            <w:szCs w:val="22"/>
+          </w:rPr>
+          <w:t>experiemental</w:t>
+        </w:r>
+        <w:proofErr w:type="spellEnd"/>
+        <w:r>
+          <w:rPr>
+            <w:sz w:val="22"/>
+            <w:szCs w:val="22"/>
+          </w:rPr>
+          <w:t xml:space="preserve"> design will clarify the role of </w:t>
+        </w:r>
+      </w:ins>
+      <w:del w:id="30" w:author="Kelsey McCune" w:date="2026-04-15T08:39:00Z" w16du:dateUtc="2026-04-15T13:39:00Z">
+        <w:r>
+          <w:rPr>
+            <w:sz w:val="22"/>
+            <w:szCs w:val="22"/>
+          </w:rPr>
+          <w:delText xml:space="preserve">to determine how </w:delText>
+        </w:r>
+      </w:del>
+      <w:r>
+        <w:rPr>
+          <w:sz w:val="22"/>
+          <w:szCs w:val="22"/>
+        </w:rPr>
+        <w:t xml:space="preserve">these common backyard practices </w:t>
+      </w:r>
+      <w:del w:id="31" w:author="Kelsey McCune" w:date="2026-04-15T08:40:00Z" w16du:dateUtc="2026-04-15T13:40:00Z">
+        <w:r>
+          <w:rPr>
+            <w:sz w:val="22"/>
+            <w:szCs w:val="22"/>
+          </w:rPr>
+          <w:delText>interact and contribute to</w:delText>
+        </w:r>
+      </w:del>
+      <w:ins w:id="32" w:author="Kelsey McCune" w:date="2026-04-15T08:40:00Z" w16du:dateUtc="2026-04-15T13:40:00Z">
+        <w:r>
+          <w:rPr>
+            <w:sz w:val="22"/>
+            <w:szCs w:val="22"/>
+          </w:rPr>
+          <w:t>in</w:t>
+        </w:r>
+      </w:ins>
+      <w:r>
+        <w:rPr>
+          <w:sz w:val="22"/>
+          <w:szCs w:val="22"/>
+        </w:rPr>
+        <w:t xml:space="preserve"> disease risk </w:t>
+      </w:r>
+      <w:ins w:id="33" w:author="Kelsey McCune" w:date="2026-04-15T08:40:00Z" w16du:dateUtc="2026-04-15T13:40:00Z">
+        <w:r>
+          <w:rPr>
+            <w:sz w:val="22"/>
+            <w:szCs w:val="22"/>
+          </w:rPr>
+          <w:t>to</w:t>
+        </w:r>
+      </w:ins>
+      <w:del w:id="34" w:author="Kelsey McCune" w:date="2026-04-15T08:40:00Z" w16du:dateUtc="2026-04-15T13:40:00Z">
+        <w:r>
+          <w:rPr>
+            <w:sz w:val="22"/>
+            <w:szCs w:val="22"/>
+          </w:rPr>
+          <w:delText>in</w:delText>
+        </w:r>
+      </w:del>
+      <w:r>
+        <w:rPr>
+          <w:sz w:val="22"/>
+          <w:szCs w:val="22"/>
+        </w:rPr>
+        <w:t xml:space="preserve"> wild bird populations</w:t>
+      </w:r>
+      <w:r>
+        <w:rPr>
+          <w:sz w:val="22"/>
+          <w:szCs w:val="22"/>
+        </w:rPr>
+        <w:t xml:space="preserve">, particularly in the </w:t>
+      </w:r>
+      <w:ins w:id="35" w:author="Kelsey McCune" w:date="2026-04-15T08:40:00Z" w16du:dateUtc="2026-04-15T13:40:00Z">
+        <w:r>
+          <w:rPr>
+            <w:sz w:val="22"/>
+            <w:szCs w:val="22"/>
+          </w:rPr>
+          <w:t>s</w:t>
+        </w:r>
+      </w:ins>
+      <w:del w:id="36" w:author="Kelsey McCune" w:date="2026-04-15T08:40:00Z" w16du:dateUtc="2026-04-15T13:40:00Z">
+        <w:r>
+          <w:rPr>
+            <w:sz w:val="22"/>
+            <w:szCs w:val="22"/>
+          </w:rPr>
+          <w:delText>S</w:delText>
+        </w:r>
+      </w:del>
+      <w:r>
+        <w:rPr>
+          <w:sz w:val="22"/>
+          <w:szCs w:val="22"/>
+        </w:rPr>
+        <w:t>outheast</w:t>
+      </w:r>
+      <w:ins w:id="37" w:author="Kelsey McCune" w:date="2026-04-15T08:40:00Z" w16du:dateUtc="2026-04-15T13:40:00Z">
+        <w:r>
+          <w:rPr>
+            <w:sz w:val="22"/>
+            <w:szCs w:val="22"/>
+          </w:rPr>
+          <w:t>ern</w:t>
+        </w:r>
+      </w:ins>
+      <w:r>
+        <w:rPr>
+          <w:sz w:val="22"/>
+          <w:szCs w:val="22"/>
+        </w:rPr>
+        <w:t xml:space="preserve"> United States where </w:t>
+      </w:r>
+      <w:ins w:id="38" w:author="Kelsey McCune" w:date="2026-04-15T08:40:00Z" w16du:dateUtc="2026-04-15T13:40:00Z">
+        <w:r>
+          <w:rPr>
+            <w:sz w:val="22"/>
+            <w:szCs w:val="22"/>
+          </w:rPr>
+          <w:t xml:space="preserve">avian biodiversity is high </w:t>
+        </w:r>
+      </w:ins>
+      <w:ins w:id="39" w:author="Kelsey McCune" w:date="2026-04-15T08:43:00Z" w16du:dateUtc="2026-04-15T13:43:00Z">
+        <w:r>
+          <w:rPr>
+            <w:sz w:val="22"/>
+            <w:szCs w:val="22"/>
+          </w:rPr>
+          <w:t xml:space="preserve">and </w:t>
+        </w:r>
+      </w:ins>
+      <w:ins w:id="40" w:author="Kelsey McCune" w:date="2026-04-15T08:44:00Z" w16du:dateUtc="2026-04-15T13:44:00Z">
+        <w:r>
+          <w:rPr>
+            <w:sz w:val="22"/>
+            <w:szCs w:val="22"/>
+          </w:rPr>
+          <w:t xml:space="preserve">the </w:t>
+        </w:r>
+      </w:ins>
+      <w:ins w:id="41" w:author="Kelsey McCune" w:date="2026-04-15T08:43:00Z" w16du:dateUtc="2026-04-15T13:43:00Z">
+        <w:r>
+          <w:rPr>
+            <w:sz w:val="22"/>
+            <w:szCs w:val="22"/>
+          </w:rPr>
+          <w:t>climate is favorable for m</w:t>
+        </w:r>
+      </w:ins>
+      <w:ins w:id="42" w:author="Kelsey McCune" w:date="2026-04-15T08:44:00Z" w16du:dateUtc="2026-04-15T13:44:00Z">
+        <w:r>
+          <w:rPr>
+            <w:sz w:val="22"/>
+            <w:szCs w:val="22"/>
+          </w:rPr>
+          <w:t>ultiple</w:t>
+        </w:r>
+      </w:ins>
+      <w:ins w:id="43" w:author="Kelsey McCune" w:date="2026-04-15T08:43:00Z" w16du:dateUtc="2026-04-15T13:43:00Z">
+        <w:r>
+          <w:rPr>
+            <w:sz w:val="22"/>
+            <w:szCs w:val="22"/>
+          </w:rPr>
+          <w:t xml:space="preserve"> avian infectious </w:t>
+        </w:r>
+      </w:ins>
+      <w:ins w:id="44" w:author="Kelsey McCune" w:date="2026-04-15T08:44:00Z" w16du:dateUtc="2026-04-15T13:44:00Z">
+        <w:r>
+          <w:rPr>
+            <w:sz w:val="22"/>
+            <w:szCs w:val="22"/>
+          </w:rPr>
+          <w:t xml:space="preserve">diseases </w:t>
+        </w:r>
+      </w:ins>
+      <w:ins w:id="45" w:author="Kelsey McCune" w:date="2026-04-15T09:26:00Z" w16du:dateUtc="2026-04-15T14:26:00Z">
+        <w:r>
+          <w:rPr>
+            <w:sz w:val="22"/>
+            <w:szCs w:val="22"/>
+          </w:rPr>
+          <w:t>(Hotez et al., 2014)</w:t>
+        </w:r>
+      </w:ins>
+      <w:del w:id="46" w:author="Kelsey McCune" w:date="2026-04-15T08:43:00Z" w16du:dateUtc="2026-04-15T13:43:00Z">
+        <w:r>
+          <w:rPr>
+            <w:sz w:val="22"/>
+            <w:szCs w:val="22"/>
+          </w:rPr>
+          <w:delText xml:space="preserve">temporal and seasonal </w:delText>
+        </w:r>
+        <w:r>
+          <w:rPr>
+            <w:sz w:val="22"/>
+            <w:szCs w:val="22"/>
+          </w:rPr>
+          <w:delText>data remain uncharacterized</w:delText>
+        </w:r>
+      </w:del>
+      <w:r>
+        <w:rPr>
+          <w:sz w:val="22"/>
+          <w:szCs w:val="22"/>
+        </w:rPr>
+        <w:t xml:space="preserve">. </w:t>
+      </w:r>
+      <w:r>
+        <w:rPr>
+          <w:sz w:val="22"/>
+          <w:szCs w:val="22"/>
+        </w:rPr>
+        <w:t>T</w:t>
+      </w:r>
+      <w:r>
+        <w:rPr>
+          <w:sz w:val="22"/>
+          <w:szCs w:val="22"/>
+        </w:rPr>
+        <w:t xml:space="preserve">hese data will provide the </w:t>
+      </w:r>
+      <w:r>
+        <w:rPr>
+          <w:sz w:val="22"/>
+          <w:szCs w:val="22"/>
+        </w:rPr>
+        <w:t>results</w:t>
+      </w:r>
+      <w:r>
+        <w:rPr>
+          <w:sz w:val="22"/>
+          <w:szCs w:val="22"/>
+        </w:rPr>
+        <w:t xml:space="preserve"> needed to </w:t>
+      </w:r>
+      <w:r>
+        <w:rPr>
+          <w:sz w:val="22"/>
+          <w:szCs w:val="22"/>
+        </w:rPr>
+        <w:t>produce</w:t>
+      </w:r>
+      <w:r>
+        <w:rPr>
+          <w:sz w:val="22"/>
+          <w:szCs w:val="22"/>
+        </w:rPr>
+        <w:t xml:space="preserve"> </w:t>
+      </w:r>
+      <w:r>
+        <w:rPr>
+          <w:sz w:val="22"/>
+          <w:szCs w:val="22"/>
+        </w:rPr>
+        <w:t xml:space="preserve">accessible, </w:t>
+      </w:r>
+      <w:r>
+        <w:rPr>
+          <w:sz w:val="22"/>
+          <w:szCs w:val="22"/>
+        </w:rPr>
+        <w:t xml:space="preserve">practical guidelines </w:t>
+      </w:r>
+      <w:r>
+        <w:rPr>
+          <w:sz w:val="22"/>
+          <w:szCs w:val="22"/>
+        </w:rPr>
+        <w:t xml:space="preserve">for supplemental feeding </w:t>
+      </w:r>
+      <w:r>
+        <w:rPr>
+          <w:sz w:val="22"/>
+          <w:szCs w:val="22"/>
+        </w:rPr>
+        <w:t xml:space="preserve">that </w:t>
+      </w:r>
+      <w:ins w:id="47" w:author="Kelsey McCune" w:date="2026-04-15T08:41:00Z" w16du:dateUtc="2026-04-15T13:41:00Z">
+        <w:r>
+          <w:rPr>
+            <w:sz w:val="22"/>
+            <w:szCs w:val="22"/>
+          </w:rPr>
+          <w:t xml:space="preserve">will </w:t>
+        </w:r>
+      </w:ins>
+      <w:r>
+        <w:rPr>
+          <w:sz w:val="22"/>
+          <w:szCs w:val="22"/>
+        </w:rPr>
+        <w:t>allow people to enjoy the benefits of backyard wildlife activities while reducing disease risk to wild birds, domestic animals, and human health.</w:t>
+      </w:r>
+    </w:p>
+    <w:p>
+      <w:pPr>
+        <w:rPr>
+          <w:sz w:val="22"/>
+          <w:szCs w:val="22"/>
+        </w:rPr>
+      </w:pPr>
+    </w:p>
+    <w:p>
+      <w:pPr>
+        <w:rPr>
+          <w:ins w:id="48" w:author="Kelsey McCune" w:date="2026-04-15T09:35:00Z" w16du:dateUtc="2026-04-15T14:35:00Z"/>
+          <w:sz w:val="22"/>
+          <w:szCs w:val="22"/>
+        </w:rPr>
+      </w:pPr>
+      <w:r>
+        <w:rPr>
+          <w:sz w:val="22"/>
+          <w:szCs w:val="22"/>
+          <w:highlight w:val="yellow"/>
+        </w:rPr>
+        <w:t>Importance to Avian Medicine:</w:t>
+      </w:r>
+      <w:del w:id="49" w:author="Kelsey McCune" w:date="2026-04-15T09:35:00Z" w16du:dateUtc="2026-04-15T14:35:00Z">
+        <w:r>
+          <w:rPr>
+            <w:sz w:val="22"/>
+            <w:szCs w:val="22"/>
+          </w:rPr>
+          <w:br/>
+        </w:r>
+      </w:del>
     </w:p>
     <w:p>
       <w:pPr>
@@ -1616,7 +2215,7 @@
           <w:sz w:val="22"/>
           <w:szCs w:val="22"/>
         </w:rPr>
-        <w:pPrChange w:id="61" w:author="Kelsey McCune" w:date="2026-04-08T10:37:00Z" w16du:dateUtc="2026-04-08T15:37:00Z">
+        <w:pPrChange w:id="50" w:author="Kelsey McCune" w:date="2026-04-15T09:35:00Z" w16du:dateUtc="2026-04-15T14:35:00Z">
           <w:pPr/>
         </w:pPrChange>
       </w:pPr>
@@ -1625,24 +2224,33 @@
           <w:sz w:val="22"/>
           <w:szCs w:val="22"/>
         </w:rPr>
-        <w:t>Th</w:t>
-      </w:r>
-      <w:ins w:id="62" w:author="Kelsey McCune" w:date="2026-04-08T11:23:00Z" w16du:dateUtc="2026-04-08T16:23:00Z">
-        <w:r>
-          <w:rPr>
-            <w:sz w:val="22"/>
-            <w:szCs w:val="22"/>
-          </w:rPr>
-          <w:t>ese activities</w:t>
-        </w:r>
-      </w:ins>
-      <w:del w:id="63" w:author="Kelsey McCune" w:date="2026-04-08T11:23:00Z" w16du:dateUtc="2026-04-08T16:23:00Z">
-        <w:r>
-          <w:rPr>
-            <w:sz w:val="22"/>
-            <w:szCs w:val="22"/>
-          </w:rPr>
-          <w:delText>is</w:delText>
+        <w:t>Wild bird health is becoming more threatened at the human-wildlife interface, yet veterinary and public health efforts remain highly focused on commercial poultry operations and major outbreak events</w:t>
+      </w:r>
+      <w:ins w:id="51" w:author="Kelsey McCune" w:date="2026-04-15T09:31:00Z" w16du:dateUtc="2026-04-15T14:31:00Z">
+        <w:r>
+          <w:rPr>
+            <w:sz w:val="22"/>
+            <w:szCs w:val="22"/>
+          </w:rPr>
+          <w:t xml:space="preserve"> infecting people</w:t>
+        </w:r>
+      </w:ins>
+      <w:ins w:id="52" w:author="Kelsey McCune" w:date="2026-04-15T09:27:00Z" w16du:dateUtc="2026-04-15T14:27:00Z">
+        <w:r>
+          <w:rPr>
+            <w:sz w:val="22"/>
+            <w:szCs w:val="22"/>
+          </w:rPr>
+          <w:t>.</w:t>
+        </w:r>
+      </w:ins>
+      <w:del w:id="53" w:author="Kelsey McCune" w:date="2026-04-15T09:27:00Z" w16du:dateUtc="2026-04-15T14:27:00Z">
+        <w:r>
+          <w:rPr>
+            <w:sz w:val="22"/>
+            <w:szCs w:val="22"/>
+          </w:rPr>
+          <w:delText>,</w:delText>
         </w:r>
       </w:del>
       <w:r>
@@ -1652,29 +2260,63 @@
         </w:rPr>
         <w:t xml:space="preserve"> </w:t>
       </w:r>
-      <w:del w:id="64" w:author="Kelsey McCune" w:date="2026-04-08T11:23:00Z" w16du:dateUtc="2026-04-08T16:23:00Z">
-        <w:r>
-          <w:rPr>
-            <w:sz w:val="22"/>
-            <w:szCs w:val="22"/>
-          </w:rPr>
-          <w:delText xml:space="preserve">often </w:delText>
+      <w:del w:id="54" w:author="Kelsey McCune" w:date="2026-04-15T09:28:00Z" w16du:dateUtc="2026-04-15T14:28:00Z">
+        <w:r>
+          <w:rPr>
+            <w:sz w:val="22"/>
+            <w:szCs w:val="22"/>
+          </w:rPr>
+          <w:delText>commonly overlooking backyard and</w:delText>
         </w:r>
       </w:del>
-      <w:r>
-        <w:rPr>
-          <w:sz w:val="22"/>
-          <w:szCs w:val="22"/>
-        </w:rPr>
-        <w:t>create</w:t>
-      </w:r>
-      <w:del w:id="65" w:author="Kelsey McCune" w:date="2026-04-08T11:23:00Z" w16du:dateUtc="2026-04-08T16:23:00Z">
-        <w:r>
-          <w:rPr>
-            <w:sz w:val="22"/>
-            <w:szCs w:val="22"/>
-          </w:rPr>
-          <w:delText>s</w:delText>
+      <w:ins w:id="55" w:author="Kelsey McCune" w:date="2026-04-15T09:28:00Z" w16du:dateUtc="2026-04-15T14:28:00Z">
+        <w:r>
+          <w:rPr>
+            <w:sz w:val="22"/>
+            <w:szCs w:val="22"/>
+          </w:rPr>
+          <w:t>However, outbreaks begin in</w:t>
+        </w:r>
+      </w:ins>
+      <w:r>
+        <w:rPr>
+          <w:sz w:val="22"/>
+          <w:szCs w:val="22"/>
+        </w:rPr>
+        <w:t xml:space="preserve"> small-scale settings </w:t>
+      </w:r>
+      <w:ins w:id="56" w:author="Kelsey McCune" w:date="2026-04-15T09:28:00Z" w16du:dateUtc="2026-04-15T14:28:00Z">
+        <w:r>
+          <w:rPr>
+            <w:sz w:val="22"/>
+            <w:szCs w:val="22"/>
+          </w:rPr>
+          <w:t xml:space="preserve">like suburban yards </w:t>
+        </w:r>
+      </w:ins>
+      <w:r>
+        <w:rPr>
+          <w:sz w:val="22"/>
+          <w:szCs w:val="22"/>
+        </w:rPr>
+        <w:t>where wild birds</w:t>
+      </w:r>
+      <w:ins w:id="57" w:author="Kelsey McCune" w:date="2026-04-15T09:31:00Z" w16du:dateUtc="2026-04-15T14:31:00Z">
+        <w:r>
+          <w:rPr>
+            <w:sz w:val="22"/>
+            <w:szCs w:val="22"/>
+          </w:rPr>
+          <w:t xml:space="preserve"> commonly share resources with</w:t>
+        </w:r>
+      </w:ins>
+      <w:del w:id="58" w:author="Kelsey McCune" w:date="2026-04-15T09:31:00Z" w16du:dateUtc="2026-04-15T14:31:00Z">
+        <w:r>
+          <w:rPr>
+            <w:sz w:val="22"/>
+            <w:szCs w:val="22"/>
+          </w:rPr>
+          <w:delText>,</w:delText>
         </w:r>
       </w:del>
       <w:r>
@@ -1682,141 +2324,57 @@
           <w:sz w:val="22"/>
           <w:szCs w:val="22"/>
         </w:rPr>
-        <w:t xml:space="preserve"> opportunities for novel contact between wild bird species, chicken flocks, domestic pets and humans </w:t>
-      </w:r>
-      <w:del w:id="66" w:author="Kelsey McCune" w:date="2026-04-08T11:23:00Z" w16du:dateUtc="2026-04-08T16:23:00Z">
-        <w:r>
-          <w:rPr>
-            <w:sz w:val="22"/>
-            <w:szCs w:val="22"/>
-          </w:rPr>
-          <w:delText>as well and</w:delText>
+        <w:t xml:space="preserve"> humans</w:t>
+      </w:r>
+      <w:ins w:id="59" w:author="Kelsey McCune" w:date="2026-04-15T09:31:00Z" w16du:dateUtc="2026-04-15T14:31:00Z">
+        <w:r>
+          <w:rPr>
+            <w:sz w:val="22"/>
+            <w:szCs w:val="22"/>
+          </w:rPr>
+          <w:t xml:space="preserve"> and</w:t>
+        </w:r>
+      </w:ins>
+      <w:del w:id="60" w:author="Kelsey McCune" w:date="2026-04-15T09:31:00Z" w16du:dateUtc="2026-04-15T14:31:00Z">
+        <w:r>
+          <w:rPr>
+            <w:sz w:val="22"/>
+            <w:szCs w:val="22"/>
+          </w:rPr>
+          <w:delText>,</w:delText>
         </w:r>
       </w:del>
-      <w:ins w:id="67" w:author="Kelsey McCune" w:date="2026-04-08T11:23:00Z" w16du:dateUtc="2026-04-08T16:23:00Z">
-        <w:r>
-          <w:rPr>
-            <w:sz w:val="22"/>
-            <w:szCs w:val="22"/>
-          </w:rPr>
-          <w:t>that</w:t>
-        </w:r>
-      </w:ins>
-      <w:r>
-        <w:rPr>
-          <w:sz w:val="22"/>
-          <w:szCs w:val="22"/>
-        </w:rPr>
-        <w:t xml:space="preserve"> can allow for bidirectional transmission (spillover) of select pathogens</w:t>
-      </w:r>
-      <w:del w:id="68" w:author="Kelsey McCune" w:date="2026-04-08T11:24:00Z" w16du:dateUtc="2026-04-08T16:24:00Z">
-        <w:r>
-          <w:rPr>
-            <w:sz w:val="22"/>
-            <w:szCs w:val="22"/>
-          </w:rPr>
-          <w:delText xml:space="preserve"> carried by animals or contracted from the environment</w:delText>
+      <w:r>
+        <w:rPr>
+          <w:sz w:val="22"/>
+          <w:szCs w:val="22"/>
+        </w:rPr>
+        <w:t xml:space="preserve"> domestic pets</w:t>
+      </w:r>
+      <w:del w:id="61" w:author="Kelsey McCune" w:date="2026-04-15T09:32:00Z" w16du:dateUtc="2026-04-15T14:32:00Z">
+        <w:r>
+          <w:rPr>
+            <w:sz w:val="22"/>
+            <w:szCs w:val="22"/>
+          </w:rPr>
+          <w:delText>,</w:delText>
         </w:r>
       </w:del>
+      <w:del w:id="62" w:author="Kelsey McCune" w:date="2026-04-15T09:31:00Z" w16du:dateUtc="2026-04-15T14:31:00Z">
+        <w:r>
+          <w:rPr>
+            <w:sz w:val="22"/>
+            <w:szCs w:val="22"/>
+          </w:rPr>
+          <w:delText xml:space="preserve"> and shared resources increasingly overlap</w:delText>
+        </w:r>
+      </w:del>
       <w:r>
         <w:rPr>
           <w:sz w:val="22"/>
           <w:szCs w:val="22"/>
         </w:rPr>
         <w:t xml:space="preserve">. </w:t>
-      </w:r>
-      <w:moveFromRangeStart w:id="69" w:author="Kelsey McCune" w:date="2026-04-08T10:40:00Z" w:name="move226537267"/>
-      <w:moveFrom w:id="70" w:author="Kelsey McCune" w:date="2026-04-08T10:40:00Z" w16du:dateUtc="2026-04-08T15:40:00Z">
-        <w:r>
-          <w:rPr>
-            <w:sz w:val="22"/>
-            <w:szCs w:val="22"/>
-          </w:rPr>
-          <w:t xml:space="preserve">The prevalence and spread of zoonotic diseases, or diseases shared between wildlife and humans, represents one of the most significant effects of growing contact at the human-wildlife interface, with over 70% of current human diseases originating from wildlife (Jones et al. 2008). </w:t>
-        </w:r>
-      </w:moveFrom>
-      <w:moveFromRangeEnd w:id="69"/>
-      <w:r>
-        <w:rPr>
-          <w:sz w:val="22"/>
-          <w:szCs w:val="22"/>
-        </w:rPr>
-        <w:t xml:space="preserve">Bird feeders aggregate wild birds at </w:t>
-      </w:r>
-      <w:del w:id="71" w:author="Kelsey McCune" w:date="2026-04-08T11:24:00Z" w16du:dateUtc="2026-04-08T16:24:00Z">
-        <w:r>
-          <w:rPr>
-            <w:sz w:val="22"/>
-            <w:szCs w:val="22"/>
-          </w:rPr>
-          <w:delText xml:space="preserve">irregular </w:delText>
-        </w:r>
-      </w:del>
-      <w:ins w:id="72" w:author="Kelsey McCune" w:date="2026-04-08T11:24:00Z" w16du:dateUtc="2026-04-08T16:24:00Z">
-        <w:r>
-          <w:rPr>
-            <w:sz w:val="22"/>
-            <w:szCs w:val="22"/>
-          </w:rPr>
-          <w:t>artificially high</w:t>
-        </w:r>
-        <w:r>
-          <w:rPr>
-            <w:sz w:val="22"/>
-            <w:szCs w:val="22"/>
-          </w:rPr>
-          <w:t xml:space="preserve"> </w:t>
-        </w:r>
-      </w:ins>
-      <w:r>
-        <w:rPr>
-          <w:sz w:val="22"/>
-          <w:szCs w:val="22"/>
-        </w:rPr>
-        <w:t>densities, increasing both direct contact rates between individuals and fecal-oral transmission of bacterial pathogens among individuals and species (Becker and Hall 2014; Becker et al. 2015). Backyard poultry can further compound this risk, as chickens are known reservoirs for</w:t>
-      </w:r>
-      <w:ins w:id="73" w:author="Kelsey McCune" w:date="2026-04-08T11:24:00Z" w16du:dateUtc="2026-04-08T16:24:00Z">
-        <w:r>
-          <w:rPr>
-            <w:sz w:val="22"/>
-            <w:szCs w:val="22"/>
-          </w:rPr>
-          <w:t xml:space="preserve"> </w:t>
-        </w:r>
-      </w:ins>
-      <w:ins w:id="74" w:author="Kelsey McCune" w:date="2026-04-08T11:26:00Z" w16du:dateUtc="2026-04-08T16:26:00Z">
-        <w:r>
-          <w:rPr>
-            <w:sz w:val="22"/>
-            <w:szCs w:val="22"/>
-          </w:rPr>
-          <w:t>zoono</w:t>
-        </w:r>
-      </w:ins>
-      <w:ins w:id="75" w:author="Kelsey McCune" w:date="2026-04-08T11:27:00Z" w16du:dateUtc="2026-04-08T16:27:00Z">
-        <w:r>
-          <w:rPr>
-            <w:sz w:val="22"/>
-            <w:szCs w:val="22"/>
-          </w:rPr>
-          <w:t xml:space="preserve">tic </w:t>
-        </w:r>
-      </w:ins>
-      <w:ins w:id="76" w:author="Kelsey McCune" w:date="2026-04-08T11:24:00Z" w16du:dateUtc="2026-04-08T16:24:00Z">
-        <w:r>
-          <w:rPr>
-            <w:sz w:val="22"/>
-            <w:szCs w:val="22"/>
-          </w:rPr>
-          <w:t>bacteria like</w:t>
-        </w:r>
-      </w:ins>
-      <w:r>
-        <w:rPr>
-          <w:sz w:val="22"/>
-          <w:szCs w:val="22"/>
-        </w:rPr>
-        <w:t xml:space="preserve"> </w:t>
       </w:r>
       <w:r>
         <w:rPr>
@@ -1825,9 +2383,1039 @@
           <w:sz w:val="22"/>
           <w:szCs w:val="22"/>
         </w:rPr>
-        <w:t>S</w:t>
-      </w:r>
-      <w:ins w:id="77" w:author="Kelsey McCune" w:date="2026-04-08T11:25:00Z" w16du:dateUtc="2026-04-08T16:25:00Z">
+        <w:t>S. enterica</w:t>
+      </w:r>
+      <w:r>
+        <w:rPr>
+          <w:sz w:val="22"/>
+          <w:szCs w:val="22"/>
+        </w:rPr>
+        <w:t xml:space="preserve"> poses a significant threat to wild bird populations, with hundreds of mortality events recorded in the United States alone (Hall and Saito 2008), and the 2021 outbreak linked to wild songbirds at residential feeders </w:t>
+      </w:r>
+      <w:ins w:id="63" w:author="Kelsey McCune" w:date="2026-04-15T09:29:00Z" w16du:dateUtc="2026-04-15T14:29:00Z">
+        <w:r>
+          <w:rPr>
+            <w:sz w:val="22"/>
+            <w:szCs w:val="22"/>
+          </w:rPr>
+          <w:t xml:space="preserve">also </w:t>
+        </w:r>
+      </w:ins>
+      <w:r>
+        <w:rPr>
+          <w:sz w:val="22"/>
+          <w:szCs w:val="22"/>
+        </w:rPr>
+        <w:t xml:space="preserve">resulted in confirmed human hospitalizations across multiple states (CDC 2021; Patel et al. 2023). More recently, backyard poultry contact has been identified as a </w:t>
+      </w:r>
+      <w:del w:id="64" w:author="Kelsey McCune" w:date="2026-04-15T09:32:00Z" w16du:dateUtc="2026-04-15T14:32:00Z">
+        <w:r>
+          <w:rPr>
+            <w:sz w:val="22"/>
+            <w:szCs w:val="22"/>
+          </w:rPr>
+          <w:delText xml:space="preserve">continued and </w:delText>
+        </w:r>
+      </w:del>
+      <w:r>
+        <w:rPr>
+          <w:sz w:val="22"/>
+          <w:szCs w:val="22"/>
+        </w:rPr>
+        <w:t>growing source of human salmonellosis (CDC 2025),</w:t>
+      </w:r>
+      <w:ins w:id="65" w:author="Kelsey McCune" w:date="2026-04-15T09:29:00Z" w16du:dateUtc="2026-04-15T14:29:00Z">
+        <w:r>
+          <w:rPr>
+            <w:sz w:val="22"/>
+            <w:szCs w:val="22"/>
+          </w:rPr>
+          <w:t xml:space="preserve"> though little data on the spillover of </w:t>
+        </w:r>
+      </w:ins>
+      <w:ins w:id="66" w:author="Kelsey McCune" w:date="2026-04-15T09:30:00Z" w16du:dateUtc="2026-04-15T14:30:00Z">
+        <w:r>
+          <w:rPr>
+            <w:sz w:val="22"/>
+            <w:szCs w:val="22"/>
+          </w:rPr>
+          <w:t>this disease</w:t>
+        </w:r>
+      </w:ins>
+      <w:ins w:id="67" w:author="Kelsey McCune" w:date="2026-04-15T09:32:00Z" w16du:dateUtc="2026-04-15T14:32:00Z">
+        <w:r>
+          <w:rPr>
+            <w:sz w:val="22"/>
+            <w:szCs w:val="22"/>
+          </w:rPr>
+          <w:t xml:space="preserve"> fro</w:t>
+        </w:r>
+      </w:ins>
+      <w:ins w:id="68" w:author="Kelsey McCune" w:date="2026-04-15T09:33:00Z" w16du:dateUtc="2026-04-15T14:33:00Z">
+        <w:r>
+          <w:rPr>
+            <w:sz w:val="22"/>
+            <w:szCs w:val="22"/>
+          </w:rPr>
+          <w:t>m poultry</w:t>
+        </w:r>
+      </w:ins>
+      <w:ins w:id="69" w:author="Kelsey McCune" w:date="2026-04-15T09:30:00Z" w16du:dateUtc="2026-04-15T14:30:00Z">
+        <w:r>
+          <w:rPr>
+            <w:sz w:val="22"/>
+            <w:szCs w:val="22"/>
+          </w:rPr>
+          <w:t xml:space="preserve"> into native birds exists.</w:t>
+        </w:r>
+      </w:ins>
+      <w:r>
+        <w:rPr>
+          <w:sz w:val="22"/>
+          <w:szCs w:val="22"/>
+        </w:rPr>
+        <w:t xml:space="preserve"> </w:t>
+      </w:r>
+      <w:ins w:id="70" w:author="Kelsey McCune" w:date="2026-04-15T09:30:00Z" w16du:dateUtc="2026-04-15T14:30:00Z">
+        <w:r>
+          <w:rPr>
+            <w:sz w:val="22"/>
+            <w:szCs w:val="22"/>
+          </w:rPr>
+          <w:t xml:space="preserve">This </w:t>
+        </w:r>
+      </w:ins>
+      <w:r>
+        <w:rPr>
+          <w:sz w:val="22"/>
+          <w:szCs w:val="22"/>
+        </w:rPr>
+        <w:t>highlight</w:t>
+      </w:r>
+      <w:ins w:id="71" w:author="Kelsey McCune" w:date="2026-04-15T09:30:00Z" w16du:dateUtc="2026-04-15T14:30:00Z">
+        <w:r>
+          <w:rPr>
+            <w:sz w:val="22"/>
+            <w:szCs w:val="22"/>
+          </w:rPr>
+          <w:t>s the focus on disease spillover related to human health</w:t>
+        </w:r>
+      </w:ins>
+      <w:del w:id="72" w:author="Kelsey McCune" w:date="2026-04-15T09:30:00Z" w16du:dateUtc="2026-04-15T14:30:00Z">
+        <w:r>
+          <w:rPr>
+            <w:sz w:val="22"/>
+            <w:szCs w:val="22"/>
+          </w:rPr>
+          <w:delText>ing</w:delText>
+        </w:r>
+      </w:del>
+      <w:r>
+        <w:rPr>
+          <w:sz w:val="22"/>
+          <w:szCs w:val="22"/>
+        </w:rPr>
+        <w:t xml:space="preserve"> </w:t>
+      </w:r>
+      <w:ins w:id="73" w:author="Kelsey McCune" w:date="2026-04-15T09:33:00Z" w16du:dateUtc="2026-04-15T14:33:00Z">
+        <w:r>
+          <w:rPr>
+            <w:sz w:val="22"/>
+            <w:szCs w:val="22"/>
+          </w:rPr>
+          <w:t xml:space="preserve">and the lack of </w:t>
+        </w:r>
+      </w:ins>
+      <w:ins w:id="74" w:author="Kelsey McCune" w:date="2026-04-15T09:34:00Z" w16du:dateUtc="2026-04-15T14:34:00Z">
+        <w:r>
+          <w:rPr>
+            <w:sz w:val="22"/>
+            <w:szCs w:val="22"/>
+          </w:rPr>
+          <w:t>monitoring of</w:t>
+        </w:r>
+      </w:ins>
+      <w:ins w:id="75" w:author="Kelsey McCune" w:date="2026-04-15T09:33:00Z" w16du:dateUtc="2026-04-15T14:33:00Z">
+        <w:r>
+          <w:rPr>
+            <w:sz w:val="22"/>
+            <w:szCs w:val="22"/>
+          </w:rPr>
+          <w:t xml:space="preserve"> native wild birds </w:t>
+        </w:r>
+      </w:ins>
+      <w:ins w:id="76" w:author="Kelsey McCune" w:date="2026-04-15T09:34:00Z" w16du:dateUtc="2026-04-15T14:34:00Z">
+        <w:r>
+          <w:rPr>
+            <w:sz w:val="22"/>
+            <w:szCs w:val="22"/>
+          </w:rPr>
+          <w:t>similarly at risk</w:t>
+        </w:r>
+      </w:ins>
+      <w:del w:id="77" w:author="Kelsey McCune" w:date="2026-04-15T09:34:00Z" w16du:dateUtc="2026-04-15T14:34:00Z">
+        <w:r>
+          <w:rPr>
+            <w:sz w:val="22"/>
+            <w:szCs w:val="22"/>
+          </w:rPr>
+          <w:delText>the need for more research into how residential settings contribute to disease spillover events</w:delText>
+        </w:r>
+      </w:del>
+      <w:r>
+        <w:rPr>
+          <w:sz w:val="22"/>
+          <w:szCs w:val="22"/>
+        </w:rPr>
+        <w:t>.</w:t>
+      </w:r>
+    </w:p>
+    <w:p>
+      <w:pPr>
+        <w:ind w:firstLine="720"/>
+        <w:rPr>
+          <w:sz w:val="22"/>
+          <w:szCs w:val="22"/>
+        </w:rPr>
+        <w:pPrChange w:id="78" w:author="Kelsey McCune" w:date="2026-04-15T09:36:00Z" w16du:dateUtc="2026-04-15T14:36:00Z">
+          <w:pPr/>
+        </w:pPrChange>
+      </w:pPr>
+      <w:del w:id="79" w:author="Kelsey McCune" w:date="2026-04-15T09:35:00Z" w16du:dateUtc="2026-04-15T14:35:00Z">
+        <w:r>
+          <w:rPr>
+            <w:sz w:val="22"/>
+            <w:szCs w:val="22"/>
+          </w:rPr>
+          <w:delText xml:space="preserve">We </w:delText>
+        </w:r>
+      </w:del>
+      <w:ins w:id="80" w:author="Kelsey McCune" w:date="2026-04-15T09:35:00Z" w16du:dateUtc="2026-04-15T14:35:00Z">
+        <w:r>
+          <w:rPr>
+            <w:sz w:val="22"/>
+            <w:szCs w:val="22"/>
+          </w:rPr>
+          <w:t>The proposed research</w:t>
+        </w:r>
+        <w:r>
+          <w:rPr>
+            <w:sz w:val="22"/>
+            <w:szCs w:val="22"/>
+          </w:rPr>
+          <w:t xml:space="preserve"> </w:t>
+        </w:r>
+      </w:ins>
+      <w:r>
+        <w:rPr>
+          <w:sz w:val="22"/>
+          <w:szCs w:val="22"/>
+        </w:rPr>
+        <w:t xml:space="preserve">will produce some of the first data from this region on </w:t>
+      </w:r>
+      <w:ins w:id="81" w:author="Kelsey McCune" w:date="2026-04-15T09:37:00Z" w16du:dateUtc="2026-04-15T14:37:00Z">
+        <w:r>
+          <w:rPr>
+            <w:sz w:val="22"/>
+            <w:szCs w:val="22"/>
+          </w:rPr>
+          <w:t xml:space="preserve">the impact of </w:t>
+        </w:r>
+        <w:r>
+          <w:rPr>
+            <w:sz w:val="22"/>
+            <w:szCs w:val="22"/>
+          </w:rPr>
+          <w:t>supplemental feeding and backyard poultry keeping</w:t>
+        </w:r>
+        <w:r>
+          <w:rPr>
+            <w:sz w:val="22"/>
+            <w:szCs w:val="22"/>
+          </w:rPr>
+          <w:t xml:space="preserve"> </w:t>
+        </w:r>
+        <w:r>
+          <w:rPr>
+            <w:sz w:val="22"/>
+            <w:szCs w:val="22"/>
+          </w:rPr>
+          <w:t xml:space="preserve">on </w:t>
+        </w:r>
+      </w:ins>
+      <w:r>
+        <w:rPr>
+          <w:sz w:val="22"/>
+          <w:szCs w:val="22"/>
+        </w:rPr>
+        <w:t>pathogen prevalence in wild bird communities at the human-wildlife interface</w:t>
+      </w:r>
+      <w:del w:id="82" w:author="Kelsey McCune" w:date="2026-04-15T09:37:00Z" w16du:dateUtc="2026-04-15T14:37:00Z">
+        <w:r>
+          <w:rPr>
+            <w:sz w:val="22"/>
+            <w:szCs w:val="22"/>
+          </w:rPr>
+          <w:delText xml:space="preserve"> in relation to supplemental feeding and backyard poultry keeping</w:delText>
+        </w:r>
+      </w:del>
+      <w:r>
+        <w:rPr>
+          <w:sz w:val="22"/>
+          <w:szCs w:val="22"/>
+        </w:rPr>
+        <w:t xml:space="preserve">. By identifying which site conditions elevate pathogen risk in wild birds, we will provide avian veterinarians, wildlife managers, and public health specialists with the evidence needed to develop reliable, accessible biosecurity guidelines for </w:t>
+      </w:r>
+      <w:commentRangeStart w:id="83"/>
+      <w:r>
+        <w:rPr>
+          <w:sz w:val="22"/>
+          <w:szCs w:val="22"/>
+        </w:rPr>
+        <w:t>residential settings</w:t>
+      </w:r>
+      <w:commentRangeEnd w:id="83"/>
+      <w:r>
+        <w:rPr>
+          <w:rStyle w:val="CommentReference"/>
+        </w:rPr>
+        <w:commentReference w:id="83"/>
+      </w:r>
+      <w:r>
+        <w:rPr>
+          <w:sz w:val="22"/>
+          <w:szCs w:val="22"/>
+        </w:rPr>
+        <w:t xml:space="preserve">. </w:t>
+      </w:r>
+      <w:del w:id="84" w:author="Kelsey McCune" w:date="2026-04-15T09:38:00Z" w16du:dateUtc="2026-04-15T14:38:00Z">
+        <w:r>
+          <w:rPr>
+            <w:sz w:val="22"/>
+            <w:szCs w:val="22"/>
+          </w:rPr>
+          <w:delText>If funds</w:delText>
+        </w:r>
+      </w:del>
+      <w:ins w:id="85" w:author="Kelsey McCune" w:date="2026-04-15T09:38:00Z" w16du:dateUtc="2026-04-15T14:38:00Z">
+        <w:r>
+          <w:rPr>
+            <w:sz w:val="22"/>
+            <w:szCs w:val="22"/>
+          </w:rPr>
+          <w:t xml:space="preserve">The </w:t>
+        </w:r>
+        <w:proofErr w:type="spellStart"/>
+        <w:r>
+          <w:rPr>
+            <w:sz w:val="22"/>
+            <w:szCs w:val="22"/>
+          </w:rPr>
+          <w:t>funing</w:t>
+        </w:r>
+        <w:proofErr w:type="spellEnd"/>
+        <w:r>
+          <w:rPr>
+            <w:sz w:val="22"/>
+            <w:szCs w:val="22"/>
+          </w:rPr>
+          <w:t xml:space="preserve"> from this grant</w:t>
+        </w:r>
+      </w:ins>
+      <w:r>
+        <w:rPr>
+          <w:sz w:val="22"/>
+          <w:szCs w:val="22"/>
+        </w:rPr>
+        <w:t xml:space="preserve"> </w:t>
+      </w:r>
+      <w:del w:id="86" w:author="Kelsey McCune" w:date="2026-04-15T09:38:00Z" w16du:dateUtc="2026-04-15T14:38:00Z">
+        <w:r>
+          <w:rPr>
+            <w:sz w:val="22"/>
+            <w:szCs w:val="22"/>
+          </w:rPr>
+          <w:delText xml:space="preserve">allow </w:delText>
+        </w:r>
+      </w:del>
+      <w:r>
+        <w:rPr>
+          <w:sz w:val="22"/>
+          <w:szCs w:val="22"/>
+        </w:rPr>
+        <w:t xml:space="preserve">for whole-genome sequencing on </w:t>
+      </w:r>
+      <w:r>
+        <w:rPr>
+          <w:i/>
+          <w:iCs/>
+          <w:sz w:val="22"/>
+          <w:szCs w:val="22"/>
+        </w:rPr>
+        <w:t>S. enterica</w:t>
+      </w:r>
+      <w:r>
+        <w:rPr>
+          <w:sz w:val="22"/>
+          <w:szCs w:val="22"/>
+        </w:rPr>
+        <w:t xml:space="preserve"> positive samples, </w:t>
+      </w:r>
+      <w:del w:id="87" w:author="Kelsey McCune" w:date="2026-04-15T09:38:00Z" w16du:dateUtc="2026-04-15T14:38:00Z">
+        <w:r>
+          <w:rPr>
+            <w:sz w:val="22"/>
+            <w:szCs w:val="22"/>
+          </w:rPr>
+          <w:delText>we will</w:delText>
+        </w:r>
+      </w:del>
+      <w:ins w:id="88" w:author="Kelsey McCune" w:date="2026-04-15T09:38:00Z" w16du:dateUtc="2026-04-15T14:38:00Z">
+        <w:r>
+          <w:rPr>
+            <w:sz w:val="22"/>
+            <w:szCs w:val="22"/>
+          </w:rPr>
+          <w:t>is</w:t>
+        </w:r>
+      </w:ins>
+      <w:r>
+        <w:rPr>
+          <w:sz w:val="22"/>
+          <w:szCs w:val="22"/>
+        </w:rPr>
+        <w:t xml:space="preserve"> also </w:t>
+      </w:r>
+      <w:del w:id="89" w:author="Kelsey McCune" w:date="2026-04-15T09:39:00Z" w16du:dateUtc="2026-04-15T14:39:00Z">
+        <w:r>
+          <w:rPr>
+            <w:sz w:val="22"/>
+            <w:szCs w:val="22"/>
+          </w:rPr>
+          <w:delText>be able</w:delText>
+        </w:r>
+      </w:del>
+      <w:ins w:id="90" w:author="Kelsey McCune" w:date="2026-04-15T09:39:00Z" w16du:dateUtc="2026-04-15T14:39:00Z">
+        <w:r>
+          <w:rPr>
+            <w:sz w:val="22"/>
+            <w:szCs w:val="22"/>
+          </w:rPr>
+          <w:t>vital</w:t>
+        </w:r>
+      </w:ins>
+      <w:r>
+        <w:rPr>
+          <w:sz w:val="22"/>
+          <w:szCs w:val="22"/>
+        </w:rPr>
+        <w:t xml:space="preserve"> to identify </w:t>
+      </w:r>
+      <w:ins w:id="91" w:author="Kelsey McCune" w:date="2026-04-15T09:39:00Z" w16du:dateUtc="2026-04-15T14:39:00Z">
+        <w:r>
+          <w:rPr>
+            <w:sz w:val="22"/>
+            <w:szCs w:val="22"/>
+          </w:rPr>
+          <w:t xml:space="preserve">the contact network and transmission chain to </w:t>
+        </w:r>
+      </w:ins>
+      <w:del w:id="92" w:author="Kelsey McCune" w:date="2026-04-15T09:40:00Z" w16du:dateUtc="2026-04-15T14:40:00Z">
+        <w:r>
+          <w:rPr>
+            <w:sz w:val="22"/>
+            <w:szCs w:val="22"/>
+          </w:rPr>
+          <w:delText xml:space="preserve">possible </w:delText>
+        </w:r>
+      </w:del>
+      <w:ins w:id="93" w:author="Kelsey McCune" w:date="2026-04-15T09:40:00Z" w16du:dateUtc="2026-04-15T14:40:00Z">
+        <w:r>
+          <w:rPr>
+            <w:sz w:val="22"/>
+            <w:szCs w:val="22"/>
+          </w:rPr>
+          <w:t>quantify</w:t>
+        </w:r>
+        <w:r>
+          <w:rPr>
+            <w:sz w:val="22"/>
+            <w:szCs w:val="22"/>
+          </w:rPr>
+          <w:t xml:space="preserve"> </w:t>
+        </w:r>
+      </w:ins>
+      <w:r>
+        <w:rPr>
+          <w:sz w:val="22"/>
+          <w:szCs w:val="22"/>
+        </w:rPr>
+        <w:t>connections between our bacterial isolates</w:t>
+      </w:r>
+      <w:ins w:id="94" w:author="Kelsey McCune" w:date="2026-04-15T09:40:00Z" w16du:dateUtc="2026-04-15T14:40:00Z">
+        <w:r>
+          <w:rPr>
+            <w:sz w:val="22"/>
+            <w:szCs w:val="22"/>
+          </w:rPr>
+          <w:t>, chickens</w:t>
+        </w:r>
+      </w:ins>
+      <w:r>
+        <w:rPr>
+          <w:sz w:val="22"/>
+          <w:szCs w:val="22"/>
+        </w:rPr>
+        <w:t xml:space="preserve"> and known outbreak strains</w:t>
+      </w:r>
+      <w:r>
+        <w:rPr>
+          <w:sz w:val="22"/>
+          <w:szCs w:val="22"/>
+        </w:rPr>
+        <w:t xml:space="preserve">. </w:t>
+      </w:r>
+    </w:p>
+    <w:p>
+      <w:pPr>
+        <w:rPr>
+          <w:b/>
+          <w:bCs/>
+          <w:sz w:val="22"/>
+          <w:szCs w:val="22"/>
+        </w:rPr>
+      </w:pPr>
+      <w:r>
+        <w:rPr>
+          <w:sz w:val="22"/>
+          <w:szCs w:val="22"/>
+          <w:highlight w:val="yellow"/>
+        </w:rPr>
+        <w:t xml:space="preserve">Proposed Methodology: </w:t>
+      </w:r>
+      <w:r>
+        <w:rPr>
+          <w:sz w:val="22"/>
+          <w:szCs w:val="22"/>
+          <w:highlight w:val="yellow"/>
+        </w:rPr>
+        <w:t>(1-2 Pages)</w:t>
+      </w:r>
+      <w:r>
+        <w:rPr>
+          <w:sz w:val="22"/>
+          <w:szCs w:val="22"/>
+        </w:rPr>
+        <w:t>:</w:t>
+      </w:r>
+      <w:r>
+        <w:rPr>
+          <w:sz w:val="22"/>
+          <w:szCs w:val="22"/>
+        </w:rPr>
+        <w:br/>
+      </w:r>
+      <w:r>
+        <w:rPr>
+          <w:b/>
+          <w:bCs/>
+          <w:sz w:val="22"/>
+          <w:szCs w:val="22"/>
+        </w:rPr>
+        <w:t>Study Area and Experimental Design</w:t>
+      </w:r>
+    </w:p>
+    <w:p>
+      <w:pPr>
+        <w:ind w:firstLine="720"/>
+        <w:rPr>
+          <w:sz w:val="22"/>
+          <w:szCs w:val="22"/>
+        </w:rPr>
+      </w:pPr>
+      <w:r>
+        <w:rPr>
+          <w:sz w:val="22"/>
+          <w:szCs w:val="22"/>
+        </w:rPr>
+        <w:t xml:space="preserve">This study </w:t>
+      </w:r>
+      <w:r>
+        <w:rPr>
+          <w:sz w:val="22"/>
+          <w:szCs w:val="22"/>
+        </w:rPr>
+        <w:t xml:space="preserve">will occur across </w:t>
+      </w:r>
+      <w:r>
+        <w:rPr>
+          <w:sz w:val="22"/>
+          <w:szCs w:val="22"/>
+        </w:rPr>
+        <w:t>sixteen</w:t>
+      </w:r>
+      <w:r>
+        <w:rPr>
+          <w:sz w:val="22"/>
+          <w:szCs w:val="22"/>
+        </w:rPr>
+        <w:t xml:space="preserve"> sites</w:t>
+      </w:r>
+      <w:r>
+        <w:rPr>
+          <w:sz w:val="22"/>
+          <w:szCs w:val="22"/>
+        </w:rPr>
+        <w:t xml:space="preserve"> </w:t>
+      </w:r>
+      <w:r>
+        <w:rPr>
+          <w:sz w:val="22"/>
+          <w:szCs w:val="22"/>
+        </w:rPr>
+        <w:t>in</w:t>
+      </w:r>
+      <w:r>
+        <w:rPr>
+          <w:sz w:val="22"/>
+          <w:szCs w:val="22"/>
+        </w:rPr>
+        <w:t xml:space="preserve"> east-central Alabama</w:t>
+      </w:r>
+      <w:r>
+        <w:rPr>
+          <w:sz w:val="22"/>
+          <w:szCs w:val="22"/>
+        </w:rPr>
+        <w:t xml:space="preserve"> categorized into four treatment types: control sites with no feeders or poultry (n = 4), backyard bird feeder-only sites (n = 4), backyard chicken-only sites (n = </w:t>
+      </w:r>
+      <w:r>
+        <w:rPr>
+          <w:sz w:val="22"/>
+          <w:szCs w:val="22"/>
+        </w:rPr>
+        <w:t>4</w:t>
+      </w:r>
+      <w:r>
+        <w:rPr>
+          <w:sz w:val="22"/>
+          <w:szCs w:val="22"/>
+        </w:rPr>
+        <w:t xml:space="preserve">), and backyard sites with both bird feeders and chickens (n = </w:t>
+      </w:r>
+      <w:r>
+        <w:rPr>
+          <w:sz w:val="22"/>
+          <w:szCs w:val="22"/>
+        </w:rPr>
+        <w:t>4</w:t>
+      </w:r>
+      <w:r>
+        <w:rPr>
+          <w:sz w:val="22"/>
+          <w:szCs w:val="22"/>
+        </w:rPr>
+        <w:t>)</w:t>
+      </w:r>
+      <w:r>
+        <w:rPr>
+          <w:sz w:val="22"/>
+          <w:szCs w:val="22"/>
+        </w:rPr>
+        <w:t xml:space="preserve"> </w:t>
+      </w:r>
+      <w:commentRangeStart w:id="95"/>
+      <w:r>
+        <w:rPr>
+          <w:sz w:val="22"/>
+          <w:szCs w:val="22"/>
+          <w:highlight w:val="green"/>
+        </w:rPr>
+        <w:t xml:space="preserve">[we discussed using n=4 for all site types here, for uniformity. </w:t>
+      </w:r>
+      <w:proofErr w:type="gramStart"/>
+      <w:r>
+        <w:rPr>
+          <w:sz w:val="22"/>
+          <w:szCs w:val="22"/>
+          <w:highlight w:val="green"/>
+        </w:rPr>
+        <w:t>so</w:t>
+      </w:r>
+      <w:proofErr w:type="gramEnd"/>
+      <w:r>
+        <w:rPr>
+          <w:sz w:val="22"/>
+          <w:szCs w:val="22"/>
+          <w:highlight w:val="green"/>
+        </w:rPr>
+        <w:t xml:space="preserve"> I went with n=16 for all sites throughout the grant]</w:t>
+      </w:r>
+      <w:r>
+        <w:rPr>
+          <w:sz w:val="22"/>
+          <w:szCs w:val="22"/>
+        </w:rPr>
+        <w:t xml:space="preserve"> </w:t>
+      </w:r>
+      <w:commentRangeEnd w:id="95"/>
+      <w:r>
+        <w:rPr>
+          <w:rStyle w:val="CommentReference"/>
+        </w:rPr>
+        <w:commentReference w:id="95"/>
+      </w:r>
+      <w:r>
+        <w:rPr>
+          <w:sz w:val="22"/>
+          <w:szCs w:val="22"/>
+        </w:rPr>
+        <w:t>I selected s</w:t>
+      </w:r>
+      <w:r>
+        <w:rPr>
+          <w:sz w:val="22"/>
+          <w:szCs w:val="22"/>
+        </w:rPr>
+        <w:t xml:space="preserve">ites </w:t>
+      </w:r>
+      <w:r>
+        <w:rPr>
+          <w:sz w:val="22"/>
+          <w:szCs w:val="22"/>
+        </w:rPr>
+        <w:t xml:space="preserve">that had a baseline number of trees and shrubs to </w:t>
+      </w:r>
+      <w:r>
+        <w:rPr>
+          <w:sz w:val="22"/>
+          <w:szCs w:val="22"/>
+        </w:rPr>
+        <w:t>e</w:t>
+      </w:r>
+      <w:r>
+        <w:rPr>
+          <w:sz w:val="22"/>
+          <w:szCs w:val="22"/>
+        </w:rPr>
+        <w:t>nsure bird habitat is present</w:t>
+      </w:r>
+      <w:r>
+        <w:rPr>
+          <w:sz w:val="22"/>
+          <w:szCs w:val="22"/>
+        </w:rPr>
+        <w:t>. A</w:t>
+      </w:r>
+      <w:r>
+        <w:rPr>
+          <w:sz w:val="22"/>
+          <w:szCs w:val="22"/>
+        </w:rPr>
+        <w:t>fter selecting a site, I asked homeowners to complete a</w:t>
+      </w:r>
+      <w:r>
+        <w:rPr>
+          <w:sz w:val="22"/>
+          <w:szCs w:val="22"/>
+        </w:rPr>
+        <w:t xml:space="preserve"> standardized questionnaire to record factors such as feeder type and placement, poultry housing, current cleaning practices,</w:t>
+      </w:r>
+      <w:r>
+        <w:rPr>
+          <w:sz w:val="22"/>
+          <w:szCs w:val="22"/>
+        </w:rPr>
+        <w:t xml:space="preserve"> presence of pets</w:t>
+      </w:r>
+      <w:r>
+        <w:rPr>
+          <w:sz w:val="22"/>
+          <w:szCs w:val="22"/>
+        </w:rPr>
+        <w:t xml:space="preserve"> and </w:t>
+      </w:r>
+      <w:r>
+        <w:rPr>
+          <w:sz w:val="22"/>
+          <w:szCs w:val="22"/>
+        </w:rPr>
+        <w:t>vegetation characteristics</w:t>
+      </w:r>
+      <w:r>
+        <w:rPr>
+          <w:sz w:val="22"/>
+          <w:szCs w:val="22"/>
+        </w:rPr>
+        <w:t xml:space="preserve"> at each </w:t>
+      </w:r>
+      <w:r>
+        <w:rPr>
+          <w:sz w:val="22"/>
+          <w:szCs w:val="22"/>
+        </w:rPr>
+        <w:t>site.</w:t>
+      </w:r>
+    </w:p>
+    <w:p>
+      <w:pPr>
+        <w:rPr>
+          <w:b/>
+          <w:bCs/>
+          <w:sz w:val="22"/>
+          <w:szCs w:val="22"/>
+        </w:rPr>
+      </w:pPr>
+      <w:r>
+        <w:rPr>
+          <w:b/>
+          <w:bCs/>
+          <w:sz w:val="22"/>
+          <w:szCs w:val="22"/>
+        </w:rPr>
+        <w:t>Field Sampling</w:t>
+      </w:r>
+    </w:p>
+    <w:p>
+      <w:pPr>
+        <w:ind w:firstLine="720"/>
+        <w:rPr>
+          <w:sz w:val="22"/>
+          <w:szCs w:val="22"/>
+        </w:rPr>
+      </w:pPr>
+      <w:r>
+        <w:rPr>
+          <w:sz w:val="22"/>
+          <w:szCs w:val="22"/>
+        </w:rPr>
+        <w:t>Field sampling began in summer 2024 and continues through 2027.</w:t>
+      </w:r>
+      <w:r>
+        <w:rPr>
+          <w:sz w:val="22"/>
+          <w:szCs w:val="22"/>
+        </w:rPr>
+        <w:t xml:space="preserve"> I visit each site once a month to sample wild birds and chickens (if present).</w:t>
+      </w:r>
+      <w:r>
+        <w:rPr>
+          <w:sz w:val="22"/>
+          <w:szCs w:val="22"/>
+        </w:rPr>
+        <w:t xml:space="preserve"> To date, over 230 wild birds have been captured using mist nets deployed near feeders, </w:t>
+      </w:r>
+      <w:r>
+        <w:rPr>
+          <w:sz w:val="22"/>
+          <w:szCs w:val="22"/>
+        </w:rPr>
+        <w:t xml:space="preserve">chicken </w:t>
+      </w:r>
+      <w:r>
+        <w:rPr>
+          <w:sz w:val="22"/>
+          <w:szCs w:val="22"/>
+        </w:rPr>
+        <w:t>coops, or comparabl</w:t>
+      </w:r>
+      <w:r>
+        <w:rPr>
+          <w:sz w:val="22"/>
+          <w:szCs w:val="22"/>
+        </w:rPr>
+        <w:t>y active</w:t>
+      </w:r>
+      <w:r>
+        <w:rPr>
+          <w:sz w:val="22"/>
+          <w:szCs w:val="22"/>
+        </w:rPr>
+        <w:t xml:space="preserve"> areas at control sites. Each bird is identified to species-level</w:t>
+      </w:r>
+      <w:r>
+        <w:rPr>
+          <w:sz w:val="22"/>
+          <w:szCs w:val="22"/>
+        </w:rPr>
+        <w:t xml:space="preserve"> and</w:t>
+      </w:r>
+      <w:r>
+        <w:rPr>
+          <w:sz w:val="22"/>
+          <w:szCs w:val="22"/>
+        </w:rPr>
+        <w:t xml:space="preserve"> measured for body </w:t>
+      </w:r>
+      <w:r>
+        <w:rPr>
+          <w:sz w:val="22"/>
+          <w:szCs w:val="22"/>
+        </w:rPr>
+        <w:t>condition</w:t>
+      </w:r>
+      <w:r>
+        <w:rPr>
+          <w:sz w:val="22"/>
+          <w:szCs w:val="22"/>
+        </w:rPr>
+        <w:t xml:space="preserve">. All individuals receive a sequentially numbered USGS </w:t>
+      </w:r>
+      <w:r>
+        <w:rPr>
+          <w:sz w:val="22"/>
+          <w:szCs w:val="22"/>
+        </w:rPr>
+        <w:t>aluminum</w:t>
+      </w:r>
+      <w:r>
+        <w:rPr>
+          <w:sz w:val="22"/>
+          <w:szCs w:val="22"/>
+        </w:rPr>
+        <w:t xml:space="preserve"> leg band. </w:t>
+      </w:r>
+      <w:r>
+        <w:rPr>
+          <w:sz w:val="22"/>
+          <w:szCs w:val="22"/>
+        </w:rPr>
+        <w:t>I collec</w:t>
+      </w:r>
+      <w:r>
+        <w:rPr>
+          <w:sz w:val="22"/>
+          <w:szCs w:val="22"/>
+        </w:rPr>
+        <w:t>t</w:t>
+      </w:r>
+      <w:r>
+        <w:rPr>
+          <w:sz w:val="22"/>
+          <w:szCs w:val="22"/>
+        </w:rPr>
+        <w:t xml:space="preserve"> fecal</w:t>
+      </w:r>
+      <w:r>
+        <w:rPr>
+          <w:sz w:val="22"/>
+          <w:szCs w:val="22"/>
+        </w:rPr>
+        <w:t xml:space="preserve"> samples </w:t>
+      </w:r>
+      <w:del w:id="96" w:author="Kelsey McCune" w:date="2026-04-08T15:59:00Z" w16du:dateUtc="2026-04-08T20:59:00Z">
+        <w:r>
+          <w:rPr>
+            <w:sz w:val="22"/>
+            <w:szCs w:val="22"/>
+          </w:rPr>
+          <w:delText xml:space="preserve">are collected </w:delText>
+        </w:r>
+      </w:del>
+      <w:r>
+        <w:rPr>
+          <w:sz w:val="22"/>
+          <w:szCs w:val="22"/>
+        </w:rPr>
+        <w:t xml:space="preserve">from each captured bird via cloacal swab or from fresh droppings on clean surfaces. Backyard chicken fecal samples and soil/surface </w:t>
+      </w:r>
+      <w:r>
+        <w:rPr>
+          <w:sz w:val="22"/>
+          <w:szCs w:val="22"/>
+        </w:rPr>
+        <w:lastRenderedPageBreak/>
+        <w:t>swabs from feeder and coop areas are also collected to characterize environmental pathogen reservoirs. All samples are transported on ice and stored at -80°C until processing.</w:t>
+      </w:r>
+    </w:p>
+    <w:p>
+      <w:pPr>
+        <w:rPr>
+          <w:b/>
+          <w:bCs/>
+          <w:sz w:val="22"/>
+          <w:szCs w:val="22"/>
+        </w:rPr>
+      </w:pPr>
+      <w:r>
+        <w:rPr>
+          <w:b/>
+          <w:bCs/>
+          <w:sz w:val="22"/>
+          <w:szCs w:val="22"/>
+        </w:rPr>
+        <w:t>Laboratory Analysis</w:t>
+      </w:r>
+    </w:p>
+    <w:p>
+      <w:pPr>
+        <w:ind w:firstLine="720"/>
+        <w:rPr>
+          <w:sz w:val="22"/>
+          <w:szCs w:val="22"/>
+        </w:rPr>
+      </w:pPr>
+      <w:r>
+        <w:rPr>
+          <w:sz w:val="22"/>
+          <w:szCs w:val="22"/>
+        </w:rPr>
+        <w:t xml:space="preserve">Laboratory work is conducted at Auburn University in collaboration with the Thompson Bishop Sparks State Diagnostic Laboratory. Fecal samples are </w:t>
+      </w:r>
+      <w:r>
+        <w:rPr>
+          <w:sz w:val="22"/>
+          <w:szCs w:val="22"/>
+        </w:rPr>
+        <w:t>incubated</w:t>
+      </w:r>
+      <w:r>
+        <w:rPr>
+          <w:sz w:val="22"/>
+          <w:szCs w:val="22"/>
+        </w:rPr>
+        <w:t xml:space="preserve"> in pre-enriched</w:t>
+      </w:r>
+      <w:del w:id="97" w:author="Kelsey McCune" w:date="2026-04-15T09:48:00Z" w16du:dateUtc="2026-04-15T14:48:00Z">
+        <w:r>
+          <w:rPr>
+            <w:sz w:val="22"/>
+            <w:szCs w:val="22"/>
+          </w:rPr>
+          <w:delText xml:space="preserve"> in</w:delText>
+        </w:r>
+      </w:del>
+      <w:r>
+        <w:rPr>
+          <w:sz w:val="22"/>
+          <w:szCs w:val="22"/>
+        </w:rPr>
+        <w:t xml:space="preserve"> buffered peptone water, then transferred to </w:t>
+      </w:r>
+      <w:del w:id="98" w:author="Kelsey McCune" w:date="2026-04-15T09:48:00Z" w16du:dateUtc="2026-04-15T14:48:00Z">
+        <w:r>
+          <w:rPr>
+            <w:sz w:val="22"/>
+            <w:szCs w:val="22"/>
+          </w:rPr>
+          <w:delText xml:space="preserve">selective enrichment </w:delText>
+        </w:r>
+      </w:del>
+      <w:r>
+        <w:rPr>
+          <w:sz w:val="22"/>
+          <w:szCs w:val="22"/>
+        </w:rPr>
+        <w:t>broth</w:t>
+      </w:r>
+      <w:ins w:id="99" w:author="Kelsey McCune" w:date="2026-04-15T09:48:00Z" w16du:dateUtc="2026-04-15T14:48:00Z">
+        <w:r>
+          <w:rPr>
+            <w:sz w:val="22"/>
+            <w:szCs w:val="22"/>
+          </w:rPr>
+          <w:t xml:space="preserve"> selective for </w:t>
+        </w:r>
         <w:r>
           <w:rPr>
             <w:i/>
@@ -1835,10 +3423,10 @@
             <w:sz w:val="22"/>
             <w:szCs w:val="22"/>
           </w:rPr>
-          <w:t>almonella</w:t>
-        </w:r>
-      </w:ins>
-      <w:del w:id="78" w:author="Kelsey McCune" w:date="2026-04-08T11:25:00Z" w16du:dateUtc="2026-04-08T16:25:00Z">
+          <w:t xml:space="preserve">S. enterica </w:t>
+        </w:r>
+      </w:ins>
+      <w:ins w:id="100" w:author="Kelsey McCune" w:date="2026-04-15T09:49:00Z" w16du:dateUtc="2026-04-15T14:49:00Z">
         <w:r>
           <w:rPr>
             <w:i/>
@@ -1846,9 +3434,73 @@
             <w:sz w:val="22"/>
             <w:szCs w:val="22"/>
           </w:rPr>
-          <w:delText>.</w:delText>
+          <w:t>enrichment.</w:t>
+        </w:r>
+      </w:ins>
+      <w:r>
+        <w:rPr>
+          <w:sz w:val="22"/>
+          <w:szCs w:val="22"/>
+        </w:rPr>
+        <w:t xml:space="preserve"> </w:t>
+      </w:r>
+      <w:del w:id="101" w:author="Kelsey McCune" w:date="2026-04-15T09:49:00Z" w16du:dateUtc="2026-04-15T14:49:00Z">
+        <w:r>
+          <w:rPr>
+            <w:sz w:val="22"/>
+            <w:szCs w:val="22"/>
+          </w:rPr>
+          <w:delText>and plated on</w:delText>
         </w:r>
       </w:del>
+      <w:ins w:id="102" w:author="Kelsey McCune" w:date="2026-04-15T09:49:00Z" w16du:dateUtc="2026-04-15T14:49:00Z">
+        <w:r>
+          <w:rPr>
+            <w:sz w:val="22"/>
+            <w:szCs w:val="22"/>
+          </w:rPr>
+          <w:t>I streak from this broth on plates</w:t>
+        </w:r>
+      </w:ins>
+      <w:r>
+        <w:rPr>
+          <w:sz w:val="22"/>
+          <w:szCs w:val="22"/>
+        </w:rPr>
+        <w:t xml:space="preserve"> </w:t>
+      </w:r>
+      <w:ins w:id="103" w:author="Kelsey McCune" w:date="2026-04-15T09:50:00Z" w16du:dateUtc="2026-04-15T14:50:00Z">
+        <w:r>
+          <w:rPr>
+            <w:sz w:val="22"/>
+            <w:szCs w:val="22"/>
+          </w:rPr>
+          <w:t xml:space="preserve">containing agar </w:t>
+        </w:r>
+      </w:ins>
+      <w:r>
+        <w:rPr>
+          <w:sz w:val="22"/>
+          <w:szCs w:val="22"/>
+        </w:rPr>
+        <w:t xml:space="preserve">selective </w:t>
+      </w:r>
+      <w:del w:id="104" w:author="Kelsey McCune" w:date="2026-04-15T09:50:00Z" w16du:dateUtc="2026-04-15T14:50:00Z">
+        <w:r>
+          <w:rPr>
+            <w:sz w:val="22"/>
+            <w:szCs w:val="22"/>
+          </w:rPr>
+          <w:delText xml:space="preserve">and differential media </w:delText>
+        </w:r>
+      </w:del>
+      <w:r>
+        <w:rPr>
+          <w:sz w:val="22"/>
+          <w:szCs w:val="22"/>
+        </w:rPr>
+        <w:t xml:space="preserve">for </w:t>
+      </w:r>
       <w:r>
         <w:rPr>
           <w:i/>
@@ -1856,6 +3508,37 @@
           <w:sz w:val="22"/>
           <w:szCs w:val="22"/>
         </w:rPr>
+        <w:t>S</w:t>
+      </w:r>
+      <w:ins w:id="105" w:author="Kelsey McCune" w:date="2026-04-15T09:49:00Z" w16du:dateUtc="2026-04-15T14:49:00Z">
+        <w:r>
+          <w:rPr>
+            <w:i/>
+            <w:iCs/>
+            <w:sz w:val="22"/>
+            <w:szCs w:val="22"/>
+          </w:rPr>
+          <w:t>.</w:t>
+        </w:r>
+      </w:ins>
+      <w:del w:id="106" w:author="Kelsey McCune" w:date="2026-04-15T09:49:00Z" w16du:dateUtc="2026-04-15T14:49:00Z">
+        <w:r>
+          <w:rPr>
+            <w:i/>
+            <w:iCs/>
+            <w:sz w:val="22"/>
+            <w:szCs w:val="22"/>
+          </w:rPr>
+          <w:delText>almonella</w:delText>
+        </w:r>
+      </w:del>
+      <w:r>
+        <w:rPr>
+          <w:i/>
+          <w:iCs/>
+          <w:sz w:val="22"/>
+          <w:szCs w:val="22"/>
+        </w:rPr>
         <w:t xml:space="preserve"> enterica</w:t>
       </w:r>
       <w:r>
@@ -1865,16 +3548,68 @@
         </w:rPr>
         <w:t xml:space="preserve"> </w:t>
       </w:r>
-      <w:del w:id="79" w:author="Kelsey McCune" w:date="2026-04-08T11:24:00Z" w16du:dateUtc="2026-04-08T16:24:00Z">
-        <w:r>
-          <w:rPr>
-            <w:sz w:val="22"/>
-            <w:szCs w:val="22"/>
-            <w:highlight w:val="yellow"/>
-          </w:rPr>
-          <w:delText xml:space="preserve">and </w:delText>
+      <w:del w:id="107" w:author="Kelsey McCune" w:date="2026-04-15T09:50:00Z" w16du:dateUtc="2026-04-15T14:50:00Z">
+        <w:r>
+          <w:rPr>
+            <w:sz w:val="22"/>
+            <w:szCs w:val="22"/>
+          </w:rPr>
+          <w:delText>detection</w:delText>
         </w:r>
       </w:del>
+      <w:ins w:id="108" w:author="Kelsey McCune" w:date="2026-04-15T09:50:00Z" w16du:dateUtc="2026-04-15T14:50:00Z">
+        <w:r>
+          <w:rPr>
+            <w:sz w:val="22"/>
+            <w:szCs w:val="22"/>
+          </w:rPr>
+          <w:t>growth</w:t>
+        </w:r>
+      </w:ins>
+      <w:r>
+        <w:rPr>
+          <w:sz w:val="22"/>
+          <w:szCs w:val="22"/>
+        </w:rPr>
+        <w:t xml:space="preserve">. Presumptive colonies </w:t>
+      </w:r>
+      <w:r>
+        <w:rPr>
+          <w:sz w:val="22"/>
+          <w:szCs w:val="22"/>
+        </w:rPr>
+        <w:t>will be</w:t>
+      </w:r>
+      <w:del w:id="109" w:author="Kelsey McCune" w:date="2026-04-08T16:00:00Z" w16du:dateUtc="2026-04-08T21:00:00Z">
+        <w:r>
+          <w:rPr>
+            <w:sz w:val="22"/>
+            <w:szCs w:val="22"/>
+          </w:rPr>
+          <w:delText>are</w:delText>
+        </w:r>
+      </w:del>
+      <w:r>
+        <w:rPr>
+          <w:sz w:val="22"/>
+          <w:szCs w:val="22"/>
+        </w:rPr>
+        <w:t xml:space="preserve"> confirmed using </w:t>
+      </w:r>
+      <w:r>
+        <w:rPr>
+          <w:sz w:val="22"/>
+          <w:szCs w:val="22"/>
+        </w:rPr>
+        <w:t xml:space="preserve">a </w:t>
+      </w:r>
+      <w:r>
+        <w:rPr>
+          <w:sz w:val="22"/>
+          <w:szCs w:val="22"/>
+        </w:rPr>
+        <w:t>matrix-assisted laser desorption/ionization time-of-flight mass spectrometry (MALDI-TOF MS).</w:t>
+      </w:r>
       <w:r>
         <w:rPr>
           <w:sz w:val="22"/>
@@ -1882,21 +3617,68 @@
         </w:rPr>
         <w:t xml:space="preserve"> </w:t>
       </w:r>
-      <w:r>
-        <w:rPr>
-          <w:sz w:val="22"/>
-          <w:szCs w:val="22"/>
-        </w:rPr>
-        <w:t xml:space="preserve">and </w:t>
-      </w:r>
-      <w:r>
-        <w:rPr>
-          <w:sz w:val="22"/>
-          <w:szCs w:val="22"/>
-        </w:rPr>
-        <w:t>can amplify pathogen persistence in the environment</w:t>
-      </w:r>
-      <w:ins w:id="80" w:author="Kelsey McCune" w:date="2026-04-08T11:25:00Z" w16du:dateUtc="2026-04-08T16:25:00Z">
+      <w:ins w:id="110" w:author="Kelsey McCune" w:date="2026-04-15T09:50:00Z" w16du:dateUtc="2026-04-15T14:50:00Z">
+        <w:r>
+          <w:rPr>
+            <w:sz w:val="22"/>
+            <w:szCs w:val="22"/>
+          </w:rPr>
+          <w:t>I</w:t>
+        </w:r>
+      </w:ins>
+      <w:ins w:id="111" w:author="Kelsey McCune" w:date="2026-04-08T16:01:00Z" w16du:dateUtc="2026-04-08T21:01:00Z">
+        <w:r>
+          <w:rPr>
+            <w:sz w:val="22"/>
+            <w:szCs w:val="22"/>
+          </w:rPr>
+          <w:t xml:space="preserve"> will </w:t>
+        </w:r>
+      </w:ins>
+      <w:ins w:id="112" w:author="Kelsey McCune" w:date="2026-04-15T09:51:00Z" w16du:dateUtc="2026-04-15T14:51:00Z">
+        <w:r>
+          <w:rPr>
+            <w:sz w:val="22"/>
+            <w:szCs w:val="22"/>
+          </w:rPr>
+          <w:t>work with the State Diagnostic Lab</w:t>
+        </w:r>
+      </w:ins>
+      <w:ins w:id="113" w:author="Kelsey McCune" w:date="2026-04-15T09:52:00Z" w16du:dateUtc="2026-04-15T14:52:00Z">
+        <w:r>
+          <w:rPr>
+            <w:sz w:val="22"/>
+            <w:szCs w:val="22"/>
+          </w:rPr>
+          <w:t xml:space="preserve"> and the Auburn University Pathobiology Department to</w:t>
+        </w:r>
+      </w:ins>
+      <w:ins w:id="114" w:author="Kelsey McCune" w:date="2026-04-08T16:01:00Z" w16du:dateUtc="2026-04-08T21:01:00Z">
+        <w:r>
+          <w:rPr>
+            <w:sz w:val="22"/>
+            <w:szCs w:val="22"/>
+          </w:rPr>
+          <w:t xml:space="preserve"> serotype and conduct whole genome sequencing on c</w:t>
+        </w:r>
+      </w:ins>
+      <w:del w:id="115" w:author="Kelsey McCune" w:date="2026-04-08T16:01:00Z" w16du:dateUtc="2026-04-08T21:01:00Z">
+        <w:r>
+          <w:rPr>
+            <w:sz w:val="22"/>
+            <w:szCs w:val="22"/>
+          </w:rPr>
+          <w:delText>C</w:delText>
+        </w:r>
+      </w:del>
+      <w:r>
+        <w:rPr>
+          <w:sz w:val="22"/>
+          <w:szCs w:val="22"/>
+        </w:rPr>
+        <w:t>onfirmed isolates</w:t>
+      </w:r>
+      <w:ins w:id="116" w:author="Kelsey McCune" w:date="2026-04-08T16:01:00Z" w16du:dateUtc="2026-04-08T21:01:00Z">
         <w:r>
           <w:rPr>
             <w:sz w:val="22"/>
@@ -1905,411 +3687,718 @@
           <w:t>.</w:t>
         </w:r>
       </w:ins>
-      <w:del w:id="81" w:author="Kelsey McCune" w:date="2026-04-08T11:25:00Z" w16du:dateUtc="2026-04-08T16:25:00Z">
-        <w:r>
-          <w:rPr>
-            <w:sz w:val="22"/>
-            <w:szCs w:val="22"/>
-          </w:rPr>
-          <w:delText>,</w:delText>
+      <w:r>
+        <w:rPr>
+          <w:sz w:val="22"/>
+          <w:szCs w:val="22"/>
+        </w:rPr>
+        <w:t xml:space="preserve"> </w:t>
+      </w:r>
+      <w:r>
+        <w:rPr>
+          <w:sz w:val="22"/>
+          <w:szCs w:val="22"/>
+        </w:rPr>
+        <w:t>S</w:t>
+      </w:r>
+      <w:r>
+        <w:rPr>
+          <w:sz w:val="22"/>
+          <w:szCs w:val="22"/>
+        </w:rPr>
+        <w:t>erotyp</w:t>
+      </w:r>
+      <w:r>
+        <w:rPr>
+          <w:sz w:val="22"/>
+          <w:szCs w:val="22"/>
+        </w:rPr>
+        <w:t>ing of</w:t>
+      </w:r>
+      <w:r>
+        <w:rPr>
+          <w:sz w:val="22"/>
+          <w:szCs w:val="22"/>
+        </w:rPr>
+        <w:t xml:space="preserve"> confirmed isolates </w:t>
+      </w:r>
+      <w:r>
+        <w:rPr>
+          <w:sz w:val="22"/>
+          <w:szCs w:val="22"/>
+        </w:rPr>
+        <w:t xml:space="preserve">will be performed </w:t>
+      </w:r>
+      <w:r>
+        <w:rPr>
+          <w:sz w:val="22"/>
+          <w:szCs w:val="22"/>
+        </w:rPr>
+        <w:t xml:space="preserve">using O and H antigen testing following the Kauffmann-White scheme, targeting serogroups </w:t>
+      </w:r>
+      <w:r>
+        <w:rPr>
+          <w:sz w:val="22"/>
+          <w:szCs w:val="22"/>
+        </w:rPr>
+        <w:t xml:space="preserve">B and D </w:t>
+      </w:r>
+      <w:r>
+        <w:rPr>
+          <w:sz w:val="22"/>
+          <w:szCs w:val="22"/>
+        </w:rPr>
+        <w:t xml:space="preserve">that include serotypes such as Typhimurium and Enteritidis. </w:t>
+      </w:r>
+      <w:del w:id="117" w:author="Kelsey McCune" w:date="2026-04-15T09:53:00Z" w16du:dateUtc="2026-04-15T14:53:00Z">
+        <w:r>
+          <w:rPr>
+            <w:sz w:val="22"/>
+            <w:szCs w:val="22"/>
+          </w:rPr>
+          <w:delText xml:space="preserve">If funds allow, I will submit confirmed isolates for whole-genome sequencing (WGS), </w:delText>
+        </w:r>
+        <w:r>
+          <w:rPr>
+            <w:sz w:val="22"/>
+            <w:szCs w:val="22"/>
+            <w:highlight w:val="green"/>
+          </w:rPr>
+          <w:delText>I am not sure what the details are for WGS…</w:delText>
         </w:r>
       </w:del>
-      <w:r>
-        <w:rPr>
-          <w:sz w:val="22"/>
-          <w:szCs w:val="22"/>
-        </w:rPr>
-        <w:t xml:space="preserve"> </w:t>
-      </w:r>
-      <w:ins w:id="82" w:author="Kelsey McCune" w:date="2026-04-08T11:25:00Z" w16du:dateUtc="2026-04-08T16:25:00Z">
-        <w:r>
-          <w:rPr>
-            <w:sz w:val="22"/>
-            <w:szCs w:val="22"/>
-          </w:rPr>
-          <w:t>Conseq</w:t>
-        </w:r>
-      </w:ins>
-      <w:ins w:id="83" w:author="Kelsey McCune" w:date="2026-04-08T11:26:00Z" w16du:dateUtc="2026-04-08T16:26:00Z">
-        <w:r>
-          <w:rPr>
-            <w:sz w:val="22"/>
-            <w:szCs w:val="22"/>
-          </w:rPr>
-          <w:t xml:space="preserve">uently, poultry can serve as a bridge, increasing </w:t>
-        </w:r>
-      </w:ins>
-      <w:del w:id="84" w:author="Kelsey McCune" w:date="2026-04-08T11:26:00Z" w16du:dateUtc="2026-04-08T16:26:00Z">
-        <w:r>
-          <w:rPr>
-            <w:sz w:val="22"/>
-            <w:szCs w:val="22"/>
-          </w:rPr>
-          <w:delText>allow</w:delText>
-        </w:r>
-        <w:r>
-          <w:rPr>
-            <w:sz w:val="22"/>
-            <w:szCs w:val="22"/>
-          </w:rPr>
-          <w:delText>ing</w:delText>
-        </w:r>
-        <w:r>
-          <w:rPr>
-            <w:sz w:val="22"/>
-            <w:szCs w:val="22"/>
-          </w:rPr>
-          <w:delText xml:space="preserve"> for possible</w:delText>
+      <w:ins w:id="118" w:author="Kelsey McCune" w:date="2026-04-15T09:53:00Z" w16du:dateUtc="2026-04-15T14:53:00Z">
+        <w:r>
+          <w:rPr>
+            <w:sz w:val="22"/>
+            <w:szCs w:val="22"/>
+          </w:rPr>
+          <w:t xml:space="preserve">Whole genome sequencing </w:t>
+        </w:r>
+      </w:ins>
+      <w:ins w:id="119" w:author="Kelsey McCune" w:date="2026-04-15T09:54:00Z" w16du:dateUtc="2026-04-15T14:54:00Z">
+        <w:r>
+          <w:rPr>
+            <w:sz w:val="22"/>
+            <w:szCs w:val="22"/>
+            <w:rPrChange w:id="120" w:author="Kelsey McCune" w:date="2026-04-15T09:55:00Z" w16du:dateUtc="2026-04-15T14:55:00Z">
+              <w:rPr/>
+            </w:rPrChange>
+          </w:rPr>
+          <w:t>will be conducted</w:t>
+        </w:r>
+        <w:r>
+          <w:rPr>
+            <w:sz w:val="22"/>
+            <w:szCs w:val="22"/>
+            <w:rPrChange w:id="121" w:author="Kelsey McCune" w:date="2026-04-15T09:55:00Z" w16du:dateUtc="2026-04-15T14:55:00Z">
+              <w:rPr/>
+            </w:rPrChange>
+          </w:rPr>
+          <w:t xml:space="preserve"> </w:t>
+        </w:r>
+        <w:r>
+          <w:rPr>
+            <w:sz w:val="22"/>
+            <w:szCs w:val="22"/>
+            <w:rPrChange w:id="122" w:author="Kelsey McCune" w:date="2026-04-15T09:55:00Z" w16du:dateUtc="2026-04-15T14:55:00Z">
+              <w:rPr/>
+            </w:rPrChange>
+          </w:rPr>
+          <w:t xml:space="preserve">on positive isolates using Illumina short-read sequencing. </w:t>
+        </w:r>
+      </w:ins>
+      <w:ins w:id="123" w:author="Kelsey McCune" w:date="2026-04-15T09:57:00Z" w16du:dateUtc="2026-04-15T14:57:00Z">
+        <w:r>
+          <w:rPr>
+            <w:sz w:val="22"/>
+            <w:szCs w:val="22"/>
+            <w:rPrChange w:id="124" w:author="Kelsey McCune" w:date="2026-04-15T10:00:00Z" w16du:dateUtc="2026-04-15T15:00:00Z">
+              <w:rPr/>
+            </w:rPrChange>
+          </w:rPr>
+          <w:t xml:space="preserve">Sequencing reads will be </w:t>
+        </w:r>
+        <w:r>
+          <w:rPr>
+            <w:sz w:val="22"/>
+            <w:szCs w:val="22"/>
+            <w:rPrChange w:id="125" w:author="Kelsey McCune" w:date="2026-04-15T10:00:00Z" w16du:dateUtc="2026-04-15T15:00:00Z">
+              <w:rPr/>
+            </w:rPrChange>
+          </w:rPr>
+          <w:t>checked for quality</w:t>
+        </w:r>
+      </w:ins>
+      <w:ins w:id="126" w:author="Kelsey McCune" w:date="2026-04-15T09:58:00Z" w16du:dateUtc="2026-04-15T14:58:00Z">
+        <w:r>
+          <w:rPr>
+            <w:sz w:val="22"/>
+            <w:szCs w:val="22"/>
+            <w:rPrChange w:id="127" w:author="Kelsey McCune" w:date="2026-04-15T10:00:00Z" w16du:dateUtc="2026-04-15T15:00:00Z">
+              <w:rPr/>
+            </w:rPrChange>
+          </w:rPr>
+          <w:t xml:space="preserve">, </w:t>
+        </w:r>
+        <w:r>
+          <w:rPr>
+            <w:sz w:val="22"/>
+            <w:szCs w:val="22"/>
+            <w:rPrChange w:id="128" w:author="Kelsey McCune" w:date="2026-04-15T10:00:00Z" w16du:dateUtc="2026-04-15T15:00:00Z">
+              <w:rPr/>
+            </w:rPrChange>
+          </w:rPr>
+          <w:t xml:space="preserve">then mapped to a reference </w:t>
+        </w:r>
+        <w:r>
+          <w:rPr>
+            <w:i/>
+            <w:iCs/>
+            <w:sz w:val="22"/>
+            <w:szCs w:val="22"/>
+            <w:rPrChange w:id="129" w:author="Kelsey McCune" w:date="2026-04-15T10:00:00Z" w16du:dateUtc="2026-04-15T15:00:00Z">
+              <w:rPr>
+                <w:i/>
+                <w:iCs/>
+              </w:rPr>
+            </w:rPrChange>
+          </w:rPr>
+          <w:t>Salmonella enterica</w:t>
+        </w:r>
+        <w:r>
+          <w:rPr>
+            <w:sz w:val="22"/>
+            <w:szCs w:val="22"/>
+            <w:rPrChange w:id="130" w:author="Kelsey McCune" w:date="2026-04-15T10:00:00Z" w16du:dateUtc="2026-04-15T15:00:00Z">
+              <w:rPr/>
+            </w:rPrChange>
+          </w:rPr>
+          <w:t xml:space="preserve"> genome assembly (NCBI </w:t>
+        </w:r>
+        <w:proofErr w:type="spellStart"/>
+        <w:r>
+          <w:rPr>
+            <w:sz w:val="22"/>
+            <w:szCs w:val="22"/>
+            <w:rPrChange w:id="131" w:author="Kelsey McCune" w:date="2026-04-15T10:00:00Z" w16du:dateUtc="2026-04-15T15:00:00Z">
+              <w:rPr/>
+            </w:rPrChange>
+          </w:rPr>
+          <w:t>Refseq</w:t>
+        </w:r>
+        <w:proofErr w:type="spellEnd"/>
+        <w:r>
+          <w:rPr>
+            <w:sz w:val="22"/>
+            <w:szCs w:val="22"/>
+            <w:rPrChange w:id="132" w:author="Kelsey McCune" w:date="2026-04-15T10:00:00Z" w16du:dateUtc="2026-04-15T15:00:00Z">
+              <w:rPr/>
+            </w:rPrChange>
+          </w:rPr>
+          <w:t xml:space="preserve"> GCF_000006945.2)</w:t>
+        </w:r>
+      </w:ins>
+      <w:ins w:id="133" w:author="Kelsey McCune" w:date="2026-04-15T09:54:00Z" w16du:dateUtc="2026-04-15T14:54:00Z">
+        <w:r>
+          <w:rPr>
+            <w:sz w:val="22"/>
+            <w:szCs w:val="22"/>
+            <w:rPrChange w:id="134" w:author="Kelsey McCune" w:date="2026-04-15T10:00:00Z" w16du:dateUtc="2026-04-15T15:00:00Z">
+              <w:rPr/>
+            </w:rPrChange>
+          </w:rPr>
+          <w:t>.</w:t>
+        </w:r>
+      </w:ins>
+      <w:ins w:id="135" w:author="Kelsey McCune" w:date="2026-04-15T09:58:00Z" w16du:dateUtc="2026-04-15T14:58:00Z">
+        <w:r>
+          <w:rPr>
+            <w:sz w:val="22"/>
+            <w:szCs w:val="22"/>
+          </w:rPr>
+          <w:t xml:space="preserve"> </w:t>
+        </w:r>
+        <w:r>
+          <w:rPr>
+            <w:sz w:val="22"/>
+            <w:szCs w:val="22"/>
+            <w:rPrChange w:id="136" w:author="Kelsey McCune" w:date="2026-04-15T10:00:00Z" w16du:dateUtc="2026-04-15T15:00:00Z">
+              <w:rPr/>
+            </w:rPrChange>
+          </w:rPr>
+          <w:t>In</w:t>
+        </w:r>
+      </w:ins>
+      <w:ins w:id="137" w:author="Kelsey McCune" w:date="2026-04-15T09:59:00Z" w16du:dateUtc="2026-04-15T14:59:00Z">
+        <w:r>
+          <w:rPr>
+            <w:sz w:val="22"/>
+            <w:szCs w:val="22"/>
+            <w:rPrChange w:id="138" w:author="Kelsey McCune" w:date="2026-04-15T10:00:00Z" w16du:dateUtc="2026-04-15T15:00:00Z">
+              <w:rPr/>
+            </w:rPrChange>
+          </w:rPr>
+          <w:t xml:space="preserve"> this way</w:t>
+        </w:r>
+      </w:ins>
+      <w:ins w:id="139" w:author="Kelsey McCune" w:date="2026-04-15T10:00:00Z" w16du:dateUtc="2026-04-15T15:00:00Z">
+        <w:r>
+          <w:rPr>
+            <w:sz w:val="22"/>
+            <w:szCs w:val="22"/>
+          </w:rPr>
+          <w:t>,</w:t>
+        </w:r>
+      </w:ins>
+      <w:ins w:id="140" w:author="Kelsey McCune" w:date="2026-04-15T09:59:00Z" w16du:dateUtc="2026-04-15T14:59:00Z">
+        <w:r>
+          <w:rPr>
+            <w:sz w:val="22"/>
+            <w:szCs w:val="22"/>
+            <w:rPrChange w:id="141" w:author="Kelsey McCune" w:date="2026-04-15T10:00:00Z" w16du:dateUtc="2026-04-15T15:00:00Z">
+              <w:rPr/>
+            </w:rPrChange>
+          </w:rPr>
+          <w:t xml:space="preserve"> </w:t>
+        </w:r>
+      </w:ins>
+      <w:ins w:id="142" w:author="Kelsey McCune" w:date="2026-04-15T10:01:00Z" w16du:dateUtc="2026-04-15T15:01:00Z">
+        <w:r>
+          <w:rPr>
+            <w:sz w:val="22"/>
+            <w:szCs w:val="22"/>
+          </w:rPr>
+          <w:t>I</w:t>
+        </w:r>
+      </w:ins>
+      <w:ins w:id="143" w:author="Kelsey McCune" w:date="2026-04-15T09:59:00Z" w16du:dateUtc="2026-04-15T14:59:00Z">
+        <w:r>
+          <w:rPr>
+            <w:sz w:val="22"/>
+            <w:szCs w:val="22"/>
+            <w:rPrChange w:id="144" w:author="Kelsey McCune" w:date="2026-04-15T10:00:00Z" w16du:dateUtc="2026-04-15T15:00:00Z">
+              <w:rPr/>
+            </w:rPrChange>
+          </w:rPr>
+          <w:t xml:space="preserve"> can identify </w:t>
+        </w:r>
+      </w:ins>
+      <w:ins w:id="145" w:author="Kelsey McCune" w:date="2026-04-15T09:58:00Z" w16du:dateUtc="2026-04-15T14:58:00Z">
+        <w:r>
+          <w:rPr>
+            <w:sz w:val="22"/>
+            <w:szCs w:val="22"/>
+            <w:rPrChange w:id="146" w:author="Kelsey McCune" w:date="2026-04-15T10:00:00Z" w16du:dateUtc="2026-04-15T15:00:00Z">
+              <w:rPr/>
+            </w:rPrChange>
+          </w:rPr>
+          <w:t>variants in the genome</w:t>
+        </w:r>
+      </w:ins>
+      <w:ins w:id="147" w:author="Kelsey McCune" w:date="2026-04-15T09:59:00Z" w16du:dateUtc="2026-04-15T14:59:00Z">
+        <w:r>
+          <w:rPr>
+            <w:sz w:val="22"/>
+            <w:szCs w:val="22"/>
+            <w:rPrChange w:id="148" w:author="Kelsey McCune" w:date="2026-04-15T10:00:00Z" w16du:dateUtc="2026-04-15T15:00:00Z">
+              <w:rPr/>
+            </w:rPrChange>
+          </w:rPr>
+          <w:t>s</w:t>
+        </w:r>
+      </w:ins>
+      <w:ins w:id="149" w:author="Kelsey McCune" w:date="2026-04-15T09:58:00Z" w16du:dateUtc="2026-04-15T14:58:00Z">
+        <w:r>
+          <w:rPr>
+            <w:sz w:val="22"/>
+            <w:szCs w:val="22"/>
+            <w:rPrChange w:id="150" w:author="Kelsey McCune" w:date="2026-04-15T10:00:00Z" w16du:dateUtc="2026-04-15T15:00:00Z">
+              <w:rPr/>
+            </w:rPrChange>
+          </w:rPr>
+          <w:t xml:space="preserve"> </w:t>
+        </w:r>
+        <w:r>
+          <w:rPr>
+            <w:sz w:val="22"/>
+            <w:szCs w:val="22"/>
+            <w:rPrChange w:id="151" w:author="Kelsey McCune" w:date="2026-04-15T10:00:00Z" w16du:dateUtc="2026-04-15T15:00:00Z">
+              <w:rPr/>
+            </w:rPrChange>
+          </w:rPr>
+          <w:fldChar w:fldCharType="begin"/>
+        </w:r>
+        <w:r>
+          <w:rPr>
+            <w:sz w:val="22"/>
+            <w:szCs w:val="22"/>
+            <w:rPrChange w:id="152" w:author="Kelsey McCune" w:date="2026-04-15T10:00:00Z" w16du:dateUtc="2026-04-15T15:00:00Z">
+              <w:rPr/>
+            </w:rPrChange>
+          </w:rPr>
+          <w:instrText xml:space="preserve"> ADDIN ZOTERO_ITEM CSL_CITATION {"citationID":"YXAwFyHk","properties":{"formattedCitation":"(bcftools; Genovese et al. 2024)","plainCitation":"(bcftools; Genovese et al. 2024)","noteIndex":0},"citationItems":[{"id":21195,"uris":["http://zotero.org/users/14217530/items/CYWH9PBI"],"itemData":{"id":21195,"type":"article-journal","abstract":"Motivation: Many genetics studies report results tied to genomic coordinates of a legacy genome assembly. However, as assemblies are updated and improved, researchers are faced with either realigning raw sequence data using the updated coordinate system or converting legacy datasets to the updated coordinate system to be able to combine results with newer datasets. Currently available tools to perform the conversion of genetic variants have numerous shortcomings, including poor support for indels and multi-allelic variants, that lead to a higher rate of variants being dropped or incorrectly converted. As a result, many researchers continue to work with and publish using legacy genomic coordinates. Results: Here we present BCFtools/liftover, a tool to convert genomic coordinates across genome assemblies for variants encoded in the variant call format with improved support for indels represented by different reference alleles across genome assemblies and full support for multi-allelic variants. It further supports variant annotation ﬁelds updates whenever the reference allele changes across genome assemblies. The tool has the lowest rate of variants being dropped with an order of magnitude less indels dropped or incorrectly converted and is an order of magnitude faster than other tools typically used for the same task. It is particularly suited for converting variant callsets from large cohorts to novel telomere-to-telomere assemblies as well as summary statistics from genome-wide association studies tied to legacy genome assemblies.","container-title":"Bioinformatics","DOI":"10.1093/bioinformatics/btae038","ISSN":"1367-4811","issue":"2","language":"en","license":"https://creativecommons.org/licenses/by/4.0/","page":"btae038","source":"DOI.org (Crossref)","title":"BCFtools/liftover: an accurate and comprehensive tool to convert genetic variants across genome assemblies","title-short":"BCFtools/liftover","volume":"40","author":[{"family":"Genovese","given":"Giulio"},{"family":"Rockweiler","given":"Nicole B"},{"family":"Gorman","given":"Bryan R"},{"family":"Bigdeli","given":"Tim B"},{"family":"Pato","given":"Michelle T"},{"family":"Pato","given":"Carlos N"},{"family":"Ichihara","given":"Kiku"},{"family":"McCarroll","given":"Steven A"}],"editor":[{"family":"Kendziorski","given":"Christina"}],"issued":{"date-parts":[["2024",1,2]]}},"prefix":"bcftools;"}],"schema":"https://github.com/citation-style-language/schema/raw/master/csl-citation.json"} </w:instrText>
+        </w:r>
+        <w:r>
+          <w:rPr>
+            <w:sz w:val="22"/>
+            <w:szCs w:val="22"/>
+            <w:rPrChange w:id="153" w:author="Kelsey McCune" w:date="2026-04-15T10:00:00Z" w16du:dateUtc="2026-04-15T15:00:00Z">
+              <w:rPr/>
+            </w:rPrChange>
+          </w:rPr>
+          <w:fldChar w:fldCharType="separate"/>
+        </w:r>
+        <w:r>
+          <w:rPr>
+            <w:noProof/>
+            <w:sz w:val="22"/>
+            <w:szCs w:val="22"/>
+            <w:rPrChange w:id="154" w:author="Kelsey McCune" w:date="2026-04-15T10:00:00Z" w16du:dateUtc="2026-04-15T15:00:00Z">
+              <w:rPr>
+                <w:noProof/>
+              </w:rPr>
+            </w:rPrChange>
+          </w:rPr>
+          <w:t>(bcftools; Genovese et al. 2024)</w:t>
+        </w:r>
+        <w:r>
+          <w:rPr>
+            <w:sz w:val="22"/>
+            <w:szCs w:val="22"/>
+            <w:rPrChange w:id="155" w:author="Kelsey McCune" w:date="2026-04-15T10:00:00Z" w16du:dateUtc="2026-04-15T15:00:00Z">
+              <w:rPr/>
+            </w:rPrChange>
+          </w:rPr>
+          <w:fldChar w:fldCharType="end"/>
+        </w:r>
+      </w:ins>
+      <w:ins w:id="156" w:author="Kelsey McCune" w:date="2026-04-15T09:59:00Z" w16du:dateUtc="2026-04-15T14:59:00Z">
+        <w:r>
+          <w:rPr>
+            <w:sz w:val="22"/>
+            <w:szCs w:val="22"/>
+            <w:rPrChange w:id="157" w:author="Kelsey McCune" w:date="2026-04-15T10:00:00Z" w16du:dateUtc="2026-04-15T15:00:00Z">
+              <w:rPr/>
+            </w:rPrChange>
+          </w:rPr>
+          <w:t xml:space="preserve"> to create contact networks and transmission cha</w:t>
+        </w:r>
+      </w:ins>
+      <w:ins w:id="158" w:author="Kelsey McCune" w:date="2026-04-15T10:00:00Z" w16du:dateUtc="2026-04-15T15:00:00Z">
+        <w:r>
+          <w:rPr>
+            <w:sz w:val="22"/>
+            <w:szCs w:val="22"/>
+            <w:rPrChange w:id="159" w:author="Kelsey McCune" w:date="2026-04-15T10:00:00Z" w16du:dateUtc="2026-04-15T15:00:00Z">
+              <w:rPr/>
+            </w:rPrChange>
+          </w:rPr>
+          <w:t>i</w:t>
+        </w:r>
+      </w:ins>
+      <w:ins w:id="160" w:author="Kelsey McCune" w:date="2026-04-15T09:59:00Z" w16du:dateUtc="2026-04-15T14:59:00Z">
+        <w:r>
+          <w:rPr>
+            <w:sz w:val="22"/>
+            <w:szCs w:val="22"/>
+            <w:rPrChange w:id="161" w:author="Kelsey McCune" w:date="2026-04-15T10:00:00Z" w16du:dateUtc="2026-04-15T15:00:00Z">
+              <w:rPr/>
+            </w:rPrChange>
+          </w:rPr>
+          <w:t>n dynamics</w:t>
+        </w:r>
+      </w:ins>
+      <w:ins w:id="162" w:author="Kelsey McCune" w:date="2026-04-15T10:00:00Z" w16du:dateUtc="2026-04-15T15:00:00Z">
+        <w:r>
+          <w:rPr>
+            <w:sz w:val="22"/>
+            <w:szCs w:val="22"/>
+            <w:rPrChange w:id="163" w:author="Kelsey McCune" w:date="2026-04-15T10:00:00Z" w16du:dateUtc="2026-04-15T15:00:00Z">
+              <w:rPr/>
+            </w:rPrChange>
+          </w:rPr>
+          <w:t xml:space="preserve"> among wild birds, feeders and chickens in backyards.</w:t>
+        </w:r>
+      </w:ins>
+    </w:p>
+    <w:p>
+      <w:pPr>
+        <w:rPr>
+          <w:del w:id="164" w:author="Kelsey McCune" w:date="2026-04-08T15:36:00Z" w16du:dateUtc="2026-04-08T20:36:00Z"/>
+          <w:b/>
+          <w:bCs/>
+          <w:sz w:val="22"/>
+          <w:szCs w:val="22"/>
+        </w:rPr>
+      </w:pPr>
+      <w:del w:id="165" w:author="Kelsey McCune" w:date="2026-04-08T15:36:00Z" w16du:dateUtc="2026-04-08T20:36:00Z">
+        <w:r>
+          <w:rPr>
+            <w:b/>
+            <w:bCs/>
+            <w:sz w:val="22"/>
+            <w:szCs w:val="22"/>
+          </w:rPr>
+          <w:delText>Human Participant Surveys</w:delText>
         </w:r>
       </w:del>
-      <w:ins w:id="85" w:author="Kelsey McCune" w:date="2026-04-08T11:26:00Z" w16du:dateUtc="2026-04-08T16:26:00Z">
-        <w:r>
-          <w:rPr>
-            <w:sz w:val="22"/>
-            <w:szCs w:val="22"/>
-          </w:rPr>
-          <w:t>disease</w:t>
-        </w:r>
-      </w:ins>
-      <w:r>
-        <w:rPr>
-          <w:sz w:val="22"/>
-          <w:szCs w:val="22"/>
-        </w:rPr>
-        <w:t xml:space="preserve"> spillover </w:t>
-      </w:r>
-      <w:ins w:id="86" w:author="Kelsey McCune" w:date="2026-04-08T11:26:00Z" w16du:dateUtc="2026-04-08T16:26:00Z">
-        <w:r>
-          <w:rPr>
-            <w:sz w:val="22"/>
-            <w:szCs w:val="22"/>
-          </w:rPr>
-          <w:t>among</w:t>
-        </w:r>
-      </w:ins>
-      <w:del w:id="87" w:author="Kelsey McCune" w:date="2026-04-08T11:26:00Z" w16du:dateUtc="2026-04-08T16:26:00Z">
-        <w:r>
-          <w:rPr>
-            <w:sz w:val="22"/>
-            <w:szCs w:val="22"/>
-          </w:rPr>
-          <w:delText>to</w:delText>
+    </w:p>
+    <w:p>
+      <w:pPr>
+        <w:rPr>
+          <w:del w:id="166" w:author="Kelsey McCune" w:date="2026-04-08T15:36:00Z" w16du:dateUtc="2026-04-08T20:36:00Z"/>
+          <w:sz w:val="22"/>
+          <w:szCs w:val="22"/>
+        </w:rPr>
+      </w:pPr>
+      <w:del w:id="167" w:author="Kelsey McCune" w:date="2026-04-08T15:36:00Z" w16du:dateUtc="2026-04-08T20:36:00Z">
+        <w:r>
+          <w:rPr>
+            <w:sz w:val="22"/>
+            <w:szCs w:val="22"/>
+          </w:rPr>
+          <w:delText xml:space="preserve">During the latter half of the study timeline (2026–2027), voluntary surveys will be administered to participants at bird feeding and/or poultry-keeping sites. Developed from peer-reviewed instruments, the survey assesses disease knowledge and risk perception (Leiserowitz 2006), feeder and coop maintenance practices, pro-conservation attitudes (Barbett et al. 2020), place attachment (Boley et al. 2021), and willingness to adopt biosecurity recommendations. Survey data will be linked to site-level characteristics to evaluate effectiveness and predictability of disease risk perception and knowledge on management decisions, conservation-related behaviors, and site pathogen prevalence. </w:delText>
         </w:r>
       </w:del>
-      <w:r>
-        <w:rPr>
-          <w:sz w:val="22"/>
-          <w:szCs w:val="22"/>
-        </w:rPr>
-        <w:t xml:space="preserve"> wild birds, humans, and </w:t>
-      </w:r>
-      <w:del w:id="88" w:author="Kelsey McCune" w:date="2026-04-08T11:26:00Z" w16du:dateUtc="2026-04-08T16:26:00Z">
-        <w:r>
-          <w:rPr>
-            <w:sz w:val="22"/>
-            <w:szCs w:val="22"/>
-          </w:rPr>
-          <w:delText>other domestic animals</w:delText>
-        </w:r>
-      </w:del>
-      <w:ins w:id="89" w:author="Kelsey McCune" w:date="2026-04-08T11:26:00Z" w16du:dateUtc="2026-04-08T16:26:00Z">
-        <w:r>
-          <w:rPr>
-            <w:sz w:val="22"/>
-            <w:szCs w:val="22"/>
-          </w:rPr>
-          <w:t>pets</w:t>
-        </w:r>
-      </w:ins>
-      <w:r>
-        <w:rPr>
-          <w:sz w:val="22"/>
-          <w:szCs w:val="22"/>
-        </w:rPr>
-        <w:t xml:space="preserve"> (Larsen et al. 2022). Salmonellosis is responsible for hundreds of documented wild bird mortality events (Hall and Saito 2008) and has been linked to human illness through contact with contaminated feeders and wild songbirds (Patel et al. 2021)</w:t>
-      </w:r>
-      <w:ins w:id="90" w:author="Kelsey McCune" w:date="2026-04-08T11:27:00Z" w16du:dateUtc="2026-04-08T16:27:00Z">
-        <w:r>
-          <w:rPr>
-            <w:sz w:val="22"/>
-            <w:szCs w:val="22"/>
-          </w:rPr>
-          <w:t xml:space="preserve"> or</w:t>
-        </w:r>
-      </w:ins>
-      <w:del w:id="91" w:author="Kelsey McCune" w:date="2026-04-08T11:27:00Z" w16du:dateUtc="2026-04-08T16:27:00Z">
-        <w:r>
-          <w:rPr>
-            <w:sz w:val="22"/>
-            <w:szCs w:val="22"/>
-          </w:rPr>
-          <w:delText>,</w:delText>
-        </w:r>
-      </w:del>
-      <w:r>
-        <w:rPr>
-          <w:sz w:val="22"/>
-          <w:szCs w:val="22"/>
-        </w:rPr>
-        <w:t xml:space="preserve"> </w:t>
-      </w:r>
-      <w:del w:id="92" w:author="Kelsey McCune" w:date="2026-04-08T11:27:00Z" w16du:dateUtc="2026-04-08T16:27:00Z">
-        <w:r>
-          <w:rPr>
-            <w:sz w:val="22"/>
-            <w:szCs w:val="22"/>
-          </w:rPr>
-          <w:delText xml:space="preserve">as well as </w:delText>
-        </w:r>
-      </w:del>
-      <w:r>
-        <w:rPr>
-          <w:sz w:val="22"/>
-          <w:szCs w:val="22"/>
-        </w:rPr>
-        <w:t xml:space="preserve">backyard poultry (CDC, 2025). The </w:t>
-      </w:r>
-      <w:del w:id="93" w:author="Kelsey McCune" w:date="2026-04-08T11:28:00Z" w16du:dateUtc="2026-04-08T16:28:00Z">
-        <w:r>
-          <w:rPr>
-            <w:sz w:val="22"/>
-            <w:szCs w:val="22"/>
-          </w:rPr>
-          <w:delText>combined proximity</w:delText>
-        </w:r>
-      </w:del>
-      <w:ins w:id="94" w:author="Kelsey McCune" w:date="2026-04-08T11:28:00Z" w16du:dateUtc="2026-04-08T16:28:00Z">
-        <w:r>
-          <w:rPr>
-            <w:sz w:val="22"/>
-            <w:szCs w:val="22"/>
-          </w:rPr>
-          <w:t>inter</w:t>
-        </w:r>
-      </w:ins>
-      <w:ins w:id="95" w:author="Kelsey McCune" w:date="2026-04-08T11:29:00Z" w16du:dateUtc="2026-04-08T16:29:00Z">
-        <w:r>
-          <w:rPr>
-            <w:sz w:val="22"/>
-            <w:szCs w:val="22"/>
-          </w:rPr>
-          <w:t>acting factors</w:t>
-        </w:r>
-      </w:ins>
-      <w:r>
-        <w:rPr>
-          <w:sz w:val="22"/>
-          <w:szCs w:val="22"/>
-        </w:rPr>
-        <w:t xml:space="preserve"> of human </w:t>
-      </w:r>
-      <w:del w:id="96" w:author="Kelsey McCune" w:date="2026-04-08T11:27:00Z" w16du:dateUtc="2026-04-08T16:27:00Z">
-        <w:r>
-          <w:rPr>
-            <w:sz w:val="22"/>
-            <w:szCs w:val="22"/>
-          </w:rPr>
-          <w:delText>dwellings</w:delText>
-        </w:r>
-      </w:del>
-      <w:ins w:id="97" w:author="Kelsey McCune" w:date="2026-04-08T11:27:00Z" w16du:dateUtc="2026-04-08T16:27:00Z">
-        <w:r>
-          <w:rPr>
-            <w:sz w:val="22"/>
-            <w:szCs w:val="22"/>
-          </w:rPr>
-          <w:t>activities</w:t>
-        </w:r>
-      </w:ins>
-      <w:r>
-        <w:rPr>
-          <w:sz w:val="22"/>
-          <w:szCs w:val="22"/>
-        </w:rPr>
-        <w:t xml:space="preserve">, bird feeders, and </w:t>
-      </w:r>
-      <w:del w:id="98" w:author="Kelsey McCune" w:date="2026-04-08T11:28:00Z" w16du:dateUtc="2026-04-08T16:28:00Z">
-        <w:r>
-          <w:rPr>
-            <w:sz w:val="22"/>
-            <w:szCs w:val="22"/>
-          </w:rPr>
-          <w:delText>chicken housing</w:delText>
-        </w:r>
-      </w:del>
-      <w:ins w:id="99" w:author="Kelsey McCune" w:date="2026-04-08T11:28:00Z" w16du:dateUtc="2026-04-08T16:28:00Z">
-        <w:r>
-          <w:rPr>
-            <w:sz w:val="22"/>
-            <w:szCs w:val="22"/>
-          </w:rPr>
-          <w:t>poultry</w:t>
-        </w:r>
-      </w:ins>
-      <w:r>
-        <w:rPr>
-          <w:sz w:val="22"/>
-          <w:szCs w:val="22"/>
-        </w:rPr>
-        <w:t xml:space="preserve"> </w:t>
-      </w:r>
-      <w:del w:id="100" w:author="Kelsey McCune" w:date="2026-04-08T11:29:00Z" w16du:dateUtc="2026-04-08T16:29:00Z">
-        <w:r>
-          <w:rPr>
-            <w:sz w:val="22"/>
-            <w:szCs w:val="22"/>
-          </w:rPr>
-          <w:delText>may render these interacting factors a</w:delText>
-        </w:r>
-      </w:del>
-      <w:ins w:id="101" w:author="Kelsey McCune" w:date="2026-04-08T11:29:00Z" w16du:dateUtc="2026-04-08T16:29:00Z">
-        <w:r>
-          <w:rPr>
-            <w:sz w:val="22"/>
-            <w:szCs w:val="22"/>
-          </w:rPr>
-          <w:t xml:space="preserve">could therefore increase the disease risk for native birds, but this has not yet been </w:t>
-        </w:r>
-      </w:ins>
-      <w:ins w:id="102" w:author="Kelsey McCune" w:date="2026-04-08T11:30:00Z" w16du:dateUtc="2026-04-08T16:30:00Z">
-        <w:r>
-          <w:rPr>
-            <w:sz w:val="22"/>
-            <w:szCs w:val="22"/>
-          </w:rPr>
-          <w:t xml:space="preserve">experimentally </w:t>
-        </w:r>
-      </w:ins>
-      <w:ins w:id="103" w:author="Kelsey McCune" w:date="2026-04-08T11:29:00Z" w16du:dateUtc="2026-04-08T16:29:00Z">
-        <w:r>
-          <w:rPr>
-            <w:sz w:val="22"/>
-            <w:szCs w:val="22"/>
-          </w:rPr>
-          <w:t>tested.</w:t>
-        </w:r>
-      </w:ins>
-      <w:r>
-        <w:rPr>
-          <w:sz w:val="22"/>
-          <w:szCs w:val="22"/>
-        </w:rPr>
-        <w:t xml:space="preserve"> </w:t>
-      </w:r>
-      <w:del w:id="104" w:author="Kelsey McCune" w:date="2026-04-08T11:29:00Z" w16du:dateUtc="2026-04-08T16:29:00Z">
-        <w:r>
-          <w:rPr>
-            <w:sz w:val="22"/>
-            <w:szCs w:val="22"/>
-          </w:rPr>
-          <w:delText xml:space="preserve">concern for public and wildlife health. </w:delText>
-        </w:r>
-      </w:del>
+    </w:p>
+    <w:p>
+      <w:pPr>
+        <w:rPr>
+          <w:b/>
+          <w:bCs/>
+          <w:sz w:val="22"/>
+          <w:szCs w:val="22"/>
+        </w:rPr>
+      </w:pPr>
+      <w:r>
+        <w:rPr>
+          <w:b/>
+          <w:bCs/>
+          <w:sz w:val="22"/>
+          <w:szCs w:val="22"/>
+        </w:rPr>
+        <w:t>Data Analysis</w:t>
+      </w:r>
     </w:p>
     <w:p>
       <w:pPr>
         <w:ind w:firstLine="720"/>
         <w:rPr>
-          <w:moveFrom w:id="105" w:author="Kelsey McCune" w:date="2026-04-08T11:39:00Z" w16du:dateUtc="2026-04-08T16:39:00Z"/>
-          <w:sz w:val="22"/>
-          <w:szCs w:val="22"/>
-        </w:rPr>
-        <w:pPrChange w:id="106" w:author="Kelsey McCune" w:date="2026-04-08T10:39:00Z" w16du:dateUtc="2026-04-08T15:39:00Z">
+          <w:sz w:val="22"/>
+          <w:szCs w:val="22"/>
+        </w:rPr>
+        <w:pPrChange w:id="168" w:author="Kelsey McCune" w:date="2026-04-15T10:01:00Z" w16du:dateUtc="2026-04-15T15:01:00Z">
           <w:pPr/>
         </w:pPrChange>
       </w:pPr>
-      <w:moveFromRangeStart w:id="107" w:author="Kelsey McCune" w:date="2026-04-08T11:39:00Z" w:name="move226540801"/>
-      <w:moveFrom w:id="108" w:author="Kelsey McCune" w:date="2026-04-08T11:39:00Z" w16du:dateUtc="2026-04-08T16:39:00Z">
-        <w:r>
-          <w:rPr>
-            <w:sz w:val="22"/>
-            <w:szCs w:val="22"/>
-          </w:rPr>
-          <w:t xml:space="preserve">The risk of disease spillover through bird feeding and backyard poultry keeping is potentially balanced by the benefits for the people who participate. Current research has shown that interacting with birds and nature can strengthen mental health through effects like reduced stress and anxiety, improved mood, cognitive restoration, and feelings of connection to the natural world (Cox and Gaston 2016; Pocock et al. 2023). For many people, maintaining a bird feeder provides the only daily form of accessible, low-cost interaction with wildlife. Studies have found that even brief exposure to birds in residential settings contributes positively to personal wellbeing, consistent with broader studies linking nature contact to psychological relief and stress recovery (Dayer et al. 2019). Small-scale poultry keeping is similarly associated with feelings of self-sufficiency, fulfillment, and stewardship, particularly among urban and suburban residents seeking engagement with food systems and animal care (Kyle and Sutherland 2016; Nicholson et al. 2020). Households with children may additionally benefit from the educational value of these activities by incorporating an early interest in wildlife, ecology, and sustainable food production. Engagement with backyard wildlife activities may also go beyond personal satisfaction to encourage broader conservation behaviors. Research has shown that people who feed and observe birds are more likely to engage in pro-conservation actions such as habitat stewardship, conservation donations, and advocacy for wildlife-friendly policies, suggesting that these activities may provide a link to broader environmental stewardship (Dayer et al. 2019; Pocock et al. 2023; Barbett et al. 2020). Understanding the conservation attitudes of participants in these backyard activities will be valuable for finding opportunities to promote evidence-based biosecurity guidelines to the public. The psychological and conservation benefits of backyard wildlife activities are important factors that must be weighed parallel to any relevant risks to health, wildlife, and environment when discussing activities such as bird feeding and small-scale poultry. </w:t>
-        </w:r>
-      </w:moveFrom>
+      <w:r>
+        <w:rPr>
+          <w:sz w:val="22"/>
+          <w:szCs w:val="22"/>
+        </w:rPr>
+        <w:t>I will use g</w:t>
+      </w:r>
+      <w:r>
+        <w:rPr>
+          <w:sz w:val="22"/>
+          <w:szCs w:val="22"/>
+        </w:rPr>
+        <w:t xml:space="preserve">eneralized linear mixed models (GLMMs) with binomial error distributions </w:t>
+      </w:r>
+      <w:r>
+        <w:rPr>
+          <w:sz w:val="22"/>
+          <w:szCs w:val="22"/>
+        </w:rPr>
+        <w:t>to</w:t>
+      </w:r>
+      <w:r>
+        <w:rPr>
+          <w:sz w:val="22"/>
+          <w:szCs w:val="22"/>
+        </w:rPr>
+        <w:t xml:space="preserve"> quantify</w:t>
+      </w:r>
+      <w:r>
+        <w:rPr>
+          <w:sz w:val="22"/>
+          <w:szCs w:val="22"/>
+        </w:rPr>
+        <w:t xml:space="preserve"> the probability that a bird is</w:t>
+      </w:r>
+      <w:r>
+        <w:rPr>
+          <w:sz w:val="22"/>
+          <w:szCs w:val="22"/>
+        </w:rPr>
+        <w:t xml:space="preserve"> infect</w:t>
+      </w:r>
+      <w:r>
+        <w:rPr>
+          <w:sz w:val="22"/>
+          <w:szCs w:val="22"/>
+        </w:rPr>
+        <w:t>ed</w:t>
+      </w:r>
+      <w:r>
+        <w:rPr>
+          <w:sz w:val="22"/>
+          <w:szCs w:val="22"/>
+        </w:rPr>
+        <w:t xml:space="preserve"> </w:t>
+      </w:r>
+      <w:ins w:id="169" w:author="Kelsey McCune" w:date="2026-04-15T10:02:00Z" w16du:dateUtc="2026-04-15T15:02:00Z">
+        <w:r>
+          <w:rPr>
+            <w:sz w:val="22"/>
+            <w:szCs w:val="22"/>
+          </w:rPr>
+          <w:t xml:space="preserve">with </w:t>
+        </w:r>
+        <w:r>
+          <w:rPr>
+            <w:i/>
+            <w:iCs/>
+            <w:sz w:val="22"/>
+            <w:szCs w:val="22"/>
+          </w:rPr>
+          <w:t xml:space="preserve">S. enterica </w:t>
+        </w:r>
+      </w:ins>
+      <w:r>
+        <w:rPr>
+          <w:sz w:val="22"/>
+          <w:szCs w:val="22"/>
+        </w:rPr>
+        <w:t xml:space="preserve">as a function of site treatment type, species, and </w:t>
+      </w:r>
+      <w:r>
+        <w:rPr>
+          <w:sz w:val="22"/>
+          <w:szCs w:val="22"/>
+        </w:rPr>
+        <w:t>season</w:t>
+      </w:r>
+      <w:r>
+        <w:rPr>
+          <w:sz w:val="22"/>
+          <w:szCs w:val="22"/>
+        </w:rPr>
+        <w:t xml:space="preserve">. </w:t>
+      </w:r>
+      <w:r>
+        <w:rPr>
+          <w:sz w:val="22"/>
+          <w:szCs w:val="22"/>
+        </w:rPr>
+        <w:t>The model will also include a random effect for species to account for correlation in the data due to species-specific immune capacity</w:t>
+      </w:r>
+      <w:r>
+        <w:rPr>
+          <w:sz w:val="22"/>
+          <w:szCs w:val="22"/>
+        </w:rPr>
+        <w:t>. All analyses will be conducted in R (R Core Team 2024).</w:t>
+      </w:r>
+    </w:p>
+    <w:p>
+      <w:pPr>
+        <w:rPr>
+          <w:sz w:val="22"/>
+          <w:szCs w:val="22"/>
+        </w:rPr>
+      </w:pPr>
+      <w:r>
+        <w:rPr>
+          <w:sz w:val="22"/>
+          <w:szCs w:val="22"/>
+        </w:rPr>
+        <w:t xml:space="preserve"> </w:t>
+      </w:r>
+    </w:p>
+    <w:p>
+      <w:pPr>
+        <w:rPr>
+          <w:sz w:val="22"/>
+          <w:szCs w:val="22"/>
+        </w:rPr>
+      </w:pPr>
+      <w:r>
+        <w:rPr>
+          <w:sz w:val="22"/>
+          <w:szCs w:val="22"/>
+          <w:highlight w:val="yellow"/>
+        </w:rPr>
+        <w:t>Expected Data and Structure of Analyses:</w:t>
+      </w:r>
     </w:p>
     <w:p>
       <w:pPr>
         <w:ind w:firstLine="720"/>
         <w:rPr>
-          <w:sz w:val="13"/>
-          <w:szCs w:val="13"/>
-        </w:rPr>
-        <w:pPrChange w:id="109" w:author="Kelsey McCune" w:date="2026-04-08T10:39:00Z" w16du:dateUtc="2026-04-08T15:39:00Z">
-          <w:pPr/>
-        </w:pPrChange>
-      </w:pPr>
-      <w:moveFromRangeStart w:id="110" w:author="Kelsey McCune" w:date="2026-04-08T11:44:00Z" w:name="move226541072"/>
-      <w:moveFromRangeEnd w:id="107"/>
-      <w:commentRangeStart w:id="111"/>
-      <w:moveFrom w:id="112" w:author="Kelsey McCune" w:date="2026-04-08T11:44:00Z" w16du:dateUtc="2026-04-08T16:44:00Z">
-        <w:r>
-          <w:rPr>
-            <w:sz w:val="22"/>
-            <w:szCs w:val="22"/>
-          </w:rPr>
-          <w:t xml:space="preserve">The degree to which participants in these activities perceive disease risks, engage in biosecurity practices such as feeder cleaning and personal hygiene, and are willing to modify their behaviors in response to evidence-based recommendations remains poorly characterized, particularly in the southeastern United States where both activities are prevalent. </w:t>
-        </w:r>
-      </w:moveFrom>
-      <w:moveFromRangeEnd w:id="110"/>
-      <w:r>
-        <w:rPr>
-          <w:sz w:val="22"/>
-          <w:szCs w:val="22"/>
-        </w:rPr>
-        <w:t>Recordin</w:t>
-      </w:r>
-      <w:commentRangeEnd w:id="111"/>
-      <w:r>
-        <w:rPr>
-          <w:rStyle w:val="CommentReference"/>
-          <w:sz w:val="22"/>
-          <w:szCs w:val="22"/>
-        </w:rPr>
-        <w:commentReference w:id="111"/>
-      </w:r>
-      <w:r>
-        <w:rPr>
-          <w:sz w:val="22"/>
-          <w:szCs w:val="22"/>
-        </w:rPr>
-        <w:t>g</w:t>
-      </w:r>
-      <w:r>
-        <w:rPr>
-          <w:sz w:val="22"/>
-          <w:szCs w:val="22"/>
-        </w:rPr>
-        <w:t xml:space="preserve"> site-level factors such as feeder placement, poultry housing configuration, and current cleaning practices will be </w:t>
-      </w:r>
-      <w:r>
-        <w:rPr>
-          <w:sz w:val="22"/>
-          <w:szCs w:val="22"/>
-        </w:rPr>
-        <w:t>significant</w:t>
-      </w:r>
-      <w:r>
-        <w:rPr>
-          <w:sz w:val="22"/>
-          <w:szCs w:val="22"/>
-        </w:rPr>
-        <w:t xml:space="preserve"> for </w:t>
-      </w:r>
-      <w:r>
-        <w:rPr>
-          <w:sz w:val="22"/>
-          <w:szCs w:val="22"/>
-        </w:rPr>
-        <w:t>enhancing</w:t>
-      </w:r>
-      <w:r>
-        <w:rPr>
-          <w:sz w:val="22"/>
-          <w:szCs w:val="22"/>
-        </w:rPr>
-        <w:t xml:space="preserve"> pathogen prevalence data and linking ecological findings to participant behavior and risk perception.</w:t>
+          <w:ins w:id="170" w:author="Kelsey McCune" w:date="2026-04-08T16:08:00Z" w16du:dateUtc="2026-04-08T21:08:00Z"/>
+          <w:sz w:val="22"/>
+          <w:szCs w:val="22"/>
+        </w:rPr>
+      </w:pPr>
+      <w:r>
+        <w:rPr>
+          <w:sz w:val="22"/>
+          <w:szCs w:val="22"/>
+        </w:rPr>
+        <w:t>Preliminary results from summer 2024 through early 2026 provide an early basis for interpreting predicted patterns and analytical findings.</w:t>
+      </w:r>
+      <w:r>
+        <w:rPr>
+          <w:sz w:val="22"/>
+          <w:szCs w:val="22"/>
+        </w:rPr>
+        <w:t xml:space="preserve"> I captured </w:t>
+      </w:r>
+      <w:r>
+        <w:rPr>
+          <w:sz w:val="22"/>
+          <w:szCs w:val="22"/>
+        </w:rPr>
+        <w:t>269</w:t>
+      </w:r>
+      <w:r>
+        <w:rPr>
+          <w:sz w:val="22"/>
+          <w:szCs w:val="22"/>
+        </w:rPr>
+        <w:t xml:space="preserve"> birds at </w:t>
+      </w:r>
+      <w:r>
+        <w:rPr>
+          <w:sz w:val="22"/>
+          <w:szCs w:val="22"/>
+        </w:rPr>
+        <w:t>4</w:t>
+      </w:r>
+      <w:r>
+        <w:rPr>
+          <w:sz w:val="22"/>
+          <w:szCs w:val="22"/>
+        </w:rPr>
+        <w:t xml:space="preserve"> sites of each </w:t>
+      </w:r>
+      <w:proofErr w:type="spellStart"/>
+      <w:r>
+        <w:rPr>
+          <w:sz w:val="22"/>
+          <w:szCs w:val="22"/>
+        </w:rPr>
+        <w:t>treatement</w:t>
+      </w:r>
+      <w:proofErr w:type="spellEnd"/>
+      <w:r>
+        <w:rPr>
+          <w:sz w:val="22"/>
+          <w:szCs w:val="22"/>
+        </w:rPr>
+        <w:t xml:space="preserve"> type. In addition, I collected</w:t>
       </w:r>
       <w:r>
         <w:rPr>
@@ -2323,7 +4412,84 @@
           <w:sz w:val="22"/>
           <w:szCs w:val="22"/>
         </w:rPr>
-        <w:t xml:space="preserve">To address these knowledge gaps, we will quantify </w:t>
+        <w:t xml:space="preserve">40 </w:t>
+      </w:r>
+      <w:r>
+        <w:rPr>
+          <w:sz w:val="22"/>
+          <w:szCs w:val="22"/>
+        </w:rPr>
+        <w:t xml:space="preserve">environmental and </w:t>
+      </w:r>
+      <w:r>
+        <w:rPr>
+          <w:sz w:val="22"/>
+          <w:szCs w:val="22"/>
+        </w:rPr>
+        <w:t xml:space="preserve">32 </w:t>
+      </w:r>
+      <w:r>
+        <w:rPr>
+          <w:sz w:val="22"/>
+          <w:szCs w:val="22"/>
+        </w:rPr>
+        <w:t xml:space="preserve">chicken fecal samples, resulting in a total of </w:t>
+      </w:r>
+      <w:r>
+        <w:rPr>
+          <w:sz w:val="22"/>
+          <w:szCs w:val="22"/>
+        </w:rPr>
+        <w:t>(</w:t>
+      </w:r>
+      <w:r>
+        <w:rPr>
+          <w:sz w:val="22"/>
+          <w:szCs w:val="22"/>
+        </w:rPr>
+        <w:t>269</w:t>
+      </w:r>
+      <w:r>
+        <w:rPr>
+          <w:sz w:val="22"/>
+          <w:szCs w:val="22"/>
+        </w:rPr>
+        <w:t>+72)</w:t>
+      </w:r>
+      <w:r>
+        <w:rPr>
+          <w:sz w:val="22"/>
+          <w:szCs w:val="22"/>
+        </w:rPr>
+        <w:t>?</w:t>
+      </w:r>
+      <w:r>
+        <w:rPr>
+          <w:sz w:val="22"/>
+          <w:szCs w:val="22"/>
+        </w:rPr>
+        <w:t xml:space="preserve"> samples. Preliminary culturing </w:t>
+      </w:r>
+      <w:r>
+        <w:rPr>
+          <w:sz w:val="22"/>
+          <w:szCs w:val="22"/>
+        </w:rPr>
+        <w:t>indicates that</w:t>
+      </w:r>
+      <w:r>
+        <w:rPr>
+          <w:sz w:val="22"/>
+          <w:szCs w:val="22"/>
+        </w:rPr>
+        <w:t xml:space="preserve"> approximately 14% of samples </w:t>
+      </w:r>
+      <w:r>
+        <w:rPr>
+          <w:sz w:val="22"/>
+          <w:szCs w:val="22"/>
+        </w:rPr>
+        <w:t xml:space="preserve">were positive for </w:t>
       </w:r>
       <w:r>
         <w:rPr>
@@ -2332,143 +4498,7 @@
           <w:sz w:val="22"/>
           <w:szCs w:val="22"/>
         </w:rPr>
-        <w:t>S. enterica</w:t>
-      </w:r>
-      <w:r>
-        <w:rPr>
-          <w:sz w:val="22"/>
-          <w:szCs w:val="22"/>
-        </w:rPr>
-        <w:t xml:space="preserve"> prevalence in wild birds across sites with bird feeders, backyard poultry, both, or neither, to determine how these common backyard practices interact and contribute to disease risk in wild bird populations</w:t>
-      </w:r>
-      <w:r>
-        <w:rPr>
-          <w:sz w:val="22"/>
-          <w:szCs w:val="22"/>
-        </w:rPr>
-        <w:t xml:space="preserve">, particularly in the Southeast United States where temporal and seasonal </w:t>
-      </w:r>
-      <w:r>
-        <w:rPr>
-          <w:sz w:val="22"/>
-          <w:szCs w:val="22"/>
-        </w:rPr>
-        <w:t>data remain uncharacterized</w:t>
-      </w:r>
-      <w:r>
-        <w:rPr>
-          <w:sz w:val="22"/>
-          <w:szCs w:val="22"/>
-        </w:rPr>
-        <w:t xml:space="preserve">. </w:t>
-      </w:r>
-      <w:r>
-        <w:rPr>
-          <w:sz w:val="22"/>
-          <w:szCs w:val="22"/>
-        </w:rPr>
-        <w:t>T</w:t>
-      </w:r>
-      <w:r>
-        <w:rPr>
-          <w:sz w:val="22"/>
-          <w:szCs w:val="22"/>
-        </w:rPr>
-        <w:t xml:space="preserve">hese data will provide the </w:t>
-      </w:r>
-      <w:r>
-        <w:rPr>
-          <w:sz w:val="22"/>
-          <w:szCs w:val="22"/>
-        </w:rPr>
-        <w:t>results</w:t>
-      </w:r>
-      <w:r>
-        <w:rPr>
-          <w:sz w:val="22"/>
-          <w:szCs w:val="22"/>
-        </w:rPr>
-        <w:t xml:space="preserve"> needed to </w:t>
-      </w:r>
-      <w:r>
-        <w:rPr>
-          <w:sz w:val="22"/>
-          <w:szCs w:val="22"/>
-        </w:rPr>
-        <w:t>produce</w:t>
-      </w:r>
-      <w:r>
-        <w:rPr>
-          <w:sz w:val="22"/>
-          <w:szCs w:val="22"/>
-        </w:rPr>
-        <w:t xml:space="preserve"> </w:t>
-      </w:r>
-      <w:r>
-        <w:rPr>
-          <w:sz w:val="22"/>
-          <w:szCs w:val="22"/>
-        </w:rPr>
-        <w:t xml:space="preserve">accessible, </w:t>
-      </w:r>
-      <w:r>
-        <w:rPr>
-          <w:sz w:val="22"/>
-          <w:szCs w:val="22"/>
-        </w:rPr>
-        <w:t xml:space="preserve">practical guidelines </w:t>
-      </w:r>
-      <w:r>
-        <w:rPr>
-          <w:sz w:val="22"/>
-          <w:szCs w:val="22"/>
-        </w:rPr>
-        <w:t xml:space="preserve">for supplemental feeding </w:t>
-      </w:r>
-      <w:r>
-        <w:rPr>
-          <w:sz w:val="22"/>
-          <w:szCs w:val="22"/>
-        </w:rPr>
-        <w:t>that allow people to enjoy the benefits of backyard wildlife activities while reducing disease risk to wild birds, domestic animals, and human health.</w:t>
-      </w:r>
-    </w:p>
-    <w:p>
-      <w:pPr>
-        <w:rPr>
-          <w:sz w:val="22"/>
-          <w:szCs w:val="22"/>
-        </w:rPr>
-      </w:pPr>
-    </w:p>
-    <w:p>
-      <w:pPr>
-        <w:rPr>
-          <w:sz w:val="22"/>
-          <w:szCs w:val="22"/>
-        </w:rPr>
-      </w:pPr>
-      <w:r>
-        <w:rPr>
-          <w:sz w:val="22"/>
-          <w:szCs w:val="22"/>
-          <w:highlight w:val="yellow"/>
-        </w:rPr>
-        <w:t>Importance to Avian Medicine:</w:t>
-      </w:r>
-      <w:r>
-        <w:rPr>
-          <w:sz w:val="22"/>
-          <w:szCs w:val="22"/>
-        </w:rPr>
-        <w:br/>
-      </w:r>
-      <w:r>
-        <w:rPr>
-          <w:sz w:val="22"/>
-          <w:szCs w:val="22"/>
-        </w:rPr>
-        <w:t xml:space="preserve">Wild bird health is becoming more threatened at the human-wildlife interface, yet veterinary and public health efforts remain highly focused on commercial poultry operations and major outbreak events, commonly overlooking backyard and small-scale settings where wild birds, humans, domestic pets, and shared resources increasingly overlap. </w:t>
+        <w:t>S</w:t>
       </w:r>
       <w:r>
         <w:rPr>
@@ -2477,45 +4507,14 @@
           <w:sz w:val="22"/>
           <w:szCs w:val="22"/>
         </w:rPr>
-        <w:t>S. enterica</w:t>
-      </w:r>
-      <w:r>
-        <w:rPr>
-          <w:sz w:val="22"/>
-          <w:szCs w:val="22"/>
-        </w:rPr>
-        <w:t xml:space="preserve"> poses a significant threat to wild bird populations, with hundreds of mortality events recorded in the United States alone (Hall and Saito 2008), and the 2021 outbreak linked to wild songbirds at residential feeders resulted in confirmed human hospitalizations across multiple states (CDC 2021; Patel et al. 2023). More recently, backyard poultry contact has been identified as a continued and growing source of human salmonellosis (CDC 2025), highlighting the need for more research into how residential settings contribute to disease spillover events.</w:t>
-      </w:r>
-    </w:p>
-    <w:p>
-      <w:pPr>
-        <w:rPr>
-          <w:sz w:val="22"/>
-          <w:szCs w:val="22"/>
-        </w:rPr>
-      </w:pPr>
-      <w:r>
-        <w:rPr>
-          <w:sz w:val="22"/>
-          <w:szCs w:val="22"/>
-        </w:rPr>
-        <w:t xml:space="preserve">We will produce some of the first data from this region on pathogen prevalence in wild bird communities at the human-wildlife interface in relation to supplemental feeding and backyard poultry keeping. By identifying which site conditions elevate pathogen risk in wild birds, we will provide avian veterinarians, wildlife managers, and public health specialists with the evidence needed to develop reliable, accessible biosecurity guidelines for residential settings. If funds allow for whole-genome sequencing on </w:t>
-      </w:r>
-      <w:r>
-        <w:rPr>
-          <w:i/>
-          <w:iCs/>
-          <w:sz w:val="22"/>
-          <w:szCs w:val="22"/>
-        </w:rPr>
-        <w:t>S. enterica</w:t>
-      </w:r>
-      <w:r>
-        <w:rPr>
-          <w:sz w:val="22"/>
-          <w:szCs w:val="22"/>
-        </w:rPr>
-        <w:t xml:space="preserve"> positive samples, we will also be able to identify possible connections between our bacterial isolates and known outbreak strains</w:t>
+        <w:t xml:space="preserve">. enterica </w:t>
+      </w:r>
+      <w:r>
+        <w:rPr>
+          <w:sz w:val="22"/>
+          <w:szCs w:val="22"/>
+        </w:rPr>
+        <w:t>of some kind</w:t>
       </w:r>
       <w:r>
         <w:rPr>
@@ -2524,12 +4523,228 @@
         </w:rPr>
         <w:t xml:space="preserve">. </w:t>
       </w:r>
-    </w:p>
-    <w:p>
-      <w:pPr>
-        <w:rPr>
-          <w:b/>
-          <w:bCs/>
+      <w:r>
+        <w:rPr>
+          <w:sz w:val="22"/>
+          <w:szCs w:val="22"/>
+        </w:rPr>
+        <w:t xml:space="preserve">Preliminary </w:t>
+      </w:r>
+      <w:r>
+        <w:rPr>
+          <w:sz w:val="22"/>
+          <w:szCs w:val="22"/>
+        </w:rPr>
+        <w:t>analyses</w:t>
+      </w:r>
+      <w:r>
+        <w:rPr>
+          <w:sz w:val="22"/>
+          <w:szCs w:val="22"/>
+        </w:rPr>
+        <w:t xml:space="preserve"> show that control sites display significantly higher bacterial infection prevalence in wild birds relative to </w:t>
+      </w:r>
+      <w:r>
+        <w:rPr>
+          <w:sz w:val="22"/>
+          <w:szCs w:val="22"/>
+        </w:rPr>
+        <w:t xml:space="preserve">bird </w:t>
+      </w:r>
+      <w:r>
+        <w:rPr>
+          <w:sz w:val="22"/>
+          <w:szCs w:val="22"/>
+        </w:rPr>
+        <w:t xml:space="preserve">feeder and combined feeder-chicken sites (p = 0.017, p = 0.05). This pattern may imply a nutritional buffering effect, consistent with evidence that supplemental food can improve immune function in wild passerines (Owen et al. 2021). </w:t>
+      </w:r>
+      <w:ins w:id="171" w:author="Kelsey McCune" w:date="2026-04-08T16:07:00Z" w16du:dateUtc="2026-04-08T21:07:00Z">
+        <w:r>
+          <w:rPr>
+            <w:sz w:val="22"/>
+            <w:szCs w:val="22"/>
+          </w:rPr>
+          <w:t xml:space="preserve">However, I am limited in the conclusions I can make from </w:t>
+        </w:r>
+      </w:ins>
+      <w:ins w:id="172" w:author="Kelsey McCune" w:date="2026-04-08T16:08:00Z" w16du:dateUtc="2026-04-08T21:08:00Z">
+        <w:r>
+          <w:rPr>
+            <w:sz w:val="22"/>
+            <w:szCs w:val="22"/>
+          </w:rPr>
+          <w:t xml:space="preserve">these </w:t>
+        </w:r>
+      </w:ins>
+      <w:ins w:id="173" w:author="Kelsey McCune" w:date="2026-04-08T16:07:00Z" w16du:dateUtc="2026-04-08T21:07:00Z">
+        <w:r>
+          <w:rPr>
+            <w:sz w:val="22"/>
+            <w:szCs w:val="22"/>
+          </w:rPr>
+          <w:t xml:space="preserve">preliminary culturing </w:t>
+        </w:r>
+      </w:ins>
+      <w:ins w:id="174" w:author="Kelsey McCune" w:date="2026-04-08T16:08:00Z" w16du:dateUtc="2026-04-08T21:08:00Z">
+        <w:r>
+          <w:rPr>
+            <w:sz w:val="22"/>
+            <w:szCs w:val="22"/>
+          </w:rPr>
+          <w:t xml:space="preserve">methods </w:t>
+        </w:r>
+      </w:ins>
+      <w:ins w:id="175" w:author="Kelsey McCune" w:date="2026-04-08T16:07:00Z" w16du:dateUtc="2026-04-08T21:07:00Z">
+        <w:r>
+          <w:rPr>
+            <w:sz w:val="22"/>
+            <w:szCs w:val="22"/>
+          </w:rPr>
+          <w:t xml:space="preserve">because </w:t>
+        </w:r>
+      </w:ins>
+      <w:ins w:id="176" w:author="Kelsey McCune" w:date="2026-04-08T16:08:00Z" w16du:dateUtc="2026-04-08T21:08:00Z">
+        <w:r>
+          <w:rPr>
+            <w:sz w:val="22"/>
+            <w:szCs w:val="22"/>
+          </w:rPr>
+          <w:t>I lack the funds to conduct additional lab processing to determine …</w:t>
+        </w:r>
+      </w:ins>
+    </w:p>
+    <w:p>
+      <w:pPr>
+        <w:rPr>
+          <w:sz w:val="22"/>
+          <w:szCs w:val="22"/>
+        </w:rPr>
+      </w:pPr>
+      <w:del w:id="177" w:author="Kelsey McCune" w:date="2026-04-08T16:08:00Z" w16du:dateUtc="2026-04-08T21:08:00Z">
+        <w:r>
+          <w:rPr>
+            <w:sz w:val="22"/>
+            <w:szCs w:val="22"/>
+          </w:rPr>
+          <w:delText xml:space="preserve">As sampling expands across additional seasons and sites, we expect greater statistical power to interpret whether this pattern holds consistently or rather supports variation in community composition and host condition. </w:delText>
+        </w:r>
+      </w:del>
+      <w:del w:id="178" w:author="Kelsey McCune" w:date="2026-04-08T16:09:00Z" w16du:dateUtc="2026-04-08T21:09:00Z">
+        <w:r>
+          <w:rPr>
+            <w:sz w:val="22"/>
+            <w:szCs w:val="22"/>
+          </w:rPr>
+          <w:delText>With only two chicken-only and two combined sites currently active, chicken-keeping households remain lacking. Additional replication at these treatment types is a priority for the remaining study period and is expected to clarify the role of poultry as environmental pathogen reservoirs.</w:delText>
+        </w:r>
+      </w:del>
+      <w:r>
+        <w:rPr>
+          <w:sz w:val="22"/>
+          <w:szCs w:val="22"/>
+        </w:rPr>
+        <w:t xml:space="preserve">By study completion in 2027, we expect </w:t>
+      </w:r>
+      <w:del w:id="179" w:author="Kelsey McCune" w:date="2026-04-15T10:05:00Z" w16du:dateUtc="2026-04-15T15:05:00Z">
+        <w:r>
+          <w:rPr>
+            <w:sz w:val="22"/>
+            <w:szCs w:val="22"/>
+          </w:rPr>
+          <w:delText>a total dataset of approximately</w:delText>
+        </w:r>
+      </w:del>
+      <w:ins w:id="180" w:author="Kelsey McCune" w:date="2026-04-15T10:05:00Z" w16du:dateUtc="2026-04-15T15:05:00Z">
+        <w:r>
+          <w:rPr>
+            <w:sz w:val="22"/>
+            <w:szCs w:val="22"/>
+          </w:rPr>
+          <w:t>to collect samples from</w:t>
+        </w:r>
+      </w:ins>
+      <w:r>
+        <w:rPr>
+          <w:sz w:val="22"/>
+          <w:szCs w:val="22"/>
+        </w:rPr>
+        <w:t xml:space="preserve"> 350 wild bird captures across </w:t>
+      </w:r>
+      <w:r>
+        <w:rPr>
+          <w:sz w:val="22"/>
+          <w:szCs w:val="22"/>
+        </w:rPr>
+        <w:t>1</w:t>
+      </w:r>
+      <w:r>
+        <w:rPr>
+          <w:sz w:val="22"/>
+          <w:szCs w:val="22"/>
+        </w:rPr>
+        <w:t>6</w:t>
+      </w:r>
+      <w:r>
+        <w:rPr>
+          <w:sz w:val="22"/>
+          <w:szCs w:val="22"/>
+        </w:rPr>
+        <w:t xml:space="preserve"> sites, with associated </w:t>
+      </w:r>
+      <w:del w:id="181" w:author="Kelsey McCune" w:date="2026-04-15T10:06:00Z" w16du:dateUtc="2026-04-15T15:06:00Z">
+        <w:r>
+          <w:rPr>
+            <w:sz w:val="22"/>
+            <w:szCs w:val="22"/>
+          </w:rPr>
+          <w:delText>fecal, blood, viral, morphometric and RFID visitation data</w:delText>
+        </w:r>
+      </w:del>
+      <w:ins w:id="182" w:author="Kelsey McCune" w:date="2026-04-15T10:06:00Z" w16du:dateUtc="2026-04-15T15:06:00Z">
+        <w:r>
+          <w:rPr>
+            <w:sz w:val="22"/>
+            <w:szCs w:val="22"/>
+          </w:rPr>
+          <w:t xml:space="preserve">soil and </w:t>
+        </w:r>
+      </w:ins>
+      <w:ins w:id="183" w:author="Kelsey McCune" w:date="2026-04-15T10:07:00Z" w16du:dateUtc="2026-04-15T15:07:00Z">
+        <w:r>
+          <w:rPr>
+            <w:sz w:val="22"/>
+            <w:szCs w:val="22"/>
+          </w:rPr>
+          <w:t>chicken samples</w:t>
+        </w:r>
+      </w:ins>
+      <w:r>
+        <w:rPr>
+          <w:sz w:val="22"/>
+          <w:szCs w:val="22"/>
+        </w:rPr>
+        <w:t xml:space="preserve"> collected monthly over three field seasons.</w:t>
+      </w:r>
+    </w:p>
+    <w:p>
+      <w:pPr>
+        <w:rPr>
+          <w:sz w:val="22"/>
+          <w:szCs w:val="22"/>
+        </w:rPr>
+      </w:pPr>
+    </w:p>
+    <w:p>
+      <w:pPr>
+        <w:rPr>
+          <w:sz w:val="22"/>
+          <w:szCs w:val="22"/>
+        </w:rPr>
+      </w:pPr>
+    </w:p>
+    <w:p>
+      <w:pPr>
+        <w:rPr>
           <w:sz w:val="22"/>
           <w:szCs w:val="22"/>
         </w:rPr>
@@ -2539,1627 +4754,7 @@
           <w:sz w:val="22"/>
           <w:szCs w:val="22"/>
           <w:highlight w:val="yellow"/>
-        </w:rPr>
-        <w:t xml:space="preserve">Proposed Methodology: </w:t>
-      </w:r>
-      <w:r>
-        <w:rPr>
-          <w:sz w:val="22"/>
-          <w:szCs w:val="22"/>
-          <w:highlight w:val="yellow"/>
-        </w:rPr>
-        <w:t>(1-2 Pages)</w:t>
-      </w:r>
-      <w:r>
-        <w:rPr>
-          <w:sz w:val="22"/>
-          <w:szCs w:val="22"/>
-        </w:rPr>
-        <w:t>:</w:t>
-      </w:r>
-      <w:r>
-        <w:rPr>
-          <w:sz w:val="22"/>
-          <w:szCs w:val="22"/>
-        </w:rPr>
-        <w:br/>
-      </w:r>
-      <w:r>
-        <w:rPr>
-          <w:b/>
-          <w:bCs/>
-          <w:sz w:val="22"/>
-          <w:szCs w:val="22"/>
-        </w:rPr>
-        <w:t>Study Area and Experimental Design</w:t>
-      </w:r>
-    </w:p>
-    <w:p>
-      <w:pPr>
-        <w:rPr>
-          <w:sz w:val="22"/>
-          <w:szCs w:val="22"/>
-        </w:rPr>
-      </w:pPr>
-      <w:r>
-        <w:rPr>
-          <w:sz w:val="22"/>
-          <w:szCs w:val="22"/>
-        </w:rPr>
-        <w:t xml:space="preserve">This study </w:t>
-      </w:r>
-      <w:ins w:id="113" w:author="Kelsey McCune" w:date="2026-04-08T15:44:00Z" w16du:dateUtc="2026-04-08T20:44:00Z">
-        <w:r>
-          <w:rPr>
-            <w:sz w:val="22"/>
-            <w:szCs w:val="22"/>
-          </w:rPr>
-          <w:t xml:space="preserve">will occur across </w:t>
-        </w:r>
-      </w:ins>
-      <w:del w:id="114" w:author="Kelsey McCune" w:date="2026-04-08T15:44:00Z" w16du:dateUtc="2026-04-08T20:44:00Z">
-        <w:r>
-          <w:rPr>
-            <w:sz w:val="22"/>
-            <w:szCs w:val="22"/>
-          </w:rPr>
-          <w:delText xml:space="preserve">is conducted along an urban-to-rural gradient in central Alabama. </w:delText>
-        </w:r>
-      </w:del>
-      <w:r>
-        <w:rPr>
-          <w:sz w:val="22"/>
-          <w:szCs w:val="22"/>
-        </w:rPr>
-        <w:t>sixteen</w:t>
-      </w:r>
-      <w:r>
-        <w:rPr>
-          <w:sz w:val="22"/>
-          <w:szCs w:val="22"/>
-        </w:rPr>
-        <w:t xml:space="preserve"> sites</w:t>
-      </w:r>
-      <w:ins w:id="115" w:author="Kelsey McCune" w:date="2026-04-08T15:54:00Z" w16du:dateUtc="2026-04-08T20:54:00Z">
-        <w:r>
-          <w:rPr>
-            <w:sz w:val="22"/>
-            <w:szCs w:val="22"/>
-          </w:rPr>
-          <w:t xml:space="preserve"> across east-central A</w:t>
-        </w:r>
-      </w:ins>
-      <w:ins w:id="116" w:author="Kelsey McCune" w:date="2026-04-08T15:55:00Z" w16du:dateUtc="2026-04-08T20:55:00Z">
-        <w:r>
-          <w:rPr>
-            <w:sz w:val="22"/>
-            <w:szCs w:val="22"/>
-          </w:rPr>
-          <w:t>labama</w:t>
-        </w:r>
-      </w:ins>
-      <w:r>
-        <w:rPr>
-          <w:sz w:val="22"/>
-          <w:szCs w:val="22"/>
-        </w:rPr>
-        <w:t xml:space="preserve"> </w:t>
-      </w:r>
-      <w:del w:id="117" w:author="Kelsey McCune" w:date="2026-04-08T15:44:00Z" w16du:dateUtc="2026-04-08T20:44:00Z">
-        <w:r>
-          <w:rPr>
-            <w:sz w:val="22"/>
-            <w:szCs w:val="22"/>
-          </w:rPr>
-          <w:delText xml:space="preserve">are sampled monthly, </w:delText>
-        </w:r>
-      </w:del>
-      <w:r>
-        <w:rPr>
-          <w:sz w:val="22"/>
-          <w:szCs w:val="22"/>
-        </w:rPr>
-        <w:t xml:space="preserve">categorized into four treatment types: control sites with no feeders or poultry (n = 4), backyard bird feeder-only sites (n = 4), backyard chicken-only sites (n = </w:t>
-      </w:r>
-      <w:ins w:id="118" w:author="Kelsey McCune" w:date="2026-04-08T15:48:00Z" w16du:dateUtc="2026-04-08T20:48:00Z">
-        <w:r>
-          <w:rPr>
-            <w:sz w:val="22"/>
-            <w:szCs w:val="22"/>
-          </w:rPr>
-          <w:t>4</w:t>
-        </w:r>
-      </w:ins>
-      <w:del w:id="119" w:author="Kelsey McCune" w:date="2026-04-08T15:48:00Z" w16du:dateUtc="2026-04-08T20:48:00Z">
-        <w:r>
-          <w:rPr>
-            <w:sz w:val="22"/>
-            <w:szCs w:val="22"/>
-          </w:rPr>
-          <w:delText>2</w:delText>
-        </w:r>
-      </w:del>
-      <w:r>
-        <w:rPr>
-          <w:sz w:val="22"/>
-          <w:szCs w:val="22"/>
-        </w:rPr>
-        <w:t xml:space="preserve">), and backyard sites with both bird feeders and chickens (n = </w:t>
-      </w:r>
-      <w:ins w:id="120" w:author="Kelsey McCune" w:date="2026-04-08T15:45:00Z" w16du:dateUtc="2026-04-08T20:45:00Z">
-        <w:r>
-          <w:rPr>
-            <w:sz w:val="22"/>
-            <w:szCs w:val="22"/>
-          </w:rPr>
-          <w:t>4</w:t>
-        </w:r>
-      </w:ins>
-      <w:del w:id="121" w:author="Kelsey McCune" w:date="2026-04-08T15:45:00Z" w16du:dateUtc="2026-04-08T20:45:00Z">
-        <w:r>
-          <w:rPr>
-            <w:sz w:val="22"/>
-            <w:szCs w:val="22"/>
-          </w:rPr>
-          <w:delText>2</w:delText>
-        </w:r>
-      </w:del>
-      <w:r>
-        <w:rPr>
-          <w:sz w:val="22"/>
-          <w:szCs w:val="22"/>
-        </w:rPr>
-        <w:t>)</w:t>
-      </w:r>
-      <w:r>
-        <w:rPr>
-          <w:sz w:val="22"/>
-          <w:szCs w:val="22"/>
-        </w:rPr>
-        <w:t xml:space="preserve"> </w:t>
-      </w:r>
-      <w:r>
-        <w:rPr>
-          <w:sz w:val="22"/>
-          <w:szCs w:val="22"/>
-          <w:highlight w:val="green"/>
-        </w:rPr>
-        <w:t>[we discussed using n=4 for all site types here, for uniformity. so I went with n=16 for all sites throughout the grant]</w:t>
-      </w:r>
-      <w:del w:id="122" w:author="Kelsey McCune" w:date="2026-04-08T15:45:00Z" w16du:dateUtc="2026-04-08T20:45:00Z">
-        <w:r>
-          <w:rPr>
-            <w:sz w:val="22"/>
-            <w:szCs w:val="22"/>
-          </w:rPr>
-          <w:delText xml:space="preserve"> </w:delText>
-        </w:r>
-      </w:del>
-      <w:ins w:id="123" w:author="Kelsey McCune" w:date="2026-04-08T15:45:00Z" w16du:dateUtc="2026-04-08T20:45:00Z">
-        <w:r>
-          <w:rPr>
-            <w:sz w:val="22"/>
-            <w:szCs w:val="22"/>
-          </w:rPr>
-          <w:t xml:space="preserve"> </w:t>
-        </w:r>
-      </w:ins>
-      <w:ins w:id="124" w:author="Kelsey McCune" w:date="2026-04-08T15:47:00Z" w16du:dateUtc="2026-04-08T20:47:00Z">
-        <w:r>
-          <w:rPr>
-            <w:sz w:val="22"/>
-            <w:szCs w:val="22"/>
-          </w:rPr>
-          <w:t>I selected s</w:t>
-        </w:r>
-      </w:ins>
-      <w:del w:id="125" w:author="Kelsey McCune" w:date="2026-04-08T15:47:00Z" w16du:dateUtc="2026-04-08T20:47:00Z">
-        <w:r>
-          <w:rPr>
-            <w:sz w:val="22"/>
-            <w:szCs w:val="22"/>
-          </w:rPr>
-          <w:delText>S</w:delText>
-        </w:r>
-      </w:del>
-      <w:r>
-        <w:rPr>
-          <w:sz w:val="22"/>
-          <w:szCs w:val="22"/>
-        </w:rPr>
-        <w:t xml:space="preserve">ites </w:t>
-      </w:r>
-      <w:del w:id="126" w:author="Kelsey McCune" w:date="2026-04-08T15:48:00Z" w16du:dateUtc="2026-04-08T20:48:00Z">
-        <w:r>
-          <w:rPr>
-            <w:sz w:val="22"/>
-            <w:szCs w:val="22"/>
-          </w:rPr>
-          <w:delText>were selected to best represent the</w:delText>
-        </w:r>
-      </w:del>
-      <w:ins w:id="127" w:author="Kelsey McCune" w:date="2026-04-08T15:48:00Z" w16du:dateUtc="2026-04-08T20:48:00Z">
-        <w:r>
-          <w:rPr>
-            <w:sz w:val="22"/>
-            <w:szCs w:val="22"/>
-          </w:rPr>
-          <w:t>that had a baseline number of trees a</w:t>
-        </w:r>
-      </w:ins>
-      <w:ins w:id="128" w:author="Kelsey McCune" w:date="2026-04-08T15:49:00Z" w16du:dateUtc="2026-04-08T20:49:00Z">
-        <w:r>
-          <w:rPr>
-            <w:sz w:val="22"/>
-            <w:szCs w:val="22"/>
-          </w:rPr>
-          <w:t xml:space="preserve">nd shrubs to </w:t>
-        </w:r>
-      </w:ins>
-      <w:r>
-        <w:rPr>
-          <w:sz w:val="22"/>
-          <w:szCs w:val="22"/>
-        </w:rPr>
-        <w:t>e</w:t>
-      </w:r>
-      <w:ins w:id="129" w:author="Kelsey McCune" w:date="2026-04-08T15:49:00Z" w16du:dateUtc="2026-04-08T20:49:00Z">
-        <w:r>
-          <w:rPr>
-            <w:sz w:val="22"/>
-            <w:szCs w:val="22"/>
-          </w:rPr>
-          <w:t>nsure bird habitat is present</w:t>
-        </w:r>
-      </w:ins>
-      <w:del w:id="130" w:author="Kelsey McCune" w:date="2026-04-08T15:48:00Z" w16du:dateUtc="2026-04-08T20:48:00Z">
-        <w:r>
-          <w:rPr>
-            <w:sz w:val="22"/>
-            <w:szCs w:val="22"/>
-          </w:rPr>
-          <w:delText xml:space="preserve"> gradient of forested to rural habitat to capture pathogen dynamics at the human-wildlife interface</w:delText>
-        </w:r>
-      </w:del>
-      <w:r>
-        <w:rPr>
-          <w:sz w:val="22"/>
-          <w:szCs w:val="22"/>
-        </w:rPr>
-        <w:t>. A</w:t>
-      </w:r>
-      <w:ins w:id="131" w:author="Kelsey McCune" w:date="2026-04-08T15:53:00Z" w16du:dateUtc="2026-04-08T20:53:00Z">
-        <w:r>
-          <w:rPr>
-            <w:sz w:val="22"/>
-            <w:szCs w:val="22"/>
-          </w:rPr>
-          <w:t>fter selecting a site, I asked homeowners to complete a</w:t>
-        </w:r>
-      </w:ins>
-      <w:r>
-        <w:rPr>
-          <w:sz w:val="22"/>
-          <w:szCs w:val="22"/>
-        </w:rPr>
-        <w:t xml:space="preserve"> standardized</w:t>
-      </w:r>
-      <w:del w:id="132" w:author="Kelsey McCune" w:date="2026-04-08T15:53:00Z" w16du:dateUtc="2026-04-08T20:53:00Z">
-        <w:r>
-          <w:rPr>
-            <w:sz w:val="22"/>
-            <w:szCs w:val="22"/>
-          </w:rPr>
-          <w:delText xml:space="preserve"> site entry</w:delText>
-        </w:r>
-      </w:del>
-      <w:r>
-        <w:rPr>
-          <w:sz w:val="22"/>
-          <w:szCs w:val="22"/>
-        </w:rPr>
-        <w:t xml:space="preserve"> questionnaire</w:t>
-      </w:r>
-      <w:del w:id="133" w:author="Kelsey McCune" w:date="2026-04-08T15:54:00Z" w16du:dateUtc="2026-04-08T20:54:00Z">
-        <w:r>
-          <w:rPr>
-            <w:sz w:val="22"/>
-            <w:szCs w:val="22"/>
-          </w:rPr>
-          <w:delText xml:space="preserve"> is administered</w:delText>
-        </w:r>
-      </w:del>
-      <w:r>
-        <w:rPr>
-          <w:sz w:val="22"/>
-          <w:szCs w:val="22"/>
-        </w:rPr>
-        <w:t xml:space="preserve"> to record factors such as feeder type and placement, poultry housing, current cleaning practices,</w:t>
-      </w:r>
-      <w:ins w:id="134" w:author="Kelsey McCune" w:date="2026-04-08T15:54:00Z" w16du:dateUtc="2026-04-08T20:54:00Z">
-        <w:r>
-          <w:rPr>
-            <w:sz w:val="22"/>
-            <w:szCs w:val="22"/>
-          </w:rPr>
-          <w:t xml:space="preserve"> presence of pets</w:t>
-        </w:r>
-      </w:ins>
-      <w:r>
-        <w:rPr>
-          <w:sz w:val="22"/>
-          <w:szCs w:val="22"/>
-        </w:rPr>
-        <w:t xml:space="preserve"> and </w:t>
-      </w:r>
-      <w:r>
-        <w:rPr>
-          <w:sz w:val="22"/>
-          <w:szCs w:val="22"/>
-        </w:rPr>
-        <w:t>vegetation characteristics</w:t>
-      </w:r>
-      <w:r>
-        <w:rPr>
-          <w:sz w:val="22"/>
-          <w:szCs w:val="22"/>
-        </w:rPr>
-        <w:t xml:space="preserve"> at each </w:t>
-      </w:r>
-      <w:r>
-        <w:rPr>
-          <w:sz w:val="22"/>
-          <w:szCs w:val="22"/>
-        </w:rPr>
-        <w:t>site.</w:t>
-      </w:r>
-    </w:p>
-    <w:p>
-      <w:pPr>
-        <w:rPr>
-          <w:b/>
-          <w:bCs/>
-          <w:sz w:val="22"/>
-          <w:szCs w:val="22"/>
-        </w:rPr>
-      </w:pPr>
-      <w:r>
-        <w:rPr>
-          <w:b/>
-          <w:bCs/>
-          <w:sz w:val="22"/>
-          <w:szCs w:val="22"/>
-        </w:rPr>
-        <w:t>Field Sampling</w:t>
-      </w:r>
-    </w:p>
-    <w:p>
-      <w:pPr>
-        <w:rPr>
-          <w:sz w:val="22"/>
-          <w:szCs w:val="22"/>
-        </w:rPr>
-      </w:pPr>
-      <w:r>
-        <w:rPr>
-          <w:sz w:val="22"/>
-          <w:szCs w:val="22"/>
-        </w:rPr>
-        <w:t>Field sampling began in summer 2024 and continues through 2027</w:t>
-      </w:r>
-      <w:del w:id="135" w:author="Kelsey McCune" w:date="2026-04-08T15:46:00Z" w16du:dateUtc="2026-04-08T20:46:00Z">
-        <w:r>
-          <w:rPr>
-            <w:sz w:val="22"/>
-            <w:szCs w:val="22"/>
-          </w:rPr>
-          <w:delText>, with monthly visits to each site</w:delText>
-        </w:r>
-      </w:del>
-      <w:r>
-        <w:rPr>
-          <w:sz w:val="22"/>
-          <w:szCs w:val="22"/>
-        </w:rPr>
-        <w:t>.</w:t>
-      </w:r>
-      <w:ins w:id="136" w:author="Kelsey McCune" w:date="2026-04-08T15:46:00Z" w16du:dateUtc="2026-04-08T20:46:00Z">
-        <w:r>
-          <w:rPr>
-            <w:sz w:val="22"/>
-            <w:szCs w:val="22"/>
-          </w:rPr>
-          <w:t xml:space="preserve"> I visit each site once a month to sample wild birds and chickens (if present).</w:t>
-        </w:r>
-      </w:ins>
-      <w:r>
-        <w:rPr>
-          <w:sz w:val="22"/>
-          <w:szCs w:val="22"/>
-        </w:rPr>
-        <w:t xml:space="preserve"> To date, over 230 wild birds have been captured using mist nets deployed near feeders, </w:t>
-      </w:r>
-      <w:ins w:id="137" w:author="Kelsey McCune" w:date="2026-04-08T15:55:00Z" w16du:dateUtc="2026-04-08T20:55:00Z">
-        <w:r>
-          <w:rPr>
-            <w:sz w:val="22"/>
-            <w:szCs w:val="22"/>
-          </w:rPr>
-          <w:t xml:space="preserve">chicken </w:t>
-        </w:r>
-      </w:ins>
-      <w:r>
-        <w:rPr>
-          <w:sz w:val="22"/>
-          <w:szCs w:val="22"/>
-        </w:rPr>
-        <w:t>coops, or comparable areas at control sites. Each bird is identified to species-level</w:t>
-      </w:r>
-      <w:del w:id="138" w:author="Kelsey McCune" w:date="2026-04-08T15:56:00Z" w16du:dateUtc="2026-04-08T20:56:00Z">
-        <w:r>
-          <w:rPr>
-            <w:sz w:val="22"/>
-            <w:szCs w:val="22"/>
-          </w:rPr>
-          <w:delText xml:space="preserve"> and sexed, when possible</w:delText>
-        </w:r>
-      </w:del>
-      <w:ins w:id="139" w:author="Kelsey McCune" w:date="2026-04-08T15:56:00Z" w16du:dateUtc="2026-04-08T20:56:00Z">
-        <w:r>
-          <w:rPr>
-            <w:sz w:val="22"/>
-            <w:szCs w:val="22"/>
-          </w:rPr>
-          <w:t xml:space="preserve"> and</w:t>
-        </w:r>
-      </w:ins>
-      <w:del w:id="140" w:author="Kelsey McCune" w:date="2026-04-08T15:56:00Z" w16du:dateUtc="2026-04-08T20:56:00Z">
-        <w:r>
-          <w:rPr>
-            <w:sz w:val="22"/>
-            <w:szCs w:val="22"/>
-          </w:rPr>
-          <w:delText>,</w:delText>
-        </w:r>
-      </w:del>
-      <w:r>
-        <w:rPr>
-          <w:sz w:val="22"/>
-          <w:szCs w:val="22"/>
-        </w:rPr>
-        <w:t xml:space="preserve"> measured for body </w:t>
-      </w:r>
-      <w:del w:id="141" w:author="Kelsey McCune" w:date="2026-04-08T15:56:00Z" w16du:dateUtc="2026-04-08T20:56:00Z">
-        <w:r>
-          <w:rPr>
-            <w:sz w:val="22"/>
-            <w:szCs w:val="22"/>
-          </w:rPr>
-          <w:delText>mass, wing chord, tarsus length, and bill and skull dimensions</w:delText>
-        </w:r>
-      </w:del>
-      <w:ins w:id="142" w:author="Kelsey McCune" w:date="2026-04-08T15:56:00Z" w16du:dateUtc="2026-04-08T20:56:00Z">
-        <w:r>
-          <w:rPr>
-            <w:sz w:val="22"/>
-            <w:szCs w:val="22"/>
-          </w:rPr>
-          <w:t>condition</w:t>
-        </w:r>
-      </w:ins>
-      <w:r>
-        <w:rPr>
-          <w:sz w:val="22"/>
-          <w:szCs w:val="22"/>
-        </w:rPr>
-        <w:t xml:space="preserve">. All individuals receive a sequentially numbered USGS </w:t>
-      </w:r>
-      <w:r>
-        <w:rPr>
-          <w:sz w:val="22"/>
-          <w:szCs w:val="22"/>
-          <w:rPrChange w:id="143" w:author="Kelsey McCune" w:date="2026-04-08T15:56:00Z" w16du:dateUtc="2026-04-08T20:56:00Z">
-            <w:rPr>
-              <w:sz w:val="22"/>
-              <w:szCs w:val="22"/>
-              <w:highlight w:val="red"/>
-            </w:rPr>
-          </w:rPrChange>
-        </w:rPr>
-        <w:t>aluminum</w:t>
-      </w:r>
-      <w:del w:id="144" w:author="Kelsey McCune" w:date="2026-04-08T15:56:00Z" w16du:dateUtc="2026-04-08T20:56:00Z">
-        <w:r>
-          <w:rPr>
-            <w:sz w:val="22"/>
-            <w:szCs w:val="22"/>
-            <w:rPrChange w:id="145" w:author="Kelsey McCune" w:date="2026-04-08T15:56:00Z" w16du:dateUtc="2026-04-08T20:56:00Z">
-              <w:rPr>
-                <w:sz w:val="22"/>
-                <w:szCs w:val="22"/>
-                <w:highlight w:val="red"/>
-              </w:rPr>
-            </w:rPrChange>
-          </w:rPr>
-          <w:delText>?</w:delText>
-        </w:r>
-      </w:del>
-      <w:r>
-        <w:rPr>
-          <w:sz w:val="22"/>
-          <w:szCs w:val="22"/>
-        </w:rPr>
-        <w:t xml:space="preserve"> leg band. </w:t>
-      </w:r>
-    </w:p>
-    <w:p>
-      <w:pPr>
-        <w:rPr>
-          <w:sz w:val="22"/>
-          <w:szCs w:val="22"/>
-        </w:rPr>
-      </w:pPr>
-      <w:ins w:id="146" w:author="Kelsey McCune" w:date="2026-04-08T15:59:00Z" w16du:dateUtc="2026-04-08T20:59:00Z">
-        <w:r>
-          <w:rPr>
-            <w:sz w:val="22"/>
-            <w:szCs w:val="22"/>
-          </w:rPr>
-          <w:lastRenderedPageBreak/>
-          <w:t>I collec</w:t>
-        </w:r>
-      </w:ins>
-      <w:r>
-        <w:rPr>
-          <w:sz w:val="22"/>
-          <w:szCs w:val="22"/>
-        </w:rPr>
-        <w:t>t</w:t>
-      </w:r>
-      <w:ins w:id="147" w:author="Kelsey McCune" w:date="2026-04-08T15:59:00Z" w16du:dateUtc="2026-04-08T20:59:00Z">
-        <w:r>
-          <w:rPr>
-            <w:sz w:val="22"/>
-            <w:szCs w:val="22"/>
-          </w:rPr>
-          <w:t xml:space="preserve"> fecal</w:t>
-        </w:r>
-      </w:ins>
-      <w:del w:id="148" w:author="Kelsey McCune" w:date="2026-04-08T15:59:00Z" w16du:dateUtc="2026-04-08T20:59:00Z">
-        <w:r>
-          <w:rPr>
-            <w:sz w:val="22"/>
-            <w:szCs w:val="22"/>
-          </w:rPr>
-          <w:delText>Fecal</w:delText>
-        </w:r>
-      </w:del>
-      <w:r>
-        <w:rPr>
-          <w:sz w:val="22"/>
-          <w:szCs w:val="22"/>
-        </w:rPr>
-        <w:t xml:space="preserve"> samples </w:t>
-      </w:r>
-      <w:del w:id="149" w:author="Kelsey McCune" w:date="2026-04-08T15:59:00Z" w16du:dateUtc="2026-04-08T20:59:00Z">
-        <w:r>
-          <w:rPr>
-            <w:sz w:val="22"/>
-            <w:szCs w:val="22"/>
-          </w:rPr>
-          <w:delText xml:space="preserve">are collected </w:delText>
-        </w:r>
-      </w:del>
-      <w:r>
-        <w:rPr>
-          <w:sz w:val="22"/>
-          <w:szCs w:val="22"/>
-        </w:rPr>
-        <w:t>from each captured bird via cloacal swab or from fresh droppings on clean surfaces. Backyard chicken fecal samples and soil/surface swabs from feeder and coop areas are also collected to characterize environmental pathogen reservoirs. All samples are transported on ice and stored at -80°C until processing.</w:t>
-      </w:r>
-    </w:p>
-    <w:p>
-      <w:pPr>
-        <w:rPr>
-          <w:b/>
-          <w:bCs/>
-          <w:sz w:val="22"/>
-          <w:szCs w:val="22"/>
-        </w:rPr>
-      </w:pPr>
-      <w:r>
-        <w:rPr>
-          <w:b/>
-          <w:bCs/>
-          <w:sz w:val="22"/>
-          <w:szCs w:val="22"/>
-        </w:rPr>
-        <w:t>Laboratory Analysis</w:t>
-      </w:r>
-    </w:p>
-    <w:p>
-      <w:pPr>
-        <w:rPr>
-          <w:sz w:val="22"/>
-          <w:szCs w:val="22"/>
-        </w:rPr>
-      </w:pPr>
-      <w:r>
-        <w:rPr>
-          <w:sz w:val="22"/>
-          <w:szCs w:val="22"/>
-        </w:rPr>
-        <w:t xml:space="preserve">Laboratory work is conducted at Auburn University in collaboration with the Thompson Bishop Sparks State Diagnostic Laboratory. Fecal samples are </w:t>
-      </w:r>
-      <w:r>
-        <w:rPr>
-          <w:sz w:val="22"/>
-          <w:szCs w:val="22"/>
-        </w:rPr>
-        <w:t>incubated</w:t>
-      </w:r>
-      <w:r>
-        <w:rPr>
-          <w:sz w:val="22"/>
-          <w:szCs w:val="22"/>
-        </w:rPr>
-        <w:t xml:space="preserve"> in pre-enriched in buffered peptone water, then transferred to selective enrichment broth and plated on selective and differential media for </w:t>
-      </w:r>
-      <w:r>
-        <w:rPr>
-          <w:i/>
-          <w:iCs/>
-          <w:sz w:val="22"/>
-          <w:szCs w:val="22"/>
-        </w:rPr>
-        <w:t>Salmonella enterica</w:t>
-      </w:r>
-      <w:r>
-        <w:rPr>
-          <w:sz w:val="22"/>
-          <w:szCs w:val="22"/>
-        </w:rPr>
-        <w:t xml:space="preserve"> detection. Presumptive colonies </w:t>
-      </w:r>
-      <w:ins w:id="150" w:author="Kelsey McCune" w:date="2026-04-08T16:00:00Z" w16du:dateUtc="2026-04-08T21:00:00Z">
-        <w:r>
-          <w:rPr>
-            <w:sz w:val="22"/>
-            <w:szCs w:val="22"/>
-          </w:rPr>
-          <w:t>will be</w:t>
-        </w:r>
-      </w:ins>
-      <w:del w:id="151" w:author="Kelsey McCune" w:date="2026-04-08T16:00:00Z" w16du:dateUtc="2026-04-08T21:00:00Z">
-        <w:r>
-          <w:rPr>
-            <w:sz w:val="22"/>
-            <w:szCs w:val="22"/>
-          </w:rPr>
-          <w:delText>are</w:delText>
-        </w:r>
-      </w:del>
-      <w:r>
-        <w:rPr>
-          <w:sz w:val="22"/>
-          <w:szCs w:val="22"/>
-        </w:rPr>
-        <w:t xml:space="preserve"> confirmed using </w:t>
-      </w:r>
-      <w:r>
-        <w:rPr>
-          <w:sz w:val="22"/>
-          <w:szCs w:val="22"/>
-        </w:rPr>
-        <w:t xml:space="preserve">a </w:t>
-      </w:r>
-      <w:r>
-        <w:rPr>
-          <w:sz w:val="22"/>
-          <w:szCs w:val="22"/>
-        </w:rPr>
-        <w:t>matrix-assisted laser desorption/ionization time-of-flight mass spectrometry (MALDI-TOF MS).</w:t>
-      </w:r>
-      <w:r>
-        <w:rPr>
-          <w:sz w:val="22"/>
-          <w:szCs w:val="22"/>
-        </w:rPr>
-        <w:t xml:space="preserve"> </w:t>
-      </w:r>
-      <w:ins w:id="152" w:author="Kelsey McCune" w:date="2026-04-08T16:01:00Z" w16du:dateUtc="2026-04-08T21:01:00Z">
-        <w:r>
-          <w:rPr>
-            <w:sz w:val="22"/>
-            <w:szCs w:val="22"/>
-          </w:rPr>
-          <w:t xml:space="preserve">We will then </w:t>
-        </w:r>
-        <w:commentRangeStart w:id="153"/>
-        <w:r>
-          <w:rPr>
-            <w:sz w:val="22"/>
-            <w:szCs w:val="22"/>
-          </w:rPr>
-          <w:t xml:space="preserve">serotype and conduct whole genome sequencing </w:t>
-        </w:r>
-      </w:ins>
-      <w:commentRangeEnd w:id="153"/>
-      <w:ins w:id="154" w:author="Kelsey McCune" w:date="2026-04-08T16:02:00Z" w16du:dateUtc="2026-04-08T21:02:00Z">
-        <w:r>
-          <w:rPr>
-            <w:rStyle w:val="CommentReference"/>
-            <w:sz w:val="22"/>
-            <w:szCs w:val="22"/>
-          </w:rPr>
-          <w:commentReference w:id="153"/>
-        </w:r>
-      </w:ins>
-      <w:ins w:id="155" w:author="Kelsey McCune" w:date="2026-04-08T16:01:00Z" w16du:dateUtc="2026-04-08T21:01:00Z">
-        <w:r>
-          <w:rPr>
-            <w:sz w:val="22"/>
-            <w:szCs w:val="22"/>
-          </w:rPr>
-          <w:t>on c</w:t>
-        </w:r>
-      </w:ins>
-      <w:del w:id="156" w:author="Kelsey McCune" w:date="2026-04-08T16:01:00Z" w16du:dateUtc="2026-04-08T21:01:00Z">
-        <w:r>
-          <w:rPr>
-            <w:sz w:val="22"/>
-            <w:szCs w:val="22"/>
-          </w:rPr>
-          <w:delText>C</w:delText>
-        </w:r>
-      </w:del>
-      <w:r>
-        <w:rPr>
-          <w:sz w:val="22"/>
-          <w:szCs w:val="22"/>
-        </w:rPr>
-        <w:t>onfirmed isolates</w:t>
-      </w:r>
-      <w:ins w:id="157" w:author="Kelsey McCune" w:date="2026-04-08T16:01:00Z" w16du:dateUtc="2026-04-08T21:01:00Z">
-        <w:r>
-          <w:rPr>
-            <w:sz w:val="22"/>
-            <w:szCs w:val="22"/>
-          </w:rPr>
-          <w:t>.</w:t>
-        </w:r>
-      </w:ins>
-      <w:r>
-        <w:rPr>
-          <w:sz w:val="22"/>
-          <w:szCs w:val="22"/>
-        </w:rPr>
-        <w:t xml:space="preserve"> </w:t>
-      </w:r>
-      <w:r>
-        <w:rPr>
-          <w:sz w:val="22"/>
-          <w:szCs w:val="22"/>
-        </w:rPr>
-        <w:t>S</w:t>
-      </w:r>
-      <w:r>
-        <w:rPr>
-          <w:sz w:val="22"/>
-          <w:szCs w:val="22"/>
-        </w:rPr>
-        <w:t>erotyp</w:t>
-      </w:r>
-      <w:r>
-        <w:rPr>
-          <w:sz w:val="22"/>
-          <w:szCs w:val="22"/>
-        </w:rPr>
-        <w:t>ing of</w:t>
-      </w:r>
-      <w:r>
-        <w:rPr>
-          <w:sz w:val="22"/>
-          <w:szCs w:val="22"/>
-        </w:rPr>
-        <w:t xml:space="preserve"> confirmed isolates </w:t>
-      </w:r>
-      <w:r>
-        <w:rPr>
-          <w:sz w:val="22"/>
-          <w:szCs w:val="22"/>
-        </w:rPr>
-        <w:t xml:space="preserve">will be performed </w:t>
-      </w:r>
-      <w:r>
-        <w:rPr>
-          <w:sz w:val="22"/>
-          <w:szCs w:val="22"/>
-        </w:rPr>
-        <w:t xml:space="preserve">using O and H antigen testing following the Kauffmann-White scheme, targeting serogroups </w:t>
-      </w:r>
-      <w:r>
-        <w:rPr>
-          <w:sz w:val="22"/>
-          <w:szCs w:val="22"/>
-        </w:rPr>
-        <w:t xml:space="preserve">B and D </w:t>
-      </w:r>
-      <w:r>
-        <w:rPr>
-          <w:sz w:val="22"/>
-          <w:szCs w:val="22"/>
-        </w:rPr>
-        <w:t xml:space="preserve">that include serotypes such as Typhimurium and Enteritidis. If funds allow, I will submit confirmed isolates for whole-genome sequencing (WGS), </w:t>
-      </w:r>
-      <w:r>
-        <w:rPr>
-          <w:sz w:val="22"/>
-          <w:szCs w:val="22"/>
-          <w:highlight w:val="green"/>
-        </w:rPr>
-        <w:t>I am not sure what the details are for WGS…</w:t>
-      </w:r>
-    </w:p>
-    <w:p>
-      <w:pPr>
-        <w:rPr>
-          <w:del w:id="158" w:author="Kelsey McCune" w:date="2026-04-08T15:36:00Z" w16du:dateUtc="2026-04-08T20:36:00Z"/>
-          <w:b/>
-          <w:bCs/>
-          <w:sz w:val="22"/>
-          <w:szCs w:val="22"/>
-        </w:rPr>
-      </w:pPr>
-      <w:del w:id="159" w:author="Kelsey McCune" w:date="2026-04-08T15:36:00Z" w16du:dateUtc="2026-04-08T20:36:00Z">
-        <w:r>
-          <w:rPr>
-            <w:b/>
-            <w:bCs/>
-            <w:sz w:val="22"/>
-            <w:szCs w:val="22"/>
-          </w:rPr>
-          <w:delText>Human Participant Surveys</w:delText>
-        </w:r>
-      </w:del>
-    </w:p>
-    <w:p>
-      <w:pPr>
-        <w:rPr>
-          <w:del w:id="160" w:author="Kelsey McCune" w:date="2026-04-08T15:36:00Z" w16du:dateUtc="2026-04-08T20:36:00Z"/>
-          <w:sz w:val="22"/>
-          <w:szCs w:val="22"/>
-        </w:rPr>
-      </w:pPr>
-      <w:del w:id="161" w:author="Kelsey McCune" w:date="2026-04-08T15:36:00Z" w16du:dateUtc="2026-04-08T20:36:00Z">
-        <w:r>
-          <w:rPr>
-            <w:sz w:val="22"/>
-            <w:szCs w:val="22"/>
-          </w:rPr>
-          <w:delText xml:space="preserve">During the latter half of the study timeline (2026–2027), voluntary surveys will be administered to participants at bird feeding and/or poultry-keeping sites. Developed from peer-reviewed instruments, the survey assesses disease knowledge and risk perception (Leiserowitz 2006), feeder and coop maintenance practices, pro-conservation attitudes (Barbett et al. 2020), place attachment (Boley et al. 2021), and willingness to adopt biosecurity recommendations. Survey data will be linked to site-level characteristics to evaluate effectiveness and predictability of disease risk perception and knowledge on management decisions, conservation-related behaviors, and site pathogen prevalence. </w:delText>
-        </w:r>
-      </w:del>
-    </w:p>
-    <w:p>
-      <w:pPr>
-        <w:rPr>
-          <w:b/>
-          <w:bCs/>
-          <w:sz w:val="22"/>
-          <w:szCs w:val="22"/>
-        </w:rPr>
-      </w:pPr>
-      <w:r>
-        <w:rPr>
-          <w:b/>
-          <w:bCs/>
-          <w:sz w:val="22"/>
-          <w:szCs w:val="22"/>
-        </w:rPr>
-        <w:t>Data Analysis</w:t>
-      </w:r>
-    </w:p>
-    <w:p>
-      <w:pPr>
-        <w:rPr>
-          <w:sz w:val="22"/>
-          <w:szCs w:val="22"/>
-        </w:rPr>
-      </w:pPr>
-      <w:ins w:id="162" w:author="Kelsey McCune" w:date="2026-04-08T15:41:00Z" w16du:dateUtc="2026-04-08T20:41:00Z">
-        <w:r>
-          <w:rPr>
-            <w:sz w:val="22"/>
-            <w:szCs w:val="22"/>
-          </w:rPr>
-          <w:t>I</w:t>
-        </w:r>
-      </w:ins>
-      <w:ins w:id="163" w:author="Kelsey McCune" w:date="2026-04-08T15:37:00Z" w16du:dateUtc="2026-04-08T20:37:00Z">
-        <w:r>
-          <w:rPr>
-            <w:sz w:val="22"/>
-            <w:szCs w:val="22"/>
-          </w:rPr>
-          <w:t xml:space="preserve"> will use g</w:t>
-        </w:r>
-      </w:ins>
-      <w:del w:id="164" w:author="Kelsey McCune" w:date="2026-04-08T15:37:00Z" w16du:dateUtc="2026-04-08T20:37:00Z">
-        <w:r>
-          <w:rPr>
-            <w:sz w:val="22"/>
-            <w:szCs w:val="22"/>
-          </w:rPr>
-          <w:delText>G</w:delText>
-        </w:r>
-      </w:del>
-      <w:r>
-        <w:rPr>
-          <w:sz w:val="22"/>
-          <w:szCs w:val="22"/>
-        </w:rPr>
-        <w:t xml:space="preserve">eneralized linear mixed models (GLMMs) with binomial error distributions </w:t>
-      </w:r>
-      <w:ins w:id="165" w:author="Kelsey McCune" w:date="2026-04-08T15:37:00Z" w16du:dateUtc="2026-04-08T20:37:00Z">
-        <w:r>
-          <w:rPr>
-            <w:sz w:val="22"/>
-            <w:szCs w:val="22"/>
-          </w:rPr>
-          <w:t>to</w:t>
-        </w:r>
-      </w:ins>
-      <w:del w:id="166" w:author="Kelsey McCune" w:date="2026-04-08T15:37:00Z" w16du:dateUtc="2026-04-08T20:37:00Z">
-        <w:r>
-          <w:rPr>
-            <w:sz w:val="22"/>
-            <w:szCs w:val="22"/>
-          </w:rPr>
-          <w:delText>will</w:delText>
-        </w:r>
-      </w:del>
-      <w:r>
-        <w:rPr>
-          <w:sz w:val="22"/>
-          <w:szCs w:val="22"/>
-        </w:rPr>
-        <w:t xml:space="preserve"> quantify</w:t>
-      </w:r>
-      <w:ins w:id="167" w:author="Kelsey McCune" w:date="2026-04-08T15:37:00Z" w16du:dateUtc="2026-04-08T20:37:00Z">
-        <w:r>
-          <w:rPr>
-            <w:sz w:val="22"/>
-            <w:szCs w:val="22"/>
-          </w:rPr>
-          <w:t xml:space="preserve"> the probability </w:t>
-        </w:r>
-      </w:ins>
-      <w:ins w:id="168" w:author="Kelsey McCune" w:date="2026-04-08T15:38:00Z" w16du:dateUtc="2026-04-08T20:38:00Z">
-        <w:r>
-          <w:rPr>
-            <w:sz w:val="22"/>
-            <w:szCs w:val="22"/>
-          </w:rPr>
-          <w:t>that a bird is</w:t>
-        </w:r>
-      </w:ins>
-      <w:r>
-        <w:rPr>
-          <w:sz w:val="22"/>
-          <w:szCs w:val="22"/>
-        </w:rPr>
-        <w:t xml:space="preserve"> infect</w:t>
-      </w:r>
-      <w:ins w:id="169" w:author="Kelsey McCune" w:date="2026-04-08T15:38:00Z" w16du:dateUtc="2026-04-08T20:38:00Z">
-        <w:r>
-          <w:rPr>
-            <w:sz w:val="22"/>
-            <w:szCs w:val="22"/>
-          </w:rPr>
-          <w:t>ed</w:t>
-        </w:r>
-      </w:ins>
-      <w:del w:id="170" w:author="Kelsey McCune" w:date="2026-04-08T15:38:00Z" w16du:dateUtc="2026-04-08T20:38:00Z">
-        <w:r>
-          <w:rPr>
-            <w:sz w:val="22"/>
-            <w:szCs w:val="22"/>
-          </w:rPr>
-          <w:delText>ion status</w:delText>
-        </w:r>
-      </w:del>
-      <w:r>
-        <w:rPr>
-          <w:sz w:val="22"/>
-          <w:szCs w:val="22"/>
-        </w:rPr>
-        <w:t xml:space="preserve"> as a function of site treatment type, species, and </w:t>
-      </w:r>
-      <w:del w:id="171" w:author="Kelsey McCune" w:date="2026-04-08T15:39:00Z" w16du:dateUtc="2026-04-08T20:39:00Z">
-        <w:r>
-          <w:rPr>
-            <w:sz w:val="22"/>
-            <w:szCs w:val="22"/>
-          </w:rPr>
-          <w:delText>feeder visitation frequency</w:delText>
-        </w:r>
-      </w:del>
-      <w:ins w:id="172" w:author="Kelsey McCune" w:date="2026-04-08T15:39:00Z" w16du:dateUtc="2026-04-08T20:39:00Z">
-        <w:r>
-          <w:rPr>
-            <w:sz w:val="22"/>
-            <w:szCs w:val="22"/>
-          </w:rPr>
-          <w:t>season</w:t>
-        </w:r>
-      </w:ins>
-      <w:r>
-        <w:rPr>
-          <w:sz w:val="22"/>
-          <w:szCs w:val="22"/>
-        </w:rPr>
-        <w:t xml:space="preserve">. </w:t>
-      </w:r>
-      <w:ins w:id="173" w:author="Kelsey McCune" w:date="2026-04-08T15:42:00Z" w16du:dateUtc="2026-04-08T20:42:00Z">
-        <w:r>
-          <w:rPr>
-            <w:sz w:val="22"/>
-            <w:szCs w:val="22"/>
-          </w:rPr>
-          <w:t xml:space="preserve">The model will also include </w:t>
-        </w:r>
-      </w:ins>
-      <w:del w:id="174" w:author="Kelsey McCune" w:date="2026-04-08T15:42:00Z" w16du:dateUtc="2026-04-08T20:42:00Z">
-        <w:r>
-          <w:rPr>
-            <w:sz w:val="22"/>
-            <w:szCs w:val="22"/>
-          </w:rPr>
-          <w:delText>Species will be included as a random effect, with site identity and individual bird identity to be considered as random effects as multi-season data accumulate</w:delText>
-        </w:r>
-      </w:del>
-      <w:ins w:id="175" w:author="Kelsey McCune" w:date="2026-04-08T15:42:00Z" w16du:dateUtc="2026-04-08T20:42:00Z">
-        <w:r>
-          <w:rPr>
-            <w:sz w:val="22"/>
-            <w:szCs w:val="22"/>
-          </w:rPr>
-          <w:t>a random effect for species to account for</w:t>
-        </w:r>
-      </w:ins>
-      <w:ins w:id="176" w:author="Kelsey McCune" w:date="2026-04-08T15:43:00Z" w16du:dateUtc="2026-04-08T20:43:00Z">
-        <w:r>
-          <w:rPr>
-            <w:sz w:val="22"/>
-            <w:szCs w:val="22"/>
-          </w:rPr>
-          <w:t xml:space="preserve"> correlation in the data due to</w:t>
-        </w:r>
-      </w:ins>
-      <w:ins w:id="177" w:author="Kelsey McCune" w:date="2026-04-08T15:42:00Z" w16du:dateUtc="2026-04-08T20:42:00Z">
-        <w:r>
-          <w:rPr>
-            <w:sz w:val="22"/>
-            <w:szCs w:val="22"/>
-          </w:rPr>
-          <w:t xml:space="preserve"> species-specific imm</w:t>
-        </w:r>
-      </w:ins>
-      <w:ins w:id="178" w:author="Kelsey McCune" w:date="2026-04-08T15:43:00Z" w16du:dateUtc="2026-04-08T20:43:00Z">
-        <w:r>
-          <w:rPr>
-            <w:sz w:val="22"/>
-            <w:szCs w:val="22"/>
-          </w:rPr>
-          <w:t>une capacity</w:t>
-        </w:r>
-      </w:ins>
-      <w:r>
-        <w:rPr>
-          <w:sz w:val="22"/>
-          <w:szCs w:val="22"/>
-        </w:rPr>
-        <w:t xml:space="preserve">. </w:t>
-      </w:r>
-      <w:del w:id="179" w:author="Kelsey McCune" w:date="2026-04-08T15:43:00Z" w16du:dateUtc="2026-04-08T20:43:00Z">
-        <w:r>
-          <w:rPr>
-            <w:sz w:val="22"/>
-            <w:szCs w:val="22"/>
-          </w:rPr>
-          <w:delText xml:space="preserve">Survey responses will be analyzed using descriptive statistics and regression models to examine predictors of risk perception and pro-conservation behavior. </w:delText>
-        </w:r>
-      </w:del>
-      <w:r>
-        <w:rPr>
-          <w:sz w:val="22"/>
-          <w:szCs w:val="22"/>
-        </w:rPr>
-        <w:t>All analyses will be conducted in R (R Core Team 2024).</w:t>
-      </w:r>
-    </w:p>
-    <w:p>
-      <w:pPr>
-        <w:rPr>
-          <w:sz w:val="22"/>
-          <w:szCs w:val="22"/>
-        </w:rPr>
-      </w:pPr>
-      <w:r>
-        <w:rPr>
-          <w:sz w:val="22"/>
-          <w:szCs w:val="22"/>
-        </w:rPr>
-        <w:t xml:space="preserve"> </w:t>
-      </w:r>
-    </w:p>
-    <w:p>
-      <w:pPr>
-        <w:rPr>
-          <w:sz w:val="22"/>
-          <w:szCs w:val="22"/>
-        </w:rPr>
-      </w:pPr>
-      <w:r>
-        <w:rPr>
-          <w:sz w:val="22"/>
-          <w:szCs w:val="22"/>
-          <w:highlight w:val="yellow"/>
-        </w:rPr>
-        <w:t>Expected Data and Structure of Analyses:</w:t>
-      </w:r>
-    </w:p>
-    <w:p>
-      <w:pPr>
-        <w:rPr>
-          <w:del w:id="180" w:author="Kelsey McCune" w:date="2026-04-08T16:06:00Z" w16du:dateUtc="2026-04-08T21:06:00Z"/>
-          <w:sz w:val="22"/>
-          <w:szCs w:val="22"/>
-        </w:rPr>
-      </w:pPr>
-      <w:moveFromRangeStart w:id="181" w:author="Kelsey McCune" w:date="2026-04-08T16:03:00Z" w:name="move226556635"/>
-      <w:moveFrom w:id="182" w:author="Kelsey McCune" w:date="2026-04-08T16:03:00Z" w16du:dateUtc="2026-04-08T21:03:00Z">
-        <w:r>
-          <w:rPr>
-            <w:sz w:val="22"/>
-            <w:szCs w:val="22"/>
-          </w:rPr>
-          <w:t xml:space="preserve">By study completion in 2027, we expect a total dataset of approximately 350 wild bird captures across 15 sites, with associated fecal, blood, viral, morphometric and RFID visitation data collected monthly over three field seasons. </w:t>
-        </w:r>
-      </w:moveFrom>
-      <w:moveFromRangeEnd w:id="181"/>
-      <w:r>
-        <w:rPr>
-          <w:sz w:val="22"/>
-          <w:szCs w:val="22"/>
-        </w:rPr>
-        <w:t>Preliminary results from summer 2024 through early 2026 provide an early basis for interpreting predicted patterns and analytical findings.</w:t>
-      </w:r>
-      <w:ins w:id="183" w:author="Kelsey McCune" w:date="2026-04-08T16:04:00Z" w16du:dateUtc="2026-04-08T21:04:00Z">
-        <w:r>
-          <w:rPr>
-            <w:sz w:val="22"/>
-            <w:szCs w:val="22"/>
-          </w:rPr>
-          <w:t xml:space="preserve"> I captured </w:t>
-        </w:r>
-      </w:ins>
-      <w:r>
-        <w:rPr>
-          <w:sz w:val="22"/>
-          <w:szCs w:val="22"/>
-        </w:rPr>
-        <w:t>269</w:t>
-      </w:r>
-      <w:ins w:id="184" w:author="Kelsey McCune" w:date="2026-04-08T16:04:00Z" w16du:dateUtc="2026-04-08T21:04:00Z">
-        <w:r>
-          <w:rPr>
-            <w:sz w:val="22"/>
-            <w:szCs w:val="22"/>
-          </w:rPr>
-          <w:t xml:space="preserve"> birds at </w:t>
-        </w:r>
-      </w:ins>
-      <w:r>
-        <w:rPr>
-          <w:sz w:val="22"/>
-          <w:szCs w:val="22"/>
-        </w:rPr>
-        <w:t>4</w:t>
-      </w:r>
-      <w:ins w:id="185" w:author="Kelsey McCune" w:date="2026-04-08T16:04:00Z" w16du:dateUtc="2026-04-08T21:04:00Z">
-        <w:r>
-          <w:rPr>
-            <w:sz w:val="22"/>
-            <w:szCs w:val="22"/>
-          </w:rPr>
-          <w:t xml:space="preserve"> sites of each treatement type. </w:t>
-        </w:r>
-      </w:ins>
-      <w:ins w:id="186" w:author="Kelsey McCune" w:date="2026-04-08T16:05:00Z" w16du:dateUtc="2026-04-08T21:05:00Z">
-        <w:r>
-          <w:rPr>
-            <w:sz w:val="22"/>
-            <w:szCs w:val="22"/>
-          </w:rPr>
-          <w:t>In addition, I collected</w:t>
-        </w:r>
-      </w:ins>
-      <w:r>
-        <w:rPr>
-          <w:sz w:val="22"/>
-          <w:szCs w:val="22"/>
-        </w:rPr>
-        <w:t xml:space="preserve"> (32</w:t>
-      </w:r>
-      <w:r>
-        <w:rPr>
-          <w:sz w:val="22"/>
-          <w:szCs w:val="22"/>
-        </w:rPr>
-        <w:t xml:space="preserve"> chicken </w:t>
-      </w:r>
-      <w:r>
-        <w:rPr>
-          <w:sz w:val="22"/>
-          <w:szCs w:val="22"/>
-        </w:rPr>
-        <w:t>+</w:t>
-      </w:r>
-      <w:r>
-        <w:rPr>
-          <w:sz w:val="22"/>
-          <w:szCs w:val="22"/>
-        </w:rPr>
-        <w:t xml:space="preserve"> </w:t>
-      </w:r>
-      <w:r>
-        <w:rPr>
-          <w:sz w:val="22"/>
-          <w:szCs w:val="22"/>
-        </w:rPr>
-        <w:t>40</w:t>
-      </w:r>
-      <w:r>
-        <w:rPr>
-          <w:sz w:val="22"/>
-          <w:szCs w:val="22"/>
-        </w:rPr>
-        <w:t xml:space="preserve"> enviro.</w:t>
-      </w:r>
-      <w:r>
-        <w:rPr>
-          <w:sz w:val="22"/>
-          <w:szCs w:val="22"/>
-        </w:rPr>
-        <w:t>)</w:t>
-      </w:r>
-      <w:ins w:id="187" w:author="Kelsey McCune" w:date="2026-04-08T16:05:00Z" w16du:dateUtc="2026-04-08T21:05:00Z">
-        <w:r>
-          <w:rPr>
-            <w:sz w:val="22"/>
-            <w:szCs w:val="22"/>
-          </w:rPr>
-          <w:t xml:space="preserve"> environmental and chicken fecal samples, resulting in a total of </w:t>
-        </w:r>
-      </w:ins>
-      <w:r>
-        <w:rPr>
-          <w:sz w:val="22"/>
-          <w:szCs w:val="22"/>
-        </w:rPr>
-        <w:t>(</w:t>
-      </w:r>
-      <w:r>
-        <w:rPr>
-          <w:sz w:val="22"/>
-          <w:szCs w:val="22"/>
-        </w:rPr>
-        <w:t>269</w:t>
-      </w:r>
-      <w:r>
-        <w:rPr>
-          <w:sz w:val="22"/>
-          <w:szCs w:val="22"/>
-        </w:rPr>
-        <w:t>+72)</w:t>
-      </w:r>
-      <w:r>
-        <w:rPr>
-          <w:sz w:val="22"/>
-          <w:szCs w:val="22"/>
-        </w:rPr>
-        <w:t>?</w:t>
-      </w:r>
-      <w:ins w:id="188" w:author="Kelsey McCune" w:date="2026-04-08T16:05:00Z" w16du:dateUtc="2026-04-08T21:05:00Z">
-        <w:r>
-          <w:rPr>
-            <w:sz w:val="22"/>
-            <w:szCs w:val="22"/>
-          </w:rPr>
-          <w:t xml:space="preserve"> samples.</w:t>
-        </w:r>
-      </w:ins>
-      <w:ins w:id="189" w:author="Kelsey McCune" w:date="2026-04-08T16:06:00Z" w16du:dateUtc="2026-04-08T21:06:00Z">
-        <w:r>
-          <w:rPr>
-            <w:sz w:val="22"/>
-            <w:szCs w:val="22"/>
-          </w:rPr>
-          <w:t xml:space="preserve"> </w:t>
-        </w:r>
-      </w:ins>
-      <w:ins w:id="190" w:author="Kelsey McCune" w:date="2026-04-08T16:04:00Z" w16du:dateUtc="2026-04-08T21:04:00Z">
-        <w:r>
-          <w:rPr>
-            <w:sz w:val="22"/>
-            <w:szCs w:val="22"/>
-          </w:rPr>
-          <w:t>Preliminary culturing resul</w:t>
-        </w:r>
-      </w:ins>
-      <w:ins w:id="191" w:author="Kelsey McCune" w:date="2026-04-08T16:05:00Z" w16du:dateUtc="2026-04-08T21:05:00Z">
-        <w:r>
-          <w:rPr>
-            <w:sz w:val="22"/>
-            <w:szCs w:val="22"/>
-          </w:rPr>
-          <w:t xml:space="preserve">ted in approximately 14% of samples developed </w:t>
-        </w:r>
-        <w:r>
-          <w:rPr>
-            <w:i/>
-            <w:iCs/>
-            <w:sz w:val="22"/>
-            <w:szCs w:val="22"/>
-          </w:rPr>
-          <w:t xml:space="preserve">Salmonella </w:t>
-        </w:r>
-        <w:r>
-          <w:rPr>
-            <w:sz w:val="22"/>
-            <w:szCs w:val="22"/>
-          </w:rPr>
-          <w:t>colonies.</w:t>
-        </w:r>
-      </w:ins>
-      <w:ins w:id="192" w:author="Kelsey McCune" w:date="2026-04-08T16:06:00Z" w16du:dateUtc="2026-04-08T21:06:00Z">
-        <w:r>
-          <w:rPr>
-            <w:sz w:val="22"/>
-            <w:szCs w:val="22"/>
-          </w:rPr>
-          <w:t xml:space="preserve"> </w:t>
-        </w:r>
-      </w:ins>
-    </w:p>
-    <w:p>
-      <w:pPr>
-        <w:rPr>
-          <w:ins w:id="193" w:author="Kelsey McCune" w:date="2026-04-08T16:08:00Z" w16du:dateUtc="2026-04-08T21:08:00Z"/>
-          <w:sz w:val="22"/>
-          <w:szCs w:val="22"/>
-        </w:rPr>
-      </w:pPr>
-      <w:r>
-        <w:rPr>
-          <w:sz w:val="22"/>
-          <w:szCs w:val="22"/>
-        </w:rPr>
-        <w:t xml:space="preserve">Preliminary </w:t>
-      </w:r>
-      <w:ins w:id="194" w:author="Kelsey McCune" w:date="2026-04-08T16:06:00Z" w16du:dateUtc="2026-04-08T21:06:00Z">
-        <w:r>
-          <w:rPr>
-            <w:sz w:val="22"/>
-            <w:szCs w:val="22"/>
-          </w:rPr>
-          <w:t>analyses</w:t>
-        </w:r>
-      </w:ins>
-      <w:del w:id="195" w:author="Kelsey McCune" w:date="2026-04-08T16:06:00Z" w16du:dateUtc="2026-04-08T21:06:00Z">
-        <w:r>
-          <w:rPr>
-            <w:sz w:val="22"/>
-            <w:szCs w:val="22"/>
-          </w:rPr>
-          <w:delText>data</w:delText>
-        </w:r>
-      </w:del>
-      <w:r>
-        <w:rPr>
-          <w:sz w:val="22"/>
-          <w:szCs w:val="22"/>
-        </w:rPr>
-        <w:t xml:space="preserve"> show that control sites display significantly higher bacterial infection prevalence in wild birds relative to </w:t>
-      </w:r>
-      <w:ins w:id="196" w:author="Kelsey McCune" w:date="2026-04-08T16:06:00Z" w16du:dateUtc="2026-04-08T21:06:00Z">
-        <w:r>
-          <w:rPr>
-            <w:sz w:val="22"/>
-            <w:szCs w:val="22"/>
-          </w:rPr>
-          <w:t xml:space="preserve">bird </w:t>
-        </w:r>
-      </w:ins>
-      <w:r>
-        <w:rPr>
-          <w:sz w:val="22"/>
-          <w:szCs w:val="22"/>
-        </w:rPr>
-        <w:t xml:space="preserve">feeder and combined feeder-chicken sites (p = 0.017, p = 0.05). This pattern may imply a nutritional buffering effect, consistent with evidence that supplemental food can improve immune function in wild passerines (Owen et al. 2021). </w:t>
-      </w:r>
-      <w:ins w:id="197" w:author="Kelsey McCune" w:date="2026-04-08T16:07:00Z" w16du:dateUtc="2026-04-08T21:07:00Z">
-        <w:r>
-          <w:rPr>
-            <w:sz w:val="22"/>
-            <w:szCs w:val="22"/>
-          </w:rPr>
-          <w:t xml:space="preserve">However, I am limited in the conclusions I can make from </w:t>
-        </w:r>
-      </w:ins>
-      <w:ins w:id="198" w:author="Kelsey McCune" w:date="2026-04-08T16:08:00Z" w16du:dateUtc="2026-04-08T21:08:00Z">
-        <w:r>
-          <w:rPr>
-            <w:sz w:val="22"/>
-            <w:szCs w:val="22"/>
-          </w:rPr>
-          <w:t xml:space="preserve">these </w:t>
-        </w:r>
-      </w:ins>
-      <w:ins w:id="199" w:author="Kelsey McCune" w:date="2026-04-08T16:07:00Z" w16du:dateUtc="2026-04-08T21:07:00Z">
-        <w:r>
-          <w:rPr>
-            <w:sz w:val="22"/>
-            <w:szCs w:val="22"/>
-          </w:rPr>
-          <w:t xml:space="preserve">preliminary culturing </w:t>
-        </w:r>
-      </w:ins>
-      <w:ins w:id="200" w:author="Kelsey McCune" w:date="2026-04-08T16:08:00Z" w16du:dateUtc="2026-04-08T21:08:00Z">
-        <w:r>
-          <w:rPr>
-            <w:sz w:val="22"/>
-            <w:szCs w:val="22"/>
-          </w:rPr>
-          <w:t xml:space="preserve">methods </w:t>
-        </w:r>
-      </w:ins>
-      <w:ins w:id="201" w:author="Kelsey McCune" w:date="2026-04-08T16:07:00Z" w16du:dateUtc="2026-04-08T21:07:00Z">
-        <w:r>
-          <w:rPr>
-            <w:sz w:val="22"/>
-            <w:szCs w:val="22"/>
-          </w:rPr>
-          <w:t xml:space="preserve">because </w:t>
-        </w:r>
-      </w:ins>
-      <w:ins w:id="202" w:author="Kelsey McCune" w:date="2026-04-08T16:08:00Z" w16du:dateUtc="2026-04-08T21:08:00Z">
-        <w:r>
-          <w:rPr>
-            <w:sz w:val="22"/>
-            <w:szCs w:val="22"/>
-          </w:rPr>
-          <w:t>I lack the funds to conduct additional lab processing to determine …</w:t>
-        </w:r>
-      </w:ins>
-    </w:p>
-    <w:p>
-      <w:pPr>
-        <w:rPr>
-          <w:sz w:val="22"/>
-          <w:szCs w:val="22"/>
-        </w:rPr>
-      </w:pPr>
-      <w:del w:id="203" w:author="Kelsey McCune" w:date="2026-04-08T16:08:00Z" w16du:dateUtc="2026-04-08T21:08:00Z">
-        <w:r>
-          <w:rPr>
-            <w:sz w:val="22"/>
-            <w:szCs w:val="22"/>
-          </w:rPr>
-          <w:delText xml:space="preserve">As sampling expands across additional seasons and sites, we expect greater statistical power to interpret whether this pattern holds consistently or rather supports variation in community composition and host condition. </w:delText>
-        </w:r>
-      </w:del>
-      <w:del w:id="204" w:author="Kelsey McCune" w:date="2026-04-08T16:09:00Z" w16du:dateUtc="2026-04-08T21:09:00Z">
-        <w:r>
-          <w:rPr>
-            <w:sz w:val="22"/>
-            <w:szCs w:val="22"/>
-          </w:rPr>
-          <w:delText>With only two chicken-only and two combined sites currently active, chicken-keeping households remain lacking. Additional replication at these treatment types is a priority for the remaining study period and is expected to clarify the role of poultry as environmental pathogen reservoirs.</w:delText>
-        </w:r>
-      </w:del>
-      <w:moveToRangeStart w:id="205" w:author="Kelsey McCune" w:date="2026-04-08T16:03:00Z" w:name="move226556635"/>
-      <w:moveTo w:id="206" w:author="Kelsey McCune" w:date="2026-04-08T16:03:00Z" w16du:dateUtc="2026-04-08T21:03:00Z">
-        <w:r>
-          <w:rPr>
-            <w:sz w:val="22"/>
-            <w:szCs w:val="22"/>
-          </w:rPr>
-          <w:t xml:space="preserve">By study completion in 2027, we expect a total dataset of approximately 350 wild bird captures </w:t>
-        </w:r>
-        <w:commentRangeStart w:id="207"/>
-        <w:r>
-          <w:rPr>
-            <w:sz w:val="22"/>
-            <w:szCs w:val="22"/>
-          </w:rPr>
-          <w:t xml:space="preserve">across </w:t>
-        </w:r>
-      </w:moveTo>
-      <w:r>
-        <w:rPr>
-          <w:sz w:val="22"/>
-          <w:szCs w:val="22"/>
-        </w:rPr>
-        <w:t>1</w:t>
-      </w:r>
-      <w:r>
-        <w:rPr>
-          <w:sz w:val="22"/>
-          <w:szCs w:val="22"/>
-        </w:rPr>
-        <w:t>6</w:t>
-      </w:r>
-      <w:moveTo w:id="208" w:author="Kelsey McCune" w:date="2026-04-08T16:03:00Z" w16du:dateUtc="2026-04-08T21:03:00Z">
-        <w:r>
-          <w:rPr>
-            <w:sz w:val="22"/>
-            <w:szCs w:val="22"/>
-          </w:rPr>
-          <w:t xml:space="preserve"> sites, </w:t>
-        </w:r>
-      </w:moveTo>
-      <w:commentRangeEnd w:id="207"/>
-      <w:r>
-        <w:rPr>
-          <w:rStyle w:val="CommentReference"/>
-          <w:sz w:val="22"/>
-          <w:szCs w:val="22"/>
-        </w:rPr>
-        <w:commentReference w:id="207"/>
-      </w:r>
-      <w:moveTo w:id="209" w:author="Kelsey McCune" w:date="2026-04-08T16:03:00Z" w16du:dateUtc="2026-04-08T21:03:00Z">
-        <w:r>
-          <w:rPr>
-            <w:sz w:val="22"/>
-            <w:szCs w:val="22"/>
-          </w:rPr>
-          <w:t>with associated fecal, blood, viral, morphometric and RFID visitation data collected monthly over three field seasons.</w:t>
-        </w:r>
-      </w:moveTo>
-      <w:moveToRangeEnd w:id="205"/>
-    </w:p>
-    <w:p>
-      <w:pPr>
-        <w:rPr>
-          <w:sz w:val="22"/>
-          <w:szCs w:val="22"/>
-        </w:rPr>
-      </w:pPr>
-    </w:p>
-    <w:p>
-      <w:pPr>
-        <w:rPr>
-          <w:sz w:val="22"/>
-          <w:szCs w:val="22"/>
-        </w:rPr>
-      </w:pPr>
-    </w:p>
-    <w:p>
-      <w:pPr>
-        <w:rPr>
-          <w:sz w:val="22"/>
-          <w:szCs w:val="22"/>
-        </w:rPr>
-      </w:pPr>
-      <w:r>
-        <w:rPr>
-          <w:sz w:val="22"/>
-          <w:szCs w:val="22"/>
-          <w:highlight w:val="yellow"/>
-          <w:rPrChange w:id="210" w:author="Alex Fisher" w:date="2026-04-14T20:57:00Z" w16du:dateUtc="2026-04-15T01:57:00Z">
+          <w:rPrChange w:id="184" w:author="Alex Fisher" w:date="2026-04-14T20:57:00Z" w16du:dateUtc="2026-04-15T01:57:00Z">
             <w:rPr>
               <w:sz w:val="22"/>
               <w:szCs w:val="22"/>
@@ -4175,6 +4770,24 @@
         </w:rPr>
         <w:br/>
       </w:r>
+      <w:ins w:id="185" w:author="Kelsey McCune" w:date="2026-04-15T10:08:00Z" w16du:dateUtc="2026-04-15T15:08:00Z">
+        <w:r>
+          <w:rPr>
+            <w:sz w:val="22"/>
+            <w:szCs w:val="22"/>
+          </w:rPr>
+          <w:t>I</w:t>
+        </w:r>
+      </w:ins>
+      <w:ins w:id="186" w:author="Kelsey McCune" w:date="2026-04-15T10:07:00Z" w16du:dateUtc="2026-04-15T15:07:00Z">
+        <w:r>
+          <w:rPr>
+            <w:sz w:val="22"/>
+            <w:szCs w:val="22"/>
+          </w:rPr>
+          <w:t xml:space="preserve"> will collaborate with the </w:t>
+        </w:r>
+      </w:ins>
       <w:r>
         <w:rPr>
           <w:sz w:val="22"/>
@@ -4182,13 +4795,158 @@
         </w:rPr>
         <w:t>Thompson Bishop Sparks State Diagnostic Laboratory</w:t>
       </w:r>
-      <w:r>
-        <w:rPr>
-          <w:sz w:val="22"/>
-          <w:szCs w:val="22"/>
-        </w:rPr>
-        <w:t>- Laboratory use for bacterial testing and identification</w:t>
-      </w:r>
+      <w:del w:id="187" w:author="Kelsey McCune" w:date="2026-04-15T10:07:00Z" w16du:dateUtc="2026-04-15T15:07:00Z">
+        <w:r>
+          <w:rPr>
+            <w:sz w:val="22"/>
+            <w:szCs w:val="22"/>
+          </w:rPr>
+          <w:delText>-</w:delText>
+        </w:r>
+      </w:del>
+      <w:r>
+        <w:rPr>
+          <w:sz w:val="22"/>
+          <w:szCs w:val="22"/>
+        </w:rPr>
+        <w:t xml:space="preserve"> </w:t>
+      </w:r>
+      <w:del w:id="188" w:author="Kelsey McCune" w:date="2026-04-15T10:07:00Z" w16du:dateUtc="2026-04-15T15:07:00Z">
+        <w:r>
+          <w:rPr>
+            <w:sz w:val="22"/>
+            <w:szCs w:val="22"/>
+          </w:rPr>
+          <w:delText xml:space="preserve">Laboratory use </w:delText>
+        </w:r>
+      </w:del>
+      <w:r>
+        <w:rPr>
+          <w:sz w:val="22"/>
+          <w:szCs w:val="22"/>
+        </w:rPr>
+        <w:t xml:space="preserve">for bacterial </w:t>
+      </w:r>
+      <w:del w:id="189" w:author="Kelsey McCune" w:date="2026-04-15T10:07:00Z" w16du:dateUtc="2026-04-15T15:07:00Z">
+        <w:r>
+          <w:rPr>
+            <w:sz w:val="22"/>
+            <w:szCs w:val="22"/>
+          </w:rPr>
+          <w:delText xml:space="preserve">testing </w:delText>
+        </w:r>
+      </w:del>
+      <w:ins w:id="190" w:author="Kelsey McCune" w:date="2026-04-15T10:07:00Z" w16du:dateUtc="2026-04-15T15:07:00Z">
+        <w:r>
+          <w:rPr>
+            <w:sz w:val="22"/>
+            <w:szCs w:val="22"/>
+          </w:rPr>
+          <w:t>serotyping</w:t>
+        </w:r>
+        <w:r>
+          <w:rPr>
+            <w:sz w:val="22"/>
+            <w:szCs w:val="22"/>
+          </w:rPr>
+          <w:t xml:space="preserve"> </w:t>
+        </w:r>
+      </w:ins>
+      <w:r>
+        <w:rPr>
+          <w:sz w:val="22"/>
+          <w:szCs w:val="22"/>
+        </w:rPr>
+        <w:t>and identification</w:t>
+      </w:r>
+      <w:ins w:id="191" w:author="Kelsey McCune" w:date="2026-04-15T10:08:00Z" w16du:dateUtc="2026-04-15T15:08:00Z">
+        <w:r>
+          <w:rPr>
+            <w:sz w:val="22"/>
+            <w:szCs w:val="22"/>
+          </w:rPr>
+          <w:t>. In addition, I will collaborate with two other labs at Auburn University</w:t>
+        </w:r>
+      </w:ins>
+      <w:ins w:id="192" w:author="Kelsey McCune" w:date="2026-04-15T10:09:00Z" w16du:dateUtc="2026-04-15T15:09:00Z">
+        <w:r>
+          <w:rPr>
+            <w:sz w:val="22"/>
+            <w:szCs w:val="22"/>
+          </w:rPr>
+          <w:t>, one in</w:t>
+        </w:r>
+      </w:ins>
+      <w:ins w:id="193" w:author="Kelsey McCune" w:date="2026-04-15T10:08:00Z" w16du:dateUtc="2026-04-15T15:08:00Z">
+        <w:r>
+          <w:rPr>
+            <w:sz w:val="22"/>
+            <w:szCs w:val="22"/>
+          </w:rPr>
+          <w:t xml:space="preserve"> the </w:t>
+        </w:r>
+      </w:ins>
+      <w:ins w:id="194" w:author="Kelsey McCune" w:date="2026-04-15T10:28:00Z" w16du:dateUtc="2026-04-15T15:28:00Z">
+        <w:r>
+          <w:rPr>
+            <w:sz w:val="22"/>
+            <w:szCs w:val="22"/>
+          </w:rPr>
+          <w:t xml:space="preserve">Department of Poultry Science for initial culturing </w:t>
+        </w:r>
+      </w:ins>
+      <w:ins w:id="195" w:author="Kelsey McCune" w:date="2026-04-15T10:29:00Z" w16du:dateUtc="2026-04-15T15:29:00Z">
+        <w:r>
+          <w:rPr>
+            <w:sz w:val="22"/>
+            <w:szCs w:val="22"/>
+          </w:rPr>
+          <w:t xml:space="preserve">to detect </w:t>
+        </w:r>
+        <w:r>
+          <w:rPr>
+            <w:i/>
+            <w:iCs/>
+            <w:sz w:val="22"/>
+            <w:szCs w:val="22"/>
+          </w:rPr>
+          <w:t xml:space="preserve">S. enterica </w:t>
+        </w:r>
+        <w:r>
+          <w:rPr>
+            <w:sz w:val="22"/>
+            <w:szCs w:val="22"/>
+          </w:rPr>
+          <w:t xml:space="preserve">and the </w:t>
+        </w:r>
+      </w:ins>
+      <w:ins w:id="196" w:author="Kelsey McCune" w:date="2026-04-15T10:08:00Z" w16du:dateUtc="2026-04-15T15:08:00Z">
+        <w:r>
+          <w:rPr>
+            <w:sz w:val="22"/>
+            <w:szCs w:val="22"/>
+          </w:rPr>
+          <w:t>Patho</w:t>
+        </w:r>
+      </w:ins>
+      <w:ins w:id="197" w:author="Kelsey McCune" w:date="2026-04-15T10:29:00Z" w16du:dateUtc="2026-04-15T15:29:00Z">
+        <w:r>
+          <w:rPr>
+            <w:sz w:val="22"/>
+            <w:szCs w:val="22"/>
+          </w:rPr>
+          <w:t>biology Department for whole genome sequencing. These collaborations with experts in thi</w:t>
+        </w:r>
+      </w:ins>
+      <w:ins w:id="198" w:author="Kelsey McCune" w:date="2026-04-15T10:30:00Z" w16du:dateUtc="2026-04-15T15:30:00Z">
+        <w:r>
+          <w:rPr>
+            <w:sz w:val="22"/>
+            <w:szCs w:val="22"/>
+          </w:rPr>
+          <w:t>s field increase the feasibility of my proposed research.</w:t>
+        </w:r>
+      </w:ins>
     </w:p>
     <w:p>
       <w:pPr>
@@ -4245,18 +5003,18 @@
     <w:p>
       <w:pPr>
         <w:rPr>
-          <w:ins w:id="211" w:author="Kelsey McCune" w:date="2026-04-08T11:39:00Z" w16du:dateUtc="2026-04-08T16:39:00Z"/>
-          <w:sz w:val="22"/>
-          <w:szCs w:val="22"/>
-        </w:rPr>
-      </w:pPr>
-      <w:commentRangeStart w:id="212"/>
+          <w:ins w:id="199" w:author="Kelsey McCune" w:date="2026-04-08T11:39:00Z" w16du:dateUtc="2026-04-08T16:39:00Z"/>
+          <w:sz w:val="22"/>
+          <w:szCs w:val="22"/>
+        </w:rPr>
+      </w:pPr>
+      <w:commentRangeStart w:id="200"/>
       <w:r>
         <w:rPr>
           <w:sz w:val="22"/>
           <w:szCs w:val="22"/>
           <w:highlight w:val="yellow"/>
-          <w:rPrChange w:id="213" w:author="Alex Fisher" w:date="2026-04-14T20:57:00Z" w16du:dateUtc="2026-04-15T01:57:00Z">
+          <w:rPrChange w:id="201" w:author="Alex Fisher" w:date="2026-04-14T20:57:00Z" w16du:dateUtc="2026-04-15T01:57:00Z">
             <w:rPr>
               <w:sz w:val="22"/>
               <w:szCs w:val="22"/>
@@ -4265,14 +5023,14 @@
         </w:rPr>
         <w:t>Summary of the Impacts of this Study</w:t>
       </w:r>
-      <w:commentRangeEnd w:id="212"/>
+      <w:commentRangeEnd w:id="200"/>
       <w:r>
         <w:rPr>
           <w:rStyle w:val="CommentReference"/>
           <w:sz w:val="22"/>
           <w:szCs w:val="22"/>
           <w:highlight w:val="yellow"/>
-          <w:rPrChange w:id="214" w:author="Alex Fisher" w:date="2026-04-14T20:57:00Z" w16du:dateUtc="2026-04-15T01:57:00Z">
+          <w:rPrChange w:id="202" w:author="Alex Fisher" w:date="2026-04-14T20:57:00Z" w16du:dateUtc="2026-04-15T01:57:00Z">
             <w:rPr>
               <w:rStyle w:val="CommentReference"/>
               <w:sz w:val="22"/>
@@ -4280,14 +5038,14 @@
             </w:rPr>
           </w:rPrChange>
         </w:rPr>
-        <w:commentReference w:id="212"/>
+        <w:commentReference w:id="200"/>
       </w:r>
       <w:r>
         <w:rPr>
           <w:sz w:val="22"/>
           <w:szCs w:val="22"/>
           <w:highlight w:val="yellow"/>
-          <w:rPrChange w:id="215" w:author="Alex Fisher" w:date="2026-04-14T20:57:00Z" w16du:dateUtc="2026-04-15T01:57:00Z">
+          <w:rPrChange w:id="203" w:author="Alex Fisher" w:date="2026-04-14T20:57:00Z" w16du:dateUtc="2026-04-15T01:57:00Z">
             <w:rPr>
               <w:sz w:val="22"/>
               <w:szCs w:val="22"/>
@@ -4301,13 +5059,13 @@
       <w:pPr>
         <w:ind w:firstLine="720"/>
         <w:rPr>
-          <w:moveTo w:id="216" w:author="Kelsey McCune" w:date="2026-04-08T11:39:00Z" w16du:dateUtc="2026-04-08T16:39:00Z"/>
-          <w:sz w:val="22"/>
-          <w:szCs w:val="22"/>
-        </w:rPr>
-      </w:pPr>
-      <w:moveToRangeStart w:id="217" w:author="Kelsey McCune" w:date="2026-04-08T11:39:00Z" w:name="move226540801"/>
-      <w:moveTo w:id="218" w:author="Kelsey McCune" w:date="2026-04-08T11:39:00Z" w16du:dateUtc="2026-04-08T16:39:00Z">
+          <w:moveTo w:id="204" w:author="Kelsey McCune" w:date="2026-04-08T11:39:00Z" w16du:dateUtc="2026-04-08T16:39:00Z"/>
+          <w:sz w:val="22"/>
+          <w:szCs w:val="22"/>
+        </w:rPr>
+      </w:pPr>
+      <w:moveToRangeStart w:id="205" w:author="Kelsey McCune" w:date="2026-04-08T11:39:00Z" w:name="move226540801"/>
+      <w:moveTo w:id="206" w:author="Kelsey McCune" w:date="2026-04-08T11:39:00Z" w16du:dateUtc="2026-04-08T16:39:00Z">
         <w:r>
           <w:rPr>
             <w:sz w:val="22"/>
@@ -4355,7 +5113,7 @@
             <w:sz w:val="22"/>
             <w:szCs w:val="22"/>
           </w:rPr>
-          <w:t xml:space="preserve"> Households with children may additionally benefit from the educational value of these activities by incorporating an early interest in wildlife, ecology, and sustainable food production. Engagement with backyard wildlife activities may also go beyond personal satisfaction to encourage broader conservation behaviors. Research has shown that people who feed and observe birds are more likely to engage in pro-conservation actions such as habitat stewardship, conservation donations, and advocacy for wildlife-friendly policies, suggesting that these activities may provide a link to broader environmental stewardship (Dayer et al. 2019; Pocock et al. 2023; Barbett et al. 2020). Understanding the conservation attitudes of participants in these backyard activities will be valuable for finding opportunities to promote evidence-based biosecurity guidelines to the public. The psychological and conservation benefits of backyard wildlife activities are important factors </w:t>
+          <w:t xml:space="preserve"> Households with children may additionally benefit from the educational value of these activities by incorporating an early interest in wildlife, ecology, and sustainable food production. Engagement with backyard wildlife activities may also go beyond </w:t>
         </w:r>
         <w:r>
           <w:rPr>
@@ -4363,29 +5121,29 @@
             <w:szCs w:val="22"/>
           </w:rPr>
           <w:lastRenderedPageBreak/>
-          <w:t xml:space="preserve">that must be weighed parallel to any relevant risks to health, wildlife, and environment when discussing activities such as bird feeding and small-scale poultry. </w:t>
+          <w:t xml:space="preserve">personal satisfaction to encourage broader conservation behaviors. Research has shown that people who feed and observe birds are more likely to engage in pro-conservation actions such as habitat stewardship, conservation donations, and advocacy for wildlife-friendly policies, suggesting that these activities may provide a link to broader environmental stewardship (Dayer et al. 2019; Pocock et al. 2023; Barbett et al. 2020). Understanding the conservation attitudes of participants in these backyard activities will be valuable for finding opportunities to promote evidence-based biosecurity guidelines to the public. The psychological and conservation benefits of backyard wildlife activities are important factors that must be weighed parallel to any relevant risks to health, wildlife, and environment when discussing activities such as bird feeding and small-scale poultry. </w:t>
         </w:r>
       </w:moveTo>
     </w:p>
-    <w:moveToRangeEnd w:id="217"/>
-    <w:p>
-      <w:pPr>
-        <w:rPr>
-          <w:ins w:id="219" w:author="Kelsey McCune" w:date="2026-04-08T11:44:00Z" w16du:dateUtc="2026-04-08T16:44:00Z"/>
-          <w:sz w:val="22"/>
-          <w:szCs w:val="22"/>
-        </w:rPr>
-      </w:pPr>
-    </w:p>
-    <w:p>
-      <w:pPr>
-        <w:rPr>
-          <w:sz w:val="22"/>
-          <w:szCs w:val="22"/>
-        </w:rPr>
-      </w:pPr>
-      <w:moveToRangeStart w:id="220" w:author="Kelsey McCune" w:date="2026-04-08T11:44:00Z" w:name="move226541072"/>
-      <w:moveTo w:id="221" w:author="Kelsey McCune" w:date="2026-04-08T11:44:00Z" w16du:dateUtc="2026-04-08T16:44:00Z">
+    <w:moveToRangeEnd w:id="205"/>
+    <w:p>
+      <w:pPr>
+        <w:rPr>
+          <w:ins w:id="207" w:author="Kelsey McCune" w:date="2026-04-08T11:44:00Z" w16du:dateUtc="2026-04-08T16:44:00Z"/>
+          <w:sz w:val="22"/>
+          <w:szCs w:val="22"/>
+        </w:rPr>
+      </w:pPr>
+    </w:p>
+    <w:p>
+      <w:pPr>
+        <w:rPr>
+          <w:sz w:val="22"/>
+          <w:szCs w:val="22"/>
+        </w:rPr>
+      </w:pPr>
+      <w:moveToRangeStart w:id="208" w:author="Kelsey McCune" w:date="2026-04-08T11:44:00Z" w:name="move226541072"/>
+      <w:moveTo w:id="209" w:author="Kelsey McCune" w:date="2026-04-08T11:44:00Z" w16du:dateUtc="2026-04-08T16:44:00Z">
         <w:r>
           <w:rPr>
             <w:sz w:val="22"/>
@@ -4394,25 +5152,25 @@
           <w:t>The degree to which participants in these activities perceive disease risks, engage in biosecurity practices such as feeder cleaning and personal hygiene, and are willing to modify their behaviors in response to evidence-based recommendations remains poorly characterized, particularly in the southeastern United States where both activities are prevalent.</w:t>
         </w:r>
       </w:moveTo>
-      <w:moveToRangeEnd w:id="220"/>
-    </w:p>
-    <w:p>
-      <w:pPr>
-        <w:rPr>
-          <w:ins w:id="222" w:author="Kelsey McCune" w:date="2026-04-08T15:30:00Z" w16du:dateUtc="2026-04-08T20:30:00Z"/>
-          <w:sz w:val="22"/>
-          <w:szCs w:val="22"/>
-        </w:rPr>
-      </w:pPr>
-    </w:p>
-    <w:p>
-      <w:pPr>
-        <w:rPr>
-          <w:sz w:val="22"/>
-          <w:szCs w:val="22"/>
-        </w:rPr>
-      </w:pPr>
-      <w:ins w:id="223" w:author="Kelsey McCune" w:date="2026-04-08T15:30:00Z" w16du:dateUtc="2026-04-08T20:30:00Z">
+      <w:moveToRangeEnd w:id="208"/>
+    </w:p>
+    <w:p>
+      <w:pPr>
+        <w:rPr>
+          <w:ins w:id="210" w:author="Kelsey McCune" w:date="2026-04-08T15:30:00Z" w16du:dateUtc="2026-04-08T20:30:00Z"/>
+          <w:sz w:val="22"/>
+          <w:szCs w:val="22"/>
+        </w:rPr>
+      </w:pPr>
+    </w:p>
+    <w:p>
+      <w:pPr>
+        <w:rPr>
+          <w:sz w:val="22"/>
+          <w:szCs w:val="22"/>
+        </w:rPr>
+      </w:pPr>
+      <w:ins w:id="211" w:author="Kelsey McCune" w:date="2026-04-08T15:30:00Z" w16du:dateUtc="2026-04-08T20:30:00Z">
         <w:r>
           <w:rPr>
             <w:sz w:val="22"/>
@@ -4460,14 +5218,30 @@
             <w:sz w:val="22"/>
             <w:szCs w:val="22"/>
           </w:rPr>
-          <w:t xml:space="preserve"> is among the highest of any region in the country, with the East South Central states reporting the highest residential wildlife watching rates nationally (USFWS 2022).</w:t>
-        </w:r>
-      </w:ins>
-    </w:p>
-    <w:p>
-      <w:pPr>
-        <w:rPr>
-          <w:ins w:id="224" w:author="Kelsey McCune" w:date="2026-04-08T15:30:00Z" w16du:dateUtc="2026-04-08T20:30:00Z"/>
+          <w:t xml:space="preserve"> is among the highest of any region in the country, with the East </w:t>
+        </w:r>
+        <w:proofErr w:type="gramStart"/>
+        <w:r>
+          <w:rPr>
+            <w:sz w:val="22"/>
+            <w:szCs w:val="22"/>
+          </w:rPr>
+          <w:t>South Central</w:t>
+        </w:r>
+        <w:proofErr w:type="gramEnd"/>
+        <w:r>
+          <w:rPr>
+            <w:sz w:val="22"/>
+            <w:szCs w:val="22"/>
+          </w:rPr>
+          <w:t xml:space="preserve"> states reporting the highest residential wildlife watching rates nationally (USFWS 2022).</w:t>
+        </w:r>
+      </w:ins>
+    </w:p>
+    <w:p>
+      <w:pPr>
+        <w:rPr>
+          <w:ins w:id="212" w:author="Kelsey McCune" w:date="2026-04-08T15:30:00Z" w16du:dateUtc="2026-04-08T20:30:00Z"/>
           <w:sz w:val="22"/>
           <w:szCs w:val="22"/>
         </w:rPr>
@@ -4531,7 +5305,23 @@
         <w:ind w:hanging="480"/>
       </w:pPr>
       <w:r>
-        <w:t xml:space="preserve">Barbett, Lea, Edward Stupple, Michael Sweet, Malcolm Schofield, and Miles Richardson. “Measuring Actions for Nature—Development and Validation of a Pro-Nature Conservation Behaviour Scale.” </w:t>
+        <w:t xml:space="preserve">Barbett, Lea, Edward </w:t>
+      </w:r>
+      <w:proofErr w:type="spellStart"/>
+      <w:r>
+        <w:t>Stupple</w:t>
+      </w:r>
+      <w:proofErr w:type="spellEnd"/>
+      <w:r>
+        <w:t xml:space="preserve">, Michael Sweet, Malcolm Schofield, and Miles Richardson. “Measuring Actions for Nature—Development and Validation of a Pro-Nature Conservation </w:t>
+      </w:r>
+      <w:proofErr w:type="spellStart"/>
+      <w:r>
+        <w:t>Behaviour</w:t>
+      </w:r>
+      <w:proofErr w:type="spellEnd"/>
+      <w:r>
+        <w:t xml:space="preserve"> Scale.” </w:t>
       </w:r>
       <w:r>
         <w:rPr>
@@ -4755,7 +5545,15 @@
         <w:ind w:hanging="480"/>
       </w:pPr>
       <w:r>
-        <w:t xml:space="preserve">Van De Vuurst, Paige, and Luis E. Escobar. “Climate Change and Infectious Disease: A Review of Evidence and Research Trends.” </w:t>
+        <w:t xml:space="preserve">Van De </w:t>
+      </w:r>
+      <w:proofErr w:type="spellStart"/>
+      <w:r>
+        <w:t>Vuurst</w:t>
+      </w:r>
+      <w:proofErr w:type="spellEnd"/>
+      <w:r>
+        <w:t xml:space="preserve">, Paige, and Luis E. Escobar. “Climate Change and Infectious Disease: A Review of Evidence and Research Trends.” </w:t>
       </w:r>
       <w:r>
         <w:rPr>
@@ -4784,7 +5582,15 @@
         <w:ind w:hanging="480"/>
       </w:pPr>
       <w:r>
-        <w:t xml:space="preserve">Hassell, James M., Michael Begon, Melissa J. Ward, and Eric M. Fèvre. “Urbanization and Disease Emergence: Dynamics at the Wildlife–Livestock–Human Interface.” </w:t>
+        <w:t xml:space="preserve">Hassell, James M., Michael </w:t>
+      </w:r>
+      <w:proofErr w:type="spellStart"/>
+      <w:r>
+        <w:t>Begon</w:t>
+      </w:r>
+      <w:proofErr w:type="spellEnd"/>
+      <w:r>
+        <w:t xml:space="preserve">, Melissa J. Ward, and Eric M. Fèvre. “Urbanization and Disease Emergence: Dynamics at the Wildlife–Livestock–Human Interface.” </w:t>
       </w:r>
       <w:r>
         <w:rPr>
@@ -4842,6 +5648,7 @@
         <w:ind w:hanging="480"/>
       </w:pPr>
       <w:r>
+        <w:lastRenderedPageBreak/>
         <w:t xml:space="preserve">Kilpatrick, A. Marm, and Sarah S. Wheeler. “Impact of West Nile Virus on Bird Populations: Limited Lasting Effects, Evidence for Recovery, and Gaps in Our Understanding of Impacts on Ecosystems.” </w:t>
       </w:r>
       <w:r>
@@ -4889,7 +5696,6 @@
         <w:ind w:hanging="480"/>
       </w:pPr>
       <w:r>
-        <w:lastRenderedPageBreak/>
         <w:t xml:space="preserve">Larsen, Katalin M., Melissa DeCicco, Katherine Hood, and Andrea J. Etter. “Salmonella Enterica Frequency in Backyard Chickens in Vermont and Biosecurity Knowledge and Practices of Owners.” </w:t>
       </w:r>
       <w:r>
@@ -4958,7 +5764,23 @@
         <w:t>Infectious Disease Ecology of Wild Birds</w:t>
       </w:r>
       <w:r>
-        <w:t xml:space="preserve">, 1st ed., edited by Jennifer C. Owen, Dana M. Hawley, and Kathryn P. Huyvaert. Oxford University PressOxford, 2021. </w:t>
+        <w:t xml:space="preserve">, 1st ed., edited by Jennifer C. Owen, Dana M. Hawley, and Kathryn P. </w:t>
+      </w:r>
+      <w:proofErr w:type="spellStart"/>
+      <w:r>
+        <w:t>Huyvaert</w:t>
+      </w:r>
+      <w:proofErr w:type="spellEnd"/>
+      <w:r>
+        <w:t xml:space="preserve">. Oxford University </w:t>
+      </w:r>
+      <w:proofErr w:type="spellStart"/>
+      <w:r>
+        <w:t>PressOxford</w:t>
+      </w:r>
+      <w:proofErr w:type="spellEnd"/>
+      <w:r>
+        <w:t xml:space="preserve">, 2021. </w:t>
       </w:r>
       <w:hyperlink r:id="rId28" w:history="1">
         <w:r>
@@ -5035,7 +5857,15 @@
         <w:ind w:hanging="480"/>
       </w:pPr>
       <w:r>
-        <w:t xml:space="preserve">Patel, Kane, G. Sean Stapleton, Rosalie T. Trevejo, et al. “Human Salmonellosis Outbreak Linked to </w:t>
+        <w:t xml:space="preserve">Patel, Kane, G. Sean Stapleton, Rosalie T. </w:t>
+      </w:r>
+      <w:proofErr w:type="spellStart"/>
+      <w:r>
+        <w:t>Trevejo</w:t>
+      </w:r>
+      <w:proofErr w:type="spellEnd"/>
+      <w:r>
+        <w:t xml:space="preserve">, et al. “Human Salmonellosis Outbreak Linked to </w:t>
       </w:r>
       <w:r>
         <w:rPr>
@@ -5074,7 +5904,23 @@
         <w:ind w:hanging="480"/>
       </w:pPr>
       <w:r>
-        <w:t xml:space="preserve">Pocock, Michael J. O., Iain Hamlin, Jennifer Christelow, Holli‐Anne Passmore, and Miles Richardson. “The Benefits of Citizen Science and Nature‐noticing Activities for Well‐being, Nature Connectedness and Pro‐nature Conservation Behaviours.” </w:t>
+        <w:t xml:space="preserve">Pocock, Michael J. O., Iain Hamlin, Jennifer </w:t>
+      </w:r>
+      <w:proofErr w:type="spellStart"/>
+      <w:r>
+        <w:t>Christelow</w:t>
+      </w:r>
+      <w:proofErr w:type="spellEnd"/>
+      <w:r>
+        <w:t xml:space="preserve">, Holli‐Anne Passmore, and Miles Richardson. “The Benefits of Citizen Science and Nature‐noticing Activities for Well‐being, Nature Connectedness and Pro‐nature Conservation </w:t>
+      </w:r>
+      <w:proofErr w:type="spellStart"/>
+      <w:r>
+        <w:t>Behaviours</w:t>
+      </w:r>
+      <w:proofErr w:type="spellEnd"/>
+      <w:r>
+        <w:t xml:space="preserve">.” </w:t>
       </w:r>
       <w:r>
         <w:rPr>
@@ -5110,8 +5956,13 @@
       <w:pPr>
         <w:ind w:hanging="480"/>
       </w:pPr>
-      <w:r>
-        <w:t xml:space="preserve">Sekercioglu, C. “Increasing Awareness of Avian Ecological Function.” </w:t>
+      <w:proofErr w:type="spellStart"/>
+      <w:r>
+        <w:t>Sekercioglu</w:t>
+      </w:r>
+      <w:proofErr w:type="spellEnd"/>
+      <w:r>
+        <w:t xml:space="preserve">, C. “Increasing Awareness of Avian Ecological Function.” </w:t>
       </w:r>
       <w:r>
         <w:rPr>
@@ -5622,6 +6473,7 @@
           <w:sz w:val="22"/>
           <w:szCs w:val="22"/>
         </w:rPr>
+        <w:lastRenderedPageBreak/>
         <w:t>Consultants / support services</w:t>
       </w:r>
       <w:r>
@@ -5713,7 +6565,6 @@
           <w:sz w:val="22"/>
           <w:szCs w:val="22"/>
         </w:rPr>
-        <w:lastRenderedPageBreak/>
         <w:t>Equipment and supplies: Itemize.</w:t>
       </w:r>
       <w:r>
@@ -5797,14 +6648,39 @@
           <w:sz w:val="22"/>
           <w:szCs w:val="22"/>
         </w:rPr>
-        <w:t xml:space="preserve">$360 per month of SVDL Lab processing + $15 per seryotyped </w:t>
-      </w:r>
-      <w:r>
-        <w:rPr>
-          <w:sz w:val="22"/>
-          <w:szCs w:val="22"/>
-        </w:rPr>
-        <w:t>salm. positive s</w:t>
+        <w:t xml:space="preserve">$360 per month of SVDL Lab processing + $15 per </w:t>
+      </w:r>
+      <w:proofErr w:type="spellStart"/>
+      <w:r>
+        <w:rPr>
+          <w:sz w:val="22"/>
+          <w:szCs w:val="22"/>
+        </w:rPr>
+        <w:t>seryotyped</w:t>
+      </w:r>
+      <w:proofErr w:type="spellEnd"/>
+      <w:r>
+        <w:rPr>
+          <w:sz w:val="22"/>
+          <w:szCs w:val="22"/>
+        </w:rPr>
+        <w:t xml:space="preserve"> </w:t>
+      </w:r>
+      <w:proofErr w:type="spellStart"/>
+      <w:r>
+        <w:rPr>
+          <w:sz w:val="22"/>
+          <w:szCs w:val="22"/>
+        </w:rPr>
+        <w:t>salm</w:t>
+      </w:r>
+      <w:proofErr w:type="spellEnd"/>
+      <w:r>
+        <w:rPr>
+          <w:sz w:val="22"/>
+          <w:szCs w:val="22"/>
+        </w:rPr>
+        <w:t>. positive s</w:t>
       </w:r>
       <w:r>
         <w:rPr>
@@ -5877,7 +6753,7 @@
           <w:sz w:val="22"/>
           <w:szCs w:val="22"/>
           <w:highlight w:val="green"/>
-          <w:rPrChange w:id="225" w:author="Alex Fisher" w:date="2026-04-14T20:57:00Z" w16du:dateUtc="2026-04-15T01:57:00Z">
+          <w:rPrChange w:id="213" w:author="Alex Fisher" w:date="2026-04-14T20:57:00Z" w16du:dateUtc="2026-04-15T01:57:00Z">
             <w:rPr>
               <w:sz w:val="22"/>
               <w:szCs w:val="22"/>
@@ -5941,7 +6817,7 @@
           <w:sz w:val="22"/>
           <w:szCs w:val="22"/>
           <w:highlight w:val="green"/>
-          <w:rPrChange w:id="226" w:author="Alex Fisher" w:date="2026-04-14T20:57:00Z" w16du:dateUtc="2026-04-15T01:57:00Z">
+          <w:rPrChange w:id="214" w:author="Alex Fisher" w:date="2026-04-14T20:57:00Z" w16du:dateUtc="2026-04-15T01:57:00Z">
             <w:rPr>
               <w:sz w:val="22"/>
               <w:szCs w:val="22"/>
@@ -5949,7 +6825,39 @@
             </w:rPr>
           </w:rPrChange>
         </w:rPr>
-        <w:t>Info. about how the rest of my project is already supported by collaborators or pre-existing funding: field supplies, intital lab processing, etc.</w:t>
+        <w:t xml:space="preserve">Info. about how the rest of my project is already supported by collaborators or pre-existing funding: field supplies, </w:t>
+      </w:r>
+      <w:proofErr w:type="spellStart"/>
+      <w:r>
+        <w:rPr>
+          <w:sz w:val="22"/>
+          <w:szCs w:val="22"/>
+          <w:highlight w:val="green"/>
+          <w:rPrChange w:id="215" w:author="Alex Fisher" w:date="2026-04-14T20:57:00Z" w16du:dateUtc="2026-04-15T01:57:00Z">
+            <w:rPr>
+              <w:sz w:val="22"/>
+              <w:szCs w:val="22"/>
+              <w:highlight w:val="yellow"/>
+            </w:rPr>
+          </w:rPrChange>
+        </w:rPr>
+        <w:t>intital</w:t>
+      </w:r>
+      <w:proofErr w:type="spellEnd"/>
+      <w:r>
+        <w:rPr>
+          <w:sz w:val="22"/>
+          <w:szCs w:val="22"/>
+          <w:highlight w:val="green"/>
+          <w:rPrChange w:id="216" w:author="Alex Fisher" w:date="2026-04-14T20:57:00Z" w16du:dateUtc="2026-04-15T01:57:00Z">
+            <w:rPr>
+              <w:sz w:val="22"/>
+              <w:szCs w:val="22"/>
+              <w:highlight w:val="yellow"/>
+            </w:rPr>
+          </w:rPrChange>
+        </w:rPr>
+        <w:t xml:space="preserve"> lab processing, etc.</w:t>
       </w:r>
       <w:r>
         <w:rPr>
@@ -6002,7 +6910,29 @@
           <w:sz w:val="22"/>
           <w:szCs w:val="22"/>
         </w:rPr>
-        <w:t>Projects that are large often have multiple sources of funding. If anything, in the last few years, having other sources of funding for parts of a project has worked to the advantage of researches, as the committee often decides to partner on projects that already have one source of funding.</w:t>
+        <w:t xml:space="preserve">Projects that are large often have multiple sources of funding. If anything, in the last few years, having other sources of funding for parts of a project has worked to the advantage of </w:t>
+      </w:r>
+      <w:proofErr w:type="gramStart"/>
+      <w:r>
+        <w:rPr>
+          <w:i/>
+          <w:iCs/>
+          <w:color w:val="FF0000"/>
+          <w:sz w:val="22"/>
+          <w:szCs w:val="22"/>
+        </w:rPr>
+        <w:t>researches</w:t>
+      </w:r>
+      <w:proofErr w:type="gramEnd"/>
+      <w:r>
+        <w:rPr>
+          <w:i/>
+          <w:iCs/>
+          <w:color w:val="FF0000"/>
+          <w:sz w:val="22"/>
+          <w:szCs w:val="22"/>
+        </w:rPr>
+        <w:t>, as the committee often decides to partner on projects that already have one source of funding.</w:t>
       </w:r>
     </w:p>
     <w:p>
@@ -6507,6 +7437,7 @@
           <w:sz w:val="22"/>
           <w:szCs w:val="22"/>
         </w:rPr>
+        <w:lastRenderedPageBreak/>
         <w:t>This is a pilot or feasibility study (a total of 12 or more animals suggests that the project is not a pilot); describe how numbers were estimated.</w:t>
       </w:r>
     </w:p>
@@ -6549,7 +7480,6 @@
           <w:sz w:val="22"/>
           <w:szCs w:val="22"/>
         </w:rPr>
-        <w:lastRenderedPageBreak/>
         <w:t>This study involves tissue or cells harvested from birds for in vitro studies.  Explain the number of birds requested for the amount of tissue needed to obtain a specified level of precision desired, or if an experiment involving the tissue samples will be conducted as part of this protocol, provide power calculations as described in (2) above.</w:t>
       </w:r>
     </w:p>
@@ -6571,7 +7501,23 @@
           <w:sz w:val="22"/>
           <w:szCs w:val="22"/>
         </w:rPr>
-        <w:t xml:space="preserve">This study involves breeding birds.  List number of breeding adults used and estimated number of chicks produced each year, and describe how the birds are expected to be allocated to the subsequent experiment(s). </w:t>
+        <w:t xml:space="preserve">This study involves breeding birds.  List number of breeding adults used and estimated number of chicks produced each </w:t>
+      </w:r>
+      <w:proofErr w:type="gramStart"/>
+      <w:r>
+        <w:rPr>
+          <w:sz w:val="22"/>
+          <w:szCs w:val="22"/>
+        </w:rPr>
+        <w:t>year, and</w:t>
+      </w:r>
+      <w:proofErr w:type="gramEnd"/>
+      <w:r>
+        <w:rPr>
+          <w:sz w:val="22"/>
+          <w:szCs w:val="22"/>
+        </w:rPr>
+        <w:t xml:space="preserve"> describe how the birds are expected to be allocated to the subsequent experiment(s). </w:t>
       </w:r>
     </w:p>
     <w:p>
@@ -6613,7 +7559,23 @@
           <w:sz w:val="22"/>
           <w:szCs w:val="22"/>
         </w:rPr>
-        <w:t>This is an observational, non-manipulative study in which birds will not be captured or their behavior will not be interfered with and animal numbers cannot be predicted.</w:t>
+        <w:t xml:space="preserve">This is an observational, non-manipulative study in which birds will not be </w:t>
+      </w:r>
+      <w:proofErr w:type="gramStart"/>
+      <w:r>
+        <w:rPr>
+          <w:sz w:val="22"/>
+          <w:szCs w:val="22"/>
+        </w:rPr>
+        <w:t>captured</w:t>
+      </w:r>
+      <w:proofErr w:type="gramEnd"/>
+      <w:r>
+        <w:rPr>
+          <w:sz w:val="22"/>
+          <w:szCs w:val="22"/>
+        </w:rPr>
+        <w:t xml:space="preserve"> or their behavior will not be interfered with and animal numbers cannot be predicted.</w:t>
       </w:r>
     </w:p>
     <w:p>
@@ -7122,7 +8084,7 @@
       </w:r>
     </w:p>
   </w:comment>
-  <w:comment w:id="37" w:author="Kelsey McCune" w:date="2026-04-08T10:59:00Z" w:initials="KBM">
+  <w:comment w:id="3" w:author="Kelsey McCune" w:date="2026-04-15T08:29:00Z" w:initials="KBM">
     <w:p>
       <w:r>
         <w:rPr>
@@ -7135,11 +8097,11 @@
           <w:sz w:val="20"/>
           <w:szCs w:val="20"/>
         </w:rPr>
-        <w:t>I added these paper to your github</w:t>
+        <w:t>What species in north america did it affect?</w:t>
       </w:r>
     </w:p>
   </w:comment>
-  <w:comment w:id="56" w:author="Kelsey McCune" w:date="2026-04-08T10:59:00Z" w:initials="KBM">
+  <w:comment w:id="4" w:author="Kelsey McCune" w:date="2026-04-15T08:30:00Z" w:initials="KBM">
     <w:p>
       <w:r>
         <w:rPr>
@@ -7152,11 +8114,11 @@
           <w:sz w:val="20"/>
           <w:szCs w:val="20"/>
         </w:rPr>
-        <w:t>Add sentence here about the potential severe impacts of disease on bird populations. I added to your Github some papers by Kilpatrick on WNV impacts on birds. Also a paper by Lees about State off the World's Birds that has a section on disease.</w:t>
+        <w:t>This paragraph sounds so good!</w:t>
       </w:r>
     </w:p>
   </w:comment>
-  <w:comment w:id="111" w:author="Kelsey McCune" w:date="2026-04-08T15:33:00Z" w:initials="KBM">
+  <w:comment w:id="8" w:author="Kelsey McCune" w:date="2026-04-15T08:38:00Z" w:initials="KBM">
     <w:p>
       <w:r>
         <w:rPr>
@@ -7169,11 +8131,11 @@
           <w:sz w:val="20"/>
           <w:szCs w:val="20"/>
         </w:rPr>
-        <w:t>I think this last paragraph of the background literature section should say what you plan to do to address the gap in knowledge you describe from the literature.</w:t>
+        <w:t>This topic sentence is more impactful if you put this half of the sentence first.</w:t>
       </w:r>
     </w:p>
   </w:comment>
-  <w:comment w:id="153" w:author="Kelsey McCune" w:date="2026-04-08T16:02:00Z" w:initials="KBM">
+  <w:comment w:id="16" w:author="Kelsey McCune" w:date="2026-04-08T15:33:00Z" w:initials="KBM">
     <w:p>
       <w:r>
         <w:rPr>
@@ -7186,11 +8148,11 @@
           <w:sz w:val="20"/>
           <w:szCs w:val="20"/>
         </w:rPr>
-        <w:t>Add details for these methods.</w:t>
+        <w:t>I think this last paragraph of the background literature section should say what you plan to do to address the gap in knowledge you describe from the literature.</w:t>
       </w:r>
     </w:p>
   </w:comment>
-  <w:comment w:id="207" w:author="Kelsey McCune" w:date="2026-04-08T16:09:00Z" w:initials="KBM">
+  <w:comment w:id="83" w:author="Kelsey McCune" w:date="2026-04-15T09:38:00Z" w:initials="KBM">
     <w:p>
       <w:r>
         <w:rPr>
@@ -7203,11 +8165,28 @@
           <w:sz w:val="20"/>
           <w:szCs w:val="20"/>
         </w:rPr>
-        <w:t>Not 12?</w:t>
+        <w:t>Great sentence!</w:t>
       </w:r>
     </w:p>
   </w:comment>
-  <w:comment w:id="212" w:author="Kelsey McCune" w:date="2026-04-08T15:31:00Z" w:initials="KBM">
+  <w:comment w:id="95" w:author="Kelsey McCune" w:date="2026-04-15T09:46:00Z" w:initials="KBM">
+    <w:p>
+      <w:r>
+        <w:rPr>
+          <w:rStyle w:val="CommentReference"/>
+        </w:rPr>
+        <w:annotationRef/>
+      </w:r>
+      <w:r>
+        <w:rPr>
+          <w:sz w:val="20"/>
+          <w:szCs w:val="20"/>
+        </w:rPr>
+        <w:t>Sounds good!</w:t>
+      </w:r>
+    </w:p>
+  </w:comment>
+  <w:comment w:id="200" w:author="Kelsey McCune" w:date="2026-04-08T15:31:00Z" w:initials="KBM">
     <w:p>
       <w:r>
         <w:rPr>
@@ -7230,11 +8209,12 @@
 <file path=word/commentsExtended.xml><?xml version="1.0" encoding="utf-8"?>
 <w15:commentsEx xmlns:wpc="http://schemas.microsoft.com/office/word/2010/wordprocessingCanvas" xmlns:cx="http://schemas.microsoft.com/office/drawing/2014/chartex" xmlns:cx1="http://schemas.microsoft.com/office/drawing/2015/9/8/chartex" xmlns:cx2="http://schemas.microsoft.com/office/drawing/2015/10/21/chartex" xmlns:cx3="http://schemas.microsoft.com/office/drawing/2016/5/9/chartex" xmlns:cx4="http://schemas.microsoft.com/office/drawing/2016/5/10/chartex" xmlns:cx5="http://schemas.microsoft.com/office/drawing/2016/5/11/chartex" xmlns:cx6="http://schemas.microsoft.com/office/drawing/2016/5/12/chartex" xmlns:cx7="http://schemas.microsoft.com/office/drawing/2016/5/13/chartex" xmlns:cx8="http://schemas.microsoft.com/office/drawing/2016/5/14/chartex" xmlns:mc="http://schemas.openxmlformats.org/markup-compatibility/2006" xmlns:aink="http://schemas.microsoft.com/office/drawing/2016/ink" xmlns:am3d="http://schemas.microsoft.com/office/drawing/2017/model3d" xmlns:o="urn:schemas-microsoft-com:office:office" xmlns:oel="http://schemas.microsoft.com/office/2019/extlst" xmlns:r="http://schemas.openxmlformats.org/officeDocument/2006/relationships" xmlns:m="http://schemas.openxmlformats.org/officeDocument/2006/math" xmlns:v="urn:schemas-microsoft-com:vml" xmlns:wp14="http://schemas.microsoft.com/office/word/2010/wordprocessingDrawing" xmlns:wp="http://schemas.openxmlformats.org/drawingml/2006/wordprocessingDrawing" xmlns:w10="urn:schemas-microsoft-com:office:word" xmlns:w="http://schemas.openxmlformats.org/wordprocessingml/2006/main" xmlns:w14="http://schemas.microsoft.com/office/word/2010/wordml" xmlns:w15="http://schemas.microsoft.com/office/word/2012/wordml" xmlns:w16cex="http://schemas.microsoft.com/office/word/2018/wordml/cex" xmlns:w16cid="http://schemas.microsoft.com/office/word/2016/wordml/cid" xmlns:w16="http://schemas.microsoft.com/office/word/2018/wordml" xmlns:w16du="http://schemas.microsoft.com/office/word/2023/wordml/word16du" xmlns:w16sdtdh="http://schemas.microsoft.com/office/word/2020/wordml/sdtdatahash" xmlns:w16sdtfl="http://schemas.microsoft.com/office/word/2024/wordml/sdtformatlock" xmlns:w16se="http://schemas.microsoft.com/office/word/2015/wordml/symex" xmlns:wpg="http://schemas.microsoft.com/office/word/2010/wordprocessingGroup" xmlns:wpi="http://schemas.microsoft.com/office/word/2010/wordprocessingInk" xmlns:wne="http://schemas.microsoft.com/office/word/2006/wordml" xmlns:wps="http://schemas.microsoft.com/office/word/2010/wordprocessingShape" mc:Ignorable="w14 w15 w16se w16cid w16 w16cex w16sdtdh w16sdtfl w16du wp14">
   <w15:commentEx w15:paraId="4E5EDC12" w15:done="0"/>
-  <w15:commentEx w15:paraId="6AD9E0AF" w15:done="0"/>
-  <w15:commentEx w15:paraId="39D0AD00" w15:done="0"/>
+  <w15:commentEx w15:paraId="0CBEAEB2" w15:done="0"/>
+  <w15:commentEx w15:paraId="269A6475" w15:done="0"/>
+  <w15:commentEx w15:paraId="42A5939D" w15:done="0"/>
   <w15:commentEx w15:paraId="224448C2" w15:done="0"/>
-  <w15:commentEx w15:paraId="6E680B7D" w15:done="0"/>
-  <w15:commentEx w15:paraId="37A303D0" w15:done="0"/>
+  <w15:commentEx w15:paraId="024B7DB2" w15:done="0"/>
+  <w15:commentEx w15:paraId="5A82AFD9" w15:done="0"/>
   <w15:commentEx w15:paraId="7CDF3A25" w15:done="0"/>
 </w15:commentsEx>
 </file>
@@ -7242,11 +8222,12 @@
 <file path=word/commentsExtensible.xml><?xml version="1.0" encoding="utf-8"?>
 <w16cex:commentsExtensible xmlns:wpc="http://schemas.microsoft.com/office/word/2010/wordprocessingCanvas" xmlns:cx="http://schemas.microsoft.com/office/drawing/2014/chartex" xmlns:cx1="http://schemas.microsoft.com/office/drawing/2015/9/8/chartex" xmlns:cx2="http://schemas.microsoft.com/office/drawing/2015/10/21/chartex" xmlns:cx3="http://schemas.microsoft.com/office/drawing/2016/5/9/chartex" xmlns:cx4="http://schemas.microsoft.com/office/drawing/2016/5/10/chartex" xmlns:cx5="http://schemas.microsoft.com/office/drawing/2016/5/11/chartex" xmlns:cx6="http://schemas.microsoft.com/office/drawing/2016/5/12/chartex" xmlns:cx7="http://schemas.microsoft.com/office/drawing/2016/5/13/chartex" xmlns:cx8="http://schemas.microsoft.com/office/drawing/2016/5/14/chartex" xmlns:cr="http://schemas.microsoft.com/office/comments/2020/reactions" xmlns:mc="http://schemas.openxmlformats.org/markup-compatibility/2006" xmlns:aink="http://schemas.microsoft.com/office/drawing/2016/ink" xmlns:am3d="http://schemas.microsoft.com/office/drawing/2017/model3d" xmlns:o="urn:schemas-microsoft-com:office:office" xmlns:oel="http://schemas.microsoft.com/office/2019/extlst" xmlns:r="http://schemas.openxmlformats.org/officeDocument/2006/relationships" xmlns:m="http://schemas.openxmlformats.org/officeDocument/2006/math" xmlns:v="urn:schemas-microsoft-com:vml" xmlns:wp14="http://schemas.microsoft.com/office/word/2010/wordprocessingDrawing" xmlns:wp="http://schemas.openxmlformats.org/drawingml/2006/wordprocessingDrawing" xmlns:w10="urn:schemas-microsoft-com:office:word" xmlns:w="http://schemas.openxmlformats.org/wordprocessingml/2006/main" xmlns:w14="http://schemas.microsoft.com/office/word/2010/wordml" xmlns:w15="http://schemas.microsoft.com/office/word/2012/wordml" xmlns:w16cex="http://schemas.microsoft.com/office/word/2018/wordml/cex" xmlns:w16cid="http://schemas.microsoft.com/office/word/2016/wordml/cid" xmlns:w16="http://schemas.microsoft.com/office/word/2018/wordml" xmlns:w16du="http://schemas.microsoft.com/office/word/2023/wordml/word16du" xmlns:w16sdtdh="http://schemas.microsoft.com/office/word/2020/wordml/sdtdatahash" xmlns:w16sdtfl="http://schemas.microsoft.com/office/word/2024/wordml/sdtformatlock" xmlns:w16se="http://schemas.microsoft.com/office/word/2015/wordml/symex" xmlns:wpg="http://schemas.microsoft.com/office/word/2010/wordprocessingGroup" xmlns:wpi="http://schemas.microsoft.com/office/word/2010/wordprocessingInk" xmlns:wne="http://schemas.microsoft.com/office/word/2006/wordml" xmlns:wps="http://schemas.microsoft.com/office/word/2010/wordprocessingShape" mc:Ignorable="w14 w15 w16se w16cid w16 w16cex w16sdtdh w16sdtfl cr w16du wp14">
   <w16cex:commentExtensible w16cex:durableId="3AE90DB4" w16cex:dateUtc="2026-04-08T15:36:00Z"/>
-  <w16cex:commentExtensible w16cex:durableId="1544030D" w16cex:dateUtc="2026-04-08T15:59:00Z"/>
-  <w16cex:commentExtensible w16cex:durableId="43DE5E3E" w16cex:dateUtc="2026-04-08T15:59:00Z"/>
+  <w16cex:commentExtensible w16cex:durableId="4FC1F6BC" w16cex:dateUtc="2026-04-15T13:29:00Z"/>
+  <w16cex:commentExtensible w16cex:durableId="4D6CFCAF" w16cex:dateUtc="2026-04-15T13:30:00Z"/>
+  <w16cex:commentExtensible w16cex:durableId="3BDC2AE5" w16cex:dateUtc="2026-04-15T13:38:00Z"/>
   <w16cex:commentExtensible w16cex:durableId="7DCA3C0F" w16cex:dateUtc="2026-04-08T20:33:00Z"/>
-  <w16cex:commentExtensible w16cex:durableId="48AD6E8C" w16cex:dateUtc="2026-04-08T21:02:00Z"/>
-  <w16cex:commentExtensible w16cex:durableId="04365E72" w16cex:dateUtc="2026-04-08T21:09:00Z"/>
+  <w16cex:commentExtensible w16cex:durableId="7E2FA296" w16cex:dateUtc="2026-04-15T14:38:00Z"/>
+  <w16cex:commentExtensible w16cex:durableId="7E74F2AE" w16cex:dateUtc="2026-04-15T14:46:00Z"/>
   <w16cex:commentExtensible w16cex:durableId="551F1341" w16cex:dateUtc="2026-04-08T20:31:00Z"/>
 </w16cex:commentsExtensible>
 </file>
@@ -7254,11 +8235,12 @@
 <file path=word/commentsIds.xml><?xml version="1.0" encoding="utf-8"?>
 <w16cid:commentsIds xmlns:wpc="http://schemas.microsoft.com/office/word/2010/wordprocessingCanvas" xmlns:cx="http://schemas.microsoft.com/office/drawing/2014/chartex" xmlns:cx1="http://schemas.microsoft.com/office/drawing/2015/9/8/chartex" xmlns:cx2="http://schemas.microsoft.com/office/drawing/2015/10/21/chartex" xmlns:cx3="http://schemas.microsoft.com/office/drawing/2016/5/9/chartex" xmlns:cx4="http://schemas.microsoft.com/office/drawing/2016/5/10/chartex" xmlns:cx5="http://schemas.microsoft.com/office/drawing/2016/5/11/chartex" xmlns:cx6="http://schemas.microsoft.com/office/drawing/2016/5/12/chartex" xmlns:cx7="http://schemas.microsoft.com/office/drawing/2016/5/13/chartex" xmlns:cx8="http://schemas.microsoft.com/office/drawing/2016/5/14/chartex" xmlns:mc="http://schemas.openxmlformats.org/markup-compatibility/2006" xmlns:aink="http://schemas.microsoft.com/office/drawing/2016/ink" xmlns:am3d="http://schemas.microsoft.com/office/drawing/2017/model3d" xmlns:o="urn:schemas-microsoft-com:office:office" xmlns:oel="http://schemas.microsoft.com/office/2019/extlst" xmlns:r="http://schemas.openxmlformats.org/officeDocument/2006/relationships" xmlns:m="http://schemas.openxmlformats.org/officeDocument/2006/math" xmlns:v="urn:schemas-microsoft-com:vml" xmlns:wp14="http://schemas.microsoft.com/office/word/2010/wordprocessingDrawing" xmlns:wp="http://schemas.openxmlformats.org/drawingml/2006/wordprocessingDrawing" xmlns:w10="urn:schemas-microsoft-com:office:word" xmlns:w="http://schemas.openxmlformats.org/wordprocessingml/2006/main" xmlns:w14="http://schemas.microsoft.com/office/word/2010/wordml" xmlns:w15="http://schemas.microsoft.com/office/word/2012/wordml" xmlns:w16cex="http://schemas.microsoft.com/office/word/2018/wordml/cex" xmlns:w16cid="http://schemas.microsoft.com/office/word/2016/wordml/cid" xmlns:w16="http://schemas.microsoft.com/office/word/2018/wordml" xmlns:w16du="http://schemas.microsoft.com/office/word/2023/wordml/word16du" xmlns:w16sdtdh="http://schemas.microsoft.com/office/word/2020/wordml/sdtdatahash" xmlns:w16sdtfl="http://schemas.microsoft.com/office/word/2024/wordml/sdtformatlock" xmlns:w16se="http://schemas.microsoft.com/office/word/2015/wordml/symex" xmlns:wpg="http://schemas.microsoft.com/office/word/2010/wordprocessingGroup" xmlns:wpi="http://schemas.microsoft.com/office/word/2010/wordprocessingInk" xmlns:wne="http://schemas.microsoft.com/office/word/2006/wordml" xmlns:wps="http://schemas.microsoft.com/office/word/2010/wordprocessingShape" mc:Ignorable="w14 w15 w16se w16cid w16 w16cex w16sdtdh w16sdtfl w16du wp14">
   <w16cid:commentId w16cid:paraId="4E5EDC12" w16cid:durableId="3AE90DB4"/>
-  <w16cid:commentId w16cid:paraId="6AD9E0AF" w16cid:durableId="1544030D"/>
-  <w16cid:commentId w16cid:paraId="39D0AD00" w16cid:durableId="43DE5E3E"/>
+  <w16cid:commentId w16cid:paraId="0CBEAEB2" w16cid:durableId="4FC1F6BC"/>
+  <w16cid:commentId w16cid:paraId="269A6475" w16cid:durableId="4D6CFCAF"/>
+  <w16cid:commentId w16cid:paraId="42A5939D" w16cid:durableId="3BDC2AE5"/>
   <w16cid:commentId w16cid:paraId="224448C2" w16cid:durableId="7DCA3C0F"/>
-  <w16cid:commentId w16cid:paraId="6E680B7D" w16cid:durableId="48AD6E8C"/>
-  <w16cid:commentId w16cid:paraId="37A303D0" w16cid:durableId="04365E72"/>
+  <w16cid:commentId w16cid:paraId="024B7DB2" w16cid:durableId="7E2FA296"/>
+  <w16cid:commentId w16cid:paraId="5A82AFD9" w16cid:durableId="7E74F2AE"/>
   <w16cid:commentId w16cid:paraId="7CDF3A25" w16cid:durableId="551F1341"/>
 </w16cid:commentsIds>
 </file>

--- a/Documents /AlexFisher.2026_Full_Research_Proposal AAV.docx
+++ b/Documents /AlexFisher.2026_Full_Research_Proposal AAV.docx
@@ -34,7 +34,6 @@
           <w:szCs w:val="22"/>
         </w:rPr>
       </w:pPr>
-      <w:proofErr w:type="gramStart"/>
       <w:r>
         <w:rPr>
           <w:rFonts w:eastAsia="Arial"/>
@@ -43,18 +42,7 @@
           <w:sz w:val="22"/>
           <w:szCs w:val="22"/>
         </w:rPr>
-        <w:t>Full  Grant</w:t>
-      </w:r>
-      <w:proofErr w:type="gramEnd"/>
-      <w:r>
-        <w:rPr>
-          <w:rFonts w:eastAsia="Arial"/>
-          <w:b/>
-          <w:color w:val="000000"/>
-          <w:sz w:val="22"/>
-          <w:szCs w:val="22"/>
-        </w:rPr>
-        <w:t xml:space="preserve"> Proposal</w:t>
+        <w:t>Full  Grant Proposal</w:t>
       </w:r>
       <w:r>
         <w:rPr>
@@ -648,28 +636,47 @@
         </w:rPr>
         <w:t xml:space="preserve"> </w:t>
       </w:r>
-    </w:p>
-    <w:p>
-      <w:pPr>
-        <w:rPr>
-          <w:sz w:val="22"/>
-          <w:szCs w:val="22"/>
-        </w:rPr>
-      </w:pPr>
-    </w:p>
-    <w:p>
-      <w:pPr>
-        <w:rPr>
-          <w:sz w:val="22"/>
-          <w:szCs w:val="22"/>
-        </w:rPr>
-      </w:pPr>
-      <w:r>
-        <w:rPr>
-          <w:sz w:val="22"/>
-          <w:szCs w:val="22"/>
-        </w:rPr>
-        <w:t xml:space="preserve">Principal Investigators: </w:t>
+      <w:ins w:id="2" w:author="Alex Fisher" w:date="2026-04-21T10:27:00Z" w16du:dateUtc="2026-04-21T15:27:00Z">
+        <w:r>
+          <w:rPr>
+            <w:color w:val="FF0000"/>
+            <w:sz w:val="22"/>
+            <w:szCs w:val="22"/>
+          </w:rPr>
+          <w:t xml:space="preserve">Used primarily when announcing winners/awards. </w:t>
+        </w:r>
+      </w:ins>
+    </w:p>
+    <w:p>
+      <w:pPr>
+        <w:rPr>
+          <w:sz w:val="22"/>
+          <w:szCs w:val="22"/>
+        </w:rPr>
+      </w:pPr>
+    </w:p>
+    <w:p>
+      <w:pPr>
+        <w:rPr>
+          <w:color w:val="EE0000"/>
+          <w:sz w:val="22"/>
+          <w:szCs w:val="22"/>
+        </w:rPr>
+      </w:pPr>
+      <w:r>
+        <w:rPr>
+          <w:sz w:val="22"/>
+          <w:szCs w:val="22"/>
+        </w:rPr>
+        <w:t>Principal Investigators:</w:t>
+      </w:r>
+      <w:r>
+        <w:rPr>
+          <w:color w:val="EE0000"/>
+          <w:sz w:val="22"/>
+          <w:szCs w:val="22"/>
+        </w:rPr>
+        <w:t xml:space="preserve">. </w:t>
       </w:r>
     </w:p>
     <w:p>
@@ -711,7 +718,7 @@
           <w:sz w:val="22"/>
           <w:szCs w:val="22"/>
         </w:rPr>
-        <w:t xml:space="preserve">**maybe email asking about difference </w:t>
+        <w:t>Meant to be more elaborative. For reviewers to read to get a good idea about the research</w:t>
       </w:r>
       <w:r>
         <w:rPr>
@@ -719,8 +726,26 @@
           <w:sz w:val="22"/>
           <w:szCs w:val="22"/>
         </w:rPr>
-        <w:t xml:space="preserve">vs abstract </w:t>
-      </w:r>
+        <w:t xml:space="preserve"> </w:t>
+      </w:r>
+      <w:del w:id="3" w:author="Alex Fisher" w:date="2026-04-21T10:27:00Z" w16du:dateUtc="2026-04-21T15:27:00Z">
+        <w:r>
+          <w:rPr>
+            <w:color w:val="EE0000"/>
+            <w:sz w:val="22"/>
+            <w:szCs w:val="22"/>
+          </w:rPr>
+          <w:delText xml:space="preserve">**maybe email asking about difference </w:delText>
+        </w:r>
+        <w:r>
+          <w:rPr>
+            <w:color w:val="EE0000"/>
+            <w:sz w:val="22"/>
+            <w:szCs w:val="22"/>
+          </w:rPr>
+          <w:delText xml:space="preserve">vs abstract </w:delText>
+        </w:r>
+      </w:del>
     </w:p>
     <w:p>
       <w:pPr>
@@ -918,23 +943,7 @@
           <w:sz w:val="22"/>
           <w:szCs w:val="22"/>
         </w:rPr>
-        <w:t xml:space="preserve">We now recognize a relationship between broad-scale anthropogenic changes and zoonotic disease (e.g. climate change, Hall et al., 2021; land use change, Murray &amp; Hernandez, 2021). However, zoonotic disease outbreaks in people and wildlife start with spillover events </w:t>
-      </w:r>
-      <w:proofErr w:type="spellStart"/>
-      <w:r>
-        <w:rPr>
-          <w:sz w:val="22"/>
-          <w:szCs w:val="22"/>
-        </w:rPr>
-        <w:t>occuring</w:t>
-      </w:r>
-      <w:proofErr w:type="spellEnd"/>
-      <w:r>
-        <w:rPr>
-          <w:sz w:val="22"/>
-          <w:szCs w:val="22"/>
-        </w:rPr>
-        <w:t xml:space="preserve"> at a local scale, but the risk related to human activities at this scale is unknown.</w:t>
+        <w:t>We now recognize a relationship between broad-scale anthropogenic changes and zoonotic disease (e.g. climate change, Hall et al., 2021; land use change, Murray &amp; Hernandez, 2021). However, zoonotic disease outbreaks in people and wildlife start with spillover events occuring at a local scale, but the risk related to human activities at this scale is unknown.</w:t>
       </w:r>
     </w:p>
     <w:p>
@@ -957,23 +966,7 @@
           <w:sz w:val="22"/>
           <w:szCs w:val="22"/>
         </w:rPr>
-        <w:t xml:space="preserve"> (</w:t>
-      </w:r>
-      <w:proofErr w:type="spellStart"/>
-      <w:r>
-        <w:rPr>
-          <w:sz w:val="22"/>
-          <w:szCs w:val="22"/>
-        </w:rPr>
-        <w:t>Sekercioglu</w:t>
-      </w:r>
-      <w:proofErr w:type="spellEnd"/>
-      <w:r>
-        <w:rPr>
-          <w:sz w:val="22"/>
-          <w:szCs w:val="22"/>
-        </w:rPr>
-        <w:t>, 2006)</w:t>
+        <w:t xml:space="preserve"> (Sekercioglu, 2006)</w:t>
       </w:r>
       <w:r>
         <w:rPr>
@@ -1029,23 +1022,7 @@
           <w:sz w:val="22"/>
           <w:szCs w:val="22"/>
         </w:rPr>
-        <w:t xml:space="preserve">population </w:t>
-      </w:r>
-      <w:proofErr w:type="gramStart"/>
-      <w:r>
-        <w:rPr>
-          <w:sz w:val="22"/>
-          <w:szCs w:val="22"/>
-        </w:rPr>
-        <w:t>collapse</w:t>
-      </w:r>
-      <w:proofErr w:type="gramEnd"/>
-      <w:r>
-        <w:rPr>
-          <w:sz w:val="22"/>
-          <w:szCs w:val="22"/>
-        </w:rPr>
-        <w:t xml:space="preserve"> in American crows and </w:t>
+        <w:t xml:space="preserve">population collapse in American crows and </w:t>
       </w:r>
       <w:r>
         <w:rPr>
@@ -1061,7 +1038,7 @@
         </w:rPr>
         <w:t xml:space="preserve"> declines in yellow-billed magpies </w:t>
       </w:r>
-      <w:ins w:id="2" w:author="Kelsey McCune" w:date="2026-04-15T08:28:00Z" w16du:dateUtc="2026-04-15T13:28:00Z">
+      <w:ins w:id="4" w:author="Kelsey McCune" w:date="2026-04-15T08:28:00Z" w16du:dateUtc="2026-04-15T13:28:00Z">
         <w:r>
           <w:rPr>
             <w:sz w:val="22"/>
@@ -1103,17 +1080,95 @@
           <w:sz w:val="22"/>
           <w:szCs w:val="22"/>
         </w:rPr>
-        <w:t xml:space="preserve">isease outbreaks linked to supplemental feeding sites are also increasing in frequency, including </w:t>
-      </w:r>
-      <w:proofErr w:type="spellStart"/>
-      <w:r>
-        <w:rPr>
-          <w:sz w:val="22"/>
-          <w:szCs w:val="22"/>
-        </w:rPr>
-        <w:t>trichomonosis</w:t>
-      </w:r>
-      <w:proofErr w:type="spellEnd"/>
+        <w:t xml:space="preserve">isease outbreaks linked to supplemental feeding sites </w:t>
+      </w:r>
+      <w:ins w:id="5" w:author="Alex Fisher" w:date="2026-04-21T10:22:00Z" w16du:dateUtc="2026-04-21T15:22:00Z">
+        <w:r>
+          <w:rPr>
+            <w:sz w:val="22"/>
+            <w:szCs w:val="22"/>
+          </w:rPr>
+          <w:t xml:space="preserve">in Europe </w:t>
+        </w:r>
+        <w:commentRangeStart w:id="6"/>
+        <w:r>
+          <w:rPr>
+            <w:sz w:val="22"/>
+            <w:szCs w:val="22"/>
+          </w:rPr>
+          <w:t xml:space="preserve">and North America </w:t>
+        </w:r>
+        <w:commentRangeEnd w:id="6"/>
+        <w:r>
+          <w:rPr>
+            <w:rStyle w:val="CommentReference"/>
+            <w:sz w:val="22"/>
+            <w:szCs w:val="22"/>
+          </w:rPr>
+          <w:commentReference w:id="6"/>
+        </w:r>
+        <w:r>
+          <w:rPr>
+            <w:sz w:val="22"/>
+            <w:szCs w:val="22"/>
+          </w:rPr>
+          <w:t xml:space="preserve"> </w:t>
+        </w:r>
+      </w:ins>
+      <w:r>
+        <w:rPr>
+          <w:sz w:val="22"/>
+          <w:szCs w:val="22"/>
+        </w:rPr>
+        <w:t xml:space="preserve">are also increasing in frequency, including trichomonosis </w:t>
+      </w:r>
+      <w:r>
+        <w:rPr>
+          <w:sz w:val="22"/>
+          <w:szCs w:val="22"/>
+        </w:rPr>
+        <w:t>infections from</w:t>
+      </w:r>
+      <w:r>
+        <w:rPr>
+          <w:sz w:val="22"/>
+          <w:szCs w:val="22"/>
+        </w:rPr>
+        <w:t xml:space="preserve"> garden feeders </w:t>
+      </w:r>
+      <w:r>
+        <w:rPr>
+          <w:sz w:val="22"/>
+          <w:szCs w:val="22"/>
+        </w:rPr>
+        <w:t xml:space="preserve">in </w:t>
+      </w:r>
+      <w:ins w:id="7" w:author="Alex Fisher" w:date="2026-04-21T10:23:00Z" w16du:dateUtc="2026-04-21T15:23:00Z">
+        <w:r>
+          <w:rPr>
+            <w:sz w:val="22"/>
+            <w:szCs w:val="22"/>
+          </w:rPr>
+          <w:t>the UK</w:t>
+        </w:r>
+      </w:ins>
+      <w:del w:id="8" w:author="Alex Fisher" w:date="2026-04-21T10:22:00Z" w16du:dateUtc="2026-04-21T15:22:00Z">
+        <w:r>
+          <w:rPr>
+            <w:sz w:val="22"/>
+            <w:szCs w:val="22"/>
+          </w:rPr>
+          <w:delText xml:space="preserve">Europe </w:delText>
+        </w:r>
+        <w:commentRangeStart w:id="9"/>
+        <w:r>
+          <w:rPr>
+            <w:sz w:val="22"/>
+            <w:szCs w:val="22"/>
+          </w:rPr>
+          <w:delText>and North America</w:delText>
+        </w:r>
+      </w:del>
       <w:r>
         <w:rPr>
           <w:sz w:val="22"/>
@@ -1121,41 +1176,14 @@
         </w:rPr>
         <w:t xml:space="preserve"> </w:t>
       </w:r>
-      <w:r>
-        <w:rPr>
-          <w:sz w:val="22"/>
-          <w:szCs w:val="22"/>
-        </w:rPr>
-        <w:t>infections from</w:t>
-      </w:r>
-      <w:r>
-        <w:rPr>
-          <w:sz w:val="22"/>
-          <w:szCs w:val="22"/>
-        </w:rPr>
-        <w:t xml:space="preserve"> garden feeders </w:t>
-      </w:r>
-      <w:r>
-        <w:rPr>
-          <w:sz w:val="22"/>
-          <w:szCs w:val="22"/>
-        </w:rPr>
-        <w:t xml:space="preserve">in Europe </w:t>
-      </w:r>
-      <w:commentRangeStart w:id="3"/>
-      <w:r>
-        <w:rPr>
-          <w:sz w:val="22"/>
-          <w:szCs w:val="22"/>
-        </w:rPr>
-        <w:t xml:space="preserve">and North America </w:t>
-      </w:r>
-      <w:commentRangeEnd w:id="3"/>
+      <w:commentRangeEnd w:id="9"/>
       <w:r>
         <w:rPr>
           <w:rStyle w:val="CommentReference"/>
-        </w:rPr>
-        <w:commentReference w:id="3"/>
+          <w:sz w:val="22"/>
+          <w:szCs w:val="22"/>
+        </w:rPr>
+        <w:commentReference w:id="9"/>
       </w:r>
       <w:r>
         <w:rPr>
@@ -1204,23 +1232,7 @@
           <w:sz w:val="22"/>
           <w:szCs w:val="22"/>
         </w:rPr>
-        <w:t xml:space="preserve">While many </w:t>
-      </w:r>
-      <w:proofErr w:type="gramStart"/>
-      <w:r>
-        <w:rPr>
-          <w:sz w:val="22"/>
-          <w:szCs w:val="22"/>
-        </w:rPr>
-        <w:t>bird</w:t>
-      </w:r>
-      <w:proofErr w:type="gramEnd"/>
-      <w:r>
-        <w:rPr>
-          <w:sz w:val="22"/>
-          <w:szCs w:val="22"/>
-        </w:rPr>
-        <w:t xml:space="preserve"> species have adapted to survive and even depend on human-modified landscapes, the ecological impacts of these co-adaptations, and how long-term proximity to humans, domestic animals, and shared resources </w:t>
+        <w:t xml:space="preserve">While many bird species have adapted to survive and even depend on human-modified landscapes, the ecological impacts of these co-adaptations, and how long-term proximity to humans, domestic animals, and shared resources </w:t>
       </w:r>
       <w:r>
         <w:rPr>
@@ -1236,7 +1248,7 @@
         </w:rPr>
         <w:t xml:space="preserve"> pathogen dynamics in wild bird communities remain poorly </w:t>
       </w:r>
-      <w:commentRangeStart w:id="4"/>
+      <w:commentRangeStart w:id="10"/>
       <w:r>
         <w:rPr>
           <w:sz w:val="22"/>
@@ -1244,12 +1256,14 @@
         </w:rPr>
         <w:t>understood</w:t>
       </w:r>
-      <w:commentRangeEnd w:id="4"/>
+      <w:commentRangeEnd w:id="10"/>
       <w:r>
         <w:rPr>
           <w:rStyle w:val="CommentReference"/>
-        </w:rPr>
-        <w:commentReference w:id="4"/>
+          <w:sz w:val="22"/>
+          <w:szCs w:val="22"/>
+        </w:rPr>
+        <w:commentReference w:id="10"/>
       </w:r>
       <w:r>
         <w:rPr>
@@ -1279,7 +1293,7 @@
           <w:sz w:val="22"/>
           <w:szCs w:val="22"/>
         </w:rPr>
-        <w:t xml:space="preserve">Small-scale poultry keeping and supplemental bird feeding have grown substantially in popularity across the United States, occurring as backyard activities and encouraging participants to interact more with nature and wildlife. The popularity of backyard poultry keeping is growing in urban and suburban areas in the United States (USDA, 2013), but the practice has been an </w:t>
+        <w:t xml:space="preserve">Small-scale poultry keeping and supplemental bird feeding have grown substantially in popularity across the United States, occurring as backyard activities and encouraging participants to interact more with nature and wildlife. The popularity of backyard poultry </w:t>
       </w:r>
       <w:r>
         <w:rPr>
@@ -1287,7 +1301,7 @@
           <w:szCs w:val="22"/>
         </w:rPr>
         <w:lastRenderedPageBreak/>
-        <w:t xml:space="preserve">important part of nutrition and economic stability for centuries in other regions (Alders &amp; Pym, 2009). Backyard bird feeding has similarly been a well-established home activity for decades, allowing homeowners opportunities to connect with nature and wildlife while supplementing the diets of wild birds. The scale of bird feeding in the United States is substantial, with federal surveys estimating that over 50 million Americans participate in feeding wild birds, and hundreds of millions of dollars spent on bird seed annually (USFWS 2022). </w:t>
+        <w:t xml:space="preserve">keeping is growing in urban and suburban areas in the United States (USDA, 2013), but the practice has been an important part of nutrition and economic stability for centuries in other regions (Alders &amp; Pym, 2009). Backyard bird feeding has similarly been a well-established home activity for decades, allowing homeowners opportunities to connect with nature and wildlife while supplementing the diets of wild birds. The scale of bird feeding in the United States is substantial, with federal surveys estimating that over 50 million Americans participate in feeding wild birds, and hundreds of millions of dollars spent on bird seed annually (USFWS 2022). </w:t>
       </w:r>
     </w:p>
     <w:p>
@@ -1326,7 +1340,7 @@
         </w:rPr>
         <w:t>that</w:t>
       </w:r>
-      <w:ins w:id="5" w:author="Kelsey McCune" w:date="2026-04-15T08:32:00Z" w16du:dateUtc="2026-04-15T13:32:00Z">
+      <w:ins w:id="11" w:author="Kelsey McCune" w:date="2026-04-15T08:32:00Z" w16du:dateUtc="2026-04-15T13:32:00Z">
         <w:r>
           <w:rPr>
             <w:sz w:val="22"/>
@@ -1402,9 +1416,400 @@
           <w:sz w:val="22"/>
           <w:szCs w:val="22"/>
         </w:rPr>
+        <w:t xml:space="preserve"> enterica</w:t>
+      </w:r>
+      <w:r>
+        <w:rPr>
+          <w:sz w:val="22"/>
+          <w:szCs w:val="22"/>
+        </w:rPr>
+        <w:t xml:space="preserve">  </w:t>
+      </w:r>
+      <w:r>
+        <w:rPr>
+          <w:sz w:val="22"/>
+          <w:szCs w:val="22"/>
+        </w:rPr>
+        <w:t xml:space="preserve">and </w:t>
+      </w:r>
+      <w:r>
+        <w:rPr>
+          <w:sz w:val="22"/>
+          <w:szCs w:val="22"/>
+        </w:rPr>
+        <w:t>can amplify pathogen persistence in the environment</w:t>
+      </w:r>
+      <w:r>
+        <w:rPr>
+          <w:sz w:val="22"/>
+          <w:szCs w:val="22"/>
+        </w:rPr>
+        <w:t>.</w:t>
+      </w:r>
+      <w:r>
+        <w:rPr>
+          <w:sz w:val="22"/>
+          <w:szCs w:val="22"/>
+        </w:rPr>
         <w:t xml:space="preserve"> </w:t>
       </w:r>
-      <w:proofErr w:type="gramStart"/>
+      <w:r>
+        <w:rPr>
+          <w:sz w:val="22"/>
+          <w:szCs w:val="22"/>
+        </w:rPr>
+        <w:t>Consequently, poultry can serve as a bridge, increasing disease</w:t>
+      </w:r>
+      <w:r>
+        <w:rPr>
+          <w:sz w:val="22"/>
+          <w:szCs w:val="22"/>
+        </w:rPr>
+        <w:t xml:space="preserve"> spillover </w:t>
+      </w:r>
+      <w:r>
+        <w:rPr>
+          <w:sz w:val="22"/>
+          <w:szCs w:val="22"/>
+        </w:rPr>
+        <w:t>among</w:t>
+      </w:r>
+      <w:r>
+        <w:rPr>
+          <w:sz w:val="22"/>
+          <w:szCs w:val="22"/>
+        </w:rPr>
+        <w:t xml:space="preserve"> wild birds, humans, and </w:t>
+      </w:r>
+      <w:r>
+        <w:rPr>
+          <w:sz w:val="22"/>
+          <w:szCs w:val="22"/>
+        </w:rPr>
+        <w:t>pets</w:t>
+      </w:r>
+      <w:r>
+        <w:rPr>
+          <w:sz w:val="22"/>
+          <w:szCs w:val="22"/>
+        </w:rPr>
+        <w:t xml:space="preserve"> (Larsen et al. 2022). Salmonellosis is responsible for hundreds of documented wild bird mortality events (Hall and Saito 2008) and has been linked to human illness through contact with contaminated feeders and wild songbirds (Patel et al. 2021)</w:t>
+      </w:r>
+      <w:r>
+        <w:rPr>
+          <w:sz w:val="22"/>
+          <w:szCs w:val="22"/>
+        </w:rPr>
+        <w:t xml:space="preserve"> or</w:t>
+      </w:r>
+      <w:r>
+        <w:rPr>
+          <w:sz w:val="22"/>
+          <w:szCs w:val="22"/>
+        </w:rPr>
+        <w:t xml:space="preserve"> backyard poultry (CDC, 2025). The </w:t>
+      </w:r>
+      <w:r>
+        <w:rPr>
+          <w:sz w:val="22"/>
+          <w:szCs w:val="22"/>
+        </w:rPr>
+        <w:t>interacting factors</w:t>
+      </w:r>
+      <w:r>
+        <w:rPr>
+          <w:sz w:val="22"/>
+          <w:szCs w:val="22"/>
+        </w:rPr>
+        <w:t xml:space="preserve"> of human </w:t>
+      </w:r>
+      <w:r>
+        <w:rPr>
+          <w:sz w:val="22"/>
+          <w:szCs w:val="22"/>
+        </w:rPr>
+        <w:t>activities</w:t>
+      </w:r>
+      <w:r>
+        <w:rPr>
+          <w:sz w:val="22"/>
+          <w:szCs w:val="22"/>
+        </w:rPr>
+        <w:t xml:space="preserve">, bird feeders, and </w:t>
+      </w:r>
+      <w:r>
+        <w:rPr>
+          <w:sz w:val="22"/>
+          <w:szCs w:val="22"/>
+        </w:rPr>
+        <w:t>poultry</w:t>
+      </w:r>
+      <w:r>
+        <w:rPr>
+          <w:sz w:val="22"/>
+          <w:szCs w:val="22"/>
+        </w:rPr>
+        <w:t xml:space="preserve"> </w:t>
+      </w:r>
+      <w:r>
+        <w:rPr>
+          <w:sz w:val="22"/>
+          <w:szCs w:val="22"/>
+        </w:rPr>
+        <w:t>could therefore increase the disease risk for native birds, but this has not yet been experimentally tested.</w:t>
+      </w:r>
+      <w:r>
+        <w:rPr>
+          <w:sz w:val="22"/>
+          <w:szCs w:val="22"/>
+        </w:rPr>
+        <w:t xml:space="preserve"> </w:t>
+      </w:r>
+    </w:p>
+    <w:p>
+      <w:pPr>
+        <w:ind w:firstLine="720"/>
+        <w:rPr>
+          <w:moveFrom w:id="12" w:author="Kelsey McCune" w:date="2026-04-08T11:39:00Z" w16du:dateUtc="2026-04-08T16:39:00Z"/>
+          <w:sz w:val="22"/>
+          <w:szCs w:val="22"/>
+        </w:rPr>
+        <w:pPrChange w:id="13" w:author="Kelsey McCune" w:date="2026-04-08T10:39:00Z" w16du:dateUtc="2026-04-08T15:39:00Z">
+          <w:pPr/>
+        </w:pPrChange>
+      </w:pPr>
+      <w:commentRangeStart w:id="14"/>
+      <w:ins w:id="15" w:author="Kelsey McCune" w:date="2026-04-15T08:35:00Z" w16du:dateUtc="2026-04-15T13:35:00Z">
+        <w:r>
+          <w:rPr>
+            <w:sz w:val="22"/>
+            <w:szCs w:val="22"/>
+          </w:rPr>
+          <w:t>To enhance knowledge of pathogen prevalence and link findings</w:t>
+        </w:r>
+      </w:ins>
+      <w:commentRangeEnd w:id="14"/>
+      <w:ins w:id="16" w:author="Kelsey McCune" w:date="2026-04-15T08:38:00Z" w16du:dateUtc="2026-04-15T13:38:00Z">
+        <w:r>
+          <w:rPr>
+            <w:rStyle w:val="CommentReference"/>
+            <w:sz w:val="22"/>
+            <w:szCs w:val="22"/>
+          </w:rPr>
+          <w:commentReference w:id="14"/>
+        </w:r>
+      </w:ins>
+      <w:ins w:id="17" w:author="Kelsey McCune" w:date="2026-04-15T08:35:00Z" w16du:dateUtc="2026-04-15T13:35:00Z">
+        <w:r>
+          <w:rPr>
+            <w:sz w:val="22"/>
+            <w:szCs w:val="22"/>
+          </w:rPr>
+          <w:t xml:space="preserve"> to human behavior, we need more data on </w:t>
+        </w:r>
+      </w:ins>
+      <w:moveFromRangeStart w:id="18" w:author="Kelsey McCune" w:date="2026-04-08T11:39:00Z" w:name="move226540801"/>
+      <w:moveFrom w:id="19" w:author="Kelsey McCune" w:date="2026-04-08T11:39:00Z" w16du:dateUtc="2026-04-08T16:39:00Z">
+        <w:r>
+          <w:rPr>
+            <w:sz w:val="22"/>
+            <w:szCs w:val="22"/>
+          </w:rPr>
+          <w:t xml:space="preserve">The risk of disease spillover through bird feeding and backyard poultry keeping is potentially balanced by the benefits for the people who participate. Current research has shown that interacting with birds and nature can strengthen mental health through effects like reduced stress and anxiety, improved mood, cognitive restoration, and feelings of connection to the natural world (Cox and Gaston 2016; Pocock et al. 2023). For many people, maintaining a bird feeder provides the only daily form of accessible, low-cost interaction with wildlife. Studies have found that even brief exposure to birds in residential settings contributes positively to personal wellbeing, consistent with broader studies linking nature contact to psychological relief and stress recovery (Dayer et al. 2019). Small-scale poultry keeping is similarly associated with feelings of self-sufficiency, fulfillment, and stewardship, particularly among urban and suburban residents seeking engagement with food systems and animal care (Kyle and Sutherland 2016; Nicholson et al. 2020). Households with children may additionally benefit from the educational value of these activities by incorporating an early interest in wildlife, ecology, and sustainable food production. Engagement with backyard wildlife activities may also go beyond personal satisfaction to encourage broader conservation behaviors. Research has shown that people who feed and observe birds are more likely to engage in pro-conservation actions such as habitat stewardship, conservation donations, and advocacy for wildlife-friendly policies, suggesting that these activities may provide a link to broader environmental stewardship (Dayer et al. 2019; Pocock et al. 2023; Barbett et al. 2020). Understanding the conservation attitudes of participants in these backyard activities will be valuable for finding opportunities to promote evidence-based biosecurity guidelines to the public. The psychological and conservation benefits of backyard wildlife activities are important factors that must be weighed parallel to any relevant risks to health, wildlife, and environment when discussing activities such as bird feeding and small-scale poultry. </w:t>
+        </w:r>
+      </w:moveFrom>
+    </w:p>
+    <w:p>
+      <w:pPr>
+        <w:ind w:firstLine="720"/>
+        <w:rPr>
+          <w:sz w:val="13"/>
+          <w:szCs w:val="13"/>
+        </w:rPr>
+        <w:pPrChange w:id="20" w:author="Kelsey McCune" w:date="2026-04-15T08:37:00Z" w16du:dateUtc="2026-04-15T13:37:00Z">
+          <w:pPr/>
+        </w:pPrChange>
+      </w:pPr>
+      <w:moveFromRangeStart w:id="21" w:author="Kelsey McCune" w:date="2026-04-08T11:44:00Z" w:name="move226541072"/>
+      <w:moveFromRangeEnd w:id="18"/>
+      <w:commentRangeStart w:id="22"/>
+      <w:moveFrom w:id="23" w:author="Kelsey McCune" w:date="2026-04-08T11:44:00Z" w16du:dateUtc="2026-04-08T16:44:00Z">
+        <w:r>
+          <w:rPr>
+            <w:sz w:val="22"/>
+            <w:szCs w:val="22"/>
+          </w:rPr>
+          <w:t xml:space="preserve">The degree to which participants in these activities perceive disease risks, engage in biosecurity practices such as feeder cleaning and personal hygiene, and are willing to modify their behaviors in response to evidence-based recommendations remains poorly characterized, particularly in the southeastern United States where both activities are prevalent. </w:t>
+        </w:r>
+      </w:moveFrom>
+      <w:moveFromRangeEnd w:id="21"/>
+      <w:del w:id="24" w:author="Kelsey McCune" w:date="2026-04-15T08:37:00Z" w16du:dateUtc="2026-04-15T13:37:00Z">
+        <w:r>
+          <w:rPr>
+            <w:sz w:val="22"/>
+            <w:szCs w:val="22"/>
+          </w:rPr>
+          <w:delText>Recordin</w:delText>
+        </w:r>
+        <w:commentRangeEnd w:id="22"/>
+        <w:r>
+          <w:rPr>
+            <w:rStyle w:val="CommentReference"/>
+            <w:sz w:val="22"/>
+            <w:szCs w:val="22"/>
+          </w:rPr>
+          <w:commentReference w:id="22"/>
+        </w:r>
+        <w:r>
+          <w:rPr>
+            <w:sz w:val="22"/>
+            <w:szCs w:val="22"/>
+          </w:rPr>
+          <w:delText>g</w:delText>
+        </w:r>
+        <w:r>
+          <w:rPr>
+            <w:sz w:val="22"/>
+            <w:szCs w:val="22"/>
+          </w:rPr>
+          <w:delText xml:space="preserve"> </w:delText>
+        </w:r>
+      </w:del>
+      <w:del w:id="25" w:author="Kelsey McCune" w:date="2026-04-15T08:36:00Z" w16du:dateUtc="2026-04-15T13:36:00Z">
+        <w:r>
+          <w:rPr>
+            <w:sz w:val="22"/>
+            <w:szCs w:val="22"/>
+          </w:rPr>
+          <w:delText>site</w:delText>
+        </w:r>
+      </w:del>
+      <w:ins w:id="26" w:author="Kelsey McCune" w:date="2026-04-15T08:36:00Z" w16du:dateUtc="2026-04-15T13:36:00Z">
+        <w:r>
+          <w:rPr>
+            <w:sz w:val="22"/>
+            <w:szCs w:val="22"/>
+          </w:rPr>
+          <w:t>local</w:t>
+        </w:r>
+      </w:ins>
+      <w:ins w:id="27" w:author="Kelsey McCune" w:date="2026-04-15T08:37:00Z" w16du:dateUtc="2026-04-15T13:37:00Z">
+        <w:r>
+          <w:rPr>
+            <w:sz w:val="22"/>
+            <w:szCs w:val="22"/>
+          </w:rPr>
+          <w:t xml:space="preserve"> scale</w:t>
+        </w:r>
+      </w:ins>
+      <w:del w:id="28" w:author="Kelsey McCune" w:date="2026-04-15T08:37:00Z" w16du:dateUtc="2026-04-15T13:37:00Z">
+        <w:r>
+          <w:rPr>
+            <w:sz w:val="22"/>
+            <w:szCs w:val="22"/>
+          </w:rPr>
+          <w:delText>-level</w:delText>
+        </w:r>
+      </w:del>
+      <w:r>
+        <w:rPr>
+          <w:sz w:val="22"/>
+          <w:szCs w:val="22"/>
+        </w:rPr>
+        <w:t xml:space="preserve"> factors such as feeder placement</w:t>
+      </w:r>
+      <w:ins w:id="29" w:author="Kelsey McCune" w:date="2026-04-15T08:37:00Z" w16du:dateUtc="2026-04-15T13:37:00Z">
+        <w:r>
+          <w:rPr>
+            <w:sz w:val="22"/>
+            <w:szCs w:val="22"/>
+          </w:rPr>
+          <w:t xml:space="preserve"> or number</w:t>
+        </w:r>
+      </w:ins>
+      <w:r>
+        <w:rPr>
+          <w:sz w:val="22"/>
+          <w:szCs w:val="22"/>
+        </w:rPr>
+        <w:t>, poultry housing configuration, and current cleaning practices</w:t>
+      </w:r>
+      <w:del w:id="30" w:author="Kelsey McCune" w:date="2026-04-15T08:37:00Z" w16du:dateUtc="2026-04-15T13:37:00Z">
+        <w:r>
+          <w:rPr>
+            <w:sz w:val="22"/>
+            <w:szCs w:val="22"/>
+          </w:rPr>
+          <w:delText xml:space="preserve"> will be </w:delText>
+        </w:r>
+        <w:r>
+          <w:rPr>
+            <w:sz w:val="22"/>
+            <w:szCs w:val="22"/>
+          </w:rPr>
+          <w:delText>significant</w:delText>
+        </w:r>
+        <w:r>
+          <w:rPr>
+            <w:sz w:val="22"/>
+            <w:szCs w:val="22"/>
+          </w:rPr>
+          <w:delText xml:space="preserve"> for </w:delText>
+        </w:r>
+        <w:r>
+          <w:rPr>
+            <w:sz w:val="22"/>
+            <w:szCs w:val="22"/>
+          </w:rPr>
+          <w:delText>enhancing</w:delText>
+        </w:r>
+        <w:r>
+          <w:rPr>
+            <w:sz w:val="22"/>
+            <w:szCs w:val="22"/>
+          </w:rPr>
+          <w:delText xml:space="preserve"> pathogen prevalence </w:delText>
+        </w:r>
+      </w:del>
+      <w:del w:id="31" w:author="Kelsey McCune" w:date="2026-04-15T08:34:00Z" w16du:dateUtc="2026-04-15T13:34:00Z">
+        <w:r>
+          <w:rPr>
+            <w:sz w:val="22"/>
+            <w:szCs w:val="22"/>
+          </w:rPr>
+          <w:delText xml:space="preserve">data </w:delText>
+        </w:r>
+      </w:del>
+      <w:del w:id="32" w:author="Kelsey McCune" w:date="2026-04-15T08:37:00Z" w16du:dateUtc="2026-04-15T13:37:00Z">
+        <w:r>
+          <w:rPr>
+            <w:sz w:val="22"/>
+            <w:szCs w:val="22"/>
+          </w:rPr>
+          <w:delText>and linking ecological findings to participant behavior and risk perception</w:delText>
+        </w:r>
+      </w:del>
+      <w:r>
+        <w:rPr>
+          <w:sz w:val="22"/>
+          <w:szCs w:val="22"/>
+        </w:rPr>
+        <w:t>.</w:t>
+      </w:r>
+      <w:r>
+        <w:rPr>
+          <w:sz w:val="22"/>
+          <w:szCs w:val="22"/>
+        </w:rPr>
+        <w:t xml:space="preserve"> </w:t>
+      </w:r>
+      <w:r>
+        <w:rPr>
+          <w:sz w:val="22"/>
+          <w:szCs w:val="22"/>
+        </w:rPr>
+        <w:t xml:space="preserve">To address these knowledge gaps, we will quantify </w:t>
+      </w:r>
       <w:r>
         <w:rPr>
           <w:i/>
@@ -1412,23 +1817,33 @@
           <w:sz w:val="22"/>
           <w:szCs w:val="22"/>
         </w:rPr>
-        <w:t>enterica</w:t>
-      </w:r>
-      <w:r>
-        <w:rPr>
-          <w:sz w:val="22"/>
-          <w:szCs w:val="22"/>
-        </w:rPr>
-        <w:t xml:space="preserve">  </w:t>
-      </w:r>
-      <w:r>
-        <w:rPr>
-          <w:sz w:val="22"/>
-          <w:szCs w:val="22"/>
-        </w:rPr>
-        <w:t>and</w:t>
-      </w:r>
-      <w:proofErr w:type="gramEnd"/>
+        <w:t>S. enterica</w:t>
+      </w:r>
+      <w:r>
+        <w:rPr>
+          <w:sz w:val="22"/>
+          <w:szCs w:val="22"/>
+        </w:rPr>
+        <w:t xml:space="preserve"> prevalence in wild birds across sites with bird feeders, backyard poultry, both, or neither</w:t>
+      </w:r>
+      <w:ins w:id="33" w:author="Kelsey McCune" w:date="2026-04-15T08:39:00Z" w16du:dateUtc="2026-04-15T13:39:00Z">
+        <w:r>
+          <w:rPr>
+            <w:sz w:val="22"/>
+            <w:szCs w:val="22"/>
+          </w:rPr>
+          <w:t>.</w:t>
+        </w:r>
+      </w:ins>
+      <w:del w:id="34" w:author="Kelsey McCune" w:date="2026-04-15T08:39:00Z" w16du:dateUtc="2026-04-15T13:39:00Z">
+        <w:r>
+          <w:rPr>
+            <w:sz w:val="22"/>
+            <w:szCs w:val="22"/>
+          </w:rPr>
+          <w:delText>,</w:delText>
+        </w:r>
+      </w:del>
       <w:r>
         <w:rPr>
           <w:sz w:val="22"/>
@@ -1436,19 +1851,258 @@
         </w:rPr>
         <w:t xml:space="preserve"> </w:t>
       </w:r>
-      <w:r>
-        <w:rPr>
-          <w:sz w:val="22"/>
-          <w:szCs w:val="22"/>
-        </w:rPr>
-        <w:t>can amplify pathogen persistence in the environment</w:t>
-      </w:r>
-      <w:r>
-        <w:rPr>
-          <w:sz w:val="22"/>
-          <w:szCs w:val="22"/>
-        </w:rPr>
-        <w:t>.</w:t>
+      <w:ins w:id="35" w:author="Kelsey McCune" w:date="2026-04-15T08:39:00Z" w16du:dateUtc="2026-04-15T13:39:00Z">
+        <w:r>
+          <w:rPr>
+            <w:sz w:val="22"/>
+            <w:szCs w:val="22"/>
+          </w:rPr>
+          <w:t xml:space="preserve">This experiemental design will clarify the role of </w:t>
+        </w:r>
+      </w:ins>
+      <w:del w:id="36" w:author="Kelsey McCune" w:date="2026-04-15T08:39:00Z" w16du:dateUtc="2026-04-15T13:39:00Z">
+        <w:r>
+          <w:rPr>
+            <w:sz w:val="22"/>
+            <w:szCs w:val="22"/>
+          </w:rPr>
+          <w:delText xml:space="preserve">to determine how </w:delText>
+        </w:r>
+      </w:del>
+      <w:r>
+        <w:rPr>
+          <w:sz w:val="22"/>
+          <w:szCs w:val="22"/>
+        </w:rPr>
+        <w:t xml:space="preserve">these common backyard practices </w:t>
+      </w:r>
+      <w:del w:id="37" w:author="Kelsey McCune" w:date="2026-04-15T08:40:00Z" w16du:dateUtc="2026-04-15T13:40:00Z">
+        <w:r>
+          <w:rPr>
+            <w:sz w:val="22"/>
+            <w:szCs w:val="22"/>
+          </w:rPr>
+          <w:delText>interact and contribute to</w:delText>
+        </w:r>
+      </w:del>
+      <w:ins w:id="38" w:author="Kelsey McCune" w:date="2026-04-15T08:40:00Z" w16du:dateUtc="2026-04-15T13:40:00Z">
+        <w:r>
+          <w:rPr>
+            <w:sz w:val="22"/>
+            <w:szCs w:val="22"/>
+          </w:rPr>
+          <w:t>in</w:t>
+        </w:r>
+      </w:ins>
+      <w:r>
+        <w:rPr>
+          <w:sz w:val="22"/>
+          <w:szCs w:val="22"/>
+        </w:rPr>
+        <w:t xml:space="preserve"> disease risk </w:t>
+      </w:r>
+      <w:ins w:id="39" w:author="Kelsey McCune" w:date="2026-04-15T08:40:00Z" w16du:dateUtc="2026-04-15T13:40:00Z">
+        <w:r>
+          <w:rPr>
+            <w:sz w:val="22"/>
+            <w:szCs w:val="22"/>
+          </w:rPr>
+          <w:t>to</w:t>
+        </w:r>
+      </w:ins>
+      <w:del w:id="40" w:author="Kelsey McCune" w:date="2026-04-15T08:40:00Z" w16du:dateUtc="2026-04-15T13:40:00Z">
+        <w:r>
+          <w:rPr>
+            <w:sz w:val="22"/>
+            <w:szCs w:val="22"/>
+          </w:rPr>
+          <w:delText>in</w:delText>
+        </w:r>
+      </w:del>
+      <w:r>
+        <w:rPr>
+          <w:sz w:val="22"/>
+          <w:szCs w:val="22"/>
+        </w:rPr>
+        <w:t xml:space="preserve"> wild bird populations</w:t>
+      </w:r>
+      <w:r>
+        <w:rPr>
+          <w:sz w:val="22"/>
+          <w:szCs w:val="22"/>
+        </w:rPr>
+        <w:t xml:space="preserve">, particularly in the </w:t>
+      </w:r>
+      <w:ins w:id="41" w:author="Kelsey McCune" w:date="2026-04-15T08:40:00Z" w16du:dateUtc="2026-04-15T13:40:00Z">
+        <w:r>
+          <w:rPr>
+            <w:sz w:val="22"/>
+            <w:szCs w:val="22"/>
+          </w:rPr>
+          <w:t>s</w:t>
+        </w:r>
+      </w:ins>
+      <w:del w:id="42" w:author="Kelsey McCune" w:date="2026-04-15T08:40:00Z" w16du:dateUtc="2026-04-15T13:40:00Z">
+        <w:r>
+          <w:rPr>
+            <w:sz w:val="22"/>
+            <w:szCs w:val="22"/>
+          </w:rPr>
+          <w:delText>S</w:delText>
+        </w:r>
+      </w:del>
+      <w:r>
+        <w:rPr>
+          <w:sz w:val="22"/>
+          <w:szCs w:val="22"/>
+        </w:rPr>
+        <w:t>outheast</w:t>
+      </w:r>
+      <w:ins w:id="43" w:author="Kelsey McCune" w:date="2026-04-15T08:40:00Z" w16du:dateUtc="2026-04-15T13:40:00Z">
+        <w:r>
+          <w:rPr>
+            <w:sz w:val="22"/>
+            <w:szCs w:val="22"/>
+          </w:rPr>
+          <w:t>ern</w:t>
+        </w:r>
+      </w:ins>
+      <w:r>
+        <w:rPr>
+          <w:sz w:val="22"/>
+          <w:szCs w:val="22"/>
+        </w:rPr>
+        <w:t xml:space="preserve"> United States where </w:t>
+      </w:r>
+      <w:ins w:id="44" w:author="Kelsey McCune" w:date="2026-04-15T08:40:00Z" w16du:dateUtc="2026-04-15T13:40:00Z">
+        <w:r>
+          <w:rPr>
+            <w:sz w:val="22"/>
+            <w:szCs w:val="22"/>
+          </w:rPr>
+          <w:t xml:space="preserve">avian biodiversity is high </w:t>
+        </w:r>
+      </w:ins>
+      <w:ins w:id="45" w:author="Kelsey McCune" w:date="2026-04-15T08:43:00Z" w16du:dateUtc="2026-04-15T13:43:00Z">
+        <w:r>
+          <w:rPr>
+            <w:sz w:val="22"/>
+            <w:szCs w:val="22"/>
+          </w:rPr>
+          <w:t xml:space="preserve">and </w:t>
+        </w:r>
+      </w:ins>
+      <w:ins w:id="46" w:author="Kelsey McCune" w:date="2026-04-15T08:44:00Z" w16du:dateUtc="2026-04-15T13:44:00Z">
+        <w:r>
+          <w:rPr>
+            <w:sz w:val="22"/>
+            <w:szCs w:val="22"/>
+          </w:rPr>
+          <w:t xml:space="preserve">the </w:t>
+        </w:r>
+      </w:ins>
+      <w:ins w:id="47" w:author="Kelsey McCune" w:date="2026-04-15T08:43:00Z" w16du:dateUtc="2026-04-15T13:43:00Z">
+        <w:r>
+          <w:rPr>
+            <w:sz w:val="22"/>
+            <w:szCs w:val="22"/>
+          </w:rPr>
+          <w:t>climate is favorable for m</w:t>
+        </w:r>
+      </w:ins>
+      <w:ins w:id="48" w:author="Kelsey McCune" w:date="2026-04-15T08:44:00Z" w16du:dateUtc="2026-04-15T13:44:00Z">
+        <w:r>
+          <w:rPr>
+            <w:sz w:val="22"/>
+            <w:szCs w:val="22"/>
+          </w:rPr>
+          <w:t>ultiple</w:t>
+        </w:r>
+      </w:ins>
+      <w:ins w:id="49" w:author="Kelsey McCune" w:date="2026-04-15T08:43:00Z" w16du:dateUtc="2026-04-15T13:43:00Z">
+        <w:r>
+          <w:rPr>
+            <w:sz w:val="22"/>
+            <w:szCs w:val="22"/>
+          </w:rPr>
+          <w:t xml:space="preserve"> avian infectious </w:t>
+        </w:r>
+      </w:ins>
+      <w:ins w:id="50" w:author="Kelsey McCune" w:date="2026-04-15T08:44:00Z" w16du:dateUtc="2026-04-15T13:44:00Z">
+        <w:r>
+          <w:rPr>
+            <w:sz w:val="22"/>
+            <w:szCs w:val="22"/>
+          </w:rPr>
+          <w:t xml:space="preserve">diseases </w:t>
+        </w:r>
+      </w:ins>
+      <w:ins w:id="51" w:author="Kelsey McCune" w:date="2026-04-15T09:26:00Z" w16du:dateUtc="2026-04-15T14:26:00Z">
+        <w:r>
+          <w:rPr>
+            <w:sz w:val="22"/>
+            <w:szCs w:val="22"/>
+          </w:rPr>
+          <w:t>(Hotez et al., 2014)</w:t>
+        </w:r>
+      </w:ins>
+      <w:del w:id="52" w:author="Kelsey McCune" w:date="2026-04-15T08:43:00Z" w16du:dateUtc="2026-04-15T13:43:00Z">
+        <w:r>
+          <w:rPr>
+            <w:sz w:val="22"/>
+            <w:szCs w:val="22"/>
+          </w:rPr>
+          <w:delText xml:space="preserve">temporal and seasonal </w:delText>
+        </w:r>
+        <w:r>
+          <w:rPr>
+            <w:sz w:val="22"/>
+            <w:szCs w:val="22"/>
+          </w:rPr>
+          <w:delText>data remain uncharacterized</w:delText>
+        </w:r>
+      </w:del>
+      <w:r>
+        <w:rPr>
+          <w:sz w:val="22"/>
+          <w:szCs w:val="22"/>
+        </w:rPr>
+        <w:t xml:space="preserve">. </w:t>
+      </w:r>
+      <w:r>
+        <w:rPr>
+          <w:sz w:val="22"/>
+          <w:szCs w:val="22"/>
+        </w:rPr>
+        <w:t>T</w:t>
+      </w:r>
+      <w:r>
+        <w:rPr>
+          <w:sz w:val="22"/>
+          <w:szCs w:val="22"/>
+        </w:rPr>
+        <w:t xml:space="preserve">hese data will provide the </w:t>
+      </w:r>
+      <w:r>
+        <w:rPr>
+          <w:sz w:val="22"/>
+          <w:szCs w:val="22"/>
+        </w:rPr>
+        <w:t>results</w:t>
+      </w:r>
+      <w:r>
+        <w:rPr>
+          <w:sz w:val="22"/>
+          <w:szCs w:val="22"/>
+        </w:rPr>
+        <w:t xml:space="preserve"> needed to </w:t>
+      </w:r>
+      <w:r>
+        <w:rPr>
+          <w:sz w:val="22"/>
+          <w:szCs w:val="22"/>
+        </w:rPr>
+        <w:t>produce</w:t>
       </w:r>
       <w:r>
         <w:rPr>
@@ -1462,355 +2116,595 @@
           <w:sz w:val="22"/>
           <w:szCs w:val="22"/>
         </w:rPr>
-        <w:t>Consequently, poultry can serve as a bridge, increasing disease</w:t>
-      </w:r>
-      <w:r>
-        <w:rPr>
-          <w:sz w:val="22"/>
-          <w:szCs w:val="22"/>
-        </w:rPr>
-        <w:t xml:space="preserve"> spillover </w:t>
-      </w:r>
-      <w:r>
-        <w:rPr>
-          <w:sz w:val="22"/>
-          <w:szCs w:val="22"/>
-        </w:rPr>
-        <w:t>among</w:t>
-      </w:r>
-      <w:r>
-        <w:rPr>
-          <w:sz w:val="22"/>
-          <w:szCs w:val="22"/>
-        </w:rPr>
-        <w:t xml:space="preserve"> wild birds, humans, and </w:t>
-      </w:r>
-      <w:r>
-        <w:rPr>
-          <w:sz w:val="22"/>
-          <w:szCs w:val="22"/>
-        </w:rPr>
-        <w:t>pets</w:t>
-      </w:r>
-      <w:r>
-        <w:rPr>
-          <w:sz w:val="22"/>
-          <w:szCs w:val="22"/>
-        </w:rPr>
-        <w:t xml:space="preserve"> (Larsen et al. 2022). Salmonellosis is responsible for hundreds of documented wild bird mortality events (Hall and Saito 2008) and has been linked to human illness through contact with contaminated feeders and wild songbirds (Patel et al. 2021)</w:t>
-      </w:r>
-      <w:r>
-        <w:rPr>
-          <w:sz w:val="22"/>
-          <w:szCs w:val="22"/>
-        </w:rPr>
-        <w:t xml:space="preserve"> or</w:t>
-      </w:r>
-      <w:r>
-        <w:rPr>
-          <w:sz w:val="22"/>
-          <w:szCs w:val="22"/>
-        </w:rPr>
-        <w:t xml:space="preserve"> backyard poultry (CDC, 2025). The </w:t>
-      </w:r>
-      <w:r>
-        <w:rPr>
-          <w:sz w:val="22"/>
-          <w:szCs w:val="22"/>
-        </w:rPr>
-        <w:t>interacting factors</w:t>
-      </w:r>
-      <w:r>
-        <w:rPr>
-          <w:sz w:val="22"/>
-          <w:szCs w:val="22"/>
-        </w:rPr>
-        <w:t xml:space="preserve"> of human </w:t>
-      </w:r>
-      <w:r>
-        <w:rPr>
-          <w:sz w:val="22"/>
-          <w:szCs w:val="22"/>
-        </w:rPr>
-        <w:t>activities</w:t>
-      </w:r>
-      <w:r>
-        <w:rPr>
-          <w:sz w:val="22"/>
-          <w:szCs w:val="22"/>
-        </w:rPr>
-        <w:t xml:space="preserve">, bird feeders, and </w:t>
-      </w:r>
-      <w:r>
-        <w:rPr>
-          <w:sz w:val="22"/>
-          <w:szCs w:val="22"/>
-        </w:rPr>
-        <w:t>poultry</w:t>
-      </w:r>
-      <w:r>
-        <w:rPr>
-          <w:sz w:val="22"/>
-          <w:szCs w:val="22"/>
-        </w:rPr>
-        <w:t xml:space="preserve"> </w:t>
-      </w:r>
-      <w:r>
-        <w:rPr>
-          <w:sz w:val="22"/>
-          <w:szCs w:val="22"/>
-        </w:rPr>
-        <w:t>could therefore increase the disease risk for native birds, but this has not yet been experimentally tested.</w:t>
-      </w:r>
-      <w:r>
-        <w:rPr>
-          <w:sz w:val="22"/>
-          <w:szCs w:val="22"/>
-        </w:rPr>
-        <w:t xml:space="preserve"> </w:t>
-      </w:r>
+        <w:t xml:space="preserve">accessible, </w:t>
+      </w:r>
+      <w:r>
+        <w:rPr>
+          <w:sz w:val="22"/>
+          <w:szCs w:val="22"/>
+        </w:rPr>
+        <w:t xml:space="preserve">practical guidelines </w:t>
+      </w:r>
+      <w:r>
+        <w:rPr>
+          <w:sz w:val="22"/>
+          <w:szCs w:val="22"/>
+        </w:rPr>
+        <w:t xml:space="preserve">for supplemental feeding </w:t>
+      </w:r>
+      <w:r>
+        <w:rPr>
+          <w:sz w:val="22"/>
+          <w:szCs w:val="22"/>
+        </w:rPr>
+        <w:t xml:space="preserve">that </w:t>
+      </w:r>
+      <w:ins w:id="53" w:author="Kelsey McCune" w:date="2026-04-15T08:41:00Z" w16du:dateUtc="2026-04-15T13:41:00Z">
+        <w:r>
+          <w:rPr>
+            <w:sz w:val="22"/>
+            <w:szCs w:val="22"/>
+          </w:rPr>
+          <w:t xml:space="preserve">will </w:t>
+        </w:r>
+      </w:ins>
+      <w:r>
+        <w:rPr>
+          <w:sz w:val="22"/>
+          <w:szCs w:val="22"/>
+        </w:rPr>
+        <w:t>allow people to enjoy the benefits of backyard wildlife activities while reducing disease risk to wild birds, domestic animals, and human health.</w:t>
+      </w:r>
+    </w:p>
+    <w:p>
+      <w:pPr>
+        <w:rPr>
+          <w:sz w:val="22"/>
+          <w:szCs w:val="22"/>
+        </w:rPr>
+      </w:pPr>
+    </w:p>
+    <w:p>
+      <w:pPr>
+        <w:rPr>
+          <w:ins w:id="54" w:author="Kelsey McCune" w:date="2026-04-15T09:35:00Z" w16du:dateUtc="2026-04-15T14:35:00Z"/>
+          <w:sz w:val="22"/>
+          <w:szCs w:val="22"/>
+        </w:rPr>
+      </w:pPr>
+      <w:r>
+        <w:rPr>
+          <w:sz w:val="22"/>
+          <w:szCs w:val="22"/>
+          <w:highlight w:val="yellow"/>
+        </w:rPr>
+        <w:t>Importance to Avian Medicine:</w:t>
+      </w:r>
+      <w:del w:id="55" w:author="Kelsey McCune" w:date="2026-04-15T09:35:00Z" w16du:dateUtc="2026-04-15T14:35:00Z">
+        <w:r>
+          <w:rPr>
+            <w:sz w:val="22"/>
+            <w:szCs w:val="22"/>
+          </w:rPr>
+          <w:br/>
+        </w:r>
+      </w:del>
     </w:p>
     <w:p>
       <w:pPr>
         <w:ind w:firstLine="720"/>
         <w:rPr>
-          <w:moveFrom w:id="6" w:author="Kelsey McCune" w:date="2026-04-08T11:39:00Z" w16du:dateUtc="2026-04-08T16:39:00Z"/>
-          <w:sz w:val="22"/>
-          <w:szCs w:val="22"/>
-        </w:rPr>
-        <w:pPrChange w:id="7" w:author="Kelsey McCune" w:date="2026-04-08T10:39:00Z" w16du:dateUtc="2026-04-08T15:39:00Z">
+          <w:sz w:val="22"/>
+          <w:szCs w:val="22"/>
+        </w:rPr>
+        <w:pPrChange w:id="56" w:author="Kelsey McCune" w:date="2026-04-15T09:35:00Z" w16du:dateUtc="2026-04-15T14:35:00Z">
           <w:pPr/>
         </w:pPrChange>
       </w:pPr>
-      <w:commentRangeStart w:id="8"/>
-      <w:ins w:id="9" w:author="Kelsey McCune" w:date="2026-04-15T08:35:00Z" w16du:dateUtc="2026-04-15T13:35:00Z">
-        <w:r>
-          <w:rPr>
-            <w:sz w:val="22"/>
-            <w:szCs w:val="22"/>
-          </w:rPr>
-          <w:t>To enhance knowledge of pathogen prevalence and link findings</w:t>
-        </w:r>
-      </w:ins>
-      <w:commentRangeEnd w:id="8"/>
-      <w:ins w:id="10" w:author="Kelsey McCune" w:date="2026-04-15T08:38:00Z" w16du:dateUtc="2026-04-15T13:38:00Z">
-        <w:r>
-          <w:rPr>
-            <w:rStyle w:val="CommentReference"/>
-          </w:rPr>
-          <w:commentReference w:id="8"/>
-        </w:r>
-      </w:ins>
-      <w:ins w:id="11" w:author="Kelsey McCune" w:date="2026-04-15T08:35:00Z" w16du:dateUtc="2026-04-15T13:35:00Z">
-        <w:r>
-          <w:rPr>
-            <w:sz w:val="22"/>
-            <w:szCs w:val="22"/>
-          </w:rPr>
-          <w:t xml:space="preserve"> to human behavior, we need more data on </w:t>
-        </w:r>
-      </w:ins>
-      <w:moveFromRangeStart w:id="12" w:author="Kelsey McCune" w:date="2026-04-08T11:39:00Z" w:name="move226540801"/>
-      <w:moveFrom w:id="13" w:author="Kelsey McCune" w:date="2026-04-08T11:39:00Z" w16du:dateUtc="2026-04-08T16:39:00Z">
-        <w:r>
-          <w:rPr>
-            <w:sz w:val="22"/>
-            <w:szCs w:val="22"/>
-          </w:rPr>
-          <w:t xml:space="preserve">The risk of disease spillover through bird feeding and backyard poultry keeping is potentially balanced by the benefits for the people who participate. Current research has shown that interacting with birds and nature can strengthen mental health through effects like reduced stress and anxiety, improved mood, cognitive restoration, and feelings of connection to the natural world (Cox and Gaston 2016; Pocock et al. 2023). For many people, maintaining a bird feeder provides the only daily form of accessible, low-cost interaction with wildlife. Studies have found that even brief exposure to birds in residential settings contributes positively to personal wellbeing, consistent with broader studies linking nature contact to psychological relief and stress recovery (Dayer et al. 2019). Small-scale poultry keeping is similarly associated with feelings of self-sufficiency, fulfillment, and stewardship, particularly among urban and suburban residents seeking engagement with food systems and animal care (Kyle and Sutherland 2016; Nicholson et al. 2020). Households with children may additionally benefit from the educational value of these activities by incorporating an early interest in wildlife, ecology, and sustainable food production. Engagement with backyard wildlife activities may also go beyond personal satisfaction to encourage broader conservation behaviors. Research has shown that people who feed and observe birds are more likely to engage in pro-conservation actions such as habitat stewardship, conservation donations, and advocacy for wildlife-friendly policies, suggesting that these activities may provide a link to broader environmental stewardship (Dayer et al. 2019; Pocock et al. 2023; Barbett et al. 2020). Understanding the conservation attitudes of participants in these backyard activities will be valuable for finding opportunities to promote evidence-based biosecurity guidelines to the public. The psychological and conservation benefits of backyard wildlife activities are important factors that must be weighed parallel to any relevant risks to health, wildlife, and environment when discussing activities such as bird feeding and small-scale poultry. </w:t>
-        </w:r>
-      </w:moveFrom>
+      <w:r>
+        <w:rPr>
+          <w:sz w:val="22"/>
+          <w:szCs w:val="22"/>
+        </w:rPr>
+        <w:t>Wild bird health is becoming more threatened at the human-wildlife interface, yet veterinary and public health efforts remain highly focused on commercial poultry operations and major outbreak events</w:t>
+      </w:r>
+      <w:ins w:id="57" w:author="Kelsey McCune" w:date="2026-04-15T09:31:00Z" w16du:dateUtc="2026-04-15T14:31:00Z">
+        <w:r>
+          <w:rPr>
+            <w:sz w:val="22"/>
+            <w:szCs w:val="22"/>
+          </w:rPr>
+          <w:t xml:space="preserve"> infecting people</w:t>
+        </w:r>
+      </w:ins>
+      <w:ins w:id="58" w:author="Kelsey McCune" w:date="2026-04-15T09:27:00Z" w16du:dateUtc="2026-04-15T14:27:00Z">
+        <w:r>
+          <w:rPr>
+            <w:sz w:val="22"/>
+            <w:szCs w:val="22"/>
+          </w:rPr>
+          <w:t>.</w:t>
+        </w:r>
+      </w:ins>
+      <w:del w:id="59" w:author="Kelsey McCune" w:date="2026-04-15T09:27:00Z" w16du:dateUtc="2026-04-15T14:27:00Z">
+        <w:r>
+          <w:rPr>
+            <w:sz w:val="22"/>
+            <w:szCs w:val="22"/>
+          </w:rPr>
+          <w:delText>,</w:delText>
+        </w:r>
+      </w:del>
+      <w:r>
+        <w:rPr>
+          <w:sz w:val="22"/>
+          <w:szCs w:val="22"/>
+        </w:rPr>
+        <w:t xml:space="preserve"> </w:t>
+      </w:r>
+      <w:del w:id="60" w:author="Kelsey McCune" w:date="2026-04-15T09:28:00Z" w16du:dateUtc="2026-04-15T14:28:00Z">
+        <w:r>
+          <w:rPr>
+            <w:sz w:val="22"/>
+            <w:szCs w:val="22"/>
+          </w:rPr>
+          <w:delText>commonly overlooking backyard and</w:delText>
+        </w:r>
+      </w:del>
+      <w:ins w:id="61" w:author="Kelsey McCune" w:date="2026-04-15T09:28:00Z" w16du:dateUtc="2026-04-15T14:28:00Z">
+        <w:r>
+          <w:rPr>
+            <w:sz w:val="22"/>
+            <w:szCs w:val="22"/>
+          </w:rPr>
+          <w:t>However, outbreaks begin in</w:t>
+        </w:r>
+      </w:ins>
+      <w:r>
+        <w:rPr>
+          <w:sz w:val="22"/>
+          <w:szCs w:val="22"/>
+        </w:rPr>
+        <w:t xml:space="preserve"> small-scale settings </w:t>
+      </w:r>
+      <w:ins w:id="62" w:author="Kelsey McCune" w:date="2026-04-15T09:28:00Z" w16du:dateUtc="2026-04-15T14:28:00Z">
+        <w:r>
+          <w:rPr>
+            <w:sz w:val="22"/>
+            <w:szCs w:val="22"/>
+          </w:rPr>
+          <w:t xml:space="preserve">like suburban yards </w:t>
+        </w:r>
+      </w:ins>
+      <w:r>
+        <w:rPr>
+          <w:sz w:val="22"/>
+          <w:szCs w:val="22"/>
+        </w:rPr>
+        <w:t>where wild birds</w:t>
+      </w:r>
+      <w:ins w:id="63" w:author="Kelsey McCune" w:date="2026-04-15T09:31:00Z" w16du:dateUtc="2026-04-15T14:31:00Z">
+        <w:r>
+          <w:rPr>
+            <w:sz w:val="22"/>
+            <w:szCs w:val="22"/>
+          </w:rPr>
+          <w:t xml:space="preserve"> commonly share resources with</w:t>
+        </w:r>
+      </w:ins>
+      <w:del w:id="64" w:author="Kelsey McCune" w:date="2026-04-15T09:31:00Z" w16du:dateUtc="2026-04-15T14:31:00Z">
+        <w:r>
+          <w:rPr>
+            <w:sz w:val="22"/>
+            <w:szCs w:val="22"/>
+          </w:rPr>
+          <w:delText>,</w:delText>
+        </w:r>
+      </w:del>
+      <w:r>
+        <w:rPr>
+          <w:sz w:val="22"/>
+          <w:szCs w:val="22"/>
+        </w:rPr>
+        <w:t xml:space="preserve"> humans</w:t>
+      </w:r>
+      <w:ins w:id="65" w:author="Kelsey McCune" w:date="2026-04-15T09:31:00Z" w16du:dateUtc="2026-04-15T14:31:00Z">
+        <w:r>
+          <w:rPr>
+            <w:sz w:val="22"/>
+            <w:szCs w:val="22"/>
+          </w:rPr>
+          <w:t xml:space="preserve"> and</w:t>
+        </w:r>
+      </w:ins>
+      <w:del w:id="66" w:author="Kelsey McCune" w:date="2026-04-15T09:31:00Z" w16du:dateUtc="2026-04-15T14:31:00Z">
+        <w:r>
+          <w:rPr>
+            <w:sz w:val="22"/>
+            <w:szCs w:val="22"/>
+          </w:rPr>
+          <w:delText>,</w:delText>
+        </w:r>
+      </w:del>
+      <w:r>
+        <w:rPr>
+          <w:sz w:val="22"/>
+          <w:szCs w:val="22"/>
+        </w:rPr>
+        <w:t xml:space="preserve"> domestic pets</w:t>
+      </w:r>
+      <w:del w:id="67" w:author="Kelsey McCune" w:date="2026-04-15T09:32:00Z" w16du:dateUtc="2026-04-15T14:32:00Z">
+        <w:r>
+          <w:rPr>
+            <w:sz w:val="22"/>
+            <w:szCs w:val="22"/>
+          </w:rPr>
+          <w:delText>,</w:delText>
+        </w:r>
+      </w:del>
+      <w:del w:id="68" w:author="Kelsey McCune" w:date="2026-04-15T09:31:00Z" w16du:dateUtc="2026-04-15T14:31:00Z">
+        <w:r>
+          <w:rPr>
+            <w:sz w:val="22"/>
+            <w:szCs w:val="22"/>
+          </w:rPr>
+          <w:delText xml:space="preserve"> and shared resources increasingly overlap</w:delText>
+        </w:r>
+      </w:del>
+      <w:r>
+        <w:rPr>
+          <w:sz w:val="22"/>
+          <w:szCs w:val="22"/>
+        </w:rPr>
+        <w:t xml:space="preserve">. </w:t>
+      </w:r>
+      <w:r>
+        <w:rPr>
+          <w:i/>
+          <w:iCs/>
+          <w:sz w:val="22"/>
+          <w:szCs w:val="22"/>
+        </w:rPr>
+        <w:t>S. enterica</w:t>
+      </w:r>
+      <w:r>
+        <w:rPr>
+          <w:sz w:val="22"/>
+          <w:szCs w:val="22"/>
+        </w:rPr>
+        <w:t xml:space="preserve"> poses a significant threat to wild bird populations, with hundreds of mortality events recorded in the United States alone (Hall and Saito 2008), and the 2021 outbreak linked to wild songbirds at residential feeders </w:t>
+      </w:r>
+      <w:ins w:id="69" w:author="Kelsey McCune" w:date="2026-04-15T09:29:00Z" w16du:dateUtc="2026-04-15T14:29:00Z">
+        <w:r>
+          <w:rPr>
+            <w:sz w:val="22"/>
+            <w:szCs w:val="22"/>
+          </w:rPr>
+          <w:t xml:space="preserve">also </w:t>
+        </w:r>
+      </w:ins>
+      <w:r>
+        <w:rPr>
+          <w:sz w:val="22"/>
+          <w:szCs w:val="22"/>
+        </w:rPr>
+        <w:t xml:space="preserve">resulted in confirmed human hospitalizations across multiple states (CDC 2021; Patel et al. 2023). More recently, backyard poultry contact has been identified as a </w:t>
+      </w:r>
+      <w:del w:id="70" w:author="Kelsey McCune" w:date="2026-04-15T09:32:00Z" w16du:dateUtc="2026-04-15T14:32:00Z">
+        <w:r>
+          <w:rPr>
+            <w:sz w:val="22"/>
+            <w:szCs w:val="22"/>
+          </w:rPr>
+          <w:delText xml:space="preserve">continued and </w:delText>
+        </w:r>
+      </w:del>
+      <w:r>
+        <w:rPr>
+          <w:sz w:val="22"/>
+          <w:szCs w:val="22"/>
+        </w:rPr>
+        <w:t>growing source of human salmonellosis (CDC 2025),</w:t>
+      </w:r>
+      <w:ins w:id="71" w:author="Kelsey McCune" w:date="2026-04-15T09:29:00Z" w16du:dateUtc="2026-04-15T14:29:00Z">
+        <w:r>
+          <w:rPr>
+            <w:sz w:val="22"/>
+            <w:szCs w:val="22"/>
+          </w:rPr>
+          <w:t xml:space="preserve"> though little data on the spillover of </w:t>
+        </w:r>
+      </w:ins>
+      <w:ins w:id="72" w:author="Kelsey McCune" w:date="2026-04-15T09:30:00Z" w16du:dateUtc="2026-04-15T14:30:00Z">
+        <w:r>
+          <w:rPr>
+            <w:sz w:val="22"/>
+            <w:szCs w:val="22"/>
+          </w:rPr>
+          <w:t>this disease</w:t>
+        </w:r>
+      </w:ins>
+      <w:ins w:id="73" w:author="Kelsey McCune" w:date="2026-04-15T09:32:00Z" w16du:dateUtc="2026-04-15T14:32:00Z">
+        <w:r>
+          <w:rPr>
+            <w:sz w:val="22"/>
+            <w:szCs w:val="22"/>
+          </w:rPr>
+          <w:t xml:space="preserve"> fro</w:t>
+        </w:r>
+      </w:ins>
+      <w:ins w:id="74" w:author="Kelsey McCune" w:date="2026-04-15T09:33:00Z" w16du:dateUtc="2026-04-15T14:33:00Z">
+        <w:r>
+          <w:rPr>
+            <w:sz w:val="22"/>
+            <w:szCs w:val="22"/>
+          </w:rPr>
+          <w:t>m poultry</w:t>
+        </w:r>
+      </w:ins>
+      <w:ins w:id="75" w:author="Kelsey McCune" w:date="2026-04-15T09:30:00Z" w16du:dateUtc="2026-04-15T14:30:00Z">
+        <w:r>
+          <w:rPr>
+            <w:sz w:val="22"/>
+            <w:szCs w:val="22"/>
+          </w:rPr>
+          <w:t xml:space="preserve"> into native birds exists.</w:t>
+        </w:r>
+      </w:ins>
+      <w:r>
+        <w:rPr>
+          <w:sz w:val="22"/>
+          <w:szCs w:val="22"/>
+        </w:rPr>
+        <w:t xml:space="preserve"> </w:t>
+      </w:r>
+      <w:ins w:id="76" w:author="Kelsey McCune" w:date="2026-04-15T09:30:00Z" w16du:dateUtc="2026-04-15T14:30:00Z">
+        <w:r>
+          <w:rPr>
+            <w:sz w:val="22"/>
+            <w:szCs w:val="22"/>
+          </w:rPr>
+          <w:t xml:space="preserve">This </w:t>
+        </w:r>
+      </w:ins>
+      <w:r>
+        <w:rPr>
+          <w:sz w:val="22"/>
+          <w:szCs w:val="22"/>
+        </w:rPr>
+        <w:t>highlight</w:t>
+      </w:r>
+      <w:ins w:id="77" w:author="Kelsey McCune" w:date="2026-04-15T09:30:00Z" w16du:dateUtc="2026-04-15T14:30:00Z">
+        <w:r>
+          <w:rPr>
+            <w:sz w:val="22"/>
+            <w:szCs w:val="22"/>
+          </w:rPr>
+          <w:t>s the focus on disease spillover related to human health</w:t>
+        </w:r>
+      </w:ins>
+      <w:del w:id="78" w:author="Kelsey McCune" w:date="2026-04-15T09:30:00Z" w16du:dateUtc="2026-04-15T14:30:00Z">
+        <w:r>
+          <w:rPr>
+            <w:sz w:val="22"/>
+            <w:szCs w:val="22"/>
+          </w:rPr>
+          <w:delText>ing</w:delText>
+        </w:r>
+      </w:del>
+      <w:r>
+        <w:rPr>
+          <w:sz w:val="22"/>
+          <w:szCs w:val="22"/>
+        </w:rPr>
+        <w:t xml:space="preserve"> </w:t>
+      </w:r>
+      <w:ins w:id="79" w:author="Kelsey McCune" w:date="2026-04-15T09:33:00Z" w16du:dateUtc="2026-04-15T14:33:00Z">
+        <w:r>
+          <w:rPr>
+            <w:sz w:val="22"/>
+            <w:szCs w:val="22"/>
+          </w:rPr>
+          <w:t xml:space="preserve">and the lack of </w:t>
+        </w:r>
+      </w:ins>
+      <w:ins w:id="80" w:author="Kelsey McCune" w:date="2026-04-15T09:34:00Z" w16du:dateUtc="2026-04-15T14:34:00Z">
+        <w:r>
+          <w:rPr>
+            <w:sz w:val="22"/>
+            <w:szCs w:val="22"/>
+          </w:rPr>
+          <w:t>monitoring of</w:t>
+        </w:r>
+      </w:ins>
+      <w:ins w:id="81" w:author="Kelsey McCune" w:date="2026-04-15T09:33:00Z" w16du:dateUtc="2026-04-15T14:33:00Z">
+        <w:r>
+          <w:rPr>
+            <w:sz w:val="22"/>
+            <w:szCs w:val="22"/>
+          </w:rPr>
+          <w:t xml:space="preserve"> native wild birds </w:t>
+        </w:r>
+      </w:ins>
+      <w:ins w:id="82" w:author="Kelsey McCune" w:date="2026-04-15T09:34:00Z" w16du:dateUtc="2026-04-15T14:34:00Z">
+        <w:r>
+          <w:rPr>
+            <w:sz w:val="22"/>
+            <w:szCs w:val="22"/>
+          </w:rPr>
+          <w:t>similarly at risk</w:t>
+        </w:r>
+      </w:ins>
+      <w:del w:id="83" w:author="Kelsey McCune" w:date="2026-04-15T09:34:00Z" w16du:dateUtc="2026-04-15T14:34:00Z">
+        <w:r>
+          <w:rPr>
+            <w:sz w:val="22"/>
+            <w:szCs w:val="22"/>
+          </w:rPr>
+          <w:delText>the need for more research into how residential settings contribute to disease spillover events</w:delText>
+        </w:r>
+      </w:del>
+      <w:r>
+        <w:rPr>
+          <w:sz w:val="22"/>
+          <w:szCs w:val="22"/>
+        </w:rPr>
+        <w:t>.</w:t>
+      </w:r>
     </w:p>
     <w:p>
       <w:pPr>
         <w:ind w:firstLine="720"/>
         <w:rPr>
-          <w:sz w:val="13"/>
-          <w:szCs w:val="13"/>
-        </w:rPr>
-        <w:pPrChange w:id="14" w:author="Kelsey McCune" w:date="2026-04-15T08:37:00Z" w16du:dateUtc="2026-04-15T13:37:00Z">
+          <w:sz w:val="22"/>
+          <w:szCs w:val="22"/>
+        </w:rPr>
+        <w:pPrChange w:id="84" w:author="Kelsey McCune" w:date="2026-04-15T09:36:00Z" w16du:dateUtc="2026-04-15T14:36:00Z">
           <w:pPr/>
         </w:pPrChange>
       </w:pPr>
-      <w:moveFromRangeStart w:id="15" w:author="Kelsey McCune" w:date="2026-04-08T11:44:00Z" w:name="move226541072"/>
-      <w:moveFromRangeEnd w:id="12"/>
-      <w:commentRangeStart w:id="16"/>
-      <w:moveFrom w:id="17" w:author="Kelsey McCune" w:date="2026-04-08T11:44:00Z" w16du:dateUtc="2026-04-08T16:44:00Z">
-        <w:r>
-          <w:rPr>
-            <w:sz w:val="22"/>
-            <w:szCs w:val="22"/>
-          </w:rPr>
-          <w:t xml:space="preserve">The degree to which participants in these activities perceive disease risks, engage in biosecurity practices such as feeder cleaning and personal hygiene, and are willing to modify their behaviors in response to evidence-based recommendations remains poorly characterized, particularly in the southeastern United States where both activities are prevalent. </w:t>
-        </w:r>
-      </w:moveFrom>
-      <w:moveFromRangeEnd w:id="15"/>
-      <w:del w:id="18" w:author="Kelsey McCune" w:date="2026-04-15T08:37:00Z" w16du:dateUtc="2026-04-15T13:37:00Z">
-        <w:r>
-          <w:rPr>
-            <w:sz w:val="22"/>
-            <w:szCs w:val="22"/>
-          </w:rPr>
-          <w:delText>Recordin</w:delText>
-        </w:r>
-        <w:commentRangeEnd w:id="16"/>
-        <w:r>
-          <w:rPr>
-            <w:rStyle w:val="CommentReference"/>
-            <w:sz w:val="22"/>
-            <w:szCs w:val="22"/>
-          </w:rPr>
-          <w:commentReference w:id="16"/>
-        </w:r>
-        <w:r>
-          <w:rPr>
-            <w:sz w:val="22"/>
-            <w:szCs w:val="22"/>
-          </w:rPr>
-          <w:delText>g</w:delText>
-        </w:r>
-        <w:r>
-          <w:rPr>
-            <w:sz w:val="22"/>
-            <w:szCs w:val="22"/>
-          </w:rPr>
-          <w:delText xml:space="preserve"> </w:delText>
+      <w:del w:id="85" w:author="Kelsey McCune" w:date="2026-04-15T09:35:00Z" w16du:dateUtc="2026-04-15T14:35:00Z">
+        <w:r>
+          <w:rPr>
+            <w:sz w:val="22"/>
+            <w:szCs w:val="22"/>
+          </w:rPr>
+          <w:delText xml:space="preserve">We </w:delText>
         </w:r>
       </w:del>
-      <w:del w:id="19" w:author="Kelsey McCune" w:date="2026-04-15T08:36:00Z" w16du:dateUtc="2026-04-15T13:36:00Z">
-        <w:r>
-          <w:rPr>
-            <w:sz w:val="22"/>
-            <w:szCs w:val="22"/>
-          </w:rPr>
-          <w:delText>site</w:delText>
+      <w:ins w:id="86" w:author="Kelsey McCune" w:date="2026-04-15T09:35:00Z" w16du:dateUtc="2026-04-15T14:35:00Z">
+        <w:r>
+          <w:rPr>
+            <w:sz w:val="22"/>
+            <w:szCs w:val="22"/>
+          </w:rPr>
+          <w:t>The proposed research</w:t>
+        </w:r>
+        <w:r>
+          <w:rPr>
+            <w:sz w:val="22"/>
+            <w:szCs w:val="22"/>
+          </w:rPr>
+          <w:t xml:space="preserve"> </w:t>
+        </w:r>
+      </w:ins>
+      <w:r>
+        <w:rPr>
+          <w:sz w:val="22"/>
+          <w:szCs w:val="22"/>
+        </w:rPr>
+        <w:t xml:space="preserve">will produce some of the first data from this region on </w:t>
+      </w:r>
+      <w:ins w:id="87" w:author="Kelsey McCune" w:date="2026-04-15T09:37:00Z" w16du:dateUtc="2026-04-15T14:37:00Z">
+        <w:r>
+          <w:rPr>
+            <w:sz w:val="22"/>
+            <w:szCs w:val="22"/>
+          </w:rPr>
+          <w:t xml:space="preserve">the impact of </w:t>
+        </w:r>
+        <w:r>
+          <w:rPr>
+            <w:sz w:val="22"/>
+            <w:szCs w:val="22"/>
+          </w:rPr>
+          <w:t xml:space="preserve">supplemental feeding and backyard poultry keeping </w:t>
+        </w:r>
+        <w:r>
+          <w:rPr>
+            <w:sz w:val="22"/>
+            <w:szCs w:val="22"/>
+          </w:rPr>
+          <w:t xml:space="preserve">on </w:t>
+        </w:r>
+      </w:ins>
+      <w:r>
+        <w:rPr>
+          <w:sz w:val="22"/>
+          <w:szCs w:val="22"/>
+        </w:rPr>
+        <w:t>pathogen prevalence in wild bird communities at the human-wildlife interface</w:t>
+      </w:r>
+      <w:del w:id="88" w:author="Kelsey McCune" w:date="2026-04-15T09:37:00Z" w16du:dateUtc="2026-04-15T14:37:00Z">
+        <w:r>
+          <w:rPr>
+            <w:sz w:val="22"/>
+            <w:szCs w:val="22"/>
+          </w:rPr>
+          <w:delText xml:space="preserve"> in relation to supplemental feeding and backyard poultry keeping</w:delText>
         </w:r>
       </w:del>
-      <w:ins w:id="20" w:author="Kelsey McCune" w:date="2026-04-15T08:36:00Z" w16du:dateUtc="2026-04-15T13:36:00Z">
-        <w:r>
-          <w:rPr>
-            <w:sz w:val="22"/>
-            <w:szCs w:val="22"/>
-          </w:rPr>
-          <w:t>local</w:t>
-        </w:r>
-      </w:ins>
-      <w:ins w:id="21" w:author="Kelsey McCune" w:date="2026-04-15T08:37:00Z" w16du:dateUtc="2026-04-15T13:37:00Z">
-        <w:r>
-          <w:rPr>
-            <w:sz w:val="22"/>
-            <w:szCs w:val="22"/>
-          </w:rPr>
-          <w:t xml:space="preserve"> scale</w:t>
-        </w:r>
-      </w:ins>
-      <w:del w:id="22" w:author="Kelsey McCune" w:date="2026-04-15T08:37:00Z" w16du:dateUtc="2026-04-15T13:37:00Z">
-        <w:r>
-          <w:rPr>
-            <w:sz w:val="22"/>
-            <w:szCs w:val="22"/>
-          </w:rPr>
-          <w:delText>-level</w:delText>
+      <w:r>
+        <w:rPr>
+          <w:sz w:val="22"/>
+          <w:szCs w:val="22"/>
+        </w:rPr>
+        <w:t xml:space="preserve">. By identifying which site conditions elevate pathogen risk in wild birds, we will provide avian veterinarians, wildlife managers, and public health specialists with the evidence needed to develop reliable, accessible biosecurity guidelines for </w:t>
+      </w:r>
+      <w:commentRangeStart w:id="89"/>
+      <w:r>
+        <w:rPr>
+          <w:sz w:val="22"/>
+          <w:szCs w:val="22"/>
+        </w:rPr>
+        <w:t>residential settings</w:t>
+      </w:r>
+      <w:commentRangeEnd w:id="89"/>
+      <w:r>
+        <w:rPr>
+          <w:rStyle w:val="CommentReference"/>
+          <w:sz w:val="22"/>
+          <w:szCs w:val="22"/>
+        </w:rPr>
+        <w:commentReference w:id="89"/>
+      </w:r>
+      <w:r>
+        <w:rPr>
+          <w:sz w:val="22"/>
+          <w:szCs w:val="22"/>
+        </w:rPr>
+        <w:t xml:space="preserve">. </w:t>
+      </w:r>
+      <w:del w:id="90" w:author="Kelsey McCune" w:date="2026-04-15T09:38:00Z" w16du:dateUtc="2026-04-15T14:38:00Z">
+        <w:r>
+          <w:rPr>
+            <w:sz w:val="22"/>
+            <w:szCs w:val="22"/>
+          </w:rPr>
+          <w:delText>If funds</w:delText>
         </w:r>
       </w:del>
-      <w:r>
-        <w:rPr>
-          <w:sz w:val="22"/>
-          <w:szCs w:val="22"/>
-        </w:rPr>
-        <w:t xml:space="preserve"> factors such as feeder placement</w:t>
-      </w:r>
-      <w:ins w:id="23" w:author="Kelsey McCune" w:date="2026-04-15T08:37:00Z" w16du:dateUtc="2026-04-15T13:37:00Z">
-        <w:r>
-          <w:rPr>
-            <w:sz w:val="22"/>
-            <w:szCs w:val="22"/>
-          </w:rPr>
-          <w:t xml:space="preserve"> or number</w:t>
-        </w:r>
-      </w:ins>
-      <w:r>
-        <w:rPr>
-          <w:sz w:val="22"/>
-          <w:szCs w:val="22"/>
-        </w:rPr>
-        <w:t>, poultry housing configuration, and current cleaning practices</w:t>
-      </w:r>
-      <w:del w:id="24" w:author="Kelsey McCune" w:date="2026-04-15T08:37:00Z" w16du:dateUtc="2026-04-15T13:37:00Z">
-        <w:r>
-          <w:rPr>
-            <w:sz w:val="22"/>
-            <w:szCs w:val="22"/>
-          </w:rPr>
-          <w:delText xml:space="preserve"> will be </w:delText>
-        </w:r>
-        <w:r>
-          <w:rPr>
-            <w:sz w:val="22"/>
-            <w:szCs w:val="22"/>
-          </w:rPr>
-          <w:delText>significant</w:delText>
-        </w:r>
-        <w:r>
-          <w:rPr>
-            <w:sz w:val="22"/>
-            <w:szCs w:val="22"/>
-          </w:rPr>
-          <w:delText xml:space="preserve"> for </w:delText>
-        </w:r>
-        <w:r>
-          <w:rPr>
-            <w:sz w:val="22"/>
-            <w:szCs w:val="22"/>
-          </w:rPr>
-          <w:delText>enhancing</w:delText>
-        </w:r>
-        <w:r>
-          <w:rPr>
-            <w:sz w:val="22"/>
-            <w:szCs w:val="22"/>
-          </w:rPr>
-          <w:delText xml:space="preserve"> pathogen prevalence </w:delText>
+      <w:ins w:id="91" w:author="Kelsey McCune" w:date="2026-04-15T09:38:00Z" w16du:dateUtc="2026-04-15T14:38:00Z">
+        <w:r>
+          <w:rPr>
+            <w:sz w:val="22"/>
+            <w:szCs w:val="22"/>
+          </w:rPr>
+          <w:t>The funing from this grant</w:t>
+        </w:r>
+      </w:ins>
+      <w:r>
+        <w:rPr>
+          <w:sz w:val="22"/>
+          <w:szCs w:val="22"/>
+        </w:rPr>
+        <w:t xml:space="preserve"> </w:t>
+      </w:r>
+      <w:del w:id="92" w:author="Kelsey McCune" w:date="2026-04-15T09:38:00Z" w16du:dateUtc="2026-04-15T14:38:00Z">
+        <w:r>
+          <w:rPr>
+            <w:sz w:val="22"/>
+            <w:szCs w:val="22"/>
+          </w:rPr>
+          <w:delText xml:space="preserve">allow </w:delText>
         </w:r>
       </w:del>
-      <w:del w:id="25" w:author="Kelsey McCune" w:date="2026-04-15T08:34:00Z" w16du:dateUtc="2026-04-15T13:34:00Z">
-        <w:r>
-          <w:rPr>
-            <w:sz w:val="22"/>
-            <w:szCs w:val="22"/>
-          </w:rPr>
-          <w:delText xml:space="preserve">data </w:delText>
-        </w:r>
-      </w:del>
-      <w:del w:id="26" w:author="Kelsey McCune" w:date="2026-04-15T08:37:00Z" w16du:dateUtc="2026-04-15T13:37:00Z">
-        <w:r>
-          <w:rPr>
-            <w:sz w:val="22"/>
-            <w:szCs w:val="22"/>
-          </w:rPr>
-          <w:delText>and linking ecological findings to participant behavior and risk perception</w:delText>
-        </w:r>
-      </w:del>
-      <w:r>
-        <w:rPr>
-          <w:sz w:val="22"/>
-          <w:szCs w:val="22"/>
-        </w:rPr>
-        <w:t>.</w:t>
-      </w:r>
-      <w:r>
-        <w:rPr>
-          <w:sz w:val="22"/>
-          <w:szCs w:val="22"/>
-        </w:rPr>
-        <w:t xml:space="preserve"> </w:t>
-      </w:r>
-      <w:r>
-        <w:rPr>
-          <w:sz w:val="22"/>
-          <w:szCs w:val="22"/>
-        </w:rPr>
-        <w:t xml:space="preserve">To address these knowledge gaps, we will quantify </w:t>
+      <w:r>
+        <w:rPr>
+          <w:sz w:val="22"/>
+          <w:szCs w:val="22"/>
+        </w:rPr>
+        <w:t xml:space="preserve">for whole-genome sequencing on </w:t>
       </w:r>
       <w:r>
         <w:rPr>
@@ -1826,26 +2720,208 @@
           <w:sz w:val="22"/>
           <w:szCs w:val="22"/>
         </w:rPr>
-        <w:t xml:space="preserve"> prevalence in wild birds across sites with bird feeders, backyard poultry, both, or neither</w:t>
-      </w:r>
-      <w:ins w:id="27" w:author="Kelsey McCune" w:date="2026-04-15T08:39:00Z" w16du:dateUtc="2026-04-15T13:39:00Z">
-        <w:r>
-          <w:rPr>
-            <w:sz w:val="22"/>
-            <w:szCs w:val="22"/>
-          </w:rPr>
-          <w:t>.</w:t>
-        </w:r>
-      </w:ins>
-      <w:del w:id="28" w:author="Kelsey McCune" w:date="2026-04-15T08:39:00Z" w16du:dateUtc="2026-04-15T13:39:00Z">
-        <w:r>
-          <w:rPr>
-            <w:sz w:val="22"/>
-            <w:szCs w:val="22"/>
-          </w:rPr>
-          <w:delText>,</w:delText>
+        <w:t xml:space="preserve"> positive samples, </w:t>
+      </w:r>
+      <w:del w:id="93" w:author="Kelsey McCune" w:date="2026-04-15T09:38:00Z" w16du:dateUtc="2026-04-15T14:38:00Z">
+        <w:r>
+          <w:rPr>
+            <w:sz w:val="22"/>
+            <w:szCs w:val="22"/>
+          </w:rPr>
+          <w:delText>we will</w:delText>
         </w:r>
       </w:del>
+      <w:ins w:id="94" w:author="Kelsey McCune" w:date="2026-04-15T09:38:00Z" w16du:dateUtc="2026-04-15T14:38:00Z">
+        <w:r>
+          <w:rPr>
+            <w:sz w:val="22"/>
+            <w:szCs w:val="22"/>
+          </w:rPr>
+          <w:t>is</w:t>
+        </w:r>
+      </w:ins>
+      <w:r>
+        <w:rPr>
+          <w:sz w:val="22"/>
+          <w:szCs w:val="22"/>
+        </w:rPr>
+        <w:t xml:space="preserve"> also </w:t>
+      </w:r>
+      <w:del w:id="95" w:author="Kelsey McCune" w:date="2026-04-15T09:39:00Z" w16du:dateUtc="2026-04-15T14:39:00Z">
+        <w:r>
+          <w:rPr>
+            <w:sz w:val="22"/>
+            <w:szCs w:val="22"/>
+          </w:rPr>
+          <w:delText>be able</w:delText>
+        </w:r>
+      </w:del>
+      <w:ins w:id="96" w:author="Kelsey McCune" w:date="2026-04-15T09:39:00Z" w16du:dateUtc="2026-04-15T14:39:00Z">
+        <w:r>
+          <w:rPr>
+            <w:sz w:val="22"/>
+            <w:szCs w:val="22"/>
+          </w:rPr>
+          <w:t>vital</w:t>
+        </w:r>
+      </w:ins>
+      <w:r>
+        <w:rPr>
+          <w:sz w:val="22"/>
+          <w:szCs w:val="22"/>
+        </w:rPr>
+        <w:t xml:space="preserve"> to identify </w:t>
+      </w:r>
+      <w:ins w:id="97" w:author="Kelsey McCune" w:date="2026-04-15T09:39:00Z" w16du:dateUtc="2026-04-15T14:39:00Z">
+        <w:r>
+          <w:rPr>
+            <w:sz w:val="22"/>
+            <w:szCs w:val="22"/>
+          </w:rPr>
+          <w:t xml:space="preserve">the contact network and transmission chain to </w:t>
+        </w:r>
+      </w:ins>
+      <w:del w:id="98" w:author="Kelsey McCune" w:date="2026-04-15T09:40:00Z" w16du:dateUtc="2026-04-15T14:40:00Z">
+        <w:r>
+          <w:rPr>
+            <w:sz w:val="22"/>
+            <w:szCs w:val="22"/>
+          </w:rPr>
+          <w:delText xml:space="preserve">possible </w:delText>
+        </w:r>
+      </w:del>
+      <w:ins w:id="99" w:author="Kelsey McCune" w:date="2026-04-15T09:40:00Z" w16du:dateUtc="2026-04-15T14:40:00Z">
+        <w:r>
+          <w:rPr>
+            <w:sz w:val="22"/>
+            <w:szCs w:val="22"/>
+          </w:rPr>
+          <w:t>quantify</w:t>
+        </w:r>
+        <w:r>
+          <w:rPr>
+            <w:sz w:val="22"/>
+            <w:szCs w:val="22"/>
+          </w:rPr>
+          <w:t xml:space="preserve"> </w:t>
+        </w:r>
+      </w:ins>
+      <w:r>
+        <w:rPr>
+          <w:sz w:val="22"/>
+          <w:szCs w:val="22"/>
+        </w:rPr>
+        <w:t>connections between our bacterial isolates</w:t>
+      </w:r>
+      <w:ins w:id="100" w:author="Kelsey McCune" w:date="2026-04-15T09:40:00Z" w16du:dateUtc="2026-04-15T14:40:00Z">
+        <w:r>
+          <w:rPr>
+            <w:sz w:val="22"/>
+            <w:szCs w:val="22"/>
+          </w:rPr>
+          <w:t>, chickens</w:t>
+        </w:r>
+      </w:ins>
+      <w:r>
+        <w:rPr>
+          <w:sz w:val="22"/>
+          <w:szCs w:val="22"/>
+        </w:rPr>
+        <w:t xml:space="preserve"> and known outbreak strains</w:t>
+      </w:r>
+      <w:r>
+        <w:rPr>
+          <w:sz w:val="22"/>
+          <w:szCs w:val="22"/>
+        </w:rPr>
+        <w:t xml:space="preserve">. </w:t>
+      </w:r>
+    </w:p>
+    <w:p>
+      <w:pPr>
+        <w:rPr>
+          <w:b/>
+          <w:bCs/>
+          <w:sz w:val="22"/>
+          <w:szCs w:val="22"/>
+        </w:rPr>
+      </w:pPr>
+      <w:r>
+        <w:rPr>
+          <w:sz w:val="22"/>
+          <w:szCs w:val="22"/>
+          <w:highlight w:val="yellow"/>
+        </w:rPr>
+        <w:t xml:space="preserve">Proposed Methodology: </w:t>
+      </w:r>
+      <w:r>
+        <w:rPr>
+          <w:sz w:val="22"/>
+          <w:szCs w:val="22"/>
+          <w:highlight w:val="yellow"/>
+        </w:rPr>
+        <w:t>(1-2 Pages)</w:t>
+      </w:r>
+      <w:r>
+        <w:rPr>
+          <w:sz w:val="22"/>
+          <w:szCs w:val="22"/>
+        </w:rPr>
+        <w:t>:</w:t>
+      </w:r>
+      <w:r>
+        <w:rPr>
+          <w:sz w:val="22"/>
+          <w:szCs w:val="22"/>
+        </w:rPr>
+        <w:br/>
+      </w:r>
+      <w:r>
+        <w:rPr>
+          <w:b/>
+          <w:bCs/>
+          <w:sz w:val="22"/>
+          <w:szCs w:val="22"/>
+        </w:rPr>
+        <w:t>Study Area and Experimental Design</w:t>
+      </w:r>
+    </w:p>
+    <w:p>
+      <w:pPr>
+        <w:ind w:firstLine="720"/>
+        <w:rPr>
+          <w:sz w:val="22"/>
+          <w:szCs w:val="22"/>
+        </w:rPr>
+      </w:pPr>
+      <w:r>
+        <w:rPr>
+          <w:sz w:val="22"/>
+          <w:szCs w:val="22"/>
+        </w:rPr>
+        <w:t xml:space="preserve">This study </w:t>
+      </w:r>
+      <w:r>
+        <w:rPr>
+          <w:sz w:val="22"/>
+          <w:szCs w:val="22"/>
+        </w:rPr>
+        <w:t xml:space="preserve">will occur across </w:t>
+      </w:r>
+      <w:r>
+        <w:rPr>
+          <w:sz w:val="22"/>
+          <w:szCs w:val="22"/>
+        </w:rPr>
+        <w:t>sixteen</w:t>
+      </w:r>
+      <w:r>
+        <w:rPr>
+          <w:sz w:val="22"/>
+          <w:szCs w:val="22"/>
+        </w:rPr>
+        <w:t xml:space="preserve"> sites</w:t>
+      </w:r>
       <w:r>
         <w:rPr>
           <w:sz w:val="22"/>
@@ -1853,38 +2929,96 @@
         </w:rPr>
         <w:t xml:space="preserve"> </w:t>
       </w:r>
-      <w:ins w:id="29" w:author="Kelsey McCune" w:date="2026-04-15T08:39:00Z" w16du:dateUtc="2026-04-15T13:39:00Z">
-        <w:r>
-          <w:rPr>
-            <w:sz w:val="22"/>
-            <w:szCs w:val="22"/>
-          </w:rPr>
-          <w:t xml:space="preserve">This </w:t>
-        </w:r>
-        <w:proofErr w:type="spellStart"/>
-        <w:r>
-          <w:rPr>
-            <w:sz w:val="22"/>
-            <w:szCs w:val="22"/>
-          </w:rPr>
-          <w:t>experiemental</w:t>
-        </w:r>
-        <w:proofErr w:type="spellEnd"/>
-        <w:r>
-          <w:rPr>
-            <w:sz w:val="22"/>
-            <w:szCs w:val="22"/>
-          </w:rPr>
-          <w:t xml:space="preserve"> design will clarify the role of </w:t>
-        </w:r>
-      </w:ins>
-      <w:del w:id="30" w:author="Kelsey McCune" w:date="2026-04-15T08:39:00Z" w16du:dateUtc="2026-04-15T13:39:00Z">
-        <w:r>
-          <w:rPr>
-            <w:sz w:val="22"/>
-            <w:szCs w:val="22"/>
-          </w:rPr>
-          <w:delText xml:space="preserve">to determine how </w:delText>
+      <w:r>
+        <w:rPr>
+          <w:sz w:val="22"/>
+          <w:szCs w:val="22"/>
+        </w:rPr>
+        <w:t>in</w:t>
+      </w:r>
+      <w:r>
+        <w:rPr>
+          <w:sz w:val="22"/>
+          <w:szCs w:val="22"/>
+        </w:rPr>
+        <w:t xml:space="preserve"> east-central Alabama</w:t>
+      </w:r>
+      <w:r>
+        <w:rPr>
+          <w:sz w:val="22"/>
+          <w:szCs w:val="22"/>
+        </w:rPr>
+        <w:t xml:space="preserve"> categorized into four treatment types: control sites with no feeders or poultry (n = 4), backyard bird feeder-only sites (n = 4), backyard chicken-only sites (n = </w:t>
+      </w:r>
+      <w:r>
+        <w:rPr>
+          <w:sz w:val="22"/>
+          <w:szCs w:val="22"/>
+        </w:rPr>
+        <w:t>4</w:t>
+      </w:r>
+      <w:r>
+        <w:rPr>
+          <w:sz w:val="22"/>
+          <w:szCs w:val="22"/>
+        </w:rPr>
+        <w:t xml:space="preserve">), and backyard sites with both bird feeders and chickens (n = </w:t>
+      </w:r>
+      <w:r>
+        <w:rPr>
+          <w:sz w:val="22"/>
+          <w:szCs w:val="22"/>
+        </w:rPr>
+        <w:t>4</w:t>
+      </w:r>
+      <w:r>
+        <w:rPr>
+          <w:sz w:val="22"/>
+          <w:szCs w:val="22"/>
+        </w:rPr>
+        <w:t>)</w:t>
+      </w:r>
+      <w:ins w:id="101" w:author="Alex Fisher" w:date="2026-04-21T10:24:00Z" w16du:dateUtc="2026-04-21T15:24:00Z">
+        <w:r>
+          <w:rPr>
+            <w:sz w:val="22"/>
+            <w:szCs w:val="22"/>
+          </w:rPr>
+          <w:t xml:space="preserve">. </w:t>
+        </w:r>
+      </w:ins>
+      <w:del w:id="102" w:author="Alex Fisher" w:date="2026-04-21T10:24:00Z" w16du:dateUtc="2026-04-21T15:24:00Z">
+        <w:r>
+          <w:rPr>
+            <w:sz w:val="22"/>
+            <w:szCs w:val="22"/>
+          </w:rPr>
+          <w:delText xml:space="preserve"> </w:delText>
+        </w:r>
+        <w:commentRangeStart w:id="103"/>
+        <w:r>
+          <w:rPr>
+            <w:sz w:val="22"/>
+            <w:szCs w:val="22"/>
+            <w:highlight w:val="green"/>
+          </w:rPr>
+          <w:delText>[we discussed using n=4 for all site types here, for uniformity. so I went with n=16 for all sites throughout the grant]</w:delText>
+        </w:r>
+        <w:r>
+          <w:rPr>
+            <w:sz w:val="22"/>
+            <w:szCs w:val="22"/>
+          </w:rPr>
+          <w:delText xml:space="preserve"> </w:delText>
+        </w:r>
+        <w:commentRangeEnd w:id="103"/>
+        <w:r>
+          <w:rPr>
+            <w:rStyle w:val="CommentReference"/>
+            <w:sz w:val="22"/>
+            <w:szCs w:val="22"/>
+          </w:rPr>
+          <w:commentReference w:id="103"/>
         </w:r>
       </w:del>
       <w:r>
@@ -1892,49 +3026,319 @@
           <w:sz w:val="22"/>
           <w:szCs w:val="22"/>
         </w:rPr>
-        <w:t xml:space="preserve">these common backyard practices </w:t>
-      </w:r>
-      <w:del w:id="31" w:author="Kelsey McCune" w:date="2026-04-15T08:40:00Z" w16du:dateUtc="2026-04-15T13:40:00Z">
-        <w:r>
-          <w:rPr>
-            <w:sz w:val="22"/>
-            <w:szCs w:val="22"/>
-          </w:rPr>
-          <w:delText>interact and contribute to</w:delText>
+        <w:t>I selected s</w:t>
+      </w:r>
+      <w:r>
+        <w:rPr>
+          <w:sz w:val="22"/>
+          <w:szCs w:val="22"/>
+        </w:rPr>
+        <w:t xml:space="preserve">ites </w:t>
+      </w:r>
+      <w:r>
+        <w:rPr>
+          <w:sz w:val="22"/>
+          <w:szCs w:val="22"/>
+        </w:rPr>
+        <w:t xml:space="preserve">that had a baseline number of trees and shrubs to </w:t>
+      </w:r>
+      <w:r>
+        <w:rPr>
+          <w:sz w:val="22"/>
+          <w:szCs w:val="22"/>
+        </w:rPr>
+        <w:t>e</w:t>
+      </w:r>
+      <w:r>
+        <w:rPr>
+          <w:sz w:val="22"/>
+          <w:szCs w:val="22"/>
+        </w:rPr>
+        <w:t>nsure bird habitat is present</w:t>
+      </w:r>
+      <w:r>
+        <w:rPr>
+          <w:sz w:val="22"/>
+          <w:szCs w:val="22"/>
+        </w:rPr>
+        <w:t>. A</w:t>
+      </w:r>
+      <w:r>
+        <w:rPr>
+          <w:sz w:val="22"/>
+          <w:szCs w:val="22"/>
+        </w:rPr>
+        <w:t>fter selecting a site, I asked homeowners to complete a</w:t>
+      </w:r>
+      <w:r>
+        <w:rPr>
+          <w:sz w:val="22"/>
+          <w:szCs w:val="22"/>
+        </w:rPr>
+        <w:t xml:space="preserve"> standardized questionnaire to record factors such as feeder type and placement, poultry housing, current cleaning practices,</w:t>
+      </w:r>
+      <w:r>
+        <w:rPr>
+          <w:sz w:val="22"/>
+          <w:szCs w:val="22"/>
+        </w:rPr>
+        <w:t xml:space="preserve"> presence of pets</w:t>
+      </w:r>
+      <w:r>
+        <w:rPr>
+          <w:sz w:val="22"/>
+          <w:szCs w:val="22"/>
+        </w:rPr>
+        <w:t xml:space="preserve"> and </w:t>
+      </w:r>
+      <w:r>
+        <w:rPr>
+          <w:sz w:val="22"/>
+          <w:szCs w:val="22"/>
+        </w:rPr>
+        <w:t>vegetation characteristics</w:t>
+      </w:r>
+      <w:r>
+        <w:rPr>
+          <w:sz w:val="22"/>
+          <w:szCs w:val="22"/>
+        </w:rPr>
+        <w:t xml:space="preserve"> at each </w:t>
+      </w:r>
+      <w:r>
+        <w:rPr>
+          <w:sz w:val="22"/>
+          <w:szCs w:val="22"/>
+        </w:rPr>
+        <w:t>site.</w:t>
+      </w:r>
+    </w:p>
+    <w:p>
+      <w:pPr>
+        <w:rPr>
+          <w:b/>
+          <w:bCs/>
+          <w:sz w:val="22"/>
+          <w:szCs w:val="22"/>
+        </w:rPr>
+      </w:pPr>
+      <w:r>
+        <w:rPr>
+          <w:b/>
+          <w:bCs/>
+          <w:sz w:val="22"/>
+          <w:szCs w:val="22"/>
+        </w:rPr>
+        <w:t>Field Sampling</w:t>
+      </w:r>
+    </w:p>
+    <w:p>
+      <w:pPr>
+        <w:ind w:firstLine="720"/>
+        <w:rPr>
+          <w:sz w:val="22"/>
+          <w:szCs w:val="22"/>
+        </w:rPr>
+      </w:pPr>
+      <w:r>
+        <w:rPr>
+          <w:sz w:val="22"/>
+          <w:szCs w:val="22"/>
+        </w:rPr>
+        <w:t>Field sampling began in summer 2024 and continues through 2027.</w:t>
+      </w:r>
+      <w:r>
+        <w:rPr>
+          <w:sz w:val="22"/>
+          <w:szCs w:val="22"/>
+        </w:rPr>
+        <w:t xml:space="preserve"> I visit each site once a month to sample wild birds and chickens (if present).</w:t>
+      </w:r>
+      <w:r>
+        <w:rPr>
+          <w:sz w:val="22"/>
+          <w:szCs w:val="22"/>
+        </w:rPr>
+        <w:t xml:space="preserve"> To date, over 230 wild birds have been captured using mist nets deployed near feeders, </w:t>
+      </w:r>
+      <w:r>
+        <w:rPr>
+          <w:sz w:val="22"/>
+          <w:szCs w:val="22"/>
+        </w:rPr>
+        <w:t xml:space="preserve">chicken </w:t>
+      </w:r>
+      <w:r>
+        <w:rPr>
+          <w:sz w:val="22"/>
+          <w:szCs w:val="22"/>
+        </w:rPr>
+        <w:t>coops, or comparabl</w:t>
+      </w:r>
+      <w:r>
+        <w:rPr>
+          <w:sz w:val="22"/>
+          <w:szCs w:val="22"/>
+        </w:rPr>
+        <w:t>y active</w:t>
+      </w:r>
+      <w:r>
+        <w:rPr>
+          <w:sz w:val="22"/>
+          <w:szCs w:val="22"/>
+        </w:rPr>
+        <w:t xml:space="preserve"> areas at control sites. Each bird is identified to species-level</w:t>
+      </w:r>
+      <w:r>
+        <w:rPr>
+          <w:sz w:val="22"/>
+          <w:szCs w:val="22"/>
+        </w:rPr>
+        <w:t xml:space="preserve"> and</w:t>
+      </w:r>
+      <w:r>
+        <w:rPr>
+          <w:sz w:val="22"/>
+          <w:szCs w:val="22"/>
+        </w:rPr>
+        <w:t xml:space="preserve"> measured for body </w:t>
+      </w:r>
+      <w:r>
+        <w:rPr>
+          <w:sz w:val="22"/>
+          <w:szCs w:val="22"/>
+        </w:rPr>
+        <w:t>condition</w:t>
+      </w:r>
+      <w:r>
+        <w:rPr>
+          <w:sz w:val="22"/>
+          <w:szCs w:val="22"/>
+        </w:rPr>
+        <w:t xml:space="preserve">. All individuals receive a sequentially numbered USGS </w:t>
+      </w:r>
+      <w:r>
+        <w:rPr>
+          <w:sz w:val="22"/>
+          <w:szCs w:val="22"/>
+        </w:rPr>
+        <w:t>aluminum</w:t>
+      </w:r>
+      <w:r>
+        <w:rPr>
+          <w:sz w:val="22"/>
+          <w:szCs w:val="22"/>
+        </w:rPr>
+        <w:t xml:space="preserve"> leg band. </w:t>
+      </w:r>
+      <w:r>
+        <w:rPr>
+          <w:sz w:val="22"/>
+          <w:szCs w:val="22"/>
+        </w:rPr>
+        <w:t>I collec</w:t>
+      </w:r>
+      <w:r>
+        <w:rPr>
+          <w:sz w:val="22"/>
+          <w:szCs w:val="22"/>
+        </w:rPr>
+        <w:t>t</w:t>
+      </w:r>
+      <w:r>
+        <w:rPr>
+          <w:sz w:val="22"/>
+          <w:szCs w:val="22"/>
+        </w:rPr>
+        <w:t xml:space="preserve"> fecal</w:t>
+      </w:r>
+      <w:r>
+        <w:rPr>
+          <w:sz w:val="22"/>
+          <w:szCs w:val="22"/>
+        </w:rPr>
+        <w:t xml:space="preserve"> samples </w:t>
+      </w:r>
+      <w:del w:id="104" w:author="Kelsey McCune" w:date="2026-04-08T15:59:00Z" w16du:dateUtc="2026-04-08T20:59:00Z">
+        <w:r>
+          <w:rPr>
+            <w:sz w:val="22"/>
+            <w:szCs w:val="22"/>
+          </w:rPr>
+          <w:delText xml:space="preserve">are collected </w:delText>
         </w:r>
       </w:del>
-      <w:ins w:id="32" w:author="Kelsey McCune" w:date="2026-04-15T08:40:00Z" w16du:dateUtc="2026-04-15T13:40:00Z">
-        <w:r>
-          <w:rPr>
-            <w:sz w:val="22"/>
-            <w:szCs w:val="22"/>
-          </w:rPr>
-          <w:t>in</w:t>
-        </w:r>
-      </w:ins>
-      <w:r>
-        <w:rPr>
-          <w:sz w:val="22"/>
-          <w:szCs w:val="22"/>
-        </w:rPr>
-        <w:t xml:space="preserve"> disease risk </w:t>
-      </w:r>
-      <w:ins w:id="33" w:author="Kelsey McCune" w:date="2026-04-15T08:40:00Z" w16du:dateUtc="2026-04-15T13:40:00Z">
-        <w:r>
-          <w:rPr>
-            <w:sz w:val="22"/>
-            <w:szCs w:val="22"/>
-          </w:rPr>
-          <w:t>to</w:t>
-        </w:r>
-      </w:ins>
-      <w:del w:id="34" w:author="Kelsey McCune" w:date="2026-04-15T08:40:00Z" w16du:dateUtc="2026-04-15T13:40:00Z">
-        <w:r>
-          <w:rPr>
-            <w:sz w:val="22"/>
-            <w:szCs w:val="22"/>
-          </w:rPr>
-          <w:delText>in</w:delText>
+      <w:r>
+        <w:rPr>
+          <w:sz w:val="22"/>
+          <w:szCs w:val="22"/>
+        </w:rPr>
+        <w:t xml:space="preserve">from each captured bird via cloacal swab or from fresh droppings on clean surfaces. Backyard chicken fecal samples and soil/surface </w:t>
+      </w:r>
+      <w:r>
+        <w:rPr>
+          <w:sz w:val="22"/>
+          <w:szCs w:val="22"/>
+        </w:rPr>
+        <w:lastRenderedPageBreak/>
+        <w:t>swabs from feeder and coop areas are also collected to characterize environmental pathogen reservoirs. All samples are transported on ice and stored at -80°C until processing.</w:t>
+      </w:r>
+    </w:p>
+    <w:p>
+      <w:pPr>
+        <w:rPr>
+          <w:b/>
+          <w:bCs/>
+          <w:sz w:val="22"/>
+          <w:szCs w:val="22"/>
+        </w:rPr>
+      </w:pPr>
+      <w:r>
+        <w:rPr>
+          <w:b/>
+          <w:bCs/>
+          <w:sz w:val="22"/>
+          <w:szCs w:val="22"/>
+        </w:rPr>
+        <w:t>Laboratory Analysis</w:t>
+      </w:r>
+    </w:p>
+    <w:p>
+      <w:pPr>
+        <w:ind w:firstLine="720"/>
+        <w:rPr>
+          <w:sz w:val="22"/>
+          <w:szCs w:val="22"/>
+        </w:rPr>
+      </w:pPr>
+      <w:r>
+        <w:rPr>
+          <w:sz w:val="22"/>
+          <w:szCs w:val="22"/>
+        </w:rPr>
+        <w:t xml:space="preserve">Laboratory work is conducted at Auburn University in collaboration with the Thompson Bishop Sparks State Diagnostic Laboratory. Fecal samples are </w:t>
+      </w:r>
+      <w:r>
+        <w:rPr>
+          <w:sz w:val="22"/>
+          <w:szCs w:val="22"/>
+        </w:rPr>
+        <w:t>incubated</w:t>
+      </w:r>
+      <w:r>
+        <w:rPr>
+          <w:sz w:val="22"/>
+          <w:szCs w:val="22"/>
+        </w:rPr>
+        <w:t xml:space="preserve"> in pre-enriched</w:t>
+      </w:r>
+      <w:del w:id="105" w:author="Kelsey McCune" w:date="2026-04-15T09:48:00Z" w16du:dateUtc="2026-04-15T14:48:00Z">
+        <w:r>
+          <w:rPr>
+            <w:sz w:val="22"/>
+            <w:szCs w:val="22"/>
+          </w:rPr>
+          <w:delText xml:space="preserve"> in</w:delText>
         </w:r>
       </w:del>
       <w:r>
@@ -1942,31 +3346,15 @@
           <w:sz w:val="22"/>
           <w:szCs w:val="22"/>
         </w:rPr>
-        <w:t xml:space="preserve"> wild bird populations</w:t>
-      </w:r>
-      <w:r>
-        <w:rPr>
-          <w:sz w:val="22"/>
-          <w:szCs w:val="22"/>
-        </w:rPr>
-        <w:t xml:space="preserve">, particularly in the </w:t>
-      </w:r>
-      <w:ins w:id="35" w:author="Kelsey McCune" w:date="2026-04-15T08:40:00Z" w16du:dateUtc="2026-04-15T13:40:00Z">
-        <w:r>
-          <w:rPr>
-            <w:sz w:val="22"/>
-            <w:szCs w:val="22"/>
-          </w:rPr>
-          <w:t>s</w:t>
-        </w:r>
-      </w:ins>
-      <w:del w:id="36" w:author="Kelsey McCune" w:date="2026-04-15T08:40:00Z" w16du:dateUtc="2026-04-15T13:40:00Z">
-        <w:r>
-          <w:rPr>
-            <w:sz w:val="22"/>
-            <w:szCs w:val="22"/>
-          </w:rPr>
-          <w:delText>S</w:delText>
+        <w:t xml:space="preserve"> buffered peptone water, then transferred to </w:t>
+      </w:r>
+      <w:del w:id="106" w:author="Kelsey McCune" w:date="2026-04-15T09:48:00Z" w16du:dateUtc="2026-04-15T14:48:00Z">
+        <w:r>
+          <w:rPr>
+            <w:sz w:val="22"/>
+            <w:szCs w:val="22"/>
+          </w:rPr>
+          <w:delText xml:space="preserve">selective enrichment </w:delText>
         </w:r>
       </w:del>
       <w:r>
@@ -1974,154 +3362,62 @@
           <w:sz w:val="22"/>
           <w:szCs w:val="22"/>
         </w:rPr>
-        <w:t>outheast</w:t>
-      </w:r>
-      <w:ins w:id="37" w:author="Kelsey McCune" w:date="2026-04-15T08:40:00Z" w16du:dateUtc="2026-04-15T13:40:00Z">
-        <w:r>
-          <w:rPr>
-            <w:sz w:val="22"/>
-            <w:szCs w:val="22"/>
-          </w:rPr>
-          <w:t>ern</w:t>
-        </w:r>
-      </w:ins>
-      <w:r>
-        <w:rPr>
-          <w:sz w:val="22"/>
-          <w:szCs w:val="22"/>
-        </w:rPr>
-        <w:t xml:space="preserve"> United States where </w:t>
-      </w:r>
-      <w:ins w:id="38" w:author="Kelsey McCune" w:date="2026-04-15T08:40:00Z" w16du:dateUtc="2026-04-15T13:40:00Z">
-        <w:r>
-          <w:rPr>
-            <w:sz w:val="22"/>
-            <w:szCs w:val="22"/>
-          </w:rPr>
-          <w:t xml:space="preserve">avian biodiversity is high </w:t>
-        </w:r>
-      </w:ins>
-      <w:ins w:id="39" w:author="Kelsey McCune" w:date="2026-04-15T08:43:00Z" w16du:dateUtc="2026-04-15T13:43:00Z">
-        <w:r>
-          <w:rPr>
-            <w:sz w:val="22"/>
-            <w:szCs w:val="22"/>
-          </w:rPr>
-          <w:t xml:space="preserve">and </w:t>
-        </w:r>
-      </w:ins>
-      <w:ins w:id="40" w:author="Kelsey McCune" w:date="2026-04-15T08:44:00Z" w16du:dateUtc="2026-04-15T13:44:00Z">
-        <w:r>
-          <w:rPr>
-            <w:sz w:val="22"/>
-            <w:szCs w:val="22"/>
-          </w:rPr>
-          <w:t xml:space="preserve">the </w:t>
-        </w:r>
-      </w:ins>
-      <w:ins w:id="41" w:author="Kelsey McCune" w:date="2026-04-15T08:43:00Z" w16du:dateUtc="2026-04-15T13:43:00Z">
-        <w:r>
-          <w:rPr>
-            <w:sz w:val="22"/>
-            <w:szCs w:val="22"/>
-          </w:rPr>
-          <w:t>climate is favorable for m</w:t>
-        </w:r>
-      </w:ins>
-      <w:ins w:id="42" w:author="Kelsey McCune" w:date="2026-04-15T08:44:00Z" w16du:dateUtc="2026-04-15T13:44:00Z">
-        <w:r>
-          <w:rPr>
-            <w:sz w:val="22"/>
-            <w:szCs w:val="22"/>
-          </w:rPr>
-          <w:t>ultiple</w:t>
-        </w:r>
-      </w:ins>
-      <w:ins w:id="43" w:author="Kelsey McCune" w:date="2026-04-15T08:43:00Z" w16du:dateUtc="2026-04-15T13:43:00Z">
-        <w:r>
-          <w:rPr>
-            <w:sz w:val="22"/>
-            <w:szCs w:val="22"/>
-          </w:rPr>
-          <w:t xml:space="preserve"> avian infectious </w:t>
-        </w:r>
-      </w:ins>
-      <w:ins w:id="44" w:author="Kelsey McCune" w:date="2026-04-15T08:44:00Z" w16du:dateUtc="2026-04-15T13:44:00Z">
-        <w:r>
-          <w:rPr>
-            <w:sz w:val="22"/>
-            <w:szCs w:val="22"/>
-          </w:rPr>
-          <w:t xml:space="preserve">diseases </w:t>
-        </w:r>
-      </w:ins>
-      <w:ins w:id="45" w:author="Kelsey McCune" w:date="2026-04-15T09:26:00Z" w16du:dateUtc="2026-04-15T14:26:00Z">
-        <w:r>
-          <w:rPr>
-            <w:sz w:val="22"/>
-            <w:szCs w:val="22"/>
-          </w:rPr>
-          <w:t>(Hotez et al., 2014)</w:t>
-        </w:r>
-      </w:ins>
-      <w:del w:id="46" w:author="Kelsey McCune" w:date="2026-04-15T08:43:00Z" w16du:dateUtc="2026-04-15T13:43:00Z">
-        <w:r>
-          <w:rPr>
-            <w:sz w:val="22"/>
-            <w:szCs w:val="22"/>
-          </w:rPr>
-          <w:delText xml:space="preserve">temporal and seasonal </w:delText>
-        </w:r>
-        <w:r>
-          <w:rPr>
-            <w:sz w:val="22"/>
-            <w:szCs w:val="22"/>
-          </w:rPr>
-          <w:delText>data remain uncharacterized</w:delText>
+        <w:t>broth</w:t>
+      </w:r>
+      <w:ins w:id="107" w:author="Kelsey McCune" w:date="2026-04-15T09:48:00Z" w16du:dateUtc="2026-04-15T14:48:00Z">
+        <w:r>
+          <w:rPr>
+            <w:sz w:val="22"/>
+            <w:szCs w:val="22"/>
+          </w:rPr>
+          <w:t xml:space="preserve"> selective for </w:t>
+        </w:r>
+        <w:r>
+          <w:rPr>
+            <w:i/>
+            <w:iCs/>
+            <w:sz w:val="22"/>
+            <w:szCs w:val="22"/>
+          </w:rPr>
+          <w:t xml:space="preserve">S. enterica </w:t>
+        </w:r>
+      </w:ins>
+      <w:ins w:id="108" w:author="Kelsey McCune" w:date="2026-04-15T09:49:00Z" w16du:dateUtc="2026-04-15T14:49:00Z">
+        <w:r>
+          <w:rPr>
+            <w:i/>
+            <w:iCs/>
+            <w:sz w:val="22"/>
+            <w:szCs w:val="22"/>
+          </w:rPr>
+          <w:t>enrichment.</w:t>
+        </w:r>
+      </w:ins>
+      <w:r>
+        <w:rPr>
+          <w:sz w:val="22"/>
+          <w:szCs w:val="22"/>
+        </w:rPr>
+        <w:t xml:space="preserve"> </w:t>
+      </w:r>
+      <w:del w:id="109" w:author="Kelsey McCune" w:date="2026-04-15T09:49:00Z" w16du:dateUtc="2026-04-15T14:49:00Z">
+        <w:r>
+          <w:rPr>
+            <w:sz w:val="22"/>
+            <w:szCs w:val="22"/>
+          </w:rPr>
+          <w:delText>and plated on</w:delText>
         </w:r>
       </w:del>
-      <w:r>
-        <w:rPr>
-          <w:sz w:val="22"/>
-          <w:szCs w:val="22"/>
-        </w:rPr>
-        <w:t xml:space="preserve">. </w:t>
-      </w:r>
-      <w:r>
-        <w:rPr>
-          <w:sz w:val="22"/>
-          <w:szCs w:val="22"/>
-        </w:rPr>
-        <w:t>T</w:t>
-      </w:r>
-      <w:r>
-        <w:rPr>
-          <w:sz w:val="22"/>
-          <w:szCs w:val="22"/>
-        </w:rPr>
-        <w:t xml:space="preserve">hese data will provide the </w:t>
-      </w:r>
-      <w:r>
-        <w:rPr>
-          <w:sz w:val="22"/>
-          <w:szCs w:val="22"/>
-        </w:rPr>
-        <w:t>results</w:t>
-      </w:r>
-      <w:r>
-        <w:rPr>
-          <w:sz w:val="22"/>
-          <w:szCs w:val="22"/>
-        </w:rPr>
-        <w:t xml:space="preserve"> needed to </w:t>
-      </w:r>
-      <w:r>
-        <w:rPr>
-          <w:sz w:val="22"/>
-          <w:szCs w:val="22"/>
-        </w:rPr>
-        <w:t>produce</w:t>
-      </w:r>
+      <w:ins w:id="110" w:author="Kelsey McCune" w:date="2026-04-15T09:49:00Z" w16du:dateUtc="2026-04-15T14:49:00Z">
+        <w:r>
+          <w:rPr>
+            <w:sz w:val="22"/>
+            <w:szCs w:val="22"/>
+          </w:rPr>
+          <w:t>I streak from this broth on plates</w:t>
+        </w:r>
+      </w:ins>
       <w:r>
         <w:rPr>
           <w:sz w:val="22"/>
@@ -2129,252 +3425,37 @@
         </w:rPr>
         <w:t xml:space="preserve"> </w:t>
       </w:r>
-      <w:r>
-        <w:rPr>
-          <w:sz w:val="22"/>
-          <w:szCs w:val="22"/>
-        </w:rPr>
-        <w:t xml:space="preserve">accessible, </w:t>
-      </w:r>
-      <w:r>
-        <w:rPr>
-          <w:sz w:val="22"/>
-          <w:szCs w:val="22"/>
-        </w:rPr>
-        <w:t xml:space="preserve">practical guidelines </w:t>
-      </w:r>
-      <w:r>
-        <w:rPr>
-          <w:sz w:val="22"/>
-          <w:szCs w:val="22"/>
-        </w:rPr>
-        <w:t xml:space="preserve">for supplemental feeding </w:t>
-      </w:r>
-      <w:r>
-        <w:rPr>
-          <w:sz w:val="22"/>
-          <w:szCs w:val="22"/>
-        </w:rPr>
-        <w:t xml:space="preserve">that </w:t>
-      </w:r>
-      <w:ins w:id="47" w:author="Kelsey McCune" w:date="2026-04-15T08:41:00Z" w16du:dateUtc="2026-04-15T13:41:00Z">
-        <w:r>
-          <w:rPr>
-            <w:sz w:val="22"/>
-            <w:szCs w:val="22"/>
-          </w:rPr>
-          <w:t xml:space="preserve">will </w:t>
-        </w:r>
-      </w:ins>
-      <w:r>
-        <w:rPr>
-          <w:sz w:val="22"/>
-          <w:szCs w:val="22"/>
-        </w:rPr>
-        <w:t>allow people to enjoy the benefits of backyard wildlife activities while reducing disease risk to wild birds, domestic animals, and human health.</w:t>
-      </w:r>
-    </w:p>
-    <w:p>
-      <w:pPr>
-        <w:rPr>
-          <w:sz w:val="22"/>
-          <w:szCs w:val="22"/>
-        </w:rPr>
-      </w:pPr>
-    </w:p>
-    <w:p>
-      <w:pPr>
-        <w:rPr>
-          <w:ins w:id="48" w:author="Kelsey McCune" w:date="2026-04-15T09:35:00Z" w16du:dateUtc="2026-04-15T14:35:00Z"/>
-          <w:sz w:val="22"/>
-          <w:szCs w:val="22"/>
-        </w:rPr>
-      </w:pPr>
-      <w:r>
-        <w:rPr>
-          <w:sz w:val="22"/>
-          <w:szCs w:val="22"/>
-          <w:highlight w:val="yellow"/>
-        </w:rPr>
-        <w:t>Importance to Avian Medicine:</w:t>
-      </w:r>
-      <w:del w:id="49" w:author="Kelsey McCune" w:date="2026-04-15T09:35:00Z" w16du:dateUtc="2026-04-15T14:35:00Z">
-        <w:r>
-          <w:rPr>
-            <w:sz w:val="22"/>
-            <w:szCs w:val="22"/>
-          </w:rPr>
-          <w:br/>
+      <w:ins w:id="111" w:author="Kelsey McCune" w:date="2026-04-15T09:50:00Z" w16du:dateUtc="2026-04-15T14:50:00Z">
+        <w:r>
+          <w:rPr>
+            <w:sz w:val="22"/>
+            <w:szCs w:val="22"/>
+          </w:rPr>
+          <w:t xml:space="preserve">containing agar </w:t>
+        </w:r>
+      </w:ins>
+      <w:r>
+        <w:rPr>
+          <w:sz w:val="22"/>
+          <w:szCs w:val="22"/>
+        </w:rPr>
+        <w:t xml:space="preserve">selective </w:t>
+      </w:r>
+      <w:del w:id="112" w:author="Kelsey McCune" w:date="2026-04-15T09:50:00Z" w16du:dateUtc="2026-04-15T14:50:00Z">
+        <w:r>
+          <w:rPr>
+            <w:sz w:val="22"/>
+            <w:szCs w:val="22"/>
+          </w:rPr>
+          <w:delText xml:space="preserve">and differential media </w:delText>
         </w:r>
       </w:del>
-    </w:p>
-    <w:p>
-      <w:pPr>
-        <w:ind w:firstLine="720"/>
-        <w:rPr>
-          <w:sz w:val="22"/>
-          <w:szCs w:val="22"/>
-        </w:rPr>
-        <w:pPrChange w:id="50" w:author="Kelsey McCune" w:date="2026-04-15T09:35:00Z" w16du:dateUtc="2026-04-15T14:35:00Z">
-          <w:pPr/>
-        </w:pPrChange>
-      </w:pPr>
-      <w:r>
-        <w:rPr>
-          <w:sz w:val="22"/>
-          <w:szCs w:val="22"/>
-        </w:rPr>
-        <w:t>Wild bird health is becoming more threatened at the human-wildlife interface, yet veterinary and public health efforts remain highly focused on commercial poultry operations and major outbreak events</w:t>
-      </w:r>
-      <w:ins w:id="51" w:author="Kelsey McCune" w:date="2026-04-15T09:31:00Z" w16du:dateUtc="2026-04-15T14:31:00Z">
-        <w:r>
-          <w:rPr>
-            <w:sz w:val="22"/>
-            <w:szCs w:val="22"/>
-          </w:rPr>
-          <w:t xml:space="preserve"> infecting people</w:t>
-        </w:r>
-      </w:ins>
-      <w:ins w:id="52" w:author="Kelsey McCune" w:date="2026-04-15T09:27:00Z" w16du:dateUtc="2026-04-15T14:27:00Z">
-        <w:r>
-          <w:rPr>
-            <w:sz w:val="22"/>
-            <w:szCs w:val="22"/>
-          </w:rPr>
-          <w:t>.</w:t>
-        </w:r>
-      </w:ins>
-      <w:del w:id="53" w:author="Kelsey McCune" w:date="2026-04-15T09:27:00Z" w16du:dateUtc="2026-04-15T14:27:00Z">
-        <w:r>
-          <w:rPr>
-            <w:sz w:val="22"/>
-            <w:szCs w:val="22"/>
-          </w:rPr>
-          <w:delText>,</w:delText>
-        </w:r>
-      </w:del>
-      <w:r>
-        <w:rPr>
-          <w:sz w:val="22"/>
-          <w:szCs w:val="22"/>
-        </w:rPr>
-        <w:t xml:space="preserve"> </w:t>
-      </w:r>
-      <w:del w:id="54" w:author="Kelsey McCune" w:date="2026-04-15T09:28:00Z" w16du:dateUtc="2026-04-15T14:28:00Z">
-        <w:r>
-          <w:rPr>
-            <w:sz w:val="22"/>
-            <w:szCs w:val="22"/>
-          </w:rPr>
-          <w:delText>commonly overlooking backyard and</w:delText>
-        </w:r>
-      </w:del>
-      <w:ins w:id="55" w:author="Kelsey McCune" w:date="2026-04-15T09:28:00Z" w16du:dateUtc="2026-04-15T14:28:00Z">
-        <w:r>
-          <w:rPr>
-            <w:sz w:val="22"/>
-            <w:szCs w:val="22"/>
-          </w:rPr>
-          <w:t>However, outbreaks begin in</w:t>
-        </w:r>
-      </w:ins>
-      <w:r>
-        <w:rPr>
-          <w:sz w:val="22"/>
-          <w:szCs w:val="22"/>
-        </w:rPr>
-        <w:t xml:space="preserve"> small-scale settings </w:t>
-      </w:r>
-      <w:ins w:id="56" w:author="Kelsey McCune" w:date="2026-04-15T09:28:00Z" w16du:dateUtc="2026-04-15T14:28:00Z">
-        <w:r>
-          <w:rPr>
-            <w:sz w:val="22"/>
-            <w:szCs w:val="22"/>
-          </w:rPr>
-          <w:t xml:space="preserve">like suburban yards </w:t>
-        </w:r>
-      </w:ins>
-      <w:r>
-        <w:rPr>
-          <w:sz w:val="22"/>
-          <w:szCs w:val="22"/>
-        </w:rPr>
-        <w:t>where wild birds</w:t>
-      </w:r>
-      <w:ins w:id="57" w:author="Kelsey McCune" w:date="2026-04-15T09:31:00Z" w16du:dateUtc="2026-04-15T14:31:00Z">
-        <w:r>
-          <w:rPr>
-            <w:sz w:val="22"/>
-            <w:szCs w:val="22"/>
-          </w:rPr>
-          <w:t xml:space="preserve"> commonly share resources with</w:t>
-        </w:r>
-      </w:ins>
-      <w:del w:id="58" w:author="Kelsey McCune" w:date="2026-04-15T09:31:00Z" w16du:dateUtc="2026-04-15T14:31:00Z">
-        <w:r>
-          <w:rPr>
-            <w:sz w:val="22"/>
-            <w:szCs w:val="22"/>
-          </w:rPr>
-          <w:delText>,</w:delText>
-        </w:r>
-      </w:del>
-      <w:r>
-        <w:rPr>
-          <w:sz w:val="22"/>
-          <w:szCs w:val="22"/>
-        </w:rPr>
-        <w:t xml:space="preserve"> humans</w:t>
-      </w:r>
-      <w:ins w:id="59" w:author="Kelsey McCune" w:date="2026-04-15T09:31:00Z" w16du:dateUtc="2026-04-15T14:31:00Z">
-        <w:r>
-          <w:rPr>
-            <w:sz w:val="22"/>
-            <w:szCs w:val="22"/>
-          </w:rPr>
-          <w:t xml:space="preserve"> and</w:t>
-        </w:r>
-      </w:ins>
-      <w:del w:id="60" w:author="Kelsey McCune" w:date="2026-04-15T09:31:00Z" w16du:dateUtc="2026-04-15T14:31:00Z">
-        <w:r>
-          <w:rPr>
-            <w:sz w:val="22"/>
-            <w:szCs w:val="22"/>
-          </w:rPr>
-          <w:delText>,</w:delText>
-        </w:r>
-      </w:del>
-      <w:r>
-        <w:rPr>
-          <w:sz w:val="22"/>
-          <w:szCs w:val="22"/>
-        </w:rPr>
-        <w:t xml:space="preserve"> domestic pets</w:t>
-      </w:r>
-      <w:del w:id="61" w:author="Kelsey McCune" w:date="2026-04-15T09:32:00Z" w16du:dateUtc="2026-04-15T14:32:00Z">
-        <w:r>
-          <w:rPr>
-            <w:sz w:val="22"/>
-            <w:szCs w:val="22"/>
-          </w:rPr>
-          <w:delText>,</w:delText>
-        </w:r>
-      </w:del>
-      <w:del w:id="62" w:author="Kelsey McCune" w:date="2026-04-15T09:31:00Z" w16du:dateUtc="2026-04-15T14:31:00Z">
-        <w:r>
-          <w:rPr>
-            <w:sz w:val="22"/>
-            <w:szCs w:val="22"/>
-          </w:rPr>
-          <w:delText xml:space="preserve"> and shared resources increasingly overlap</w:delText>
-        </w:r>
-      </w:del>
-      <w:r>
-        <w:rPr>
-          <w:sz w:val="22"/>
-          <w:szCs w:val="22"/>
-        </w:rPr>
-        <w:t xml:space="preserve">. </w:t>
+      <w:r>
+        <w:rPr>
+          <w:sz w:val="22"/>
+          <w:szCs w:val="22"/>
+        </w:rPr>
+        <w:t xml:space="preserve">for </w:t>
       </w:r>
       <w:r>
         <w:rPr>
@@ -2383,368 +3464,30 @@
           <w:sz w:val="22"/>
           <w:szCs w:val="22"/>
         </w:rPr>
-        <w:t>S. enterica</w:t>
-      </w:r>
-      <w:r>
-        <w:rPr>
-          <w:sz w:val="22"/>
-          <w:szCs w:val="22"/>
-        </w:rPr>
-        <w:t xml:space="preserve"> poses a significant threat to wild bird populations, with hundreds of mortality events recorded in the United States alone (Hall and Saito 2008), and the 2021 outbreak linked to wild songbirds at residential feeders </w:t>
-      </w:r>
-      <w:ins w:id="63" w:author="Kelsey McCune" w:date="2026-04-15T09:29:00Z" w16du:dateUtc="2026-04-15T14:29:00Z">
-        <w:r>
-          <w:rPr>
-            <w:sz w:val="22"/>
-            <w:szCs w:val="22"/>
-          </w:rPr>
-          <w:t xml:space="preserve">also </w:t>
-        </w:r>
-      </w:ins>
-      <w:r>
-        <w:rPr>
-          <w:sz w:val="22"/>
-          <w:szCs w:val="22"/>
-        </w:rPr>
-        <w:t xml:space="preserve">resulted in confirmed human hospitalizations across multiple states (CDC 2021; Patel et al. 2023). More recently, backyard poultry contact has been identified as a </w:t>
-      </w:r>
-      <w:del w:id="64" w:author="Kelsey McCune" w:date="2026-04-15T09:32:00Z" w16du:dateUtc="2026-04-15T14:32:00Z">
-        <w:r>
-          <w:rPr>
-            <w:sz w:val="22"/>
-            <w:szCs w:val="22"/>
-          </w:rPr>
-          <w:delText xml:space="preserve">continued and </w:delText>
+        <w:t>S</w:t>
+      </w:r>
+      <w:ins w:id="113" w:author="Kelsey McCune" w:date="2026-04-15T09:49:00Z" w16du:dateUtc="2026-04-15T14:49:00Z">
+        <w:r>
+          <w:rPr>
+            <w:i/>
+            <w:iCs/>
+            <w:sz w:val="22"/>
+            <w:szCs w:val="22"/>
+          </w:rPr>
+          <w:t>.</w:t>
+        </w:r>
+      </w:ins>
+      <w:del w:id="114" w:author="Kelsey McCune" w:date="2026-04-15T09:49:00Z" w16du:dateUtc="2026-04-15T14:49:00Z">
+        <w:r>
+          <w:rPr>
+            <w:i/>
+            <w:iCs/>
+            <w:sz w:val="22"/>
+            <w:szCs w:val="22"/>
+          </w:rPr>
+          <w:delText>almonella</w:delText>
         </w:r>
       </w:del>
-      <w:r>
-        <w:rPr>
-          <w:sz w:val="22"/>
-          <w:szCs w:val="22"/>
-        </w:rPr>
-        <w:t>growing source of human salmonellosis (CDC 2025),</w:t>
-      </w:r>
-      <w:ins w:id="65" w:author="Kelsey McCune" w:date="2026-04-15T09:29:00Z" w16du:dateUtc="2026-04-15T14:29:00Z">
-        <w:r>
-          <w:rPr>
-            <w:sz w:val="22"/>
-            <w:szCs w:val="22"/>
-          </w:rPr>
-          <w:t xml:space="preserve"> though little data on the spillover of </w:t>
-        </w:r>
-      </w:ins>
-      <w:ins w:id="66" w:author="Kelsey McCune" w:date="2026-04-15T09:30:00Z" w16du:dateUtc="2026-04-15T14:30:00Z">
-        <w:r>
-          <w:rPr>
-            <w:sz w:val="22"/>
-            <w:szCs w:val="22"/>
-          </w:rPr>
-          <w:t>this disease</w:t>
-        </w:r>
-      </w:ins>
-      <w:ins w:id="67" w:author="Kelsey McCune" w:date="2026-04-15T09:32:00Z" w16du:dateUtc="2026-04-15T14:32:00Z">
-        <w:r>
-          <w:rPr>
-            <w:sz w:val="22"/>
-            <w:szCs w:val="22"/>
-          </w:rPr>
-          <w:t xml:space="preserve"> fro</w:t>
-        </w:r>
-      </w:ins>
-      <w:ins w:id="68" w:author="Kelsey McCune" w:date="2026-04-15T09:33:00Z" w16du:dateUtc="2026-04-15T14:33:00Z">
-        <w:r>
-          <w:rPr>
-            <w:sz w:val="22"/>
-            <w:szCs w:val="22"/>
-          </w:rPr>
-          <w:t>m poultry</w:t>
-        </w:r>
-      </w:ins>
-      <w:ins w:id="69" w:author="Kelsey McCune" w:date="2026-04-15T09:30:00Z" w16du:dateUtc="2026-04-15T14:30:00Z">
-        <w:r>
-          <w:rPr>
-            <w:sz w:val="22"/>
-            <w:szCs w:val="22"/>
-          </w:rPr>
-          <w:t xml:space="preserve"> into native birds exists.</w:t>
-        </w:r>
-      </w:ins>
-      <w:r>
-        <w:rPr>
-          <w:sz w:val="22"/>
-          <w:szCs w:val="22"/>
-        </w:rPr>
-        <w:t xml:space="preserve"> </w:t>
-      </w:r>
-      <w:ins w:id="70" w:author="Kelsey McCune" w:date="2026-04-15T09:30:00Z" w16du:dateUtc="2026-04-15T14:30:00Z">
-        <w:r>
-          <w:rPr>
-            <w:sz w:val="22"/>
-            <w:szCs w:val="22"/>
-          </w:rPr>
-          <w:t xml:space="preserve">This </w:t>
-        </w:r>
-      </w:ins>
-      <w:r>
-        <w:rPr>
-          <w:sz w:val="22"/>
-          <w:szCs w:val="22"/>
-        </w:rPr>
-        <w:t>highlight</w:t>
-      </w:r>
-      <w:ins w:id="71" w:author="Kelsey McCune" w:date="2026-04-15T09:30:00Z" w16du:dateUtc="2026-04-15T14:30:00Z">
-        <w:r>
-          <w:rPr>
-            <w:sz w:val="22"/>
-            <w:szCs w:val="22"/>
-          </w:rPr>
-          <w:t>s the focus on disease spillover related to human health</w:t>
-        </w:r>
-      </w:ins>
-      <w:del w:id="72" w:author="Kelsey McCune" w:date="2026-04-15T09:30:00Z" w16du:dateUtc="2026-04-15T14:30:00Z">
-        <w:r>
-          <w:rPr>
-            <w:sz w:val="22"/>
-            <w:szCs w:val="22"/>
-          </w:rPr>
-          <w:delText>ing</w:delText>
-        </w:r>
-      </w:del>
-      <w:r>
-        <w:rPr>
-          <w:sz w:val="22"/>
-          <w:szCs w:val="22"/>
-        </w:rPr>
-        <w:t xml:space="preserve"> </w:t>
-      </w:r>
-      <w:ins w:id="73" w:author="Kelsey McCune" w:date="2026-04-15T09:33:00Z" w16du:dateUtc="2026-04-15T14:33:00Z">
-        <w:r>
-          <w:rPr>
-            <w:sz w:val="22"/>
-            <w:szCs w:val="22"/>
-          </w:rPr>
-          <w:t xml:space="preserve">and the lack of </w:t>
-        </w:r>
-      </w:ins>
-      <w:ins w:id="74" w:author="Kelsey McCune" w:date="2026-04-15T09:34:00Z" w16du:dateUtc="2026-04-15T14:34:00Z">
-        <w:r>
-          <w:rPr>
-            <w:sz w:val="22"/>
-            <w:szCs w:val="22"/>
-          </w:rPr>
-          <w:t>monitoring of</w:t>
-        </w:r>
-      </w:ins>
-      <w:ins w:id="75" w:author="Kelsey McCune" w:date="2026-04-15T09:33:00Z" w16du:dateUtc="2026-04-15T14:33:00Z">
-        <w:r>
-          <w:rPr>
-            <w:sz w:val="22"/>
-            <w:szCs w:val="22"/>
-          </w:rPr>
-          <w:t xml:space="preserve"> native wild birds </w:t>
-        </w:r>
-      </w:ins>
-      <w:ins w:id="76" w:author="Kelsey McCune" w:date="2026-04-15T09:34:00Z" w16du:dateUtc="2026-04-15T14:34:00Z">
-        <w:r>
-          <w:rPr>
-            <w:sz w:val="22"/>
-            <w:szCs w:val="22"/>
-          </w:rPr>
-          <w:t>similarly at risk</w:t>
-        </w:r>
-      </w:ins>
-      <w:del w:id="77" w:author="Kelsey McCune" w:date="2026-04-15T09:34:00Z" w16du:dateUtc="2026-04-15T14:34:00Z">
-        <w:r>
-          <w:rPr>
-            <w:sz w:val="22"/>
-            <w:szCs w:val="22"/>
-          </w:rPr>
-          <w:delText>the need for more research into how residential settings contribute to disease spillover events</w:delText>
-        </w:r>
-      </w:del>
-      <w:r>
-        <w:rPr>
-          <w:sz w:val="22"/>
-          <w:szCs w:val="22"/>
-        </w:rPr>
-        <w:t>.</w:t>
-      </w:r>
-    </w:p>
-    <w:p>
-      <w:pPr>
-        <w:ind w:firstLine="720"/>
-        <w:rPr>
-          <w:sz w:val="22"/>
-          <w:szCs w:val="22"/>
-        </w:rPr>
-        <w:pPrChange w:id="78" w:author="Kelsey McCune" w:date="2026-04-15T09:36:00Z" w16du:dateUtc="2026-04-15T14:36:00Z">
-          <w:pPr/>
-        </w:pPrChange>
-      </w:pPr>
-      <w:del w:id="79" w:author="Kelsey McCune" w:date="2026-04-15T09:35:00Z" w16du:dateUtc="2026-04-15T14:35:00Z">
-        <w:r>
-          <w:rPr>
-            <w:sz w:val="22"/>
-            <w:szCs w:val="22"/>
-          </w:rPr>
-          <w:delText xml:space="preserve">We </w:delText>
-        </w:r>
-      </w:del>
-      <w:ins w:id="80" w:author="Kelsey McCune" w:date="2026-04-15T09:35:00Z" w16du:dateUtc="2026-04-15T14:35:00Z">
-        <w:r>
-          <w:rPr>
-            <w:sz w:val="22"/>
-            <w:szCs w:val="22"/>
-          </w:rPr>
-          <w:t>The proposed research</w:t>
-        </w:r>
-        <w:r>
-          <w:rPr>
-            <w:sz w:val="22"/>
-            <w:szCs w:val="22"/>
-          </w:rPr>
-          <w:t xml:space="preserve"> </w:t>
-        </w:r>
-      </w:ins>
-      <w:r>
-        <w:rPr>
-          <w:sz w:val="22"/>
-          <w:szCs w:val="22"/>
-        </w:rPr>
-        <w:t xml:space="preserve">will produce some of the first data from this region on </w:t>
-      </w:r>
-      <w:ins w:id="81" w:author="Kelsey McCune" w:date="2026-04-15T09:37:00Z" w16du:dateUtc="2026-04-15T14:37:00Z">
-        <w:r>
-          <w:rPr>
-            <w:sz w:val="22"/>
-            <w:szCs w:val="22"/>
-          </w:rPr>
-          <w:t xml:space="preserve">the impact of </w:t>
-        </w:r>
-        <w:r>
-          <w:rPr>
-            <w:sz w:val="22"/>
-            <w:szCs w:val="22"/>
-          </w:rPr>
-          <w:t>supplemental feeding and backyard poultry keeping</w:t>
-        </w:r>
-        <w:r>
-          <w:rPr>
-            <w:sz w:val="22"/>
-            <w:szCs w:val="22"/>
-          </w:rPr>
-          <w:t xml:space="preserve"> </w:t>
-        </w:r>
-        <w:r>
-          <w:rPr>
-            <w:sz w:val="22"/>
-            <w:szCs w:val="22"/>
-          </w:rPr>
-          <w:t xml:space="preserve">on </w:t>
-        </w:r>
-      </w:ins>
-      <w:r>
-        <w:rPr>
-          <w:sz w:val="22"/>
-          <w:szCs w:val="22"/>
-        </w:rPr>
-        <w:t>pathogen prevalence in wild bird communities at the human-wildlife interface</w:t>
-      </w:r>
-      <w:del w:id="82" w:author="Kelsey McCune" w:date="2026-04-15T09:37:00Z" w16du:dateUtc="2026-04-15T14:37:00Z">
-        <w:r>
-          <w:rPr>
-            <w:sz w:val="22"/>
-            <w:szCs w:val="22"/>
-          </w:rPr>
-          <w:delText xml:space="preserve"> in relation to supplemental feeding and backyard poultry keeping</w:delText>
-        </w:r>
-      </w:del>
-      <w:r>
-        <w:rPr>
-          <w:sz w:val="22"/>
-          <w:szCs w:val="22"/>
-        </w:rPr>
-        <w:t xml:space="preserve">. By identifying which site conditions elevate pathogen risk in wild birds, we will provide avian veterinarians, wildlife managers, and public health specialists with the evidence needed to develop reliable, accessible biosecurity guidelines for </w:t>
-      </w:r>
-      <w:commentRangeStart w:id="83"/>
-      <w:r>
-        <w:rPr>
-          <w:sz w:val="22"/>
-          <w:szCs w:val="22"/>
-        </w:rPr>
-        <w:t>residential settings</w:t>
-      </w:r>
-      <w:commentRangeEnd w:id="83"/>
-      <w:r>
-        <w:rPr>
-          <w:rStyle w:val="CommentReference"/>
-        </w:rPr>
-        <w:commentReference w:id="83"/>
-      </w:r>
-      <w:r>
-        <w:rPr>
-          <w:sz w:val="22"/>
-          <w:szCs w:val="22"/>
-        </w:rPr>
-        <w:t xml:space="preserve">. </w:t>
-      </w:r>
-      <w:del w:id="84" w:author="Kelsey McCune" w:date="2026-04-15T09:38:00Z" w16du:dateUtc="2026-04-15T14:38:00Z">
-        <w:r>
-          <w:rPr>
-            <w:sz w:val="22"/>
-            <w:szCs w:val="22"/>
-          </w:rPr>
-          <w:delText>If funds</w:delText>
-        </w:r>
-      </w:del>
-      <w:ins w:id="85" w:author="Kelsey McCune" w:date="2026-04-15T09:38:00Z" w16du:dateUtc="2026-04-15T14:38:00Z">
-        <w:r>
-          <w:rPr>
-            <w:sz w:val="22"/>
-            <w:szCs w:val="22"/>
-          </w:rPr>
-          <w:t xml:space="preserve">The </w:t>
-        </w:r>
-        <w:proofErr w:type="spellStart"/>
-        <w:r>
-          <w:rPr>
-            <w:sz w:val="22"/>
-            <w:szCs w:val="22"/>
-          </w:rPr>
-          <w:t>funing</w:t>
-        </w:r>
-        <w:proofErr w:type="spellEnd"/>
-        <w:r>
-          <w:rPr>
-            <w:sz w:val="22"/>
-            <w:szCs w:val="22"/>
-          </w:rPr>
-          <w:t xml:space="preserve"> from this grant</w:t>
-        </w:r>
-      </w:ins>
-      <w:r>
-        <w:rPr>
-          <w:sz w:val="22"/>
-          <w:szCs w:val="22"/>
-        </w:rPr>
-        <w:t xml:space="preserve"> </w:t>
-      </w:r>
-      <w:del w:id="86" w:author="Kelsey McCune" w:date="2026-04-15T09:38:00Z" w16du:dateUtc="2026-04-15T14:38:00Z">
-        <w:r>
-          <w:rPr>
-            <w:sz w:val="22"/>
-            <w:szCs w:val="22"/>
-          </w:rPr>
-          <w:delText xml:space="preserve">allow </w:delText>
-        </w:r>
-      </w:del>
-      <w:r>
-        <w:rPr>
-          <w:sz w:val="22"/>
-          <w:szCs w:val="22"/>
-        </w:rPr>
-        <w:t xml:space="preserve">for whole-genome sequencing on </w:t>
-      </w:r>
       <w:r>
         <w:rPr>
           <w:i/>
@@ -2752,215 +3495,154 @@
           <w:sz w:val="22"/>
           <w:szCs w:val="22"/>
         </w:rPr>
-        <w:t>S. enterica</w:t>
-      </w:r>
-      <w:r>
-        <w:rPr>
-          <w:sz w:val="22"/>
-          <w:szCs w:val="22"/>
-        </w:rPr>
-        <w:t xml:space="preserve"> positive samples, </w:t>
-      </w:r>
-      <w:del w:id="87" w:author="Kelsey McCune" w:date="2026-04-15T09:38:00Z" w16du:dateUtc="2026-04-15T14:38:00Z">
-        <w:r>
-          <w:rPr>
-            <w:sz w:val="22"/>
-            <w:szCs w:val="22"/>
-          </w:rPr>
-          <w:delText>we will</w:delText>
+        <w:t xml:space="preserve"> enterica</w:t>
+      </w:r>
+      <w:r>
+        <w:rPr>
+          <w:sz w:val="22"/>
+          <w:szCs w:val="22"/>
+        </w:rPr>
+        <w:t xml:space="preserve"> </w:t>
+      </w:r>
+      <w:del w:id="115" w:author="Kelsey McCune" w:date="2026-04-15T09:50:00Z" w16du:dateUtc="2026-04-15T14:50:00Z">
+        <w:r>
+          <w:rPr>
+            <w:sz w:val="22"/>
+            <w:szCs w:val="22"/>
+          </w:rPr>
+          <w:delText>detection</w:delText>
         </w:r>
       </w:del>
-      <w:ins w:id="88" w:author="Kelsey McCune" w:date="2026-04-15T09:38:00Z" w16du:dateUtc="2026-04-15T14:38:00Z">
-        <w:r>
-          <w:rPr>
-            <w:sz w:val="22"/>
-            <w:szCs w:val="22"/>
-          </w:rPr>
-          <w:t>is</w:t>
-        </w:r>
-      </w:ins>
-      <w:r>
-        <w:rPr>
-          <w:sz w:val="22"/>
-          <w:szCs w:val="22"/>
-        </w:rPr>
-        <w:t xml:space="preserve"> also </w:t>
-      </w:r>
-      <w:del w:id="89" w:author="Kelsey McCune" w:date="2026-04-15T09:39:00Z" w16du:dateUtc="2026-04-15T14:39:00Z">
-        <w:r>
-          <w:rPr>
-            <w:sz w:val="22"/>
-            <w:szCs w:val="22"/>
-          </w:rPr>
-          <w:delText>be able</w:delText>
+      <w:ins w:id="116" w:author="Kelsey McCune" w:date="2026-04-15T09:50:00Z" w16du:dateUtc="2026-04-15T14:50:00Z">
+        <w:r>
+          <w:rPr>
+            <w:sz w:val="22"/>
+            <w:szCs w:val="22"/>
+          </w:rPr>
+          <w:t>growth</w:t>
+        </w:r>
+      </w:ins>
+      <w:r>
+        <w:rPr>
+          <w:sz w:val="22"/>
+          <w:szCs w:val="22"/>
+        </w:rPr>
+        <w:t xml:space="preserve">. Presumptive colonies </w:t>
+      </w:r>
+      <w:r>
+        <w:rPr>
+          <w:sz w:val="22"/>
+          <w:szCs w:val="22"/>
+        </w:rPr>
+        <w:t>will be</w:t>
+      </w:r>
+      <w:del w:id="117" w:author="Kelsey McCune" w:date="2026-04-08T16:00:00Z" w16du:dateUtc="2026-04-08T21:00:00Z">
+        <w:r>
+          <w:rPr>
+            <w:sz w:val="22"/>
+            <w:szCs w:val="22"/>
+          </w:rPr>
+          <w:delText>are</w:delText>
         </w:r>
       </w:del>
-      <w:ins w:id="90" w:author="Kelsey McCune" w:date="2026-04-15T09:39:00Z" w16du:dateUtc="2026-04-15T14:39:00Z">
-        <w:r>
-          <w:rPr>
-            <w:sz w:val="22"/>
-            <w:szCs w:val="22"/>
-          </w:rPr>
-          <w:t>vital</w:t>
-        </w:r>
-      </w:ins>
-      <w:r>
-        <w:rPr>
-          <w:sz w:val="22"/>
-          <w:szCs w:val="22"/>
-        </w:rPr>
-        <w:t xml:space="preserve"> to identify </w:t>
-      </w:r>
-      <w:ins w:id="91" w:author="Kelsey McCune" w:date="2026-04-15T09:39:00Z" w16du:dateUtc="2026-04-15T14:39:00Z">
-        <w:r>
-          <w:rPr>
-            <w:sz w:val="22"/>
-            <w:szCs w:val="22"/>
-          </w:rPr>
-          <w:t xml:space="preserve">the contact network and transmission chain to </w:t>
-        </w:r>
-      </w:ins>
-      <w:del w:id="92" w:author="Kelsey McCune" w:date="2026-04-15T09:40:00Z" w16du:dateUtc="2026-04-15T14:40:00Z">
-        <w:r>
-          <w:rPr>
-            <w:sz w:val="22"/>
-            <w:szCs w:val="22"/>
-          </w:rPr>
-          <w:delText xml:space="preserve">possible </w:delText>
+      <w:r>
+        <w:rPr>
+          <w:sz w:val="22"/>
+          <w:szCs w:val="22"/>
+        </w:rPr>
+        <w:t xml:space="preserve"> confirmed using </w:t>
+      </w:r>
+      <w:r>
+        <w:rPr>
+          <w:sz w:val="22"/>
+          <w:szCs w:val="22"/>
+        </w:rPr>
+        <w:t xml:space="preserve">a </w:t>
+      </w:r>
+      <w:r>
+        <w:rPr>
+          <w:sz w:val="22"/>
+          <w:szCs w:val="22"/>
+        </w:rPr>
+        <w:t>matrix-assisted laser desorption/ionization time-of-flight mass spectrometry (MALDI-TOF MS).</w:t>
+      </w:r>
+      <w:r>
+        <w:rPr>
+          <w:sz w:val="22"/>
+          <w:szCs w:val="22"/>
+        </w:rPr>
+        <w:t xml:space="preserve"> </w:t>
+      </w:r>
+      <w:ins w:id="118" w:author="Kelsey McCune" w:date="2026-04-15T09:50:00Z" w16du:dateUtc="2026-04-15T14:50:00Z">
+        <w:r>
+          <w:rPr>
+            <w:sz w:val="22"/>
+            <w:szCs w:val="22"/>
+          </w:rPr>
+          <w:t>I</w:t>
+        </w:r>
+      </w:ins>
+      <w:ins w:id="119" w:author="Kelsey McCune" w:date="2026-04-08T16:01:00Z" w16du:dateUtc="2026-04-08T21:01:00Z">
+        <w:r>
+          <w:rPr>
+            <w:sz w:val="22"/>
+            <w:szCs w:val="22"/>
+          </w:rPr>
+          <w:t xml:space="preserve"> will </w:t>
+        </w:r>
+      </w:ins>
+      <w:ins w:id="120" w:author="Kelsey McCune" w:date="2026-04-15T09:51:00Z" w16du:dateUtc="2026-04-15T14:51:00Z">
+        <w:r>
+          <w:rPr>
+            <w:sz w:val="22"/>
+            <w:szCs w:val="22"/>
+          </w:rPr>
+          <w:t>work with the State Diagnostic Lab</w:t>
+        </w:r>
+      </w:ins>
+      <w:ins w:id="121" w:author="Kelsey McCune" w:date="2026-04-15T09:52:00Z" w16du:dateUtc="2026-04-15T14:52:00Z">
+        <w:r>
+          <w:rPr>
+            <w:sz w:val="22"/>
+            <w:szCs w:val="22"/>
+          </w:rPr>
+          <w:t xml:space="preserve"> and the Auburn University Pathobiology Department to</w:t>
+        </w:r>
+      </w:ins>
+      <w:ins w:id="122" w:author="Kelsey McCune" w:date="2026-04-08T16:01:00Z" w16du:dateUtc="2026-04-08T21:01:00Z">
+        <w:r>
+          <w:rPr>
+            <w:sz w:val="22"/>
+            <w:szCs w:val="22"/>
+          </w:rPr>
+          <w:t xml:space="preserve"> serotype and conduct whole genome sequencing on c</w:t>
+        </w:r>
+      </w:ins>
+      <w:del w:id="123" w:author="Kelsey McCune" w:date="2026-04-08T16:01:00Z" w16du:dateUtc="2026-04-08T21:01:00Z">
+        <w:r>
+          <w:rPr>
+            <w:sz w:val="22"/>
+            <w:szCs w:val="22"/>
+          </w:rPr>
+          <w:delText>C</w:delText>
         </w:r>
       </w:del>
-      <w:ins w:id="93" w:author="Kelsey McCune" w:date="2026-04-15T09:40:00Z" w16du:dateUtc="2026-04-15T14:40:00Z">
-        <w:r>
-          <w:rPr>
-            <w:sz w:val="22"/>
-            <w:szCs w:val="22"/>
-          </w:rPr>
-          <w:t>quantify</w:t>
-        </w:r>
-        <w:r>
-          <w:rPr>
-            <w:sz w:val="22"/>
-            <w:szCs w:val="22"/>
-          </w:rPr>
-          <w:t xml:space="preserve"> </w:t>
-        </w:r>
-      </w:ins>
-      <w:r>
-        <w:rPr>
-          <w:sz w:val="22"/>
-          <w:szCs w:val="22"/>
-        </w:rPr>
-        <w:t>connections between our bacterial isolates</w:t>
-      </w:r>
-      <w:ins w:id="94" w:author="Kelsey McCune" w:date="2026-04-15T09:40:00Z" w16du:dateUtc="2026-04-15T14:40:00Z">
-        <w:r>
-          <w:rPr>
-            <w:sz w:val="22"/>
-            <w:szCs w:val="22"/>
-          </w:rPr>
-          <w:t>, chickens</w:t>
-        </w:r>
-      </w:ins>
-      <w:r>
-        <w:rPr>
-          <w:sz w:val="22"/>
-          <w:szCs w:val="22"/>
-        </w:rPr>
-        <w:t xml:space="preserve"> and known outbreak strains</w:t>
-      </w:r>
-      <w:r>
-        <w:rPr>
-          <w:sz w:val="22"/>
-          <w:szCs w:val="22"/>
-        </w:rPr>
-        <w:t xml:space="preserve">. </w:t>
-      </w:r>
-    </w:p>
-    <w:p>
-      <w:pPr>
-        <w:rPr>
-          <w:b/>
-          <w:bCs/>
-          <w:sz w:val="22"/>
-          <w:szCs w:val="22"/>
-        </w:rPr>
-      </w:pPr>
-      <w:r>
-        <w:rPr>
-          <w:sz w:val="22"/>
-          <w:szCs w:val="22"/>
-          <w:highlight w:val="yellow"/>
-        </w:rPr>
-        <w:t xml:space="preserve">Proposed Methodology: </w:t>
-      </w:r>
-      <w:r>
-        <w:rPr>
-          <w:sz w:val="22"/>
-          <w:szCs w:val="22"/>
-          <w:highlight w:val="yellow"/>
-        </w:rPr>
-        <w:t>(1-2 Pages)</w:t>
-      </w:r>
-      <w:r>
-        <w:rPr>
-          <w:sz w:val="22"/>
-          <w:szCs w:val="22"/>
-        </w:rPr>
-        <w:t>:</w:t>
-      </w:r>
-      <w:r>
-        <w:rPr>
-          <w:sz w:val="22"/>
-          <w:szCs w:val="22"/>
-        </w:rPr>
-        <w:br/>
-      </w:r>
-      <w:r>
-        <w:rPr>
-          <w:b/>
-          <w:bCs/>
-          <w:sz w:val="22"/>
-          <w:szCs w:val="22"/>
-        </w:rPr>
-        <w:t>Study Area and Experimental Design</w:t>
-      </w:r>
-    </w:p>
-    <w:p>
-      <w:pPr>
-        <w:ind w:firstLine="720"/>
-        <w:rPr>
-          <w:sz w:val="22"/>
-          <w:szCs w:val="22"/>
-        </w:rPr>
-      </w:pPr>
-      <w:r>
-        <w:rPr>
-          <w:sz w:val="22"/>
-          <w:szCs w:val="22"/>
-        </w:rPr>
-        <w:t xml:space="preserve">This study </w:t>
-      </w:r>
-      <w:r>
-        <w:rPr>
-          <w:sz w:val="22"/>
-          <w:szCs w:val="22"/>
-        </w:rPr>
-        <w:t xml:space="preserve">will occur across </w:t>
-      </w:r>
-      <w:r>
-        <w:rPr>
-          <w:sz w:val="22"/>
-          <w:szCs w:val="22"/>
-        </w:rPr>
-        <w:t>sixteen</w:t>
-      </w:r>
-      <w:r>
-        <w:rPr>
-          <w:sz w:val="22"/>
-          <w:szCs w:val="22"/>
-        </w:rPr>
-        <w:t xml:space="preserve"> sites</w:t>
-      </w:r>
+      <w:r>
+        <w:rPr>
+          <w:sz w:val="22"/>
+          <w:szCs w:val="22"/>
+        </w:rPr>
+        <w:t>onfirmed isolates</w:t>
+      </w:r>
+      <w:ins w:id="124" w:author="Kelsey McCune" w:date="2026-04-08T16:01:00Z" w16du:dateUtc="2026-04-08T21:01:00Z">
+        <w:r>
+          <w:rPr>
+            <w:sz w:val="22"/>
+            <w:szCs w:val="22"/>
+          </w:rPr>
+          <w:t>.</w:t>
+        </w:r>
+      </w:ins>
       <w:r>
         <w:rPr>
           <w:sz w:val="22"/>
@@ -2973,448 +3655,117 @@
           <w:sz w:val="22"/>
           <w:szCs w:val="22"/>
         </w:rPr>
-        <w:t>in</w:t>
-      </w:r>
-      <w:r>
-        <w:rPr>
-          <w:sz w:val="22"/>
-          <w:szCs w:val="22"/>
-        </w:rPr>
-        <w:t xml:space="preserve"> east-central Alabama</w:t>
-      </w:r>
-      <w:r>
-        <w:rPr>
-          <w:sz w:val="22"/>
-          <w:szCs w:val="22"/>
-        </w:rPr>
-        <w:t xml:space="preserve"> categorized into four treatment types: control sites with no feeders or poultry (n = 4), backyard bird feeder-only sites (n = 4), backyard chicken-only sites (n = </w:t>
-      </w:r>
-      <w:r>
-        <w:rPr>
-          <w:sz w:val="22"/>
-          <w:szCs w:val="22"/>
-        </w:rPr>
-        <w:t>4</w:t>
-      </w:r>
-      <w:r>
-        <w:rPr>
-          <w:sz w:val="22"/>
-          <w:szCs w:val="22"/>
-        </w:rPr>
-        <w:t xml:space="preserve">), and backyard sites with both bird feeders and chickens (n = </w:t>
-      </w:r>
-      <w:r>
-        <w:rPr>
-          <w:sz w:val="22"/>
-          <w:szCs w:val="22"/>
-        </w:rPr>
-        <w:t>4</w:t>
-      </w:r>
-      <w:r>
-        <w:rPr>
-          <w:sz w:val="22"/>
-          <w:szCs w:val="22"/>
-        </w:rPr>
-        <w:t>)</w:t>
-      </w:r>
-      <w:r>
-        <w:rPr>
-          <w:sz w:val="22"/>
-          <w:szCs w:val="22"/>
-        </w:rPr>
-        <w:t xml:space="preserve"> </w:t>
-      </w:r>
-      <w:commentRangeStart w:id="95"/>
-      <w:r>
-        <w:rPr>
-          <w:sz w:val="22"/>
-          <w:szCs w:val="22"/>
-          <w:highlight w:val="green"/>
-        </w:rPr>
-        <w:t xml:space="preserve">[we discussed using n=4 for all site types here, for uniformity. </w:t>
-      </w:r>
-      <w:proofErr w:type="gramStart"/>
-      <w:r>
-        <w:rPr>
-          <w:sz w:val="22"/>
-          <w:szCs w:val="22"/>
-          <w:highlight w:val="green"/>
-        </w:rPr>
-        <w:t>so</w:t>
-      </w:r>
-      <w:proofErr w:type="gramEnd"/>
-      <w:r>
-        <w:rPr>
-          <w:sz w:val="22"/>
-          <w:szCs w:val="22"/>
-          <w:highlight w:val="green"/>
-        </w:rPr>
-        <w:t xml:space="preserve"> I went with n=16 for all sites throughout the grant]</w:t>
-      </w:r>
-      <w:r>
-        <w:rPr>
-          <w:sz w:val="22"/>
-          <w:szCs w:val="22"/>
-        </w:rPr>
-        <w:t xml:space="preserve"> </w:t>
-      </w:r>
-      <w:commentRangeEnd w:id="95"/>
-      <w:r>
-        <w:rPr>
-          <w:rStyle w:val="CommentReference"/>
-        </w:rPr>
-        <w:commentReference w:id="95"/>
-      </w:r>
-      <w:r>
-        <w:rPr>
-          <w:sz w:val="22"/>
-          <w:szCs w:val="22"/>
-        </w:rPr>
-        <w:t>I selected s</w:t>
-      </w:r>
-      <w:r>
-        <w:rPr>
-          <w:sz w:val="22"/>
-          <w:szCs w:val="22"/>
-        </w:rPr>
-        <w:t xml:space="preserve">ites </w:t>
-      </w:r>
-      <w:r>
-        <w:rPr>
-          <w:sz w:val="22"/>
-          <w:szCs w:val="22"/>
-        </w:rPr>
-        <w:t xml:space="preserve">that had a baseline number of trees and shrubs to </w:t>
-      </w:r>
-      <w:r>
-        <w:rPr>
-          <w:sz w:val="22"/>
-          <w:szCs w:val="22"/>
-        </w:rPr>
-        <w:t>e</w:t>
-      </w:r>
-      <w:r>
-        <w:rPr>
-          <w:sz w:val="22"/>
-          <w:szCs w:val="22"/>
-        </w:rPr>
-        <w:t>nsure bird habitat is present</w:t>
-      </w:r>
-      <w:r>
-        <w:rPr>
-          <w:sz w:val="22"/>
-          <w:szCs w:val="22"/>
-        </w:rPr>
-        <w:t>. A</w:t>
-      </w:r>
-      <w:r>
-        <w:rPr>
-          <w:sz w:val="22"/>
-          <w:szCs w:val="22"/>
-        </w:rPr>
-        <w:t>fter selecting a site, I asked homeowners to complete a</w:t>
-      </w:r>
-      <w:r>
-        <w:rPr>
-          <w:sz w:val="22"/>
-          <w:szCs w:val="22"/>
-        </w:rPr>
-        <w:t xml:space="preserve"> standardized questionnaire to record factors such as feeder type and placement, poultry housing, current cleaning practices,</w:t>
-      </w:r>
-      <w:r>
-        <w:rPr>
-          <w:sz w:val="22"/>
-          <w:szCs w:val="22"/>
-        </w:rPr>
-        <w:t xml:space="preserve"> presence of pets</w:t>
-      </w:r>
-      <w:r>
-        <w:rPr>
-          <w:sz w:val="22"/>
-          <w:szCs w:val="22"/>
-        </w:rPr>
-        <w:t xml:space="preserve"> and </w:t>
-      </w:r>
-      <w:r>
-        <w:rPr>
-          <w:sz w:val="22"/>
-          <w:szCs w:val="22"/>
-        </w:rPr>
-        <w:t>vegetation characteristics</w:t>
-      </w:r>
-      <w:r>
-        <w:rPr>
-          <w:sz w:val="22"/>
-          <w:szCs w:val="22"/>
-        </w:rPr>
-        <w:t xml:space="preserve"> at each </w:t>
-      </w:r>
-      <w:r>
-        <w:rPr>
-          <w:sz w:val="22"/>
-          <w:szCs w:val="22"/>
-        </w:rPr>
-        <w:t>site.</w:t>
-      </w:r>
-    </w:p>
-    <w:p>
-      <w:pPr>
-        <w:rPr>
-          <w:b/>
-          <w:bCs/>
-          <w:sz w:val="22"/>
-          <w:szCs w:val="22"/>
-        </w:rPr>
-      </w:pPr>
-      <w:r>
-        <w:rPr>
-          <w:b/>
-          <w:bCs/>
-          <w:sz w:val="22"/>
-          <w:szCs w:val="22"/>
-        </w:rPr>
-        <w:t>Field Sampling</w:t>
-      </w:r>
-    </w:p>
-    <w:p>
-      <w:pPr>
-        <w:ind w:firstLine="720"/>
-        <w:rPr>
-          <w:sz w:val="22"/>
-          <w:szCs w:val="22"/>
-        </w:rPr>
-      </w:pPr>
-      <w:r>
-        <w:rPr>
-          <w:sz w:val="22"/>
-          <w:szCs w:val="22"/>
-        </w:rPr>
-        <w:t>Field sampling began in summer 2024 and continues through 2027.</w:t>
-      </w:r>
-      <w:r>
-        <w:rPr>
-          <w:sz w:val="22"/>
-          <w:szCs w:val="22"/>
-        </w:rPr>
-        <w:t xml:space="preserve"> I visit each site once a month to sample wild birds and chickens (if present).</w:t>
-      </w:r>
-      <w:r>
-        <w:rPr>
-          <w:sz w:val="22"/>
-          <w:szCs w:val="22"/>
-        </w:rPr>
-        <w:t xml:space="preserve"> To date, over 230 wild birds have been captured using mist nets deployed near feeders, </w:t>
-      </w:r>
-      <w:r>
-        <w:rPr>
-          <w:sz w:val="22"/>
-          <w:szCs w:val="22"/>
-        </w:rPr>
-        <w:t xml:space="preserve">chicken </w:t>
-      </w:r>
-      <w:r>
-        <w:rPr>
-          <w:sz w:val="22"/>
-          <w:szCs w:val="22"/>
-        </w:rPr>
-        <w:t>coops, or comparabl</w:t>
-      </w:r>
-      <w:r>
-        <w:rPr>
-          <w:sz w:val="22"/>
-          <w:szCs w:val="22"/>
-        </w:rPr>
-        <w:t>y active</w:t>
-      </w:r>
-      <w:r>
-        <w:rPr>
-          <w:sz w:val="22"/>
-          <w:szCs w:val="22"/>
-        </w:rPr>
-        <w:t xml:space="preserve"> areas at control sites. Each bird is identified to species-level</w:t>
-      </w:r>
-      <w:r>
-        <w:rPr>
-          <w:sz w:val="22"/>
-          <w:szCs w:val="22"/>
-        </w:rPr>
-        <w:t xml:space="preserve"> and</w:t>
-      </w:r>
-      <w:r>
-        <w:rPr>
-          <w:sz w:val="22"/>
-          <w:szCs w:val="22"/>
-        </w:rPr>
-        <w:t xml:space="preserve"> measured for body </w:t>
-      </w:r>
-      <w:r>
-        <w:rPr>
-          <w:sz w:val="22"/>
-          <w:szCs w:val="22"/>
-        </w:rPr>
-        <w:t>condition</w:t>
-      </w:r>
-      <w:r>
-        <w:rPr>
-          <w:sz w:val="22"/>
-          <w:szCs w:val="22"/>
-        </w:rPr>
-        <w:t xml:space="preserve">. All individuals receive a sequentially numbered USGS </w:t>
-      </w:r>
-      <w:r>
-        <w:rPr>
-          <w:sz w:val="22"/>
-          <w:szCs w:val="22"/>
-        </w:rPr>
-        <w:t>aluminum</w:t>
-      </w:r>
-      <w:r>
-        <w:rPr>
-          <w:sz w:val="22"/>
-          <w:szCs w:val="22"/>
-        </w:rPr>
-        <w:t xml:space="preserve"> leg band. </w:t>
-      </w:r>
-      <w:r>
-        <w:rPr>
-          <w:sz w:val="22"/>
-          <w:szCs w:val="22"/>
-        </w:rPr>
-        <w:t>I collec</w:t>
-      </w:r>
-      <w:r>
-        <w:rPr>
-          <w:sz w:val="22"/>
-          <w:szCs w:val="22"/>
-        </w:rPr>
-        <w:t>t</w:t>
-      </w:r>
-      <w:r>
-        <w:rPr>
-          <w:sz w:val="22"/>
-          <w:szCs w:val="22"/>
-        </w:rPr>
-        <w:t xml:space="preserve"> fecal</w:t>
-      </w:r>
-      <w:r>
-        <w:rPr>
-          <w:sz w:val="22"/>
-          <w:szCs w:val="22"/>
-        </w:rPr>
-        <w:t xml:space="preserve"> samples </w:t>
-      </w:r>
-      <w:del w:id="96" w:author="Kelsey McCune" w:date="2026-04-08T15:59:00Z" w16du:dateUtc="2026-04-08T20:59:00Z">
-        <w:r>
-          <w:rPr>
-            <w:sz w:val="22"/>
-            <w:szCs w:val="22"/>
-          </w:rPr>
-          <w:delText xml:space="preserve">are collected </w:delText>
+        <w:t>S</w:t>
+      </w:r>
+      <w:r>
+        <w:rPr>
+          <w:sz w:val="22"/>
+          <w:szCs w:val="22"/>
+        </w:rPr>
+        <w:t>erotyp</w:t>
+      </w:r>
+      <w:r>
+        <w:rPr>
+          <w:sz w:val="22"/>
+          <w:szCs w:val="22"/>
+        </w:rPr>
+        <w:t>ing of</w:t>
+      </w:r>
+      <w:r>
+        <w:rPr>
+          <w:sz w:val="22"/>
+          <w:szCs w:val="22"/>
+        </w:rPr>
+        <w:t xml:space="preserve"> confirmed isolates </w:t>
+      </w:r>
+      <w:r>
+        <w:rPr>
+          <w:sz w:val="22"/>
+          <w:szCs w:val="22"/>
+        </w:rPr>
+        <w:t xml:space="preserve">will be performed </w:t>
+      </w:r>
+      <w:r>
+        <w:rPr>
+          <w:sz w:val="22"/>
+          <w:szCs w:val="22"/>
+        </w:rPr>
+        <w:t xml:space="preserve">using O and H antigen testing following the Kauffmann-White scheme, targeting serogroups </w:t>
+      </w:r>
+      <w:r>
+        <w:rPr>
+          <w:sz w:val="22"/>
+          <w:szCs w:val="22"/>
+        </w:rPr>
+        <w:t xml:space="preserve">B and D </w:t>
+      </w:r>
+      <w:r>
+        <w:rPr>
+          <w:sz w:val="22"/>
+          <w:szCs w:val="22"/>
+        </w:rPr>
+        <w:t xml:space="preserve">that include serotypes such as Typhimurium and Enteritidis. </w:t>
+      </w:r>
+      <w:del w:id="125" w:author="Kelsey McCune" w:date="2026-04-15T09:53:00Z" w16du:dateUtc="2026-04-15T14:53:00Z">
+        <w:r>
+          <w:rPr>
+            <w:sz w:val="22"/>
+            <w:szCs w:val="22"/>
+          </w:rPr>
+          <w:delText xml:space="preserve">If funds allow, I will submit confirmed isolates for whole-genome sequencing (WGS), </w:delText>
+        </w:r>
+        <w:r>
+          <w:rPr>
+            <w:sz w:val="22"/>
+            <w:szCs w:val="22"/>
+            <w:highlight w:val="green"/>
+          </w:rPr>
+          <w:delText>I am not sure what the details are for WGS…</w:delText>
         </w:r>
       </w:del>
-      <w:r>
-        <w:rPr>
-          <w:sz w:val="22"/>
-          <w:szCs w:val="22"/>
-        </w:rPr>
-        <w:t xml:space="preserve">from each captured bird via cloacal swab or from fresh droppings on clean surfaces. Backyard chicken fecal samples and soil/surface </w:t>
-      </w:r>
-      <w:r>
-        <w:rPr>
-          <w:sz w:val="22"/>
-          <w:szCs w:val="22"/>
-        </w:rPr>
-        <w:lastRenderedPageBreak/>
-        <w:t>swabs from feeder and coop areas are also collected to characterize environmental pathogen reservoirs. All samples are transported on ice and stored at -80°C until processing.</w:t>
-      </w:r>
-    </w:p>
-    <w:p>
-      <w:pPr>
-        <w:rPr>
-          <w:b/>
-          <w:bCs/>
-          <w:sz w:val="22"/>
-          <w:szCs w:val="22"/>
-        </w:rPr>
-      </w:pPr>
-      <w:r>
-        <w:rPr>
-          <w:b/>
-          <w:bCs/>
-          <w:sz w:val="22"/>
-          <w:szCs w:val="22"/>
-        </w:rPr>
-        <w:t>Laboratory Analysis</w:t>
-      </w:r>
-    </w:p>
-    <w:p>
-      <w:pPr>
-        <w:ind w:firstLine="720"/>
-        <w:rPr>
-          <w:sz w:val="22"/>
-          <w:szCs w:val="22"/>
-        </w:rPr>
-      </w:pPr>
-      <w:r>
-        <w:rPr>
-          <w:sz w:val="22"/>
-          <w:szCs w:val="22"/>
-        </w:rPr>
-        <w:t xml:space="preserve">Laboratory work is conducted at Auburn University in collaboration with the Thompson Bishop Sparks State Diagnostic Laboratory. Fecal samples are </w:t>
-      </w:r>
-      <w:r>
-        <w:rPr>
-          <w:sz w:val="22"/>
-          <w:szCs w:val="22"/>
-        </w:rPr>
-        <w:t>incubated</w:t>
-      </w:r>
-      <w:r>
-        <w:rPr>
-          <w:sz w:val="22"/>
-          <w:szCs w:val="22"/>
-        </w:rPr>
-        <w:t xml:space="preserve"> in pre-enriched</w:t>
-      </w:r>
-      <w:del w:id="97" w:author="Kelsey McCune" w:date="2026-04-15T09:48:00Z" w16du:dateUtc="2026-04-15T14:48:00Z">
-        <w:r>
-          <w:rPr>
-            <w:sz w:val="22"/>
-            <w:szCs w:val="22"/>
-          </w:rPr>
-          <w:delText xml:space="preserve"> in</w:delText>
-        </w:r>
-      </w:del>
-      <w:r>
-        <w:rPr>
-          <w:sz w:val="22"/>
-          <w:szCs w:val="22"/>
-        </w:rPr>
-        <w:t xml:space="preserve"> buffered peptone water, then transferred to </w:t>
-      </w:r>
-      <w:del w:id="98" w:author="Kelsey McCune" w:date="2026-04-15T09:48:00Z" w16du:dateUtc="2026-04-15T14:48:00Z">
-        <w:r>
-          <w:rPr>
-            <w:sz w:val="22"/>
-            <w:szCs w:val="22"/>
-          </w:rPr>
-          <w:delText xml:space="preserve">selective enrichment </w:delText>
-        </w:r>
-      </w:del>
-      <w:r>
-        <w:rPr>
-          <w:sz w:val="22"/>
-          <w:szCs w:val="22"/>
-        </w:rPr>
-        <w:t>broth</w:t>
-      </w:r>
-      <w:ins w:id="99" w:author="Kelsey McCune" w:date="2026-04-15T09:48:00Z" w16du:dateUtc="2026-04-15T14:48:00Z">
-        <w:r>
-          <w:rPr>
-            <w:sz w:val="22"/>
-            <w:szCs w:val="22"/>
-          </w:rPr>
-          <w:t xml:space="preserve"> selective for </w:t>
+      <w:ins w:id="126" w:author="Kelsey McCune" w:date="2026-04-15T09:53:00Z" w16du:dateUtc="2026-04-15T14:53:00Z">
+        <w:r>
+          <w:rPr>
+            <w:sz w:val="22"/>
+            <w:szCs w:val="22"/>
+          </w:rPr>
+          <w:t xml:space="preserve">Whole genome sequencing </w:t>
+        </w:r>
+      </w:ins>
+      <w:ins w:id="127" w:author="Kelsey McCune" w:date="2026-04-15T09:54:00Z" w16du:dateUtc="2026-04-15T14:54:00Z">
+        <w:r>
+          <w:rPr>
+            <w:sz w:val="22"/>
+            <w:szCs w:val="22"/>
+            <w:rPrChange w:id="128" w:author="Kelsey McCune" w:date="2026-04-15T09:55:00Z" w16du:dateUtc="2026-04-15T14:55:00Z">
+              <w:rPr/>
+            </w:rPrChange>
+          </w:rPr>
+          <w:t xml:space="preserve">will be conducted on positive isolates using Illumina short-read sequencing. </w:t>
+        </w:r>
+      </w:ins>
+      <w:ins w:id="129" w:author="Kelsey McCune" w:date="2026-04-15T09:57:00Z" w16du:dateUtc="2026-04-15T14:57:00Z">
+        <w:r>
+          <w:rPr>
+            <w:sz w:val="22"/>
+            <w:szCs w:val="22"/>
+            <w:rPrChange w:id="130" w:author="Kelsey McCune" w:date="2026-04-15T10:00:00Z" w16du:dateUtc="2026-04-15T15:00:00Z">
+              <w:rPr/>
+            </w:rPrChange>
+          </w:rPr>
+          <w:t>Sequencing reads will be checked for quality</w:t>
+        </w:r>
+      </w:ins>
+      <w:ins w:id="131" w:author="Kelsey McCune" w:date="2026-04-15T09:58:00Z" w16du:dateUtc="2026-04-15T14:58:00Z">
+        <w:r>
+          <w:rPr>
+            <w:sz w:val="22"/>
+            <w:szCs w:val="22"/>
+            <w:rPrChange w:id="132" w:author="Kelsey McCune" w:date="2026-04-15T10:00:00Z" w16du:dateUtc="2026-04-15T15:00:00Z">
+              <w:rPr/>
+            </w:rPrChange>
+          </w:rPr>
+          <w:t xml:space="preserve">, then mapped to a reference </w:t>
         </w:r>
         <w:r>
           <w:rPr>
@@ -3422,442 +3773,7 @@
             <w:iCs/>
             <w:sz w:val="22"/>
             <w:szCs w:val="22"/>
-          </w:rPr>
-          <w:t xml:space="preserve">S. enterica </w:t>
-        </w:r>
-      </w:ins>
-      <w:ins w:id="100" w:author="Kelsey McCune" w:date="2026-04-15T09:49:00Z" w16du:dateUtc="2026-04-15T14:49:00Z">
-        <w:r>
-          <w:rPr>
-            <w:i/>
-            <w:iCs/>
-            <w:sz w:val="22"/>
-            <w:szCs w:val="22"/>
-          </w:rPr>
-          <w:t>enrichment.</w:t>
-        </w:r>
-      </w:ins>
-      <w:r>
-        <w:rPr>
-          <w:sz w:val="22"/>
-          <w:szCs w:val="22"/>
-        </w:rPr>
-        <w:t xml:space="preserve"> </w:t>
-      </w:r>
-      <w:del w:id="101" w:author="Kelsey McCune" w:date="2026-04-15T09:49:00Z" w16du:dateUtc="2026-04-15T14:49:00Z">
-        <w:r>
-          <w:rPr>
-            <w:sz w:val="22"/>
-            <w:szCs w:val="22"/>
-          </w:rPr>
-          <w:delText>and plated on</w:delText>
-        </w:r>
-      </w:del>
-      <w:ins w:id="102" w:author="Kelsey McCune" w:date="2026-04-15T09:49:00Z" w16du:dateUtc="2026-04-15T14:49:00Z">
-        <w:r>
-          <w:rPr>
-            <w:sz w:val="22"/>
-            <w:szCs w:val="22"/>
-          </w:rPr>
-          <w:t>I streak from this broth on plates</w:t>
-        </w:r>
-      </w:ins>
-      <w:r>
-        <w:rPr>
-          <w:sz w:val="22"/>
-          <w:szCs w:val="22"/>
-        </w:rPr>
-        <w:t xml:space="preserve"> </w:t>
-      </w:r>
-      <w:ins w:id="103" w:author="Kelsey McCune" w:date="2026-04-15T09:50:00Z" w16du:dateUtc="2026-04-15T14:50:00Z">
-        <w:r>
-          <w:rPr>
-            <w:sz w:val="22"/>
-            <w:szCs w:val="22"/>
-          </w:rPr>
-          <w:t xml:space="preserve">containing agar </w:t>
-        </w:r>
-      </w:ins>
-      <w:r>
-        <w:rPr>
-          <w:sz w:val="22"/>
-          <w:szCs w:val="22"/>
-        </w:rPr>
-        <w:t xml:space="preserve">selective </w:t>
-      </w:r>
-      <w:del w:id="104" w:author="Kelsey McCune" w:date="2026-04-15T09:50:00Z" w16du:dateUtc="2026-04-15T14:50:00Z">
-        <w:r>
-          <w:rPr>
-            <w:sz w:val="22"/>
-            <w:szCs w:val="22"/>
-          </w:rPr>
-          <w:delText xml:space="preserve">and differential media </w:delText>
-        </w:r>
-      </w:del>
-      <w:r>
-        <w:rPr>
-          <w:sz w:val="22"/>
-          <w:szCs w:val="22"/>
-        </w:rPr>
-        <w:t xml:space="preserve">for </w:t>
-      </w:r>
-      <w:r>
-        <w:rPr>
-          <w:i/>
-          <w:iCs/>
-          <w:sz w:val="22"/>
-          <w:szCs w:val="22"/>
-        </w:rPr>
-        <w:t>S</w:t>
-      </w:r>
-      <w:ins w:id="105" w:author="Kelsey McCune" w:date="2026-04-15T09:49:00Z" w16du:dateUtc="2026-04-15T14:49:00Z">
-        <w:r>
-          <w:rPr>
-            <w:i/>
-            <w:iCs/>
-            <w:sz w:val="22"/>
-            <w:szCs w:val="22"/>
-          </w:rPr>
-          <w:t>.</w:t>
-        </w:r>
-      </w:ins>
-      <w:del w:id="106" w:author="Kelsey McCune" w:date="2026-04-15T09:49:00Z" w16du:dateUtc="2026-04-15T14:49:00Z">
-        <w:r>
-          <w:rPr>
-            <w:i/>
-            <w:iCs/>
-            <w:sz w:val="22"/>
-            <w:szCs w:val="22"/>
-          </w:rPr>
-          <w:delText>almonella</w:delText>
-        </w:r>
-      </w:del>
-      <w:r>
-        <w:rPr>
-          <w:i/>
-          <w:iCs/>
-          <w:sz w:val="22"/>
-          <w:szCs w:val="22"/>
-        </w:rPr>
-        <w:t xml:space="preserve"> enterica</w:t>
-      </w:r>
-      <w:r>
-        <w:rPr>
-          <w:sz w:val="22"/>
-          <w:szCs w:val="22"/>
-        </w:rPr>
-        <w:t xml:space="preserve"> </w:t>
-      </w:r>
-      <w:del w:id="107" w:author="Kelsey McCune" w:date="2026-04-15T09:50:00Z" w16du:dateUtc="2026-04-15T14:50:00Z">
-        <w:r>
-          <w:rPr>
-            <w:sz w:val="22"/>
-            <w:szCs w:val="22"/>
-          </w:rPr>
-          <w:delText>detection</w:delText>
-        </w:r>
-      </w:del>
-      <w:ins w:id="108" w:author="Kelsey McCune" w:date="2026-04-15T09:50:00Z" w16du:dateUtc="2026-04-15T14:50:00Z">
-        <w:r>
-          <w:rPr>
-            <w:sz w:val="22"/>
-            <w:szCs w:val="22"/>
-          </w:rPr>
-          <w:t>growth</w:t>
-        </w:r>
-      </w:ins>
-      <w:r>
-        <w:rPr>
-          <w:sz w:val="22"/>
-          <w:szCs w:val="22"/>
-        </w:rPr>
-        <w:t xml:space="preserve">. Presumptive colonies </w:t>
-      </w:r>
-      <w:r>
-        <w:rPr>
-          <w:sz w:val="22"/>
-          <w:szCs w:val="22"/>
-        </w:rPr>
-        <w:t>will be</w:t>
-      </w:r>
-      <w:del w:id="109" w:author="Kelsey McCune" w:date="2026-04-08T16:00:00Z" w16du:dateUtc="2026-04-08T21:00:00Z">
-        <w:r>
-          <w:rPr>
-            <w:sz w:val="22"/>
-            <w:szCs w:val="22"/>
-          </w:rPr>
-          <w:delText>are</w:delText>
-        </w:r>
-      </w:del>
-      <w:r>
-        <w:rPr>
-          <w:sz w:val="22"/>
-          <w:szCs w:val="22"/>
-        </w:rPr>
-        <w:t xml:space="preserve"> confirmed using </w:t>
-      </w:r>
-      <w:r>
-        <w:rPr>
-          <w:sz w:val="22"/>
-          <w:szCs w:val="22"/>
-        </w:rPr>
-        <w:t xml:space="preserve">a </w:t>
-      </w:r>
-      <w:r>
-        <w:rPr>
-          <w:sz w:val="22"/>
-          <w:szCs w:val="22"/>
-        </w:rPr>
-        <w:t>matrix-assisted laser desorption/ionization time-of-flight mass spectrometry (MALDI-TOF MS).</w:t>
-      </w:r>
-      <w:r>
-        <w:rPr>
-          <w:sz w:val="22"/>
-          <w:szCs w:val="22"/>
-        </w:rPr>
-        <w:t xml:space="preserve"> </w:t>
-      </w:r>
-      <w:ins w:id="110" w:author="Kelsey McCune" w:date="2026-04-15T09:50:00Z" w16du:dateUtc="2026-04-15T14:50:00Z">
-        <w:r>
-          <w:rPr>
-            <w:sz w:val="22"/>
-            <w:szCs w:val="22"/>
-          </w:rPr>
-          <w:t>I</w:t>
-        </w:r>
-      </w:ins>
-      <w:ins w:id="111" w:author="Kelsey McCune" w:date="2026-04-08T16:01:00Z" w16du:dateUtc="2026-04-08T21:01:00Z">
-        <w:r>
-          <w:rPr>
-            <w:sz w:val="22"/>
-            <w:szCs w:val="22"/>
-          </w:rPr>
-          <w:t xml:space="preserve"> will </w:t>
-        </w:r>
-      </w:ins>
-      <w:ins w:id="112" w:author="Kelsey McCune" w:date="2026-04-15T09:51:00Z" w16du:dateUtc="2026-04-15T14:51:00Z">
-        <w:r>
-          <w:rPr>
-            <w:sz w:val="22"/>
-            <w:szCs w:val="22"/>
-          </w:rPr>
-          <w:t>work with the State Diagnostic Lab</w:t>
-        </w:r>
-      </w:ins>
-      <w:ins w:id="113" w:author="Kelsey McCune" w:date="2026-04-15T09:52:00Z" w16du:dateUtc="2026-04-15T14:52:00Z">
-        <w:r>
-          <w:rPr>
-            <w:sz w:val="22"/>
-            <w:szCs w:val="22"/>
-          </w:rPr>
-          <w:t xml:space="preserve"> and the Auburn University Pathobiology Department to</w:t>
-        </w:r>
-      </w:ins>
-      <w:ins w:id="114" w:author="Kelsey McCune" w:date="2026-04-08T16:01:00Z" w16du:dateUtc="2026-04-08T21:01:00Z">
-        <w:r>
-          <w:rPr>
-            <w:sz w:val="22"/>
-            <w:szCs w:val="22"/>
-          </w:rPr>
-          <w:t xml:space="preserve"> serotype and conduct whole genome sequencing on c</w:t>
-        </w:r>
-      </w:ins>
-      <w:del w:id="115" w:author="Kelsey McCune" w:date="2026-04-08T16:01:00Z" w16du:dateUtc="2026-04-08T21:01:00Z">
-        <w:r>
-          <w:rPr>
-            <w:sz w:val="22"/>
-            <w:szCs w:val="22"/>
-          </w:rPr>
-          <w:delText>C</w:delText>
-        </w:r>
-      </w:del>
-      <w:r>
-        <w:rPr>
-          <w:sz w:val="22"/>
-          <w:szCs w:val="22"/>
-        </w:rPr>
-        <w:t>onfirmed isolates</w:t>
-      </w:r>
-      <w:ins w:id="116" w:author="Kelsey McCune" w:date="2026-04-08T16:01:00Z" w16du:dateUtc="2026-04-08T21:01:00Z">
-        <w:r>
-          <w:rPr>
-            <w:sz w:val="22"/>
-            <w:szCs w:val="22"/>
-          </w:rPr>
-          <w:t>.</w:t>
-        </w:r>
-      </w:ins>
-      <w:r>
-        <w:rPr>
-          <w:sz w:val="22"/>
-          <w:szCs w:val="22"/>
-        </w:rPr>
-        <w:t xml:space="preserve"> </w:t>
-      </w:r>
-      <w:r>
-        <w:rPr>
-          <w:sz w:val="22"/>
-          <w:szCs w:val="22"/>
-        </w:rPr>
-        <w:t>S</w:t>
-      </w:r>
-      <w:r>
-        <w:rPr>
-          <w:sz w:val="22"/>
-          <w:szCs w:val="22"/>
-        </w:rPr>
-        <w:t>erotyp</w:t>
-      </w:r>
-      <w:r>
-        <w:rPr>
-          <w:sz w:val="22"/>
-          <w:szCs w:val="22"/>
-        </w:rPr>
-        <w:t>ing of</w:t>
-      </w:r>
-      <w:r>
-        <w:rPr>
-          <w:sz w:val="22"/>
-          <w:szCs w:val="22"/>
-        </w:rPr>
-        <w:t xml:space="preserve"> confirmed isolates </w:t>
-      </w:r>
-      <w:r>
-        <w:rPr>
-          <w:sz w:val="22"/>
-          <w:szCs w:val="22"/>
-        </w:rPr>
-        <w:t xml:space="preserve">will be performed </w:t>
-      </w:r>
-      <w:r>
-        <w:rPr>
-          <w:sz w:val="22"/>
-          <w:szCs w:val="22"/>
-        </w:rPr>
-        <w:t xml:space="preserve">using O and H antigen testing following the Kauffmann-White scheme, targeting serogroups </w:t>
-      </w:r>
-      <w:r>
-        <w:rPr>
-          <w:sz w:val="22"/>
-          <w:szCs w:val="22"/>
-        </w:rPr>
-        <w:t xml:space="preserve">B and D </w:t>
-      </w:r>
-      <w:r>
-        <w:rPr>
-          <w:sz w:val="22"/>
-          <w:szCs w:val="22"/>
-        </w:rPr>
-        <w:t xml:space="preserve">that include serotypes such as Typhimurium and Enteritidis. </w:t>
-      </w:r>
-      <w:del w:id="117" w:author="Kelsey McCune" w:date="2026-04-15T09:53:00Z" w16du:dateUtc="2026-04-15T14:53:00Z">
-        <w:r>
-          <w:rPr>
-            <w:sz w:val="22"/>
-            <w:szCs w:val="22"/>
-          </w:rPr>
-          <w:delText xml:space="preserve">If funds allow, I will submit confirmed isolates for whole-genome sequencing (WGS), </w:delText>
-        </w:r>
-        <w:r>
-          <w:rPr>
-            <w:sz w:val="22"/>
-            <w:szCs w:val="22"/>
-            <w:highlight w:val="green"/>
-          </w:rPr>
-          <w:delText>I am not sure what the details are for WGS…</w:delText>
-        </w:r>
-      </w:del>
-      <w:ins w:id="118" w:author="Kelsey McCune" w:date="2026-04-15T09:53:00Z" w16du:dateUtc="2026-04-15T14:53:00Z">
-        <w:r>
-          <w:rPr>
-            <w:sz w:val="22"/>
-            <w:szCs w:val="22"/>
-          </w:rPr>
-          <w:t xml:space="preserve">Whole genome sequencing </w:t>
-        </w:r>
-      </w:ins>
-      <w:ins w:id="119" w:author="Kelsey McCune" w:date="2026-04-15T09:54:00Z" w16du:dateUtc="2026-04-15T14:54:00Z">
-        <w:r>
-          <w:rPr>
-            <w:sz w:val="22"/>
-            <w:szCs w:val="22"/>
-            <w:rPrChange w:id="120" w:author="Kelsey McCune" w:date="2026-04-15T09:55:00Z" w16du:dateUtc="2026-04-15T14:55:00Z">
-              <w:rPr/>
-            </w:rPrChange>
-          </w:rPr>
-          <w:t>will be conducted</w:t>
-        </w:r>
-        <w:r>
-          <w:rPr>
-            <w:sz w:val="22"/>
-            <w:szCs w:val="22"/>
-            <w:rPrChange w:id="121" w:author="Kelsey McCune" w:date="2026-04-15T09:55:00Z" w16du:dateUtc="2026-04-15T14:55:00Z">
-              <w:rPr/>
-            </w:rPrChange>
-          </w:rPr>
-          <w:t xml:space="preserve"> </w:t>
-        </w:r>
-        <w:r>
-          <w:rPr>
-            <w:sz w:val="22"/>
-            <w:szCs w:val="22"/>
-            <w:rPrChange w:id="122" w:author="Kelsey McCune" w:date="2026-04-15T09:55:00Z" w16du:dateUtc="2026-04-15T14:55:00Z">
-              <w:rPr/>
-            </w:rPrChange>
-          </w:rPr>
-          <w:t xml:space="preserve">on positive isolates using Illumina short-read sequencing. </w:t>
-        </w:r>
-      </w:ins>
-      <w:ins w:id="123" w:author="Kelsey McCune" w:date="2026-04-15T09:57:00Z" w16du:dateUtc="2026-04-15T14:57:00Z">
-        <w:r>
-          <w:rPr>
-            <w:sz w:val="22"/>
-            <w:szCs w:val="22"/>
-            <w:rPrChange w:id="124" w:author="Kelsey McCune" w:date="2026-04-15T10:00:00Z" w16du:dateUtc="2026-04-15T15:00:00Z">
-              <w:rPr/>
-            </w:rPrChange>
-          </w:rPr>
-          <w:t xml:space="preserve">Sequencing reads will be </w:t>
-        </w:r>
-        <w:r>
-          <w:rPr>
-            <w:sz w:val="22"/>
-            <w:szCs w:val="22"/>
-            <w:rPrChange w:id="125" w:author="Kelsey McCune" w:date="2026-04-15T10:00:00Z" w16du:dateUtc="2026-04-15T15:00:00Z">
-              <w:rPr/>
-            </w:rPrChange>
-          </w:rPr>
-          <w:t>checked for quality</w:t>
-        </w:r>
-      </w:ins>
-      <w:ins w:id="126" w:author="Kelsey McCune" w:date="2026-04-15T09:58:00Z" w16du:dateUtc="2026-04-15T14:58:00Z">
-        <w:r>
-          <w:rPr>
-            <w:sz w:val="22"/>
-            <w:szCs w:val="22"/>
-            <w:rPrChange w:id="127" w:author="Kelsey McCune" w:date="2026-04-15T10:00:00Z" w16du:dateUtc="2026-04-15T15:00:00Z">
-              <w:rPr/>
-            </w:rPrChange>
-          </w:rPr>
-          <w:t xml:space="preserve">, </w:t>
-        </w:r>
-        <w:r>
-          <w:rPr>
-            <w:sz w:val="22"/>
-            <w:szCs w:val="22"/>
-            <w:rPrChange w:id="128" w:author="Kelsey McCune" w:date="2026-04-15T10:00:00Z" w16du:dateUtc="2026-04-15T15:00:00Z">
-              <w:rPr/>
-            </w:rPrChange>
-          </w:rPr>
-          <w:t xml:space="preserve">then mapped to a reference </w:t>
-        </w:r>
-        <w:r>
-          <w:rPr>
-            <w:i/>
-            <w:iCs/>
-            <w:sz w:val="22"/>
-            <w:szCs w:val="22"/>
-            <w:rPrChange w:id="129" w:author="Kelsey McCune" w:date="2026-04-15T10:00:00Z" w16du:dateUtc="2026-04-15T15:00:00Z">
+            <w:rPrChange w:id="133" w:author="Kelsey McCune" w:date="2026-04-15T10:00:00Z" w16du:dateUtc="2026-04-15T15:00:00Z">
               <w:rPr>
                 <w:i/>
                 <w:iCs/>
@@ -3870,55 +3786,14 @@
           <w:rPr>
             <w:sz w:val="22"/>
             <w:szCs w:val="22"/>
-            <w:rPrChange w:id="130" w:author="Kelsey McCune" w:date="2026-04-15T10:00:00Z" w16du:dateUtc="2026-04-15T15:00:00Z">
-              <w:rPr/>
-            </w:rPrChange>
-          </w:rPr>
-          <w:t xml:space="preserve"> genome assembly (NCBI </w:t>
-        </w:r>
-        <w:proofErr w:type="spellStart"/>
-        <w:r>
-          <w:rPr>
-            <w:sz w:val="22"/>
-            <w:szCs w:val="22"/>
-            <w:rPrChange w:id="131" w:author="Kelsey McCune" w:date="2026-04-15T10:00:00Z" w16du:dateUtc="2026-04-15T15:00:00Z">
-              <w:rPr/>
-            </w:rPrChange>
-          </w:rPr>
-          <w:t>Refseq</w:t>
-        </w:r>
-        <w:proofErr w:type="spellEnd"/>
-        <w:r>
-          <w:rPr>
-            <w:sz w:val="22"/>
-            <w:szCs w:val="22"/>
-            <w:rPrChange w:id="132" w:author="Kelsey McCune" w:date="2026-04-15T10:00:00Z" w16du:dateUtc="2026-04-15T15:00:00Z">
-              <w:rPr/>
-            </w:rPrChange>
-          </w:rPr>
-          <w:t xml:space="preserve"> GCF_000006945.2)</w:t>
-        </w:r>
-      </w:ins>
-      <w:ins w:id="133" w:author="Kelsey McCune" w:date="2026-04-15T09:54:00Z" w16du:dateUtc="2026-04-15T14:54:00Z">
-        <w:r>
-          <w:rPr>
-            <w:sz w:val="22"/>
-            <w:szCs w:val="22"/>
             <w:rPrChange w:id="134" w:author="Kelsey McCune" w:date="2026-04-15T10:00:00Z" w16du:dateUtc="2026-04-15T15:00:00Z">
               <w:rPr/>
             </w:rPrChange>
           </w:rPr>
-          <w:t>.</w:t>
-        </w:r>
-      </w:ins>
-      <w:ins w:id="135" w:author="Kelsey McCune" w:date="2026-04-15T09:58:00Z" w16du:dateUtc="2026-04-15T14:58:00Z">
-        <w:r>
-          <w:rPr>
-            <w:sz w:val="22"/>
-            <w:szCs w:val="22"/>
-          </w:rPr>
-          <w:t xml:space="preserve"> </w:t>
-        </w:r>
+          <w:t xml:space="preserve"> genome assembly (NCBI Refseq GCF_000006945.2)</w:t>
+        </w:r>
+      </w:ins>
+      <w:ins w:id="135" w:author="Kelsey McCune" w:date="2026-04-15T09:54:00Z" w16du:dateUtc="2026-04-15T14:54:00Z">
         <w:r>
           <w:rPr>
             <w:sz w:val="22"/>
@@ -3927,10 +3802,17 @@
               <w:rPr/>
             </w:rPrChange>
           </w:rPr>
-          <w:t>In</w:t>
-        </w:r>
-      </w:ins>
-      <w:ins w:id="137" w:author="Kelsey McCune" w:date="2026-04-15T09:59:00Z" w16du:dateUtc="2026-04-15T14:59:00Z">
+          <w:t>.</w:t>
+        </w:r>
+      </w:ins>
+      <w:ins w:id="137" w:author="Kelsey McCune" w:date="2026-04-15T09:58:00Z" w16du:dateUtc="2026-04-15T14:58:00Z">
+        <w:r>
+          <w:rPr>
+            <w:sz w:val="22"/>
+            <w:szCs w:val="22"/>
+          </w:rPr>
+          <w:t xml:space="preserve"> </w:t>
+        </w:r>
         <w:r>
           <w:rPr>
             <w:sz w:val="22"/>
@@ -3939,52 +3821,52 @@
               <w:rPr/>
             </w:rPrChange>
           </w:rPr>
-          <w:t xml:space="preserve"> this way</w:t>
-        </w:r>
-      </w:ins>
-      <w:ins w:id="139" w:author="Kelsey McCune" w:date="2026-04-15T10:00:00Z" w16du:dateUtc="2026-04-15T15:00:00Z">
-        <w:r>
-          <w:rPr>
-            <w:sz w:val="22"/>
-            <w:szCs w:val="22"/>
-          </w:rPr>
-          <w:t>,</w:t>
-        </w:r>
-      </w:ins>
-      <w:ins w:id="140" w:author="Kelsey McCune" w:date="2026-04-15T09:59:00Z" w16du:dateUtc="2026-04-15T14:59:00Z">
-        <w:r>
-          <w:rPr>
-            <w:sz w:val="22"/>
-            <w:szCs w:val="22"/>
-            <w:rPrChange w:id="141" w:author="Kelsey McCune" w:date="2026-04-15T10:00:00Z" w16du:dateUtc="2026-04-15T15:00:00Z">
+          <w:t>In</w:t>
+        </w:r>
+      </w:ins>
+      <w:ins w:id="139" w:author="Kelsey McCune" w:date="2026-04-15T09:59:00Z" w16du:dateUtc="2026-04-15T14:59:00Z">
+        <w:r>
+          <w:rPr>
+            <w:sz w:val="22"/>
+            <w:szCs w:val="22"/>
+            <w:rPrChange w:id="140" w:author="Kelsey McCune" w:date="2026-04-15T10:00:00Z" w16du:dateUtc="2026-04-15T15:00:00Z">
               <w:rPr/>
             </w:rPrChange>
           </w:rPr>
-          <w:t xml:space="preserve"> </w:t>
-        </w:r>
-      </w:ins>
-      <w:ins w:id="142" w:author="Kelsey McCune" w:date="2026-04-15T10:01:00Z" w16du:dateUtc="2026-04-15T15:01:00Z">
-        <w:r>
-          <w:rPr>
-            <w:sz w:val="22"/>
-            <w:szCs w:val="22"/>
-          </w:rPr>
-          <w:t>I</w:t>
-        </w:r>
-      </w:ins>
-      <w:ins w:id="143" w:author="Kelsey McCune" w:date="2026-04-15T09:59:00Z" w16du:dateUtc="2026-04-15T14:59:00Z">
-        <w:r>
-          <w:rPr>
-            <w:sz w:val="22"/>
-            <w:szCs w:val="22"/>
-            <w:rPrChange w:id="144" w:author="Kelsey McCune" w:date="2026-04-15T10:00:00Z" w16du:dateUtc="2026-04-15T15:00:00Z">
+          <w:t xml:space="preserve"> this way</w:t>
+        </w:r>
+      </w:ins>
+      <w:ins w:id="141" w:author="Kelsey McCune" w:date="2026-04-15T10:00:00Z" w16du:dateUtc="2026-04-15T15:00:00Z">
+        <w:r>
+          <w:rPr>
+            <w:sz w:val="22"/>
+            <w:szCs w:val="22"/>
+          </w:rPr>
+          <w:t>,</w:t>
+        </w:r>
+      </w:ins>
+      <w:ins w:id="142" w:author="Kelsey McCune" w:date="2026-04-15T09:59:00Z" w16du:dateUtc="2026-04-15T14:59:00Z">
+        <w:r>
+          <w:rPr>
+            <w:sz w:val="22"/>
+            <w:szCs w:val="22"/>
+            <w:rPrChange w:id="143" w:author="Kelsey McCune" w:date="2026-04-15T10:00:00Z" w16du:dateUtc="2026-04-15T15:00:00Z">
               <w:rPr/>
             </w:rPrChange>
           </w:rPr>
-          <w:t xml:space="preserve"> can identify </w:t>
-        </w:r>
-      </w:ins>
-      <w:ins w:id="145" w:author="Kelsey McCune" w:date="2026-04-15T09:58:00Z" w16du:dateUtc="2026-04-15T14:58:00Z">
+          <w:t xml:space="preserve"> </w:t>
+        </w:r>
+      </w:ins>
+      <w:ins w:id="144" w:author="Kelsey McCune" w:date="2026-04-15T10:01:00Z" w16du:dateUtc="2026-04-15T15:01:00Z">
+        <w:r>
+          <w:rPr>
+            <w:sz w:val="22"/>
+            <w:szCs w:val="22"/>
+          </w:rPr>
+          <w:t>I</w:t>
+        </w:r>
+      </w:ins>
+      <w:ins w:id="145" w:author="Kelsey McCune" w:date="2026-04-15T09:59:00Z" w16du:dateUtc="2026-04-15T14:59:00Z">
         <w:r>
           <w:rPr>
             <w:sz w:val="22"/>
@@ -3993,10 +3875,10 @@
               <w:rPr/>
             </w:rPrChange>
           </w:rPr>
-          <w:t>variants in the genome</w:t>
-        </w:r>
-      </w:ins>
-      <w:ins w:id="147" w:author="Kelsey McCune" w:date="2026-04-15T09:59:00Z" w16du:dateUtc="2026-04-15T14:59:00Z">
+          <w:t xml:space="preserve"> can identify </w:t>
+        </w:r>
+      </w:ins>
+      <w:ins w:id="147" w:author="Kelsey McCune" w:date="2026-04-15T09:58:00Z" w16du:dateUtc="2026-04-15T14:58:00Z">
         <w:r>
           <w:rPr>
             <w:sz w:val="22"/>
@@ -4005,10 +3887,10 @@
               <w:rPr/>
             </w:rPrChange>
           </w:rPr>
-          <w:t>s</w:t>
-        </w:r>
-      </w:ins>
-      <w:ins w:id="149" w:author="Kelsey McCune" w:date="2026-04-15T09:58:00Z" w16du:dateUtc="2026-04-15T14:58:00Z">
+          <w:t>variants in the genome</w:t>
+        </w:r>
+      </w:ins>
+      <w:ins w:id="149" w:author="Kelsey McCune" w:date="2026-04-15T09:59:00Z" w16du:dateUtc="2026-04-15T14:59:00Z">
         <w:r>
           <w:rPr>
             <w:sz w:val="22"/>
@@ -4017,18 +3899,10 @@
               <w:rPr/>
             </w:rPrChange>
           </w:rPr>
-          <w:t xml:space="preserve"> </w:t>
-        </w:r>
-        <w:r>
-          <w:rPr>
-            <w:sz w:val="22"/>
-            <w:szCs w:val="22"/>
-            <w:rPrChange w:id="151" w:author="Kelsey McCune" w:date="2026-04-15T10:00:00Z" w16du:dateUtc="2026-04-15T15:00:00Z">
-              <w:rPr/>
-            </w:rPrChange>
-          </w:rPr>
-          <w:fldChar w:fldCharType="begin"/>
-        </w:r>
+          <w:t>s</w:t>
+        </w:r>
+      </w:ins>
+      <w:ins w:id="151" w:author="Kelsey McCune" w:date="2026-04-15T09:58:00Z" w16du:dateUtc="2026-04-15T14:58:00Z">
         <w:r>
           <w:rPr>
             <w:sz w:val="22"/>
@@ -4037,7 +3911,7 @@
               <w:rPr/>
             </w:rPrChange>
           </w:rPr>
-          <w:instrText xml:space="preserve"> ADDIN ZOTERO_ITEM CSL_CITATION {"citationID":"YXAwFyHk","properties":{"formattedCitation":"(bcftools; Genovese et al. 2024)","plainCitation":"(bcftools; Genovese et al. 2024)","noteIndex":0},"citationItems":[{"id":21195,"uris":["http://zotero.org/users/14217530/items/CYWH9PBI"],"itemData":{"id":21195,"type":"article-journal","abstract":"Motivation: Many genetics studies report results tied to genomic coordinates of a legacy genome assembly. However, as assemblies are updated and improved, researchers are faced with either realigning raw sequence data using the updated coordinate system or converting legacy datasets to the updated coordinate system to be able to combine results with newer datasets. Currently available tools to perform the conversion of genetic variants have numerous shortcomings, including poor support for indels and multi-allelic variants, that lead to a higher rate of variants being dropped or incorrectly converted. As a result, many researchers continue to work with and publish using legacy genomic coordinates. Results: Here we present BCFtools/liftover, a tool to convert genomic coordinates across genome assemblies for variants encoded in the variant call format with improved support for indels represented by different reference alleles across genome assemblies and full support for multi-allelic variants. It further supports variant annotation ﬁelds updates whenever the reference allele changes across genome assemblies. The tool has the lowest rate of variants being dropped with an order of magnitude less indels dropped or incorrectly converted and is an order of magnitude faster than other tools typically used for the same task. It is particularly suited for converting variant callsets from large cohorts to novel telomere-to-telomere assemblies as well as summary statistics from genome-wide association studies tied to legacy genome assemblies.","container-title":"Bioinformatics","DOI":"10.1093/bioinformatics/btae038","ISSN":"1367-4811","issue":"2","language":"en","license":"https://creativecommons.org/licenses/by/4.0/","page":"btae038","source":"DOI.org (Crossref)","title":"BCFtools/liftover: an accurate and comprehensive tool to convert genetic variants across genome assemblies","title-short":"BCFtools/liftover","volume":"40","author":[{"family":"Genovese","given":"Giulio"},{"family":"Rockweiler","given":"Nicole B"},{"family":"Gorman","given":"Bryan R"},{"family":"Bigdeli","given":"Tim B"},{"family":"Pato","given":"Michelle T"},{"family":"Pato","given":"Carlos N"},{"family":"Ichihara","given":"Kiku"},{"family":"McCarroll","given":"Steven A"}],"editor":[{"family":"Kendziorski","given":"Christina"}],"issued":{"date-parts":[["2024",1,2]]}},"prefix":"bcftools;"}],"schema":"https://github.com/citation-style-language/schema/raw/master/csl-citation.json"} </w:instrText>
+          <w:t xml:space="preserve"> </w:t>
         </w:r>
         <w:r>
           <w:rPr>
@@ -4047,6 +3921,26 @@
               <w:rPr/>
             </w:rPrChange>
           </w:rPr>
+          <w:fldChar w:fldCharType="begin"/>
+        </w:r>
+        <w:r>
+          <w:rPr>
+            <w:sz w:val="22"/>
+            <w:szCs w:val="22"/>
+            <w:rPrChange w:id="154" w:author="Kelsey McCune" w:date="2026-04-15T10:00:00Z" w16du:dateUtc="2026-04-15T15:00:00Z">
+              <w:rPr/>
+            </w:rPrChange>
+          </w:rPr>
+          <w:instrText xml:space="preserve"> ADDIN ZOTERO_ITEM CSL_CITATION {"citationID":"YXAwFyHk","properties":{"formattedCitation":"(bcftools; Genovese et al. 2024)","plainCitation":"(bcftools; Genovese et al. 2024)","noteIndex":0},"citationItems":[{"id":21195,"uris":["http://zotero.org/users/14217530/items/CYWH9PBI"],"itemData":{"id":21195,"type":"article-journal","abstract":"Motivation: Many genetics studies report results tied to genomic coordinates of a legacy genome assembly. However, as assemblies are updated and improved, researchers are faced with either realigning raw sequence data using the updated coordinate system or converting legacy datasets to the updated coordinate system to be able to combine results with newer datasets. Currently available tools to perform the conversion of genetic variants have numerous shortcomings, including poor support for indels and multi-allelic variants, that lead to a higher rate of variants being dropped or incorrectly converted. As a result, many researchers continue to work with and publish using legacy genomic coordinates. Results: Here we present BCFtools/liftover, a tool to convert genomic coordinates across genome assemblies for variants encoded in the variant call format with improved support for indels represented by different reference alleles across genome assemblies and full support for multi-allelic variants. It further supports variant annotation ﬁelds updates whenever the reference allele changes across genome assemblies. The tool has the lowest rate of variants being dropped with an order of magnitude less indels dropped or incorrectly converted and is an order of magnitude faster than other tools typically used for the same task. It is particularly suited for converting variant callsets from large cohorts to novel telomere-to-telomere assemblies as well as summary statistics from genome-wide association studies tied to legacy genome assemblies.","container-title":"Bioinformatics","DOI":"10.1093/bioinformatics/btae038","ISSN":"1367-4811","issue":"2","language":"en","license":"https://creativecommons.org/licenses/by/4.0/","page":"btae038","source":"DOI.org (Crossref)","title":"BCFtools/liftover: an accurate and comprehensive tool to convert genetic variants across genome assemblies","title-short":"BCFtools/liftover","volume":"40","author":[{"family":"Genovese","given":"Giulio"},{"family":"Rockweiler","given":"Nicole B"},{"family":"Gorman","given":"Bryan R"},{"family":"Bigdeli","given":"Tim B"},{"family":"Pato","given":"Michelle T"},{"family":"Pato","given":"Carlos N"},{"family":"Ichihara","given":"Kiku"},{"family":"McCarroll","given":"Steven A"}],"editor":[{"family":"Kendziorski","given":"Christina"}],"issued":{"date-parts":[["2024",1,2]]}},"prefix":"bcftools;"}],"schema":"https://github.com/citation-style-language/schema/raw/master/csl-citation.json"} </w:instrText>
+        </w:r>
+        <w:r>
+          <w:rPr>
+            <w:sz w:val="22"/>
+            <w:szCs w:val="22"/>
+            <w:rPrChange w:id="155" w:author="Kelsey McCune" w:date="2026-04-15T10:00:00Z" w16du:dateUtc="2026-04-15T15:00:00Z">
+              <w:rPr/>
+            </w:rPrChange>
+          </w:rPr>
           <w:fldChar w:fldCharType="separate"/>
         </w:r>
         <w:r>
@@ -4054,7 +3948,7 @@
             <w:noProof/>
             <w:sz w:val="22"/>
             <w:szCs w:val="22"/>
-            <w:rPrChange w:id="154" w:author="Kelsey McCune" w:date="2026-04-15T10:00:00Z" w16du:dateUtc="2026-04-15T15:00:00Z">
+            <w:rPrChange w:id="156" w:author="Kelsey McCune" w:date="2026-04-15T10:00:00Z" w16du:dateUtc="2026-04-15T15:00:00Z">
               <w:rPr>
                 <w:noProof/>
               </w:rPr>
@@ -4066,26 +3960,14 @@
           <w:rPr>
             <w:sz w:val="22"/>
             <w:szCs w:val="22"/>
-            <w:rPrChange w:id="155" w:author="Kelsey McCune" w:date="2026-04-15T10:00:00Z" w16du:dateUtc="2026-04-15T15:00:00Z">
-              <w:rPr/>
-            </w:rPrChange>
-          </w:rPr>
-          <w:fldChar w:fldCharType="end"/>
-        </w:r>
-      </w:ins>
-      <w:ins w:id="156" w:author="Kelsey McCune" w:date="2026-04-15T09:59:00Z" w16du:dateUtc="2026-04-15T14:59:00Z">
-        <w:r>
-          <w:rPr>
-            <w:sz w:val="22"/>
-            <w:szCs w:val="22"/>
             <w:rPrChange w:id="157" w:author="Kelsey McCune" w:date="2026-04-15T10:00:00Z" w16du:dateUtc="2026-04-15T15:00:00Z">
               <w:rPr/>
             </w:rPrChange>
           </w:rPr>
-          <w:t xml:space="preserve"> to create contact networks and transmission cha</w:t>
-        </w:r>
-      </w:ins>
-      <w:ins w:id="158" w:author="Kelsey McCune" w:date="2026-04-15T10:00:00Z" w16du:dateUtc="2026-04-15T15:00:00Z">
+          <w:fldChar w:fldCharType="end"/>
+        </w:r>
+      </w:ins>
+      <w:ins w:id="158" w:author="Kelsey McCune" w:date="2026-04-15T09:59:00Z" w16du:dateUtc="2026-04-15T14:59:00Z">
         <w:r>
           <w:rPr>
             <w:sz w:val="22"/>
@@ -4094,10 +3976,10 @@
               <w:rPr/>
             </w:rPrChange>
           </w:rPr>
-          <w:t>i</w:t>
-        </w:r>
-      </w:ins>
-      <w:ins w:id="160" w:author="Kelsey McCune" w:date="2026-04-15T09:59:00Z" w16du:dateUtc="2026-04-15T14:59:00Z">
+          <w:t xml:space="preserve"> to create contact networks and transmission cha</w:t>
+        </w:r>
+      </w:ins>
+      <w:ins w:id="160" w:author="Kelsey McCune" w:date="2026-04-15T10:00:00Z" w16du:dateUtc="2026-04-15T15:00:00Z">
         <w:r>
           <w:rPr>
             <w:sz w:val="22"/>
@@ -4106,10 +3988,10 @@
               <w:rPr/>
             </w:rPrChange>
           </w:rPr>
-          <w:t>n dynamics</w:t>
-        </w:r>
-      </w:ins>
-      <w:ins w:id="162" w:author="Kelsey McCune" w:date="2026-04-15T10:00:00Z" w16du:dateUtc="2026-04-15T15:00:00Z">
+          <w:t>i</w:t>
+        </w:r>
+      </w:ins>
+      <w:ins w:id="162" w:author="Kelsey McCune" w:date="2026-04-15T09:59:00Z" w16du:dateUtc="2026-04-15T14:59:00Z">
         <w:r>
           <w:rPr>
             <w:sz w:val="22"/>
@@ -4118,6 +4000,18 @@
               <w:rPr/>
             </w:rPrChange>
           </w:rPr>
+          <w:t>n dynamics</w:t>
+        </w:r>
+      </w:ins>
+      <w:ins w:id="164" w:author="Kelsey McCune" w:date="2026-04-15T10:00:00Z" w16du:dateUtc="2026-04-15T15:00:00Z">
+        <w:r>
+          <w:rPr>
+            <w:sz w:val="22"/>
+            <w:szCs w:val="22"/>
+            <w:rPrChange w:id="165" w:author="Kelsey McCune" w:date="2026-04-15T10:00:00Z" w16du:dateUtc="2026-04-15T15:00:00Z">
+              <w:rPr/>
+            </w:rPrChange>
+          </w:rPr>
           <w:t xml:space="preserve"> among wild birds, feeders and chickens in backyards.</w:t>
         </w:r>
       </w:ins>
@@ -4125,14 +4019,14 @@
     <w:p>
       <w:pPr>
         <w:rPr>
-          <w:del w:id="164" w:author="Kelsey McCune" w:date="2026-04-08T15:36:00Z" w16du:dateUtc="2026-04-08T20:36:00Z"/>
+          <w:del w:id="166" w:author="Kelsey McCune" w:date="2026-04-08T15:36:00Z" w16du:dateUtc="2026-04-08T20:36:00Z"/>
           <w:b/>
           <w:bCs/>
           <w:sz w:val="22"/>
           <w:szCs w:val="22"/>
         </w:rPr>
       </w:pPr>
-      <w:del w:id="165" w:author="Kelsey McCune" w:date="2026-04-08T15:36:00Z" w16du:dateUtc="2026-04-08T20:36:00Z">
+      <w:del w:id="167" w:author="Kelsey McCune" w:date="2026-04-08T15:36:00Z" w16du:dateUtc="2026-04-08T20:36:00Z">
         <w:r>
           <w:rPr>
             <w:b/>
@@ -4147,12 +4041,12 @@
     <w:p>
       <w:pPr>
         <w:rPr>
-          <w:del w:id="166" w:author="Kelsey McCune" w:date="2026-04-08T15:36:00Z" w16du:dateUtc="2026-04-08T20:36:00Z"/>
-          <w:sz w:val="22"/>
-          <w:szCs w:val="22"/>
-        </w:rPr>
-      </w:pPr>
-      <w:del w:id="167" w:author="Kelsey McCune" w:date="2026-04-08T15:36:00Z" w16du:dateUtc="2026-04-08T20:36:00Z">
+          <w:del w:id="168" w:author="Kelsey McCune" w:date="2026-04-08T15:36:00Z" w16du:dateUtc="2026-04-08T20:36:00Z"/>
+          <w:sz w:val="22"/>
+          <w:szCs w:val="22"/>
+        </w:rPr>
+      </w:pPr>
+      <w:del w:id="169" w:author="Kelsey McCune" w:date="2026-04-08T15:36:00Z" w16du:dateUtc="2026-04-08T20:36:00Z">
         <w:r>
           <w:rPr>
             <w:sz w:val="22"/>
@@ -4188,7 +4082,7 @@
           <w:sz w:val="22"/>
           <w:szCs w:val="22"/>
         </w:rPr>
-        <w:pPrChange w:id="168" w:author="Kelsey McCune" w:date="2026-04-15T10:01:00Z" w16du:dateUtc="2026-04-15T15:01:00Z">
+        <w:pPrChange w:id="170" w:author="Kelsey McCune" w:date="2026-04-15T10:01:00Z" w16du:dateUtc="2026-04-15T15:01:00Z">
           <w:pPr/>
         </w:pPrChange>
       </w:pPr>
@@ -4248,7 +4142,7 @@
         </w:rPr>
         <w:t xml:space="preserve"> </w:t>
       </w:r>
-      <w:ins w:id="169" w:author="Kelsey McCune" w:date="2026-04-15T10:02:00Z" w16du:dateUtc="2026-04-15T15:02:00Z">
+      <w:ins w:id="171" w:author="Kelsey McCune" w:date="2026-04-15T10:02:00Z" w16du:dateUtc="2026-04-15T15:02:00Z">
         <w:r>
           <w:rPr>
             <w:sz w:val="22"/>
@@ -4337,7 +4231,7 @@
       <w:pPr>
         <w:ind w:firstLine="720"/>
         <w:rPr>
-          <w:ins w:id="170" w:author="Kelsey McCune" w:date="2026-04-08T16:08:00Z" w16du:dateUtc="2026-04-08T21:08:00Z"/>
+          <w:ins w:id="172" w:author="Kelsey McCune" w:date="2026-04-08T16:08:00Z" w16du:dateUtc="2026-04-08T21:08:00Z"/>
           <w:sz w:val="22"/>
           <w:szCs w:val="22"/>
         </w:rPr>
@@ -4382,23 +4276,7 @@
           <w:sz w:val="22"/>
           <w:szCs w:val="22"/>
         </w:rPr>
-        <w:t xml:space="preserve"> sites of each </w:t>
-      </w:r>
-      <w:proofErr w:type="spellStart"/>
-      <w:r>
-        <w:rPr>
-          <w:sz w:val="22"/>
-          <w:szCs w:val="22"/>
-        </w:rPr>
-        <w:t>treatement</w:t>
-      </w:r>
-      <w:proofErr w:type="spellEnd"/>
-      <w:r>
-        <w:rPr>
-          <w:sz w:val="22"/>
-          <w:szCs w:val="22"/>
-        </w:rPr>
-        <w:t xml:space="preserve"> type. In addition, I collected</w:t>
+        <w:t xml:space="preserve"> sites of each treatement type. In addition, I collected</w:t>
       </w:r>
       <w:r>
         <w:rPr>
@@ -4558,7 +4436,7 @@
         </w:rPr>
         <w:t xml:space="preserve">feeder and combined feeder-chicken sites (p = 0.017, p = 0.05). This pattern may imply a nutritional buffering effect, consistent with evidence that supplemental food can improve immune function in wild passerines (Owen et al. 2021). </w:t>
       </w:r>
-      <w:ins w:id="171" w:author="Kelsey McCune" w:date="2026-04-08T16:07:00Z" w16du:dateUtc="2026-04-08T21:07:00Z">
+      <w:ins w:id="173" w:author="Kelsey McCune" w:date="2026-04-08T16:07:00Z" w16du:dateUtc="2026-04-08T21:07:00Z">
         <w:r>
           <w:rPr>
             <w:sz w:val="22"/>
@@ -4567,7 +4445,7 @@
           <w:t xml:space="preserve">However, I am limited in the conclusions I can make from </w:t>
         </w:r>
       </w:ins>
-      <w:ins w:id="172" w:author="Kelsey McCune" w:date="2026-04-08T16:08:00Z" w16du:dateUtc="2026-04-08T21:08:00Z">
+      <w:ins w:id="174" w:author="Kelsey McCune" w:date="2026-04-08T16:08:00Z" w16du:dateUtc="2026-04-08T21:08:00Z">
         <w:r>
           <w:rPr>
             <w:sz w:val="22"/>
@@ -4576,7 +4454,7 @@
           <w:t xml:space="preserve">these </w:t>
         </w:r>
       </w:ins>
-      <w:ins w:id="173" w:author="Kelsey McCune" w:date="2026-04-08T16:07:00Z" w16du:dateUtc="2026-04-08T21:07:00Z">
+      <w:ins w:id="175" w:author="Kelsey McCune" w:date="2026-04-08T16:07:00Z" w16du:dateUtc="2026-04-08T21:07:00Z">
         <w:r>
           <w:rPr>
             <w:sz w:val="22"/>
@@ -4585,7 +4463,7 @@
           <w:t xml:space="preserve">preliminary culturing </w:t>
         </w:r>
       </w:ins>
-      <w:ins w:id="174" w:author="Kelsey McCune" w:date="2026-04-08T16:08:00Z" w16du:dateUtc="2026-04-08T21:08:00Z">
+      <w:ins w:id="176" w:author="Kelsey McCune" w:date="2026-04-08T16:08:00Z" w16du:dateUtc="2026-04-08T21:08:00Z">
         <w:r>
           <w:rPr>
             <w:sz w:val="22"/>
@@ -4594,7 +4472,7 @@
           <w:t xml:space="preserve">methods </w:t>
         </w:r>
       </w:ins>
-      <w:ins w:id="175" w:author="Kelsey McCune" w:date="2026-04-08T16:07:00Z" w16du:dateUtc="2026-04-08T21:07:00Z">
+      <w:ins w:id="177" w:author="Kelsey McCune" w:date="2026-04-08T16:07:00Z" w16du:dateUtc="2026-04-08T21:07:00Z">
         <w:r>
           <w:rPr>
             <w:sz w:val="22"/>
@@ -4603,7 +4481,7 @@
           <w:t xml:space="preserve">because </w:t>
         </w:r>
       </w:ins>
-      <w:ins w:id="176" w:author="Kelsey McCune" w:date="2026-04-08T16:08:00Z" w16du:dateUtc="2026-04-08T21:08:00Z">
+      <w:ins w:id="178" w:author="Kelsey McCune" w:date="2026-04-08T16:08:00Z" w16du:dateUtc="2026-04-08T21:08:00Z">
         <w:r>
           <w:rPr>
             <w:sz w:val="22"/>
@@ -4620,7 +4498,7 @@
           <w:szCs w:val="22"/>
         </w:rPr>
       </w:pPr>
-      <w:del w:id="177" w:author="Kelsey McCune" w:date="2026-04-08T16:08:00Z" w16du:dateUtc="2026-04-08T21:08:00Z">
+      <w:del w:id="179" w:author="Kelsey McCune" w:date="2026-04-08T16:08:00Z" w16du:dateUtc="2026-04-08T21:08:00Z">
         <w:r>
           <w:rPr>
             <w:sz w:val="22"/>
@@ -4629,7 +4507,7 @@
           <w:delText xml:space="preserve">As sampling expands across additional seasons and sites, we expect greater statistical power to interpret whether this pattern holds consistently or rather supports variation in community composition and host condition. </w:delText>
         </w:r>
       </w:del>
-      <w:del w:id="178" w:author="Kelsey McCune" w:date="2026-04-08T16:09:00Z" w16du:dateUtc="2026-04-08T21:09:00Z">
+      <w:del w:id="180" w:author="Kelsey McCune" w:date="2026-04-08T16:09:00Z" w16du:dateUtc="2026-04-08T21:09:00Z">
         <w:r>
           <w:rPr>
             <w:sz w:val="22"/>
@@ -4645,7 +4523,7 @@
         </w:rPr>
         <w:t xml:space="preserve">By study completion in 2027, we expect </w:t>
       </w:r>
-      <w:del w:id="179" w:author="Kelsey McCune" w:date="2026-04-15T10:05:00Z" w16du:dateUtc="2026-04-15T15:05:00Z">
+      <w:del w:id="181" w:author="Kelsey McCune" w:date="2026-04-15T10:05:00Z" w16du:dateUtc="2026-04-15T15:05:00Z">
         <w:r>
           <w:rPr>
             <w:sz w:val="22"/>
@@ -4654,7 +4532,7 @@
           <w:delText>a total dataset of approximately</w:delText>
         </w:r>
       </w:del>
-      <w:ins w:id="180" w:author="Kelsey McCune" w:date="2026-04-15T10:05:00Z" w16du:dateUtc="2026-04-15T15:05:00Z">
+      <w:ins w:id="182" w:author="Kelsey McCune" w:date="2026-04-15T10:05:00Z" w16du:dateUtc="2026-04-15T15:05:00Z">
         <w:r>
           <w:rPr>
             <w:sz w:val="22"/>
@@ -4691,7 +4569,7 @@
         </w:rPr>
         <w:t xml:space="preserve"> sites, with associated </w:t>
       </w:r>
-      <w:del w:id="181" w:author="Kelsey McCune" w:date="2026-04-15T10:06:00Z" w16du:dateUtc="2026-04-15T15:06:00Z">
+      <w:del w:id="183" w:author="Kelsey McCune" w:date="2026-04-15T10:06:00Z" w16du:dateUtc="2026-04-15T15:06:00Z">
         <w:r>
           <w:rPr>
             <w:sz w:val="22"/>
@@ -4700,7 +4578,7 @@
           <w:delText>fecal, blood, viral, morphometric and RFID visitation data</w:delText>
         </w:r>
       </w:del>
-      <w:ins w:id="182" w:author="Kelsey McCune" w:date="2026-04-15T10:06:00Z" w16du:dateUtc="2026-04-15T15:06:00Z">
+      <w:ins w:id="184" w:author="Kelsey McCune" w:date="2026-04-15T10:06:00Z" w16du:dateUtc="2026-04-15T15:06:00Z">
         <w:r>
           <w:rPr>
             <w:sz w:val="22"/>
@@ -4709,7 +4587,7 @@
           <w:t xml:space="preserve">soil and </w:t>
         </w:r>
       </w:ins>
-      <w:ins w:id="183" w:author="Kelsey McCune" w:date="2026-04-15T10:07:00Z" w16du:dateUtc="2026-04-15T15:07:00Z">
+      <w:ins w:id="185" w:author="Kelsey McCune" w:date="2026-04-15T10:07:00Z" w16du:dateUtc="2026-04-15T15:07:00Z">
         <w:r>
           <w:rPr>
             <w:sz w:val="22"/>
@@ -4754,7 +4632,7 @@
           <w:sz w:val="22"/>
           <w:szCs w:val="22"/>
           <w:highlight w:val="yellow"/>
-          <w:rPrChange w:id="184" w:author="Alex Fisher" w:date="2026-04-14T20:57:00Z" w16du:dateUtc="2026-04-15T01:57:00Z">
+          <w:rPrChange w:id="186" w:author="Alex Fisher" w:date="2026-04-14T20:57:00Z" w16du:dateUtc="2026-04-15T01:57:00Z">
             <w:rPr>
               <w:sz w:val="22"/>
               <w:szCs w:val="22"/>
@@ -4770,7 +4648,7 @@
         </w:rPr>
         <w:br/>
       </w:r>
-      <w:ins w:id="185" w:author="Kelsey McCune" w:date="2026-04-15T10:08:00Z" w16du:dateUtc="2026-04-15T15:08:00Z">
+      <w:ins w:id="187" w:author="Kelsey McCune" w:date="2026-04-15T10:08:00Z" w16du:dateUtc="2026-04-15T15:08:00Z">
         <w:r>
           <w:rPr>
             <w:sz w:val="22"/>
@@ -4779,7 +4657,7 @@
           <w:t>I</w:t>
         </w:r>
       </w:ins>
-      <w:ins w:id="186" w:author="Kelsey McCune" w:date="2026-04-15T10:07:00Z" w16du:dateUtc="2026-04-15T15:07:00Z">
+      <w:ins w:id="188" w:author="Kelsey McCune" w:date="2026-04-15T10:07:00Z" w16du:dateUtc="2026-04-15T15:07:00Z">
         <w:r>
           <w:rPr>
             <w:sz w:val="22"/>
@@ -4795,7 +4673,7 @@
         </w:rPr>
         <w:t>Thompson Bishop Sparks State Diagnostic Laboratory</w:t>
       </w:r>
-      <w:del w:id="187" w:author="Kelsey McCune" w:date="2026-04-15T10:07:00Z" w16du:dateUtc="2026-04-15T15:07:00Z">
+      <w:del w:id="189" w:author="Kelsey McCune" w:date="2026-04-15T10:07:00Z" w16du:dateUtc="2026-04-15T15:07:00Z">
         <w:r>
           <w:rPr>
             <w:sz w:val="22"/>
@@ -4811,7 +4689,7 @@
         </w:rPr>
         <w:t xml:space="preserve"> </w:t>
       </w:r>
-      <w:del w:id="188" w:author="Kelsey McCune" w:date="2026-04-15T10:07:00Z" w16du:dateUtc="2026-04-15T15:07:00Z">
+      <w:del w:id="190" w:author="Kelsey McCune" w:date="2026-04-15T10:07:00Z" w16du:dateUtc="2026-04-15T15:07:00Z">
         <w:r>
           <w:rPr>
             <w:sz w:val="22"/>
@@ -4827,7 +4705,7 @@
         </w:rPr>
         <w:t xml:space="preserve">for bacterial </w:t>
       </w:r>
-      <w:del w:id="189" w:author="Kelsey McCune" w:date="2026-04-15T10:07:00Z" w16du:dateUtc="2026-04-15T15:07:00Z">
+      <w:del w:id="191" w:author="Kelsey McCune" w:date="2026-04-15T10:07:00Z" w16du:dateUtc="2026-04-15T15:07:00Z">
         <w:r>
           <w:rPr>
             <w:sz w:val="22"/>
@@ -4836,20 +4714,13 @@
           <w:delText xml:space="preserve">testing </w:delText>
         </w:r>
       </w:del>
-      <w:ins w:id="190" w:author="Kelsey McCune" w:date="2026-04-15T10:07:00Z" w16du:dateUtc="2026-04-15T15:07:00Z">
-        <w:r>
-          <w:rPr>
-            <w:sz w:val="22"/>
-            <w:szCs w:val="22"/>
-          </w:rPr>
-          <w:t>serotyping</w:t>
-        </w:r>
-        <w:r>
-          <w:rPr>
-            <w:sz w:val="22"/>
-            <w:szCs w:val="22"/>
-          </w:rPr>
-          <w:t xml:space="preserve"> </w:t>
+      <w:ins w:id="192" w:author="Kelsey McCune" w:date="2026-04-15T10:07:00Z" w16du:dateUtc="2026-04-15T15:07:00Z">
+        <w:r>
+          <w:rPr>
+            <w:sz w:val="22"/>
+            <w:szCs w:val="22"/>
+          </w:rPr>
+          <w:t xml:space="preserve">serotyping </w:t>
         </w:r>
       </w:ins>
       <w:r>
@@ -4859,7 +4730,7 @@
         </w:rPr>
         <w:t>and identification</w:t>
       </w:r>
-      <w:ins w:id="191" w:author="Kelsey McCune" w:date="2026-04-15T10:08:00Z" w16du:dateUtc="2026-04-15T15:08:00Z">
+      <w:ins w:id="193" w:author="Kelsey McCune" w:date="2026-04-15T10:08:00Z" w16du:dateUtc="2026-04-15T15:08:00Z">
         <w:r>
           <w:rPr>
             <w:sz w:val="22"/>
@@ -4868,7 +4739,7 @@
           <w:t>. In addition, I will collaborate with two other labs at Auburn University</w:t>
         </w:r>
       </w:ins>
-      <w:ins w:id="192" w:author="Kelsey McCune" w:date="2026-04-15T10:09:00Z" w16du:dateUtc="2026-04-15T15:09:00Z">
+      <w:ins w:id="194" w:author="Kelsey McCune" w:date="2026-04-15T10:09:00Z" w16du:dateUtc="2026-04-15T15:09:00Z">
         <w:r>
           <w:rPr>
             <w:sz w:val="22"/>
@@ -4877,7 +4748,7 @@
           <w:t>, one in</w:t>
         </w:r>
       </w:ins>
-      <w:ins w:id="193" w:author="Kelsey McCune" w:date="2026-04-15T10:08:00Z" w16du:dateUtc="2026-04-15T15:08:00Z">
+      <w:ins w:id="195" w:author="Kelsey McCune" w:date="2026-04-15T10:08:00Z" w16du:dateUtc="2026-04-15T15:08:00Z">
         <w:r>
           <w:rPr>
             <w:sz w:val="22"/>
@@ -4886,7 +4757,7 @@
           <w:t xml:space="preserve"> the </w:t>
         </w:r>
       </w:ins>
-      <w:ins w:id="194" w:author="Kelsey McCune" w:date="2026-04-15T10:28:00Z" w16du:dateUtc="2026-04-15T15:28:00Z">
+      <w:ins w:id="196" w:author="Kelsey McCune" w:date="2026-04-15T10:28:00Z" w16du:dateUtc="2026-04-15T15:28:00Z">
         <w:r>
           <w:rPr>
             <w:sz w:val="22"/>
@@ -4895,7 +4766,7 @@
           <w:t xml:space="preserve">Department of Poultry Science for initial culturing </w:t>
         </w:r>
       </w:ins>
-      <w:ins w:id="195" w:author="Kelsey McCune" w:date="2026-04-15T10:29:00Z" w16du:dateUtc="2026-04-15T15:29:00Z">
+      <w:ins w:id="197" w:author="Kelsey McCune" w:date="2026-04-15T10:29:00Z" w16du:dateUtc="2026-04-15T15:29:00Z">
         <w:r>
           <w:rPr>
             <w:sz w:val="22"/>
@@ -4920,7 +4791,7 @@
           <w:t xml:space="preserve">and the </w:t>
         </w:r>
       </w:ins>
-      <w:ins w:id="196" w:author="Kelsey McCune" w:date="2026-04-15T10:08:00Z" w16du:dateUtc="2026-04-15T15:08:00Z">
+      <w:ins w:id="198" w:author="Kelsey McCune" w:date="2026-04-15T10:08:00Z" w16du:dateUtc="2026-04-15T15:08:00Z">
         <w:r>
           <w:rPr>
             <w:sz w:val="22"/>
@@ -4929,7 +4800,7 @@
           <w:t>Patho</w:t>
         </w:r>
       </w:ins>
-      <w:ins w:id="197" w:author="Kelsey McCune" w:date="2026-04-15T10:29:00Z" w16du:dateUtc="2026-04-15T15:29:00Z">
+      <w:ins w:id="199" w:author="Kelsey McCune" w:date="2026-04-15T10:29:00Z" w16du:dateUtc="2026-04-15T15:29:00Z">
         <w:r>
           <w:rPr>
             <w:sz w:val="22"/>
@@ -4938,7 +4809,7 @@
           <w:t>biology Department for whole genome sequencing. These collaborations with experts in thi</w:t>
         </w:r>
       </w:ins>
-      <w:ins w:id="198" w:author="Kelsey McCune" w:date="2026-04-15T10:30:00Z" w16du:dateUtc="2026-04-15T15:30:00Z">
+      <w:ins w:id="200" w:author="Kelsey McCune" w:date="2026-04-15T10:30:00Z" w16du:dateUtc="2026-04-15T15:30:00Z">
         <w:r>
           <w:rPr>
             <w:sz w:val="22"/>
@@ -5003,43 +4874,12 @@
     <w:p>
       <w:pPr>
         <w:rPr>
-          <w:ins w:id="199" w:author="Kelsey McCune" w:date="2026-04-08T11:39:00Z" w16du:dateUtc="2026-04-08T16:39:00Z"/>
-          <w:sz w:val="22"/>
-          <w:szCs w:val="22"/>
-        </w:rPr>
-      </w:pPr>
-      <w:commentRangeStart w:id="200"/>
-      <w:r>
-        <w:rPr>
-          <w:sz w:val="22"/>
-          <w:szCs w:val="22"/>
-          <w:highlight w:val="yellow"/>
-          <w:rPrChange w:id="201" w:author="Alex Fisher" w:date="2026-04-14T20:57:00Z" w16du:dateUtc="2026-04-15T01:57:00Z">
-            <w:rPr>
-              <w:sz w:val="22"/>
-              <w:szCs w:val="22"/>
-            </w:rPr>
-          </w:rPrChange>
-        </w:rPr>
-        <w:t>Summary of the Impacts of this Study</w:t>
-      </w:r>
-      <w:commentRangeEnd w:id="200"/>
-      <w:r>
-        <w:rPr>
-          <w:rStyle w:val="CommentReference"/>
-          <w:sz w:val="22"/>
-          <w:szCs w:val="22"/>
-          <w:highlight w:val="yellow"/>
-          <w:rPrChange w:id="202" w:author="Alex Fisher" w:date="2026-04-14T20:57:00Z" w16du:dateUtc="2026-04-15T01:57:00Z">
-            <w:rPr>
-              <w:rStyle w:val="CommentReference"/>
-              <w:sz w:val="22"/>
-              <w:szCs w:val="22"/>
-            </w:rPr>
-          </w:rPrChange>
-        </w:rPr>
-        <w:commentReference w:id="200"/>
-      </w:r>
+          <w:ins w:id="201" w:author="Kelsey McCune" w:date="2026-04-08T11:39:00Z" w16du:dateUtc="2026-04-08T16:39:00Z"/>
+          <w:sz w:val="22"/>
+          <w:szCs w:val="22"/>
+        </w:rPr>
+      </w:pPr>
+      <w:commentRangeStart w:id="202"/>
       <w:r>
         <w:rPr>
           <w:sz w:val="22"/>
@@ -5052,6 +4892,37 @@
             </w:rPr>
           </w:rPrChange>
         </w:rPr>
+        <w:t>Summary of the Impacts of this Study</w:t>
+      </w:r>
+      <w:commentRangeEnd w:id="202"/>
+      <w:r>
+        <w:rPr>
+          <w:rStyle w:val="CommentReference"/>
+          <w:sz w:val="22"/>
+          <w:szCs w:val="22"/>
+          <w:highlight w:val="yellow"/>
+          <w:rPrChange w:id="204" w:author="Alex Fisher" w:date="2026-04-14T20:57:00Z" w16du:dateUtc="2026-04-15T01:57:00Z">
+            <w:rPr>
+              <w:rStyle w:val="CommentReference"/>
+              <w:sz w:val="22"/>
+              <w:szCs w:val="22"/>
+            </w:rPr>
+          </w:rPrChange>
+        </w:rPr>
+        <w:commentReference w:id="202"/>
+      </w:r>
+      <w:r>
+        <w:rPr>
+          <w:sz w:val="22"/>
+          <w:szCs w:val="22"/>
+          <w:highlight w:val="yellow"/>
+          <w:rPrChange w:id="205" w:author="Alex Fisher" w:date="2026-04-14T20:57:00Z" w16du:dateUtc="2026-04-15T01:57:00Z">
+            <w:rPr>
+              <w:sz w:val="22"/>
+              <w:szCs w:val="22"/>
+            </w:rPr>
+          </w:rPrChange>
+        </w:rPr>
         <w:t>:</w:t>
       </w:r>
     </w:p>
@@ -5059,13 +4930,13 @@
       <w:pPr>
         <w:ind w:firstLine="720"/>
         <w:rPr>
-          <w:moveTo w:id="204" w:author="Kelsey McCune" w:date="2026-04-08T11:39:00Z" w16du:dateUtc="2026-04-08T16:39:00Z"/>
-          <w:sz w:val="22"/>
-          <w:szCs w:val="22"/>
-        </w:rPr>
-      </w:pPr>
-      <w:moveToRangeStart w:id="205" w:author="Kelsey McCune" w:date="2026-04-08T11:39:00Z" w:name="move226540801"/>
-      <w:moveTo w:id="206" w:author="Kelsey McCune" w:date="2026-04-08T11:39:00Z" w16du:dateUtc="2026-04-08T16:39:00Z">
+          <w:moveTo w:id="206" w:author="Kelsey McCune" w:date="2026-04-08T11:39:00Z" w16du:dateUtc="2026-04-08T16:39:00Z"/>
+          <w:sz w:val="22"/>
+          <w:szCs w:val="22"/>
+        </w:rPr>
+      </w:pPr>
+      <w:moveToRangeStart w:id="207" w:author="Kelsey McCune" w:date="2026-04-08T11:39:00Z" w:name="move226540801"/>
+      <w:moveTo w:id="208" w:author="Kelsey McCune" w:date="2026-04-08T11:39:00Z" w16du:dateUtc="2026-04-08T16:39:00Z">
         <w:r>
           <w:rPr>
             <w:sz w:val="22"/>
@@ -5125,25 +4996,25 @@
         </w:r>
       </w:moveTo>
     </w:p>
-    <w:moveToRangeEnd w:id="205"/>
-    <w:p>
-      <w:pPr>
-        <w:rPr>
-          <w:ins w:id="207" w:author="Kelsey McCune" w:date="2026-04-08T11:44:00Z" w16du:dateUtc="2026-04-08T16:44:00Z"/>
-          <w:sz w:val="22"/>
-          <w:szCs w:val="22"/>
-        </w:rPr>
-      </w:pPr>
-    </w:p>
-    <w:p>
-      <w:pPr>
-        <w:rPr>
-          <w:sz w:val="22"/>
-          <w:szCs w:val="22"/>
-        </w:rPr>
-      </w:pPr>
-      <w:moveToRangeStart w:id="208" w:author="Kelsey McCune" w:date="2026-04-08T11:44:00Z" w:name="move226541072"/>
-      <w:moveTo w:id="209" w:author="Kelsey McCune" w:date="2026-04-08T11:44:00Z" w16du:dateUtc="2026-04-08T16:44:00Z">
+    <w:moveToRangeEnd w:id="207"/>
+    <w:p>
+      <w:pPr>
+        <w:rPr>
+          <w:ins w:id="209" w:author="Kelsey McCune" w:date="2026-04-08T11:44:00Z" w16du:dateUtc="2026-04-08T16:44:00Z"/>
+          <w:sz w:val="22"/>
+          <w:szCs w:val="22"/>
+        </w:rPr>
+      </w:pPr>
+    </w:p>
+    <w:p>
+      <w:pPr>
+        <w:rPr>
+          <w:sz w:val="22"/>
+          <w:szCs w:val="22"/>
+        </w:rPr>
+      </w:pPr>
+      <w:moveToRangeStart w:id="210" w:author="Kelsey McCune" w:date="2026-04-08T11:44:00Z" w:name="move226541072"/>
+      <w:moveTo w:id="211" w:author="Kelsey McCune" w:date="2026-04-08T11:44:00Z" w16du:dateUtc="2026-04-08T16:44:00Z">
         <w:r>
           <w:rPr>
             <w:sz w:val="22"/>
@@ -5152,25 +5023,25 @@
           <w:t>The degree to which participants in these activities perceive disease risks, engage in biosecurity practices such as feeder cleaning and personal hygiene, and are willing to modify their behaviors in response to evidence-based recommendations remains poorly characterized, particularly in the southeastern United States where both activities are prevalent.</w:t>
         </w:r>
       </w:moveTo>
-      <w:moveToRangeEnd w:id="208"/>
-    </w:p>
-    <w:p>
-      <w:pPr>
-        <w:rPr>
-          <w:ins w:id="210" w:author="Kelsey McCune" w:date="2026-04-08T15:30:00Z" w16du:dateUtc="2026-04-08T20:30:00Z"/>
-          <w:sz w:val="22"/>
-          <w:szCs w:val="22"/>
-        </w:rPr>
-      </w:pPr>
-    </w:p>
-    <w:p>
-      <w:pPr>
-        <w:rPr>
-          <w:sz w:val="22"/>
-          <w:szCs w:val="22"/>
-        </w:rPr>
-      </w:pPr>
-      <w:ins w:id="211" w:author="Kelsey McCune" w:date="2026-04-08T15:30:00Z" w16du:dateUtc="2026-04-08T20:30:00Z">
+      <w:moveToRangeEnd w:id="210"/>
+    </w:p>
+    <w:p>
+      <w:pPr>
+        <w:rPr>
+          <w:ins w:id="212" w:author="Kelsey McCune" w:date="2026-04-08T15:30:00Z" w16du:dateUtc="2026-04-08T20:30:00Z"/>
+          <w:sz w:val="22"/>
+          <w:szCs w:val="22"/>
+        </w:rPr>
+      </w:pPr>
+    </w:p>
+    <w:p>
+      <w:pPr>
+        <w:rPr>
+          <w:sz w:val="22"/>
+          <w:szCs w:val="22"/>
+        </w:rPr>
+      </w:pPr>
+      <w:ins w:id="213" w:author="Kelsey McCune" w:date="2026-04-08T15:30:00Z" w16du:dateUtc="2026-04-08T20:30:00Z">
         <w:r>
           <w:rPr>
             <w:sz w:val="22"/>
@@ -5218,30 +5089,14 @@
             <w:sz w:val="22"/>
             <w:szCs w:val="22"/>
           </w:rPr>
-          <w:t xml:space="preserve"> is among the highest of any region in the country, with the East </w:t>
-        </w:r>
-        <w:proofErr w:type="gramStart"/>
-        <w:r>
-          <w:rPr>
-            <w:sz w:val="22"/>
-            <w:szCs w:val="22"/>
-          </w:rPr>
-          <w:t>South Central</w:t>
-        </w:r>
-        <w:proofErr w:type="gramEnd"/>
-        <w:r>
-          <w:rPr>
-            <w:sz w:val="22"/>
-            <w:szCs w:val="22"/>
-          </w:rPr>
-          <w:t xml:space="preserve"> states reporting the highest residential wildlife watching rates nationally (USFWS 2022).</w:t>
-        </w:r>
-      </w:ins>
-    </w:p>
-    <w:p>
-      <w:pPr>
-        <w:rPr>
-          <w:ins w:id="212" w:author="Kelsey McCune" w:date="2026-04-08T15:30:00Z" w16du:dateUtc="2026-04-08T20:30:00Z"/>
+          <w:t xml:space="preserve"> is among the highest of any region in the country, with the East South Central states reporting the highest residential wildlife watching rates nationally (USFWS 2022).</w:t>
+        </w:r>
+      </w:ins>
+    </w:p>
+    <w:p>
+      <w:pPr>
+        <w:rPr>
+          <w:ins w:id="214" w:author="Kelsey McCune" w:date="2026-04-08T15:30:00Z" w16du:dateUtc="2026-04-08T20:30:00Z"/>
           <w:sz w:val="22"/>
           <w:szCs w:val="22"/>
         </w:rPr>
@@ -5305,23 +5160,7 @@
         <w:ind w:hanging="480"/>
       </w:pPr>
       <w:r>
-        <w:t xml:space="preserve">Barbett, Lea, Edward </w:t>
-      </w:r>
-      <w:proofErr w:type="spellStart"/>
-      <w:r>
-        <w:t>Stupple</w:t>
-      </w:r>
-      <w:proofErr w:type="spellEnd"/>
-      <w:r>
-        <w:t xml:space="preserve">, Michael Sweet, Malcolm Schofield, and Miles Richardson. “Measuring Actions for Nature—Development and Validation of a Pro-Nature Conservation </w:t>
-      </w:r>
-      <w:proofErr w:type="spellStart"/>
-      <w:r>
-        <w:t>Behaviour</w:t>
-      </w:r>
-      <w:proofErr w:type="spellEnd"/>
-      <w:r>
-        <w:t xml:space="preserve"> Scale.” </w:t>
+        <w:t xml:space="preserve">Barbett, Lea, Edward Stupple, Michael Sweet, Malcolm Schofield, and Miles Richardson. “Measuring Actions for Nature—Development and Validation of a Pro-Nature Conservation Behaviour Scale.” </w:t>
       </w:r>
       <w:r>
         <w:rPr>
@@ -5545,15 +5384,7 @@
         <w:ind w:hanging="480"/>
       </w:pPr>
       <w:r>
-        <w:t xml:space="preserve">Van De </w:t>
-      </w:r>
-      <w:proofErr w:type="spellStart"/>
-      <w:r>
-        <w:t>Vuurst</w:t>
-      </w:r>
-      <w:proofErr w:type="spellEnd"/>
-      <w:r>
-        <w:t xml:space="preserve">, Paige, and Luis E. Escobar. “Climate Change and Infectious Disease: A Review of Evidence and Research Trends.” </w:t>
+        <w:t xml:space="preserve">Van De Vuurst, Paige, and Luis E. Escobar. “Climate Change and Infectious Disease: A Review of Evidence and Research Trends.” </w:t>
       </w:r>
       <w:r>
         <w:rPr>
@@ -5582,15 +5413,7 @@
         <w:ind w:hanging="480"/>
       </w:pPr>
       <w:r>
-        <w:t xml:space="preserve">Hassell, James M., Michael </w:t>
-      </w:r>
-      <w:proofErr w:type="spellStart"/>
-      <w:r>
-        <w:t>Begon</w:t>
-      </w:r>
-      <w:proofErr w:type="spellEnd"/>
-      <w:r>
-        <w:t xml:space="preserve">, Melissa J. Ward, and Eric M. Fèvre. “Urbanization and Disease Emergence: Dynamics at the Wildlife–Livestock–Human Interface.” </w:t>
+        <w:t xml:space="preserve">Hassell, James M., Michael Begon, Melissa J. Ward, and Eric M. Fèvre. “Urbanization and Disease Emergence: Dynamics at the Wildlife–Livestock–Human Interface.” </w:t>
       </w:r>
       <w:r>
         <w:rPr>
@@ -5764,23 +5587,7 @@
         <w:t>Infectious Disease Ecology of Wild Birds</w:t>
       </w:r>
       <w:r>
-        <w:t xml:space="preserve">, 1st ed., edited by Jennifer C. Owen, Dana M. Hawley, and Kathryn P. </w:t>
-      </w:r>
-      <w:proofErr w:type="spellStart"/>
-      <w:r>
-        <w:t>Huyvaert</w:t>
-      </w:r>
-      <w:proofErr w:type="spellEnd"/>
-      <w:r>
-        <w:t xml:space="preserve">. Oxford University </w:t>
-      </w:r>
-      <w:proofErr w:type="spellStart"/>
-      <w:r>
-        <w:t>PressOxford</w:t>
-      </w:r>
-      <w:proofErr w:type="spellEnd"/>
-      <w:r>
-        <w:t xml:space="preserve">, 2021. </w:t>
+        <w:t xml:space="preserve">, 1st ed., edited by Jennifer C. Owen, Dana M. Hawley, and Kathryn P. Huyvaert. Oxford University PressOxford, 2021. </w:t>
       </w:r>
       <w:hyperlink r:id="rId28" w:history="1">
         <w:r>
@@ -5857,15 +5664,7 @@
         <w:ind w:hanging="480"/>
       </w:pPr>
       <w:r>
-        <w:t xml:space="preserve">Patel, Kane, G. Sean Stapleton, Rosalie T. </w:t>
-      </w:r>
-      <w:proofErr w:type="spellStart"/>
-      <w:r>
-        <w:t>Trevejo</w:t>
-      </w:r>
-      <w:proofErr w:type="spellEnd"/>
-      <w:r>
-        <w:t xml:space="preserve">, et al. “Human Salmonellosis Outbreak Linked to </w:t>
+        <w:t xml:space="preserve">Patel, Kane, G. Sean Stapleton, Rosalie T. Trevejo, et al. “Human Salmonellosis Outbreak Linked to </w:t>
       </w:r>
       <w:r>
         <w:rPr>
@@ -5904,23 +5703,7 @@
         <w:ind w:hanging="480"/>
       </w:pPr>
       <w:r>
-        <w:t xml:space="preserve">Pocock, Michael J. O., Iain Hamlin, Jennifer </w:t>
-      </w:r>
-      <w:proofErr w:type="spellStart"/>
-      <w:r>
-        <w:t>Christelow</w:t>
-      </w:r>
-      <w:proofErr w:type="spellEnd"/>
-      <w:r>
-        <w:t xml:space="preserve">, Holli‐Anne Passmore, and Miles Richardson. “The Benefits of Citizen Science and Nature‐noticing Activities for Well‐being, Nature Connectedness and Pro‐nature Conservation </w:t>
-      </w:r>
-      <w:proofErr w:type="spellStart"/>
-      <w:r>
-        <w:t>Behaviours</w:t>
-      </w:r>
-      <w:proofErr w:type="spellEnd"/>
-      <w:r>
-        <w:t xml:space="preserve">.” </w:t>
+        <w:t xml:space="preserve">Pocock, Michael J. O., Iain Hamlin, Jennifer Christelow, Holli‐Anne Passmore, and Miles Richardson. “The Benefits of Citizen Science and Nature‐noticing Activities for Well‐being, Nature Connectedness and Pro‐nature Conservation Behaviours.” </w:t>
       </w:r>
       <w:r>
         <w:rPr>
@@ -5956,13 +5739,8 @@
       <w:pPr>
         <w:ind w:hanging="480"/>
       </w:pPr>
-      <w:proofErr w:type="spellStart"/>
-      <w:r>
-        <w:t>Sekercioglu</w:t>
-      </w:r>
-      <w:proofErr w:type="spellEnd"/>
-      <w:r>
-        <w:t xml:space="preserve">, C. “Increasing Awareness of Avian Ecological Function.” </w:t>
+      <w:r>
+        <w:t xml:space="preserve">Sekercioglu, C. “Increasing Awareness of Avian Ecological Function.” </w:t>
       </w:r>
       <w:r>
         <w:rPr>
@@ -6648,39 +6426,14 @@
           <w:sz w:val="22"/>
           <w:szCs w:val="22"/>
         </w:rPr>
-        <w:t xml:space="preserve">$360 per month of SVDL Lab processing + $15 per </w:t>
-      </w:r>
-      <w:proofErr w:type="spellStart"/>
-      <w:r>
-        <w:rPr>
-          <w:sz w:val="22"/>
-          <w:szCs w:val="22"/>
-        </w:rPr>
-        <w:t>seryotyped</w:t>
-      </w:r>
-      <w:proofErr w:type="spellEnd"/>
-      <w:r>
-        <w:rPr>
-          <w:sz w:val="22"/>
-          <w:szCs w:val="22"/>
-        </w:rPr>
-        <w:t xml:space="preserve"> </w:t>
-      </w:r>
-      <w:proofErr w:type="spellStart"/>
-      <w:r>
-        <w:rPr>
-          <w:sz w:val="22"/>
-          <w:szCs w:val="22"/>
-        </w:rPr>
-        <w:t>salm</w:t>
-      </w:r>
-      <w:proofErr w:type="spellEnd"/>
-      <w:r>
-        <w:rPr>
-          <w:sz w:val="22"/>
-          <w:szCs w:val="22"/>
-        </w:rPr>
-        <w:t>. positive s</w:t>
+        <w:t xml:space="preserve">$360 per month of SVDL Lab processing + $15 per seryotyped </w:t>
+      </w:r>
+      <w:r>
+        <w:rPr>
+          <w:sz w:val="22"/>
+          <w:szCs w:val="22"/>
+        </w:rPr>
+        <w:t>salm. positive s</w:t>
       </w:r>
       <w:r>
         <w:rPr>
@@ -6748,86 +6501,6 @@
         </w:rPr>
         <w:t xml:space="preserve">Consultant and support services: </w:t>
       </w:r>
-      <w:r>
-        <w:rPr>
-          <w:sz w:val="22"/>
-          <w:szCs w:val="22"/>
-          <w:highlight w:val="green"/>
-          <w:rPrChange w:id="213" w:author="Alex Fisher" w:date="2026-04-14T20:57:00Z" w16du:dateUtc="2026-04-15T01:57:00Z">
-            <w:rPr>
-              <w:sz w:val="22"/>
-              <w:szCs w:val="22"/>
-              <w:highlight w:val="yellow"/>
-            </w:rPr>
-          </w:rPrChange>
-        </w:rPr>
-        <w:t>Lab Processing**</w:t>
-      </w:r>
-      <w:r>
-        <w:rPr>
-          <w:sz w:val="22"/>
-          <w:szCs w:val="22"/>
-        </w:rPr>
-        <w:t xml:space="preserve">                                      </w:t>
-      </w:r>
-      <w:r>
-        <w:rPr>
-          <w:sz w:val="22"/>
-          <w:szCs w:val="22"/>
-        </w:rPr>
-        <w:tab/>
-        <w:t xml:space="preserve">  </w:t>
-      </w:r>
-    </w:p>
-    <w:p>
-      <w:pPr>
-        <w:widowControl w:val="0"/>
-        <w:jc w:val="both"/>
-        <w:rPr>
-          <w:sz w:val="22"/>
-          <w:szCs w:val="22"/>
-        </w:rPr>
-      </w:pPr>
-      <w:r>
-        <w:rPr>
-          <w:sz w:val="22"/>
-          <w:szCs w:val="22"/>
-        </w:rPr>
-        <w:t xml:space="preserve">                                                                                      </w:t>
-      </w:r>
-    </w:p>
-    <w:p>
-      <w:pPr>
-        <w:widowControl w:val="0"/>
-        <w:jc w:val="both"/>
-        <w:rPr>
-          <w:sz w:val="22"/>
-          <w:szCs w:val="22"/>
-        </w:rPr>
-      </w:pPr>
-      <w:r>
-        <w:rPr>
-          <w:sz w:val="22"/>
-          <w:szCs w:val="22"/>
-        </w:rPr>
-        <w:t xml:space="preserve">Other: </w:t>
-      </w:r>
-      <w:r>
-        <w:rPr>
-          <w:sz w:val="22"/>
-          <w:szCs w:val="22"/>
-          <w:highlight w:val="green"/>
-          <w:rPrChange w:id="214" w:author="Alex Fisher" w:date="2026-04-14T20:57:00Z" w16du:dateUtc="2026-04-15T01:57:00Z">
-            <w:rPr>
-              <w:sz w:val="22"/>
-              <w:szCs w:val="22"/>
-              <w:highlight w:val="yellow"/>
-            </w:rPr>
-          </w:rPrChange>
-        </w:rPr>
-        <w:t xml:space="preserve">Info. about how the rest of my project is already supported by collaborators or pre-existing funding: field supplies, </w:t>
-      </w:r>
-      <w:proofErr w:type="spellStart"/>
       <w:r>
         <w:rPr>
           <w:sz w:val="22"/>
@@ -6841,9 +6514,57 @@
             </w:rPr>
           </w:rPrChange>
         </w:rPr>
-        <w:t>intital</w:t>
-      </w:r>
-      <w:proofErr w:type="spellEnd"/>
+        <w:t>Lab Processing**</w:t>
+      </w:r>
+      <w:r>
+        <w:rPr>
+          <w:sz w:val="22"/>
+          <w:szCs w:val="22"/>
+        </w:rPr>
+        <w:t xml:space="preserve">                                      </w:t>
+      </w:r>
+      <w:r>
+        <w:rPr>
+          <w:sz w:val="22"/>
+          <w:szCs w:val="22"/>
+        </w:rPr>
+        <w:tab/>
+        <w:t xml:space="preserve">  </w:t>
+      </w:r>
+    </w:p>
+    <w:p>
+      <w:pPr>
+        <w:widowControl w:val="0"/>
+        <w:jc w:val="both"/>
+        <w:rPr>
+          <w:sz w:val="22"/>
+          <w:szCs w:val="22"/>
+        </w:rPr>
+      </w:pPr>
+      <w:r>
+        <w:rPr>
+          <w:sz w:val="22"/>
+          <w:szCs w:val="22"/>
+        </w:rPr>
+        <w:t xml:space="preserve">                                                                                      </w:t>
+      </w:r>
+    </w:p>
+    <w:p>
+      <w:pPr>
+        <w:widowControl w:val="0"/>
+        <w:jc w:val="both"/>
+        <w:rPr>
+          <w:sz w:val="22"/>
+          <w:szCs w:val="22"/>
+        </w:rPr>
+      </w:pPr>
+      <w:r>
+        <w:rPr>
+          <w:sz w:val="22"/>
+          <w:szCs w:val="22"/>
+        </w:rPr>
+        <w:t xml:space="preserve">Other: </w:t>
+      </w:r>
       <w:r>
         <w:rPr>
           <w:sz w:val="22"/>
@@ -6857,7 +6578,7 @@
             </w:rPr>
           </w:rPrChange>
         </w:rPr>
-        <w:t xml:space="preserve"> lab processing, etc.</w:t>
+        <w:t>Info. about how the rest of my project is already supported by collaborators or pre-existing funding: field supplies, intital lab processing, etc.</w:t>
       </w:r>
       <w:r>
         <w:rPr>
@@ -6910,29 +6631,7 @@
           <w:sz w:val="22"/>
           <w:szCs w:val="22"/>
         </w:rPr>
-        <w:t xml:space="preserve">Projects that are large often have multiple sources of funding. If anything, in the last few years, having other sources of funding for parts of a project has worked to the advantage of </w:t>
-      </w:r>
-      <w:proofErr w:type="gramStart"/>
-      <w:r>
-        <w:rPr>
-          <w:i/>
-          <w:iCs/>
-          <w:color w:val="FF0000"/>
-          <w:sz w:val="22"/>
-          <w:szCs w:val="22"/>
-        </w:rPr>
-        <w:t>researches</w:t>
-      </w:r>
-      <w:proofErr w:type="gramEnd"/>
-      <w:r>
-        <w:rPr>
-          <w:i/>
-          <w:iCs/>
-          <w:color w:val="FF0000"/>
-          <w:sz w:val="22"/>
-          <w:szCs w:val="22"/>
-        </w:rPr>
-        <w:t>, as the committee often decides to partner on projects that already have one source of funding.</w:t>
+        <w:t>Projects that are large often have multiple sources of funding. If anything, in the last few years, having other sources of funding for parts of a project has worked to the advantage of researches, as the committee often decides to partner on projects that already have one source of funding.</w:t>
       </w:r>
     </w:p>
     <w:p>
@@ -7501,23 +7200,7 @@
           <w:sz w:val="22"/>
           <w:szCs w:val="22"/>
         </w:rPr>
-        <w:t xml:space="preserve">This study involves breeding birds.  List number of breeding adults used and estimated number of chicks produced each </w:t>
-      </w:r>
-      <w:proofErr w:type="gramStart"/>
-      <w:r>
-        <w:rPr>
-          <w:sz w:val="22"/>
-          <w:szCs w:val="22"/>
-        </w:rPr>
-        <w:t>year, and</w:t>
-      </w:r>
-      <w:proofErr w:type="gramEnd"/>
-      <w:r>
-        <w:rPr>
-          <w:sz w:val="22"/>
-          <w:szCs w:val="22"/>
-        </w:rPr>
-        <w:t xml:space="preserve"> describe how the birds are expected to be allocated to the subsequent experiment(s). </w:t>
+        <w:t xml:space="preserve">This study involves breeding birds.  List number of breeding adults used and estimated number of chicks produced each year, and describe how the birds are expected to be allocated to the subsequent experiment(s). </w:t>
       </w:r>
     </w:p>
     <w:p>
@@ -7559,23 +7242,7 @@
           <w:sz w:val="22"/>
           <w:szCs w:val="22"/>
         </w:rPr>
-        <w:t xml:space="preserve">This is an observational, non-manipulative study in which birds will not be </w:t>
-      </w:r>
-      <w:proofErr w:type="gramStart"/>
-      <w:r>
-        <w:rPr>
-          <w:sz w:val="22"/>
-          <w:szCs w:val="22"/>
-        </w:rPr>
-        <w:t>captured</w:t>
-      </w:r>
-      <w:proofErr w:type="gramEnd"/>
-      <w:r>
-        <w:rPr>
-          <w:sz w:val="22"/>
-          <w:szCs w:val="22"/>
-        </w:rPr>
-        <w:t xml:space="preserve"> or their behavior will not be interfered with and animal numbers cannot be predicted.</w:t>
+        <w:t>This is an observational, non-manipulative study in which birds will not be captured or their behavior will not be interfered with and animal numbers cannot be predicted.</w:t>
       </w:r>
     </w:p>
     <w:p>
@@ -8084,7 +7751,7 @@
       </w:r>
     </w:p>
   </w:comment>
-  <w:comment w:id="3" w:author="Kelsey McCune" w:date="2026-04-15T08:29:00Z" w:initials="KBM">
+  <w:comment w:id="6" w:author="Kelsey McCune" w:date="2026-04-15T08:29:00Z" w:initials="KBM">
     <w:p>
       <w:r>
         <w:rPr>
@@ -8101,7 +7768,7 @@
       </w:r>
     </w:p>
   </w:comment>
-  <w:comment w:id="4" w:author="Kelsey McCune" w:date="2026-04-15T08:30:00Z" w:initials="KBM">
+  <w:comment w:id="9" w:author="Kelsey McCune" w:date="2026-04-15T08:29:00Z" w:initials="KBM">
     <w:p>
       <w:r>
         <w:rPr>
@@ -8114,11 +7781,11 @@
           <w:sz w:val="20"/>
           <w:szCs w:val="20"/>
         </w:rPr>
-        <w:t>This paragraph sounds so good!</w:t>
+        <w:t>What species in north america did it affect?</w:t>
       </w:r>
     </w:p>
   </w:comment>
-  <w:comment w:id="8" w:author="Kelsey McCune" w:date="2026-04-15T08:38:00Z" w:initials="KBM">
+  <w:comment w:id="10" w:author="Kelsey McCune" w:date="2026-04-15T08:30:00Z" w:initials="KBM">
     <w:p>
       <w:r>
         <w:rPr>
@@ -8131,11 +7798,11 @@
           <w:sz w:val="20"/>
           <w:szCs w:val="20"/>
         </w:rPr>
-        <w:t>This topic sentence is more impactful if you put this half of the sentence first.</w:t>
+        <w:t>This paragraph sounds so good!</w:t>
       </w:r>
     </w:p>
   </w:comment>
-  <w:comment w:id="16" w:author="Kelsey McCune" w:date="2026-04-08T15:33:00Z" w:initials="KBM">
+  <w:comment w:id="14" w:author="Kelsey McCune" w:date="2026-04-15T08:38:00Z" w:initials="KBM">
     <w:p>
       <w:r>
         <w:rPr>
@@ -8148,11 +7815,11 @@
           <w:sz w:val="20"/>
           <w:szCs w:val="20"/>
         </w:rPr>
-        <w:t>I think this last paragraph of the background literature section should say what you plan to do to address the gap in knowledge you describe from the literature.</w:t>
+        <w:t>This topic sentence is more impactful if you put this half of the sentence first.</w:t>
       </w:r>
     </w:p>
   </w:comment>
-  <w:comment w:id="83" w:author="Kelsey McCune" w:date="2026-04-15T09:38:00Z" w:initials="KBM">
+  <w:comment w:id="22" w:author="Kelsey McCune" w:date="2026-04-08T15:33:00Z" w:initials="KBM">
     <w:p>
       <w:r>
         <w:rPr>
@@ -8165,11 +7832,11 @@
           <w:sz w:val="20"/>
           <w:szCs w:val="20"/>
         </w:rPr>
-        <w:t>Great sentence!</w:t>
+        <w:t>I think this last paragraph of the background literature section should say what you plan to do to address the gap in knowledge you describe from the literature.</w:t>
       </w:r>
     </w:p>
   </w:comment>
-  <w:comment w:id="95" w:author="Kelsey McCune" w:date="2026-04-15T09:46:00Z" w:initials="KBM">
+  <w:comment w:id="89" w:author="Kelsey McCune" w:date="2026-04-15T09:38:00Z" w:initials="KBM">
     <w:p>
       <w:r>
         <w:rPr>
@@ -8182,11 +7849,28 @@
           <w:sz w:val="20"/>
           <w:szCs w:val="20"/>
         </w:rPr>
+        <w:t>Great sentence!</w:t>
+      </w:r>
+    </w:p>
+  </w:comment>
+  <w:comment w:id="103" w:author="Kelsey McCune" w:date="2026-04-15T09:46:00Z" w:initials="KBM">
+    <w:p>
+      <w:r>
+        <w:rPr>
+          <w:rStyle w:val="CommentReference"/>
+        </w:rPr>
+        <w:annotationRef/>
+      </w:r>
+      <w:r>
+        <w:rPr>
+          <w:sz w:val="20"/>
+          <w:szCs w:val="20"/>
+        </w:rPr>
         <w:t>Sounds good!</w:t>
       </w:r>
     </w:p>
   </w:comment>
-  <w:comment w:id="200" w:author="Kelsey McCune" w:date="2026-04-08T15:31:00Z" w:initials="KBM">
+  <w:comment w:id="202" w:author="Kelsey McCune" w:date="2026-04-08T15:31:00Z" w:initials="KBM">
     <w:p>
       <w:r>
         <w:rPr>
@@ -8209,7 +7893,8 @@
 <file path=word/commentsExtended.xml><?xml version="1.0" encoding="utf-8"?>
 <w15:commentsEx xmlns:wpc="http://schemas.microsoft.com/office/word/2010/wordprocessingCanvas" xmlns:cx="http://schemas.microsoft.com/office/drawing/2014/chartex" xmlns:cx1="http://schemas.microsoft.com/office/drawing/2015/9/8/chartex" xmlns:cx2="http://schemas.microsoft.com/office/drawing/2015/10/21/chartex" xmlns:cx3="http://schemas.microsoft.com/office/drawing/2016/5/9/chartex" xmlns:cx4="http://schemas.microsoft.com/office/drawing/2016/5/10/chartex" xmlns:cx5="http://schemas.microsoft.com/office/drawing/2016/5/11/chartex" xmlns:cx6="http://schemas.microsoft.com/office/drawing/2016/5/12/chartex" xmlns:cx7="http://schemas.microsoft.com/office/drawing/2016/5/13/chartex" xmlns:cx8="http://schemas.microsoft.com/office/drawing/2016/5/14/chartex" xmlns:mc="http://schemas.openxmlformats.org/markup-compatibility/2006" xmlns:aink="http://schemas.microsoft.com/office/drawing/2016/ink" xmlns:am3d="http://schemas.microsoft.com/office/drawing/2017/model3d" xmlns:o="urn:schemas-microsoft-com:office:office" xmlns:oel="http://schemas.microsoft.com/office/2019/extlst" xmlns:r="http://schemas.openxmlformats.org/officeDocument/2006/relationships" xmlns:m="http://schemas.openxmlformats.org/officeDocument/2006/math" xmlns:v="urn:schemas-microsoft-com:vml" xmlns:wp14="http://schemas.microsoft.com/office/word/2010/wordprocessingDrawing" xmlns:wp="http://schemas.openxmlformats.org/drawingml/2006/wordprocessingDrawing" xmlns:w10="urn:schemas-microsoft-com:office:word" xmlns:w="http://schemas.openxmlformats.org/wordprocessingml/2006/main" xmlns:w14="http://schemas.microsoft.com/office/word/2010/wordml" xmlns:w15="http://schemas.microsoft.com/office/word/2012/wordml" xmlns:w16cex="http://schemas.microsoft.com/office/word/2018/wordml/cex" xmlns:w16cid="http://schemas.microsoft.com/office/word/2016/wordml/cid" xmlns:w16="http://schemas.microsoft.com/office/word/2018/wordml" xmlns:w16du="http://schemas.microsoft.com/office/word/2023/wordml/word16du" xmlns:w16sdtdh="http://schemas.microsoft.com/office/word/2020/wordml/sdtdatahash" xmlns:w16sdtfl="http://schemas.microsoft.com/office/word/2024/wordml/sdtformatlock" xmlns:w16se="http://schemas.microsoft.com/office/word/2015/wordml/symex" xmlns:wpg="http://schemas.microsoft.com/office/word/2010/wordprocessingGroup" xmlns:wpi="http://schemas.microsoft.com/office/word/2010/wordprocessingInk" xmlns:wne="http://schemas.microsoft.com/office/word/2006/wordml" xmlns:wps="http://schemas.microsoft.com/office/word/2010/wordprocessingShape" mc:Ignorable="w14 w15 w16se w16cid w16 w16cex w16sdtdh w16sdtfl w16du wp14">
   <w15:commentEx w15:paraId="4E5EDC12" w15:done="0"/>
-  <w15:commentEx w15:paraId="0CBEAEB2" w15:done="0"/>
+  <w15:commentEx w15:paraId="42F5F05A" w15:done="1"/>
+  <w15:commentEx w15:paraId="0CBEAEB2" w15:done="1"/>
   <w15:commentEx w15:paraId="269A6475" w15:done="0"/>
   <w15:commentEx w15:paraId="42A5939D" w15:done="0"/>
   <w15:commentEx w15:paraId="224448C2" w15:done="0"/>
@@ -8222,6 +7907,7 @@
 <file path=word/commentsExtensible.xml><?xml version="1.0" encoding="utf-8"?>
 <w16cex:commentsExtensible xmlns:wpc="http://schemas.microsoft.com/office/word/2010/wordprocessingCanvas" xmlns:cx="http://schemas.microsoft.com/office/drawing/2014/chartex" xmlns:cx1="http://schemas.microsoft.com/office/drawing/2015/9/8/chartex" xmlns:cx2="http://schemas.microsoft.com/office/drawing/2015/10/21/chartex" xmlns:cx3="http://schemas.microsoft.com/office/drawing/2016/5/9/chartex" xmlns:cx4="http://schemas.microsoft.com/office/drawing/2016/5/10/chartex" xmlns:cx5="http://schemas.microsoft.com/office/drawing/2016/5/11/chartex" xmlns:cx6="http://schemas.microsoft.com/office/drawing/2016/5/12/chartex" xmlns:cx7="http://schemas.microsoft.com/office/drawing/2016/5/13/chartex" xmlns:cx8="http://schemas.microsoft.com/office/drawing/2016/5/14/chartex" xmlns:cr="http://schemas.microsoft.com/office/comments/2020/reactions" xmlns:mc="http://schemas.openxmlformats.org/markup-compatibility/2006" xmlns:aink="http://schemas.microsoft.com/office/drawing/2016/ink" xmlns:am3d="http://schemas.microsoft.com/office/drawing/2017/model3d" xmlns:o="urn:schemas-microsoft-com:office:office" xmlns:oel="http://schemas.microsoft.com/office/2019/extlst" xmlns:r="http://schemas.openxmlformats.org/officeDocument/2006/relationships" xmlns:m="http://schemas.openxmlformats.org/officeDocument/2006/math" xmlns:v="urn:schemas-microsoft-com:vml" xmlns:wp14="http://schemas.microsoft.com/office/word/2010/wordprocessingDrawing" xmlns:wp="http://schemas.openxmlformats.org/drawingml/2006/wordprocessingDrawing" xmlns:w10="urn:schemas-microsoft-com:office:word" xmlns:w="http://schemas.openxmlformats.org/wordprocessingml/2006/main" xmlns:w14="http://schemas.microsoft.com/office/word/2010/wordml" xmlns:w15="http://schemas.microsoft.com/office/word/2012/wordml" xmlns:w16cex="http://schemas.microsoft.com/office/word/2018/wordml/cex" xmlns:w16cid="http://schemas.microsoft.com/office/word/2016/wordml/cid" xmlns:w16="http://schemas.microsoft.com/office/word/2018/wordml" xmlns:w16du="http://schemas.microsoft.com/office/word/2023/wordml/word16du" xmlns:w16sdtdh="http://schemas.microsoft.com/office/word/2020/wordml/sdtdatahash" xmlns:w16sdtfl="http://schemas.microsoft.com/office/word/2024/wordml/sdtformatlock" xmlns:w16se="http://schemas.microsoft.com/office/word/2015/wordml/symex" xmlns:wpg="http://schemas.microsoft.com/office/word/2010/wordprocessingGroup" xmlns:wpi="http://schemas.microsoft.com/office/word/2010/wordprocessingInk" xmlns:wne="http://schemas.microsoft.com/office/word/2006/wordml" xmlns:wps="http://schemas.microsoft.com/office/word/2010/wordprocessingShape" mc:Ignorable="w14 w15 w16se w16cid w16 w16cex w16sdtdh w16sdtfl cr w16du wp14">
   <w16cex:commentExtensible w16cex:durableId="3AE90DB4" w16cex:dateUtc="2026-04-08T15:36:00Z"/>
+  <w16cex:commentExtensible w16cex:durableId="42AF78A3" w16cex:dateUtc="2026-04-15T13:29:00Z"/>
   <w16cex:commentExtensible w16cex:durableId="4FC1F6BC" w16cex:dateUtc="2026-04-15T13:29:00Z"/>
   <w16cex:commentExtensible w16cex:durableId="4D6CFCAF" w16cex:dateUtc="2026-04-15T13:30:00Z"/>
   <w16cex:commentExtensible w16cex:durableId="3BDC2AE5" w16cex:dateUtc="2026-04-15T13:38:00Z"/>
@@ -8235,6 +7921,7 @@
 <file path=word/commentsIds.xml><?xml version="1.0" encoding="utf-8"?>
 <w16cid:commentsIds xmlns:wpc="http://schemas.microsoft.com/office/word/2010/wordprocessingCanvas" xmlns:cx="http://schemas.microsoft.com/office/drawing/2014/chartex" xmlns:cx1="http://schemas.microsoft.com/office/drawing/2015/9/8/chartex" xmlns:cx2="http://schemas.microsoft.com/office/drawing/2015/10/21/chartex" xmlns:cx3="http://schemas.microsoft.com/office/drawing/2016/5/9/chartex" xmlns:cx4="http://schemas.microsoft.com/office/drawing/2016/5/10/chartex" xmlns:cx5="http://schemas.microsoft.com/office/drawing/2016/5/11/chartex" xmlns:cx6="http://schemas.microsoft.com/office/drawing/2016/5/12/chartex" xmlns:cx7="http://schemas.microsoft.com/office/drawing/2016/5/13/chartex" xmlns:cx8="http://schemas.microsoft.com/office/drawing/2016/5/14/chartex" xmlns:mc="http://schemas.openxmlformats.org/markup-compatibility/2006" xmlns:aink="http://schemas.microsoft.com/office/drawing/2016/ink" xmlns:am3d="http://schemas.microsoft.com/office/drawing/2017/model3d" xmlns:o="urn:schemas-microsoft-com:office:office" xmlns:oel="http://schemas.microsoft.com/office/2019/extlst" xmlns:r="http://schemas.openxmlformats.org/officeDocument/2006/relationships" xmlns:m="http://schemas.openxmlformats.org/officeDocument/2006/math" xmlns:v="urn:schemas-microsoft-com:vml" xmlns:wp14="http://schemas.microsoft.com/office/word/2010/wordprocessingDrawing" xmlns:wp="http://schemas.openxmlformats.org/drawingml/2006/wordprocessingDrawing" xmlns:w10="urn:schemas-microsoft-com:office:word" xmlns:w="http://schemas.openxmlformats.org/wordprocessingml/2006/main" xmlns:w14="http://schemas.microsoft.com/office/word/2010/wordml" xmlns:w15="http://schemas.microsoft.com/office/word/2012/wordml" xmlns:w16cex="http://schemas.microsoft.com/office/word/2018/wordml/cex" xmlns:w16cid="http://schemas.microsoft.com/office/word/2016/wordml/cid" xmlns:w16="http://schemas.microsoft.com/office/word/2018/wordml" xmlns:w16du="http://schemas.microsoft.com/office/word/2023/wordml/word16du" xmlns:w16sdtdh="http://schemas.microsoft.com/office/word/2020/wordml/sdtdatahash" xmlns:w16sdtfl="http://schemas.microsoft.com/office/word/2024/wordml/sdtformatlock" xmlns:w16se="http://schemas.microsoft.com/office/word/2015/wordml/symex" xmlns:wpg="http://schemas.microsoft.com/office/word/2010/wordprocessingGroup" xmlns:wpi="http://schemas.microsoft.com/office/word/2010/wordprocessingInk" xmlns:wne="http://schemas.microsoft.com/office/word/2006/wordml" xmlns:wps="http://schemas.microsoft.com/office/word/2010/wordprocessingShape" mc:Ignorable="w14 w15 w16se w16cid w16 w16cex w16sdtdh w16sdtfl w16du wp14">
   <w16cid:commentId w16cid:paraId="4E5EDC12" w16cid:durableId="3AE90DB4"/>
+  <w16cid:commentId w16cid:paraId="42F5F05A" w16cid:durableId="42AF78A3"/>
   <w16cid:commentId w16cid:paraId="0CBEAEB2" w16cid:durableId="4FC1F6BC"/>
   <w16cid:commentId w16cid:paraId="269A6475" w16cid:durableId="4D6CFCAF"/>
   <w16cid:commentId w16cid:paraId="42A5939D" w16cid:durableId="3BDC2AE5"/>

--- a/Documents /AlexFisher.2026_Full_Research_Proposal AAV.docx
+++ b/Documents /AlexFisher.2026_Full_Research_Proposal AAV.docx
@@ -34,6 +34,7 @@
           <w:szCs w:val="22"/>
         </w:rPr>
       </w:pPr>
+      <w:proofErr w:type="gramStart"/>
       <w:r>
         <w:rPr>
           <w:rFonts w:eastAsia="Arial"/>
@@ -42,7 +43,18 @@
           <w:sz w:val="22"/>
           <w:szCs w:val="22"/>
         </w:rPr>
-        <w:t>Full  Grant Proposal</w:t>
+        <w:t>Full  Grant</w:t>
+      </w:r>
+      <w:proofErr w:type="gramEnd"/>
+      <w:r>
+        <w:rPr>
+          <w:rFonts w:eastAsia="Arial"/>
+          <w:b/>
+          <w:color w:val="000000"/>
+          <w:sz w:val="22"/>
+          <w:szCs w:val="22"/>
+        </w:rPr>
+        <w:t xml:space="preserve"> Proposal</w:t>
       </w:r>
       <w:r>
         <w:rPr>
@@ -668,7 +680,15 @@
           <w:sz w:val="22"/>
           <w:szCs w:val="22"/>
         </w:rPr>
-        <w:t>Principal Investigators:</w:t>
+        <w:t xml:space="preserve">Principal </w:t>
+      </w:r>
+      <w:proofErr w:type="gramStart"/>
+      <w:r>
+        <w:rPr>
+          <w:sz w:val="22"/>
+          <w:szCs w:val="22"/>
+        </w:rPr>
+        <w:t>Investigators:</w:t>
       </w:r>
       <w:r>
         <w:rPr>
@@ -676,7 +696,16 @@
           <w:sz w:val="22"/>
           <w:szCs w:val="22"/>
         </w:rPr>
-        <w:t xml:space="preserve">. </w:t>
+        <w:t>.</w:t>
+      </w:r>
+      <w:proofErr w:type="gramEnd"/>
+      <w:r>
+        <w:rPr>
+          <w:color w:val="EE0000"/>
+          <w:sz w:val="22"/>
+          <w:szCs w:val="22"/>
+        </w:rPr>
+        <w:t xml:space="preserve"> </w:t>
       </w:r>
     </w:p>
     <w:p>
@@ -943,7 +972,23 @@
           <w:sz w:val="22"/>
           <w:szCs w:val="22"/>
         </w:rPr>
-        <w:t>We now recognize a relationship between broad-scale anthropogenic changes and zoonotic disease (e.g. climate change, Hall et al., 2021; land use change, Murray &amp; Hernandez, 2021). However, zoonotic disease outbreaks in people and wildlife start with spillover events occuring at a local scale, but the risk related to human activities at this scale is unknown.</w:t>
+        <w:t xml:space="preserve">We now recognize a relationship between broad-scale anthropogenic changes and zoonotic disease (e.g. climate change, Hall et al., 2021; land use change, Murray &amp; Hernandez, 2021). However, zoonotic disease outbreaks in people and wildlife start with spillover events </w:t>
+      </w:r>
+      <w:proofErr w:type="spellStart"/>
+      <w:r>
+        <w:rPr>
+          <w:sz w:val="22"/>
+          <w:szCs w:val="22"/>
+        </w:rPr>
+        <w:t>occuring</w:t>
+      </w:r>
+      <w:proofErr w:type="spellEnd"/>
+      <w:r>
+        <w:rPr>
+          <w:sz w:val="22"/>
+          <w:szCs w:val="22"/>
+        </w:rPr>
+        <w:t xml:space="preserve"> at a local scale, but the risk related to human activities at this scale is unknown.</w:t>
       </w:r>
     </w:p>
     <w:p>
@@ -966,7 +1011,23 @@
           <w:sz w:val="22"/>
           <w:szCs w:val="22"/>
         </w:rPr>
-        <w:t xml:space="preserve"> (Sekercioglu, 2006)</w:t>
+        <w:t xml:space="preserve"> (</w:t>
+      </w:r>
+      <w:proofErr w:type="spellStart"/>
+      <w:r>
+        <w:rPr>
+          <w:sz w:val="22"/>
+          <w:szCs w:val="22"/>
+        </w:rPr>
+        <w:t>Sekercioglu</w:t>
+      </w:r>
+      <w:proofErr w:type="spellEnd"/>
+      <w:r>
+        <w:rPr>
+          <w:sz w:val="22"/>
+          <w:szCs w:val="22"/>
+        </w:rPr>
+        <w:t>, 2006)</w:t>
       </w:r>
       <w:r>
         <w:rPr>
@@ -1022,7 +1083,23 @@
           <w:sz w:val="22"/>
           <w:szCs w:val="22"/>
         </w:rPr>
-        <w:t xml:space="preserve">population collapse in American crows and </w:t>
+        <w:t xml:space="preserve">population </w:t>
+      </w:r>
+      <w:proofErr w:type="gramStart"/>
+      <w:r>
+        <w:rPr>
+          <w:sz w:val="22"/>
+          <w:szCs w:val="22"/>
+        </w:rPr>
+        <w:t>collapse</w:t>
+      </w:r>
+      <w:proofErr w:type="gramEnd"/>
+      <w:r>
+        <w:rPr>
+          <w:sz w:val="22"/>
+          <w:szCs w:val="22"/>
+        </w:rPr>
+        <w:t xml:space="preserve"> in American crows and </w:t>
       </w:r>
       <w:r>
         <w:rPr>
@@ -1120,7 +1197,23 @@
           <w:sz w:val="22"/>
           <w:szCs w:val="22"/>
         </w:rPr>
-        <w:t xml:space="preserve">are also increasing in frequency, including trichomonosis </w:t>
+        <w:t xml:space="preserve">are also increasing in frequency, including </w:t>
+      </w:r>
+      <w:proofErr w:type="spellStart"/>
+      <w:r>
+        <w:rPr>
+          <w:sz w:val="22"/>
+          <w:szCs w:val="22"/>
+        </w:rPr>
+        <w:t>trichomonosis</w:t>
+      </w:r>
+      <w:proofErr w:type="spellEnd"/>
+      <w:r>
+        <w:rPr>
+          <w:sz w:val="22"/>
+          <w:szCs w:val="22"/>
+        </w:rPr>
+        <w:t xml:space="preserve"> </w:t>
       </w:r>
       <w:r>
         <w:rPr>
@@ -1232,7 +1325,23 @@
           <w:sz w:val="22"/>
           <w:szCs w:val="22"/>
         </w:rPr>
-        <w:t xml:space="preserve">While many bird species have adapted to survive and even depend on human-modified landscapes, the ecological impacts of these co-adaptations, and how long-term proximity to humans, domestic animals, and shared resources </w:t>
+        <w:t xml:space="preserve">While many </w:t>
+      </w:r>
+      <w:proofErr w:type="gramStart"/>
+      <w:r>
+        <w:rPr>
+          <w:sz w:val="22"/>
+          <w:szCs w:val="22"/>
+        </w:rPr>
+        <w:t>bird</w:t>
+      </w:r>
+      <w:proofErr w:type="gramEnd"/>
+      <w:r>
+        <w:rPr>
+          <w:sz w:val="22"/>
+          <w:szCs w:val="22"/>
+        </w:rPr>
+        <w:t xml:space="preserve"> species have adapted to survive and even depend on human-modified landscapes, the ecological impacts of these co-adaptations, and how long-term proximity to humans, domestic animals, and shared resources </w:t>
       </w:r>
       <w:r>
         <w:rPr>
@@ -1416,7 +1525,17 @@
           <w:sz w:val="22"/>
           <w:szCs w:val="22"/>
         </w:rPr>
-        <w:t xml:space="preserve"> enterica</w:t>
+        <w:t xml:space="preserve"> </w:t>
+      </w:r>
+      <w:proofErr w:type="gramStart"/>
+      <w:r>
+        <w:rPr>
+          <w:i/>
+          <w:iCs/>
+          <w:sz w:val="22"/>
+          <w:szCs w:val="22"/>
+        </w:rPr>
+        <w:t>enterica</w:t>
       </w:r>
       <w:r>
         <w:rPr>
@@ -1430,7 +1549,15 @@
           <w:sz w:val="22"/>
           <w:szCs w:val="22"/>
         </w:rPr>
-        <w:t xml:space="preserve">and </w:t>
+        <w:t>and</w:t>
+      </w:r>
+      <w:proofErr w:type="gramEnd"/>
+      <w:r>
+        <w:rPr>
+          <w:sz w:val="22"/>
+          <w:szCs w:val="22"/>
+        </w:rPr>
+        <w:t xml:space="preserve"> </w:t>
       </w:r>
       <w:r>
         <w:rPr>
@@ -1857,7 +1984,23 @@
             <w:sz w:val="22"/>
             <w:szCs w:val="22"/>
           </w:rPr>
-          <w:t xml:space="preserve">This experiemental design will clarify the role of </w:t>
+          <w:t xml:space="preserve">This </w:t>
+        </w:r>
+        <w:proofErr w:type="spellStart"/>
+        <w:r>
+          <w:rPr>
+            <w:sz w:val="22"/>
+            <w:szCs w:val="22"/>
+          </w:rPr>
+          <w:t>experiemental</w:t>
+        </w:r>
+        <w:proofErr w:type="spellEnd"/>
+        <w:r>
+          <w:rPr>
+            <w:sz w:val="22"/>
+            <w:szCs w:val="22"/>
+          </w:rPr>
+          <w:t xml:space="preserve"> design will clarify the role of </w:t>
         </w:r>
       </w:ins>
       <w:del w:id="36" w:author="Kelsey McCune" w:date="2026-04-15T08:39:00Z" w16du:dateUtc="2026-04-15T13:39:00Z">
@@ -2608,7 +2751,25 @@
             <w:sz w:val="22"/>
             <w:szCs w:val="22"/>
           </w:rPr>
-          <w:t xml:space="preserve">supplemental feeding and backyard poultry keeping </w:t>
+          <w:t>supplemental</w:t>
+        </w:r>
+      </w:ins>
+      <w:ins w:id="88" w:author="Kelsey McCune" w:date="2026-04-22T11:00:00Z" w16du:dateUtc="2026-04-22T16:00:00Z">
+        <w:r>
+          <w:rPr>
+            <w:sz w:val="22"/>
+            <w:szCs w:val="22"/>
+          </w:rPr>
+          <w:t xml:space="preserve"> bird</w:t>
+        </w:r>
+      </w:ins>
+      <w:ins w:id="89" w:author="Kelsey McCune" w:date="2026-04-15T09:37:00Z" w16du:dateUtc="2026-04-15T14:37:00Z">
+        <w:r>
+          <w:rPr>
+            <w:sz w:val="22"/>
+            <w:szCs w:val="22"/>
+          </w:rPr>
+          <w:t xml:space="preserve"> feeding and backyard poultry keeping </w:t>
         </w:r>
         <w:r>
           <w:rPr>
@@ -2625,7 +2786,7 @@
         </w:rPr>
         <w:t>pathogen prevalence in wild bird communities at the human-wildlife interface</w:t>
       </w:r>
-      <w:del w:id="88" w:author="Kelsey McCune" w:date="2026-04-15T09:37:00Z" w16du:dateUtc="2026-04-15T14:37:00Z">
+      <w:del w:id="90" w:author="Kelsey McCune" w:date="2026-04-15T09:37:00Z" w16du:dateUtc="2026-04-15T14:37:00Z">
         <w:r>
           <w:rPr>
             <w:sz w:val="22"/>
@@ -2639,9 +2800,34 @@
           <w:sz w:val="22"/>
           <w:szCs w:val="22"/>
         </w:rPr>
-        <w:t xml:space="preserve">. By identifying which site conditions elevate pathogen risk in wild birds, we will provide avian veterinarians, wildlife managers, and public health specialists with the evidence needed to develop reliable, accessible biosecurity guidelines for </w:t>
-      </w:r>
-      <w:commentRangeStart w:id="89"/>
+        <w:t xml:space="preserve">. By identifying which </w:t>
+      </w:r>
+      <w:del w:id="91" w:author="Kelsey McCune" w:date="2026-04-22T11:01:00Z" w16du:dateUtc="2026-04-22T16:01:00Z">
+        <w:r>
+          <w:rPr>
+            <w:sz w:val="22"/>
+            <w:szCs w:val="22"/>
+          </w:rPr>
+          <w:delText>site conditions</w:delText>
+        </w:r>
+      </w:del>
+      <w:ins w:id="92" w:author="Kelsey McCune" w:date="2026-04-22T11:01:00Z" w16du:dateUtc="2026-04-22T16:01:00Z">
+        <w:r>
+          <w:rPr>
+            <w:sz w:val="22"/>
+            <w:szCs w:val="22"/>
+          </w:rPr>
+          <w:t>activities at the human-wildlife interface</w:t>
+        </w:r>
+      </w:ins>
+      <w:r>
+        <w:rPr>
+          <w:sz w:val="22"/>
+          <w:szCs w:val="22"/>
+        </w:rPr>
+        <w:t xml:space="preserve"> elevate pathogen risk in wild birds, we will provide avian veterinarians, wildlife managers, and public health specialists with the evidence needed to develop reliable, accessible biosecurity guidelines for </w:t>
+      </w:r>
+      <w:commentRangeStart w:id="93"/>
       <w:r>
         <w:rPr>
           <w:sz w:val="22"/>
@@ -2649,14 +2835,14 @@
         </w:rPr>
         <w:t>residential settings</w:t>
       </w:r>
-      <w:commentRangeEnd w:id="89"/>
+      <w:commentRangeEnd w:id="93"/>
       <w:r>
         <w:rPr>
           <w:rStyle w:val="CommentReference"/>
           <w:sz w:val="22"/>
           <w:szCs w:val="22"/>
         </w:rPr>
-        <w:commentReference w:id="89"/>
+        <w:commentReference w:id="93"/>
       </w:r>
       <w:r>
         <w:rPr>
@@ -2665,7 +2851,7 @@
         </w:rPr>
         <w:t xml:space="preserve">. </w:t>
       </w:r>
-      <w:del w:id="90" w:author="Kelsey McCune" w:date="2026-04-15T09:38:00Z" w16du:dateUtc="2026-04-15T14:38:00Z">
+      <w:del w:id="94" w:author="Kelsey McCune" w:date="2026-04-15T09:38:00Z" w16du:dateUtc="2026-04-15T14:38:00Z">
         <w:r>
           <w:rPr>
             <w:sz w:val="22"/>
@@ -2674,13 +2860,31 @@
           <w:delText>If funds</w:delText>
         </w:r>
       </w:del>
-      <w:ins w:id="91" w:author="Kelsey McCune" w:date="2026-04-15T09:38:00Z" w16du:dateUtc="2026-04-15T14:38:00Z">
-        <w:r>
-          <w:rPr>
-            <w:sz w:val="22"/>
-            <w:szCs w:val="22"/>
-          </w:rPr>
-          <w:t>The funing from this grant</w:t>
+      <w:ins w:id="95" w:author="Kelsey McCune" w:date="2026-04-15T09:38:00Z" w16du:dateUtc="2026-04-15T14:38:00Z">
+        <w:r>
+          <w:rPr>
+            <w:sz w:val="22"/>
+            <w:szCs w:val="22"/>
+          </w:rPr>
+          <w:t>The fun</w:t>
+        </w:r>
+      </w:ins>
+      <w:ins w:id="96" w:author="Kelsey McCune" w:date="2026-04-22T11:03:00Z" w16du:dateUtc="2026-04-22T16:03:00Z">
+        <w:r>
+          <w:rPr>
+            <w:sz w:val="22"/>
+            <w:szCs w:val="22"/>
+          </w:rPr>
+          <w:t>d</w:t>
+        </w:r>
+      </w:ins>
+      <w:ins w:id="97" w:author="Kelsey McCune" w:date="2026-04-15T09:38:00Z" w16du:dateUtc="2026-04-15T14:38:00Z">
+        <w:r>
+          <w:rPr>
+            <w:sz w:val="22"/>
+            <w:szCs w:val="22"/>
+          </w:rPr>
+          <w:t>ing from this grant</w:t>
         </w:r>
       </w:ins>
       <w:r>
@@ -2690,7 +2894,7 @@
         </w:rPr>
         <w:t xml:space="preserve"> </w:t>
       </w:r>
-      <w:del w:id="92" w:author="Kelsey McCune" w:date="2026-04-15T09:38:00Z" w16du:dateUtc="2026-04-15T14:38:00Z">
+      <w:del w:id="98" w:author="Kelsey McCune" w:date="2026-04-15T09:38:00Z" w16du:dateUtc="2026-04-15T14:38:00Z">
         <w:r>
           <w:rPr>
             <w:sz w:val="22"/>
@@ -2722,7 +2926,7 @@
         </w:rPr>
         <w:t xml:space="preserve"> positive samples, </w:t>
       </w:r>
-      <w:del w:id="93" w:author="Kelsey McCune" w:date="2026-04-15T09:38:00Z" w16du:dateUtc="2026-04-15T14:38:00Z">
+      <w:del w:id="99" w:author="Kelsey McCune" w:date="2026-04-15T09:38:00Z" w16du:dateUtc="2026-04-15T14:38:00Z">
         <w:r>
           <w:rPr>
             <w:sz w:val="22"/>
@@ -2731,23 +2935,39 @@
           <w:delText>we will</w:delText>
         </w:r>
       </w:del>
-      <w:ins w:id="94" w:author="Kelsey McCune" w:date="2026-04-15T09:38:00Z" w16du:dateUtc="2026-04-15T14:38:00Z">
-        <w:r>
-          <w:rPr>
-            <w:sz w:val="22"/>
-            <w:szCs w:val="22"/>
-          </w:rPr>
-          <w:t>is</w:t>
-        </w:r>
-      </w:ins>
-      <w:r>
-        <w:rPr>
-          <w:sz w:val="22"/>
-          <w:szCs w:val="22"/>
-        </w:rPr>
-        <w:t xml:space="preserve"> also </w:t>
-      </w:r>
-      <w:del w:id="95" w:author="Kelsey McCune" w:date="2026-04-15T09:39:00Z" w16du:dateUtc="2026-04-15T14:39:00Z">
+      <w:ins w:id="100" w:author="Kelsey McCune" w:date="2026-04-22T11:01:00Z" w16du:dateUtc="2026-04-22T16:01:00Z">
+        <w:r>
+          <w:rPr>
+            <w:sz w:val="22"/>
+            <w:szCs w:val="22"/>
+          </w:rPr>
+          <w:t>will</w:t>
+        </w:r>
+      </w:ins>
+      <w:r>
+        <w:rPr>
+          <w:sz w:val="22"/>
+          <w:szCs w:val="22"/>
+        </w:rPr>
+        <w:t xml:space="preserve"> also</w:t>
+      </w:r>
+      <w:ins w:id="101" w:author="Kelsey McCune" w:date="2026-04-22T11:01:00Z" w16du:dateUtc="2026-04-22T16:01:00Z">
+        <w:r>
+          <w:rPr>
+            <w:sz w:val="22"/>
+            <w:szCs w:val="22"/>
+          </w:rPr>
+          <w:t xml:space="preserve"> be</w:t>
+        </w:r>
+      </w:ins>
+      <w:r>
+        <w:rPr>
+          <w:sz w:val="22"/>
+          <w:szCs w:val="22"/>
+        </w:rPr>
+        <w:t xml:space="preserve"> </w:t>
+      </w:r>
+      <w:del w:id="102" w:author="Kelsey McCune" w:date="2026-04-15T09:39:00Z" w16du:dateUtc="2026-04-15T14:39:00Z">
         <w:r>
           <w:rPr>
             <w:sz w:val="22"/>
@@ -2756,7 +2976,7 @@
           <w:delText>be able</w:delText>
         </w:r>
       </w:del>
-      <w:ins w:id="96" w:author="Kelsey McCune" w:date="2026-04-15T09:39:00Z" w16du:dateUtc="2026-04-15T14:39:00Z">
+      <w:ins w:id="103" w:author="Kelsey McCune" w:date="2026-04-15T09:39:00Z" w16du:dateUtc="2026-04-15T14:39:00Z">
         <w:r>
           <w:rPr>
             <w:sz w:val="22"/>
@@ -2770,18 +2990,77 @@
           <w:sz w:val="22"/>
           <w:szCs w:val="22"/>
         </w:rPr>
-        <w:t xml:space="preserve"> to identify </w:t>
-      </w:r>
-      <w:ins w:id="97" w:author="Kelsey McCune" w:date="2026-04-15T09:39:00Z" w16du:dateUtc="2026-04-15T14:39:00Z">
-        <w:r>
-          <w:rPr>
-            <w:sz w:val="22"/>
-            <w:szCs w:val="22"/>
-          </w:rPr>
-          <w:t xml:space="preserve">the contact network and transmission chain to </w:t>
-        </w:r>
-      </w:ins>
-      <w:del w:id="98" w:author="Kelsey McCune" w:date="2026-04-15T09:40:00Z" w16du:dateUtc="2026-04-15T14:40:00Z">
+        <w:t xml:space="preserve"> to </w:t>
+      </w:r>
+      <w:ins w:id="104" w:author="Kelsey McCune" w:date="2026-04-22T11:01:00Z" w16du:dateUtc="2026-04-22T16:01:00Z">
+        <w:r>
+          <w:rPr>
+            <w:sz w:val="22"/>
+            <w:szCs w:val="22"/>
+          </w:rPr>
+          <w:t xml:space="preserve">future research </w:t>
+        </w:r>
+      </w:ins>
+      <w:r>
+        <w:rPr>
+          <w:sz w:val="22"/>
+          <w:szCs w:val="22"/>
+        </w:rPr>
+        <w:t>identify</w:t>
+      </w:r>
+      <w:ins w:id="105" w:author="Kelsey McCune" w:date="2026-04-22T11:02:00Z" w16du:dateUtc="2026-04-22T16:02:00Z">
+        <w:r>
+          <w:rPr>
+            <w:sz w:val="22"/>
+            <w:szCs w:val="22"/>
+          </w:rPr>
+          <w:t>ing</w:t>
+        </w:r>
+      </w:ins>
+      <w:r>
+        <w:rPr>
+          <w:sz w:val="22"/>
+          <w:szCs w:val="22"/>
+        </w:rPr>
+        <w:t xml:space="preserve"> </w:t>
+      </w:r>
+      <w:ins w:id="106" w:author="Kelsey McCune" w:date="2026-04-22T11:02:00Z" w16du:dateUtc="2026-04-22T16:02:00Z">
+        <w:r>
+          <w:rPr>
+            <w:sz w:val="22"/>
+            <w:szCs w:val="22"/>
+          </w:rPr>
+          <w:t xml:space="preserve">presence of antimicrobial resistant genes, as well as </w:t>
+        </w:r>
+      </w:ins>
+      <w:ins w:id="107" w:author="Kelsey McCune" w:date="2026-04-15T09:39:00Z" w16du:dateUtc="2026-04-15T14:39:00Z">
+        <w:r>
+          <w:rPr>
+            <w:sz w:val="22"/>
+            <w:szCs w:val="22"/>
+          </w:rPr>
+          <w:t>the contact network transmission chain</w:t>
+        </w:r>
+      </w:ins>
+      <w:ins w:id="108" w:author="Kelsey McCune" w:date="2026-04-22T11:03:00Z" w16du:dateUtc="2026-04-22T16:03:00Z">
+        <w:r>
+          <w:rPr>
+            <w:sz w:val="22"/>
+            <w:szCs w:val="22"/>
+          </w:rPr>
+          <w:t>s</w:t>
+        </w:r>
+      </w:ins>
+      <w:ins w:id="109" w:author="Kelsey McCune" w:date="2026-04-15T09:39:00Z" w16du:dateUtc="2026-04-15T14:39:00Z">
+        <w:r>
+          <w:rPr>
+            <w:sz w:val="22"/>
+            <w:szCs w:val="22"/>
+          </w:rPr>
+          <w:t xml:space="preserve"> to </w:t>
+        </w:r>
+      </w:ins>
+      <w:del w:id="110" w:author="Kelsey McCune" w:date="2026-04-15T09:40:00Z" w16du:dateUtc="2026-04-15T14:40:00Z">
         <w:r>
           <w:rPr>
             <w:sz w:val="22"/>
@@ -2790,7 +3069,7 @@
           <w:delText xml:space="preserve">possible </w:delText>
         </w:r>
       </w:del>
-      <w:ins w:id="99" w:author="Kelsey McCune" w:date="2026-04-15T09:40:00Z" w16du:dateUtc="2026-04-15T14:40:00Z">
+      <w:ins w:id="111" w:author="Kelsey McCune" w:date="2026-04-15T09:40:00Z" w16du:dateUtc="2026-04-15T14:40:00Z">
         <w:r>
           <w:rPr>
             <w:sz w:val="22"/>
@@ -2813,7 +3092,7 @@
         </w:rPr>
         <w:t>connections between our bacterial isolates</w:t>
       </w:r>
-      <w:ins w:id="100" w:author="Kelsey McCune" w:date="2026-04-15T09:40:00Z" w16du:dateUtc="2026-04-15T14:40:00Z">
+      <w:ins w:id="112" w:author="Kelsey McCune" w:date="2026-04-15T09:40:00Z" w16du:dateUtc="2026-04-15T14:40:00Z">
         <w:r>
           <w:rPr>
             <w:sz w:val="22"/>
@@ -2836,6 +3115,16 @@
         </w:rPr>
         <w:t xml:space="preserve">. </w:t>
       </w:r>
+    </w:p>
+    <w:p>
+      <w:pPr>
+        <w:rPr>
+          <w:ins w:id="113" w:author="Kelsey McCune" w:date="2026-04-22T10:58:00Z" w16du:dateUtc="2026-04-22T15:58:00Z"/>
+          <w:sz w:val="22"/>
+          <w:szCs w:val="22"/>
+          <w:highlight w:val="yellow"/>
+        </w:rPr>
+      </w:pPr>
     </w:p>
     <w:p>
       <w:pPr>
@@ -2978,7 +3267,7 @@
         </w:rPr>
         <w:t>)</w:t>
       </w:r>
-      <w:ins w:id="101" w:author="Alex Fisher" w:date="2026-04-21T10:24:00Z" w16du:dateUtc="2026-04-21T15:24:00Z">
+      <w:ins w:id="114" w:author="Alex Fisher" w:date="2026-04-21T10:24:00Z" w16du:dateUtc="2026-04-21T15:24:00Z">
         <w:r>
           <w:rPr>
             <w:sz w:val="22"/>
@@ -2987,7 +3276,7 @@
           <w:t xml:space="preserve">. </w:t>
         </w:r>
       </w:ins>
-      <w:del w:id="102" w:author="Alex Fisher" w:date="2026-04-21T10:24:00Z" w16du:dateUtc="2026-04-21T15:24:00Z">
+      <w:del w:id="115" w:author="Alex Fisher" w:date="2026-04-21T10:24:00Z" w16du:dateUtc="2026-04-21T15:24:00Z">
         <w:r>
           <w:rPr>
             <w:sz w:val="22"/>
@@ -2995,7 +3284,7 @@
           </w:rPr>
           <w:delText xml:space="preserve"> </w:delText>
         </w:r>
-        <w:commentRangeStart w:id="103"/>
+        <w:commentRangeStart w:id="116"/>
         <w:r>
           <w:rPr>
             <w:sz w:val="22"/>
@@ -3011,14 +3300,14 @@
           </w:rPr>
           <w:delText xml:space="preserve"> </w:delText>
         </w:r>
-        <w:commentRangeEnd w:id="103"/>
+        <w:commentRangeEnd w:id="116"/>
         <w:r>
           <w:rPr>
             <w:rStyle w:val="CommentReference"/>
             <w:sz w:val="22"/>
             <w:szCs w:val="22"/>
           </w:rPr>
-          <w:commentReference w:id="103"/>
+          <w:commentReference w:id="116"/>
         </w:r>
       </w:del>
       <w:r>
@@ -3208,6 +3497,7 @@
           <w:sz w:val="22"/>
           <w:szCs w:val="22"/>
         </w:rPr>
+        <w:lastRenderedPageBreak/>
         <w:t>condition</w:t>
       </w:r>
       <w:r>
@@ -3259,7 +3549,7 @@
         </w:rPr>
         <w:t xml:space="preserve"> samples </w:t>
       </w:r>
-      <w:del w:id="104" w:author="Kelsey McCune" w:date="2026-04-08T15:59:00Z" w16du:dateUtc="2026-04-08T20:59:00Z">
+      <w:del w:id="117" w:author="Kelsey McCune" w:date="2026-04-08T15:59:00Z" w16du:dateUtc="2026-04-08T20:59:00Z">
         <w:r>
           <w:rPr>
             <w:sz w:val="22"/>
@@ -3273,15 +3563,7 @@
           <w:sz w:val="22"/>
           <w:szCs w:val="22"/>
         </w:rPr>
-        <w:t xml:space="preserve">from each captured bird via cloacal swab or from fresh droppings on clean surfaces. Backyard chicken fecal samples and soil/surface </w:t>
-      </w:r>
-      <w:r>
-        <w:rPr>
-          <w:sz w:val="22"/>
-          <w:szCs w:val="22"/>
-        </w:rPr>
-        <w:lastRenderedPageBreak/>
-        <w:t>swabs from feeder and coop areas are also collected to characterize environmental pathogen reservoirs. All samples are transported on ice and stored at -80°C until processing.</w:t>
+        <w:t>from each captured bird via cloacal swab or from fresh droppings on clean surfaces. Backyard chicken fecal samples and soil/surface swabs from feeder and coop areas are also collected to characterize environmental pathogen reservoirs. All samples are transported on ice and stored at -80°C until processing.</w:t>
       </w:r>
     </w:p>
     <w:p>
@@ -3316,7 +3598,41 @@
           <w:sz w:val="22"/>
           <w:szCs w:val="22"/>
         </w:rPr>
-        <w:t xml:space="preserve">Laboratory work is conducted at Auburn University in collaboration with the Thompson Bishop Sparks State Diagnostic Laboratory. Fecal samples are </w:t>
+        <w:t xml:space="preserve">Laboratory work is conducted at Auburn University in collaboration with the </w:t>
+      </w:r>
+      <w:del w:id="118" w:author="Kelsey McCune" w:date="2026-04-22T10:46:00Z" w16du:dateUtc="2026-04-22T15:46:00Z">
+        <w:r>
+          <w:rPr>
+            <w:sz w:val="22"/>
+            <w:szCs w:val="22"/>
+          </w:rPr>
+          <w:delText>Thompson Bishop Sparks State Diagnostic Laboratory</w:delText>
+        </w:r>
+      </w:del>
+      <w:ins w:id="119" w:author="Kelsey McCune" w:date="2026-04-22T10:46:00Z" w16du:dateUtc="2026-04-22T15:46:00Z">
+        <w:r>
+          <w:rPr>
+            <w:sz w:val="22"/>
+            <w:szCs w:val="22"/>
+          </w:rPr>
+          <w:t>Department</w:t>
+        </w:r>
+      </w:ins>
+      <w:ins w:id="120" w:author="Kelsey McCune" w:date="2026-04-22T10:47:00Z" w16du:dateUtc="2026-04-22T15:47:00Z">
+        <w:r>
+          <w:rPr>
+            <w:sz w:val="22"/>
+            <w:szCs w:val="22"/>
+          </w:rPr>
+          <w:t>s of Poultry Science and Pathobiology</w:t>
+        </w:r>
+      </w:ins>
+      <w:r>
+        <w:rPr>
+          <w:sz w:val="22"/>
+          <w:szCs w:val="22"/>
+        </w:rPr>
+        <w:t xml:space="preserve">. Fecal samples are </w:t>
       </w:r>
       <w:r>
         <w:rPr>
@@ -3330,31 +3646,313 @@
           <w:sz w:val="22"/>
           <w:szCs w:val="22"/>
         </w:rPr>
-        <w:t xml:space="preserve"> in pre-enriched</w:t>
-      </w:r>
-      <w:del w:id="105" w:author="Kelsey McCune" w:date="2026-04-15T09:48:00Z" w16du:dateUtc="2026-04-15T14:48:00Z">
-        <w:r>
-          <w:rPr>
-            <w:sz w:val="22"/>
-            <w:szCs w:val="22"/>
-          </w:rPr>
-          <w:delText xml:space="preserve"> in</w:delText>
+        <w:t xml:space="preserve"> in pre-enriched buffered peptone water, then transferred to broth</w:t>
+      </w:r>
+      <w:r>
+        <w:rPr>
+          <w:sz w:val="22"/>
+          <w:szCs w:val="22"/>
+        </w:rPr>
+        <w:t xml:space="preserve"> selective for </w:t>
+      </w:r>
+      <w:r>
+        <w:rPr>
+          <w:i/>
+          <w:iCs/>
+          <w:sz w:val="22"/>
+          <w:szCs w:val="22"/>
+        </w:rPr>
+        <w:t xml:space="preserve">S. enterica </w:t>
+      </w:r>
+      <w:r>
+        <w:rPr>
+          <w:sz w:val="22"/>
+          <w:szCs w:val="22"/>
+        </w:rPr>
+        <w:t>enrichment</w:t>
+      </w:r>
+      <w:r>
+        <w:rPr>
+          <w:i/>
+          <w:iCs/>
+          <w:sz w:val="22"/>
+          <w:szCs w:val="22"/>
+        </w:rPr>
+        <w:t>.</w:t>
+      </w:r>
+      <w:r>
+        <w:rPr>
+          <w:sz w:val="22"/>
+          <w:szCs w:val="22"/>
+        </w:rPr>
+        <w:t xml:space="preserve"> </w:t>
+      </w:r>
+      <w:r>
+        <w:rPr>
+          <w:sz w:val="22"/>
+          <w:szCs w:val="22"/>
+        </w:rPr>
+        <w:t>I streak from this broth on</w:t>
+      </w:r>
+      <w:r>
+        <w:rPr>
+          <w:sz w:val="22"/>
+          <w:szCs w:val="22"/>
+        </w:rPr>
+        <w:t>to</w:t>
+      </w:r>
+      <w:r>
+        <w:rPr>
+          <w:sz w:val="22"/>
+          <w:szCs w:val="22"/>
+        </w:rPr>
+        <w:t xml:space="preserve"> plates</w:t>
+      </w:r>
+      <w:r>
+        <w:rPr>
+          <w:sz w:val="22"/>
+          <w:szCs w:val="22"/>
+        </w:rPr>
+        <w:t xml:space="preserve"> </w:t>
+      </w:r>
+      <w:r>
+        <w:rPr>
+          <w:sz w:val="22"/>
+          <w:szCs w:val="22"/>
+        </w:rPr>
+        <w:t xml:space="preserve">containing agar </w:t>
+      </w:r>
+      <w:r>
+        <w:rPr>
+          <w:sz w:val="22"/>
+          <w:szCs w:val="22"/>
+        </w:rPr>
+        <w:t xml:space="preserve">selective for </w:t>
+      </w:r>
+      <w:r>
+        <w:rPr>
+          <w:i/>
+          <w:iCs/>
+          <w:sz w:val="22"/>
+          <w:szCs w:val="22"/>
+        </w:rPr>
+        <w:t>S</w:t>
+      </w:r>
+      <w:r>
+        <w:rPr>
+          <w:i/>
+          <w:iCs/>
+          <w:sz w:val="22"/>
+          <w:szCs w:val="22"/>
+        </w:rPr>
+        <w:t>.</w:t>
+      </w:r>
+      <w:r>
+        <w:rPr>
+          <w:i/>
+          <w:iCs/>
+          <w:sz w:val="22"/>
+          <w:szCs w:val="22"/>
+        </w:rPr>
+        <w:t xml:space="preserve"> enterica</w:t>
+      </w:r>
+      <w:r>
+        <w:rPr>
+          <w:sz w:val="22"/>
+          <w:szCs w:val="22"/>
+        </w:rPr>
+        <w:t xml:space="preserve"> </w:t>
+      </w:r>
+      <w:r>
+        <w:rPr>
+          <w:sz w:val="22"/>
+          <w:szCs w:val="22"/>
+        </w:rPr>
+        <w:t>growth</w:t>
+      </w:r>
+      <w:r>
+        <w:rPr>
+          <w:sz w:val="22"/>
+          <w:szCs w:val="22"/>
+        </w:rPr>
+        <w:t xml:space="preserve">. Presumptive colonies </w:t>
+      </w:r>
+      <w:r>
+        <w:rPr>
+          <w:sz w:val="22"/>
+          <w:szCs w:val="22"/>
+        </w:rPr>
+        <w:t>will be</w:t>
+      </w:r>
+      <w:r>
+        <w:rPr>
+          <w:sz w:val="22"/>
+          <w:szCs w:val="22"/>
+        </w:rPr>
+        <w:t xml:space="preserve"> confirmed using </w:t>
+      </w:r>
+      <w:r>
+        <w:rPr>
+          <w:sz w:val="22"/>
+          <w:szCs w:val="22"/>
+        </w:rPr>
+        <w:t xml:space="preserve">a </w:t>
+      </w:r>
+      <w:r>
+        <w:rPr>
+          <w:sz w:val="22"/>
+          <w:szCs w:val="22"/>
+        </w:rPr>
+        <w:t>matrix-assisted laser desorption/ionization time-of-flight mass spectrometry (MALDI-TOF MS).</w:t>
+      </w:r>
+      <w:r>
+        <w:rPr>
+          <w:sz w:val="22"/>
+          <w:szCs w:val="22"/>
+        </w:rPr>
+        <w:t xml:space="preserve"> </w:t>
+      </w:r>
+      <w:del w:id="121" w:author="Kelsey McCune" w:date="2026-04-22T10:55:00Z" w16du:dateUtc="2026-04-22T15:55:00Z">
+        <w:r>
+          <w:rPr>
+            <w:sz w:val="22"/>
+            <w:szCs w:val="22"/>
+          </w:rPr>
+          <w:delText>I</w:delText>
+        </w:r>
+        <w:r>
+          <w:rPr>
+            <w:sz w:val="22"/>
+            <w:szCs w:val="22"/>
+          </w:rPr>
+          <w:delText xml:space="preserve"> will </w:delText>
+        </w:r>
+        <w:r>
+          <w:rPr>
+            <w:sz w:val="22"/>
+            <w:szCs w:val="22"/>
+          </w:rPr>
+          <w:delText>work with the State Diagnostic Lab and the Auburn University Pathobiology Department to</w:delText>
+        </w:r>
+        <w:r>
+          <w:rPr>
+            <w:sz w:val="22"/>
+            <w:szCs w:val="22"/>
+          </w:rPr>
+          <w:delText xml:space="preserve"> serotype and conduct whole genome sequencing on c</w:delText>
+        </w:r>
+        <w:r>
+          <w:rPr>
+            <w:sz w:val="22"/>
+            <w:szCs w:val="22"/>
+          </w:rPr>
+          <w:delText>onfirmed isolates</w:delText>
+        </w:r>
+        <w:r>
+          <w:rPr>
+            <w:sz w:val="22"/>
+            <w:szCs w:val="22"/>
+          </w:rPr>
+          <w:delText>.</w:delText>
+        </w:r>
+        <w:r>
+          <w:rPr>
+            <w:sz w:val="22"/>
+            <w:szCs w:val="22"/>
+          </w:rPr>
+          <w:delText xml:space="preserve"> </w:delText>
+        </w:r>
+        <w:r>
+          <w:rPr>
+            <w:sz w:val="22"/>
+            <w:szCs w:val="22"/>
+          </w:rPr>
+          <w:delText>S</w:delText>
+        </w:r>
+        <w:r>
+          <w:rPr>
+            <w:sz w:val="22"/>
+            <w:szCs w:val="22"/>
+          </w:rPr>
+          <w:delText>erotyp</w:delText>
+        </w:r>
+        <w:r>
+          <w:rPr>
+            <w:sz w:val="22"/>
+            <w:szCs w:val="22"/>
+          </w:rPr>
+          <w:delText>ing of</w:delText>
+        </w:r>
+        <w:r>
+          <w:rPr>
+            <w:sz w:val="22"/>
+            <w:szCs w:val="22"/>
+          </w:rPr>
+          <w:delText xml:space="preserve"> confirmed isolates </w:delText>
+        </w:r>
+        <w:r>
+          <w:rPr>
+            <w:sz w:val="22"/>
+            <w:szCs w:val="22"/>
+          </w:rPr>
+          <w:delText xml:space="preserve">will be performed </w:delText>
+        </w:r>
+        <w:r>
+          <w:rPr>
+            <w:sz w:val="22"/>
+            <w:szCs w:val="22"/>
+          </w:rPr>
+          <w:delText xml:space="preserve">using O and H antigen testing following the Kauffmann-White scheme, targeting serogroups </w:delText>
+        </w:r>
+        <w:r>
+          <w:rPr>
+            <w:sz w:val="22"/>
+            <w:szCs w:val="22"/>
+          </w:rPr>
+          <w:delText xml:space="preserve">B and D </w:delText>
+        </w:r>
+        <w:r>
+          <w:rPr>
+            <w:sz w:val="22"/>
+            <w:szCs w:val="22"/>
+          </w:rPr>
+          <w:delText xml:space="preserve">that include serotypes such as Typhimurium and Enteritidis. </w:delText>
         </w:r>
       </w:del>
-      <w:r>
-        <w:rPr>
-          <w:sz w:val="22"/>
-          <w:szCs w:val="22"/>
-        </w:rPr>
-        <w:t xml:space="preserve"> buffered peptone water, then transferred to </w:t>
-      </w:r>
-      <w:del w:id="106" w:author="Kelsey McCune" w:date="2026-04-15T09:48:00Z" w16du:dateUtc="2026-04-15T14:48:00Z">
-        <w:r>
-          <w:rPr>
-            <w:sz w:val="22"/>
-            <w:szCs w:val="22"/>
-          </w:rPr>
-          <w:delText xml:space="preserve">selective enrichment </w:delText>
+      <w:ins w:id="122" w:author="Kelsey McCune" w:date="2026-04-22T10:00:00Z" w16du:dateUtc="2026-04-22T15:00:00Z">
+        <w:r>
+          <w:rPr>
+            <w:sz w:val="22"/>
+            <w:szCs w:val="22"/>
+          </w:rPr>
+          <w:t>I will con</w:t>
+        </w:r>
+      </w:ins>
+      <w:ins w:id="123" w:author="Kelsey McCune" w:date="2026-04-22T10:01:00Z" w16du:dateUtc="2026-04-22T15:01:00Z">
+        <w:r>
+          <w:rPr>
+            <w:sz w:val="22"/>
+            <w:szCs w:val="22"/>
+          </w:rPr>
+          <w:t>d</w:t>
+        </w:r>
+      </w:ins>
+      <w:ins w:id="124" w:author="Kelsey McCune" w:date="2026-04-22T10:00:00Z" w16du:dateUtc="2026-04-22T15:00:00Z">
+        <w:r>
+          <w:rPr>
+            <w:sz w:val="22"/>
+            <w:szCs w:val="22"/>
+          </w:rPr>
+          <w:t>uct w</w:t>
+        </w:r>
+      </w:ins>
+      <w:del w:id="125" w:author="Kelsey McCune" w:date="2026-04-22T10:00:00Z" w16du:dateUtc="2026-04-22T15:00:00Z">
+        <w:r>
+          <w:rPr>
+            <w:sz w:val="22"/>
+            <w:szCs w:val="22"/>
+          </w:rPr>
+          <w:delText>W</w:delText>
         </w:r>
       </w:del>
       <w:r>
@@ -3362,15 +3960,498 @@
           <w:sz w:val="22"/>
           <w:szCs w:val="22"/>
         </w:rPr>
-        <w:t>broth</w:t>
-      </w:r>
-      <w:ins w:id="107" w:author="Kelsey McCune" w:date="2026-04-15T09:48:00Z" w16du:dateUtc="2026-04-15T14:48:00Z">
-        <w:r>
-          <w:rPr>
-            <w:sz w:val="22"/>
-            <w:szCs w:val="22"/>
-          </w:rPr>
-          <w:t xml:space="preserve"> selective for </w:t>
+        <w:t xml:space="preserve">hole genome sequencing </w:t>
+      </w:r>
+      <w:del w:id="126" w:author="Kelsey McCune" w:date="2026-04-22T10:01:00Z" w16du:dateUtc="2026-04-22T15:01:00Z">
+        <w:r>
+          <w:rPr>
+            <w:sz w:val="22"/>
+            <w:szCs w:val="22"/>
+          </w:rPr>
+          <w:delText xml:space="preserve">will be conducted </w:delText>
+        </w:r>
+      </w:del>
+      <w:r>
+        <w:rPr>
+          <w:sz w:val="22"/>
+          <w:szCs w:val="22"/>
+        </w:rPr>
+        <w:t xml:space="preserve">on positive isolates using Illumina short-read sequencing. Sequencing reads will be checked for quality, then mapped to a reference </w:t>
+      </w:r>
+      <w:r>
+        <w:rPr>
+          <w:i/>
+          <w:iCs/>
+          <w:sz w:val="22"/>
+          <w:szCs w:val="22"/>
+        </w:rPr>
+        <w:t>S</w:t>
+      </w:r>
+      <w:r>
+        <w:rPr>
+          <w:i/>
+          <w:iCs/>
+          <w:sz w:val="22"/>
+          <w:szCs w:val="22"/>
+        </w:rPr>
+        <w:t>.</w:t>
+      </w:r>
+      <w:r>
+        <w:rPr>
+          <w:i/>
+          <w:iCs/>
+          <w:sz w:val="22"/>
+          <w:szCs w:val="22"/>
+        </w:rPr>
+        <w:t xml:space="preserve"> enterica</w:t>
+      </w:r>
+      <w:r>
+        <w:rPr>
+          <w:sz w:val="22"/>
+          <w:szCs w:val="22"/>
+        </w:rPr>
+        <w:t xml:space="preserve"> genome assembly (NCBI </w:t>
+      </w:r>
+      <w:proofErr w:type="spellStart"/>
+      <w:r>
+        <w:rPr>
+          <w:sz w:val="22"/>
+          <w:szCs w:val="22"/>
+        </w:rPr>
+        <w:t>Refseq</w:t>
+      </w:r>
+      <w:proofErr w:type="spellEnd"/>
+      <w:r>
+        <w:rPr>
+          <w:sz w:val="22"/>
+          <w:szCs w:val="22"/>
+        </w:rPr>
+        <w:t xml:space="preserve"> GCF_000006945.2)</w:t>
+      </w:r>
+      <w:ins w:id="127" w:author="Kelsey McCune" w:date="2026-04-22T10:47:00Z" w16du:dateUtc="2026-04-22T15:47:00Z">
+        <w:r>
+          <w:rPr>
+            <w:sz w:val="22"/>
+            <w:szCs w:val="22"/>
+          </w:rPr>
+          <w:t xml:space="preserve"> t</w:t>
+        </w:r>
+      </w:ins>
+      <w:ins w:id="128" w:author="Kelsey McCune" w:date="2026-04-22T10:48:00Z" w16du:dateUtc="2026-04-22T15:48:00Z">
+        <w:r>
+          <w:rPr>
+            <w:sz w:val="22"/>
+            <w:szCs w:val="22"/>
+          </w:rPr>
+          <w:t>o determine serotype</w:t>
+        </w:r>
+      </w:ins>
+      <w:r>
+        <w:rPr>
+          <w:sz w:val="22"/>
+          <w:szCs w:val="22"/>
+        </w:rPr>
+        <w:t>.</w:t>
+      </w:r>
+      <w:r>
+        <w:rPr>
+          <w:sz w:val="22"/>
+          <w:szCs w:val="22"/>
+        </w:rPr>
+        <w:t xml:space="preserve"> </w:t>
+      </w:r>
+      <w:del w:id="129" w:author="Kelsey McCune" w:date="2026-04-22T10:51:00Z" w16du:dateUtc="2026-04-22T15:51:00Z">
+        <w:r>
+          <w:rPr>
+            <w:sz w:val="22"/>
+            <w:szCs w:val="22"/>
+          </w:rPr>
+          <w:delText>In this way</w:delText>
+        </w:r>
+        <w:r>
+          <w:rPr>
+            <w:sz w:val="22"/>
+            <w:szCs w:val="22"/>
+          </w:rPr>
+          <w:delText>,</w:delText>
+        </w:r>
+        <w:r>
+          <w:rPr>
+            <w:sz w:val="22"/>
+            <w:szCs w:val="22"/>
+          </w:rPr>
+          <w:delText xml:space="preserve"> </w:delText>
+        </w:r>
+        <w:r>
+          <w:rPr>
+            <w:sz w:val="22"/>
+            <w:szCs w:val="22"/>
+          </w:rPr>
+          <w:delText>I</w:delText>
+        </w:r>
+        <w:r>
+          <w:rPr>
+            <w:sz w:val="22"/>
+            <w:szCs w:val="22"/>
+          </w:rPr>
+          <w:delText xml:space="preserve"> can identify </w:delText>
+        </w:r>
+      </w:del>
+      <w:del w:id="130" w:author="Kelsey McCune" w:date="2026-04-22T10:50:00Z" w16du:dateUtc="2026-04-22T15:50:00Z">
+        <w:r>
+          <w:rPr>
+            <w:sz w:val="22"/>
+            <w:szCs w:val="22"/>
+          </w:rPr>
+          <w:delText xml:space="preserve">variants in the genomes </w:delText>
+        </w:r>
+        <w:r>
+          <w:rPr>
+            <w:sz w:val="22"/>
+            <w:szCs w:val="22"/>
+          </w:rPr>
+          <w:fldChar w:fldCharType="begin"/>
+        </w:r>
+        <w:r>
+          <w:rPr>
+            <w:sz w:val="22"/>
+            <w:szCs w:val="22"/>
+          </w:rPr>
+          <w:delInstrText xml:space="preserve"> ADDIN ZOTERO_ITEM CSL_CITATION {"citationID":"YXAwFyHk","properties":{"formattedCitation":"(bcftools; Genovese et al. 2024)","plainCitation":"(bcftools; Genovese et al. 2024)","noteIndex":0},"citationItems":[{"id":21195,"uris":["http://zotero.org/users/14217530/items/CYWH9PBI"],"itemData":{"id":21195,"type":"article-journal","abstract":"Motivation: Many genetics studies report results tied to genomic coordinates of a legacy genome assembly. However, as assemblies are updated and improved, researchers are faced with either realigning raw sequence data using the updated coordinate system or converting legacy datasets to the updated coordinate system to be able to combine results with newer datasets. Currently available tools to perform the conversion of genetic variants have numerous shortcomings, including poor support for indels and multi-allelic variants, that lead to a higher rate of variants being dropped or incorrectly converted. As a result, many researchers continue to work with and publish using legacy genomic coordinates. Results: Here we present BCFtools/liftover, a tool to convert genomic coordinates across genome assemblies for variants encoded in the variant call format with improved support for indels represented by different reference alleles across genome assemblies and full support for multi-allelic variants. It further supports variant annotation ﬁelds updates whenever the reference allele changes across genome assemblies. The tool has the lowest rate of variants being dropped with an order of magnitude less indels dropped or incorrectly converted and is an order of magnitude faster than other tools typically used for the same task. It is particularly suited for converting variant callsets from large cohorts to novel telomere-to-telomere assemblies as well as summary statistics from genome-wide association studies tied to legacy genome assemblies.","container-title":"Bioinformatics","DOI":"10.1093/bioinformatics/btae038","ISSN":"1367-4811","issue":"2","language":"en","license":"https://creativecommons.org/licenses/by/4.0/","page":"btae038","source":"DOI.org (Crossref)","title":"BCFtools/liftover: an accurate and comprehensive tool to convert genetic variants across genome assemblies","title-short":"BCFtools/liftover","volume":"40","author":[{"family":"Genovese","given":"Giulio"},{"family":"Rockweiler","given":"Nicole B"},{"family":"Gorman","given":"Bryan R"},{"family":"Bigdeli","given":"Tim B"},{"family":"Pato","given":"Michelle T"},{"family":"Pato","given":"Carlos N"},{"family":"Ichihara","given":"Kiku"},{"family":"McCarroll","given":"Steven A"}],"editor":[{"family":"Kendziorski","given":"Christina"}],"issued":{"date-parts":[["2024",1,2]]}},"prefix":"bcftools;"}],"schema":"https://github.com/citation-style-language/schema/raw/master/csl-citation.json"} </w:delInstrText>
+        </w:r>
+        <w:r>
+          <w:rPr>
+            <w:sz w:val="22"/>
+            <w:szCs w:val="22"/>
+          </w:rPr>
+          <w:fldChar w:fldCharType="separate"/>
+        </w:r>
+        <w:r>
+          <w:rPr>
+            <w:noProof/>
+            <w:sz w:val="22"/>
+            <w:szCs w:val="22"/>
+          </w:rPr>
+          <w:delText>(bcftools; Genovese et al. 2024)</w:delText>
+        </w:r>
+        <w:r>
+          <w:rPr>
+            <w:sz w:val="22"/>
+            <w:szCs w:val="22"/>
+          </w:rPr>
+          <w:fldChar w:fldCharType="end"/>
+        </w:r>
+        <w:r>
+          <w:rPr>
+            <w:sz w:val="22"/>
+            <w:szCs w:val="22"/>
+          </w:rPr>
+          <w:delText xml:space="preserve"> to create contact networks and transmission chain dynamics among wild birds, feeders and chickens in backyards.</w:delText>
+        </w:r>
+      </w:del>
+    </w:p>
+    <w:p>
+      <w:pPr>
+        <w:rPr>
+          <w:b/>
+          <w:bCs/>
+          <w:sz w:val="22"/>
+          <w:szCs w:val="22"/>
+        </w:rPr>
+      </w:pPr>
+      <w:r>
+        <w:rPr>
+          <w:b/>
+          <w:bCs/>
+          <w:sz w:val="22"/>
+          <w:szCs w:val="22"/>
+        </w:rPr>
+        <w:t>Data Analysis</w:t>
+      </w:r>
+    </w:p>
+    <w:p>
+      <w:pPr>
+        <w:ind w:firstLine="720"/>
+        <w:rPr>
+          <w:ins w:id="131" w:author="Kelsey McCune" w:date="2026-04-22T10:02:00Z" w16du:dateUtc="2026-04-22T15:02:00Z"/>
+          <w:sz w:val="22"/>
+          <w:szCs w:val="22"/>
+        </w:rPr>
+      </w:pPr>
+      <w:r>
+        <w:rPr>
+          <w:sz w:val="22"/>
+          <w:szCs w:val="22"/>
+        </w:rPr>
+        <w:t xml:space="preserve">I will use </w:t>
+      </w:r>
+      <w:r>
+        <w:rPr>
+          <w:sz w:val="22"/>
+          <w:szCs w:val="22"/>
+        </w:rPr>
+        <w:t xml:space="preserve">a </w:t>
+      </w:r>
+      <w:r>
+        <w:rPr>
+          <w:sz w:val="22"/>
+          <w:szCs w:val="22"/>
+        </w:rPr>
+        <w:t>g</w:t>
+      </w:r>
+      <w:r>
+        <w:rPr>
+          <w:sz w:val="22"/>
+          <w:szCs w:val="22"/>
+        </w:rPr>
+        <w:t xml:space="preserve">eneralized linear mixed model (GLMMs) with binomial error distribution </w:t>
+      </w:r>
+      <w:r>
+        <w:rPr>
+          <w:sz w:val="22"/>
+          <w:szCs w:val="22"/>
+        </w:rPr>
+        <w:t>to</w:t>
+      </w:r>
+      <w:r>
+        <w:rPr>
+          <w:sz w:val="22"/>
+          <w:szCs w:val="22"/>
+        </w:rPr>
+        <w:t xml:space="preserve"> quantify</w:t>
+      </w:r>
+      <w:r>
+        <w:rPr>
+          <w:sz w:val="22"/>
+          <w:szCs w:val="22"/>
+        </w:rPr>
+        <w:t xml:space="preserve"> the probability that a bird is</w:t>
+      </w:r>
+      <w:r>
+        <w:rPr>
+          <w:sz w:val="22"/>
+          <w:szCs w:val="22"/>
+        </w:rPr>
+        <w:t xml:space="preserve"> infect</w:t>
+      </w:r>
+      <w:r>
+        <w:rPr>
+          <w:sz w:val="22"/>
+          <w:szCs w:val="22"/>
+        </w:rPr>
+        <w:t>ed</w:t>
+      </w:r>
+      <w:r>
+        <w:rPr>
+          <w:sz w:val="22"/>
+          <w:szCs w:val="22"/>
+        </w:rPr>
+        <w:t xml:space="preserve"> </w:t>
+      </w:r>
+      <w:r>
+        <w:rPr>
+          <w:sz w:val="22"/>
+          <w:szCs w:val="22"/>
+        </w:rPr>
+        <w:t>with</w:t>
+      </w:r>
+      <w:ins w:id="132" w:author="Kelsey McCune" w:date="2026-04-22T10:52:00Z" w16du:dateUtc="2026-04-22T15:52:00Z">
+        <w:r>
+          <w:rPr>
+            <w:sz w:val="22"/>
+            <w:szCs w:val="22"/>
+          </w:rPr>
+          <w:t xml:space="preserve"> pathogenic serotypes of</w:t>
+        </w:r>
+      </w:ins>
+      <w:r>
+        <w:rPr>
+          <w:sz w:val="22"/>
+          <w:szCs w:val="22"/>
+        </w:rPr>
+        <w:t xml:space="preserve"> </w:t>
+      </w:r>
+      <w:r>
+        <w:rPr>
+          <w:i/>
+          <w:iCs/>
+          <w:sz w:val="22"/>
+          <w:szCs w:val="22"/>
+        </w:rPr>
+        <w:t xml:space="preserve">S. enterica </w:t>
+      </w:r>
+      <w:r>
+        <w:rPr>
+          <w:sz w:val="22"/>
+          <w:szCs w:val="22"/>
+        </w:rPr>
+        <w:t xml:space="preserve">as </w:t>
+      </w:r>
+      <w:r>
+        <w:rPr>
+          <w:sz w:val="22"/>
+          <w:szCs w:val="22"/>
+        </w:rPr>
+        <w:t xml:space="preserve">a function of site treatment type and </w:t>
+      </w:r>
+      <w:r>
+        <w:rPr>
+          <w:sz w:val="22"/>
+          <w:szCs w:val="22"/>
+        </w:rPr>
+        <w:t>season</w:t>
+      </w:r>
+      <w:r>
+        <w:rPr>
+          <w:sz w:val="22"/>
+          <w:szCs w:val="22"/>
+        </w:rPr>
+        <w:t xml:space="preserve">. </w:t>
+      </w:r>
+      <w:r>
+        <w:rPr>
+          <w:sz w:val="22"/>
+          <w:szCs w:val="22"/>
+        </w:rPr>
+        <w:t>The model will also includ</w:t>
+      </w:r>
+      <w:r>
+        <w:rPr>
+          <w:sz w:val="22"/>
+          <w:szCs w:val="22"/>
+        </w:rPr>
+        <w:t>e</w:t>
+      </w:r>
+      <w:r>
+        <w:rPr>
+          <w:sz w:val="22"/>
+          <w:szCs w:val="22"/>
+        </w:rPr>
+        <w:t xml:space="preserve"> random effect</w:t>
+      </w:r>
+      <w:r>
+        <w:rPr>
+          <w:sz w:val="22"/>
+          <w:szCs w:val="22"/>
+        </w:rPr>
+        <w:t>s</w:t>
+      </w:r>
+      <w:r>
+        <w:rPr>
+          <w:sz w:val="22"/>
+          <w:szCs w:val="22"/>
+        </w:rPr>
+        <w:t xml:space="preserve"> for species</w:t>
+      </w:r>
+      <w:r>
+        <w:rPr>
+          <w:sz w:val="22"/>
+          <w:szCs w:val="22"/>
+        </w:rPr>
+        <w:t xml:space="preserve"> and household</w:t>
+      </w:r>
+      <w:r>
+        <w:rPr>
+          <w:sz w:val="22"/>
+          <w:szCs w:val="22"/>
+        </w:rPr>
+        <w:t xml:space="preserve"> to account for correlation in the data due to species-specific immune capacity</w:t>
+      </w:r>
+      <w:r>
+        <w:rPr>
+          <w:sz w:val="22"/>
+          <w:szCs w:val="22"/>
+        </w:rPr>
+        <w:t xml:space="preserve"> or household </w:t>
+      </w:r>
+      <w:proofErr w:type="spellStart"/>
+      <w:r>
+        <w:rPr>
+          <w:sz w:val="22"/>
+          <w:szCs w:val="22"/>
+        </w:rPr>
+        <w:t>specific backyar</w:t>
+      </w:r>
+      <w:proofErr w:type="spellEnd"/>
+      <w:r>
+        <w:rPr>
+          <w:sz w:val="22"/>
+          <w:szCs w:val="22"/>
+        </w:rPr>
+        <w:t>d practices</w:t>
+      </w:r>
+      <w:r>
+        <w:rPr>
+          <w:sz w:val="22"/>
+          <w:szCs w:val="22"/>
+        </w:rPr>
+        <w:t>. All analyses will be conducted in R (R Core Team 2024).</w:t>
+      </w:r>
+      <w:ins w:id="133" w:author="Kelsey McCune" w:date="2026-04-22T10:51:00Z" w16du:dateUtc="2026-04-22T15:51:00Z">
+        <w:r>
+          <w:rPr>
+            <w:sz w:val="22"/>
+            <w:szCs w:val="22"/>
+          </w:rPr>
+          <w:t xml:space="preserve"> </w:t>
+        </w:r>
+        <w:r>
+          <w:rPr>
+            <w:sz w:val="22"/>
+            <w:szCs w:val="22"/>
+          </w:rPr>
+          <w:t>In this way</w:t>
+        </w:r>
+        <w:r>
+          <w:rPr>
+            <w:sz w:val="22"/>
+            <w:szCs w:val="22"/>
+          </w:rPr>
+          <w:t>,</w:t>
+        </w:r>
+        <w:r>
+          <w:rPr>
+            <w:sz w:val="22"/>
+            <w:szCs w:val="22"/>
+          </w:rPr>
+          <w:t xml:space="preserve"> </w:t>
+        </w:r>
+        <w:r>
+          <w:rPr>
+            <w:sz w:val="22"/>
+            <w:szCs w:val="22"/>
+          </w:rPr>
+          <w:t>I</w:t>
+        </w:r>
+        <w:r>
+          <w:rPr>
+            <w:sz w:val="22"/>
+            <w:szCs w:val="22"/>
+          </w:rPr>
+          <w:t xml:space="preserve"> can identify </w:t>
+        </w:r>
+        <w:r>
+          <w:rPr>
+            <w:sz w:val="22"/>
+            <w:szCs w:val="22"/>
+          </w:rPr>
+          <w:t xml:space="preserve">which site </w:t>
+        </w:r>
+        <w:proofErr w:type="spellStart"/>
+        <w:r>
+          <w:rPr>
+            <w:sz w:val="22"/>
+            <w:szCs w:val="22"/>
+          </w:rPr>
+          <w:t>treatement</w:t>
+        </w:r>
+        <w:proofErr w:type="spellEnd"/>
+        <w:r>
+          <w:rPr>
+            <w:sz w:val="22"/>
+            <w:szCs w:val="22"/>
+          </w:rPr>
+          <w:t xml:space="preserve"> types contain birds most likely to be exposed to pathogenic </w:t>
         </w:r>
         <w:r>
           <w:rPr>
@@ -3381,8 +4462,561 @@
           </w:rPr>
           <w:t xml:space="preserve">S. enterica </w:t>
         </w:r>
-      </w:ins>
-      <w:ins w:id="108" w:author="Kelsey McCune" w:date="2026-04-15T09:49:00Z" w16du:dateUtc="2026-04-15T14:49:00Z">
+        <w:r>
+          <w:rPr>
+            <w:sz w:val="22"/>
+            <w:szCs w:val="22"/>
+          </w:rPr>
+          <w:t xml:space="preserve">and whether it is the same serotypes present in chickens or at feeders. </w:t>
+        </w:r>
+      </w:ins>
+    </w:p>
+    <w:p>
+      <w:pPr>
+        <w:ind w:firstLine="720"/>
+        <w:rPr>
+          <w:sz w:val="22"/>
+          <w:szCs w:val="22"/>
+        </w:rPr>
+      </w:pPr>
+    </w:p>
+    <w:p>
+      <w:pPr>
+        <w:rPr>
+          <w:sz w:val="22"/>
+          <w:szCs w:val="22"/>
+        </w:rPr>
+      </w:pPr>
+      <w:r>
+        <w:rPr>
+          <w:sz w:val="22"/>
+          <w:szCs w:val="22"/>
+        </w:rPr>
+        <w:t xml:space="preserve"> </w:t>
+      </w:r>
+    </w:p>
+    <w:p>
+      <w:pPr>
+        <w:rPr>
+          <w:sz w:val="22"/>
+          <w:szCs w:val="22"/>
+        </w:rPr>
+      </w:pPr>
+      <w:r>
+        <w:rPr>
+          <w:sz w:val="22"/>
+          <w:szCs w:val="22"/>
+          <w:highlight w:val="yellow"/>
+        </w:rPr>
+        <w:t>Expected Data and Structure of Analyses:</w:t>
+      </w:r>
+    </w:p>
+    <w:p>
+      <w:pPr>
+        <w:ind w:firstLine="720"/>
+        <w:rPr>
+          <w:ins w:id="134" w:author="Kelsey McCune" w:date="2026-04-22T10:27:00Z" w16du:dateUtc="2026-04-22T15:27:00Z"/>
+          <w:sz w:val="22"/>
+          <w:szCs w:val="22"/>
+        </w:rPr>
+      </w:pPr>
+      <w:r>
+        <w:rPr>
+          <w:sz w:val="22"/>
+          <w:szCs w:val="22"/>
+        </w:rPr>
+        <w:t>Preliminary results from summer 2024 through early 2026 provide an early basis for interpreting predicted patterns and analytical findings.</w:t>
+      </w:r>
+      <w:r>
+        <w:rPr>
+          <w:sz w:val="22"/>
+          <w:szCs w:val="22"/>
+        </w:rPr>
+        <w:t xml:space="preserve"> </w:t>
+      </w:r>
+      <w:del w:id="135" w:author="Kelsey McCune" w:date="2026-04-22T10:23:00Z" w16du:dateUtc="2026-04-22T15:23:00Z">
+        <w:r>
+          <w:rPr>
+            <w:sz w:val="22"/>
+            <w:szCs w:val="22"/>
+          </w:rPr>
+          <w:delText xml:space="preserve">I captured </w:delText>
+        </w:r>
+        <w:r>
+          <w:rPr>
+            <w:sz w:val="22"/>
+            <w:szCs w:val="22"/>
+          </w:rPr>
+          <w:delText>269</w:delText>
+        </w:r>
+        <w:r>
+          <w:rPr>
+            <w:sz w:val="22"/>
+            <w:szCs w:val="22"/>
+          </w:rPr>
+          <w:delText xml:space="preserve"> birds at </w:delText>
+        </w:r>
+        <w:r>
+          <w:rPr>
+            <w:sz w:val="22"/>
+            <w:szCs w:val="22"/>
+          </w:rPr>
+          <w:delText>4</w:delText>
+        </w:r>
+        <w:r>
+          <w:rPr>
+            <w:sz w:val="22"/>
+            <w:szCs w:val="22"/>
+          </w:rPr>
+          <w:delText xml:space="preserve"> sites of each treatement type. In addition, I collected</w:delText>
+        </w:r>
+        <w:r>
+          <w:rPr>
+            <w:sz w:val="22"/>
+            <w:szCs w:val="22"/>
+          </w:rPr>
+          <w:delText xml:space="preserve"> </w:delText>
+        </w:r>
+        <w:r>
+          <w:rPr>
+            <w:sz w:val="22"/>
+            <w:szCs w:val="22"/>
+          </w:rPr>
+          <w:delText xml:space="preserve">40 </w:delText>
+        </w:r>
+        <w:r>
+          <w:rPr>
+            <w:sz w:val="22"/>
+            <w:szCs w:val="22"/>
+          </w:rPr>
+          <w:delText xml:space="preserve">environmental and </w:delText>
+        </w:r>
+        <w:r>
+          <w:rPr>
+            <w:sz w:val="22"/>
+            <w:szCs w:val="22"/>
+          </w:rPr>
+          <w:delText xml:space="preserve">32 </w:delText>
+        </w:r>
+        <w:r>
+          <w:rPr>
+            <w:sz w:val="22"/>
+            <w:szCs w:val="22"/>
+          </w:rPr>
+          <w:delText xml:space="preserve">chicken fecal samples, resulting in a total of </w:delText>
+        </w:r>
+        <w:r>
+          <w:rPr>
+            <w:sz w:val="22"/>
+            <w:szCs w:val="22"/>
+          </w:rPr>
+          <w:delText>(</w:delText>
+        </w:r>
+        <w:r>
+          <w:rPr>
+            <w:sz w:val="22"/>
+            <w:szCs w:val="22"/>
+          </w:rPr>
+          <w:delText>269</w:delText>
+        </w:r>
+        <w:r>
+          <w:rPr>
+            <w:sz w:val="22"/>
+            <w:szCs w:val="22"/>
+          </w:rPr>
+          <w:delText>+72)</w:delText>
+        </w:r>
+        <w:r>
+          <w:rPr>
+            <w:sz w:val="22"/>
+            <w:szCs w:val="22"/>
+          </w:rPr>
+          <w:delText>?</w:delText>
+        </w:r>
+        <w:r>
+          <w:rPr>
+            <w:sz w:val="22"/>
+            <w:szCs w:val="22"/>
+          </w:rPr>
+          <w:delText xml:space="preserve"> samples.</w:delText>
+        </w:r>
+      </w:del>
+      <w:ins w:id="136" w:author="Kelsey McCune" w:date="2026-04-22T10:23:00Z" w16du:dateUtc="2026-04-22T15:23:00Z">
+        <w:r>
+          <w:rPr>
+            <w:sz w:val="22"/>
+            <w:szCs w:val="22"/>
+          </w:rPr>
+          <w:t>With the current</w:t>
+        </w:r>
+      </w:ins>
+      <w:ins w:id="137" w:author="Kelsey McCune" w:date="2026-04-22T10:24:00Z" w16du:dateUtc="2026-04-22T15:24:00Z">
+        <w:r>
+          <w:rPr>
+            <w:sz w:val="22"/>
+            <w:szCs w:val="22"/>
+          </w:rPr>
+          <w:t xml:space="preserve"> limited</w:t>
+        </w:r>
+      </w:ins>
+      <w:ins w:id="138" w:author="Kelsey McCune" w:date="2026-04-22T10:23:00Z" w16du:dateUtc="2026-04-22T15:23:00Z">
+        <w:r>
+          <w:rPr>
+            <w:sz w:val="22"/>
+            <w:szCs w:val="22"/>
+          </w:rPr>
+          <w:t xml:space="preserve"> funding </w:t>
+        </w:r>
+      </w:ins>
+      <w:ins w:id="139" w:author="Kelsey McCune" w:date="2026-04-22T10:24:00Z" w16du:dateUtc="2026-04-22T15:24:00Z">
+        <w:r>
+          <w:rPr>
+            <w:sz w:val="22"/>
+            <w:szCs w:val="22"/>
+          </w:rPr>
+          <w:t xml:space="preserve">available for my project, I was able to test 98 out of </w:t>
+        </w:r>
+      </w:ins>
+      <w:ins w:id="140" w:author="Kelsey McCune" w:date="2026-04-22T11:38:00Z" w16du:dateUtc="2026-04-22T16:38:00Z">
+        <w:r>
+          <w:rPr>
+            <w:sz w:val="22"/>
+            <w:szCs w:val="22"/>
+          </w:rPr>
+          <w:t>250</w:t>
+        </w:r>
+      </w:ins>
+      <w:ins w:id="141" w:author="Kelsey McCune" w:date="2026-04-22T10:24:00Z" w16du:dateUtc="2026-04-22T15:24:00Z">
+        <w:r>
+          <w:rPr>
+            <w:sz w:val="22"/>
+            <w:szCs w:val="22"/>
+          </w:rPr>
+          <w:t xml:space="preserve"> samples. This include</w:t>
+        </w:r>
+      </w:ins>
+      <w:ins w:id="142" w:author="Kelsey McCune" w:date="2026-04-22T10:25:00Z" w16du:dateUtc="2026-04-22T15:25:00Z">
+        <w:r>
+          <w:rPr>
+            <w:sz w:val="22"/>
+            <w:szCs w:val="22"/>
+          </w:rPr>
+          <w:t xml:space="preserve">d 47 birds </w:t>
+        </w:r>
+      </w:ins>
+      <w:ins w:id="143" w:author="Kelsey McCune" w:date="2026-04-22T10:26:00Z" w16du:dateUtc="2026-04-22T15:26:00Z">
+        <w:r>
+          <w:rPr>
+            <w:sz w:val="22"/>
+            <w:szCs w:val="22"/>
+          </w:rPr>
+          <w:t>at</w:t>
+        </w:r>
+      </w:ins>
+      <w:ins w:id="144" w:author="Kelsey McCune" w:date="2026-04-22T10:25:00Z" w16du:dateUtc="2026-04-22T15:25:00Z">
+        <w:r>
+          <w:rPr>
+            <w:sz w:val="22"/>
+            <w:szCs w:val="22"/>
+          </w:rPr>
+          <w:t xml:space="preserve"> control </w:t>
+        </w:r>
+      </w:ins>
+      <w:ins w:id="145" w:author="Kelsey McCune" w:date="2026-04-22T10:26:00Z" w16du:dateUtc="2026-04-22T15:26:00Z">
+        <w:r>
+          <w:rPr>
+            <w:sz w:val="22"/>
+            <w:szCs w:val="22"/>
+          </w:rPr>
+          <w:t>sites,</w:t>
+        </w:r>
+      </w:ins>
+      <w:ins w:id="146" w:author="Kelsey McCune" w:date="2026-04-22T10:25:00Z" w16du:dateUtc="2026-04-22T15:25:00Z">
+        <w:r>
+          <w:rPr>
+            <w:sz w:val="22"/>
+            <w:szCs w:val="22"/>
+          </w:rPr>
+          <w:t xml:space="preserve"> 30 </w:t>
+        </w:r>
+      </w:ins>
+      <w:ins w:id="147" w:author="Kelsey McCune" w:date="2026-04-22T10:26:00Z" w16du:dateUtc="2026-04-22T15:26:00Z">
+        <w:r>
+          <w:rPr>
+            <w:sz w:val="22"/>
+            <w:szCs w:val="22"/>
+          </w:rPr>
+          <w:t>at</w:t>
+        </w:r>
+      </w:ins>
+      <w:ins w:id="148" w:author="Kelsey McCune" w:date="2026-04-22T10:25:00Z" w16du:dateUtc="2026-04-22T15:25:00Z">
+        <w:r>
+          <w:rPr>
+            <w:sz w:val="22"/>
+            <w:szCs w:val="22"/>
+          </w:rPr>
+          <w:t xml:space="preserve"> bird feeder </w:t>
+        </w:r>
+      </w:ins>
+      <w:ins w:id="149" w:author="Kelsey McCune" w:date="2026-04-22T10:26:00Z" w16du:dateUtc="2026-04-22T15:26:00Z">
+        <w:r>
+          <w:rPr>
+            <w:sz w:val="22"/>
+            <w:szCs w:val="22"/>
+          </w:rPr>
+          <w:t>sites</w:t>
+        </w:r>
+      </w:ins>
+      <w:ins w:id="150" w:author="Kelsey McCune" w:date="2026-04-22T10:25:00Z" w16du:dateUtc="2026-04-22T15:25:00Z">
+        <w:r>
+          <w:rPr>
+            <w:sz w:val="22"/>
+            <w:szCs w:val="22"/>
+          </w:rPr>
+          <w:t xml:space="preserve">, 11 </w:t>
+        </w:r>
+      </w:ins>
+      <w:ins w:id="151" w:author="Kelsey McCune" w:date="2026-04-22T10:26:00Z" w16du:dateUtc="2026-04-22T15:26:00Z">
+        <w:r>
+          <w:rPr>
+            <w:sz w:val="22"/>
+            <w:szCs w:val="22"/>
+          </w:rPr>
+          <w:t>at</w:t>
+        </w:r>
+      </w:ins>
+      <w:ins w:id="152" w:author="Kelsey McCune" w:date="2026-04-22T10:25:00Z" w16du:dateUtc="2026-04-22T15:25:00Z">
+        <w:r>
+          <w:rPr>
+            <w:sz w:val="22"/>
+            <w:szCs w:val="22"/>
+          </w:rPr>
+          <w:t xml:space="preserve"> chicken </w:t>
+        </w:r>
+      </w:ins>
+      <w:ins w:id="153" w:author="Kelsey McCune" w:date="2026-04-22T10:26:00Z" w16du:dateUtc="2026-04-22T15:26:00Z">
+        <w:r>
+          <w:rPr>
+            <w:sz w:val="22"/>
+            <w:szCs w:val="22"/>
+          </w:rPr>
+          <w:t>sites</w:t>
+        </w:r>
+      </w:ins>
+      <w:ins w:id="154" w:author="Kelsey McCune" w:date="2026-04-22T10:25:00Z" w16du:dateUtc="2026-04-22T15:25:00Z">
+        <w:r>
+          <w:rPr>
+            <w:sz w:val="22"/>
+            <w:szCs w:val="22"/>
+          </w:rPr>
+          <w:t xml:space="preserve"> and 10 birds from the combined bird feeder</w:t>
+        </w:r>
+      </w:ins>
+      <w:ins w:id="155" w:author="Kelsey McCune" w:date="2026-04-22T10:27:00Z" w16du:dateUtc="2026-04-22T15:27:00Z">
+        <w:r>
+          <w:rPr>
+            <w:sz w:val="22"/>
+            <w:szCs w:val="22"/>
+          </w:rPr>
+          <w:t>-</w:t>
+        </w:r>
+      </w:ins>
+      <w:ins w:id="156" w:author="Kelsey McCune" w:date="2026-04-22T10:25:00Z" w16du:dateUtc="2026-04-22T15:25:00Z">
+        <w:r>
+          <w:rPr>
+            <w:sz w:val="22"/>
+            <w:szCs w:val="22"/>
+          </w:rPr>
+          <w:t xml:space="preserve">chicken </w:t>
+        </w:r>
+      </w:ins>
+      <w:ins w:id="157" w:author="Kelsey McCune" w:date="2026-04-22T10:26:00Z" w16du:dateUtc="2026-04-22T15:26:00Z">
+        <w:r>
+          <w:rPr>
+            <w:sz w:val="22"/>
+            <w:szCs w:val="22"/>
+          </w:rPr>
+          <w:t>sites</w:t>
+        </w:r>
+      </w:ins>
+      <w:ins w:id="158" w:author="Kelsey McCune" w:date="2026-04-22T10:25:00Z" w16du:dateUtc="2026-04-22T15:25:00Z">
+        <w:r>
+          <w:rPr>
+            <w:sz w:val="22"/>
+            <w:szCs w:val="22"/>
+          </w:rPr>
+          <w:t>.</w:t>
+        </w:r>
+      </w:ins>
+      <w:r>
+        <w:rPr>
+          <w:sz w:val="22"/>
+          <w:szCs w:val="22"/>
+        </w:rPr>
+        <w:t xml:space="preserve"> Preliminary culturing </w:t>
+      </w:r>
+      <w:r>
+        <w:rPr>
+          <w:sz w:val="22"/>
+          <w:szCs w:val="22"/>
+        </w:rPr>
+        <w:t>indicate</w:t>
+      </w:r>
+      <w:ins w:id="159" w:author="Kelsey McCune" w:date="2026-04-22T10:26:00Z" w16du:dateUtc="2026-04-22T15:26:00Z">
+        <w:r>
+          <w:rPr>
+            <w:sz w:val="22"/>
+            <w:szCs w:val="22"/>
+          </w:rPr>
+          <w:t>d</w:t>
+        </w:r>
+      </w:ins>
+      <w:del w:id="160" w:author="Kelsey McCune" w:date="2026-04-22T10:25:00Z" w16du:dateUtc="2026-04-22T15:25:00Z">
+        <w:r>
+          <w:rPr>
+            <w:sz w:val="22"/>
+            <w:szCs w:val="22"/>
+          </w:rPr>
+          <w:delText>s</w:delText>
+        </w:r>
+      </w:del>
+      <w:r>
+        <w:rPr>
+          <w:sz w:val="22"/>
+          <w:szCs w:val="22"/>
+        </w:rPr>
+        <w:t xml:space="preserve"> that</w:t>
+      </w:r>
+      <w:r>
+        <w:rPr>
+          <w:sz w:val="22"/>
+          <w:szCs w:val="22"/>
+        </w:rPr>
+        <w:t xml:space="preserve"> approximately 14% of samples </w:t>
+      </w:r>
+      <w:r>
+        <w:rPr>
+          <w:sz w:val="22"/>
+          <w:szCs w:val="22"/>
+        </w:rPr>
+        <w:t xml:space="preserve">were positive for </w:t>
+      </w:r>
+      <w:r>
+        <w:rPr>
+          <w:i/>
+          <w:iCs/>
+          <w:sz w:val="22"/>
+          <w:szCs w:val="22"/>
+        </w:rPr>
+        <w:t>S</w:t>
+      </w:r>
+      <w:r>
+        <w:rPr>
+          <w:i/>
+          <w:iCs/>
+          <w:sz w:val="22"/>
+          <w:szCs w:val="22"/>
+        </w:rPr>
+        <w:t xml:space="preserve">. enterica </w:t>
+      </w:r>
+      <w:r>
+        <w:rPr>
+          <w:sz w:val="22"/>
+          <w:szCs w:val="22"/>
+        </w:rPr>
+        <w:t>of some kind</w:t>
+      </w:r>
+      <w:r>
+        <w:rPr>
+          <w:sz w:val="22"/>
+          <w:szCs w:val="22"/>
+        </w:rPr>
+        <w:t xml:space="preserve">. </w:t>
+      </w:r>
+      <w:r>
+        <w:rPr>
+          <w:sz w:val="22"/>
+          <w:szCs w:val="22"/>
+        </w:rPr>
+        <w:t xml:space="preserve">Preliminary </w:t>
+      </w:r>
+      <w:r>
+        <w:rPr>
+          <w:sz w:val="22"/>
+          <w:szCs w:val="22"/>
+        </w:rPr>
+        <w:t>analyses</w:t>
+      </w:r>
+      <w:r>
+        <w:rPr>
+          <w:sz w:val="22"/>
+          <w:szCs w:val="22"/>
+        </w:rPr>
+        <w:t xml:space="preserve"> show</w:t>
+      </w:r>
+      <w:ins w:id="161" w:author="Kelsey McCune" w:date="2026-04-22T10:27:00Z" w16du:dateUtc="2026-04-22T15:27:00Z">
+        <w:r>
+          <w:rPr>
+            <w:sz w:val="22"/>
+            <w:szCs w:val="22"/>
+          </w:rPr>
+          <w:t>ed</w:t>
+        </w:r>
+      </w:ins>
+      <w:r>
+        <w:rPr>
+          <w:sz w:val="22"/>
+          <w:szCs w:val="22"/>
+        </w:rPr>
+        <w:t xml:space="preserve"> that control sites display significantly higher </w:t>
+      </w:r>
+      <w:del w:id="162" w:author="Kelsey McCune" w:date="2026-04-22T10:27:00Z" w16du:dateUtc="2026-04-22T15:27:00Z">
+        <w:r>
+          <w:rPr>
+            <w:sz w:val="22"/>
+            <w:szCs w:val="22"/>
+          </w:rPr>
+          <w:delText xml:space="preserve">bacterial </w:delText>
+        </w:r>
+      </w:del>
+      <w:r>
+        <w:rPr>
+          <w:sz w:val="22"/>
+          <w:szCs w:val="22"/>
+        </w:rPr>
+        <w:t xml:space="preserve">infection prevalence in wild birds relative to </w:t>
+      </w:r>
+      <w:r>
+        <w:rPr>
+          <w:sz w:val="22"/>
+          <w:szCs w:val="22"/>
+        </w:rPr>
+        <w:t xml:space="preserve">bird </w:t>
+      </w:r>
+      <w:r>
+        <w:rPr>
+          <w:sz w:val="22"/>
+          <w:szCs w:val="22"/>
+        </w:rPr>
+        <w:t xml:space="preserve">feeder </w:t>
+      </w:r>
+      <w:del w:id="163" w:author="Kelsey McCune" w:date="2026-04-22T10:17:00Z" w16du:dateUtc="2026-04-22T15:17:00Z">
+        <w:r>
+          <w:rPr>
+            <w:sz w:val="22"/>
+            <w:szCs w:val="22"/>
+          </w:rPr>
+          <w:delText xml:space="preserve">and combined feeder-chicken </w:delText>
+        </w:r>
+      </w:del>
+      <w:r>
+        <w:rPr>
+          <w:sz w:val="22"/>
+          <w:szCs w:val="22"/>
+        </w:rPr>
+        <w:t>sites (</w:t>
+      </w:r>
+      <w:ins w:id="164" w:author="Kelsey McCune" w:date="2026-04-22T10:19:00Z" w16du:dateUtc="2026-04-22T15:19:00Z">
         <w:r>
           <w:rPr>
             <w:i/>
@@ -3390,1312 +5024,63 @@
             <w:sz w:val="22"/>
             <w:szCs w:val="22"/>
           </w:rPr>
-          <w:t>enrichment.</w:t>
-        </w:r>
-      </w:ins>
-      <w:r>
-        <w:rPr>
-          <w:sz w:val="22"/>
-          <w:szCs w:val="22"/>
-        </w:rPr>
-        <w:t xml:space="preserve"> </w:t>
-      </w:r>
-      <w:del w:id="109" w:author="Kelsey McCune" w:date="2026-04-15T09:49:00Z" w16du:dateUtc="2026-04-15T14:49:00Z">
-        <w:r>
-          <w:rPr>
-            <w:sz w:val="22"/>
-            <w:szCs w:val="22"/>
-          </w:rPr>
-          <w:delText>and plated on</w:delText>
-        </w:r>
-      </w:del>
-      <w:ins w:id="110" w:author="Kelsey McCune" w:date="2026-04-15T09:49:00Z" w16du:dateUtc="2026-04-15T14:49:00Z">
-        <w:r>
-          <w:rPr>
-            <w:sz w:val="22"/>
-            <w:szCs w:val="22"/>
-          </w:rPr>
-          <w:t>I streak from this broth on plates</w:t>
-        </w:r>
-      </w:ins>
-      <w:r>
-        <w:rPr>
-          <w:sz w:val="22"/>
-          <w:szCs w:val="22"/>
-        </w:rPr>
-        <w:t xml:space="preserve"> </w:t>
-      </w:r>
-      <w:ins w:id="111" w:author="Kelsey McCune" w:date="2026-04-15T09:50:00Z" w16du:dateUtc="2026-04-15T14:50:00Z">
-        <w:r>
-          <w:rPr>
-            <w:sz w:val="22"/>
-            <w:szCs w:val="22"/>
-          </w:rPr>
-          <w:t xml:space="preserve">containing agar </w:t>
-        </w:r>
-      </w:ins>
-      <w:r>
-        <w:rPr>
-          <w:sz w:val="22"/>
-          <w:szCs w:val="22"/>
-        </w:rPr>
-        <w:t xml:space="preserve">selective </w:t>
-      </w:r>
-      <w:del w:id="112" w:author="Kelsey McCune" w:date="2026-04-15T09:50:00Z" w16du:dateUtc="2026-04-15T14:50:00Z">
-        <w:r>
-          <w:rPr>
-            <w:sz w:val="22"/>
-            <w:szCs w:val="22"/>
-          </w:rPr>
-          <w:delText xml:space="preserve">and differential media </w:delText>
-        </w:r>
-      </w:del>
-      <w:r>
-        <w:rPr>
-          <w:sz w:val="22"/>
-          <w:szCs w:val="22"/>
-        </w:rPr>
-        <w:t xml:space="preserve">for </w:t>
-      </w:r>
+          <w:t xml:space="preserve">ß </w:t>
+        </w:r>
+        <w:r>
+          <w:rPr>
+            <w:sz w:val="22"/>
+            <w:szCs w:val="22"/>
+          </w:rPr>
+          <w:t xml:space="preserve">= -1.75, </w:t>
+        </w:r>
+      </w:ins>
       <w:r>
         <w:rPr>
           <w:i/>
           <w:iCs/>
           <w:sz w:val="22"/>
           <w:szCs w:val="22"/>
-        </w:rPr>
-        <w:t>S</w:t>
-      </w:r>
-      <w:ins w:id="113" w:author="Kelsey McCune" w:date="2026-04-15T09:49:00Z" w16du:dateUtc="2026-04-15T14:49:00Z">
-        <w:r>
-          <w:rPr>
-            <w:i/>
-            <w:iCs/>
-            <w:sz w:val="22"/>
-            <w:szCs w:val="22"/>
-          </w:rPr>
-          <w:t>.</w:t>
-        </w:r>
-      </w:ins>
-      <w:del w:id="114" w:author="Kelsey McCune" w:date="2026-04-15T09:49:00Z" w16du:dateUtc="2026-04-15T14:49:00Z">
-        <w:r>
-          <w:rPr>
-            <w:i/>
-            <w:iCs/>
-            <w:sz w:val="22"/>
-            <w:szCs w:val="22"/>
-          </w:rPr>
-          <w:delText>almonella</w:delText>
-        </w:r>
-      </w:del>
-      <w:r>
-        <w:rPr>
-          <w:i/>
-          <w:iCs/>
-          <w:sz w:val="22"/>
-          <w:szCs w:val="22"/>
-        </w:rPr>
-        <w:t xml:space="preserve"> enterica</w:t>
-      </w:r>
-      <w:r>
-        <w:rPr>
-          <w:sz w:val="22"/>
-          <w:szCs w:val="22"/>
-        </w:rPr>
-        <w:t xml:space="preserve"> </w:t>
-      </w:r>
-      <w:del w:id="115" w:author="Kelsey McCune" w:date="2026-04-15T09:50:00Z" w16du:dateUtc="2026-04-15T14:50:00Z">
-        <w:r>
-          <w:rPr>
-            <w:sz w:val="22"/>
-            <w:szCs w:val="22"/>
-          </w:rPr>
-          <w:delText>detection</w:delText>
-        </w:r>
-      </w:del>
-      <w:ins w:id="116" w:author="Kelsey McCune" w:date="2026-04-15T09:50:00Z" w16du:dateUtc="2026-04-15T14:50:00Z">
-        <w:r>
-          <w:rPr>
-            <w:sz w:val="22"/>
-            <w:szCs w:val="22"/>
-          </w:rPr>
-          <w:t>growth</w:t>
-        </w:r>
-      </w:ins>
-      <w:r>
-        <w:rPr>
-          <w:sz w:val="22"/>
-          <w:szCs w:val="22"/>
-        </w:rPr>
-        <w:t xml:space="preserve">. Presumptive colonies </w:t>
-      </w:r>
-      <w:r>
-        <w:rPr>
-          <w:sz w:val="22"/>
-          <w:szCs w:val="22"/>
-        </w:rPr>
-        <w:t>will be</w:t>
-      </w:r>
-      <w:del w:id="117" w:author="Kelsey McCune" w:date="2026-04-08T16:00:00Z" w16du:dateUtc="2026-04-08T21:00:00Z">
-        <w:r>
-          <w:rPr>
-            <w:sz w:val="22"/>
-            <w:szCs w:val="22"/>
-          </w:rPr>
-          <w:delText>are</w:delText>
-        </w:r>
-      </w:del>
-      <w:r>
-        <w:rPr>
-          <w:sz w:val="22"/>
-          <w:szCs w:val="22"/>
-        </w:rPr>
-        <w:t xml:space="preserve"> confirmed using </w:t>
-      </w:r>
-      <w:r>
-        <w:rPr>
-          <w:sz w:val="22"/>
-          <w:szCs w:val="22"/>
-        </w:rPr>
-        <w:t xml:space="preserve">a </w:t>
-      </w:r>
-      <w:r>
-        <w:rPr>
-          <w:sz w:val="22"/>
-          <w:szCs w:val="22"/>
-        </w:rPr>
-        <w:t>matrix-assisted laser desorption/ionization time-of-flight mass spectrometry (MALDI-TOF MS).</w:t>
-      </w:r>
-      <w:r>
-        <w:rPr>
-          <w:sz w:val="22"/>
-          <w:szCs w:val="22"/>
-        </w:rPr>
-        <w:t xml:space="preserve"> </w:t>
-      </w:r>
-      <w:ins w:id="118" w:author="Kelsey McCune" w:date="2026-04-15T09:50:00Z" w16du:dateUtc="2026-04-15T14:50:00Z">
-        <w:r>
-          <w:rPr>
-            <w:sz w:val="22"/>
-            <w:szCs w:val="22"/>
-          </w:rPr>
-          <w:t>I</w:t>
-        </w:r>
-      </w:ins>
-      <w:ins w:id="119" w:author="Kelsey McCune" w:date="2026-04-08T16:01:00Z" w16du:dateUtc="2026-04-08T21:01:00Z">
-        <w:r>
-          <w:rPr>
-            <w:sz w:val="22"/>
-            <w:szCs w:val="22"/>
-          </w:rPr>
-          <w:t xml:space="preserve"> will </w:t>
-        </w:r>
-      </w:ins>
-      <w:ins w:id="120" w:author="Kelsey McCune" w:date="2026-04-15T09:51:00Z" w16du:dateUtc="2026-04-15T14:51:00Z">
-        <w:r>
-          <w:rPr>
-            <w:sz w:val="22"/>
-            <w:szCs w:val="22"/>
-          </w:rPr>
-          <w:t>work with the State Diagnostic Lab</w:t>
-        </w:r>
-      </w:ins>
-      <w:ins w:id="121" w:author="Kelsey McCune" w:date="2026-04-15T09:52:00Z" w16du:dateUtc="2026-04-15T14:52:00Z">
-        <w:r>
-          <w:rPr>
-            <w:sz w:val="22"/>
-            <w:szCs w:val="22"/>
-          </w:rPr>
-          <w:t xml:space="preserve"> and the Auburn University Pathobiology Department to</w:t>
-        </w:r>
-      </w:ins>
-      <w:ins w:id="122" w:author="Kelsey McCune" w:date="2026-04-08T16:01:00Z" w16du:dateUtc="2026-04-08T21:01:00Z">
-        <w:r>
-          <w:rPr>
-            <w:sz w:val="22"/>
-            <w:szCs w:val="22"/>
-          </w:rPr>
-          <w:t xml:space="preserve"> serotype and conduct whole genome sequencing on c</w:t>
-        </w:r>
-      </w:ins>
-      <w:del w:id="123" w:author="Kelsey McCune" w:date="2026-04-08T16:01:00Z" w16du:dateUtc="2026-04-08T21:01:00Z">
-        <w:r>
-          <w:rPr>
-            <w:sz w:val="22"/>
-            <w:szCs w:val="22"/>
-          </w:rPr>
-          <w:delText>C</w:delText>
-        </w:r>
-      </w:del>
-      <w:r>
-        <w:rPr>
-          <w:sz w:val="22"/>
-          <w:szCs w:val="22"/>
-        </w:rPr>
-        <w:t>onfirmed isolates</w:t>
-      </w:r>
-      <w:ins w:id="124" w:author="Kelsey McCune" w:date="2026-04-08T16:01:00Z" w16du:dateUtc="2026-04-08T21:01:00Z">
-        <w:r>
-          <w:rPr>
-            <w:sz w:val="22"/>
-            <w:szCs w:val="22"/>
-          </w:rPr>
-          <w:t>.</w:t>
-        </w:r>
-      </w:ins>
-      <w:r>
-        <w:rPr>
-          <w:sz w:val="22"/>
-          <w:szCs w:val="22"/>
-        </w:rPr>
-        <w:t xml:space="preserve"> </w:t>
-      </w:r>
-      <w:r>
-        <w:rPr>
-          <w:sz w:val="22"/>
-          <w:szCs w:val="22"/>
-        </w:rPr>
-        <w:t>S</w:t>
-      </w:r>
-      <w:r>
-        <w:rPr>
-          <w:sz w:val="22"/>
-          <w:szCs w:val="22"/>
-        </w:rPr>
-        <w:t>erotyp</w:t>
-      </w:r>
-      <w:r>
-        <w:rPr>
-          <w:sz w:val="22"/>
-          <w:szCs w:val="22"/>
-        </w:rPr>
-        <w:t>ing of</w:t>
-      </w:r>
-      <w:r>
-        <w:rPr>
-          <w:sz w:val="22"/>
-          <w:szCs w:val="22"/>
-        </w:rPr>
-        <w:t xml:space="preserve"> confirmed isolates </w:t>
-      </w:r>
-      <w:r>
-        <w:rPr>
-          <w:sz w:val="22"/>
-          <w:szCs w:val="22"/>
-        </w:rPr>
-        <w:t xml:space="preserve">will be performed </w:t>
-      </w:r>
-      <w:r>
-        <w:rPr>
-          <w:sz w:val="22"/>
-          <w:szCs w:val="22"/>
-        </w:rPr>
-        <w:t xml:space="preserve">using O and H antigen testing following the Kauffmann-White scheme, targeting serogroups </w:t>
-      </w:r>
-      <w:r>
-        <w:rPr>
-          <w:sz w:val="22"/>
-          <w:szCs w:val="22"/>
-        </w:rPr>
-        <w:t xml:space="preserve">B and D </w:t>
-      </w:r>
-      <w:r>
-        <w:rPr>
-          <w:sz w:val="22"/>
-          <w:szCs w:val="22"/>
-        </w:rPr>
-        <w:t xml:space="preserve">that include serotypes such as Typhimurium and Enteritidis. </w:t>
-      </w:r>
-      <w:del w:id="125" w:author="Kelsey McCune" w:date="2026-04-15T09:53:00Z" w16du:dateUtc="2026-04-15T14:53:00Z">
-        <w:r>
-          <w:rPr>
-            <w:sz w:val="22"/>
-            <w:szCs w:val="22"/>
-          </w:rPr>
-          <w:delText xml:space="preserve">If funds allow, I will submit confirmed isolates for whole-genome sequencing (WGS), </w:delText>
-        </w:r>
-        <w:r>
-          <w:rPr>
-            <w:sz w:val="22"/>
-            <w:szCs w:val="22"/>
-            <w:highlight w:val="green"/>
-          </w:rPr>
-          <w:delText>I am not sure what the details are for WGS…</w:delText>
-        </w:r>
-      </w:del>
-      <w:ins w:id="126" w:author="Kelsey McCune" w:date="2026-04-15T09:53:00Z" w16du:dateUtc="2026-04-15T14:53:00Z">
-        <w:r>
-          <w:rPr>
-            <w:sz w:val="22"/>
-            <w:szCs w:val="22"/>
-          </w:rPr>
-          <w:t xml:space="preserve">Whole genome sequencing </w:t>
-        </w:r>
-      </w:ins>
-      <w:ins w:id="127" w:author="Kelsey McCune" w:date="2026-04-15T09:54:00Z" w16du:dateUtc="2026-04-15T14:54:00Z">
-        <w:r>
-          <w:rPr>
-            <w:sz w:val="22"/>
-            <w:szCs w:val="22"/>
-            <w:rPrChange w:id="128" w:author="Kelsey McCune" w:date="2026-04-15T09:55:00Z" w16du:dateUtc="2026-04-15T14:55:00Z">
-              <w:rPr/>
-            </w:rPrChange>
-          </w:rPr>
-          <w:t xml:space="preserve">will be conducted on positive isolates using Illumina short-read sequencing. </w:t>
-        </w:r>
-      </w:ins>
-      <w:ins w:id="129" w:author="Kelsey McCune" w:date="2026-04-15T09:57:00Z" w16du:dateUtc="2026-04-15T14:57:00Z">
-        <w:r>
-          <w:rPr>
-            <w:sz w:val="22"/>
-            <w:szCs w:val="22"/>
-            <w:rPrChange w:id="130" w:author="Kelsey McCune" w:date="2026-04-15T10:00:00Z" w16du:dateUtc="2026-04-15T15:00:00Z">
-              <w:rPr/>
-            </w:rPrChange>
-          </w:rPr>
-          <w:t>Sequencing reads will be checked for quality</w:t>
-        </w:r>
-      </w:ins>
-      <w:ins w:id="131" w:author="Kelsey McCune" w:date="2026-04-15T09:58:00Z" w16du:dateUtc="2026-04-15T14:58:00Z">
-        <w:r>
-          <w:rPr>
-            <w:sz w:val="22"/>
-            <w:szCs w:val="22"/>
-            <w:rPrChange w:id="132" w:author="Kelsey McCune" w:date="2026-04-15T10:00:00Z" w16du:dateUtc="2026-04-15T15:00:00Z">
-              <w:rPr/>
-            </w:rPrChange>
-          </w:rPr>
-          <w:t xml:space="preserve">, then mapped to a reference </w:t>
-        </w:r>
-        <w:r>
-          <w:rPr>
-            <w:i/>
-            <w:iCs/>
-            <w:sz w:val="22"/>
-            <w:szCs w:val="22"/>
-            <w:rPrChange w:id="133" w:author="Kelsey McCune" w:date="2026-04-15T10:00:00Z" w16du:dateUtc="2026-04-15T15:00:00Z">
-              <w:rPr>
-                <w:i/>
-                <w:iCs/>
-              </w:rPr>
-            </w:rPrChange>
-          </w:rPr>
-          <w:t>Salmonella enterica</w:t>
-        </w:r>
-        <w:r>
-          <w:rPr>
-            <w:sz w:val="22"/>
-            <w:szCs w:val="22"/>
-            <w:rPrChange w:id="134" w:author="Kelsey McCune" w:date="2026-04-15T10:00:00Z" w16du:dateUtc="2026-04-15T15:00:00Z">
-              <w:rPr/>
-            </w:rPrChange>
-          </w:rPr>
-          <w:t xml:space="preserve"> genome assembly (NCBI Refseq GCF_000006945.2)</w:t>
-        </w:r>
-      </w:ins>
-      <w:ins w:id="135" w:author="Kelsey McCune" w:date="2026-04-15T09:54:00Z" w16du:dateUtc="2026-04-15T14:54:00Z">
-        <w:r>
-          <w:rPr>
-            <w:sz w:val="22"/>
-            <w:szCs w:val="22"/>
-            <w:rPrChange w:id="136" w:author="Kelsey McCune" w:date="2026-04-15T10:00:00Z" w16du:dateUtc="2026-04-15T15:00:00Z">
-              <w:rPr/>
-            </w:rPrChange>
-          </w:rPr>
-          <w:t>.</w:t>
-        </w:r>
-      </w:ins>
-      <w:ins w:id="137" w:author="Kelsey McCune" w:date="2026-04-15T09:58:00Z" w16du:dateUtc="2026-04-15T14:58:00Z">
-        <w:r>
-          <w:rPr>
-            <w:sz w:val="22"/>
-            <w:szCs w:val="22"/>
-          </w:rPr>
-          <w:t xml:space="preserve"> </w:t>
-        </w:r>
-        <w:r>
-          <w:rPr>
-            <w:sz w:val="22"/>
-            <w:szCs w:val="22"/>
-            <w:rPrChange w:id="138" w:author="Kelsey McCune" w:date="2026-04-15T10:00:00Z" w16du:dateUtc="2026-04-15T15:00:00Z">
-              <w:rPr/>
-            </w:rPrChange>
-          </w:rPr>
-          <w:t>In</w:t>
-        </w:r>
-      </w:ins>
-      <w:ins w:id="139" w:author="Kelsey McCune" w:date="2026-04-15T09:59:00Z" w16du:dateUtc="2026-04-15T14:59:00Z">
-        <w:r>
-          <w:rPr>
-            <w:sz w:val="22"/>
-            <w:szCs w:val="22"/>
-            <w:rPrChange w:id="140" w:author="Kelsey McCune" w:date="2026-04-15T10:00:00Z" w16du:dateUtc="2026-04-15T15:00:00Z">
-              <w:rPr/>
-            </w:rPrChange>
-          </w:rPr>
-          <w:t xml:space="preserve"> this way</w:t>
-        </w:r>
-      </w:ins>
-      <w:ins w:id="141" w:author="Kelsey McCune" w:date="2026-04-15T10:00:00Z" w16du:dateUtc="2026-04-15T15:00:00Z">
-        <w:r>
-          <w:rPr>
-            <w:sz w:val="22"/>
-            <w:szCs w:val="22"/>
-          </w:rPr>
-          <w:t>,</w:t>
-        </w:r>
-      </w:ins>
-      <w:ins w:id="142" w:author="Kelsey McCune" w:date="2026-04-15T09:59:00Z" w16du:dateUtc="2026-04-15T14:59:00Z">
-        <w:r>
-          <w:rPr>
-            <w:sz w:val="22"/>
-            <w:szCs w:val="22"/>
-            <w:rPrChange w:id="143" w:author="Kelsey McCune" w:date="2026-04-15T10:00:00Z" w16du:dateUtc="2026-04-15T15:00:00Z">
-              <w:rPr/>
-            </w:rPrChange>
-          </w:rPr>
-          <w:t xml:space="preserve"> </w:t>
-        </w:r>
-      </w:ins>
-      <w:ins w:id="144" w:author="Kelsey McCune" w:date="2026-04-15T10:01:00Z" w16du:dateUtc="2026-04-15T15:01:00Z">
-        <w:r>
-          <w:rPr>
-            <w:sz w:val="22"/>
-            <w:szCs w:val="22"/>
-          </w:rPr>
-          <w:t>I</w:t>
-        </w:r>
-      </w:ins>
-      <w:ins w:id="145" w:author="Kelsey McCune" w:date="2026-04-15T09:59:00Z" w16du:dateUtc="2026-04-15T14:59:00Z">
-        <w:r>
-          <w:rPr>
-            <w:sz w:val="22"/>
-            <w:szCs w:val="22"/>
-            <w:rPrChange w:id="146" w:author="Kelsey McCune" w:date="2026-04-15T10:00:00Z" w16du:dateUtc="2026-04-15T15:00:00Z">
-              <w:rPr/>
-            </w:rPrChange>
-          </w:rPr>
-          <w:t xml:space="preserve"> can identify </w:t>
-        </w:r>
-      </w:ins>
-      <w:ins w:id="147" w:author="Kelsey McCune" w:date="2026-04-15T09:58:00Z" w16du:dateUtc="2026-04-15T14:58:00Z">
-        <w:r>
-          <w:rPr>
-            <w:sz w:val="22"/>
-            <w:szCs w:val="22"/>
-            <w:rPrChange w:id="148" w:author="Kelsey McCune" w:date="2026-04-15T10:00:00Z" w16du:dateUtc="2026-04-15T15:00:00Z">
-              <w:rPr/>
-            </w:rPrChange>
-          </w:rPr>
-          <w:t>variants in the genome</w:t>
-        </w:r>
-      </w:ins>
-      <w:ins w:id="149" w:author="Kelsey McCune" w:date="2026-04-15T09:59:00Z" w16du:dateUtc="2026-04-15T14:59:00Z">
-        <w:r>
-          <w:rPr>
-            <w:sz w:val="22"/>
-            <w:szCs w:val="22"/>
-            <w:rPrChange w:id="150" w:author="Kelsey McCune" w:date="2026-04-15T10:00:00Z" w16du:dateUtc="2026-04-15T15:00:00Z">
-              <w:rPr/>
-            </w:rPrChange>
-          </w:rPr>
-          <w:t>s</w:t>
-        </w:r>
-      </w:ins>
-      <w:ins w:id="151" w:author="Kelsey McCune" w:date="2026-04-15T09:58:00Z" w16du:dateUtc="2026-04-15T14:58:00Z">
-        <w:r>
-          <w:rPr>
-            <w:sz w:val="22"/>
-            <w:szCs w:val="22"/>
-            <w:rPrChange w:id="152" w:author="Kelsey McCune" w:date="2026-04-15T10:00:00Z" w16du:dateUtc="2026-04-15T15:00:00Z">
-              <w:rPr/>
-            </w:rPrChange>
-          </w:rPr>
-          <w:t xml:space="preserve"> </w:t>
-        </w:r>
-        <w:r>
-          <w:rPr>
-            <w:sz w:val="22"/>
-            <w:szCs w:val="22"/>
-            <w:rPrChange w:id="153" w:author="Kelsey McCune" w:date="2026-04-15T10:00:00Z" w16du:dateUtc="2026-04-15T15:00:00Z">
-              <w:rPr/>
-            </w:rPrChange>
-          </w:rPr>
-          <w:fldChar w:fldCharType="begin"/>
-        </w:r>
-        <w:r>
-          <w:rPr>
-            <w:sz w:val="22"/>
-            <w:szCs w:val="22"/>
-            <w:rPrChange w:id="154" w:author="Kelsey McCune" w:date="2026-04-15T10:00:00Z" w16du:dateUtc="2026-04-15T15:00:00Z">
-              <w:rPr/>
-            </w:rPrChange>
-          </w:rPr>
-          <w:instrText xml:space="preserve"> ADDIN ZOTERO_ITEM CSL_CITATION {"citationID":"YXAwFyHk","properties":{"formattedCitation":"(bcftools; Genovese et al. 2024)","plainCitation":"(bcftools; Genovese et al. 2024)","noteIndex":0},"citationItems":[{"id":21195,"uris":["http://zotero.org/users/14217530/items/CYWH9PBI"],"itemData":{"id":21195,"type":"article-journal","abstract":"Motivation: Many genetics studies report results tied to genomic coordinates of a legacy genome assembly. However, as assemblies are updated and improved, researchers are faced with either realigning raw sequence data using the updated coordinate system or converting legacy datasets to the updated coordinate system to be able to combine results with newer datasets. Currently available tools to perform the conversion of genetic variants have numerous shortcomings, including poor support for indels and multi-allelic variants, that lead to a higher rate of variants being dropped or incorrectly converted. As a result, many researchers continue to work with and publish using legacy genomic coordinates. Results: Here we present BCFtools/liftover, a tool to convert genomic coordinates across genome assemblies for variants encoded in the variant call format with improved support for indels represented by different reference alleles across genome assemblies and full support for multi-allelic variants. It further supports variant annotation ﬁelds updates whenever the reference allele changes across genome assemblies. The tool has the lowest rate of variants being dropped with an order of magnitude less indels dropped or incorrectly converted and is an order of magnitude faster than other tools typically used for the same task. It is particularly suited for converting variant callsets from large cohorts to novel telomere-to-telomere assemblies as well as summary statistics from genome-wide association studies tied to legacy genome assemblies.","container-title":"Bioinformatics","DOI":"10.1093/bioinformatics/btae038","ISSN":"1367-4811","issue":"2","language":"en","license":"https://creativecommons.org/licenses/by/4.0/","page":"btae038","source":"DOI.org (Crossref)","title":"BCFtools/liftover: an accurate and comprehensive tool to convert genetic variants across genome assemblies","title-short":"BCFtools/liftover","volume":"40","author":[{"family":"Genovese","given":"Giulio"},{"family":"Rockweiler","given":"Nicole B"},{"family":"Gorman","given":"Bryan R"},{"family":"Bigdeli","given":"Tim B"},{"family":"Pato","given":"Michelle T"},{"family":"Pato","given":"Carlos N"},{"family":"Ichihara","given":"Kiku"},{"family":"McCarroll","given":"Steven A"}],"editor":[{"family":"Kendziorski","given":"Christina"}],"issued":{"date-parts":[["2024",1,2]]}},"prefix":"bcftools;"}],"schema":"https://github.com/citation-style-language/schema/raw/master/csl-citation.json"} </w:instrText>
-        </w:r>
-        <w:r>
-          <w:rPr>
-            <w:sz w:val="22"/>
-            <w:szCs w:val="22"/>
-            <w:rPrChange w:id="155" w:author="Kelsey McCune" w:date="2026-04-15T10:00:00Z" w16du:dateUtc="2026-04-15T15:00:00Z">
-              <w:rPr/>
-            </w:rPrChange>
-          </w:rPr>
-          <w:fldChar w:fldCharType="separate"/>
-        </w:r>
-        <w:r>
-          <w:rPr>
-            <w:noProof/>
-            <w:sz w:val="22"/>
-            <w:szCs w:val="22"/>
-            <w:rPrChange w:id="156" w:author="Kelsey McCune" w:date="2026-04-15T10:00:00Z" w16du:dateUtc="2026-04-15T15:00:00Z">
-              <w:rPr>
-                <w:noProof/>
-              </w:rPr>
-            </w:rPrChange>
-          </w:rPr>
-          <w:t>(bcftools; Genovese et al. 2024)</w:t>
-        </w:r>
-        <w:r>
-          <w:rPr>
-            <w:sz w:val="22"/>
-            <w:szCs w:val="22"/>
-            <w:rPrChange w:id="157" w:author="Kelsey McCune" w:date="2026-04-15T10:00:00Z" w16du:dateUtc="2026-04-15T15:00:00Z">
-              <w:rPr/>
-            </w:rPrChange>
-          </w:rPr>
-          <w:fldChar w:fldCharType="end"/>
-        </w:r>
-      </w:ins>
-      <w:ins w:id="158" w:author="Kelsey McCune" w:date="2026-04-15T09:59:00Z" w16du:dateUtc="2026-04-15T14:59:00Z">
-        <w:r>
-          <w:rPr>
-            <w:sz w:val="22"/>
-            <w:szCs w:val="22"/>
-            <w:rPrChange w:id="159" w:author="Kelsey McCune" w:date="2026-04-15T10:00:00Z" w16du:dateUtc="2026-04-15T15:00:00Z">
-              <w:rPr/>
-            </w:rPrChange>
-          </w:rPr>
-          <w:t xml:space="preserve"> to create contact networks and transmission cha</w:t>
-        </w:r>
-      </w:ins>
-      <w:ins w:id="160" w:author="Kelsey McCune" w:date="2026-04-15T10:00:00Z" w16du:dateUtc="2026-04-15T15:00:00Z">
-        <w:r>
-          <w:rPr>
-            <w:sz w:val="22"/>
-            <w:szCs w:val="22"/>
-            <w:rPrChange w:id="161" w:author="Kelsey McCune" w:date="2026-04-15T10:00:00Z" w16du:dateUtc="2026-04-15T15:00:00Z">
-              <w:rPr/>
-            </w:rPrChange>
-          </w:rPr>
-          <w:t>i</w:t>
-        </w:r>
-      </w:ins>
-      <w:ins w:id="162" w:author="Kelsey McCune" w:date="2026-04-15T09:59:00Z" w16du:dateUtc="2026-04-15T14:59:00Z">
-        <w:r>
-          <w:rPr>
-            <w:sz w:val="22"/>
-            <w:szCs w:val="22"/>
-            <w:rPrChange w:id="163" w:author="Kelsey McCune" w:date="2026-04-15T10:00:00Z" w16du:dateUtc="2026-04-15T15:00:00Z">
-              <w:rPr/>
-            </w:rPrChange>
-          </w:rPr>
-          <w:t>n dynamics</w:t>
-        </w:r>
-      </w:ins>
-      <w:ins w:id="164" w:author="Kelsey McCune" w:date="2026-04-15T10:00:00Z" w16du:dateUtc="2026-04-15T15:00:00Z">
-        <w:r>
-          <w:rPr>
-            <w:sz w:val="22"/>
-            <w:szCs w:val="22"/>
-            <w:rPrChange w:id="165" w:author="Kelsey McCune" w:date="2026-04-15T10:00:00Z" w16du:dateUtc="2026-04-15T15:00:00Z">
-              <w:rPr/>
-            </w:rPrChange>
-          </w:rPr>
-          <w:t xml:space="preserve"> among wild birds, feeders and chickens in backyards.</w:t>
-        </w:r>
-      </w:ins>
-    </w:p>
-    <w:p>
-      <w:pPr>
-        <w:rPr>
-          <w:del w:id="166" w:author="Kelsey McCune" w:date="2026-04-08T15:36:00Z" w16du:dateUtc="2026-04-08T20:36:00Z"/>
-          <w:b/>
-          <w:bCs/>
-          <w:sz w:val="22"/>
-          <w:szCs w:val="22"/>
-        </w:rPr>
-      </w:pPr>
-      <w:del w:id="167" w:author="Kelsey McCune" w:date="2026-04-08T15:36:00Z" w16du:dateUtc="2026-04-08T20:36:00Z">
-        <w:r>
-          <w:rPr>
-            <w:b/>
-            <w:bCs/>
-            <w:sz w:val="22"/>
-            <w:szCs w:val="22"/>
-          </w:rPr>
-          <w:delText>Human Participant Surveys</w:delText>
-        </w:r>
-      </w:del>
-    </w:p>
-    <w:p>
-      <w:pPr>
-        <w:rPr>
-          <w:del w:id="168" w:author="Kelsey McCune" w:date="2026-04-08T15:36:00Z" w16du:dateUtc="2026-04-08T20:36:00Z"/>
-          <w:sz w:val="22"/>
-          <w:szCs w:val="22"/>
-        </w:rPr>
-      </w:pPr>
-      <w:del w:id="169" w:author="Kelsey McCune" w:date="2026-04-08T15:36:00Z" w16du:dateUtc="2026-04-08T20:36:00Z">
-        <w:r>
-          <w:rPr>
-            <w:sz w:val="22"/>
-            <w:szCs w:val="22"/>
-          </w:rPr>
-          <w:delText xml:space="preserve">During the latter half of the study timeline (2026–2027), voluntary surveys will be administered to participants at bird feeding and/or poultry-keeping sites. Developed from peer-reviewed instruments, the survey assesses disease knowledge and risk perception (Leiserowitz 2006), feeder and coop maintenance practices, pro-conservation attitudes (Barbett et al. 2020), place attachment (Boley et al. 2021), and willingness to adopt biosecurity recommendations. Survey data will be linked to site-level characteristics to evaluate effectiveness and predictability of disease risk perception and knowledge on management decisions, conservation-related behaviors, and site pathogen prevalence. </w:delText>
-        </w:r>
-      </w:del>
-    </w:p>
-    <w:p>
-      <w:pPr>
-        <w:rPr>
-          <w:b/>
-          <w:bCs/>
-          <w:sz w:val="22"/>
-          <w:szCs w:val="22"/>
-        </w:rPr>
-      </w:pPr>
-      <w:r>
-        <w:rPr>
-          <w:b/>
-          <w:bCs/>
-          <w:sz w:val="22"/>
-          <w:szCs w:val="22"/>
-        </w:rPr>
-        <w:t>Data Analysis</w:t>
-      </w:r>
-    </w:p>
-    <w:p>
-      <w:pPr>
-        <w:ind w:firstLine="720"/>
-        <w:rPr>
-          <w:sz w:val="22"/>
-          <w:szCs w:val="22"/>
-        </w:rPr>
-        <w:pPrChange w:id="170" w:author="Kelsey McCune" w:date="2026-04-15T10:01:00Z" w16du:dateUtc="2026-04-15T15:01:00Z">
-          <w:pPr/>
-        </w:pPrChange>
-      </w:pPr>
-      <w:r>
-        <w:rPr>
-          <w:sz w:val="22"/>
-          <w:szCs w:val="22"/>
-        </w:rPr>
-        <w:t>I will use g</w:t>
-      </w:r>
-      <w:r>
-        <w:rPr>
-          <w:sz w:val="22"/>
-          <w:szCs w:val="22"/>
-        </w:rPr>
-        <w:t xml:space="preserve">eneralized linear mixed models (GLMMs) with binomial error distributions </w:t>
-      </w:r>
-      <w:r>
-        <w:rPr>
-          <w:sz w:val="22"/>
-          <w:szCs w:val="22"/>
-        </w:rPr>
-        <w:t>to</w:t>
-      </w:r>
-      <w:r>
-        <w:rPr>
-          <w:sz w:val="22"/>
-          <w:szCs w:val="22"/>
-        </w:rPr>
-        <w:t xml:space="preserve"> quantify</w:t>
-      </w:r>
-      <w:r>
-        <w:rPr>
-          <w:sz w:val="22"/>
-          <w:szCs w:val="22"/>
-        </w:rPr>
-        <w:t xml:space="preserve"> the probability that a bird is</w:t>
-      </w:r>
-      <w:r>
-        <w:rPr>
-          <w:sz w:val="22"/>
-          <w:szCs w:val="22"/>
-        </w:rPr>
-        <w:t xml:space="preserve"> infect</w:t>
-      </w:r>
-      <w:r>
-        <w:rPr>
-          <w:sz w:val="22"/>
-          <w:szCs w:val="22"/>
-        </w:rPr>
-        <w:t>ed</w:t>
-      </w:r>
-      <w:r>
-        <w:rPr>
-          <w:sz w:val="22"/>
-          <w:szCs w:val="22"/>
-        </w:rPr>
-        <w:t xml:space="preserve"> </w:t>
-      </w:r>
-      <w:ins w:id="171" w:author="Kelsey McCune" w:date="2026-04-15T10:02:00Z" w16du:dateUtc="2026-04-15T15:02:00Z">
-        <w:r>
-          <w:rPr>
-            <w:sz w:val="22"/>
-            <w:szCs w:val="22"/>
-          </w:rPr>
-          <w:t xml:space="preserve">with </w:t>
-        </w:r>
-        <w:r>
-          <w:rPr>
-            <w:i/>
-            <w:iCs/>
-            <w:sz w:val="22"/>
-            <w:szCs w:val="22"/>
-          </w:rPr>
-          <w:t xml:space="preserve">S. enterica </w:t>
-        </w:r>
-      </w:ins>
-      <w:r>
-        <w:rPr>
-          <w:sz w:val="22"/>
-          <w:szCs w:val="22"/>
-        </w:rPr>
-        <w:t xml:space="preserve">as a function of site treatment type, species, and </w:t>
-      </w:r>
-      <w:r>
-        <w:rPr>
-          <w:sz w:val="22"/>
-          <w:szCs w:val="22"/>
-        </w:rPr>
-        <w:t>season</w:t>
-      </w:r>
-      <w:r>
-        <w:rPr>
-          <w:sz w:val="22"/>
-          <w:szCs w:val="22"/>
-        </w:rPr>
-        <w:t xml:space="preserve">. </w:t>
-      </w:r>
-      <w:r>
-        <w:rPr>
-          <w:sz w:val="22"/>
-          <w:szCs w:val="22"/>
-        </w:rPr>
-        <w:t>The model will also include a random effect for species to account for correlation in the data due to species-specific immune capacity</w:t>
-      </w:r>
-      <w:r>
-        <w:rPr>
-          <w:sz w:val="22"/>
-          <w:szCs w:val="22"/>
-        </w:rPr>
-        <w:t>. All analyses will be conducted in R (R Core Team 2024).</w:t>
-      </w:r>
-    </w:p>
-    <w:p>
-      <w:pPr>
-        <w:rPr>
-          <w:sz w:val="22"/>
-          <w:szCs w:val="22"/>
-        </w:rPr>
-      </w:pPr>
-      <w:r>
-        <w:rPr>
-          <w:sz w:val="22"/>
-          <w:szCs w:val="22"/>
-        </w:rPr>
-        <w:t xml:space="preserve"> </w:t>
-      </w:r>
-    </w:p>
-    <w:p>
-      <w:pPr>
-        <w:rPr>
-          <w:sz w:val="22"/>
-          <w:szCs w:val="22"/>
-        </w:rPr>
-      </w:pPr>
-      <w:r>
-        <w:rPr>
-          <w:sz w:val="22"/>
-          <w:szCs w:val="22"/>
-          <w:highlight w:val="yellow"/>
-        </w:rPr>
-        <w:t>Expected Data and Structure of Analyses:</w:t>
-      </w:r>
-    </w:p>
-    <w:p>
-      <w:pPr>
-        <w:ind w:firstLine="720"/>
-        <w:rPr>
-          <w:ins w:id="172" w:author="Kelsey McCune" w:date="2026-04-08T16:08:00Z" w16du:dateUtc="2026-04-08T21:08:00Z"/>
-          <w:sz w:val="22"/>
-          <w:szCs w:val="22"/>
-        </w:rPr>
-      </w:pPr>
-      <w:r>
-        <w:rPr>
-          <w:sz w:val="22"/>
-          <w:szCs w:val="22"/>
-        </w:rPr>
-        <w:t>Preliminary results from summer 2024 through early 2026 provide an early basis for interpreting predicted patterns and analytical findings.</w:t>
-      </w:r>
-      <w:r>
-        <w:rPr>
-          <w:sz w:val="22"/>
-          <w:szCs w:val="22"/>
-        </w:rPr>
-        <w:t xml:space="preserve"> I captured </w:t>
-      </w:r>
-      <w:r>
-        <w:rPr>
-          <w:sz w:val="22"/>
-          <w:szCs w:val="22"/>
-        </w:rPr>
-        <w:t>269</w:t>
-      </w:r>
-      <w:r>
-        <w:rPr>
-          <w:sz w:val="22"/>
-          <w:szCs w:val="22"/>
-        </w:rPr>
-        <w:t xml:space="preserve"> birds at </w:t>
-      </w:r>
-      <w:r>
-        <w:rPr>
-          <w:sz w:val="22"/>
-          <w:szCs w:val="22"/>
-        </w:rPr>
-        <w:t>4</w:t>
-      </w:r>
-      <w:r>
-        <w:rPr>
-          <w:sz w:val="22"/>
-          <w:szCs w:val="22"/>
-        </w:rPr>
-        <w:t xml:space="preserve"> sites of each treatement type. In addition, I collected</w:t>
-      </w:r>
-      <w:r>
-        <w:rPr>
-          <w:sz w:val="22"/>
-          <w:szCs w:val="22"/>
-        </w:rPr>
-        <w:t xml:space="preserve"> </w:t>
-      </w:r>
-      <w:r>
-        <w:rPr>
-          <w:sz w:val="22"/>
-          <w:szCs w:val="22"/>
-        </w:rPr>
-        <w:t xml:space="preserve">40 </w:t>
-      </w:r>
-      <w:r>
-        <w:rPr>
-          <w:sz w:val="22"/>
-          <w:szCs w:val="22"/>
-        </w:rPr>
-        <w:t xml:space="preserve">environmental and </w:t>
-      </w:r>
-      <w:r>
-        <w:rPr>
-          <w:sz w:val="22"/>
-          <w:szCs w:val="22"/>
-        </w:rPr>
-        <w:t xml:space="preserve">32 </w:t>
-      </w:r>
-      <w:r>
-        <w:rPr>
-          <w:sz w:val="22"/>
-          <w:szCs w:val="22"/>
-        </w:rPr>
-        <w:t xml:space="preserve">chicken fecal samples, resulting in a total of </w:t>
-      </w:r>
-      <w:r>
-        <w:rPr>
-          <w:sz w:val="22"/>
-          <w:szCs w:val="22"/>
-        </w:rPr>
-        <w:t>(</w:t>
-      </w:r>
-      <w:r>
-        <w:rPr>
-          <w:sz w:val="22"/>
-          <w:szCs w:val="22"/>
-        </w:rPr>
-        <w:t>269</w:t>
-      </w:r>
-      <w:r>
-        <w:rPr>
-          <w:sz w:val="22"/>
-          <w:szCs w:val="22"/>
-        </w:rPr>
-        <w:t>+72)</w:t>
-      </w:r>
-      <w:r>
-        <w:rPr>
-          <w:sz w:val="22"/>
-          <w:szCs w:val="22"/>
-        </w:rPr>
-        <w:t>?</w:t>
-      </w:r>
-      <w:r>
-        <w:rPr>
-          <w:sz w:val="22"/>
-          <w:szCs w:val="22"/>
-        </w:rPr>
-        <w:t xml:space="preserve"> samples. Preliminary culturing </w:t>
-      </w:r>
-      <w:r>
-        <w:rPr>
-          <w:sz w:val="22"/>
-          <w:szCs w:val="22"/>
-        </w:rPr>
-        <w:t>indicates that</w:t>
-      </w:r>
-      <w:r>
-        <w:rPr>
-          <w:sz w:val="22"/>
-          <w:szCs w:val="22"/>
-        </w:rPr>
-        <w:t xml:space="preserve"> approximately 14% of samples </w:t>
-      </w:r>
-      <w:r>
-        <w:rPr>
-          <w:sz w:val="22"/>
-          <w:szCs w:val="22"/>
-        </w:rPr>
-        <w:t xml:space="preserve">were positive for </w:t>
-      </w:r>
-      <w:r>
-        <w:rPr>
-          <w:i/>
-          <w:iCs/>
-          <w:sz w:val="22"/>
-          <w:szCs w:val="22"/>
-        </w:rPr>
-        <w:t>S</w:t>
-      </w:r>
-      <w:r>
-        <w:rPr>
-          <w:i/>
-          <w:iCs/>
-          <w:sz w:val="22"/>
-          <w:szCs w:val="22"/>
-        </w:rPr>
-        <w:t xml:space="preserve">. enterica </w:t>
-      </w:r>
-      <w:r>
-        <w:rPr>
-          <w:sz w:val="22"/>
-          <w:szCs w:val="22"/>
-        </w:rPr>
-        <w:t>of some kind</w:t>
-      </w:r>
-      <w:r>
-        <w:rPr>
-          <w:sz w:val="22"/>
-          <w:szCs w:val="22"/>
-        </w:rPr>
-        <w:t xml:space="preserve">. </w:t>
-      </w:r>
-      <w:r>
-        <w:rPr>
-          <w:sz w:val="22"/>
-          <w:szCs w:val="22"/>
-        </w:rPr>
-        <w:t xml:space="preserve">Preliminary </w:t>
-      </w:r>
-      <w:r>
-        <w:rPr>
-          <w:sz w:val="22"/>
-          <w:szCs w:val="22"/>
-        </w:rPr>
-        <w:t>analyses</w:t>
-      </w:r>
-      <w:r>
-        <w:rPr>
-          <w:sz w:val="22"/>
-          <w:szCs w:val="22"/>
-        </w:rPr>
-        <w:t xml:space="preserve"> show that control sites display significantly higher bacterial infection prevalence in wild birds relative to </w:t>
-      </w:r>
-      <w:r>
-        <w:rPr>
-          <w:sz w:val="22"/>
-          <w:szCs w:val="22"/>
-        </w:rPr>
-        <w:t xml:space="preserve">bird </w:t>
-      </w:r>
-      <w:r>
-        <w:rPr>
-          <w:sz w:val="22"/>
-          <w:szCs w:val="22"/>
-        </w:rPr>
-        <w:t xml:space="preserve">feeder and combined feeder-chicken sites (p = 0.017, p = 0.05). This pattern may imply a nutritional buffering effect, consistent with evidence that supplemental food can improve immune function in wild passerines (Owen et al. 2021). </w:t>
-      </w:r>
-      <w:ins w:id="173" w:author="Kelsey McCune" w:date="2026-04-08T16:07:00Z" w16du:dateUtc="2026-04-08T21:07:00Z">
-        <w:r>
-          <w:rPr>
-            <w:sz w:val="22"/>
-            <w:szCs w:val="22"/>
-          </w:rPr>
-          <w:t xml:space="preserve">However, I am limited in the conclusions I can make from </w:t>
-        </w:r>
-      </w:ins>
-      <w:ins w:id="174" w:author="Kelsey McCune" w:date="2026-04-08T16:08:00Z" w16du:dateUtc="2026-04-08T21:08:00Z">
-        <w:r>
-          <w:rPr>
-            <w:sz w:val="22"/>
-            <w:szCs w:val="22"/>
-          </w:rPr>
-          <w:t xml:space="preserve">these </w:t>
-        </w:r>
-      </w:ins>
-      <w:ins w:id="175" w:author="Kelsey McCune" w:date="2026-04-08T16:07:00Z" w16du:dateUtc="2026-04-08T21:07:00Z">
-        <w:r>
-          <w:rPr>
-            <w:sz w:val="22"/>
-            <w:szCs w:val="22"/>
-          </w:rPr>
-          <w:t xml:space="preserve">preliminary culturing </w:t>
-        </w:r>
-      </w:ins>
-      <w:ins w:id="176" w:author="Kelsey McCune" w:date="2026-04-08T16:08:00Z" w16du:dateUtc="2026-04-08T21:08:00Z">
-        <w:r>
-          <w:rPr>
-            <w:sz w:val="22"/>
-            <w:szCs w:val="22"/>
-          </w:rPr>
-          <w:t xml:space="preserve">methods </w:t>
-        </w:r>
-      </w:ins>
-      <w:ins w:id="177" w:author="Kelsey McCune" w:date="2026-04-08T16:07:00Z" w16du:dateUtc="2026-04-08T21:07:00Z">
-        <w:r>
-          <w:rPr>
-            <w:sz w:val="22"/>
-            <w:szCs w:val="22"/>
-          </w:rPr>
-          <w:t xml:space="preserve">because </w:t>
-        </w:r>
-      </w:ins>
-      <w:ins w:id="178" w:author="Kelsey McCune" w:date="2026-04-08T16:08:00Z" w16du:dateUtc="2026-04-08T21:08:00Z">
-        <w:r>
-          <w:rPr>
-            <w:sz w:val="22"/>
-            <w:szCs w:val="22"/>
-          </w:rPr>
-          <w:t>I lack the funds to conduct additional lab processing to determine …</w:t>
-        </w:r>
-      </w:ins>
-    </w:p>
-    <w:p>
-      <w:pPr>
-        <w:rPr>
-          <w:sz w:val="22"/>
-          <w:szCs w:val="22"/>
-        </w:rPr>
-      </w:pPr>
-      <w:del w:id="179" w:author="Kelsey McCune" w:date="2026-04-08T16:08:00Z" w16du:dateUtc="2026-04-08T21:08:00Z">
-        <w:r>
-          <w:rPr>
-            <w:sz w:val="22"/>
-            <w:szCs w:val="22"/>
-          </w:rPr>
-          <w:delText xml:space="preserve">As sampling expands across additional seasons and sites, we expect greater statistical power to interpret whether this pattern holds consistently or rather supports variation in community composition and host condition. </w:delText>
-        </w:r>
-      </w:del>
-      <w:del w:id="180" w:author="Kelsey McCune" w:date="2026-04-08T16:09:00Z" w16du:dateUtc="2026-04-08T21:09:00Z">
-        <w:r>
-          <w:rPr>
-            <w:sz w:val="22"/>
-            <w:szCs w:val="22"/>
-          </w:rPr>
-          <w:delText>With only two chicken-only and two combined sites currently active, chicken-keeping households remain lacking. Additional replication at these treatment types is a priority for the remaining study period and is expected to clarify the role of poultry as environmental pathogen reservoirs.</w:delText>
-        </w:r>
-      </w:del>
-      <w:r>
-        <w:rPr>
-          <w:sz w:val="22"/>
-          <w:szCs w:val="22"/>
-        </w:rPr>
-        <w:t xml:space="preserve">By study completion in 2027, we expect </w:t>
-      </w:r>
-      <w:del w:id="181" w:author="Kelsey McCune" w:date="2026-04-15T10:05:00Z" w16du:dateUtc="2026-04-15T15:05:00Z">
-        <w:r>
-          <w:rPr>
-            <w:sz w:val="22"/>
-            <w:szCs w:val="22"/>
-          </w:rPr>
-          <w:delText>a total dataset of approximately</w:delText>
-        </w:r>
-      </w:del>
-      <w:ins w:id="182" w:author="Kelsey McCune" w:date="2026-04-15T10:05:00Z" w16du:dateUtc="2026-04-15T15:05:00Z">
-        <w:r>
-          <w:rPr>
-            <w:sz w:val="22"/>
-            <w:szCs w:val="22"/>
-          </w:rPr>
-          <w:t>to collect samples from</w:t>
-        </w:r>
-      </w:ins>
-      <w:r>
-        <w:rPr>
-          <w:sz w:val="22"/>
-          <w:szCs w:val="22"/>
-        </w:rPr>
-        <w:t xml:space="preserve"> 350 wild bird captures across </w:t>
-      </w:r>
-      <w:r>
-        <w:rPr>
-          <w:sz w:val="22"/>
-          <w:szCs w:val="22"/>
-        </w:rPr>
-        <w:t>1</w:t>
-      </w:r>
-      <w:r>
-        <w:rPr>
-          <w:sz w:val="22"/>
-          <w:szCs w:val="22"/>
-        </w:rPr>
-        <w:t>6</w:t>
-      </w:r>
-      <w:r>
-        <w:rPr>
-          <w:sz w:val="22"/>
-          <w:szCs w:val="22"/>
-        </w:rPr>
-        <w:t xml:space="preserve"> sites, with associated </w:t>
-      </w:r>
-      <w:del w:id="183" w:author="Kelsey McCune" w:date="2026-04-15T10:06:00Z" w16du:dateUtc="2026-04-15T15:06:00Z">
-        <w:r>
-          <w:rPr>
-            <w:sz w:val="22"/>
-            <w:szCs w:val="22"/>
-          </w:rPr>
-          <w:delText>fecal, blood, viral, morphometric and RFID visitation data</w:delText>
-        </w:r>
-      </w:del>
-      <w:ins w:id="184" w:author="Kelsey McCune" w:date="2026-04-15T10:06:00Z" w16du:dateUtc="2026-04-15T15:06:00Z">
-        <w:r>
-          <w:rPr>
-            <w:sz w:val="22"/>
-            <w:szCs w:val="22"/>
-          </w:rPr>
-          <w:t xml:space="preserve">soil and </w:t>
-        </w:r>
-      </w:ins>
-      <w:ins w:id="185" w:author="Kelsey McCune" w:date="2026-04-15T10:07:00Z" w16du:dateUtc="2026-04-15T15:07:00Z">
-        <w:r>
-          <w:rPr>
-            <w:sz w:val="22"/>
-            <w:szCs w:val="22"/>
-          </w:rPr>
-          <w:t>chicken samples</w:t>
-        </w:r>
-      </w:ins>
-      <w:r>
-        <w:rPr>
-          <w:sz w:val="22"/>
-          <w:szCs w:val="22"/>
-        </w:rPr>
-        <w:t xml:space="preserve"> collected monthly over three field seasons.</w:t>
-      </w:r>
-    </w:p>
-    <w:p>
-      <w:pPr>
-        <w:rPr>
-          <w:sz w:val="22"/>
-          <w:szCs w:val="22"/>
-        </w:rPr>
-      </w:pPr>
-    </w:p>
-    <w:p>
-      <w:pPr>
-        <w:rPr>
-          <w:sz w:val="22"/>
-          <w:szCs w:val="22"/>
-        </w:rPr>
-      </w:pPr>
-    </w:p>
-    <w:p>
-      <w:pPr>
-        <w:rPr>
-          <w:sz w:val="22"/>
-          <w:szCs w:val="22"/>
-        </w:rPr>
-      </w:pPr>
-      <w:r>
-        <w:rPr>
-          <w:sz w:val="22"/>
-          <w:szCs w:val="22"/>
-          <w:highlight w:val="yellow"/>
-          <w:rPrChange w:id="186" w:author="Alex Fisher" w:date="2026-04-14T20:57:00Z" w16du:dateUtc="2026-04-15T01:57:00Z">
+          <w:rPrChange w:id="165" w:author="Kelsey McCune" w:date="2026-04-22T10:19:00Z" w16du:dateUtc="2026-04-22T15:19:00Z">
             <w:rPr>
               <w:sz w:val="22"/>
               <w:szCs w:val="22"/>
             </w:rPr>
           </w:rPrChange>
         </w:rPr>
-        <w:t>Collaborations with Other Organizations:</w:t>
-      </w:r>
-      <w:r>
-        <w:rPr>
-          <w:sz w:val="22"/>
-          <w:szCs w:val="22"/>
-        </w:rPr>
-        <w:br/>
-      </w:r>
-      <w:ins w:id="187" w:author="Kelsey McCune" w:date="2026-04-15T10:08:00Z" w16du:dateUtc="2026-04-15T15:08:00Z">
-        <w:r>
-          <w:rPr>
-            <w:sz w:val="22"/>
-            <w:szCs w:val="22"/>
-          </w:rPr>
-          <w:t>I</w:t>
-        </w:r>
-      </w:ins>
-      <w:ins w:id="188" w:author="Kelsey McCune" w:date="2026-04-15T10:07:00Z" w16du:dateUtc="2026-04-15T15:07:00Z">
-        <w:r>
-          <w:rPr>
-            <w:sz w:val="22"/>
-            <w:szCs w:val="22"/>
-          </w:rPr>
-          <w:t xml:space="preserve"> will collaborate with the </w:t>
-        </w:r>
-      </w:ins>
-      <w:r>
-        <w:rPr>
-          <w:sz w:val="22"/>
-          <w:szCs w:val="22"/>
-        </w:rPr>
-        <w:t>Thompson Bishop Sparks State Diagnostic Laboratory</w:t>
-      </w:r>
-      <w:del w:id="189" w:author="Kelsey McCune" w:date="2026-04-15T10:07:00Z" w16du:dateUtc="2026-04-15T15:07:00Z">
-        <w:r>
-          <w:rPr>
-            <w:sz w:val="22"/>
-            <w:szCs w:val="22"/>
-          </w:rPr>
-          <w:delText>-</w:delText>
+        <w:t>p</w:t>
+      </w:r>
+      <w:r>
+        <w:rPr>
+          <w:sz w:val="22"/>
+          <w:szCs w:val="22"/>
+        </w:rPr>
+        <w:t xml:space="preserve"> = 0.01</w:t>
+      </w:r>
+      <w:ins w:id="166" w:author="Kelsey McCune" w:date="2026-04-22T10:19:00Z" w16du:dateUtc="2026-04-22T15:19:00Z">
+        <w:r>
+          <w:rPr>
+            <w:sz w:val="22"/>
+            <w:szCs w:val="22"/>
+          </w:rPr>
+          <w:t>3</w:t>
+        </w:r>
+      </w:ins>
+      <w:del w:id="167" w:author="Kelsey McCune" w:date="2026-04-22T10:19:00Z" w16du:dateUtc="2026-04-22T15:19:00Z">
+        <w:r>
+          <w:rPr>
+            <w:sz w:val="22"/>
+            <w:szCs w:val="22"/>
+          </w:rPr>
+          <w:delText>7</w:delText>
         </w:r>
       </w:del>
-      <w:r>
-        <w:rPr>
-          <w:sz w:val="22"/>
-          <w:szCs w:val="22"/>
-        </w:rPr>
-        <w:t xml:space="preserve"> </w:t>
-      </w:r>
-      <w:del w:id="190" w:author="Kelsey McCune" w:date="2026-04-15T10:07:00Z" w16du:dateUtc="2026-04-15T15:07:00Z">
-        <w:r>
-          <w:rPr>
-            <w:sz w:val="22"/>
-            <w:szCs w:val="22"/>
-          </w:rPr>
-          <w:delText xml:space="preserve">Laboratory use </w:delText>
+      <w:del w:id="168" w:author="Kelsey McCune" w:date="2026-04-22T10:18:00Z" w16du:dateUtc="2026-04-22T15:18:00Z">
+        <w:r>
+          <w:rPr>
+            <w:sz w:val="22"/>
+            <w:szCs w:val="22"/>
+          </w:rPr>
+          <w:delText>, p = 0.05</w:delText>
         </w:r>
       </w:del>
       <w:r>
@@ -4703,76 +5088,42 @@
           <w:sz w:val="22"/>
           <w:szCs w:val="22"/>
         </w:rPr>
-        <w:t xml:space="preserve">for bacterial </w:t>
-      </w:r>
-      <w:del w:id="191" w:author="Kelsey McCune" w:date="2026-04-15T10:07:00Z" w16du:dateUtc="2026-04-15T15:07:00Z">
-        <w:r>
-          <w:rPr>
-            <w:sz w:val="22"/>
-            <w:szCs w:val="22"/>
-          </w:rPr>
-          <w:delText xml:space="preserve">testing </w:delText>
-        </w:r>
-      </w:del>
-      <w:ins w:id="192" w:author="Kelsey McCune" w:date="2026-04-15T10:07:00Z" w16du:dateUtc="2026-04-15T15:07:00Z">
-        <w:r>
-          <w:rPr>
-            <w:sz w:val="22"/>
-            <w:szCs w:val="22"/>
-          </w:rPr>
-          <w:t xml:space="preserve">serotyping </w:t>
-        </w:r>
-      </w:ins>
-      <w:r>
-        <w:rPr>
-          <w:sz w:val="22"/>
-          <w:szCs w:val="22"/>
-        </w:rPr>
-        <w:t>and identification</w:t>
-      </w:r>
-      <w:ins w:id="193" w:author="Kelsey McCune" w:date="2026-04-15T10:08:00Z" w16du:dateUtc="2026-04-15T15:08:00Z">
-        <w:r>
-          <w:rPr>
-            <w:sz w:val="22"/>
-            <w:szCs w:val="22"/>
-          </w:rPr>
-          <w:t>. In addition, I will collaborate with two other labs at Auburn University</w:t>
-        </w:r>
-      </w:ins>
-      <w:ins w:id="194" w:author="Kelsey McCune" w:date="2026-04-15T10:09:00Z" w16du:dateUtc="2026-04-15T15:09:00Z">
-        <w:r>
-          <w:rPr>
-            <w:sz w:val="22"/>
-            <w:szCs w:val="22"/>
-          </w:rPr>
-          <w:t>, one in</w:t>
-        </w:r>
-      </w:ins>
-      <w:ins w:id="195" w:author="Kelsey McCune" w:date="2026-04-15T10:08:00Z" w16du:dateUtc="2026-04-15T15:08:00Z">
-        <w:r>
-          <w:rPr>
-            <w:sz w:val="22"/>
-            <w:szCs w:val="22"/>
-          </w:rPr>
-          <w:t xml:space="preserve"> the </w:t>
-        </w:r>
-      </w:ins>
-      <w:ins w:id="196" w:author="Kelsey McCune" w:date="2026-04-15T10:28:00Z" w16du:dateUtc="2026-04-15T15:28:00Z">
-        <w:r>
-          <w:rPr>
-            <w:sz w:val="22"/>
-            <w:szCs w:val="22"/>
-          </w:rPr>
-          <w:t xml:space="preserve">Department of Poultry Science for initial culturing </w:t>
-        </w:r>
-      </w:ins>
-      <w:ins w:id="197" w:author="Kelsey McCune" w:date="2026-04-15T10:29:00Z" w16du:dateUtc="2026-04-15T15:29:00Z">
-        <w:r>
-          <w:rPr>
-            <w:sz w:val="22"/>
-            <w:szCs w:val="22"/>
-          </w:rPr>
-          <w:t xml:space="preserve">to detect </w:t>
+        <w:t>)</w:t>
+      </w:r>
+      <w:ins w:id="169" w:author="Kelsey McCune" w:date="2026-04-22T10:17:00Z" w16du:dateUtc="2026-04-22T15:17:00Z">
+        <w:r>
+          <w:rPr>
+            <w:sz w:val="22"/>
+            <w:szCs w:val="22"/>
+          </w:rPr>
+          <w:t xml:space="preserve"> and samples collected in the no</w:t>
+        </w:r>
+      </w:ins>
+      <w:ins w:id="170" w:author="Kelsey McCune" w:date="2026-04-22T10:18:00Z" w16du:dateUtc="2026-04-22T15:18:00Z">
+        <w:r>
+          <w:rPr>
+            <w:sz w:val="22"/>
+            <w:szCs w:val="22"/>
+          </w:rPr>
+          <w:t>nbreeding season were less likely to b</w:t>
+        </w:r>
+      </w:ins>
+      <w:ins w:id="171" w:author="Kelsey McCune" w:date="2026-04-22T10:27:00Z" w16du:dateUtc="2026-04-22T15:27:00Z">
+        <w:r>
+          <w:rPr>
+            <w:sz w:val="22"/>
+            <w:szCs w:val="22"/>
+          </w:rPr>
+          <w:t>e</w:t>
+        </w:r>
+      </w:ins>
+      <w:ins w:id="172" w:author="Kelsey McCune" w:date="2026-04-22T10:18:00Z" w16du:dateUtc="2026-04-22T15:18:00Z">
+        <w:r>
+          <w:rPr>
+            <w:sz w:val="22"/>
+            <w:szCs w:val="22"/>
+          </w:rPr>
+          <w:t xml:space="preserve"> positive for </w:t>
         </w:r>
         <w:r>
           <w:rPr>
@@ -4788,120 +5139,694 @@
             <w:sz w:val="22"/>
             <w:szCs w:val="22"/>
           </w:rPr>
-          <w:t xml:space="preserve">and the </w:t>
-        </w:r>
-      </w:ins>
-      <w:ins w:id="198" w:author="Kelsey McCune" w:date="2026-04-15T10:08:00Z" w16du:dateUtc="2026-04-15T15:08:00Z">
-        <w:r>
-          <w:rPr>
-            <w:sz w:val="22"/>
-            <w:szCs w:val="22"/>
-          </w:rPr>
-          <w:t>Patho</w:t>
-        </w:r>
-      </w:ins>
-      <w:ins w:id="199" w:author="Kelsey McCune" w:date="2026-04-15T10:29:00Z" w16du:dateUtc="2026-04-15T15:29:00Z">
-        <w:r>
-          <w:rPr>
-            <w:sz w:val="22"/>
-            <w:szCs w:val="22"/>
-          </w:rPr>
-          <w:t>biology Department for whole genome sequencing. These collaborations with experts in thi</w:t>
-        </w:r>
-      </w:ins>
-      <w:ins w:id="200" w:author="Kelsey McCune" w:date="2026-04-15T10:30:00Z" w16du:dateUtc="2026-04-15T15:30:00Z">
-        <w:r>
-          <w:rPr>
-            <w:sz w:val="22"/>
-            <w:szCs w:val="22"/>
-          </w:rPr>
-          <w:t>s field increase the feasibility of my proposed research.</w:t>
-        </w:r>
-      </w:ins>
-    </w:p>
-    <w:p>
-      <w:pPr>
-        <w:rPr>
-          <w:sz w:val="22"/>
-          <w:szCs w:val="22"/>
-        </w:rPr>
-      </w:pPr>
-      <w:r>
-        <w:rPr>
-          <w:sz w:val="22"/>
-          <w:szCs w:val="22"/>
-        </w:rPr>
-        <w:tab/>
-      </w:r>
-    </w:p>
-    <w:p>
-      <w:pPr>
-        <w:rPr>
-          <w:sz w:val="22"/>
-          <w:szCs w:val="22"/>
-        </w:rPr>
-      </w:pPr>
-      <w:r>
-        <w:rPr>
-          <w:sz w:val="22"/>
-          <w:szCs w:val="22"/>
-        </w:rPr>
-        <w:t>Sources of Additional Funding (if any):</w:t>
-      </w:r>
-      <w:r>
-        <w:rPr>
-          <w:sz w:val="22"/>
-          <w:szCs w:val="22"/>
-        </w:rPr>
-        <w:br/>
-      </w:r>
-    </w:p>
-    <w:p>
-      <w:pPr>
-        <w:rPr>
-          <w:sz w:val="22"/>
-          <w:szCs w:val="22"/>
-        </w:rPr>
-      </w:pPr>
-      <w:r>
-        <w:rPr>
-          <w:sz w:val="22"/>
-          <w:szCs w:val="22"/>
-        </w:rPr>
-        <w:tab/>
-      </w:r>
-    </w:p>
-    <w:p>
-      <w:pPr>
-        <w:rPr>
-          <w:ins w:id="201" w:author="Kelsey McCune" w:date="2026-04-08T11:39:00Z" w16du:dateUtc="2026-04-08T16:39:00Z"/>
-          <w:sz w:val="22"/>
-          <w:szCs w:val="22"/>
-        </w:rPr>
-      </w:pPr>
-      <w:commentRangeStart w:id="202"/>
+          <w:t>(</w:t>
+        </w:r>
+      </w:ins>
+      <w:ins w:id="173" w:author="Kelsey McCune" w:date="2026-04-22T10:19:00Z" w16du:dateUtc="2026-04-22T15:19:00Z">
+        <w:r>
+          <w:rPr>
+            <w:i/>
+            <w:iCs/>
+            <w:sz w:val="22"/>
+            <w:szCs w:val="22"/>
+          </w:rPr>
+          <w:t xml:space="preserve">ß </w:t>
+        </w:r>
+        <w:r>
+          <w:rPr>
+            <w:sz w:val="22"/>
+            <w:szCs w:val="22"/>
+          </w:rPr>
+          <w:t>= -1.35</w:t>
+        </w:r>
+      </w:ins>
+      <w:ins w:id="174" w:author="Kelsey McCune" w:date="2026-04-22T10:20:00Z" w16du:dateUtc="2026-04-22T15:20:00Z">
+        <w:r>
+          <w:rPr>
+            <w:sz w:val="22"/>
+            <w:szCs w:val="22"/>
+          </w:rPr>
+          <w:t xml:space="preserve">, </w:t>
+        </w:r>
+      </w:ins>
+      <w:ins w:id="175" w:author="Kelsey McCune" w:date="2026-04-22T10:18:00Z" w16du:dateUtc="2026-04-22T15:18:00Z">
+        <w:r>
+          <w:rPr>
+            <w:i/>
+            <w:iCs/>
+            <w:sz w:val="22"/>
+            <w:szCs w:val="22"/>
+          </w:rPr>
+          <w:t xml:space="preserve">p </w:t>
+        </w:r>
+        <w:r>
+          <w:rPr>
+            <w:sz w:val="22"/>
+            <w:szCs w:val="22"/>
+          </w:rPr>
+          <w:t xml:space="preserve">= </w:t>
+        </w:r>
+      </w:ins>
+      <w:ins w:id="176" w:author="Kelsey McCune" w:date="2026-04-22T10:19:00Z" w16du:dateUtc="2026-04-22T15:19:00Z">
+        <w:r>
+          <w:rPr>
+            <w:sz w:val="22"/>
+            <w:szCs w:val="22"/>
+          </w:rPr>
+          <w:t>0.25)</w:t>
+        </w:r>
+      </w:ins>
+      <w:r>
+        <w:rPr>
+          <w:sz w:val="22"/>
+          <w:szCs w:val="22"/>
+        </w:rPr>
+        <w:t xml:space="preserve">. This pattern may imply a nutritional buffering effect, consistent with evidence that supplemental food can improve immune function in wild passerines (Owen et al. 2021). </w:t>
+      </w:r>
+    </w:p>
+    <w:p>
+      <w:pPr>
+        <w:ind w:firstLine="720"/>
+        <w:rPr>
+          <w:ins w:id="177" w:author="Kelsey McCune" w:date="2026-04-08T16:08:00Z" w16du:dateUtc="2026-04-08T21:08:00Z"/>
+          <w:sz w:val="22"/>
+          <w:szCs w:val="22"/>
+        </w:rPr>
+      </w:pPr>
+      <w:ins w:id="178" w:author="Kelsey McCune" w:date="2026-04-08T16:07:00Z" w16du:dateUtc="2026-04-08T21:07:00Z">
+        <w:r>
+          <w:rPr>
+            <w:sz w:val="22"/>
+            <w:szCs w:val="22"/>
+          </w:rPr>
+          <w:t xml:space="preserve">However, I am limited in the conclusions I can make from </w:t>
+        </w:r>
+      </w:ins>
+      <w:ins w:id="179" w:author="Kelsey McCune" w:date="2026-04-08T16:08:00Z" w16du:dateUtc="2026-04-08T21:08:00Z">
+        <w:r>
+          <w:rPr>
+            <w:sz w:val="22"/>
+            <w:szCs w:val="22"/>
+          </w:rPr>
+          <w:t xml:space="preserve">these </w:t>
+        </w:r>
+      </w:ins>
+      <w:ins w:id="180" w:author="Kelsey McCune" w:date="2026-04-08T16:07:00Z" w16du:dateUtc="2026-04-08T21:07:00Z">
+        <w:r>
+          <w:rPr>
+            <w:sz w:val="22"/>
+            <w:szCs w:val="22"/>
+          </w:rPr>
+          <w:t xml:space="preserve">preliminary culturing </w:t>
+        </w:r>
+      </w:ins>
+      <w:ins w:id="181" w:author="Kelsey McCune" w:date="2026-04-08T16:08:00Z" w16du:dateUtc="2026-04-08T21:08:00Z">
+        <w:r>
+          <w:rPr>
+            <w:sz w:val="22"/>
+            <w:szCs w:val="22"/>
+          </w:rPr>
+          <w:t xml:space="preserve">methods </w:t>
+        </w:r>
+      </w:ins>
+      <w:ins w:id="182" w:author="Kelsey McCune" w:date="2026-04-08T16:07:00Z" w16du:dateUtc="2026-04-08T21:07:00Z">
+        <w:r>
+          <w:rPr>
+            <w:sz w:val="22"/>
+            <w:szCs w:val="22"/>
+          </w:rPr>
+          <w:t xml:space="preserve">because </w:t>
+        </w:r>
+      </w:ins>
+      <w:ins w:id="183" w:author="Kelsey McCune" w:date="2026-04-08T16:08:00Z" w16du:dateUtc="2026-04-08T21:08:00Z">
+        <w:r>
+          <w:rPr>
+            <w:sz w:val="22"/>
+            <w:szCs w:val="22"/>
+          </w:rPr>
+          <w:t>I lack the funds to conduct additional lab processing to determine</w:t>
+        </w:r>
+      </w:ins>
+      <w:ins w:id="184" w:author="Kelsey McCune" w:date="2026-04-22T10:53:00Z" w16du:dateUtc="2026-04-22T15:53:00Z">
+        <w:r>
+          <w:rPr>
+            <w:sz w:val="22"/>
+            <w:szCs w:val="22"/>
+          </w:rPr>
+          <w:t xml:space="preserve"> whether the detected </w:t>
+        </w:r>
+        <w:r>
+          <w:rPr>
+            <w:i/>
+            <w:iCs/>
+            <w:sz w:val="22"/>
+            <w:szCs w:val="22"/>
+          </w:rPr>
+          <w:t xml:space="preserve">S. enterica </w:t>
+        </w:r>
+        <w:r>
+          <w:rPr>
+            <w:sz w:val="22"/>
+            <w:szCs w:val="22"/>
+          </w:rPr>
+          <w:t>is a pathogenic (</w:t>
+        </w:r>
+      </w:ins>
+      <w:ins w:id="185" w:author="Kelsey McCune" w:date="2026-04-22T10:54:00Z" w16du:dateUtc="2026-04-22T15:54:00Z">
+        <w:r>
+          <w:rPr>
+            <w:sz w:val="22"/>
+            <w:szCs w:val="22"/>
+          </w:rPr>
+          <w:t>Typhimurium and Enteritidis</w:t>
+        </w:r>
+      </w:ins>
+      <w:ins w:id="186" w:author="Kelsey McCune" w:date="2026-04-22T10:55:00Z" w16du:dateUtc="2026-04-22T15:55:00Z">
+        <w:r>
+          <w:rPr>
+            <w:sz w:val="22"/>
+            <w:szCs w:val="22"/>
+          </w:rPr>
+          <w:t xml:space="preserve">) or benign serotype. </w:t>
+        </w:r>
+      </w:ins>
+      <w:ins w:id="187" w:author="Kelsey McCune" w:date="2026-04-22T10:20:00Z" w16du:dateUtc="2026-04-22T15:20:00Z">
+        <w:r>
+          <w:rPr>
+            <w:sz w:val="22"/>
+            <w:szCs w:val="22"/>
+          </w:rPr>
+          <w:t>As indicated by the power analysis (see below)</w:t>
+        </w:r>
+      </w:ins>
+      <w:ins w:id="188" w:author="Kelsey McCune" w:date="2026-04-22T10:21:00Z" w16du:dateUtc="2026-04-22T15:21:00Z">
+        <w:r>
+          <w:rPr>
+            <w:sz w:val="22"/>
+            <w:szCs w:val="22"/>
+          </w:rPr>
+          <w:t>, my current power to detect an effect of backyard activities on disease prevalence in birds is 57%. However, with additional funds to process the samples for all of the birds cap</w:t>
+        </w:r>
+      </w:ins>
+      <w:ins w:id="189" w:author="Kelsey McCune" w:date="2026-04-22T10:22:00Z" w16du:dateUtc="2026-04-22T15:22:00Z">
+        <w:r>
+          <w:rPr>
+            <w:sz w:val="22"/>
+            <w:szCs w:val="22"/>
+          </w:rPr>
+          <w:t xml:space="preserve">tured at each site </w:t>
+        </w:r>
+        <w:proofErr w:type="spellStart"/>
+        <w:r>
+          <w:rPr>
+            <w:sz w:val="22"/>
+            <w:szCs w:val="22"/>
+          </w:rPr>
+          <w:t>treatement</w:t>
+        </w:r>
+        <w:proofErr w:type="spellEnd"/>
+        <w:r>
+          <w:rPr>
+            <w:sz w:val="22"/>
+            <w:szCs w:val="22"/>
+          </w:rPr>
+          <w:t xml:space="preserve"> type (more than </w:t>
+        </w:r>
+      </w:ins>
+      <w:ins w:id="190" w:author="Kelsey McCune" w:date="2026-04-22T10:23:00Z" w16du:dateUtc="2026-04-22T15:23:00Z">
+        <w:r>
+          <w:rPr>
+            <w:sz w:val="22"/>
+            <w:szCs w:val="22"/>
+          </w:rPr>
+          <w:t>4</w:t>
+        </w:r>
+      </w:ins>
+      <w:ins w:id="191" w:author="Kelsey McCune" w:date="2026-04-22T10:22:00Z" w16du:dateUtc="2026-04-22T15:22:00Z">
+        <w:r>
+          <w:rPr>
+            <w:sz w:val="22"/>
+            <w:szCs w:val="22"/>
+          </w:rPr>
+          <w:t>0 birds total from each treatment type), the power in my model increases to 85%.</w:t>
+        </w:r>
+      </w:ins>
+      <w:ins w:id="192" w:author="Kelsey McCune" w:date="2026-04-22T10:28:00Z" w16du:dateUtc="2026-04-22T15:28:00Z">
+        <w:r>
+          <w:rPr>
+            <w:sz w:val="22"/>
+            <w:szCs w:val="22"/>
+          </w:rPr>
+          <w:t xml:space="preserve"> This additional power will be important to better identify differences among the other site types relative to control sites</w:t>
+        </w:r>
+      </w:ins>
+      <w:ins w:id="193" w:author="Kelsey McCune" w:date="2026-04-22T10:56:00Z" w16du:dateUtc="2026-04-22T15:56:00Z">
+        <w:r>
+          <w:rPr>
+            <w:sz w:val="22"/>
+            <w:szCs w:val="22"/>
+          </w:rPr>
+          <w:t>, especially given a possible reduction in sample numbers positive for pathogenic serotypes</w:t>
+        </w:r>
+      </w:ins>
+      <w:ins w:id="194" w:author="Kelsey McCune" w:date="2026-04-22T10:28:00Z" w16du:dateUtc="2026-04-22T15:28:00Z">
+        <w:r>
+          <w:rPr>
+            <w:sz w:val="22"/>
+            <w:szCs w:val="22"/>
+          </w:rPr>
+          <w:t>.</w:t>
+        </w:r>
+      </w:ins>
+    </w:p>
+    <w:p>
+      <w:pPr>
+        <w:rPr>
+          <w:sz w:val="22"/>
+          <w:szCs w:val="22"/>
+        </w:rPr>
+      </w:pPr>
+      <w:del w:id="195" w:author="Kelsey McCune" w:date="2026-04-08T16:08:00Z" w16du:dateUtc="2026-04-08T21:08:00Z">
+        <w:r>
+          <w:rPr>
+            <w:sz w:val="22"/>
+            <w:szCs w:val="22"/>
+          </w:rPr>
+          <w:delText xml:space="preserve">As sampling expands across additional seasons and sites, we expect greater statistical power to interpret whether this pattern holds consistently or rather supports variation in community composition and host condition. </w:delText>
+        </w:r>
+      </w:del>
+      <w:del w:id="196" w:author="Kelsey McCune" w:date="2026-04-08T16:09:00Z" w16du:dateUtc="2026-04-08T21:09:00Z">
+        <w:r>
+          <w:rPr>
+            <w:sz w:val="22"/>
+            <w:szCs w:val="22"/>
+          </w:rPr>
+          <w:delText>With only two chicken-only and two combined sites currently active, chicken-keeping households remain lacking. Additional replication at these treatment types is a priority for the remaining study period and is expected to clarify the role of poultry as environmental pathogen reservoirs.</w:delText>
+        </w:r>
+      </w:del>
+      <w:r>
+        <w:rPr>
+          <w:sz w:val="22"/>
+          <w:szCs w:val="22"/>
+        </w:rPr>
+        <w:t xml:space="preserve">By study completion in 2027, we expect </w:t>
+      </w:r>
+      <w:del w:id="197" w:author="Kelsey McCune" w:date="2026-04-15T10:05:00Z" w16du:dateUtc="2026-04-15T15:05:00Z">
+        <w:r>
+          <w:rPr>
+            <w:sz w:val="22"/>
+            <w:szCs w:val="22"/>
+          </w:rPr>
+          <w:delText>a total dataset of approximately</w:delText>
+        </w:r>
+      </w:del>
+      <w:ins w:id="198" w:author="Kelsey McCune" w:date="2026-04-15T10:05:00Z" w16du:dateUtc="2026-04-15T15:05:00Z">
+        <w:r>
+          <w:rPr>
+            <w:sz w:val="22"/>
+            <w:szCs w:val="22"/>
+          </w:rPr>
+          <w:t>to collect samples from</w:t>
+        </w:r>
+      </w:ins>
+      <w:r>
+        <w:rPr>
+          <w:sz w:val="22"/>
+          <w:szCs w:val="22"/>
+        </w:rPr>
+        <w:t xml:space="preserve"> 350 wild bird captures across </w:t>
+      </w:r>
+      <w:r>
+        <w:rPr>
+          <w:sz w:val="22"/>
+          <w:szCs w:val="22"/>
+        </w:rPr>
+        <w:t>1</w:t>
+      </w:r>
+      <w:r>
+        <w:rPr>
+          <w:sz w:val="22"/>
+          <w:szCs w:val="22"/>
+        </w:rPr>
+        <w:t>6</w:t>
+      </w:r>
+      <w:r>
+        <w:rPr>
+          <w:sz w:val="22"/>
+          <w:szCs w:val="22"/>
+        </w:rPr>
+        <w:t xml:space="preserve"> sites, with associated </w:t>
+      </w:r>
+      <w:del w:id="199" w:author="Kelsey McCune" w:date="2026-04-15T10:06:00Z" w16du:dateUtc="2026-04-15T15:06:00Z">
+        <w:r>
+          <w:rPr>
+            <w:sz w:val="22"/>
+            <w:szCs w:val="22"/>
+          </w:rPr>
+          <w:delText>fecal, blood, viral, morphometric and RFID visitation data</w:delText>
+        </w:r>
+      </w:del>
+      <w:ins w:id="200" w:author="Kelsey McCune" w:date="2026-04-15T10:06:00Z" w16du:dateUtc="2026-04-15T15:06:00Z">
+        <w:r>
+          <w:rPr>
+            <w:sz w:val="22"/>
+            <w:szCs w:val="22"/>
+          </w:rPr>
+          <w:t xml:space="preserve">soil and </w:t>
+        </w:r>
+      </w:ins>
+      <w:ins w:id="201" w:author="Kelsey McCune" w:date="2026-04-15T10:07:00Z" w16du:dateUtc="2026-04-15T15:07:00Z">
+        <w:r>
+          <w:rPr>
+            <w:sz w:val="22"/>
+            <w:szCs w:val="22"/>
+          </w:rPr>
+          <w:t>chicken samples</w:t>
+        </w:r>
+      </w:ins>
+      <w:r>
+        <w:rPr>
+          <w:sz w:val="22"/>
+          <w:szCs w:val="22"/>
+        </w:rPr>
+        <w:t xml:space="preserve"> collected monthly over three field seasons.</w:t>
+      </w:r>
+    </w:p>
+    <w:p>
+      <w:pPr>
+        <w:rPr>
+          <w:sz w:val="22"/>
+          <w:szCs w:val="22"/>
+        </w:rPr>
+      </w:pPr>
+    </w:p>
+    <w:p>
+      <w:pPr>
+        <w:rPr>
+          <w:sz w:val="22"/>
+          <w:szCs w:val="22"/>
+        </w:rPr>
+      </w:pPr>
+    </w:p>
+    <w:p>
+      <w:pPr>
+        <w:rPr>
+          <w:sz w:val="22"/>
+          <w:szCs w:val="22"/>
+        </w:rPr>
+      </w:pPr>
       <w:r>
         <w:rPr>
           <w:sz w:val="22"/>
           <w:szCs w:val="22"/>
           <w:highlight w:val="yellow"/>
-          <w:rPrChange w:id="203" w:author="Alex Fisher" w:date="2026-04-14T20:57:00Z" w16du:dateUtc="2026-04-15T01:57:00Z">
+          <w:rPrChange w:id="202" w:author="Alex Fisher" w:date="2026-04-14T20:57:00Z" w16du:dateUtc="2026-04-15T01:57:00Z">
             <w:rPr>
               <w:sz w:val="22"/>
               <w:szCs w:val="22"/>
             </w:rPr>
           </w:rPrChange>
         </w:rPr>
+        <w:t>Collaborations with Other Organizations:</w:t>
+      </w:r>
+      <w:r>
+        <w:rPr>
+          <w:sz w:val="22"/>
+          <w:szCs w:val="22"/>
+        </w:rPr>
+        <w:br/>
+      </w:r>
+      <w:ins w:id="203" w:author="Kelsey McCune" w:date="2026-04-15T10:08:00Z" w16du:dateUtc="2026-04-15T15:08:00Z">
+        <w:r>
+          <w:rPr>
+            <w:sz w:val="22"/>
+            <w:szCs w:val="22"/>
+          </w:rPr>
+          <w:t>I</w:t>
+        </w:r>
+      </w:ins>
+      <w:ins w:id="204" w:author="Kelsey McCune" w:date="2026-04-15T10:07:00Z" w16du:dateUtc="2026-04-15T15:07:00Z">
+        <w:r>
+          <w:rPr>
+            <w:sz w:val="22"/>
+            <w:szCs w:val="22"/>
+          </w:rPr>
+          <w:t xml:space="preserve"> will collaborate with </w:t>
+        </w:r>
+      </w:ins>
+      <w:del w:id="205" w:author="Kelsey McCune" w:date="2026-04-22T10:57:00Z" w16du:dateUtc="2026-04-22T15:57:00Z">
+        <w:r>
+          <w:rPr>
+            <w:sz w:val="22"/>
+            <w:szCs w:val="22"/>
+          </w:rPr>
+          <w:delText>Thompson Bishop Sparks State Diagnostic Laboratory</w:delText>
+        </w:r>
+      </w:del>
+      <w:del w:id="206" w:author="Kelsey McCune" w:date="2026-04-15T10:07:00Z" w16du:dateUtc="2026-04-15T15:07:00Z">
+        <w:r>
+          <w:rPr>
+            <w:sz w:val="22"/>
+            <w:szCs w:val="22"/>
+          </w:rPr>
+          <w:delText>-</w:delText>
+        </w:r>
+      </w:del>
+      <w:del w:id="207" w:author="Kelsey McCune" w:date="2026-04-22T10:57:00Z" w16du:dateUtc="2026-04-22T15:57:00Z">
+        <w:r>
+          <w:rPr>
+            <w:sz w:val="22"/>
+            <w:szCs w:val="22"/>
+          </w:rPr>
+          <w:delText xml:space="preserve"> </w:delText>
+        </w:r>
+      </w:del>
+      <w:del w:id="208" w:author="Kelsey McCune" w:date="2026-04-15T10:07:00Z" w16du:dateUtc="2026-04-15T15:07:00Z">
+        <w:r>
+          <w:rPr>
+            <w:sz w:val="22"/>
+            <w:szCs w:val="22"/>
+          </w:rPr>
+          <w:delText xml:space="preserve">Laboratory use </w:delText>
+        </w:r>
+      </w:del>
+      <w:del w:id="209" w:author="Kelsey McCune" w:date="2026-04-22T10:57:00Z" w16du:dateUtc="2026-04-22T15:57:00Z">
+        <w:r>
+          <w:rPr>
+            <w:sz w:val="22"/>
+            <w:szCs w:val="22"/>
+          </w:rPr>
+          <w:delText xml:space="preserve">for bacterial </w:delText>
+        </w:r>
+      </w:del>
+      <w:del w:id="210" w:author="Kelsey McCune" w:date="2026-04-15T10:07:00Z" w16du:dateUtc="2026-04-15T15:07:00Z">
+        <w:r>
+          <w:rPr>
+            <w:sz w:val="22"/>
+            <w:szCs w:val="22"/>
+          </w:rPr>
+          <w:delText xml:space="preserve">testing </w:delText>
+        </w:r>
+      </w:del>
+      <w:del w:id="211" w:author="Kelsey McCune" w:date="2026-04-22T10:57:00Z" w16du:dateUtc="2026-04-22T15:57:00Z">
+        <w:r>
+          <w:rPr>
+            <w:sz w:val="22"/>
+            <w:szCs w:val="22"/>
+          </w:rPr>
+          <w:delText>and identification</w:delText>
+        </w:r>
+      </w:del>
+      <w:ins w:id="212" w:author="Kelsey McCune" w:date="2026-04-15T10:08:00Z" w16du:dateUtc="2026-04-15T15:08:00Z">
+        <w:r>
+          <w:rPr>
+            <w:sz w:val="22"/>
+            <w:szCs w:val="22"/>
+          </w:rPr>
+          <w:t>two other labs at Auburn University</w:t>
+        </w:r>
+      </w:ins>
+      <w:ins w:id="213" w:author="Kelsey McCune" w:date="2026-04-15T10:09:00Z" w16du:dateUtc="2026-04-15T15:09:00Z">
+        <w:r>
+          <w:rPr>
+            <w:sz w:val="22"/>
+            <w:szCs w:val="22"/>
+          </w:rPr>
+          <w:t>, one in</w:t>
+        </w:r>
+      </w:ins>
+      <w:ins w:id="214" w:author="Kelsey McCune" w:date="2026-04-15T10:08:00Z" w16du:dateUtc="2026-04-15T15:08:00Z">
+        <w:r>
+          <w:rPr>
+            <w:sz w:val="22"/>
+            <w:szCs w:val="22"/>
+          </w:rPr>
+          <w:t xml:space="preserve"> the </w:t>
+        </w:r>
+      </w:ins>
+      <w:ins w:id="215" w:author="Kelsey McCune" w:date="2026-04-15T10:28:00Z" w16du:dateUtc="2026-04-15T15:28:00Z">
+        <w:r>
+          <w:rPr>
+            <w:sz w:val="22"/>
+            <w:szCs w:val="22"/>
+          </w:rPr>
+          <w:t xml:space="preserve">Department of Poultry Science for initial culturing </w:t>
+        </w:r>
+      </w:ins>
+      <w:ins w:id="216" w:author="Kelsey McCune" w:date="2026-04-15T10:29:00Z" w16du:dateUtc="2026-04-15T15:29:00Z">
+        <w:r>
+          <w:rPr>
+            <w:sz w:val="22"/>
+            <w:szCs w:val="22"/>
+          </w:rPr>
+          <w:t xml:space="preserve">to detect </w:t>
+        </w:r>
+        <w:r>
+          <w:rPr>
+            <w:i/>
+            <w:iCs/>
+            <w:sz w:val="22"/>
+            <w:szCs w:val="22"/>
+          </w:rPr>
+          <w:t xml:space="preserve">S. enterica </w:t>
+        </w:r>
+        <w:r>
+          <w:rPr>
+            <w:sz w:val="22"/>
+            <w:szCs w:val="22"/>
+          </w:rPr>
+          <w:t xml:space="preserve">and the </w:t>
+        </w:r>
+      </w:ins>
+      <w:ins w:id="217" w:author="Kelsey McCune" w:date="2026-04-15T10:08:00Z" w16du:dateUtc="2026-04-15T15:08:00Z">
+        <w:r>
+          <w:rPr>
+            <w:sz w:val="22"/>
+            <w:szCs w:val="22"/>
+          </w:rPr>
+          <w:t>Patho</w:t>
+        </w:r>
+      </w:ins>
+      <w:ins w:id="218" w:author="Kelsey McCune" w:date="2026-04-15T10:29:00Z" w16du:dateUtc="2026-04-15T15:29:00Z">
+        <w:r>
+          <w:rPr>
+            <w:sz w:val="22"/>
+            <w:szCs w:val="22"/>
+          </w:rPr>
+          <w:t>biology Department for whole genome sequencing</w:t>
+        </w:r>
+      </w:ins>
+      <w:ins w:id="219" w:author="Kelsey McCune" w:date="2026-04-22T10:57:00Z" w16du:dateUtc="2026-04-22T15:57:00Z">
+        <w:r>
+          <w:rPr>
+            <w:sz w:val="22"/>
+            <w:szCs w:val="22"/>
+          </w:rPr>
+          <w:t xml:space="preserve"> to identify the serotype of positive isolates</w:t>
+        </w:r>
+      </w:ins>
+      <w:ins w:id="220" w:author="Kelsey McCune" w:date="2026-04-15T10:29:00Z" w16du:dateUtc="2026-04-15T15:29:00Z">
+        <w:r>
+          <w:rPr>
+            <w:sz w:val="22"/>
+            <w:szCs w:val="22"/>
+          </w:rPr>
+          <w:t>. These collaborations with experts in thi</w:t>
+        </w:r>
+      </w:ins>
+      <w:ins w:id="221" w:author="Kelsey McCune" w:date="2026-04-15T10:30:00Z" w16du:dateUtc="2026-04-15T15:30:00Z">
+        <w:r>
+          <w:rPr>
+            <w:sz w:val="22"/>
+            <w:szCs w:val="22"/>
+          </w:rPr>
+          <w:t>s field increase the feasibility of my proposed research.</w:t>
+        </w:r>
+      </w:ins>
+    </w:p>
+    <w:p>
+      <w:pPr>
+        <w:rPr>
+          <w:sz w:val="22"/>
+          <w:szCs w:val="22"/>
+        </w:rPr>
+      </w:pPr>
+      <w:r>
+        <w:rPr>
+          <w:sz w:val="22"/>
+          <w:szCs w:val="22"/>
+        </w:rPr>
+        <w:tab/>
+      </w:r>
+    </w:p>
+    <w:p>
+      <w:pPr>
+        <w:rPr>
+          <w:sz w:val="22"/>
+          <w:szCs w:val="22"/>
+        </w:rPr>
+      </w:pPr>
+      <w:r>
+        <w:rPr>
+          <w:sz w:val="22"/>
+          <w:szCs w:val="22"/>
+        </w:rPr>
+        <w:t>Sources of Additional Funding (if any):</w:t>
+      </w:r>
+      <w:r>
+        <w:rPr>
+          <w:sz w:val="22"/>
+          <w:szCs w:val="22"/>
+        </w:rPr>
+        <w:br/>
+      </w:r>
+    </w:p>
+    <w:p>
+      <w:pPr>
+        <w:rPr>
+          <w:sz w:val="22"/>
+          <w:szCs w:val="22"/>
+        </w:rPr>
+      </w:pPr>
+      <w:r>
+        <w:rPr>
+          <w:sz w:val="22"/>
+          <w:szCs w:val="22"/>
+        </w:rPr>
+        <w:tab/>
+      </w:r>
+    </w:p>
+    <w:p>
+      <w:pPr>
+        <w:rPr>
+          <w:ins w:id="222" w:author="Kelsey McCune" w:date="2026-04-08T11:39:00Z" w16du:dateUtc="2026-04-08T16:39:00Z"/>
+          <w:sz w:val="22"/>
+          <w:szCs w:val="22"/>
+        </w:rPr>
+      </w:pPr>
+      <w:commentRangeStart w:id="223"/>
+      <w:r>
+        <w:rPr>
+          <w:sz w:val="22"/>
+          <w:szCs w:val="22"/>
+          <w:highlight w:val="yellow"/>
+          <w:rPrChange w:id="224" w:author="Alex Fisher" w:date="2026-04-14T20:57:00Z" w16du:dateUtc="2026-04-15T01:57:00Z">
+            <w:rPr>
+              <w:sz w:val="22"/>
+              <w:szCs w:val="22"/>
+            </w:rPr>
+          </w:rPrChange>
+        </w:rPr>
         <w:t>Summary of the Impacts of this Study</w:t>
       </w:r>
-      <w:commentRangeEnd w:id="202"/>
+      <w:commentRangeEnd w:id="223"/>
       <w:r>
         <w:rPr>
           <w:rStyle w:val="CommentReference"/>
           <w:sz w:val="22"/>
           <w:szCs w:val="22"/>
           <w:highlight w:val="yellow"/>
-          <w:rPrChange w:id="204" w:author="Alex Fisher" w:date="2026-04-14T20:57:00Z" w16du:dateUtc="2026-04-15T01:57:00Z">
+          <w:rPrChange w:id="225" w:author="Alex Fisher" w:date="2026-04-14T20:57:00Z" w16du:dateUtc="2026-04-15T01:57:00Z">
             <w:rPr>
               <w:rStyle w:val="CommentReference"/>
               <w:sz w:val="22"/>
@@ -4909,14 +5834,14 @@
             </w:rPr>
           </w:rPrChange>
         </w:rPr>
-        <w:commentReference w:id="202"/>
+        <w:commentReference w:id="223"/>
       </w:r>
       <w:r>
         <w:rPr>
           <w:sz w:val="22"/>
           <w:szCs w:val="22"/>
           <w:highlight w:val="yellow"/>
-          <w:rPrChange w:id="205" w:author="Alex Fisher" w:date="2026-04-14T20:57:00Z" w16du:dateUtc="2026-04-15T01:57:00Z">
+          <w:rPrChange w:id="226" w:author="Alex Fisher" w:date="2026-04-14T20:57:00Z" w16du:dateUtc="2026-04-15T01:57:00Z">
             <w:rPr>
               <w:sz w:val="22"/>
               <w:szCs w:val="22"/>
@@ -4930,13 +5855,13 @@
       <w:pPr>
         <w:ind w:firstLine="720"/>
         <w:rPr>
-          <w:moveTo w:id="206" w:author="Kelsey McCune" w:date="2026-04-08T11:39:00Z" w16du:dateUtc="2026-04-08T16:39:00Z"/>
-          <w:sz w:val="22"/>
-          <w:szCs w:val="22"/>
-        </w:rPr>
-      </w:pPr>
-      <w:moveToRangeStart w:id="207" w:author="Kelsey McCune" w:date="2026-04-08T11:39:00Z" w:name="move226540801"/>
-      <w:moveTo w:id="208" w:author="Kelsey McCune" w:date="2026-04-08T11:39:00Z" w16du:dateUtc="2026-04-08T16:39:00Z">
+          <w:moveTo w:id="227" w:author="Kelsey McCune" w:date="2026-04-08T11:39:00Z" w16du:dateUtc="2026-04-08T16:39:00Z"/>
+          <w:sz w:val="22"/>
+          <w:szCs w:val="22"/>
+        </w:rPr>
+      </w:pPr>
+      <w:moveToRangeStart w:id="228" w:author="Kelsey McCune" w:date="2026-04-08T11:39:00Z" w:name="move226540801"/>
+      <w:moveTo w:id="229" w:author="Kelsey McCune" w:date="2026-04-08T11:39:00Z" w16du:dateUtc="2026-04-08T16:39:00Z">
         <w:r>
           <w:rPr>
             <w:sz w:val="22"/>
@@ -4956,7 +5881,15 @@
             <w:sz w:val="22"/>
             <w:szCs w:val="22"/>
           </w:rPr>
-          <w:t xml:space="preserve"> For many people, maintaining a bird feeder provides the only daily form of accessible, low-cost interaction with wildlife. Studies have found that even brief exposure to birds in residential settings contributes positively to personal wellbeing, consistent with broader studies linking nature contact to psychological relief and stress recovery (Dayer et al. 2019)</w:t>
+          <w:t xml:space="preserve"> For many people, maintaining a bird feeder provides the only daily form of accessible, low-cost interaction with wildlife. Studies have found that even brief exposure to birds in residential settings contributes positively to personal wellbeing, consistent with broader studies linking nature </w:t>
+        </w:r>
+        <w:r>
+          <w:rPr>
+            <w:sz w:val="22"/>
+            <w:szCs w:val="22"/>
+          </w:rPr>
+          <w:lastRenderedPageBreak/>
+          <w:t>contact to psychological relief and stress recovery (Dayer et al. 2019)</w:t>
         </w:r>
         <w:r>
           <w:rPr>
@@ -4984,37 +5917,29 @@
             <w:sz w:val="22"/>
             <w:szCs w:val="22"/>
           </w:rPr>
-          <w:t xml:space="preserve"> Households with children may additionally benefit from the educational value of these activities by incorporating an early interest in wildlife, ecology, and sustainable food production. Engagement with backyard wildlife activities may also go beyond </w:t>
-        </w:r>
-        <w:r>
-          <w:rPr>
-            <w:sz w:val="22"/>
-            <w:szCs w:val="22"/>
-          </w:rPr>
-          <w:lastRenderedPageBreak/>
-          <w:t xml:space="preserve">personal satisfaction to encourage broader conservation behaviors. Research has shown that people who feed and observe birds are more likely to engage in pro-conservation actions such as habitat stewardship, conservation donations, and advocacy for wildlife-friendly policies, suggesting that these activities may provide a link to broader environmental stewardship (Dayer et al. 2019; Pocock et al. 2023; Barbett et al. 2020). Understanding the conservation attitudes of participants in these backyard activities will be valuable for finding opportunities to promote evidence-based biosecurity guidelines to the public. The psychological and conservation benefits of backyard wildlife activities are important factors that must be weighed parallel to any relevant risks to health, wildlife, and environment when discussing activities such as bird feeding and small-scale poultry. </w:t>
+          <w:t xml:space="preserve"> Households with children may additionally benefit from the educational value of these activities by incorporating an early interest in wildlife, ecology, and sustainable food production. Engagement with backyard wildlife activities may also go beyond personal satisfaction to encourage broader conservation behaviors. Research has shown that people who feed and observe birds are more likely to engage in pro-conservation actions such as habitat stewardship, conservation donations, and advocacy for wildlife-friendly policies, suggesting that these activities may provide a link to broader environmental stewardship (Dayer et al. 2019; Pocock et al. 2023; Barbett et al. 2020). Understanding the conservation attitudes of participants in these backyard activities will be valuable for finding opportunities to promote evidence-based biosecurity guidelines to the public. The psychological and conservation benefits of backyard wildlife activities are important factors that must be weighed parallel to any relevant risks to health, wildlife, and environment when discussing activities such as bird feeding and small-scale poultry. </w:t>
         </w:r>
       </w:moveTo>
     </w:p>
-    <w:moveToRangeEnd w:id="207"/>
-    <w:p>
-      <w:pPr>
-        <w:rPr>
-          <w:ins w:id="209" w:author="Kelsey McCune" w:date="2026-04-08T11:44:00Z" w16du:dateUtc="2026-04-08T16:44:00Z"/>
-          <w:sz w:val="22"/>
-          <w:szCs w:val="22"/>
-        </w:rPr>
-      </w:pPr>
-    </w:p>
-    <w:p>
-      <w:pPr>
-        <w:rPr>
-          <w:sz w:val="22"/>
-          <w:szCs w:val="22"/>
-        </w:rPr>
-      </w:pPr>
-      <w:moveToRangeStart w:id="210" w:author="Kelsey McCune" w:date="2026-04-08T11:44:00Z" w:name="move226541072"/>
-      <w:moveTo w:id="211" w:author="Kelsey McCune" w:date="2026-04-08T11:44:00Z" w16du:dateUtc="2026-04-08T16:44:00Z">
+    <w:moveToRangeEnd w:id="228"/>
+    <w:p>
+      <w:pPr>
+        <w:rPr>
+          <w:ins w:id="230" w:author="Kelsey McCune" w:date="2026-04-08T11:44:00Z" w16du:dateUtc="2026-04-08T16:44:00Z"/>
+          <w:sz w:val="22"/>
+          <w:szCs w:val="22"/>
+        </w:rPr>
+      </w:pPr>
+    </w:p>
+    <w:p>
+      <w:pPr>
+        <w:rPr>
+          <w:sz w:val="22"/>
+          <w:szCs w:val="22"/>
+        </w:rPr>
+      </w:pPr>
+      <w:moveToRangeStart w:id="231" w:author="Kelsey McCune" w:date="2026-04-08T11:44:00Z" w:name="move226541072"/>
+      <w:moveTo w:id="232" w:author="Kelsey McCune" w:date="2026-04-08T11:44:00Z" w16du:dateUtc="2026-04-08T16:44:00Z">
         <w:r>
           <w:rPr>
             <w:sz w:val="22"/>
@@ -5023,25 +5948,25 @@
           <w:t>The degree to which participants in these activities perceive disease risks, engage in biosecurity practices such as feeder cleaning and personal hygiene, and are willing to modify their behaviors in response to evidence-based recommendations remains poorly characterized, particularly in the southeastern United States where both activities are prevalent.</w:t>
         </w:r>
       </w:moveTo>
-      <w:moveToRangeEnd w:id="210"/>
-    </w:p>
-    <w:p>
-      <w:pPr>
-        <w:rPr>
-          <w:ins w:id="212" w:author="Kelsey McCune" w:date="2026-04-08T15:30:00Z" w16du:dateUtc="2026-04-08T20:30:00Z"/>
-          <w:sz w:val="22"/>
-          <w:szCs w:val="22"/>
-        </w:rPr>
-      </w:pPr>
-    </w:p>
-    <w:p>
-      <w:pPr>
-        <w:rPr>
-          <w:sz w:val="22"/>
-          <w:szCs w:val="22"/>
-        </w:rPr>
-      </w:pPr>
-      <w:ins w:id="213" w:author="Kelsey McCune" w:date="2026-04-08T15:30:00Z" w16du:dateUtc="2026-04-08T20:30:00Z">
+      <w:moveToRangeEnd w:id="231"/>
+    </w:p>
+    <w:p>
+      <w:pPr>
+        <w:rPr>
+          <w:ins w:id="233" w:author="Kelsey McCune" w:date="2026-04-08T15:30:00Z" w16du:dateUtc="2026-04-08T20:30:00Z"/>
+          <w:sz w:val="22"/>
+          <w:szCs w:val="22"/>
+        </w:rPr>
+      </w:pPr>
+    </w:p>
+    <w:p>
+      <w:pPr>
+        <w:rPr>
+          <w:sz w:val="22"/>
+          <w:szCs w:val="22"/>
+        </w:rPr>
+      </w:pPr>
+      <w:ins w:id="234" w:author="Kelsey McCune" w:date="2026-04-08T15:30:00Z" w16du:dateUtc="2026-04-08T20:30:00Z">
         <w:r>
           <w:rPr>
             <w:sz w:val="22"/>
@@ -5089,14 +6014,30 @@
             <w:sz w:val="22"/>
             <w:szCs w:val="22"/>
           </w:rPr>
-          <w:t xml:space="preserve"> is among the highest of any region in the country, with the East South Central states reporting the highest residential wildlife watching rates nationally (USFWS 2022).</w:t>
-        </w:r>
-      </w:ins>
-    </w:p>
-    <w:p>
-      <w:pPr>
-        <w:rPr>
-          <w:ins w:id="214" w:author="Kelsey McCune" w:date="2026-04-08T15:30:00Z" w16du:dateUtc="2026-04-08T20:30:00Z"/>
+          <w:t xml:space="preserve"> is among the highest of any region in the country, with the East </w:t>
+        </w:r>
+        <w:proofErr w:type="gramStart"/>
+        <w:r>
+          <w:rPr>
+            <w:sz w:val="22"/>
+            <w:szCs w:val="22"/>
+          </w:rPr>
+          <w:t>South Central</w:t>
+        </w:r>
+        <w:proofErr w:type="gramEnd"/>
+        <w:r>
+          <w:rPr>
+            <w:sz w:val="22"/>
+            <w:szCs w:val="22"/>
+          </w:rPr>
+          <w:t xml:space="preserve"> states reporting the highest residential wildlife watching rates nationally (USFWS 2022).</w:t>
+        </w:r>
+      </w:ins>
+    </w:p>
+    <w:p>
+      <w:pPr>
+        <w:rPr>
+          <w:ins w:id="235" w:author="Kelsey McCune" w:date="2026-04-08T15:30:00Z" w16du:dateUtc="2026-04-08T20:30:00Z"/>
           <w:sz w:val="22"/>
           <w:szCs w:val="22"/>
         </w:rPr>
@@ -5160,7 +6101,23 @@
         <w:ind w:hanging="480"/>
       </w:pPr>
       <w:r>
-        <w:t xml:space="preserve">Barbett, Lea, Edward Stupple, Michael Sweet, Malcolm Schofield, and Miles Richardson. “Measuring Actions for Nature—Development and Validation of a Pro-Nature Conservation Behaviour Scale.” </w:t>
+        <w:t xml:space="preserve">Barbett, Lea, Edward </w:t>
+      </w:r>
+      <w:proofErr w:type="spellStart"/>
+      <w:r>
+        <w:t>Stupple</w:t>
+      </w:r>
+      <w:proofErr w:type="spellEnd"/>
+      <w:r>
+        <w:t xml:space="preserve">, Michael Sweet, Malcolm Schofield, and Miles Richardson. “Measuring Actions for Nature—Development and Validation of a Pro-Nature Conservation </w:t>
+      </w:r>
+      <w:proofErr w:type="spellStart"/>
+      <w:r>
+        <w:t>Behaviour</w:t>
+      </w:r>
+      <w:proofErr w:type="spellEnd"/>
+      <w:r>
+        <w:t xml:space="preserve"> Scale.” </w:t>
       </w:r>
       <w:r>
         <w:rPr>
@@ -5384,7 +6341,15 @@
         <w:ind w:hanging="480"/>
       </w:pPr>
       <w:r>
-        <w:t xml:space="preserve">Van De Vuurst, Paige, and Luis E. Escobar. “Climate Change and Infectious Disease: A Review of Evidence and Research Trends.” </w:t>
+        <w:t xml:space="preserve">Van De </w:t>
+      </w:r>
+      <w:proofErr w:type="spellStart"/>
+      <w:r>
+        <w:t>Vuurst</w:t>
+      </w:r>
+      <w:proofErr w:type="spellEnd"/>
+      <w:r>
+        <w:t xml:space="preserve">, Paige, and Luis E. Escobar. “Climate Change and Infectious Disease: A Review of Evidence and Research Trends.” </w:t>
       </w:r>
       <w:r>
         <w:rPr>
@@ -5413,7 +6378,16 @@
         <w:ind w:hanging="480"/>
       </w:pPr>
       <w:r>
-        <w:t xml:space="preserve">Hassell, James M., Michael Begon, Melissa J. Ward, and Eric M. Fèvre. “Urbanization and Disease Emergence: Dynamics at the Wildlife–Livestock–Human Interface.” </w:t>
+        <w:lastRenderedPageBreak/>
+        <w:t xml:space="preserve">Hassell, James M., Michael </w:t>
+      </w:r>
+      <w:proofErr w:type="spellStart"/>
+      <w:r>
+        <w:t>Begon</w:t>
+      </w:r>
+      <w:proofErr w:type="spellEnd"/>
+      <w:r>
+        <w:t xml:space="preserve">, Melissa J. Ward, and Eric M. Fèvre. “Urbanization and Disease Emergence: Dynamics at the Wildlife–Livestock–Human Interface.” </w:t>
       </w:r>
       <w:r>
         <w:rPr>
@@ -5471,7 +6445,6 @@
         <w:ind w:hanging="480"/>
       </w:pPr>
       <w:r>
-        <w:lastRenderedPageBreak/>
         <w:t xml:space="preserve">Kilpatrick, A. Marm, and Sarah S. Wheeler. “Impact of West Nile Virus on Bird Populations: Limited Lasting Effects, Evidence for Recovery, and Gaps in Our Understanding of Impacts on Ecosystems.” </w:t>
       </w:r>
       <w:r>
@@ -5587,7 +6560,23 @@
         <w:t>Infectious Disease Ecology of Wild Birds</w:t>
       </w:r>
       <w:r>
-        <w:t xml:space="preserve">, 1st ed., edited by Jennifer C. Owen, Dana M. Hawley, and Kathryn P. Huyvaert. Oxford University PressOxford, 2021. </w:t>
+        <w:t xml:space="preserve">, 1st ed., edited by Jennifer C. Owen, Dana M. Hawley, and Kathryn P. </w:t>
+      </w:r>
+      <w:proofErr w:type="spellStart"/>
+      <w:r>
+        <w:t>Huyvaert</w:t>
+      </w:r>
+      <w:proofErr w:type="spellEnd"/>
+      <w:r>
+        <w:t xml:space="preserve">. Oxford University </w:t>
+      </w:r>
+      <w:proofErr w:type="spellStart"/>
+      <w:r>
+        <w:t>PressOxford</w:t>
+      </w:r>
+      <w:proofErr w:type="spellEnd"/>
+      <w:r>
+        <w:t xml:space="preserve">, 2021. </w:t>
       </w:r>
       <w:hyperlink r:id="rId28" w:history="1">
         <w:r>
@@ -5664,7 +6653,15 @@
         <w:ind w:hanging="480"/>
       </w:pPr>
       <w:r>
-        <w:t xml:space="preserve">Patel, Kane, G. Sean Stapleton, Rosalie T. Trevejo, et al. “Human Salmonellosis Outbreak Linked to </w:t>
+        <w:t xml:space="preserve">Patel, Kane, G. Sean Stapleton, Rosalie T. </w:t>
+      </w:r>
+      <w:proofErr w:type="spellStart"/>
+      <w:r>
+        <w:t>Trevejo</w:t>
+      </w:r>
+      <w:proofErr w:type="spellEnd"/>
+      <w:r>
+        <w:t xml:space="preserve">, et al. “Human Salmonellosis Outbreak Linked to </w:t>
       </w:r>
       <w:r>
         <w:rPr>
@@ -5703,7 +6700,23 @@
         <w:ind w:hanging="480"/>
       </w:pPr>
       <w:r>
-        <w:t xml:space="preserve">Pocock, Michael J. O., Iain Hamlin, Jennifer Christelow, Holli‐Anne Passmore, and Miles Richardson. “The Benefits of Citizen Science and Nature‐noticing Activities for Well‐being, Nature Connectedness and Pro‐nature Conservation Behaviours.” </w:t>
+        <w:t xml:space="preserve">Pocock, Michael J. O., Iain Hamlin, Jennifer </w:t>
+      </w:r>
+      <w:proofErr w:type="spellStart"/>
+      <w:r>
+        <w:t>Christelow</w:t>
+      </w:r>
+      <w:proofErr w:type="spellEnd"/>
+      <w:r>
+        <w:t xml:space="preserve">, Holli‐Anne Passmore, and Miles Richardson. “The Benefits of Citizen Science and Nature‐noticing Activities for Well‐being, Nature Connectedness and Pro‐nature Conservation </w:t>
+      </w:r>
+      <w:proofErr w:type="spellStart"/>
+      <w:r>
+        <w:t>Behaviours</w:t>
+      </w:r>
+      <w:proofErr w:type="spellEnd"/>
+      <w:r>
+        <w:t xml:space="preserve">.” </w:t>
       </w:r>
       <w:r>
         <w:rPr>
@@ -5739,8 +6752,13 @@
       <w:pPr>
         <w:ind w:hanging="480"/>
       </w:pPr>
-      <w:r>
-        <w:t xml:space="preserve">Sekercioglu, C. “Increasing Awareness of Avian Ecological Function.” </w:t>
+      <w:proofErr w:type="spellStart"/>
+      <w:r>
+        <w:t>Sekercioglu</w:t>
+      </w:r>
+      <w:proofErr w:type="spellEnd"/>
+      <w:r>
+        <w:t xml:space="preserve">, C. “Increasing Awareness of Avian Ecological Function.” </w:t>
       </w:r>
       <w:r>
         <w:rPr>
@@ -5850,6 +6868,8 @@
         <w:widowControl w:val="0"/>
         <w:jc w:val="both"/>
         <w:rPr>
+          <w:b/>
+          <w:bCs/>
           <w:color w:val="FF0000"/>
           <w:sz w:val="22"/>
           <w:szCs w:val="22"/>
@@ -5869,6 +6889,36 @@
           <w:szCs w:val="22"/>
         </w:rPr>
         <w:t xml:space="preserve"> </w:t>
+      </w:r>
+      <w:r>
+        <w:rPr>
+          <w:b/>
+          <w:bCs/>
+          <w:color w:val="000000" w:themeColor="text1"/>
+          <w:sz w:val="22"/>
+          <w:szCs w:val="22"/>
+        </w:rPr>
+        <w:t>Andrea Loewen</w:t>
+      </w:r>
+      <w:r>
+        <w:rPr>
+          <w:b/>
+          <w:bCs/>
+          <w:color w:val="000000" w:themeColor="text1"/>
+          <w:sz w:val="22"/>
+          <w:szCs w:val="22"/>
+        </w:rPr>
+        <w:t xml:space="preserve">, </w:t>
+      </w:r>
+      <w:r>
+        <w:rPr>
+          <w:b/>
+          <w:bCs/>
+          <w:color w:val="000000" w:themeColor="text1"/>
+          <w:sz w:val="22"/>
+          <w:szCs w:val="22"/>
+        </w:rPr>
+        <w:t>(334) 844-5993</w:t>
       </w:r>
     </w:p>
     <w:p>
@@ -5987,6 +7037,8 @@
         <w:widowControl w:val="0"/>
         <w:jc w:val="both"/>
         <w:rPr>
+          <w:b/>
+          <w:bCs/>
           <w:sz w:val="22"/>
           <w:szCs w:val="22"/>
         </w:rPr>
@@ -6004,6 +7056,15 @@
           <w:szCs w:val="22"/>
         </w:rPr>
         <w:tab/>
+      </w:r>
+      <w:r>
+        <w:rPr>
+          <w:b/>
+          <w:bCs/>
+          <w:sz w:val="22"/>
+          <w:szCs w:val="22"/>
+        </w:rPr>
+        <w:t>Yes</w:t>
       </w:r>
       <w:r>
         <w:rPr>
@@ -6020,6 +7081,40 @@
         <w:tab/>
         <w:t xml:space="preserve">Approved? </w:t>
       </w:r>
+      <w:r>
+        <w:rPr>
+          <w:sz w:val="22"/>
+          <w:szCs w:val="22"/>
+        </w:rPr>
+        <w:t xml:space="preserve"> </w:t>
+      </w:r>
+      <w:r>
+        <w:rPr>
+          <w:b/>
+          <w:bCs/>
+          <w:sz w:val="22"/>
+          <w:szCs w:val="22"/>
+        </w:rPr>
+        <w:t xml:space="preserve">Yes – protocol number </w:t>
+      </w:r>
+      <w:r>
+        <w:rPr>
+          <w:b/>
+          <w:bCs/>
+          <w:sz w:val="22"/>
+          <w:szCs w:val="22"/>
+        </w:rPr>
+        <w:t>IPROTO202500000090</w:t>
+      </w:r>
+      <w:r>
+        <w:rPr>
+          <w:b/>
+          <w:bCs/>
+          <w:sz w:val="22"/>
+          <w:szCs w:val="22"/>
+        </w:rPr>
+        <w:t>, protocol title – “Backyard bird behavior and disease”, approval date – 12 Jan 2026</w:t>
+      </w:r>
     </w:p>
     <w:p>
       <w:pPr>
@@ -6076,6 +7171,7 @@
           <w:sz w:val="22"/>
           <w:szCs w:val="22"/>
         </w:rPr>
+        <w:lastRenderedPageBreak/>
         <w:t xml:space="preserve">  </w:t>
       </w:r>
     </w:p>
@@ -6251,7 +7347,6 @@
           <w:sz w:val="22"/>
           <w:szCs w:val="22"/>
         </w:rPr>
-        <w:lastRenderedPageBreak/>
         <w:t>Consultants / support services</w:t>
       </w:r>
       <w:r>
@@ -6367,7 +7462,66 @@
           <w:sz w:val="22"/>
           <w:szCs w:val="22"/>
         </w:rPr>
-        <w:t>$2700 for 30 W</w:t>
+        <w:t>$</w:t>
+      </w:r>
+      <w:ins w:id="236" w:author="Kelsey McCune" w:date="2026-04-22T10:45:00Z" w16du:dateUtc="2026-04-22T15:45:00Z">
+        <w:r>
+          <w:rPr>
+            <w:sz w:val="22"/>
+            <w:szCs w:val="22"/>
+          </w:rPr>
+          <w:t>4</w:t>
+        </w:r>
+      </w:ins>
+      <w:ins w:id="237" w:author="Kelsey McCune" w:date="2026-04-22T11:22:00Z" w16du:dateUtc="2026-04-22T16:22:00Z">
+        <w:r>
+          <w:rPr>
+            <w:sz w:val="22"/>
+            <w:szCs w:val="22"/>
+          </w:rPr>
+          <w:t>4</w:t>
+        </w:r>
+      </w:ins>
+      <w:del w:id="238" w:author="Kelsey McCune" w:date="2026-04-22T10:45:00Z" w16du:dateUtc="2026-04-22T15:45:00Z">
+        <w:r>
+          <w:rPr>
+            <w:sz w:val="22"/>
+            <w:szCs w:val="22"/>
+          </w:rPr>
+          <w:delText>27</w:delText>
+        </w:r>
+      </w:del>
+      <w:r>
+        <w:rPr>
+          <w:sz w:val="22"/>
+          <w:szCs w:val="22"/>
+        </w:rPr>
+        <w:t xml:space="preserve">00 for </w:t>
+      </w:r>
+      <w:ins w:id="239" w:author="Kelsey McCune" w:date="2026-04-22T10:45:00Z" w16du:dateUtc="2026-04-22T15:45:00Z">
+        <w:r>
+          <w:rPr>
+            <w:sz w:val="22"/>
+            <w:szCs w:val="22"/>
+          </w:rPr>
+          <w:t>5</w:t>
+        </w:r>
+      </w:ins>
+      <w:del w:id="240" w:author="Kelsey McCune" w:date="2026-04-22T10:45:00Z" w16du:dateUtc="2026-04-22T15:45:00Z">
+        <w:r>
+          <w:rPr>
+            <w:sz w:val="22"/>
+            <w:szCs w:val="22"/>
+          </w:rPr>
+          <w:delText>3</w:delText>
+        </w:r>
+      </w:del>
+      <w:r>
+        <w:rPr>
+          <w:sz w:val="22"/>
+          <w:szCs w:val="22"/>
+        </w:rPr>
+        <w:t>0 W</w:t>
       </w:r>
       <w:r>
         <w:rPr>
@@ -6411,50 +7565,81 @@
         </w:rPr>
         <w:t xml:space="preserve"> samples </w:t>
       </w:r>
+      <w:ins w:id="241" w:author="Kelsey McCune" w:date="2026-04-22T10:46:00Z" w16du:dateUtc="2026-04-22T15:46:00Z">
+        <w:r>
+          <w:rPr>
+            <w:sz w:val="22"/>
+            <w:szCs w:val="22"/>
+          </w:rPr>
+          <w:t>at $</w:t>
+        </w:r>
+      </w:ins>
+      <w:ins w:id="242" w:author="Kelsey McCune" w:date="2026-04-22T11:22:00Z" w16du:dateUtc="2026-04-22T16:22:00Z">
+        <w:r>
+          <w:rPr>
+            <w:sz w:val="22"/>
+            <w:szCs w:val="22"/>
+          </w:rPr>
+          <w:t>88</w:t>
+        </w:r>
+      </w:ins>
+      <w:ins w:id="243" w:author="Kelsey McCune" w:date="2026-04-22T10:46:00Z" w16du:dateUtc="2026-04-22T15:46:00Z">
+        <w:r>
+          <w:rPr>
+            <w:sz w:val="22"/>
+            <w:szCs w:val="22"/>
+          </w:rPr>
+          <w:t xml:space="preserve"> per sample</w:t>
+        </w:r>
+      </w:ins>
     </w:p>
     <w:p>
       <w:pPr>
         <w:widowControl w:val="0"/>
         <w:jc w:val="both"/>
         <w:rPr>
-          <w:sz w:val="22"/>
-          <w:szCs w:val="22"/>
-        </w:rPr>
-      </w:pPr>
-      <w:r>
-        <w:rPr>
-          <w:sz w:val="22"/>
-          <w:szCs w:val="22"/>
-        </w:rPr>
-        <w:t xml:space="preserve">$360 per month of SVDL Lab processing + $15 per seryotyped </w:t>
-      </w:r>
-      <w:r>
-        <w:rPr>
-          <w:sz w:val="22"/>
-          <w:szCs w:val="22"/>
-        </w:rPr>
-        <w:t>salm. positive s</w:t>
-      </w:r>
-      <w:r>
-        <w:rPr>
-          <w:sz w:val="22"/>
-          <w:szCs w:val="22"/>
-        </w:rPr>
-        <w:t>ample</w:t>
-      </w:r>
-      <w:r>
-        <w:rPr>
-          <w:sz w:val="22"/>
-          <w:szCs w:val="22"/>
-        </w:rPr>
-        <w:t>s</w:t>
-      </w:r>
+          <w:del w:id="244" w:author="Kelsey McCune" w:date="2026-04-22T10:45:00Z" w16du:dateUtc="2026-04-22T15:45:00Z"/>
+          <w:sz w:val="22"/>
+          <w:szCs w:val="22"/>
+        </w:rPr>
+      </w:pPr>
+      <w:del w:id="245" w:author="Kelsey McCune" w:date="2026-04-22T10:45:00Z" w16du:dateUtc="2026-04-22T15:45:00Z">
+        <w:r>
+          <w:rPr>
+            <w:sz w:val="22"/>
+            <w:szCs w:val="22"/>
+          </w:rPr>
+          <w:delText xml:space="preserve">$360 per month of SVDL Lab processing + $15 per seryotyped </w:delText>
+        </w:r>
+        <w:r>
+          <w:rPr>
+            <w:sz w:val="22"/>
+            <w:szCs w:val="22"/>
+          </w:rPr>
+          <w:delText>salm. positive s</w:delText>
+        </w:r>
+        <w:r>
+          <w:rPr>
+            <w:sz w:val="22"/>
+            <w:szCs w:val="22"/>
+          </w:rPr>
+          <w:delText>ample</w:delText>
+        </w:r>
+        <w:r>
+          <w:rPr>
+            <w:sz w:val="22"/>
+            <w:szCs w:val="22"/>
+          </w:rPr>
+          <w:delText>s</w:delText>
+        </w:r>
+      </w:del>
     </w:p>
     <w:p>
       <w:pPr>
         <w:widowControl w:val="0"/>
         <w:jc w:val="both"/>
         <w:rPr>
+          <w:ins w:id="246" w:author="Kelsey McCune" w:date="2026-04-22T11:17:00Z" w16du:dateUtc="2026-04-22T16:17:00Z"/>
           <w:sz w:val="22"/>
           <w:szCs w:val="22"/>
         </w:rPr>
@@ -6466,13 +7651,33 @@
         </w:rPr>
         <w:t>$400 for 500 cryotubes</w:t>
       </w:r>
-      <w:r>
-        <w:rPr>
-          <w:sz w:val="22"/>
-          <w:szCs w:val="22"/>
-        </w:rPr>
-        <w:t xml:space="preserve">                                            </w:t>
-      </w:r>
+      <w:ins w:id="247" w:author="Kelsey McCune" w:date="2026-04-22T11:22:00Z" w16du:dateUtc="2026-04-22T16:22:00Z">
+        <w:r>
+          <w:rPr>
+            <w:sz w:val="22"/>
+            <w:szCs w:val="22"/>
+          </w:rPr>
+          <w:t xml:space="preserve"> to store positive isolates for whole </w:t>
+        </w:r>
+      </w:ins>
+      <w:ins w:id="248" w:author="Kelsey McCune" w:date="2026-04-22T11:23:00Z" w16du:dateUtc="2026-04-22T16:23:00Z">
+        <w:r>
+          <w:rPr>
+            <w:sz w:val="22"/>
+            <w:szCs w:val="22"/>
+          </w:rPr>
+          <w:t>genome sequencing</w:t>
+        </w:r>
+      </w:ins>
+      <w:del w:id="249" w:author="Kelsey McCune" w:date="2026-04-22T11:22:00Z" w16du:dateUtc="2026-04-22T16:22:00Z">
+        <w:r>
+          <w:rPr>
+            <w:sz w:val="22"/>
+            <w:szCs w:val="22"/>
+          </w:rPr>
+          <w:delText xml:space="preserve">   </w:delText>
+        </w:r>
+      </w:del>
     </w:p>
     <w:p>
       <w:pPr>
@@ -6483,12 +7688,110 @@
           <w:szCs w:val="22"/>
         </w:rPr>
       </w:pPr>
+      <w:ins w:id="250" w:author="Kelsey McCune" w:date="2026-04-22T11:17:00Z" w16du:dateUtc="2026-04-22T16:17:00Z">
+        <w:r>
+          <w:rPr>
+            <w:sz w:val="22"/>
+            <w:szCs w:val="22"/>
+          </w:rPr>
+          <w:t>$</w:t>
+        </w:r>
+      </w:ins>
+      <w:ins w:id="251" w:author="Kelsey McCune" w:date="2026-04-22T11:22:00Z" w16du:dateUtc="2026-04-22T16:22:00Z">
+        <w:r>
+          <w:rPr>
+            <w:sz w:val="22"/>
+            <w:szCs w:val="22"/>
+          </w:rPr>
+          <w:t>2</w:t>
+        </w:r>
+      </w:ins>
+      <w:ins w:id="252" w:author="Kelsey McCune" w:date="2026-04-22T11:17:00Z" w16du:dateUtc="2026-04-22T16:17:00Z">
+        <w:r>
+          <w:rPr>
+            <w:sz w:val="22"/>
+            <w:szCs w:val="22"/>
+          </w:rPr>
+          <w:t xml:space="preserve">00 for </w:t>
+        </w:r>
+      </w:ins>
+      <w:ins w:id="253" w:author="Kelsey McCune" w:date="2026-04-22T11:22:00Z" w16du:dateUtc="2026-04-22T16:22:00Z">
+        <w:r>
+          <w:rPr>
+            <w:sz w:val="22"/>
+            <w:szCs w:val="22"/>
+          </w:rPr>
+          <w:t xml:space="preserve">media, </w:t>
+        </w:r>
+      </w:ins>
+      <w:ins w:id="254" w:author="Kelsey McCune" w:date="2026-04-22T11:17:00Z" w16du:dateUtc="2026-04-22T16:17:00Z">
+        <w:r>
+          <w:rPr>
+            <w:sz w:val="22"/>
+            <w:szCs w:val="22"/>
+          </w:rPr>
+          <w:t xml:space="preserve">plates and </w:t>
+        </w:r>
+      </w:ins>
+      <w:ins w:id="255" w:author="Kelsey McCune" w:date="2026-04-22T11:18:00Z" w16du:dateUtc="2026-04-22T16:18:00Z">
+        <w:r>
+          <w:rPr>
+            <w:sz w:val="22"/>
+            <w:szCs w:val="22"/>
+          </w:rPr>
+          <w:t xml:space="preserve">sample tubes for </w:t>
+        </w:r>
+      </w:ins>
+      <w:ins w:id="256" w:author="Kelsey McCune" w:date="2026-04-22T11:19:00Z" w16du:dateUtc="2026-04-22T16:19:00Z">
+        <w:r>
+          <w:rPr>
+            <w:sz w:val="22"/>
+            <w:szCs w:val="22"/>
+          </w:rPr>
+          <w:t xml:space="preserve">enrichment and </w:t>
+        </w:r>
+      </w:ins>
+      <w:ins w:id="257" w:author="Kelsey McCune" w:date="2026-04-22T11:18:00Z" w16du:dateUtc="2026-04-22T16:18:00Z">
+        <w:r>
+          <w:rPr>
+            <w:sz w:val="22"/>
+            <w:szCs w:val="22"/>
+          </w:rPr>
+          <w:t>culturing</w:t>
+        </w:r>
+      </w:ins>
+      <w:ins w:id="258" w:author="Kelsey McCune" w:date="2026-04-22T11:19:00Z" w16du:dateUtc="2026-04-22T16:19:00Z">
+        <w:r>
+          <w:rPr>
+            <w:sz w:val="22"/>
+            <w:szCs w:val="22"/>
+          </w:rPr>
+          <w:t xml:space="preserve"> of fecal and environmental samples</w:t>
+        </w:r>
+      </w:ins>
+      <w:r>
+        <w:rPr>
+          <w:sz w:val="22"/>
+          <w:szCs w:val="22"/>
+        </w:rPr>
+        <w:t xml:space="preserve">                                         </w:t>
+      </w:r>
     </w:p>
     <w:p>
       <w:pPr>
         <w:widowControl w:val="0"/>
         <w:jc w:val="both"/>
         <w:rPr>
+          <w:sz w:val="22"/>
+          <w:szCs w:val="22"/>
+        </w:rPr>
+      </w:pPr>
+    </w:p>
+    <w:p>
+      <w:pPr>
+        <w:widowControl w:val="0"/>
+        <w:jc w:val="both"/>
+        <w:rPr>
           <w:rFonts w:eastAsia="Arial"/>
           <w:sz w:val="22"/>
           <w:szCs w:val="22"/>
@@ -6506,7 +7809,7 @@
           <w:sz w:val="22"/>
           <w:szCs w:val="22"/>
           <w:highlight w:val="green"/>
-          <w:rPrChange w:id="215" w:author="Alex Fisher" w:date="2026-04-14T20:57:00Z" w16du:dateUtc="2026-04-15T01:57:00Z">
+          <w:rPrChange w:id="259" w:author="Alex Fisher" w:date="2026-04-14T20:57:00Z" w16du:dateUtc="2026-04-15T01:57:00Z">
             <w:rPr>
               <w:sz w:val="22"/>
               <w:szCs w:val="22"/>
@@ -6570,7 +7873,7 @@
           <w:sz w:val="22"/>
           <w:szCs w:val="22"/>
           <w:highlight w:val="green"/>
-          <w:rPrChange w:id="216" w:author="Alex Fisher" w:date="2026-04-14T20:57:00Z" w16du:dateUtc="2026-04-15T01:57:00Z">
+          <w:rPrChange w:id="260" w:author="Alex Fisher" w:date="2026-04-14T20:57:00Z" w16du:dateUtc="2026-04-15T01:57:00Z">
             <w:rPr>
               <w:sz w:val="22"/>
               <w:szCs w:val="22"/>
@@ -6578,7 +7881,39 @@
             </w:rPr>
           </w:rPrChange>
         </w:rPr>
-        <w:t>Info. about how the rest of my project is already supported by collaborators or pre-existing funding: field supplies, intital lab processing, etc.</w:t>
+        <w:t xml:space="preserve">Info. about how the rest of my project is already supported by collaborators or pre-existing funding: field supplies, </w:t>
+      </w:r>
+      <w:proofErr w:type="spellStart"/>
+      <w:r>
+        <w:rPr>
+          <w:sz w:val="22"/>
+          <w:szCs w:val="22"/>
+          <w:highlight w:val="green"/>
+          <w:rPrChange w:id="261" w:author="Alex Fisher" w:date="2026-04-14T20:57:00Z" w16du:dateUtc="2026-04-15T01:57:00Z">
+            <w:rPr>
+              <w:sz w:val="22"/>
+              <w:szCs w:val="22"/>
+              <w:highlight w:val="yellow"/>
+            </w:rPr>
+          </w:rPrChange>
+        </w:rPr>
+        <w:t>intital</w:t>
+      </w:r>
+      <w:proofErr w:type="spellEnd"/>
+      <w:r>
+        <w:rPr>
+          <w:sz w:val="22"/>
+          <w:szCs w:val="22"/>
+          <w:highlight w:val="green"/>
+          <w:rPrChange w:id="262" w:author="Alex Fisher" w:date="2026-04-14T20:57:00Z" w16du:dateUtc="2026-04-15T01:57:00Z">
+            <w:rPr>
+              <w:sz w:val="22"/>
+              <w:szCs w:val="22"/>
+              <w:highlight w:val="yellow"/>
+            </w:rPr>
+          </w:rPrChange>
+        </w:rPr>
+        <w:t xml:space="preserve"> lab processing, etc.</w:t>
       </w:r>
       <w:r>
         <w:rPr>
@@ -6631,24 +7966,10 @@
           <w:sz w:val="22"/>
           <w:szCs w:val="22"/>
         </w:rPr>
-        <w:t>Projects that are large often have multiple sources of funding. If anything, in the last few years, having other sources of funding for parts of a project has worked to the advantage of researches, as the committee often decides to partner on projects that already have one source of funding.</w:t>
-      </w:r>
-    </w:p>
-    <w:p>
-      <w:pPr>
-        <w:widowControl w:val="0"/>
-        <w:jc w:val="both"/>
-        <w:rPr>
-          <w:color w:val="FF0000"/>
-          <w:sz w:val="22"/>
-          <w:szCs w:val="22"/>
-        </w:rPr>
-      </w:pPr>
-    </w:p>
-    <w:p>
-      <w:pPr>
-        <w:widowControl w:val="0"/>
-        <w:jc w:val="both"/>
+        <w:t xml:space="preserve">Projects that are large often have multiple sources of funding. If anything, in the last few years, having other sources of funding for parts of a project has worked to the advantage of </w:t>
+      </w:r>
+      <w:proofErr w:type="gramStart"/>
+      <w:r>
         <w:rPr>
           <w:i/>
           <w:iCs/>
@@ -6656,7 +7977,9 @@
           <w:sz w:val="22"/>
           <w:szCs w:val="22"/>
         </w:rPr>
-      </w:pPr>
+        <w:t>researches</w:t>
+      </w:r>
+      <w:proofErr w:type="gramEnd"/>
       <w:r>
         <w:rPr>
           <w:i/>
@@ -6665,9 +7988,24 @@
           <w:sz w:val="22"/>
           <w:szCs w:val="22"/>
         </w:rPr>
-        <w:t>If this proposal is comin</w:t>
-      </w:r>
-      <w:r>
+        <w:t>, as the committee often decides to partner on projects that already have one source of funding.</w:t>
+      </w:r>
+    </w:p>
+    <w:p>
+      <w:pPr>
+        <w:widowControl w:val="0"/>
+        <w:jc w:val="both"/>
+        <w:rPr>
+          <w:color w:val="FF0000"/>
+          <w:sz w:val="22"/>
+          <w:szCs w:val="22"/>
+        </w:rPr>
+      </w:pPr>
+    </w:p>
+    <w:p>
+      <w:pPr>
+        <w:widowControl w:val="0"/>
+        <w:jc w:val="both"/>
         <w:rPr>
           <w:i/>
           <w:iCs/>
@@ -6675,8 +8013,7 @@
           <w:sz w:val="22"/>
           <w:szCs w:val="22"/>
         </w:rPr>
-        <w:t>g from outside the United States</w:t>
-      </w:r>
+      </w:pPr>
       <w:r>
         <w:rPr>
           <w:i/>
@@ -6685,6 +8022,26 @@
           <w:sz w:val="22"/>
           <w:szCs w:val="22"/>
         </w:rPr>
+        <w:t>If this proposal is comin</w:t>
+      </w:r>
+      <w:r>
+        <w:rPr>
+          <w:i/>
+          <w:iCs/>
+          <w:color w:val="FF0000"/>
+          <w:sz w:val="22"/>
+          <w:szCs w:val="22"/>
+        </w:rPr>
+        <w:t>g from outside the United States</w:t>
+      </w:r>
+      <w:r>
+        <w:rPr>
+          <w:i/>
+          <w:iCs/>
+          <w:color w:val="FF0000"/>
+          <w:sz w:val="22"/>
+          <w:szCs w:val="22"/>
+        </w:rPr>
         <w:t xml:space="preserve">, then provide information on the legal obligations in your country for doing animal research. We would need to see copies of your approval forms from your in-country animal welfare agency before awarding any grant. </w:t>
       </w:r>
     </w:p>
@@ -6865,6 +8222,7 @@
         <w:widowControl w:val="0"/>
         <w:jc w:val="both"/>
         <w:rPr>
+          <w:ins w:id="263" w:author="Kelsey McCune" w:date="2026-04-22T11:05:00Z" w16du:dateUtc="2026-04-22T16:05:00Z"/>
           <w:sz w:val="22"/>
           <w:szCs w:val="22"/>
         </w:rPr>
@@ -6876,6 +8234,49 @@
         </w:rPr>
         <w:t>Alex Fisher, MSc Student, Auburn University, BS in Wildlife Ecology &amp; Mgmt. (2024, Auburn University)</w:t>
       </w:r>
+    </w:p>
+    <w:p>
+      <w:pPr>
+        <w:widowControl w:val="0"/>
+        <w:rPr>
+          <w:ins w:id="264" w:author="Kelsey McCune" w:date="2026-04-22T11:06:00Z" w16du:dateUtc="2026-04-22T16:06:00Z"/>
+          <w:sz w:val="22"/>
+          <w:szCs w:val="22"/>
+        </w:rPr>
+      </w:pPr>
+      <w:ins w:id="265" w:author="Kelsey McCune" w:date="2026-04-22T11:05:00Z" w16du:dateUtc="2026-04-22T16:05:00Z">
+        <w:r>
+          <w:rPr>
+            <w:sz w:val="22"/>
+            <w:szCs w:val="22"/>
+          </w:rPr>
+          <w:t>Kelsey McCune, PhD, Assistant Professor, Auburn University College of Forestry, Wildlife and Environment</w:t>
+        </w:r>
+      </w:ins>
+    </w:p>
+    <w:p>
+      <w:pPr>
+        <w:widowControl w:val="0"/>
+        <w:rPr>
+          <w:sz w:val="22"/>
+          <w:szCs w:val="22"/>
+        </w:rPr>
+        <w:pPrChange w:id="266" w:author="Kelsey McCune" w:date="2026-04-22T11:05:00Z" w16du:dateUtc="2026-04-22T16:05:00Z">
+          <w:pPr>
+            <w:widowControl w:val="0"/>
+            <w:jc w:val="both"/>
+          </w:pPr>
+        </w:pPrChange>
+      </w:pPr>
+      <w:ins w:id="267" w:author="Kelsey McCune" w:date="2026-04-22T11:06:00Z" w16du:dateUtc="2026-04-22T16:06:00Z">
+        <w:r>
+          <w:rPr>
+            <w:sz w:val="22"/>
+            <w:szCs w:val="22"/>
+          </w:rPr>
+          <w:t>Aniruddha Belsare, PhD, Assistant Professor, Auburn University College of Forestry, Wildlife and Environment and the College of Veterinary Medicine</w:t>
+        </w:r>
+      </w:ins>
       <w:r>
         <w:rPr>
           <w:sz w:val="22"/>
@@ -6906,10 +8307,113 @@
         <w:widowControl w:val="0"/>
         <w:jc w:val="both"/>
         <w:rPr>
-          <w:sz w:val="22"/>
-          <w:szCs w:val="22"/>
-        </w:rPr>
-      </w:pPr>
+          <w:ins w:id="268" w:author="Kelsey McCune" w:date="2026-04-22T11:07:00Z" w16du:dateUtc="2026-04-22T16:07:00Z"/>
+          <w:sz w:val="22"/>
+          <w:szCs w:val="22"/>
+        </w:rPr>
+      </w:pPr>
+      <w:ins w:id="269" w:author="Kelsey McCune" w:date="2026-04-22T11:06:00Z" w16du:dateUtc="2026-04-22T16:06:00Z">
+        <w:r>
+          <w:rPr>
+            <w:sz w:val="22"/>
+            <w:szCs w:val="22"/>
+          </w:rPr>
+          <w:t xml:space="preserve">AF: Data collection, </w:t>
+        </w:r>
+      </w:ins>
+      <w:ins w:id="270" w:author="Kelsey McCune" w:date="2026-04-22T11:07:00Z" w16du:dateUtc="2026-04-22T16:07:00Z">
+        <w:r>
+          <w:rPr>
+            <w:sz w:val="22"/>
+            <w:szCs w:val="22"/>
+          </w:rPr>
+          <w:t xml:space="preserve">lab processing, </w:t>
+        </w:r>
+      </w:ins>
+      <w:ins w:id="271" w:author="Kelsey McCune" w:date="2026-04-22T11:06:00Z" w16du:dateUtc="2026-04-22T16:06:00Z">
+        <w:r>
+          <w:rPr>
+            <w:sz w:val="22"/>
+            <w:szCs w:val="22"/>
+          </w:rPr>
+          <w:t xml:space="preserve">analysis, </w:t>
+        </w:r>
+      </w:ins>
+      <w:ins w:id="272" w:author="Kelsey McCune" w:date="2026-04-22T11:07:00Z" w16du:dateUtc="2026-04-22T16:07:00Z">
+        <w:r>
+          <w:rPr>
+            <w:sz w:val="22"/>
+            <w:szCs w:val="22"/>
+          </w:rPr>
+          <w:t>writing</w:t>
+        </w:r>
+      </w:ins>
+    </w:p>
+    <w:p>
+      <w:pPr>
+        <w:widowControl w:val="0"/>
+        <w:jc w:val="both"/>
+        <w:rPr>
+          <w:ins w:id="273" w:author="Kelsey McCune" w:date="2026-04-22T11:07:00Z" w16du:dateUtc="2026-04-22T16:07:00Z"/>
+          <w:sz w:val="22"/>
+          <w:szCs w:val="22"/>
+        </w:rPr>
+      </w:pPr>
+      <w:ins w:id="274" w:author="Kelsey McCune" w:date="2026-04-22T11:07:00Z" w16du:dateUtc="2026-04-22T16:07:00Z">
+        <w:r>
+          <w:rPr>
+            <w:sz w:val="22"/>
+            <w:szCs w:val="22"/>
+          </w:rPr>
+          <w:t>KM: Research question development, experimental design, training</w:t>
+        </w:r>
+      </w:ins>
+      <w:ins w:id="275" w:author="Kelsey McCune" w:date="2026-04-22T11:09:00Z" w16du:dateUtc="2026-04-22T16:09:00Z">
+        <w:r>
+          <w:rPr>
+            <w:sz w:val="22"/>
+            <w:szCs w:val="22"/>
+          </w:rPr>
+          <w:t xml:space="preserve"> and supervising AF</w:t>
+        </w:r>
+      </w:ins>
+      <w:ins w:id="276" w:author="Kelsey McCune" w:date="2026-04-22T11:07:00Z" w16du:dateUtc="2026-04-22T16:07:00Z">
+        <w:r>
+          <w:rPr>
+            <w:sz w:val="22"/>
+            <w:szCs w:val="22"/>
+          </w:rPr>
+          <w:t>, analysis, writing, funding</w:t>
+        </w:r>
+      </w:ins>
+    </w:p>
+    <w:p>
+      <w:pPr>
+        <w:widowControl w:val="0"/>
+        <w:jc w:val="both"/>
+        <w:rPr>
+          <w:sz w:val="22"/>
+          <w:szCs w:val="22"/>
+        </w:rPr>
+      </w:pPr>
+      <w:ins w:id="277" w:author="Kelsey McCune" w:date="2026-04-22T11:07:00Z" w16du:dateUtc="2026-04-22T16:07:00Z">
+        <w:r>
+          <w:rPr>
+            <w:sz w:val="22"/>
+            <w:szCs w:val="22"/>
+          </w:rPr>
+          <w:t xml:space="preserve">AB: </w:t>
+        </w:r>
+      </w:ins>
+      <w:ins w:id="278" w:author="Kelsey McCune" w:date="2026-04-22T11:08:00Z" w16du:dateUtc="2026-04-22T16:08:00Z">
+        <w:r>
+          <w:rPr>
+            <w:sz w:val="22"/>
+            <w:szCs w:val="22"/>
+          </w:rPr>
+          <w:t>Research question development, methodological development, laboratory access, funding</w:t>
+        </w:r>
+      </w:ins>
     </w:p>
     <w:p>
       <w:pPr>
@@ -7028,6 +8532,7 @@
           <w:sz w:val="22"/>
           <w:szCs w:val="22"/>
         </w:rPr>
+        <w:lastRenderedPageBreak/>
         <w:t>The AAV requires justification of proposed animal use numbers. A power calculation, confidence interval width, or an explanation why a power calculation is not feasible for this project should be provided.  One useful reference is a website provided by Russ Lenth through the University of Iowa</w:t>
       </w:r>
       <w:r>
@@ -7136,7 +8641,6 @@
           <w:sz w:val="22"/>
           <w:szCs w:val="22"/>
         </w:rPr>
-        <w:lastRenderedPageBreak/>
         <w:t>This is a pilot or feasibility study (a total of 12 or more animals suggests that the project is not a pilot); describe how numbers were estimated.</w:t>
       </w:r>
     </w:p>
@@ -7200,7 +8704,23 @@
           <w:sz w:val="22"/>
           <w:szCs w:val="22"/>
         </w:rPr>
-        <w:t xml:space="preserve">This study involves breeding birds.  List number of breeding adults used and estimated number of chicks produced each year, and describe how the birds are expected to be allocated to the subsequent experiment(s). </w:t>
+        <w:t xml:space="preserve">This study involves breeding birds.  List number of breeding adults used and estimated number of chicks produced each </w:t>
+      </w:r>
+      <w:proofErr w:type="gramStart"/>
+      <w:r>
+        <w:rPr>
+          <w:sz w:val="22"/>
+          <w:szCs w:val="22"/>
+        </w:rPr>
+        <w:t>year, and</w:t>
+      </w:r>
+      <w:proofErr w:type="gramEnd"/>
+      <w:r>
+        <w:rPr>
+          <w:sz w:val="22"/>
+          <w:szCs w:val="22"/>
+        </w:rPr>
+        <w:t xml:space="preserve"> describe how the birds are expected to be allocated to the subsequent experiment(s). </w:t>
       </w:r>
     </w:p>
     <w:p>
@@ -7242,7 +8762,23 @@
           <w:sz w:val="22"/>
           <w:szCs w:val="22"/>
         </w:rPr>
-        <w:t>This is an observational, non-manipulative study in which birds will not be captured or their behavior will not be interfered with and animal numbers cannot be predicted.</w:t>
+        <w:t xml:space="preserve">This is an observational, non-manipulative study in which birds will not be </w:t>
+      </w:r>
+      <w:proofErr w:type="gramStart"/>
+      <w:r>
+        <w:rPr>
+          <w:sz w:val="22"/>
+          <w:szCs w:val="22"/>
+        </w:rPr>
+        <w:t>captured</w:t>
+      </w:r>
+      <w:proofErr w:type="gramEnd"/>
+      <w:r>
+        <w:rPr>
+          <w:sz w:val="22"/>
+          <w:szCs w:val="22"/>
+        </w:rPr>
+        <w:t xml:space="preserve"> or their behavior will not be interfered with and animal numbers cannot be predicted.</w:t>
       </w:r>
     </w:p>
     <w:p>
@@ -7316,6 +8852,295 @@
         </w:rPr>
         <w:t>Adapted from the Colorado State University (CSU) Animal Care and Use Committee (ACUC) Protocol Submission Form.  Used with permission.</w:t>
       </w:r>
+    </w:p>
+    <w:p>
+      <w:pPr>
+        <w:jc w:val="both"/>
+        <w:rPr>
+          <w:ins w:id="279" w:author="Kelsey McCune" w:date="2026-04-22T11:09:00Z" w16du:dateUtc="2026-04-22T16:09:00Z"/>
+          <w:sz w:val="22"/>
+          <w:szCs w:val="22"/>
+        </w:rPr>
+      </w:pPr>
+    </w:p>
+    <w:p>
+      <w:pPr>
+        <w:jc w:val="both"/>
+        <w:rPr>
+          <w:ins w:id="280" w:author="Kelsey McCune" w:date="2026-04-22T11:09:00Z" w16du:dateUtc="2026-04-22T16:09:00Z"/>
+          <w:sz w:val="22"/>
+          <w:szCs w:val="22"/>
+        </w:rPr>
+      </w:pPr>
+      <w:ins w:id="281" w:author="Kelsey McCune" w:date="2026-04-22T11:09:00Z" w16du:dateUtc="2026-04-22T16:09:00Z">
+        <w:r>
+          <w:rPr>
+            <w:sz w:val="22"/>
+            <w:szCs w:val="22"/>
+          </w:rPr>
+          <w:t xml:space="preserve">I used the </w:t>
+        </w:r>
+        <w:proofErr w:type="spellStart"/>
+        <w:r>
+          <w:rPr>
+            <w:sz w:val="22"/>
+            <w:szCs w:val="22"/>
+          </w:rPr>
+          <w:t>simr</w:t>
+        </w:r>
+        <w:proofErr w:type="spellEnd"/>
+        <w:r>
+          <w:rPr>
+            <w:sz w:val="22"/>
+            <w:szCs w:val="22"/>
+          </w:rPr>
+          <w:t xml:space="preserve"> package in R (CITE) </w:t>
+        </w:r>
+      </w:ins>
+      <w:ins w:id="282" w:author="Kelsey McCune" w:date="2026-04-22T11:11:00Z" w16du:dateUtc="2026-04-22T16:11:00Z">
+        <w:r>
+          <w:rPr>
+            <w:sz w:val="22"/>
+            <w:szCs w:val="22"/>
+          </w:rPr>
+          <w:t xml:space="preserve">and my preliminary data </w:t>
+        </w:r>
+      </w:ins>
+      <w:ins w:id="283" w:author="Kelsey McCune" w:date="2026-04-22T11:09:00Z" w16du:dateUtc="2026-04-22T16:09:00Z">
+        <w:r>
+          <w:rPr>
+            <w:sz w:val="22"/>
+            <w:szCs w:val="22"/>
+          </w:rPr>
+          <w:t xml:space="preserve">to </w:t>
+        </w:r>
+      </w:ins>
+      <w:ins w:id="284" w:author="Kelsey McCune" w:date="2026-04-22T11:10:00Z" w16du:dateUtc="2026-04-22T16:10:00Z">
+        <w:r>
+          <w:rPr>
+            <w:sz w:val="22"/>
+            <w:szCs w:val="22"/>
+          </w:rPr>
+          <w:t xml:space="preserve">test the observed power to detect an effect of site </w:t>
+        </w:r>
+        <w:proofErr w:type="spellStart"/>
+        <w:r>
+          <w:rPr>
+            <w:sz w:val="22"/>
+            <w:szCs w:val="22"/>
+          </w:rPr>
+          <w:t>treatement</w:t>
+        </w:r>
+        <w:proofErr w:type="spellEnd"/>
+        <w:r>
+          <w:rPr>
+            <w:sz w:val="22"/>
+            <w:szCs w:val="22"/>
+          </w:rPr>
+          <w:t xml:space="preserve"> type on probability of </w:t>
+        </w:r>
+        <w:r>
+          <w:rPr>
+            <w:i/>
+            <w:iCs/>
+            <w:sz w:val="22"/>
+            <w:szCs w:val="22"/>
+          </w:rPr>
+          <w:t xml:space="preserve">S. enterica </w:t>
+        </w:r>
+        <w:r>
+          <w:rPr>
+            <w:sz w:val="22"/>
+            <w:szCs w:val="22"/>
+          </w:rPr>
+          <w:t>infection in wild birds and chickens</w:t>
+        </w:r>
+      </w:ins>
+      <w:ins w:id="285" w:author="Kelsey McCune" w:date="2026-04-22T11:11:00Z" w16du:dateUtc="2026-04-22T16:11:00Z">
+        <w:r>
+          <w:rPr>
+            <w:sz w:val="22"/>
+            <w:szCs w:val="22"/>
+          </w:rPr>
+          <w:t xml:space="preserve">. With my current, limited funding to culture bird samples for </w:t>
+        </w:r>
+        <w:r>
+          <w:rPr>
+            <w:i/>
+            <w:iCs/>
+            <w:sz w:val="22"/>
+            <w:szCs w:val="22"/>
+          </w:rPr>
+          <w:t xml:space="preserve">S. enterica, </w:t>
+        </w:r>
+        <w:r>
+          <w:rPr>
+            <w:sz w:val="22"/>
+            <w:szCs w:val="22"/>
+          </w:rPr>
+          <w:t xml:space="preserve">I </w:t>
+        </w:r>
+      </w:ins>
+      <w:ins w:id="286" w:author="Kelsey McCune" w:date="2026-04-22T11:37:00Z" w16du:dateUtc="2026-04-22T16:37:00Z">
+        <w:r>
+          <w:rPr>
+            <w:sz w:val="22"/>
+            <w:szCs w:val="22"/>
+          </w:rPr>
+          <w:t>cultur</w:t>
+        </w:r>
+      </w:ins>
+      <w:ins w:id="287" w:author="Kelsey McCune" w:date="2026-04-22T11:12:00Z" w16du:dateUtc="2026-04-22T16:12:00Z">
+        <w:r>
+          <w:rPr>
+            <w:sz w:val="22"/>
+            <w:szCs w:val="22"/>
+          </w:rPr>
+          <w:t xml:space="preserve">ed 98 </w:t>
+        </w:r>
+      </w:ins>
+      <w:ins w:id="288" w:author="Kelsey McCune" w:date="2026-04-22T11:31:00Z" w16du:dateUtc="2026-04-22T16:31:00Z">
+        <w:r>
+          <w:rPr>
+            <w:sz w:val="22"/>
+            <w:szCs w:val="22"/>
+          </w:rPr>
+          <w:t xml:space="preserve">out of my 250 </w:t>
+        </w:r>
+      </w:ins>
+      <w:ins w:id="289" w:author="Kelsey McCune" w:date="2026-04-22T11:12:00Z" w16du:dateUtc="2026-04-22T16:12:00Z">
+        <w:r>
+          <w:rPr>
+            <w:sz w:val="22"/>
+            <w:szCs w:val="22"/>
+          </w:rPr>
+          <w:t xml:space="preserve">samples from </w:t>
+        </w:r>
+      </w:ins>
+      <w:ins w:id="290" w:author="Kelsey McCune" w:date="2026-04-22T11:31:00Z" w16du:dateUtc="2026-04-22T16:31:00Z">
+        <w:r>
+          <w:rPr>
+            <w:sz w:val="22"/>
+            <w:szCs w:val="22"/>
+          </w:rPr>
+          <w:t xml:space="preserve">birds and chickens in </w:t>
+        </w:r>
+      </w:ins>
+      <w:ins w:id="291" w:author="Kelsey McCune" w:date="2026-04-22T11:12:00Z" w16du:dateUtc="2026-04-22T16:12:00Z">
+        <w:r>
+          <w:rPr>
+            <w:sz w:val="22"/>
+            <w:szCs w:val="22"/>
+          </w:rPr>
+          <w:t xml:space="preserve">control, bird feeder, chicken, and combined bird feeder chicken sites. There was a 14% positivity rate, but </w:t>
+        </w:r>
+      </w:ins>
+      <w:ins w:id="292" w:author="Kelsey McCune" w:date="2026-04-22T11:13:00Z" w16du:dateUtc="2026-04-22T16:13:00Z">
+        <w:r>
+          <w:rPr>
+            <w:sz w:val="22"/>
+            <w:szCs w:val="22"/>
+          </w:rPr>
+          <w:t xml:space="preserve">the power of my model to detect an effect of site type was only 56%. </w:t>
+        </w:r>
+      </w:ins>
+      <w:ins w:id="293" w:author="Kelsey McCune" w:date="2026-04-22T11:14:00Z" w16du:dateUtc="2026-04-22T16:14:00Z">
+        <w:r>
+          <w:rPr>
+            <w:sz w:val="22"/>
+            <w:szCs w:val="22"/>
+          </w:rPr>
+          <w:t>If I am able to test more samples such that there would be</w:t>
+        </w:r>
+      </w:ins>
+      <w:ins w:id="294" w:author="Kelsey McCune" w:date="2026-04-22T11:15:00Z" w16du:dateUtc="2026-04-22T16:15:00Z">
+        <w:r>
+          <w:rPr>
+            <w:sz w:val="22"/>
+            <w:szCs w:val="22"/>
+          </w:rPr>
+          <w:t xml:space="preserve"> at least</w:t>
+        </w:r>
+      </w:ins>
+      <w:ins w:id="295" w:author="Kelsey McCune" w:date="2026-04-22T11:14:00Z" w16du:dateUtc="2026-04-22T16:14:00Z">
+        <w:r>
+          <w:rPr>
+            <w:sz w:val="22"/>
+            <w:szCs w:val="22"/>
+          </w:rPr>
+          <w:t xml:space="preserve"> 40 samples per </w:t>
+        </w:r>
+      </w:ins>
+      <w:ins w:id="296" w:author="Kelsey McCune" w:date="2026-04-22T11:15:00Z" w16du:dateUtc="2026-04-22T16:15:00Z">
+        <w:r>
+          <w:rPr>
+            <w:sz w:val="22"/>
+            <w:szCs w:val="22"/>
+          </w:rPr>
+          <w:t>site type, then my power to detect an effect</w:t>
+        </w:r>
+      </w:ins>
+      <w:ins w:id="297" w:author="Kelsey McCune" w:date="2026-04-22T11:17:00Z" w16du:dateUtc="2026-04-22T16:17:00Z">
+        <w:r>
+          <w:rPr>
+            <w:sz w:val="22"/>
+            <w:szCs w:val="22"/>
+          </w:rPr>
+          <w:t xml:space="preserve"> of the same size as in the preliminary data</w:t>
+        </w:r>
+      </w:ins>
+      <w:ins w:id="298" w:author="Kelsey McCune" w:date="2026-04-22T11:15:00Z" w16du:dateUtc="2026-04-22T16:15:00Z">
+        <w:r>
+          <w:rPr>
+            <w:sz w:val="22"/>
+            <w:szCs w:val="22"/>
+          </w:rPr>
+          <w:t xml:space="preserve"> would increase to 80%. </w:t>
+        </w:r>
+      </w:ins>
+      <w:ins w:id="299" w:author="Kelsey McCune" w:date="2026-04-22T11:13:00Z" w16du:dateUtc="2026-04-22T16:13:00Z">
+        <w:r>
+          <w:rPr>
+            <w:sz w:val="22"/>
+            <w:szCs w:val="22"/>
+          </w:rPr>
+          <w:t>Funding from this grant will allow me to increase the number of samples I can test, as well as fund whole</w:t>
+        </w:r>
+      </w:ins>
+      <w:ins w:id="300" w:author="Kelsey McCune" w:date="2026-04-22T11:14:00Z" w16du:dateUtc="2026-04-22T16:14:00Z">
+        <w:r>
+          <w:rPr>
+            <w:sz w:val="22"/>
+            <w:szCs w:val="22"/>
+          </w:rPr>
+          <w:t xml:space="preserve"> genome sequencing to identify whether the samples positive for </w:t>
+        </w:r>
+        <w:r>
+          <w:rPr>
+            <w:i/>
+            <w:iCs/>
+            <w:sz w:val="22"/>
+            <w:szCs w:val="22"/>
+          </w:rPr>
+          <w:t xml:space="preserve">S. enterica </w:t>
+        </w:r>
+        <w:r>
+          <w:rPr>
+            <w:sz w:val="22"/>
+            <w:szCs w:val="22"/>
+          </w:rPr>
+          <w:t>are a pathogenic serotype that is dangerous to birds and humans.</w:t>
+        </w:r>
+      </w:ins>
+      <w:ins w:id="301" w:author="Kelsey McCune" w:date="2026-04-22T11:38:00Z" w16du:dateUtc="2026-04-22T16:38:00Z">
+        <w:r>
+          <w:rPr>
+            <w:sz w:val="22"/>
+            <w:szCs w:val="22"/>
+          </w:rPr>
+          <w:t xml:space="preserve"> </w:t>
+        </w:r>
+      </w:ins>
     </w:p>
     <w:p>
       <w:pPr>
@@ -7529,6 +9354,7 @@
           <w:sz w:val="22"/>
           <w:szCs w:val="22"/>
         </w:rPr>
+        <w:lastRenderedPageBreak/>
         <w:t>Principal investigation assurance: I agree to accept responsibility for the scientific conduct of this project and supply annual progress reports to the AAV Research Committee if a grant is awarded as a result of this application.</w:t>
       </w:r>
     </w:p>
@@ -7836,7 +9662,7 @@
       </w:r>
     </w:p>
   </w:comment>
-  <w:comment w:id="89" w:author="Kelsey McCune" w:date="2026-04-15T09:38:00Z" w:initials="KBM">
+  <w:comment w:id="93" w:author="Kelsey McCune" w:date="2026-04-15T09:38:00Z" w:initials="KBM">
     <w:p>
       <w:r>
         <w:rPr>
@@ -7853,7 +9679,7 @@
       </w:r>
     </w:p>
   </w:comment>
-  <w:comment w:id="103" w:author="Kelsey McCune" w:date="2026-04-15T09:46:00Z" w:initials="KBM">
+  <w:comment w:id="116" w:author="Kelsey McCune" w:date="2026-04-15T09:46:00Z" w:initials="KBM">
     <w:p>
       <w:r>
         <w:rPr>
@@ -7870,7 +9696,7 @@
       </w:r>
     </w:p>
   </w:comment>
-  <w:comment w:id="202" w:author="Kelsey McCune" w:date="2026-04-08T15:31:00Z" w:initials="KBM">
+  <w:comment w:id="223" w:author="Kelsey McCune" w:date="2026-04-08T15:31:00Z" w:initials="KBM">
     <w:p>
       <w:r>
         <w:rPr>

--- a/Documents /AlexFisher.2026_Full_Research_Proposal AAV.docx
+++ b/Documents /AlexFisher.2026_Full_Research_Proposal AAV.docx
@@ -4285,14 +4285,7 @@
           <w:sz w:val="22"/>
           <w:szCs w:val="22"/>
         </w:rPr>
-        <w:t xml:space="preserve">as </w:t>
-      </w:r>
-      <w:r>
-        <w:rPr>
-          <w:sz w:val="22"/>
-          <w:szCs w:val="22"/>
-        </w:rPr>
-        <w:t xml:space="preserve">a function of site treatment type and </w:t>
+        <w:t xml:space="preserve">as a function of site treatment type and </w:t>
       </w:r>
       <w:r>
         <w:rPr>
@@ -4362,23 +4355,7 @@
           <w:sz w:val="22"/>
           <w:szCs w:val="22"/>
         </w:rPr>
-        <w:t xml:space="preserve"> or household </w:t>
-      </w:r>
-      <w:proofErr w:type="spellStart"/>
-      <w:r>
-        <w:rPr>
-          <w:sz w:val="22"/>
-          <w:szCs w:val="22"/>
-        </w:rPr>
-        <w:t>specific backyar</w:t>
-      </w:r>
-      <w:proofErr w:type="spellEnd"/>
-      <w:r>
-        <w:rPr>
-          <w:sz w:val="22"/>
-          <w:szCs w:val="22"/>
-        </w:rPr>
-        <w:t>d practices</w:t>
+        <w:t xml:space="preserve"> or household specific backyard practices</w:t>
       </w:r>
       <w:r>
         <w:rPr>
@@ -8894,10 +8871,36 @@
             <w:sz w:val="22"/>
             <w:szCs w:val="22"/>
           </w:rPr>
-          <w:t xml:space="preserve"> package in R (CITE) </w:t>
-        </w:r>
-      </w:ins>
-      <w:ins w:id="282" w:author="Kelsey McCune" w:date="2026-04-22T11:11:00Z" w16du:dateUtc="2026-04-22T16:11:00Z">
+          <w:t xml:space="preserve"> package in R (</w:t>
+        </w:r>
+      </w:ins>
+      <w:commentRangeStart w:id="282"/>
+      <w:ins w:id="283" w:author="Kelsey McCune" w:date="2026-04-22T11:43:00Z" w16du:dateUtc="2026-04-22T16:43:00Z">
+        <w:r>
+          <w:rPr>
+            <w:sz w:val="22"/>
+            <w:szCs w:val="22"/>
+          </w:rPr>
+          <w:t>MacLeod, 2016</w:t>
+        </w:r>
+        <w:commentRangeEnd w:id="282"/>
+        <w:r>
+          <w:rPr>
+            <w:rStyle w:val="CommentReference"/>
+          </w:rPr>
+          <w:commentReference w:id="282"/>
+        </w:r>
+      </w:ins>
+      <w:ins w:id="284" w:author="Kelsey McCune" w:date="2026-04-22T11:09:00Z" w16du:dateUtc="2026-04-22T16:09:00Z">
+        <w:r>
+          <w:rPr>
+            <w:sz w:val="22"/>
+            <w:szCs w:val="22"/>
+          </w:rPr>
+          <w:t xml:space="preserve">) </w:t>
+        </w:r>
+      </w:ins>
+      <w:ins w:id="285" w:author="Kelsey McCune" w:date="2026-04-22T11:11:00Z" w16du:dateUtc="2026-04-22T16:11:00Z">
         <w:r>
           <w:rPr>
             <w:sz w:val="22"/>
@@ -8906,7 +8909,7 @@
           <w:t xml:space="preserve">and my preliminary data </w:t>
         </w:r>
       </w:ins>
-      <w:ins w:id="283" w:author="Kelsey McCune" w:date="2026-04-22T11:09:00Z" w16du:dateUtc="2026-04-22T16:09:00Z">
+      <w:ins w:id="286" w:author="Kelsey McCune" w:date="2026-04-22T11:09:00Z" w16du:dateUtc="2026-04-22T16:09:00Z">
         <w:r>
           <w:rPr>
             <w:sz w:val="22"/>
@@ -8915,7 +8918,7 @@
           <w:t xml:space="preserve">to </w:t>
         </w:r>
       </w:ins>
-      <w:ins w:id="284" w:author="Kelsey McCune" w:date="2026-04-22T11:10:00Z" w16du:dateUtc="2026-04-22T16:10:00Z">
+      <w:ins w:id="287" w:author="Kelsey McCune" w:date="2026-04-22T11:10:00Z" w16du:dateUtc="2026-04-22T16:10:00Z">
         <w:r>
           <w:rPr>
             <w:sz w:val="22"/>
@@ -8956,7 +8959,7 @@
           <w:t>infection in wild birds and chickens</w:t>
         </w:r>
       </w:ins>
-      <w:ins w:id="285" w:author="Kelsey McCune" w:date="2026-04-22T11:11:00Z" w16du:dateUtc="2026-04-22T16:11:00Z">
+      <w:ins w:id="288" w:author="Kelsey McCune" w:date="2026-04-22T11:11:00Z" w16du:dateUtc="2026-04-22T16:11:00Z">
         <w:r>
           <w:rPr>
             <w:sz w:val="22"/>
@@ -8981,7 +8984,7 @@
           <w:t xml:space="preserve">I </w:t>
         </w:r>
       </w:ins>
-      <w:ins w:id="286" w:author="Kelsey McCune" w:date="2026-04-22T11:37:00Z" w16du:dateUtc="2026-04-22T16:37:00Z">
+      <w:ins w:id="289" w:author="Kelsey McCune" w:date="2026-04-22T11:37:00Z" w16du:dateUtc="2026-04-22T16:37:00Z">
         <w:r>
           <w:rPr>
             <w:sz w:val="22"/>
@@ -8990,7 +8993,7 @@
           <w:t>cultur</w:t>
         </w:r>
       </w:ins>
-      <w:ins w:id="287" w:author="Kelsey McCune" w:date="2026-04-22T11:12:00Z" w16du:dateUtc="2026-04-22T16:12:00Z">
+      <w:ins w:id="290" w:author="Kelsey McCune" w:date="2026-04-22T11:12:00Z" w16du:dateUtc="2026-04-22T16:12:00Z">
         <w:r>
           <w:rPr>
             <w:sz w:val="22"/>
@@ -8999,7 +9002,7 @@
           <w:t xml:space="preserve">ed 98 </w:t>
         </w:r>
       </w:ins>
-      <w:ins w:id="288" w:author="Kelsey McCune" w:date="2026-04-22T11:31:00Z" w16du:dateUtc="2026-04-22T16:31:00Z">
+      <w:ins w:id="291" w:author="Kelsey McCune" w:date="2026-04-22T11:31:00Z" w16du:dateUtc="2026-04-22T16:31:00Z">
         <w:r>
           <w:rPr>
             <w:sz w:val="22"/>
@@ -9008,7 +9011,7 @@
           <w:t xml:space="preserve">out of my 250 </w:t>
         </w:r>
       </w:ins>
-      <w:ins w:id="289" w:author="Kelsey McCune" w:date="2026-04-22T11:12:00Z" w16du:dateUtc="2026-04-22T16:12:00Z">
+      <w:ins w:id="292" w:author="Kelsey McCune" w:date="2026-04-22T11:12:00Z" w16du:dateUtc="2026-04-22T16:12:00Z">
         <w:r>
           <w:rPr>
             <w:sz w:val="22"/>
@@ -9017,7 +9020,7 @@
           <w:t xml:space="preserve">samples from </w:t>
         </w:r>
       </w:ins>
-      <w:ins w:id="290" w:author="Kelsey McCune" w:date="2026-04-22T11:31:00Z" w16du:dateUtc="2026-04-22T16:31:00Z">
+      <w:ins w:id="293" w:author="Kelsey McCune" w:date="2026-04-22T11:31:00Z" w16du:dateUtc="2026-04-22T16:31:00Z">
         <w:r>
           <w:rPr>
             <w:sz w:val="22"/>
@@ -9026,7 +9029,7 @@
           <w:t xml:space="preserve">birds and chickens in </w:t>
         </w:r>
       </w:ins>
-      <w:ins w:id="291" w:author="Kelsey McCune" w:date="2026-04-22T11:12:00Z" w16du:dateUtc="2026-04-22T16:12:00Z">
+      <w:ins w:id="294" w:author="Kelsey McCune" w:date="2026-04-22T11:12:00Z" w16du:dateUtc="2026-04-22T16:12:00Z">
         <w:r>
           <w:rPr>
             <w:sz w:val="22"/>
@@ -9035,7 +9038,7 @@
           <w:t xml:space="preserve">control, bird feeder, chicken, and combined bird feeder chicken sites. There was a 14% positivity rate, but </w:t>
         </w:r>
       </w:ins>
-      <w:ins w:id="292" w:author="Kelsey McCune" w:date="2026-04-22T11:13:00Z" w16du:dateUtc="2026-04-22T16:13:00Z">
+      <w:ins w:id="295" w:author="Kelsey McCune" w:date="2026-04-22T11:13:00Z" w16du:dateUtc="2026-04-22T16:13:00Z">
         <w:r>
           <w:rPr>
             <w:sz w:val="22"/>
@@ -9044,7 +9047,7 @@
           <w:t xml:space="preserve">the power of my model to detect an effect of site type was only 56%. </w:t>
         </w:r>
       </w:ins>
-      <w:ins w:id="293" w:author="Kelsey McCune" w:date="2026-04-22T11:14:00Z" w16du:dateUtc="2026-04-22T16:14:00Z">
+      <w:ins w:id="296" w:author="Kelsey McCune" w:date="2026-04-22T11:14:00Z" w16du:dateUtc="2026-04-22T16:14:00Z">
         <w:r>
           <w:rPr>
             <w:sz w:val="22"/>
@@ -9053,7 +9056,7 @@
           <w:t>If I am able to test more samples such that there would be</w:t>
         </w:r>
       </w:ins>
-      <w:ins w:id="294" w:author="Kelsey McCune" w:date="2026-04-22T11:15:00Z" w16du:dateUtc="2026-04-22T16:15:00Z">
+      <w:ins w:id="297" w:author="Kelsey McCune" w:date="2026-04-22T11:15:00Z" w16du:dateUtc="2026-04-22T16:15:00Z">
         <w:r>
           <w:rPr>
             <w:sz w:val="22"/>
@@ -9062,7 +9065,7 @@
           <w:t xml:space="preserve"> at least</w:t>
         </w:r>
       </w:ins>
-      <w:ins w:id="295" w:author="Kelsey McCune" w:date="2026-04-22T11:14:00Z" w16du:dateUtc="2026-04-22T16:14:00Z">
+      <w:ins w:id="298" w:author="Kelsey McCune" w:date="2026-04-22T11:14:00Z" w16du:dateUtc="2026-04-22T16:14:00Z">
         <w:r>
           <w:rPr>
             <w:sz w:val="22"/>
@@ -9071,7 +9074,7 @@
           <w:t xml:space="preserve"> 40 samples per </w:t>
         </w:r>
       </w:ins>
-      <w:ins w:id="296" w:author="Kelsey McCune" w:date="2026-04-22T11:15:00Z" w16du:dateUtc="2026-04-22T16:15:00Z">
+      <w:ins w:id="299" w:author="Kelsey McCune" w:date="2026-04-22T11:15:00Z" w16du:dateUtc="2026-04-22T16:15:00Z">
         <w:r>
           <w:rPr>
             <w:sz w:val="22"/>
@@ -9080,7 +9083,7 @@
           <w:t>site type, then my power to detect an effect</w:t>
         </w:r>
       </w:ins>
-      <w:ins w:id="297" w:author="Kelsey McCune" w:date="2026-04-22T11:17:00Z" w16du:dateUtc="2026-04-22T16:17:00Z">
+      <w:ins w:id="300" w:author="Kelsey McCune" w:date="2026-04-22T11:17:00Z" w16du:dateUtc="2026-04-22T16:17:00Z">
         <w:r>
           <w:rPr>
             <w:sz w:val="22"/>
@@ -9089,7 +9092,7 @@
           <w:t xml:space="preserve"> of the same size as in the preliminary data</w:t>
         </w:r>
       </w:ins>
-      <w:ins w:id="298" w:author="Kelsey McCune" w:date="2026-04-22T11:15:00Z" w16du:dateUtc="2026-04-22T16:15:00Z">
+      <w:ins w:id="301" w:author="Kelsey McCune" w:date="2026-04-22T11:15:00Z" w16du:dateUtc="2026-04-22T16:15:00Z">
         <w:r>
           <w:rPr>
             <w:sz w:val="22"/>
@@ -9098,7 +9101,7 @@
           <w:t xml:space="preserve"> would increase to 80%. </w:t>
         </w:r>
       </w:ins>
-      <w:ins w:id="299" w:author="Kelsey McCune" w:date="2026-04-22T11:13:00Z" w16du:dateUtc="2026-04-22T16:13:00Z">
+      <w:ins w:id="302" w:author="Kelsey McCune" w:date="2026-04-22T11:13:00Z" w16du:dateUtc="2026-04-22T16:13:00Z">
         <w:r>
           <w:rPr>
             <w:sz w:val="22"/>
@@ -9107,7 +9110,7 @@
           <w:t>Funding from this grant will allow me to increase the number of samples I can test, as well as fund whole</w:t>
         </w:r>
       </w:ins>
-      <w:ins w:id="300" w:author="Kelsey McCune" w:date="2026-04-22T11:14:00Z" w16du:dateUtc="2026-04-22T16:14:00Z">
+      <w:ins w:id="303" w:author="Kelsey McCune" w:date="2026-04-22T11:14:00Z" w16du:dateUtc="2026-04-22T16:14:00Z">
         <w:r>
           <w:rPr>
             <w:sz w:val="22"/>
@@ -9132,7 +9135,7 @@
           <w:t>are a pathogenic serotype that is dangerous to birds and humans.</w:t>
         </w:r>
       </w:ins>
-      <w:ins w:id="301" w:author="Kelsey McCune" w:date="2026-04-22T11:38:00Z" w16du:dateUtc="2026-04-22T16:38:00Z">
+      <w:ins w:id="304" w:author="Kelsey McCune" w:date="2026-04-22T11:38:00Z" w16du:dateUtc="2026-04-22T16:38:00Z">
         <w:r>
           <w:rPr>
             <w:sz w:val="22"/>
@@ -9713,6 +9716,40 @@
       </w:r>
     </w:p>
   </w:comment>
+  <w:comment w:id="282" w:author="Kelsey McCune" w:date="2026-04-22T11:43:00Z" w:initials="KBM">
+    <w:p>
+      <w:r>
+        <w:rPr>
+          <w:rStyle w:val="CommentReference"/>
+        </w:rPr>
+        <w:annotationRef/>
+      </w:r>
+      <w:r>
+        <w:rPr>
+          <w:sz w:val="20"/>
+          <w:szCs w:val="20"/>
+        </w:rPr>
+        <w:t xml:space="preserve">Green P, MacLeod CJ (2016). “simr: an R package for power analysis of generalised linear mixed models by simulation.” Methods in Ecology and Evolution, 7(4), 493–498. doi:10.1111/2041-210X.12504, </w:t>
+      </w:r>
+      <w:hyperlink r:id="rId1" w:history="1">
+        <w:r>
+          <w:rPr>
+            <w:rStyle w:val="Hyperlink"/>
+            <w:sz w:val="20"/>
+            <w:szCs w:val="20"/>
+          </w:rPr>
+          <w:t>https://CRAN.R-project.org/package=simr</w:t>
+        </w:r>
+      </w:hyperlink>
+      <w:r>
+        <w:rPr>
+          <w:sz w:val="20"/>
+          <w:szCs w:val="20"/>
+        </w:rPr>
+        <w:t>.</w:t>
+      </w:r>
+    </w:p>
+  </w:comment>
 </w:comments>
 </file>
 
@@ -9727,6 +9764,7 @@
   <w15:commentEx w15:paraId="024B7DB2" w15:done="0"/>
   <w15:commentEx w15:paraId="5A82AFD9" w15:done="0"/>
   <w15:commentEx w15:paraId="7CDF3A25" w15:done="0"/>
+  <w15:commentEx w15:paraId="1857C877" w15:done="0"/>
 </w15:commentsEx>
 </file>
 
@@ -9741,6 +9779,7 @@
   <w16cex:commentExtensible w16cex:durableId="7E2FA296" w16cex:dateUtc="2026-04-15T14:38:00Z"/>
   <w16cex:commentExtensible w16cex:durableId="7E74F2AE" w16cex:dateUtc="2026-04-15T14:46:00Z"/>
   <w16cex:commentExtensible w16cex:durableId="551F1341" w16cex:dateUtc="2026-04-08T20:31:00Z"/>
+  <w16cex:commentExtensible w16cex:durableId="62571283" w16cex:dateUtc="2026-04-22T16:43:00Z"/>
 </w16cex:commentsExtensible>
 </file>
 
@@ -9755,6 +9794,7 @@
   <w16cid:commentId w16cid:paraId="024B7DB2" w16cid:durableId="7E2FA296"/>
   <w16cid:commentId w16cid:paraId="5A82AFD9" w16cid:durableId="7E74F2AE"/>
   <w16cid:commentId w16cid:paraId="7CDF3A25" w16cid:durableId="551F1341"/>
+  <w16cid:commentId w16cid:paraId="1857C877" w16cid:durableId="62571283"/>
 </w16cid:commentsIds>
 </file>
 

--- a/Documents /AlexFisher.2026_Full_Research_Proposal AAV.docx
+++ b/Documents /AlexFisher.2026_Full_Research_Proposal AAV.docx
@@ -34,7 +34,6 @@
           <w:szCs w:val="22"/>
         </w:rPr>
       </w:pPr>
-      <w:proofErr w:type="gramStart"/>
       <w:r>
         <w:rPr>
           <w:rFonts w:eastAsia="Arial"/>
@@ -43,18 +42,7 @@
           <w:sz w:val="22"/>
           <w:szCs w:val="22"/>
         </w:rPr>
-        <w:t>Full  Grant</w:t>
-      </w:r>
-      <w:proofErr w:type="gramEnd"/>
-      <w:r>
-        <w:rPr>
-          <w:rFonts w:eastAsia="Arial"/>
-          <w:b/>
-          <w:color w:val="000000"/>
-          <w:sz w:val="22"/>
-          <w:szCs w:val="22"/>
-        </w:rPr>
-        <w:t xml:space="preserve"> Proposal</w:t>
+        <w:t>Full  Grant Proposal</w:t>
       </w:r>
       <w:r>
         <w:rPr>
@@ -275,13 +263,32 @@
           <w:szCs w:val="22"/>
         </w:rPr>
       </w:pPr>
+      <w:commentRangeStart w:id="2"/>
       <w:r>
         <w:rPr>
           <w:bCs/>
           <w:sz w:val="22"/>
           <w:szCs w:val="22"/>
         </w:rPr>
-        <w:t>Principal investigator</w:t>
+        <w:t>Principal</w:t>
+      </w:r>
+      <w:commentRangeEnd w:id="2"/>
+      <w:r>
+        <w:rPr>
+          <w:rStyle w:val="CommentReference"/>
+          <w:bCs/>
+          <w:sz w:val="22"/>
+          <w:szCs w:val="22"/>
+        </w:rPr>
+        <w:commentReference w:id="2"/>
+      </w:r>
+      <w:r>
+        <w:rPr>
+          <w:bCs/>
+          <w:sz w:val="22"/>
+          <w:szCs w:val="22"/>
+        </w:rPr>
+        <w:t xml:space="preserve"> investigator</w:t>
       </w:r>
       <w:r>
         <w:rPr>
@@ -619,7 +626,6 @@
         <w:rPr>
           <w:sz w:val="22"/>
           <w:szCs w:val="22"/>
-          <w:highlight w:val="yellow"/>
         </w:rPr>
         <w:t>Abstract of the research plan:</w:t>
       </w:r>
@@ -648,16 +654,412 @@
         </w:rPr>
         <w:t xml:space="preserve"> </w:t>
       </w:r>
-      <w:ins w:id="2" w:author="Alex Fisher" w:date="2026-04-21T10:27:00Z" w16du:dateUtc="2026-04-21T15:27:00Z">
-        <w:r>
-          <w:rPr>
-            <w:color w:val="FF0000"/>
-            <w:sz w:val="22"/>
-            <w:szCs w:val="22"/>
-          </w:rPr>
-          <w:t xml:space="preserve">Used primarily when announcing winners/awards. </w:t>
-        </w:r>
-      </w:ins>
+    </w:p>
+    <w:p>
+      <w:pPr>
+        <w:ind w:firstLine="720"/>
+        <w:rPr>
+          <w:color w:val="000000" w:themeColor="text1"/>
+          <w:sz w:val="22"/>
+          <w:szCs w:val="22"/>
+        </w:rPr>
+      </w:pPr>
+      <w:r>
+        <w:rPr>
+          <w:color w:val="000000" w:themeColor="text1"/>
+          <w:sz w:val="22"/>
+          <w:szCs w:val="22"/>
+        </w:rPr>
+        <w:t xml:space="preserve">Zoonotic diseases </w:t>
+      </w:r>
+      <w:r>
+        <w:rPr>
+          <w:color w:val="000000" w:themeColor="text1"/>
+          <w:sz w:val="22"/>
+          <w:szCs w:val="22"/>
+        </w:rPr>
+        <w:t>spillover</w:t>
+      </w:r>
+      <w:r>
+        <w:rPr>
+          <w:color w:val="000000" w:themeColor="text1"/>
+          <w:sz w:val="22"/>
+          <w:szCs w:val="22"/>
+        </w:rPr>
+        <w:t xml:space="preserve"> </w:t>
+      </w:r>
+      <w:r>
+        <w:rPr>
+          <w:color w:val="000000" w:themeColor="text1"/>
+          <w:sz w:val="22"/>
+          <w:szCs w:val="22"/>
+        </w:rPr>
+        <w:t xml:space="preserve">to and </w:t>
+      </w:r>
+      <w:r>
+        <w:rPr>
+          <w:color w:val="000000" w:themeColor="text1"/>
+          <w:sz w:val="22"/>
+          <w:szCs w:val="22"/>
+        </w:rPr>
+        <w:t xml:space="preserve">from wildlife </w:t>
+      </w:r>
+      <w:r>
+        <w:rPr>
+          <w:color w:val="000000" w:themeColor="text1"/>
+          <w:sz w:val="22"/>
+          <w:szCs w:val="22"/>
+        </w:rPr>
+        <w:t>present</w:t>
+      </w:r>
+      <w:r>
+        <w:rPr>
+          <w:color w:val="000000" w:themeColor="text1"/>
+          <w:sz w:val="22"/>
+          <w:szCs w:val="22"/>
+        </w:rPr>
+        <w:t xml:space="preserve"> a growing </w:t>
+      </w:r>
+      <w:r>
+        <w:rPr>
+          <w:color w:val="000000" w:themeColor="text1"/>
+          <w:sz w:val="22"/>
+          <w:szCs w:val="22"/>
+        </w:rPr>
+        <w:t>risk</w:t>
+      </w:r>
+      <w:r>
+        <w:rPr>
+          <w:color w:val="000000" w:themeColor="text1"/>
+          <w:sz w:val="22"/>
+          <w:szCs w:val="22"/>
+        </w:rPr>
+        <w:t xml:space="preserve"> to human and animal health, with </w:t>
+      </w:r>
+      <w:r>
+        <w:rPr>
+          <w:color w:val="000000" w:themeColor="text1"/>
+          <w:sz w:val="22"/>
+          <w:szCs w:val="22"/>
+        </w:rPr>
+        <w:t>known</w:t>
+      </w:r>
+      <w:r>
+        <w:rPr>
+          <w:color w:val="000000" w:themeColor="text1"/>
+          <w:sz w:val="22"/>
+          <w:szCs w:val="22"/>
+        </w:rPr>
+        <w:t xml:space="preserve"> outbreaks </w:t>
+      </w:r>
+      <w:r>
+        <w:rPr>
+          <w:color w:val="000000" w:themeColor="text1"/>
+          <w:sz w:val="22"/>
+          <w:szCs w:val="22"/>
+        </w:rPr>
+        <w:t>originating</w:t>
+      </w:r>
+      <w:r>
+        <w:rPr>
+          <w:color w:val="000000" w:themeColor="text1"/>
+          <w:sz w:val="22"/>
+          <w:szCs w:val="22"/>
+        </w:rPr>
+        <w:t xml:space="preserve"> at small-scale interfaces where humans, wildlife, and domestic animals </w:t>
+      </w:r>
+      <w:r>
+        <w:rPr>
+          <w:color w:val="000000" w:themeColor="text1"/>
+          <w:sz w:val="22"/>
+          <w:szCs w:val="22"/>
+        </w:rPr>
+        <w:t>interact</w:t>
+      </w:r>
+      <w:r>
+        <w:rPr>
+          <w:color w:val="000000" w:themeColor="text1"/>
+          <w:sz w:val="22"/>
+          <w:szCs w:val="22"/>
+        </w:rPr>
+        <w:t xml:space="preserve">. Backyard bird feeding and small-scale poultry keeping are two widespread practices that </w:t>
+      </w:r>
+      <w:r>
+        <w:rPr>
+          <w:color w:val="000000" w:themeColor="text1"/>
+          <w:sz w:val="22"/>
+          <w:szCs w:val="22"/>
+        </w:rPr>
+        <w:t>occur in</w:t>
+      </w:r>
+      <w:r>
+        <w:rPr>
+          <w:color w:val="000000" w:themeColor="text1"/>
+          <w:sz w:val="22"/>
+          <w:szCs w:val="22"/>
+        </w:rPr>
+        <w:t xml:space="preserve"> this human-wildlife interface, yet the combined influence of </w:t>
+      </w:r>
+      <w:r>
+        <w:rPr>
+          <w:color w:val="000000" w:themeColor="text1"/>
+          <w:sz w:val="22"/>
+          <w:szCs w:val="22"/>
+        </w:rPr>
+        <w:t>supplemental feeding</w:t>
+      </w:r>
+      <w:r>
+        <w:rPr>
+          <w:color w:val="000000" w:themeColor="text1"/>
+          <w:sz w:val="22"/>
+          <w:szCs w:val="22"/>
+        </w:rPr>
+        <w:t xml:space="preserve"> and backyard </w:t>
+      </w:r>
+      <w:r>
+        <w:rPr>
+          <w:color w:val="000000" w:themeColor="text1"/>
+          <w:sz w:val="22"/>
+          <w:szCs w:val="22"/>
+        </w:rPr>
+        <w:t>poultry</w:t>
+      </w:r>
+      <w:r>
+        <w:rPr>
+          <w:color w:val="000000" w:themeColor="text1"/>
+          <w:sz w:val="22"/>
+          <w:szCs w:val="22"/>
+        </w:rPr>
+        <w:t xml:space="preserve"> on pathogen prevalence in wild bird communities </w:t>
+      </w:r>
+      <w:r>
+        <w:rPr>
+          <w:color w:val="000000" w:themeColor="text1"/>
+          <w:sz w:val="22"/>
+          <w:szCs w:val="22"/>
+        </w:rPr>
+        <w:t>has not been questioned</w:t>
+      </w:r>
+      <w:r>
+        <w:rPr>
+          <w:color w:val="000000" w:themeColor="text1"/>
+          <w:sz w:val="22"/>
+          <w:szCs w:val="22"/>
+        </w:rPr>
+        <w:t xml:space="preserve">. The objective of this study is to quantify </w:t>
+      </w:r>
+      <w:r>
+        <w:rPr>
+          <w:i/>
+          <w:iCs/>
+          <w:color w:val="000000" w:themeColor="text1"/>
+          <w:sz w:val="22"/>
+          <w:szCs w:val="22"/>
+        </w:rPr>
+        <w:t>Salmonella enterica</w:t>
+      </w:r>
+      <w:r>
+        <w:rPr>
+          <w:i/>
+          <w:iCs/>
+          <w:color w:val="000000" w:themeColor="text1"/>
+          <w:sz w:val="22"/>
+          <w:szCs w:val="22"/>
+        </w:rPr>
+        <w:t xml:space="preserve"> (S. enterica)</w:t>
+      </w:r>
+      <w:r>
+        <w:rPr>
+          <w:color w:val="000000" w:themeColor="text1"/>
+          <w:sz w:val="22"/>
+          <w:szCs w:val="22"/>
+        </w:rPr>
+        <w:t xml:space="preserve"> prevalence in wild birds across sites with bird feeders, backyard poultry, both, or neither. </w:t>
+      </w:r>
+      <w:r>
+        <w:rPr>
+          <w:color w:val="000000" w:themeColor="text1"/>
+          <w:sz w:val="22"/>
+          <w:szCs w:val="22"/>
+        </w:rPr>
+        <w:t>I</w:t>
+      </w:r>
+      <w:r>
+        <w:rPr>
+          <w:color w:val="000000" w:themeColor="text1"/>
+          <w:sz w:val="22"/>
+          <w:szCs w:val="22"/>
+        </w:rPr>
+        <w:t xml:space="preserve"> capture </w:t>
+      </w:r>
+      <w:r>
+        <w:rPr>
+          <w:color w:val="000000" w:themeColor="text1"/>
+          <w:sz w:val="22"/>
+          <w:szCs w:val="22"/>
+        </w:rPr>
+        <w:t xml:space="preserve">backyard </w:t>
+      </w:r>
+      <w:r>
+        <w:rPr>
+          <w:color w:val="000000" w:themeColor="text1"/>
+          <w:sz w:val="22"/>
+          <w:szCs w:val="22"/>
+        </w:rPr>
+        <w:t>birds</w:t>
+      </w:r>
+      <w:r>
+        <w:rPr>
+          <w:color w:val="000000" w:themeColor="text1"/>
+          <w:sz w:val="22"/>
+          <w:szCs w:val="22"/>
+        </w:rPr>
+        <w:t xml:space="preserve">, collect fecal and environmental samples for selective culture, and </w:t>
+      </w:r>
+      <w:r>
+        <w:rPr>
+          <w:color w:val="000000" w:themeColor="text1"/>
+          <w:sz w:val="22"/>
+          <w:szCs w:val="22"/>
+        </w:rPr>
+        <w:t xml:space="preserve">plan to </w:t>
+      </w:r>
+      <w:r>
+        <w:rPr>
+          <w:color w:val="000000" w:themeColor="text1"/>
+          <w:sz w:val="22"/>
+          <w:szCs w:val="22"/>
+        </w:rPr>
+        <w:t xml:space="preserve">use whole-genome sequencing to identify pathogenic serotypes and </w:t>
+      </w:r>
+      <w:r>
+        <w:rPr>
+          <w:color w:val="000000" w:themeColor="text1"/>
+          <w:sz w:val="22"/>
+          <w:szCs w:val="22"/>
+        </w:rPr>
+        <w:t>relationships</w:t>
+      </w:r>
+      <w:r>
+        <w:rPr>
+          <w:color w:val="000000" w:themeColor="text1"/>
+          <w:sz w:val="22"/>
+          <w:szCs w:val="22"/>
+        </w:rPr>
+        <w:t xml:space="preserve">. Results will provide </w:t>
+      </w:r>
+      <w:r>
+        <w:rPr>
+          <w:color w:val="000000" w:themeColor="text1"/>
+          <w:sz w:val="22"/>
+          <w:szCs w:val="22"/>
+        </w:rPr>
+        <w:t xml:space="preserve">the data </w:t>
+      </w:r>
+      <w:r>
+        <w:rPr>
+          <w:color w:val="000000" w:themeColor="text1"/>
+          <w:sz w:val="22"/>
+          <w:szCs w:val="22"/>
+        </w:rPr>
+        <w:t xml:space="preserve">needed to </w:t>
+      </w:r>
+      <w:r>
+        <w:rPr>
+          <w:color w:val="000000" w:themeColor="text1"/>
+          <w:sz w:val="22"/>
+          <w:szCs w:val="22"/>
+        </w:rPr>
+        <w:t xml:space="preserve">quantify </w:t>
+      </w:r>
+      <w:r>
+        <w:rPr>
+          <w:color w:val="000000" w:themeColor="text1"/>
+          <w:sz w:val="22"/>
+          <w:szCs w:val="22"/>
+        </w:rPr>
+        <w:t>disease</w:t>
+      </w:r>
+      <w:r>
+        <w:rPr>
+          <w:color w:val="000000" w:themeColor="text1"/>
+          <w:sz w:val="22"/>
+          <w:szCs w:val="22"/>
+        </w:rPr>
+        <w:t xml:space="preserve"> risks and </w:t>
+      </w:r>
+      <w:r>
+        <w:rPr>
+          <w:color w:val="000000" w:themeColor="text1"/>
+          <w:sz w:val="22"/>
+          <w:szCs w:val="22"/>
+        </w:rPr>
+        <w:t>develop practical biosecurity guidelines</w:t>
+      </w:r>
+      <w:r>
+        <w:rPr>
+          <w:color w:val="000000" w:themeColor="text1"/>
+          <w:sz w:val="22"/>
+          <w:szCs w:val="22"/>
+        </w:rPr>
+        <w:t xml:space="preserve"> for this region</w:t>
+      </w:r>
+      <w:r>
+        <w:rPr>
+          <w:color w:val="000000" w:themeColor="text1"/>
+          <w:sz w:val="22"/>
+          <w:szCs w:val="22"/>
+        </w:rPr>
+        <w:t xml:space="preserve"> that protect wild bird </w:t>
+      </w:r>
+      <w:r>
+        <w:rPr>
+          <w:color w:val="000000" w:themeColor="text1"/>
+          <w:sz w:val="22"/>
+          <w:szCs w:val="22"/>
+        </w:rPr>
+        <w:t xml:space="preserve">and human </w:t>
+      </w:r>
+      <w:r>
+        <w:rPr>
+          <w:color w:val="000000" w:themeColor="text1"/>
+          <w:sz w:val="22"/>
+          <w:szCs w:val="22"/>
+        </w:rPr>
+        <w:t xml:space="preserve">health </w:t>
+      </w:r>
+      <w:r>
+        <w:rPr>
+          <w:color w:val="000000" w:themeColor="text1"/>
+          <w:sz w:val="22"/>
+          <w:szCs w:val="22"/>
+        </w:rPr>
+        <w:t xml:space="preserve">alike, </w:t>
+      </w:r>
+      <w:r>
+        <w:rPr>
+          <w:color w:val="000000" w:themeColor="text1"/>
+          <w:sz w:val="22"/>
+          <w:szCs w:val="22"/>
+        </w:rPr>
+        <w:t xml:space="preserve">while preserving the benefits </w:t>
+      </w:r>
+      <w:r>
+        <w:rPr>
+          <w:color w:val="000000" w:themeColor="text1"/>
+          <w:sz w:val="22"/>
+          <w:szCs w:val="22"/>
+        </w:rPr>
+        <w:t xml:space="preserve">and safety </w:t>
+      </w:r>
+      <w:r>
+        <w:rPr>
+          <w:color w:val="000000" w:themeColor="text1"/>
+          <w:sz w:val="22"/>
+          <w:szCs w:val="22"/>
+        </w:rPr>
+        <w:t>of backyard activities.</w:t>
+      </w:r>
     </w:p>
     <w:p>
       <w:pPr>
@@ -680,15 +1082,7 @@
           <w:sz w:val="22"/>
           <w:szCs w:val="22"/>
         </w:rPr>
-        <w:t xml:space="preserve">Principal </w:t>
-      </w:r>
-      <w:proofErr w:type="gramStart"/>
-      <w:r>
-        <w:rPr>
-          <w:sz w:val="22"/>
-          <w:szCs w:val="22"/>
-        </w:rPr>
-        <w:t>Investigators:</w:t>
+        <w:t>Principal Investigators:</w:t>
       </w:r>
       <w:r>
         <w:rPr>
@@ -696,16 +1090,26 @@
           <w:sz w:val="22"/>
           <w:szCs w:val="22"/>
         </w:rPr>
-        <w:t>.</w:t>
-      </w:r>
-      <w:proofErr w:type="gramEnd"/>
-      <w:r>
-        <w:rPr>
-          <w:color w:val="EE0000"/>
-          <w:sz w:val="22"/>
-          <w:szCs w:val="22"/>
-        </w:rPr>
         <w:t xml:space="preserve"> </w:t>
+      </w:r>
+    </w:p>
+    <w:p>
+      <w:pPr>
+        <w:widowControl w:val="0"/>
+        <w:jc w:val="both"/>
+        <w:rPr>
+          <w:bCs/>
+          <w:sz w:val="22"/>
+          <w:szCs w:val="22"/>
+        </w:rPr>
+      </w:pPr>
+      <w:r>
+        <w:rPr>
+          <w:bCs/>
+          <w:sz w:val="22"/>
+          <w:szCs w:val="22"/>
+        </w:rPr>
+        <w:t>Alex Fisher (MSc Student), Kelsey McCune (Major Advisor)</w:t>
       </w:r>
     </w:p>
     <w:p>
@@ -775,22 +1179,6 @@
           <w:delText xml:space="preserve">vs abstract </w:delText>
         </w:r>
       </w:del>
-    </w:p>
-    <w:p>
-      <w:pPr>
-        <w:pBdr>
-          <w:top w:val="nil"/>
-          <w:left w:val="nil"/>
-          <w:bottom w:val="nil"/>
-          <w:right w:val="nil"/>
-          <w:between w:val="nil"/>
-        </w:pBdr>
-        <w:rPr>
-          <w:color w:val="EE0000"/>
-          <w:sz w:val="22"/>
-          <w:szCs w:val="22"/>
-        </w:rPr>
-      </w:pPr>
     </w:p>
     <w:p>
       <w:pPr>
@@ -803,490 +1191,54 @@
         </w:pBdr>
         <w:ind w:firstLine="720"/>
         <w:rPr>
-          <w:color w:val="000000"/>
-          <w:sz w:val="22"/>
-          <w:szCs w:val="22"/>
-        </w:rPr>
-      </w:pPr>
-    </w:p>
-    <w:p>
-      <w:pPr>
-        <w:rPr>
-          <w:sz w:val="22"/>
-          <w:szCs w:val="22"/>
-        </w:rPr>
-      </w:pPr>
-      <w:r>
-        <w:rPr>
-          <w:sz w:val="22"/>
-          <w:szCs w:val="22"/>
-          <w:highlight w:val="yellow"/>
-        </w:rPr>
-        <w:t>Review of Previous Work (review of literature, be concise):</w:t>
-      </w:r>
-    </w:p>
-    <w:p>
-      <w:pPr>
-        <w:rPr>
-          <w:sz w:val="22"/>
-          <w:szCs w:val="22"/>
-        </w:rPr>
-      </w:pPr>
-    </w:p>
-    <w:p>
-      <w:pPr>
-        <w:ind w:firstLine="720"/>
-        <w:rPr>
-          <w:sz w:val="22"/>
-          <w:szCs w:val="22"/>
-        </w:rPr>
-      </w:pPr>
-      <w:r>
-        <w:rPr>
-          <w:sz w:val="22"/>
-          <w:szCs w:val="22"/>
-        </w:rPr>
-        <w:t>Urbanization and anthropogenic activities continue to change natural landscapes, creating new opportunities for wildlife, people, and domestic animals to interact. The human-wildlife interface can be defined as any given space where contact occurs between humans, domestic animals, and wildlife</w:t>
-      </w:r>
-      <w:r>
-        <w:rPr>
-          <w:sz w:val="22"/>
-          <w:szCs w:val="22"/>
-        </w:rPr>
-        <w:t>,</w:t>
-      </w:r>
-      <w:r>
-        <w:rPr>
-          <w:sz w:val="22"/>
-          <w:szCs w:val="22"/>
-        </w:rPr>
-        <w:t xml:space="preserve"> </w:t>
-      </w:r>
-      <w:r>
-        <w:rPr>
-          <w:sz w:val="22"/>
-          <w:szCs w:val="22"/>
-        </w:rPr>
-        <w:t>including</w:t>
-      </w:r>
-      <w:r>
-        <w:rPr>
-          <w:sz w:val="22"/>
-          <w:szCs w:val="22"/>
-        </w:rPr>
-        <w:t xml:space="preserve"> their shared space</w:t>
-      </w:r>
-      <w:r>
-        <w:rPr>
-          <w:sz w:val="22"/>
-          <w:szCs w:val="22"/>
-        </w:rPr>
-        <w:t xml:space="preserve"> and</w:t>
-      </w:r>
-      <w:r>
-        <w:rPr>
-          <w:sz w:val="22"/>
-          <w:szCs w:val="22"/>
-        </w:rPr>
-        <w:t xml:space="preserve"> resource</w:t>
-      </w:r>
-      <w:r>
-        <w:rPr>
-          <w:sz w:val="22"/>
-          <w:szCs w:val="22"/>
-        </w:rPr>
-        <w:t xml:space="preserve"> use,</w:t>
-      </w:r>
-      <w:r>
-        <w:rPr>
-          <w:sz w:val="22"/>
-          <w:szCs w:val="22"/>
-        </w:rPr>
-        <w:t xml:space="preserve"> </w:t>
-      </w:r>
-      <w:r>
-        <w:rPr>
-          <w:sz w:val="22"/>
-          <w:szCs w:val="22"/>
-        </w:rPr>
-        <w:t>or</w:t>
-      </w:r>
-      <w:r>
-        <w:rPr>
-          <w:sz w:val="22"/>
-          <w:szCs w:val="22"/>
-        </w:rPr>
-        <w:t xml:space="preserve"> diseases (Hassell et al. 2017). </w:t>
-      </w:r>
-      <w:r>
-        <w:rPr>
-          <w:sz w:val="22"/>
-          <w:szCs w:val="22"/>
-        </w:rPr>
-        <w:t xml:space="preserve">The prevalence and spread of zoonotic diseases, or diseases shared between wildlife and humans, represents one of the most significant effects of growing contact at the human-wildlife interface, with over 70% of current human diseases originating from wildlife (Jones et al. 2008). </w:t>
-      </w:r>
-      <w:r>
-        <w:rPr>
-          <w:sz w:val="22"/>
-          <w:szCs w:val="22"/>
-        </w:rPr>
-        <w:t>Consequently, a</w:t>
-      </w:r>
-      <w:r>
-        <w:rPr>
-          <w:sz w:val="22"/>
-          <w:szCs w:val="22"/>
-        </w:rPr>
-        <w:t xml:space="preserve">s </w:t>
-      </w:r>
-      <w:r>
-        <w:rPr>
-          <w:sz w:val="22"/>
-          <w:szCs w:val="22"/>
-        </w:rPr>
-        <w:t xml:space="preserve">human populations grow and </w:t>
-      </w:r>
-      <w:r>
-        <w:rPr>
-          <w:sz w:val="22"/>
-          <w:szCs w:val="22"/>
-        </w:rPr>
-        <w:t xml:space="preserve">interactions in these interfaces become more frequent, improving our understanding of the ecological and health dynamics between wildlife and humans </w:t>
-      </w:r>
-      <w:r>
-        <w:rPr>
-          <w:sz w:val="22"/>
-          <w:szCs w:val="22"/>
-        </w:rPr>
-        <w:t>i</w:t>
-      </w:r>
-      <w:r>
-        <w:rPr>
-          <w:sz w:val="22"/>
-          <w:szCs w:val="22"/>
-        </w:rPr>
-        <w:t xml:space="preserve">s increasingly necessary. </w:t>
-      </w:r>
-      <w:r>
-        <w:rPr>
-          <w:sz w:val="22"/>
-          <w:szCs w:val="22"/>
-        </w:rPr>
-        <w:t xml:space="preserve">We now recognize a relationship between broad-scale anthropogenic changes and zoonotic disease (e.g. climate change, Hall et al., 2021; land use change, Murray &amp; Hernandez, 2021). However, zoonotic disease outbreaks in people and wildlife start with spillover events </w:t>
-      </w:r>
-      <w:proofErr w:type="spellStart"/>
-      <w:r>
-        <w:rPr>
-          <w:sz w:val="22"/>
-          <w:szCs w:val="22"/>
-        </w:rPr>
-        <w:t>occuring</w:t>
-      </w:r>
-      <w:proofErr w:type="spellEnd"/>
-      <w:r>
-        <w:rPr>
-          <w:sz w:val="22"/>
-          <w:szCs w:val="22"/>
-        </w:rPr>
-        <w:t xml:space="preserve"> at a local scale, but the risk related to human activities at this scale is unknown.</w:t>
-      </w:r>
-    </w:p>
-    <w:p>
-      <w:pPr>
-        <w:ind w:firstLine="720"/>
-        <w:rPr>
-          <w:sz w:val="22"/>
-          <w:szCs w:val="22"/>
-        </w:rPr>
-      </w:pPr>
-      <w:r>
-        <w:rPr>
-          <w:sz w:val="22"/>
-          <w:szCs w:val="22"/>
-        </w:rPr>
-        <w:t>Birds are among the most well-studied and widespread taxa in the animal kingdom, filling critical roles in ecosystems worldwide through mechanisms such as insect control, pollination, seed dispersal and more</w:t>
-      </w:r>
-      <w:r>
-        <w:rPr>
-          <w:sz w:val="22"/>
-          <w:szCs w:val="22"/>
-        </w:rPr>
-        <w:t xml:space="preserve"> (</w:t>
-      </w:r>
-      <w:proofErr w:type="spellStart"/>
-      <w:r>
-        <w:rPr>
-          <w:sz w:val="22"/>
-          <w:szCs w:val="22"/>
-        </w:rPr>
-        <w:t>Sekercioglu</w:t>
-      </w:r>
-      <w:proofErr w:type="spellEnd"/>
-      <w:r>
-        <w:rPr>
-          <w:sz w:val="22"/>
-          <w:szCs w:val="22"/>
-        </w:rPr>
-        <w:t>, 2006)</w:t>
-      </w:r>
-      <w:r>
-        <w:rPr>
-          <w:sz w:val="22"/>
-          <w:szCs w:val="22"/>
-        </w:rPr>
-        <w:t xml:space="preserve">. </w:t>
-      </w:r>
-      <w:r>
-        <w:rPr>
-          <w:sz w:val="22"/>
-          <w:szCs w:val="22"/>
-        </w:rPr>
-        <w:t xml:space="preserve">Disease represents one of the most significant threats to wild bird populations, capable of </w:t>
-      </w:r>
-      <w:r>
-        <w:rPr>
-          <w:sz w:val="22"/>
-          <w:szCs w:val="22"/>
-        </w:rPr>
-        <w:t>causing</w:t>
-      </w:r>
-      <w:r>
-        <w:rPr>
-          <w:sz w:val="22"/>
-          <w:szCs w:val="22"/>
-        </w:rPr>
-        <w:t xml:space="preserve"> population-level declines</w:t>
-      </w:r>
-      <w:r>
-        <w:rPr>
-          <w:sz w:val="22"/>
-          <w:szCs w:val="22"/>
-        </w:rPr>
-        <w:t xml:space="preserve">. </w:t>
-      </w:r>
-      <w:r>
-        <w:rPr>
-          <w:sz w:val="22"/>
-          <w:szCs w:val="22"/>
-        </w:rPr>
-        <w:t xml:space="preserve">West Nile virus, for example, caused </w:t>
-      </w:r>
-      <w:r>
-        <w:rPr>
-          <w:sz w:val="22"/>
-          <w:szCs w:val="22"/>
-        </w:rPr>
-        <w:t xml:space="preserve">a large </w:t>
-      </w:r>
-      <w:r>
-        <w:rPr>
-          <w:sz w:val="22"/>
-          <w:szCs w:val="22"/>
-        </w:rPr>
-        <w:t xml:space="preserve">population </w:t>
-      </w:r>
-      <w:proofErr w:type="gramStart"/>
-      <w:r>
-        <w:rPr>
-          <w:sz w:val="22"/>
-          <w:szCs w:val="22"/>
-        </w:rPr>
-        <w:t>collapse</w:t>
-      </w:r>
-      <w:proofErr w:type="gramEnd"/>
-      <w:r>
-        <w:rPr>
-          <w:sz w:val="22"/>
-          <w:szCs w:val="22"/>
-        </w:rPr>
-        <w:t xml:space="preserve"> in American crows and </w:t>
-      </w:r>
-      <w:r>
-        <w:rPr>
-          <w:sz w:val="22"/>
-          <w:szCs w:val="22"/>
-        </w:rPr>
-        <w:t>continuous</w:t>
-      </w:r>
-      <w:r>
-        <w:rPr>
-          <w:sz w:val="22"/>
-          <w:szCs w:val="22"/>
-        </w:rPr>
-        <w:t xml:space="preserve"> declines in yellow-billed magpies </w:t>
-      </w:r>
-      <w:ins w:id="4" w:author="Kelsey McCune" w:date="2026-04-15T08:28:00Z" w16du:dateUtc="2026-04-15T13:28:00Z">
-        <w:r>
-          <w:rPr>
-            <w:sz w:val="22"/>
-            <w:szCs w:val="22"/>
-          </w:rPr>
-          <w:t xml:space="preserve">and other species </w:t>
-        </w:r>
-      </w:ins>
-      <w:r>
-        <w:rPr>
-          <w:sz w:val="22"/>
-          <w:szCs w:val="22"/>
-        </w:rPr>
-        <w:t xml:space="preserve">across North America, with transmission shown to be </w:t>
-      </w:r>
-      <w:r>
-        <w:rPr>
-          <w:sz w:val="22"/>
-          <w:szCs w:val="22"/>
-        </w:rPr>
-        <w:t>particularly</w:t>
-      </w:r>
-      <w:r>
-        <w:rPr>
-          <w:sz w:val="22"/>
-          <w:szCs w:val="22"/>
-        </w:rPr>
-        <w:t xml:space="preserve"> elevated in urban and agricultural landscapes (Kilpatrick and Wheeler 2019). </w:t>
-      </w:r>
-      <w:r>
-        <w:rPr>
-          <w:sz w:val="22"/>
-          <w:szCs w:val="22"/>
-        </w:rPr>
-        <w:t>D</w:t>
-      </w:r>
-      <w:r>
-        <w:rPr>
-          <w:sz w:val="22"/>
-          <w:szCs w:val="22"/>
-        </w:rPr>
-        <w:t xml:space="preserve">isease outbreaks linked to supplemental feeding sites </w:t>
-      </w:r>
-      <w:ins w:id="5" w:author="Alex Fisher" w:date="2026-04-21T10:22:00Z" w16du:dateUtc="2026-04-21T15:22:00Z">
-        <w:r>
-          <w:rPr>
-            <w:sz w:val="22"/>
-            <w:szCs w:val="22"/>
-          </w:rPr>
-          <w:t xml:space="preserve">in Europe </w:t>
-        </w:r>
-        <w:commentRangeStart w:id="6"/>
-        <w:r>
-          <w:rPr>
-            <w:sz w:val="22"/>
-            <w:szCs w:val="22"/>
-          </w:rPr>
-          <w:t xml:space="preserve">and North America </w:t>
-        </w:r>
-        <w:commentRangeEnd w:id="6"/>
-        <w:r>
-          <w:rPr>
-            <w:rStyle w:val="CommentReference"/>
-            <w:sz w:val="22"/>
-            <w:szCs w:val="22"/>
-          </w:rPr>
-          <w:commentReference w:id="6"/>
-        </w:r>
-        <w:r>
-          <w:rPr>
-            <w:sz w:val="22"/>
-            <w:szCs w:val="22"/>
-          </w:rPr>
-          <w:t xml:space="preserve"> </w:t>
-        </w:r>
-      </w:ins>
-      <w:r>
-        <w:rPr>
-          <w:sz w:val="22"/>
-          <w:szCs w:val="22"/>
-        </w:rPr>
-        <w:t xml:space="preserve">are also increasing in frequency, including </w:t>
-      </w:r>
-      <w:proofErr w:type="spellStart"/>
-      <w:r>
-        <w:rPr>
-          <w:sz w:val="22"/>
-          <w:szCs w:val="22"/>
-        </w:rPr>
-        <w:t>trichomonosis</w:t>
-      </w:r>
-      <w:proofErr w:type="spellEnd"/>
-      <w:r>
-        <w:rPr>
-          <w:sz w:val="22"/>
-          <w:szCs w:val="22"/>
-        </w:rPr>
-        <w:t xml:space="preserve"> </w:t>
-      </w:r>
-      <w:r>
-        <w:rPr>
-          <w:sz w:val="22"/>
-          <w:szCs w:val="22"/>
-        </w:rPr>
-        <w:t>infections from</w:t>
-      </w:r>
-      <w:r>
-        <w:rPr>
-          <w:sz w:val="22"/>
-          <w:szCs w:val="22"/>
-        </w:rPr>
-        <w:t xml:space="preserve"> garden feeders </w:t>
-      </w:r>
-      <w:r>
-        <w:rPr>
-          <w:sz w:val="22"/>
-          <w:szCs w:val="22"/>
-        </w:rPr>
-        <w:t xml:space="preserve">in </w:t>
-      </w:r>
-      <w:ins w:id="7" w:author="Alex Fisher" w:date="2026-04-21T10:23:00Z" w16du:dateUtc="2026-04-21T15:23:00Z">
-        <w:r>
-          <w:rPr>
-            <w:sz w:val="22"/>
-            <w:szCs w:val="22"/>
-          </w:rPr>
-          <w:t>the UK</w:t>
-        </w:r>
-      </w:ins>
-      <w:del w:id="8" w:author="Alex Fisher" w:date="2026-04-21T10:22:00Z" w16du:dateUtc="2026-04-21T15:22:00Z">
-        <w:r>
-          <w:rPr>
-            <w:sz w:val="22"/>
-            <w:szCs w:val="22"/>
-          </w:rPr>
-          <w:delText xml:space="preserve">Europe </w:delText>
-        </w:r>
-        <w:commentRangeStart w:id="9"/>
-        <w:r>
-          <w:rPr>
-            <w:sz w:val="22"/>
-            <w:szCs w:val="22"/>
-          </w:rPr>
-          <w:delText>and North America</w:delText>
-        </w:r>
-      </w:del>
-      <w:r>
-        <w:rPr>
-          <w:sz w:val="22"/>
-          <w:szCs w:val="22"/>
-        </w:rPr>
-        <w:t xml:space="preserve"> </w:t>
-      </w:r>
-      <w:commentRangeEnd w:id="9"/>
-      <w:r>
-        <w:rPr>
-          <w:rStyle w:val="CommentReference"/>
-          <w:sz w:val="22"/>
-          <w:szCs w:val="22"/>
-        </w:rPr>
-        <w:commentReference w:id="9"/>
-      </w:r>
-      <w:r>
-        <w:rPr>
-          <w:sz w:val="22"/>
-          <w:szCs w:val="22"/>
-        </w:rPr>
-        <w:t>that drove a 66% decline in European Greenfinch populations</w:t>
-      </w:r>
-      <w:r>
-        <w:rPr>
+          <w:color w:val="000000" w:themeColor="text1"/>
+          <w:sz w:val="22"/>
+          <w:szCs w:val="22"/>
+        </w:rPr>
+      </w:pPr>
+      <w:r>
+        <w:rPr>
+          <w:color w:val="000000" w:themeColor="text1"/>
+          <w:sz w:val="22"/>
+          <w:szCs w:val="22"/>
+        </w:rPr>
+        <w:t>Disease spillover</w:t>
+      </w:r>
+      <w:r>
+        <w:rPr>
+          <w:color w:val="000000" w:themeColor="text1"/>
+          <w:sz w:val="22"/>
+          <w:szCs w:val="22"/>
+        </w:rPr>
+        <w:t xml:space="preserve"> occurs when</w:t>
+      </w:r>
+      <w:r>
+        <w:rPr>
+          <w:color w:val="000000" w:themeColor="text1"/>
+          <w:sz w:val="22"/>
+          <w:szCs w:val="22"/>
+        </w:rPr>
+        <w:t xml:space="preserve"> a pathogen from a reservoir host </w:t>
+      </w:r>
+      <w:r>
+        <w:rPr>
+          <w:color w:val="000000" w:themeColor="text1"/>
+          <w:sz w:val="22"/>
+          <w:szCs w:val="22"/>
+        </w:rPr>
+        <w:t xml:space="preserve">infects </w:t>
+      </w:r>
+      <w:r>
+        <w:rPr>
+          <w:color w:val="000000" w:themeColor="text1"/>
+          <w:sz w:val="22"/>
+          <w:szCs w:val="22"/>
+        </w:rPr>
+        <w:t>a new host species</w:t>
+      </w:r>
+      <w:r>
+        <w:rPr>
+          <w:color w:val="000000" w:themeColor="text1"/>
           <w:sz w:val="22"/>
           <w:szCs w:val="22"/>
         </w:rPr>
@@ -1294,216 +1246,49 @@
       </w:r>
       <w:r>
         <w:rPr>
-          <w:sz w:val="22"/>
-          <w:szCs w:val="22"/>
-        </w:rPr>
-        <w:t xml:space="preserve">suggesting that backyard activities that bring humans closer to birds may also </w:t>
-      </w:r>
-      <w:r>
-        <w:rPr>
-          <w:sz w:val="22"/>
-          <w:szCs w:val="22"/>
-        </w:rPr>
-        <w:t>influence</w:t>
-      </w:r>
-      <w:r>
-        <w:rPr>
-          <w:sz w:val="22"/>
-          <w:szCs w:val="22"/>
-        </w:rPr>
-        <w:t xml:space="preserve"> pathogen spread within wild bird communities (Lees et al. 2022).</w:t>
-      </w:r>
-      <w:r>
-        <w:rPr>
-          <w:sz w:val="22"/>
-          <w:szCs w:val="22"/>
-        </w:rPr>
-        <w:t xml:space="preserve"> </w:t>
-      </w:r>
-      <w:r>
-        <w:rPr>
-          <w:sz w:val="22"/>
-          <w:szCs w:val="22"/>
-        </w:rPr>
-        <w:t xml:space="preserve">While many </w:t>
-      </w:r>
-      <w:proofErr w:type="gramStart"/>
-      <w:r>
-        <w:rPr>
-          <w:sz w:val="22"/>
-          <w:szCs w:val="22"/>
-        </w:rPr>
-        <w:t>bird</w:t>
-      </w:r>
-      <w:proofErr w:type="gramEnd"/>
-      <w:r>
-        <w:rPr>
-          <w:sz w:val="22"/>
-          <w:szCs w:val="22"/>
-        </w:rPr>
-        <w:t xml:space="preserve"> species have adapted to survive and even depend on human-modified landscapes, the ecological impacts of these co-adaptations, and how long-term proximity to humans, domestic animals, and shared resources </w:t>
-      </w:r>
-      <w:r>
-        <w:rPr>
-          <w:sz w:val="22"/>
-          <w:szCs w:val="22"/>
-        </w:rPr>
-        <w:t>affect</w:t>
-      </w:r>
-      <w:r>
-        <w:rPr>
-          <w:sz w:val="22"/>
-          <w:szCs w:val="22"/>
-        </w:rPr>
-        <w:t xml:space="preserve"> pathogen dynamics in wild bird communities remain poorly </w:t>
-      </w:r>
-      <w:commentRangeStart w:id="10"/>
-      <w:r>
-        <w:rPr>
-          <w:sz w:val="22"/>
-          <w:szCs w:val="22"/>
-        </w:rPr>
-        <w:t>understood</w:t>
-      </w:r>
-      <w:commentRangeEnd w:id="10"/>
-      <w:r>
-        <w:rPr>
-          <w:rStyle w:val="CommentReference"/>
-          <w:sz w:val="22"/>
-          <w:szCs w:val="22"/>
-        </w:rPr>
-        <w:commentReference w:id="10"/>
-      </w:r>
-      <w:r>
-        <w:rPr>
-          <w:sz w:val="22"/>
-          <w:szCs w:val="22"/>
-        </w:rPr>
-        <w:t xml:space="preserve"> (Bradley and Altizer 2007). </w:t>
-      </w:r>
-    </w:p>
-    <w:p>
-      <w:pPr>
-        <w:ind w:firstLine="720"/>
-        <w:rPr>
-          <w:sz w:val="22"/>
-          <w:szCs w:val="22"/>
-        </w:rPr>
-      </w:pPr>
-      <w:r>
-        <w:rPr>
-          <w:sz w:val="22"/>
-          <w:szCs w:val="22"/>
-        </w:rPr>
-        <w:t xml:space="preserve">Wild and domestic birds also play an important role in human culture and recreation. </w:t>
-      </w:r>
-      <w:r>
-        <w:rPr>
-          <w:sz w:val="22"/>
-          <w:szCs w:val="22"/>
-        </w:rPr>
-        <w:t xml:space="preserve">Small-scale poultry keeping and supplemental bird feeding have grown substantially in popularity across the United States, occurring as backyard activities and encouraging participants to interact more with nature and wildlife. The popularity of backyard poultry </w:t>
-      </w:r>
-      <w:r>
-        <w:rPr>
-          <w:sz w:val="22"/>
-          <w:szCs w:val="22"/>
-        </w:rPr>
-        <w:lastRenderedPageBreak/>
-        <w:t xml:space="preserve">keeping is growing in urban and suburban areas in the United States (USDA, 2013), but the practice has been an important part of nutrition and economic stability for centuries in other regions (Alders &amp; Pym, 2009). Backyard bird feeding has similarly been a well-established home activity for decades, allowing homeowners opportunities to connect with nature and wildlife while supplementing the diets of wild birds. The scale of bird feeding in the United States is substantial, with federal surveys estimating that over 50 million Americans participate in feeding wild birds, and hundreds of millions of dollars spent on bird seed annually (USFWS 2022). </w:t>
-      </w:r>
-    </w:p>
-    <w:p>
-      <w:pPr>
-        <w:ind w:firstLine="720"/>
-        <w:rPr>
-          <w:sz w:val="22"/>
-          <w:szCs w:val="22"/>
-        </w:rPr>
-      </w:pPr>
-      <w:r>
-        <w:rPr>
-          <w:sz w:val="22"/>
-          <w:szCs w:val="22"/>
-        </w:rPr>
-        <w:t>Th</w:t>
-      </w:r>
-      <w:r>
-        <w:rPr>
-          <w:sz w:val="22"/>
-          <w:szCs w:val="22"/>
-        </w:rPr>
-        <w:t xml:space="preserve">e </w:t>
-      </w:r>
-      <w:r>
-        <w:rPr>
-          <w:sz w:val="22"/>
-          <w:szCs w:val="22"/>
-        </w:rPr>
-        <w:t xml:space="preserve">novel contact between wild bird species, chicken flocks, domestic pets and humans </w:t>
-      </w:r>
-      <w:r>
-        <w:rPr>
-          <w:sz w:val="22"/>
-          <w:szCs w:val="22"/>
-        </w:rPr>
-        <w:t>that</w:t>
-      </w:r>
-      <w:ins w:id="11" w:author="Kelsey McCune" w:date="2026-04-15T08:32:00Z" w16du:dateUtc="2026-04-15T13:32:00Z">
-        <w:r>
-          <w:rPr>
-            <w:sz w:val="22"/>
-            <w:szCs w:val="22"/>
-          </w:rPr>
-          <w:t xml:space="preserve"> the activities promote</w:t>
-        </w:r>
-      </w:ins>
-      <w:r>
-        <w:rPr>
-          <w:sz w:val="22"/>
-          <w:szCs w:val="22"/>
-        </w:rPr>
-        <w:t xml:space="preserve"> can allow for bidirectional transmission (spillover) of select pathogens. Bird feeders aggregate wild birds at </w:t>
-      </w:r>
-      <w:r>
-        <w:rPr>
-          <w:sz w:val="22"/>
-          <w:szCs w:val="22"/>
-        </w:rPr>
-        <w:t>artificially high</w:t>
-      </w:r>
-      <w:r>
-        <w:rPr>
-          <w:sz w:val="22"/>
-          <w:szCs w:val="22"/>
-        </w:rPr>
-        <w:t xml:space="preserve"> </w:t>
-      </w:r>
-      <w:r>
-        <w:rPr>
-          <w:sz w:val="22"/>
-          <w:szCs w:val="22"/>
-        </w:rPr>
-        <w:t>densities, increasing both direct contact rates between individuals and fecal-oral transmission of bacterial pathogens among individuals and species (Becker and Hall 2014; Becker et al. 2015). Backyard poultry can further compound this risk, as chickens are known reservoirs for</w:t>
-      </w:r>
-      <w:r>
-        <w:rPr>
-          <w:sz w:val="22"/>
-          <w:szCs w:val="22"/>
-        </w:rPr>
-        <w:t xml:space="preserve"> zoonotic bacteria like</w:t>
-      </w:r>
-      <w:r>
-        <w:rPr>
-          <w:sz w:val="22"/>
-          <w:szCs w:val="22"/>
-        </w:rPr>
-        <w:t xml:space="preserve"> </w:t>
+          <w:color w:val="000000" w:themeColor="text1"/>
+          <w:sz w:val="22"/>
+          <w:szCs w:val="22"/>
+        </w:rPr>
+        <w:t>a</w:t>
+      </w:r>
+      <w:r>
+        <w:rPr>
+          <w:color w:val="000000" w:themeColor="text1"/>
+          <w:sz w:val="22"/>
+          <w:szCs w:val="22"/>
+        </w:rPr>
+        <w:t>nd accounts for the majority of emerging infectious diseases in humans</w:t>
+      </w:r>
+      <w:r>
+        <w:rPr>
+          <w:color w:val="000000" w:themeColor="text1"/>
+          <w:sz w:val="22"/>
+          <w:szCs w:val="22"/>
+        </w:rPr>
+        <w:t xml:space="preserve"> (Jones et al. 2008; Plowright et al. 2017). Wild birds occupy a</w:t>
+      </w:r>
+      <w:r>
+        <w:rPr>
+          <w:color w:val="000000" w:themeColor="text1"/>
+          <w:sz w:val="22"/>
+          <w:szCs w:val="22"/>
+        </w:rPr>
+        <w:t xml:space="preserve">n </w:t>
+      </w:r>
+      <w:r>
+        <w:rPr>
+          <w:color w:val="000000" w:themeColor="text1"/>
+          <w:sz w:val="22"/>
+          <w:szCs w:val="22"/>
+        </w:rPr>
+        <w:t xml:space="preserve">important role in spillover dynamics because they serve both as direct hosts and as vectors for a wide range of pathogens, including bacterial pathogens like </w:t>
       </w:r>
       <w:r>
         <w:rPr>
           <w:i/>
           <w:iCs/>
+          <w:color w:val="000000" w:themeColor="text1"/>
           <w:sz w:val="22"/>
           <w:szCs w:val="22"/>
         </w:rPr>
@@ -1513,29 +1298,1514 @@
         <w:rPr>
           <w:i/>
           <w:iCs/>
-          <w:sz w:val="22"/>
-          <w:szCs w:val="22"/>
-        </w:rPr>
-        <w:t>almonella</w:t>
+          <w:color w:val="000000" w:themeColor="text1"/>
+          <w:sz w:val="22"/>
+          <w:szCs w:val="22"/>
+        </w:rPr>
+        <w:t>.</w:t>
       </w:r>
       <w:r>
         <w:rPr>
           <w:i/>
           <w:iCs/>
+          <w:color w:val="000000" w:themeColor="text1"/>
+          <w:sz w:val="22"/>
+          <w:szCs w:val="22"/>
+        </w:rPr>
+        <w:t xml:space="preserve"> enterica</w:t>
+      </w:r>
+      <w:r>
+        <w:rPr>
+          <w:color w:val="000000" w:themeColor="text1"/>
+          <w:sz w:val="22"/>
+          <w:szCs w:val="22"/>
+        </w:rPr>
+        <w:t xml:space="preserve">, vector-borne viruses like West Nile, and ectoparasites </w:t>
+      </w:r>
+      <w:r>
+        <w:rPr>
+          <w:color w:val="000000" w:themeColor="text1"/>
+          <w:sz w:val="22"/>
+          <w:szCs w:val="22"/>
+        </w:rPr>
+        <w:t>like</w:t>
+      </w:r>
+      <w:r>
+        <w:rPr>
+          <w:color w:val="000000" w:themeColor="text1"/>
+          <w:sz w:val="22"/>
+          <w:szCs w:val="22"/>
+        </w:rPr>
+        <w:t xml:space="preserve"> ticks that carry </w:t>
+      </w:r>
+      <w:r>
+        <w:rPr>
+          <w:color w:val="000000" w:themeColor="text1"/>
+          <w:sz w:val="22"/>
+          <w:szCs w:val="22"/>
+        </w:rPr>
+        <w:t xml:space="preserve">other </w:t>
+      </w:r>
+      <w:r>
+        <w:rPr>
+          <w:color w:val="000000" w:themeColor="text1"/>
+          <w:sz w:val="22"/>
+          <w:szCs w:val="22"/>
+        </w:rPr>
+        <w:t xml:space="preserve">zoonotic pathogens (Bradley and Altizer 2007; Hassell et al. 2017). Migration further </w:t>
+      </w:r>
+      <w:r>
+        <w:rPr>
+          <w:color w:val="000000" w:themeColor="text1"/>
+          <w:sz w:val="22"/>
+          <w:szCs w:val="22"/>
+        </w:rPr>
+        <w:t>increases</w:t>
+      </w:r>
+      <w:r>
+        <w:rPr>
+          <w:color w:val="000000" w:themeColor="text1"/>
           <w:sz w:val="22"/>
           <w:szCs w:val="22"/>
         </w:rPr>
         <w:t xml:space="preserve"> </w:t>
       </w:r>
-      <w:proofErr w:type="gramStart"/>
+      <w:r>
+        <w:rPr>
+          <w:color w:val="000000" w:themeColor="text1"/>
+          <w:sz w:val="22"/>
+          <w:szCs w:val="22"/>
+        </w:rPr>
+        <w:t>spillover</w:t>
+      </w:r>
+      <w:r>
+        <w:rPr>
+          <w:color w:val="000000" w:themeColor="text1"/>
+          <w:sz w:val="22"/>
+          <w:szCs w:val="22"/>
+        </w:rPr>
+        <w:t xml:space="preserve"> risk by moving pathogens across </w:t>
+      </w:r>
+      <w:r>
+        <w:rPr>
+          <w:color w:val="000000" w:themeColor="text1"/>
+          <w:sz w:val="22"/>
+          <w:szCs w:val="22"/>
+        </w:rPr>
+        <w:t>regions</w:t>
+      </w:r>
+      <w:r>
+        <w:rPr>
+          <w:color w:val="000000" w:themeColor="text1"/>
+          <w:sz w:val="22"/>
+          <w:szCs w:val="22"/>
+        </w:rPr>
+        <w:t xml:space="preserve"> and seasons, introducing novel pathogens to resident bird communities and creating opportunities for transmission at stopover sites and other locations where birds aggregate (Reed et al. 2003).</w:t>
+      </w:r>
+    </w:p>
+    <w:p>
+      <w:pPr>
+        <w:pBdr>
+          <w:top w:val="nil"/>
+          <w:left w:val="nil"/>
+          <w:bottom w:val="nil"/>
+          <w:right w:val="nil"/>
+          <w:between w:val="nil"/>
+        </w:pBdr>
+        <w:ind w:firstLine="720"/>
+        <w:rPr>
+          <w:color w:val="000000" w:themeColor="text1"/>
+          <w:sz w:val="22"/>
+          <w:szCs w:val="22"/>
+        </w:rPr>
+      </w:pPr>
+      <w:r>
+        <w:rPr>
+          <w:color w:val="000000" w:themeColor="text1"/>
+          <w:sz w:val="22"/>
+          <w:szCs w:val="22"/>
+        </w:rPr>
+        <w:t xml:space="preserve">Backyard feeders </w:t>
+      </w:r>
+      <w:r>
+        <w:rPr>
+          <w:color w:val="000000" w:themeColor="text1"/>
+          <w:sz w:val="22"/>
+          <w:szCs w:val="22"/>
+        </w:rPr>
+        <w:t>artificially aggregate birds</w:t>
+      </w:r>
+      <w:r>
+        <w:rPr>
+          <w:color w:val="000000" w:themeColor="text1"/>
+          <w:sz w:val="22"/>
+          <w:szCs w:val="22"/>
+        </w:rPr>
+        <w:t xml:space="preserve">, </w:t>
+      </w:r>
+      <w:r>
+        <w:rPr>
+          <w:color w:val="000000" w:themeColor="text1"/>
+          <w:sz w:val="22"/>
+          <w:szCs w:val="22"/>
+        </w:rPr>
+        <w:t>attracting</w:t>
+      </w:r>
+      <w:r>
+        <w:rPr>
+          <w:color w:val="000000" w:themeColor="text1"/>
+          <w:sz w:val="22"/>
+          <w:szCs w:val="22"/>
+        </w:rPr>
+        <w:t xml:space="preserve"> both resident and migratory species, </w:t>
+      </w:r>
+      <w:r>
+        <w:rPr>
+          <w:color w:val="000000" w:themeColor="text1"/>
+          <w:sz w:val="22"/>
+          <w:szCs w:val="22"/>
+        </w:rPr>
+        <w:t>allowing for higher contact rates and densities of birds at these sites</w:t>
+      </w:r>
+      <w:r>
+        <w:rPr>
+          <w:color w:val="000000" w:themeColor="text1"/>
+          <w:sz w:val="22"/>
+          <w:szCs w:val="22"/>
+        </w:rPr>
+        <w:t xml:space="preserve"> </w:t>
+      </w:r>
+      <w:r>
+        <w:rPr>
+          <w:color w:val="000000" w:themeColor="text1"/>
+          <w:sz w:val="22"/>
+          <w:szCs w:val="22"/>
+        </w:rPr>
+        <w:t xml:space="preserve">(Becker and Hall 2014; Becker et al. 2015). </w:t>
+      </w:r>
+      <w:r>
+        <w:rPr>
+          <w:color w:val="000000" w:themeColor="text1"/>
+          <w:sz w:val="22"/>
+          <w:szCs w:val="22"/>
+        </w:rPr>
+        <w:t>The risk of spillover could increase w</w:t>
+      </w:r>
+      <w:r>
+        <w:rPr>
+          <w:color w:val="000000" w:themeColor="text1"/>
+          <w:sz w:val="22"/>
+          <w:szCs w:val="22"/>
+        </w:rPr>
+        <w:t>hen backyard poultry are kept on the same property</w:t>
+      </w:r>
+      <w:r>
+        <w:rPr>
+          <w:color w:val="000000" w:themeColor="text1"/>
+          <w:sz w:val="22"/>
+          <w:szCs w:val="22"/>
+        </w:rPr>
+        <w:t>, as c</w:t>
+      </w:r>
+      <w:r>
+        <w:rPr>
+          <w:color w:val="000000" w:themeColor="text1"/>
+          <w:sz w:val="22"/>
+          <w:szCs w:val="22"/>
+        </w:rPr>
+        <w:t xml:space="preserve">hickens are documented reservoirs and amplifiers of zoonotic bacteria like </w:t>
+      </w:r>
       <w:r>
         <w:rPr>
           <w:i/>
           <w:iCs/>
-          <w:sz w:val="22"/>
-          <w:szCs w:val="22"/>
-        </w:rPr>
-        <w:t>enterica</w:t>
+          <w:color w:val="000000" w:themeColor="text1"/>
+          <w:sz w:val="22"/>
+          <w:szCs w:val="22"/>
+        </w:rPr>
+        <w:t>S. enterica</w:t>
+      </w:r>
+      <w:r>
+        <w:rPr>
+          <w:color w:val="000000" w:themeColor="text1"/>
+          <w:sz w:val="22"/>
+          <w:szCs w:val="22"/>
+        </w:rPr>
+        <w:t>, and shared resources such as water</w:t>
+      </w:r>
+      <w:r>
+        <w:rPr>
+          <w:color w:val="000000" w:themeColor="text1"/>
+          <w:sz w:val="22"/>
+          <w:szCs w:val="22"/>
+        </w:rPr>
+        <w:t xml:space="preserve"> and food</w:t>
+      </w:r>
+      <w:r>
+        <w:rPr>
+          <w:color w:val="000000" w:themeColor="text1"/>
+          <w:sz w:val="22"/>
+          <w:szCs w:val="22"/>
+        </w:rPr>
+        <w:t>,</w:t>
+      </w:r>
+      <w:r>
+        <w:rPr>
+          <w:color w:val="000000" w:themeColor="text1"/>
+          <w:sz w:val="22"/>
+          <w:szCs w:val="22"/>
+        </w:rPr>
+        <w:t xml:space="preserve"> </w:t>
+      </w:r>
+      <w:r>
+        <w:rPr>
+          <w:color w:val="000000" w:themeColor="text1"/>
+          <w:sz w:val="22"/>
+          <w:szCs w:val="22"/>
+        </w:rPr>
+        <w:t>serve as</w:t>
+      </w:r>
+      <w:r>
+        <w:rPr>
+          <w:color w:val="000000" w:themeColor="text1"/>
+          <w:sz w:val="22"/>
+          <w:szCs w:val="22"/>
+        </w:rPr>
+        <w:t xml:space="preserve"> environmental transmission pathways between domestic and wild birds (Larsen et al. 2022). The 2021 multi-state </w:t>
+      </w:r>
+      <w:r>
+        <w:rPr>
+          <w:i/>
+          <w:iCs/>
+          <w:color w:val="000000" w:themeColor="text1"/>
+          <w:sz w:val="22"/>
+          <w:szCs w:val="22"/>
+        </w:rPr>
+        <w:t>Salmonella</w:t>
+      </w:r>
+      <w:r>
+        <w:rPr>
+          <w:color w:val="000000" w:themeColor="text1"/>
+          <w:sz w:val="22"/>
+          <w:szCs w:val="22"/>
+        </w:rPr>
+        <w:t xml:space="preserve"> Typhimurium outbreak linked to wild songbirds at residential feeders, which resulted in</w:t>
+      </w:r>
+      <w:r>
+        <w:rPr>
+          <w:color w:val="000000" w:themeColor="text1"/>
+          <w:sz w:val="22"/>
+          <w:szCs w:val="22"/>
+        </w:rPr>
+        <w:t xml:space="preserve"> 14</w:t>
+      </w:r>
+      <w:r>
+        <w:rPr>
+          <w:color w:val="000000" w:themeColor="text1"/>
+          <w:sz w:val="22"/>
+          <w:szCs w:val="22"/>
+        </w:rPr>
+        <w:t xml:space="preserve"> human hospitalizations, </w:t>
+      </w:r>
+      <w:r>
+        <w:rPr>
+          <w:color w:val="000000" w:themeColor="text1"/>
+          <w:sz w:val="22"/>
+          <w:szCs w:val="22"/>
+        </w:rPr>
+        <w:t>shows that these risks are present and evolving</w:t>
+      </w:r>
+      <w:r>
+        <w:rPr>
+          <w:color w:val="000000" w:themeColor="text1"/>
+          <w:sz w:val="22"/>
+          <w:szCs w:val="22"/>
+        </w:rPr>
+        <w:t xml:space="preserve"> (</w:t>
+      </w:r>
+      <w:r>
+        <w:rPr>
+          <w:color w:val="000000" w:themeColor="text1"/>
+          <w:sz w:val="22"/>
+          <w:szCs w:val="22"/>
+        </w:rPr>
+        <w:t xml:space="preserve">CDC 2021; </w:t>
+      </w:r>
+      <w:r>
+        <w:rPr>
+          <w:color w:val="000000" w:themeColor="text1"/>
+          <w:sz w:val="22"/>
+          <w:szCs w:val="22"/>
+        </w:rPr>
+        <w:t xml:space="preserve">Patel et al. 2023). Despite the </w:t>
+      </w:r>
+      <w:r>
+        <w:rPr>
+          <w:color w:val="000000" w:themeColor="text1"/>
+          <w:sz w:val="22"/>
+          <w:szCs w:val="22"/>
+        </w:rPr>
+        <w:t>overlap</w:t>
+      </w:r>
+      <w:r>
+        <w:rPr>
+          <w:color w:val="000000" w:themeColor="text1"/>
+          <w:sz w:val="22"/>
+          <w:szCs w:val="22"/>
+        </w:rPr>
+        <w:t xml:space="preserve"> of bird feeding and backyard poultry</w:t>
+      </w:r>
+      <w:r>
+        <w:rPr>
+          <w:color w:val="000000" w:themeColor="text1"/>
+          <w:sz w:val="22"/>
+          <w:szCs w:val="22"/>
+        </w:rPr>
+        <w:t xml:space="preserve"> activities</w:t>
+      </w:r>
+      <w:r>
+        <w:rPr>
+          <w:color w:val="000000" w:themeColor="text1"/>
+          <w:sz w:val="22"/>
+          <w:szCs w:val="22"/>
+        </w:rPr>
+        <w:t>, no previous research has tested their combined effect on pathogen prevalence in wild bird communities. Proactive research and monitoring at th</w:t>
+      </w:r>
+      <w:r>
+        <w:rPr>
+          <w:color w:val="000000" w:themeColor="text1"/>
+          <w:sz w:val="22"/>
+          <w:szCs w:val="22"/>
+        </w:rPr>
+        <w:t xml:space="preserve">is small-scale, backyard level </w:t>
+      </w:r>
+      <w:r>
+        <w:rPr>
+          <w:color w:val="000000" w:themeColor="text1"/>
+          <w:sz w:val="22"/>
+          <w:szCs w:val="22"/>
+        </w:rPr>
+        <w:t xml:space="preserve">is </w:t>
+      </w:r>
+      <w:r>
+        <w:rPr>
+          <w:color w:val="000000" w:themeColor="text1"/>
+          <w:sz w:val="22"/>
+          <w:szCs w:val="22"/>
+        </w:rPr>
+        <w:t>critical</w:t>
+      </w:r>
+      <w:r>
+        <w:rPr>
+          <w:color w:val="000000" w:themeColor="text1"/>
+          <w:sz w:val="22"/>
+          <w:szCs w:val="22"/>
+        </w:rPr>
+        <w:t xml:space="preserve"> for identifying disease risk before outbreaks occur, when intervention is most effective and least costly.</w:t>
+      </w:r>
+    </w:p>
+    <w:p>
+      <w:pPr>
+        <w:pBdr>
+          <w:top w:val="nil"/>
+          <w:left w:val="nil"/>
+          <w:bottom w:val="nil"/>
+          <w:right w:val="nil"/>
+          <w:between w:val="nil"/>
+        </w:pBdr>
+        <w:ind w:firstLine="720"/>
+        <w:rPr>
+          <w:color w:val="000000" w:themeColor="text1"/>
+          <w:sz w:val="22"/>
+          <w:szCs w:val="22"/>
+        </w:rPr>
+      </w:pPr>
+      <w:r>
+        <w:rPr>
+          <w:color w:val="000000" w:themeColor="text1"/>
+          <w:sz w:val="22"/>
+          <w:szCs w:val="22"/>
+        </w:rPr>
+        <w:t xml:space="preserve">The objective of this study is to quantify how backyard </w:t>
+      </w:r>
+      <w:r>
+        <w:rPr>
+          <w:color w:val="000000" w:themeColor="text1"/>
+          <w:sz w:val="22"/>
+          <w:szCs w:val="22"/>
+        </w:rPr>
+        <w:t>supplemental</w:t>
+      </w:r>
+      <w:r>
+        <w:rPr>
+          <w:color w:val="000000" w:themeColor="text1"/>
+          <w:sz w:val="22"/>
+          <w:szCs w:val="22"/>
+        </w:rPr>
+        <w:t xml:space="preserve"> feeding and small-scale poultry keeping influence </w:t>
+      </w:r>
+      <w:r>
+        <w:rPr>
+          <w:i/>
+          <w:iCs/>
+          <w:color w:val="000000" w:themeColor="text1"/>
+          <w:sz w:val="22"/>
+          <w:szCs w:val="22"/>
+        </w:rPr>
+        <w:t>S. enterica</w:t>
+      </w:r>
+      <w:r>
+        <w:rPr>
+          <w:color w:val="000000" w:themeColor="text1"/>
+          <w:sz w:val="22"/>
+          <w:szCs w:val="22"/>
+        </w:rPr>
+        <w:t xml:space="preserve"> prevalence in wild birds at the human-wildlife interface. </w:t>
+      </w:r>
+      <w:r>
+        <w:rPr>
+          <w:color w:val="000000" w:themeColor="text1"/>
+          <w:sz w:val="22"/>
+          <w:szCs w:val="22"/>
+        </w:rPr>
+        <w:t xml:space="preserve">If the presence of backyard poultry introduces an additional environmental reservoir for pathogens, and bird feeders simultaneously increase contact rates </w:t>
+      </w:r>
+      <w:r>
+        <w:rPr>
+          <w:color w:val="000000" w:themeColor="text1"/>
+          <w:sz w:val="22"/>
+          <w:szCs w:val="22"/>
+        </w:rPr>
+        <w:lastRenderedPageBreak/>
+        <w:t>among wild birds, then sites with compounded factors will show the greatest disease transmission risk. I therefore predict that sites with both bird feeders and backyard chickens will exhibit the highest pathogen prevalence in wild birds, followed by chicken-only sites, feeder-only sites, and control sites.</w:t>
+      </w:r>
+      <w:r>
+        <w:rPr>
+          <w:color w:val="000000" w:themeColor="text1"/>
+          <w:sz w:val="22"/>
+          <w:szCs w:val="22"/>
+        </w:rPr>
+        <w:t xml:space="preserve"> </w:t>
+      </w:r>
+    </w:p>
+    <w:p>
+      <w:pPr>
+        <w:pBdr>
+          <w:top w:val="nil"/>
+          <w:left w:val="nil"/>
+          <w:bottom w:val="nil"/>
+          <w:right w:val="nil"/>
+          <w:between w:val="nil"/>
+        </w:pBdr>
+        <w:ind w:firstLine="720"/>
+        <w:rPr>
+          <w:color w:val="000000" w:themeColor="text1"/>
+          <w:sz w:val="22"/>
+          <w:szCs w:val="22"/>
+        </w:rPr>
+      </w:pPr>
+      <w:r>
+        <w:rPr>
+          <w:color w:val="000000" w:themeColor="text1"/>
+          <w:sz w:val="22"/>
+          <w:szCs w:val="22"/>
+        </w:rPr>
+        <w:t xml:space="preserve">I sample sixteen sites monthly across four treatment types in </w:t>
+      </w:r>
+      <w:commentRangeStart w:id="4"/>
+      <w:r>
+        <w:rPr>
+          <w:color w:val="000000" w:themeColor="text1"/>
+          <w:sz w:val="22"/>
+          <w:szCs w:val="22"/>
+          <w:highlight w:val="green"/>
+        </w:rPr>
+        <w:t>east-central Alabama</w:t>
+      </w:r>
+      <w:commentRangeEnd w:id="4"/>
+      <w:r>
+        <w:rPr>
+          <w:rStyle w:val="CommentReference"/>
+          <w:color w:val="000000" w:themeColor="text1"/>
+          <w:sz w:val="22"/>
+          <w:szCs w:val="22"/>
+        </w:rPr>
+        <w:commentReference w:id="4"/>
+      </w:r>
+      <w:r>
+        <w:rPr>
+          <w:color w:val="000000" w:themeColor="text1"/>
+          <w:sz w:val="22"/>
+          <w:szCs w:val="22"/>
+        </w:rPr>
+        <w:t>, an understudied region where avian biodiversity is high and the climate supports year-round pathogen persistence. I</w:t>
+      </w:r>
+      <w:r>
+        <w:rPr>
+          <w:color w:val="000000" w:themeColor="text1"/>
+          <w:sz w:val="22"/>
+          <w:szCs w:val="22"/>
+        </w:rPr>
+        <w:t xml:space="preserve"> am able to</w:t>
+      </w:r>
+      <w:r>
+        <w:rPr>
+          <w:color w:val="000000" w:themeColor="text1"/>
+          <w:sz w:val="22"/>
+          <w:szCs w:val="22"/>
+        </w:rPr>
+        <w:t xml:space="preserve"> capture all passerines and near-passerines using mist nets, collect fecal samples from wild birds and backyard </w:t>
+      </w:r>
+      <w:r>
+        <w:rPr>
+          <w:color w:val="000000" w:themeColor="text1"/>
+          <w:sz w:val="22"/>
+          <w:szCs w:val="22"/>
+        </w:rPr>
+        <w:t>poultry</w:t>
+      </w:r>
+      <w:r>
+        <w:rPr>
+          <w:color w:val="000000" w:themeColor="text1"/>
+          <w:sz w:val="22"/>
+          <w:szCs w:val="22"/>
+        </w:rPr>
+        <w:t xml:space="preserve">, </w:t>
+      </w:r>
+      <w:r>
+        <w:rPr>
+          <w:color w:val="000000" w:themeColor="text1"/>
+          <w:sz w:val="22"/>
+          <w:szCs w:val="22"/>
+        </w:rPr>
+        <w:t>as well as</w:t>
+      </w:r>
+      <w:r>
+        <w:rPr>
+          <w:color w:val="000000" w:themeColor="text1"/>
+          <w:sz w:val="22"/>
+          <w:szCs w:val="22"/>
+        </w:rPr>
+        <w:t xml:space="preserve"> </w:t>
+      </w:r>
+      <w:r>
+        <w:rPr>
+          <w:color w:val="000000" w:themeColor="text1"/>
+          <w:sz w:val="22"/>
+          <w:szCs w:val="22"/>
+        </w:rPr>
+        <w:t>environmental samples from soil</w:t>
+      </w:r>
+      <w:r>
+        <w:rPr>
+          <w:color w:val="000000" w:themeColor="text1"/>
+          <w:sz w:val="22"/>
+          <w:szCs w:val="22"/>
+        </w:rPr>
+        <w:t xml:space="preserve"> to characterize environmental pathogen reservoirs. I culture samples using </w:t>
+      </w:r>
+      <w:r>
+        <w:rPr>
+          <w:i/>
+          <w:iCs/>
+          <w:color w:val="000000" w:themeColor="text1"/>
+          <w:sz w:val="22"/>
+          <w:szCs w:val="22"/>
+        </w:rPr>
+        <w:t>S. enterica</w:t>
+      </w:r>
+      <w:r>
+        <w:rPr>
+          <w:color w:val="000000" w:themeColor="text1"/>
+          <w:sz w:val="22"/>
+          <w:szCs w:val="22"/>
+        </w:rPr>
+        <w:t xml:space="preserve">-selective media, confirm presumptive isolates with </w:t>
+      </w:r>
+      <w:commentRangeStart w:id="5"/>
+      <w:r>
+        <w:rPr>
+          <w:color w:val="000000" w:themeColor="text1"/>
+          <w:sz w:val="22"/>
+          <w:szCs w:val="22"/>
+          <w:highlight w:val="green"/>
+        </w:rPr>
+        <w:t>MALDI-TOF mass spectrometry</w:t>
+      </w:r>
+      <w:commentRangeEnd w:id="5"/>
+      <w:r>
+        <w:rPr>
+          <w:rStyle w:val="CommentReference"/>
+          <w:color w:val="000000" w:themeColor="text1"/>
+          <w:sz w:val="22"/>
+          <w:szCs w:val="22"/>
+        </w:rPr>
+        <w:commentReference w:id="5"/>
+      </w:r>
+      <w:r>
+        <w:rPr>
+          <w:color w:val="000000" w:themeColor="text1"/>
+          <w:sz w:val="22"/>
+          <w:szCs w:val="22"/>
+        </w:rPr>
+        <w:t xml:space="preserve">, and will conduct whole-genome sequencing on positive isolates to determine serotype and identify antimicrobial resistance genes. </w:t>
+      </w:r>
+    </w:p>
+    <w:p>
+      <w:pPr>
+        <w:pBdr>
+          <w:top w:val="nil"/>
+          <w:left w:val="nil"/>
+          <w:bottom w:val="nil"/>
+          <w:right w:val="nil"/>
+          <w:between w:val="nil"/>
+        </w:pBdr>
+        <w:ind w:firstLine="720"/>
+        <w:rPr>
+          <w:color w:val="000000" w:themeColor="text1"/>
+          <w:sz w:val="22"/>
+          <w:szCs w:val="22"/>
+        </w:rPr>
+      </w:pPr>
+      <w:r>
+        <w:rPr>
+          <w:color w:val="000000" w:themeColor="text1"/>
+          <w:sz w:val="22"/>
+          <w:szCs w:val="22"/>
+        </w:rPr>
+        <w:t xml:space="preserve">This research will produce some of the first regional data on the combined </w:t>
+      </w:r>
+      <w:r>
+        <w:rPr>
+          <w:color w:val="000000" w:themeColor="text1"/>
+          <w:sz w:val="22"/>
+          <w:szCs w:val="22"/>
+        </w:rPr>
+        <w:t>effects</w:t>
+      </w:r>
+      <w:r>
+        <w:rPr>
+          <w:color w:val="000000" w:themeColor="text1"/>
+          <w:sz w:val="22"/>
+          <w:szCs w:val="22"/>
+        </w:rPr>
+        <w:t xml:space="preserve"> of bird feeders and backyard poultry on zoonotic pathogen prevalence in wild bird communities at the human-wildlife interface in the southeastern United States</w:t>
+      </w:r>
+      <w:r>
+        <w:rPr>
+          <w:color w:val="000000" w:themeColor="text1"/>
+          <w:sz w:val="22"/>
+          <w:szCs w:val="22"/>
+        </w:rPr>
+        <w:t>; moreover, it will provide</w:t>
+      </w:r>
+      <w:r>
+        <w:rPr>
+          <w:color w:val="000000" w:themeColor="text1"/>
+          <w:sz w:val="22"/>
+          <w:szCs w:val="22"/>
+        </w:rPr>
+        <w:t xml:space="preserve"> avian veterinarians, wildlife managers, and public health </w:t>
+      </w:r>
+      <w:r>
+        <w:rPr>
+          <w:color w:val="000000" w:themeColor="text1"/>
+          <w:sz w:val="22"/>
+          <w:szCs w:val="22"/>
+        </w:rPr>
+        <w:t>professionals</w:t>
+      </w:r>
+      <w:r>
+        <w:rPr>
+          <w:color w:val="000000" w:themeColor="text1"/>
+          <w:sz w:val="22"/>
+          <w:szCs w:val="22"/>
+        </w:rPr>
+        <w:t xml:space="preserve"> with the </w:t>
+      </w:r>
+      <w:r>
+        <w:rPr>
+          <w:color w:val="000000" w:themeColor="text1"/>
+          <w:sz w:val="22"/>
+          <w:szCs w:val="22"/>
+        </w:rPr>
+        <w:t>knowledge</w:t>
+      </w:r>
+      <w:r>
+        <w:rPr>
+          <w:color w:val="000000" w:themeColor="text1"/>
+          <w:sz w:val="22"/>
+          <w:szCs w:val="22"/>
+        </w:rPr>
+        <w:t xml:space="preserve"> needed to </w:t>
+      </w:r>
+      <w:r>
+        <w:rPr>
+          <w:color w:val="000000" w:themeColor="text1"/>
+          <w:sz w:val="22"/>
+          <w:szCs w:val="22"/>
+        </w:rPr>
+        <w:t>produce</w:t>
+      </w:r>
+      <w:r>
+        <w:rPr>
+          <w:color w:val="000000" w:themeColor="text1"/>
+          <w:sz w:val="22"/>
+          <w:szCs w:val="22"/>
+        </w:rPr>
+        <w:t xml:space="preserve"> accessible biosecurity guidelines for </w:t>
+      </w:r>
+      <w:r>
+        <w:rPr>
+          <w:color w:val="000000" w:themeColor="text1"/>
+          <w:sz w:val="22"/>
+          <w:szCs w:val="22"/>
+        </w:rPr>
+        <w:t>backyard</w:t>
+      </w:r>
+      <w:r>
+        <w:rPr>
+          <w:color w:val="000000" w:themeColor="text1"/>
+          <w:sz w:val="22"/>
+          <w:szCs w:val="22"/>
+        </w:rPr>
+        <w:t xml:space="preserve"> settings, protecting wild bird health </w:t>
+      </w:r>
+      <w:r>
+        <w:rPr>
+          <w:color w:val="000000" w:themeColor="text1"/>
+          <w:sz w:val="22"/>
+          <w:szCs w:val="22"/>
+        </w:rPr>
+        <w:t>and</w:t>
+      </w:r>
+      <w:r>
+        <w:rPr>
+          <w:color w:val="000000" w:themeColor="text1"/>
+          <w:sz w:val="22"/>
+          <w:szCs w:val="22"/>
+        </w:rPr>
+        <w:t xml:space="preserve"> preserving the practices that connect </w:t>
+      </w:r>
+      <w:r>
+        <w:rPr>
+          <w:color w:val="000000" w:themeColor="text1"/>
+          <w:sz w:val="22"/>
+          <w:szCs w:val="22"/>
+        </w:rPr>
+        <w:t xml:space="preserve">people </w:t>
+      </w:r>
+      <w:r>
+        <w:rPr>
+          <w:color w:val="000000" w:themeColor="text1"/>
+          <w:sz w:val="22"/>
+          <w:szCs w:val="22"/>
+        </w:rPr>
+        <w:t xml:space="preserve">to </w:t>
+      </w:r>
+      <w:r>
+        <w:rPr>
+          <w:color w:val="000000" w:themeColor="text1"/>
+          <w:sz w:val="22"/>
+          <w:szCs w:val="22"/>
+        </w:rPr>
+        <w:t>the natural world</w:t>
+      </w:r>
+      <w:r>
+        <w:rPr>
+          <w:color w:val="000000" w:themeColor="text1"/>
+          <w:sz w:val="22"/>
+          <w:szCs w:val="22"/>
+        </w:rPr>
+        <w:t>.</w:t>
+      </w:r>
+      <w:r>
+        <w:rPr>
+          <w:color w:val="000000" w:themeColor="text1"/>
+          <w:sz w:val="22"/>
+          <w:szCs w:val="22"/>
+        </w:rPr>
+        <w:t xml:space="preserve"> </w:t>
+      </w:r>
+    </w:p>
+    <w:p>
+      <w:pPr>
+        <w:pBdr>
+          <w:top w:val="nil"/>
+          <w:left w:val="nil"/>
+          <w:bottom w:val="nil"/>
+          <w:right w:val="nil"/>
+          <w:between w:val="nil"/>
+        </w:pBdr>
+        <w:rPr>
+          <w:color w:val="000000"/>
+          <w:sz w:val="22"/>
+          <w:szCs w:val="22"/>
+        </w:rPr>
+      </w:pPr>
+    </w:p>
+    <w:p>
+      <w:pPr>
+        <w:rPr>
+          <w:sz w:val="22"/>
+          <w:szCs w:val="22"/>
+        </w:rPr>
+      </w:pPr>
+      <w:r>
+        <w:rPr>
+          <w:sz w:val="22"/>
+          <w:szCs w:val="22"/>
+        </w:rPr>
+        <w:t>Review of Previous Work (review of literature, be concise):</w:t>
+      </w:r>
+    </w:p>
+    <w:p>
+      <w:pPr>
+        <w:ind w:firstLine="720"/>
+        <w:rPr>
+          <w:sz w:val="22"/>
+          <w:szCs w:val="22"/>
+        </w:rPr>
+      </w:pPr>
+      <w:r>
+        <w:rPr>
+          <w:sz w:val="22"/>
+          <w:szCs w:val="22"/>
+        </w:rPr>
+        <w:t>Urbanization and anthropogenic activities continue to change natural landscapes, creating new opportunities for wildlife, people, and domestic animals to interact. The human-wildlife interface can be defined as any given space where contact occurs between humans, domestic animals, and wildlife</w:t>
+      </w:r>
+      <w:r>
+        <w:rPr>
+          <w:sz w:val="22"/>
+          <w:szCs w:val="22"/>
+        </w:rPr>
+        <w:t>,</w:t>
+      </w:r>
+      <w:r>
+        <w:rPr>
+          <w:sz w:val="22"/>
+          <w:szCs w:val="22"/>
+        </w:rPr>
+        <w:t xml:space="preserve"> </w:t>
+      </w:r>
+      <w:r>
+        <w:rPr>
+          <w:sz w:val="22"/>
+          <w:szCs w:val="22"/>
+        </w:rPr>
+        <w:t>including</w:t>
+      </w:r>
+      <w:r>
+        <w:rPr>
+          <w:sz w:val="22"/>
+          <w:szCs w:val="22"/>
+        </w:rPr>
+        <w:t xml:space="preserve"> their shared space</w:t>
+      </w:r>
+      <w:r>
+        <w:rPr>
+          <w:sz w:val="22"/>
+          <w:szCs w:val="22"/>
+        </w:rPr>
+        <w:t xml:space="preserve"> and</w:t>
+      </w:r>
+      <w:r>
+        <w:rPr>
+          <w:sz w:val="22"/>
+          <w:szCs w:val="22"/>
+        </w:rPr>
+        <w:t xml:space="preserve"> resource</w:t>
+      </w:r>
+      <w:r>
+        <w:rPr>
+          <w:sz w:val="22"/>
+          <w:szCs w:val="22"/>
+        </w:rPr>
+        <w:t xml:space="preserve"> use,</w:t>
+      </w:r>
+      <w:r>
+        <w:rPr>
+          <w:sz w:val="22"/>
+          <w:szCs w:val="22"/>
+        </w:rPr>
+        <w:t xml:space="preserve"> </w:t>
+      </w:r>
+      <w:r>
+        <w:rPr>
+          <w:sz w:val="22"/>
+          <w:szCs w:val="22"/>
+        </w:rPr>
+        <w:t>or</w:t>
+      </w:r>
+      <w:r>
+        <w:rPr>
+          <w:sz w:val="22"/>
+          <w:szCs w:val="22"/>
+        </w:rPr>
+        <w:t xml:space="preserve"> diseases (Hassell et al. 2017). </w:t>
+      </w:r>
+      <w:r>
+        <w:rPr>
+          <w:sz w:val="22"/>
+          <w:szCs w:val="22"/>
+        </w:rPr>
+        <w:t xml:space="preserve">The prevalence and spread of zoonotic diseases, or diseases shared between wildlife and humans, represents one of the most significant effects of growing contact at the human-wildlife interface, with over </w:t>
+      </w:r>
+      <w:r>
+        <w:rPr>
+          <w:sz w:val="22"/>
+          <w:szCs w:val="22"/>
+        </w:rPr>
+        <w:t>6</w:t>
+      </w:r>
+      <w:r>
+        <w:rPr>
+          <w:sz w:val="22"/>
+          <w:szCs w:val="22"/>
+        </w:rPr>
+        <w:t xml:space="preserve">0% of </w:t>
+      </w:r>
+      <w:r>
+        <w:rPr>
+          <w:sz w:val="22"/>
+          <w:szCs w:val="22"/>
+        </w:rPr>
+        <w:t>emerging</w:t>
+      </w:r>
+      <w:r>
+        <w:rPr>
+          <w:sz w:val="22"/>
+          <w:szCs w:val="22"/>
+        </w:rPr>
+        <w:t xml:space="preserve"> human diseases originating from wildlife (Jones et al. 2008). </w:t>
+      </w:r>
+      <w:r>
+        <w:rPr>
+          <w:sz w:val="22"/>
+          <w:szCs w:val="22"/>
+        </w:rPr>
+        <w:t>Consequently, a</w:t>
+      </w:r>
+      <w:r>
+        <w:rPr>
+          <w:sz w:val="22"/>
+          <w:szCs w:val="22"/>
+        </w:rPr>
+        <w:t xml:space="preserve">s </w:t>
+      </w:r>
+      <w:r>
+        <w:rPr>
+          <w:sz w:val="22"/>
+          <w:szCs w:val="22"/>
+        </w:rPr>
+        <w:t xml:space="preserve">human populations grow and </w:t>
+      </w:r>
+      <w:r>
+        <w:rPr>
+          <w:sz w:val="22"/>
+          <w:szCs w:val="22"/>
+        </w:rPr>
+        <w:t xml:space="preserve">interactions in these interfaces become more frequent, improving our understanding of the ecological and health dynamics between wildlife and humans </w:t>
+      </w:r>
+      <w:r>
+        <w:rPr>
+          <w:sz w:val="22"/>
+          <w:szCs w:val="22"/>
+        </w:rPr>
+        <w:t>i</w:t>
+      </w:r>
+      <w:r>
+        <w:rPr>
+          <w:sz w:val="22"/>
+          <w:szCs w:val="22"/>
+        </w:rPr>
+        <w:t xml:space="preserve">s increasingly necessary. </w:t>
+      </w:r>
+      <w:r>
+        <w:rPr>
+          <w:sz w:val="22"/>
+          <w:szCs w:val="22"/>
+        </w:rPr>
+        <w:t>We now recognize a relationship between broad-scale anthropogenic changes and zoonotic disease (e.g. climate change, Hall et al., 2021; land use change, Murray &amp; Hernandez, 2021). However, zoonotic disease outbreaks in people and wildlife start with spillover events occur</w:t>
+      </w:r>
+      <w:r>
+        <w:rPr>
+          <w:sz w:val="22"/>
+          <w:szCs w:val="22"/>
+        </w:rPr>
+        <w:t>r</w:t>
+      </w:r>
+      <w:r>
+        <w:rPr>
+          <w:sz w:val="22"/>
+          <w:szCs w:val="22"/>
+        </w:rPr>
+        <w:t>ing at a local scale, but the risk related to human activities at this scale is unknown.</w:t>
+      </w:r>
+    </w:p>
+    <w:p>
+      <w:pPr>
+        <w:ind w:firstLine="720"/>
+        <w:rPr>
+          <w:sz w:val="22"/>
+          <w:szCs w:val="22"/>
+        </w:rPr>
+      </w:pPr>
+      <w:r>
+        <w:rPr>
+          <w:sz w:val="22"/>
+          <w:szCs w:val="22"/>
+        </w:rPr>
+        <w:t>Birds are among the most well-studied and widespread taxa in the animal kingdom, filling critical roles in ecosystems worldwide through mechanisms such as insect control, pollination, seed dispersal and more</w:t>
+      </w:r>
+      <w:r>
+        <w:rPr>
+          <w:sz w:val="22"/>
+          <w:szCs w:val="22"/>
+        </w:rPr>
+        <w:t xml:space="preserve"> (Sekercioglu, 2006)</w:t>
+      </w:r>
+      <w:r>
+        <w:rPr>
+          <w:sz w:val="22"/>
+          <w:szCs w:val="22"/>
+        </w:rPr>
+        <w:t xml:space="preserve">. </w:t>
+      </w:r>
+      <w:r>
+        <w:rPr>
+          <w:sz w:val="22"/>
+          <w:szCs w:val="22"/>
+        </w:rPr>
+        <w:t xml:space="preserve">Disease represents one of the most significant threats to wild bird populations, capable of </w:t>
+      </w:r>
+      <w:r>
+        <w:rPr>
+          <w:sz w:val="22"/>
+          <w:szCs w:val="22"/>
+        </w:rPr>
+        <w:t>causing</w:t>
+      </w:r>
+      <w:r>
+        <w:rPr>
+          <w:sz w:val="22"/>
+          <w:szCs w:val="22"/>
+        </w:rPr>
+        <w:t xml:space="preserve"> population-level declines</w:t>
+      </w:r>
+      <w:r>
+        <w:rPr>
+          <w:sz w:val="22"/>
+          <w:szCs w:val="22"/>
+        </w:rPr>
+        <w:t xml:space="preserve">. </w:t>
+      </w:r>
+      <w:r>
+        <w:rPr>
+          <w:sz w:val="22"/>
+          <w:szCs w:val="22"/>
+        </w:rPr>
+        <w:t xml:space="preserve">West Nile virus, for example, caused </w:t>
+      </w:r>
+      <w:r>
+        <w:rPr>
+          <w:sz w:val="22"/>
+          <w:szCs w:val="22"/>
+        </w:rPr>
+        <w:t xml:space="preserve">a large </w:t>
+      </w:r>
+      <w:r>
+        <w:rPr>
+          <w:sz w:val="22"/>
+          <w:szCs w:val="22"/>
+        </w:rPr>
+        <w:t xml:space="preserve">population collapse in American crows and </w:t>
+      </w:r>
+      <w:r>
+        <w:rPr>
+          <w:sz w:val="22"/>
+          <w:szCs w:val="22"/>
+        </w:rPr>
+        <w:t>continuous</w:t>
+      </w:r>
+      <w:r>
+        <w:rPr>
+          <w:sz w:val="22"/>
+          <w:szCs w:val="22"/>
+        </w:rPr>
+        <w:t xml:space="preserve"> declines in yellow-billed magpies </w:t>
+      </w:r>
+      <w:ins w:id="6" w:author="Kelsey McCune" w:date="2026-04-15T08:28:00Z" w16du:dateUtc="2026-04-15T13:28:00Z">
+        <w:r>
+          <w:rPr>
+            <w:sz w:val="22"/>
+            <w:szCs w:val="22"/>
+          </w:rPr>
+          <w:t xml:space="preserve">and other species </w:t>
+        </w:r>
+      </w:ins>
+      <w:r>
+        <w:rPr>
+          <w:sz w:val="22"/>
+          <w:szCs w:val="22"/>
+        </w:rPr>
+        <w:t xml:space="preserve">across North America, with transmission shown to be </w:t>
+      </w:r>
+      <w:r>
+        <w:rPr>
+          <w:sz w:val="22"/>
+          <w:szCs w:val="22"/>
+        </w:rPr>
+        <w:t>particularly</w:t>
+      </w:r>
+      <w:r>
+        <w:rPr>
+          <w:sz w:val="22"/>
+          <w:szCs w:val="22"/>
+        </w:rPr>
+        <w:t xml:space="preserve"> elevated in urban and agricultural landscapes (Kilpatrick and Wheeler 2019). </w:t>
+      </w:r>
+      <w:r>
+        <w:rPr>
+          <w:sz w:val="22"/>
+          <w:szCs w:val="22"/>
+        </w:rPr>
+        <w:t>D</w:t>
+      </w:r>
+      <w:r>
+        <w:rPr>
+          <w:sz w:val="22"/>
+          <w:szCs w:val="22"/>
+        </w:rPr>
+        <w:t xml:space="preserve">isease outbreaks linked to supplemental feeding sites </w:t>
+      </w:r>
+      <w:ins w:id="7" w:author="Alex Fisher" w:date="2026-04-21T10:22:00Z" w16du:dateUtc="2026-04-21T15:22:00Z">
+        <w:r>
+          <w:rPr>
+            <w:sz w:val="22"/>
+            <w:szCs w:val="22"/>
+          </w:rPr>
+          <w:t xml:space="preserve">in Europe </w:t>
+        </w:r>
+        <w:commentRangeStart w:id="8"/>
+        <w:r>
+          <w:rPr>
+            <w:sz w:val="22"/>
+            <w:szCs w:val="22"/>
+          </w:rPr>
+          <w:t xml:space="preserve">and North America </w:t>
+        </w:r>
+        <w:commentRangeEnd w:id="8"/>
+        <w:r>
+          <w:rPr>
+            <w:rStyle w:val="CommentReference"/>
+            <w:sz w:val="22"/>
+            <w:szCs w:val="22"/>
+          </w:rPr>
+          <w:commentReference w:id="8"/>
+        </w:r>
+        <w:r>
+          <w:rPr>
+            <w:sz w:val="22"/>
+            <w:szCs w:val="22"/>
+          </w:rPr>
+          <w:t xml:space="preserve"> </w:t>
+        </w:r>
+      </w:ins>
+      <w:r>
+        <w:rPr>
+          <w:sz w:val="22"/>
+          <w:szCs w:val="22"/>
+        </w:rPr>
+        <w:t xml:space="preserve">are also increasing in frequency, including trichomonosis </w:t>
+      </w:r>
+      <w:r>
+        <w:rPr>
+          <w:sz w:val="22"/>
+          <w:szCs w:val="22"/>
+        </w:rPr>
+        <w:t>infections from</w:t>
+      </w:r>
+      <w:r>
+        <w:rPr>
+          <w:sz w:val="22"/>
+          <w:szCs w:val="22"/>
+        </w:rPr>
+        <w:t xml:space="preserve"> garden feeders </w:t>
+      </w:r>
+      <w:r>
+        <w:rPr>
+          <w:sz w:val="22"/>
+          <w:szCs w:val="22"/>
+        </w:rPr>
+        <w:t xml:space="preserve">in </w:t>
+      </w:r>
+      <w:ins w:id="9" w:author="Alex Fisher" w:date="2026-04-21T10:23:00Z" w16du:dateUtc="2026-04-21T15:23:00Z">
+        <w:r>
+          <w:rPr>
+            <w:sz w:val="22"/>
+            <w:szCs w:val="22"/>
+          </w:rPr>
+          <w:t>the UK</w:t>
+        </w:r>
+      </w:ins>
+      <w:del w:id="10" w:author="Alex Fisher" w:date="2026-04-21T10:22:00Z" w16du:dateUtc="2026-04-21T15:22:00Z">
+        <w:r>
+          <w:rPr>
+            <w:sz w:val="22"/>
+            <w:szCs w:val="22"/>
+          </w:rPr>
+          <w:delText xml:space="preserve">Europe </w:delText>
+        </w:r>
+        <w:commentRangeStart w:id="11"/>
+        <w:r>
+          <w:rPr>
+            <w:sz w:val="22"/>
+            <w:szCs w:val="22"/>
+          </w:rPr>
+          <w:delText>and North America</w:delText>
+        </w:r>
+      </w:del>
+      <w:r>
+        <w:rPr>
+          <w:sz w:val="22"/>
+          <w:szCs w:val="22"/>
+        </w:rPr>
+        <w:t xml:space="preserve"> </w:t>
+      </w:r>
+      <w:commentRangeEnd w:id="11"/>
+      <w:r>
+        <w:rPr>
+          <w:rStyle w:val="CommentReference"/>
+          <w:sz w:val="22"/>
+          <w:szCs w:val="22"/>
+        </w:rPr>
+        <w:commentReference w:id="11"/>
+      </w:r>
+      <w:r>
+        <w:rPr>
+          <w:sz w:val="22"/>
+          <w:szCs w:val="22"/>
+        </w:rPr>
+        <w:t>that drove a 66% decline in European Greenfinch populations</w:t>
+      </w:r>
+      <w:r>
+        <w:rPr>
+          <w:sz w:val="22"/>
+          <w:szCs w:val="22"/>
+        </w:rPr>
+        <w:t xml:space="preserve">, </w:t>
+      </w:r>
+      <w:r>
+        <w:rPr>
+          <w:sz w:val="22"/>
+          <w:szCs w:val="22"/>
+        </w:rPr>
+        <w:t xml:space="preserve">suggesting that backyard activities that bring humans closer to birds may also </w:t>
+      </w:r>
+      <w:r>
+        <w:rPr>
+          <w:sz w:val="22"/>
+          <w:szCs w:val="22"/>
+        </w:rPr>
+        <w:t>influence</w:t>
+      </w:r>
+      <w:r>
+        <w:rPr>
+          <w:sz w:val="22"/>
+          <w:szCs w:val="22"/>
+        </w:rPr>
+        <w:t xml:space="preserve"> pathogen spread within wild bird communities (Lees et al. 2022).</w:t>
+      </w:r>
+      <w:r>
+        <w:rPr>
+          <w:sz w:val="22"/>
+          <w:szCs w:val="22"/>
+        </w:rPr>
+        <w:t xml:space="preserve"> </w:t>
+      </w:r>
+      <w:r>
+        <w:rPr>
+          <w:sz w:val="22"/>
+          <w:szCs w:val="22"/>
+        </w:rPr>
+        <w:t xml:space="preserve">While many bird species have adapted to survive and even depend on human-modified landscapes, the ecological impacts of these co-adaptations, and how long-term proximity to humans, domestic animals, and shared resources </w:t>
+      </w:r>
+      <w:r>
+        <w:rPr>
+          <w:sz w:val="22"/>
+          <w:szCs w:val="22"/>
+        </w:rPr>
+        <w:t>affect</w:t>
+      </w:r>
+      <w:r>
+        <w:rPr>
+          <w:sz w:val="22"/>
+          <w:szCs w:val="22"/>
+        </w:rPr>
+        <w:t xml:space="preserve"> pathogen dynamics in wild bird communities remain poorly </w:t>
+      </w:r>
+      <w:commentRangeStart w:id="12"/>
+      <w:r>
+        <w:rPr>
+          <w:sz w:val="22"/>
+          <w:szCs w:val="22"/>
+        </w:rPr>
+        <w:t>understood</w:t>
+      </w:r>
+      <w:commentRangeEnd w:id="12"/>
+      <w:r>
+        <w:rPr>
+          <w:rStyle w:val="CommentReference"/>
+          <w:sz w:val="22"/>
+          <w:szCs w:val="22"/>
+        </w:rPr>
+        <w:commentReference w:id="12"/>
+      </w:r>
+      <w:r>
+        <w:rPr>
+          <w:sz w:val="22"/>
+          <w:szCs w:val="22"/>
+        </w:rPr>
+        <w:t xml:space="preserve"> (Bradley and Altizer 2007). </w:t>
+      </w:r>
+    </w:p>
+    <w:p>
+      <w:pPr>
+        <w:ind w:firstLine="720"/>
+        <w:rPr>
+          <w:sz w:val="22"/>
+          <w:szCs w:val="22"/>
+        </w:rPr>
+      </w:pPr>
+      <w:r>
+        <w:rPr>
+          <w:sz w:val="22"/>
+          <w:szCs w:val="22"/>
+        </w:rPr>
+        <w:t xml:space="preserve">Wild and domestic birds also play an important role in human culture and recreation. </w:t>
+      </w:r>
+      <w:r>
+        <w:rPr>
+          <w:sz w:val="22"/>
+          <w:szCs w:val="22"/>
+        </w:rPr>
+        <w:t xml:space="preserve">Small-scale poultry keeping and supplemental bird feeding have grown substantially in popularity across the United States, occurring as backyard activities and encouraging participants to interact more with nature and wildlife. The popularity of backyard poultry keeping is growing in urban and suburban areas in the United States (USDA, 2013), but the practice has been an important part of nutrition and economic stability for centuries in other regions (Alders &amp; Pym, 2009). Backyard bird feeding has similarly been a well-established home activity for decades, allowing homeowners opportunities to connect with nature and wildlife while supplementing the diets of wild birds. The scale of bird feeding in the United States is substantial, with federal surveys estimating that over 50 million Americans participate in feeding wild birds, and hundreds of millions of dollars spent on bird seed annually (USFWS 2022). </w:t>
+      </w:r>
+    </w:p>
+    <w:p>
+      <w:pPr>
+        <w:ind w:firstLine="720"/>
+        <w:rPr>
+          <w:sz w:val="22"/>
+          <w:szCs w:val="22"/>
+        </w:rPr>
+      </w:pPr>
+      <w:r>
+        <w:rPr>
+          <w:sz w:val="22"/>
+          <w:szCs w:val="22"/>
+        </w:rPr>
+        <w:t>Th</w:t>
+      </w:r>
+      <w:r>
+        <w:rPr>
+          <w:sz w:val="22"/>
+          <w:szCs w:val="22"/>
+        </w:rPr>
+        <w:t xml:space="preserve">e </w:t>
+      </w:r>
+      <w:r>
+        <w:rPr>
+          <w:sz w:val="22"/>
+          <w:szCs w:val="22"/>
+        </w:rPr>
+        <w:t xml:space="preserve">novel contact between wild bird species, chicken flocks, domestic pets and humans </w:t>
+      </w:r>
+      <w:r>
+        <w:rPr>
+          <w:sz w:val="22"/>
+          <w:szCs w:val="22"/>
+        </w:rPr>
+        <w:t>that</w:t>
+      </w:r>
+      <w:ins w:id="13" w:author="Kelsey McCune" w:date="2026-04-15T08:32:00Z" w16du:dateUtc="2026-04-15T13:32:00Z">
+        <w:r>
+          <w:rPr>
+            <w:sz w:val="22"/>
+            <w:szCs w:val="22"/>
+          </w:rPr>
+          <w:t xml:space="preserve"> the activities promote</w:t>
+        </w:r>
+      </w:ins>
+      <w:r>
+        <w:rPr>
+          <w:sz w:val="22"/>
+          <w:szCs w:val="22"/>
+        </w:rPr>
+        <w:t xml:space="preserve"> can allow for bidirectional transmission (spillover) of select pathogens. Bird feeders aggregate wild birds at </w:t>
+      </w:r>
+      <w:r>
+        <w:rPr>
+          <w:sz w:val="22"/>
+          <w:szCs w:val="22"/>
+        </w:rPr>
+        <w:t>artificially high</w:t>
+      </w:r>
+      <w:r>
+        <w:rPr>
+          <w:sz w:val="22"/>
+          <w:szCs w:val="22"/>
+        </w:rPr>
+        <w:t xml:space="preserve"> </w:t>
+      </w:r>
+      <w:r>
+        <w:rPr>
+          <w:sz w:val="22"/>
+          <w:szCs w:val="22"/>
+        </w:rPr>
+        <w:t>densities, increasing both direct contact rates between individuals and fecal-oral transmission of bacterial pathogens among individuals and species (Becker and Hall 2014; Becker et al. 2015). Backyard poultry can further compound this risk, as chickens are known reservoirs for</w:t>
+      </w:r>
+      <w:r>
+        <w:rPr>
+          <w:sz w:val="22"/>
+          <w:szCs w:val="22"/>
+        </w:rPr>
+        <w:t xml:space="preserve"> zoonotic bacteria like</w:t>
+      </w:r>
+      <w:r>
+        <w:rPr>
+          <w:sz w:val="22"/>
+          <w:szCs w:val="22"/>
+        </w:rPr>
+        <w:t xml:space="preserve"> </w:t>
+      </w:r>
+      <w:r>
+        <w:rPr>
+          <w:i/>
+          <w:iCs/>
+          <w:sz w:val="22"/>
+          <w:szCs w:val="22"/>
+        </w:rPr>
+        <w:t>S</w:t>
+      </w:r>
+      <w:r>
+        <w:rPr>
+          <w:i/>
+          <w:iCs/>
+          <w:sz w:val="22"/>
+          <w:szCs w:val="22"/>
+        </w:rPr>
+        <w:t>.</w:t>
+      </w:r>
+      <w:r>
+        <w:rPr>
+          <w:i/>
+          <w:iCs/>
+          <w:sz w:val="22"/>
+          <w:szCs w:val="22"/>
+        </w:rPr>
+        <w:t xml:space="preserve"> enterica</w:t>
       </w:r>
       <w:r>
         <w:rPr>
@@ -1549,9 +2819,22 @@
           <w:sz w:val="22"/>
           <w:szCs w:val="22"/>
         </w:rPr>
-        <w:t>and</w:t>
-      </w:r>
-      <w:proofErr w:type="gramEnd"/>
+        <w:t xml:space="preserve">and </w:t>
+      </w:r>
+      <w:r>
+        <w:rPr>
+          <w:sz w:val="22"/>
+          <w:szCs w:val="22"/>
+        </w:rPr>
+        <w:t>can amplify pathogen persistence in the environment</w:t>
+      </w:r>
+      <w:r>
+        <w:rPr>
+          <w:sz w:val="22"/>
+          <w:szCs w:val="22"/>
+        </w:rPr>
+        <w:t>.</w:t>
+      </w:r>
       <w:r>
         <w:rPr>
           <w:sz w:val="22"/>
@@ -1564,14 +2847,113 @@
           <w:sz w:val="22"/>
           <w:szCs w:val="22"/>
         </w:rPr>
-        <w:t>can amplify pathogen persistence in the environment</w:t>
-      </w:r>
-      <w:r>
-        <w:rPr>
-          <w:sz w:val="22"/>
-          <w:szCs w:val="22"/>
-        </w:rPr>
-        <w:t>.</w:t>
+        <w:t>Consequently, poultry can serve as a bridge, increasing disease</w:t>
+      </w:r>
+      <w:r>
+        <w:rPr>
+          <w:sz w:val="22"/>
+          <w:szCs w:val="22"/>
+        </w:rPr>
+        <w:t xml:space="preserve"> spillover </w:t>
+      </w:r>
+      <w:r>
+        <w:rPr>
+          <w:sz w:val="22"/>
+          <w:szCs w:val="22"/>
+        </w:rPr>
+        <w:t>among</w:t>
+      </w:r>
+      <w:r>
+        <w:rPr>
+          <w:sz w:val="22"/>
+          <w:szCs w:val="22"/>
+        </w:rPr>
+        <w:t xml:space="preserve"> wild birds, humans, and </w:t>
+      </w:r>
+      <w:r>
+        <w:rPr>
+          <w:sz w:val="22"/>
+          <w:szCs w:val="22"/>
+        </w:rPr>
+        <w:t>pets</w:t>
+      </w:r>
+      <w:r>
+        <w:rPr>
+          <w:sz w:val="22"/>
+          <w:szCs w:val="22"/>
+        </w:rPr>
+        <w:t xml:space="preserve"> (Larsen et al. 2022). Salmonellosis is responsible for hundreds of documented wild bird mortality events (Hall and Saito 2008) and has been linked to human illness through contact with contaminated feeders and wild songbirds (Patel et </w:t>
+      </w:r>
+      <w:r>
+        <w:rPr>
+          <w:sz w:val="22"/>
+          <w:szCs w:val="22"/>
+        </w:rPr>
+        <w:lastRenderedPageBreak/>
+        <w:t>al. 202</w:t>
+      </w:r>
+      <w:r>
+        <w:rPr>
+          <w:sz w:val="22"/>
+          <w:szCs w:val="22"/>
+        </w:rPr>
+        <w:t>3</w:t>
+      </w:r>
+      <w:r>
+        <w:rPr>
+          <w:sz w:val="22"/>
+          <w:szCs w:val="22"/>
+        </w:rPr>
+        <w:t>)</w:t>
+      </w:r>
+      <w:r>
+        <w:rPr>
+          <w:sz w:val="22"/>
+          <w:szCs w:val="22"/>
+        </w:rPr>
+        <w:t xml:space="preserve"> or</w:t>
+      </w:r>
+      <w:r>
+        <w:rPr>
+          <w:sz w:val="22"/>
+          <w:szCs w:val="22"/>
+        </w:rPr>
+        <w:t xml:space="preserve"> backyard poultry (CDC, 2025). The </w:t>
+      </w:r>
+      <w:r>
+        <w:rPr>
+          <w:sz w:val="22"/>
+          <w:szCs w:val="22"/>
+        </w:rPr>
+        <w:t>interacting factors</w:t>
+      </w:r>
+      <w:r>
+        <w:rPr>
+          <w:sz w:val="22"/>
+          <w:szCs w:val="22"/>
+        </w:rPr>
+        <w:t xml:space="preserve"> of human </w:t>
+      </w:r>
+      <w:r>
+        <w:rPr>
+          <w:sz w:val="22"/>
+          <w:szCs w:val="22"/>
+        </w:rPr>
+        <w:t>activities</w:t>
+      </w:r>
+      <w:r>
+        <w:rPr>
+          <w:sz w:val="22"/>
+          <w:szCs w:val="22"/>
+        </w:rPr>
+        <w:t xml:space="preserve">, bird feeders, and </w:t>
+      </w:r>
+      <w:r>
+        <w:rPr>
+          <w:sz w:val="22"/>
+          <w:szCs w:val="22"/>
+        </w:rPr>
+        <w:t>poultry</w:t>
       </w:r>
       <w:r>
         <w:rPr>
@@ -1585,91 +2967,7 @@
           <w:sz w:val="22"/>
           <w:szCs w:val="22"/>
         </w:rPr>
-        <w:t>Consequently, poultry can serve as a bridge, increasing disease</w:t>
-      </w:r>
-      <w:r>
-        <w:rPr>
-          <w:sz w:val="22"/>
-          <w:szCs w:val="22"/>
-        </w:rPr>
-        <w:t xml:space="preserve"> spillover </w:t>
-      </w:r>
-      <w:r>
-        <w:rPr>
-          <w:sz w:val="22"/>
-          <w:szCs w:val="22"/>
-        </w:rPr>
-        <w:t>among</w:t>
-      </w:r>
-      <w:r>
-        <w:rPr>
-          <w:sz w:val="22"/>
-          <w:szCs w:val="22"/>
-        </w:rPr>
-        <w:t xml:space="preserve"> wild birds, humans, and </w:t>
-      </w:r>
-      <w:r>
-        <w:rPr>
-          <w:sz w:val="22"/>
-          <w:szCs w:val="22"/>
-        </w:rPr>
-        <w:t>pets</w:t>
-      </w:r>
-      <w:r>
-        <w:rPr>
-          <w:sz w:val="22"/>
-          <w:szCs w:val="22"/>
-        </w:rPr>
-        <w:t xml:space="preserve"> (Larsen et al. 2022). Salmonellosis is responsible for hundreds of documented wild bird mortality events (Hall and Saito 2008) and has been linked to human illness through contact with contaminated feeders and wild songbirds (Patel et al. 2021)</w:t>
-      </w:r>
-      <w:r>
-        <w:rPr>
-          <w:sz w:val="22"/>
-          <w:szCs w:val="22"/>
-        </w:rPr>
-        <w:t xml:space="preserve"> or</w:t>
-      </w:r>
-      <w:r>
-        <w:rPr>
-          <w:sz w:val="22"/>
-          <w:szCs w:val="22"/>
-        </w:rPr>
-        <w:t xml:space="preserve"> backyard poultry (CDC, 2025). The </w:t>
-      </w:r>
-      <w:r>
-        <w:rPr>
-          <w:sz w:val="22"/>
-          <w:szCs w:val="22"/>
-        </w:rPr>
-        <w:t>interacting factors</w:t>
-      </w:r>
-      <w:r>
-        <w:rPr>
-          <w:sz w:val="22"/>
-          <w:szCs w:val="22"/>
-        </w:rPr>
-        <w:t xml:space="preserve"> of human </w:t>
-      </w:r>
-      <w:r>
-        <w:rPr>
-          <w:sz w:val="22"/>
-          <w:szCs w:val="22"/>
-        </w:rPr>
-        <w:t>activities</w:t>
-      </w:r>
-      <w:r>
-        <w:rPr>
-          <w:sz w:val="22"/>
-          <w:szCs w:val="22"/>
-        </w:rPr>
-        <w:t xml:space="preserve">, bird feeders, and </w:t>
-      </w:r>
-      <w:r>
-        <w:rPr>
-          <w:sz w:val="22"/>
-          <w:szCs w:val="22"/>
-        </w:rPr>
-        <w:t>poultry</w:t>
+        <w:t>could therefore increase the disease risk for native birds, but this has not yet been experimentally tested.</w:t>
       </w:r>
       <w:r>
         <w:rPr>
@@ -1678,35 +2976,21 @@
         </w:rPr>
         <w:t xml:space="preserve"> </w:t>
       </w:r>
-      <w:r>
-        <w:rPr>
-          <w:sz w:val="22"/>
-          <w:szCs w:val="22"/>
-        </w:rPr>
-        <w:t>could therefore increase the disease risk for native birds, but this has not yet been experimentally tested.</w:t>
-      </w:r>
-      <w:r>
-        <w:rPr>
-          <w:sz w:val="22"/>
-          <w:szCs w:val="22"/>
-        </w:rPr>
-        <w:t xml:space="preserve"> </w:t>
-      </w:r>
     </w:p>
     <w:p>
       <w:pPr>
         <w:ind w:firstLine="720"/>
         <w:rPr>
-          <w:moveFrom w:id="12" w:author="Kelsey McCune" w:date="2026-04-08T11:39:00Z" w16du:dateUtc="2026-04-08T16:39:00Z"/>
-          <w:sz w:val="22"/>
-          <w:szCs w:val="22"/>
-        </w:rPr>
-        <w:pPrChange w:id="13" w:author="Kelsey McCune" w:date="2026-04-08T10:39:00Z" w16du:dateUtc="2026-04-08T15:39:00Z">
+          <w:moveFrom w:id="14" w:author="Kelsey McCune" w:date="2026-04-08T11:39:00Z" w16du:dateUtc="2026-04-08T16:39:00Z"/>
+          <w:sz w:val="22"/>
+          <w:szCs w:val="22"/>
+        </w:rPr>
+        <w:pPrChange w:id="15" w:author="Kelsey McCune" w:date="2026-04-08T10:39:00Z" w16du:dateUtc="2026-04-08T15:39:00Z">
           <w:pPr/>
         </w:pPrChange>
       </w:pPr>
-      <w:commentRangeStart w:id="14"/>
-      <w:ins w:id="15" w:author="Kelsey McCune" w:date="2026-04-15T08:35:00Z" w16du:dateUtc="2026-04-15T13:35:00Z">
+      <w:commentRangeStart w:id="16"/>
+      <w:ins w:id="17" w:author="Kelsey McCune" w:date="2026-04-15T08:35:00Z" w16du:dateUtc="2026-04-15T13:35:00Z">
         <w:r>
           <w:rPr>
             <w:sz w:val="22"/>
@@ -1715,18 +2999,18 @@
           <w:t>To enhance knowledge of pathogen prevalence and link findings</w:t>
         </w:r>
       </w:ins>
-      <w:commentRangeEnd w:id="14"/>
-      <w:ins w:id="16" w:author="Kelsey McCune" w:date="2026-04-15T08:38:00Z" w16du:dateUtc="2026-04-15T13:38:00Z">
+      <w:commentRangeEnd w:id="16"/>
+      <w:ins w:id="18" w:author="Kelsey McCune" w:date="2026-04-15T08:38:00Z" w16du:dateUtc="2026-04-15T13:38:00Z">
         <w:r>
           <w:rPr>
             <w:rStyle w:val="CommentReference"/>
             <w:sz w:val="22"/>
             <w:szCs w:val="22"/>
           </w:rPr>
-          <w:commentReference w:id="14"/>
-        </w:r>
-      </w:ins>
-      <w:ins w:id="17" w:author="Kelsey McCune" w:date="2026-04-15T08:35:00Z" w16du:dateUtc="2026-04-15T13:35:00Z">
+          <w:commentReference w:id="16"/>
+        </w:r>
+      </w:ins>
+      <w:ins w:id="19" w:author="Kelsey McCune" w:date="2026-04-15T08:35:00Z" w16du:dateUtc="2026-04-15T13:35:00Z">
         <w:r>
           <w:rPr>
             <w:sz w:val="22"/>
@@ -1735,8 +3019,8 @@
           <w:t xml:space="preserve"> to human behavior, we need more data on </w:t>
         </w:r>
       </w:ins>
-      <w:moveFromRangeStart w:id="18" w:author="Kelsey McCune" w:date="2026-04-08T11:39:00Z" w:name="move226540801"/>
-      <w:moveFrom w:id="19" w:author="Kelsey McCune" w:date="2026-04-08T11:39:00Z" w16du:dateUtc="2026-04-08T16:39:00Z">
+      <w:moveFromRangeStart w:id="20" w:author="Kelsey McCune" w:date="2026-04-08T11:39:00Z" w:name="move226540801"/>
+      <w:moveFrom w:id="21" w:author="Kelsey McCune" w:date="2026-04-08T11:39:00Z" w16du:dateUtc="2026-04-08T16:39:00Z">
         <w:r>
           <w:rPr>
             <w:sz w:val="22"/>
@@ -1746,6 +3030,7 @@
         </w:r>
       </w:moveFrom>
     </w:p>
+    <w:moveFromRangeEnd w:id="20"/>
     <w:p>
       <w:pPr>
         <w:ind w:firstLine="720"/>
@@ -1753,24 +3038,21 @@
           <w:sz w:val="13"/>
           <w:szCs w:val="13"/>
         </w:rPr>
-        <w:pPrChange w:id="20" w:author="Kelsey McCune" w:date="2026-04-15T08:37:00Z" w16du:dateUtc="2026-04-15T13:37:00Z">
+        <w:pPrChange w:id="22" w:author="Kelsey McCune" w:date="2026-04-15T08:37:00Z" w16du:dateUtc="2026-04-15T13:37:00Z">
           <w:pPr/>
         </w:pPrChange>
       </w:pPr>
-      <w:moveFromRangeStart w:id="21" w:author="Kelsey McCune" w:date="2026-04-08T11:44:00Z" w:name="move226541072"/>
-      <w:moveFromRangeEnd w:id="18"/>
-      <w:commentRangeStart w:id="22"/>
-      <w:moveFrom w:id="23" w:author="Kelsey McCune" w:date="2026-04-08T11:44:00Z" w16du:dateUtc="2026-04-08T16:44:00Z">
-        <w:r>
-          <w:rPr>
-            <w:sz w:val="22"/>
-            <w:szCs w:val="22"/>
-          </w:rPr>
-          <w:t xml:space="preserve">The degree to which participants in these activities perceive disease risks, engage in biosecurity practices such as feeder cleaning and personal hygiene, and are willing to modify their behaviors in response to evidence-based recommendations remains poorly characterized, particularly in the southeastern United States where both activities are prevalent. </w:t>
-        </w:r>
-      </w:moveFrom>
-      <w:moveFromRangeEnd w:id="21"/>
-      <w:del w:id="24" w:author="Kelsey McCune" w:date="2026-04-15T08:37:00Z" w16du:dateUtc="2026-04-15T13:37:00Z">
+      <w:commentRangeStart w:id="23"/>
+      <w:del w:id="24" w:author="Kelsey McCune" w:date="2026-04-08T11:44:00Z" w16du:dateUtc="2026-04-08T16:44:00Z">
+        <w:r>
+          <w:rPr>
+            <w:sz w:val="22"/>
+            <w:szCs w:val="22"/>
+          </w:rPr>
+          <w:delText xml:space="preserve">The degree to which participants in these activities perceive disease risks, engage in biosecurity practices such as feeder cleaning and personal hygiene, and are willing to modify their behaviors in response to evidence-based recommendations remains poorly characterized, particularly in the southeastern United States where both activities are prevalent. </w:delText>
+        </w:r>
+      </w:del>
+      <w:del w:id="25" w:author="Kelsey McCune" w:date="2026-04-15T08:37:00Z" w16du:dateUtc="2026-04-15T13:37:00Z">
         <w:r>
           <w:rPr>
             <w:sz w:val="22"/>
@@ -1778,14 +3060,14 @@
           </w:rPr>
           <w:delText>Recordin</w:delText>
         </w:r>
-        <w:commentRangeEnd w:id="22"/>
+        <w:commentRangeEnd w:id="23"/>
         <w:r>
           <w:rPr>
             <w:rStyle w:val="CommentReference"/>
             <w:sz w:val="22"/>
             <w:szCs w:val="22"/>
           </w:rPr>
-          <w:commentReference w:id="22"/>
+          <w:commentReference w:id="23"/>
         </w:r>
         <w:r>
           <w:rPr>
@@ -1802,7 +3084,7 @@
           <w:delText xml:space="preserve"> </w:delText>
         </w:r>
       </w:del>
-      <w:del w:id="25" w:author="Kelsey McCune" w:date="2026-04-15T08:36:00Z" w16du:dateUtc="2026-04-15T13:36:00Z">
+      <w:del w:id="26" w:author="Kelsey McCune" w:date="2026-04-15T08:36:00Z" w16du:dateUtc="2026-04-15T13:36:00Z">
         <w:r>
           <w:rPr>
             <w:sz w:val="22"/>
@@ -1811,7 +3093,7 @@
           <w:delText>site</w:delText>
         </w:r>
       </w:del>
-      <w:ins w:id="26" w:author="Kelsey McCune" w:date="2026-04-15T08:36:00Z" w16du:dateUtc="2026-04-15T13:36:00Z">
+      <w:ins w:id="27" w:author="Kelsey McCune" w:date="2026-04-15T08:36:00Z" w16du:dateUtc="2026-04-15T13:36:00Z">
         <w:r>
           <w:rPr>
             <w:sz w:val="22"/>
@@ -1820,7 +3102,7 @@
           <w:t>local</w:t>
         </w:r>
       </w:ins>
-      <w:ins w:id="27" w:author="Kelsey McCune" w:date="2026-04-15T08:37:00Z" w16du:dateUtc="2026-04-15T13:37:00Z">
+      <w:ins w:id="28" w:author="Kelsey McCune" w:date="2026-04-15T08:37:00Z" w16du:dateUtc="2026-04-15T13:37:00Z">
         <w:r>
           <w:rPr>
             <w:sz w:val="22"/>
@@ -1829,7 +3111,7 @@
           <w:t xml:space="preserve"> scale</w:t>
         </w:r>
       </w:ins>
-      <w:del w:id="28" w:author="Kelsey McCune" w:date="2026-04-15T08:37:00Z" w16du:dateUtc="2026-04-15T13:37:00Z">
+      <w:del w:id="29" w:author="Kelsey McCune" w:date="2026-04-15T08:37:00Z" w16du:dateUtc="2026-04-15T13:37:00Z">
         <w:r>
           <w:rPr>
             <w:sz w:val="22"/>
@@ -1845,7 +3127,7 @@
         </w:rPr>
         <w:t xml:space="preserve"> factors such as feeder placement</w:t>
       </w:r>
-      <w:ins w:id="29" w:author="Kelsey McCune" w:date="2026-04-15T08:37:00Z" w16du:dateUtc="2026-04-15T13:37:00Z">
+      <w:ins w:id="30" w:author="Kelsey McCune" w:date="2026-04-15T08:37:00Z" w16du:dateUtc="2026-04-15T13:37:00Z">
         <w:r>
           <w:rPr>
             <w:sz w:val="22"/>
@@ -1861,7 +3143,7 @@
         </w:rPr>
         <w:t>, poultry housing configuration, and current cleaning practices</w:t>
       </w:r>
-      <w:del w:id="30" w:author="Kelsey McCune" w:date="2026-04-15T08:37:00Z" w16du:dateUtc="2026-04-15T13:37:00Z">
+      <w:del w:id="31" w:author="Kelsey McCune" w:date="2026-04-15T08:37:00Z" w16du:dateUtc="2026-04-15T13:37:00Z">
         <w:r>
           <w:rPr>
             <w:sz w:val="22"/>
@@ -1898,7 +3180,7 @@
           <w:delText xml:space="preserve"> pathogen prevalence </w:delText>
         </w:r>
       </w:del>
-      <w:del w:id="31" w:author="Kelsey McCune" w:date="2026-04-15T08:34:00Z" w16du:dateUtc="2026-04-15T13:34:00Z">
+      <w:del w:id="32" w:author="Kelsey McCune" w:date="2026-04-15T08:34:00Z" w16du:dateUtc="2026-04-15T13:34:00Z">
         <w:r>
           <w:rPr>
             <w:sz w:val="22"/>
@@ -1907,7 +3189,7 @@
           <w:delText xml:space="preserve">data </w:delText>
         </w:r>
       </w:del>
-      <w:del w:id="32" w:author="Kelsey McCune" w:date="2026-04-15T08:37:00Z" w16du:dateUtc="2026-04-15T13:37:00Z">
+      <w:del w:id="33" w:author="Kelsey McCune" w:date="2026-04-15T08:37:00Z" w16du:dateUtc="2026-04-15T13:37:00Z">
         <w:r>
           <w:rPr>
             <w:sz w:val="22"/>
@@ -1953,7 +3235,7 @@
         </w:rPr>
         <w:t xml:space="preserve"> prevalence in wild birds across sites with bird feeders, backyard poultry, both, or neither</w:t>
       </w:r>
-      <w:ins w:id="33" w:author="Kelsey McCune" w:date="2026-04-15T08:39:00Z" w16du:dateUtc="2026-04-15T13:39:00Z">
+      <w:ins w:id="34" w:author="Kelsey McCune" w:date="2026-04-15T08:39:00Z" w16du:dateUtc="2026-04-15T13:39:00Z">
         <w:r>
           <w:rPr>
             <w:sz w:val="22"/>
@@ -1962,7 +3244,7 @@
           <w:t>.</w:t>
         </w:r>
       </w:ins>
-      <w:del w:id="34" w:author="Kelsey McCune" w:date="2026-04-15T08:39:00Z" w16du:dateUtc="2026-04-15T13:39:00Z">
+      <w:del w:id="35" w:author="Kelsey McCune" w:date="2026-04-15T08:39:00Z" w16du:dateUtc="2026-04-15T13:39:00Z">
         <w:r>
           <w:rPr>
             <w:sz w:val="22"/>
@@ -1978,32 +3260,16 @@
         </w:rPr>
         <w:t xml:space="preserve"> </w:t>
       </w:r>
-      <w:ins w:id="35" w:author="Kelsey McCune" w:date="2026-04-15T08:39:00Z" w16du:dateUtc="2026-04-15T13:39:00Z">
-        <w:r>
-          <w:rPr>
-            <w:sz w:val="22"/>
-            <w:szCs w:val="22"/>
-          </w:rPr>
-          <w:t xml:space="preserve">This </w:t>
-        </w:r>
-        <w:proofErr w:type="spellStart"/>
-        <w:r>
-          <w:rPr>
-            <w:sz w:val="22"/>
-            <w:szCs w:val="22"/>
-          </w:rPr>
-          <w:t>experiemental</w:t>
-        </w:r>
-        <w:proofErr w:type="spellEnd"/>
-        <w:r>
-          <w:rPr>
-            <w:sz w:val="22"/>
-            <w:szCs w:val="22"/>
-          </w:rPr>
-          <w:t xml:space="preserve"> design will clarify the role of </w:t>
-        </w:r>
-      </w:ins>
-      <w:del w:id="36" w:author="Kelsey McCune" w:date="2026-04-15T08:39:00Z" w16du:dateUtc="2026-04-15T13:39:00Z">
+      <w:ins w:id="36" w:author="Kelsey McCune" w:date="2026-04-15T08:39:00Z" w16du:dateUtc="2026-04-15T13:39:00Z">
+        <w:r>
+          <w:rPr>
+            <w:sz w:val="22"/>
+            <w:szCs w:val="22"/>
+          </w:rPr>
+          <w:t xml:space="preserve">This experimental design will clarify the role of </w:t>
+        </w:r>
+      </w:ins>
+      <w:del w:id="37" w:author="Kelsey McCune" w:date="2026-04-15T08:39:00Z" w16du:dateUtc="2026-04-15T13:39:00Z">
         <w:r>
           <w:rPr>
             <w:sz w:val="22"/>
@@ -2019,7 +3285,7 @@
         </w:rPr>
         <w:t xml:space="preserve">these common backyard practices </w:t>
       </w:r>
-      <w:del w:id="37" w:author="Kelsey McCune" w:date="2026-04-15T08:40:00Z" w16du:dateUtc="2026-04-15T13:40:00Z">
+      <w:del w:id="38" w:author="Kelsey McCune" w:date="2026-04-15T08:40:00Z" w16du:dateUtc="2026-04-15T13:40:00Z">
         <w:r>
           <w:rPr>
             <w:sz w:val="22"/>
@@ -2028,7 +3294,7 @@
           <w:delText>interact and contribute to</w:delText>
         </w:r>
       </w:del>
-      <w:ins w:id="38" w:author="Kelsey McCune" w:date="2026-04-15T08:40:00Z" w16du:dateUtc="2026-04-15T13:40:00Z">
+      <w:ins w:id="39" w:author="Kelsey McCune" w:date="2026-04-15T08:40:00Z" w16du:dateUtc="2026-04-15T13:40:00Z">
         <w:r>
           <w:rPr>
             <w:sz w:val="22"/>
@@ -2044,7 +3310,7 @@
         </w:rPr>
         <w:t xml:space="preserve"> disease risk </w:t>
       </w:r>
-      <w:ins w:id="39" w:author="Kelsey McCune" w:date="2026-04-15T08:40:00Z" w16du:dateUtc="2026-04-15T13:40:00Z">
+      <w:ins w:id="40" w:author="Kelsey McCune" w:date="2026-04-15T08:40:00Z" w16du:dateUtc="2026-04-15T13:40:00Z">
         <w:r>
           <w:rPr>
             <w:sz w:val="22"/>
@@ -2053,7 +3319,7 @@
           <w:t>to</w:t>
         </w:r>
       </w:ins>
-      <w:del w:id="40" w:author="Kelsey McCune" w:date="2026-04-15T08:40:00Z" w16du:dateUtc="2026-04-15T13:40:00Z">
+      <w:del w:id="41" w:author="Kelsey McCune" w:date="2026-04-15T08:40:00Z" w16du:dateUtc="2026-04-15T13:40:00Z">
         <w:r>
           <w:rPr>
             <w:sz w:val="22"/>
@@ -2076,7 +3342,7 @@
         </w:rPr>
         <w:t xml:space="preserve">, particularly in the </w:t>
       </w:r>
-      <w:ins w:id="41" w:author="Kelsey McCune" w:date="2026-04-15T08:40:00Z" w16du:dateUtc="2026-04-15T13:40:00Z">
+      <w:ins w:id="42" w:author="Kelsey McCune" w:date="2026-04-15T08:40:00Z" w16du:dateUtc="2026-04-15T13:40:00Z">
         <w:r>
           <w:rPr>
             <w:sz w:val="22"/>
@@ -2085,7 +3351,7 @@
           <w:t>s</w:t>
         </w:r>
       </w:ins>
-      <w:del w:id="42" w:author="Kelsey McCune" w:date="2026-04-15T08:40:00Z" w16du:dateUtc="2026-04-15T13:40:00Z">
+      <w:del w:id="43" w:author="Kelsey McCune" w:date="2026-04-15T08:40:00Z" w16du:dateUtc="2026-04-15T13:40:00Z">
         <w:r>
           <w:rPr>
             <w:sz w:val="22"/>
@@ -2101,7 +3367,7 @@
         </w:rPr>
         <w:t>outheast</w:t>
       </w:r>
-      <w:ins w:id="43" w:author="Kelsey McCune" w:date="2026-04-15T08:40:00Z" w16du:dateUtc="2026-04-15T13:40:00Z">
+      <w:ins w:id="44" w:author="Kelsey McCune" w:date="2026-04-15T08:40:00Z" w16du:dateUtc="2026-04-15T13:40:00Z">
         <w:r>
           <w:rPr>
             <w:sz w:val="22"/>
@@ -2117,7 +3383,7 @@
         </w:rPr>
         <w:t xml:space="preserve"> United States where </w:t>
       </w:r>
-      <w:ins w:id="44" w:author="Kelsey McCune" w:date="2026-04-15T08:40:00Z" w16du:dateUtc="2026-04-15T13:40:00Z">
+      <w:ins w:id="45" w:author="Kelsey McCune" w:date="2026-04-15T08:40:00Z" w16du:dateUtc="2026-04-15T13:40:00Z">
         <w:r>
           <w:rPr>
             <w:sz w:val="22"/>
@@ -2126,7 +3392,7 @@
           <w:t xml:space="preserve">avian biodiversity is high </w:t>
         </w:r>
       </w:ins>
-      <w:ins w:id="45" w:author="Kelsey McCune" w:date="2026-04-15T08:43:00Z" w16du:dateUtc="2026-04-15T13:43:00Z">
+      <w:ins w:id="46" w:author="Kelsey McCune" w:date="2026-04-15T08:43:00Z" w16du:dateUtc="2026-04-15T13:43:00Z">
         <w:r>
           <w:rPr>
             <w:sz w:val="22"/>
@@ -2135,7 +3401,7 @@
           <w:t xml:space="preserve">and </w:t>
         </w:r>
       </w:ins>
-      <w:ins w:id="46" w:author="Kelsey McCune" w:date="2026-04-15T08:44:00Z" w16du:dateUtc="2026-04-15T13:44:00Z">
+      <w:ins w:id="47" w:author="Kelsey McCune" w:date="2026-04-15T08:44:00Z" w16du:dateUtc="2026-04-15T13:44:00Z">
         <w:r>
           <w:rPr>
             <w:sz w:val="22"/>
@@ -2144,7 +3410,7 @@
           <w:t xml:space="preserve">the </w:t>
         </w:r>
       </w:ins>
-      <w:ins w:id="47" w:author="Kelsey McCune" w:date="2026-04-15T08:43:00Z" w16du:dateUtc="2026-04-15T13:43:00Z">
+      <w:ins w:id="48" w:author="Kelsey McCune" w:date="2026-04-15T08:43:00Z" w16du:dateUtc="2026-04-15T13:43:00Z">
         <w:r>
           <w:rPr>
             <w:sz w:val="22"/>
@@ -2153,7 +3419,7 @@
           <w:t>climate is favorable for m</w:t>
         </w:r>
       </w:ins>
-      <w:ins w:id="48" w:author="Kelsey McCune" w:date="2026-04-15T08:44:00Z" w16du:dateUtc="2026-04-15T13:44:00Z">
+      <w:ins w:id="49" w:author="Kelsey McCune" w:date="2026-04-15T08:44:00Z" w16du:dateUtc="2026-04-15T13:44:00Z">
         <w:r>
           <w:rPr>
             <w:sz w:val="22"/>
@@ -2162,7 +3428,7 @@
           <w:t>ultiple</w:t>
         </w:r>
       </w:ins>
-      <w:ins w:id="49" w:author="Kelsey McCune" w:date="2026-04-15T08:43:00Z" w16du:dateUtc="2026-04-15T13:43:00Z">
+      <w:ins w:id="50" w:author="Kelsey McCune" w:date="2026-04-15T08:43:00Z" w16du:dateUtc="2026-04-15T13:43:00Z">
         <w:r>
           <w:rPr>
             <w:sz w:val="22"/>
@@ -2171,7 +3437,7 @@
           <w:t xml:space="preserve"> avian infectious </w:t>
         </w:r>
       </w:ins>
-      <w:ins w:id="50" w:author="Kelsey McCune" w:date="2026-04-15T08:44:00Z" w16du:dateUtc="2026-04-15T13:44:00Z">
+      <w:ins w:id="51" w:author="Kelsey McCune" w:date="2026-04-15T08:44:00Z" w16du:dateUtc="2026-04-15T13:44:00Z">
         <w:r>
           <w:rPr>
             <w:sz w:val="22"/>
@@ -2180,7 +3446,7 @@
           <w:t xml:space="preserve">diseases </w:t>
         </w:r>
       </w:ins>
-      <w:ins w:id="51" w:author="Kelsey McCune" w:date="2026-04-15T09:26:00Z" w16du:dateUtc="2026-04-15T14:26:00Z">
+      <w:ins w:id="52" w:author="Kelsey McCune" w:date="2026-04-15T09:26:00Z" w16du:dateUtc="2026-04-15T14:26:00Z">
         <w:r>
           <w:rPr>
             <w:sz w:val="22"/>
@@ -2189,7 +3455,7 @@
           <w:t>(Hotez et al., 2014)</w:t>
         </w:r>
       </w:ins>
-      <w:del w:id="52" w:author="Kelsey McCune" w:date="2026-04-15T08:43:00Z" w16du:dateUtc="2026-04-15T13:43:00Z">
+      <w:del w:id="53" w:author="Kelsey McCune" w:date="2026-04-15T08:43:00Z" w16du:dateUtc="2026-04-15T13:43:00Z">
         <w:r>
           <w:rPr>
             <w:sz w:val="22"/>
@@ -2282,7 +3548,7 @@
         </w:rPr>
         <w:t xml:space="preserve">that </w:t>
       </w:r>
-      <w:ins w:id="53" w:author="Kelsey McCune" w:date="2026-04-15T08:41:00Z" w16du:dateUtc="2026-04-15T13:41:00Z">
+      <w:ins w:id="54" w:author="Kelsey McCune" w:date="2026-04-15T08:41:00Z" w16du:dateUtc="2026-04-15T13:41:00Z">
         <w:r>
           <w:rPr>
             <w:sz w:val="22"/>
@@ -2310,20 +3576,19 @@
     <w:p>
       <w:pPr>
         <w:rPr>
-          <w:ins w:id="54" w:author="Kelsey McCune" w:date="2026-04-15T09:35:00Z" w16du:dateUtc="2026-04-15T14:35:00Z"/>
-          <w:sz w:val="22"/>
-          <w:szCs w:val="22"/>
-        </w:rPr>
-      </w:pPr>
-      <w:r>
-        <w:rPr>
-          <w:sz w:val="22"/>
-          <w:szCs w:val="22"/>
-          <w:highlight w:val="yellow"/>
+          <w:ins w:id="55" w:author="Kelsey McCune" w:date="2026-04-15T09:35:00Z" w16du:dateUtc="2026-04-15T14:35:00Z"/>
+          <w:sz w:val="22"/>
+          <w:szCs w:val="22"/>
+        </w:rPr>
+      </w:pPr>
+      <w:r>
+        <w:rPr>
+          <w:sz w:val="22"/>
+          <w:szCs w:val="22"/>
         </w:rPr>
         <w:t>Importance to Avian Medicine:</w:t>
       </w:r>
-      <w:del w:id="55" w:author="Kelsey McCune" w:date="2026-04-15T09:35:00Z" w16du:dateUtc="2026-04-15T14:35:00Z">
+      <w:del w:id="56" w:author="Kelsey McCune" w:date="2026-04-15T09:35:00Z" w16du:dateUtc="2026-04-15T14:35:00Z">
         <w:r>
           <w:rPr>
             <w:sz w:val="22"/>
@@ -2340,7 +3605,7 @@
           <w:sz w:val="22"/>
           <w:szCs w:val="22"/>
         </w:rPr>
-        <w:pPrChange w:id="56" w:author="Kelsey McCune" w:date="2026-04-15T09:35:00Z" w16du:dateUtc="2026-04-15T14:35:00Z">
+        <w:pPrChange w:id="57" w:author="Kelsey McCune" w:date="2026-04-15T09:35:00Z" w16du:dateUtc="2026-04-15T14:35:00Z">
           <w:pPr/>
         </w:pPrChange>
       </w:pPr>
@@ -2351,7 +3616,7 @@
         </w:rPr>
         <w:t>Wild bird health is becoming more threatened at the human-wildlife interface, yet veterinary and public health efforts remain highly focused on commercial poultry operations and major outbreak events</w:t>
       </w:r>
-      <w:ins w:id="57" w:author="Kelsey McCune" w:date="2026-04-15T09:31:00Z" w16du:dateUtc="2026-04-15T14:31:00Z">
+      <w:ins w:id="58" w:author="Kelsey McCune" w:date="2026-04-15T09:31:00Z" w16du:dateUtc="2026-04-15T14:31:00Z">
         <w:r>
           <w:rPr>
             <w:sz w:val="22"/>
@@ -2360,7 +3625,7 @@
           <w:t xml:space="preserve"> infecting people</w:t>
         </w:r>
       </w:ins>
-      <w:ins w:id="58" w:author="Kelsey McCune" w:date="2026-04-15T09:27:00Z" w16du:dateUtc="2026-04-15T14:27:00Z">
+      <w:ins w:id="59" w:author="Kelsey McCune" w:date="2026-04-15T09:27:00Z" w16du:dateUtc="2026-04-15T14:27:00Z">
         <w:r>
           <w:rPr>
             <w:sz w:val="22"/>
@@ -2369,7 +3634,7 @@
           <w:t>.</w:t>
         </w:r>
       </w:ins>
-      <w:del w:id="59" w:author="Kelsey McCune" w:date="2026-04-15T09:27:00Z" w16du:dateUtc="2026-04-15T14:27:00Z">
+      <w:del w:id="60" w:author="Kelsey McCune" w:date="2026-04-15T09:27:00Z" w16du:dateUtc="2026-04-15T14:27:00Z">
         <w:r>
           <w:rPr>
             <w:sz w:val="22"/>
@@ -2385,7 +3650,7 @@
         </w:rPr>
         <w:t xml:space="preserve"> </w:t>
       </w:r>
-      <w:del w:id="60" w:author="Kelsey McCune" w:date="2026-04-15T09:28:00Z" w16du:dateUtc="2026-04-15T14:28:00Z">
+      <w:del w:id="61" w:author="Kelsey McCune" w:date="2026-04-15T09:28:00Z" w16du:dateUtc="2026-04-15T14:28:00Z">
         <w:r>
           <w:rPr>
             <w:sz w:val="22"/>
@@ -2394,7 +3659,7 @@
           <w:delText>commonly overlooking backyard and</w:delText>
         </w:r>
       </w:del>
-      <w:ins w:id="61" w:author="Kelsey McCune" w:date="2026-04-15T09:28:00Z" w16du:dateUtc="2026-04-15T14:28:00Z">
+      <w:ins w:id="62" w:author="Kelsey McCune" w:date="2026-04-15T09:28:00Z" w16du:dateUtc="2026-04-15T14:28:00Z">
         <w:r>
           <w:rPr>
             <w:sz w:val="22"/>
@@ -2410,7 +3675,7 @@
         </w:rPr>
         <w:t xml:space="preserve"> small-scale settings </w:t>
       </w:r>
-      <w:ins w:id="62" w:author="Kelsey McCune" w:date="2026-04-15T09:28:00Z" w16du:dateUtc="2026-04-15T14:28:00Z">
+      <w:ins w:id="63" w:author="Kelsey McCune" w:date="2026-04-15T09:28:00Z" w16du:dateUtc="2026-04-15T14:28:00Z">
         <w:r>
           <w:rPr>
             <w:sz w:val="22"/>
@@ -2426,7 +3691,7 @@
         </w:rPr>
         <w:t>where wild birds</w:t>
       </w:r>
-      <w:ins w:id="63" w:author="Kelsey McCune" w:date="2026-04-15T09:31:00Z" w16du:dateUtc="2026-04-15T14:31:00Z">
+      <w:ins w:id="64" w:author="Kelsey McCune" w:date="2026-04-15T09:31:00Z" w16du:dateUtc="2026-04-15T14:31:00Z">
         <w:r>
           <w:rPr>
             <w:sz w:val="22"/>
@@ -2435,7 +3700,7 @@
           <w:t xml:space="preserve"> commonly share resources with</w:t>
         </w:r>
       </w:ins>
-      <w:del w:id="64" w:author="Kelsey McCune" w:date="2026-04-15T09:31:00Z" w16du:dateUtc="2026-04-15T14:31:00Z">
+      <w:del w:id="65" w:author="Kelsey McCune" w:date="2026-04-15T09:31:00Z" w16du:dateUtc="2026-04-15T14:31:00Z">
         <w:r>
           <w:rPr>
             <w:sz w:val="22"/>
@@ -2451,7 +3716,7 @@
         </w:rPr>
         <w:t xml:space="preserve"> humans</w:t>
       </w:r>
-      <w:ins w:id="65" w:author="Kelsey McCune" w:date="2026-04-15T09:31:00Z" w16du:dateUtc="2026-04-15T14:31:00Z">
+      <w:ins w:id="66" w:author="Kelsey McCune" w:date="2026-04-15T09:31:00Z" w16du:dateUtc="2026-04-15T14:31:00Z">
         <w:r>
           <w:rPr>
             <w:sz w:val="22"/>
@@ -2460,7 +3725,7 @@
           <w:t xml:space="preserve"> and</w:t>
         </w:r>
       </w:ins>
-      <w:del w:id="66" w:author="Kelsey McCune" w:date="2026-04-15T09:31:00Z" w16du:dateUtc="2026-04-15T14:31:00Z">
+      <w:del w:id="67" w:author="Kelsey McCune" w:date="2026-04-15T09:31:00Z" w16du:dateUtc="2026-04-15T14:31:00Z">
         <w:r>
           <w:rPr>
             <w:sz w:val="22"/>
@@ -2476,7 +3741,7 @@
         </w:rPr>
         <w:t xml:space="preserve"> domestic pets</w:t>
       </w:r>
-      <w:del w:id="67" w:author="Kelsey McCune" w:date="2026-04-15T09:32:00Z" w16du:dateUtc="2026-04-15T14:32:00Z">
+      <w:del w:id="68" w:author="Kelsey McCune" w:date="2026-04-15T09:32:00Z" w16du:dateUtc="2026-04-15T14:32:00Z">
         <w:r>
           <w:rPr>
             <w:sz w:val="22"/>
@@ -2485,7 +3750,7 @@
           <w:delText>,</w:delText>
         </w:r>
       </w:del>
-      <w:del w:id="68" w:author="Kelsey McCune" w:date="2026-04-15T09:31:00Z" w16du:dateUtc="2026-04-15T14:31:00Z">
+      <w:del w:id="69" w:author="Kelsey McCune" w:date="2026-04-15T09:31:00Z" w16du:dateUtc="2026-04-15T14:31:00Z">
         <w:r>
           <w:rPr>
             <w:sz w:val="22"/>
@@ -2517,7 +3782,7 @@
         </w:rPr>
         <w:t xml:space="preserve"> poses a significant threat to wild bird populations, with hundreds of mortality events recorded in the United States alone (Hall and Saito 2008), and the 2021 outbreak linked to wild songbirds at residential feeders </w:t>
       </w:r>
-      <w:ins w:id="69" w:author="Kelsey McCune" w:date="2026-04-15T09:29:00Z" w16du:dateUtc="2026-04-15T14:29:00Z">
+      <w:ins w:id="70" w:author="Kelsey McCune" w:date="2026-04-15T09:29:00Z" w16du:dateUtc="2026-04-15T14:29:00Z">
         <w:r>
           <w:rPr>
             <w:sz w:val="22"/>
@@ -2533,7 +3798,7 @@
         </w:rPr>
         <w:t xml:space="preserve">resulted in confirmed human hospitalizations across multiple states (CDC 2021; Patel et al. 2023). More recently, backyard poultry contact has been identified as a </w:t>
       </w:r>
-      <w:del w:id="70" w:author="Kelsey McCune" w:date="2026-04-15T09:32:00Z" w16du:dateUtc="2026-04-15T14:32:00Z">
+      <w:del w:id="71" w:author="Kelsey McCune" w:date="2026-04-15T09:32:00Z" w16du:dateUtc="2026-04-15T14:32:00Z">
         <w:r>
           <w:rPr>
             <w:sz w:val="22"/>
@@ -2549,7 +3814,7 @@
         </w:rPr>
         <w:t>growing source of human salmonellosis (CDC 2025),</w:t>
       </w:r>
-      <w:ins w:id="71" w:author="Kelsey McCune" w:date="2026-04-15T09:29:00Z" w16du:dateUtc="2026-04-15T14:29:00Z">
+      <w:ins w:id="72" w:author="Kelsey McCune" w:date="2026-04-15T09:29:00Z" w16du:dateUtc="2026-04-15T14:29:00Z">
         <w:r>
           <w:rPr>
             <w:sz w:val="22"/>
@@ -2558,7 +3823,7 @@
           <w:t xml:space="preserve"> though little data on the spillover of </w:t>
         </w:r>
       </w:ins>
-      <w:ins w:id="72" w:author="Kelsey McCune" w:date="2026-04-15T09:30:00Z" w16du:dateUtc="2026-04-15T14:30:00Z">
+      <w:ins w:id="73" w:author="Kelsey McCune" w:date="2026-04-15T09:30:00Z" w16du:dateUtc="2026-04-15T14:30:00Z">
         <w:r>
           <w:rPr>
             <w:sz w:val="22"/>
@@ -2567,7 +3832,7 @@
           <w:t>this disease</w:t>
         </w:r>
       </w:ins>
-      <w:ins w:id="73" w:author="Kelsey McCune" w:date="2026-04-15T09:32:00Z" w16du:dateUtc="2026-04-15T14:32:00Z">
+      <w:ins w:id="74" w:author="Kelsey McCune" w:date="2026-04-15T09:32:00Z" w16du:dateUtc="2026-04-15T14:32:00Z">
         <w:r>
           <w:rPr>
             <w:sz w:val="22"/>
@@ -2576,7 +3841,7 @@
           <w:t xml:space="preserve"> fro</w:t>
         </w:r>
       </w:ins>
-      <w:ins w:id="74" w:author="Kelsey McCune" w:date="2026-04-15T09:33:00Z" w16du:dateUtc="2026-04-15T14:33:00Z">
+      <w:ins w:id="75" w:author="Kelsey McCune" w:date="2026-04-15T09:33:00Z" w16du:dateUtc="2026-04-15T14:33:00Z">
         <w:r>
           <w:rPr>
             <w:sz w:val="22"/>
@@ -2585,7 +3850,7 @@
           <w:t>m poultry</w:t>
         </w:r>
       </w:ins>
-      <w:ins w:id="75" w:author="Kelsey McCune" w:date="2026-04-15T09:30:00Z" w16du:dateUtc="2026-04-15T14:30:00Z">
+      <w:ins w:id="76" w:author="Kelsey McCune" w:date="2026-04-15T09:30:00Z" w16du:dateUtc="2026-04-15T14:30:00Z">
         <w:r>
           <w:rPr>
             <w:sz w:val="22"/>
@@ -2601,7 +3866,7 @@
         </w:rPr>
         <w:t xml:space="preserve"> </w:t>
       </w:r>
-      <w:ins w:id="76" w:author="Kelsey McCune" w:date="2026-04-15T09:30:00Z" w16du:dateUtc="2026-04-15T14:30:00Z">
+      <w:ins w:id="77" w:author="Kelsey McCune" w:date="2026-04-15T09:30:00Z" w16du:dateUtc="2026-04-15T14:30:00Z">
         <w:r>
           <w:rPr>
             <w:sz w:val="22"/>
@@ -2617,7 +3882,7 @@
         </w:rPr>
         <w:t>highlight</w:t>
       </w:r>
-      <w:ins w:id="77" w:author="Kelsey McCune" w:date="2026-04-15T09:30:00Z" w16du:dateUtc="2026-04-15T14:30:00Z">
+      <w:ins w:id="78" w:author="Kelsey McCune" w:date="2026-04-15T09:30:00Z" w16du:dateUtc="2026-04-15T14:30:00Z">
         <w:r>
           <w:rPr>
             <w:sz w:val="22"/>
@@ -2626,7 +3891,7 @@
           <w:t>s the focus on disease spillover related to human health</w:t>
         </w:r>
       </w:ins>
-      <w:del w:id="78" w:author="Kelsey McCune" w:date="2026-04-15T09:30:00Z" w16du:dateUtc="2026-04-15T14:30:00Z">
+      <w:del w:id="79" w:author="Kelsey McCune" w:date="2026-04-15T09:30:00Z" w16du:dateUtc="2026-04-15T14:30:00Z">
         <w:r>
           <w:rPr>
             <w:sz w:val="22"/>
@@ -2642,7 +3907,7 @@
         </w:rPr>
         <w:t xml:space="preserve"> </w:t>
       </w:r>
-      <w:ins w:id="79" w:author="Kelsey McCune" w:date="2026-04-15T09:33:00Z" w16du:dateUtc="2026-04-15T14:33:00Z">
+      <w:ins w:id="80" w:author="Kelsey McCune" w:date="2026-04-15T09:33:00Z" w16du:dateUtc="2026-04-15T14:33:00Z">
         <w:r>
           <w:rPr>
             <w:sz w:val="22"/>
@@ -2651,7 +3916,7 @@
           <w:t xml:space="preserve">and the lack of </w:t>
         </w:r>
       </w:ins>
-      <w:ins w:id="80" w:author="Kelsey McCune" w:date="2026-04-15T09:34:00Z" w16du:dateUtc="2026-04-15T14:34:00Z">
+      <w:ins w:id="81" w:author="Kelsey McCune" w:date="2026-04-15T09:34:00Z" w16du:dateUtc="2026-04-15T14:34:00Z">
         <w:r>
           <w:rPr>
             <w:sz w:val="22"/>
@@ -2660,7 +3925,7 @@
           <w:t>monitoring of</w:t>
         </w:r>
       </w:ins>
-      <w:ins w:id="81" w:author="Kelsey McCune" w:date="2026-04-15T09:33:00Z" w16du:dateUtc="2026-04-15T14:33:00Z">
+      <w:ins w:id="82" w:author="Kelsey McCune" w:date="2026-04-15T09:33:00Z" w16du:dateUtc="2026-04-15T14:33:00Z">
         <w:r>
           <w:rPr>
             <w:sz w:val="22"/>
@@ -2669,7 +3934,7 @@
           <w:t xml:space="preserve"> native wild birds </w:t>
         </w:r>
       </w:ins>
-      <w:ins w:id="82" w:author="Kelsey McCune" w:date="2026-04-15T09:34:00Z" w16du:dateUtc="2026-04-15T14:34:00Z">
+      <w:ins w:id="83" w:author="Kelsey McCune" w:date="2026-04-15T09:34:00Z" w16du:dateUtc="2026-04-15T14:34:00Z">
         <w:r>
           <w:rPr>
             <w:sz w:val="22"/>
@@ -2678,7 +3943,7 @@
           <w:t>similarly at risk</w:t>
         </w:r>
       </w:ins>
-      <w:del w:id="83" w:author="Kelsey McCune" w:date="2026-04-15T09:34:00Z" w16du:dateUtc="2026-04-15T14:34:00Z">
+      <w:del w:id="84" w:author="Kelsey McCune" w:date="2026-04-15T09:34:00Z" w16du:dateUtc="2026-04-15T14:34:00Z">
         <w:r>
           <w:rPr>
             <w:sz w:val="22"/>
@@ -2702,11 +3967,11 @@
           <w:sz w:val="22"/>
           <w:szCs w:val="22"/>
         </w:rPr>
-        <w:pPrChange w:id="84" w:author="Kelsey McCune" w:date="2026-04-15T09:36:00Z" w16du:dateUtc="2026-04-15T14:36:00Z">
+        <w:pPrChange w:id="85" w:author="Kelsey McCune" w:date="2026-04-15T09:36:00Z" w16du:dateUtc="2026-04-15T14:36:00Z">
           <w:pPr/>
         </w:pPrChange>
       </w:pPr>
-      <w:del w:id="85" w:author="Kelsey McCune" w:date="2026-04-15T09:35:00Z" w16du:dateUtc="2026-04-15T14:35:00Z">
+      <w:del w:id="86" w:author="Kelsey McCune" w:date="2026-04-15T09:35:00Z" w16du:dateUtc="2026-04-15T14:35:00Z">
         <w:r>
           <w:rPr>
             <w:sz w:val="22"/>
@@ -2715,7 +3980,7 @@
           <w:delText xml:space="preserve">We </w:delText>
         </w:r>
       </w:del>
-      <w:ins w:id="86" w:author="Kelsey McCune" w:date="2026-04-15T09:35:00Z" w16du:dateUtc="2026-04-15T14:35:00Z">
+      <w:ins w:id="87" w:author="Kelsey McCune" w:date="2026-04-15T09:35:00Z" w16du:dateUtc="2026-04-15T14:35:00Z">
         <w:r>
           <w:rPr>
             <w:sz w:val="22"/>
@@ -2738,7 +4003,7 @@
         </w:rPr>
         <w:t xml:space="preserve">will produce some of the first data from this region on </w:t>
       </w:r>
-      <w:ins w:id="87" w:author="Kelsey McCune" w:date="2026-04-15T09:37:00Z" w16du:dateUtc="2026-04-15T14:37:00Z">
+      <w:ins w:id="88" w:author="Kelsey McCune" w:date="2026-04-15T09:37:00Z" w16du:dateUtc="2026-04-15T14:37:00Z">
         <w:r>
           <w:rPr>
             <w:sz w:val="22"/>
@@ -2754,7 +4019,7 @@
           <w:t>supplemental</w:t>
         </w:r>
       </w:ins>
-      <w:ins w:id="88" w:author="Kelsey McCune" w:date="2026-04-22T11:00:00Z" w16du:dateUtc="2026-04-22T16:00:00Z">
+      <w:ins w:id="89" w:author="Kelsey McCune" w:date="2026-04-22T11:00:00Z" w16du:dateUtc="2026-04-22T16:00:00Z">
         <w:r>
           <w:rPr>
             <w:sz w:val="22"/>
@@ -2763,7 +4028,7 @@
           <w:t xml:space="preserve"> bird</w:t>
         </w:r>
       </w:ins>
-      <w:ins w:id="89" w:author="Kelsey McCune" w:date="2026-04-15T09:37:00Z" w16du:dateUtc="2026-04-15T14:37:00Z">
+      <w:ins w:id="90" w:author="Kelsey McCune" w:date="2026-04-15T09:37:00Z" w16du:dateUtc="2026-04-15T14:37:00Z">
         <w:r>
           <w:rPr>
             <w:sz w:val="22"/>
@@ -2786,7 +4051,7 @@
         </w:rPr>
         <w:t>pathogen prevalence in wild bird communities at the human-wildlife interface</w:t>
       </w:r>
-      <w:del w:id="90" w:author="Kelsey McCune" w:date="2026-04-15T09:37:00Z" w16du:dateUtc="2026-04-15T14:37:00Z">
+      <w:del w:id="91" w:author="Kelsey McCune" w:date="2026-04-15T09:37:00Z" w16du:dateUtc="2026-04-15T14:37:00Z">
         <w:r>
           <w:rPr>
             <w:sz w:val="22"/>
@@ -2802,7 +4067,7 @@
         </w:rPr>
         <w:t xml:space="preserve">. By identifying which </w:t>
       </w:r>
-      <w:del w:id="91" w:author="Kelsey McCune" w:date="2026-04-22T11:01:00Z" w16du:dateUtc="2026-04-22T16:01:00Z">
+      <w:del w:id="92" w:author="Kelsey McCune" w:date="2026-04-22T11:01:00Z" w16du:dateUtc="2026-04-22T16:01:00Z">
         <w:r>
           <w:rPr>
             <w:sz w:val="22"/>
@@ -2811,7 +4076,7 @@
           <w:delText>site conditions</w:delText>
         </w:r>
       </w:del>
-      <w:ins w:id="92" w:author="Kelsey McCune" w:date="2026-04-22T11:01:00Z" w16du:dateUtc="2026-04-22T16:01:00Z">
+      <w:ins w:id="93" w:author="Kelsey McCune" w:date="2026-04-22T11:01:00Z" w16du:dateUtc="2026-04-22T16:01:00Z">
         <w:r>
           <w:rPr>
             <w:sz w:val="22"/>
@@ -2827,7 +4092,7 @@
         </w:rPr>
         <w:t xml:space="preserve"> elevate pathogen risk in wild birds, we will provide avian veterinarians, wildlife managers, and public health specialists with the evidence needed to develop reliable, accessible biosecurity guidelines for </w:t>
       </w:r>
-      <w:commentRangeStart w:id="93"/>
+      <w:commentRangeStart w:id="94"/>
       <w:r>
         <w:rPr>
           <w:sz w:val="22"/>
@@ -2835,14 +4100,14 @@
         </w:rPr>
         <w:t>residential settings</w:t>
       </w:r>
-      <w:commentRangeEnd w:id="93"/>
+      <w:commentRangeEnd w:id="94"/>
       <w:r>
         <w:rPr>
           <w:rStyle w:val="CommentReference"/>
           <w:sz w:val="22"/>
           <w:szCs w:val="22"/>
         </w:rPr>
-        <w:commentReference w:id="93"/>
+        <w:commentReference w:id="94"/>
       </w:r>
       <w:r>
         <w:rPr>
@@ -2851,7 +4116,7 @@
         </w:rPr>
         <w:t xml:space="preserve">. </w:t>
       </w:r>
-      <w:del w:id="94" w:author="Kelsey McCune" w:date="2026-04-15T09:38:00Z" w16du:dateUtc="2026-04-15T14:38:00Z">
+      <w:del w:id="95" w:author="Kelsey McCune" w:date="2026-04-15T09:38:00Z" w16du:dateUtc="2026-04-15T14:38:00Z">
         <w:r>
           <w:rPr>
             <w:sz w:val="22"/>
@@ -2860,7 +4125,7 @@
           <w:delText>If funds</w:delText>
         </w:r>
       </w:del>
-      <w:ins w:id="95" w:author="Kelsey McCune" w:date="2026-04-15T09:38:00Z" w16du:dateUtc="2026-04-15T14:38:00Z">
+      <w:ins w:id="96" w:author="Kelsey McCune" w:date="2026-04-15T09:38:00Z" w16du:dateUtc="2026-04-15T14:38:00Z">
         <w:r>
           <w:rPr>
             <w:sz w:val="22"/>
@@ -2869,7 +4134,7 @@
           <w:t>The fun</w:t>
         </w:r>
       </w:ins>
-      <w:ins w:id="96" w:author="Kelsey McCune" w:date="2026-04-22T11:03:00Z" w16du:dateUtc="2026-04-22T16:03:00Z">
+      <w:ins w:id="97" w:author="Kelsey McCune" w:date="2026-04-22T11:03:00Z" w16du:dateUtc="2026-04-22T16:03:00Z">
         <w:r>
           <w:rPr>
             <w:sz w:val="22"/>
@@ -2878,7 +4143,7 @@
           <w:t>d</w:t>
         </w:r>
       </w:ins>
-      <w:ins w:id="97" w:author="Kelsey McCune" w:date="2026-04-15T09:38:00Z" w16du:dateUtc="2026-04-15T14:38:00Z">
+      <w:ins w:id="98" w:author="Kelsey McCune" w:date="2026-04-15T09:38:00Z" w16du:dateUtc="2026-04-15T14:38:00Z">
         <w:r>
           <w:rPr>
             <w:sz w:val="22"/>
@@ -2894,7 +4159,7 @@
         </w:rPr>
         <w:t xml:space="preserve"> </w:t>
       </w:r>
-      <w:del w:id="98" w:author="Kelsey McCune" w:date="2026-04-15T09:38:00Z" w16du:dateUtc="2026-04-15T14:38:00Z">
+      <w:del w:id="99" w:author="Kelsey McCune" w:date="2026-04-15T09:38:00Z" w16du:dateUtc="2026-04-15T14:38:00Z">
         <w:r>
           <w:rPr>
             <w:sz w:val="22"/>
@@ -2926,7 +4191,7 @@
         </w:rPr>
         <w:t xml:space="preserve"> positive samples, </w:t>
       </w:r>
-      <w:del w:id="99" w:author="Kelsey McCune" w:date="2026-04-15T09:38:00Z" w16du:dateUtc="2026-04-15T14:38:00Z">
+      <w:del w:id="100" w:author="Kelsey McCune" w:date="2026-04-15T09:38:00Z" w16du:dateUtc="2026-04-15T14:38:00Z">
         <w:r>
           <w:rPr>
             <w:sz w:val="22"/>
@@ -2935,7 +4200,7 @@
           <w:delText>we will</w:delText>
         </w:r>
       </w:del>
-      <w:ins w:id="100" w:author="Kelsey McCune" w:date="2026-04-22T11:01:00Z" w16du:dateUtc="2026-04-22T16:01:00Z">
+      <w:ins w:id="101" w:author="Kelsey McCune" w:date="2026-04-22T11:01:00Z" w16du:dateUtc="2026-04-22T16:01:00Z">
         <w:r>
           <w:rPr>
             <w:sz w:val="22"/>
@@ -2951,7 +4216,7 @@
         </w:rPr>
         <w:t xml:space="preserve"> also</w:t>
       </w:r>
-      <w:ins w:id="101" w:author="Kelsey McCune" w:date="2026-04-22T11:01:00Z" w16du:dateUtc="2026-04-22T16:01:00Z">
+      <w:ins w:id="102" w:author="Kelsey McCune" w:date="2026-04-22T11:01:00Z" w16du:dateUtc="2026-04-22T16:01:00Z">
         <w:r>
           <w:rPr>
             <w:sz w:val="22"/>
@@ -2967,7 +4232,7 @@
         </w:rPr>
         <w:t xml:space="preserve"> </w:t>
       </w:r>
-      <w:del w:id="102" w:author="Kelsey McCune" w:date="2026-04-15T09:39:00Z" w16du:dateUtc="2026-04-15T14:39:00Z">
+      <w:del w:id="103" w:author="Kelsey McCune" w:date="2026-04-15T09:39:00Z" w16du:dateUtc="2026-04-15T14:39:00Z">
         <w:r>
           <w:rPr>
             <w:sz w:val="22"/>
@@ -2976,7 +4241,7 @@
           <w:delText>be able</w:delText>
         </w:r>
       </w:del>
-      <w:ins w:id="103" w:author="Kelsey McCune" w:date="2026-04-15T09:39:00Z" w16du:dateUtc="2026-04-15T14:39:00Z">
+      <w:ins w:id="104" w:author="Kelsey McCune" w:date="2026-04-15T09:39:00Z" w16du:dateUtc="2026-04-15T14:39:00Z">
         <w:r>
           <w:rPr>
             <w:sz w:val="22"/>
@@ -2992,7 +4257,7 @@
         </w:rPr>
         <w:t xml:space="preserve"> to </w:t>
       </w:r>
-      <w:ins w:id="104" w:author="Kelsey McCune" w:date="2026-04-22T11:01:00Z" w16du:dateUtc="2026-04-22T16:01:00Z">
+      <w:ins w:id="105" w:author="Kelsey McCune" w:date="2026-04-22T11:01:00Z" w16du:dateUtc="2026-04-22T16:01:00Z">
         <w:r>
           <w:rPr>
             <w:sz w:val="22"/>
@@ -3008,7 +4273,7 @@
         </w:rPr>
         <w:t>identify</w:t>
       </w:r>
-      <w:ins w:id="105" w:author="Kelsey McCune" w:date="2026-04-22T11:02:00Z" w16du:dateUtc="2026-04-22T16:02:00Z">
+      <w:ins w:id="106" w:author="Kelsey McCune" w:date="2026-04-22T11:02:00Z" w16du:dateUtc="2026-04-22T16:02:00Z">
         <w:r>
           <w:rPr>
             <w:sz w:val="22"/>
@@ -3024,7 +4289,7 @@
         </w:rPr>
         <w:t xml:space="preserve"> </w:t>
       </w:r>
-      <w:ins w:id="106" w:author="Kelsey McCune" w:date="2026-04-22T11:02:00Z" w16du:dateUtc="2026-04-22T16:02:00Z">
+      <w:ins w:id="107" w:author="Kelsey McCune" w:date="2026-04-22T11:02:00Z" w16du:dateUtc="2026-04-22T16:02:00Z">
         <w:r>
           <w:rPr>
             <w:sz w:val="22"/>
@@ -3033,7 +4298,7 @@
           <w:t xml:space="preserve">presence of antimicrobial resistant genes, as well as </w:t>
         </w:r>
       </w:ins>
-      <w:ins w:id="107" w:author="Kelsey McCune" w:date="2026-04-15T09:39:00Z" w16du:dateUtc="2026-04-15T14:39:00Z">
+      <w:ins w:id="108" w:author="Kelsey McCune" w:date="2026-04-15T09:39:00Z" w16du:dateUtc="2026-04-15T14:39:00Z">
         <w:r>
           <w:rPr>
             <w:sz w:val="22"/>
@@ -3042,7 +4307,7 @@
           <w:t>the contact network transmission chain</w:t>
         </w:r>
       </w:ins>
-      <w:ins w:id="108" w:author="Kelsey McCune" w:date="2026-04-22T11:03:00Z" w16du:dateUtc="2026-04-22T16:03:00Z">
+      <w:ins w:id="109" w:author="Kelsey McCune" w:date="2026-04-22T11:03:00Z" w16du:dateUtc="2026-04-22T16:03:00Z">
         <w:r>
           <w:rPr>
             <w:sz w:val="22"/>
@@ -3051,7 +4316,7 @@
           <w:t>s</w:t>
         </w:r>
       </w:ins>
-      <w:ins w:id="109" w:author="Kelsey McCune" w:date="2026-04-15T09:39:00Z" w16du:dateUtc="2026-04-15T14:39:00Z">
+      <w:ins w:id="110" w:author="Kelsey McCune" w:date="2026-04-15T09:39:00Z" w16du:dateUtc="2026-04-15T14:39:00Z">
         <w:r>
           <w:rPr>
             <w:sz w:val="22"/>
@@ -3060,7 +4325,7 @@
           <w:t xml:space="preserve"> to </w:t>
         </w:r>
       </w:ins>
-      <w:del w:id="110" w:author="Kelsey McCune" w:date="2026-04-15T09:40:00Z" w16du:dateUtc="2026-04-15T14:40:00Z">
+      <w:del w:id="111" w:author="Kelsey McCune" w:date="2026-04-15T09:40:00Z" w16du:dateUtc="2026-04-15T14:40:00Z">
         <w:r>
           <w:rPr>
             <w:sz w:val="22"/>
@@ -3069,7 +4334,7 @@
           <w:delText xml:space="preserve">possible </w:delText>
         </w:r>
       </w:del>
-      <w:ins w:id="111" w:author="Kelsey McCune" w:date="2026-04-15T09:40:00Z" w16du:dateUtc="2026-04-15T14:40:00Z">
+      <w:ins w:id="112" w:author="Kelsey McCune" w:date="2026-04-15T09:40:00Z" w16du:dateUtc="2026-04-15T14:40:00Z">
         <w:r>
           <w:rPr>
             <w:sz w:val="22"/>
@@ -3092,7 +4357,7 @@
         </w:rPr>
         <w:t>connections between our bacterial isolates</w:t>
       </w:r>
-      <w:ins w:id="112" w:author="Kelsey McCune" w:date="2026-04-15T09:40:00Z" w16du:dateUtc="2026-04-15T14:40:00Z">
+      <w:ins w:id="113" w:author="Kelsey McCune" w:date="2026-04-15T09:40:00Z" w16du:dateUtc="2026-04-15T14:40:00Z">
         <w:r>
           <w:rPr>
             <w:sz w:val="22"/>
@@ -3119,7 +4384,7 @@
     <w:p>
       <w:pPr>
         <w:rPr>
-          <w:ins w:id="113" w:author="Kelsey McCune" w:date="2026-04-22T10:58:00Z" w16du:dateUtc="2026-04-22T15:58:00Z"/>
+          <w:ins w:id="114" w:author="Kelsey McCune" w:date="2026-04-22T10:58:00Z" w16du:dateUtc="2026-04-22T15:58:00Z"/>
           <w:sz w:val="22"/>
           <w:szCs w:val="22"/>
           <w:highlight w:val="yellow"/>
@@ -3139,24 +4404,8 @@
         <w:rPr>
           <w:sz w:val="22"/>
           <w:szCs w:val="22"/>
-          <w:highlight w:val="yellow"/>
-        </w:rPr>
-        <w:t xml:space="preserve">Proposed Methodology: </w:t>
-      </w:r>
-      <w:r>
-        <w:rPr>
-          <w:sz w:val="22"/>
-          <w:szCs w:val="22"/>
-          <w:highlight w:val="yellow"/>
-        </w:rPr>
-        <w:t>(1-2 Pages)</w:t>
-      </w:r>
-      <w:r>
-        <w:rPr>
-          <w:sz w:val="22"/>
-          <w:szCs w:val="22"/>
-        </w:rPr>
-        <w:t>:</w:t>
+        </w:rPr>
+        <w:t>Proposed Methodology:</w:t>
       </w:r>
       <w:r>
         <w:rPr>
@@ -3267,7 +4516,7 @@
         </w:rPr>
         <w:t>)</w:t>
       </w:r>
-      <w:ins w:id="114" w:author="Alex Fisher" w:date="2026-04-21T10:24:00Z" w16du:dateUtc="2026-04-21T15:24:00Z">
+      <w:ins w:id="115" w:author="Alex Fisher" w:date="2026-04-21T10:24:00Z" w16du:dateUtc="2026-04-21T15:24:00Z">
         <w:r>
           <w:rPr>
             <w:sz w:val="22"/>
@@ -3276,7 +4525,7 @@
           <w:t xml:space="preserve">. </w:t>
         </w:r>
       </w:ins>
-      <w:del w:id="115" w:author="Alex Fisher" w:date="2026-04-21T10:24:00Z" w16du:dateUtc="2026-04-21T15:24:00Z">
+      <w:del w:id="116" w:author="Alex Fisher" w:date="2026-04-21T10:24:00Z" w16du:dateUtc="2026-04-21T15:24:00Z">
         <w:r>
           <w:rPr>
             <w:sz w:val="22"/>
@@ -3284,7 +4533,7 @@
           </w:rPr>
           <w:delText xml:space="preserve"> </w:delText>
         </w:r>
-        <w:commentRangeStart w:id="116"/>
+        <w:commentRangeStart w:id="117"/>
         <w:r>
           <w:rPr>
             <w:sz w:val="22"/>
@@ -3300,14 +4549,14 @@
           </w:rPr>
           <w:delText xml:space="preserve"> </w:delText>
         </w:r>
-        <w:commentRangeEnd w:id="116"/>
+        <w:commentRangeEnd w:id="117"/>
         <w:r>
           <w:rPr>
             <w:rStyle w:val="CommentReference"/>
             <w:sz w:val="22"/>
             <w:szCs w:val="22"/>
           </w:rPr>
-          <w:commentReference w:id="116"/>
+          <w:commentReference w:id="117"/>
         </w:r>
       </w:del>
       <w:r>
@@ -3476,7 +4725,21 @@
           <w:sz w:val="22"/>
           <w:szCs w:val="22"/>
         </w:rPr>
-        <w:t xml:space="preserve"> areas at control sites. Each bird is identified to species-level</w:t>
+        <w:t xml:space="preserve"> areas at control sites. </w:t>
+      </w:r>
+      <w:r>
+        <w:rPr>
+          <w:sz w:val="22"/>
+          <w:szCs w:val="22"/>
+        </w:rPr>
+        <w:t>We identify each bird</w:t>
+      </w:r>
+      <w:r>
+        <w:rPr>
+          <w:sz w:val="22"/>
+          <w:szCs w:val="22"/>
+        </w:rPr>
+        <w:t xml:space="preserve"> to species-level</w:t>
       </w:r>
       <w:r>
         <w:rPr>
@@ -3490,14 +4753,13 @@
           <w:sz w:val="22"/>
           <w:szCs w:val="22"/>
         </w:rPr>
-        <w:t xml:space="preserve"> measured for body </w:t>
-      </w:r>
-      <w:r>
-        <w:rPr>
-          <w:sz w:val="22"/>
-          <w:szCs w:val="22"/>
-        </w:rPr>
-        <w:lastRenderedPageBreak/>
+        <w:t xml:space="preserve"> measure for body </w:t>
+      </w:r>
+      <w:r>
+        <w:rPr>
+          <w:sz w:val="22"/>
+          <w:szCs w:val="22"/>
+        </w:rPr>
         <w:t>condition</w:t>
       </w:r>
       <w:r>
@@ -3505,7 +4767,14 @@
           <w:sz w:val="22"/>
           <w:szCs w:val="22"/>
         </w:rPr>
-        <w:t xml:space="preserve">. All individuals receive a sequentially numbered USGS </w:t>
+        <w:t xml:space="preserve"> and install</w:t>
+      </w:r>
+      <w:r>
+        <w:rPr>
+          <w:sz w:val="22"/>
+          <w:szCs w:val="22"/>
+        </w:rPr>
+        <w:t xml:space="preserve"> a sequentially numbered USGS </w:t>
       </w:r>
       <w:r>
         <w:rPr>
@@ -3549,7 +4818,7 @@
         </w:rPr>
         <w:t xml:space="preserve"> samples </w:t>
       </w:r>
-      <w:del w:id="117" w:author="Kelsey McCune" w:date="2026-04-08T15:59:00Z" w16du:dateUtc="2026-04-08T20:59:00Z">
+      <w:del w:id="118" w:author="Kelsey McCune" w:date="2026-04-08T15:59:00Z" w16du:dateUtc="2026-04-08T20:59:00Z">
         <w:r>
           <w:rPr>
             <w:sz w:val="22"/>
@@ -3600,7 +4869,7 @@
         </w:rPr>
         <w:t xml:space="preserve">Laboratory work is conducted at Auburn University in collaboration with the </w:t>
       </w:r>
-      <w:del w:id="118" w:author="Kelsey McCune" w:date="2026-04-22T10:46:00Z" w16du:dateUtc="2026-04-22T15:46:00Z">
+      <w:del w:id="119" w:author="Kelsey McCune" w:date="2026-04-22T10:46:00Z" w16du:dateUtc="2026-04-22T15:46:00Z">
         <w:r>
           <w:rPr>
             <w:sz w:val="22"/>
@@ -3609,7 +4878,7 @@
           <w:delText>Thompson Bishop Sparks State Diagnostic Laboratory</w:delText>
         </w:r>
       </w:del>
-      <w:ins w:id="119" w:author="Kelsey McCune" w:date="2026-04-22T10:46:00Z" w16du:dateUtc="2026-04-22T15:46:00Z">
+      <w:ins w:id="120" w:author="Kelsey McCune" w:date="2026-04-22T10:46:00Z" w16du:dateUtc="2026-04-22T15:46:00Z">
         <w:r>
           <w:rPr>
             <w:sz w:val="22"/>
@@ -3618,7 +4887,7 @@
           <w:t>Department</w:t>
         </w:r>
       </w:ins>
-      <w:ins w:id="120" w:author="Kelsey McCune" w:date="2026-04-22T10:47:00Z" w16du:dateUtc="2026-04-22T15:47:00Z">
+      <w:ins w:id="121" w:author="Kelsey McCune" w:date="2026-04-22T10:47:00Z" w16du:dateUtc="2026-04-22T15:47:00Z">
         <w:r>
           <w:rPr>
             <w:sz w:val="22"/>
@@ -3812,7 +5081,7 @@
         </w:rPr>
         <w:t xml:space="preserve"> </w:t>
       </w:r>
-      <w:del w:id="121" w:author="Kelsey McCune" w:date="2026-04-22T10:55:00Z" w16du:dateUtc="2026-04-22T15:55:00Z">
+      <w:del w:id="122" w:author="Kelsey McCune" w:date="2026-04-22T10:55:00Z" w16du:dateUtc="2026-04-22T15:55:00Z">
         <w:r>
           <w:rPr>
             <w:sz w:val="22"/>
@@ -3919,7 +5188,7 @@
           <w:delText xml:space="preserve">that include serotypes such as Typhimurium and Enteritidis. </w:delText>
         </w:r>
       </w:del>
-      <w:ins w:id="122" w:author="Kelsey McCune" w:date="2026-04-22T10:00:00Z" w16du:dateUtc="2026-04-22T15:00:00Z">
+      <w:ins w:id="123" w:author="Kelsey McCune" w:date="2026-04-22T10:00:00Z" w16du:dateUtc="2026-04-22T15:00:00Z">
         <w:r>
           <w:rPr>
             <w:sz w:val="22"/>
@@ -3928,7 +5197,7 @@
           <w:t>I will con</w:t>
         </w:r>
       </w:ins>
-      <w:ins w:id="123" w:author="Kelsey McCune" w:date="2026-04-22T10:01:00Z" w16du:dateUtc="2026-04-22T15:01:00Z">
+      <w:ins w:id="124" w:author="Kelsey McCune" w:date="2026-04-22T10:01:00Z" w16du:dateUtc="2026-04-22T15:01:00Z">
         <w:r>
           <w:rPr>
             <w:sz w:val="22"/>
@@ -3937,7 +5206,7 @@
           <w:t>d</w:t>
         </w:r>
       </w:ins>
-      <w:ins w:id="124" w:author="Kelsey McCune" w:date="2026-04-22T10:00:00Z" w16du:dateUtc="2026-04-22T15:00:00Z">
+      <w:ins w:id="125" w:author="Kelsey McCune" w:date="2026-04-22T10:00:00Z" w16du:dateUtc="2026-04-22T15:00:00Z">
         <w:r>
           <w:rPr>
             <w:sz w:val="22"/>
@@ -3946,7 +5215,7 @@
           <w:t>uct w</w:t>
         </w:r>
       </w:ins>
-      <w:del w:id="125" w:author="Kelsey McCune" w:date="2026-04-22T10:00:00Z" w16du:dateUtc="2026-04-22T15:00:00Z">
+      <w:del w:id="126" w:author="Kelsey McCune" w:date="2026-04-22T10:00:00Z" w16du:dateUtc="2026-04-22T15:00:00Z">
         <w:r>
           <w:rPr>
             <w:sz w:val="22"/>
@@ -3962,7 +5231,7 @@
         </w:rPr>
         <w:t xml:space="preserve">hole genome sequencing </w:t>
       </w:r>
-      <w:del w:id="126" w:author="Kelsey McCune" w:date="2026-04-22T10:01:00Z" w16du:dateUtc="2026-04-22T15:01:00Z">
+      <w:del w:id="127" w:author="Kelsey McCune" w:date="2026-04-22T10:01:00Z" w16du:dateUtc="2026-04-22T15:01:00Z">
         <w:r>
           <w:rPr>
             <w:sz w:val="22"/>
@@ -4010,25 +5279,9 @@
           <w:sz w:val="22"/>
           <w:szCs w:val="22"/>
         </w:rPr>
-        <w:t xml:space="preserve"> genome assembly (NCBI </w:t>
-      </w:r>
-      <w:proofErr w:type="spellStart"/>
-      <w:r>
-        <w:rPr>
-          <w:sz w:val="22"/>
-          <w:szCs w:val="22"/>
-        </w:rPr>
-        <w:t>Refseq</w:t>
-      </w:r>
-      <w:proofErr w:type="spellEnd"/>
-      <w:r>
-        <w:rPr>
-          <w:sz w:val="22"/>
-          <w:szCs w:val="22"/>
-        </w:rPr>
-        <w:t xml:space="preserve"> GCF_000006945.2)</w:t>
-      </w:r>
-      <w:ins w:id="127" w:author="Kelsey McCune" w:date="2026-04-22T10:47:00Z" w16du:dateUtc="2026-04-22T15:47:00Z">
+        <w:t xml:space="preserve"> genome assembly (NCBI Refseq GCF_000006945.2)</w:t>
+      </w:r>
+      <w:ins w:id="128" w:author="Kelsey McCune" w:date="2026-04-22T10:47:00Z" w16du:dateUtc="2026-04-22T15:47:00Z">
         <w:r>
           <w:rPr>
             <w:sz w:val="22"/>
@@ -4037,7 +5290,7 @@
           <w:t xml:space="preserve"> t</w:t>
         </w:r>
       </w:ins>
-      <w:ins w:id="128" w:author="Kelsey McCune" w:date="2026-04-22T10:48:00Z" w16du:dateUtc="2026-04-22T15:48:00Z">
+      <w:ins w:id="129" w:author="Kelsey McCune" w:date="2026-04-22T10:48:00Z" w16du:dateUtc="2026-04-22T15:48:00Z">
         <w:r>
           <w:rPr>
             <w:sz w:val="22"/>
@@ -4060,7 +5313,7 @@
         </w:rPr>
         <w:t xml:space="preserve"> </w:t>
       </w:r>
-      <w:del w:id="129" w:author="Kelsey McCune" w:date="2026-04-22T10:51:00Z" w16du:dateUtc="2026-04-22T15:51:00Z">
+      <w:del w:id="130" w:author="Kelsey McCune" w:date="2026-04-22T10:51:00Z" w16du:dateUtc="2026-04-22T15:51:00Z">
         <w:r>
           <w:rPr>
             <w:sz w:val="22"/>
@@ -4097,7 +5350,7 @@
           <w:delText xml:space="preserve"> can identify </w:delText>
         </w:r>
       </w:del>
-      <w:del w:id="130" w:author="Kelsey McCune" w:date="2026-04-22T10:50:00Z" w16du:dateUtc="2026-04-22T15:50:00Z">
+      <w:del w:id="131" w:author="Kelsey McCune" w:date="2026-04-22T10:50:00Z" w16du:dateUtc="2026-04-22T15:50:00Z">
         <w:r>
           <w:rPr>
             <w:sz w:val="22"/>
@@ -4173,16 +5426,17 @@
       <w:pPr>
         <w:ind w:firstLine="720"/>
         <w:rPr>
-          <w:ins w:id="131" w:author="Kelsey McCune" w:date="2026-04-22T10:02:00Z" w16du:dateUtc="2026-04-22T15:02:00Z"/>
-          <w:sz w:val="22"/>
-          <w:szCs w:val="22"/>
-        </w:rPr>
-      </w:pPr>
-      <w:r>
-        <w:rPr>
-          <w:sz w:val="22"/>
-          <w:szCs w:val="22"/>
-        </w:rPr>
+          <w:ins w:id="132" w:author="Kelsey McCune" w:date="2026-04-22T10:02:00Z" w16du:dateUtc="2026-04-22T15:02:00Z"/>
+          <w:sz w:val="22"/>
+          <w:szCs w:val="22"/>
+        </w:rPr>
+      </w:pPr>
+      <w:r>
+        <w:rPr>
+          <w:sz w:val="22"/>
+          <w:szCs w:val="22"/>
+        </w:rPr>
+        <w:lastRenderedPageBreak/>
         <w:t xml:space="preserve">I will use </w:t>
       </w:r>
       <w:r>
@@ -4255,7 +5509,7 @@
         </w:rPr>
         <w:t>with</w:t>
       </w:r>
-      <w:ins w:id="132" w:author="Kelsey McCune" w:date="2026-04-22T10:52:00Z" w16du:dateUtc="2026-04-22T15:52:00Z">
+      <w:ins w:id="133" w:author="Kelsey McCune" w:date="2026-04-22T10:52:00Z" w16du:dateUtc="2026-04-22T15:52:00Z">
         <w:r>
           <w:rPr>
             <w:sz w:val="22"/>
@@ -4364,7 +5618,7 @@
         </w:rPr>
         <w:t>. All analyses will be conducted in R (R Core Team 2024).</w:t>
       </w:r>
-      <w:ins w:id="133" w:author="Kelsey McCune" w:date="2026-04-22T10:51:00Z" w16du:dateUtc="2026-04-22T15:51:00Z">
+      <w:ins w:id="134" w:author="Kelsey McCune" w:date="2026-04-22T10:51:00Z" w16du:dateUtc="2026-04-22T15:51:00Z">
         <w:r>
           <w:rPr>
             <w:sz w:val="22"/>
@@ -4412,23 +5666,7 @@
             <w:sz w:val="22"/>
             <w:szCs w:val="22"/>
           </w:rPr>
-          <w:t xml:space="preserve">which site </w:t>
-        </w:r>
-        <w:proofErr w:type="spellStart"/>
-        <w:r>
-          <w:rPr>
-            <w:sz w:val="22"/>
-            <w:szCs w:val="22"/>
-          </w:rPr>
-          <w:t>treatement</w:t>
-        </w:r>
-        <w:proofErr w:type="spellEnd"/>
-        <w:r>
-          <w:rPr>
-            <w:sz w:val="22"/>
-            <w:szCs w:val="22"/>
-          </w:rPr>
-          <w:t xml:space="preserve"> types contain birds most likely to be exposed to pathogenic </w:t>
+          <w:t xml:space="preserve">which site treatment types contain birds most likely to be exposed to pathogenic </w:t>
         </w:r>
         <w:r>
           <w:rPr>
@@ -4483,7 +5721,6 @@
         <w:rPr>
           <w:sz w:val="22"/>
           <w:szCs w:val="22"/>
-          <w:highlight w:val="yellow"/>
         </w:rPr>
         <w:t>Expected Data and Structure of Analyses:</w:t>
       </w:r>
@@ -4492,7 +5729,7 @@
       <w:pPr>
         <w:ind w:firstLine="720"/>
         <w:rPr>
-          <w:ins w:id="134" w:author="Kelsey McCune" w:date="2026-04-22T10:27:00Z" w16du:dateUtc="2026-04-22T15:27:00Z"/>
+          <w:ins w:id="135" w:author="Kelsey McCune" w:date="2026-04-22T10:27:00Z" w16du:dateUtc="2026-04-22T15:27:00Z"/>
           <w:sz w:val="22"/>
           <w:szCs w:val="22"/>
         </w:rPr>
@@ -4511,7 +5748,7 @@
         </w:rPr>
         <w:t xml:space="preserve"> </w:t>
       </w:r>
-      <w:del w:id="135" w:author="Kelsey McCune" w:date="2026-04-22T10:23:00Z" w16du:dateUtc="2026-04-22T15:23:00Z">
+      <w:del w:id="136" w:author="Kelsey McCune" w:date="2026-04-22T10:23:00Z" w16du:dateUtc="2026-04-22T15:23:00Z">
         <w:r>
           <w:rPr>
             <w:sz w:val="22"/>
@@ -4618,7 +5855,7 @@
           <w:delText xml:space="preserve"> samples.</w:delText>
         </w:r>
       </w:del>
-      <w:ins w:id="136" w:author="Kelsey McCune" w:date="2026-04-22T10:23:00Z" w16du:dateUtc="2026-04-22T15:23:00Z">
+      <w:ins w:id="137" w:author="Kelsey McCune" w:date="2026-04-22T10:23:00Z" w16du:dateUtc="2026-04-22T15:23:00Z">
         <w:r>
           <w:rPr>
             <w:sz w:val="22"/>
@@ -4627,7 +5864,7 @@
           <w:t>With the current</w:t>
         </w:r>
       </w:ins>
-      <w:ins w:id="137" w:author="Kelsey McCune" w:date="2026-04-22T10:24:00Z" w16du:dateUtc="2026-04-22T15:24:00Z">
+      <w:ins w:id="138" w:author="Kelsey McCune" w:date="2026-04-22T10:24:00Z" w16du:dateUtc="2026-04-22T15:24:00Z">
         <w:r>
           <w:rPr>
             <w:sz w:val="22"/>
@@ -4636,7 +5873,7 @@
           <w:t xml:space="preserve"> limited</w:t>
         </w:r>
       </w:ins>
-      <w:ins w:id="138" w:author="Kelsey McCune" w:date="2026-04-22T10:23:00Z" w16du:dateUtc="2026-04-22T15:23:00Z">
+      <w:ins w:id="139" w:author="Kelsey McCune" w:date="2026-04-22T10:23:00Z" w16du:dateUtc="2026-04-22T15:23:00Z">
         <w:r>
           <w:rPr>
             <w:sz w:val="22"/>
@@ -4645,7 +5882,7 @@
           <w:t xml:space="preserve"> funding </w:t>
         </w:r>
       </w:ins>
-      <w:ins w:id="139" w:author="Kelsey McCune" w:date="2026-04-22T10:24:00Z" w16du:dateUtc="2026-04-22T15:24:00Z">
+      <w:ins w:id="140" w:author="Kelsey McCune" w:date="2026-04-22T10:24:00Z" w16du:dateUtc="2026-04-22T15:24:00Z">
         <w:r>
           <w:rPr>
             <w:sz w:val="22"/>
@@ -4654,7 +5891,7 @@
           <w:t xml:space="preserve">available for my project, I was able to test 98 out of </w:t>
         </w:r>
       </w:ins>
-      <w:ins w:id="140" w:author="Kelsey McCune" w:date="2026-04-22T11:38:00Z" w16du:dateUtc="2026-04-22T16:38:00Z">
+      <w:ins w:id="141" w:author="Kelsey McCune" w:date="2026-04-22T11:38:00Z" w16du:dateUtc="2026-04-22T16:38:00Z">
         <w:r>
           <w:rPr>
             <w:sz w:val="22"/>
@@ -4663,7 +5900,7 @@
           <w:t>250</w:t>
         </w:r>
       </w:ins>
-      <w:ins w:id="141" w:author="Kelsey McCune" w:date="2026-04-22T10:24:00Z" w16du:dateUtc="2026-04-22T15:24:00Z">
+      <w:ins w:id="142" w:author="Kelsey McCune" w:date="2026-04-22T10:24:00Z" w16du:dateUtc="2026-04-22T15:24:00Z">
         <w:r>
           <w:rPr>
             <w:sz w:val="22"/>
@@ -4672,7 +5909,7 @@
           <w:t xml:space="preserve"> samples. This include</w:t>
         </w:r>
       </w:ins>
-      <w:ins w:id="142" w:author="Kelsey McCune" w:date="2026-04-22T10:25:00Z" w16du:dateUtc="2026-04-22T15:25:00Z">
+      <w:ins w:id="143" w:author="Kelsey McCune" w:date="2026-04-22T10:25:00Z" w16du:dateUtc="2026-04-22T15:25:00Z">
         <w:r>
           <w:rPr>
             <w:sz w:val="22"/>
@@ -4681,7 +5918,7 @@
           <w:t xml:space="preserve">d 47 birds </w:t>
         </w:r>
       </w:ins>
-      <w:ins w:id="143" w:author="Kelsey McCune" w:date="2026-04-22T10:26:00Z" w16du:dateUtc="2026-04-22T15:26:00Z">
+      <w:ins w:id="144" w:author="Kelsey McCune" w:date="2026-04-22T10:26:00Z" w16du:dateUtc="2026-04-22T15:26:00Z">
         <w:r>
           <w:rPr>
             <w:sz w:val="22"/>
@@ -4690,7 +5927,7 @@
           <w:t>at</w:t>
         </w:r>
       </w:ins>
-      <w:ins w:id="144" w:author="Kelsey McCune" w:date="2026-04-22T10:25:00Z" w16du:dateUtc="2026-04-22T15:25:00Z">
+      <w:ins w:id="145" w:author="Kelsey McCune" w:date="2026-04-22T10:25:00Z" w16du:dateUtc="2026-04-22T15:25:00Z">
         <w:r>
           <w:rPr>
             <w:sz w:val="22"/>
@@ -4699,7 +5936,7 @@
           <w:t xml:space="preserve"> control </w:t>
         </w:r>
       </w:ins>
-      <w:ins w:id="145" w:author="Kelsey McCune" w:date="2026-04-22T10:26:00Z" w16du:dateUtc="2026-04-22T15:26:00Z">
+      <w:ins w:id="146" w:author="Kelsey McCune" w:date="2026-04-22T10:26:00Z" w16du:dateUtc="2026-04-22T15:26:00Z">
         <w:r>
           <w:rPr>
             <w:sz w:val="22"/>
@@ -4708,7 +5945,7 @@
           <w:t>sites,</w:t>
         </w:r>
       </w:ins>
-      <w:ins w:id="146" w:author="Kelsey McCune" w:date="2026-04-22T10:25:00Z" w16du:dateUtc="2026-04-22T15:25:00Z">
+      <w:ins w:id="147" w:author="Kelsey McCune" w:date="2026-04-22T10:25:00Z" w16du:dateUtc="2026-04-22T15:25:00Z">
         <w:r>
           <w:rPr>
             <w:sz w:val="22"/>
@@ -4717,7 +5954,7 @@
           <w:t xml:space="preserve"> 30 </w:t>
         </w:r>
       </w:ins>
-      <w:ins w:id="147" w:author="Kelsey McCune" w:date="2026-04-22T10:26:00Z" w16du:dateUtc="2026-04-22T15:26:00Z">
+      <w:ins w:id="148" w:author="Kelsey McCune" w:date="2026-04-22T10:26:00Z" w16du:dateUtc="2026-04-22T15:26:00Z">
         <w:r>
           <w:rPr>
             <w:sz w:val="22"/>
@@ -4726,7 +5963,7 @@
           <w:t>at</w:t>
         </w:r>
       </w:ins>
-      <w:ins w:id="148" w:author="Kelsey McCune" w:date="2026-04-22T10:25:00Z" w16du:dateUtc="2026-04-22T15:25:00Z">
+      <w:ins w:id="149" w:author="Kelsey McCune" w:date="2026-04-22T10:25:00Z" w16du:dateUtc="2026-04-22T15:25:00Z">
         <w:r>
           <w:rPr>
             <w:sz w:val="22"/>
@@ -4735,7 +5972,7 @@
           <w:t xml:space="preserve"> bird feeder </w:t>
         </w:r>
       </w:ins>
-      <w:ins w:id="149" w:author="Kelsey McCune" w:date="2026-04-22T10:26:00Z" w16du:dateUtc="2026-04-22T15:26:00Z">
+      <w:ins w:id="150" w:author="Kelsey McCune" w:date="2026-04-22T10:26:00Z" w16du:dateUtc="2026-04-22T15:26:00Z">
         <w:r>
           <w:rPr>
             <w:sz w:val="22"/>
@@ -4744,7 +5981,7 @@
           <w:t>sites</w:t>
         </w:r>
       </w:ins>
-      <w:ins w:id="150" w:author="Kelsey McCune" w:date="2026-04-22T10:25:00Z" w16du:dateUtc="2026-04-22T15:25:00Z">
+      <w:ins w:id="151" w:author="Kelsey McCune" w:date="2026-04-22T10:25:00Z" w16du:dateUtc="2026-04-22T15:25:00Z">
         <w:r>
           <w:rPr>
             <w:sz w:val="22"/>
@@ -4753,7 +5990,7 @@
           <w:t xml:space="preserve">, 11 </w:t>
         </w:r>
       </w:ins>
-      <w:ins w:id="151" w:author="Kelsey McCune" w:date="2026-04-22T10:26:00Z" w16du:dateUtc="2026-04-22T15:26:00Z">
+      <w:ins w:id="152" w:author="Kelsey McCune" w:date="2026-04-22T10:26:00Z" w16du:dateUtc="2026-04-22T15:26:00Z">
         <w:r>
           <w:rPr>
             <w:sz w:val="22"/>
@@ -4762,7 +5999,7 @@
           <w:t>at</w:t>
         </w:r>
       </w:ins>
-      <w:ins w:id="152" w:author="Kelsey McCune" w:date="2026-04-22T10:25:00Z" w16du:dateUtc="2026-04-22T15:25:00Z">
+      <w:ins w:id="153" w:author="Kelsey McCune" w:date="2026-04-22T10:25:00Z" w16du:dateUtc="2026-04-22T15:25:00Z">
         <w:r>
           <w:rPr>
             <w:sz w:val="22"/>
@@ -4771,7 +6008,7 @@
           <w:t xml:space="preserve"> chicken </w:t>
         </w:r>
       </w:ins>
-      <w:ins w:id="153" w:author="Kelsey McCune" w:date="2026-04-22T10:26:00Z" w16du:dateUtc="2026-04-22T15:26:00Z">
+      <w:ins w:id="154" w:author="Kelsey McCune" w:date="2026-04-22T10:26:00Z" w16du:dateUtc="2026-04-22T15:26:00Z">
         <w:r>
           <w:rPr>
             <w:sz w:val="22"/>
@@ -4780,7 +6017,7 @@
           <w:t>sites</w:t>
         </w:r>
       </w:ins>
-      <w:ins w:id="154" w:author="Kelsey McCune" w:date="2026-04-22T10:25:00Z" w16du:dateUtc="2026-04-22T15:25:00Z">
+      <w:ins w:id="155" w:author="Kelsey McCune" w:date="2026-04-22T10:25:00Z" w16du:dateUtc="2026-04-22T15:25:00Z">
         <w:r>
           <w:rPr>
             <w:sz w:val="22"/>
@@ -4789,7 +6026,7 @@
           <w:t xml:space="preserve"> and 10 birds from the combined bird feeder</w:t>
         </w:r>
       </w:ins>
-      <w:ins w:id="155" w:author="Kelsey McCune" w:date="2026-04-22T10:27:00Z" w16du:dateUtc="2026-04-22T15:27:00Z">
+      <w:ins w:id="156" w:author="Kelsey McCune" w:date="2026-04-22T10:27:00Z" w16du:dateUtc="2026-04-22T15:27:00Z">
         <w:r>
           <w:rPr>
             <w:sz w:val="22"/>
@@ -4798,7 +6035,7 @@
           <w:t>-</w:t>
         </w:r>
       </w:ins>
-      <w:ins w:id="156" w:author="Kelsey McCune" w:date="2026-04-22T10:25:00Z" w16du:dateUtc="2026-04-22T15:25:00Z">
+      <w:ins w:id="157" w:author="Kelsey McCune" w:date="2026-04-22T10:25:00Z" w16du:dateUtc="2026-04-22T15:25:00Z">
         <w:r>
           <w:rPr>
             <w:sz w:val="22"/>
@@ -4807,7 +6044,7 @@
           <w:t xml:space="preserve">chicken </w:t>
         </w:r>
       </w:ins>
-      <w:ins w:id="157" w:author="Kelsey McCune" w:date="2026-04-22T10:26:00Z" w16du:dateUtc="2026-04-22T15:26:00Z">
+      <w:ins w:id="158" w:author="Kelsey McCune" w:date="2026-04-22T10:26:00Z" w16du:dateUtc="2026-04-22T15:26:00Z">
         <w:r>
           <w:rPr>
             <w:sz w:val="22"/>
@@ -4816,7 +6053,7 @@
           <w:t>sites</w:t>
         </w:r>
       </w:ins>
-      <w:ins w:id="158" w:author="Kelsey McCune" w:date="2026-04-22T10:25:00Z" w16du:dateUtc="2026-04-22T15:25:00Z">
+      <w:ins w:id="159" w:author="Kelsey McCune" w:date="2026-04-22T10:25:00Z" w16du:dateUtc="2026-04-22T15:25:00Z">
         <w:r>
           <w:rPr>
             <w:sz w:val="22"/>
@@ -4839,7 +6076,7 @@
         </w:rPr>
         <w:t>indicate</w:t>
       </w:r>
-      <w:ins w:id="159" w:author="Kelsey McCune" w:date="2026-04-22T10:26:00Z" w16du:dateUtc="2026-04-22T15:26:00Z">
+      <w:ins w:id="160" w:author="Kelsey McCune" w:date="2026-04-22T10:26:00Z" w16du:dateUtc="2026-04-22T15:26:00Z">
         <w:r>
           <w:rPr>
             <w:sz w:val="22"/>
@@ -4848,7 +6085,7 @@
           <w:t>d</w:t>
         </w:r>
       </w:ins>
-      <w:del w:id="160" w:author="Kelsey McCune" w:date="2026-04-22T10:25:00Z" w16du:dateUtc="2026-04-22T15:25:00Z">
+      <w:del w:id="161" w:author="Kelsey McCune" w:date="2026-04-22T10:25:00Z" w16du:dateUtc="2026-04-22T15:25:00Z">
         <w:r>
           <w:rPr>
             <w:sz w:val="22"/>
@@ -4931,7 +6168,7 @@
         </w:rPr>
         <w:t xml:space="preserve"> show</w:t>
       </w:r>
-      <w:ins w:id="161" w:author="Kelsey McCune" w:date="2026-04-22T10:27:00Z" w16du:dateUtc="2026-04-22T15:27:00Z">
+      <w:ins w:id="162" w:author="Kelsey McCune" w:date="2026-04-22T10:27:00Z" w16du:dateUtc="2026-04-22T15:27:00Z">
         <w:r>
           <w:rPr>
             <w:sz w:val="22"/>
@@ -4947,7 +6184,7 @@
         </w:rPr>
         <w:t xml:space="preserve"> that control sites display significantly higher </w:t>
       </w:r>
-      <w:del w:id="162" w:author="Kelsey McCune" w:date="2026-04-22T10:27:00Z" w16du:dateUtc="2026-04-22T15:27:00Z">
+      <w:del w:id="163" w:author="Kelsey McCune" w:date="2026-04-22T10:27:00Z" w16du:dateUtc="2026-04-22T15:27:00Z">
         <w:r>
           <w:rPr>
             <w:sz w:val="22"/>
@@ -4977,7 +6214,7 @@
         </w:rPr>
         <w:t xml:space="preserve">feeder </w:t>
       </w:r>
-      <w:del w:id="163" w:author="Kelsey McCune" w:date="2026-04-22T10:17:00Z" w16du:dateUtc="2026-04-22T15:17:00Z">
+      <w:del w:id="164" w:author="Kelsey McCune" w:date="2026-04-22T10:17:00Z" w16du:dateUtc="2026-04-22T15:17:00Z">
         <w:r>
           <w:rPr>
             <w:sz w:val="22"/>
@@ -4993,7 +6230,7 @@
         </w:rPr>
         <w:t>sites (</w:t>
       </w:r>
-      <w:ins w:id="164" w:author="Kelsey McCune" w:date="2026-04-22T10:19:00Z" w16du:dateUtc="2026-04-22T15:19:00Z">
+      <w:ins w:id="165" w:author="Kelsey McCune" w:date="2026-04-22T10:19:00Z" w16du:dateUtc="2026-04-22T15:19:00Z">
         <w:r>
           <w:rPr>
             <w:i/>
@@ -5017,7 +6254,7 @@
           <w:iCs/>
           <w:sz w:val="22"/>
           <w:szCs w:val="22"/>
-          <w:rPrChange w:id="165" w:author="Kelsey McCune" w:date="2026-04-22T10:19:00Z" w16du:dateUtc="2026-04-22T15:19:00Z">
+          <w:rPrChange w:id="166" w:author="Kelsey McCune" w:date="2026-04-22T10:19:00Z" w16du:dateUtc="2026-04-22T15:19:00Z">
             <w:rPr>
               <w:sz w:val="22"/>
               <w:szCs w:val="22"/>
@@ -5033,7 +6270,7 @@
         </w:rPr>
         <w:t xml:space="preserve"> = 0.01</w:t>
       </w:r>
-      <w:ins w:id="166" w:author="Kelsey McCune" w:date="2026-04-22T10:19:00Z" w16du:dateUtc="2026-04-22T15:19:00Z">
+      <w:ins w:id="167" w:author="Kelsey McCune" w:date="2026-04-22T10:19:00Z" w16du:dateUtc="2026-04-22T15:19:00Z">
         <w:r>
           <w:rPr>
             <w:sz w:val="22"/>
@@ -5042,7 +6279,7 @@
           <w:t>3</w:t>
         </w:r>
       </w:ins>
-      <w:del w:id="167" w:author="Kelsey McCune" w:date="2026-04-22T10:19:00Z" w16du:dateUtc="2026-04-22T15:19:00Z">
+      <w:del w:id="168" w:author="Kelsey McCune" w:date="2026-04-22T10:19:00Z" w16du:dateUtc="2026-04-22T15:19:00Z">
         <w:r>
           <w:rPr>
             <w:sz w:val="22"/>
@@ -5051,7 +6288,7 @@
           <w:delText>7</w:delText>
         </w:r>
       </w:del>
-      <w:del w:id="168" w:author="Kelsey McCune" w:date="2026-04-22T10:18:00Z" w16du:dateUtc="2026-04-22T15:18:00Z">
+      <w:del w:id="169" w:author="Kelsey McCune" w:date="2026-04-22T10:18:00Z" w16du:dateUtc="2026-04-22T15:18:00Z">
         <w:r>
           <w:rPr>
             <w:sz w:val="22"/>
@@ -5067,7 +6304,7 @@
         </w:rPr>
         <w:t>)</w:t>
       </w:r>
-      <w:ins w:id="169" w:author="Kelsey McCune" w:date="2026-04-22T10:17:00Z" w16du:dateUtc="2026-04-22T15:17:00Z">
+      <w:ins w:id="170" w:author="Kelsey McCune" w:date="2026-04-22T10:17:00Z" w16du:dateUtc="2026-04-22T15:17:00Z">
         <w:r>
           <w:rPr>
             <w:sz w:val="22"/>
@@ -5076,7 +6313,7 @@
           <w:t xml:space="preserve"> and samples collected in the no</w:t>
         </w:r>
       </w:ins>
-      <w:ins w:id="170" w:author="Kelsey McCune" w:date="2026-04-22T10:18:00Z" w16du:dateUtc="2026-04-22T15:18:00Z">
+      <w:ins w:id="171" w:author="Kelsey McCune" w:date="2026-04-22T10:18:00Z" w16du:dateUtc="2026-04-22T15:18:00Z">
         <w:r>
           <w:rPr>
             <w:sz w:val="22"/>
@@ -5085,7 +6322,7 @@
           <w:t>nbreeding season were less likely to b</w:t>
         </w:r>
       </w:ins>
-      <w:ins w:id="171" w:author="Kelsey McCune" w:date="2026-04-22T10:27:00Z" w16du:dateUtc="2026-04-22T15:27:00Z">
+      <w:ins w:id="172" w:author="Kelsey McCune" w:date="2026-04-22T10:27:00Z" w16du:dateUtc="2026-04-22T15:27:00Z">
         <w:r>
           <w:rPr>
             <w:sz w:val="22"/>
@@ -5094,7 +6331,7 @@
           <w:t>e</w:t>
         </w:r>
       </w:ins>
-      <w:ins w:id="172" w:author="Kelsey McCune" w:date="2026-04-22T10:18:00Z" w16du:dateUtc="2026-04-22T15:18:00Z">
+      <w:ins w:id="173" w:author="Kelsey McCune" w:date="2026-04-22T10:18:00Z" w16du:dateUtc="2026-04-22T15:18:00Z">
         <w:r>
           <w:rPr>
             <w:sz w:val="22"/>
@@ -5119,7 +6356,7 @@
           <w:t>(</w:t>
         </w:r>
       </w:ins>
-      <w:ins w:id="173" w:author="Kelsey McCune" w:date="2026-04-22T10:19:00Z" w16du:dateUtc="2026-04-22T15:19:00Z">
+      <w:ins w:id="174" w:author="Kelsey McCune" w:date="2026-04-22T10:19:00Z" w16du:dateUtc="2026-04-22T15:19:00Z">
         <w:r>
           <w:rPr>
             <w:i/>
@@ -5137,7 +6374,7 @@
           <w:t>= -1.35</w:t>
         </w:r>
       </w:ins>
-      <w:ins w:id="174" w:author="Kelsey McCune" w:date="2026-04-22T10:20:00Z" w16du:dateUtc="2026-04-22T15:20:00Z">
+      <w:ins w:id="175" w:author="Kelsey McCune" w:date="2026-04-22T10:20:00Z" w16du:dateUtc="2026-04-22T15:20:00Z">
         <w:r>
           <w:rPr>
             <w:sz w:val="22"/>
@@ -5146,7 +6383,7 @@
           <w:t xml:space="preserve">, </w:t>
         </w:r>
       </w:ins>
-      <w:ins w:id="175" w:author="Kelsey McCune" w:date="2026-04-22T10:18:00Z" w16du:dateUtc="2026-04-22T15:18:00Z">
+      <w:ins w:id="176" w:author="Kelsey McCune" w:date="2026-04-22T10:18:00Z" w16du:dateUtc="2026-04-22T15:18:00Z">
         <w:r>
           <w:rPr>
             <w:i/>
@@ -5164,7 +6401,7 @@
           <w:t xml:space="preserve">= </w:t>
         </w:r>
       </w:ins>
-      <w:ins w:id="176" w:author="Kelsey McCune" w:date="2026-04-22T10:19:00Z" w16du:dateUtc="2026-04-22T15:19:00Z">
+      <w:ins w:id="177" w:author="Kelsey McCune" w:date="2026-04-22T10:19:00Z" w16du:dateUtc="2026-04-22T15:19:00Z">
         <w:r>
           <w:rPr>
             <w:sz w:val="22"/>
@@ -5185,12 +6422,12 @@
       <w:pPr>
         <w:ind w:firstLine="720"/>
         <w:rPr>
-          <w:ins w:id="177" w:author="Kelsey McCune" w:date="2026-04-08T16:08:00Z" w16du:dateUtc="2026-04-08T21:08:00Z"/>
-          <w:sz w:val="22"/>
-          <w:szCs w:val="22"/>
-        </w:rPr>
-      </w:pPr>
-      <w:ins w:id="178" w:author="Kelsey McCune" w:date="2026-04-08T16:07:00Z" w16du:dateUtc="2026-04-08T21:07:00Z">
+          <w:ins w:id="178" w:author="Kelsey McCune" w:date="2026-04-08T16:08:00Z" w16du:dateUtc="2026-04-08T21:08:00Z"/>
+          <w:sz w:val="22"/>
+          <w:szCs w:val="22"/>
+        </w:rPr>
+      </w:pPr>
+      <w:ins w:id="179" w:author="Kelsey McCune" w:date="2026-04-08T16:07:00Z" w16du:dateUtc="2026-04-08T21:07:00Z">
         <w:r>
           <w:rPr>
             <w:sz w:val="22"/>
@@ -5199,7 +6436,7 @@
           <w:t xml:space="preserve">However, I am limited in the conclusions I can make from </w:t>
         </w:r>
       </w:ins>
-      <w:ins w:id="179" w:author="Kelsey McCune" w:date="2026-04-08T16:08:00Z" w16du:dateUtc="2026-04-08T21:08:00Z">
+      <w:ins w:id="180" w:author="Kelsey McCune" w:date="2026-04-08T16:08:00Z" w16du:dateUtc="2026-04-08T21:08:00Z">
         <w:r>
           <w:rPr>
             <w:sz w:val="22"/>
@@ -5208,7 +6445,7 @@
           <w:t xml:space="preserve">these </w:t>
         </w:r>
       </w:ins>
-      <w:ins w:id="180" w:author="Kelsey McCune" w:date="2026-04-08T16:07:00Z" w16du:dateUtc="2026-04-08T21:07:00Z">
+      <w:ins w:id="181" w:author="Kelsey McCune" w:date="2026-04-08T16:07:00Z" w16du:dateUtc="2026-04-08T21:07:00Z">
         <w:r>
           <w:rPr>
             <w:sz w:val="22"/>
@@ -5217,7 +6454,7 @@
           <w:t xml:space="preserve">preliminary culturing </w:t>
         </w:r>
       </w:ins>
-      <w:ins w:id="181" w:author="Kelsey McCune" w:date="2026-04-08T16:08:00Z" w16du:dateUtc="2026-04-08T21:08:00Z">
+      <w:ins w:id="182" w:author="Kelsey McCune" w:date="2026-04-08T16:08:00Z" w16du:dateUtc="2026-04-08T21:08:00Z">
         <w:r>
           <w:rPr>
             <w:sz w:val="22"/>
@@ -5226,7 +6463,7 @@
           <w:t xml:space="preserve">methods </w:t>
         </w:r>
       </w:ins>
-      <w:ins w:id="182" w:author="Kelsey McCune" w:date="2026-04-08T16:07:00Z" w16du:dateUtc="2026-04-08T21:07:00Z">
+      <w:ins w:id="183" w:author="Kelsey McCune" w:date="2026-04-08T16:07:00Z" w16du:dateUtc="2026-04-08T21:07:00Z">
         <w:r>
           <w:rPr>
             <w:sz w:val="22"/>
@@ -5235,7 +6472,7 @@
           <w:t xml:space="preserve">because </w:t>
         </w:r>
       </w:ins>
-      <w:ins w:id="183" w:author="Kelsey McCune" w:date="2026-04-08T16:08:00Z" w16du:dateUtc="2026-04-08T21:08:00Z">
+      <w:ins w:id="184" w:author="Kelsey McCune" w:date="2026-04-08T16:08:00Z" w16du:dateUtc="2026-04-08T21:08:00Z">
         <w:r>
           <w:rPr>
             <w:sz w:val="22"/>
@@ -5244,7 +6481,7 @@
           <w:t>I lack the funds to conduct additional lab processing to determine</w:t>
         </w:r>
       </w:ins>
-      <w:ins w:id="184" w:author="Kelsey McCune" w:date="2026-04-22T10:53:00Z" w16du:dateUtc="2026-04-22T15:53:00Z">
+      <w:ins w:id="185" w:author="Kelsey McCune" w:date="2026-04-22T10:53:00Z" w16du:dateUtc="2026-04-22T15:53:00Z">
         <w:r>
           <w:rPr>
             <w:sz w:val="22"/>
@@ -5269,7 +6506,7 @@
           <w:t>is a pathogenic (</w:t>
         </w:r>
       </w:ins>
-      <w:ins w:id="185" w:author="Kelsey McCune" w:date="2026-04-22T10:54:00Z" w16du:dateUtc="2026-04-22T15:54:00Z">
+      <w:ins w:id="186" w:author="Kelsey McCune" w:date="2026-04-22T10:54:00Z" w16du:dateUtc="2026-04-22T15:54:00Z">
         <w:r>
           <w:rPr>
             <w:sz w:val="22"/>
@@ -5278,7 +6515,7 @@
           <w:t>Typhimurium and Enteritidis</w:t>
         </w:r>
       </w:ins>
-      <w:ins w:id="186" w:author="Kelsey McCune" w:date="2026-04-22T10:55:00Z" w16du:dateUtc="2026-04-22T15:55:00Z">
+      <w:ins w:id="187" w:author="Kelsey McCune" w:date="2026-04-22T10:55:00Z" w16du:dateUtc="2026-04-22T15:55:00Z">
         <w:r>
           <w:rPr>
             <w:sz w:val="22"/>
@@ -5287,7 +6524,7 @@
           <w:t xml:space="preserve">) or benign serotype. </w:t>
         </w:r>
       </w:ins>
-      <w:ins w:id="187" w:author="Kelsey McCune" w:date="2026-04-22T10:20:00Z" w16du:dateUtc="2026-04-22T15:20:00Z">
+      <w:ins w:id="188" w:author="Kelsey McCune" w:date="2026-04-22T10:20:00Z" w16du:dateUtc="2026-04-22T15:20:00Z">
         <w:r>
           <w:rPr>
             <w:sz w:val="22"/>
@@ -5296,7 +6533,7 @@
           <w:t>As indicated by the power analysis (see below)</w:t>
         </w:r>
       </w:ins>
-      <w:ins w:id="188" w:author="Kelsey McCune" w:date="2026-04-22T10:21:00Z" w16du:dateUtc="2026-04-22T15:21:00Z">
+      <w:ins w:id="189" w:author="Kelsey McCune" w:date="2026-04-22T10:21:00Z" w16du:dateUtc="2026-04-22T15:21:00Z">
         <w:r>
           <w:rPr>
             <w:sz w:val="22"/>
@@ -5305,32 +6542,16 @@
           <w:t>, my current power to detect an effect of backyard activities on disease prevalence in birds is 57%. However, with additional funds to process the samples for all of the birds cap</w:t>
         </w:r>
       </w:ins>
-      <w:ins w:id="189" w:author="Kelsey McCune" w:date="2026-04-22T10:22:00Z" w16du:dateUtc="2026-04-22T15:22:00Z">
-        <w:r>
-          <w:rPr>
-            <w:sz w:val="22"/>
-            <w:szCs w:val="22"/>
-          </w:rPr>
-          <w:t xml:space="preserve">tured at each site </w:t>
-        </w:r>
-        <w:proofErr w:type="spellStart"/>
-        <w:r>
-          <w:rPr>
-            <w:sz w:val="22"/>
-            <w:szCs w:val="22"/>
-          </w:rPr>
-          <w:t>treatement</w:t>
-        </w:r>
-        <w:proofErr w:type="spellEnd"/>
-        <w:r>
-          <w:rPr>
-            <w:sz w:val="22"/>
-            <w:szCs w:val="22"/>
-          </w:rPr>
-          <w:t xml:space="preserve"> type (more than </w:t>
-        </w:r>
-      </w:ins>
-      <w:ins w:id="190" w:author="Kelsey McCune" w:date="2026-04-22T10:23:00Z" w16du:dateUtc="2026-04-22T15:23:00Z">
+      <w:ins w:id="190" w:author="Kelsey McCune" w:date="2026-04-22T10:22:00Z" w16du:dateUtc="2026-04-22T15:22:00Z">
+        <w:r>
+          <w:rPr>
+            <w:sz w:val="22"/>
+            <w:szCs w:val="22"/>
+          </w:rPr>
+          <w:t xml:space="preserve">tured at each site treatment type (more than </w:t>
+        </w:r>
+      </w:ins>
+      <w:ins w:id="191" w:author="Kelsey McCune" w:date="2026-04-22T10:23:00Z" w16du:dateUtc="2026-04-22T15:23:00Z">
         <w:r>
           <w:rPr>
             <w:sz w:val="22"/>
@@ -5339,7 +6560,7 @@
           <w:t>4</w:t>
         </w:r>
       </w:ins>
-      <w:ins w:id="191" w:author="Kelsey McCune" w:date="2026-04-22T10:22:00Z" w16du:dateUtc="2026-04-22T15:22:00Z">
+      <w:ins w:id="192" w:author="Kelsey McCune" w:date="2026-04-22T10:22:00Z" w16du:dateUtc="2026-04-22T15:22:00Z">
         <w:r>
           <w:rPr>
             <w:sz w:val="22"/>
@@ -5348,7 +6569,7 @@
           <w:t>0 birds total from each treatment type), the power in my model increases to 85%.</w:t>
         </w:r>
       </w:ins>
-      <w:ins w:id="192" w:author="Kelsey McCune" w:date="2026-04-22T10:28:00Z" w16du:dateUtc="2026-04-22T15:28:00Z">
+      <w:ins w:id="193" w:author="Kelsey McCune" w:date="2026-04-22T10:28:00Z" w16du:dateUtc="2026-04-22T15:28:00Z">
         <w:r>
           <w:rPr>
             <w:sz w:val="22"/>
@@ -5357,7 +6578,7 @@
           <w:t xml:space="preserve"> This additional power will be important to better identify differences among the other site types relative to control sites</w:t>
         </w:r>
       </w:ins>
-      <w:ins w:id="193" w:author="Kelsey McCune" w:date="2026-04-22T10:56:00Z" w16du:dateUtc="2026-04-22T15:56:00Z">
+      <w:ins w:id="194" w:author="Kelsey McCune" w:date="2026-04-22T10:56:00Z" w16du:dateUtc="2026-04-22T15:56:00Z">
         <w:r>
           <w:rPr>
             <w:sz w:val="22"/>
@@ -5366,7 +6587,7 @@
           <w:t>, especially given a possible reduction in sample numbers positive for pathogenic serotypes</w:t>
         </w:r>
       </w:ins>
-      <w:ins w:id="194" w:author="Kelsey McCune" w:date="2026-04-22T10:28:00Z" w16du:dateUtc="2026-04-22T15:28:00Z">
+      <w:ins w:id="195" w:author="Kelsey McCune" w:date="2026-04-22T10:28:00Z" w16du:dateUtc="2026-04-22T15:28:00Z">
         <w:r>
           <w:rPr>
             <w:sz w:val="22"/>
@@ -5383,7 +6604,7 @@
           <w:szCs w:val="22"/>
         </w:rPr>
       </w:pPr>
-      <w:del w:id="195" w:author="Kelsey McCune" w:date="2026-04-08T16:08:00Z" w16du:dateUtc="2026-04-08T21:08:00Z">
+      <w:del w:id="196" w:author="Kelsey McCune" w:date="2026-04-08T16:08:00Z" w16du:dateUtc="2026-04-08T21:08:00Z">
         <w:r>
           <w:rPr>
             <w:sz w:val="22"/>
@@ -5392,7 +6613,7 @@
           <w:delText xml:space="preserve">As sampling expands across additional seasons and sites, we expect greater statistical power to interpret whether this pattern holds consistently or rather supports variation in community composition and host condition. </w:delText>
         </w:r>
       </w:del>
-      <w:del w:id="196" w:author="Kelsey McCune" w:date="2026-04-08T16:09:00Z" w16du:dateUtc="2026-04-08T21:09:00Z">
+      <w:del w:id="197" w:author="Kelsey McCune" w:date="2026-04-08T16:09:00Z" w16du:dateUtc="2026-04-08T21:09:00Z">
         <w:r>
           <w:rPr>
             <w:sz w:val="22"/>
@@ -5408,7 +6629,7 @@
         </w:rPr>
         <w:t xml:space="preserve">By study completion in 2027, we expect </w:t>
       </w:r>
-      <w:del w:id="197" w:author="Kelsey McCune" w:date="2026-04-15T10:05:00Z" w16du:dateUtc="2026-04-15T15:05:00Z">
+      <w:del w:id="198" w:author="Kelsey McCune" w:date="2026-04-15T10:05:00Z" w16du:dateUtc="2026-04-15T15:05:00Z">
         <w:r>
           <w:rPr>
             <w:sz w:val="22"/>
@@ -5417,7 +6638,7 @@
           <w:delText>a total dataset of approximately</w:delText>
         </w:r>
       </w:del>
-      <w:ins w:id="198" w:author="Kelsey McCune" w:date="2026-04-15T10:05:00Z" w16du:dateUtc="2026-04-15T15:05:00Z">
+      <w:ins w:id="199" w:author="Kelsey McCune" w:date="2026-04-15T10:05:00Z" w16du:dateUtc="2026-04-15T15:05:00Z">
         <w:r>
           <w:rPr>
             <w:sz w:val="22"/>
@@ -5454,7 +6675,7 @@
         </w:rPr>
         <w:t xml:space="preserve"> sites, with associated </w:t>
       </w:r>
-      <w:del w:id="199" w:author="Kelsey McCune" w:date="2026-04-15T10:06:00Z" w16du:dateUtc="2026-04-15T15:06:00Z">
+      <w:del w:id="200" w:author="Kelsey McCune" w:date="2026-04-15T10:06:00Z" w16du:dateUtc="2026-04-15T15:06:00Z">
         <w:r>
           <w:rPr>
             <w:sz w:val="22"/>
@@ -5463,7 +6684,7 @@
           <w:delText>fecal, blood, viral, morphometric and RFID visitation data</w:delText>
         </w:r>
       </w:del>
-      <w:ins w:id="200" w:author="Kelsey McCune" w:date="2026-04-15T10:06:00Z" w16du:dateUtc="2026-04-15T15:06:00Z">
+      <w:ins w:id="201" w:author="Kelsey McCune" w:date="2026-04-15T10:06:00Z" w16du:dateUtc="2026-04-15T15:06:00Z">
         <w:r>
           <w:rPr>
             <w:sz w:val="22"/>
@@ -5472,7 +6693,7 @@
           <w:t xml:space="preserve">soil and </w:t>
         </w:r>
       </w:ins>
-      <w:ins w:id="201" w:author="Kelsey McCune" w:date="2026-04-15T10:07:00Z" w16du:dateUtc="2026-04-15T15:07:00Z">
+      <w:ins w:id="202" w:author="Kelsey McCune" w:date="2026-04-15T10:07:00Z" w16du:dateUtc="2026-04-15T15:07:00Z">
         <w:r>
           <w:rPr>
             <w:sz w:val="22"/>
@@ -5516,13 +6737,6 @@
         <w:rPr>
           <w:sz w:val="22"/>
           <w:szCs w:val="22"/>
-          <w:highlight w:val="yellow"/>
-          <w:rPrChange w:id="202" w:author="Alex Fisher" w:date="2026-04-14T20:57:00Z" w16du:dateUtc="2026-04-15T01:57:00Z">
-            <w:rPr>
-              <w:sz w:val="22"/>
-              <w:szCs w:val="22"/>
-            </w:rPr>
-          </w:rPrChange>
         </w:rPr>
         <w:t>Collaborations with Other Organizations:</w:t>
       </w:r>
@@ -5743,12 +6957,29 @@
           <w:szCs w:val="22"/>
         </w:rPr>
       </w:pPr>
-      <w:r>
-        <w:rPr>
-          <w:sz w:val="22"/>
-          <w:szCs w:val="22"/>
-        </w:rPr>
-        <w:t>Sources of Additional Funding (if any):</w:t>
+      <w:commentRangeStart w:id="222"/>
+      <w:r>
+        <w:rPr>
+          <w:sz w:val="22"/>
+          <w:szCs w:val="22"/>
+        </w:rPr>
+        <w:t>Sources</w:t>
+      </w:r>
+      <w:commentRangeEnd w:id="222"/>
+      <w:r>
+        <w:rPr>
+          <w:rStyle w:val="CommentReference"/>
+          <w:sz w:val="22"/>
+          <w:szCs w:val="22"/>
+        </w:rPr>
+        <w:commentReference w:id="222"/>
+      </w:r>
+      <w:r>
+        <w:rPr>
+          <w:sz w:val="22"/>
+          <w:szCs w:val="22"/>
+        </w:rPr>
+        <w:t xml:space="preserve"> of Additional Funding (if any):</w:t>
       </w:r>
       <w:r>
         <w:rPr>
@@ -5776,54 +7007,42 @@
     <w:p>
       <w:pPr>
         <w:rPr>
-          <w:ins w:id="222" w:author="Kelsey McCune" w:date="2026-04-08T11:39:00Z" w16du:dateUtc="2026-04-08T16:39:00Z"/>
-          <w:sz w:val="22"/>
-          <w:szCs w:val="22"/>
-        </w:rPr>
-      </w:pPr>
-      <w:commentRangeStart w:id="223"/>
-      <w:r>
-        <w:rPr>
-          <w:sz w:val="22"/>
-          <w:szCs w:val="22"/>
-          <w:highlight w:val="yellow"/>
-          <w:rPrChange w:id="224" w:author="Alex Fisher" w:date="2026-04-14T20:57:00Z" w16du:dateUtc="2026-04-15T01:57:00Z">
-            <w:rPr>
-              <w:sz w:val="22"/>
-              <w:szCs w:val="22"/>
-            </w:rPr>
-          </w:rPrChange>
+          <w:ins w:id="223" w:author="Kelsey McCune" w:date="2026-04-08T11:39:00Z" w16du:dateUtc="2026-04-08T16:39:00Z"/>
+          <w:sz w:val="22"/>
+          <w:szCs w:val="22"/>
+        </w:rPr>
+      </w:pPr>
+      <w:commentRangeStart w:id="224"/>
+      <w:commentRangeStart w:id="225"/>
+      <w:r>
+        <w:rPr>
+          <w:sz w:val="22"/>
+          <w:szCs w:val="22"/>
         </w:rPr>
         <w:t>Summary of the Impacts of this Study</w:t>
       </w:r>
-      <w:commentRangeEnd w:id="223"/>
+      <w:commentRangeEnd w:id="224"/>
       <w:r>
         <w:rPr>
           <w:rStyle w:val="CommentReference"/>
           <w:sz w:val="22"/>
           <w:szCs w:val="22"/>
-          <w:highlight w:val="yellow"/>
-          <w:rPrChange w:id="225" w:author="Alex Fisher" w:date="2026-04-14T20:57:00Z" w16du:dateUtc="2026-04-15T01:57:00Z">
-            <w:rPr>
-              <w:rStyle w:val="CommentReference"/>
-              <w:sz w:val="22"/>
-              <w:szCs w:val="22"/>
-            </w:rPr>
-          </w:rPrChange>
-        </w:rPr>
-        <w:commentReference w:id="223"/>
-      </w:r>
-      <w:r>
-        <w:rPr>
-          <w:sz w:val="22"/>
-          <w:szCs w:val="22"/>
-          <w:highlight w:val="yellow"/>
-          <w:rPrChange w:id="226" w:author="Alex Fisher" w:date="2026-04-14T20:57:00Z" w16du:dateUtc="2026-04-15T01:57:00Z">
-            <w:rPr>
-              <w:sz w:val="22"/>
-              <w:szCs w:val="22"/>
-            </w:rPr>
-          </w:rPrChange>
+        </w:rPr>
+        <w:commentReference w:id="224"/>
+      </w:r>
+      <w:commentRangeEnd w:id="225"/>
+      <w:r>
+        <w:rPr>
+          <w:rStyle w:val="CommentReference"/>
+          <w:sz w:val="22"/>
+          <w:szCs w:val="22"/>
+        </w:rPr>
+        <w:commentReference w:id="225"/>
+      </w:r>
+      <w:r>
+        <w:rPr>
+          <w:sz w:val="22"/>
+          <w:szCs w:val="22"/>
         </w:rPr>
         <w:t>:</w:t>
       </w:r>
@@ -5832,13 +7051,182 @@
       <w:pPr>
         <w:ind w:firstLine="720"/>
         <w:rPr>
-          <w:moveTo w:id="227" w:author="Kelsey McCune" w:date="2026-04-08T11:39:00Z" w16du:dateUtc="2026-04-08T16:39:00Z"/>
-          <w:sz w:val="22"/>
-          <w:szCs w:val="22"/>
-        </w:rPr>
-      </w:pPr>
-      <w:moveToRangeStart w:id="228" w:author="Kelsey McCune" w:date="2026-04-08T11:39:00Z" w:name="move226540801"/>
-      <w:moveTo w:id="229" w:author="Kelsey McCune" w:date="2026-04-08T11:39:00Z" w16du:dateUtc="2026-04-08T16:39:00Z">
+          <w:sz w:val="22"/>
+          <w:szCs w:val="22"/>
+        </w:rPr>
+      </w:pPr>
+      <w:r>
+        <w:rPr>
+          <w:sz w:val="22"/>
+          <w:szCs w:val="22"/>
+        </w:rPr>
+        <w:t xml:space="preserve">This research will produce some of the first regional data on the combined impact of bird feeders and backyard poultry on zoonotic pathogen prevalence in wild bird communities at the human-wildlife interface. The </w:t>
+      </w:r>
+      <w:r>
+        <w:rPr>
+          <w:sz w:val="22"/>
+          <w:szCs w:val="22"/>
+        </w:rPr>
+        <w:t>ability</w:t>
+      </w:r>
+      <w:r>
+        <w:rPr>
+          <w:sz w:val="22"/>
+          <w:szCs w:val="22"/>
+        </w:rPr>
+        <w:t xml:space="preserve"> provided by this grant </w:t>
+      </w:r>
+      <w:r>
+        <w:rPr>
+          <w:sz w:val="22"/>
+          <w:szCs w:val="22"/>
+        </w:rPr>
+        <w:t xml:space="preserve">to perform </w:t>
+      </w:r>
+      <w:r>
+        <w:rPr>
+          <w:sz w:val="22"/>
+          <w:szCs w:val="22"/>
+        </w:rPr>
+        <w:t xml:space="preserve">whole-genome sequencing will </w:t>
+      </w:r>
+      <w:r>
+        <w:rPr>
+          <w:sz w:val="22"/>
+          <w:szCs w:val="22"/>
+        </w:rPr>
+        <w:t>allow us to</w:t>
+      </w:r>
+      <w:r>
+        <w:rPr>
+          <w:sz w:val="22"/>
+          <w:szCs w:val="22"/>
+        </w:rPr>
+        <w:t xml:space="preserve"> </w:t>
+      </w:r>
+      <w:r>
+        <w:rPr>
+          <w:sz w:val="22"/>
+          <w:szCs w:val="22"/>
+        </w:rPr>
+        <w:t>identify</w:t>
+      </w:r>
+      <w:r>
+        <w:rPr>
+          <w:sz w:val="22"/>
+          <w:szCs w:val="22"/>
+        </w:rPr>
+        <w:t xml:space="preserve"> antimicrobial resistan</w:t>
+      </w:r>
+      <w:r>
+        <w:rPr>
+          <w:sz w:val="22"/>
+          <w:szCs w:val="22"/>
+        </w:rPr>
+        <w:t xml:space="preserve">t genes </w:t>
+      </w:r>
+      <w:r>
+        <w:rPr>
+          <w:sz w:val="22"/>
+          <w:szCs w:val="22"/>
+        </w:rPr>
+        <w:t xml:space="preserve">and </w:t>
+      </w:r>
+      <w:r>
+        <w:rPr>
+          <w:sz w:val="22"/>
+          <w:szCs w:val="22"/>
+        </w:rPr>
+        <w:t>perform</w:t>
+      </w:r>
+      <w:r>
+        <w:rPr>
+          <w:sz w:val="22"/>
+          <w:szCs w:val="22"/>
+        </w:rPr>
+        <w:t xml:space="preserve"> contact-network analyses connecting bacterial isolates from wild birds, chickens, and known outbreak strains.</w:t>
+      </w:r>
+    </w:p>
+    <w:p>
+      <w:pPr>
+        <w:ind w:firstLine="720"/>
+        <w:rPr>
+          <w:sz w:val="22"/>
+          <w:szCs w:val="22"/>
+        </w:rPr>
+      </w:pPr>
+      <w:ins w:id="226" w:author="Kelsey McCune" w:date="2026-04-08T15:30:00Z" w16du:dateUtc="2026-04-08T20:30:00Z">
+        <w:r>
+          <w:rPr>
+            <w:sz w:val="22"/>
+            <w:szCs w:val="22"/>
+          </w:rPr>
+          <w:t>This gap remains relevant in the southeastern United States, where suburban sprawl continues to expand the human-wildlife interface, seasonal variation in temperature and humidity creates year-round conditions for environmental pathogen persistence, and large agricultural presence encourages small-scale animal keeping</w:t>
+        </w:r>
+        <w:r>
+          <w:rPr>
+            <w:sz w:val="22"/>
+            <w:szCs w:val="22"/>
+          </w:rPr>
+          <w:t>.</w:t>
+        </w:r>
+        <w:r>
+          <w:rPr>
+            <w:sz w:val="22"/>
+            <w:szCs w:val="22"/>
+          </w:rPr>
+          <w:t xml:space="preserve"> </w:t>
+        </w:r>
+        <w:r>
+          <w:rPr>
+            <w:sz w:val="22"/>
+            <w:szCs w:val="22"/>
+          </w:rPr>
+          <w:t xml:space="preserve">Moreover, </w:t>
+        </w:r>
+        <w:r>
+          <w:rPr>
+            <w:sz w:val="22"/>
+            <w:szCs w:val="22"/>
+          </w:rPr>
+          <w:t>wildlife watching participation, including bird feeding,</w:t>
+        </w:r>
+        <w:r>
+          <w:rPr>
+            <w:sz w:val="22"/>
+            <w:szCs w:val="22"/>
+          </w:rPr>
+          <w:t xml:space="preserve"> in Alabama</w:t>
+        </w:r>
+        <w:r>
+          <w:rPr>
+            <w:sz w:val="22"/>
+            <w:szCs w:val="22"/>
+          </w:rPr>
+          <w:t xml:space="preserve"> is among the highest of any region in the country, with the East South Central states reporting the highest residential wildlife watching rates nationally (USFWS 2022).</w:t>
+        </w:r>
+      </w:ins>
+      <w:r>
+        <w:t xml:space="preserve"> </w:t>
+      </w:r>
+      <w:r>
+        <w:rPr>
+          <w:sz w:val="22"/>
+          <w:szCs w:val="22"/>
+        </w:rPr>
+        <w:t>The degree to which participants in these activities perceive disease risks, engage in biosecurity practices such as feeder cleaning and personal hygiene, and are willing to modify their behaviors in response to evidence-based recommendations remains poorly characterized, particularly in this region where both activities are prevalent.</w:t>
+      </w:r>
+    </w:p>
+    <w:p>
+      <w:pPr>
+        <w:ind w:firstLine="720"/>
+        <w:rPr>
+          <w:sz w:val="22"/>
+          <w:szCs w:val="22"/>
+        </w:rPr>
+      </w:pPr>
+      <w:moveToRangeStart w:id="227" w:author="Kelsey McCune" w:date="2026-04-08T11:39:00Z" w:name="move226540801"/>
+      <w:moveTo w:id="228" w:author="Kelsey McCune" w:date="2026-04-08T11:39:00Z" w16du:dateUtc="2026-04-08T16:39:00Z">
         <w:r>
           <w:rPr>
             <w:sz w:val="22"/>
@@ -5858,7 +7246,21 @@
             <w:sz w:val="22"/>
             <w:szCs w:val="22"/>
           </w:rPr>
-          <w:t xml:space="preserve"> For many people, maintaining a bird feeder provides the only daily form of accessible, low-cost interaction with wildlife. Studies have found that even brief exposure to birds in residential settings contributes positively to personal wellbeing, consistent with broader studies linking nature </w:t>
+          <w:t xml:space="preserve"> For many people, maintaining a bird feeder provides the only daily form of accessible, low-cost interaction with wildlife. Studies have found that even brief exposure to birds in residential settings contributes positively to personal wellbeing, consistent with broader studies linking nature contact to psychological relief and stress recovery (Dayer et al. 2019)</w:t>
+        </w:r>
+        <w:r>
+          <w:rPr>
+            <w:sz w:val="22"/>
+            <w:szCs w:val="22"/>
+          </w:rPr>
+          <w:t>.</w:t>
+        </w:r>
+        <w:r>
+          <w:rPr>
+            <w:sz w:val="22"/>
+            <w:szCs w:val="22"/>
+          </w:rPr>
+          <w:t xml:space="preserve"> Small-scale poultry keeping is similarly associated </w:t>
         </w:r>
         <w:r>
           <w:rPr>
@@ -5866,7 +7268,7 @@
             <w:szCs w:val="22"/>
           </w:rPr>
           <w:lastRenderedPageBreak/>
-          <w:t>contact to psychological relief and stress recovery (Dayer et al. 2019)</w:t>
+          <w:t>with feelings of self-sufficiency, fulfillment, and stewardship, particularly among urban and suburban residents seeking engagement with food systems and animal care (Kyle and Sutherland 2016; Nicholson et al. 2020)</w:t>
         </w:r>
         <w:r>
           <w:rPr>
@@ -5880,166 +7282,40 @@
             <w:sz w:val="22"/>
             <w:szCs w:val="22"/>
           </w:rPr>
-          <w:t xml:space="preserve"> Small-scale poultry keeping is similarly associated with feelings of self-sufficiency, fulfillment, and stewardship, particularly among urban and suburban residents seeking engagement with food systems and animal care (Kyle and Sutherland 2016; Nicholson et al. 2020)</w:t>
-        </w:r>
-        <w:r>
-          <w:rPr>
-            <w:sz w:val="22"/>
-            <w:szCs w:val="22"/>
-          </w:rPr>
-          <w:t>.</w:t>
-        </w:r>
-        <w:r>
-          <w:rPr>
-            <w:sz w:val="22"/>
-            <w:szCs w:val="22"/>
-          </w:rPr>
           <w:t xml:space="preserve"> Households with children may additionally benefit from the educational value of these activities by incorporating an early interest in wildlife, ecology, and sustainable food production. Engagement with backyard wildlife activities may also go beyond personal satisfaction to encourage broader conservation behaviors. Research has shown that people who feed and observe birds are more likely to engage in pro-conservation actions such as habitat stewardship, conservation donations, and advocacy for wildlife-friendly policies, suggesting that these activities may provide a link to broader environmental stewardship (Dayer et al. 2019; Pocock et al. 2023; Barbett et al. 2020). Understanding the conservation attitudes of participants in these backyard activities will be valuable for finding opportunities to promote evidence-based biosecurity guidelines to the public. The psychological and conservation benefits of backyard wildlife activities are important factors that must be weighed parallel to any relevant risks to health, wildlife, and environment when discussing activities such as bird feeding and small-scale poultry. </w:t>
         </w:r>
       </w:moveTo>
-    </w:p>
-    <w:moveToRangeEnd w:id="228"/>
-    <w:p>
-      <w:pPr>
-        <w:rPr>
-          <w:ins w:id="230" w:author="Kelsey McCune" w:date="2026-04-08T11:44:00Z" w16du:dateUtc="2026-04-08T16:44:00Z"/>
-          <w:sz w:val="22"/>
-          <w:szCs w:val="22"/>
-        </w:rPr>
-      </w:pPr>
-    </w:p>
-    <w:p>
-      <w:pPr>
-        <w:rPr>
-          <w:sz w:val="22"/>
-          <w:szCs w:val="22"/>
-        </w:rPr>
-      </w:pPr>
-      <w:moveToRangeStart w:id="231" w:author="Kelsey McCune" w:date="2026-04-08T11:44:00Z" w:name="move226541072"/>
-      <w:moveTo w:id="232" w:author="Kelsey McCune" w:date="2026-04-08T11:44:00Z" w16du:dateUtc="2026-04-08T16:44:00Z">
-        <w:r>
-          <w:rPr>
-            <w:sz w:val="22"/>
-            <w:szCs w:val="22"/>
-          </w:rPr>
-          <w:t>The degree to which participants in these activities perceive disease risks, engage in biosecurity practices such as feeder cleaning and personal hygiene, and are willing to modify their behaviors in response to evidence-based recommendations remains poorly characterized, particularly in the southeastern United States where both activities are prevalent.</w:t>
-        </w:r>
-      </w:moveTo>
-      <w:moveToRangeEnd w:id="231"/>
-    </w:p>
-    <w:p>
-      <w:pPr>
-        <w:rPr>
-          <w:ins w:id="233" w:author="Kelsey McCune" w:date="2026-04-08T15:30:00Z" w16du:dateUtc="2026-04-08T20:30:00Z"/>
-          <w:sz w:val="22"/>
-          <w:szCs w:val="22"/>
-        </w:rPr>
-      </w:pPr>
-    </w:p>
-    <w:p>
-      <w:pPr>
-        <w:rPr>
-          <w:sz w:val="22"/>
-          <w:szCs w:val="22"/>
-        </w:rPr>
-      </w:pPr>
-      <w:ins w:id="234" w:author="Kelsey McCune" w:date="2026-04-08T15:30:00Z" w16du:dateUtc="2026-04-08T20:30:00Z">
-        <w:r>
-          <w:rPr>
-            <w:sz w:val="22"/>
-            <w:szCs w:val="22"/>
-          </w:rPr>
-          <w:t>This gap remains relevant in the southeastern United States, where suburban sprawl continues to expand the human-wildlife interface, seasonal variation in temperature and humidity creates year-round conditions for environmental pathogen persistence, and large agricultural presence encourages small-scale animal keeping</w:t>
-        </w:r>
-        <w:r>
-          <w:rPr>
-            <w:sz w:val="22"/>
-            <w:szCs w:val="22"/>
-          </w:rPr>
-          <w:t>.</w:t>
-        </w:r>
-        <w:r>
-          <w:rPr>
-            <w:sz w:val="22"/>
-            <w:szCs w:val="22"/>
-          </w:rPr>
-          <w:t xml:space="preserve"> </w:t>
-        </w:r>
-        <w:r>
-          <w:rPr>
-            <w:sz w:val="22"/>
-            <w:szCs w:val="22"/>
-          </w:rPr>
-          <w:t xml:space="preserve">Moreover, </w:t>
-        </w:r>
-        <w:r>
-          <w:rPr>
-            <w:sz w:val="22"/>
-            <w:szCs w:val="22"/>
-          </w:rPr>
-          <w:t>wildlife watching participation, including bird feeding,</w:t>
-        </w:r>
-        <w:r>
-          <w:rPr>
-            <w:sz w:val="22"/>
-            <w:szCs w:val="22"/>
-          </w:rPr>
-          <w:t xml:space="preserve"> in Alabama</w:t>
-        </w:r>
-        <w:r>
-          <w:rPr>
-            <w:sz w:val="22"/>
-            <w:szCs w:val="22"/>
-          </w:rPr>
-          <w:t xml:space="preserve"> is among the highest of any region in the country, with the East </w:t>
-        </w:r>
-        <w:proofErr w:type="gramStart"/>
-        <w:r>
-          <w:rPr>
-            <w:sz w:val="22"/>
-            <w:szCs w:val="22"/>
-          </w:rPr>
-          <w:t>South Central</w:t>
-        </w:r>
-        <w:proofErr w:type="gramEnd"/>
-        <w:r>
-          <w:rPr>
-            <w:sz w:val="22"/>
-            <w:szCs w:val="22"/>
-          </w:rPr>
-          <w:t xml:space="preserve"> states reporting the highest residential wildlife watching rates nationally (USFWS 2022).</w:t>
-        </w:r>
-      </w:ins>
-    </w:p>
-    <w:p>
-      <w:pPr>
-        <w:rPr>
-          <w:ins w:id="235" w:author="Kelsey McCune" w:date="2026-04-08T15:30:00Z" w16du:dateUtc="2026-04-08T20:30:00Z"/>
-          <w:sz w:val="22"/>
-          <w:szCs w:val="22"/>
-        </w:rPr>
-      </w:pPr>
-    </w:p>
-    <w:p>
-      <w:pPr>
-        <w:rPr>
-          <w:sz w:val="22"/>
-          <w:szCs w:val="22"/>
-        </w:rPr>
-      </w:pPr>
-    </w:p>
-    <w:p>
-      <w:pPr>
-        <w:rPr>
-          <w:sz w:val="22"/>
-          <w:szCs w:val="22"/>
-        </w:rPr>
-      </w:pPr>
-      <w:r>
-        <w:rPr>
-          <w:sz w:val="22"/>
-          <w:szCs w:val="22"/>
-          <w:highlight w:val="yellow"/>
+      <w:moveToRangeEnd w:id="227"/>
+    </w:p>
+    <w:p>
+      <w:pPr>
+        <w:ind w:firstLine="720"/>
+        <w:rPr>
+          <w:ins w:id="229" w:author="Kelsey McCune" w:date="2026-04-08T15:30:00Z" w16du:dateUtc="2026-04-08T20:30:00Z"/>
+          <w:sz w:val="22"/>
+          <w:szCs w:val="22"/>
+        </w:rPr>
+      </w:pPr>
+    </w:p>
+    <w:p>
+      <w:pPr>
+        <w:rPr>
+          <w:sz w:val="22"/>
+          <w:szCs w:val="22"/>
+        </w:rPr>
+      </w:pPr>
+    </w:p>
+    <w:p>
+      <w:pPr>
+        <w:rPr>
+          <w:sz w:val="22"/>
+          <w:szCs w:val="22"/>
+        </w:rPr>
+      </w:pPr>
+      <w:r>
+        <w:rPr>
+          <w:sz w:val="22"/>
+          <w:szCs w:val="22"/>
         </w:rPr>
         <w:t>References:</w:t>
       </w:r>
@@ -6078,23 +7354,7 @@
         <w:ind w:hanging="480"/>
       </w:pPr>
       <w:r>
-        <w:t xml:space="preserve">Barbett, Lea, Edward </w:t>
-      </w:r>
-      <w:proofErr w:type="spellStart"/>
-      <w:r>
-        <w:t>Stupple</w:t>
-      </w:r>
-      <w:proofErr w:type="spellEnd"/>
-      <w:r>
-        <w:t xml:space="preserve">, Michael Sweet, Malcolm Schofield, and Miles Richardson. “Measuring Actions for Nature—Development and Validation of a Pro-Nature Conservation </w:t>
-      </w:r>
-      <w:proofErr w:type="spellStart"/>
-      <w:r>
-        <w:t>Behaviour</w:t>
-      </w:r>
-      <w:proofErr w:type="spellEnd"/>
-      <w:r>
-        <w:t xml:space="preserve"> Scale.” </w:t>
+        <w:t xml:space="preserve">Barbett, Lea, Edward Stupple, Michael Sweet, Malcolm Schofield, and Miles Richardson. “Measuring Actions for Nature—Development and Validation of a Pro-Nature Conservation Behaviour Scale.” </w:t>
       </w:r>
       <w:r>
         <w:rPr>
@@ -6197,11 +7457,11 @@
           <w:rPr>
             <w:rStyle w:val="Hyperlink"/>
           </w:rPr>
-          <w:t>www.archive.cdc.gov/www_cdc_gov/salmonella/typhimurium-04-21/details.html</w:t>
+          <w:t>https://archive.cdc.gov/www_cdc_gov/salmonella/typhimurium-04-21/index.html</w:t>
         </w:r>
       </w:hyperlink>
       <w:r>
-        <w:t>.</w:t>
+        <w:t xml:space="preserve">. </w:t>
       </w:r>
       <w:r>
         <w:t xml:space="preserve"> </w:t>
@@ -6318,15 +7578,7 @@
         <w:ind w:hanging="480"/>
       </w:pPr>
       <w:r>
-        <w:t xml:space="preserve">Van De </w:t>
-      </w:r>
-      <w:proofErr w:type="spellStart"/>
-      <w:r>
-        <w:t>Vuurst</w:t>
-      </w:r>
-      <w:proofErr w:type="spellEnd"/>
-      <w:r>
-        <w:t xml:space="preserve">, Paige, and Luis E. Escobar. “Climate Change and Infectious Disease: A Review of Evidence and Research Trends.” </w:t>
+        <w:t xml:space="preserve">Van De Vuurst, Paige, and Luis E. Escobar. “Climate Change and Infectious Disease: A Review of Evidence and Research Trends.” </w:t>
       </w:r>
       <w:r>
         <w:rPr>
@@ -6355,16 +7607,7 @@
         <w:ind w:hanging="480"/>
       </w:pPr>
       <w:r>
-        <w:lastRenderedPageBreak/>
-        <w:t xml:space="preserve">Hassell, James M., Michael </w:t>
-      </w:r>
-      <w:proofErr w:type="spellStart"/>
-      <w:r>
-        <w:t>Begon</w:t>
-      </w:r>
-      <w:proofErr w:type="spellEnd"/>
-      <w:r>
-        <w:t xml:space="preserve">, Melissa J. Ward, and Eric M. Fèvre. “Urbanization and Disease Emergence: Dynamics at the Wildlife–Livestock–Human Interface.” </w:t>
+        <w:t xml:space="preserve">Hassell, James M., Michael Begon, Melissa J. Ward, and Eric M. Fèvre. “Urbanization and Disease Emergence: Dynamics at the Wildlife–Livestock–Human Interface.” </w:t>
       </w:r>
       <w:r>
         <w:rPr>
@@ -6469,6 +7712,7 @@
         <w:ind w:hanging="480"/>
       </w:pPr>
       <w:r>
+        <w:lastRenderedPageBreak/>
         <w:t xml:space="preserve">Larsen, Katalin M., Melissa DeCicco, Katherine Hood, and Andrea J. Etter. “Salmonella Enterica Frequency in Backyard Chickens in Vermont and Biosecurity Knowledge and Practices of Owners.” </w:t>
       </w:r>
       <w:r>
@@ -6537,23 +7781,7 @@
         <w:t>Infectious Disease Ecology of Wild Birds</w:t>
       </w:r>
       <w:r>
-        <w:t xml:space="preserve">, 1st ed., edited by Jennifer C. Owen, Dana M. Hawley, and Kathryn P. </w:t>
-      </w:r>
-      <w:proofErr w:type="spellStart"/>
-      <w:r>
-        <w:t>Huyvaert</w:t>
-      </w:r>
-      <w:proofErr w:type="spellEnd"/>
-      <w:r>
-        <w:t xml:space="preserve">. Oxford University </w:t>
-      </w:r>
-      <w:proofErr w:type="spellStart"/>
-      <w:r>
-        <w:t>PressOxford</w:t>
-      </w:r>
-      <w:proofErr w:type="spellEnd"/>
-      <w:r>
-        <w:t xml:space="preserve">, 2021. </w:t>
+        <w:t xml:space="preserve">, 1st ed., edited by Jennifer C. Owen, Dana M. Hawley, and Kathryn P. Huyvaert. Oxford University PressOxford, 2021. </w:t>
       </w:r>
       <w:hyperlink r:id="rId28" w:history="1">
         <w:r>
@@ -6630,15 +7858,7 @@
         <w:ind w:hanging="480"/>
       </w:pPr>
       <w:r>
-        <w:t xml:space="preserve">Patel, Kane, G. Sean Stapleton, Rosalie T. </w:t>
-      </w:r>
-      <w:proofErr w:type="spellStart"/>
-      <w:r>
-        <w:t>Trevejo</w:t>
-      </w:r>
-      <w:proofErr w:type="spellEnd"/>
-      <w:r>
-        <w:t xml:space="preserve">, et al. “Human Salmonellosis Outbreak Linked to </w:t>
+        <w:t xml:space="preserve">Patel, Kane, G. Sean Stapleton, Rosalie T. Trevejo, et al. “Human Salmonellosis Outbreak Linked to </w:t>
       </w:r>
       <w:r>
         <w:rPr>
@@ -6677,40 +7897,24 @@
         <w:ind w:hanging="480"/>
       </w:pPr>
       <w:r>
-        <w:t xml:space="preserve">Pocock, Michael J. O., Iain Hamlin, Jennifer </w:t>
-      </w:r>
-      <w:proofErr w:type="spellStart"/>
-      <w:r>
-        <w:t>Christelow</w:t>
-      </w:r>
-      <w:proofErr w:type="spellEnd"/>
-      <w:r>
-        <w:t xml:space="preserve">, Holli‐Anne Passmore, and Miles Richardson. “The Benefits of Citizen Science and Nature‐noticing Activities for Well‐being, Nature Connectedness and Pro‐nature Conservation </w:t>
-      </w:r>
-      <w:proofErr w:type="spellStart"/>
-      <w:r>
-        <w:t>Behaviours</w:t>
-      </w:r>
-      <w:proofErr w:type="spellEnd"/>
-      <w:r>
-        <w:t xml:space="preserve">.” </w:t>
+        <w:t xml:space="preserve">Plowright, Raina K., Colin R. Parrish, Hamish McCallum, et al. “Pathways to Zoonotic Spillover.” </w:t>
       </w:r>
       <w:r>
         <w:rPr>
           <w:i/>
           <w:iCs/>
         </w:rPr>
-        <w:t>People and Nature</w:t>
-      </w:r>
-      <w:r>
-        <w:t xml:space="preserve"> 5, no. 2 (2023): 591–606. </w:t>
+        <w:t>Nature Reviews Microbiology</w:t>
+      </w:r>
+      <w:r>
+        <w:t xml:space="preserve"> 15, no. 8 (2017): 502–10. </w:t>
       </w:r>
       <w:hyperlink r:id="rId32" w:history="1">
         <w:r>
           <w:rPr>
             <w:rStyle w:val="Hyperlink"/>
           </w:rPr>
-          <w:t>https://doi.org/10.1002/pan3.10432</w:t>
+          <w:t>https://doi.org/10.1038/nrmicro.2017.45</w:t>
         </w:r>
       </w:hyperlink>
       <w:r>
@@ -6722,32 +7926,85 @@
         <w:ind w:hanging="480"/>
       </w:pPr>
       <w:r>
-        <w:t>R Core Team. 2024. R: a language and environment for statistical computing. R Foundation for Statistical Computing, Vienna, Austria.</w:t>
-      </w:r>
-    </w:p>
-    <w:p>
-      <w:pPr>
-        <w:ind w:hanging="480"/>
-      </w:pPr>
-      <w:proofErr w:type="spellStart"/>
-      <w:r>
-        <w:t>Sekercioglu</w:t>
-      </w:r>
-      <w:proofErr w:type="spellEnd"/>
-      <w:r>
-        <w:t xml:space="preserve">, C. “Increasing Awareness of Avian Ecological Function.” </w:t>
+        <w:t xml:space="preserve">Pocock, Michael J. O., Iain Hamlin, Jennifer Christelow, Holli‐Anne Passmore, and Miles Richardson. “The Benefits of Citizen Science and Nature‐noticing Activities for Well‐being, Nature Connectedness and Pro‐nature Conservation Behaviours.” </w:t>
       </w:r>
       <w:r>
         <w:rPr>
           <w:i/>
           <w:iCs/>
         </w:rPr>
+        <w:t>People and Nature</w:t>
+      </w:r>
+      <w:r>
+        <w:t xml:space="preserve"> 5, no. 2 (2023): 591–606. </w:t>
+      </w:r>
+      <w:hyperlink r:id="rId33" w:history="1">
+        <w:r>
+          <w:rPr>
+            <w:rStyle w:val="Hyperlink"/>
+          </w:rPr>
+          <w:t>https://doi.org/10.1002/pan3.10432</w:t>
+        </w:r>
+      </w:hyperlink>
+      <w:r>
+        <w:t>.</w:t>
+      </w:r>
+    </w:p>
+    <w:p>
+      <w:pPr>
+        <w:ind w:hanging="480"/>
+      </w:pPr>
+      <w:r>
+        <w:t>R Core Team. 2024. R: a language and environment for statistical computing. R Foundation for Statistical Computing, Vienna, Austria.</w:t>
+      </w:r>
+    </w:p>
+    <w:p>
+      <w:pPr>
+        <w:ind w:hanging="480"/>
+      </w:pPr>
+      <w:r>
+        <w:t xml:space="preserve">Reed, K. D., J. K. Meece, J. S. Henkel, and S. K. Shukla. “Birds, Migration and Emerging Zoonoses: West Nile Virus, Lyme Disease, Influenza A and Enteropathogens.” </w:t>
+      </w:r>
+      <w:r>
+        <w:rPr>
+          <w:i/>
+          <w:iCs/>
+        </w:rPr>
+        <w:t>Clinical Medicine &amp; Research</w:t>
+      </w:r>
+      <w:r>
+        <w:t xml:space="preserve"> 1, no. 1 (2003): 5–12. </w:t>
+      </w:r>
+      <w:hyperlink r:id="rId34" w:history="1">
+        <w:r>
+          <w:rPr>
+            <w:rStyle w:val="Hyperlink"/>
+          </w:rPr>
+          <w:t>https://doi.org/10.3121/cmr.1.1.5</w:t>
+        </w:r>
+      </w:hyperlink>
+      <w:r>
+        <w:t>.</w:t>
+      </w:r>
+    </w:p>
+    <w:p>
+      <w:pPr>
+        <w:ind w:hanging="480"/>
+      </w:pPr>
+      <w:r>
+        <w:t xml:space="preserve">Sekercioglu, C. “Increasing Awareness of Avian Ecological Function.” </w:t>
+      </w:r>
+      <w:r>
+        <w:rPr>
+          <w:i/>
+          <w:iCs/>
+        </w:rPr>
         <w:t>Trends in Ecology &amp; Evolution</w:t>
       </w:r>
       <w:r>
         <w:t xml:space="preserve"> 21, no. 8 (2006): 464–71. </w:t>
       </w:r>
-      <w:hyperlink r:id="rId33" w:history="1">
+      <w:hyperlink r:id="rId35" w:history="1">
         <w:r>
           <w:rPr>
             <w:rStyle w:val="Hyperlink"/>
@@ -7148,7 +8405,6 @@
           <w:sz w:val="22"/>
           <w:szCs w:val="22"/>
         </w:rPr>
-        <w:lastRenderedPageBreak/>
         <w:t xml:space="preserve">  </w:t>
       </w:r>
     </w:p>
@@ -7309,6 +8565,21 @@
           <w:szCs w:val="22"/>
         </w:rPr>
       </w:pPr>
+      <w:r>
+        <w:rPr>
+          <w:sz w:val="22"/>
+          <w:szCs w:val="22"/>
+        </w:rPr>
+        <w:lastRenderedPageBreak/>
+        <w:t>All Passerines and Near-Passerines</w:t>
+      </w:r>
+      <w:r>
+        <w:rPr>
+          <w:sz w:val="22"/>
+          <w:szCs w:val="22"/>
+        </w:rPr>
+        <w:t xml:space="preserve"> with a focus on feeder-frequent species </w:t>
+      </w:r>
     </w:p>
     <w:p>
       <w:pPr>
@@ -7324,64 +8595,14 @@
           <w:sz w:val="22"/>
           <w:szCs w:val="22"/>
         </w:rPr>
-        <w:t>Consultants / support services</w:t>
-      </w:r>
-      <w:r>
-        <w:rPr>
-          <w:sz w:val="22"/>
-          <w:szCs w:val="22"/>
-        </w:rPr>
-        <w:t>:</w:t>
-      </w:r>
-    </w:p>
-    <w:p>
-      <w:pPr>
-        <w:rPr>
-          <w:sz w:val="22"/>
-          <w:szCs w:val="22"/>
-        </w:rPr>
-      </w:pPr>
-    </w:p>
-    <w:p>
-      <w:pPr>
-        <w:rPr>
-          <w:sz w:val="22"/>
-          <w:szCs w:val="22"/>
-        </w:rPr>
-      </w:pPr>
-    </w:p>
-    <w:p>
-      <w:pPr>
-        <w:widowControl w:val="0"/>
-        <w:rPr>
-          <w:sz w:val="22"/>
-          <w:szCs w:val="22"/>
-        </w:rPr>
-      </w:pPr>
-      <w:r>
-        <w:rPr>
-          <w:b/>
-          <w:sz w:val="22"/>
-          <w:szCs w:val="22"/>
-        </w:rPr>
-        <w:t xml:space="preserve">SECTION FIVE: DETAILED BUDGET FOR THE FUNDS REQUESTED </w:t>
-      </w:r>
-    </w:p>
-    <w:p>
-      <w:pPr>
-        <w:widowControl w:val="0"/>
-        <w:rPr>
-          <w:sz w:val="22"/>
-          <w:szCs w:val="22"/>
-        </w:rPr>
-      </w:pPr>
-      <w:r>
-        <w:rPr>
-          <w:b/>
-          <w:sz w:val="22"/>
-          <w:szCs w:val="22"/>
-        </w:rPr>
-        <w:t xml:space="preserve">(Direct costs only) </w:t>
+        <w:t>Any backyard poultr</w:t>
+      </w:r>
+      <w:r>
+        <w:rPr>
+          <w:sz w:val="22"/>
+          <w:szCs w:val="22"/>
+        </w:rPr>
+        <w:t>y and their enclosures</w:t>
       </w:r>
     </w:p>
     <w:p>
@@ -7393,13 +8614,6 @@
           <w:szCs w:val="22"/>
         </w:rPr>
       </w:pPr>
-      <w:r>
-        <w:rPr>
-          <w:sz w:val="22"/>
-          <w:szCs w:val="22"/>
-        </w:rPr>
-        <w:t xml:space="preserve">                                                                                                         </w:t>
-      </w:r>
     </w:p>
     <w:p>
       <w:pPr>
@@ -7415,14 +8629,80 @@
           <w:sz w:val="22"/>
           <w:szCs w:val="22"/>
         </w:rPr>
-        <w:t>Equipment and supplies: Itemize.</w:t>
-      </w:r>
-      <w:r>
-        <w:rPr>
-          <w:sz w:val="22"/>
-          <w:szCs w:val="22"/>
-        </w:rPr>
-        <w:t xml:space="preserve"> </w:t>
+        <w:t>Consultants / support services</w:t>
+      </w:r>
+      <w:r>
+        <w:rPr>
+          <w:sz w:val="22"/>
+          <w:szCs w:val="22"/>
+        </w:rPr>
+        <w:t>:</w:t>
+      </w:r>
+    </w:p>
+    <w:p>
+      <w:pPr>
+        <w:rPr>
+          <w:sz w:val="22"/>
+          <w:szCs w:val="22"/>
+        </w:rPr>
+      </w:pPr>
+      <w:r>
+        <w:rPr>
+          <w:i/>
+          <w:iCs/>
+          <w:sz w:val="22"/>
+          <w:szCs w:val="22"/>
+        </w:rPr>
+        <w:t>Field permits and bird banding:</w:t>
+      </w:r>
+      <w:r>
+        <w:rPr>
+          <w:sz w:val="22"/>
+          <w:szCs w:val="22"/>
+        </w:rPr>
+        <w:t xml:space="preserve"> All bird capture, handling, and banding activities are conducted under federal and state permits, including a U.S. Geological Survey Bird Banding Laboratory sub-permittee designation held by the principal investigator. USGS aluminum leg bands are obtained through the Bird Banding Laboratory.</w:t>
+      </w:r>
+    </w:p>
+    <w:p>
+      <w:pPr>
+        <w:rPr>
+          <w:sz w:val="22"/>
+          <w:szCs w:val="22"/>
+        </w:rPr>
+      </w:pPr>
+    </w:p>
+    <w:p>
+      <w:pPr>
+        <w:widowControl w:val="0"/>
+        <w:rPr>
+          <w:sz w:val="22"/>
+          <w:szCs w:val="22"/>
+        </w:rPr>
+      </w:pPr>
+      <w:r>
+        <w:rPr>
+          <w:b/>
+          <w:sz w:val="22"/>
+          <w:szCs w:val="22"/>
+        </w:rPr>
+        <w:t xml:space="preserve">SECTION FIVE: DETAILED BUDGET FOR THE FUNDS REQUESTED </w:t>
+      </w:r>
+    </w:p>
+    <w:p>
+      <w:pPr>
+        <w:widowControl w:val="0"/>
+        <w:rPr>
+          <w:sz w:val="22"/>
+          <w:szCs w:val="22"/>
+        </w:rPr>
+      </w:pPr>
+      <w:r>
+        <w:rPr>
+          <w:b/>
+          <w:sz w:val="22"/>
+          <w:szCs w:val="22"/>
+        </w:rPr>
+        <w:t xml:space="preserve">(Direct costs only) </w:t>
       </w:r>
     </w:p>
     <w:p>
@@ -7439,377 +8719,360 @@
           <w:sz w:val="22"/>
           <w:szCs w:val="22"/>
         </w:rPr>
-        <w:t>$</w:t>
-      </w:r>
-      <w:ins w:id="236" w:author="Kelsey McCune" w:date="2026-04-22T10:45:00Z" w16du:dateUtc="2026-04-22T15:45:00Z">
-        <w:r>
-          <w:rPr>
-            <w:sz w:val="22"/>
-            <w:szCs w:val="22"/>
-          </w:rPr>
-          <w:t>4</w:t>
-        </w:r>
-      </w:ins>
-      <w:ins w:id="237" w:author="Kelsey McCune" w:date="2026-04-22T11:22:00Z" w16du:dateUtc="2026-04-22T16:22:00Z">
-        <w:r>
-          <w:rPr>
-            <w:sz w:val="22"/>
-            <w:szCs w:val="22"/>
-          </w:rPr>
-          <w:t>4</w:t>
-        </w:r>
-      </w:ins>
-      <w:del w:id="238" w:author="Kelsey McCune" w:date="2026-04-22T10:45:00Z" w16du:dateUtc="2026-04-22T15:45:00Z">
-        <w:r>
-          <w:rPr>
-            <w:sz w:val="22"/>
-            <w:szCs w:val="22"/>
-          </w:rPr>
-          <w:delText>27</w:delText>
-        </w:r>
-      </w:del>
-      <w:r>
-        <w:rPr>
-          <w:sz w:val="22"/>
-          <w:szCs w:val="22"/>
-        </w:rPr>
-        <w:t xml:space="preserve">00 for </w:t>
-      </w:r>
-      <w:ins w:id="239" w:author="Kelsey McCune" w:date="2026-04-22T10:45:00Z" w16du:dateUtc="2026-04-22T15:45:00Z">
-        <w:r>
-          <w:rPr>
-            <w:sz w:val="22"/>
-            <w:szCs w:val="22"/>
-          </w:rPr>
-          <w:t>5</w:t>
-        </w:r>
-      </w:ins>
-      <w:del w:id="240" w:author="Kelsey McCune" w:date="2026-04-22T10:45:00Z" w16du:dateUtc="2026-04-22T15:45:00Z">
-        <w:r>
-          <w:rPr>
-            <w:sz w:val="22"/>
-            <w:szCs w:val="22"/>
-          </w:rPr>
-          <w:delText>3</w:delText>
-        </w:r>
-      </w:del>
-      <w:r>
-        <w:rPr>
-          <w:sz w:val="22"/>
-          <w:szCs w:val="22"/>
-        </w:rPr>
-        <w:t>0 W</w:t>
-      </w:r>
-      <w:r>
-        <w:rPr>
-          <w:sz w:val="22"/>
-          <w:szCs w:val="22"/>
-        </w:rPr>
-        <w:t>hole-</w:t>
-      </w:r>
-      <w:r>
-        <w:rPr>
-          <w:sz w:val="22"/>
-          <w:szCs w:val="22"/>
-        </w:rPr>
-        <w:t>G</w:t>
-      </w:r>
-      <w:r>
-        <w:rPr>
-          <w:sz w:val="22"/>
-          <w:szCs w:val="22"/>
-        </w:rPr>
-        <w:t>enome-</w:t>
-      </w:r>
-      <w:r>
-        <w:rPr>
-          <w:sz w:val="22"/>
-          <w:szCs w:val="22"/>
-        </w:rPr>
-        <w:t>S</w:t>
-      </w:r>
-      <w:r>
-        <w:rPr>
-          <w:sz w:val="22"/>
-          <w:szCs w:val="22"/>
-        </w:rPr>
-        <w:t>equenced</w:t>
-      </w:r>
-      <w:r>
-        <w:rPr>
-          <w:sz w:val="22"/>
-          <w:szCs w:val="22"/>
-        </w:rPr>
-        <w:t xml:space="preserve"> samples </w:t>
-      </w:r>
-      <w:ins w:id="241" w:author="Kelsey McCune" w:date="2026-04-22T10:46:00Z" w16du:dateUtc="2026-04-22T15:46:00Z">
-        <w:r>
-          <w:rPr>
-            <w:sz w:val="22"/>
-            <w:szCs w:val="22"/>
-          </w:rPr>
-          <w:t>at $</w:t>
-        </w:r>
-      </w:ins>
-      <w:ins w:id="242" w:author="Kelsey McCune" w:date="2026-04-22T11:22:00Z" w16du:dateUtc="2026-04-22T16:22:00Z">
-        <w:r>
-          <w:rPr>
-            <w:sz w:val="22"/>
-            <w:szCs w:val="22"/>
-          </w:rPr>
-          <w:t>88</w:t>
-        </w:r>
-      </w:ins>
-      <w:ins w:id="243" w:author="Kelsey McCune" w:date="2026-04-22T10:46:00Z" w16du:dateUtc="2026-04-22T15:46:00Z">
-        <w:r>
-          <w:rPr>
-            <w:sz w:val="22"/>
-            <w:szCs w:val="22"/>
-          </w:rPr>
-          <w:t xml:space="preserve"> per sample</w:t>
-        </w:r>
-      </w:ins>
+        <w:t xml:space="preserve">                                                                                                         </w:t>
+      </w:r>
     </w:p>
     <w:p>
       <w:pPr>
         <w:widowControl w:val="0"/>
         <w:jc w:val="both"/>
         <w:rPr>
-          <w:del w:id="244" w:author="Kelsey McCune" w:date="2026-04-22T10:45:00Z" w16du:dateUtc="2026-04-22T15:45:00Z"/>
-          <w:sz w:val="22"/>
-          <w:szCs w:val="22"/>
-        </w:rPr>
-      </w:pPr>
-      <w:del w:id="245" w:author="Kelsey McCune" w:date="2026-04-22T10:45:00Z" w16du:dateUtc="2026-04-22T15:45:00Z">
-        <w:r>
-          <w:rPr>
-            <w:sz w:val="22"/>
-            <w:szCs w:val="22"/>
-          </w:rPr>
-          <w:delText xml:space="preserve">$360 per month of SVDL Lab processing + $15 per seryotyped </w:delText>
-        </w:r>
-        <w:r>
-          <w:rPr>
-            <w:sz w:val="22"/>
-            <w:szCs w:val="22"/>
-          </w:rPr>
-          <w:delText>salm. positive s</w:delText>
-        </w:r>
-        <w:r>
-          <w:rPr>
-            <w:sz w:val="22"/>
-            <w:szCs w:val="22"/>
-          </w:rPr>
-          <w:delText>ample</w:delText>
-        </w:r>
-        <w:r>
-          <w:rPr>
-            <w:sz w:val="22"/>
-            <w:szCs w:val="22"/>
-          </w:rPr>
-          <w:delText>s</w:delText>
-        </w:r>
-      </w:del>
+          <w:sz w:val="22"/>
+          <w:szCs w:val="22"/>
+        </w:rPr>
+      </w:pPr>
+      <w:r>
+        <w:rPr>
+          <w:sz w:val="22"/>
+          <w:szCs w:val="22"/>
+        </w:rPr>
+        <w:t>Equipment and supplies: Itemize.</w:t>
+      </w:r>
+      <w:r>
+        <w:rPr>
+          <w:sz w:val="22"/>
+          <w:szCs w:val="22"/>
+        </w:rPr>
+        <w:t xml:space="preserve"> </w:t>
+      </w:r>
     </w:p>
     <w:p>
       <w:pPr>
         <w:widowControl w:val="0"/>
         <w:jc w:val="both"/>
         <w:rPr>
-          <w:ins w:id="246" w:author="Kelsey McCune" w:date="2026-04-22T11:17:00Z" w16du:dateUtc="2026-04-22T16:17:00Z"/>
-          <w:sz w:val="22"/>
-          <w:szCs w:val="22"/>
-        </w:rPr>
-      </w:pPr>
-      <w:r>
-        <w:rPr>
-          <w:sz w:val="22"/>
-          <w:szCs w:val="22"/>
-        </w:rPr>
-        <w:t>$400 for 500 cryotubes</w:t>
-      </w:r>
-      <w:ins w:id="247" w:author="Kelsey McCune" w:date="2026-04-22T11:22:00Z" w16du:dateUtc="2026-04-22T16:22:00Z">
-        <w:r>
-          <w:rPr>
-            <w:sz w:val="22"/>
-            <w:szCs w:val="22"/>
-          </w:rPr>
-          <w:t xml:space="preserve"> to store positive isolates for whole </w:t>
-        </w:r>
-      </w:ins>
-      <w:ins w:id="248" w:author="Kelsey McCune" w:date="2026-04-22T11:23:00Z" w16du:dateUtc="2026-04-22T16:23:00Z">
-        <w:r>
-          <w:rPr>
-            <w:sz w:val="22"/>
-            <w:szCs w:val="22"/>
-          </w:rPr>
-          <w:t>genome sequencing</w:t>
-        </w:r>
-      </w:ins>
-      <w:del w:id="249" w:author="Kelsey McCune" w:date="2026-04-22T11:22:00Z" w16du:dateUtc="2026-04-22T16:22:00Z">
-        <w:r>
-          <w:rPr>
-            <w:sz w:val="22"/>
-            <w:szCs w:val="22"/>
-          </w:rPr>
-          <w:delText xml:space="preserve">   </w:delText>
+          <w:sz w:val="22"/>
+          <w:szCs w:val="22"/>
+        </w:rPr>
+      </w:pPr>
+      <w:r>
+        <w:rPr>
+          <w:sz w:val="22"/>
+          <w:szCs w:val="22"/>
+        </w:rPr>
+        <w:t>$</w:t>
+      </w:r>
+      <w:ins w:id="230" w:author="Kelsey McCune" w:date="2026-04-22T10:45:00Z" w16du:dateUtc="2026-04-22T15:45:00Z">
+        <w:r>
+          <w:rPr>
+            <w:sz w:val="22"/>
+            <w:szCs w:val="22"/>
+          </w:rPr>
+          <w:t>4</w:t>
+        </w:r>
+      </w:ins>
+      <w:ins w:id="231" w:author="Kelsey McCune" w:date="2026-04-22T11:22:00Z" w16du:dateUtc="2026-04-22T16:22:00Z">
+        <w:r>
+          <w:rPr>
+            <w:sz w:val="22"/>
+            <w:szCs w:val="22"/>
+          </w:rPr>
+          <w:t>4</w:t>
+        </w:r>
+      </w:ins>
+      <w:del w:id="232" w:author="Kelsey McCune" w:date="2026-04-22T10:45:00Z" w16du:dateUtc="2026-04-22T15:45:00Z">
+        <w:r>
+          <w:rPr>
+            <w:sz w:val="22"/>
+            <w:szCs w:val="22"/>
+          </w:rPr>
+          <w:delText>27</w:delText>
         </w:r>
       </w:del>
+      <w:r>
+        <w:rPr>
+          <w:sz w:val="22"/>
+          <w:szCs w:val="22"/>
+        </w:rPr>
+        <w:t xml:space="preserve">00 for </w:t>
+      </w:r>
+      <w:ins w:id="233" w:author="Kelsey McCune" w:date="2026-04-22T10:45:00Z" w16du:dateUtc="2026-04-22T15:45:00Z">
+        <w:r>
+          <w:rPr>
+            <w:sz w:val="22"/>
+            <w:szCs w:val="22"/>
+          </w:rPr>
+          <w:t>5</w:t>
+        </w:r>
+      </w:ins>
+      <w:del w:id="234" w:author="Kelsey McCune" w:date="2026-04-22T10:45:00Z" w16du:dateUtc="2026-04-22T15:45:00Z">
+        <w:r>
+          <w:rPr>
+            <w:sz w:val="22"/>
+            <w:szCs w:val="22"/>
+          </w:rPr>
+          <w:delText>3</w:delText>
+        </w:r>
+      </w:del>
+      <w:r>
+        <w:rPr>
+          <w:sz w:val="22"/>
+          <w:szCs w:val="22"/>
+        </w:rPr>
+        <w:t>0 W</w:t>
+      </w:r>
+      <w:r>
+        <w:rPr>
+          <w:sz w:val="22"/>
+          <w:szCs w:val="22"/>
+        </w:rPr>
+        <w:t>hole-</w:t>
+      </w:r>
+      <w:r>
+        <w:rPr>
+          <w:sz w:val="22"/>
+          <w:szCs w:val="22"/>
+        </w:rPr>
+        <w:t>G</w:t>
+      </w:r>
+      <w:r>
+        <w:rPr>
+          <w:sz w:val="22"/>
+          <w:szCs w:val="22"/>
+        </w:rPr>
+        <w:t>enome-</w:t>
+      </w:r>
+      <w:r>
+        <w:rPr>
+          <w:sz w:val="22"/>
+          <w:szCs w:val="22"/>
+        </w:rPr>
+        <w:t>S</w:t>
+      </w:r>
+      <w:r>
+        <w:rPr>
+          <w:sz w:val="22"/>
+          <w:szCs w:val="22"/>
+        </w:rPr>
+        <w:t>equenced</w:t>
+      </w:r>
+      <w:r>
+        <w:rPr>
+          <w:sz w:val="22"/>
+          <w:szCs w:val="22"/>
+        </w:rPr>
+        <w:t xml:space="preserve"> samples </w:t>
+      </w:r>
+      <w:ins w:id="235" w:author="Kelsey McCune" w:date="2026-04-22T10:46:00Z" w16du:dateUtc="2026-04-22T15:46:00Z">
+        <w:r>
+          <w:rPr>
+            <w:sz w:val="22"/>
+            <w:szCs w:val="22"/>
+          </w:rPr>
+          <w:t>at $</w:t>
+        </w:r>
+      </w:ins>
+      <w:ins w:id="236" w:author="Kelsey McCune" w:date="2026-04-22T11:22:00Z" w16du:dateUtc="2026-04-22T16:22:00Z">
+        <w:r>
+          <w:rPr>
+            <w:sz w:val="22"/>
+            <w:szCs w:val="22"/>
+          </w:rPr>
+          <w:t>88</w:t>
+        </w:r>
+      </w:ins>
+      <w:ins w:id="237" w:author="Kelsey McCune" w:date="2026-04-22T10:46:00Z" w16du:dateUtc="2026-04-22T15:46:00Z">
+        <w:r>
+          <w:rPr>
+            <w:sz w:val="22"/>
+            <w:szCs w:val="22"/>
+          </w:rPr>
+          <w:t xml:space="preserve"> per sample</w:t>
+        </w:r>
+      </w:ins>
     </w:p>
     <w:p>
       <w:pPr>
         <w:widowControl w:val="0"/>
         <w:jc w:val="both"/>
         <w:rPr>
-          <w:sz w:val="22"/>
-          <w:szCs w:val="22"/>
-        </w:rPr>
-      </w:pPr>
-      <w:ins w:id="250" w:author="Kelsey McCune" w:date="2026-04-22T11:17:00Z" w16du:dateUtc="2026-04-22T16:17:00Z">
-        <w:r>
-          <w:rPr>
-            <w:sz w:val="22"/>
-            <w:szCs w:val="22"/>
-          </w:rPr>
-          <w:t>$</w:t>
-        </w:r>
-      </w:ins>
-      <w:ins w:id="251" w:author="Kelsey McCune" w:date="2026-04-22T11:22:00Z" w16du:dateUtc="2026-04-22T16:22:00Z">
-        <w:r>
-          <w:rPr>
-            <w:sz w:val="22"/>
-            <w:szCs w:val="22"/>
-          </w:rPr>
-          <w:t>2</w:t>
-        </w:r>
-      </w:ins>
-      <w:ins w:id="252" w:author="Kelsey McCune" w:date="2026-04-22T11:17:00Z" w16du:dateUtc="2026-04-22T16:17:00Z">
-        <w:r>
-          <w:rPr>
-            <w:sz w:val="22"/>
-            <w:szCs w:val="22"/>
-          </w:rPr>
-          <w:t xml:space="preserve">00 for </w:t>
-        </w:r>
-      </w:ins>
-      <w:ins w:id="253" w:author="Kelsey McCune" w:date="2026-04-22T11:22:00Z" w16du:dateUtc="2026-04-22T16:22:00Z">
-        <w:r>
-          <w:rPr>
-            <w:sz w:val="22"/>
-            <w:szCs w:val="22"/>
-          </w:rPr>
-          <w:t xml:space="preserve">media, </w:t>
-        </w:r>
-      </w:ins>
-      <w:ins w:id="254" w:author="Kelsey McCune" w:date="2026-04-22T11:17:00Z" w16du:dateUtc="2026-04-22T16:17:00Z">
-        <w:r>
-          <w:rPr>
-            <w:sz w:val="22"/>
-            <w:szCs w:val="22"/>
-          </w:rPr>
-          <w:t xml:space="preserve">plates and </w:t>
-        </w:r>
-      </w:ins>
-      <w:ins w:id="255" w:author="Kelsey McCune" w:date="2026-04-22T11:18:00Z" w16du:dateUtc="2026-04-22T16:18:00Z">
-        <w:r>
-          <w:rPr>
-            <w:sz w:val="22"/>
-            <w:szCs w:val="22"/>
-          </w:rPr>
-          <w:t xml:space="preserve">sample tubes for </w:t>
-        </w:r>
-      </w:ins>
-      <w:ins w:id="256" w:author="Kelsey McCune" w:date="2026-04-22T11:19:00Z" w16du:dateUtc="2026-04-22T16:19:00Z">
-        <w:r>
-          <w:rPr>
-            <w:sz w:val="22"/>
-            <w:szCs w:val="22"/>
-          </w:rPr>
-          <w:t xml:space="preserve">enrichment and </w:t>
-        </w:r>
-      </w:ins>
-      <w:ins w:id="257" w:author="Kelsey McCune" w:date="2026-04-22T11:18:00Z" w16du:dateUtc="2026-04-22T16:18:00Z">
-        <w:r>
-          <w:rPr>
-            <w:sz w:val="22"/>
-            <w:szCs w:val="22"/>
-          </w:rPr>
-          <w:t>culturing</w:t>
-        </w:r>
-      </w:ins>
-      <w:ins w:id="258" w:author="Kelsey McCune" w:date="2026-04-22T11:19:00Z" w16du:dateUtc="2026-04-22T16:19:00Z">
-        <w:r>
-          <w:rPr>
-            <w:sz w:val="22"/>
-            <w:szCs w:val="22"/>
-          </w:rPr>
-          <w:t xml:space="preserve"> of fecal and environmental samples</w:t>
-        </w:r>
-      </w:ins>
-      <w:r>
-        <w:rPr>
-          <w:sz w:val="22"/>
-          <w:szCs w:val="22"/>
-        </w:rPr>
-        <w:t xml:space="preserve">                                         </w:t>
-      </w:r>
+          <w:del w:id="238" w:author="Kelsey McCune" w:date="2026-04-22T10:45:00Z" w16du:dateUtc="2026-04-22T15:45:00Z"/>
+          <w:sz w:val="22"/>
+          <w:szCs w:val="22"/>
+        </w:rPr>
+      </w:pPr>
+      <w:del w:id="239" w:author="Kelsey McCune" w:date="2026-04-22T10:45:00Z" w16du:dateUtc="2026-04-22T15:45:00Z">
+        <w:r>
+          <w:rPr>
+            <w:sz w:val="22"/>
+            <w:szCs w:val="22"/>
+          </w:rPr>
+          <w:delText xml:space="preserve">$360 per month of SVDL Lab processing + $15 per seryotyped </w:delText>
+        </w:r>
+        <w:r>
+          <w:rPr>
+            <w:sz w:val="22"/>
+            <w:szCs w:val="22"/>
+          </w:rPr>
+          <w:delText>salm. positive s</w:delText>
+        </w:r>
+        <w:r>
+          <w:rPr>
+            <w:sz w:val="22"/>
+            <w:szCs w:val="22"/>
+          </w:rPr>
+          <w:delText>ample</w:delText>
+        </w:r>
+        <w:r>
+          <w:rPr>
+            <w:sz w:val="22"/>
+            <w:szCs w:val="22"/>
+          </w:rPr>
+          <w:delText>s</w:delText>
+        </w:r>
+      </w:del>
     </w:p>
     <w:p>
       <w:pPr>
         <w:widowControl w:val="0"/>
         <w:jc w:val="both"/>
         <w:rPr>
-          <w:sz w:val="22"/>
-          <w:szCs w:val="22"/>
-        </w:rPr>
-      </w:pPr>
+          <w:ins w:id="240" w:author="Kelsey McCune" w:date="2026-04-22T11:17:00Z" w16du:dateUtc="2026-04-22T16:17:00Z"/>
+          <w:sz w:val="22"/>
+          <w:szCs w:val="22"/>
+        </w:rPr>
+      </w:pPr>
+      <w:r>
+        <w:rPr>
+          <w:sz w:val="22"/>
+          <w:szCs w:val="22"/>
+        </w:rPr>
+        <w:t>$400 for 500 cryotubes</w:t>
+      </w:r>
+      <w:ins w:id="241" w:author="Kelsey McCune" w:date="2026-04-22T11:22:00Z" w16du:dateUtc="2026-04-22T16:22:00Z">
+        <w:r>
+          <w:rPr>
+            <w:sz w:val="22"/>
+            <w:szCs w:val="22"/>
+          </w:rPr>
+          <w:t xml:space="preserve"> to store positive isolates for whole </w:t>
+        </w:r>
+      </w:ins>
+      <w:ins w:id="242" w:author="Kelsey McCune" w:date="2026-04-22T11:23:00Z" w16du:dateUtc="2026-04-22T16:23:00Z">
+        <w:r>
+          <w:rPr>
+            <w:sz w:val="22"/>
+            <w:szCs w:val="22"/>
+          </w:rPr>
+          <w:t>genome sequencing</w:t>
+        </w:r>
+      </w:ins>
+      <w:del w:id="243" w:author="Kelsey McCune" w:date="2026-04-22T11:22:00Z" w16du:dateUtc="2026-04-22T16:22:00Z">
+        <w:r>
+          <w:rPr>
+            <w:sz w:val="22"/>
+            <w:szCs w:val="22"/>
+          </w:rPr>
+          <w:delText xml:space="preserve">   </w:delText>
+        </w:r>
+      </w:del>
     </w:p>
     <w:p>
       <w:pPr>
         <w:widowControl w:val="0"/>
         <w:jc w:val="both"/>
         <w:rPr>
-          <w:rFonts w:eastAsia="Arial"/>
-          <w:sz w:val="22"/>
-          <w:szCs w:val="22"/>
-        </w:rPr>
-      </w:pPr>
-      <w:r>
-        <w:rPr>
-          <w:sz w:val="22"/>
-          <w:szCs w:val="22"/>
-        </w:rPr>
-        <w:t xml:space="preserve">Consultant and support services: </w:t>
-      </w:r>
-      <w:r>
-        <w:rPr>
-          <w:sz w:val="22"/>
-          <w:szCs w:val="22"/>
-          <w:highlight w:val="green"/>
-          <w:rPrChange w:id="259" w:author="Alex Fisher" w:date="2026-04-14T20:57:00Z" w16du:dateUtc="2026-04-15T01:57:00Z">
-            <w:rPr>
-              <w:sz w:val="22"/>
-              <w:szCs w:val="22"/>
-              <w:highlight w:val="yellow"/>
-            </w:rPr>
-          </w:rPrChange>
-        </w:rPr>
-        <w:t>Lab Processing**</w:t>
-      </w:r>
-      <w:r>
-        <w:rPr>
-          <w:sz w:val="22"/>
-          <w:szCs w:val="22"/>
-        </w:rPr>
-        <w:t xml:space="preserve">                                      </w:t>
-      </w:r>
-      <w:r>
-        <w:rPr>
-          <w:sz w:val="22"/>
-          <w:szCs w:val="22"/>
-        </w:rPr>
-        <w:tab/>
-        <w:t xml:space="preserve">  </w:t>
+          <w:sz w:val="22"/>
+          <w:szCs w:val="22"/>
+        </w:rPr>
+      </w:pPr>
+      <w:ins w:id="244" w:author="Kelsey McCune" w:date="2026-04-22T11:17:00Z" w16du:dateUtc="2026-04-22T16:17:00Z">
+        <w:r>
+          <w:rPr>
+            <w:sz w:val="22"/>
+            <w:szCs w:val="22"/>
+          </w:rPr>
+          <w:t>$</w:t>
+        </w:r>
+      </w:ins>
+      <w:ins w:id="245" w:author="Kelsey McCune" w:date="2026-04-22T11:22:00Z" w16du:dateUtc="2026-04-22T16:22:00Z">
+        <w:r>
+          <w:rPr>
+            <w:sz w:val="22"/>
+            <w:szCs w:val="22"/>
+          </w:rPr>
+          <w:t>2</w:t>
+        </w:r>
+      </w:ins>
+      <w:ins w:id="246" w:author="Kelsey McCune" w:date="2026-04-22T11:17:00Z" w16du:dateUtc="2026-04-22T16:17:00Z">
+        <w:r>
+          <w:rPr>
+            <w:sz w:val="22"/>
+            <w:szCs w:val="22"/>
+          </w:rPr>
+          <w:t xml:space="preserve">00 for </w:t>
+        </w:r>
+      </w:ins>
+      <w:ins w:id="247" w:author="Kelsey McCune" w:date="2026-04-22T11:22:00Z" w16du:dateUtc="2026-04-22T16:22:00Z">
+        <w:r>
+          <w:rPr>
+            <w:sz w:val="22"/>
+            <w:szCs w:val="22"/>
+          </w:rPr>
+          <w:t xml:space="preserve">media, </w:t>
+        </w:r>
+      </w:ins>
+      <w:ins w:id="248" w:author="Kelsey McCune" w:date="2026-04-22T11:17:00Z" w16du:dateUtc="2026-04-22T16:17:00Z">
+        <w:r>
+          <w:rPr>
+            <w:sz w:val="22"/>
+            <w:szCs w:val="22"/>
+          </w:rPr>
+          <w:t xml:space="preserve">plates and </w:t>
+        </w:r>
+      </w:ins>
+      <w:ins w:id="249" w:author="Kelsey McCune" w:date="2026-04-22T11:18:00Z" w16du:dateUtc="2026-04-22T16:18:00Z">
+        <w:r>
+          <w:rPr>
+            <w:sz w:val="22"/>
+            <w:szCs w:val="22"/>
+          </w:rPr>
+          <w:t xml:space="preserve">sample tubes for </w:t>
+        </w:r>
+      </w:ins>
+      <w:ins w:id="250" w:author="Kelsey McCune" w:date="2026-04-22T11:19:00Z" w16du:dateUtc="2026-04-22T16:19:00Z">
+        <w:r>
+          <w:rPr>
+            <w:sz w:val="22"/>
+            <w:szCs w:val="22"/>
+          </w:rPr>
+          <w:t xml:space="preserve">enrichment and </w:t>
+        </w:r>
+      </w:ins>
+      <w:ins w:id="251" w:author="Kelsey McCune" w:date="2026-04-22T11:18:00Z" w16du:dateUtc="2026-04-22T16:18:00Z">
+        <w:r>
+          <w:rPr>
+            <w:sz w:val="22"/>
+            <w:szCs w:val="22"/>
+          </w:rPr>
+          <w:t>culturing</w:t>
+        </w:r>
+      </w:ins>
+      <w:ins w:id="252" w:author="Kelsey McCune" w:date="2026-04-22T11:19:00Z" w16du:dateUtc="2026-04-22T16:19:00Z">
+        <w:r>
+          <w:rPr>
+            <w:sz w:val="22"/>
+            <w:szCs w:val="22"/>
+          </w:rPr>
+          <w:t xml:space="preserve"> of fecal and environmental samples</w:t>
+        </w:r>
+      </w:ins>
+      <w:r>
+        <w:rPr>
+          <w:sz w:val="22"/>
+          <w:szCs w:val="22"/>
+        </w:rPr>
+        <w:t xml:space="preserve">                                         </w:t>
       </w:r>
     </w:p>
     <w:p>
@@ -7821,13 +9084,6 @@
           <w:szCs w:val="22"/>
         </w:rPr>
       </w:pPr>
-      <w:r>
-        <w:rPr>
-          <w:sz w:val="22"/>
-          <w:szCs w:val="22"/>
-        </w:rPr>
-        <w:t xml:space="preserve">                                                                                      </w:t>
-      </w:r>
     </w:p>
     <w:p>
       <w:pPr>
@@ -7843,54 +9099,105 @@
           <w:sz w:val="22"/>
           <w:szCs w:val="22"/>
         </w:rPr>
+        <w:t xml:space="preserve">Consultant and support services: </w:t>
+      </w:r>
+    </w:p>
+    <w:p>
+      <w:pPr>
+        <w:widowControl w:val="0"/>
+        <w:jc w:val="both"/>
+        <w:rPr>
+          <w:sz w:val="22"/>
+          <w:szCs w:val="22"/>
+        </w:rPr>
+      </w:pPr>
+      <w:r>
+        <w:rPr>
+          <w:sz w:val="22"/>
+          <w:szCs w:val="22"/>
+        </w:rPr>
+        <w:t xml:space="preserve">Laboratory processing is made available through ongoing collaboration with the Department of Poultry Science at Auburn University, which provides bench space, equipment, and technical guidance for </w:t>
+      </w:r>
+      <w:r>
+        <w:rPr>
+          <w:i/>
+          <w:iCs/>
+          <w:sz w:val="22"/>
+          <w:szCs w:val="22"/>
+        </w:rPr>
+        <w:t>S. enterica</w:t>
+      </w:r>
+      <w:r>
+        <w:rPr>
+          <w:sz w:val="22"/>
+          <w:szCs w:val="22"/>
+        </w:rPr>
+        <w:t xml:space="preserve"> culture and isolation. </w:t>
+      </w:r>
+      <w:r>
+        <w:rPr>
+          <w:sz w:val="22"/>
+          <w:szCs w:val="22"/>
+        </w:rPr>
+        <w:t>T</w:t>
+      </w:r>
+      <w:r>
+        <w:rPr>
+          <w:sz w:val="22"/>
+          <w:szCs w:val="22"/>
+        </w:rPr>
+        <w:t>he Department of Pathobiology at the Auburn University College of Veterinary Medicine provides access to whole-genome sequencing to identify pathogenic serotypes and antimicrobial resistance genes from positive isolates.</w:t>
+      </w:r>
+    </w:p>
+    <w:p>
+      <w:pPr>
+        <w:widowControl w:val="0"/>
+        <w:jc w:val="both"/>
+        <w:rPr>
+          <w:sz w:val="22"/>
+          <w:szCs w:val="22"/>
+        </w:rPr>
+      </w:pPr>
+      <w:r>
+        <w:rPr>
+          <w:sz w:val="22"/>
+          <w:szCs w:val="22"/>
+        </w:rPr>
+        <w:t xml:space="preserve">                                                                                      </w:t>
+      </w:r>
+    </w:p>
+    <w:p>
+      <w:pPr>
+        <w:widowControl w:val="0"/>
+        <w:jc w:val="both"/>
+        <w:rPr>
+          <w:sz w:val="22"/>
+          <w:szCs w:val="22"/>
+        </w:rPr>
+      </w:pPr>
+      <w:r>
+        <w:rPr>
+          <w:sz w:val="22"/>
+          <w:szCs w:val="22"/>
+        </w:rPr>
         <w:t xml:space="preserve">Other: </w:t>
       </w:r>
-      <w:r>
-        <w:rPr>
-          <w:sz w:val="22"/>
-          <w:szCs w:val="22"/>
-          <w:highlight w:val="green"/>
-          <w:rPrChange w:id="260" w:author="Alex Fisher" w:date="2026-04-14T20:57:00Z" w16du:dateUtc="2026-04-15T01:57:00Z">
-            <w:rPr>
-              <w:sz w:val="22"/>
-              <w:szCs w:val="22"/>
-              <w:highlight w:val="yellow"/>
-            </w:rPr>
-          </w:rPrChange>
-        </w:rPr>
-        <w:t xml:space="preserve">Info. about how the rest of my project is already supported by collaborators or pre-existing funding: field supplies, </w:t>
-      </w:r>
-      <w:proofErr w:type="spellStart"/>
-      <w:r>
-        <w:rPr>
-          <w:sz w:val="22"/>
-          <w:szCs w:val="22"/>
-          <w:highlight w:val="green"/>
-          <w:rPrChange w:id="261" w:author="Alex Fisher" w:date="2026-04-14T20:57:00Z" w16du:dateUtc="2026-04-15T01:57:00Z">
-            <w:rPr>
-              <w:sz w:val="22"/>
-              <w:szCs w:val="22"/>
-              <w:highlight w:val="yellow"/>
-            </w:rPr>
-          </w:rPrChange>
-        </w:rPr>
-        <w:t>intital</w:t>
-      </w:r>
-      <w:proofErr w:type="spellEnd"/>
-      <w:r>
-        <w:rPr>
-          <w:sz w:val="22"/>
-          <w:szCs w:val="22"/>
-          <w:highlight w:val="green"/>
-          <w:rPrChange w:id="262" w:author="Alex Fisher" w:date="2026-04-14T20:57:00Z" w16du:dateUtc="2026-04-15T01:57:00Z">
-            <w:rPr>
-              <w:sz w:val="22"/>
-              <w:szCs w:val="22"/>
-              <w:highlight w:val="yellow"/>
-            </w:rPr>
-          </w:rPrChange>
-        </w:rPr>
-        <w:t xml:space="preserve"> lab processing, etc.</w:t>
+    </w:p>
+    <w:p>
+      <w:pPr>
+        <w:widowControl w:val="0"/>
+        <w:jc w:val="both"/>
+        <w:rPr>
+          <w:sz w:val="22"/>
+          <w:szCs w:val="22"/>
+        </w:rPr>
+      </w:pPr>
+      <w:r>
+        <w:rPr>
+          <w:sz w:val="22"/>
+          <w:szCs w:val="22"/>
+        </w:rPr>
+        <w:t>No additional grant funding has been secured for this project at this time.</w:t>
       </w:r>
       <w:r>
         <w:rPr>
@@ -7898,6 +9205,27 @@
           <w:szCs w:val="22"/>
         </w:rPr>
         <w:t xml:space="preserve"> </w:t>
+      </w:r>
+      <w:r>
+        <w:rPr>
+          <w:sz w:val="22"/>
+          <w:szCs w:val="22"/>
+        </w:rPr>
+        <w:t xml:space="preserve">The remainder of the project is supported through collaboration and pre-existing resources rather than direct cash funding. Field supplies (mist nets, USGS bands, sampling materials), travel to study sites, and storage are covered through pre-existing departmental and laboratory resources. </w:t>
+      </w:r>
+      <w:r>
+        <w:rPr>
+          <w:sz w:val="22"/>
+          <w:szCs w:val="22"/>
+        </w:rPr>
+        <w:t xml:space="preserve">The </w:t>
+      </w:r>
+      <w:r>
+        <w:rPr>
+          <w:sz w:val="22"/>
+          <w:szCs w:val="22"/>
+        </w:rPr>
+        <w:t>requested $5,000 will fully cover the sequencing and supply costs needed to complete the proposed work.</w:t>
       </w:r>
     </w:p>
     <w:p>
@@ -7943,10 +9271,24 @@
           <w:sz w:val="22"/>
           <w:szCs w:val="22"/>
         </w:rPr>
-        <w:t xml:space="preserve">Projects that are large often have multiple sources of funding. If anything, in the last few years, having other sources of funding for parts of a project has worked to the advantage of </w:t>
-      </w:r>
-      <w:proofErr w:type="gramStart"/>
-      <w:r>
+        <w:t>Projects that are large often have multiple sources of funding. If anything, in the last few years, having other sources of funding for parts of a project has worked to the advantage of researches, as the committee often decides to partner on projects that already have one source of funding.</w:t>
+      </w:r>
+    </w:p>
+    <w:p>
+      <w:pPr>
+        <w:widowControl w:val="0"/>
+        <w:jc w:val="both"/>
+        <w:rPr>
+          <w:color w:val="FF0000"/>
+          <w:sz w:val="22"/>
+          <w:szCs w:val="22"/>
+        </w:rPr>
+      </w:pPr>
+    </w:p>
+    <w:p>
+      <w:pPr>
+        <w:widowControl w:val="0"/>
+        <w:jc w:val="both"/>
         <w:rPr>
           <w:i/>
           <w:iCs/>
@@ -7954,9 +9296,7 @@
           <w:sz w:val="22"/>
           <w:szCs w:val="22"/>
         </w:rPr>
-        <w:t>researches</w:t>
-      </w:r>
-      <w:proofErr w:type="gramEnd"/>
+      </w:pPr>
       <w:r>
         <w:rPr>
           <w:i/>
@@ -7965,24 +9305,9 @@
           <w:sz w:val="22"/>
           <w:szCs w:val="22"/>
         </w:rPr>
-        <w:t>, as the committee often decides to partner on projects that already have one source of funding.</w:t>
-      </w:r>
-    </w:p>
-    <w:p>
-      <w:pPr>
-        <w:widowControl w:val="0"/>
-        <w:jc w:val="both"/>
-        <w:rPr>
-          <w:color w:val="FF0000"/>
-          <w:sz w:val="22"/>
-          <w:szCs w:val="22"/>
-        </w:rPr>
-      </w:pPr>
-    </w:p>
-    <w:p>
-      <w:pPr>
-        <w:widowControl w:val="0"/>
-        <w:jc w:val="both"/>
+        <w:t>If this proposal is comin</w:t>
+      </w:r>
+      <w:r>
         <w:rPr>
           <w:i/>
           <w:iCs/>
@@ -7990,7 +9315,8 @@
           <w:sz w:val="22"/>
           <w:szCs w:val="22"/>
         </w:rPr>
-      </w:pPr>
+        <w:t>g from outside the United States</w:t>
+      </w:r>
       <w:r>
         <w:rPr>
           <w:i/>
@@ -7999,26 +9325,6 @@
           <w:sz w:val="22"/>
           <w:szCs w:val="22"/>
         </w:rPr>
-        <w:t>If this proposal is comin</w:t>
-      </w:r>
-      <w:r>
-        <w:rPr>
-          <w:i/>
-          <w:iCs/>
-          <w:color w:val="FF0000"/>
-          <w:sz w:val="22"/>
-          <w:szCs w:val="22"/>
-        </w:rPr>
-        <w:t>g from outside the United States</w:t>
-      </w:r>
-      <w:r>
-        <w:rPr>
-          <w:i/>
-          <w:iCs/>
-          <w:color w:val="FF0000"/>
-          <w:sz w:val="22"/>
-          <w:szCs w:val="22"/>
-        </w:rPr>
         <w:t xml:space="preserve">, then provide information on the legal obligations in your country for doing animal research. We would need to see copies of your approval forms from your in-country animal welfare agency before awarding any grant. </w:t>
       </w:r>
     </w:p>
@@ -8199,7 +9505,7 @@
         <w:widowControl w:val="0"/>
         <w:jc w:val="both"/>
         <w:rPr>
-          <w:ins w:id="263" w:author="Kelsey McCune" w:date="2026-04-22T11:05:00Z" w16du:dateUtc="2026-04-22T16:05:00Z"/>
+          <w:ins w:id="253" w:author="Kelsey McCune" w:date="2026-04-22T11:05:00Z" w16du:dateUtc="2026-04-22T16:05:00Z"/>
           <w:sz w:val="22"/>
           <w:szCs w:val="22"/>
         </w:rPr>
@@ -8216,12 +9522,12 @@
       <w:pPr>
         <w:widowControl w:val="0"/>
         <w:rPr>
-          <w:ins w:id="264" w:author="Kelsey McCune" w:date="2026-04-22T11:06:00Z" w16du:dateUtc="2026-04-22T16:06:00Z"/>
-          <w:sz w:val="22"/>
-          <w:szCs w:val="22"/>
-        </w:rPr>
-      </w:pPr>
-      <w:ins w:id="265" w:author="Kelsey McCune" w:date="2026-04-22T11:05:00Z" w16du:dateUtc="2026-04-22T16:05:00Z">
+          <w:ins w:id="254" w:author="Kelsey McCune" w:date="2026-04-22T11:06:00Z" w16du:dateUtc="2026-04-22T16:06:00Z"/>
+          <w:sz w:val="22"/>
+          <w:szCs w:val="22"/>
+        </w:rPr>
+      </w:pPr>
+      <w:ins w:id="255" w:author="Kelsey McCune" w:date="2026-04-22T11:05:00Z" w16du:dateUtc="2026-04-22T16:05:00Z">
         <w:r>
           <w:rPr>
             <w:sz w:val="22"/>
@@ -8238,14 +9544,14 @@
           <w:sz w:val="22"/>
           <w:szCs w:val="22"/>
         </w:rPr>
-        <w:pPrChange w:id="266" w:author="Kelsey McCune" w:date="2026-04-22T11:05:00Z" w16du:dateUtc="2026-04-22T16:05:00Z">
+        <w:pPrChange w:id="256" w:author="Kelsey McCune" w:date="2026-04-22T11:05:00Z" w16du:dateUtc="2026-04-22T16:05:00Z">
           <w:pPr>
             <w:widowControl w:val="0"/>
             <w:jc w:val="both"/>
           </w:pPr>
         </w:pPrChange>
       </w:pPr>
-      <w:ins w:id="267" w:author="Kelsey McCune" w:date="2026-04-22T11:06:00Z" w16du:dateUtc="2026-04-22T16:06:00Z">
+      <w:ins w:id="257" w:author="Kelsey McCune" w:date="2026-04-22T11:06:00Z" w16du:dateUtc="2026-04-22T16:06:00Z">
         <w:r>
           <w:rPr>
             <w:sz w:val="22"/>
@@ -8284,12 +9590,12 @@
         <w:widowControl w:val="0"/>
         <w:jc w:val="both"/>
         <w:rPr>
-          <w:ins w:id="268" w:author="Kelsey McCune" w:date="2026-04-22T11:07:00Z" w16du:dateUtc="2026-04-22T16:07:00Z"/>
-          <w:sz w:val="22"/>
-          <w:szCs w:val="22"/>
-        </w:rPr>
-      </w:pPr>
-      <w:ins w:id="269" w:author="Kelsey McCune" w:date="2026-04-22T11:06:00Z" w16du:dateUtc="2026-04-22T16:06:00Z">
+          <w:ins w:id="258" w:author="Kelsey McCune" w:date="2026-04-22T11:07:00Z" w16du:dateUtc="2026-04-22T16:07:00Z"/>
+          <w:sz w:val="22"/>
+          <w:szCs w:val="22"/>
+        </w:rPr>
+      </w:pPr>
+      <w:ins w:id="259" w:author="Kelsey McCune" w:date="2026-04-22T11:06:00Z" w16du:dateUtc="2026-04-22T16:06:00Z">
         <w:r>
           <w:rPr>
             <w:sz w:val="22"/>
@@ -8298,7 +9604,7 @@
           <w:t xml:space="preserve">AF: Data collection, </w:t>
         </w:r>
       </w:ins>
-      <w:ins w:id="270" w:author="Kelsey McCune" w:date="2026-04-22T11:07:00Z" w16du:dateUtc="2026-04-22T16:07:00Z">
+      <w:ins w:id="260" w:author="Kelsey McCune" w:date="2026-04-22T11:07:00Z" w16du:dateUtc="2026-04-22T16:07:00Z">
         <w:r>
           <w:rPr>
             <w:sz w:val="22"/>
@@ -8307,7 +9613,7 @@
           <w:t xml:space="preserve">lab processing, </w:t>
         </w:r>
       </w:ins>
-      <w:ins w:id="271" w:author="Kelsey McCune" w:date="2026-04-22T11:06:00Z" w16du:dateUtc="2026-04-22T16:06:00Z">
+      <w:ins w:id="261" w:author="Kelsey McCune" w:date="2026-04-22T11:06:00Z" w16du:dateUtc="2026-04-22T16:06:00Z">
         <w:r>
           <w:rPr>
             <w:sz w:val="22"/>
@@ -8316,7 +9622,7 @@
           <w:t xml:space="preserve">analysis, </w:t>
         </w:r>
       </w:ins>
-      <w:ins w:id="272" w:author="Kelsey McCune" w:date="2026-04-22T11:07:00Z" w16du:dateUtc="2026-04-22T16:07:00Z">
+      <w:ins w:id="262" w:author="Kelsey McCune" w:date="2026-04-22T11:07:00Z" w16du:dateUtc="2026-04-22T16:07:00Z">
         <w:r>
           <w:rPr>
             <w:sz w:val="22"/>
@@ -8331,12 +9637,12 @@
         <w:widowControl w:val="0"/>
         <w:jc w:val="both"/>
         <w:rPr>
-          <w:ins w:id="273" w:author="Kelsey McCune" w:date="2026-04-22T11:07:00Z" w16du:dateUtc="2026-04-22T16:07:00Z"/>
-          <w:sz w:val="22"/>
-          <w:szCs w:val="22"/>
-        </w:rPr>
-      </w:pPr>
-      <w:ins w:id="274" w:author="Kelsey McCune" w:date="2026-04-22T11:07:00Z" w16du:dateUtc="2026-04-22T16:07:00Z">
+          <w:ins w:id="263" w:author="Kelsey McCune" w:date="2026-04-22T11:07:00Z" w16du:dateUtc="2026-04-22T16:07:00Z"/>
+          <w:sz w:val="22"/>
+          <w:szCs w:val="22"/>
+        </w:rPr>
+      </w:pPr>
+      <w:ins w:id="264" w:author="Kelsey McCune" w:date="2026-04-22T11:07:00Z" w16du:dateUtc="2026-04-22T16:07:00Z">
         <w:r>
           <w:rPr>
             <w:sz w:val="22"/>
@@ -8345,7 +9651,7 @@
           <w:t>KM: Research question development, experimental design, training</w:t>
         </w:r>
       </w:ins>
-      <w:ins w:id="275" w:author="Kelsey McCune" w:date="2026-04-22T11:09:00Z" w16du:dateUtc="2026-04-22T16:09:00Z">
+      <w:ins w:id="265" w:author="Kelsey McCune" w:date="2026-04-22T11:09:00Z" w16du:dateUtc="2026-04-22T16:09:00Z">
         <w:r>
           <w:rPr>
             <w:sz w:val="22"/>
@@ -8354,7 +9660,7 @@
           <w:t xml:space="preserve"> and supervising AF</w:t>
         </w:r>
       </w:ins>
-      <w:ins w:id="276" w:author="Kelsey McCune" w:date="2026-04-22T11:07:00Z" w16du:dateUtc="2026-04-22T16:07:00Z">
+      <w:ins w:id="266" w:author="Kelsey McCune" w:date="2026-04-22T11:07:00Z" w16du:dateUtc="2026-04-22T16:07:00Z">
         <w:r>
           <w:rPr>
             <w:sz w:val="22"/>
@@ -8373,7 +9679,7 @@
           <w:szCs w:val="22"/>
         </w:rPr>
       </w:pPr>
-      <w:ins w:id="277" w:author="Kelsey McCune" w:date="2026-04-22T11:07:00Z" w16du:dateUtc="2026-04-22T16:07:00Z">
+      <w:ins w:id="267" w:author="Kelsey McCune" w:date="2026-04-22T11:07:00Z" w16du:dateUtc="2026-04-22T16:07:00Z">
         <w:r>
           <w:rPr>
             <w:sz w:val="22"/>
@@ -8382,7 +9688,7 @@
           <w:t xml:space="preserve">AB: </w:t>
         </w:r>
       </w:ins>
-      <w:ins w:id="278" w:author="Kelsey McCune" w:date="2026-04-22T11:08:00Z" w16du:dateUtc="2026-04-22T16:08:00Z">
+      <w:ins w:id="268" w:author="Kelsey McCune" w:date="2026-04-22T11:08:00Z" w16du:dateUtc="2026-04-22T16:08:00Z">
         <w:r>
           <w:rPr>
             <w:sz w:val="22"/>
@@ -8439,8 +9745,373 @@
           <w:sz w:val="22"/>
           <w:szCs w:val="22"/>
         </w:rPr>
+        <w:lastRenderedPageBreak/>
         <w:t xml:space="preserve">List in chronological order previous employment and experience. Provide a list of complete citations for representative publications (limit to 5), especially those related to this problem or research area. </w:t>
       </w:r>
+    </w:p>
+    <w:p>
+      <w:pPr>
+        <w:widowControl w:val="0"/>
+        <w:jc w:val="both"/>
+        <w:rPr>
+          <w:color w:val="000000" w:themeColor="text1"/>
+          <w:sz w:val="22"/>
+          <w:szCs w:val="22"/>
+        </w:rPr>
+      </w:pPr>
+      <w:r>
+        <w:rPr>
+          <w:b/>
+          <w:bCs/>
+          <w:i/>
+          <w:iCs/>
+          <w:color w:val="000000" w:themeColor="text1"/>
+          <w:sz w:val="22"/>
+          <w:szCs w:val="22"/>
+        </w:rPr>
+        <w:t xml:space="preserve">Bacterial Lab </w:t>
+      </w:r>
+      <w:r>
+        <w:rPr>
+          <w:b/>
+          <w:bCs/>
+          <w:i/>
+          <w:iCs/>
+          <w:color w:val="000000" w:themeColor="text1"/>
+          <w:sz w:val="22"/>
+          <w:szCs w:val="22"/>
+        </w:rPr>
+        <w:t>Trainee</w:t>
+      </w:r>
+      <w:r>
+        <w:rPr>
+          <w:color w:val="000000" w:themeColor="text1"/>
+          <w:sz w:val="22"/>
+          <w:szCs w:val="22"/>
+        </w:rPr>
+        <w:t xml:space="preserve"> </w:t>
+      </w:r>
+      <w:r>
+        <w:rPr>
+          <w:color w:val="000000" w:themeColor="text1"/>
+          <w:sz w:val="22"/>
+          <w:szCs w:val="22"/>
+        </w:rPr>
+        <w:t xml:space="preserve">| Alabama State Diagnostic Veterinary Laboratory | November 2025 – Present </w:t>
+      </w:r>
+    </w:p>
+    <w:p>
+      <w:pPr>
+        <w:widowControl w:val="0"/>
+        <w:jc w:val="both"/>
+        <w:rPr>
+          <w:color w:val="000000" w:themeColor="text1"/>
+          <w:sz w:val="22"/>
+          <w:szCs w:val="22"/>
+        </w:rPr>
+      </w:pPr>
+      <w:r>
+        <w:rPr>
+          <w:color w:val="000000" w:themeColor="text1"/>
+          <w:sz w:val="22"/>
+          <w:szCs w:val="22"/>
+        </w:rPr>
+        <w:t>Assisting in</w:t>
+      </w:r>
+      <w:r>
+        <w:rPr>
+          <w:color w:val="000000" w:themeColor="text1"/>
+          <w:sz w:val="22"/>
+          <w:szCs w:val="22"/>
+        </w:rPr>
+        <w:t xml:space="preserve"> routine bacterial culturing, isolation, and identification in a diagnostic veterinary setting, building expertise in the laboratory systems </w:t>
+      </w:r>
+      <w:r>
+        <w:rPr>
+          <w:color w:val="000000" w:themeColor="text1"/>
+          <w:sz w:val="22"/>
+          <w:szCs w:val="22"/>
+        </w:rPr>
+        <w:t>similar</w:t>
+      </w:r>
+      <w:r>
+        <w:rPr>
+          <w:color w:val="000000" w:themeColor="text1"/>
+          <w:sz w:val="22"/>
+          <w:szCs w:val="22"/>
+        </w:rPr>
+        <w:t xml:space="preserve"> to this proposed project.</w:t>
+      </w:r>
+    </w:p>
+    <w:p>
+      <w:pPr>
+        <w:widowControl w:val="0"/>
+        <w:jc w:val="both"/>
+        <w:rPr>
+          <w:color w:val="000000" w:themeColor="text1"/>
+          <w:sz w:val="22"/>
+          <w:szCs w:val="22"/>
+        </w:rPr>
+      </w:pPr>
+      <w:r>
+        <w:rPr>
+          <w:b/>
+          <w:bCs/>
+          <w:i/>
+          <w:iCs/>
+          <w:color w:val="000000" w:themeColor="text1"/>
+          <w:sz w:val="22"/>
+          <w:szCs w:val="22"/>
+        </w:rPr>
+        <w:t>Bird Banding Instructor</w:t>
+      </w:r>
+      <w:r>
+        <w:rPr>
+          <w:color w:val="000000" w:themeColor="text1"/>
+          <w:sz w:val="22"/>
+          <w:szCs w:val="22"/>
+        </w:rPr>
+        <w:t xml:space="preserve"> | Summer Practicum, Auburn University | May 2025 </w:t>
+      </w:r>
+    </w:p>
+    <w:p>
+      <w:pPr>
+        <w:widowControl w:val="0"/>
+        <w:jc w:val="both"/>
+        <w:rPr>
+          <w:color w:val="000000" w:themeColor="text1"/>
+          <w:sz w:val="22"/>
+          <w:szCs w:val="22"/>
+        </w:rPr>
+      </w:pPr>
+      <w:r>
+        <w:rPr>
+          <w:color w:val="000000" w:themeColor="text1"/>
+          <w:sz w:val="22"/>
+          <w:szCs w:val="22"/>
+        </w:rPr>
+        <w:t xml:space="preserve">Trained undergraduate Wildlife Ecology and Management students in field methods for songbird research, including mist-net deployment and takedown, safe extraction and handling techniques, banding and biometric measurement protocols, </w:t>
+      </w:r>
+      <w:r>
+        <w:rPr>
+          <w:color w:val="000000" w:themeColor="text1"/>
+          <w:sz w:val="22"/>
+          <w:szCs w:val="22"/>
+        </w:rPr>
+        <w:t xml:space="preserve">survey techniques </w:t>
+      </w:r>
+      <w:r>
+        <w:rPr>
+          <w:color w:val="000000" w:themeColor="text1"/>
+          <w:sz w:val="22"/>
+          <w:szCs w:val="22"/>
+        </w:rPr>
+        <w:t>and identification of local bird species by sight and song.</w:t>
+      </w:r>
+    </w:p>
+    <w:p>
+      <w:pPr>
+        <w:widowControl w:val="0"/>
+        <w:jc w:val="both"/>
+        <w:rPr>
+          <w:color w:val="000000" w:themeColor="text1"/>
+          <w:sz w:val="22"/>
+          <w:szCs w:val="22"/>
+        </w:rPr>
+      </w:pPr>
+      <w:r>
+        <w:rPr>
+          <w:b/>
+          <w:bCs/>
+          <w:i/>
+          <w:iCs/>
+          <w:color w:val="000000" w:themeColor="text1"/>
+          <w:sz w:val="22"/>
+          <w:szCs w:val="22"/>
+        </w:rPr>
+        <w:t>Graduate Teaching Assistant</w:t>
+      </w:r>
+      <w:r>
+        <w:rPr>
+          <w:color w:val="000000" w:themeColor="text1"/>
+          <w:sz w:val="22"/>
+          <w:szCs w:val="22"/>
+        </w:rPr>
+        <w:t xml:space="preserve"> | Science of Nature I/II Lab, Auburn University | Fall 2025 – Present </w:t>
+      </w:r>
+    </w:p>
+    <w:p>
+      <w:pPr>
+        <w:widowControl w:val="0"/>
+        <w:jc w:val="both"/>
+        <w:rPr>
+          <w:color w:val="000000" w:themeColor="text1"/>
+          <w:sz w:val="22"/>
+          <w:szCs w:val="22"/>
+        </w:rPr>
+      </w:pPr>
+      <w:r>
+        <w:rPr>
+          <w:color w:val="000000" w:themeColor="text1"/>
+          <w:sz w:val="22"/>
+          <w:szCs w:val="22"/>
+        </w:rPr>
+        <w:t>Assistant instructor</w:t>
+      </w:r>
+      <w:r>
+        <w:rPr>
+          <w:color w:val="000000" w:themeColor="text1"/>
+          <w:sz w:val="22"/>
+          <w:szCs w:val="22"/>
+        </w:rPr>
+        <w:t xml:space="preserve"> for undergraduate biology laboratory sections under the supervision of Dr. Amy Counterman. </w:t>
+      </w:r>
+    </w:p>
+    <w:p>
+      <w:pPr>
+        <w:widowControl w:val="0"/>
+        <w:jc w:val="both"/>
+        <w:rPr>
+          <w:color w:val="000000" w:themeColor="text1"/>
+          <w:sz w:val="22"/>
+          <w:szCs w:val="22"/>
+        </w:rPr>
+      </w:pPr>
+      <w:r>
+        <w:rPr>
+          <w:b/>
+          <w:bCs/>
+          <w:i/>
+          <w:iCs/>
+          <w:color w:val="000000" w:themeColor="text1"/>
+          <w:sz w:val="22"/>
+          <w:szCs w:val="22"/>
+        </w:rPr>
+        <w:t>Summer Camp Instructor</w:t>
+      </w:r>
+      <w:r>
+        <w:rPr>
+          <w:color w:val="000000" w:themeColor="text1"/>
+          <w:sz w:val="22"/>
+          <w:szCs w:val="22"/>
+        </w:rPr>
+        <w:t xml:space="preserve"> | Outdoor Explorer Camp, Auburn Youth Programs | June 2025 </w:t>
+      </w:r>
+    </w:p>
+    <w:p>
+      <w:pPr>
+        <w:widowControl w:val="0"/>
+        <w:jc w:val="both"/>
+        <w:rPr>
+          <w:color w:val="000000" w:themeColor="text1"/>
+          <w:sz w:val="22"/>
+          <w:szCs w:val="22"/>
+        </w:rPr>
+      </w:pPr>
+      <w:r>
+        <w:rPr>
+          <w:color w:val="000000" w:themeColor="text1"/>
+          <w:sz w:val="22"/>
+          <w:szCs w:val="22"/>
+        </w:rPr>
+        <w:t xml:space="preserve">Led bird </w:t>
+      </w:r>
+      <w:r>
+        <w:rPr>
+          <w:color w:val="000000" w:themeColor="text1"/>
+          <w:sz w:val="22"/>
+          <w:szCs w:val="22"/>
+        </w:rPr>
+        <w:t xml:space="preserve">education and outreach </w:t>
+      </w:r>
+      <w:r>
+        <w:rPr>
+          <w:color w:val="000000" w:themeColor="text1"/>
+          <w:sz w:val="22"/>
+          <w:szCs w:val="22"/>
+        </w:rPr>
+        <w:t xml:space="preserve">programming for </w:t>
+      </w:r>
+      <w:r>
+        <w:rPr>
+          <w:color w:val="000000" w:themeColor="text1"/>
+          <w:sz w:val="22"/>
+          <w:szCs w:val="22"/>
+        </w:rPr>
+        <w:t>grade</w:t>
+      </w:r>
+      <w:r>
+        <w:rPr>
+          <w:color w:val="000000" w:themeColor="text1"/>
+          <w:sz w:val="22"/>
+          <w:szCs w:val="22"/>
+        </w:rPr>
+        <w:t xml:space="preserve"> school students, including supervised observation of mist-netting and bird banding, introduction to local avian biodiversity, and instruction on the role of birds in regional ecosystems.</w:t>
+      </w:r>
+    </w:p>
+    <w:p>
+      <w:pPr>
+        <w:widowControl w:val="0"/>
+        <w:jc w:val="both"/>
+        <w:rPr>
+          <w:b/>
+          <w:bCs/>
+          <w:color w:val="000000" w:themeColor="text1"/>
+          <w:sz w:val="22"/>
+          <w:szCs w:val="22"/>
+        </w:rPr>
+      </w:pPr>
+    </w:p>
+    <w:p>
+      <w:pPr>
+        <w:widowControl w:val="0"/>
+        <w:jc w:val="both"/>
+        <w:rPr>
+          <w:color w:val="000000" w:themeColor="text1"/>
+          <w:sz w:val="22"/>
+          <w:szCs w:val="22"/>
+        </w:rPr>
+      </w:pPr>
+      <w:r>
+        <w:rPr>
+          <w:b/>
+          <w:bCs/>
+          <w:color w:val="000000" w:themeColor="text1"/>
+          <w:sz w:val="22"/>
+          <w:szCs w:val="22"/>
+        </w:rPr>
+        <w:t>Fisher, A.,</w:t>
+      </w:r>
+      <w:r>
+        <w:rPr>
+          <w:color w:val="000000" w:themeColor="text1"/>
+          <w:sz w:val="22"/>
+          <w:szCs w:val="22"/>
+        </w:rPr>
+        <w:t xml:space="preserve"> G. Southerland, L. Watters, A. Belsare, and K. B. McCune. 2026. Backyard Birds &amp; Disease: Pathogen Transmission at the Human-Wildlife Interface. Joint Annual Meeting of the Alabama and Georgia Chapters of The Wildlife Society. Poster presentation.</w:t>
+      </w:r>
+    </w:p>
+    <w:p>
+      <w:pPr>
+        <w:widowControl w:val="0"/>
+        <w:jc w:val="both"/>
+        <w:rPr>
+          <w:color w:val="000000" w:themeColor="text1"/>
+          <w:sz w:val="22"/>
+          <w:szCs w:val="22"/>
+        </w:rPr>
+      </w:pPr>
+    </w:p>
+    <w:p>
+      <w:pPr>
+        <w:widowControl w:val="0"/>
+        <w:jc w:val="both"/>
+        <w:rPr>
+          <w:color w:val="000000" w:themeColor="text1"/>
+          <w:sz w:val="22"/>
+          <w:szCs w:val="22"/>
+        </w:rPr>
+      </w:pPr>
     </w:p>
     <w:p>
       <w:pPr>
@@ -8509,7 +10180,6 @@
           <w:sz w:val="22"/>
           <w:szCs w:val="22"/>
         </w:rPr>
-        <w:lastRenderedPageBreak/>
         <w:t>The AAV requires justification of proposed animal use numbers. A power calculation, confidence interval width, or an explanation why a power calculation is not feasible for this project should be provided.  One useful reference is a website provided by Russ Lenth through the University of Iowa</w:t>
       </w:r>
       <w:r>
@@ -8526,7 +10196,7 @@
         </w:rPr>
         <w:t>(</w:t>
       </w:r>
-      <w:hyperlink r:id="rId34">
+      <w:hyperlink r:id="rId36">
         <w:r>
           <w:rPr>
             <w:color w:val="0000FF"/>
@@ -8681,23 +10351,7 @@
           <w:sz w:val="22"/>
           <w:szCs w:val="22"/>
         </w:rPr>
-        <w:t xml:space="preserve">This study involves breeding birds.  List number of breeding adults used and estimated number of chicks produced each </w:t>
-      </w:r>
-      <w:proofErr w:type="gramStart"/>
-      <w:r>
-        <w:rPr>
-          <w:sz w:val="22"/>
-          <w:szCs w:val="22"/>
-        </w:rPr>
-        <w:t>year, and</w:t>
-      </w:r>
-      <w:proofErr w:type="gramEnd"/>
-      <w:r>
-        <w:rPr>
-          <w:sz w:val="22"/>
-          <w:szCs w:val="22"/>
-        </w:rPr>
-        <w:t xml:space="preserve"> describe how the birds are expected to be allocated to the subsequent experiment(s). </w:t>
+        <w:t xml:space="preserve">This study involves breeding birds.  List number of breeding adults used and estimated number of chicks produced each year, and describe how the birds are expected to be allocated to the subsequent experiment(s). </w:t>
       </w:r>
     </w:p>
     <w:p>
@@ -8739,23 +10393,7 @@
           <w:sz w:val="22"/>
           <w:szCs w:val="22"/>
         </w:rPr>
-        <w:t xml:space="preserve">This is an observational, non-manipulative study in which birds will not be </w:t>
-      </w:r>
-      <w:proofErr w:type="gramStart"/>
-      <w:r>
-        <w:rPr>
-          <w:sz w:val="22"/>
-          <w:szCs w:val="22"/>
-        </w:rPr>
-        <w:t>captured</w:t>
-      </w:r>
-      <w:proofErr w:type="gramEnd"/>
-      <w:r>
-        <w:rPr>
-          <w:sz w:val="22"/>
-          <w:szCs w:val="22"/>
-        </w:rPr>
-        <w:t xml:space="preserve"> or their behavior will not be interfered with and animal numbers cannot be predicted.</w:t>
+        <w:t>This is an observational, non-manipulative study in which birds will not be captured or their behavior will not be interfered with and animal numbers cannot be predicted.</w:t>
       </w:r>
     </w:p>
     <w:p>
@@ -8834,7 +10472,7 @@
       <w:pPr>
         <w:jc w:val="both"/>
         <w:rPr>
-          <w:ins w:id="279" w:author="Kelsey McCune" w:date="2026-04-22T11:09:00Z" w16du:dateUtc="2026-04-22T16:09:00Z"/>
+          <w:ins w:id="269" w:author="Kelsey McCune" w:date="2026-04-22T11:09:00Z" w16du:dateUtc="2026-04-22T16:09:00Z"/>
           <w:sz w:val="22"/>
           <w:szCs w:val="22"/>
         </w:rPr>
@@ -8844,38 +10482,22 @@
       <w:pPr>
         <w:jc w:val="both"/>
         <w:rPr>
-          <w:ins w:id="280" w:author="Kelsey McCune" w:date="2026-04-22T11:09:00Z" w16du:dateUtc="2026-04-22T16:09:00Z"/>
-          <w:sz w:val="22"/>
-          <w:szCs w:val="22"/>
-        </w:rPr>
-      </w:pPr>
-      <w:ins w:id="281" w:author="Kelsey McCune" w:date="2026-04-22T11:09:00Z" w16du:dateUtc="2026-04-22T16:09:00Z">
-        <w:r>
-          <w:rPr>
-            <w:sz w:val="22"/>
-            <w:szCs w:val="22"/>
-          </w:rPr>
-          <w:t xml:space="preserve">I used the </w:t>
-        </w:r>
-        <w:proofErr w:type="spellStart"/>
-        <w:r>
-          <w:rPr>
-            <w:sz w:val="22"/>
-            <w:szCs w:val="22"/>
-          </w:rPr>
-          <w:t>simr</w:t>
-        </w:r>
-        <w:proofErr w:type="spellEnd"/>
-        <w:r>
-          <w:rPr>
-            <w:sz w:val="22"/>
-            <w:szCs w:val="22"/>
-          </w:rPr>
-          <w:t xml:space="preserve"> package in R (</w:t>
-        </w:r>
-      </w:ins>
-      <w:commentRangeStart w:id="282"/>
-      <w:ins w:id="283" w:author="Kelsey McCune" w:date="2026-04-22T11:43:00Z" w16du:dateUtc="2026-04-22T16:43:00Z">
+          <w:ins w:id="270" w:author="Kelsey McCune" w:date="2026-04-22T11:09:00Z" w16du:dateUtc="2026-04-22T16:09:00Z"/>
+          <w:sz w:val="22"/>
+          <w:szCs w:val="22"/>
+        </w:rPr>
+      </w:pPr>
+      <w:ins w:id="271" w:author="Kelsey McCune" w:date="2026-04-22T11:09:00Z" w16du:dateUtc="2026-04-22T16:09:00Z">
+        <w:r>
+          <w:rPr>
+            <w:sz w:val="22"/>
+            <w:szCs w:val="22"/>
+          </w:rPr>
+          <w:t>I used the simr package in R (</w:t>
+        </w:r>
+      </w:ins>
+      <w:commentRangeStart w:id="272"/>
+      <w:ins w:id="273" w:author="Kelsey McCune" w:date="2026-04-22T11:43:00Z" w16du:dateUtc="2026-04-22T16:43:00Z">
         <w:r>
           <w:rPr>
             <w:sz w:val="22"/>
@@ -8883,15 +10505,17 @@
           </w:rPr>
           <w:t>MacLeod, 2016</w:t>
         </w:r>
-        <w:commentRangeEnd w:id="282"/>
+        <w:commentRangeEnd w:id="272"/>
         <w:r>
           <w:rPr>
             <w:rStyle w:val="CommentReference"/>
-          </w:rPr>
-          <w:commentReference w:id="282"/>
-        </w:r>
-      </w:ins>
-      <w:ins w:id="284" w:author="Kelsey McCune" w:date="2026-04-22T11:09:00Z" w16du:dateUtc="2026-04-22T16:09:00Z">
+            <w:sz w:val="22"/>
+            <w:szCs w:val="22"/>
+          </w:rPr>
+          <w:commentReference w:id="272"/>
+        </w:r>
+      </w:ins>
+      <w:ins w:id="274" w:author="Kelsey McCune" w:date="2026-04-22T11:09:00Z" w16du:dateUtc="2026-04-22T16:09:00Z">
         <w:r>
           <w:rPr>
             <w:sz w:val="22"/>
@@ -8900,7 +10524,7 @@
           <w:t xml:space="preserve">) </w:t>
         </w:r>
       </w:ins>
-      <w:ins w:id="285" w:author="Kelsey McCune" w:date="2026-04-22T11:11:00Z" w16du:dateUtc="2026-04-22T16:11:00Z">
+      <w:ins w:id="275" w:author="Kelsey McCune" w:date="2026-04-22T11:11:00Z" w16du:dateUtc="2026-04-22T16:11:00Z">
         <w:r>
           <w:rPr>
             <w:sz w:val="22"/>
@@ -8909,7 +10533,7 @@
           <w:t xml:space="preserve">and my preliminary data </w:t>
         </w:r>
       </w:ins>
-      <w:ins w:id="286" w:author="Kelsey McCune" w:date="2026-04-22T11:09:00Z" w16du:dateUtc="2026-04-22T16:09:00Z">
+      <w:ins w:id="276" w:author="Kelsey McCune" w:date="2026-04-22T11:09:00Z" w16du:dateUtc="2026-04-22T16:09:00Z">
         <w:r>
           <w:rPr>
             <w:sz w:val="22"/>
@@ -8918,29 +10542,13 @@
           <w:t xml:space="preserve">to </w:t>
         </w:r>
       </w:ins>
-      <w:ins w:id="287" w:author="Kelsey McCune" w:date="2026-04-22T11:10:00Z" w16du:dateUtc="2026-04-22T16:10:00Z">
-        <w:r>
-          <w:rPr>
-            <w:sz w:val="22"/>
-            <w:szCs w:val="22"/>
-          </w:rPr>
-          <w:t xml:space="preserve">test the observed power to detect an effect of site </w:t>
-        </w:r>
-        <w:proofErr w:type="spellStart"/>
-        <w:r>
-          <w:rPr>
-            <w:sz w:val="22"/>
-            <w:szCs w:val="22"/>
-          </w:rPr>
-          <w:t>treatement</w:t>
-        </w:r>
-        <w:proofErr w:type="spellEnd"/>
-        <w:r>
-          <w:rPr>
-            <w:sz w:val="22"/>
-            <w:szCs w:val="22"/>
-          </w:rPr>
-          <w:t xml:space="preserve"> type on probability of </w:t>
+      <w:ins w:id="277" w:author="Kelsey McCune" w:date="2026-04-22T11:10:00Z" w16du:dateUtc="2026-04-22T16:10:00Z">
+        <w:r>
+          <w:rPr>
+            <w:sz w:val="22"/>
+            <w:szCs w:val="22"/>
+          </w:rPr>
+          <w:t xml:space="preserve">test the observed power to detect an effect of site treatment type on probability of </w:t>
         </w:r>
         <w:r>
           <w:rPr>
@@ -8959,7 +10567,7 @@
           <w:t>infection in wild birds and chickens</w:t>
         </w:r>
       </w:ins>
-      <w:ins w:id="288" w:author="Kelsey McCune" w:date="2026-04-22T11:11:00Z" w16du:dateUtc="2026-04-22T16:11:00Z">
+      <w:ins w:id="278" w:author="Kelsey McCune" w:date="2026-04-22T11:11:00Z" w16du:dateUtc="2026-04-22T16:11:00Z">
         <w:r>
           <w:rPr>
             <w:sz w:val="22"/>
@@ -8984,7 +10592,7 @@
           <w:t xml:space="preserve">I </w:t>
         </w:r>
       </w:ins>
-      <w:ins w:id="289" w:author="Kelsey McCune" w:date="2026-04-22T11:37:00Z" w16du:dateUtc="2026-04-22T16:37:00Z">
+      <w:ins w:id="279" w:author="Kelsey McCune" w:date="2026-04-22T11:37:00Z" w16du:dateUtc="2026-04-22T16:37:00Z">
         <w:r>
           <w:rPr>
             <w:sz w:val="22"/>
@@ -8993,7 +10601,7 @@
           <w:t>cultur</w:t>
         </w:r>
       </w:ins>
-      <w:ins w:id="290" w:author="Kelsey McCune" w:date="2026-04-22T11:12:00Z" w16du:dateUtc="2026-04-22T16:12:00Z">
+      <w:ins w:id="280" w:author="Kelsey McCune" w:date="2026-04-22T11:12:00Z" w16du:dateUtc="2026-04-22T16:12:00Z">
         <w:r>
           <w:rPr>
             <w:sz w:val="22"/>
@@ -9002,7 +10610,7 @@
           <w:t xml:space="preserve">ed 98 </w:t>
         </w:r>
       </w:ins>
-      <w:ins w:id="291" w:author="Kelsey McCune" w:date="2026-04-22T11:31:00Z" w16du:dateUtc="2026-04-22T16:31:00Z">
+      <w:ins w:id="281" w:author="Kelsey McCune" w:date="2026-04-22T11:31:00Z" w16du:dateUtc="2026-04-22T16:31:00Z">
         <w:r>
           <w:rPr>
             <w:sz w:val="22"/>
@@ -9011,7 +10619,7 @@
           <w:t xml:space="preserve">out of my 250 </w:t>
         </w:r>
       </w:ins>
-      <w:ins w:id="292" w:author="Kelsey McCune" w:date="2026-04-22T11:12:00Z" w16du:dateUtc="2026-04-22T16:12:00Z">
+      <w:ins w:id="282" w:author="Kelsey McCune" w:date="2026-04-22T11:12:00Z" w16du:dateUtc="2026-04-22T16:12:00Z">
         <w:r>
           <w:rPr>
             <w:sz w:val="22"/>
@@ -9020,7 +10628,7 @@
           <w:t xml:space="preserve">samples from </w:t>
         </w:r>
       </w:ins>
-      <w:ins w:id="293" w:author="Kelsey McCune" w:date="2026-04-22T11:31:00Z" w16du:dateUtc="2026-04-22T16:31:00Z">
+      <w:ins w:id="283" w:author="Kelsey McCune" w:date="2026-04-22T11:31:00Z" w16du:dateUtc="2026-04-22T16:31:00Z">
         <w:r>
           <w:rPr>
             <w:sz w:val="22"/>
@@ -9029,7 +10637,7 @@
           <w:t xml:space="preserve">birds and chickens in </w:t>
         </w:r>
       </w:ins>
-      <w:ins w:id="294" w:author="Kelsey McCune" w:date="2026-04-22T11:12:00Z" w16du:dateUtc="2026-04-22T16:12:00Z">
+      <w:ins w:id="284" w:author="Kelsey McCune" w:date="2026-04-22T11:12:00Z" w16du:dateUtc="2026-04-22T16:12:00Z">
         <w:r>
           <w:rPr>
             <w:sz w:val="22"/>
@@ -9038,7 +10646,7 @@
           <w:t xml:space="preserve">control, bird feeder, chicken, and combined bird feeder chicken sites. There was a 14% positivity rate, but </w:t>
         </w:r>
       </w:ins>
-      <w:ins w:id="295" w:author="Kelsey McCune" w:date="2026-04-22T11:13:00Z" w16du:dateUtc="2026-04-22T16:13:00Z">
+      <w:ins w:id="285" w:author="Kelsey McCune" w:date="2026-04-22T11:13:00Z" w16du:dateUtc="2026-04-22T16:13:00Z">
         <w:r>
           <w:rPr>
             <w:sz w:val="22"/>
@@ -9047,7 +10655,7 @@
           <w:t xml:space="preserve">the power of my model to detect an effect of site type was only 56%. </w:t>
         </w:r>
       </w:ins>
-      <w:ins w:id="296" w:author="Kelsey McCune" w:date="2026-04-22T11:14:00Z" w16du:dateUtc="2026-04-22T16:14:00Z">
+      <w:ins w:id="286" w:author="Kelsey McCune" w:date="2026-04-22T11:14:00Z" w16du:dateUtc="2026-04-22T16:14:00Z">
         <w:r>
           <w:rPr>
             <w:sz w:val="22"/>
@@ -9056,7 +10664,7 @@
           <w:t>If I am able to test more samples such that there would be</w:t>
         </w:r>
       </w:ins>
-      <w:ins w:id="297" w:author="Kelsey McCune" w:date="2026-04-22T11:15:00Z" w16du:dateUtc="2026-04-22T16:15:00Z">
+      <w:ins w:id="287" w:author="Kelsey McCune" w:date="2026-04-22T11:15:00Z" w16du:dateUtc="2026-04-22T16:15:00Z">
         <w:r>
           <w:rPr>
             <w:sz w:val="22"/>
@@ -9065,7 +10673,7 @@
           <w:t xml:space="preserve"> at least</w:t>
         </w:r>
       </w:ins>
-      <w:ins w:id="298" w:author="Kelsey McCune" w:date="2026-04-22T11:14:00Z" w16du:dateUtc="2026-04-22T16:14:00Z">
+      <w:ins w:id="288" w:author="Kelsey McCune" w:date="2026-04-22T11:14:00Z" w16du:dateUtc="2026-04-22T16:14:00Z">
         <w:r>
           <w:rPr>
             <w:sz w:val="22"/>
@@ -9074,7 +10682,7 @@
           <w:t xml:space="preserve"> 40 samples per </w:t>
         </w:r>
       </w:ins>
-      <w:ins w:id="299" w:author="Kelsey McCune" w:date="2026-04-22T11:15:00Z" w16du:dateUtc="2026-04-22T16:15:00Z">
+      <w:ins w:id="289" w:author="Kelsey McCune" w:date="2026-04-22T11:15:00Z" w16du:dateUtc="2026-04-22T16:15:00Z">
         <w:r>
           <w:rPr>
             <w:sz w:val="22"/>
@@ -9083,7 +10691,7 @@
           <w:t>site type, then my power to detect an effect</w:t>
         </w:r>
       </w:ins>
-      <w:ins w:id="300" w:author="Kelsey McCune" w:date="2026-04-22T11:17:00Z" w16du:dateUtc="2026-04-22T16:17:00Z">
+      <w:ins w:id="290" w:author="Kelsey McCune" w:date="2026-04-22T11:17:00Z" w16du:dateUtc="2026-04-22T16:17:00Z">
         <w:r>
           <w:rPr>
             <w:sz w:val="22"/>
@@ -9092,7 +10700,7 @@
           <w:t xml:space="preserve"> of the same size as in the preliminary data</w:t>
         </w:r>
       </w:ins>
-      <w:ins w:id="301" w:author="Kelsey McCune" w:date="2026-04-22T11:15:00Z" w16du:dateUtc="2026-04-22T16:15:00Z">
+      <w:ins w:id="291" w:author="Kelsey McCune" w:date="2026-04-22T11:15:00Z" w16du:dateUtc="2026-04-22T16:15:00Z">
         <w:r>
           <w:rPr>
             <w:sz w:val="22"/>
@@ -9101,7 +10709,7 @@
           <w:t xml:space="preserve"> would increase to 80%. </w:t>
         </w:r>
       </w:ins>
-      <w:ins w:id="302" w:author="Kelsey McCune" w:date="2026-04-22T11:13:00Z" w16du:dateUtc="2026-04-22T16:13:00Z">
+      <w:ins w:id="292" w:author="Kelsey McCune" w:date="2026-04-22T11:13:00Z" w16du:dateUtc="2026-04-22T16:13:00Z">
         <w:r>
           <w:rPr>
             <w:sz w:val="22"/>
@@ -9110,7 +10718,7 @@
           <w:t>Funding from this grant will allow me to increase the number of samples I can test, as well as fund whole</w:t>
         </w:r>
       </w:ins>
-      <w:ins w:id="303" w:author="Kelsey McCune" w:date="2026-04-22T11:14:00Z" w16du:dateUtc="2026-04-22T16:14:00Z">
+      <w:ins w:id="293" w:author="Kelsey McCune" w:date="2026-04-22T11:14:00Z" w16du:dateUtc="2026-04-22T16:14:00Z">
         <w:r>
           <w:rPr>
             <w:sz w:val="22"/>
@@ -9135,7 +10743,7 @@
           <w:t>are a pathogenic serotype that is dangerous to birds and humans.</w:t>
         </w:r>
       </w:ins>
-      <w:ins w:id="304" w:author="Kelsey McCune" w:date="2026-04-22T11:38:00Z" w16du:dateUtc="2026-04-22T16:38:00Z">
+      <w:ins w:id="294" w:author="Kelsey McCune" w:date="2026-04-22T11:38:00Z" w16du:dateUtc="2026-04-22T16:38:00Z">
         <w:r>
           <w:rPr>
             <w:sz w:val="22"/>
@@ -9357,7 +10965,6 @@
           <w:sz w:val="22"/>
           <w:szCs w:val="22"/>
         </w:rPr>
-        <w:lastRenderedPageBreak/>
         <w:t>Principal investigation assurance: I agree to accept responsibility for the scientific conduct of this project and supply annual progress reports to the AAV Research Committee if a grant is awarded as a result of this application.</w:t>
       </w:r>
     </w:p>
@@ -9550,7 +11157,7 @@
       </w:pPr>
     </w:p>
     <w:sectPr>
-      <w:headerReference w:type="default" r:id="rId35"/>
+      <w:headerReference w:type="default" r:id="rId37"/>
       <w:pgSz w:w="12240" w:h="15840"/>
       <w:pgMar w:top="720" w:right="720" w:bottom="720" w:left="720" w:header="0" w:footer="0" w:gutter="0"/>
       <w:pgNumType w:start="1"/>
@@ -9580,7 +11187,7 @@
       </w:r>
     </w:p>
   </w:comment>
-  <w:comment w:id="6" w:author="Kelsey McCune" w:date="2026-04-15T08:29:00Z" w:initials="KBM">
+  <w:comment w:id="2" w:author="Alex Fisher" w:date="2026-04-28T21:06:00Z" w:initials="AF">
     <w:p>
       <w:r>
         <w:rPr>
@@ -9593,11 +11200,11 @@
           <w:sz w:val="20"/>
           <w:szCs w:val="20"/>
         </w:rPr>
-        <w:t>What species in north america did it affect?</w:t>
+        <w:t>Some organizations do not allow a student to be listed as the PI</w:t>
       </w:r>
     </w:p>
   </w:comment>
-  <w:comment w:id="9" w:author="Kelsey McCune" w:date="2026-04-15T08:29:00Z" w:initials="KBM">
+  <w:comment w:id="4" w:author="Alex Fisher" w:date="2026-04-28T19:43:00Z" w:initials="AF">
     <w:p>
       <w:r>
         <w:rPr>
@@ -9610,11 +11217,11 @@
           <w:sz w:val="20"/>
           <w:szCs w:val="20"/>
         </w:rPr>
-        <w:t>What species in north america did it affect?</w:t>
+        <w:t>appropriate to mention here?</w:t>
       </w:r>
     </w:p>
   </w:comment>
-  <w:comment w:id="10" w:author="Kelsey McCune" w:date="2026-04-15T08:30:00Z" w:initials="KBM">
+  <w:comment w:id="5" w:author="Alex Fisher" w:date="2026-04-28T19:42:00Z" w:initials="AF">
     <w:p>
       <w:r>
         <w:rPr>
@@ -9627,11 +11234,11 @@
           <w:sz w:val="20"/>
           <w:szCs w:val="20"/>
         </w:rPr>
-        <w:t>This paragraph sounds so good!</w:t>
+        <w:t xml:space="preserve">If I mention this her and in methods, am i required to mention collaboration with SVDL? </w:t>
       </w:r>
     </w:p>
   </w:comment>
-  <w:comment w:id="14" w:author="Kelsey McCune" w:date="2026-04-15T08:38:00Z" w:initials="KBM">
+  <w:comment w:id="8" w:author="Kelsey McCune" w:date="2026-04-15T08:29:00Z" w:initials="KBM">
     <w:p>
       <w:r>
         <w:rPr>
@@ -9644,11 +11251,11 @@
           <w:sz w:val="20"/>
           <w:szCs w:val="20"/>
         </w:rPr>
-        <w:t>This topic sentence is more impactful if you put this half of the sentence first.</w:t>
+        <w:t>What species in north america did it affect?</w:t>
       </w:r>
     </w:p>
   </w:comment>
-  <w:comment w:id="22" w:author="Kelsey McCune" w:date="2026-04-08T15:33:00Z" w:initials="KBM">
+  <w:comment w:id="11" w:author="Kelsey McCune" w:date="2026-04-15T08:29:00Z" w:initials="KBM">
     <w:p>
       <w:r>
         <w:rPr>
@@ -9661,11 +11268,11 @@
           <w:sz w:val="20"/>
           <w:szCs w:val="20"/>
         </w:rPr>
-        <w:t>I think this last paragraph of the background literature section should say what you plan to do to address the gap in knowledge you describe from the literature.</w:t>
+        <w:t>What species in north america did it affect?</w:t>
       </w:r>
     </w:p>
   </w:comment>
-  <w:comment w:id="93" w:author="Kelsey McCune" w:date="2026-04-15T09:38:00Z" w:initials="KBM">
+  <w:comment w:id="12" w:author="Kelsey McCune" w:date="2026-04-15T08:30:00Z" w:initials="KBM">
     <w:p>
       <w:r>
         <w:rPr>
@@ -9678,11 +11285,11 @@
           <w:sz w:val="20"/>
           <w:szCs w:val="20"/>
         </w:rPr>
-        <w:t>Great sentence!</w:t>
+        <w:t>This paragraph sounds so good!</w:t>
       </w:r>
     </w:p>
   </w:comment>
-  <w:comment w:id="116" w:author="Kelsey McCune" w:date="2026-04-15T09:46:00Z" w:initials="KBM">
+  <w:comment w:id="16" w:author="Kelsey McCune" w:date="2026-04-15T08:38:00Z" w:initials="KBM">
     <w:p>
       <w:r>
         <w:rPr>
@@ -9695,11 +11302,11 @@
           <w:sz w:val="20"/>
           <w:szCs w:val="20"/>
         </w:rPr>
-        <w:t>Sounds good!</w:t>
+        <w:t>This topic sentence is more impactful if you put this half of the sentence first.</w:t>
       </w:r>
     </w:p>
   </w:comment>
-  <w:comment w:id="223" w:author="Kelsey McCune" w:date="2026-04-08T15:31:00Z" w:initials="KBM">
+  <w:comment w:id="23" w:author="Kelsey McCune" w:date="2026-04-08T15:33:00Z" w:initials="KBM">
     <w:p>
       <w:r>
         <w:rPr>
@@ -9712,11 +11319,106 @@
           <w:sz w:val="20"/>
           <w:szCs w:val="20"/>
         </w:rPr>
+        <w:t>I think this last paragraph of the background literature section should say what you plan to do to address the gap in knowledge you describe from the literature.</w:t>
+      </w:r>
+    </w:p>
+  </w:comment>
+  <w:comment w:id="94" w:author="Kelsey McCune" w:date="2026-04-15T09:38:00Z" w:initials="KBM">
+    <w:p>
+      <w:r>
+        <w:rPr>
+          <w:rStyle w:val="CommentReference"/>
+        </w:rPr>
+        <w:annotationRef/>
+      </w:r>
+      <w:r>
+        <w:rPr>
+          <w:sz w:val="20"/>
+          <w:szCs w:val="20"/>
+        </w:rPr>
+        <w:t>Great sentence!</w:t>
+      </w:r>
+    </w:p>
+  </w:comment>
+  <w:comment w:id="117" w:author="Kelsey McCune" w:date="2026-04-15T09:46:00Z" w:initials="KBM">
+    <w:p>
+      <w:r>
+        <w:rPr>
+          <w:rStyle w:val="CommentReference"/>
+        </w:rPr>
+        <w:annotationRef/>
+      </w:r>
+      <w:r>
+        <w:rPr>
+          <w:sz w:val="20"/>
+          <w:szCs w:val="20"/>
+        </w:rPr>
+        <w:t>Sounds good!</w:t>
+      </w:r>
+    </w:p>
+  </w:comment>
+  <w:comment w:id="222" w:author="Alex Fisher" w:date="2026-04-28T21:06:00Z" w:initials="AF">
+    <w:p>
+      <w:r>
+        <w:rPr>
+          <w:rStyle w:val="CommentReference"/>
+        </w:rPr>
+        <w:annotationRef/>
+      </w:r>
+      <w:r>
+        <w:rPr>
+          <w:color w:val="262626"/>
+          <w:sz w:val="20"/>
+          <w:szCs w:val="20"/>
+          <w:highlight w:val="darkGreen"/>
+        </w:rPr>
+        <w:t>Start up or fellowship funds?</w:t>
+      </w:r>
+      <w:r>
+        <w:rPr>
+          <w:color w:val="262626"/>
+          <w:sz w:val="20"/>
+          <w:szCs w:val="20"/>
+        </w:rPr>
+        <w:t xml:space="preserve"> </w:t>
+      </w:r>
+    </w:p>
+  </w:comment>
+  <w:comment w:id="224" w:author="Kelsey McCune" w:date="2026-04-08T15:31:00Z" w:initials="KBM">
+    <w:p>
+      <w:r>
+        <w:rPr>
+          <w:rStyle w:val="CommentReference"/>
+        </w:rPr>
+        <w:annotationRef/>
+      </w:r>
+      <w:r>
+        <w:rPr>
+          <w:sz w:val="20"/>
+          <w:szCs w:val="20"/>
+        </w:rPr>
         <w:t>I moved some text from the background literature section to here. We will still need to edit this, but I think the content about the human dimensions and benefits of birds/wildlife watching would go well here.</w:t>
       </w:r>
     </w:p>
   </w:comment>
-  <w:comment w:id="282" w:author="Kelsey McCune" w:date="2026-04-22T11:43:00Z" w:initials="KBM">
+  <w:comment w:id="225" w:author="Alex Fisher" w:date="2026-04-28T21:10:00Z" w:initials="AF">
+    <w:p>
+      <w:r>
+        <w:rPr>
+          <w:rStyle w:val="CommentReference"/>
+        </w:rPr>
+        <w:annotationRef/>
+      </w:r>
+      <w:r>
+        <w:rPr>
+          <w:sz w:val="20"/>
+          <w:szCs w:val="20"/>
+        </w:rPr>
+        <w:t xml:space="preserve">I edited and added a couple sentences here </w:t>
+      </w:r>
+    </w:p>
+  </w:comment>
+  <w:comment w:id="272" w:author="Kelsey McCune" w:date="2026-04-22T11:43:00Z" w:initials="KBM">
     <w:p>
       <w:r>
         <w:rPr>
@@ -9756,6 +11458,9 @@
 <file path=word/commentsExtended.xml><?xml version="1.0" encoding="utf-8"?>
 <w15:commentsEx xmlns:wpc="http://schemas.microsoft.com/office/word/2010/wordprocessingCanvas" xmlns:cx="http://schemas.microsoft.com/office/drawing/2014/chartex" xmlns:cx1="http://schemas.microsoft.com/office/drawing/2015/9/8/chartex" xmlns:cx2="http://schemas.microsoft.com/office/drawing/2015/10/21/chartex" xmlns:cx3="http://schemas.microsoft.com/office/drawing/2016/5/9/chartex" xmlns:cx4="http://schemas.microsoft.com/office/drawing/2016/5/10/chartex" xmlns:cx5="http://schemas.microsoft.com/office/drawing/2016/5/11/chartex" xmlns:cx6="http://schemas.microsoft.com/office/drawing/2016/5/12/chartex" xmlns:cx7="http://schemas.microsoft.com/office/drawing/2016/5/13/chartex" xmlns:cx8="http://schemas.microsoft.com/office/drawing/2016/5/14/chartex" xmlns:mc="http://schemas.openxmlformats.org/markup-compatibility/2006" xmlns:aink="http://schemas.microsoft.com/office/drawing/2016/ink" xmlns:am3d="http://schemas.microsoft.com/office/drawing/2017/model3d" xmlns:o="urn:schemas-microsoft-com:office:office" xmlns:oel="http://schemas.microsoft.com/office/2019/extlst" xmlns:r="http://schemas.openxmlformats.org/officeDocument/2006/relationships" xmlns:m="http://schemas.openxmlformats.org/officeDocument/2006/math" xmlns:v="urn:schemas-microsoft-com:vml" xmlns:wp14="http://schemas.microsoft.com/office/word/2010/wordprocessingDrawing" xmlns:wp="http://schemas.openxmlformats.org/drawingml/2006/wordprocessingDrawing" xmlns:w10="urn:schemas-microsoft-com:office:word" xmlns:w="http://schemas.openxmlformats.org/wordprocessingml/2006/main" xmlns:w14="http://schemas.microsoft.com/office/word/2010/wordml" xmlns:w15="http://schemas.microsoft.com/office/word/2012/wordml" xmlns:w16cex="http://schemas.microsoft.com/office/word/2018/wordml/cex" xmlns:w16cid="http://schemas.microsoft.com/office/word/2016/wordml/cid" xmlns:w16="http://schemas.microsoft.com/office/word/2018/wordml" xmlns:w16du="http://schemas.microsoft.com/office/word/2023/wordml/word16du" xmlns:w16sdtdh="http://schemas.microsoft.com/office/word/2020/wordml/sdtdatahash" xmlns:w16sdtfl="http://schemas.microsoft.com/office/word/2024/wordml/sdtformatlock" xmlns:w16se="http://schemas.microsoft.com/office/word/2015/wordml/symex" xmlns:wpg="http://schemas.microsoft.com/office/word/2010/wordprocessingGroup" xmlns:wpi="http://schemas.microsoft.com/office/word/2010/wordprocessingInk" xmlns:wne="http://schemas.microsoft.com/office/word/2006/wordml" xmlns:wps="http://schemas.microsoft.com/office/word/2010/wordprocessingShape" mc:Ignorable="w14 w15 w16se w16cid w16 w16cex w16sdtdh w16sdtfl w16du wp14">
   <w15:commentEx w15:paraId="4E5EDC12" w15:done="0"/>
+  <w15:commentEx w15:paraId="5B337A3C" w15:done="0"/>
+  <w15:commentEx w15:paraId="5B287A81" w15:done="0"/>
+  <w15:commentEx w15:paraId="2946F487" w15:done="0"/>
   <w15:commentEx w15:paraId="42F5F05A" w15:done="1"/>
   <w15:commentEx w15:paraId="0CBEAEB2" w15:done="1"/>
   <w15:commentEx w15:paraId="269A6475" w15:done="0"/>
@@ -9763,7 +11468,9 @@
   <w15:commentEx w15:paraId="224448C2" w15:done="0"/>
   <w15:commentEx w15:paraId="024B7DB2" w15:done="0"/>
   <w15:commentEx w15:paraId="5A82AFD9" w15:done="0"/>
+  <w15:commentEx w15:paraId="0CE24240" w15:done="0"/>
   <w15:commentEx w15:paraId="7CDF3A25" w15:done="0"/>
+  <w15:commentEx w15:paraId="084F2C65" w15:paraIdParent="7CDF3A25" w15:done="0"/>
   <w15:commentEx w15:paraId="1857C877" w15:done="0"/>
 </w15:commentsEx>
 </file>
@@ -9771,6 +11478,9 @@
 <file path=word/commentsExtensible.xml><?xml version="1.0" encoding="utf-8"?>
 <w16cex:commentsExtensible xmlns:wpc="http://schemas.microsoft.com/office/word/2010/wordprocessingCanvas" xmlns:cx="http://schemas.microsoft.com/office/drawing/2014/chartex" xmlns:cx1="http://schemas.microsoft.com/office/drawing/2015/9/8/chartex" xmlns:cx2="http://schemas.microsoft.com/office/drawing/2015/10/21/chartex" xmlns:cx3="http://schemas.microsoft.com/office/drawing/2016/5/9/chartex" xmlns:cx4="http://schemas.microsoft.com/office/drawing/2016/5/10/chartex" xmlns:cx5="http://schemas.microsoft.com/office/drawing/2016/5/11/chartex" xmlns:cx6="http://schemas.microsoft.com/office/drawing/2016/5/12/chartex" xmlns:cx7="http://schemas.microsoft.com/office/drawing/2016/5/13/chartex" xmlns:cx8="http://schemas.microsoft.com/office/drawing/2016/5/14/chartex" xmlns:cr="http://schemas.microsoft.com/office/comments/2020/reactions" xmlns:mc="http://schemas.openxmlformats.org/markup-compatibility/2006" xmlns:aink="http://schemas.microsoft.com/office/drawing/2016/ink" xmlns:am3d="http://schemas.microsoft.com/office/drawing/2017/model3d" xmlns:o="urn:schemas-microsoft-com:office:office" xmlns:oel="http://schemas.microsoft.com/office/2019/extlst" xmlns:r="http://schemas.openxmlformats.org/officeDocument/2006/relationships" xmlns:m="http://schemas.openxmlformats.org/officeDocument/2006/math" xmlns:v="urn:schemas-microsoft-com:vml" xmlns:wp14="http://schemas.microsoft.com/office/word/2010/wordprocessingDrawing" xmlns:wp="http://schemas.openxmlformats.org/drawingml/2006/wordprocessingDrawing" xmlns:w10="urn:schemas-microsoft-com:office:word" xmlns:w="http://schemas.openxmlformats.org/wordprocessingml/2006/main" xmlns:w14="http://schemas.microsoft.com/office/word/2010/wordml" xmlns:w15="http://schemas.microsoft.com/office/word/2012/wordml" xmlns:w16cex="http://schemas.microsoft.com/office/word/2018/wordml/cex" xmlns:w16cid="http://schemas.microsoft.com/office/word/2016/wordml/cid" xmlns:w16="http://schemas.microsoft.com/office/word/2018/wordml" xmlns:w16du="http://schemas.microsoft.com/office/word/2023/wordml/word16du" xmlns:w16sdtdh="http://schemas.microsoft.com/office/word/2020/wordml/sdtdatahash" xmlns:w16sdtfl="http://schemas.microsoft.com/office/word/2024/wordml/sdtformatlock" xmlns:w16se="http://schemas.microsoft.com/office/word/2015/wordml/symex" xmlns:wpg="http://schemas.microsoft.com/office/word/2010/wordprocessingGroup" xmlns:wpi="http://schemas.microsoft.com/office/word/2010/wordprocessingInk" xmlns:wne="http://schemas.microsoft.com/office/word/2006/wordml" xmlns:wps="http://schemas.microsoft.com/office/word/2010/wordprocessingShape" mc:Ignorable="w14 w15 w16se w16cid w16 w16cex w16sdtdh w16sdtfl cr w16du wp14">
   <w16cex:commentExtensible w16cex:durableId="3AE90DB4" w16cex:dateUtc="2026-04-08T15:36:00Z"/>
+  <w16cex:commentExtensible w16cex:durableId="5D48C00B" w16cex:dateUtc="2026-04-29T02:06:00Z"/>
+  <w16cex:commentExtensible w16cex:durableId="7D79D0DB" w16cex:dateUtc="2026-04-29T00:43:00Z"/>
+  <w16cex:commentExtensible w16cex:durableId="3223F9AA" w16cex:dateUtc="2026-04-29T00:42:00Z"/>
   <w16cex:commentExtensible w16cex:durableId="42AF78A3" w16cex:dateUtc="2026-04-15T13:29:00Z"/>
   <w16cex:commentExtensible w16cex:durableId="4FC1F6BC" w16cex:dateUtc="2026-04-15T13:29:00Z"/>
   <w16cex:commentExtensible w16cex:durableId="4D6CFCAF" w16cex:dateUtc="2026-04-15T13:30:00Z"/>
@@ -9778,7 +11488,9 @@
   <w16cex:commentExtensible w16cex:durableId="7DCA3C0F" w16cex:dateUtc="2026-04-08T20:33:00Z"/>
   <w16cex:commentExtensible w16cex:durableId="7E2FA296" w16cex:dateUtc="2026-04-15T14:38:00Z"/>
   <w16cex:commentExtensible w16cex:durableId="7E74F2AE" w16cex:dateUtc="2026-04-15T14:46:00Z"/>
+  <w16cex:commentExtensible w16cex:durableId="1061604B" w16cex:dateUtc="2026-04-29T02:06:00Z"/>
   <w16cex:commentExtensible w16cex:durableId="551F1341" w16cex:dateUtc="2026-04-08T20:31:00Z"/>
+  <w16cex:commentExtensible w16cex:durableId="02F949A8" w16cex:dateUtc="2026-04-29T02:10:00Z"/>
   <w16cex:commentExtensible w16cex:durableId="62571283" w16cex:dateUtc="2026-04-22T16:43:00Z"/>
 </w16cex:commentsExtensible>
 </file>
@@ -9786,6 +11498,9 @@
 <file path=word/commentsIds.xml><?xml version="1.0" encoding="utf-8"?>
 <w16cid:commentsIds xmlns:wpc="http://schemas.microsoft.com/office/word/2010/wordprocessingCanvas" xmlns:cx="http://schemas.microsoft.com/office/drawing/2014/chartex" xmlns:cx1="http://schemas.microsoft.com/office/drawing/2015/9/8/chartex" xmlns:cx2="http://schemas.microsoft.com/office/drawing/2015/10/21/chartex" xmlns:cx3="http://schemas.microsoft.com/office/drawing/2016/5/9/chartex" xmlns:cx4="http://schemas.microsoft.com/office/drawing/2016/5/10/chartex" xmlns:cx5="http://schemas.microsoft.com/office/drawing/2016/5/11/chartex" xmlns:cx6="http://schemas.microsoft.com/office/drawing/2016/5/12/chartex" xmlns:cx7="http://schemas.microsoft.com/office/drawing/2016/5/13/chartex" xmlns:cx8="http://schemas.microsoft.com/office/drawing/2016/5/14/chartex" xmlns:mc="http://schemas.openxmlformats.org/markup-compatibility/2006" xmlns:aink="http://schemas.microsoft.com/office/drawing/2016/ink" xmlns:am3d="http://schemas.microsoft.com/office/drawing/2017/model3d" xmlns:o="urn:schemas-microsoft-com:office:office" xmlns:oel="http://schemas.microsoft.com/office/2019/extlst" xmlns:r="http://schemas.openxmlformats.org/officeDocument/2006/relationships" xmlns:m="http://schemas.openxmlformats.org/officeDocument/2006/math" xmlns:v="urn:schemas-microsoft-com:vml" xmlns:wp14="http://schemas.microsoft.com/office/word/2010/wordprocessingDrawing" xmlns:wp="http://schemas.openxmlformats.org/drawingml/2006/wordprocessingDrawing" xmlns:w10="urn:schemas-microsoft-com:office:word" xmlns:w="http://schemas.openxmlformats.org/wordprocessingml/2006/main" xmlns:w14="http://schemas.microsoft.com/office/word/2010/wordml" xmlns:w15="http://schemas.microsoft.com/office/word/2012/wordml" xmlns:w16cex="http://schemas.microsoft.com/office/word/2018/wordml/cex" xmlns:w16cid="http://schemas.microsoft.com/office/word/2016/wordml/cid" xmlns:w16="http://schemas.microsoft.com/office/word/2018/wordml" xmlns:w16du="http://schemas.microsoft.com/office/word/2023/wordml/word16du" xmlns:w16sdtdh="http://schemas.microsoft.com/office/word/2020/wordml/sdtdatahash" xmlns:w16sdtfl="http://schemas.microsoft.com/office/word/2024/wordml/sdtformatlock" xmlns:w16se="http://schemas.microsoft.com/office/word/2015/wordml/symex" xmlns:wpg="http://schemas.microsoft.com/office/word/2010/wordprocessingGroup" xmlns:wpi="http://schemas.microsoft.com/office/word/2010/wordprocessingInk" xmlns:wne="http://schemas.microsoft.com/office/word/2006/wordml" xmlns:wps="http://schemas.microsoft.com/office/word/2010/wordprocessingShape" mc:Ignorable="w14 w15 w16se w16cid w16 w16cex w16sdtdh w16sdtfl w16du wp14">
   <w16cid:commentId w16cid:paraId="4E5EDC12" w16cid:durableId="3AE90DB4"/>
+  <w16cid:commentId w16cid:paraId="5B337A3C" w16cid:durableId="5D48C00B"/>
+  <w16cid:commentId w16cid:paraId="5B287A81" w16cid:durableId="7D79D0DB"/>
+  <w16cid:commentId w16cid:paraId="2946F487" w16cid:durableId="3223F9AA"/>
   <w16cid:commentId w16cid:paraId="42F5F05A" w16cid:durableId="42AF78A3"/>
   <w16cid:commentId w16cid:paraId="0CBEAEB2" w16cid:durableId="4FC1F6BC"/>
   <w16cid:commentId w16cid:paraId="269A6475" w16cid:durableId="4D6CFCAF"/>
@@ -9793,7 +11508,9 @@
   <w16cid:commentId w16cid:paraId="224448C2" w16cid:durableId="7DCA3C0F"/>
   <w16cid:commentId w16cid:paraId="024B7DB2" w16cid:durableId="7E2FA296"/>
   <w16cid:commentId w16cid:paraId="5A82AFD9" w16cid:durableId="7E74F2AE"/>
+  <w16cid:commentId w16cid:paraId="0CE24240" w16cid:durableId="1061604B"/>
   <w16cid:commentId w16cid:paraId="7CDF3A25" w16cid:durableId="551F1341"/>
+  <w16cid:commentId w16cid:paraId="084F2C65" w16cid:durableId="02F949A8"/>
   <w16cid:commentId w16cid:paraId="1857C877" w16cid:durableId="62571283"/>
 </w16cid:commentsIds>
 </file>
@@ -10528,7 +12245,7 @@
   <w:style w:type="paragraph" w:default="1" w:styleId="Normal">
     <w:name w:val="Normal"/>
     <w:qFormat/>
-    <w:rsid w:val="00CD116E"/>
+    <w:rsid w:val="00FE4654"/>
   </w:style>
   <w:style w:type="paragraph" w:styleId="Heading1">
     <w:name w:val="heading 1"/>

--- a/Documents /AlexFisher.2026_Full_Research_Proposal AAV.docx
+++ b/Documents /AlexFisher.2026_Full_Research_Proposal AAV.docx
@@ -244,26 +244,24 @@
         <w:t xml:space="preserve">roject:  </w:t>
       </w:r>
       <w:commentRangeStart w:id="0"/>
-      <w:ins w:id="1" w:author="Kelsey McCune" w:date="2026-04-08T10:36:00Z" w16du:dateUtc="2026-04-08T15:36:00Z">
-        <w:r>
-          <w:rPr>
-            <w:bCs/>
-            <w:sz w:val="22"/>
-            <w:szCs w:val="22"/>
-          </w:rPr>
-          <w:t>Testing the role of backyard activities on zoonotic disease in birds</w:t>
-        </w:r>
-        <w:commentRangeEnd w:id="0"/>
-        <w:r>
-          <w:rPr>
-            <w:rStyle w:val="CommentReference"/>
-            <w:bCs/>
-            <w:sz w:val="22"/>
-            <w:szCs w:val="22"/>
-          </w:rPr>
-          <w:commentReference w:id="0"/>
-        </w:r>
-      </w:ins>
+      <w:r>
+        <w:rPr>
+          <w:bCs/>
+          <w:sz w:val="22"/>
+          <w:szCs w:val="22"/>
+        </w:rPr>
+        <w:t>Testing the role of backyard activities on zoonotic disease in birds</w:t>
+      </w:r>
+      <w:commentRangeEnd w:id="0"/>
+      <w:r>
+        <w:rPr>
+          <w:rStyle w:val="CommentReference"/>
+          <w:bCs/>
+          <w:sz w:val="22"/>
+          <w:szCs w:val="22"/>
+        </w:rPr>
+        <w:commentReference w:id="0"/>
+      </w:r>
     </w:p>
     <w:p>
       <w:pPr>
@@ -275,8 +273,8 @@
           <w:szCs w:val="22"/>
         </w:rPr>
       </w:pPr>
+      <w:commentRangeStart w:id="1"/>
       <w:commentRangeStart w:id="2"/>
-      <w:commentRangeStart w:id="3"/>
       <w:r>
         <w:rPr>
           <w:bCs/>
@@ -285,7 +283,7 @@
         </w:rPr>
         <w:t>Principal</w:t>
       </w:r>
-      <w:commentRangeEnd w:id="2"/>
+      <w:commentRangeEnd w:id="1"/>
       <w:r>
         <w:rPr>
           <w:rStyle w:val="CommentReference"/>
@@ -293,14 +291,14 @@
           <w:sz w:val="22"/>
           <w:szCs w:val="22"/>
         </w:rPr>
+        <w:commentReference w:id="1"/>
+      </w:r>
+      <w:commentRangeEnd w:id="2"/>
+      <w:r>
+        <w:rPr>
+          <w:rStyle w:val="CommentReference"/>
+        </w:rPr>
         <w:commentReference w:id="2"/>
-      </w:r>
-      <w:commentRangeEnd w:id="3"/>
-      <w:r>
-        <w:rPr>
-          <w:rStyle w:val="CommentReference"/>
-        </w:rPr>
-        <w:commentReference w:id="3"/>
       </w:r>
       <w:r>
         <w:rPr>
@@ -642,7 +640,7 @@
           <w:szCs w:val="22"/>
         </w:rPr>
       </w:pPr>
-      <w:commentRangeStart w:id="4"/>
+      <w:commentRangeStart w:id="3"/>
       <w:r>
         <w:rPr>
           <w:sz w:val="22"/>
@@ -650,12 +648,12 @@
         </w:rPr>
         <w:t>Abstract</w:t>
       </w:r>
-      <w:commentRangeEnd w:id="4"/>
+      <w:commentRangeEnd w:id="3"/>
       <w:r>
         <w:rPr>
           <w:rStyle w:val="CommentReference"/>
         </w:rPr>
-        <w:commentReference w:id="4"/>
+        <w:commentReference w:id="3"/>
       </w:r>
       <w:r>
         <w:rPr>
@@ -707,6 +705,56 @@
         </w:rPr>
         <w:t>Zoonotic diseases</w:t>
       </w:r>
+      <w:ins w:id="4" w:author="Kelsey McCune" w:date="2026-04-29T12:44:00Z" w16du:dateUtc="2026-04-29T17:44:00Z">
+        <w:r>
+          <w:rPr>
+            <w:color w:val="000000" w:themeColor="text1"/>
+            <w:sz w:val="22"/>
+            <w:szCs w:val="22"/>
+          </w:rPr>
+          <w:t xml:space="preserve"> that</w:t>
+        </w:r>
+      </w:ins>
+      <w:r>
+        <w:rPr>
+          <w:color w:val="000000" w:themeColor="text1"/>
+          <w:sz w:val="22"/>
+          <w:szCs w:val="22"/>
+        </w:rPr>
+        <w:t xml:space="preserve"> </w:t>
+      </w:r>
+      <w:r>
+        <w:rPr>
+          <w:color w:val="000000" w:themeColor="text1"/>
+          <w:sz w:val="22"/>
+          <w:szCs w:val="22"/>
+        </w:rPr>
+        <w:t>spillover</w:t>
+      </w:r>
+      <w:r>
+        <w:rPr>
+          <w:color w:val="000000" w:themeColor="text1"/>
+          <w:sz w:val="22"/>
+          <w:szCs w:val="22"/>
+        </w:rPr>
+        <w:t xml:space="preserve"> </w:t>
+      </w:r>
+      <w:r>
+        <w:rPr>
+          <w:color w:val="000000" w:themeColor="text1"/>
+          <w:sz w:val="22"/>
+          <w:szCs w:val="22"/>
+        </w:rPr>
+        <w:t xml:space="preserve">to and </w:t>
+      </w:r>
+      <w:r>
+        <w:rPr>
+          <w:color w:val="000000" w:themeColor="text1"/>
+          <w:sz w:val="22"/>
+          <w:szCs w:val="22"/>
+        </w:rPr>
+        <w:t xml:space="preserve">from wildlife </w:t>
+      </w:r>
       <w:ins w:id="5" w:author="Kelsey McCune" w:date="2026-04-29T12:44:00Z" w16du:dateUtc="2026-04-29T17:44:00Z">
         <w:r>
           <w:rPr>
@@ -714,59 +762,155 @@
             <w:sz w:val="22"/>
             <w:szCs w:val="22"/>
           </w:rPr>
-          <w:t xml:space="preserve"> that</w:t>
-        </w:r>
-      </w:ins>
-      <w:r>
-        <w:rPr>
-          <w:color w:val="000000" w:themeColor="text1"/>
-          <w:sz w:val="22"/>
-          <w:szCs w:val="22"/>
-        </w:rPr>
-        <w:t xml:space="preserve"> </w:t>
-      </w:r>
-      <w:r>
-        <w:rPr>
-          <w:color w:val="000000" w:themeColor="text1"/>
-          <w:sz w:val="22"/>
-          <w:szCs w:val="22"/>
-        </w:rPr>
-        <w:t>spillover</w:t>
-      </w:r>
-      <w:r>
-        <w:rPr>
-          <w:color w:val="000000" w:themeColor="text1"/>
-          <w:sz w:val="22"/>
-          <w:szCs w:val="22"/>
-        </w:rPr>
-        <w:t xml:space="preserve"> </w:t>
-      </w:r>
-      <w:r>
-        <w:rPr>
-          <w:color w:val="000000" w:themeColor="text1"/>
-          <w:sz w:val="22"/>
-          <w:szCs w:val="22"/>
-        </w:rPr>
-        <w:t xml:space="preserve">to and </w:t>
-      </w:r>
-      <w:r>
-        <w:rPr>
-          <w:color w:val="000000" w:themeColor="text1"/>
-          <w:sz w:val="22"/>
-          <w:szCs w:val="22"/>
-        </w:rPr>
-        <w:t xml:space="preserve">from wildlife </w:t>
-      </w:r>
-      <w:ins w:id="6" w:author="Kelsey McCune" w:date="2026-04-29T12:44:00Z" w16du:dateUtc="2026-04-29T17:44:00Z">
+          <w:t>r</w:t>
+        </w:r>
+      </w:ins>
+      <w:ins w:id="6" w:author="Kelsey McCune" w:date="2026-04-29T12:45:00Z" w16du:dateUtc="2026-04-29T17:45:00Z">
         <w:r>
           <w:rPr>
             <w:color w:val="000000" w:themeColor="text1"/>
             <w:sz w:val="22"/>
             <w:szCs w:val="22"/>
           </w:rPr>
-          <w:t>r</w:t>
-        </w:r>
-      </w:ins>
+          <w:t>e</w:t>
+        </w:r>
+      </w:ins>
+      <w:r>
+        <w:rPr>
+          <w:color w:val="000000" w:themeColor="text1"/>
+          <w:sz w:val="22"/>
+          <w:szCs w:val="22"/>
+        </w:rPr>
+        <w:t>present</w:t>
+      </w:r>
+      <w:r>
+        <w:rPr>
+          <w:color w:val="000000" w:themeColor="text1"/>
+          <w:sz w:val="22"/>
+          <w:szCs w:val="22"/>
+        </w:rPr>
+        <w:t xml:space="preserve"> a growing </w:t>
+      </w:r>
+      <w:r>
+        <w:rPr>
+          <w:color w:val="000000" w:themeColor="text1"/>
+          <w:sz w:val="22"/>
+          <w:szCs w:val="22"/>
+        </w:rPr>
+        <w:t>risk</w:t>
+      </w:r>
+      <w:r>
+        <w:rPr>
+          <w:color w:val="000000" w:themeColor="text1"/>
+          <w:sz w:val="22"/>
+          <w:szCs w:val="22"/>
+        </w:rPr>
+        <w:t xml:space="preserve"> to human and animal health, with </w:t>
+      </w:r>
+      <w:r>
+        <w:rPr>
+          <w:color w:val="000000" w:themeColor="text1"/>
+          <w:sz w:val="22"/>
+          <w:szCs w:val="22"/>
+        </w:rPr>
+        <w:t>known</w:t>
+      </w:r>
+      <w:r>
+        <w:rPr>
+          <w:color w:val="000000" w:themeColor="text1"/>
+          <w:sz w:val="22"/>
+          <w:szCs w:val="22"/>
+        </w:rPr>
+        <w:t xml:space="preserve"> outbreaks </w:t>
+      </w:r>
+      <w:r>
+        <w:rPr>
+          <w:color w:val="000000" w:themeColor="text1"/>
+          <w:sz w:val="22"/>
+          <w:szCs w:val="22"/>
+        </w:rPr>
+        <w:t>originating</w:t>
+      </w:r>
+      <w:r>
+        <w:rPr>
+          <w:color w:val="000000" w:themeColor="text1"/>
+          <w:sz w:val="22"/>
+          <w:szCs w:val="22"/>
+        </w:rPr>
+        <w:t xml:space="preserve"> at small-scale interfaces where humans, wildlife, and domestic animals </w:t>
+      </w:r>
+      <w:r>
+        <w:rPr>
+          <w:color w:val="000000" w:themeColor="text1"/>
+          <w:sz w:val="22"/>
+          <w:szCs w:val="22"/>
+        </w:rPr>
+        <w:t>interact</w:t>
+      </w:r>
+      <w:r>
+        <w:rPr>
+          <w:color w:val="000000" w:themeColor="text1"/>
+          <w:sz w:val="22"/>
+          <w:szCs w:val="22"/>
+        </w:rPr>
+        <w:t xml:space="preserve">. Backyard bird feeding and small-scale poultry keeping are two widespread practices that </w:t>
+      </w:r>
+      <w:r>
+        <w:rPr>
+          <w:color w:val="000000" w:themeColor="text1"/>
+          <w:sz w:val="22"/>
+          <w:szCs w:val="22"/>
+        </w:rPr>
+        <w:t>occur in</w:t>
+      </w:r>
+      <w:r>
+        <w:rPr>
+          <w:color w:val="000000" w:themeColor="text1"/>
+          <w:sz w:val="22"/>
+          <w:szCs w:val="22"/>
+        </w:rPr>
+        <w:t xml:space="preserve"> this human-wildlife interface, yet the combined influence of </w:t>
+      </w:r>
+      <w:r>
+        <w:rPr>
+          <w:color w:val="000000" w:themeColor="text1"/>
+          <w:sz w:val="22"/>
+          <w:szCs w:val="22"/>
+        </w:rPr>
+        <w:t>supplemental feeding</w:t>
+      </w:r>
+      <w:r>
+        <w:rPr>
+          <w:color w:val="000000" w:themeColor="text1"/>
+          <w:sz w:val="22"/>
+          <w:szCs w:val="22"/>
+        </w:rPr>
+        <w:t xml:space="preserve"> and backyard </w:t>
+      </w:r>
+      <w:r>
+        <w:rPr>
+          <w:color w:val="000000" w:themeColor="text1"/>
+          <w:sz w:val="22"/>
+          <w:szCs w:val="22"/>
+        </w:rPr>
+        <w:t>poultry</w:t>
+      </w:r>
+      <w:r>
+        <w:rPr>
+          <w:color w:val="000000" w:themeColor="text1"/>
+          <w:sz w:val="22"/>
+          <w:szCs w:val="22"/>
+        </w:rPr>
+        <w:t xml:space="preserve"> on pathogen prevalence in wild bird communities </w:t>
+      </w:r>
+      <w:r>
+        <w:rPr>
+          <w:color w:val="000000" w:themeColor="text1"/>
+          <w:sz w:val="22"/>
+          <w:szCs w:val="22"/>
+        </w:rPr>
+        <w:t xml:space="preserve">has not been </w:t>
+      </w:r>
       <w:ins w:id="7" w:author="Kelsey McCune" w:date="2026-04-29T12:45:00Z" w16du:dateUtc="2026-04-29T17:45:00Z">
         <w:r>
           <w:rPr>
@@ -777,163 +921,17 @@
           <w:t>e</w:t>
         </w:r>
       </w:ins>
-      <w:r>
-        <w:rPr>
-          <w:color w:val="000000" w:themeColor="text1"/>
-          <w:sz w:val="22"/>
-          <w:szCs w:val="22"/>
-        </w:rPr>
-        <w:t>present</w:t>
-      </w:r>
-      <w:r>
-        <w:rPr>
-          <w:color w:val="000000" w:themeColor="text1"/>
-          <w:sz w:val="22"/>
-          <w:szCs w:val="22"/>
-        </w:rPr>
-        <w:t xml:space="preserve"> a growing </w:t>
-      </w:r>
-      <w:r>
-        <w:rPr>
-          <w:color w:val="000000" w:themeColor="text1"/>
-          <w:sz w:val="22"/>
-          <w:szCs w:val="22"/>
-        </w:rPr>
-        <w:t>risk</w:t>
-      </w:r>
-      <w:r>
-        <w:rPr>
-          <w:color w:val="000000" w:themeColor="text1"/>
-          <w:sz w:val="22"/>
-          <w:szCs w:val="22"/>
-        </w:rPr>
-        <w:t xml:space="preserve"> to human and animal health, with </w:t>
-      </w:r>
-      <w:r>
-        <w:rPr>
-          <w:color w:val="000000" w:themeColor="text1"/>
-          <w:sz w:val="22"/>
-          <w:szCs w:val="22"/>
-        </w:rPr>
-        <w:t>known</w:t>
-      </w:r>
-      <w:r>
-        <w:rPr>
-          <w:color w:val="000000" w:themeColor="text1"/>
-          <w:sz w:val="22"/>
-          <w:szCs w:val="22"/>
-        </w:rPr>
-        <w:t xml:space="preserve"> outbreaks </w:t>
-      </w:r>
-      <w:r>
-        <w:rPr>
-          <w:color w:val="000000" w:themeColor="text1"/>
-          <w:sz w:val="22"/>
-          <w:szCs w:val="22"/>
-        </w:rPr>
-        <w:t>originating</w:t>
-      </w:r>
-      <w:r>
-        <w:rPr>
-          <w:color w:val="000000" w:themeColor="text1"/>
-          <w:sz w:val="22"/>
-          <w:szCs w:val="22"/>
-        </w:rPr>
-        <w:t xml:space="preserve"> at small-scale interfaces where humans, wildlife, and domestic animals </w:t>
-      </w:r>
-      <w:r>
-        <w:rPr>
-          <w:color w:val="000000" w:themeColor="text1"/>
-          <w:sz w:val="22"/>
-          <w:szCs w:val="22"/>
-        </w:rPr>
-        <w:t>interact</w:t>
-      </w:r>
-      <w:r>
-        <w:rPr>
-          <w:color w:val="000000" w:themeColor="text1"/>
-          <w:sz w:val="22"/>
-          <w:szCs w:val="22"/>
-        </w:rPr>
-        <w:t xml:space="preserve">. Backyard bird feeding and small-scale poultry keeping are two widespread practices that </w:t>
-      </w:r>
-      <w:r>
-        <w:rPr>
-          <w:color w:val="000000" w:themeColor="text1"/>
-          <w:sz w:val="22"/>
-          <w:szCs w:val="22"/>
-        </w:rPr>
-        <w:t>occur in</w:t>
-      </w:r>
-      <w:r>
-        <w:rPr>
-          <w:color w:val="000000" w:themeColor="text1"/>
-          <w:sz w:val="22"/>
-          <w:szCs w:val="22"/>
-        </w:rPr>
-        <w:t xml:space="preserve"> this human-wildlife interface, yet the combined influence of </w:t>
-      </w:r>
-      <w:r>
-        <w:rPr>
-          <w:color w:val="000000" w:themeColor="text1"/>
-          <w:sz w:val="22"/>
-          <w:szCs w:val="22"/>
-        </w:rPr>
-        <w:t>supplemental feeding</w:t>
-      </w:r>
-      <w:r>
-        <w:rPr>
-          <w:color w:val="000000" w:themeColor="text1"/>
-          <w:sz w:val="22"/>
-          <w:szCs w:val="22"/>
-        </w:rPr>
-        <w:t xml:space="preserve"> and backyard </w:t>
-      </w:r>
-      <w:r>
-        <w:rPr>
-          <w:color w:val="000000" w:themeColor="text1"/>
-          <w:sz w:val="22"/>
-          <w:szCs w:val="22"/>
-        </w:rPr>
-        <w:t>poultry</w:t>
-      </w:r>
-      <w:r>
-        <w:rPr>
-          <w:color w:val="000000" w:themeColor="text1"/>
-          <w:sz w:val="22"/>
-          <w:szCs w:val="22"/>
-        </w:rPr>
-        <w:t xml:space="preserve"> on pathogen prevalence in wild bird communities </w:t>
-      </w:r>
-      <w:r>
-        <w:rPr>
-          <w:color w:val="000000" w:themeColor="text1"/>
-          <w:sz w:val="22"/>
-          <w:szCs w:val="22"/>
-        </w:rPr>
-        <w:t xml:space="preserve">has not been </w:t>
-      </w:r>
-      <w:ins w:id="8" w:author="Kelsey McCune" w:date="2026-04-29T12:45:00Z" w16du:dateUtc="2026-04-29T17:45:00Z">
+      <w:del w:id="8" w:author="Kelsey McCune" w:date="2026-04-29T12:45:00Z" w16du:dateUtc="2026-04-29T17:45:00Z">
         <w:r>
           <w:rPr>
             <w:color w:val="000000" w:themeColor="text1"/>
             <w:sz w:val="22"/>
             <w:szCs w:val="22"/>
           </w:rPr>
-          <w:t>e</w:t>
-        </w:r>
-      </w:ins>
-      <w:del w:id="9" w:author="Kelsey McCune" w:date="2026-04-29T12:45:00Z" w16du:dateUtc="2026-04-29T17:45:00Z">
-        <w:r>
-          <w:rPr>
-            <w:color w:val="000000" w:themeColor="text1"/>
-            <w:sz w:val="22"/>
-            <w:szCs w:val="22"/>
-          </w:rPr>
           <w:delText>questioned</w:delText>
         </w:r>
       </w:del>
-      <w:ins w:id="10" w:author="Kelsey McCune" w:date="2026-04-29T12:45:00Z" w16du:dateUtc="2026-04-29T17:45:00Z">
+      <w:ins w:id="9" w:author="Kelsey McCune" w:date="2026-04-29T12:45:00Z" w16du:dateUtc="2026-04-29T17:45:00Z">
         <w:r>
           <w:rPr>
             <w:color w:val="000000" w:themeColor="text1"/>
@@ -987,6 +985,24 @@
         </w:rPr>
         <w:t xml:space="preserve"> prevalence in wild birds across sites with bird feeders, backyard poultry, both, or neither. </w:t>
       </w:r>
+      <w:ins w:id="10" w:author="Kelsey McCune" w:date="2026-04-29T12:47:00Z" w16du:dateUtc="2026-04-29T17:47:00Z">
+        <w:r>
+          <w:rPr>
+            <w:color w:val="000000" w:themeColor="text1"/>
+            <w:sz w:val="22"/>
+            <w:szCs w:val="22"/>
+          </w:rPr>
+          <w:t xml:space="preserve">To date, </w:t>
+        </w:r>
+      </w:ins>
+      <w:r>
+        <w:rPr>
+          <w:color w:val="000000" w:themeColor="text1"/>
+          <w:sz w:val="22"/>
+          <w:szCs w:val="22"/>
+        </w:rPr>
+        <w:t>I</w:t>
+      </w:r>
       <w:ins w:id="11" w:author="Kelsey McCune" w:date="2026-04-29T12:47:00Z" w16du:dateUtc="2026-04-29T17:47:00Z">
         <w:r>
           <w:rPr>
@@ -994,16 +1010,16 @@
             <w:sz w:val="22"/>
             <w:szCs w:val="22"/>
           </w:rPr>
-          <w:t xml:space="preserve">To date, </w:t>
-        </w:r>
-      </w:ins>
-      <w:r>
-        <w:rPr>
-          <w:color w:val="000000" w:themeColor="text1"/>
-          <w:sz w:val="22"/>
-          <w:szCs w:val="22"/>
-        </w:rPr>
-        <w:t>I</w:t>
+          <w:t xml:space="preserve"> have</w:t>
+        </w:r>
+      </w:ins>
+      <w:r>
+        <w:rPr>
+          <w:color w:val="000000" w:themeColor="text1"/>
+          <w:sz w:val="22"/>
+          <w:szCs w:val="22"/>
+        </w:rPr>
+        <w:t xml:space="preserve"> capture</w:t>
       </w:r>
       <w:ins w:id="12" w:author="Kelsey McCune" w:date="2026-04-29T12:47:00Z" w16du:dateUtc="2026-04-29T17:47:00Z">
         <w:r>
@@ -1012,16 +1028,40 @@
             <w:sz w:val="22"/>
             <w:szCs w:val="22"/>
           </w:rPr>
-          <w:t xml:space="preserve"> have</w:t>
-        </w:r>
-      </w:ins>
-      <w:r>
-        <w:rPr>
-          <w:color w:val="000000" w:themeColor="text1"/>
-          <w:sz w:val="22"/>
-          <w:szCs w:val="22"/>
-        </w:rPr>
-        <w:t xml:space="preserve"> capture</w:t>
+          <w:t>d over 250</w:t>
+        </w:r>
+      </w:ins>
+      <w:r>
+        <w:rPr>
+          <w:color w:val="000000" w:themeColor="text1"/>
+          <w:sz w:val="22"/>
+          <w:szCs w:val="22"/>
+        </w:rPr>
+        <w:t xml:space="preserve"> </w:t>
+      </w:r>
+      <w:r>
+        <w:rPr>
+          <w:color w:val="000000" w:themeColor="text1"/>
+          <w:sz w:val="22"/>
+          <w:szCs w:val="22"/>
+        </w:rPr>
+        <w:t xml:space="preserve">backyard </w:t>
+      </w:r>
+      <w:r>
+        <w:rPr>
+          <w:color w:val="000000" w:themeColor="text1"/>
+          <w:sz w:val="22"/>
+          <w:szCs w:val="22"/>
+        </w:rPr>
+        <w:t>birds</w:t>
+      </w:r>
+      <w:r>
+        <w:rPr>
+          <w:color w:val="000000" w:themeColor="text1"/>
+          <w:sz w:val="22"/>
+          <w:szCs w:val="22"/>
+        </w:rPr>
+        <w:t>, collect</w:t>
       </w:r>
       <w:ins w:id="13" w:author="Kelsey McCune" w:date="2026-04-29T12:47:00Z" w16du:dateUtc="2026-04-29T17:47:00Z">
         <w:r>
@@ -1030,40 +1070,16 @@
             <w:sz w:val="22"/>
             <w:szCs w:val="22"/>
           </w:rPr>
-          <w:t>d over 250</w:t>
-        </w:r>
-      </w:ins>
-      <w:r>
-        <w:rPr>
-          <w:color w:val="000000" w:themeColor="text1"/>
-          <w:sz w:val="22"/>
-          <w:szCs w:val="22"/>
-        </w:rPr>
-        <w:t xml:space="preserve"> </w:t>
-      </w:r>
-      <w:r>
-        <w:rPr>
-          <w:color w:val="000000" w:themeColor="text1"/>
-          <w:sz w:val="22"/>
-          <w:szCs w:val="22"/>
-        </w:rPr>
-        <w:t xml:space="preserve">backyard </w:t>
-      </w:r>
-      <w:r>
-        <w:rPr>
-          <w:color w:val="000000" w:themeColor="text1"/>
-          <w:sz w:val="22"/>
-          <w:szCs w:val="22"/>
-        </w:rPr>
-        <w:t>birds</w:t>
-      </w:r>
-      <w:r>
-        <w:rPr>
-          <w:color w:val="000000" w:themeColor="text1"/>
-          <w:sz w:val="22"/>
-          <w:szCs w:val="22"/>
-        </w:rPr>
-        <w:t>, collect</w:t>
+          <w:t>ed</w:t>
+        </w:r>
+      </w:ins>
+      <w:r>
+        <w:rPr>
+          <w:color w:val="000000" w:themeColor="text1"/>
+          <w:sz w:val="22"/>
+          <w:szCs w:val="22"/>
+        </w:rPr>
+        <w:t xml:space="preserve"> fecal and environmental samples </w:t>
       </w:r>
       <w:ins w:id="14" w:author="Kelsey McCune" w:date="2026-04-29T12:47:00Z" w16du:dateUtc="2026-04-29T17:47:00Z">
         <w:r>
@@ -1072,34 +1088,16 @@
             <w:sz w:val="22"/>
             <w:szCs w:val="22"/>
           </w:rPr>
-          <w:t>ed</w:t>
-        </w:r>
-      </w:ins>
-      <w:r>
-        <w:rPr>
-          <w:color w:val="000000" w:themeColor="text1"/>
-          <w:sz w:val="22"/>
-          <w:szCs w:val="22"/>
-        </w:rPr>
-        <w:t xml:space="preserve"> fecal and environmental samples </w:t>
-      </w:r>
-      <w:ins w:id="15" w:author="Kelsey McCune" w:date="2026-04-29T12:47:00Z" w16du:dateUtc="2026-04-29T17:47:00Z">
+          <w:t xml:space="preserve">to </w:t>
+        </w:r>
+      </w:ins>
+      <w:del w:id="15" w:author="Kelsey McCune" w:date="2026-04-29T12:47:00Z" w16du:dateUtc="2026-04-29T17:47:00Z">
         <w:r>
           <w:rPr>
             <w:color w:val="000000" w:themeColor="text1"/>
             <w:sz w:val="22"/>
             <w:szCs w:val="22"/>
           </w:rPr>
-          <w:t xml:space="preserve">to </w:t>
-        </w:r>
-      </w:ins>
-      <w:del w:id="16" w:author="Kelsey McCune" w:date="2026-04-29T12:47:00Z" w16du:dateUtc="2026-04-29T17:47:00Z">
-        <w:r>
-          <w:rPr>
-            <w:color w:val="000000" w:themeColor="text1"/>
-            <w:sz w:val="22"/>
-            <w:szCs w:val="22"/>
-          </w:rPr>
           <w:delText xml:space="preserve">for selective </w:delText>
         </w:r>
       </w:del>
@@ -1111,7 +1109,7 @@
         </w:rPr>
         <w:t>culture</w:t>
       </w:r>
-      <w:ins w:id="17" w:author="Kelsey McCune" w:date="2026-04-29T12:47:00Z" w16du:dateUtc="2026-04-29T17:47:00Z">
+      <w:ins w:id="16" w:author="Kelsey McCune" w:date="2026-04-29T12:47:00Z" w16du:dateUtc="2026-04-29T17:47:00Z">
         <w:r>
           <w:rPr>
             <w:color w:val="000000" w:themeColor="text1"/>
@@ -1139,6 +1137,24 @@
           <w:t>.</w:t>
         </w:r>
       </w:ins>
+      <w:del w:id="17" w:author="Kelsey McCune" w:date="2026-04-29T12:47:00Z" w16du:dateUtc="2026-04-29T17:47:00Z">
+        <w:r>
+          <w:rPr>
+            <w:color w:val="000000" w:themeColor="text1"/>
+            <w:sz w:val="22"/>
+            <w:szCs w:val="22"/>
+          </w:rPr>
+          <w:delText>,</w:delText>
+        </w:r>
+      </w:del>
+      <w:r>
+        <w:rPr>
+          <w:color w:val="000000" w:themeColor="text1"/>
+          <w:sz w:val="22"/>
+          <w:szCs w:val="22"/>
+        </w:rPr>
+        <w:t xml:space="preserve"> </w:t>
+      </w:r>
       <w:del w:id="18" w:author="Kelsey McCune" w:date="2026-04-29T12:47:00Z" w16du:dateUtc="2026-04-29T17:47:00Z">
         <w:r>
           <w:rPr>
@@ -1146,9 +1162,77 @@
             <w:sz w:val="22"/>
             <w:szCs w:val="22"/>
           </w:rPr>
-          <w:delText>,</w:delText>
+          <w:delText xml:space="preserve">and </w:delText>
         </w:r>
       </w:del>
+      <w:ins w:id="19" w:author="Kelsey McCune" w:date="2026-04-29T12:48:00Z" w16du:dateUtc="2026-04-29T17:48:00Z">
+        <w:r>
+          <w:rPr>
+            <w:color w:val="000000" w:themeColor="text1"/>
+            <w:sz w:val="22"/>
+            <w:szCs w:val="22"/>
+          </w:rPr>
+          <w:t>This grant w</w:t>
+        </w:r>
+      </w:ins>
+      <w:ins w:id="20" w:author="Kelsey McCune" w:date="2026-04-29T12:50:00Z" w16du:dateUtc="2026-04-29T17:50:00Z">
+        <w:r>
+          <w:rPr>
+            <w:color w:val="000000" w:themeColor="text1"/>
+            <w:sz w:val="22"/>
+            <w:szCs w:val="22"/>
+          </w:rPr>
+          <w:t>ould</w:t>
+        </w:r>
+      </w:ins>
+      <w:ins w:id="21" w:author="Kelsey McCune" w:date="2026-04-29T12:48:00Z" w16du:dateUtc="2026-04-29T17:48:00Z">
+        <w:r>
+          <w:rPr>
+            <w:color w:val="000000" w:themeColor="text1"/>
+            <w:sz w:val="22"/>
+            <w:szCs w:val="22"/>
+          </w:rPr>
+          <w:t xml:space="preserve"> support the next step in my research</w:t>
+        </w:r>
+      </w:ins>
+      <w:ins w:id="22" w:author="Kelsey McCune" w:date="2026-04-29T12:47:00Z" w16du:dateUtc="2026-04-29T17:47:00Z">
+        <w:r>
+          <w:rPr>
+            <w:color w:val="000000" w:themeColor="text1"/>
+            <w:sz w:val="22"/>
+            <w:szCs w:val="22"/>
+          </w:rPr>
+          <w:t xml:space="preserve"> </w:t>
+        </w:r>
+      </w:ins>
+      <w:del w:id="23" w:author="Kelsey McCune" w:date="2026-04-29T12:48:00Z" w16du:dateUtc="2026-04-29T17:48:00Z">
+        <w:r>
+          <w:rPr>
+            <w:color w:val="000000" w:themeColor="text1"/>
+            <w:sz w:val="22"/>
+            <w:szCs w:val="22"/>
+          </w:rPr>
+          <w:delText xml:space="preserve">plan to </w:delText>
+        </w:r>
+        <w:r>
+          <w:rPr>
+            <w:color w:val="000000" w:themeColor="text1"/>
+            <w:sz w:val="22"/>
+            <w:szCs w:val="22"/>
+          </w:rPr>
+          <w:delText>use</w:delText>
+        </w:r>
+      </w:del>
+      <w:ins w:id="24" w:author="Kelsey McCune" w:date="2026-04-29T12:48:00Z" w16du:dateUtc="2026-04-29T17:48:00Z">
+        <w:r>
+          <w:rPr>
+            <w:color w:val="000000" w:themeColor="text1"/>
+            <w:sz w:val="22"/>
+            <w:szCs w:val="22"/>
+          </w:rPr>
+          <w:t>by funding</w:t>
+        </w:r>
+      </w:ins>
       <w:r>
         <w:rPr>
           <w:color w:val="000000" w:themeColor="text1"/>
@@ -1157,99 +1241,13 @@
         </w:rPr>
         <w:t xml:space="preserve"> </w:t>
       </w:r>
-      <w:del w:id="19" w:author="Kelsey McCune" w:date="2026-04-29T12:47:00Z" w16du:dateUtc="2026-04-29T17:47:00Z">
+      <w:ins w:id="25" w:author="Kelsey McCune" w:date="2026-04-29T13:32:00Z" w16du:dateUtc="2026-04-29T18:32:00Z">
         <w:r>
           <w:rPr>
             <w:color w:val="000000" w:themeColor="text1"/>
             <w:sz w:val="22"/>
             <w:szCs w:val="22"/>
           </w:rPr>
-          <w:delText xml:space="preserve">and </w:delText>
-        </w:r>
-      </w:del>
-      <w:ins w:id="20" w:author="Kelsey McCune" w:date="2026-04-29T12:48:00Z" w16du:dateUtc="2026-04-29T17:48:00Z">
-        <w:r>
-          <w:rPr>
-            <w:color w:val="000000" w:themeColor="text1"/>
-            <w:sz w:val="22"/>
-            <w:szCs w:val="22"/>
-          </w:rPr>
-          <w:t>This grant w</w:t>
-        </w:r>
-      </w:ins>
-      <w:ins w:id="21" w:author="Kelsey McCune" w:date="2026-04-29T12:50:00Z" w16du:dateUtc="2026-04-29T17:50:00Z">
-        <w:r>
-          <w:rPr>
-            <w:color w:val="000000" w:themeColor="text1"/>
-            <w:sz w:val="22"/>
-            <w:szCs w:val="22"/>
-          </w:rPr>
-          <w:t>ould</w:t>
-        </w:r>
-      </w:ins>
-      <w:ins w:id="22" w:author="Kelsey McCune" w:date="2026-04-29T12:48:00Z" w16du:dateUtc="2026-04-29T17:48:00Z">
-        <w:r>
-          <w:rPr>
-            <w:color w:val="000000" w:themeColor="text1"/>
-            <w:sz w:val="22"/>
-            <w:szCs w:val="22"/>
-          </w:rPr>
-          <w:t xml:space="preserve"> support the next step in my research</w:t>
-        </w:r>
-      </w:ins>
-      <w:ins w:id="23" w:author="Kelsey McCune" w:date="2026-04-29T12:47:00Z" w16du:dateUtc="2026-04-29T17:47:00Z">
-        <w:r>
-          <w:rPr>
-            <w:color w:val="000000" w:themeColor="text1"/>
-            <w:sz w:val="22"/>
-            <w:szCs w:val="22"/>
-          </w:rPr>
-          <w:t xml:space="preserve"> </w:t>
-        </w:r>
-      </w:ins>
-      <w:del w:id="24" w:author="Kelsey McCune" w:date="2026-04-29T12:48:00Z" w16du:dateUtc="2026-04-29T17:48:00Z">
-        <w:r>
-          <w:rPr>
-            <w:color w:val="000000" w:themeColor="text1"/>
-            <w:sz w:val="22"/>
-            <w:szCs w:val="22"/>
-          </w:rPr>
-          <w:delText xml:space="preserve">plan to </w:delText>
-        </w:r>
-        <w:r>
-          <w:rPr>
-            <w:color w:val="000000" w:themeColor="text1"/>
-            <w:sz w:val="22"/>
-            <w:szCs w:val="22"/>
-          </w:rPr>
-          <w:delText>use</w:delText>
-        </w:r>
-      </w:del>
-      <w:ins w:id="25" w:author="Kelsey McCune" w:date="2026-04-29T12:48:00Z" w16du:dateUtc="2026-04-29T17:48:00Z">
-        <w:r>
-          <w:rPr>
-            <w:color w:val="000000" w:themeColor="text1"/>
-            <w:sz w:val="22"/>
-            <w:szCs w:val="22"/>
-          </w:rPr>
-          <w:t>by funding</w:t>
-        </w:r>
-      </w:ins>
-      <w:r>
-        <w:rPr>
-          <w:color w:val="000000" w:themeColor="text1"/>
-          <w:sz w:val="22"/>
-          <w:szCs w:val="22"/>
-        </w:rPr>
-        <w:t xml:space="preserve"> </w:t>
-      </w:r>
-      <w:ins w:id="26" w:author="Kelsey McCune" w:date="2026-04-29T13:32:00Z" w16du:dateUtc="2026-04-29T18:32:00Z">
-        <w:r>
-          <w:rPr>
-            <w:color w:val="000000" w:themeColor="text1"/>
-            <w:sz w:val="22"/>
-            <w:szCs w:val="22"/>
-          </w:rPr>
           <w:t xml:space="preserve">mass spectrometry to confirm positive samples and </w:t>
         </w:r>
       </w:ins>
@@ -1261,7 +1259,7 @@
         </w:rPr>
         <w:t>whole-genome sequencing to identify pathogenic serotypes and</w:t>
       </w:r>
-      <w:ins w:id="27" w:author="Kelsey McCune" w:date="2026-04-29T12:50:00Z" w16du:dateUtc="2026-04-29T17:50:00Z">
+      <w:ins w:id="26" w:author="Kelsey McCune" w:date="2026-04-29T12:50:00Z" w16du:dateUtc="2026-04-29T17:50:00Z">
         <w:r>
           <w:rPr>
             <w:color w:val="000000" w:themeColor="text1"/>
@@ -1289,6 +1287,24 @@
         </w:rPr>
         <w:t xml:space="preserve"> </w:t>
       </w:r>
+      <w:ins w:id="27" w:author="Kelsey McCune" w:date="2026-04-29T12:49:00Z" w16du:dateUtc="2026-04-29T17:49:00Z">
+        <w:r>
+          <w:rPr>
+            <w:color w:val="000000" w:themeColor="text1"/>
+            <w:sz w:val="22"/>
+            <w:szCs w:val="22"/>
+          </w:rPr>
+          <w:t xml:space="preserve">genomic </w:t>
+        </w:r>
+      </w:ins>
+      <w:r>
+        <w:rPr>
+          <w:color w:val="000000" w:themeColor="text1"/>
+          <w:sz w:val="22"/>
+          <w:szCs w:val="22"/>
+        </w:rPr>
+        <w:t>relationships</w:t>
+      </w:r>
       <w:ins w:id="28" w:author="Kelsey McCune" w:date="2026-04-29T12:49:00Z" w16du:dateUtc="2026-04-29T17:49:00Z">
         <w:r>
           <w:rPr>
@@ -1296,75 +1312,131 @@
             <w:sz w:val="22"/>
             <w:szCs w:val="22"/>
           </w:rPr>
-          <w:t xml:space="preserve">genomic </w:t>
-        </w:r>
-      </w:ins>
-      <w:r>
-        <w:rPr>
-          <w:color w:val="000000" w:themeColor="text1"/>
-          <w:sz w:val="22"/>
-          <w:szCs w:val="22"/>
-        </w:rPr>
-        <w:t>relationships</w:t>
-      </w:r>
-      <w:ins w:id="29" w:author="Kelsey McCune" w:date="2026-04-29T12:49:00Z" w16du:dateUtc="2026-04-29T17:49:00Z">
+          <w:t xml:space="preserve"> among chickens and wild bird species</w:t>
+        </w:r>
+      </w:ins>
+      <w:ins w:id="29" w:author="Kelsey McCune" w:date="2026-04-29T12:50:00Z" w16du:dateUtc="2026-04-29T17:50:00Z">
         <w:r>
           <w:rPr>
             <w:color w:val="000000" w:themeColor="text1"/>
             <w:sz w:val="22"/>
             <w:szCs w:val="22"/>
           </w:rPr>
-          <w:t xml:space="preserve"> among chickens and wild bird species</w:t>
-        </w:r>
-      </w:ins>
-      <w:ins w:id="30" w:author="Kelsey McCune" w:date="2026-04-29T12:50:00Z" w16du:dateUtc="2026-04-29T17:50:00Z">
+          <w:t xml:space="preserve"> </w:t>
+        </w:r>
+      </w:ins>
+      <w:ins w:id="30" w:author="Kelsey McCune" w:date="2026-04-29T12:51:00Z" w16du:dateUtc="2026-04-29T17:51:00Z">
         <w:r>
           <w:rPr>
             <w:color w:val="000000" w:themeColor="text1"/>
             <w:sz w:val="22"/>
             <w:szCs w:val="22"/>
           </w:rPr>
-          <w:t xml:space="preserve"> </w:t>
-        </w:r>
-      </w:ins>
-      <w:ins w:id="31" w:author="Kelsey McCune" w:date="2026-04-29T12:51:00Z" w16du:dateUtc="2026-04-29T17:51:00Z">
+          <w:t>to detect</w:t>
+        </w:r>
+      </w:ins>
+      <w:ins w:id="31" w:author="Kelsey McCune" w:date="2026-04-29T12:50:00Z" w16du:dateUtc="2026-04-29T17:50:00Z">
         <w:r>
           <w:rPr>
             <w:color w:val="000000" w:themeColor="text1"/>
             <w:sz w:val="22"/>
             <w:szCs w:val="22"/>
           </w:rPr>
-          <w:t>to detect</w:t>
-        </w:r>
-      </w:ins>
-      <w:ins w:id="32" w:author="Kelsey McCune" w:date="2026-04-29T12:50:00Z" w16du:dateUtc="2026-04-29T17:50:00Z">
+          <w:t xml:space="preserve"> evidence of spillover</w:t>
+        </w:r>
+      </w:ins>
+      <w:r>
+        <w:rPr>
+          <w:color w:val="000000" w:themeColor="text1"/>
+          <w:sz w:val="22"/>
+          <w:szCs w:val="22"/>
+        </w:rPr>
+        <w:t xml:space="preserve">. </w:t>
+      </w:r>
+      <w:ins w:id="32" w:author="Kelsey McCune" w:date="2026-04-29T12:51:00Z" w16du:dateUtc="2026-04-29T17:51:00Z">
         <w:r>
           <w:rPr>
             <w:color w:val="000000" w:themeColor="text1"/>
             <w:sz w:val="22"/>
             <w:szCs w:val="22"/>
           </w:rPr>
-          <w:t xml:space="preserve"> evidence of spillover</w:t>
-        </w:r>
-      </w:ins>
-      <w:r>
-        <w:rPr>
-          <w:color w:val="000000" w:themeColor="text1"/>
-          <w:sz w:val="22"/>
-          <w:szCs w:val="22"/>
-        </w:rPr>
-        <w:t xml:space="preserve">. </w:t>
-      </w:r>
-      <w:ins w:id="33" w:author="Kelsey McCune" w:date="2026-04-29T12:51:00Z" w16du:dateUtc="2026-04-29T17:51:00Z">
+          <w:t>These r</w:t>
+        </w:r>
+      </w:ins>
+      <w:del w:id="33" w:author="Kelsey McCune" w:date="2026-04-29T12:51:00Z" w16du:dateUtc="2026-04-29T17:51:00Z">
         <w:r>
           <w:rPr>
             <w:color w:val="000000" w:themeColor="text1"/>
             <w:sz w:val="22"/>
             <w:szCs w:val="22"/>
           </w:rPr>
-          <w:t>These r</w:t>
-        </w:r>
-      </w:ins>
+          <w:delText>R</w:delText>
+        </w:r>
+      </w:del>
+      <w:r>
+        <w:rPr>
+          <w:color w:val="000000" w:themeColor="text1"/>
+          <w:sz w:val="22"/>
+          <w:szCs w:val="22"/>
+        </w:rPr>
+        <w:t xml:space="preserve">esults will provide </w:t>
+      </w:r>
+      <w:r>
+        <w:rPr>
+          <w:color w:val="000000" w:themeColor="text1"/>
+          <w:sz w:val="22"/>
+          <w:szCs w:val="22"/>
+        </w:rPr>
+        <w:t xml:space="preserve">the data </w:t>
+      </w:r>
+      <w:r>
+        <w:rPr>
+          <w:color w:val="000000" w:themeColor="text1"/>
+          <w:sz w:val="22"/>
+          <w:szCs w:val="22"/>
+        </w:rPr>
+        <w:t xml:space="preserve">needed to </w:t>
+      </w:r>
+      <w:r>
+        <w:rPr>
+          <w:color w:val="000000" w:themeColor="text1"/>
+          <w:sz w:val="22"/>
+          <w:szCs w:val="22"/>
+        </w:rPr>
+        <w:t xml:space="preserve">quantify </w:t>
+      </w:r>
+      <w:r>
+        <w:rPr>
+          <w:color w:val="000000" w:themeColor="text1"/>
+          <w:sz w:val="22"/>
+          <w:szCs w:val="22"/>
+        </w:rPr>
+        <w:t>disease</w:t>
+      </w:r>
+      <w:r>
+        <w:rPr>
+          <w:color w:val="000000" w:themeColor="text1"/>
+          <w:sz w:val="22"/>
+          <w:szCs w:val="22"/>
+        </w:rPr>
+        <w:t xml:space="preserve"> risks and </w:t>
+      </w:r>
+      <w:r>
+        <w:rPr>
+          <w:color w:val="000000" w:themeColor="text1"/>
+          <w:sz w:val="22"/>
+          <w:szCs w:val="22"/>
+        </w:rPr>
+        <w:t>develop practical biosecurity guidelines</w:t>
+      </w:r>
+      <w:r>
+        <w:rPr>
+          <w:color w:val="000000" w:themeColor="text1"/>
+          <w:sz w:val="22"/>
+          <w:szCs w:val="22"/>
+        </w:rPr>
+        <w:t xml:space="preserve"> </w:t>
+      </w:r>
       <w:del w:id="34" w:author="Kelsey McCune" w:date="2026-04-29T12:51:00Z" w16du:dateUtc="2026-04-29T17:51:00Z">
         <w:r>
           <w:rPr>
@@ -1372,7 +1444,15 @@
             <w:sz w:val="22"/>
             <w:szCs w:val="22"/>
           </w:rPr>
-          <w:delText>R</w:delText>
+          <w:delText>for this region</w:delText>
+        </w:r>
+        <w:r>
+          <w:rPr>
+            <w:color w:val="000000" w:themeColor="text1"/>
+            <w:sz w:val="22"/>
+            <w:szCs w:val="22"/>
+          </w:rPr>
+          <w:delText xml:space="preserve"> </w:delText>
         </w:r>
       </w:del>
       <w:r>
@@ -1381,88 +1461,6 @@
           <w:sz w:val="22"/>
           <w:szCs w:val="22"/>
         </w:rPr>
-        <w:t xml:space="preserve">esults will provide </w:t>
-      </w:r>
-      <w:r>
-        <w:rPr>
-          <w:color w:val="000000" w:themeColor="text1"/>
-          <w:sz w:val="22"/>
-          <w:szCs w:val="22"/>
-        </w:rPr>
-        <w:t xml:space="preserve">the data </w:t>
-      </w:r>
-      <w:r>
-        <w:rPr>
-          <w:color w:val="000000" w:themeColor="text1"/>
-          <w:sz w:val="22"/>
-          <w:szCs w:val="22"/>
-        </w:rPr>
-        <w:t xml:space="preserve">needed to </w:t>
-      </w:r>
-      <w:r>
-        <w:rPr>
-          <w:color w:val="000000" w:themeColor="text1"/>
-          <w:sz w:val="22"/>
-          <w:szCs w:val="22"/>
-        </w:rPr>
-        <w:t xml:space="preserve">quantify </w:t>
-      </w:r>
-      <w:r>
-        <w:rPr>
-          <w:color w:val="000000" w:themeColor="text1"/>
-          <w:sz w:val="22"/>
-          <w:szCs w:val="22"/>
-        </w:rPr>
-        <w:t>disease</w:t>
-      </w:r>
-      <w:r>
-        <w:rPr>
-          <w:color w:val="000000" w:themeColor="text1"/>
-          <w:sz w:val="22"/>
-          <w:szCs w:val="22"/>
-        </w:rPr>
-        <w:t xml:space="preserve"> risks and </w:t>
-      </w:r>
-      <w:r>
-        <w:rPr>
-          <w:color w:val="000000" w:themeColor="text1"/>
-          <w:sz w:val="22"/>
-          <w:szCs w:val="22"/>
-        </w:rPr>
-        <w:t>develop practical biosecurity guidelines</w:t>
-      </w:r>
-      <w:r>
-        <w:rPr>
-          <w:color w:val="000000" w:themeColor="text1"/>
-          <w:sz w:val="22"/>
-          <w:szCs w:val="22"/>
-        </w:rPr>
-        <w:t xml:space="preserve"> </w:t>
-      </w:r>
-      <w:del w:id="35" w:author="Kelsey McCune" w:date="2026-04-29T12:51:00Z" w16du:dateUtc="2026-04-29T17:51:00Z">
-        <w:r>
-          <w:rPr>
-            <w:color w:val="000000" w:themeColor="text1"/>
-            <w:sz w:val="22"/>
-            <w:szCs w:val="22"/>
-          </w:rPr>
-          <w:delText>for this region</w:delText>
-        </w:r>
-        <w:r>
-          <w:rPr>
-            <w:color w:val="000000" w:themeColor="text1"/>
-            <w:sz w:val="22"/>
-            <w:szCs w:val="22"/>
-          </w:rPr>
-          <w:delText xml:space="preserve"> </w:delText>
-        </w:r>
-      </w:del>
-      <w:r>
-        <w:rPr>
-          <w:color w:val="000000" w:themeColor="text1"/>
-          <w:sz w:val="22"/>
-          <w:szCs w:val="22"/>
-        </w:rPr>
         <w:t xml:space="preserve">that protect wild bird </w:t>
       </w:r>
       <w:r>
@@ -1497,7 +1495,7 @@
         </w:rPr>
         <w:t xml:space="preserve">while preserving the benefits </w:t>
       </w:r>
-      <w:del w:id="36" w:author="Kelsey McCune" w:date="2026-04-29T12:52:00Z" w16du:dateUtc="2026-04-29T17:52:00Z">
+      <w:del w:id="35" w:author="Kelsey McCune" w:date="2026-04-29T12:52:00Z" w16du:dateUtc="2026-04-29T17:52:00Z">
         <w:r>
           <w:rPr>
             <w:color w:val="000000" w:themeColor="text1"/>
@@ -1616,7 +1614,7 @@
         </w:rPr>
         <w:t xml:space="preserve"> </w:t>
       </w:r>
-      <w:del w:id="37" w:author="Alex Fisher" w:date="2026-04-21T10:27:00Z" w16du:dateUtc="2026-04-21T15:27:00Z">
+      <w:del w:id="36" w:author="Alex Fisher" w:date="2026-04-21T10:27:00Z" w16du:dateUtc="2026-04-21T15:27:00Z">
         <w:r>
           <w:rPr>
             <w:color w:val="EE0000"/>
@@ -1715,7 +1713,7 @@
         </w:rPr>
         <w:t xml:space="preserve">nd </w:t>
       </w:r>
-      <w:ins w:id="38" w:author="Kelsey McCune" w:date="2026-04-29T12:53:00Z" w16du:dateUtc="2026-04-29T17:53:00Z">
+      <w:ins w:id="37" w:author="Kelsey McCune" w:date="2026-04-29T12:53:00Z" w16du:dateUtc="2026-04-29T17:53:00Z">
         <w:r>
           <w:rPr>
             <w:color w:val="000000" w:themeColor="text1"/>
@@ -1757,7 +1755,7 @@
         </w:rPr>
         <w:t>important role in spillover dynamics because they serve both as direct hosts and as vectors</w:t>
       </w:r>
-      <w:ins w:id="39" w:author="Kelsey McCune" w:date="2026-04-29T12:54:00Z" w16du:dateUtc="2026-04-29T17:54:00Z">
+      <w:ins w:id="38" w:author="Kelsey McCune" w:date="2026-04-29T12:54:00Z" w16du:dateUtc="2026-04-29T17:54:00Z">
         <w:r>
           <w:rPr>
             <w:color w:val="000000" w:themeColor="text1"/>
@@ -1767,7 +1765,7 @@
           <w:t>,</w:t>
         </w:r>
       </w:ins>
-      <w:ins w:id="40" w:author="Kelsey McCune" w:date="2026-04-29T12:53:00Z" w16du:dateUtc="2026-04-29T17:53:00Z">
+      <w:ins w:id="39" w:author="Kelsey McCune" w:date="2026-04-29T12:53:00Z" w16du:dateUtc="2026-04-29T17:53:00Z">
         <w:r>
           <w:rPr>
             <w:color w:val="000000" w:themeColor="text1"/>
@@ -1778,7 +1776,7 @@
         </w:r>
       </w:ins>
       <w:proofErr w:type="spellStart"/>
-      <w:ins w:id="41" w:author="Kelsey McCune" w:date="2026-04-29T12:55:00Z" w16du:dateUtc="2026-04-29T17:55:00Z">
+      <w:ins w:id="40" w:author="Kelsey McCune" w:date="2026-04-29T12:55:00Z" w16du:dateUtc="2026-04-29T17:55:00Z">
         <w:r>
           <w:rPr>
             <w:color w:val="000000" w:themeColor="text1"/>
@@ -1797,7 +1795,7 @@
           <w:t xml:space="preserve"> spread</w:t>
         </w:r>
       </w:ins>
-      <w:ins w:id="42" w:author="Kelsey McCune" w:date="2026-04-29T12:53:00Z" w16du:dateUtc="2026-04-29T17:53:00Z">
+      <w:ins w:id="41" w:author="Kelsey McCune" w:date="2026-04-29T12:53:00Z" w16du:dateUtc="2026-04-29T17:53:00Z">
         <w:r>
           <w:rPr>
             <w:color w:val="000000" w:themeColor="text1"/>
@@ -1807,7 +1805,7 @@
           <w:t>ing</w:t>
         </w:r>
       </w:ins>
-      <w:del w:id="43" w:author="Kelsey McCune" w:date="2026-04-29T12:54:00Z" w16du:dateUtc="2026-04-29T17:54:00Z">
+      <w:del w:id="42" w:author="Kelsey McCune" w:date="2026-04-29T12:54:00Z" w16du:dateUtc="2026-04-29T17:54:00Z">
         <w:r>
           <w:rPr>
             <w:color w:val="000000" w:themeColor="text1"/>
@@ -1825,7 +1823,7 @@
         </w:rPr>
         <w:t xml:space="preserve"> a wide range of pathogens</w:t>
       </w:r>
-      <w:ins w:id="44" w:author="Kelsey McCune" w:date="2026-04-29T12:55:00Z" w16du:dateUtc="2026-04-29T17:55:00Z">
+      <w:ins w:id="43" w:author="Kelsey McCune" w:date="2026-04-29T12:55:00Z" w16du:dateUtc="2026-04-29T17:55:00Z">
         <w:r>
           <w:rPr>
             <w:color w:val="000000" w:themeColor="text1"/>
@@ -1835,25 +1833,25 @@
           <w:t>. Of particular concern are</w:t>
         </w:r>
       </w:ins>
+      <w:del w:id="44" w:author="Kelsey McCune" w:date="2026-04-29T12:55:00Z" w16du:dateUtc="2026-04-29T17:55:00Z">
+        <w:r>
+          <w:rPr>
+            <w:color w:val="000000" w:themeColor="text1"/>
+            <w:sz w:val="22"/>
+            <w:szCs w:val="22"/>
+          </w:rPr>
+          <w:delText>,</w:delText>
+        </w:r>
+      </w:del>
+      <w:r>
+        <w:rPr>
+          <w:color w:val="000000" w:themeColor="text1"/>
+          <w:sz w:val="22"/>
+          <w:szCs w:val="22"/>
+        </w:rPr>
+        <w:t xml:space="preserve"> </w:t>
+      </w:r>
       <w:del w:id="45" w:author="Kelsey McCune" w:date="2026-04-29T12:55:00Z" w16du:dateUtc="2026-04-29T17:55:00Z">
-        <w:r>
-          <w:rPr>
-            <w:color w:val="000000" w:themeColor="text1"/>
-            <w:sz w:val="22"/>
-            <w:szCs w:val="22"/>
-          </w:rPr>
-          <w:delText>,</w:delText>
-        </w:r>
-      </w:del>
-      <w:r>
-        <w:rPr>
-          <w:color w:val="000000" w:themeColor="text1"/>
-          <w:sz w:val="22"/>
-          <w:szCs w:val="22"/>
-        </w:rPr>
-        <w:t xml:space="preserve"> </w:t>
-      </w:r>
-      <w:del w:id="46" w:author="Kelsey McCune" w:date="2026-04-29T12:55:00Z" w16du:dateUtc="2026-04-29T17:55:00Z">
         <w:r>
           <w:rPr>
             <w:color w:val="000000" w:themeColor="text1"/>
@@ -1909,7 +1907,7 @@
         </w:rPr>
         <w:t xml:space="preserve">, </w:t>
       </w:r>
-      <w:del w:id="47" w:author="Kelsey McCune" w:date="2026-04-29T12:55:00Z" w16du:dateUtc="2026-04-29T17:55:00Z">
+      <w:del w:id="46" w:author="Kelsey McCune" w:date="2026-04-29T12:55:00Z" w16du:dateUtc="2026-04-29T17:55:00Z">
         <w:r>
           <w:rPr>
             <w:color w:val="000000" w:themeColor="text1"/>
@@ -1919,7 +1917,7 @@
           <w:delText>vector</w:delText>
         </w:r>
       </w:del>
-      <w:ins w:id="48" w:author="Kelsey McCune" w:date="2026-04-29T12:55:00Z" w16du:dateUtc="2026-04-29T17:55:00Z">
+      <w:ins w:id="47" w:author="Kelsey McCune" w:date="2026-04-29T12:55:00Z" w16du:dateUtc="2026-04-29T17:55:00Z">
         <w:r>
           <w:rPr>
             <w:color w:val="000000" w:themeColor="text1"/>
@@ -1953,7 +1951,7 @@
         </w:rPr>
         <w:t xml:space="preserve"> ticks that carry </w:t>
       </w:r>
-      <w:del w:id="49" w:author="Kelsey McCune" w:date="2026-04-29T13:34:00Z" w16du:dateUtc="2026-04-29T18:34:00Z">
+      <w:del w:id="48" w:author="Kelsey McCune" w:date="2026-04-29T13:34:00Z" w16du:dateUtc="2026-04-29T18:34:00Z">
         <w:r>
           <w:rPr>
             <w:color w:val="000000" w:themeColor="text1"/>
@@ -1971,7 +1969,7 @@
           <w:delText>zoonotic pathogens</w:delText>
         </w:r>
       </w:del>
-      <w:ins w:id="50" w:author="Kelsey McCune" w:date="2026-04-29T13:34:00Z" w16du:dateUtc="2026-04-29T18:34:00Z">
+      <w:ins w:id="49" w:author="Kelsey McCune" w:date="2026-04-29T13:34:00Z" w16du:dateUtc="2026-04-29T18:34:00Z">
         <w:r>
           <w:rPr>
             <w:color w:val="000000" w:themeColor="text1"/>
@@ -1989,8 +1987,8 @@
         </w:rPr>
         <w:t xml:space="preserve"> (Bradley and Altizer 2007; Hassell et al. 2017). </w:t>
       </w:r>
-      <w:commentRangeStart w:id="51"/>
-      <w:del w:id="52" w:author="Kelsey McCune" w:date="2026-04-29T13:34:00Z" w16du:dateUtc="2026-04-29T18:34:00Z">
+      <w:commentRangeStart w:id="50"/>
+      <w:del w:id="51" w:author="Kelsey McCune" w:date="2026-04-29T13:34:00Z" w16du:dateUtc="2026-04-29T18:34:00Z">
         <w:r>
           <w:rPr>
             <w:color w:val="000000" w:themeColor="text1"/>
@@ -2000,7 +1998,7 @@
           <w:delText xml:space="preserve">Migration </w:delText>
         </w:r>
       </w:del>
-      <w:ins w:id="53" w:author="Kelsey McCune" w:date="2026-04-29T13:34:00Z" w16du:dateUtc="2026-04-29T18:34:00Z">
+      <w:ins w:id="52" w:author="Kelsey McCune" w:date="2026-04-29T13:34:00Z" w16du:dateUtc="2026-04-29T18:34:00Z">
         <w:r>
           <w:rPr>
             <w:color w:val="000000" w:themeColor="text1"/>
@@ -2010,7 +2008,7 @@
           <w:t>Wild birds ar</w:t>
         </w:r>
       </w:ins>
-      <w:ins w:id="54" w:author="Kelsey McCune" w:date="2026-04-29T13:35:00Z" w16du:dateUtc="2026-04-29T18:35:00Z">
+      <w:ins w:id="53" w:author="Kelsey McCune" w:date="2026-04-29T13:35:00Z" w16du:dateUtc="2026-04-29T18:35:00Z">
         <w:r>
           <w:rPr>
             <w:color w:val="000000" w:themeColor="text1"/>
@@ -2020,7 +2018,7 @@
           <w:t>e highly mobile</w:t>
         </w:r>
       </w:ins>
-      <w:ins w:id="55" w:author="Kelsey McCune" w:date="2026-04-29T13:36:00Z" w16du:dateUtc="2026-04-29T18:36:00Z">
+      <w:ins w:id="54" w:author="Kelsey McCune" w:date="2026-04-29T13:36:00Z" w16du:dateUtc="2026-04-29T18:36:00Z">
         <w:r>
           <w:rPr>
             <w:color w:val="000000" w:themeColor="text1"/>
@@ -2030,7 +2028,7 @@
           <w:t xml:space="preserve"> and active in all seasons</w:t>
         </w:r>
       </w:ins>
-      <w:ins w:id="56" w:author="Kelsey McCune" w:date="2026-04-29T13:35:00Z" w16du:dateUtc="2026-04-29T18:35:00Z">
+      <w:ins w:id="55" w:author="Kelsey McCune" w:date="2026-04-29T13:35:00Z" w16du:dateUtc="2026-04-29T18:35:00Z">
         <w:r>
           <w:rPr>
             <w:color w:val="000000" w:themeColor="text1"/>
@@ -2040,7 +2038,7 @@
           <w:t>, which</w:t>
         </w:r>
       </w:ins>
-      <w:ins w:id="57" w:author="Kelsey McCune" w:date="2026-04-29T13:34:00Z" w16du:dateUtc="2026-04-29T18:34:00Z">
+      <w:ins w:id="56" w:author="Kelsey McCune" w:date="2026-04-29T13:34:00Z" w16du:dateUtc="2026-04-29T18:34:00Z">
         <w:r>
           <w:rPr>
             <w:color w:val="000000" w:themeColor="text1"/>
@@ -2050,13 +2048,13 @@
           <w:t xml:space="preserve"> </w:t>
         </w:r>
       </w:ins>
-      <w:commentRangeEnd w:id="51"/>
-      <w:ins w:id="58" w:author="Kelsey McCune" w:date="2026-04-29T13:35:00Z" w16du:dateUtc="2026-04-29T18:35:00Z">
+      <w:commentRangeEnd w:id="50"/>
+      <w:ins w:id="57" w:author="Kelsey McCune" w:date="2026-04-29T13:35:00Z" w16du:dateUtc="2026-04-29T18:35:00Z">
         <w:r>
           <w:rPr>
             <w:rStyle w:val="CommentReference"/>
           </w:rPr>
-          <w:commentReference w:id="51"/>
+          <w:commentReference w:id="50"/>
         </w:r>
       </w:ins>
       <w:r>
@@ -2099,7 +2097,7 @@
         </w:rPr>
         <w:t xml:space="preserve"> risk </w:t>
       </w:r>
-      <w:ins w:id="59" w:author="Kelsey McCune" w:date="2026-04-29T12:56:00Z" w16du:dateUtc="2026-04-29T17:56:00Z">
+      <w:ins w:id="58" w:author="Kelsey McCune" w:date="2026-04-29T12:56:00Z" w16du:dateUtc="2026-04-29T17:56:00Z">
         <w:r>
           <w:rPr>
             <w:color w:val="000000" w:themeColor="text1"/>
@@ -2109,7 +2107,7 @@
           <w:t>as birds</w:t>
         </w:r>
       </w:ins>
-      <w:del w:id="60" w:author="Kelsey McCune" w:date="2026-04-29T12:56:00Z" w16du:dateUtc="2026-04-29T17:56:00Z">
+      <w:del w:id="59" w:author="Kelsey McCune" w:date="2026-04-29T12:56:00Z" w16du:dateUtc="2026-04-29T17:56:00Z">
         <w:r>
           <w:rPr>
             <w:color w:val="000000" w:themeColor="text1"/>
@@ -2127,7 +2125,7 @@
         </w:rPr>
         <w:t xml:space="preserve"> mov</w:t>
       </w:r>
-      <w:ins w:id="61" w:author="Kelsey McCune" w:date="2026-04-29T12:56:00Z" w16du:dateUtc="2026-04-29T17:56:00Z">
+      <w:ins w:id="60" w:author="Kelsey McCune" w:date="2026-04-29T12:56:00Z" w16du:dateUtc="2026-04-29T17:56:00Z">
         <w:r>
           <w:rPr>
             <w:color w:val="000000" w:themeColor="text1"/>
@@ -2137,7 +2135,7 @@
           <w:t>e</w:t>
         </w:r>
       </w:ins>
-      <w:del w:id="62" w:author="Kelsey McCune" w:date="2026-04-29T12:56:00Z" w16du:dateUtc="2026-04-29T17:56:00Z">
+      <w:del w:id="61" w:author="Kelsey McCune" w:date="2026-04-29T12:56:00Z" w16du:dateUtc="2026-04-29T17:56:00Z">
         <w:r>
           <w:rPr>
             <w:color w:val="000000" w:themeColor="text1"/>
@@ -2163,7 +2161,7 @@
         </w:rPr>
         <w:t>regions</w:t>
       </w:r>
-      <w:del w:id="63" w:author="Kelsey McCune" w:date="2026-04-29T13:37:00Z" w16du:dateUtc="2026-04-29T18:37:00Z">
+      <w:del w:id="62" w:author="Kelsey McCune" w:date="2026-04-29T13:37:00Z" w16du:dateUtc="2026-04-29T18:37:00Z">
         <w:r>
           <w:rPr>
             <w:color w:val="000000" w:themeColor="text1"/>
@@ -2181,7 +2179,7 @@
         </w:rPr>
         <w:t>,</w:t>
       </w:r>
-      <w:ins w:id="64" w:author="Kelsey McCune" w:date="2026-04-29T13:36:00Z" w16du:dateUtc="2026-04-29T18:36:00Z">
+      <w:ins w:id="63" w:author="Kelsey McCune" w:date="2026-04-29T13:36:00Z" w16du:dateUtc="2026-04-29T18:36:00Z">
         <w:r>
           <w:rPr>
             <w:color w:val="000000" w:themeColor="text1"/>
@@ -2199,7 +2197,7 @@
         </w:rPr>
         <w:t xml:space="preserve"> introducing novel pathogens to </w:t>
       </w:r>
-      <w:ins w:id="65" w:author="Kelsey McCune" w:date="2026-04-29T12:56:00Z" w16du:dateUtc="2026-04-29T17:56:00Z">
+      <w:ins w:id="64" w:author="Kelsey McCune" w:date="2026-04-29T12:56:00Z" w16du:dateUtc="2026-04-29T17:56:00Z">
         <w:r>
           <w:rPr>
             <w:color w:val="000000" w:themeColor="text1"/>
@@ -2340,7 +2338,7 @@
         </w:rPr>
         <w:t xml:space="preserve">S. </w:t>
       </w:r>
-      <w:commentRangeStart w:id="66"/>
+      <w:commentRangeStart w:id="65"/>
       <w:r>
         <w:rPr>
           <w:i/>
@@ -2351,7 +2349,7 @@
         </w:rPr>
         <w:t>enterica</w:t>
       </w:r>
-      <w:ins w:id="67" w:author="Kelsey McCune" w:date="2026-04-29T12:57:00Z" w16du:dateUtc="2026-04-29T17:57:00Z">
+      <w:ins w:id="66" w:author="Kelsey McCune" w:date="2026-04-29T12:57:00Z" w16du:dateUtc="2026-04-29T17:57:00Z">
         <w:r>
           <w:rPr>
             <w:color w:val="000000" w:themeColor="text1"/>
@@ -2361,6 +2359,24 @@
           <w:t>.</w:t>
         </w:r>
       </w:ins>
+      <w:del w:id="67" w:author="Kelsey McCune" w:date="2026-04-29T12:57:00Z" w16du:dateUtc="2026-04-29T17:57:00Z">
+        <w:r>
+          <w:rPr>
+            <w:color w:val="000000" w:themeColor="text1"/>
+            <w:sz w:val="22"/>
+            <w:szCs w:val="22"/>
+          </w:rPr>
+          <w:delText>,</w:delText>
+        </w:r>
+      </w:del>
+      <w:r>
+        <w:rPr>
+          <w:color w:val="000000" w:themeColor="text1"/>
+          <w:sz w:val="22"/>
+          <w:szCs w:val="22"/>
+        </w:rPr>
+        <w:t xml:space="preserve"> </w:t>
+      </w:r>
       <w:del w:id="68" w:author="Kelsey McCune" w:date="2026-04-29T12:57:00Z" w16du:dateUtc="2026-04-29T17:57:00Z">
         <w:r>
           <w:rPr>
@@ -2368,81 +2384,63 @@
             <w:sz w:val="22"/>
             <w:szCs w:val="22"/>
           </w:rPr>
-          <w:delText>,</w:delText>
+          <w:delText xml:space="preserve">and </w:delText>
         </w:r>
       </w:del>
-      <w:r>
-        <w:rPr>
-          <w:color w:val="000000" w:themeColor="text1"/>
-          <w:sz w:val="22"/>
-          <w:szCs w:val="22"/>
-        </w:rPr>
-        <w:t xml:space="preserve"> </w:t>
-      </w:r>
-      <w:del w:id="69" w:author="Kelsey McCune" w:date="2026-04-29T12:57:00Z" w16du:dateUtc="2026-04-29T17:57:00Z">
+      <w:ins w:id="69" w:author="Kelsey McCune" w:date="2026-04-29T12:57:00Z" w16du:dateUtc="2026-04-29T17:57:00Z">
         <w:r>
           <w:rPr>
             <w:color w:val="000000" w:themeColor="text1"/>
             <w:sz w:val="22"/>
             <w:szCs w:val="22"/>
           </w:rPr>
-          <w:delText xml:space="preserve">and </w:delText>
-        </w:r>
-      </w:del>
-      <w:ins w:id="70" w:author="Kelsey McCune" w:date="2026-04-29T12:57:00Z" w16du:dateUtc="2026-04-29T17:57:00Z">
+          <w:t>Additionally,</w:t>
+        </w:r>
         <w:r>
           <w:rPr>
             <w:color w:val="000000" w:themeColor="text1"/>
             <w:sz w:val="22"/>
             <w:szCs w:val="22"/>
           </w:rPr>
-          <w:t>Additionally,</w:t>
-        </w:r>
+          <w:t xml:space="preserve"> </w:t>
+        </w:r>
+      </w:ins>
+      <w:commentRangeEnd w:id="65"/>
+      <w:ins w:id="70" w:author="Kelsey McCune" w:date="2026-04-29T12:58:00Z" w16du:dateUtc="2026-04-29T17:58:00Z">
+        <w:r>
+          <w:rPr>
+            <w:rStyle w:val="CommentReference"/>
+          </w:rPr>
+          <w:commentReference w:id="65"/>
+        </w:r>
+      </w:ins>
+      <w:r>
+        <w:rPr>
+          <w:color w:val="000000" w:themeColor="text1"/>
+          <w:sz w:val="22"/>
+          <w:szCs w:val="22"/>
+        </w:rPr>
+        <w:t>shared resources such as water</w:t>
+      </w:r>
+      <w:r>
+        <w:rPr>
+          <w:color w:val="000000" w:themeColor="text1"/>
+          <w:sz w:val="22"/>
+          <w:szCs w:val="22"/>
+        </w:rPr>
+        <w:t xml:space="preserve"> and food</w:t>
+      </w:r>
+      <w:ins w:id="71" w:author="Kelsey McCune" w:date="2026-04-29T12:57:00Z" w16du:dateUtc="2026-04-29T17:57:00Z">
         <w:r>
           <w:rPr>
             <w:color w:val="000000" w:themeColor="text1"/>
             <w:sz w:val="22"/>
             <w:szCs w:val="22"/>
           </w:rPr>
-          <w:t xml:space="preserve"> </w:t>
-        </w:r>
-      </w:ins>
-      <w:commentRangeEnd w:id="66"/>
-      <w:ins w:id="71" w:author="Kelsey McCune" w:date="2026-04-29T12:58:00Z" w16du:dateUtc="2026-04-29T17:58:00Z">
-        <w:r>
-          <w:rPr>
-            <w:rStyle w:val="CommentReference"/>
-          </w:rPr>
-          <w:commentReference w:id="66"/>
-        </w:r>
-      </w:ins>
-      <w:r>
-        <w:rPr>
-          <w:color w:val="000000" w:themeColor="text1"/>
-          <w:sz w:val="22"/>
-          <w:szCs w:val="22"/>
-        </w:rPr>
-        <w:t>shared resources such as water</w:t>
-      </w:r>
-      <w:r>
-        <w:rPr>
-          <w:color w:val="000000" w:themeColor="text1"/>
-          <w:sz w:val="22"/>
-          <w:szCs w:val="22"/>
-        </w:rPr>
-        <w:t xml:space="preserve"> and food</w:t>
-      </w:r>
-      <w:ins w:id="72" w:author="Kelsey McCune" w:date="2026-04-29T12:57:00Z" w16du:dateUtc="2026-04-29T17:57:00Z">
-        <w:r>
-          <w:rPr>
-            <w:color w:val="000000" w:themeColor="text1"/>
-            <w:sz w:val="22"/>
-            <w:szCs w:val="22"/>
-          </w:rPr>
           <w:t xml:space="preserve"> for chickens</w:t>
         </w:r>
       </w:ins>
-      <w:del w:id="73" w:author="Kelsey McCune" w:date="2026-04-29T12:57:00Z" w16du:dateUtc="2026-04-29T17:57:00Z">
+      <w:del w:id="72" w:author="Kelsey McCune" w:date="2026-04-29T12:57:00Z" w16du:dateUtc="2026-04-29T17:57:00Z">
         <w:r>
           <w:rPr>
             <w:color w:val="000000" w:themeColor="text1"/>
@@ -2510,7 +2508,7 @@
         </w:rPr>
         <w:t xml:space="preserve"> human hospitalizations, </w:t>
       </w:r>
-      <w:del w:id="74" w:author="Kelsey McCune" w:date="2026-04-29T12:59:00Z" w16du:dateUtc="2026-04-29T17:59:00Z">
+      <w:del w:id="73" w:author="Kelsey McCune" w:date="2026-04-29T12:59:00Z" w16du:dateUtc="2026-04-29T17:59:00Z">
         <w:r>
           <w:rPr>
             <w:color w:val="000000" w:themeColor="text1"/>
@@ -2520,7 +2518,7 @@
           <w:delText>shows that these risks are present and evolving</w:delText>
         </w:r>
       </w:del>
-      <w:ins w:id="75" w:author="Kelsey McCune" w:date="2026-04-29T12:59:00Z" w16du:dateUtc="2026-04-29T17:59:00Z">
+      <w:ins w:id="74" w:author="Kelsey McCune" w:date="2026-04-29T12:59:00Z" w16du:dateUtc="2026-04-29T17:59:00Z">
         <w:r>
           <w:rPr>
             <w:color w:val="000000" w:themeColor="text1"/>
@@ -2530,7 +2528,7 @@
           <w:t xml:space="preserve">illustrates the potential cost to humans and birds of </w:t>
         </w:r>
       </w:ins>
-      <w:ins w:id="76" w:author="Kelsey McCune" w:date="2026-04-29T13:38:00Z" w16du:dateUtc="2026-04-29T18:38:00Z">
+      <w:ins w:id="75" w:author="Kelsey McCune" w:date="2026-04-29T13:38:00Z" w16du:dateUtc="2026-04-29T18:38:00Z">
         <w:r>
           <w:rPr>
             <w:color w:val="000000" w:themeColor="text1"/>
@@ -2540,7 +2538,7 @@
           <w:t>common</w:t>
         </w:r>
       </w:ins>
-      <w:ins w:id="77" w:author="Kelsey McCune" w:date="2026-04-29T12:59:00Z" w16du:dateUtc="2026-04-29T17:59:00Z">
+      <w:ins w:id="76" w:author="Kelsey McCune" w:date="2026-04-29T12:59:00Z" w16du:dateUtc="2026-04-29T17:59:00Z">
         <w:r>
           <w:rPr>
             <w:color w:val="000000" w:themeColor="text1"/>
@@ -2550,7 +2548,7 @@
           <w:t xml:space="preserve"> backyard activit</w:t>
         </w:r>
       </w:ins>
-      <w:ins w:id="78" w:author="Kelsey McCune" w:date="2026-04-29T13:38:00Z" w16du:dateUtc="2026-04-29T18:38:00Z">
+      <w:ins w:id="77" w:author="Kelsey McCune" w:date="2026-04-29T13:38:00Z" w16du:dateUtc="2026-04-29T18:38:00Z">
         <w:r>
           <w:rPr>
             <w:color w:val="000000" w:themeColor="text1"/>
@@ -2584,7 +2582,7 @@
         </w:rPr>
         <w:t xml:space="preserve">Patel et al. 2023). Despite the </w:t>
       </w:r>
-      <w:del w:id="79" w:author="Kelsey McCune" w:date="2026-04-29T13:00:00Z" w16du:dateUtc="2026-04-29T18:00:00Z">
+      <w:del w:id="78" w:author="Kelsey McCune" w:date="2026-04-29T13:00:00Z" w16du:dateUtc="2026-04-29T18:00:00Z">
         <w:r>
           <w:rPr>
             <w:color w:val="000000" w:themeColor="text1"/>
@@ -2602,7 +2600,7 @@
           <w:delText xml:space="preserve"> </w:delText>
         </w:r>
       </w:del>
-      <w:ins w:id="80" w:author="Kelsey McCune" w:date="2026-04-29T13:00:00Z" w16du:dateUtc="2026-04-29T18:00:00Z">
+      <w:ins w:id="79" w:author="Kelsey McCune" w:date="2026-04-29T13:00:00Z" w16du:dateUtc="2026-04-29T18:00:00Z">
         <w:r>
           <w:rPr>
             <w:color w:val="000000" w:themeColor="text1"/>
@@ -2612,7 +2610,7 @@
           <w:t>potential for spillover resulting from aggregation at</w:t>
         </w:r>
       </w:ins>
-      <w:del w:id="81" w:author="Kelsey McCune" w:date="2026-04-29T13:00:00Z" w16du:dateUtc="2026-04-29T18:00:00Z">
+      <w:del w:id="80" w:author="Kelsey McCune" w:date="2026-04-29T13:00:00Z" w16du:dateUtc="2026-04-29T18:00:00Z">
         <w:r>
           <w:rPr>
             <w:color w:val="000000" w:themeColor="text1"/>
@@ -2630,7 +2628,7 @@
         </w:rPr>
         <w:t xml:space="preserve"> bird feed</w:t>
       </w:r>
-      <w:ins w:id="82" w:author="Kelsey McCune" w:date="2026-04-29T13:01:00Z" w16du:dateUtc="2026-04-29T18:01:00Z">
+      <w:ins w:id="81" w:author="Kelsey McCune" w:date="2026-04-29T13:01:00Z" w16du:dateUtc="2026-04-29T18:01:00Z">
         <w:r>
           <w:rPr>
             <w:color w:val="000000" w:themeColor="text1"/>
@@ -2640,7 +2638,7 @@
           <w:t>er</w:t>
         </w:r>
       </w:ins>
-      <w:del w:id="83" w:author="Kelsey McCune" w:date="2026-04-29T13:01:00Z" w16du:dateUtc="2026-04-29T18:01:00Z">
+      <w:del w:id="82" w:author="Kelsey McCune" w:date="2026-04-29T13:01:00Z" w16du:dateUtc="2026-04-29T18:01:00Z">
         <w:r>
           <w:rPr>
             <w:color w:val="000000" w:themeColor="text1"/>
@@ -2666,7 +2664,7 @@
         </w:rPr>
         <w:t xml:space="preserve"> a</w:t>
       </w:r>
-      <w:ins w:id="84" w:author="Kelsey McCune" w:date="2026-04-29T13:01:00Z" w16du:dateUtc="2026-04-29T18:01:00Z">
+      <w:ins w:id="83" w:author="Kelsey McCune" w:date="2026-04-29T13:01:00Z" w16du:dateUtc="2026-04-29T18:01:00Z">
         <w:r>
           <w:rPr>
             <w:color w:val="000000" w:themeColor="text1"/>
@@ -2676,7 +2674,7 @@
           <w:t>rea</w:t>
         </w:r>
       </w:ins>
-      <w:del w:id="85" w:author="Kelsey McCune" w:date="2026-04-29T13:01:00Z" w16du:dateUtc="2026-04-29T18:01:00Z">
+      <w:del w:id="84" w:author="Kelsey McCune" w:date="2026-04-29T13:01:00Z" w16du:dateUtc="2026-04-29T18:01:00Z">
         <w:r>
           <w:rPr>
             <w:color w:val="000000" w:themeColor="text1"/>
@@ -2702,7 +2700,7 @@
         </w:rPr>
         <w:t>, no previous research has tested their combined effect</w:t>
       </w:r>
-      <w:ins w:id="86" w:author="Kelsey McCune" w:date="2026-04-29T13:01:00Z" w16du:dateUtc="2026-04-29T18:01:00Z">
+      <w:ins w:id="85" w:author="Kelsey McCune" w:date="2026-04-29T13:01:00Z" w16du:dateUtc="2026-04-29T18:01:00Z">
         <w:r>
           <w:rPr>
             <w:color w:val="000000" w:themeColor="text1"/>
@@ -2720,7 +2718,7 @@
         </w:rPr>
         <w:t xml:space="preserve"> on pathogen prevalence in wild bird communities. </w:t>
       </w:r>
-      <w:ins w:id="87" w:author="Kelsey McCune" w:date="2026-04-29T13:39:00Z" w16du:dateUtc="2026-04-29T18:39:00Z">
+      <w:ins w:id="86" w:author="Kelsey McCune" w:date="2026-04-29T13:39:00Z" w16du:dateUtc="2026-04-29T18:39:00Z">
         <w:r>
           <w:rPr>
             <w:color w:val="000000" w:themeColor="text1"/>
@@ -2730,7 +2728,7 @@
           <w:t>Therefore, p</w:t>
         </w:r>
       </w:ins>
-      <w:del w:id="88" w:author="Kelsey McCune" w:date="2026-04-29T13:39:00Z" w16du:dateUtc="2026-04-29T18:39:00Z">
+      <w:del w:id="87" w:author="Kelsey McCune" w:date="2026-04-29T13:39:00Z" w16du:dateUtc="2026-04-29T18:39:00Z">
         <w:r>
           <w:rPr>
             <w:color w:val="000000" w:themeColor="text1"/>
@@ -2748,7 +2746,7 @@
         </w:rPr>
         <w:t>roactive research and monitoring at th</w:t>
       </w:r>
-      <w:ins w:id="89" w:author="Kelsey McCune" w:date="2026-04-29T13:01:00Z" w16du:dateUtc="2026-04-29T18:01:00Z">
+      <w:ins w:id="88" w:author="Kelsey McCune" w:date="2026-04-29T13:01:00Z" w16du:dateUtc="2026-04-29T18:01:00Z">
         <w:r>
           <w:rPr>
             <w:color w:val="000000" w:themeColor="text1"/>
@@ -2758,7 +2756,7 @@
           <w:t>e</w:t>
         </w:r>
       </w:ins>
-      <w:del w:id="90" w:author="Kelsey McCune" w:date="2026-04-29T13:01:00Z" w16du:dateUtc="2026-04-29T18:01:00Z">
+      <w:del w:id="89" w:author="Kelsey McCune" w:date="2026-04-29T13:01:00Z" w16du:dateUtc="2026-04-29T18:01:00Z">
         <w:r>
           <w:rPr>
             <w:color w:val="000000" w:themeColor="text1"/>
@@ -2776,7 +2774,7 @@
         </w:rPr>
         <w:t xml:space="preserve"> small-scale</w:t>
       </w:r>
-      <w:ins w:id="91" w:author="Kelsey McCune" w:date="2026-04-29T13:01:00Z" w16du:dateUtc="2026-04-29T18:01:00Z">
+      <w:ins w:id="90" w:author="Kelsey McCune" w:date="2026-04-29T13:01:00Z" w16du:dateUtc="2026-04-29T18:01:00Z">
         <w:r>
           <w:rPr>
             <w:color w:val="000000" w:themeColor="text1"/>
@@ -2786,7 +2784,7 @@
           <w:t xml:space="preserve"> of the</w:t>
         </w:r>
       </w:ins>
-      <w:del w:id="92" w:author="Kelsey McCune" w:date="2026-04-29T13:01:00Z" w16du:dateUtc="2026-04-29T18:01:00Z">
+      <w:del w:id="91" w:author="Kelsey McCune" w:date="2026-04-29T13:01:00Z" w16du:dateUtc="2026-04-29T18:01:00Z">
         <w:r>
           <w:rPr>
             <w:color w:val="000000" w:themeColor="text1"/>
@@ -2804,7 +2802,7 @@
         </w:rPr>
         <w:t xml:space="preserve"> backyard</w:t>
       </w:r>
-      <w:del w:id="93" w:author="Kelsey McCune" w:date="2026-04-29T13:02:00Z" w16du:dateUtc="2026-04-29T18:02:00Z">
+      <w:del w:id="92" w:author="Kelsey McCune" w:date="2026-04-29T13:02:00Z" w16du:dateUtc="2026-04-29T18:02:00Z">
         <w:r>
           <w:rPr>
             <w:color w:val="000000" w:themeColor="text1"/>
@@ -2914,7 +2912,7 @@
         </w:rPr>
         <w:t xml:space="preserve">If the presence of backyard poultry introduces an additional environmental reservoir for pathogens, and bird feeders simultaneously increase contact rates among wild birds, then sites with </w:t>
       </w:r>
-      <w:del w:id="94" w:author="Kelsey McCune" w:date="2026-04-29T13:03:00Z" w16du:dateUtc="2026-04-29T18:03:00Z">
+      <w:del w:id="93" w:author="Kelsey McCune" w:date="2026-04-29T13:03:00Z" w16du:dateUtc="2026-04-29T18:03:00Z">
         <w:r>
           <w:rPr>
             <w:color w:val="000000" w:themeColor="text1"/>
@@ -2924,7 +2922,7 @@
           <w:delText xml:space="preserve">compounded </w:delText>
         </w:r>
       </w:del>
-      <w:ins w:id="95" w:author="Kelsey McCune" w:date="2026-04-29T13:03:00Z" w16du:dateUtc="2026-04-29T18:03:00Z">
+      <w:ins w:id="94" w:author="Kelsey McCune" w:date="2026-04-29T13:03:00Z" w16du:dateUtc="2026-04-29T18:03:00Z">
         <w:r>
           <w:rPr>
             <w:color w:val="000000" w:themeColor="text1"/>
@@ -2983,7 +2981,7 @@
         </w:rPr>
         <w:t>I sample</w:t>
       </w:r>
-      <w:ins w:id="96" w:author="Kelsey McCune" w:date="2026-04-29T13:04:00Z" w16du:dateUtc="2026-04-29T18:04:00Z">
+      <w:ins w:id="95" w:author="Kelsey McCune" w:date="2026-04-29T13:04:00Z" w16du:dateUtc="2026-04-29T18:04:00Z">
         <w:r>
           <w:rPr>
             <w:color w:val="000000" w:themeColor="text1"/>
@@ -3001,8 +2999,8 @@
         </w:rPr>
         <w:t xml:space="preserve"> sixteen sites monthly across four treatment types in </w:t>
       </w:r>
+      <w:commentRangeStart w:id="96"/>
       <w:commentRangeStart w:id="97"/>
-      <w:commentRangeStart w:id="98"/>
       <w:r>
         <w:rPr>
           <w:color w:val="000000" w:themeColor="text1"/>
@@ -3012,23 +3010,23 @@
         </w:rPr>
         <w:t>east-central Alabama</w:t>
       </w:r>
+      <w:commentRangeEnd w:id="96"/>
+      <w:r>
+        <w:rPr>
+          <w:rStyle w:val="CommentReference"/>
+          <w:color w:val="000000" w:themeColor="text1"/>
+          <w:sz w:val="22"/>
+          <w:szCs w:val="22"/>
+        </w:rPr>
+        <w:commentReference w:id="96"/>
+      </w:r>
       <w:commentRangeEnd w:id="97"/>
       <w:r>
         <w:rPr>
           <w:rStyle w:val="CommentReference"/>
-          <w:color w:val="000000" w:themeColor="text1"/>
-          <w:sz w:val="22"/>
-          <w:szCs w:val="22"/>
         </w:rPr>
         <w:commentReference w:id="97"/>
       </w:r>
-      <w:commentRangeEnd w:id="98"/>
-      <w:r>
-        <w:rPr>
-          <w:rStyle w:val="CommentReference"/>
-        </w:rPr>
-        <w:commentReference w:id="98"/>
-      </w:r>
       <w:r>
         <w:rPr>
           <w:color w:val="000000" w:themeColor="text1"/>
@@ -3045,7 +3043,7 @@
         </w:rPr>
         <w:t xml:space="preserve"> </w:t>
       </w:r>
-      <w:del w:id="99" w:author="Kelsey McCune" w:date="2026-04-29T13:04:00Z" w16du:dateUtc="2026-04-29T18:04:00Z">
+      <w:del w:id="98" w:author="Kelsey McCune" w:date="2026-04-29T13:04:00Z" w16du:dateUtc="2026-04-29T18:04:00Z">
         <w:r>
           <w:rPr>
             <w:color w:val="000000" w:themeColor="text1"/>
@@ -3071,7 +3069,7 @@
         </w:rPr>
         <w:t>capture</w:t>
       </w:r>
-      <w:ins w:id="100" w:author="Kelsey McCune" w:date="2026-04-29T13:04:00Z" w16du:dateUtc="2026-04-29T18:04:00Z">
+      <w:ins w:id="99" w:author="Kelsey McCune" w:date="2026-04-29T13:04:00Z" w16du:dateUtc="2026-04-29T18:04:00Z">
         <w:r>
           <w:rPr>
             <w:color w:val="000000" w:themeColor="text1"/>
@@ -3089,7 +3087,7 @@
         </w:rPr>
         <w:t xml:space="preserve"> </w:t>
       </w:r>
-      <w:del w:id="101" w:author="Kelsey McCune" w:date="2026-04-29T13:04:00Z" w16du:dateUtc="2026-04-29T18:04:00Z">
+      <w:del w:id="100" w:author="Kelsey McCune" w:date="2026-04-29T13:04:00Z" w16du:dateUtc="2026-04-29T18:04:00Z">
         <w:r>
           <w:rPr>
             <w:color w:val="000000" w:themeColor="text1"/>
@@ -3099,6 +3097,32 @@
           <w:delText xml:space="preserve">all </w:delText>
         </w:r>
       </w:del>
+      <w:ins w:id="101" w:author="Kelsey McCune" w:date="2026-04-29T13:04:00Z" w16du:dateUtc="2026-04-29T18:04:00Z">
+        <w:r>
+          <w:rPr>
+            <w:color w:val="000000" w:themeColor="text1"/>
+            <w:sz w:val="22"/>
+            <w:szCs w:val="22"/>
+          </w:rPr>
+          <w:t>over 250</w:t>
+        </w:r>
+        <w:r>
+          <w:rPr>
+            <w:color w:val="000000" w:themeColor="text1"/>
+            <w:sz w:val="22"/>
+            <w:szCs w:val="22"/>
+          </w:rPr>
+          <w:t xml:space="preserve"> </w:t>
+        </w:r>
+      </w:ins>
+      <w:r>
+        <w:rPr>
+          <w:color w:val="000000" w:themeColor="text1"/>
+          <w:sz w:val="22"/>
+          <w:szCs w:val="22"/>
+        </w:rPr>
+        <w:t xml:space="preserve">passerines and near-passerines </w:t>
+      </w:r>
       <w:ins w:id="102" w:author="Kelsey McCune" w:date="2026-04-29T13:04:00Z" w16du:dateUtc="2026-04-29T18:04:00Z">
         <w:r>
           <w:rPr>
@@ -3106,61 +3130,103 @@
             <w:sz w:val="22"/>
             <w:szCs w:val="22"/>
           </w:rPr>
-          <w:t>over 250</w:t>
-        </w:r>
+          <w:t xml:space="preserve">to date </w:t>
+        </w:r>
+      </w:ins>
+      <w:r>
+        <w:rPr>
+          <w:color w:val="000000" w:themeColor="text1"/>
+          <w:sz w:val="22"/>
+          <w:szCs w:val="22"/>
+        </w:rPr>
+        <w:t>using mist nets</w:t>
+      </w:r>
+      <w:ins w:id="103" w:author="Kelsey McCune" w:date="2026-04-29T13:04:00Z" w16du:dateUtc="2026-04-29T18:04:00Z">
         <w:r>
           <w:rPr>
             <w:color w:val="000000" w:themeColor="text1"/>
             <w:sz w:val="22"/>
             <w:szCs w:val="22"/>
           </w:rPr>
-          <w:t xml:space="preserve"> </w:t>
-        </w:r>
-      </w:ins>
-      <w:r>
-        <w:rPr>
-          <w:color w:val="000000" w:themeColor="text1"/>
-          <w:sz w:val="22"/>
-          <w:szCs w:val="22"/>
-        </w:rPr>
-        <w:t xml:space="preserve">passerines and near-passerines </w:t>
-      </w:r>
-      <w:ins w:id="103" w:author="Kelsey McCune" w:date="2026-04-29T13:04:00Z" w16du:dateUtc="2026-04-29T18:04:00Z">
+          <w:t>. I</w:t>
+        </w:r>
+      </w:ins>
+      <w:del w:id="104" w:author="Kelsey McCune" w:date="2026-04-29T13:04:00Z" w16du:dateUtc="2026-04-29T18:04:00Z">
         <w:r>
           <w:rPr>
             <w:color w:val="000000" w:themeColor="text1"/>
             <w:sz w:val="22"/>
             <w:szCs w:val="22"/>
           </w:rPr>
-          <w:t xml:space="preserve">to date </w:t>
-        </w:r>
-      </w:ins>
-      <w:r>
-        <w:rPr>
-          <w:color w:val="000000" w:themeColor="text1"/>
-          <w:sz w:val="22"/>
-          <w:szCs w:val="22"/>
-        </w:rPr>
-        <w:t>using mist nets</w:t>
-      </w:r>
-      <w:ins w:id="104" w:author="Kelsey McCune" w:date="2026-04-29T13:04:00Z" w16du:dateUtc="2026-04-29T18:04:00Z">
+          <w:delText>,</w:delText>
+        </w:r>
+      </w:del>
+      <w:r>
+        <w:rPr>
+          <w:color w:val="000000" w:themeColor="text1"/>
+          <w:sz w:val="22"/>
+          <w:szCs w:val="22"/>
+        </w:rPr>
+        <w:t xml:space="preserve"> collect</w:t>
+      </w:r>
+      <w:ins w:id="105" w:author="Kelsey McCune" w:date="2026-04-29T13:05:00Z" w16du:dateUtc="2026-04-29T18:05:00Z">
         <w:r>
           <w:rPr>
             <w:color w:val="000000" w:themeColor="text1"/>
             <w:sz w:val="22"/>
             <w:szCs w:val="22"/>
           </w:rPr>
-          <w:t>. I</w:t>
-        </w:r>
-      </w:ins>
-      <w:del w:id="105" w:author="Kelsey McCune" w:date="2026-04-29T13:04:00Z" w16du:dateUtc="2026-04-29T18:04:00Z">
+          <w:t>ed</w:t>
+        </w:r>
+      </w:ins>
+      <w:r>
+        <w:rPr>
+          <w:color w:val="000000" w:themeColor="text1"/>
+          <w:sz w:val="22"/>
+          <w:szCs w:val="22"/>
+        </w:rPr>
+        <w:t xml:space="preserve"> fecal samples from wild birds and backyard </w:t>
+      </w:r>
+      <w:r>
+        <w:rPr>
+          <w:color w:val="000000" w:themeColor="text1"/>
+          <w:sz w:val="22"/>
+          <w:szCs w:val="22"/>
+        </w:rPr>
+        <w:t>poultry</w:t>
+      </w:r>
+      <w:r>
+        <w:rPr>
+          <w:color w:val="000000" w:themeColor="text1"/>
+          <w:sz w:val="22"/>
+          <w:szCs w:val="22"/>
+        </w:rPr>
+        <w:t xml:space="preserve">, </w:t>
+      </w:r>
+      <w:r>
+        <w:rPr>
+          <w:color w:val="000000" w:themeColor="text1"/>
+          <w:sz w:val="22"/>
+          <w:szCs w:val="22"/>
+        </w:rPr>
+        <w:t>as well as</w:t>
+      </w:r>
+      <w:r>
+        <w:rPr>
+          <w:color w:val="000000" w:themeColor="text1"/>
+          <w:sz w:val="22"/>
+          <w:szCs w:val="22"/>
+        </w:rPr>
+        <w:t xml:space="preserve"> </w:t>
+      </w:r>
+      <w:del w:id="106" w:author="Kelsey McCune" w:date="2026-04-29T13:05:00Z" w16du:dateUtc="2026-04-29T18:05:00Z">
         <w:r>
           <w:rPr>
             <w:color w:val="000000" w:themeColor="text1"/>
             <w:sz w:val="22"/>
             <w:szCs w:val="22"/>
           </w:rPr>
-          <w:delText>,</w:delText>
+          <w:delText xml:space="preserve">environmental samples from </w:delText>
         </w:r>
       </w:del>
       <w:r>
@@ -3169,95 +3235,27 @@
           <w:sz w:val="22"/>
           <w:szCs w:val="22"/>
         </w:rPr>
-        <w:t xml:space="preserve"> collect</w:t>
-      </w:r>
-      <w:ins w:id="106" w:author="Kelsey McCune" w:date="2026-04-29T13:05:00Z" w16du:dateUtc="2026-04-29T18:05:00Z">
+        <w:t>soil</w:t>
+      </w:r>
+      <w:ins w:id="107" w:author="Kelsey McCune" w:date="2026-04-29T13:05:00Z" w16du:dateUtc="2026-04-29T18:05:00Z">
         <w:r>
           <w:rPr>
             <w:color w:val="000000" w:themeColor="text1"/>
             <w:sz w:val="22"/>
             <w:szCs w:val="22"/>
           </w:rPr>
-          <w:t>ed</w:t>
-        </w:r>
-      </w:ins>
-      <w:r>
-        <w:rPr>
-          <w:color w:val="000000" w:themeColor="text1"/>
-          <w:sz w:val="22"/>
-          <w:szCs w:val="22"/>
-        </w:rPr>
-        <w:t xml:space="preserve"> fecal samples from wild birds and backyard </w:t>
-      </w:r>
-      <w:r>
-        <w:rPr>
-          <w:color w:val="000000" w:themeColor="text1"/>
-          <w:sz w:val="22"/>
-          <w:szCs w:val="22"/>
-        </w:rPr>
-        <w:t>poultry</w:t>
-      </w:r>
-      <w:r>
-        <w:rPr>
-          <w:color w:val="000000" w:themeColor="text1"/>
-          <w:sz w:val="22"/>
-          <w:szCs w:val="22"/>
-        </w:rPr>
-        <w:t xml:space="preserve">, </w:t>
-      </w:r>
-      <w:r>
-        <w:rPr>
-          <w:color w:val="000000" w:themeColor="text1"/>
-          <w:sz w:val="22"/>
-          <w:szCs w:val="22"/>
-        </w:rPr>
-        <w:t>as well as</w:t>
-      </w:r>
-      <w:r>
-        <w:rPr>
-          <w:color w:val="000000" w:themeColor="text1"/>
-          <w:sz w:val="22"/>
-          <w:szCs w:val="22"/>
-        </w:rPr>
-        <w:t xml:space="preserve"> </w:t>
-      </w:r>
-      <w:del w:id="107" w:author="Kelsey McCune" w:date="2026-04-29T13:05:00Z" w16du:dateUtc="2026-04-29T18:05:00Z">
-        <w:r>
-          <w:rPr>
-            <w:color w:val="000000" w:themeColor="text1"/>
-            <w:sz w:val="22"/>
-            <w:szCs w:val="22"/>
-          </w:rPr>
-          <w:delText xml:space="preserve">environmental samples from </w:delText>
-        </w:r>
-      </w:del>
-      <w:r>
-        <w:rPr>
-          <w:color w:val="000000" w:themeColor="text1"/>
-          <w:sz w:val="22"/>
-          <w:szCs w:val="22"/>
-        </w:rPr>
-        <w:t>soil</w:t>
+          <w:t xml:space="preserve"> samples</w:t>
+        </w:r>
+      </w:ins>
+      <w:r>
+        <w:rPr>
+          <w:color w:val="000000" w:themeColor="text1"/>
+          <w:sz w:val="22"/>
+          <w:szCs w:val="22"/>
+        </w:rPr>
+        <w:t xml:space="preserve"> to characterize environmental pathogen reservoirs. </w:t>
       </w:r>
       <w:ins w:id="108" w:author="Kelsey McCune" w:date="2026-04-29T13:05:00Z" w16du:dateUtc="2026-04-29T18:05:00Z">
-        <w:r>
-          <w:rPr>
-            <w:color w:val="000000" w:themeColor="text1"/>
-            <w:sz w:val="22"/>
-            <w:szCs w:val="22"/>
-          </w:rPr>
-          <w:t xml:space="preserve"> samples</w:t>
-        </w:r>
-      </w:ins>
-      <w:r>
-        <w:rPr>
-          <w:color w:val="000000" w:themeColor="text1"/>
-          <w:sz w:val="22"/>
-          <w:szCs w:val="22"/>
-        </w:rPr>
-        <w:t xml:space="preserve"> to characterize environmental pathogen reservoirs. </w:t>
-      </w:r>
-      <w:ins w:id="109" w:author="Kelsey McCune" w:date="2026-04-29T13:05:00Z" w16du:dateUtc="2026-04-29T18:05:00Z">
         <w:r>
           <w:rPr>
             <w:color w:val="000000" w:themeColor="text1"/>
@@ -3293,7 +3291,7 @@
         </w:rPr>
         <w:t>I culture</w:t>
       </w:r>
-      <w:ins w:id="110" w:author="Kelsey McCune" w:date="2026-04-29T13:06:00Z" w16du:dateUtc="2026-04-29T18:06:00Z">
+      <w:ins w:id="109" w:author="Kelsey McCune" w:date="2026-04-29T13:06:00Z" w16du:dateUtc="2026-04-29T18:06:00Z">
         <w:r>
           <w:rPr>
             <w:color w:val="000000" w:themeColor="text1"/>
@@ -3311,7 +3309,7 @@
         </w:rPr>
         <w:t xml:space="preserve"> </w:t>
       </w:r>
-      <w:del w:id="111" w:author="Kelsey McCune" w:date="2026-04-29T13:06:00Z" w16du:dateUtc="2026-04-29T18:06:00Z">
+      <w:del w:id="110" w:author="Kelsey McCune" w:date="2026-04-29T13:06:00Z" w16du:dateUtc="2026-04-29T18:06:00Z">
         <w:r>
           <w:rPr>
             <w:color w:val="000000" w:themeColor="text1"/>
@@ -3347,7 +3345,7 @@
         </w:rPr>
         <w:t>-selective media</w:t>
       </w:r>
-      <w:ins w:id="112" w:author="Kelsey McCune" w:date="2026-04-29T13:06:00Z" w16du:dateUtc="2026-04-29T18:06:00Z">
+      <w:ins w:id="111" w:author="Kelsey McCune" w:date="2026-04-29T13:06:00Z" w16du:dateUtc="2026-04-29T18:06:00Z">
         <w:r>
           <w:rPr>
             <w:color w:val="000000" w:themeColor="text1"/>
@@ -3357,7 +3355,7 @@
           <w:t xml:space="preserve">. </w:t>
         </w:r>
       </w:ins>
-      <w:ins w:id="113" w:author="Kelsey McCune" w:date="2026-04-29T13:13:00Z" w16du:dateUtc="2026-04-29T18:13:00Z">
+      <w:ins w:id="112" w:author="Kelsey McCune" w:date="2026-04-29T13:13:00Z" w16du:dateUtc="2026-04-29T18:13:00Z">
         <w:r>
           <w:rPr>
             <w:color w:val="000000" w:themeColor="text1"/>
@@ -3367,7 +3365,7 @@
           <w:t>Funds from this grant would support the</w:t>
         </w:r>
       </w:ins>
-      <w:del w:id="114" w:author="Kelsey McCune" w:date="2026-04-29T13:06:00Z" w16du:dateUtc="2026-04-29T18:06:00Z">
+      <w:del w:id="113" w:author="Kelsey McCune" w:date="2026-04-29T13:06:00Z" w16du:dateUtc="2026-04-29T18:06:00Z">
         <w:r>
           <w:rPr>
             <w:color w:val="000000" w:themeColor="text1"/>
@@ -3385,7 +3383,7 @@
         </w:rPr>
         <w:t xml:space="preserve"> confirm</w:t>
       </w:r>
-      <w:ins w:id="115" w:author="Kelsey McCune" w:date="2026-04-29T13:13:00Z" w16du:dateUtc="2026-04-29T18:13:00Z">
+      <w:ins w:id="114" w:author="Kelsey McCune" w:date="2026-04-29T13:13:00Z" w16du:dateUtc="2026-04-29T18:13:00Z">
         <w:r>
           <w:rPr>
             <w:color w:val="000000" w:themeColor="text1"/>
@@ -3403,8 +3401,35 @@
         </w:rPr>
         <w:t xml:space="preserve"> presumptive isolates with </w:t>
       </w:r>
+      <w:ins w:id="115" w:author="Kelsey McCune" w:date="2026-04-29T15:14:00Z" w16du:dateUtc="2026-04-29T20:14:00Z">
+        <w:r>
+          <w:rPr>
+            <w:sz w:val="22"/>
+            <w:szCs w:val="22"/>
+          </w:rPr>
+          <w:t>matrix-assisted laser desorption/ionization time-of-flight mass spectrometry (MALDI-TOF)</w:t>
+        </w:r>
+        <w:r>
+          <w:rPr>
+            <w:sz w:val="22"/>
+            <w:szCs w:val="22"/>
+          </w:rPr>
+          <w:t xml:space="preserve"> </w:t>
+        </w:r>
+      </w:ins>
       <w:commentRangeStart w:id="116"/>
       <w:commentRangeStart w:id="117"/>
+      <w:del w:id="118" w:author="Kelsey McCune" w:date="2026-04-29T15:14:00Z" w16du:dateUtc="2026-04-29T20:14:00Z">
+        <w:r>
+          <w:rPr>
+            <w:color w:val="000000" w:themeColor="text1"/>
+            <w:sz w:val="22"/>
+            <w:szCs w:val="22"/>
+            <w:highlight w:val="green"/>
+          </w:rPr>
+          <w:delText xml:space="preserve">MALDI-TOF </w:delText>
+        </w:r>
+      </w:del>
       <w:r>
         <w:rPr>
           <w:color w:val="000000" w:themeColor="text1"/>
@@ -3412,7 +3437,7 @@
           <w:szCs w:val="22"/>
           <w:highlight w:val="green"/>
         </w:rPr>
-        <w:t>MALDI-TOF mass spectrometry</w:t>
+        <w:t>mass spectrometry</w:t>
       </w:r>
       <w:commentRangeEnd w:id="116"/>
       <w:r>
@@ -3439,7 +3464,7 @@
         </w:rPr>
         <w:t xml:space="preserve">, </w:t>
       </w:r>
-      <w:del w:id="118" w:author="Kelsey McCune" w:date="2026-04-29T13:41:00Z" w16du:dateUtc="2026-04-29T18:41:00Z">
+      <w:del w:id="119" w:author="Kelsey McCune" w:date="2026-04-29T13:41:00Z" w16du:dateUtc="2026-04-29T18:41:00Z">
         <w:r>
           <w:rPr>
             <w:color w:val="000000" w:themeColor="text1"/>
@@ -3449,7 +3474,7 @@
           <w:delText xml:space="preserve">and will conduct </w:delText>
         </w:r>
       </w:del>
-      <w:ins w:id="119" w:author="Kelsey McCune" w:date="2026-04-29T13:41:00Z" w16du:dateUtc="2026-04-29T18:41:00Z">
+      <w:ins w:id="120" w:author="Kelsey McCune" w:date="2026-04-29T13:41:00Z" w16du:dateUtc="2026-04-29T18:41:00Z">
         <w:r>
           <w:rPr>
             <w:color w:val="000000" w:themeColor="text1"/>
@@ -3467,7 +3492,7 @@
         </w:rPr>
         <w:t>whole</w:t>
       </w:r>
-      <w:ins w:id="120" w:author="Kelsey McCune" w:date="2026-04-29T13:41:00Z" w16du:dateUtc="2026-04-29T18:41:00Z">
+      <w:ins w:id="121" w:author="Kelsey McCune" w:date="2026-04-29T13:41:00Z" w16du:dateUtc="2026-04-29T18:41:00Z">
         <w:r>
           <w:rPr>
             <w:color w:val="000000" w:themeColor="text1"/>
@@ -3477,7 +3502,7 @@
           <w:t xml:space="preserve"> </w:t>
         </w:r>
       </w:ins>
-      <w:del w:id="121" w:author="Kelsey McCune" w:date="2026-04-29T13:41:00Z" w16du:dateUtc="2026-04-29T18:41:00Z">
+      <w:del w:id="122" w:author="Kelsey McCune" w:date="2026-04-29T13:41:00Z" w16du:dateUtc="2026-04-29T18:41:00Z">
         <w:r>
           <w:rPr>
             <w:color w:val="000000" w:themeColor="text1"/>
@@ -3495,7 +3520,7 @@
         </w:rPr>
         <w:t>genome sequencing o</w:t>
       </w:r>
-      <w:ins w:id="122" w:author="Kelsey McCune" w:date="2026-04-29T13:41:00Z" w16du:dateUtc="2026-04-29T18:41:00Z">
+      <w:ins w:id="123" w:author="Kelsey McCune" w:date="2026-04-29T13:41:00Z" w16du:dateUtc="2026-04-29T18:41:00Z">
         <w:r>
           <w:rPr>
             <w:color w:val="000000" w:themeColor="text1"/>
@@ -3505,7 +3530,7 @@
           <w:t>f</w:t>
         </w:r>
       </w:ins>
-      <w:del w:id="123" w:author="Kelsey McCune" w:date="2026-04-29T13:41:00Z" w16du:dateUtc="2026-04-29T18:41:00Z">
+      <w:del w:id="124" w:author="Kelsey McCune" w:date="2026-04-29T13:41:00Z" w16du:dateUtc="2026-04-29T18:41:00Z">
         <w:r>
           <w:rPr>
             <w:color w:val="000000" w:themeColor="text1"/>
@@ -3523,7 +3548,7 @@
         </w:rPr>
         <w:t xml:space="preserve"> positive isolates to determine serotype and identify </w:t>
       </w:r>
-      <w:ins w:id="124" w:author="Kelsey McCune" w:date="2026-04-29T13:41:00Z" w16du:dateUtc="2026-04-29T18:41:00Z">
+      <w:ins w:id="125" w:author="Kelsey McCune" w:date="2026-04-29T13:41:00Z" w16du:dateUtc="2026-04-29T18:41:00Z">
         <w:r>
           <w:rPr>
             <w:color w:val="000000" w:themeColor="text1"/>
@@ -3533,7 +3558,7 @@
           <w:t xml:space="preserve">relationships among genomic strains in wild birds, chickens and </w:t>
         </w:r>
       </w:ins>
-      <w:ins w:id="125" w:author="Kelsey McCune" w:date="2026-04-29T13:42:00Z" w16du:dateUtc="2026-04-29T18:42:00Z">
+      <w:ins w:id="126" w:author="Kelsey McCune" w:date="2026-04-29T13:42:00Z" w16du:dateUtc="2026-04-29T18:42:00Z">
         <w:r>
           <w:rPr>
             <w:color w:val="000000" w:themeColor="text1"/>
@@ -3543,7 +3568,7 @@
           <w:t xml:space="preserve">soil to detect evidence for spillover. </w:t>
         </w:r>
       </w:ins>
-      <w:del w:id="126" w:author="Kelsey McCune" w:date="2026-04-29T13:42:00Z" w16du:dateUtc="2026-04-29T18:42:00Z">
+      <w:del w:id="127" w:author="Kelsey McCune" w:date="2026-04-29T13:42:00Z" w16du:dateUtc="2026-04-29T18:42:00Z">
         <w:r>
           <w:rPr>
             <w:color w:val="000000" w:themeColor="text1"/>
@@ -3578,7 +3603,7 @@
         </w:rPr>
         <w:t xml:space="preserve">This research will produce some of the first </w:t>
       </w:r>
-      <w:del w:id="127" w:author="Kelsey McCune" w:date="2026-04-29T13:42:00Z" w16du:dateUtc="2026-04-29T18:42:00Z">
+      <w:del w:id="128" w:author="Kelsey McCune" w:date="2026-04-29T13:42:00Z" w16du:dateUtc="2026-04-29T18:42:00Z">
         <w:r>
           <w:rPr>
             <w:color w:val="000000" w:themeColor="text1"/>
@@ -3612,7 +3637,7 @@
         </w:rPr>
         <w:t xml:space="preserve"> of bird feeders and backyard poultry on zoonotic pathogen prevalence in wild bird communities at the human-wildlife interface</w:t>
       </w:r>
-      <w:ins w:id="128" w:author="Kelsey McCune" w:date="2026-04-29T13:42:00Z" w16du:dateUtc="2026-04-29T18:42:00Z">
+      <w:ins w:id="129" w:author="Kelsey McCune" w:date="2026-04-29T13:42:00Z" w16du:dateUtc="2026-04-29T18:42:00Z">
         <w:r>
           <w:rPr>
             <w:color w:val="000000" w:themeColor="text1"/>
@@ -3630,7 +3655,7 @@
         </w:rPr>
         <w:t xml:space="preserve"> </w:t>
       </w:r>
-      <w:ins w:id="129" w:author="Kelsey McCune" w:date="2026-04-29T13:42:00Z" w16du:dateUtc="2026-04-29T18:42:00Z">
+      <w:ins w:id="130" w:author="Kelsey McCune" w:date="2026-04-29T13:42:00Z" w16du:dateUtc="2026-04-29T18:42:00Z">
         <w:r>
           <w:rPr>
             <w:color w:val="000000" w:themeColor="text1"/>
@@ -3640,7 +3665,7 @@
           <w:t xml:space="preserve">Most research on </w:t>
         </w:r>
       </w:ins>
-      <w:ins w:id="130" w:author="Kelsey McCune" w:date="2026-04-29T13:43:00Z" w16du:dateUtc="2026-04-29T18:43:00Z">
+      <w:ins w:id="131" w:author="Kelsey McCune" w:date="2026-04-29T13:43:00Z" w16du:dateUtc="2026-04-29T18:43:00Z">
         <w:r>
           <w:rPr>
             <w:color w:val="000000" w:themeColor="text1"/>
@@ -3650,7 +3675,7 @@
           <w:t>emerging infectious disease summarizes prevalence and contributing environmental factors at broad scales, but spillover events occur at</w:t>
         </w:r>
       </w:ins>
-      <w:ins w:id="131" w:author="Kelsey McCune" w:date="2026-04-29T13:44:00Z" w16du:dateUtc="2026-04-29T18:44:00Z">
+      <w:ins w:id="132" w:author="Kelsey McCune" w:date="2026-04-29T13:44:00Z" w16du:dateUtc="2026-04-29T18:44:00Z">
         <w:r>
           <w:rPr>
             <w:color w:val="000000" w:themeColor="text1"/>
@@ -3660,7 +3685,7 @@
           <w:t xml:space="preserve"> local scales, like in suburban backyards.</w:t>
         </w:r>
       </w:ins>
-      <w:ins w:id="132" w:author="Kelsey McCune" w:date="2026-04-29T13:42:00Z" w16du:dateUtc="2026-04-29T18:42:00Z">
+      <w:ins w:id="133" w:author="Kelsey McCune" w:date="2026-04-29T13:42:00Z" w16du:dateUtc="2026-04-29T18:42:00Z">
         <w:r>
           <w:rPr>
             <w:color w:val="000000" w:themeColor="text1"/>
@@ -3670,7 +3695,7 @@
           <w:t xml:space="preserve"> </w:t>
         </w:r>
       </w:ins>
-      <w:del w:id="133" w:author="Kelsey McCune" w:date="2026-04-29T13:42:00Z" w16du:dateUtc="2026-04-29T18:42:00Z">
+      <w:del w:id="134" w:author="Kelsey McCune" w:date="2026-04-29T13:42:00Z" w16du:dateUtc="2026-04-29T18:42:00Z">
         <w:r>
           <w:rPr>
             <w:color w:val="000000" w:themeColor="text1"/>
@@ -3688,7 +3713,7 @@
           <w:delText xml:space="preserve">; </w:delText>
         </w:r>
       </w:del>
-      <w:ins w:id="134" w:author="Kelsey McCune" w:date="2026-04-29T13:44:00Z" w16du:dateUtc="2026-04-29T18:44:00Z">
+      <w:ins w:id="135" w:author="Kelsey McCune" w:date="2026-04-29T13:44:00Z" w16du:dateUtc="2026-04-29T18:44:00Z">
         <w:r>
           <w:rPr>
             <w:color w:val="000000" w:themeColor="text1"/>
@@ -3698,7 +3723,7 @@
           <w:t>Consequently</w:t>
         </w:r>
       </w:ins>
-      <w:del w:id="135" w:author="Kelsey McCune" w:date="2026-04-29T13:42:00Z" w16du:dateUtc="2026-04-29T18:42:00Z">
+      <w:del w:id="136" w:author="Kelsey McCune" w:date="2026-04-29T13:42:00Z" w16du:dateUtc="2026-04-29T18:42:00Z">
         <w:r>
           <w:rPr>
             <w:color w:val="000000" w:themeColor="text1"/>
@@ -3708,7 +3733,7 @@
           <w:delText>m</w:delText>
         </w:r>
       </w:del>
-      <w:del w:id="136" w:author="Kelsey McCune" w:date="2026-04-29T13:44:00Z" w16du:dateUtc="2026-04-29T18:44:00Z">
+      <w:del w:id="137" w:author="Kelsey McCune" w:date="2026-04-29T13:44:00Z" w16du:dateUtc="2026-04-29T18:44:00Z">
         <w:r>
           <w:rPr>
             <w:color w:val="000000" w:themeColor="text1"/>
@@ -3726,7 +3751,7 @@
         </w:rPr>
         <w:t xml:space="preserve">, </w:t>
       </w:r>
-      <w:ins w:id="137" w:author="Kelsey McCune" w:date="2026-04-29T13:44:00Z" w16du:dateUtc="2026-04-29T18:44:00Z">
+      <w:ins w:id="138" w:author="Kelsey McCune" w:date="2026-04-29T13:44:00Z" w16du:dateUtc="2026-04-29T18:44:00Z">
         <w:r>
           <w:rPr>
             <w:color w:val="000000" w:themeColor="text1"/>
@@ -3736,7 +3761,7 @@
           <w:t>my research</w:t>
         </w:r>
       </w:ins>
-      <w:del w:id="138" w:author="Kelsey McCune" w:date="2026-04-29T13:44:00Z" w16du:dateUtc="2026-04-29T18:44:00Z">
+      <w:del w:id="139" w:author="Kelsey McCune" w:date="2026-04-29T13:44:00Z" w16du:dateUtc="2026-04-29T18:44:00Z">
         <w:r>
           <w:rPr>
             <w:color w:val="000000" w:themeColor="text1"/>
@@ -3842,7 +3867,7 @@
         </w:rPr>
         <w:t xml:space="preserve"> preserving the</w:t>
       </w:r>
-      <w:ins w:id="139" w:author="Kelsey McCune" w:date="2026-04-29T13:45:00Z" w16du:dateUtc="2026-04-29T18:45:00Z">
+      <w:ins w:id="140" w:author="Kelsey McCune" w:date="2026-04-29T13:45:00Z" w16du:dateUtc="2026-04-29T18:45:00Z">
         <w:r>
           <w:rPr>
             <w:color w:val="000000" w:themeColor="text1"/>
@@ -3860,7 +3885,7 @@
         </w:rPr>
         <w:t xml:space="preserve"> </w:t>
       </w:r>
-      <w:del w:id="140" w:author="Kelsey McCune" w:date="2026-04-29T13:45:00Z" w16du:dateUtc="2026-04-29T18:45:00Z">
+      <w:del w:id="141" w:author="Kelsey McCune" w:date="2026-04-29T13:45:00Z" w16du:dateUtc="2026-04-29T18:45:00Z">
         <w:r>
           <w:rPr>
             <w:color w:val="000000" w:themeColor="text1"/>
@@ -4133,7 +4158,7 @@
         </w:rPr>
         <w:t xml:space="preserve">ing at a local scale, </w:t>
       </w:r>
-      <w:ins w:id="141" w:author="Kelsey McCune" w:date="2026-04-29T13:47:00Z" w16du:dateUtc="2026-04-29T18:47:00Z">
+      <w:ins w:id="142" w:author="Kelsey McCune" w:date="2026-04-29T13:47:00Z" w16du:dateUtc="2026-04-29T18:47:00Z">
         <w:r>
           <w:rPr>
             <w:sz w:val="22"/>
@@ -4142,7 +4167,7 @@
           <w:t>and</w:t>
         </w:r>
       </w:ins>
-      <w:del w:id="142" w:author="Kelsey McCune" w:date="2026-04-29T13:47:00Z" w16du:dateUtc="2026-04-29T18:47:00Z">
+      <w:del w:id="143" w:author="Kelsey McCune" w:date="2026-04-29T13:47:00Z" w16du:dateUtc="2026-04-29T18:47:00Z">
         <w:r>
           <w:rPr>
             <w:sz w:val="22"/>
@@ -4332,7 +4357,7 @@
         </w:rPr>
         <w:t xml:space="preserve">in Europe </w:t>
       </w:r>
-      <w:commentRangeStart w:id="143"/>
+      <w:commentRangeStart w:id="144"/>
       <w:r>
         <w:rPr>
           <w:sz w:val="22"/>
@@ -4340,14 +4365,14 @@
         </w:rPr>
         <w:t xml:space="preserve">and North America </w:t>
       </w:r>
-      <w:commentRangeEnd w:id="143"/>
+      <w:commentRangeEnd w:id="144"/>
       <w:r>
         <w:rPr>
           <w:rStyle w:val="CommentReference"/>
           <w:sz w:val="22"/>
           <w:szCs w:val="22"/>
         </w:rPr>
-        <w:commentReference w:id="143"/>
+        <w:commentReference w:id="144"/>
       </w:r>
       <w:r>
         <w:rPr>
@@ -4407,7 +4432,7 @@
         </w:rPr>
         <w:t>the UK</w:t>
       </w:r>
-      <w:commentRangeStart w:id="144"/>
+      <w:commentRangeStart w:id="145"/>
       <w:r>
         <w:rPr>
           <w:sz w:val="22"/>
@@ -4415,14 +4440,14 @@
         </w:rPr>
         <w:t xml:space="preserve"> </w:t>
       </w:r>
-      <w:commentRangeEnd w:id="144"/>
+      <w:commentRangeEnd w:id="145"/>
       <w:r>
         <w:rPr>
           <w:rStyle w:val="CommentReference"/>
           <w:sz w:val="22"/>
           <w:szCs w:val="22"/>
         </w:rPr>
-        <w:commentReference w:id="144"/>
+        <w:commentReference w:id="145"/>
       </w:r>
       <w:r>
         <w:rPr>
@@ -4431,7 +4456,7 @@
         </w:rPr>
         <w:t>that drove a 66% decline in European Greenfinch populations</w:t>
       </w:r>
-      <w:ins w:id="145" w:author="Kelsey McCune" w:date="2026-04-29T13:48:00Z" w16du:dateUtc="2026-04-29T18:48:00Z">
+      <w:ins w:id="146" w:author="Kelsey McCune" w:date="2026-04-29T13:48:00Z" w16du:dateUtc="2026-04-29T18:48:00Z">
         <w:r>
           <w:rPr>
             <w:sz w:val="22"/>
@@ -4440,7 +4465,7 @@
           <w:t>. This</w:t>
         </w:r>
       </w:ins>
-      <w:del w:id="146" w:author="Kelsey McCune" w:date="2026-04-29T13:48:00Z" w16du:dateUtc="2026-04-29T18:48:00Z">
+      <w:del w:id="147" w:author="Kelsey McCune" w:date="2026-04-29T13:48:00Z" w16du:dateUtc="2026-04-29T18:48:00Z">
         <w:r>
           <w:rPr>
             <w:sz w:val="22"/>
@@ -4463,7 +4488,7 @@
         </w:rPr>
         <w:t>suggest</w:t>
       </w:r>
-      <w:ins w:id="147" w:author="Kelsey McCune" w:date="2026-04-29T13:48:00Z" w16du:dateUtc="2026-04-29T18:48:00Z">
+      <w:ins w:id="148" w:author="Kelsey McCune" w:date="2026-04-29T13:48:00Z" w16du:dateUtc="2026-04-29T18:48:00Z">
         <w:r>
           <w:rPr>
             <w:sz w:val="22"/>
@@ -4472,7 +4497,7 @@
           <w:t>s</w:t>
         </w:r>
       </w:ins>
-      <w:del w:id="148" w:author="Kelsey McCune" w:date="2026-04-29T13:48:00Z" w16du:dateUtc="2026-04-29T18:48:00Z">
+      <w:del w:id="149" w:author="Kelsey McCune" w:date="2026-04-29T13:48:00Z" w16du:dateUtc="2026-04-29T18:48:00Z">
         <w:r>
           <w:rPr>
             <w:sz w:val="22"/>
@@ -4569,7 +4594,7 @@
         </w:rPr>
         <w:t>Small-scale poultry keeping and supplemental bird feeding have grown substantially in popularity across the United States, occurring as backyard activities and encouraging participants to interact more with nature and wildlife. The popularity of backyard poultry keeping is growing in urban and suburban areas in the United States (USDA, 2013), but the practice has been an important part of nutrition and economic stability for centuries in other regions (Alders &amp; Pym, 2009). Backyard bird feeding has similarly been a well-established home activity for decades, allowing homeowners opportunities to connect with nature and wildlife while supplementing the diets of wild birds. The scale of bird feeding in the United States is substantial, with federal surveys estimating that over 50 million Americans participate in feeding wild birds, and hundreds of millions of dollars</w:t>
       </w:r>
-      <w:ins w:id="149" w:author="Kelsey McCune" w:date="2026-04-29T13:50:00Z" w16du:dateUtc="2026-04-29T18:50:00Z">
+      <w:ins w:id="150" w:author="Kelsey McCune" w:date="2026-04-29T13:50:00Z" w16du:dateUtc="2026-04-29T18:50:00Z">
         <w:r>
           <w:rPr>
             <w:sz w:val="22"/>
@@ -4629,7 +4654,7 @@
         </w:rPr>
         <w:t xml:space="preserve"> the</w:t>
       </w:r>
-      <w:ins w:id="150" w:author="Kelsey McCune" w:date="2026-04-29T13:50:00Z" w16du:dateUtc="2026-04-29T18:50:00Z">
+      <w:ins w:id="151" w:author="Kelsey McCune" w:date="2026-04-29T13:50:00Z" w16du:dateUtc="2026-04-29T18:50:00Z">
         <w:r>
           <w:rPr>
             <w:sz w:val="22"/>
@@ -4657,6 +4682,7 @@
           <w:sz w:val="22"/>
           <w:szCs w:val="22"/>
         </w:rPr>
+        <w:lastRenderedPageBreak/>
         <w:t>artificially high</w:t>
       </w:r>
       <w:r>
@@ -4671,15 +4697,7 @@
           <w:sz w:val="22"/>
           <w:szCs w:val="22"/>
         </w:rPr>
-        <w:t xml:space="preserve">densities, increasing both direct contact rates between individuals and fecal-oral transmission of bacterial </w:t>
-      </w:r>
-      <w:r>
-        <w:rPr>
-          <w:sz w:val="22"/>
-          <w:szCs w:val="22"/>
-        </w:rPr>
-        <w:lastRenderedPageBreak/>
-        <w:t>pathogens among individuals and species (Becker and Hall 2014; Becker et al. 2015). Backyard poultry can further compound this risk, as chickens are known reservoirs for</w:t>
+        <w:t>densities, increasing both direct contact rates between individuals and fecal-oral transmission of bacterial pathogens among individuals and species (Becker and Hall 2014; Becker et al. 2015). Backyard poultry can further compound this risk, as chickens are known reservoirs for</w:t>
       </w:r>
       <w:r>
         <w:rPr>
@@ -4968,7 +4986,7 @@
         </w:rPr>
         <w:t xml:space="preserve"> prevalence in wild birds across </w:t>
       </w:r>
-      <w:ins w:id="151" w:author="Kelsey McCune" w:date="2026-04-29T13:55:00Z" w16du:dateUtc="2026-04-29T18:55:00Z">
+      <w:ins w:id="152" w:author="Kelsey McCune" w:date="2026-04-29T13:55:00Z" w16du:dateUtc="2026-04-29T18:55:00Z">
         <w:r>
           <w:rPr>
             <w:sz w:val="22"/>
@@ -4977,7 +4995,7 @@
           <w:t xml:space="preserve">4 types of </w:t>
         </w:r>
       </w:ins>
-      <w:del w:id="152" w:author="Kelsey McCune" w:date="2026-04-29T13:54:00Z" w16du:dateUtc="2026-04-29T18:54:00Z">
+      <w:del w:id="153" w:author="Kelsey McCune" w:date="2026-04-29T13:54:00Z" w16du:dateUtc="2026-04-29T18:54:00Z">
         <w:r>
           <w:rPr>
             <w:sz w:val="22"/>
@@ -4986,7 +5004,7 @@
           <w:delText xml:space="preserve">sites </w:delText>
         </w:r>
       </w:del>
-      <w:ins w:id="153" w:author="Kelsey McCune" w:date="2026-04-29T13:54:00Z" w16du:dateUtc="2026-04-29T18:54:00Z">
+      <w:ins w:id="154" w:author="Kelsey McCune" w:date="2026-04-29T13:54:00Z" w16du:dateUtc="2026-04-29T18:54:00Z">
         <w:r>
           <w:rPr>
             <w:sz w:val="22"/>
@@ -4995,7 +5013,7 @@
           <w:t>suburban yards</w:t>
         </w:r>
       </w:ins>
-      <w:ins w:id="154" w:author="Kelsey McCune" w:date="2026-04-29T13:55:00Z" w16du:dateUtc="2026-04-29T18:55:00Z">
+      <w:ins w:id="155" w:author="Kelsey McCune" w:date="2026-04-29T13:55:00Z" w16du:dateUtc="2026-04-29T18:55:00Z">
         <w:r>
           <w:rPr>
             <w:sz w:val="22"/>
@@ -5004,7 +5022,7 @@
           <w:t>. Those that have</w:t>
         </w:r>
       </w:ins>
-      <w:ins w:id="155" w:author="Kelsey McCune" w:date="2026-04-29T13:54:00Z" w16du:dateUtc="2026-04-29T18:54:00Z">
+      <w:ins w:id="156" w:author="Kelsey McCune" w:date="2026-04-29T13:54:00Z" w16du:dateUtc="2026-04-29T18:54:00Z">
         <w:r>
           <w:rPr>
             <w:sz w:val="22"/>
@@ -5013,7 +5031,7 @@
           <w:t xml:space="preserve"> </w:t>
         </w:r>
       </w:ins>
-      <w:ins w:id="156" w:author="Kelsey McCune" w:date="2026-04-29T13:55:00Z" w16du:dateUtc="2026-04-29T18:55:00Z">
+      <w:ins w:id="157" w:author="Kelsey McCune" w:date="2026-04-29T13:55:00Z" w16du:dateUtc="2026-04-29T18:55:00Z">
         <w:r>
           <w:rPr>
             <w:sz w:val="22"/>
@@ -5022,7 +5040,7 @@
           <w:t>1)</w:t>
         </w:r>
       </w:ins>
-      <w:del w:id="157" w:author="Kelsey McCune" w:date="2026-04-29T13:55:00Z" w16du:dateUtc="2026-04-29T18:55:00Z">
+      <w:del w:id="158" w:author="Kelsey McCune" w:date="2026-04-29T13:55:00Z" w16du:dateUtc="2026-04-29T18:55:00Z">
         <w:r>
           <w:rPr>
             <w:sz w:val="22"/>
@@ -5038,7 +5056,7 @@
         </w:rPr>
         <w:t xml:space="preserve"> bird feeders,</w:t>
       </w:r>
-      <w:ins w:id="158" w:author="Kelsey McCune" w:date="2026-04-29T13:55:00Z" w16du:dateUtc="2026-04-29T18:55:00Z">
+      <w:ins w:id="159" w:author="Kelsey McCune" w:date="2026-04-29T13:55:00Z" w16du:dateUtc="2026-04-29T18:55:00Z">
         <w:r>
           <w:rPr>
             <w:sz w:val="22"/>
@@ -5054,7 +5072,7 @@
         </w:rPr>
         <w:t xml:space="preserve"> backyard poultry, </w:t>
       </w:r>
-      <w:ins w:id="159" w:author="Kelsey McCune" w:date="2026-04-29T13:55:00Z" w16du:dateUtc="2026-04-29T18:55:00Z">
+      <w:ins w:id="160" w:author="Kelsey McCune" w:date="2026-04-29T13:55:00Z" w16du:dateUtc="2026-04-29T18:55:00Z">
         <w:r>
           <w:rPr>
             <w:sz w:val="22"/>
@@ -5070,7 +5088,7 @@
         </w:rPr>
         <w:t xml:space="preserve">both, or </w:t>
       </w:r>
-      <w:ins w:id="160" w:author="Kelsey McCune" w:date="2026-04-29T13:55:00Z" w16du:dateUtc="2026-04-29T18:55:00Z">
+      <w:ins w:id="161" w:author="Kelsey McCune" w:date="2026-04-29T13:55:00Z" w16du:dateUtc="2026-04-29T18:55:00Z">
         <w:r>
           <w:rPr>
             <w:sz w:val="22"/>
@@ -5400,7 +5418,7 @@
         </w:rPr>
         <w:t xml:space="preserve"> poses a significant threat to wild bird populations, with hundreds of mortality events recorded in the United States alone (Hall and Saito 2008), and </w:t>
       </w:r>
-      <w:ins w:id="161" w:author="Kelsey McCune" w:date="2026-04-29T13:57:00Z" w16du:dateUtc="2026-04-29T18:57:00Z">
+      <w:ins w:id="162" w:author="Kelsey McCune" w:date="2026-04-29T13:57:00Z" w16du:dateUtc="2026-04-29T18:57:00Z">
         <w:r>
           <w:rPr>
             <w:sz w:val="22"/>
@@ -5409,7 +5427,7 @@
           <w:t>a</w:t>
         </w:r>
       </w:ins>
-      <w:del w:id="162" w:author="Kelsey McCune" w:date="2026-04-29T13:57:00Z" w16du:dateUtc="2026-04-29T18:57:00Z">
+      <w:del w:id="163" w:author="Kelsey McCune" w:date="2026-04-29T13:57:00Z" w16du:dateUtc="2026-04-29T18:57:00Z">
         <w:r>
           <w:rPr>
             <w:sz w:val="22"/>
@@ -5425,7 +5443,7 @@
         </w:rPr>
         <w:t xml:space="preserve"> 2021 outbreak</w:t>
       </w:r>
-      <w:ins w:id="163" w:author="Kelsey McCune" w:date="2026-04-29T13:57:00Z" w16du:dateUtc="2026-04-29T18:57:00Z">
+      <w:ins w:id="164" w:author="Kelsey McCune" w:date="2026-04-29T13:57:00Z" w16du:dateUtc="2026-04-29T18:57:00Z">
         <w:r>
           <w:rPr>
             <w:sz w:val="22"/>
@@ -5441,7 +5459,7 @@
         </w:rPr>
         <w:t xml:space="preserve"> linked to wild songbirds at residential feeders </w:t>
       </w:r>
-      <w:ins w:id="164" w:author="Kelsey McCune" w:date="2026-04-29T13:57:00Z" w16du:dateUtc="2026-04-29T18:57:00Z">
+      <w:ins w:id="165" w:author="Kelsey McCune" w:date="2026-04-29T13:57:00Z" w16du:dateUtc="2026-04-29T18:57:00Z">
         <w:r>
           <w:rPr>
             <w:sz w:val="22"/>
@@ -5450,7 +5468,7 @@
           <w:t>that</w:t>
         </w:r>
       </w:ins>
-      <w:del w:id="165" w:author="Kelsey McCune" w:date="2026-04-29T13:57:00Z" w16du:dateUtc="2026-04-29T18:57:00Z">
+      <w:del w:id="166" w:author="Kelsey McCune" w:date="2026-04-29T13:57:00Z" w16du:dateUtc="2026-04-29T18:57:00Z">
         <w:r>
           <w:rPr>
             <w:sz w:val="22"/>
@@ -5538,7 +5556,7 @@
           <w:szCs w:val="22"/>
         </w:rPr>
       </w:pPr>
-      <w:ins w:id="166" w:author="Kelsey McCune" w:date="2026-04-29T13:58:00Z" w16du:dateUtc="2026-04-29T18:58:00Z">
+      <w:ins w:id="167" w:author="Kelsey McCune" w:date="2026-04-29T13:58:00Z" w16du:dateUtc="2026-04-29T18:58:00Z">
         <w:r>
           <w:rPr>
             <w:sz w:val="22"/>
@@ -5547,7 +5565,7 @@
           <w:t>My</w:t>
         </w:r>
       </w:ins>
-      <w:del w:id="167" w:author="Kelsey McCune" w:date="2026-04-29T13:58:00Z" w16du:dateUtc="2026-04-29T18:58:00Z">
+      <w:del w:id="168" w:author="Kelsey McCune" w:date="2026-04-29T13:58:00Z" w16du:dateUtc="2026-04-29T18:58:00Z">
         <w:r>
           <w:rPr>
             <w:sz w:val="22"/>
@@ -5577,7 +5595,7 @@
         </w:rPr>
         <w:t xml:space="preserve">will produce some of the first data </w:t>
       </w:r>
-      <w:del w:id="168" w:author="Kelsey McCune" w:date="2026-04-29T13:59:00Z" w16du:dateUtc="2026-04-29T18:59:00Z">
+      <w:del w:id="169" w:author="Kelsey McCune" w:date="2026-04-29T13:59:00Z" w16du:dateUtc="2026-04-29T18:59:00Z">
         <w:r>
           <w:rPr>
             <w:sz w:val="22"/>
@@ -5677,7 +5695,7 @@
         </w:rPr>
         <w:t xml:space="preserve"> for whole</w:t>
       </w:r>
-      <w:ins w:id="169" w:author="Kelsey McCune" w:date="2026-04-29T14:00:00Z" w16du:dateUtc="2026-04-29T19:00:00Z">
+      <w:ins w:id="170" w:author="Kelsey McCune" w:date="2026-04-29T14:00:00Z" w16du:dateUtc="2026-04-29T19:00:00Z">
         <w:r>
           <w:rPr>
             <w:sz w:val="22"/>
@@ -5686,7 +5704,7 @@
           <w:t xml:space="preserve"> </w:t>
         </w:r>
       </w:ins>
-      <w:del w:id="170" w:author="Kelsey McCune" w:date="2026-04-29T14:00:00Z" w16du:dateUtc="2026-04-29T19:00:00Z">
+      <w:del w:id="171" w:author="Kelsey McCune" w:date="2026-04-29T14:00:00Z" w16du:dateUtc="2026-04-29T19:00:00Z">
         <w:r>
           <w:rPr>
             <w:sz w:val="22"/>
@@ -5718,7 +5736,7 @@
         </w:rPr>
         <w:t xml:space="preserve"> positive samples</w:t>
       </w:r>
-      <w:del w:id="171" w:author="Kelsey McCune" w:date="2026-04-29T14:00:00Z" w16du:dateUtc="2026-04-29T19:00:00Z">
+      <w:del w:id="172" w:author="Kelsey McCune" w:date="2026-04-29T14:00:00Z" w16du:dateUtc="2026-04-29T19:00:00Z">
         <w:r>
           <w:rPr>
             <w:sz w:val="22"/>
@@ -5776,7 +5794,7 @@
         </w:rPr>
         <w:t xml:space="preserve"> to</w:t>
       </w:r>
-      <w:ins w:id="172" w:author="Kelsey McCune" w:date="2026-04-29T14:01:00Z" w16du:dateUtc="2026-04-29T19:01:00Z">
+      <w:ins w:id="173" w:author="Kelsey McCune" w:date="2026-04-29T14:01:00Z" w16du:dateUtc="2026-04-29T19:01:00Z">
         <w:r>
           <w:rPr>
             <w:sz w:val="22"/>
@@ -5785,7 +5803,7 @@
           <w:t xml:space="preserve"> identify whether </w:t>
         </w:r>
       </w:ins>
-      <w:ins w:id="173" w:author="Kelsey McCune" w:date="2026-04-29T14:02:00Z" w16du:dateUtc="2026-04-29T19:02:00Z">
+      <w:ins w:id="174" w:author="Kelsey McCune" w:date="2026-04-29T14:02:00Z" w16du:dateUtc="2026-04-29T19:02:00Z">
         <w:r>
           <w:rPr>
             <w:sz w:val="22"/>
@@ -5794,7 +5812,7 @@
           <w:t>they represent the same genomic strains as known outbreaks</w:t>
         </w:r>
       </w:ins>
-      <w:ins w:id="174" w:author="Kelsey McCune" w:date="2026-04-29T14:03:00Z" w16du:dateUtc="2026-04-29T19:03:00Z">
+      <w:ins w:id="175" w:author="Kelsey McCune" w:date="2026-04-29T14:03:00Z" w16du:dateUtc="2026-04-29T19:03:00Z">
         <w:r>
           <w:rPr>
             <w:sz w:val="22"/>
@@ -5811,7 +5829,7 @@
           <w:t>regions</w:t>
         </w:r>
       </w:ins>
-      <w:ins w:id="175" w:author="Kelsey McCune" w:date="2026-04-29T14:02:00Z" w16du:dateUtc="2026-04-29T19:02:00Z">
+      <w:ins w:id="176" w:author="Kelsey McCune" w:date="2026-04-29T14:02:00Z" w16du:dateUtc="2026-04-29T19:02:00Z">
         <w:r>
           <w:rPr>
             <w:sz w:val="22"/>
@@ -5870,7 +5888,7 @@
         </w:rPr>
         <w:t xml:space="preserve">presence of </w:t>
       </w:r>
-      <w:del w:id="176" w:author="Kelsey McCune" w:date="2026-04-29T14:03:00Z" w16du:dateUtc="2026-04-29T19:03:00Z">
+      <w:del w:id="177" w:author="Kelsey McCune" w:date="2026-04-29T14:03:00Z" w16du:dateUtc="2026-04-29T19:03:00Z">
         <w:r>
           <w:rPr>
             <w:sz w:val="22"/>
@@ -5879,7 +5897,7 @@
           <w:delText xml:space="preserve">antimicrobial </w:delText>
         </w:r>
       </w:del>
-      <w:ins w:id="177" w:author="Kelsey McCune" w:date="2026-04-29T14:03:00Z" w16du:dateUtc="2026-04-29T19:03:00Z">
+      <w:ins w:id="178" w:author="Kelsey McCune" w:date="2026-04-29T14:03:00Z" w16du:dateUtc="2026-04-29T19:03:00Z">
         <w:r>
           <w:rPr>
             <w:sz w:val="22"/>
@@ -5909,7 +5927,7 @@
         </w:rPr>
         <w:t>resistant genes</w:t>
       </w:r>
-      <w:ins w:id="178" w:author="Kelsey McCune" w:date="2026-04-29T14:00:00Z" w16du:dateUtc="2026-04-29T19:00:00Z">
+      <w:ins w:id="179" w:author="Kelsey McCune" w:date="2026-04-29T14:00:00Z" w16du:dateUtc="2026-04-29T19:00:00Z">
         <w:r>
           <w:rPr>
             <w:sz w:val="22"/>
@@ -5918,7 +5936,7 @@
           <w:t xml:space="preserve"> to inform </w:t>
         </w:r>
       </w:ins>
-      <w:ins w:id="179" w:author="Kelsey McCune" w:date="2026-04-29T14:01:00Z" w16du:dateUtc="2026-04-29T19:01:00Z">
+      <w:ins w:id="180" w:author="Kelsey McCune" w:date="2026-04-29T14:01:00Z" w16du:dateUtc="2026-04-29T19:01:00Z">
         <w:r>
           <w:rPr>
             <w:sz w:val="22"/>
@@ -5927,7 +5945,7 @@
           <w:t xml:space="preserve">health </w:t>
         </w:r>
       </w:ins>
-      <w:ins w:id="180" w:author="Kelsey McCune" w:date="2026-04-29T14:00:00Z" w16du:dateUtc="2026-04-29T19:00:00Z">
+      <w:ins w:id="181" w:author="Kelsey McCune" w:date="2026-04-29T14:00:00Z" w16du:dateUtc="2026-04-29T19:00:00Z">
         <w:r>
           <w:rPr>
             <w:sz w:val="22"/>
@@ -5936,7 +5954,7 @@
           <w:t>treatment plan</w:t>
         </w:r>
       </w:ins>
-      <w:ins w:id="181" w:author="Kelsey McCune" w:date="2026-04-29T14:01:00Z" w16du:dateUtc="2026-04-29T19:01:00Z">
+      <w:ins w:id="182" w:author="Kelsey McCune" w:date="2026-04-29T14:01:00Z" w16du:dateUtc="2026-04-29T19:01:00Z">
         <w:r>
           <w:rPr>
             <w:sz w:val="22"/>
@@ -5945,7 +5963,7 @@
           <w:t xml:space="preserve">s. </w:t>
         </w:r>
       </w:ins>
-      <w:del w:id="182" w:author="Kelsey McCune" w:date="2026-04-29T14:03:00Z" w16du:dateUtc="2026-04-29T19:03:00Z">
+      <w:del w:id="183" w:author="Kelsey McCune" w:date="2026-04-29T14:03:00Z" w16du:dateUtc="2026-04-29T19:03:00Z">
         <w:r>
           <w:rPr>
             <w:sz w:val="22"/>
@@ -6117,7 +6135,7 @@
         </w:rPr>
         <w:t xml:space="preserve"> categorized into four treatment types: control sites with no feeders or poultry (n = 4), </w:t>
       </w:r>
-      <w:del w:id="183" w:author="Kelsey McCune" w:date="2026-04-29T14:04:00Z" w16du:dateUtc="2026-04-29T19:04:00Z">
+      <w:del w:id="184" w:author="Kelsey McCune" w:date="2026-04-29T14:04:00Z" w16du:dateUtc="2026-04-29T19:04:00Z">
         <w:r>
           <w:rPr>
             <w:sz w:val="22"/>
@@ -6126,7 +6144,7 @@
           <w:delText xml:space="preserve">backyard </w:delText>
         </w:r>
       </w:del>
-      <w:ins w:id="184" w:author="Kelsey McCune" w:date="2026-04-29T14:04:00Z" w16du:dateUtc="2026-04-29T19:04:00Z">
+      <w:ins w:id="185" w:author="Kelsey McCune" w:date="2026-04-29T14:04:00Z" w16du:dateUtc="2026-04-29T19:04:00Z">
         <w:r>
           <w:rPr>
             <w:sz w:val="22"/>
@@ -6149,7 +6167,7 @@
         </w:rPr>
         <w:t>bird feeder</w:t>
       </w:r>
-      <w:ins w:id="185" w:author="Kelsey McCune" w:date="2026-04-29T14:04:00Z" w16du:dateUtc="2026-04-29T19:04:00Z">
+      <w:ins w:id="186" w:author="Kelsey McCune" w:date="2026-04-29T14:04:00Z" w16du:dateUtc="2026-04-29T19:04:00Z">
         <w:r>
           <w:rPr>
             <w:sz w:val="22"/>
@@ -6158,7 +6176,7 @@
           <w:t xml:space="preserve">s </w:t>
         </w:r>
       </w:ins>
-      <w:del w:id="186" w:author="Kelsey McCune" w:date="2026-04-29T14:04:00Z" w16du:dateUtc="2026-04-29T19:04:00Z">
+      <w:del w:id="187" w:author="Kelsey McCune" w:date="2026-04-29T14:04:00Z" w16du:dateUtc="2026-04-29T19:04:00Z">
         <w:r>
           <w:rPr>
             <w:sz w:val="22"/>
@@ -6167,7 +6185,7 @@
           <w:delText>-</w:delText>
         </w:r>
       </w:del>
-      <w:del w:id="187" w:author="Kelsey McCune" w:date="2026-04-29T14:05:00Z" w16du:dateUtc="2026-04-29T19:05:00Z">
+      <w:del w:id="188" w:author="Kelsey McCune" w:date="2026-04-29T14:05:00Z" w16du:dateUtc="2026-04-29T19:05:00Z">
         <w:r>
           <w:rPr>
             <w:sz w:val="22"/>
@@ -6176,7 +6194,7 @@
           <w:delText>only s</w:delText>
         </w:r>
       </w:del>
-      <w:del w:id="188" w:author="Kelsey McCune" w:date="2026-04-29T14:04:00Z" w16du:dateUtc="2026-04-29T19:04:00Z">
+      <w:del w:id="189" w:author="Kelsey McCune" w:date="2026-04-29T14:04:00Z" w16du:dateUtc="2026-04-29T19:04:00Z">
         <w:r>
           <w:rPr>
             <w:sz w:val="22"/>
@@ -6185,7 +6203,7 @@
           <w:delText>ites</w:delText>
         </w:r>
       </w:del>
-      <w:del w:id="189" w:author="Kelsey McCune" w:date="2026-04-29T14:05:00Z" w16du:dateUtc="2026-04-29T19:05:00Z">
+      <w:del w:id="190" w:author="Kelsey McCune" w:date="2026-04-29T14:05:00Z" w16du:dateUtc="2026-04-29T19:05:00Z">
         <w:r>
           <w:rPr>
             <w:sz w:val="22"/>
@@ -6201,7 +6219,7 @@
         </w:rPr>
         <w:t xml:space="preserve">(n = 4), </w:t>
       </w:r>
-      <w:del w:id="190" w:author="Kelsey McCune" w:date="2026-04-29T14:05:00Z" w16du:dateUtc="2026-04-29T19:05:00Z">
+      <w:del w:id="191" w:author="Kelsey McCune" w:date="2026-04-29T14:05:00Z" w16du:dateUtc="2026-04-29T19:05:00Z">
         <w:r>
           <w:rPr>
             <w:sz w:val="22"/>
@@ -6217,7 +6235,7 @@
         </w:rPr>
         <w:t>yard</w:t>
       </w:r>
-      <w:ins w:id="191" w:author="Kelsey McCune" w:date="2026-04-29T14:05:00Z" w16du:dateUtc="2026-04-29T19:05:00Z">
+      <w:ins w:id="192" w:author="Kelsey McCune" w:date="2026-04-29T14:05:00Z" w16du:dateUtc="2026-04-29T19:05:00Z">
         <w:r>
           <w:rPr>
             <w:sz w:val="22"/>
@@ -6233,7 +6251,7 @@
         </w:rPr>
         <w:t xml:space="preserve"> chicken</w:t>
       </w:r>
-      <w:del w:id="192" w:author="Kelsey McCune" w:date="2026-04-29T14:05:00Z" w16du:dateUtc="2026-04-29T19:05:00Z">
+      <w:del w:id="193" w:author="Kelsey McCune" w:date="2026-04-29T14:05:00Z" w16du:dateUtc="2026-04-29T19:05:00Z">
         <w:r>
           <w:rPr>
             <w:sz w:val="22"/>
@@ -6263,7 +6281,7 @@
         </w:rPr>
         <w:t xml:space="preserve">), and </w:t>
       </w:r>
-      <w:del w:id="193" w:author="Kelsey McCune" w:date="2026-04-29T14:05:00Z" w16du:dateUtc="2026-04-29T19:05:00Z">
+      <w:del w:id="194" w:author="Kelsey McCune" w:date="2026-04-29T14:05:00Z" w16du:dateUtc="2026-04-29T19:05:00Z">
         <w:r>
           <w:rPr>
             <w:sz w:val="22"/>
@@ -6279,7 +6297,7 @@
         </w:rPr>
         <w:t>yard</w:t>
       </w:r>
-      <w:del w:id="194" w:author="Kelsey McCune" w:date="2026-04-29T14:05:00Z" w16du:dateUtc="2026-04-29T19:05:00Z">
+      <w:del w:id="195" w:author="Kelsey McCune" w:date="2026-04-29T14:05:00Z" w16du:dateUtc="2026-04-29T19:05:00Z">
         <w:r>
           <w:rPr>
             <w:sz w:val="22"/>
@@ -6498,7 +6516,7 @@
         </w:rPr>
         <w:t xml:space="preserve"> areas at control sites. </w:t>
       </w:r>
-      <w:ins w:id="195" w:author="Kelsey McCune" w:date="2026-04-29T14:07:00Z" w16du:dateUtc="2026-04-29T19:07:00Z">
+      <w:ins w:id="196" w:author="Kelsey McCune" w:date="2026-04-29T14:07:00Z" w16du:dateUtc="2026-04-29T19:07:00Z">
         <w:r>
           <w:rPr>
             <w:sz w:val="22"/>
@@ -6507,7 +6525,7 @@
           <w:t>I</w:t>
         </w:r>
       </w:ins>
-      <w:del w:id="196" w:author="Kelsey McCune" w:date="2026-04-29T14:07:00Z" w16du:dateUtc="2026-04-29T19:07:00Z">
+      <w:del w:id="197" w:author="Kelsey McCune" w:date="2026-04-29T14:07:00Z" w16du:dateUtc="2026-04-29T19:07:00Z">
         <w:r>
           <w:rPr>
             <w:sz w:val="22"/>
@@ -6551,7 +6569,7 @@
         </w:rPr>
         <w:t>condition</w:t>
       </w:r>
-      <w:ins w:id="197" w:author="Kelsey McCune" w:date="2026-04-29T14:06:00Z" w16du:dateUtc="2026-04-29T19:06:00Z">
+      <w:ins w:id="198" w:author="Kelsey McCune" w:date="2026-04-29T14:06:00Z" w16du:dateUtc="2026-04-29T19:06:00Z">
         <w:r>
           <w:rPr>
             <w:sz w:val="22"/>
@@ -6567,7 +6585,7 @@
         </w:rPr>
         <w:t xml:space="preserve"> </w:t>
       </w:r>
-      <w:del w:id="198" w:author="Kelsey McCune" w:date="2026-04-29T14:06:00Z" w16du:dateUtc="2026-04-29T19:06:00Z">
+      <w:del w:id="199" w:author="Kelsey McCune" w:date="2026-04-29T14:06:00Z" w16du:dateUtc="2026-04-29T19:06:00Z">
         <w:r>
           <w:rPr>
             <w:sz w:val="22"/>
@@ -6576,7 +6594,7 @@
           <w:delText>and install</w:delText>
         </w:r>
       </w:del>
-      <w:ins w:id="199" w:author="Kelsey McCune" w:date="2026-04-29T14:06:00Z" w16du:dateUtc="2026-04-29T19:06:00Z">
+      <w:ins w:id="200" w:author="Kelsey McCune" w:date="2026-04-29T14:06:00Z" w16du:dateUtc="2026-04-29T19:06:00Z">
         <w:r>
           <w:rPr>
             <w:sz w:val="22"/>
@@ -6634,7 +6652,7 @@
         </w:rPr>
         <w:t xml:space="preserve"> samples from each captured bird via cloacal swab or from fresh droppings on clean surfaces. Backyard chicken fecal samples and soil</w:t>
       </w:r>
-      <w:ins w:id="200" w:author="Kelsey McCune" w:date="2026-04-29T14:07:00Z" w16du:dateUtc="2026-04-29T19:07:00Z">
+      <w:ins w:id="201" w:author="Kelsey McCune" w:date="2026-04-29T14:07:00Z" w16du:dateUtc="2026-04-29T19:07:00Z">
         <w:r>
           <w:rPr>
             <w:sz w:val="22"/>
@@ -6643,7 +6661,7 @@
           <w:t xml:space="preserve"> </w:t>
         </w:r>
       </w:ins>
-      <w:del w:id="201" w:author="Kelsey McCune" w:date="2026-04-29T14:07:00Z" w16du:dateUtc="2026-04-29T19:07:00Z">
+      <w:del w:id="202" w:author="Kelsey McCune" w:date="2026-04-29T14:07:00Z" w16du:dateUtc="2026-04-29T19:07:00Z">
         <w:r>
           <w:rPr>
             <w:sz w:val="22"/>
@@ -6652,7 +6670,7 @@
           <w:delText>/surface swab</w:delText>
         </w:r>
       </w:del>
-      <w:ins w:id="202" w:author="Kelsey McCune" w:date="2026-04-29T14:07:00Z" w16du:dateUtc="2026-04-29T19:07:00Z">
+      <w:ins w:id="203" w:author="Kelsey McCune" w:date="2026-04-29T14:07:00Z" w16du:dateUtc="2026-04-29T19:07:00Z">
         <w:r>
           <w:rPr>
             <w:sz w:val="22"/>
@@ -6668,7 +6686,7 @@
         </w:rPr>
         <w:t xml:space="preserve">s from </w:t>
       </w:r>
-      <w:ins w:id="203" w:author="Kelsey McCune" w:date="2026-04-29T14:07:00Z" w16du:dateUtc="2026-04-29T19:07:00Z">
+      <w:ins w:id="204" w:author="Kelsey McCune" w:date="2026-04-29T14:07:00Z" w16du:dateUtc="2026-04-29T19:07:00Z">
         <w:r>
           <w:rPr>
             <w:sz w:val="22"/>
@@ -6684,7 +6702,7 @@
         </w:rPr>
         <w:t>feeder</w:t>
       </w:r>
-      <w:ins w:id="204" w:author="Kelsey McCune" w:date="2026-04-29T14:07:00Z" w16du:dateUtc="2026-04-29T19:07:00Z">
+      <w:ins w:id="205" w:author="Kelsey McCune" w:date="2026-04-29T14:07:00Z" w16du:dateUtc="2026-04-29T19:07:00Z">
         <w:r>
           <w:rPr>
             <w:sz w:val="22"/>
@@ -6700,7 +6718,7 @@
         </w:rPr>
         <w:t xml:space="preserve"> and coop areas are also collected to characterize environmental pathogen reservoirs. All samples are transported </w:t>
       </w:r>
-      <w:ins w:id="205" w:author="Kelsey McCune" w:date="2026-04-29T14:07:00Z" w16du:dateUtc="2026-04-29T19:07:00Z">
+      <w:ins w:id="206" w:author="Kelsey McCune" w:date="2026-04-29T14:07:00Z" w16du:dateUtc="2026-04-29T19:07:00Z">
         <w:r>
           <w:rPr>
             <w:sz w:val="22"/>
@@ -6740,7 +6758,7 @@
       <w:pPr>
         <w:ind w:firstLine="720"/>
         <w:rPr>
-          <w:ins w:id="206" w:author="Kelsey McCune" w:date="2026-04-29T14:09:00Z" w16du:dateUtc="2026-04-29T19:09:00Z"/>
+          <w:ins w:id="207" w:author="Kelsey McCune" w:date="2026-04-29T14:09:00Z" w16du:dateUtc="2026-04-29T19:09:00Z"/>
           <w:sz w:val="22"/>
           <w:szCs w:val="22"/>
         </w:rPr>
@@ -6910,7 +6928,7 @@
         </w:rPr>
         <w:t xml:space="preserve">. Presumptive colonies </w:t>
       </w:r>
-      <w:ins w:id="207" w:author="Kelsey McCune" w:date="2026-04-29T14:08:00Z" w16du:dateUtc="2026-04-29T19:08:00Z">
+      <w:ins w:id="208" w:author="Kelsey McCune" w:date="2026-04-29T14:08:00Z" w16du:dateUtc="2026-04-29T19:08:00Z">
         <w:r>
           <w:rPr>
             <w:sz w:val="22"/>
@@ -6928,7 +6946,7 @@
           <w:szCs w:val="22"/>
         </w:rPr>
       </w:pPr>
-      <w:ins w:id="208" w:author="Kelsey McCune" w:date="2026-04-29T14:08:00Z" w16du:dateUtc="2026-04-29T19:08:00Z">
+      <w:ins w:id="209" w:author="Kelsey McCune" w:date="2026-04-29T14:08:00Z" w16du:dateUtc="2026-04-29T19:08:00Z">
         <w:r>
           <w:rPr>
             <w:sz w:val="22"/>
@@ -6944,7 +6962,7 @@
         </w:rPr>
         <w:t>w</w:t>
       </w:r>
-      <w:ins w:id="209" w:author="Kelsey McCune" w:date="2026-04-29T14:08:00Z" w16du:dateUtc="2026-04-29T19:08:00Z">
+      <w:ins w:id="210" w:author="Kelsey McCune" w:date="2026-04-29T14:08:00Z" w16du:dateUtc="2026-04-29T19:08:00Z">
         <w:r>
           <w:rPr>
             <w:sz w:val="22"/>
@@ -6953,7 +6971,7 @@
           <w:t>ould s</w:t>
         </w:r>
       </w:ins>
-      <w:ins w:id="210" w:author="Kelsey McCune" w:date="2026-04-29T14:09:00Z" w16du:dateUtc="2026-04-29T19:09:00Z">
+      <w:ins w:id="211" w:author="Kelsey McCune" w:date="2026-04-29T14:09:00Z" w16du:dateUtc="2026-04-29T19:09:00Z">
         <w:r>
           <w:rPr>
             <w:sz w:val="22"/>
@@ -6962,7 +6980,7 @@
           <w:t>upport</w:t>
         </w:r>
       </w:ins>
-      <w:del w:id="211" w:author="Kelsey McCune" w:date="2026-04-29T14:08:00Z" w16du:dateUtc="2026-04-29T19:08:00Z">
+      <w:del w:id="212" w:author="Kelsey McCune" w:date="2026-04-29T14:08:00Z" w16du:dateUtc="2026-04-29T19:08:00Z">
         <w:r>
           <w:rPr>
             <w:sz w:val="22"/>
@@ -6978,7 +6996,7 @@
         </w:rPr>
         <w:t xml:space="preserve"> </w:t>
       </w:r>
-      <w:ins w:id="212" w:author="Kelsey McCune" w:date="2026-04-29T14:09:00Z" w16du:dateUtc="2026-04-29T19:09:00Z">
+      <w:ins w:id="213" w:author="Kelsey McCune" w:date="2026-04-29T14:09:00Z" w16du:dateUtc="2026-04-29T19:09:00Z">
         <w:r>
           <w:rPr>
             <w:sz w:val="22"/>
@@ -6987,7 +7005,7 @@
           <w:t xml:space="preserve">the </w:t>
         </w:r>
       </w:ins>
-      <w:del w:id="213" w:author="Kelsey McCune" w:date="2026-04-29T14:09:00Z" w16du:dateUtc="2026-04-29T19:09:00Z">
+      <w:del w:id="214" w:author="Kelsey McCune" w:date="2026-04-29T14:09:00Z" w16du:dateUtc="2026-04-29T19:09:00Z">
         <w:r>
           <w:rPr>
             <w:sz w:val="22"/>
@@ -7010,7 +7028,7 @@
         </w:rPr>
         <w:t>confirm</w:t>
       </w:r>
-      <w:ins w:id="214" w:author="Kelsey McCune" w:date="2026-04-29T14:09:00Z" w16du:dateUtc="2026-04-29T19:09:00Z">
+      <w:ins w:id="215" w:author="Kelsey McCune" w:date="2026-04-29T14:09:00Z" w16du:dateUtc="2026-04-29T19:09:00Z">
         <w:r>
           <w:rPr>
             <w:sz w:val="22"/>
@@ -7019,7 +7037,7 @@
           <w:t>ation of these colonies</w:t>
         </w:r>
       </w:ins>
-      <w:del w:id="215" w:author="Kelsey McCune" w:date="2026-04-29T14:09:00Z" w16du:dateUtc="2026-04-29T19:09:00Z">
+      <w:del w:id="216" w:author="Kelsey McCune" w:date="2026-04-29T14:09:00Z" w16du:dateUtc="2026-04-29T19:09:00Z">
         <w:r>
           <w:rPr>
             <w:sz w:val="22"/>
@@ -7033,14 +7051,30 @@
           <w:sz w:val="22"/>
           <w:szCs w:val="22"/>
         </w:rPr>
-        <w:t xml:space="preserve"> using </w:t>
-      </w:r>
-      <w:r>
-        <w:rPr>
-          <w:sz w:val="22"/>
-          <w:szCs w:val="22"/>
-        </w:rPr>
-        <w:t xml:space="preserve">a </w:t>
+        <w:t xml:space="preserve"> using</w:t>
+      </w:r>
+      <w:del w:id="217" w:author="Kelsey McCune" w:date="2026-04-29T15:14:00Z" w16du:dateUtc="2026-04-29T20:14:00Z">
+        <w:r>
+          <w:rPr>
+            <w:sz w:val="22"/>
+            <w:szCs w:val="22"/>
+          </w:rPr>
+          <w:delText xml:space="preserve"> </w:delText>
+        </w:r>
+        <w:r>
+          <w:rPr>
+            <w:sz w:val="22"/>
+            <w:szCs w:val="22"/>
+          </w:rPr>
+          <w:delText>a</w:delText>
+        </w:r>
+      </w:del>
+      <w:r>
+        <w:rPr>
+          <w:sz w:val="22"/>
+          <w:szCs w:val="22"/>
+        </w:rPr>
+        <w:t xml:space="preserve"> </w:t>
       </w:r>
       <w:r>
         <w:rPr>
@@ -7063,7 +7097,7 @@
         </w:rPr>
         <w:t xml:space="preserve">I will </w:t>
       </w:r>
-      <w:ins w:id="216" w:author="Kelsey McCune" w:date="2026-04-29T14:09:00Z" w16du:dateUtc="2026-04-29T19:09:00Z">
+      <w:ins w:id="218" w:author="Kelsey McCune" w:date="2026-04-29T14:09:00Z" w16du:dateUtc="2026-04-29T19:09:00Z">
         <w:r>
           <w:rPr>
             <w:sz w:val="22"/>
@@ -7150,7 +7184,7 @@
         </w:rPr>
         <w:t xml:space="preserve"> to determine serotype</w:t>
       </w:r>
-      <w:ins w:id="217" w:author="Kelsey McCune" w:date="2026-04-29T14:10:00Z" w16du:dateUtc="2026-04-29T19:10:00Z">
+      <w:ins w:id="219" w:author="Kelsey McCune" w:date="2026-04-29T14:10:00Z" w16du:dateUtc="2026-04-29T19:10:00Z">
         <w:r>
           <w:rPr>
             <w:sz w:val="22"/>
@@ -7308,7 +7342,7 @@
         </w:rPr>
         <w:t>as a function of site treatment type</w:t>
       </w:r>
-      <w:ins w:id="218" w:author="Kelsey McCune" w:date="2026-04-29T14:10:00Z" w16du:dateUtc="2026-04-29T19:10:00Z">
+      <w:ins w:id="220" w:author="Kelsey McCune" w:date="2026-04-29T14:10:00Z" w16du:dateUtc="2026-04-29T19:10:00Z">
         <w:r>
           <w:rPr>
             <w:sz w:val="22"/>
@@ -7317,7 +7351,7 @@
           <w:t>, homeo</w:t>
         </w:r>
       </w:ins>
-      <w:ins w:id="219" w:author="Kelsey McCune" w:date="2026-04-29T14:11:00Z" w16du:dateUtc="2026-04-29T19:11:00Z">
+      <w:ins w:id="221" w:author="Kelsey McCune" w:date="2026-04-29T14:11:00Z" w16du:dateUtc="2026-04-29T19:11:00Z">
         <w:r>
           <w:rPr>
             <w:sz w:val="22"/>
@@ -7403,7 +7437,7 @@
         </w:rPr>
         <w:t xml:space="preserve"> or household specific backyard </w:t>
       </w:r>
-      <w:del w:id="220" w:author="Kelsey McCune" w:date="2026-04-29T14:11:00Z" w16du:dateUtc="2026-04-29T19:11:00Z">
+      <w:del w:id="222" w:author="Kelsey McCune" w:date="2026-04-29T14:11:00Z" w16du:dateUtc="2026-04-29T19:11:00Z">
         <w:r>
           <w:rPr>
             <w:sz w:val="22"/>
@@ -7412,7 +7446,7 @@
           <w:delText>practices</w:delText>
         </w:r>
       </w:del>
-      <w:ins w:id="221" w:author="Kelsey McCune" w:date="2026-04-29T14:11:00Z" w16du:dateUtc="2026-04-29T19:11:00Z">
+      <w:ins w:id="223" w:author="Kelsey McCune" w:date="2026-04-29T14:11:00Z" w16du:dateUtc="2026-04-29T19:11:00Z">
         <w:r>
           <w:rPr>
             <w:sz w:val="22"/>
@@ -7435,7 +7469,7 @@
         </w:rPr>
         <w:t xml:space="preserve">. </w:t>
       </w:r>
-      <w:ins w:id="222" w:author="Kelsey McCune" w:date="2026-04-29T14:15:00Z" w16du:dateUtc="2026-04-29T19:15:00Z">
+      <w:ins w:id="224" w:author="Kelsey McCune" w:date="2026-04-29T14:15:00Z" w16du:dateUtc="2026-04-29T19:15:00Z">
         <w:r>
           <w:rPr>
             <w:sz w:val="22"/>
@@ -7444,7 +7478,7 @@
           <w:t>I will use social network analysis to map the influence of backyard acti</w:t>
         </w:r>
       </w:ins>
-      <w:ins w:id="223" w:author="Kelsey McCune" w:date="2026-04-29T14:16:00Z" w16du:dateUtc="2026-04-29T19:16:00Z">
+      <w:ins w:id="225" w:author="Kelsey McCune" w:date="2026-04-29T14:16:00Z" w16du:dateUtc="2026-04-29T19:16:00Z">
         <w:r>
           <w:rPr>
             <w:sz w:val="22"/>
@@ -7453,7 +7487,7 @@
           <w:t xml:space="preserve">vities on the probability of </w:t>
         </w:r>
       </w:ins>
-      <w:ins w:id="224" w:author="Kelsey McCune" w:date="2026-04-29T14:28:00Z" w16du:dateUtc="2026-04-29T19:28:00Z">
+      <w:ins w:id="226" w:author="Kelsey McCune" w:date="2026-04-29T14:28:00Z" w16du:dateUtc="2026-04-29T19:28:00Z">
         <w:r>
           <w:rPr>
             <w:sz w:val="22"/>
@@ -7478,7 +7512,7 @@
           <w:t>.</w:t>
         </w:r>
       </w:ins>
-      <w:ins w:id="225" w:author="Kelsey McCune" w:date="2026-04-29T14:15:00Z" w16du:dateUtc="2026-04-29T19:15:00Z">
+      <w:ins w:id="227" w:author="Kelsey McCune" w:date="2026-04-29T14:15:00Z" w16du:dateUtc="2026-04-29T19:15:00Z">
         <w:r>
           <w:rPr>
             <w:sz w:val="22"/>
@@ -7552,7 +7586,7 @@
         </w:rPr>
         <w:t>S. enterica</w:t>
       </w:r>
-      <w:ins w:id="226" w:author="Kelsey McCune" w:date="2026-04-29T14:29:00Z" w16du:dateUtc="2026-04-29T19:29:00Z">
+      <w:ins w:id="228" w:author="Kelsey McCune" w:date="2026-04-29T14:29:00Z" w16du:dateUtc="2026-04-29T19:29:00Z">
         <w:r>
           <w:rPr>
             <w:sz w:val="22"/>
@@ -7561,7 +7595,7 @@
           <w:t>,</w:t>
         </w:r>
       </w:ins>
-      <w:del w:id="227" w:author="Kelsey McCune" w:date="2026-04-29T14:29:00Z" w16du:dateUtc="2026-04-29T19:29:00Z">
+      <w:del w:id="229" w:author="Kelsey McCune" w:date="2026-04-29T14:29:00Z" w16du:dateUtc="2026-04-29T19:29:00Z">
         <w:r>
           <w:rPr>
             <w:i/>
@@ -7586,7 +7620,7 @@
         </w:rPr>
         <w:t xml:space="preserve"> whether it is the same </w:t>
       </w:r>
-      <w:del w:id="228" w:author="Kelsey McCune" w:date="2026-04-29T14:29:00Z" w16du:dateUtc="2026-04-29T19:29:00Z">
+      <w:del w:id="230" w:author="Kelsey McCune" w:date="2026-04-29T14:29:00Z" w16du:dateUtc="2026-04-29T19:29:00Z">
         <w:r>
           <w:rPr>
             <w:sz w:val="22"/>
@@ -7595,7 +7629,7 @@
           <w:delText xml:space="preserve">serotypes </w:delText>
         </w:r>
       </w:del>
-      <w:ins w:id="229" w:author="Kelsey McCune" w:date="2026-04-29T14:29:00Z" w16du:dateUtc="2026-04-29T19:29:00Z">
+      <w:ins w:id="231" w:author="Kelsey McCune" w:date="2026-04-29T14:29:00Z" w16du:dateUtc="2026-04-29T19:29:00Z">
         <w:r>
           <w:rPr>
             <w:sz w:val="22"/>
@@ -7618,7 +7652,7 @@
         </w:rPr>
         <w:t>present in chickens or at feeders</w:t>
       </w:r>
-      <w:ins w:id="230" w:author="Kelsey McCune" w:date="2026-04-29T14:29:00Z" w16du:dateUtc="2026-04-29T19:29:00Z">
+      <w:ins w:id="232" w:author="Kelsey McCune" w:date="2026-04-29T14:29:00Z" w16du:dateUtc="2026-04-29T19:29:00Z">
         <w:r>
           <w:rPr>
             <w:sz w:val="22"/>
@@ -7946,7 +7980,21 @@
           <w:sz w:val="22"/>
           <w:szCs w:val="22"/>
         </w:rPr>
-        <w:t xml:space="preserve">. This pattern may imply a nutritional buffering effect, consistent with evidence that supplemental food can improve immune function in wild passerines (Owen et al. 2021). </w:t>
+        <w:t xml:space="preserve">. This pattern may imply a nutritional buffering effect, consistent with </w:t>
+      </w:r>
+      <w:r>
+        <w:rPr>
+          <w:sz w:val="22"/>
+          <w:szCs w:val="22"/>
+        </w:rPr>
+        <w:t xml:space="preserve">lab </w:t>
+      </w:r>
+      <w:r>
+        <w:rPr>
+          <w:sz w:val="22"/>
+          <w:szCs w:val="22"/>
+        </w:rPr>
+        <w:t xml:space="preserve">evidence that supplemental food can improve immune function in wild passerines (Owen et al. 2021). </w:t>
       </w:r>
     </w:p>
     <w:p>
@@ -8106,6 +8154,7 @@
     <w:p>
       <w:pPr>
         <w:rPr>
+          <w:ins w:id="233" w:author="Kelsey McCune" w:date="2026-04-29T14:37:00Z" w16du:dateUtc="2026-04-29T19:37:00Z"/>
           <w:sz w:val="22"/>
           <w:szCs w:val="22"/>
         </w:rPr>
@@ -8117,14 +8166,28 @@
         </w:rPr>
         <w:t>Collaborations with Other Organizations:</w:t>
       </w:r>
-      <w:r>
-        <w:rPr>
-          <w:sz w:val="22"/>
-          <w:szCs w:val="22"/>
-        </w:rPr>
-        <w:br/>
-      </w:r>
-      <w:ins w:id="231" w:author="Kelsey McCune" w:date="2026-04-15T10:08:00Z" w16du:dateUtc="2026-04-15T15:08:00Z">
+      <w:del w:id="234" w:author="Kelsey McCune" w:date="2026-04-29T14:37:00Z" w16du:dateUtc="2026-04-29T19:37:00Z">
+        <w:r>
+          <w:rPr>
+            <w:sz w:val="22"/>
+            <w:szCs w:val="22"/>
+          </w:rPr>
+          <w:br/>
+        </w:r>
+      </w:del>
+    </w:p>
+    <w:p>
+      <w:pPr>
+        <w:ind w:firstLine="720"/>
+        <w:rPr>
+          <w:sz w:val="22"/>
+          <w:szCs w:val="22"/>
+        </w:rPr>
+        <w:pPrChange w:id="235" w:author="Kelsey McCune" w:date="2026-04-29T14:37:00Z" w16du:dateUtc="2026-04-29T19:37:00Z">
+          <w:pPr/>
+        </w:pPrChange>
+      </w:pPr>
+      <w:ins w:id="236" w:author="Kelsey McCune" w:date="2026-04-15T10:08:00Z" w16du:dateUtc="2026-04-15T15:08:00Z">
         <w:r>
           <w:rPr>
             <w:sz w:val="22"/>
@@ -8133,7 +8196,7 @@
           <w:t>I</w:t>
         </w:r>
       </w:ins>
-      <w:ins w:id="232" w:author="Kelsey McCune" w:date="2026-04-15T10:07:00Z" w16du:dateUtc="2026-04-15T15:07:00Z">
+      <w:ins w:id="237" w:author="Kelsey McCune" w:date="2026-04-15T10:07:00Z" w16du:dateUtc="2026-04-15T15:07:00Z">
         <w:r>
           <w:rPr>
             <w:sz w:val="22"/>
@@ -8142,7 +8205,7 @@
           <w:t xml:space="preserve"> will collaborate with</w:t>
         </w:r>
       </w:ins>
-      <w:ins w:id="233" w:author="Kelsey McCune" w:date="2026-04-29T13:16:00Z" w16du:dateUtc="2026-04-29T18:16:00Z">
+      <w:ins w:id="238" w:author="Kelsey McCune" w:date="2026-04-29T13:16:00Z" w16du:dateUtc="2026-04-29T18:16:00Z">
         <w:r>
           <w:rPr>
             <w:sz w:val="22"/>
@@ -8151,7 +8214,7 @@
           <w:t xml:space="preserve"> the</w:t>
         </w:r>
       </w:ins>
-      <w:ins w:id="234" w:author="Kelsey McCune" w:date="2026-04-15T10:07:00Z" w16du:dateUtc="2026-04-15T15:07:00Z">
+      <w:ins w:id="239" w:author="Kelsey McCune" w:date="2026-04-15T10:07:00Z" w16du:dateUtc="2026-04-15T15:07:00Z">
         <w:r>
           <w:rPr>
             <w:sz w:val="22"/>
@@ -8167,7 +8230,7 @@
         </w:rPr>
         <w:t>Thompson Bishop Sparks State Diagnostic Laboratory</w:t>
       </w:r>
-      <w:ins w:id="235" w:author="Kelsey McCune" w:date="2026-04-29T13:17:00Z" w16du:dateUtc="2026-04-29T18:17:00Z">
+      <w:ins w:id="240" w:author="Kelsey McCune" w:date="2026-04-29T13:17:00Z" w16du:dateUtc="2026-04-29T18:17:00Z">
         <w:r>
           <w:rPr>
             <w:sz w:val="22"/>
@@ -8176,7 +8239,7 @@
           <w:t xml:space="preserve"> for </w:t>
         </w:r>
       </w:ins>
-      <w:del w:id="236" w:author="Kelsey McCune" w:date="2026-04-29T13:17:00Z" w16du:dateUtc="2026-04-29T18:17:00Z">
+      <w:del w:id="241" w:author="Kelsey McCune" w:date="2026-04-29T13:17:00Z" w16du:dateUtc="2026-04-29T18:17:00Z">
         <w:r>
           <w:rPr>
             <w:sz w:val="22"/>
@@ -8185,7 +8248,7 @@
           <w:delText xml:space="preserve">- Laboratory </w:delText>
         </w:r>
       </w:del>
-      <w:del w:id="237" w:author="Kelsey McCune" w:date="2026-04-29T13:18:00Z" w16du:dateUtc="2026-04-29T18:18:00Z">
+      <w:del w:id="242" w:author="Kelsey McCune" w:date="2026-04-29T13:18:00Z" w16du:dateUtc="2026-04-29T18:18:00Z">
         <w:r>
           <w:rPr>
             <w:sz w:val="22"/>
@@ -8194,7 +8257,7 @@
           <w:delText xml:space="preserve">use </w:delText>
         </w:r>
       </w:del>
-      <w:del w:id="238" w:author="Kelsey McCune" w:date="2026-04-29T13:17:00Z" w16du:dateUtc="2026-04-29T18:17:00Z">
+      <w:del w:id="243" w:author="Kelsey McCune" w:date="2026-04-29T13:17:00Z" w16du:dateUtc="2026-04-29T18:17:00Z">
         <w:r>
           <w:rPr>
             <w:sz w:val="22"/>
@@ -8203,7 +8266,7 @@
           <w:delText>for bacterial testing and identification</w:delText>
         </w:r>
       </w:del>
-      <w:ins w:id="239" w:author="Kelsey McCune" w:date="2026-04-29T13:17:00Z" w16du:dateUtc="2026-04-29T18:17:00Z">
+      <w:ins w:id="244" w:author="Kelsey McCune" w:date="2026-04-29T13:17:00Z" w16du:dateUtc="2026-04-29T18:17:00Z">
         <w:r>
           <w:rPr>
             <w:sz w:val="22"/>
@@ -8212,7 +8275,7 @@
           <w:t>MALDI</w:t>
         </w:r>
       </w:ins>
-      <w:ins w:id="240" w:author="Kelsey McCune" w:date="2026-04-29T13:18:00Z" w16du:dateUtc="2026-04-29T18:18:00Z">
+      <w:ins w:id="245" w:author="Kelsey McCune" w:date="2026-04-29T13:18:00Z" w16du:dateUtc="2026-04-29T18:18:00Z">
         <w:r>
           <w:rPr>
             <w:sz w:val="22"/>
@@ -8221,7 +8284,7 @@
           <w:t>-TOF mass spectrometry</w:t>
         </w:r>
       </w:ins>
-      <w:ins w:id="241" w:author="Kelsey McCune" w:date="2026-04-29T13:17:00Z" w16du:dateUtc="2026-04-29T18:17:00Z">
+      <w:ins w:id="246" w:author="Kelsey McCune" w:date="2026-04-29T13:17:00Z" w16du:dateUtc="2026-04-29T18:17:00Z">
         <w:r>
           <w:rPr>
             <w:sz w:val="22"/>
@@ -8230,7 +8293,7 @@
           <w:t xml:space="preserve"> to confirm presumptive positive cultures. In addition, I collaborate with </w:t>
         </w:r>
       </w:ins>
-      <w:ins w:id="242" w:author="Kelsey McCune" w:date="2026-04-15T10:08:00Z" w16du:dateUtc="2026-04-15T15:08:00Z">
+      <w:ins w:id="247" w:author="Kelsey McCune" w:date="2026-04-15T10:08:00Z" w16du:dateUtc="2026-04-15T15:08:00Z">
         <w:r>
           <w:rPr>
             <w:sz w:val="22"/>
@@ -8239,7 +8302,7 @@
           <w:t>two other labs at Auburn University</w:t>
         </w:r>
       </w:ins>
-      <w:ins w:id="243" w:author="Kelsey McCune" w:date="2026-04-15T10:09:00Z" w16du:dateUtc="2026-04-15T15:09:00Z">
+      <w:ins w:id="248" w:author="Kelsey McCune" w:date="2026-04-15T10:09:00Z" w16du:dateUtc="2026-04-15T15:09:00Z">
         <w:r>
           <w:rPr>
             <w:sz w:val="22"/>
@@ -8248,7 +8311,7 @@
           <w:t>, one in</w:t>
         </w:r>
       </w:ins>
-      <w:ins w:id="244" w:author="Kelsey McCune" w:date="2026-04-15T10:08:00Z" w16du:dateUtc="2026-04-15T15:08:00Z">
+      <w:ins w:id="249" w:author="Kelsey McCune" w:date="2026-04-15T10:08:00Z" w16du:dateUtc="2026-04-15T15:08:00Z">
         <w:r>
           <w:rPr>
             <w:sz w:val="22"/>
@@ -8257,7 +8320,7 @@
           <w:t xml:space="preserve"> the </w:t>
         </w:r>
       </w:ins>
-      <w:ins w:id="245" w:author="Kelsey McCune" w:date="2026-04-15T10:28:00Z" w16du:dateUtc="2026-04-15T15:28:00Z">
+      <w:ins w:id="250" w:author="Kelsey McCune" w:date="2026-04-15T10:28:00Z" w16du:dateUtc="2026-04-15T15:28:00Z">
         <w:r>
           <w:rPr>
             <w:sz w:val="22"/>
@@ -8266,7 +8329,7 @@
           <w:t xml:space="preserve">Department of Poultry Science for initial culturing </w:t>
         </w:r>
       </w:ins>
-      <w:ins w:id="246" w:author="Kelsey McCune" w:date="2026-04-15T10:29:00Z" w16du:dateUtc="2026-04-15T15:29:00Z">
+      <w:ins w:id="251" w:author="Kelsey McCune" w:date="2026-04-15T10:29:00Z" w16du:dateUtc="2026-04-15T15:29:00Z">
         <w:r>
           <w:rPr>
             <w:sz w:val="22"/>
@@ -8291,7 +8354,7 @@
           <w:t xml:space="preserve">and the </w:t>
         </w:r>
       </w:ins>
-      <w:ins w:id="247" w:author="Kelsey McCune" w:date="2026-04-15T10:08:00Z" w16du:dateUtc="2026-04-15T15:08:00Z">
+      <w:ins w:id="252" w:author="Kelsey McCune" w:date="2026-04-15T10:08:00Z" w16du:dateUtc="2026-04-15T15:08:00Z">
         <w:r>
           <w:rPr>
             <w:sz w:val="22"/>
@@ -8300,7 +8363,7 @@
           <w:t>Patho</w:t>
         </w:r>
       </w:ins>
-      <w:ins w:id="248" w:author="Kelsey McCune" w:date="2026-04-15T10:29:00Z" w16du:dateUtc="2026-04-15T15:29:00Z">
+      <w:ins w:id="253" w:author="Kelsey McCune" w:date="2026-04-15T10:29:00Z" w16du:dateUtc="2026-04-15T15:29:00Z">
         <w:r>
           <w:rPr>
             <w:sz w:val="22"/>
@@ -8309,16 +8372,34 @@
           <w:t>biology Department for whole genome sequencing</w:t>
         </w:r>
       </w:ins>
-      <w:ins w:id="249" w:author="Kelsey McCune" w:date="2026-04-22T10:57:00Z" w16du:dateUtc="2026-04-22T15:57:00Z">
-        <w:r>
-          <w:rPr>
-            <w:sz w:val="22"/>
-            <w:szCs w:val="22"/>
-          </w:rPr>
-          <w:t xml:space="preserve"> to identify the serotype of positive isolates</w:t>
-        </w:r>
-      </w:ins>
-      <w:ins w:id="250" w:author="Kelsey McCune" w:date="2026-04-15T10:29:00Z" w16du:dateUtc="2026-04-15T15:29:00Z">
+      <w:ins w:id="254" w:author="Kelsey McCune" w:date="2026-04-22T10:57:00Z" w16du:dateUtc="2026-04-22T15:57:00Z">
+        <w:r>
+          <w:rPr>
+            <w:sz w:val="22"/>
+            <w:szCs w:val="22"/>
+          </w:rPr>
+          <w:t xml:space="preserve"> to identify the serotype</w:t>
+        </w:r>
+      </w:ins>
+      <w:ins w:id="255" w:author="Kelsey McCune" w:date="2026-04-29T14:36:00Z" w16du:dateUtc="2026-04-29T19:36:00Z">
+        <w:r>
+          <w:rPr>
+            <w:sz w:val="22"/>
+            <w:szCs w:val="22"/>
+          </w:rPr>
+          <w:t xml:space="preserve"> and strains</w:t>
+        </w:r>
+      </w:ins>
+      <w:ins w:id="256" w:author="Kelsey McCune" w:date="2026-04-22T10:57:00Z" w16du:dateUtc="2026-04-22T15:57:00Z">
+        <w:r>
+          <w:rPr>
+            <w:sz w:val="22"/>
+            <w:szCs w:val="22"/>
+          </w:rPr>
+          <w:t xml:space="preserve"> of positive isolates</w:t>
+        </w:r>
+      </w:ins>
+      <w:ins w:id="257" w:author="Kelsey McCune" w:date="2026-04-15T10:29:00Z" w16du:dateUtc="2026-04-15T15:29:00Z">
         <w:r>
           <w:rPr>
             <w:sz w:val="22"/>
@@ -8327,7 +8408,7 @@
           <w:t>. These collaborations with experts in thi</w:t>
         </w:r>
       </w:ins>
-      <w:ins w:id="251" w:author="Kelsey McCune" w:date="2026-04-15T10:30:00Z" w16du:dateUtc="2026-04-15T15:30:00Z">
+      <w:ins w:id="258" w:author="Kelsey McCune" w:date="2026-04-15T10:30:00Z" w16du:dateUtc="2026-04-15T15:30:00Z">
         <w:r>
           <w:rPr>
             <w:sz w:val="22"/>
@@ -8359,7 +8440,7 @@
           <w:szCs w:val="22"/>
         </w:rPr>
       </w:pPr>
-      <w:commentRangeStart w:id="252"/>
+      <w:commentRangeStart w:id="259"/>
       <w:r>
         <w:rPr>
           <w:sz w:val="22"/>
@@ -8367,14 +8448,14 @@
         </w:rPr>
         <w:t>Sources</w:t>
       </w:r>
-      <w:commentRangeEnd w:id="252"/>
+      <w:commentRangeEnd w:id="259"/>
       <w:r>
         <w:rPr>
           <w:rStyle w:val="CommentReference"/>
           <w:sz w:val="22"/>
           <w:szCs w:val="22"/>
         </w:rPr>
-        <w:commentReference w:id="252"/>
+        <w:commentReference w:id="259"/>
       </w:r>
       <w:r>
         <w:rPr>
@@ -8390,6 +8471,61 @@
         </w:rPr>
         <w:br/>
       </w:r>
+      <w:ins w:id="260" w:author="Kelsey McCune" w:date="2026-04-29T14:37:00Z" w16du:dateUtc="2026-04-29T19:37:00Z">
+        <w:r>
+          <w:rPr>
+            <w:sz w:val="22"/>
+            <w:szCs w:val="22"/>
+          </w:rPr>
+          <w:tab/>
+          <w:t xml:space="preserve">My major advisor and a committee member have provided funding for all field sampling costs and initial </w:t>
+        </w:r>
+      </w:ins>
+      <w:ins w:id="261" w:author="Kelsey McCune" w:date="2026-04-29T14:38:00Z" w16du:dateUtc="2026-04-29T19:38:00Z">
+        <w:r>
+          <w:rPr>
+            <w:sz w:val="22"/>
+            <w:szCs w:val="22"/>
+          </w:rPr>
+          <w:t xml:space="preserve">culturing of samples. They also can provide small amount of funding for the costs </w:t>
+        </w:r>
+      </w:ins>
+      <w:ins w:id="262" w:author="Kelsey McCune" w:date="2026-04-29T14:39:00Z" w16du:dateUtc="2026-04-29T19:39:00Z">
+        <w:r>
+          <w:rPr>
+            <w:sz w:val="22"/>
+            <w:szCs w:val="22"/>
+          </w:rPr>
+          <w:t>of</w:t>
+        </w:r>
+      </w:ins>
+      <w:ins w:id="263" w:author="Kelsey McCune" w:date="2026-04-29T14:38:00Z" w16du:dateUtc="2026-04-29T19:38:00Z">
+        <w:r>
+          <w:rPr>
+            <w:sz w:val="22"/>
+            <w:szCs w:val="22"/>
+          </w:rPr>
+          <w:t xml:space="preserve"> MALDI-TOF mass spectrometry </w:t>
+        </w:r>
+      </w:ins>
+      <w:ins w:id="264" w:author="Kelsey McCune" w:date="2026-04-29T14:39:00Z" w16du:dateUtc="2026-04-29T19:39:00Z">
+        <w:r>
+          <w:rPr>
+            <w:sz w:val="22"/>
+            <w:szCs w:val="22"/>
+          </w:rPr>
+          <w:t>to confirm presumptive positive isolates. However, I currently have no other sources of funding for whole genome</w:t>
+        </w:r>
+      </w:ins>
+      <w:ins w:id="265" w:author="Kelsey McCune" w:date="2026-04-29T14:40:00Z" w16du:dateUtc="2026-04-29T19:40:00Z">
+        <w:r>
+          <w:rPr>
+            <w:sz w:val="22"/>
+            <w:szCs w:val="22"/>
+          </w:rPr>
+          <w:t xml:space="preserve"> sequencing.</w:t>
+        </w:r>
+      </w:ins>
     </w:p>
     <w:p>
       <w:pPr>
@@ -8409,13 +8545,13 @@
     <w:p>
       <w:pPr>
         <w:rPr>
-          <w:ins w:id="253" w:author="Kelsey McCune" w:date="2026-04-08T11:39:00Z" w16du:dateUtc="2026-04-08T16:39:00Z"/>
-          <w:sz w:val="22"/>
-          <w:szCs w:val="22"/>
-        </w:rPr>
-      </w:pPr>
-      <w:commentRangeStart w:id="254"/>
-      <w:commentRangeStart w:id="255"/>
+          <w:ins w:id="266" w:author="Kelsey McCune" w:date="2026-04-08T11:39:00Z" w16du:dateUtc="2026-04-08T16:39:00Z"/>
+          <w:sz w:val="22"/>
+          <w:szCs w:val="22"/>
+        </w:rPr>
+      </w:pPr>
+      <w:commentRangeStart w:id="267"/>
+      <w:commentRangeStart w:id="268"/>
       <w:r>
         <w:rPr>
           <w:sz w:val="22"/>
@@ -8423,23 +8559,23 @@
         </w:rPr>
         <w:t>Summary of the Impacts of this Study</w:t>
       </w:r>
-      <w:commentRangeEnd w:id="254"/>
+      <w:commentRangeEnd w:id="267"/>
       <w:r>
         <w:rPr>
           <w:rStyle w:val="CommentReference"/>
           <w:sz w:val="22"/>
           <w:szCs w:val="22"/>
         </w:rPr>
-        <w:commentReference w:id="254"/>
-      </w:r>
-      <w:commentRangeEnd w:id="255"/>
+        <w:commentReference w:id="267"/>
+      </w:r>
+      <w:commentRangeEnd w:id="268"/>
       <w:r>
         <w:rPr>
           <w:rStyle w:val="CommentReference"/>
           <w:sz w:val="22"/>
           <w:szCs w:val="22"/>
         </w:rPr>
-        <w:commentReference w:id="255"/>
+        <w:commentReference w:id="268"/>
       </w:r>
       <w:r>
         <w:rPr>
@@ -8457,26 +8593,82 @@
           <w:szCs w:val="22"/>
         </w:rPr>
       </w:pPr>
-      <w:r>
-        <w:rPr>
-          <w:sz w:val="22"/>
-          <w:szCs w:val="22"/>
-        </w:rPr>
-        <w:t xml:space="preserve">This research will produce some of the first regional data on the combined impact of bird feeders and backyard poultry on zoonotic pathogen prevalence in wild bird communities at the human-wildlife interface. The </w:t>
-      </w:r>
-      <w:r>
-        <w:rPr>
-          <w:sz w:val="22"/>
-          <w:szCs w:val="22"/>
-        </w:rPr>
-        <w:t>ability</w:t>
-      </w:r>
-      <w:r>
-        <w:rPr>
-          <w:sz w:val="22"/>
-          <w:szCs w:val="22"/>
-        </w:rPr>
-        <w:t xml:space="preserve"> provided by this grant </w:t>
+      <w:commentRangeStart w:id="269"/>
+      <w:r>
+        <w:rPr>
+          <w:sz w:val="22"/>
+          <w:szCs w:val="22"/>
+        </w:rPr>
+        <w:t xml:space="preserve">This research will produce some of the first </w:t>
+      </w:r>
+      <w:del w:id="270" w:author="Kelsey McCune" w:date="2026-04-29T14:40:00Z" w16du:dateUtc="2026-04-29T19:40:00Z">
+        <w:r>
+          <w:rPr>
+            <w:sz w:val="22"/>
+            <w:szCs w:val="22"/>
+          </w:rPr>
+          <w:delText xml:space="preserve">regional </w:delText>
+        </w:r>
+      </w:del>
+      <w:r>
+        <w:rPr>
+          <w:sz w:val="22"/>
+          <w:szCs w:val="22"/>
+        </w:rPr>
+        <w:t>data on the combined impact of bird feeders and backyard poultry on zoonotic pathogen prevalence in wild bird communities at the human-wildlife interface</w:t>
+      </w:r>
+      <w:commentRangeEnd w:id="269"/>
+      <w:r>
+        <w:rPr>
+          <w:rStyle w:val="CommentReference"/>
+        </w:rPr>
+        <w:commentReference w:id="269"/>
+      </w:r>
+      <w:r>
+        <w:rPr>
+          <w:sz w:val="22"/>
+          <w:szCs w:val="22"/>
+        </w:rPr>
+        <w:t xml:space="preserve">. The </w:t>
+      </w:r>
+      <w:del w:id="271" w:author="Kelsey McCune" w:date="2026-04-29T14:42:00Z" w16du:dateUtc="2026-04-29T19:42:00Z">
+        <w:r>
+          <w:rPr>
+            <w:sz w:val="22"/>
+            <w:szCs w:val="22"/>
+          </w:rPr>
+          <w:delText>ability</w:delText>
+        </w:r>
+        <w:r>
+          <w:rPr>
+            <w:sz w:val="22"/>
+            <w:szCs w:val="22"/>
+          </w:rPr>
+          <w:delText xml:space="preserve"> </w:delText>
+        </w:r>
+      </w:del>
+      <w:ins w:id="272" w:author="Kelsey McCune" w:date="2026-04-29T14:42:00Z" w16du:dateUtc="2026-04-29T19:42:00Z">
+        <w:r>
+          <w:rPr>
+            <w:sz w:val="22"/>
+            <w:szCs w:val="22"/>
+          </w:rPr>
+          <w:t>funding</w:t>
+        </w:r>
+        <w:r>
+          <w:rPr>
+            <w:sz w:val="22"/>
+            <w:szCs w:val="22"/>
+          </w:rPr>
+          <w:t xml:space="preserve"> </w:t>
+        </w:r>
+      </w:ins>
+      <w:r>
+        <w:rPr>
+          <w:sz w:val="22"/>
+          <w:szCs w:val="22"/>
+        </w:rPr>
+        <w:t xml:space="preserve">provided by this grant </w:t>
       </w:r>
       <w:r>
         <w:rPr>
@@ -8513,12 +8705,61 @@
         </w:rPr>
         <w:t>identify</w:t>
       </w:r>
-      <w:r>
-        <w:rPr>
-          <w:sz w:val="22"/>
-          <w:szCs w:val="22"/>
-        </w:rPr>
-        <w:t xml:space="preserve"> antimicrobial resistan</w:t>
+      <w:commentRangeStart w:id="273"/>
+      <w:r>
+        <w:rPr>
+          <w:sz w:val="22"/>
+          <w:szCs w:val="22"/>
+        </w:rPr>
+        <w:t xml:space="preserve"> </w:t>
+      </w:r>
+      <w:del w:id="274" w:author="Kelsey McCune" w:date="2026-04-29T14:42:00Z" w16du:dateUtc="2026-04-29T19:42:00Z">
+        <w:r>
+          <w:rPr>
+            <w:sz w:val="22"/>
+            <w:szCs w:val="22"/>
+          </w:rPr>
+          <w:delText xml:space="preserve">antimicrobial </w:delText>
+        </w:r>
+      </w:del>
+      <w:ins w:id="275" w:author="Kelsey McCune" w:date="2026-04-29T14:42:00Z" w16du:dateUtc="2026-04-29T19:42:00Z">
+        <w:r>
+          <w:rPr>
+            <w:sz w:val="22"/>
+            <w:szCs w:val="22"/>
+          </w:rPr>
+          <w:t>anti</w:t>
+        </w:r>
+        <w:r>
+          <w:rPr>
+            <w:sz w:val="22"/>
+            <w:szCs w:val="22"/>
+          </w:rPr>
+          <w:t>biotic</w:t>
+        </w:r>
+        <w:r>
+          <w:rPr>
+            <w:sz w:val="22"/>
+            <w:szCs w:val="22"/>
+          </w:rPr>
+          <w:t xml:space="preserve"> </w:t>
+        </w:r>
+      </w:ins>
+      <w:commentRangeEnd w:id="273"/>
+      <w:ins w:id="276" w:author="Kelsey McCune" w:date="2026-04-29T14:43:00Z" w16du:dateUtc="2026-04-29T19:43:00Z">
+        <w:r>
+          <w:rPr>
+            <w:rStyle w:val="CommentReference"/>
+          </w:rPr>
+          <w:commentReference w:id="273"/>
+        </w:r>
+      </w:ins>
+      <w:r>
+        <w:rPr>
+          <w:sz w:val="22"/>
+          <w:szCs w:val="22"/>
+        </w:rPr>
+        <w:t>resistan</w:t>
       </w:r>
       <w:r>
         <w:rPr>
@@ -8557,21 +8798,42 @@
           <w:szCs w:val="22"/>
         </w:rPr>
       </w:pPr>
-      <w:ins w:id="256" w:author="Kelsey McCune" w:date="2026-04-08T15:30:00Z" w16du:dateUtc="2026-04-08T20:30:00Z">
-        <w:r>
-          <w:rPr>
-            <w:sz w:val="22"/>
-            <w:szCs w:val="22"/>
-          </w:rPr>
-          <w:t>This gap remains relevant in the southeastern United States, where suburban sprawl continues to expand the human-wildlife interface, seasonal variation in temperature and humidity creates year-round conditions for environmental pathogen persistence, and large agricultural presence encourages small-scale animal keeping</w:t>
-        </w:r>
-        <w:r>
-          <w:rPr>
-            <w:sz w:val="22"/>
-            <w:szCs w:val="22"/>
-          </w:rPr>
-          <w:t>.</w:t>
-        </w:r>
+      <w:ins w:id="277" w:author="Kelsey McCune" w:date="2026-04-08T15:30:00Z" w16du:dateUtc="2026-04-08T20:30:00Z">
+        <w:r>
+          <w:rPr>
+            <w:sz w:val="22"/>
+            <w:szCs w:val="22"/>
+          </w:rPr>
+          <w:lastRenderedPageBreak/>
+          <w:t xml:space="preserve">This </w:t>
+        </w:r>
+      </w:ins>
+      <w:ins w:id="278" w:author="Kelsey McCune" w:date="2026-04-29T14:44:00Z" w16du:dateUtc="2026-04-29T19:44:00Z">
+        <w:r>
+          <w:rPr>
+            <w:sz w:val="22"/>
+            <w:szCs w:val="22"/>
+          </w:rPr>
+          <w:t xml:space="preserve">research is </w:t>
+        </w:r>
+        <w:proofErr w:type="spellStart"/>
+        <w:r>
+          <w:rPr>
+            <w:sz w:val="22"/>
+            <w:szCs w:val="22"/>
+          </w:rPr>
+          <w:t>particulary</w:t>
+        </w:r>
+        <w:proofErr w:type="spellEnd"/>
+        <w:r>
+          <w:rPr>
+            <w:sz w:val="22"/>
+            <w:szCs w:val="22"/>
+          </w:rPr>
+          <w:t xml:space="preserve"> important</w:t>
+        </w:r>
+      </w:ins>
+      <w:ins w:id="279" w:author="Kelsey McCune" w:date="2026-04-08T15:30:00Z" w16du:dateUtc="2026-04-08T20:30:00Z">
         <w:r>
           <w:rPr>
             <w:sz w:val="22"/>
@@ -8579,60 +8841,51 @@
           </w:rPr>
           <w:t xml:space="preserve"> </w:t>
         </w:r>
-        <w:r>
-          <w:rPr>
-            <w:sz w:val="22"/>
-            <w:szCs w:val="22"/>
-          </w:rPr>
-          <w:t xml:space="preserve">Moreover, </w:t>
-        </w:r>
-        <w:r>
-          <w:rPr>
-            <w:sz w:val="22"/>
-            <w:szCs w:val="22"/>
-          </w:rPr>
-          <w:t xml:space="preserve">wildlife watching </w:t>
-        </w:r>
-        <w:r>
-          <w:rPr>
-            <w:sz w:val="22"/>
-            <w:szCs w:val="22"/>
-          </w:rPr>
-          <w:lastRenderedPageBreak/>
-          <w:t>participation, including bird feeding,</w:t>
-        </w:r>
-        <w:r>
-          <w:rPr>
-            <w:sz w:val="22"/>
-            <w:szCs w:val="22"/>
-          </w:rPr>
-          <w:t xml:space="preserve"> in Alabama</w:t>
-        </w:r>
-        <w:r>
-          <w:rPr>
-            <w:sz w:val="22"/>
-            <w:szCs w:val="22"/>
-          </w:rPr>
-          <w:t xml:space="preserve"> is among the highest of any region in the country, with the East </w:t>
-        </w:r>
-        <w:proofErr w:type="gramStart"/>
-        <w:r>
-          <w:rPr>
-            <w:sz w:val="22"/>
-            <w:szCs w:val="22"/>
-          </w:rPr>
-          <w:t>South Central</w:t>
-        </w:r>
-        <w:proofErr w:type="gramEnd"/>
-        <w:r>
-          <w:rPr>
-            <w:sz w:val="22"/>
-            <w:szCs w:val="22"/>
-          </w:rPr>
-          <w:t xml:space="preserve"> states reporting the highest residential wildlife watching rates nationally (USFWS 2022).</w:t>
-        </w:r>
-      </w:ins>
-      <w:r>
+      </w:ins>
+      <w:r>
+        <w:rPr>
+          <w:sz w:val="22"/>
+          <w:szCs w:val="22"/>
+        </w:rPr>
+        <w:t xml:space="preserve">in the southeastern United States, where suburban sprawl continues to expand the human-wildlife interface, seasonal variation in temperature and humidity creates year-round conditions for environmental pathogen persistence, and </w:t>
+      </w:r>
+      <w:del w:id="280" w:author="Kelsey McCune" w:date="2026-04-29T14:53:00Z" w16du:dateUtc="2026-04-29T19:53:00Z">
+        <w:r>
+          <w:rPr>
+            <w:sz w:val="22"/>
+            <w:szCs w:val="22"/>
+          </w:rPr>
+          <w:delText xml:space="preserve">large agricultural presence encourages </w:delText>
+        </w:r>
+      </w:del>
+      <w:r>
+        <w:rPr>
+          <w:sz w:val="22"/>
+          <w:szCs w:val="22"/>
+        </w:rPr>
+        <w:t>small-scale animal keeping</w:t>
+      </w:r>
+      <w:ins w:id="281" w:author="Kelsey McCune" w:date="2026-04-29T14:53:00Z" w16du:dateUtc="2026-04-29T19:53:00Z">
+        <w:r>
+          <w:rPr>
+            <w:sz w:val="22"/>
+            <w:szCs w:val="22"/>
+          </w:rPr>
+          <w:t xml:space="preserve"> is growing on popularity</w:t>
+        </w:r>
+      </w:ins>
+      <w:r>
+        <w:rPr>
+          <w:sz w:val="22"/>
+          <w:szCs w:val="22"/>
+        </w:rPr>
+        <w:t>.</w:t>
+      </w:r>
+      <w:r>
+        <w:rPr>
+          <w:sz w:val="22"/>
+          <w:szCs w:val="22"/>
+        </w:rPr>
         <w:t xml:space="preserve"> </w:t>
       </w:r>
       <w:r>
@@ -8640,8 +8893,95 @@
           <w:sz w:val="22"/>
           <w:szCs w:val="22"/>
         </w:rPr>
-        <w:t>The degree to which participants in these activities perceive disease risks, engage in biosecurity practices such as feeder cleaning and personal hygiene, and are willing to modify their behaviors in response to evidence-based recommendations remains poorly characterized, particularly in this region where both activities are prevalent.</w:t>
-      </w:r>
+        <w:t xml:space="preserve">Moreover, </w:t>
+      </w:r>
+      <w:r>
+        <w:rPr>
+          <w:sz w:val="22"/>
+          <w:szCs w:val="22"/>
+        </w:rPr>
+        <w:t>wildlife watching participation, including bird feeding,</w:t>
+      </w:r>
+      <w:r>
+        <w:rPr>
+          <w:sz w:val="22"/>
+          <w:szCs w:val="22"/>
+        </w:rPr>
+        <w:t xml:space="preserve"> in Alabama</w:t>
+      </w:r>
+      <w:r>
+        <w:rPr>
+          <w:sz w:val="22"/>
+          <w:szCs w:val="22"/>
+        </w:rPr>
+        <w:t xml:space="preserve"> is among the highest of any region in the country, with the East South Central states reporting the highest residential wildlife watching rates nationally (USFWS 2022).</w:t>
+      </w:r>
+      <w:r>
+        <w:t xml:space="preserve"> </w:t>
+      </w:r>
+      <w:del w:id="282" w:author="Kelsey McCune" w:date="2026-04-29T14:54:00Z" w16du:dateUtc="2026-04-29T19:54:00Z">
+        <w:r>
+          <w:rPr>
+            <w:sz w:val="22"/>
+            <w:szCs w:val="22"/>
+          </w:rPr>
+          <w:delText>The degree to which participants in these activities perceive disease risks, engage in biosecurity practices such as feeder cleaning and personal hygiene, and are willing to modify their behaviors in response to evidence-based recommendations remains poorly characterized, particularly in this region where both activities are prevalent.</w:delText>
+        </w:r>
+      </w:del>
+      <w:ins w:id="283" w:author="Kelsey McCune" w:date="2026-04-29T14:54:00Z" w16du:dateUtc="2026-04-29T19:54:00Z">
+        <w:r>
+          <w:rPr>
+            <w:sz w:val="22"/>
+            <w:szCs w:val="22"/>
+          </w:rPr>
+          <w:t xml:space="preserve">Thus, </w:t>
+        </w:r>
+      </w:ins>
+      <w:ins w:id="284" w:author="Kelsey McCune" w:date="2026-04-29T14:59:00Z" w16du:dateUtc="2026-04-29T19:59:00Z">
+        <w:r>
+          <w:rPr>
+            <w:sz w:val="22"/>
+            <w:szCs w:val="22"/>
+          </w:rPr>
+          <w:t xml:space="preserve">the spillover of disease among wild birds, chickens and people is increasingly likely and </w:t>
+        </w:r>
+      </w:ins>
+      <w:ins w:id="285" w:author="Kelsey McCune" w:date="2026-04-29T14:56:00Z" w16du:dateUtc="2026-04-29T19:56:00Z">
+        <w:r>
+          <w:rPr>
+            <w:sz w:val="22"/>
+            <w:szCs w:val="22"/>
+          </w:rPr>
+          <w:t>results from my research can</w:t>
+        </w:r>
+      </w:ins>
+      <w:ins w:id="286" w:author="Kelsey McCune" w:date="2026-04-29T14:58:00Z" w16du:dateUtc="2026-04-29T19:58:00Z">
+        <w:r>
+          <w:rPr>
+            <w:sz w:val="22"/>
+            <w:szCs w:val="22"/>
+          </w:rPr>
+          <w:t xml:space="preserve"> lead to more targeted outreach emphasizing</w:t>
+        </w:r>
+      </w:ins>
+      <w:ins w:id="287" w:author="Kelsey McCune" w:date="2026-04-29T14:56:00Z" w16du:dateUtc="2026-04-29T19:56:00Z">
+        <w:r>
+          <w:rPr>
+            <w:sz w:val="22"/>
+            <w:szCs w:val="22"/>
+          </w:rPr>
+          <w:t xml:space="preserve"> easy and low-cost </w:t>
+        </w:r>
+      </w:ins>
+      <w:ins w:id="288" w:author="Kelsey McCune" w:date="2026-04-29T14:57:00Z" w16du:dateUtc="2026-04-29T19:57:00Z">
+        <w:r>
+          <w:rPr>
+            <w:sz w:val="22"/>
+            <w:szCs w:val="22"/>
+          </w:rPr>
+          <w:t>steps to reduce the risk before spillover can occur.</w:t>
+        </w:r>
+      </w:ins>
     </w:p>
     <w:p>
       <w:pPr>
@@ -8651,12 +8991,27 @@
           <w:szCs w:val="22"/>
         </w:rPr>
       </w:pPr>
-      <w:r>
-        <w:rPr>
-          <w:sz w:val="22"/>
-          <w:szCs w:val="22"/>
-        </w:rPr>
-        <w:t>The risk of disease spillover through bird feeding and backyard poultry keeping is potentially balanced by the benefits for the people who participate. Current research has shown that interacting with birds and nature can strengthen mental health through effects like reduced stress and anxiety, improved mood, cognitive restoration, and feelings of connection to the natural world (Cox and Gaston 2016; Pocock et al. 2023)</w:t>
+      <w:commentRangeStart w:id="289"/>
+      <w:r>
+        <w:rPr>
+          <w:sz w:val="22"/>
+          <w:szCs w:val="22"/>
+        </w:rPr>
+        <w:t xml:space="preserve">The risk of disease </w:t>
+      </w:r>
+      <w:commentRangeEnd w:id="289"/>
+      <w:r>
+        <w:rPr>
+          <w:rStyle w:val="CommentReference"/>
+        </w:rPr>
+        <w:commentReference w:id="289"/>
+      </w:r>
+      <w:r>
+        <w:rPr>
+          <w:sz w:val="22"/>
+          <w:szCs w:val="22"/>
+        </w:rPr>
+        <w:t>spillover through bird feeding and backyard poultry keeping is potentially balanced by the benefits for the people who participate. Current research has shown that interacting with birds and nature can strengthen mental health through effects like reduced stress and anxiety, improved mood, cognitive restoration, and feelings of connection to the natural world (Cox and Gaston 2016; Pocock et al. 2023)</w:t>
       </w:r>
       <w:r>
         <w:rPr>
@@ -8670,7 +9025,23 @@
           <w:sz w:val="22"/>
           <w:szCs w:val="22"/>
         </w:rPr>
-        <w:t xml:space="preserve"> For many people, maintaining a bird feeder provides the only daily form of accessible, low-cost interaction with wildlife. Studies have found that even brief exposure to birds in residential settings contributes positively to personal wellbeing, consistent with broader studies linking nature contact to psychological relief and stress recovery (Dayer et al. 2019)</w:t>
+        <w:t xml:space="preserve"> For many people, maintaining a bird feeder provides the only daily form of accessible, low-cost interaction</w:t>
+      </w:r>
+      <w:ins w:id="290" w:author="Kelsey McCune" w:date="2026-04-29T15:01:00Z" w16du:dateUtc="2026-04-29T20:01:00Z">
+        <w:r>
+          <w:rPr>
+            <w:sz w:val="22"/>
+            <w:szCs w:val="22"/>
+          </w:rPr>
+          <w:t>s</w:t>
+        </w:r>
+      </w:ins>
+      <w:r>
+        <w:rPr>
+          <w:sz w:val="22"/>
+          <w:szCs w:val="22"/>
+        </w:rPr>
+        <w:t xml:space="preserve"> with wildlife. Studies have found that even brief exposure to birds in residential settings contributes positively to personal wellbeing, consistent with broader studies linking nature contact to psychological relief and stress recovery (Dayer et al. 2019)</w:t>
       </w:r>
       <w:r>
         <w:rPr>
@@ -8698,14 +9069,30 @@
           <w:sz w:val="22"/>
           <w:szCs w:val="22"/>
         </w:rPr>
-        <w:t xml:space="preserve"> Households with children may additionally benefit from the educational value of these activities by incorporating an early interest in wildlife, ecology, and sustainable food production. Engagement with backyard wildlife activities may also go beyond personal satisfaction to encourage broader conservation behaviors. Research has shown that people who feed and observe birds are more likely to engage in pro-conservation actions such as habitat stewardship, conservation donations, and advocacy for wildlife-friendly policies, suggesting that these activities may provide a link to broader environmental stewardship (Dayer et al. 2019; Pocock et al. 2023; Barbett et al. 2020). Understanding the conservation attitudes of participants in these backyard activities will be valuable for finding opportunities to promote evidence-based biosecurity guidelines to the public. The psychological and conservation benefits of backyard wildlife activities are important factors that must be weighed parallel to any relevant risks to health, wildlife, and environment when discussing activities such as bird feeding and small-scale poultry. </w:t>
+        <w:t xml:space="preserve"> Households with children may additionally benefit from the educational value of these activities by incorporating an early interest in wildlife, ecology, and sustainable food production. Engagement with backyard wildlife activities may also go beyond personal satisfaction to encourage broader conservation behaviors. Research has shown that people who feed and observe birds are more likely to engage in pro-conservation actions such as habitat stewardship, conservation donations, and advocacy for wildlife-friendly policies, suggesting that these activities may provide a link to broader environmental stewardship (Dayer et al. 2019; Pocock et al. 2023; Barbett et al. 2020). </w:t>
+      </w:r>
+      <w:del w:id="291" w:author="Kelsey McCune" w:date="2026-04-29T15:02:00Z" w16du:dateUtc="2026-04-29T20:02:00Z">
+        <w:r>
+          <w:rPr>
+            <w:sz w:val="22"/>
+            <w:szCs w:val="22"/>
+          </w:rPr>
+          <w:delText xml:space="preserve">Understanding the conservation attitudes of participants in these backyard activities will be valuable for finding opportunities to promote evidence-based biosecurity guidelines to the public. </w:delText>
+        </w:r>
+      </w:del>
+      <w:r>
+        <w:rPr>
+          <w:sz w:val="22"/>
+          <w:szCs w:val="22"/>
+        </w:rPr>
+        <w:t xml:space="preserve">The psychological and conservation benefits of backyard wildlife activities are important factors that must be weighed parallel to any relevant risks to health, wildlife, and environment when discussing activities such as bird feeding and small-scale poultry. </w:t>
       </w:r>
     </w:p>
     <w:p>
       <w:pPr>
         <w:ind w:firstLine="720"/>
         <w:rPr>
-          <w:ins w:id="257" w:author="Kelsey McCune" w:date="2026-04-08T15:30:00Z" w16du:dateUtc="2026-04-08T20:30:00Z"/>
+          <w:ins w:id="292" w:author="Kelsey McCune" w:date="2026-04-08T15:30:00Z" w16du:dateUtc="2026-04-08T20:30:00Z"/>
           <w:sz w:val="22"/>
           <w:szCs w:val="22"/>
         </w:rPr>
@@ -10080,20 +10467,81 @@
           <w:szCs w:val="22"/>
         </w:rPr>
       </w:pPr>
-      <w:r>
-        <w:rPr>
-          <w:sz w:val="22"/>
-          <w:szCs w:val="22"/>
-        </w:rPr>
-        <w:t>Any backyard poultr</w:t>
-      </w:r>
-      <w:r>
-        <w:rPr>
-          <w:sz w:val="22"/>
-          <w:szCs w:val="22"/>
-        </w:rPr>
-        <w:t>y and their enclosures</w:t>
-      </w:r>
+      <w:ins w:id="293" w:author="Kelsey McCune" w:date="2026-04-29T15:05:00Z" w16du:dateUtc="2026-04-29T20:05:00Z">
+        <w:r>
+          <w:rPr>
+            <w:sz w:val="22"/>
+            <w:szCs w:val="22"/>
+          </w:rPr>
+          <w:t>Privately owned</w:t>
+        </w:r>
+      </w:ins>
+      <w:del w:id="294" w:author="Kelsey McCune" w:date="2026-04-29T15:05:00Z" w16du:dateUtc="2026-04-29T20:05:00Z">
+        <w:r>
+          <w:rPr>
+            <w:sz w:val="22"/>
+            <w:szCs w:val="22"/>
+          </w:rPr>
+          <w:delText>Any</w:delText>
+        </w:r>
+      </w:del>
+      <w:r>
+        <w:rPr>
+          <w:sz w:val="22"/>
+          <w:szCs w:val="22"/>
+        </w:rPr>
+        <w:t xml:space="preserve"> backyard poultr</w:t>
+      </w:r>
+      <w:r>
+        <w:rPr>
+          <w:sz w:val="22"/>
+          <w:szCs w:val="22"/>
+        </w:rPr>
+        <w:t xml:space="preserve">y </w:t>
+      </w:r>
+      <w:del w:id="295" w:author="Kelsey McCune" w:date="2026-04-29T15:05:00Z" w16du:dateUtc="2026-04-29T20:05:00Z">
+        <w:r>
+          <w:rPr>
+            <w:sz w:val="22"/>
+            <w:szCs w:val="22"/>
+          </w:rPr>
+          <w:delText>and their</w:delText>
+        </w:r>
+      </w:del>
+      <w:ins w:id="296" w:author="Kelsey McCune" w:date="2026-04-29T15:05:00Z" w16du:dateUtc="2026-04-29T20:05:00Z">
+        <w:r>
+          <w:rPr>
+            <w:sz w:val="22"/>
+            <w:szCs w:val="22"/>
+          </w:rPr>
+          <w:t>in</w:t>
+        </w:r>
+      </w:ins>
+      <w:r>
+        <w:rPr>
+          <w:sz w:val="22"/>
+          <w:szCs w:val="22"/>
+        </w:rPr>
+        <w:t xml:space="preserve"> enclosures</w:t>
+      </w:r>
+      <w:ins w:id="297" w:author="Kelsey McCune" w:date="2026-04-29T15:05:00Z" w16du:dateUtc="2026-04-29T20:05:00Z">
+        <w:r>
+          <w:rPr>
+            <w:sz w:val="22"/>
+            <w:szCs w:val="22"/>
+          </w:rPr>
+          <w:t xml:space="preserve"> maintaine</w:t>
+        </w:r>
+      </w:ins>
+      <w:ins w:id="298" w:author="Kelsey McCune" w:date="2026-04-29T15:06:00Z" w16du:dateUtc="2026-04-29T20:06:00Z">
+        <w:r>
+          <w:rPr>
+            <w:sz w:val="22"/>
+            <w:szCs w:val="22"/>
+          </w:rPr>
+          <w:t>d by homeowners</w:t>
+        </w:r>
+      </w:ins>
     </w:p>
     <w:p>
       <w:pPr>
@@ -10265,7 +10713,7 @@
                 <w:szCs w:val="22"/>
               </w:rPr>
             </w:pPr>
-            <w:commentRangeStart w:id="258"/>
+            <w:commentRangeStart w:id="299"/>
             <w:r>
               <w:rPr>
                 <w:b/>
@@ -10801,12 +11249,12 @@
               </w:rPr>
               <w:t>$5000</w:t>
             </w:r>
-            <w:commentRangeEnd w:id="258"/>
+            <w:commentRangeEnd w:id="299"/>
             <w:r>
               <w:rPr>
                 <w:rStyle w:val="CommentReference"/>
               </w:rPr>
-              <w:commentReference w:id="258"/>
+              <w:commentReference w:id="299"/>
             </w:r>
           </w:p>
         </w:tc>
@@ -10856,27 +11304,12 @@
           <w:szCs w:val="22"/>
         </w:rPr>
       </w:pPr>
-      <w:commentRangeStart w:id="259"/>
-      <w:r>
-        <w:rPr>
-          <w:sz w:val="22"/>
-          <w:szCs w:val="22"/>
-        </w:rPr>
-        <w:t>Consultant and support services</w:t>
-      </w:r>
-      <w:commentRangeEnd w:id="259"/>
-      <w:r>
-        <w:rPr>
-          <w:rStyle w:val="CommentReference"/>
-        </w:rPr>
-        <w:commentReference w:id="259"/>
-      </w:r>
-      <w:r>
-        <w:rPr>
-          <w:sz w:val="22"/>
-          <w:szCs w:val="22"/>
-        </w:rPr>
-        <w:t xml:space="preserve">: </w:t>
+      <w:r>
+        <w:rPr>
+          <w:sz w:val="22"/>
+          <w:szCs w:val="22"/>
+        </w:rPr>
+        <w:t>Consultant and support services:</w:t>
       </w:r>
     </w:p>
     <w:p>
@@ -10893,7 +11326,114 @@
           <w:sz w:val="22"/>
           <w:szCs w:val="22"/>
         </w:rPr>
-        <w:t xml:space="preserve">Laboratory processing is made available through ongoing collaboration with the Department of Poultry Science at Auburn University, which provides bench space, equipment, and technical guidance for </w:t>
+        <w:t>Laboratory processing is made available through</w:t>
+      </w:r>
+      <w:ins w:id="300" w:author="Kelsey McCune" w:date="2026-04-29T15:10:00Z" w16du:dateUtc="2026-04-29T20:10:00Z">
+        <w:r>
+          <w:rPr>
+            <w:sz w:val="22"/>
+            <w:szCs w:val="22"/>
+          </w:rPr>
+          <w:t xml:space="preserve"> several</w:t>
+        </w:r>
+      </w:ins>
+      <w:r>
+        <w:rPr>
+          <w:sz w:val="22"/>
+          <w:szCs w:val="22"/>
+        </w:rPr>
+        <w:t xml:space="preserve"> ongoing collaboration</w:t>
+      </w:r>
+      <w:ins w:id="301" w:author="Kelsey McCune" w:date="2026-04-29T15:10:00Z" w16du:dateUtc="2026-04-29T20:10:00Z">
+        <w:r>
+          <w:rPr>
+            <w:sz w:val="22"/>
+            <w:szCs w:val="22"/>
+          </w:rPr>
+          <w:t>s.</w:t>
+        </w:r>
+      </w:ins>
+      <w:ins w:id="302" w:author="Kelsey McCune" w:date="2026-04-29T15:16:00Z" w16du:dateUtc="2026-04-29T20:16:00Z">
+        <w:r>
+          <w:rPr>
+            <w:sz w:val="22"/>
+            <w:szCs w:val="22"/>
+          </w:rPr>
+          <w:t xml:space="preserve"> However, I conduct the </w:t>
+        </w:r>
+        <w:proofErr w:type="spellStart"/>
+        <w:r>
+          <w:rPr>
+            <w:sz w:val="22"/>
+            <w:szCs w:val="22"/>
+          </w:rPr>
+          <w:t>labwork</w:t>
+        </w:r>
+        <w:proofErr w:type="spellEnd"/>
+        <w:r>
+          <w:rPr>
+            <w:sz w:val="22"/>
+            <w:szCs w:val="22"/>
+          </w:rPr>
+          <w:t xml:space="preserve"> and there</w:t>
+        </w:r>
+      </w:ins>
+      <w:ins w:id="303" w:author="Kelsey McCune" w:date="2026-04-29T15:17:00Z" w16du:dateUtc="2026-04-29T20:17:00Z">
+        <w:r>
+          <w:rPr>
+            <w:sz w:val="22"/>
+            <w:szCs w:val="22"/>
+          </w:rPr>
+          <w:t>fore request no additional funding to pay for lab support services.</w:t>
+        </w:r>
+      </w:ins>
+      <w:r>
+        <w:rPr>
+          <w:sz w:val="22"/>
+          <w:szCs w:val="22"/>
+        </w:rPr>
+        <w:t xml:space="preserve"> </w:t>
+      </w:r>
+      <w:del w:id="304" w:author="Kelsey McCune" w:date="2026-04-29T15:10:00Z" w16du:dateUtc="2026-04-29T20:10:00Z">
+        <w:r>
+          <w:rPr>
+            <w:sz w:val="22"/>
+            <w:szCs w:val="22"/>
+          </w:rPr>
+          <w:delText>with the</w:delText>
+        </w:r>
+      </w:del>
+      <w:ins w:id="305" w:author="Kelsey McCune" w:date="2026-04-29T15:10:00Z" w16du:dateUtc="2026-04-29T20:10:00Z">
+        <w:r>
+          <w:rPr>
+            <w:sz w:val="22"/>
+            <w:szCs w:val="22"/>
+          </w:rPr>
+          <w:t>The</w:t>
+        </w:r>
+      </w:ins>
+      <w:r>
+        <w:rPr>
+          <w:sz w:val="22"/>
+          <w:szCs w:val="22"/>
+        </w:rPr>
+        <w:t xml:space="preserve"> Department of Poultry Science at Auburn University</w:t>
+      </w:r>
+      <w:del w:id="306" w:author="Kelsey McCune" w:date="2026-04-29T15:10:00Z" w16du:dateUtc="2026-04-29T20:10:00Z">
+        <w:r>
+          <w:rPr>
+            <w:sz w:val="22"/>
+            <w:szCs w:val="22"/>
+          </w:rPr>
+          <w:delText>, which</w:delText>
+        </w:r>
+      </w:del>
+      <w:r>
+        <w:rPr>
+          <w:sz w:val="22"/>
+          <w:szCs w:val="22"/>
+        </w:rPr>
+        <w:t xml:space="preserve"> provides bench space, equipment, and technical guidance for </w:t>
       </w:r>
       <w:r>
         <w:rPr>
@@ -10911,6 +11451,52 @@
         </w:rPr>
         <w:t xml:space="preserve"> culture and isolation. </w:t>
       </w:r>
+      <w:ins w:id="307" w:author="Kelsey McCune" w:date="2026-04-29T15:16:00Z" w16du:dateUtc="2026-04-29T20:16:00Z">
+        <w:r>
+          <w:rPr>
+            <w:sz w:val="22"/>
+            <w:szCs w:val="22"/>
+          </w:rPr>
+          <w:t xml:space="preserve">Collaboration with </w:t>
+        </w:r>
+        <w:r>
+          <w:rPr>
+            <w:sz w:val="22"/>
+            <w:szCs w:val="22"/>
+          </w:rPr>
+          <w:t>Thompson Bishop Sparks State Diagnostic Laboratory</w:t>
+        </w:r>
+        <w:r>
+          <w:rPr>
+            <w:sz w:val="22"/>
+            <w:szCs w:val="22"/>
+          </w:rPr>
+          <w:t xml:space="preserve"> will permit use of MALDI-TOF mass spectrometry to confirm </w:t>
+        </w:r>
+        <w:r>
+          <w:rPr>
+            <w:i/>
+            <w:iCs/>
+            <w:sz w:val="22"/>
+            <w:szCs w:val="22"/>
+          </w:rPr>
+          <w:t xml:space="preserve">S. enterica </w:t>
+        </w:r>
+        <w:r>
+          <w:rPr>
+            <w:sz w:val="22"/>
+            <w:szCs w:val="22"/>
+          </w:rPr>
+          <w:t>colonies.</w:t>
+        </w:r>
+        <w:r>
+          <w:rPr>
+            <w:sz w:val="22"/>
+            <w:szCs w:val="22"/>
+          </w:rPr>
+          <w:t xml:space="preserve"> </w:t>
+        </w:r>
+      </w:ins>
       <w:r>
         <w:rPr>
           <w:sz w:val="22"/>
@@ -10923,7 +11509,78 @@
           <w:sz w:val="22"/>
           <w:szCs w:val="22"/>
         </w:rPr>
-        <w:t>he Department of Pathobiology at the Auburn University College of Veterinary Medicine provides access to whole-genome sequencing to identify pathogenic serotypes and antimicrobial resistance genes from positive isolates.</w:t>
+        <w:t xml:space="preserve">he Department of Pathobiology at the Auburn University </w:t>
+      </w:r>
+      <w:del w:id="308" w:author="Kelsey McCune" w:date="2026-04-29T15:10:00Z" w16du:dateUtc="2026-04-29T20:10:00Z">
+        <w:r>
+          <w:rPr>
+            <w:sz w:val="22"/>
+            <w:szCs w:val="22"/>
+          </w:rPr>
+          <w:delText xml:space="preserve">College of Veterinary Medicine </w:delText>
+        </w:r>
+      </w:del>
+      <w:r>
+        <w:rPr>
+          <w:sz w:val="22"/>
+          <w:szCs w:val="22"/>
+        </w:rPr>
+        <w:t>provides access to whole-genome sequencing to identify pathogenic serotypes</w:t>
+      </w:r>
+      <w:ins w:id="309" w:author="Kelsey McCune" w:date="2026-04-29T15:11:00Z" w16du:dateUtc="2026-04-29T20:11:00Z">
+        <w:r>
+          <w:rPr>
+            <w:sz w:val="22"/>
+            <w:szCs w:val="22"/>
+          </w:rPr>
+          <w:t>, strains</w:t>
+        </w:r>
+      </w:ins>
+      <w:r>
+        <w:rPr>
+          <w:sz w:val="22"/>
+          <w:szCs w:val="22"/>
+        </w:rPr>
+        <w:t xml:space="preserve"> and </w:t>
+      </w:r>
+      <w:del w:id="310" w:author="Kelsey McCune" w:date="2026-04-29T15:11:00Z" w16du:dateUtc="2026-04-29T20:11:00Z">
+        <w:r>
+          <w:rPr>
+            <w:sz w:val="22"/>
+            <w:szCs w:val="22"/>
+          </w:rPr>
+          <w:delText xml:space="preserve">antimicrobial </w:delText>
+        </w:r>
+      </w:del>
+      <w:ins w:id="311" w:author="Kelsey McCune" w:date="2026-04-29T15:11:00Z" w16du:dateUtc="2026-04-29T20:11:00Z">
+        <w:r>
+          <w:rPr>
+            <w:sz w:val="22"/>
+            <w:szCs w:val="22"/>
+          </w:rPr>
+          <w:t>anti</w:t>
+        </w:r>
+        <w:r>
+          <w:rPr>
+            <w:sz w:val="22"/>
+            <w:szCs w:val="22"/>
+          </w:rPr>
+          <w:t>biotic</w:t>
+        </w:r>
+        <w:r>
+          <w:rPr>
+            <w:sz w:val="22"/>
+            <w:szCs w:val="22"/>
+          </w:rPr>
+          <w:t xml:space="preserve"> </w:t>
+        </w:r>
+      </w:ins>
+      <w:r>
+        <w:rPr>
+          <w:sz w:val="22"/>
+          <w:szCs w:val="22"/>
+        </w:rPr>
+        <w:t>resistance genes from positive isolates.</w:t>
       </w:r>
     </w:p>
     <w:p>
@@ -10988,7 +11645,32 @@
           <w:sz w:val="22"/>
           <w:szCs w:val="22"/>
         </w:rPr>
-        <w:t xml:space="preserve">The remainder of the project is supported through collaboration and pre-existing resources rather than direct cash funding. Field supplies (mist nets, USGS bands, sampling materials), travel to study sites, and storage are covered through pre-existing departmental and laboratory resources. </w:t>
+        <w:t xml:space="preserve">The remainder of the project is supported through collaboration and pre-existing resources rather than </w:t>
+      </w:r>
+      <w:del w:id="312" w:author="Kelsey McCune" w:date="2026-04-29T15:17:00Z" w16du:dateUtc="2026-04-29T20:17:00Z">
+        <w:r>
+          <w:rPr>
+            <w:sz w:val="22"/>
+            <w:szCs w:val="22"/>
+          </w:rPr>
+          <w:delText>direct cash</w:delText>
+        </w:r>
+      </w:del>
+      <w:ins w:id="313" w:author="Kelsey McCune" w:date="2026-04-29T15:17:00Z" w16du:dateUtc="2026-04-29T20:17:00Z">
+        <w:r>
+          <w:rPr>
+            <w:sz w:val="22"/>
+            <w:szCs w:val="22"/>
+          </w:rPr>
+          <w:t>grant</w:t>
+        </w:r>
+      </w:ins>
+      <w:r>
+        <w:rPr>
+          <w:sz w:val="22"/>
+          <w:szCs w:val="22"/>
+        </w:rPr>
+        <w:t xml:space="preserve"> funding. Field supplies (mist nets, USGS bands, sampling materials), travel to study sites, and storage are covered through pre-existing departmental and laboratory resources. </w:t>
       </w:r>
       <w:r>
         <w:rPr>
@@ -11154,6 +11836,7 @@
           <w:sz w:val="22"/>
           <w:szCs w:val="22"/>
         </w:rPr>
+        <w:lastRenderedPageBreak/>
         <w:t xml:space="preserve">                                                                                      </w:t>
       </w:r>
     </w:p>
@@ -11188,7 +11871,6 @@
           <w:sz w:val="22"/>
           <w:szCs w:val="22"/>
         </w:rPr>
-        <w:lastRenderedPageBreak/>
         <w:t>$5000</w:t>
       </w:r>
       <w:r>
@@ -11297,7 +11979,35 @@
           <w:sz w:val="22"/>
           <w:szCs w:val="22"/>
         </w:rPr>
-        <w:t>Name, title, and education: begin with baccalaureate training.</w:t>
+        <w:t>Name, title, and education</w:t>
+      </w:r>
+      <w:commentRangeStart w:id="314"/>
+      <w:r>
+        <w:rPr>
+          <w:i/>
+          <w:iCs/>
+          <w:color w:val="EE0000"/>
+          <w:sz w:val="22"/>
+          <w:szCs w:val="22"/>
+        </w:rPr>
+        <w:t>: begin with baccalaureate training</w:t>
+      </w:r>
+      <w:commentRangeEnd w:id="314"/>
+      <w:r>
+        <w:rPr>
+          <w:rStyle w:val="CommentReference"/>
+        </w:rPr>
+        <w:commentReference w:id="314"/>
+      </w:r>
+      <w:r>
+        <w:rPr>
+          <w:i/>
+          <w:iCs/>
+          <w:color w:val="EE0000"/>
+          <w:sz w:val="22"/>
+          <w:szCs w:val="22"/>
+        </w:rPr>
+        <w:t>.</w:t>
       </w:r>
     </w:p>
     <w:p>
@@ -11305,7 +12015,6 @@
         <w:widowControl w:val="0"/>
         <w:jc w:val="both"/>
         <w:rPr>
-          <w:ins w:id="260" w:author="Kelsey McCune" w:date="2026-04-22T11:05:00Z" w16du:dateUtc="2026-04-22T16:05:00Z"/>
           <w:sz w:val="22"/>
           <w:szCs w:val="22"/>
         </w:rPr>
@@ -11322,20 +12031,76 @@
       <w:pPr>
         <w:widowControl w:val="0"/>
         <w:rPr>
-          <w:ins w:id="261" w:author="Kelsey McCune" w:date="2026-04-22T11:06:00Z" w16du:dateUtc="2026-04-22T16:06:00Z"/>
-          <w:sz w:val="22"/>
-          <w:szCs w:val="22"/>
-        </w:rPr>
-      </w:pPr>
-      <w:ins w:id="262" w:author="Kelsey McCune" w:date="2026-04-22T11:05:00Z" w16du:dateUtc="2026-04-22T16:05:00Z">
-        <w:r>
-          <w:rPr>
-            <w:sz w:val="22"/>
-            <w:szCs w:val="22"/>
-          </w:rPr>
-          <w:t>Kelsey McCune, PhD, Assistant Professor, Auburn University College of Forestry, Wildlife and Environment</w:t>
-        </w:r>
-      </w:ins>
+          <w:sz w:val="22"/>
+          <w:szCs w:val="22"/>
+        </w:rPr>
+      </w:pPr>
+      <w:r>
+        <w:rPr>
+          <w:sz w:val="22"/>
+          <w:szCs w:val="22"/>
+        </w:rPr>
+        <w:t>Kelsey McCune</w:t>
+      </w:r>
+      <w:ins w:id="315" w:author="Kelsey McCune" w:date="2026-04-29T15:19:00Z" w16du:dateUtc="2026-04-29T20:19:00Z">
+        <w:r>
+          <w:rPr>
+            <w:sz w:val="22"/>
+            <w:szCs w:val="22"/>
+          </w:rPr>
+          <w:t>: BS in Biology (2010) Randolph-Macon Woman’s Col</w:t>
+        </w:r>
+      </w:ins>
+      <w:ins w:id="316" w:author="Kelsey McCune" w:date="2026-04-29T15:20:00Z" w16du:dateUtc="2026-04-29T20:20:00Z">
+        <w:r>
+          <w:rPr>
+            <w:sz w:val="22"/>
+            <w:szCs w:val="22"/>
+          </w:rPr>
+          <w:t>lege;</w:t>
+        </w:r>
+      </w:ins>
+      <w:del w:id="317" w:author="Kelsey McCune" w:date="2026-04-29T15:19:00Z" w16du:dateUtc="2026-04-29T20:19:00Z">
+        <w:r>
+          <w:rPr>
+            <w:sz w:val="22"/>
+            <w:szCs w:val="22"/>
+          </w:rPr>
+          <w:delText>,</w:delText>
+        </w:r>
+      </w:del>
+      <w:r>
+        <w:rPr>
+          <w:sz w:val="22"/>
+          <w:szCs w:val="22"/>
+        </w:rPr>
+        <w:t xml:space="preserve"> PhD</w:t>
+      </w:r>
+      <w:ins w:id="318" w:author="Kelsey McCune" w:date="2026-04-29T15:20:00Z" w16du:dateUtc="2026-04-29T20:20:00Z">
+        <w:r>
+          <w:rPr>
+            <w:sz w:val="22"/>
+            <w:szCs w:val="22"/>
+          </w:rPr>
+          <w:t xml:space="preserve"> in Animal Behavior (2010) University of Washington;</w:t>
+        </w:r>
+      </w:ins>
+      <w:del w:id="319" w:author="Kelsey McCune" w:date="2026-04-29T15:20:00Z" w16du:dateUtc="2026-04-29T20:20:00Z">
+        <w:r>
+          <w:rPr>
+            <w:sz w:val="22"/>
+            <w:szCs w:val="22"/>
+          </w:rPr>
+          <w:delText>,</w:delText>
+        </w:r>
+      </w:del>
+      <w:r>
+        <w:rPr>
+          <w:sz w:val="22"/>
+          <w:szCs w:val="22"/>
+        </w:rPr>
+        <w:t xml:space="preserve"> Assistant Professor, Auburn University College of Forestry, Wildlife and Environment</w:t>
+      </w:r>
     </w:p>
     <w:p>
       <w:pPr>
@@ -11344,22 +12109,73 @@
           <w:sz w:val="22"/>
           <w:szCs w:val="22"/>
         </w:rPr>
-        <w:pPrChange w:id="263" w:author="Kelsey McCune" w:date="2026-04-22T11:05:00Z" w16du:dateUtc="2026-04-22T16:05:00Z">
-          <w:pPr>
-            <w:widowControl w:val="0"/>
-            <w:jc w:val="both"/>
-          </w:pPr>
-        </w:pPrChange>
-      </w:pPr>
-      <w:ins w:id="264" w:author="Kelsey McCune" w:date="2026-04-22T11:06:00Z" w16du:dateUtc="2026-04-22T16:06:00Z">
-        <w:r>
-          <w:rPr>
-            <w:sz w:val="22"/>
-            <w:szCs w:val="22"/>
-          </w:rPr>
-          <w:t>Aniruddha Belsare, PhD, Assistant Professor, Auburn University College of Forestry, Wildlife and Environment and the College of Veterinary Medicine</w:t>
-        </w:r>
-      </w:ins>
+      </w:pPr>
+      <w:r>
+        <w:rPr>
+          <w:sz w:val="22"/>
+          <w:szCs w:val="22"/>
+        </w:rPr>
+        <w:t>Aniruddha Belsare</w:t>
+      </w:r>
+      <w:ins w:id="320" w:author="Kelsey McCune" w:date="2026-04-29T15:23:00Z" w16du:dateUtc="2026-04-29T20:23:00Z">
+        <w:r>
+          <w:rPr>
+            <w:sz w:val="22"/>
+            <w:szCs w:val="22"/>
+          </w:rPr>
+          <w:t>: BS in Veterinary Science (1996) Bombay Veterina</w:t>
+        </w:r>
+      </w:ins>
+      <w:ins w:id="321" w:author="Kelsey McCune" w:date="2026-04-29T15:24:00Z" w16du:dateUtc="2026-04-29T20:24:00Z">
+        <w:r>
+          <w:rPr>
+            <w:sz w:val="22"/>
+            <w:szCs w:val="22"/>
+          </w:rPr>
+          <w:t>ry College;</w:t>
+        </w:r>
+      </w:ins>
+      <w:del w:id="322" w:author="Kelsey McCune" w:date="2026-04-29T15:23:00Z" w16du:dateUtc="2026-04-29T20:23:00Z">
+        <w:r>
+          <w:rPr>
+            <w:sz w:val="22"/>
+            <w:szCs w:val="22"/>
+          </w:rPr>
+          <w:delText>,</w:delText>
+        </w:r>
+      </w:del>
+      <w:r>
+        <w:rPr>
+          <w:sz w:val="22"/>
+          <w:szCs w:val="22"/>
+        </w:rPr>
+        <w:t xml:space="preserve"> PhD</w:t>
+      </w:r>
+      <w:ins w:id="323" w:author="Kelsey McCune" w:date="2026-04-29T15:24:00Z" w16du:dateUtc="2026-04-29T20:24:00Z">
+        <w:r>
+          <w:rPr>
+            <w:sz w:val="22"/>
+            <w:szCs w:val="22"/>
+          </w:rPr>
+          <w:t xml:space="preserve"> in Wildlife Science (2013) University of Missouri;</w:t>
+        </w:r>
+      </w:ins>
+      <w:del w:id="324" w:author="Kelsey McCune" w:date="2026-04-29T15:24:00Z" w16du:dateUtc="2026-04-29T20:24:00Z">
+        <w:r>
+          <w:rPr>
+            <w:sz w:val="22"/>
+            <w:szCs w:val="22"/>
+          </w:rPr>
+          <w:delText>,</w:delText>
+        </w:r>
+      </w:del>
+      <w:r>
+        <w:rPr>
+          <w:sz w:val="22"/>
+          <w:szCs w:val="22"/>
+        </w:rPr>
+        <w:t xml:space="preserve"> Assistant Professor, Auburn University College of Forestry, Wildlife and Environment and the College of Veterinary Medicine</w:t>
+      </w:r>
       <w:r>
         <w:rPr>
           <w:sz w:val="22"/>
@@ -11390,85 +12206,34 @@
         <w:widowControl w:val="0"/>
         <w:jc w:val="both"/>
         <w:rPr>
-          <w:ins w:id="265" w:author="Kelsey McCune" w:date="2026-04-22T11:07:00Z" w16du:dateUtc="2026-04-22T16:07:00Z"/>
-          <w:sz w:val="22"/>
-          <w:szCs w:val="22"/>
-        </w:rPr>
-      </w:pPr>
-      <w:ins w:id="266" w:author="Kelsey McCune" w:date="2026-04-22T11:06:00Z" w16du:dateUtc="2026-04-22T16:06:00Z">
-        <w:r>
-          <w:rPr>
-            <w:sz w:val="22"/>
-            <w:szCs w:val="22"/>
-          </w:rPr>
-          <w:t xml:space="preserve">AF: Data collection, </w:t>
-        </w:r>
-      </w:ins>
-      <w:ins w:id="267" w:author="Kelsey McCune" w:date="2026-04-22T11:07:00Z" w16du:dateUtc="2026-04-22T16:07:00Z">
-        <w:r>
-          <w:rPr>
-            <w:sz w:val="22"/>
-            <w:szCs w:val="22"/>
-          </w:rPr>
-          <w:t xml:space="preserve">lab processing, </w:t>
-        </w:r>
-      </w:ins>
-      <w:ins w:id="268" w:author="Kelsey McCune" w:date="2026-04-22T11:06:00Z" w16du:dateUtc="2026-04-22T16:06:00Z">
-        <w:r>
-          <w:rPr>
-            <w:sz w:val="22"/>
-            <w:szCs w:val="22"/>
-          </w:rPr>
-          <w:t xml:space="preserve">analysis, </w:t>
-        </w:r>
-      </w:ins>
-      <w:ins w:id="269" w:author="Kelsey McCune" w:date="2026-04-22T11:07:00Z" w16du:dateUtc="2026-04-22T16:07:00Z">
-        <w:r>
-          <w:rPr>
-            <w:sz w:val="22"/>
-            <w:szCs w:val="22"/>
-          </w:rPr>
-          <w:t>writing</w:t>
-        </w:r>
-      </w:ins>
+          <w:sz w:val="22"/>
+          <w:szCs w:val="22"/>
+        </w:rPr>
+      </w:pPr>
+      <w:r>
+        <w:rPr>
+          <w:sz w:val="22"/>
+          <w:szCs w:val="22"/>
+        </w:rPr>
+        <w:t>AF: Data collection, lab processing, analysis, writing</w:t>
+      </w:r>
     </w:p>
     <w:p>
       <w:pPr>
         <w:widowControl w:val="0"/>
         <w:jc w:val="both"/>
         <w:rPr>
-          <w:ins w:id="270" w:author="Kelsey McCune" w:date="2026-04-22T11:07:00Z" w16du:dateUtc="2026-04-22T16:07:00Z"/>
-          <w:sz w:val="22"/>
-          <w:szCs w:val="22"/>
-        </w:rPr>
-      </w:pPr>
-      <w:ins w:id="271" w:author="Kelsey McCune" w:date="2026-04-22T11:07:00Z" w16du:dateUtc="2026-04-22T16:07:00Z">
-        <w:r>
-          <w:rPr>
-            <w:sz w:val="22"/>
-            <w:szCs w:val="22"/>
-          </w:rPr>
-          <w:t>KM: Research question development, experimental design, training</w:t>
-        </w:r>
-      </w:ins>
-      <w:ins w:id="272" w:author="Kelsey McCune" w:date="2026-04-22T11:09:00Z" w16du:dateUtc="2026-04-22T16:09:00Z">
-        <w:r>
-          <w:rPr>
-            <w:sz w:val="22"/>
-            <w:szCs w:val="22"/>
-          </w:rPr>
-          <w:t xml:space="preserve"> and supervising AF</w:t>
-        </w:r>
-      </w:ins>
-      <w:ins w:id="273" w:author="Kelsey McCune" w:date="2026-04-22T11:07:00Z" w16du:dateUtc="2026-04-22T16:07:00Z">
-        <w:r>
-          <w:rPr>
-            <w:sz w:val="22"/>
-            <w:szCs w:val="22"/>
-          </w:rPr>
-          <w:t>, analysis, writing, funding</w:t>
-        </w:r>
-      </w:ins>
+          <w:sz w:val="22"/>
+          <w:szCs w:val="22"/>
+        </w:rPr>
+      </w:pPr>
+      <w:r>
+        <w:rPr>
+          <w:sz w:val="22"/>
+          <w:szCs w:val="22"/>
+        </w:rPr>
+        <w:t>KM: Research question development, experimental design, training and supervising AF, analysis, writing, funding</w:t>
+      </w:r>
     </w:p>
     <w:p>
       <w:pPr>
@@ -11479,24 +12244,13 @@
           <w:szCs w:val="22"/>
         </w:rPr>
       </w:pPr>
-      <w:ins w:id="274" w:author="Kelsey McCune" w:date="2026-04-22T11:07:00Z" w16du:dateUtc="2026-04-22T16:07:00Z">
-        <w:r>
-          <w:rPr>
-            <w:sz w:val="22"/>
-            <w:szCs w:val="22"/>
-          </w:rPr>
-          <w:t xml:space="preserve">AB: </w:t>
-        </w:r>
-      </w:ins>
-      <w:ins w:id="275" w:author="Kelsey McCune" w:date="2026-04-22T11:08:00Z" w16du:dateUtc="2026-04-22T16:08:00Z">
-        <w:r>
-          <w:rPr>
-            <w:sz w:val="22"/>
-            <w:szCs w:val="22"/>
-          </w:rPr>
-          <w:t>Research question development, methodological development, laboratory access, funding</w:t>
-        </w:r>
-      </w:ins>
+      <w:r>
+        <w:rPr>
+          <w:sz w:val="22"/>
+          <w:szCs w:val="22"/>
+        </w:rPr>
+        <w:t>AB: Research question development, methodological development, laboratory access, funding</w:t>
+      </w:r>
     </w:p>
     <w:p>
       <w:pPr>
@@ -11670,7 +12424,23 @@
           <w:sz w:val="22"/>
           <w:szCs w:val="22"/>
         </w:rPr>
-        <w:t xml:space="preserve"> | Summer Practicum, Auburn University | May 2025 </w:t>
+        <w:t xml:space="preserve"> | Summer Practicum, Auburn University | May 2025</w:t>
+      </w:r>
+      <w:r>
+        <w:rPr>
+          <w:color w:val="000000" w:themeColor="text1"/>
+          <w:sz w:val="22"/>
+          <w:szCs w:val="22"/>
+        </w:rPr>
+        <w:t>, 2026</w:t>
+      </w:r>
+      <w:r>
+        <w:rPr>
+          <w:color w:val="000000" w:themeColor="text1"/>
+          <w:sz w:val="22"/>
+          <w:szCs w:val="22"/>
+        </w:rPr>
+        <w:t xml:space="preserve"> </w:t>
       </w:r>
     </w:p>
     <w:p>
@@ -11794,7 +12564,23 @@
           <w:sz w:val="22"/>
           <w:szCs w:val="22"/>
         </w:rPr>
-        <w:t xml:space="preserve"> | Outdoor Explorer Camp, Auburn Youth Programs | June 2025 </w:t>
+        <w:t xml:space="preserve"> | Outdoor Explorer Camp, Auburn Youth Programs | June 2025</w:t>
+      </w:r>
+      <w:r>
+        <w:rPr>
+          <w:color w:val="000000" w:themeColor="text1"/>
+          <w:sz w:val="22"/>
+          <w:szCs w:val="22"/>
+        </w:rPr>
+        <w:t>, 2026</w:t>
+      </w:r>
+      <w:r>
+        <w:rPr>
+          <w:color w:val="000000" w:themeColor="text1"/>
+          <w:sz w:val="22"/>
+          <w:szCs w:val="22"/>
+        </w:rPr>
+        <w:t xml:space="preserve"> </w:t>
       </w:r>
     </w:p>
     <w:p>
@@ -12087,6 +12873,7 @@
           <w:sz w:val="22"/>
           <w:szCs w:val="22"/>
         </w:rPr>
+        <w:lastRenderedPageBreak/>
         <w:t>This is a pilot or feasibility study (a total of 12 or more animals suggests that the project is not a pilot); describe how numbers were estimated.</w:t>
       </w:r>
     </w:p>
@@ -12108,15 +12895,7 @@
           <w:sz w:val="22"/>
           <w:szCs w:val="22"/>
         </w:rPr>
-        <w:t xml:space="preserve">The group size was determined using a statistical package.  For these calculations, specify the package, effect size(s), estimate of variation used, and power level expected. If multiple response variables are to be measured, the power </w:t>
-      </w:r>
-      <w:r>
-        <w:rPr>
-          <w:sz w:val="22"/>
-          <w:szCs w:val="22"/>
-        </w:rPr>
-        <w:lastRenderedPageBreak/>
-        <w:t>calculation should be based on the most critical measures. When the objective is not to test but to estimate differences between mean or proportions, sample size may be justified based on confidence interval width criteria.</w:t>
+        <w:t>The group size was determined using a statistical package.  For these calculations, specify the package, effect size(s), estimate of variation used, and power level expected. If multiple response variables are to be measured, the power calculation should be based on the most critical measures. When the objective is not to test but to estimate differences between mean or proportions, sample size may be justified based on confidence interval width criteria.</w:t>
       </w:r>
     </w:p>
     <w:p>
@@ -12311,7 +13090,6 @@
       <w:pPr>
         <w:jc w:val="both"/>
         <w:rPr>
-          <w:ins w:id="276" w:author="Kelsey McCune" w:date="2026-04-22T11:09:00Z" w16du:dateUtc="2026-04-22T16:09:00Z"/>
           <w:sz w:val="22"/>
           <w:szCs w:val="22"/>
         </w:rPr>
@@ -12321,292 +13099,105 @@
       <w:pPr>
         <w:jc w:val="both"/>
         <w:rPr>
-          <w:ins w:id="277" w:author="Kelsey McCune" w:date="2026-04-22T11:09:00Z" w16du:dateUtc="2026-04-22T16:09:00Z"/>
-          <w:sz w:val="22"/>
-          <w:szCs w:val="22"/>
-        </w:rPr>
-      </w:pPr>
-      <w:ins w:id="278" w:author="Kelsey McCune" w:date="2026-04-22T11:09:00Z" w16du:dateUtc="2026-04-22T16:09:00Z">
-        <w:r>
-          <w:rPr>
-            <w:sz w:val="22"/>
-            <w:szCs w:val="22"/>
-          </w:rPr>
-          <w:t xml:space="preserve">I used the </w:t>
-        </w:r>
-        <w:proofErr w:type="spellStart"/>
-        <w:r>
-          <w:rPr>
-            <w:sz w:val="22"/>
-            <w:szCs w:val="22"/>
-          </w:rPr>
-          <w:t>simr</w:t>
-        </w:r>
-        <w:proofErr w:type="spellEnd"/>
-        <w:r>
-          <w:rPr>
-            <w:sz w:val="22"/>
-            <w:szCs w:val="22"/>
-          </w:rPr>
-          <w:t xml:space="preserve"> package in R (</w:t>
-        </w:r>
-      </w:ins>
-      <w:commentRangeStart w:id="279"/>
-      <w:ins w:id="280" w:author="Kelsey McCune" w:date="2026-04-22T11:43:00Z" w16du:dateUtc="2026-04-22T16:43:00Z">
-        <w:r>
-          <w:rPr>
-            <w:sz w:val="22"/>
-            <w:szCs w:val="22"/>
-          </w:rPr>
-          <w:t>MacLeod, 2016</w:t>
-        </w:r>
-        <w:commentRangeEnd w:id="279"/>
-        <w:r>
-          <w:rPr>
-            <w:rStyle w:val="CommentReference"/>
-            <w:sz w:val="22"/>
-            <w:szCs w:val="22"/>
-          </w:rPr>
-          <w:commentReference w:id="279"/>
-        </w:r>
-      </w:ins>
-      <w:ins w:id="281" w:author="Kelsey McCune" w:date="2026-04-22T11:09:00Z" w16du:dateUtc="2026-04-22T16:09:00Z">
-        <w:r>
-          <w:rPr>
-            <w:sz w:val="22"/>
-            <w:szCs w:val="22"/>
-          </w:rPr>
-          <w:t xml:space="preserve">) </w:t>
-        </w:r>
-      </w:ins>
-      <w:ins w:id="282" w:author="Kelsey McCune" w:date="2026-04-22T11:11:00Z" w16du:dateUtc="2026-04-22T16:11:00Z">
-        <w:r>
-          <w:rPr>
-            <w:sz w:val="22"/>
-            <w:szCs w:val="22"/>
-          </w:rPr>
-          <w:t xml:space="preserve">and my preliminary data </w:t>
-        </w:r>
-      </w:ins>
-      <w:ins w:id="283" w:author="Kelsey McCune" w:date="2026-04-22T11:09:00Z" w16du:dateUtc="2026-04-22T16:09:00Z">
-        <w:r>
-          <w:rPr>
-            <w:sz w:val="22"/>
-            <w:szCs w:val="22"/>
-          </w:rPr>
-          <w:t xml:space="preserve">to </w:t>
-        </w:r>
-      </w:ins>
-      <w:ins w:id="284" w:author="Kelsey McCune" w:date="2026-04-22T11:10:00Z" w16du:dateUtc="2026-04-22T16:10:00Z">
-        <w:r>
-          <w:rPr>
-            <w:sz w:val="22"/>
-            <w:szCs w:val="22"/>
-          </w:rPr>
-          <w:t xml:space="preserve">test the observed power to detect an effect of site treatment type on probability of </w:t>
-        </w:r>
-        <w:r>
-          <w:rPr>
-            <w:i/>
-            <w:iCs/>
-            <w:sz w:val="22"/>
-            <w:szCs w:val="22"/>
-          </w:rPr>
-          <w:t xml:space="preserve">S. enterica </w:t>
-        </w:r>
-        <w:r>
-          <w:rPr>
-            <w:sz w:val="22"/>
-            <w:szCs w:val="22"/>
-          </w:rPr>
-          <w:t>infection in wild birds and chickens</w:t>
-        </w:r>
-      </w:ins>
-      <w:ins w:id="285" w:author="Kelsey McCune" w:date="2026-04-22T11:11:00Z" w16du:dateUtc="2026-04-22T16:11:00Z">
-        <w:r>
-          <w:rPr>
-            <w:sz w:val="22"/>
-            <w:szCs w:val="22"/>
-          </w:rPr>
-          <w:t xml:space="preserve">. With my current, limited funding to culture bird samples for </w:t>
-        </w:r>
-        <w:r>
-          <w:rPr>
-            <w:i/>
-            <w:iCs/>
-            <w:sz w:val="22"/>
-            <w:szCs w:val="22"/>
-          </w:rPr>
-          <w:t xml:space="preserve">S. enterica, </w:t>
-        </w:r>
-        <w:r>
-          <w:rPr>
-            <w:sz w:val="22"/>
-            <w:szCs w:val="22"/>
-          </w:rPr>
-          <w:t xml:space="preserve">I </w:t>
-        </w:r>
-      </w:ins>
-      <w:ins w:id="286" w:author="Kelsey McCune" w:date="2026-04-22T11:37:00Z" w16du:dateUtc="2026-04-22T16:37:00Z">
-        <w:r>
-          <w:rPr>
-            <w:sz w:val="22"/>
-            <w:szCs w:val="22"/>
-          </w:rPr>
-          <w:t>cultur</w:t>
-        </w:r>
-      </w:ins>
-      <w:ins w:id="287" w:author="Kelsey McCune" w:date="2026-04-22T11:12:00Z" w16du:dateUtc="2026-04-22T16:12:00Z">
-        <w:r>
-          <w:rPr>
-            <w:sz w:val="22"/>
-            <w:szCs w:val="22"/>
-          </w:rPr>
-          <w:t xml:space="preserve">ed 98 </w:t>
-        </w:r>
-      </w:ins>
-      <w:ins w:id="288" w:author="Kelsey McCune" w:date="2026-04-22T11:31:00Z" w16du:dateUtc="2026-04-22T16:31:00Z">
-        <w:r>
-          <w:rPr>
-            <w:sz w:val="22"/>
-            <w:szCs w:val="22"/>
-          </w:rPr>
-          <w:t xml:space="preserve">out of my 250 </w:t>
-        </w:r>
-      </w:ins>
-      <w:ins w:id="289" w:author="Kelsey McCune" w:date="2026-04-22T11:12:00Z" w16du:dateUtc="2026-04-22T16:12:00Z">
-        <w:r>
-          <w:rPr>
-            <w:sz w:val="22"/>
-            <w:szCs w:val="22"/>
-          </w:rPr>
-          <w:t xml:space="preserve">samples from </w:t>
-        </w:r>
-      </w:ins>
-      <w:ins w:id="290" w:author="Kelsey McCune" w:date="2026-04-22T11:31:00Z" w16du:dateUtc="2026-04-22T16:31:00Z">
-        <w:r>
-          <w:rPr>
-            <w:sz w:val="22"/>
-            <w:szCs w:val="22"/>
-          </w:rPr>
-          <w:t xml:space="preserve">birds and chickens in </w:t>
-        </w:r>
-      </w:ins>
-      <w:ins w:id="291" w:author="Kelsey McCune" w:date="2026-04-22T11:12:00Z" w16du:dateUtc="2026-04-22T16:12:00Z">
-        <w:r>
-          <w:rPr>
-            <w:sz w:val="22"/>
-            <w:szCs w:val="22"/>
-          </w:rPr>
-          <w:t xml:space="preserve">control, bird feeder, chicken, and combined bird feeder chicken sites. There was a 14% positivity rate, but </w:t>
-        </w:r>
-      </w:ins>
-      <w:ins w:id="292" w:author="Kelsey McCune" w:date="2026-04-22T11:13:00Z" w16du:dateUtc="2026-04-22T16:13:00Z">
-        <w:r>
-          <w:rPr>
-            <w:sz w:val="22"/>
-            <w:szCs w:val="22"/>
-          </w:rPr>
-          <w:t xml:space="preserve">the power of my model to detect an effect of site type was only 56%. </w:t>
-        </w:r>
-      </w:ins>
-      <w:ins w:id="293" w:author="Kelsey McCune" w:date="2026-04-22T11:14:00Z" w16du:dateUtc="2026-04-22T16:14:00Z">
-        <w:r>
-          <w:rPr>
-            <w:sz w:val="22"/>
-            <w:szCs w:val="22"/>
-          </w:rPr>
-          <w:t>If I am able to test more samples such that there would be</w:t>
-        </w:r>
-      </w:ins>
-      <w:ins w:id="294" w:author="Kelsey McCune" w:date="2026-04-22T11:15:00Z" w16du:dateUtc="2026-04-22T16:15:00Z">
-        <w:r>
-          <w:rPr>
-            <w:sz w:val="22"/>
-            <w:szCs w:val="22"/>
-          </w:rPr>
-          <w:t xml:space="preserve"> at least</w:t>
-        </w:r>
-      </w:ins>
-      <w:ins w:id="295" w:author="Kelsey McCune" w:date="2026-04-22T11:14:00Z" w16du:dateUtc="2026-04-22T16:14:00Z">
-        <w:r>
-          <w:rPr>
-            <w:sz w:val="22"/>
-            <w:szCs w:val="22"/>
-          </w:rPr>
-          <w:t xml:space="preserve"> 40 samples per </w:t>
-        </w:r>
-      </w:ins>
-      <w:ins w:id="296" w:author="Kelsey McCune" w:date="2026-04-22T11:15:00Z" w16du:dateUtc="2026-04-22T16:15:00Z">
-        <w:r>
-          <w:rPr>
-            <w:sz w:val="22"/>
-            <w:szCs w:val="22"/>
-          </w:rPr>
-          <w:t>site type, then my power to detect an effect</w:t>
-        </w:r>
-      </w:ins>
-      <w:ins w:id="297" w:author="Kelsey McCune" w:date="2026-04-22T11:17:00Z" w16du:dateUtc="2026-04-22T16:17:00Z">
-        <w:r>
-          <w:rPr>
-            <w:sz w:val="22"/>
-            <w:szCs w:val="22"/>
-          </w:rPr>
-          <w:t xml:space="preserve"> of the same size as in the preliminary data</w:t>
-        </w:r>
-      </w:ins>
-      <w:ins w:id="298" w:author="Kelsey McCune" w:date="2026-04-22T11:15:00Z" w16du:dateUtc="2026-04-22T16:15:00Z">
-        <w:r>
-          <w:rPr>
-            <w:sz w:val="22"/>
-            <w:szCs w:val="22"/>
-          </w:rPr>
-          <w:t xml:space="preserve"> would increase to 80%. </w:t>
-        </w:r>
-      </w:ins>
-      <w:ins w:id="299" w:author="Kelsey McCune" w:date="2026-04-22T11:13:00Z" w16du:dateUtc="2026-04-22T16:13:00Z">
-        <w:r>
-          <w:rPr>
-            <w:sz w:val="22"/>
-            <w:szCs w:val="22"/>
-          </w:rPr>
-          <w:t>Funding from this grant will allow me to increase the number of samples I can test, as well as fund whole</w:t>
-        </w:r>
-      </w:ins>
-      <w:ins w:id="300" w:author="Kelsey McCune" w:date="2026-04-22T11:14:00Z" w16du:dateUtc="2026-04-22T16:14:00Z">
-        <w:r>
-          <w:rPr>
-            <w:sz w:val="22"/>
-            <w:szCs w:val="22"/>
-          </w:rPr>
-          <w:t xml:space="preserve"> genome sequencing to identify whether the samples positive for </w:t>
-        </w:r>
-        <w:r>
-          <w:rPr>
-            <w:i/>
-            <w:iCs/>
-            <w:sz w:val="22"/>
-            <w:szCs w:val="22"/>
-          </w:rPr>
-          <w:t xml:space="preserve">S. enterica </w:t>
-        </w:r>
-        <w:r>
-          <w:rPr>
-            <w:sz w:val="22"/>
-            <w:szCs w:val="22"/>
-          </w:rPr>
-          <w:t>are a pathogenic serotype that is dangerous to birds and humans.</w:t>
-        </w:r>
-      </w:ins>
-      <w:ins w:id="301" w:author="Kelsey McCune" w:date="2026-04-22T11:38:00Z" w16du:dateUtc="2026-04-22T16:38:00Z">
-        <w:r>
-          <w:rPr>
-            <w:sz w:val="22"/>
-            <w:szCs w:val="22"/>
-          </w:rPr>
-          <w:t xml:space="preserve"> </w:t>
-        </w:r>
-      </w:ins>
+          <w:sz w:val="22"/>
+          <w:szCs w:val="22"/>
+        </w:rPr>
+      </w:pPr>
+      <w:r>
+        <w:rPr>
+          <w:sz w:val="22"/>
+          <w:szCs w:val="22"/>
+        </w:rPr>
+        <w:t xml:space="preserve">I used the </w:t>
+      </w:r>
+      <w:proofErr w:type="spellStart"/>
+      <w:r>
+        <w:rPr>
+          <w:sz w:val="22"/>
+          <w:szCs w:val="22"/>
+        </w:rPr>
+        <w:t>simr</w:t>
+      </w:r>
+      <w:proofErr w:type="spellEnd"/>
+      <w:r>
+        <w:rPr>
+          <w:sz w:val="22"/>
+          <w:szCs w:val="22"/>
+        </w:rPr>
+        <w:t xml:space="preserve"> package in R (</w:t>
+      </w:r>
+      <w:commentRangeStart w:id="325"/>
+      <w:r>
+        <w:rPr>
+          <w:sz w:val="22"/>
+          <w:szCs w:val="22"/>
+        </w:rPr>
+        <w:t>MacLeod, 2016</w:t>
+      </w:r>
+      <w:commentRangeEnd w:id="325"/>
+      <w:r>
+        <w:rPr>
+          <w:rStyle w:val="CommentReference"/>
+          <w:sz w:val="22"/>
+          <w:szCs w:val="22"/>
+        </w:rPr>
+        <w:commentReference w:id="325"/>
+      </w:r>
+      <w:r>
+        <w:rPr>
+          <w:sz w:val="22"/>
+          <w:szCs w:val="22"/>
+        </w:rPr>
+        <w:t xml:space="preserve">) and my preliminary data to test the observed power to detect an effect of site treatment type on probability of </w:t>
+      </w:r>
+      <w:r>
+        <w:rPr>
+          <w:i/>
+          <w:iCs/>
+          <w:sz w:val="22"/>
+          <w:szCs w:val="22"/>
+        </w:rPr>
+        <w:t xml:space="preserve">S. enterica </w:t>
+      </w:r>
+      <w:r>
+        <w:rPr>
+          <w:sz w:val="22"/>
+          <w:szCs w:val="22"/>
+        </w:rPr>
+        <w:t xml:space="preserve">infection in wild birds and chickens. With my current, limited funding to culture bird samples for </w:t>
+      </w:r>
+      <w:r>
+        <w:rPr>
+          <w:i/>
+          <w:iCs/>
+          <w:sz w:val="22"/>
+          <w:szCs w:val="22"/>
+        </w:rPr>
+        <w:t xml:space="preserve">S. enterica, </w:t>
+      </w:r>
+      <w:r>
+        <w:rPr>
+          <w:sz w:val="22"/>
+          <w:szCs w:val="22"/>
+        </w:rPr>
+        <w:t xml:space="preserve">I cultured 98 out of my 250 samples from birds and chickens in control, bird feeder, chicken, and combined bird feeder chicken sites. There was a 14% positivity rate, but the power of my model to detect an effect of site type was only 56%. If I am able to test more samples such that there would be at least 40 samples per site type, then my power to detect an effect of the same size as in the preliminary data would increase to 80%. Funding from this grant will allow me to increase the number of samples I can test, as well as fund whole genome sequencing to identify whether the samples positive for </w:t>
+      </w:r>
+      <w:r>
+        <w:rPr>
+          <w:i/>
+          <w:iCs/>
+          <w:sz w:val="22"/>
+          <w:szCs w:val="22"/>
+        </w:rPr>
+        <w:t xml:space="preserve">S. enterica </w:t>
+      </w:r>
+      <w:r>
+        <w:rPr>
+          <w:sz w:val="22"/>
+          <w:szCs w:val="22"/>
+        </w:rPr>
+        <w:t xml:space="preserve">are a pathogenic serotype that is dangerous to birds and humans. </w:t>
+      </w:r>
     </w:p>
     <w:p>
       <w:pPr>
@@ -12992,16 +13583,7 @@
           <w:sz w:val="22"/>
           <w:szCs w:val="22"/>
         </w:rPr>
-        <w:t xml:space="preserve">Journal of Avian Medicine and </w:t>
-      </w:r>
-      <w:r>
-        <w:rPr>
-          <w:i/>
-          <w:sz w:val="22"/>
-          <w:szCs w:val="22"/>
-        </w:rPr>
-        <w:lastRenderedPageBreak/>
-        <w:t xml:space="preserve">Surgery </w:t>
+        <w:t xml:space="preserve">Journal of Avian Medicine and Surgery </w:t>
       </w:r>
       <w:r>
         <w:rPr>
@@ -13051,7 +13633,7 @@
       </w:r>
     </w:p>
   </w:comment>
-  <w:comment w:id="2" w:author="Alex Fisher" w:date="2026-04-28T21:06:00Z" w:initials="AF">
+  <w:comment w:id="1" w:author="Alex Fisher" w:date="2026-04-28T21:06:00Z" w:initials="AF">
     <w:p>
       <w:r>
         <w:rPr>
@@ -13068,7 +13650,7 @@
       </w:r>
     </w:p>
   </w:comment>
-  <w:comment w:id="3" w:author="Kelsey McCune" w:date="2026-04-29T13:31:00Z" w:initials="KBM">
+  <w:comment w:id="2" w:author="Kelsey McCune" w:date="2026-04-29T13:31:00Z" w:initials="KBM">
     <w:p>
       <w:r>
         <w:rPr>
@@ -13085,7 +13667,7 @@
       </w:r>
     </w:p>
   </w:comment>
-  <w:comment w:id="4" w:author="Kelsey McCune" w:date="2026-04-29T13:32:00Z" w:initials="KBM">
+  <w:comment w:id="3" w:author="Kelsey McCune" w:date="2026-04-29T13:32:00Z" w:initials="KBM">
     <w:p>
       <w:r>
         <w:rPr>
@@ -13102,7 +13684,7 @@
       </w:r>
     </w:p>
   </w:comment>
-  <w:comment w:id="51" w:author="Kelsey McCune" w:date="2026-04-29T13:35:00Z" w:initials="KBM">
+  <w:comment w:id="50" w:author="Kelsey McCune" w:date="2026-04-29T13:35:00Z" w:initials="KBM">
     <w:p>
       <w:r>
         <w:rPr>
@@ -13119,7 +13701,7 @@
       </w:r>
     </w:p>
   </w:comment>
-  <w:comment w:id="66" w:author="Kelsey McCune" w:date="2026-04-29T12:58:00Z" w:initials="KBM">
+  <w:comment w:id="65" w:author="Kelsey McCune" w:date="2026-04-29T12:58:00Z" w:initials="KBM">
     <w:p>
       <w:r>
         <w:rPr>
@@ -13136,7 +13718,7 @@
       </w:r>
     </w:p>
   </w:comment>
-  <w:comment w:id="97" w:author="Alex Fisher" w:date="2026-04-28T19:43:00Z" w:initials="AF">
+  <w:comment w:id="96" w:author="Alex Fisher" w:date="2026-04-28T19:43:00Z" w:initials="AF">
     <w:p>
       <w:r>
         <w:rPr>
@@ -13153,7 +13735,7 @@
       </w:r>
     </w:p>
   </w:comment>
-  <w:comment w:id="98" w:author="Kelsey McCune" w:date="2026-04-29T13:04:00Z" w:initials="KBM">
+  <w:comment w:id="97" w:author="Kelsey McCune" w:date="2026-04-29T13:04:00Z" w:initials="KBM">
     <w:p>
       <w:r>
         <w:rPr>
@@ -13204,7 +13786,7 @@
       </w:r>
     </w:p>
   </w:comment>
-  <w:comment w:id="143" w:author="Kelsey McCune" w:date="2026-04-15T08:29:00Z" w:initials="KBM">
+  <w:comment w:id="144" w:author="Kelsey McCune" w:date="2026-04-15T08:29:00Z" w:initials="KBM">
     <w:p>
       <w:r>
         <w:rPr>
@@ -13221,7 +13803,7 @@
       </w:r>
     </w:p>
   </w:comment>
-  <w:comment w:id="144" w:author="Kelsey McCune" w:date="2026-04-15T08:29:00Z" w:initials="KBM">
+  <w:comment w:id="145" w:author="Kelsey McCune" w:date="2026-04-15T08:29:00Z" w:initials="KBM">
     <w:p>
       <w:r>
         <w:rPr>
@@ -13238,7 +13820,7 @@
       </w:r>
     </w:p>
   </w:comment>
-  <w:comment w:id="252" w:author="Alex Fisher" w:date="2026-04-28T21:06:00Z" w:initials="AF">
+  <w:comment w:id="259" w:author="Alex Fisher" w:date="2026-04-28T21:06:00Z" w:initials="AF">
     <w:p>
       <w:r>
         <w:rPr>
@@ -13265,7 +13847,7 @@
       </w:r>
     </w:p>
   </w:comment>
-  <w:comment w:id="254" w:author="Kelsey McCune" w:date="2026-04-08T15:31:00Z" w:initials="KBM">
+  <w:comment w:id="267" w:author="Kelsey McCune" w:date="2026-04-08T15:31:00Z" w:initials="KBM">
     <w:p>
       <w:r>
         <w:rPr>
@@ -13282,7 +13864,7 @@
       </w:r>
     </w:p>
   </w:comment>
-  <w:comment w:id="255" w:author="Alex Fisher" w:date="2026-04-28T21:10:00Z" w:initials="AF">
+  <w:comment w:id="268" w:author="Alex Fisher" w:date="2026-04-28T21:10:00Z" w:initials="AF">
     <w:p>
       <w:r>
         <w:rPr>
@@ -13299,7 +13881,7 @@
       </w:r>
     </w:p>
   </w:comment>
-  <w:comment w:id="258" w:author="Kelsey McCune" w:date="2026-04-29T13:31:00Z" w:initials="KBM">
+  <w:comment w:id="269" w:author="Kelsey McCune" w:date="2026-04-29T14:42:00Z" w:initials="KBM">
     <w:p>
       <w:r>
         <w:rPr>
@@ -13312,11 +13894,11 @@
           <w:sz w:val="20"/>
           <w:szCs w:val="20"/>
         </w:rPr>
-        <w:t>I put the budget in table form as long as that is okay with you/the grant guidelines</w:t>
+        <w:t>It is okay to reiterate a concept, but try not to plagiarize yourself by copying text from earlier.</w:t>
       </w:r>
     </w:p>
   </w:comment>
-  <w:comment w:id="259" w:author="Kelsey McCune" w:date="2026-04-29T13:21:00Z" w:initials="KBM">
+  <w:comment w:id="273" w:author="Kelsey McCune" w:date="2026-04-29T14:43:00Z" w:initials="KBM">
     <w:p>
       <w:r>
         <w:rPr>
@@ -13329,11 +13911,71 @@
           <w:sz w:val="20"/>
           <w:szCs w:val="20"/>
         </w:rPr>
-        <w:t>Add SVDL here</w:t>
+        <w:t>"antimicrobial" resistant genes is definitely correct, but I was thinking "antibiotic" resistant might be more easy to understand for a general audience?</w:t>
       </w:r>
     </w:p>
   </w:comment>
-  <w:comment w:id="279" w:author="Kelsey McCune" w:date="2026-04-22T11:43:00Z" w:initials="KBM">
+  <w:comment w:id="289" w:author="Kelsey McCune" w:date="2026-04-29T15:05:00Z" w:initials="KBM">
+    <w:p>
+      <w:r>
+        <w:rPr>
+          <w:rStyle w:val="CommentReference"/>
+        </w:rPr>
+        <w:annotationRef/>
+      </w:r>
+      <w:r>
+        <w:rPr>
+          <w:sz w:val="20"/>
+          <w:szCs w:val="20"/>
+        </w:rPr>
+        <w:t>I think this paragraph is too long. Probably only a little bit of this is needed to emphasize that the impact of your work will increase the safety of these healthy activities.</w:t>
+      </w:r>
+    </w:p>
+    <w:p>
+      <w:r>
+        <w:rPr>
+          <w:sz w:val="20"/>
+          <w:szCs w:val="20"/>
+        </w:rPr>
+        <w:t>Additionally, I think you could add here info about AMR genes and the importance of knowing whether these activities influence the prevalence of those. You can take some of the content from my CCHH grant that I sent you.</w:t>
+      </w:r>
+    </w:p>
+  </w:comment>
+  <w:comment w:id="299" w:author="Kelsey McCune" w:date="2026-04-29T13:31:00Z" w:initials="KBM">
+    <w:p>
+      <w:r>
+        <w:rPr>
+          <w:rStyle w:val="CommentReference"/>
+        </w:rPr>
+        <w:annotationRef/>
+      </w:r>
+      <w:r>
+        <w:rPr>
+          <w:sz w:val="20"/>
+          <w:szCs w:val="20"/>
+        </w:rPr>
+        <w:t>I put the budget in table form as long as that is okay with you/the grant guidelines</w:t>
+      </w:r>
+    </w:p>
+  </w:comment>
+  <w:comment w:id="314" w:author="Kelsey McCune" w:date="2026-04-29T15:19:00Z" w:initials="KBM">
+    <w:p>
+      <w:r>
+        <w:rPr>
+          <w:rStyle w:val="CommentReference"/>
+        </w:rPr>
+        <w:annotationRef/>
+      </w:r>
+      <w:r>
+        <w:rPr>
+          <w:sz w:val="20"/>
+          <w:szCs w:val="20"/>
+        </w:rPr>
+        <w:t>Switch the order of your degrees to meet this requirement.</w:t>
+      </w:r>
+    </w:p>
+  </w:comment>
+  <w:comment w:id="325" w:author="Kelsey McCune" w:date="2026-04-22T11:43:00Z" w:initials="KBM">
     <w:p>
       <w:r>
         <w:rPr>
@@ -13387,8 +14029,11 @@
   <w15:commentEx w15:paraId="0CE24240" w15:done="0"/>
   <w15:commentEx w15:paraId="7CDF3A25" w15:done="0"/>
   <w15:commentEx w15:paraId="084F2C65" w15:paraIdParent="7CDF3A25" w15:done="0"/>
+  <w15:commentEx w15:paraId="6789CD5F" w15:done="0"/>
+  <w15:commentEx w15:paraId="4B93F2B9" w15:done="0"/>
+  <w15:commentEx w15:paraId="60E3FF0A" w15:done="0"/>
   <w15:commentEx w15:paraId="6A837A4A" w15:done="0"/>
-  <w15:commentEx w15:paraId="7A007A51" w15:done="0"/>
+  <w15:commentEx w15:paraId="4CBA3200" w15:done="0"/>
   <w15:commentEx w15:paraId="1857C877" w15:done="0"/>
 </w15:commentsEx>
 </file>
@@ -13410,8 +14055,11 @@
   <w16cex:commentExtensible w16cex:durableId="1061604B" w16cex:dateUtc="2026-04-29T02:06:00Z"/>
   <w16cex:commentExtensible w16cex:durableId="551F1341" w16cex:dateUtc="2026-04-08T20:31:00Z"/>
   <w16cex:commentExtensible w16cex:durableId="02F949A8" w16cex:dateUtc="2026-04-29T02:10:00Z"/>
+  <w16cex:commentExtensible w16cex:durableId="4AC86956" w16cex:dateUtc="2026-04-29T19:42:00Z"/>
+  <w16cex:commentExtensible w16cex:durableId="15F8CE39" w16cex:dateUtc="2026-04-29T19:43:00Z"/>
+  <w16cex:commentExtensible w16cex:durableId="35C25EC4" w16cex:dateUtc="2026-04-29T20:05:00Z"/>
   <w16cex:commentExtensible w16cex:durableId="19827B22" w16cex:dateUtc="2026-04-29T18:31:00Z"/>
-  <w16cex:commentExtensible w16cex:durableId="2CA25BBE" w16cex:dateUtc="2026-04-29T18:21:00Z"/>
+  <w16cex:commentExtensible w16cex:durableId="589FE903" w16cex:dateUtc="2026-04-29T20:19:00Z"/>
   <w16cex:commentExtensible w16cex:durableId="62571283" w16cex:dateUtc="2026-04-22T16:43:00Z"/>
 </w16cex:commentsExtensible>
 </file>
@@ -13433,8 +14081,11 @@
   <w16cid:commentId w16cid:paraId="0CE24240" w16cid:durableId="1061604B"/>
   <w16cid:commentId w16cid:paraId="7CDF3A25" w16cid:durableId="551F1341"/>
   <w16cid:commentId w16cid:paraId="084F2C65" w16cid:durableId="02F949A8"/>
+  <w16cid:commentId w16cid:paraId="6789CD5F" w16cid:durableId="4AC86956"/>
+  <w16cid:commentId w16cid:paraId="4B93F2B9" w16cid:durableId="15F8CE39"/>
+  <w16cid:commentId w16cid:paraId="60E3FF0A" w16cid:durableId="35C25EC4"/>
   <w16cid:commentId w16cid:paraId="6A837A4A" w16cid:durableId="19827B22"/>
-  <w16cid:commentId w16cid:paraId="7A007A51" w16cid:durableId="2CA25BBE"/>
+  <w16cid:commentId w16cid:paraId="4CBA3200" w16cid:durableId="589FE903"/>
   <w16cid:commentId w16cid:paraId="1857C877" w16cid:durableId="62571283"/>
 </w16cid:commentsIds>
 </file>

--- a/Documents /AlexFisher.2026_Full_Research_Proposal AAV.docx
+++ b/Documents /AlexFisher.2026_Full_Research_Proposal AAV.docx
@@ -34,6 +34,7 @@
           <w:szCs w:val="22"/>
         </w:rPr>
       </w:pPr>
+      <w:proofErr w:type="gramStart"/>
       <w:r>
         <w:rPr>
           <w:rFonts w:eastAsia="Arial"/>
@@ -42,8 +43,9 @@
           <w:sz w:val="22"/>
           <w:szCs w:val="22"/>
         </w:rPr>
-        <w:t>Full  Grant Proposal</w:t>
-      </w:r>
+        <w:t>Full  Grant</w:t>
+      </w:r>
+      <w:proofErr w:type="gramEnd"/>
       <w:r>
         <w:rPr>
           <w:rFonts w:eastAsia="Arial"/>
@@ -52,6 +54,16 @@
           <w:sz w:val="22"/>
           <w:szCs w:val="22"/>
         </w:rPr>
+        <w:t xml:space="preserve"> Proposal</w:t>
+      </w:r>
+      <w:r>
+        <w:rPr>
+          <w:rFonts w:eastAsia="Arial"/>
+          <w:b/>
+          <w:color w:val="000000"/>
+          <w:sz w:val="22"/>
+          <w:szCs w:val="22"/>
+        </w:rPr>
         <w:br/>
       </w:r>
     </w:p>
@@ -137,7 +149,6 @@
         </w:rPr>
         <w:t xml:space="preserve">roject:  </w:t>
       </w:r>
-      <w:commentRangeStart w:id="0"/>
       <w:r>
         <w:rPr>
           <w:bCs/>
@@ -145,16 +156,6 @@
           <w:szCs w:val="22"/>
         </w:rPr>
         <w:t>Testing the role of backyard activities on zoonotic disease in birds</w:t>
-      </w:r>
-      <w:commentRangeEnd w:id="0"/>
-      <w:r>
-        <w:rPr>
-          <w:rStyle w:val="CommentReference"/>
-          <w:bCs/>
-          <w:sz w:val="22"/>
-          <w:szCs w:val="22"/>
-        </w:rPr>
-        <w:commentReference w:id="0"/>
       </w:r>
     </w:p>
     <w:p>
@@ -167,43 +168,13 @@
           <w:szCs w:val="22"/>
         </w:rPr>
       </w:pPr>
-      <w:commentRangeStart w:id="1"/>
-      <w:commentRangeStart w:id="2"/>
       <w:r>
         <w:rPr>
           <w:bCs/>
           <w:sz w:val="22"/>
           <w:szCs w:val="22"/>
         </w:rPr>
-        <w:t>Principal</w:t>
-      </w:r>
-      <w:commentRangeEnd w:id="1"/>
-      <w:r>
-        <w:rPr>
-          <w:rStyle w:val="CommentReference"/>
-          <w:bCs/>
-          <w:sz w:val="22"/>
-          <w:szCs w:val="22"/>
-        </w:rPr>
-        <w:commentReference w:id="1"/>
-      </w:r>
-      <w:commentRangeEnd w:id="2"/>
-      <w:r>
-        <w:rPr>
-          <w:rStyle w:val="CommentReference"/>
-          <w:bCs/>
-          <w:sz w:val="22"/>
-          <w:szCs w:val="22"/>
-        </w:rPr>
-        <w:commentReference w:id="2"/>
-      </w:r>
-      <w:r>
-        <w:rPr>
-          <w:bCs/>
-          <w:sz w:val="22"/>
-          <w:szCs w:val="22"/>
-        </w:rPr>
-        <w:t xml:space="preserve"> investigator</w:t>
+        <w:t>Principal investigator</w:t>
       </w:r>
       <w:r>
         <w:rPr>
@@ -455,29 +426,12 @@
           <w:szCs w:val="22"/>
         </w:rPr>
       </w:pPr>
-      <w:commentRangeStart w:id="3"/>
-      <w:r>
-        <w:rPr>
-          <w:sz w:val="22"/>
-          <w:szCs w:val="22"/>
-        </w:rPr>
-        <w:t>Abstract</w:t>
-      </w:r>
-      <w:commentRangeEnd w:id="3"/>
-      <w:r>
-        <w:rPr>
-          <w:rStyle w:val="CommentReference"/>
-          <w:sz w:val="22"/>
-          <w:szCs w:val="22"/>
-        </w:rPr>
-        <w:commentReference w:id="3"/>
-      </w:r>
-      <w:r>
-        <w:rPr>
-          <w:sz w:val="22"/>
-          <w:szCs w:val="22"/>
-        </w:rPr>
-        <w:t xml:space="preserve"> of the research plan:</w:t>
+      <w:r>
+        <w:rPr>
+          <w:sz w:val="22"/>
+          <w:szCs w:val="22"/>
+        </w:rPr>
+        <w:t>Abstract of the research plan:</w:t>
       </w:r>
     </w:p>
     <w:p>
@@ -909,7 +863,23 @@
           <w:sz w:val="22"/>
           <w:szCs w:val="22"/>
         </w:rPr>
-        <w:t xml:space="preserve">mass spectrometry to confirm positive samples and </w:t>
+        <w:t>mass spectrometry to confirm positive samples</w:t>
+      </w:r>
+      <w:r>
+        <w:rPr>
+          <w:color w:val="000000" w:themeColor="text1"/>
+          <w:sz w:val="22"/>
+          <w:szCs w:val="22"/>
+        </w:rPr>
+        <w:t>, as well as</w:t>
+      </w:r>
+      <w:r>
+        <w:rPr>
+          <w:color w:val="000000" w:themeColor="text1"/>
+          <w:sz w:val="22"/>
+          <w:szCs w:val="22"/>
+        </w:rPr>
+        <w:t xml:space="preserve"> </w:t>
       </w:r>
       <w:r>
         <w:rPr>
@@ -1301,7 +1271,25 @@
           <w:sz w:val="22"/>
           <w:szCs w:val="22"/>
         </w:rPr>
-        <w:t>, potenitially spreading</w:t>
+        <w:t xml:space="preserve">, </w:t>
+      </w:r>
+      <w:proofErr w:type="spellStart"/>
+      <w:r>
+        <w:rPr>
+          <w:color w:val="000000" w:themeColor="text1"/>
+          <w:sz w:val="22"/>
+          <w:szCs w:val="22"/>
+        </w:rPr>
+        <w:t>potenitially</w:t>
+      </w:r>
+      <w:proofErr w:type="spellEnd"/>
+      <w:r>
+        <w:rPr>
+          <w:color w:val="000000" w:themeColor="text1"/>
+          <w:sz w:val="22"/>
+          <w:szCs w:val="22"/>
+        </w:rPr>
+        <w:t xml:space="preserve"> spreading</w:t>
       </w:r>
       <w:r>
         <w:rPr>
@@ -1421,7 +1409,6 @@
         </w:rPr>
         <w:t xml:space="preserve"> (Bradley and Altizer 2007; Hassell et al. 2017). </w:t>
       </w:r>
-      <w:commentRangeStart w:id="4"/>
       <w:r>
         <w:rPr>
           <w:color w:val="000000" w:themeColor="text1"/>
@@ -1437,16 +1424,6 @@
           <w:szCs w:val="22"/>
         </w:rPr>
         <w:t xml:space="preserve"> </w:t>
-      </w:r>
-      <w:commentRangeEnd w:id="4"/>
-      <w:r>
-        <w:rPr>
-          <w:rStyle w:val="CommentReference"/>
-          <w:color w:val="000000" w:themeColor="text1"/>
-          <w:sz w:val="22"/>
-          <w:szCs w:val="22"/>
-        </w:rPr>
-        <w:commentReference w:id="4"/>
       </w:r>
       <w:r>
         <w:rPr>
@@ -1689,18 +1666,7 @@
           <w:sz w:val="22"/>
           <w:szCs w:val="22"/>
         </w:rPr>
-        <w:t xml:space="preserve">S. </w:t>
-      </w:r>
-      <w:commentRangeStart w:id="5"/>
-      <w:r>
-        <w:rPr>
-          <w:i/>
-          <w:iCs/>
-          <w:color w:val="000000" w:themeColor="text1"/>
-          <w:sz w:val="22"/>
-          <w:szCs w:val="22"/>
-        </w:rPr>
-        <w:t>enterica</w:t>
+        <w:t>S. enterica</w:t>
       </w:r>
       <w:r>
         <w:rPr>
@@ -1733,16 +1699,6 @@
           <w:szCs w:val="22"/>
         </w:rPr>
         <w:t xml:space="preserve"> </w:t>
-      </w:r>
-      <w:commentRangeEnd w:id="5"/>
-      <w:r>
-        <w:rPr>
-          <w:rStyle w:val="CommentReference"/>
-          <w:color w:val="000000" w:themeColor="text1"/>
-          <w:sz w:val="22"/>
-          <w:szCs w:val="22"/>
-        </w:rPr>
-        <w:commentReference w:id="5"/>
       </w:r>
       <w:r>
         <w:rPr>
@@ -2029,6 +1985,8 @@
       </w:pPr>
       <w:r>
         <w:rPr>
+          <w:b/>
+          <w:bCs/>
           <w:color w:val="000000" w:themeColor="text1"/>
           <w:sz w:val="22"/>
           <w:szCs w:val="22"/>
@@ -2037,6 +1995,8 @@
       </w:r>
       <w:r>
         <w:rPr>
+          <w:b/>
+          <w:bCs/>
           <w:color w:val="000000" w:themeColor="text1"/>
           <w:sz w:val="22"/>
           <w:szCs w:val="22"/>
@@ -2045,6 +2005,8 @@
       </w:r>
       <w:r>
         <w:rPr>
+          <w:b/>
+          <w:bCs/>
           <w:color w:val="000000" w:themeColor="text1"/>
           <w:sz w:val="22"/>
           <w:szCs w:val="22"/>
@@ -2053,6 +2015,8 @@
       </w:r>
       <w:r>
         <w:rPr>
+          <w:b/>
+          <w:bCs/>
           <w:i/>
           <w:iCs/>
           <w:color w:val="000000" w:themeColor="text1"/>
@@ -2063,11 +2027,21 @@
       </w:r>
       <w:r>
         <w:rPr>
-          <w:color w:val="000000" w:themeColor="text1"/>
-          <w:sz w:val="22"/>
-          <w:szCs w:val="22"/>
-        </w:rPr>
-        <w:t xml:space="preserve"> prevalence in wild birds at the human-wildlife interface. </w:t>
+          <w:b/>
+          <w:bCs/>
+          <w:color w:val="000000" w:themeColor="text1"/>
+          <w:sz w:val="22"/>
+          <w:szCs w:val="22"/>
+        </w:rPr>
+        <w:t xml:space="preserve"> prevalence in wild birds at the human-wildlife interface.</w:t>
+      </w:r>
+      <w:r>
+        <w:rPr>
+          <w:color w:val="000000" w:themeColor="text1"/>
+          <w:sz w:val="22"/>
+          <w:szCs w:val="22"/>
+        </w:rPr>
+        <w:t xml:space="preserve"> </w:t>
       </w:r>
       <w:r>
         <w:rPr>
@@ -2151,8 +2125,6 @@
         </w:rPr>
         <w:t xml:space="preserve"> sixteen sites monthly across four treatment types in </w:t>
       </w:r>
-      <w:commentRangeStart w:id="6"/>
-      <w:commentRangeStart w:id="7"/>
       <w:r>
         <w:rPr>
           <w:color w:val="000000" w:themeColor="text1"/>
@@ -2160,26 +2132,6 @@
           <w:szCs w:val="22"/>
         </w:rPr>
         <w:t>east-central Alabama</w:t>
-      </w:r>
-      <w:commentRangeEnd w:id="6"/>
-      <w:r>
-        <w:rPr>
-          <w:rStyle w:val="CommentReference"/>
-          <w:color w:val="000000" w:themeColor="text1"/>
-          <w:sz w:val="22"/>
-          <w:szCs w:val="22"/>
-        </w:rPr>
-        <w:commentReference w:id="6"/>
-      </w:r>
-      <w:commentRangeEnd w:id="7"/>
-      <w:r>
-        <w:rPr>
-          <w:rStyle w:val="CommentReference"/>
-          <w:color w:val="000000" w:themeColor="text1"/>
-          <w:sz w:val="22"/>
-          <w:szCs w:val="22"/>
-        </w:rPr>
-        <w:commentReference w:id="7"/>
       </w:r>
       <w:r>
         <w:rPr>
@@ -2454,15 +2406,44 @@
           <w:sz w:val="22"/>
           <w:szCs w:val="22"/>
         </w:rPr>
-        <w:t>matrix-assisted laser desorption/ionization time-of-flight mass spectrometry (MALDI-TOF MS)</w:t>
-      </w:r>
-      <w:r>
-        <w:rPr>
-          <w:color w:val="000000" w:themeColor="text1"/>
-          <w:sz w:val="22"/>
-          <w:szCs w:val="22"/>
-        </w:rPr>
-        <w:t xml:space="preserve">, </w:t>
+        <w:t xml:space="preserve">matrix-assisted laser desorption/ionization time-of-flight </w:t>
+      </w:r>
+      <w:r>
+        <w:rPr>
+          <w:sz w:val="22"/>
+          <w:szCs w:val="22"/>
+        </w:rPr>
+        <w:t>(MALDI-TOF)</w:t>
+      </w:r>
+      <w:r>
+        <w:rPr>
+          <w:color w:val="000000" w:themeColor="text1"/>
+          <w:sz w:val="22"/>
+          <w:szCs w:val="22"/>
+        </w:rPr>
+        <w:t xml:space="preserve"> </w:t>
+      </w:r>
+      <w:r>
+        <w:rPr>
+          <w:sz w:val="22"/>
+          <w:szCs w:val="22"/>
+        </w:rPr>
+        <w:t>mass spectrometry</w:t>
+      </w:r>
+      <w:r>
+        <w:rPr>
+          <w:sz w:val="22"/>
+          <w:szCs w:val="22"/>
+        </w:rPr>
+        <w:t>,</w:t>
+      </w:r>
+      <w:r>
+        <w:rPr>
+          <w:color w:val="000000" w:themeColor="text1"/>
+          <w:sz w:val="22"/>
+          <w:szCs w:val="22"/>
+        </w:rPr>
+        <w:t xml:space="preserve"> </w:t>
       </w:r>
       <w:r>
         <w:rPr>
@@ -2583,7 +2564,23 @@
           <w:sz w:val="22"/>
           <w:szCs w:val="22"/>
         </w:rPr>
-        <w:t>Most research on emerging infectious disease summarizes prevalence and contributing environmental factors at broad scales, but spillover events occur at local scales, like in suburban backyards. Consequently</w:t>
+        <w:t xml:space="preserve">Most research on emerging infectious disease summarizes prevalence and contributing environmental factors at broad scales, but spillover events </w:t>
+      </w:r>
+      <w:r>
+        <w:rPr>
+          <w:color w:val="000000" w:themeColor="text1"/>
+          <w:sz w:val="22"/>
+          <w:szCs w:val="22"/>
+        </w:rPr>
+        <w:t>start</w:t>
+      </w:r>
+      <w:r>
+        <w:rPr>
+          <w:color w:val="000000" w:themeColor="text1"/>
+          <w:sz w:val="22"/>
+          <w:szCs w:val="22"/>
+        </w:rPr>
+        <w:t xml:space="preserve"> at local scales, like in suburban backyards. Consequently</w:t>
       </w:r>
       <w:r>
         <w:rPr>
@@ -2947,29 +2944,12 @@
         </w:rPr>
         <w:t xml:space="preserve">s increasingly necessary. </w:t>
       </w:r>
-      <w:commentRangeStart w:id="8"/>
-      <w:r>
-        <w:rPr>
-          <w:sz w:val="22"/>
-          <w:szCs w:val="22"/>
-        </w:rPr>
-        <w:t>We</w:t>
-      </w:r>
-      <w:commentRangeEnd w:id="8"/>
-      <w:r>
-        <w:rPr>
-          <w:rStyle w:val="CommentReference"/>
-          <w:sz w:val="22"/>
-          <w:szCs w:val="22"/>
-        </w:rPr>
-        <w:commentReference w:id="8"/>
-      </w:r>
-      <w:r>
-        <w:rPr>
-          <w:sz w:val="22"/>
-          <w:szCs w:val="22"/>
-        </w:rPr>
-        <w:t xml:space="preserve"> now recognize a relationship between broad-scale anthropogenic changes and zoonotic disease (e.g. climate change, Hall et al., 2021; land use change, Murray &amp; Hernandez, 2021). However, zoonotic disease outbreaks in people and wildlife start with spillover events occur</w:t>
+      <w:r>
+        <w:rPr>
+          <w:sz w:val="22"/>
+          <w:szCs w:val="22"/>
+        </w:rPr>
+        <w:t>We now recognize a relationship between broad-scale anthropogenic changes and zoonotic disease (e.g. climate change, Hall et al., 2021; land use change, Murray &amp; Hernandez, 2021). However, zoonotic disease outbreaks in people and wildlife start with spillover events occur</w:t>
       </w:r>
       <w:r>
         <w:rPr>
@@ -3020,7 +3000,23 @@
           <w:sz w:val="22"/>
           <w:szCs w:val="22"/>
         </w:rPr>
-        <w:t xml:space="preserve"> (Sekercioglu, 2006)</w:t>
+        <w:t xml:space="preserve"> (</w:t>
+      </w:r>
+      <w:proofErr w:type="spellStart"/>
+      <w:r>
+        <w:rPr>
+          <w:sz w:val="22"/>
+          <w:szCs w:val="22"/>
+        </w:rPr>
+        <w:t>Sekercioglu</w:t>
+      </w:r>
+      <w:proofErr w:type="spellEnd"/>
+      <w:r>
+        <w:rPr>
+          <w:sz w:val="22"/>
+          <w:szCs w:val="22"/>
+        </w:rPr>
+        <w:t>, 2006)</w:t>
       </w:r>
       <w:r>
         <w:rPr>
@@ -3076,7 +3072,23 @@
           <w:sz w:val="22"/>
           <w:szCs w:val="22"/>
         </w:rPr>
-        <w:t xml:space="preserve">population collapse in American crows and </w:t>
+        <w:t xml:space="preserve">population </w:t>
+      </w:r>
+      <w:proofErr w:type="gramStart"/>
+      <w:r>
+        <w:rPr>
+          <w:sz w:val="22"/>
+          <w:szCs w:val="22"/>
+        </w:rPr>
+        <w:t>collapse</w:t>
+      </w:r>
+      <w:proofErr w:type="gramEnd"/>
+      <w:r>
+        <w:rPr>
+          <w:sz w:val="22"/>
+          <w:szCs w:val="22"/>
+        </w:rPr>
+        <w:t xml:space="preserve"> in American crows and </w:t>
       </w:r>
       <w:r>
         <w:rPr>
@@ -3139,25 +3151,40 @@
           <w:sz w:val="22"/>
           <w:szCs w:val="22"/>
         </w:rPr>
-        <w:t xml:space="preserve">in Europe </w:t>
-      </w:r>
-      <w:commentRangeStart w:id="9"/>
-      <w:r>
-        <w:rPr>
-          <w:sz w:val="22"/>
-          <w:szCs w:val="22"/>
-        </w:rPr>
-        <w:t xml:space="preserve">and North America </w:t>
-      </w:r>
-      <w:commentRangeEnd w:id="9"/>
-      <w:r>
-        <w:rPr>
-          <w:rStyle w:val="CommentReference"/>
-          <w:sz w:val="22"/>
-          <w:szCs w:val="22"/>
-        </w:rPr>
-        <w:commentReference w:id="9"/>
-      </w:r>
+        <w:t xml:space="preserve">in Europe and North </w:t>
+      </w:r>
+      <w:proofErr w:type="gramStart"/>
+      <w:r>
+        <w:rPr>
+          <w:sz w:val="22"/>
+          <w:szCs w:val="22"/>
+        </w:rPr>
+        <w:t xml:space="preserve">America  </w:t>
+      </w:r>
+      <w:r>
+        <w:rPr>
+          <w:sz w:val="22"/>
+          <w:szCs w:val="22"/>
+        </w:rPr>
+        <w:t>are</w:t>
+      </w:r>
+      <w:proofErr w:type="gramEnd"/>
+      <w:r>
+        <w:rPr>
+          <w:sz w:val="22"/>
+          <w:szCs w:val="22"/>
+        </w:rPr>
+        <w:t xml:space="preserve"> also increasing in frequency, including </w:t>
+      </w:r>
+      <w:proofErr w:type="spellStart"/>
+      <w:r>
+        <w:rPr>
+          <w:sz w:val="22"/>
+          <w:szCs w:val="22"/>
+        </w:rPr>
+        <w:t>trichomonosis</w:t>
+      </w:r>
+      <w:proofErr w:type="spellEnd"/>
       <w:r>
         <w:rPr>
           <w:sz w:val="22"/>
@@ -3170,13 +3197,6 @@
           <w:sz w:val="22"/>
           <w:szCs w:val="22"/>
         </w:rPr>
-        <w:t xml:space="preserve">are also increasing in frequency, including trichomonosis </w:t>
-      </w:r>
-      <w:r>
-        <w:rPr>
-          <w:sz w:val="22"/>
-          <w:szCs w:val="22"/>
-        </w:rPr>
         <w:t>infections from</w:t>
       </w:r>
       <w:r>
@@ -3200,7 +3220,6 @@
         </w:rPr>
         <w:t>the UK</w:t>
       </w:r>
-      <w:commentRangeStart w:id="10"/>
       <w:r>
         <w:rPr>
           <w:sz w:val="22"/>
@@ -3208,15 +3227,6 @@
         </w:rPr>
         <w:t xml:space="preserve"> </w:t>
       </w:r>
-      <w:commentRangeEnd w:id="10"/>
-      <w:r>
-        <w:rPr>
-          <w:rStyle w:val="CommentReference"/>
-          <w:sz w:val="22"/>
-          <w:szCs w:val="22"/>
-        </w:rPr>
-        <w:commentReference w:id="10"/>
-      </w:r>
       <w:r>
         <w:rPr>
           <w:sz w:val="22"/>
@@ -3285,7 +3295,23 @@
           <w:sz w:val="22"/>
           <w:szCs w:val="22"/>
         </w:rPr>
-        <w:t xml:space="preserve">While many bird species have adapted to survive and even depend on human-modified landscapes, the ecological impacts of these co-adaptations, and how long-term proximity to humans, domestic animals, and shared resources </w:t>
+        <w:t xml:space="preserve">While many </w:t>
+      </w:r>
+      <w:proofErr w:type="gramStart"/>
+      <w:r>
+        <w:rPr>
+          <w:sz w:val="22"/>
+          <w:szCs w:val="22"/>
+        </w:rPr>
+        <w:t>bird</w:t>
+      </w:r>
+      <w:proofErr w:type="gramEnd"/>
+      <w:r>
+        <w:rPr>
+          <w:sz w:val="22"/>
+          <w:szCs w:val="22"/>
+        </w:rPr>
+        <w:t xml:space="preserve"> species have adapted to survive and even depend on human-modified landscapes, the ecological impacts of these co-adaptations, and how long-term proximity to humans, domestic animals, and shared resources </w:t>
       </w:r>
       <w:r>
         <w:rPr>
@@ -3463,7 +3489,17 @@
           <w:sz w:val="22"/>
           <w:szCs w:val="22"/>
         </w:rPr>
-        <w:t xml:space="preserve"> enterica</w:t>
+        <w:t xml:space="preserve"> </w:t>
+      </w:r>
+      <w:proofErr w:type="gramStart"/>
+      <w:r>
+        <w:rPr>
+          <w:i/>
+          <w:iCs/>
+          <w:sz w:val="22"/>
+          <w:szCs w:val="22"/>
+        </w:rPr>
+        <w:t>enterica</w:t>
       </w:r>
       <w:r>
         <w:rPr>
@@ -3477,7 +3513,15 @@
           <w:sz w:val="22"/>
           <w:szCs w:val="22"/>
         </w:rPr>
-        <w:t xml:space="preserve">and </w:t>
+        <w:t>and</w:t>
+      </w:r>
+      <w:proofErr w:type="gramEnd"/>
+      <w:r>
+        <w:rPr>
+          <w:sz w:val="22"/>
+          <w:szCs w:val="22"/>
+        </w:rPr>
+        <w:t xml:space="preserve"> </w:t>
       </w:r>
       <w:r>
         <w:rPr>
@@ -4416,7 +4460,21 @@
           <w:sz w:val="22"/>
           <w:szCs w:val="22"/>
         </w:rPr>
-        <w:t xml:space="preserve"> identify whether they represent the same genomic strains as known outbreaks in other regions, and support</w:t>
+        <w:t xml:space="preserve"> identify whether they represent the same genomic strains as known outbreaks in other regions, and </w:t>
+      </w:r>
+      <w:r>
+        <w:rPr>
+          <w:sz w:val="22"/>
+          <w:szCs w:val="22"/>
+        </w:rPr>
+        <w:t>for detect</w:t>
+      </w:r>
+      <w:r>
+        <w:rPr>
+          <w:sz w:val="22"/>
+          <w:szCs w:val="22"/>
+        </w:rPr>
+        <w:t>ing</w:t>
       </w:r>
       <w:r>
         <w:rPr>
@@ -4430,28 +4488,7 @@
           <w:sz w:val="22"/>
           <w:szCs w:val="22"/>
         </w:rPr>
-        <w:t xml:space="preserve">future research </w:t>
-      </w:r>
-      <w:r>
-        <w:rPr>
-          <w:sz w:val="22"/>
-          <w:szCs w:val="22"/>
-        </w:rPr>
-        <w:t>identify</w:t>
-      </w:r>
-      <w:r>
-        <w:rPr>
-          <w:sz w:val="22"/>
-          <w:szCs w:val="22"/>
-        </w:rPr>
-        <w:t>ing</w:t>
-      </w:r>
-      <w:r>
-        <w:rPr>
-          <w:sz w:val="22"/>
-          <w:szCs w:val="22"/>
-        </w:rPr>
-        <w:t xml:space="preserve"> </w:t>
+        <w:t xml:space="preserve">the </w:t>
       </w:r>
       <w:r>
         <w:rPr>
@@ -4460,6 +4497,7 @@
         </w:rPr>
         <w:t xml:space="preserve">presence of </w:t>
       </w:r>
+      <w:proofErr w:type="gramStart"/>
       <w:r>
         <w:rPr>
           <w:sz w:val="22"/>
@@ -4472,7 +4510,15 @@
           <w:sz w:val="22"/>
           <w:szCs w:val="22"/>
         </w:rPr>
-        <w:t>resistant genes</w:t>
+        <w:t>resistant</w:t>
+      </w:r>
+      <w:proofErr w:type="gramEnd"/>
+      <w:r>
+        <w:rPr>
+          <w:sz w:val="22"/>
+          <w:szCs w:val="22"/>
+        </w:rPr>
+        <w:t xml:space="preserve"> genes</w:t>
       </w:r>
       <w:r>
         <w:rPr>
@@ -4537,14 +4583,28 @@
           <w:sz w:val="22"/>
           <w:szCs w:val="22"/>
         </w:rPr>
-        <w:t xml:space="preserve">This study </w:t>
-      </w:r>
-      <w:r>
-        <w:rPr>
-          <w:sz w:val="22"/>
-          <w:szCs w:val="22"/>
-        </w:rPr>
-        <w:t xml:space="preserve">will occur across </w:t>
+        <w:t>My research</w:t>
+      </w:r>
+      <w:r>
+        <w:rPr>
+          <w:sz w:val="22"/>
+          <w:szCs w:val="22"/>
+        </w:rPr>
+        <w:t xml:space="preserve"> </w:t>
+      </w:r>
+      <w:r>
+        <w:rPr>
+          <w:sz w:val="22"/>
+          <w:szCs w:val="22"/>
+        </w:rPr>
+        <w:t>focuses on</w:t>
+      </w:r>
+      <w:r>
+        <w:rPr>
+          <w:sz w:val="22"/>
+          <w:szCs w:val="22"/>
+        </w:rPr>
+        <w:t xml:space="preserve"> </w:t>
       </w:r>
       <w:r>
         <w:rPr>
@@ -4936,14 +4996,21 @@
           <w:sz w:val="22"/>
           <w:szCs w:val="22"/>
         </w:rPr>
-        <w:t xml:space="preserve"> leg band. </w:t>
-      </w:r>
-      <w:r>
-        <w:rPr>
-          <w:sz w:val="22"/>
-          <w:szCs w:val="22"/>
-        </w:rPr>
-        <w:t>I collec</w:t>
+        <w:t xml:space="preserve"> leg band</w:t>
+      </w:r>
+      <w:r>
+        <w:rPr>
+          <w:sz w:val="22"/>
+          <w:szCs w:val="22"/>
+        </w:rPr>
+        <w:t xml:space="preserve"> and</w:t>
+      </w:r>
+      <w:r>
+        <w:rPr>
+          <w:sz w:val="22"/>
+          <w:szCs w:val="22"/>
+        </w:rPr>
+        <w:t xml:space="preserve"> collec</w:t>
       </w:r>
       <w:r>
         <w:rPr>
@@ -4964,7 +5031,7 @@
           <w:sz w:val="22"/>
           <w:szCs w:val="22"/>
         </w:rPr>
-        <w:t xml:space="preserve"> samples from each captured bird via cloacal swab or from fresh droppings on clean surfaces. Backyard chicken fecal samples and soil</w:t>
+        <w:t xml:space="preserve"> samples via cloacal swab or from fresh droppings on clean surfaces. Backyard chicken fecal samples and soil</w:t>
       </w:r>
       <w:r>
         <w:rPr>
@@ -5298,7 +5365,14 @@
           <w:sz w:val="22"/>
           <w:szCs w:val="22"/>
         </w:rPr>
-        <w:t>matrix-assisted laser desorption/ionization time-of-flight mass spectrometry (MALDI-TOF MS).</w:t>
+        <w:t xml:space="preserve">matrix-assisted laser desorption/ionization time-of-flight </w:t>
+      </w:r>
+      <w:r>
+        <w:rPr>
+          <w:sz w:val="22"/>
+          <w:szCs w:val="22"/>
+        </w:rPr>
+        <w:t>(MALDI-TOF)</w:t>
       </w:r>
       <w:r>
         <w:rPr>
@@ -5312,6 +5386,27 @@
           <w:sz w:val="22"/>
           <w:szCs w:val="22"/>
         </w:rPr>
+        <w:t>mass spectrometry</w:t>
+      </w:r>
+      <w:r>
+        <w:rPr>
+          <w:sz w:val="22"/>
+          <w:szCs w:val="22"/>
+        </w:rPr>
+        <w:t>.</w:t>
+      </w:r>
+      <w:r>
+        <w:rPr>
+          <w:sz w:val="22"/>
+          <w:szCs w:val="22"/>
+        </w:rPr>
+        <w:t xml:space="preserve"> </w:t>
+      </w:r>
+      <w:r>
+        <w:rPr>
+          <w:sz w:val="22"/>
+          <w:szCs w:val="22"/>
+        </w:rPr>
         <w:t xml:space="preserve">I will </w:t>
       </w:r>
       <w:r>
@@ -5340,15 +5435,7 @@
           <w:sz w:val="22"/>
           <w:szCs w:val="22"/>
         </w:rPr>
-        <w:t xml:space="preserve">on positive isolates using Illumina short-read sequencing. Sequencing reads will be checked for quality, then mapped to a </w:t>
-      </w:r>
-      <w:r>
-        <w:rPr>
-          <w:sz w:val="22"/>
-          <w:szCs w:val="22"/>
-        </w:rPr>
-        <w:lastRenderedPageBreak/>
-        <w:t xml:space="preserve">reference </w:t>
+        <w:t xml:space="preserve">on positive isolates using Illumina short-read sequencing. Sequencing reads will be checked for quality, then mapped to a reference </w:t>
       </w:r>
       <w:r>
         <w:rPr>
@@ -5382,7 +5469,23 @@
           <w:sz w:val="22"/>
           <w:szCs w:val="22"/>
         </w:rPr>
-        <w:t xml:space="preserve"> genome assembly (NCBI Refseq GCF_000006945.2)</w:t>
+        <w:t xml:space="preserve"> genome assembly (NCBI </w:t>
+      </w:r>
+      <w:proofErr w:type="spellStart"/>
+      <w:r>
+        <w:rPr>
+          <w:sz w:val="22"/>
+          <w:szCs w:val="22"/>
+        </w:rPr>
+        <w:t>Refseq</w:t>
+      </w:r>
+      <w:proofErr w:type="spellEnd"/>
+      <w:r>
+        <w:rPr>
+          <w:sz w:val="22"/>
+          <w:szCs w:val="22"/>
+        </w:rPr>
+        <w:t xml:space="preserve"> GCF_000006945.2)</w:t>
       </w:r>
       <w:r>
         <w:rPr>
@@ -5429,6 +5532,7 @@
           <w:sz w:val="22"/>
           <w:szCs w:val="22"/>
         </w:rPr>
+        <w:lastRenderedPageBreak/>
         <w:t>Data Analysis</w:t>
       </w:r>
     </w:p>
@@ -5828,7 +5932,14 @@
           <w:sz w:val="22"/>
           <w:szCs w:val="22"/>
         </w:rPr>
-        <w:t>Preliminary results from summer 2024 through early 2026 provide an early basis for interpreting predicted patterns and analytical findings.</w:t>
+        <w:t xml:space="preserve">Preliminary results from summer 2024 through early 2026 </w:t>
+      </w:r>
+      <w:r>
+        <w:rPr>
+          <w:sz w:val="22"/>
+          <w:szCs w:val="22"/>
+        </w:rPr>
+        <w:t>guide initial</w:t>
       </w:r>
       <w:r>
         <w:rPr>
@@ -5837,12 +5948,77 @@
         </w:rPr>
         <w:t xml:space="preserve"> </w:t>
       </w:r>
-      <w:r>
-        <w:rPr>
-          <w:sz w:val="22"/>
-          <w:szCs w:val="22"/>
-        </w:rPr>
-        <w:t xml:space="preserve">With the current limited funding available for my project, I was able to test 98 out of </w:t>
+      <w:proofErr w:type="spellStart"/>
+      <w:r>
+        <w:rPr>
+          <w:sz w:val="22"/>
+          <w:szCs w:val="22"/>
+        </w:rPr>
+        <w:t>interpreti</w:t>
+      </w:r>
+      <w:r>
+        <w:rPr>
+          <w:sz w:val="22"/>
+          <w:szCs w:val="22"/>
+        </w:rPr>
+        <w:t>on</w:t>
+      </w:r>
+      <w:proofErr w:type="spellEnd"/>
+      <w:r>
+        <w:rPr>
+          <w:sz w:val="22"/>
+          <w:szCs w:val="22"/>
+        </w:rPr>
+        <w:t xml:space="preserve"> of</w:t>
+      </w:r>
+      <w:r>
+        <w:rPr>
+          <w:sz w:val="22"/>
+          <w:szCs w:val="22"/>
+        </w:rPr>
+        <w:t xml:space="preserve"> </w:t>
+      </w:r>
+      <w:r>
+        <w:rPr>
+          <w:sz w:val="22"/>
+          <w:szCs w:val="22"/>
+        </w:rPr>
+        <w:t>expected data and analyses</w:t>
+      </w:r>
+      <w:r>
+        <w:rPr>
+          <w:sz w:val="22"/>
+          <w:szCs w:val="22"/>
+        </w:rPr>
+        <w:t>.</w:t>
+      </w:r>
+      <w:r>
+        <w:rPr>
+          <w:sz w:val="22"/>
+          <w:szCs w:val="22"/>
+        </w:rPr>
+        <w:t xml:space="preserve"> </w:t>
+      </w:r>
+      <w:r>
+        <w:rPr>
+          <w:sz w:val="22"/>
+          <w:szCs w:val="22"/>
+        </w:rPr>
+        <w:t xml:space="preserve">With the current limited funding available for my project, I was able to </w:t>
+      </w:r>
+      <w:r>
+        <w:rPr>
+          <w:sz w:val="22"/>
+          <w:szCs w:val="22"/>
+        </w:rPr>
+        <w:t>culture</w:t>
+      </w:r>
+      <w:r>
+        <w:rPr>
+          <w:sz w:val="22"/>
+          <w:szCs w:val="22"/>
+        </w:rPr>
+        <w:t xml:space="preserve"> 98 out of </w:t>
       </w:r>
       <w:r>
         <w:rPr>
@@ -5891,14 +6067,21 @@
           <w:sz w:val="22"/>
           <w:szCs w:val="22"/>
         </w:rPr>
-        <w:t xml:space="preserve"> approximately 14% of samples </w:t>
-      </w:r>
-      <w:r>
-        <w:rPr>
-          <w:sz w:val="22"/>
-          <w:szCs w:val="22"/>
-        </w:rPr>
-        <w:t xml:space="preserve">were positive for </w:t>
+        <w:t xml:space="preserve"> approximately 14% of samples</w:t>
+      </w:r>
+      <w:r>
+        <w:rPr>
+          <w:sz w:val="22"/>
+          <w:szCs w:val="22"/>
+        </w:rPr>
+        <w:t xml:space="preserve"> produced isolates that are presumed</w:t>
+      </w:r>
+      <w:r>
+        <w:rPr>
+          <w:sz w:val="22"/>
+          <w:szCs w:val="22"/>
+        </w:rPr>
+        <w:t xml:space="preserve"> positive for </w:t>
       </w:r>
       <w:r>
         <w:rPr>
@@ -5965,21 +6148,42 @@
           <w:sz w:val="22"/>
           <w:szCs w:val="22"/>
         </w:rPr>
-        <w:t xml:space="preserve"> that control sites display significantly higher infection prevalence in wild birds relative to </w:t>
-      </w:r>
-      <w:r>
-        <w:rPr>
-          <w:sz w:val="22"/>
-          <w:szCs w:val="22"/>
-        </w:rPr>
-        <w:t xml:space="preserve">bird </w:t>
-      </w:r>
-      <w:r>
-        <w:rPr>
-          <w:sz w:val="22"/>
-          <w:szCs w:val="22"/>
-        </w:rPr>
-        <w:t>feeder sites (</w:t>
+        <w:t xml:space="preserve"> that</w:t>
+      </w:r>
+      <w:r>
+        <w:rPr>
+          <w:sz w:val="22"/>
+          <w:szCs w:val="22"/>
+        </w:rPr>
+        <w:t xml:space="preserve"> samples from</w:t>
+      </w:r>
+      <w:r>
+        <w:rPr>
+          <w:sz w:val="22"/>
+          <w:szCs w:val="22"/>
+        </w:rPr>
+        <w:t xml:space="preserve"> control sites display</w:t>
+      </w:r>
+      <w:r>
+        <w:rPr>
+          <w:sz w:val="22"/>
+          <w:szCs w:val="22"/>
+        </w:rPr>
+        <w:t>ed</w:t>
+      </w:r>
+      <w:r>
+        <w:rPr>
+          <w:sz w:val="22"/>
+          <w:szCs w:val="22"/>
+        </w:rPr>
+        <w:t xml:space="preserve"> significantly higher pr</w:t>
+      </w:r>
+      <w:r>
+        <w:rPr>
+          <w:sz w:val="22"/>
+          <w:szCs w:val="22"/>
+        </w:rPr>
+        <w:t xml:space="preserve">obability of producing </w:t>
       </w:r>
       <w:r>
         <w:rPr>
@@ -5988,14 +6192,35 @@
           <w:sz w:val="22"/>
           <w:szCs w:val="22"/>
         </w:rPr>
-        <w:t xml:space="preserve">ß </w:t>
-      </w:r>
-      <w:r>
-        <w:rPr>
-          <w:sz w:val="22"/>
-          <w:szCs w:val="22"/>
-        </w:rPr>
-        <w:t xml:space="preserve">= -1.75, </w:t>
+        <w:t xml:space="preserve">S. enterica </w:t>
+      </w:r>
+      <w:r>
+        <w:rPr>
+          <w:sz w:val="22"/>
+          <w:szCs w:val="22"/>
+        </w:rPr>
+        <w:t>isolates</w:t>
+      </w:r>
+      <w:r>
+        <w:rPr>
+          <w:sz w:val="22"/>
+          <w:szCs w:val="22"/>
+        </w:rPr>
+        <w:t xml:space="preserve"> relative to </w:t>
+      </w:r>
+      <w:r>
+        <w:rPr>
+          <w:sz w:val="22"/>
+          <w:szCs w:val="22"/>
+        </w:rPr>
+        <w:t xml:space="preserve">bird </w:t>
+      </w:r>
+      <w:r>
+        <w:rPr>
+          <w:sz w:val="22"/>
+          <w:szCs w:val="22"/>
+        </w:rPr>
+        <w:t>feeder sites (</w:t>
       </w:r>
       <w:r>
         <w:rPr>
@@ -6004,35 +6229,14 @@
           <w:sz w:val="22"/>
           <w:szCs w:val="22"/>
         </w:rPr>
-        <w:t>p</w:t>
-      </w:r>
-      <w:r>
-        <w:rPr>
-          <w:sz w:val="22"/>
-          <w:szCs w:val="22"/>
-        </w:rPr>
-        <w:t xml:space="preserve"> = 0.01</w:t>
-      </w:r>
-      <w:r>
-        <w:rPr>
-          <w:sz w:val="22"/>
-          <w:szCs w:val="22"/>
-        </w:rPr>
-        <w:t>3</w:t>
-      </w:r>
-      <w:r>
-        <w:rPr>
-          <w:sz w:val="22"/>
-          <w:szCs w:val="22"/>
-        </w:rPr>
-        <w:t>)</w:t>
-      </w:r>
-      <w:r>
-        <w:rPr>
-          <w:sz w:val="22"/>
-          <w:szCs w:val="22"/>
-        </w:rPr>
-        <w:t xml:space="preserve"> and samples collected in the nonbreeding season were less likely to be positive for </w:t>
+        <w:t xml:space="preserve">ß </w:t>
+      </w:r>
+      <w:r>
+        <w:rPr>
+          <w:sz w:val="22"/>
+          <w:szCs w:val="22"/>
+        </w:rPr>
+        <w:t xml:space="preserve">= -1.75, </w:t>
       </w:r>
       <w:r>
         <w:rPr>
@@ -6041,14 +6245,35 @@
           <w:sz w:val="22"/>
           <w:szCs w:val="22"/>
         </w:rPr>
-        <w:t xml:space="preserve">S. enterica </w:t>
-      </w:r>
-      <w:r>
-        <w:rPr>
-          <w:sz w:val="22"/>
-          <w:szCs w:val="22"/>
-        </w:rPr>
-        <w:t>(</w:t>
+        <w:t>p</w:t>
+      </w:r>
+      <w:r>
+        <w:rPr>
+          <w:sz w:val="22"/>
+          <w:szCs w:val="22"/>
+        </w:rPr>
+        <w:t xml:space="preserve"> = 0.01</w:t>
+      </w:r>
+      <w:r>
+        <w:rPr>
+          <w:sz w:val="22"/>
+          <w:szCs w:val="22"/>
+        </w:rPr>
+        <w:t>3</w:t>
+      </w:r>
+      <w:r>
+        <w:rPr>
+          <w:sz w:val="22"/>
+          <w:szCs w:val="22"/>
+        </w:rPr>
+        <w:t>)</w:t>
+      </w:r>
+      <w:r>
+        <w:rPr>
+          <w:sz w:val="22"/>
+          <w:szCs w:val="22"/>
+        </w:rPr>
+        <w:t xml:space="preserve"> and samples collected in the nonbreeding season were less likely to be positive for </w:t>
       </w:r>
       <w:r>
         <w:rPr>
@@ -6057,14 +6282,14 @@
           <w:sz w:val="22"/>
           <w:szCs w:val="22"/>
         </w:rPr>
-        <w:t xml:space="preserve">ß </w:t>
-      </w:r>
-      <w:r>
-        <w:rPr>
-          <w:sz w:val="22"/>
-          <w:szCs w:val="22"/>
-        </w:rPr>
-        <w:t xml:space="preserve">= -1.35, </w:t>
+        <w:t xml:space="preserve">S. enterica </w:t>
+      </w:r>
+      <w:r>
+        <w:rPr>
+          <w:sz w:val="22"/>
+          <w:szCs w:val="22"/>
+        </w:rPr>
+        <w:t>(</w:t>
       </w:r>
       <w:r>
         <w:rPr>
@@ -6073,58 +6298,14 @@
           <w:sz w:val="22"/>
           <w:szCs w:val="22"/>
         </w:rPr>
-        <w:t xml:space="preserve">p </w:t>
-      </w:r>
-      <w:r>
-        <w:rPr>
-          <w:sz w:val="22"/>
-          <w:szCs w:val="22"/>
-        </w:rPr>
-        <w:t>= 0.25)</w:t>
-      </w:r>
-      <w:r>
-        <w:rPr>
-          <w:sz w:val="22"/>
-          <w:szCs w:val="22"/>
-        </w:rPr>
-        <w:t xml:space="preserve">. This pattern may imply a nutritional buffering effect, consistent with </w:t>
-      </w:r>
-      <w:r>
-        <w:rPr>
-          <w:sz w:val="22"/>
-          <w:szCs w:val="22"/>
-        </w:rPr>
-        <w:t xml:space="preserve">lab </w:t>
-      </w:r>
-      <w:r>
-        <w:rPr>
-          <w:sz w:val="22"/>
-          <w:szCs w:val="22"/>
-        </w:rPr>
-        <w:t xml:space="preserve">evidence that supplemental food can improve immune function in wild passerines (Owen et al. 2021). </w:t>
-      </w:r>
-    </w:p>
-    <w:p>
-      <w:pPr>
-        <w:ind w:firstLine="720"/>
-        <w:rPr>
-          <w:sz w:val="22"/>
-          <w:szCs w:val="22"/>
-        </w:rPr>
-      </w:pPr>
-      <w:r>
-        <w:rPr>
-          <w:sz w:val="22"/>
-          <w:szCs w:val="22"/>
-        </w:rPr>
-        <w:t>However, I am limited in the conclusions I can make from these preliminary culturing methods because I lack the funds to conduct additional lab processing to determine</w:t>
-      </w:r>
-      <w:r>
-        <w:rPr>
-          <w:sz w:val="22"/>
-          <w:szCs w:val="22"/>
-        </w:rPr>
-        <w:t xml:space="preserve"> whether the detected </w:t>
+        <w:t xml:space="preserve">ß </w:t>
+      </w:r>
+      <w:r>
+        <w:rPr>
+          <w:sz w:val="22"/>
+          <w:szCs w:val="22"/>
+        </w:rPr>
+        <w:t xml:space="preserve">= -1.35, </w:t>
       </w:r>
       <w:r>
         <w:rPr>
@@ -6133,158 +6314,49 @@
           <w:sz w:val="22"/>
           <w:szCs w:val="22"/>
         </w:rPr>
-        <w:t xml:space="preserve">S. enterica </w:t>
-      </w:r>
-      <w:r>
-        <w:rPr>
-          <w:sz w:val="22"/>
-          <w:szCs w:val="22"/>
-        </w:rPr>
-        <w:t>is a pathogenic (</w:t>
-      </w:r>
-      <w:r>
-        <w:rPr>
-          <w:sz w:val="22"/>
-          <w:szCs w:val="22"/>
-        </w:rPr>
-        <w:t>Typhimurium and Enteritidis</w:t>
-      </w:r>
-      <w:r>
-        <w:rPr>
-          <w:sz w:val="22"/>
-          <w:szCs w:val="22"/>
-        </w:rPr>
-        <w:t xml:space="preserve">) or benign serotype. </w:t>
-      </w:r>
-      <w:r>
-        <w:rPr>
-          <w:sz w:val="22"/>
-          <w:szCs w:val="22"/>
-        </w:rPr>
-        <w:t>As indicated by the power analysis (see below), my current power to detect an effect of backyard activities on disease prevalence in birds is 57%. However, with additional funds to process the samples for all of the birds captured at each site treatment type (more than 40 birds total from each treatment type), the power in my model increases to 85%. This additional power will be important to better identify differences among the other site types relative to control sites</w:t>
-      </w:r>
-      <w:r>
-        <w:rPr>
-          <w:sz w:val="22"/>
-          <w:szCs w:val="22"/>
-        </w:rPr>
-        <w:t>, especially given a possible reduction in sample numbers positive for pathogenic serotypes</w:t>
-      </w:r>
-      <w:r>
-        <w:rPr>
-          <w:sz w:val="22"/>
-          <w:szCs w:val="22"/>
-        </w:rPr>
-        <w:t>.</w:t>
-      </w:r>
-    </w:p>
-    <w:p>
-      <w:pPr>
-        <w:rPr>
-          <w:sz w:val="22"/>
-          <w:szCs w:val="22"/>
-        </w:rPr>
-      </w:pPr>
-      <w:r>
-        <w:rPr>
-          <w:sz w:val="22"/>
-          <w:szCs w:val="22"/>
-        </w:rPr>
-        <w:t xml:space="preserve">By study completion in 2027, </w:t>
-      </w:r>
-      <w:r>
-        <w:rPr>
-          <w:sz w:val="22"/>
-          <w:szCs w:val="22"/>
-        </w:rPr>
-        <w:t>I</w:t>
-      </w:r>
-      <w:r>
-        <w:rPr>
-          <w:sz w:val="22"/>
-          <w:szCs w:val="22"/>
-        </w:rPr>
-        <w:t xml:space="preserve"> expect </w:t>
-      </w:r>
-      <w:r>
-        <w:rPr>
-          <w:sz w:val="22"/>
-          <w:szCs w:val="22"/>
-        </w:rPr>
-        <w:t>to collect samples from</w:t>
-      </w:r>
-      <w:r>
-        <w:rPr>
-          <w:sz w:val="22"/>
-          <w:szCs w:val="22"/>
-        </w:rPr>
-        <w:t xml:space="preserve"> 350 wild bird captures across </w:t>
-      </w:r>
-      <w:r>
-        <w:rPr>
-          <w:sz w:val="22"/>
-          <w:szCs w:val="22"/>
-        </w:rPr>
-        <w:t>1</w:t>
-      </w:r>
-      <w:r>
-        <w:rPr>
-          <w:sz w:val="22"/>
-          <w:szCs w:val="22"/>
-        </w:rPr>
-        <w:t>6</w:t>
-      </w:r>
-      <w:r>
-        <w:rPr>
-          <w:sz w:val="22"/>
-          <w:szCs w:val="22"/>
-        </w:rPr>
-        <w:t xml:space="preserve"> sites, with associated </w:t>
-      </w:r>
-      <w:r>
-        <w:rPr>
-          <w:sz w:val="22"/>
-          <w:szCs w:val="22"/>
-        </w:rPr>
-        <w:t>soil and chicken samples</w:t>
-      </w:r>
-      <w:r>
-        <w:rPr>
-          <w:sz w:val="22"/>
-          <w:szCs w:val="22"/>
-        </w:rPr>
-        <w:t xml:space="preserve"> collected monthly over three field seasons.</w:t>
-      </w:r>
-    </w:p>
-    <w:p>
-      <w:pPr>
-        <w:rPr>
-          <w:sz w:val="22"/>
-          <w:szCs w:val="22"/>
-        </w:rPr>
-      </w:pPr>
-    </w:p>
-    <w:p>
-      <w:pPr>
-        <w:rPr>
-          <w:sz w:val="22"/>
-          <w:szCs w:val="22"/>
-        </w:rPr>
-      </w:pPr>
-    </w:p>
-    <w:p>
-      <w:pPr>
-        <w:rPr>
-          <w:sz w:val="22"/>
-          <w:szCs w:val="22"/>
-        </w:rPr>
-      </w:pPr>
-      <w:r>
-        <w:rPr>
-          <w:sz w:val="22"/>
-          <w:szCs w:val="22"/>
-        </w:rPr>
-        <w:t>Collaborations with Other Organizations:</w:t>
+        <w:t xml:space="preserve">p </w:t>
+      </w:r>
+      <w:r>
+        <w:rPr>
+          <w:sz w:val="22"/>
+          <w:szCs w:val="22"/>
+        </w:rPr>
+        <w:t>= 0.</w:t>
+      </w:r>
+      <w:r>
+        <w:rPr>
+          <w:sz w:val="22"/>
+          <w:szCs w:val="22"/>
+        </w:rPr>
+        <w:t>03</w:t>
+      </w:r>
+      <w:r>
+        <w:rPr>
+          <w:sz w:val="22"/>
+          <w:szCs w:val="22"/>
+        </w:rPr>
+        <w:t>)</w:t>
+      </w:r>
+      <w:r>
+        <w:rPr>
+          <w:sz w:val="22"/>
+          <w:szCs w:val="22"/>
+        </w:rPr>
+        <w:t xml:space="preserve">. This pattern may imply a nutritional buffering effect, consistent with </w:t>
+      </w:r>
+      <w:r>
+        <w:rPr>
+          <w:sz w:val="22"/>
+          <w:szCs w:val="22"/>
+        </w:rPr>
+        <w:t xml:space="preserve">lab </w:t>
+      </w:r>
+      <w:r>
+        <w:rPr>
+          <w:sz w:val="22"/>
+          <w:szCs w:val="22"/>
+        </w:rPr>
+        <w:t xml:space="preserve">evidence that supplemental food can improve immune function in wild passerines (Owen et al. 2021). </w:t>
       </w:r>
     </w:p>
     <w:p>
@@ -6300,42 +6372,14 @@
           <w:sz w:val="22"/>
           <w:szCs w:val="22"/>
         </w:rPr>
-        <w:t>I will collaborate with</w:t>
-      </w:r>
-      <w:r>
-        <w:rPr>
-          <w:sz w:val="22"/>
-          <w:szCs w:val="22"/>
-        </w:rPr>
-        <w:t xml:space="preserve"> the</w:t>
-      </w:r>
-      <w:r>
-        <w:rPr>
-          <w:sz w:val="22"/>
-          <w:szCs w:val="22"/>
-        </w:rPr>
-        <w:t xml:space="preserve"> </w:t>
-      </w:r>
-      <w:r>
-        <w:rPr>
-          <w:sz w:val="22"/>
-          <w:szCs w:val="22"/>
-        </w:rPr>
-        <w:t>Thompson Bishop Sparks State Diagnostic Laboratory</w:t>
-      </w:r>
-      <w:r>
-        <w:rPr>
-          <w:sz w:val="22"/>
-          <w:szCs w:val="22"/>
-        </w:rPr>
-        <w:t xml:space="preserve"> for MALDI-TOF mass spectrometry to confirm presumptive positive cultures. In addition, I collaborate with </w:t>
-      </w:r>
-      <w:r>
-        <w:rPr>
-          <w:sz w:val="22"/>
-          <w:szCs w:val="22"/>
-        </w:rPr>
-        <w:t xml:space="preserve">two other labs at Auburn University, one in the Department of Poultry Science for initial culturing to detect </w:t>
+        <w:t>However, I am limited in the conclusions I can make from these preliminary culturing methods because I lack the funds to conduct additional lab processing to determine</w:t>
+      </w:r>
+      <w:r>
+        <w:rPr>
+          <w:sz w:val="22"/>
+          <w:szCs w:val="22"/>
+        </w:rPr>
+        <w:t xml:space="preserve"> whether the detected </w:t>
       </w:r>
       <w:r>
         <w:rPr>
@@ -6351,6 +6395,223 @@
           <w:sz w:val="22"/>
           <w:szCs w:val="22"/>
         </w:rPr>
+        <w:t>is a pathogenic (</w:t>
+      </w:r>
+      <w:r>
+        <w:rPr>
+          <w:sz w:val="22"/>
+          <w:szCs w:val="22"/>
+        </w:rPr>
+        <w:t>Typhimurium and Enteritidis</w:t>
+      </w:r>
+      <w:r>
+        <w:rPr>
+          <w:sz w:val="22"/>
+          <w:szCs w:val="22"/>
+        </w:rPr>
+        <w:t xml:space="preserve">) or benign serotype. </w:t>
+      </w:r>
+      <w:r>
+        <w:rPr>
+          <w:sz w:val="22"/>
+          <w:szCs w:val="22"/>
+        </w:rPr>
+        <w:t>A</w:t>
+      </w:r>
+      <w:r>
+        <w:rPr>
+          <w:sz w:val="22"/>
+          <w:szCs w:val="22"/>
+        </w:rPr>
+        <w:t>dditionally, a</w:t>
+      </w:r>
+      <w:r>
+        <w:rPr>
+          <w:sz w:val="22"/>
+          <w:szCs w:val="22"/>
+        </w:rPr>
+        <w:t>s indicated by the power analysis (see below), my current power to detect an effect of backyard activities on disease prevalence in birds is 57%. However, with additional funds to process the samples for all of the birds captured at each site treatment type (more than 40 birds total from each treatment type), the power in my model increases to 85%. This additional power will be important to better identify differences among the other site types relative to control sites</w:t>
+      </w:r>
+      <w:r>
+        <w:rPr>
+          <w:sz w:val="22"/>
+          <w:szCs w:val="22"/>
+        </w:rPr>
+        <w:t>, especially given a possible reduction in sample numbers positive for pathogenic serotypes</w:t>
+      </w:r>
+      <w:r>
+        <w:rPr>
+          <w:sz w:val="22"/>
+          <w:szCs w:val="22"/>
+        </w:rPr>
+        <w:t>.</w:t>
+      </w:r>
+    </w:p>
+    <w:p>
+      <w:pPr>
+        <w:rPr>
+          <w:sz w:val="22"/>
+          <w:szCs w:val="22"/>
+        </w:rPr>
+      </w:pPr>
+      <w:r>
+        <w:rPr>
+          <w:sz w:val="22"/>
+          <w:szCs w:val="22"/>
+        </w:rPr>
+        <w:t xml:space="preserve">By study completion in 2027, </w:t>
+      </w:r>
+      <w:r>
+        <w:rPr>
+          <w:sz w:val="22"/>
+          <w:szCs w:val="22"/>
+        </w:rPr>
+        <w:t>I</w:t>
+      </w:r>
+      <w:r>
+        <w:rPr>
+          <w:sz w:val="22"/>
+          <w:szCs w:val="22"/>
+        </w:rPr>
+        <w:t xml:space="preserve"> expect </w:t>
+      </w:r>
+      <w:r>
+        <w:rPr>
+          <w:sz w:val="22"/>
+          <w:szCs w:val="22"/>
+        </w:rPr>
+        <w:t>to collect samples from</w:t>
+      </w:r>
+      <w:r>
+        <w:rPr>
+          <w:sz w:val="22"/>
+          <w:szCs w:val="22"/>
+        </w:rPr>
+        <w:t xml:space="preserve"> 350 wild bird captures across </w:t>
+      </w:r>
+      <w:r>
+        <w:rPr>
+          <w:sz w:val="22"/>
+          <w:szCs w:val="22"/>
+        </w:rPr>
+        <w:t>1</w:t>
+      </w:r>
+      <w:r>
+        <w:rPr>
+          <w:sz w:val="22"/>
+          <w:szCs w:val="22"/>
+        </w:rPr>
+        <w:t>6</w:t>
+      </w:r>
+      <w:r>
+        <w:rPr>
+          <w:sz w:val="22"/>
+          <w:szCs w:val="22"/>
+        </w:rPr>
+        <w:t xml:space="preserve"> sites, with associated </w:t>
+      </w:r>
+      <w:r>
+        <w:rPr>
+          <w:sz w:val="22"/>
+          <w:szCs w:val="22"/>
+        </w:rPr>
+        <w:t>soil and chicken samples</w:t>
+      </w:r>
+      <w:r>
+        <w:rPr>
+          <w:sz w:val="22"/>
+          <w:szCs w:val="22"/>
+        </w:rPr>
+        <w:t xml:space="preserve"> collected monthly over three field seasons.</w:t>
+      </w:r>
+    </w:p>
+    <w:p>
+      <w:pPr>
+        <w:rPr>
+          <w:sz w:val="22"/>
+          <w:szCs w:val="22"/>
+        </w:rPr>
+      </w:pPr>
+    </w:p>
+    <w:p>
+      <w:pPr>
+        <w:rPr>
+          <w:sz w:val="22"/>
+          <w:szCs w:val="22"/>
+        </w:rPr>
+      </w:pPr>
+      <w:r>
+        <w:rPr>
+          <w:sz w:val="22"/>
+          <w:szCs w:val="22"/>
+        </w:rPr>
+        <w:t>Collaborations with Other Organizations:</w:t>
+      </w:r>
+    </w:p>
+    <w:p>
+      <w:pPr>
+        <w:ind w:firstLine="720"/>
+        <w:rPr>
+          <w:sz w:val="22"/>
+          <w:szCs w:val="22"/>
+        </w:rPr>
+      </w:pPr>
+      <w:r>
+        <w:rPr>
+          <w:sz w:val="22"/>
+          <w:szCs w:val="22"/>
+        </w:rPr>
+        <w:t>I will collaborate with</w:t>
+      </w:r>
+      <w:r>
+        <w:rPr>
+          <w:sz w:val="22"/>
+          <w:szCs w:val="22"/>
+        </w:rPr>
+        <w:t xml:space="preserve"> the</w:t>
+      </w:r>
+      <w:r>
+        <w:rPr>
+          <w:sz w:val="22"/>
+          <w:szCs w:val="22"/>
+        </w:rPr>
+        <w:t xml:space="preserve"> </w:t>
+      </w:r>
+      <w:r>
+        <w:rPr>
+          <w:sz w:val="22"/>
+          <w:szCs w:val="22"/>
+        </w:rPr>
+        <w:t>Thompson Bishop Sparks State Diagnostic Laboratory</w:t>
+      </w:r>
+      <w:r>
+        <w:rPr>
+          <w:sz w:val="22"/>
+          <w:szCs w:val="22"/>
+        </w:rPr>
+        <w:t xml:space="preserve"> for MALDI-TOF mass spectrometry to confirm presumptive positive cultures. In addition, I collaborate with </w:t>
+      </w:r>
+      <w:r>
+        <w:rPr>
+          <w:sz w:val="22"/>
+          <w:szCs w:val="22"/>
+        </w:rPr>
+        <w:t xml:space="preserve">two other labs at Auburn University, one in the Department of Poultry Science for initial culturing to detect </w:t>
+      </w:r>
+      <w:r>
+        <w:rPr>
+          <w:i/>
+          <w:iCs/>
+          <w:sz w:val="22"/>
+          <w:szCs w:val="22"/>
+        </w:rPr>
+        <w:t xml:space="preserve">S. enterica </w:t>
+      </w:r>
+      <w:r>
+        <w:rPr>
+          <w:sz w:val="22"/>
+          <w:szCs w:val="22"/>
+        </w:rPr>
         <w:t>and the Pathobiology Department for whole genome sequencing</w:t>
       </w:r>
       <w:r>
@@ -6404,29 +6665,12 @@
           <w:szCs w:val="22"/>
         </w:rPr>
       </w:pPr>
-      <w:commentRangeStart w:id="11"/>
-      <w:r>
-        <w:rPr>
-          <w:sz w:val="22"/>
-          <w:szCs w:val="22"/>
-        </w:rPr>
-        <w:t>Sources</w:t>
-      </w:r>
-      <w:commentRangeEnd w:id="11"/>
-      <w:r>
-        <w:rPr>
-          <w:rStyle w:val="CommentReference"/>
-          <w:sz w:val="22"/>
-          <w:szCs w:val="22"/>
-        </w:rPr>
-        <w:commentReference w:id="11"/>
-      </w:r>
-      <w:r>
-        <w:rPr>
-          <w:sz w:val="22"/>
-          <w:szCs w:val="22"/>
-        </w:rPr>
-        <w:t xml:space="preserve"> of Additional Funding (if any):</w:t>
+      <w:r>
+        <w:rPr>
+          <w:sz w:val="22"/>
+          <w:szCs w:val="22"/>
+        </w:rPr>
+        <w:t>Sources of Additional Funding (if any):</w:t>
       </w:r>
       <w:r>
         <w:rPr>
@@ -6480,39 +6724,12 @@
           <w:szCs w:val="22"/>
         </w:rPr>
       </w:pPr>
-      <w:commentRangeStart w:id="12"/>
-      <w:commentRangeStart w:id="13"/>
-      <w:r>
-        <w:rPr>
-          <w:sz w:val="22"/>
-          <w:szCs w:val="22"/>
-        </w:rPr>
-        <w:t>Summary of the Impacts of this Study</w:t>
-      </w:r>
-      <w:commentRangeEnd w:id="12"/>
-      <w:r>
-        <w:rPr>
-          <w:rStyle w:val="CommentReference"/>
-          <w:sz w:val="22"/>
-          <w:szCs w:val="22"/>
-        </w:rPr>
-        <w:commentReference w:id="12"/>
-      </w:r>
-      <w:commentRangeEnd w:id="13"/>
-      <w:r>
-        <w:rPr>
-          <w:rStyle w:val="CommentReference"/>
-          <w:sz w:val="22"/>
-          <w:szCs w:val="22"/>
-        </w:rPr>
-        <w:commentReference w:id="13"/>
-      </w:r>
-      <w:r>
-        <w:rPr>
-          <w:sz w:val="22"/>
-          <w:szCs w:val="22"/>
-        </w:rPr>
-        <w:t>:</w:t>
+      <w:r>
+        <w:rPr>
+          <w:sz w:val="22"/>
+          <w:szCs w:val="22"/>
+        </w:rPr>
+        <w:t>Summary of the Impacts of this Study:</w:t>
       </w:r>
     </w:p>
     <w:p>
@@ -6528,7 +6745,21 @@
           <w:sz w:val="22"/>
           <w:szCs w:val="22"/>
         </w:rPr>
-        <w:t>The results of this study will help fill a regional gap in our understanding of how supplemental bird feeding and backyard poultry keeping influence zoonotic pathogen dynamics in wild bird communities. The funding provided by this grant to perform whole-genome sequencing will allow us to identify anti</w:t>
+        <w:t xml:space="preserve">The results of this study will help fill a gap in our understanding of how supplemental bird feeding and backyard poultry keeping influence zoonotic pathogen dynamics in wild bird communities. The funding provided by this grant to perform </w:t>
+      </w:r>
+      <w:r>
+        <w:rPr>
+          <w:sz w:val="22"/>
+          <w:szCs w:val="22"/>
+        </w:rPr>
+        <w:t xml:space="preserve">MALDI-TOF mass spectrometry and </w:t>
+      </w:r>
+      <w:r>
+        <w:rPr>
+          <w:sz w:val="22"/>
+          <w:szCs w:val="22"/>
+        </w:rPr>
+        <w:t>whole-genome sequencing will allow us to identify anti</w:t>
       </w:r>
       <w:r>
         <w:rPr>
@@ -6556,7 +6787,21 @@
           <w:sz w:val="22"/>
           <w:szCs w:val="22"/>
         </w:rPr>
-        <w:t xml:space="preserve">are under selection in these </w:t>
+        <w:t xml:space="preserve">are </w:t>
+      </w:r>
+      <w:r>
+        <w:rPr>
+          <w:sz w:val="22"/>
+          <w:szCs w:val="22"/>
+        </w:rPr>
+        <w:t>prevalent</w:t>
+      </w:r>
+      <w:r>
+        <w:rPr>
+          <w:sz w:val="22"/>
+          <w:szCs w:val="22"/>
+        </w:rPr>
+        <w:t xml:space="preserve"> in these </w:t>
       </w:r>
       <w:r>
         <w:rPr>
@@ -6616,7 +6861,56 @@
           <w:sz w:val="22"/>
           <w:szCs w:val="22"/>
         </w:rPr>
-        <w:t xml:space="preserve"> in the southeastern United States, where suburban sprawl continues to expand the human-wildlife interface, seasonal variation in temperature and humidity creates year-round conditions for </w:t>
+        <w:t xml:space="preserve"> in the southeastern United States, where suburban sprawl continues to expand the human-wildlife interface, seasonal variation in temperature and humidity creates year-round conditions for environmental pathogen persistence, and small-scale animal keeping</w:t>
+      </w:r>
+      <w:r>
+        <w:rPr>
+          <w:sz w:val="22"/>
+          <w:szCs w:val="22"/>
+        </w:rPr>
+        <w:t xml:space="preserve"> is growing </w:t>
+      </w:r>
+      <w:r>
+        <w:rPr>
+          <w:sz w:val="22"/>
+          <w:szCs w:val="22"/>
+        </w:rPr>
+        <w:t>i</w:t>
+      </w:r>
+      <w:r>
+        <w:rPr>
+          <w:sz w:val="22"/>
+          <w:szCs w:val="22"/>
+        </w:rPr>
+        <w:t>n popularity</w:t>
+      </w:r>
+      <w:r>
+        <w:rPr>
+          <w:sz w:val="22"/>
+          <w:szCs w:val="22"/>
+        </w:rPr>
+        <w:t>.</w:t>
+      </w:r>
+      <w:r>
+        <w:rPr>
+          <w:sz w:val="22"/>
+          <w:szCs w:val="22"/>
+        </w:rPr>
+        <w:t xml:space="preserve"> </w:t>
+      </w:r>
+      <w:r>
+        <w:rPr>
+          <w:sz w:val="22"/>
+          <w:szCs w:val="22"/>
+        </w:rPr>
+        <w:t xml:space="preserve">Moreover, </w:t>
+      </w:r>
+      <w:r>
+        <w:rPr>
+          <w:sz w:val="22"/>
+          <w:szCs w:val="22"/>
+        </w:rPr>
+        <w:t xml:space="preserve">wildlife </w:t>
       </w:r>
       <w:r>
         <w:rPr>
@@ -6624,28 +6918,84 @@
           <w:szCs w:val="22"/>
         </w:rPr>
         <w:lastRenderedPageBreak/>
-        <w:t>environmental pathogen persistence, and small-scale animal keeping</w:t>
-      </w:r>
-      <w:r>
-        <w:rPr>
-          <w:sz w:val="22"/>
-          <w:szCs w:val="22"/>
-        </w:rPr>
-        <w:t xml:space="preserve"> is growing </w:t>
-      </w:r>
-      <w:r>
-        <w:rPr>
-          <w:sz w:val="22"/>
-          <w:szCs w:val="22"/>
-        </w:rPr>
-        <w:t>i</w:t>
-      </w:r>
-      <w:r>
-        <w:rPr>
-          <w:sz w:val="22"/>
-          <w:szCs w:val="22"/>
-        </w:rPr>
-        <w:t>n popularity</w:t>
+        <w:t>watching participation, including bird feeding,</w:t>
+      </w:r>
+      <w:r>
+        <w:rPr>
+          <w:sz w:val="22"/>
+          <w:szCs w:val="22"/>
+        </w:rPr>
+        <w:t xml:space="preserve"> in Alabama</w:t>
+      </w:r>
+      <w:r>
+        <w:rPr>
+          <w:sz w:val="22"/>
+          <w:szCs w:val="22"/>
+        </w:rPr>
+        <w:t xml:space="preserve"> is among the highest of any region in the country, with the East </w:t>
+      </w:r>
+      <w:proofErr w:type="gramStart"/>
+      <w:r>
+        <w:rPr>
+          <w:sz w:val="22"/>
+          <w:szCs w:val="22"/>
+        </w:rPr>
+        <w:t>South Central</w:t>
+      </w:r>
+      <w:proofErr w:type="gramEnd"/>
+      <w:r>
+        <w:rPr>
+          <w:sz w:val="22"/>
+          <w:szCs w:val="22"/>
+        </w:rPr>
+        <w:t xml:space="preserve"> states reporting the highest residential wildlife watching rates nationally (USFWS 2022).</w:t>
+      </w:r>
+      <w:r>
+        <w:t xml:space="preserve"> </w:t>
+      </w:r>
+      <w:r>
+        <w:rPr>
+          <w:sz w:val="22"/>
+          <w:szCs w:val="22"/>
+        </w:rPr>
+        <w:t>Thus, the spillover of disease among wild birds, chickens and people is increasingly likely and results from my research can lead to more targeted outreach emphasizing easy and low-cost steps to reduce the risk before spillover can occur.</w:t>
+      </w:r>
+    </w:p>
+    <w:p>
+      <w:pPr>
+        <w:ind w:firstLine="720"/>
+        <w:rPr>
+          <w:sz w:val="22"/>
+          <w:szCs w:val="22"/>
+        </w:rPr>
+      </w:pPr>
+      <w:r>
+        <w:rPr>
+          <w:sz w:val="22"/>
+          <w:szCs w:val="22"/>
+        </w:rPr>
+        <w:t xml:space="preserve">The risk of disease </w:t>
+      </w:r>
+      <w:r>
+        <w:rPr>
+          <w:sz w:val="22"/>
+          <w:szCs w:val="22"/>
+        </w:rPr>
+        <w:t xml:space="preserve">spillover through bird feeding and backyard poultry keeping is potentially balanced by the benefits for the people who participate. For many people, maintaining a bird feeder provides the only daily form of accessible, low-cost interaction with wildlife. Small-scale poultry keeping is similarly associated with feelings of self-sufficiency, fulfillment, and stewardship, particularly among urban and suburban residents seeking engagement with food systems and animal care (Kyle and Sutherland 2016; Nicholson et al. 2020). Engagement with backyard birds and small-scale poultry is associated with reduced stress, stronger connection to nature, and broader pro-conservation behaviors such as habitat stewardship and donations to conservation organizations (Cox and Gaston 2016; Dayer et al. 2019; Barbett et al. 2020; Pocock et al. 2023). The psychological and conservation benefits of backyard wildlife activities are important factors that must be weighed parallel to any relevant risks to health, wildlife, and environment when discussing activities such as bird feeding and small-scale poultry. The impact of this work is therefore </w:t>
+      </w:r>
+      <w:r>
+        <w:rPr>
+          <w:sz w:val="22"/>
+          <w:szCs w:val="22"/>
+        </w:rPr>
+        <w:t xml:space="preserve">important </w:t>
+      </w:r>
+      <w:r>
+        <w:rPr>
+          <w:sz w:val="22"/>
+          <w:szCs w:val="22"/>
+        </w:rPr>
+        <w:t>to increase the safety of these healthy activities rather than discourage them</w:t>
       </w:r>
       <w:r>
         <w:rPr>
@@ -6654,51 +7004,6 @@
         </w:rPr>
         <w:t>.</w:t>
       </w:r>
-      <w:r>
-        <w:rPr>
-          <w:sz w:val="22"/>
-          <w:szCs w:val="22"/>
-        </w:rPr>
-        <w:t xml:space="preserve"> </w:t>
-      </w:r>
-      <w:r>
-        <w:rPr>
-          <w:sz w:val="22"/>
-          <w:szCs w:val="22"/>
-        </w:rPr>
-        <w:t xml:space="preserve">Moreover, </w:t>
-      </w:r>
-      <w:r>
-        <w:rPr>
-          <w:sz w:val="22"/>
-          <w:szCs w:val="22"/>
-        </w:rPr>
-        <w:t>wildlife watching participation, including bird feeding,</w:t>
-      </w:r>
-      <w:r>
-        <w:rPr>
-          <w:sz w:val="22"/>
-          <w:szCs w:val="22"/>
-        </w:rPr>
-        <w:t xml:space="preserve"> in Alabama</w:t>
-      </w:r>
-      <w:r>
-        <w:rPr>
-          <w:sz w:val="22"/>
-          <w:szCs w:val="22"/>
-        </w:rPr>
-        <w:t xml:space="preserve"> is among the highest of any region in the country, with the East South Central states reporting the highest residential wildlife watching rates nationally (USFWS 2022).</w:t>
-      </w:r>
-      <w:r>
-        <w:t xml:space="preserve"> </w:t>
-      </w:r>
-      <w:r>
-        <w:rPr>
-          <w:sz w:val="22"/>
-          <w:szCs w:val="22"/>
-        </w:rPr>
-        <w:t>Thus, the spillover of disease among wild birds, chickens and people is increasingly likely and results from my research can lead to more targeted outreach emphasizing easy and low-cost steps to reduce the risk before spillover can occur.</w:t>
-      </w:r>
     </w:p>
     <w:p>
       <w:pPr>
@@ -6708,37 +7013,6 @@
           <w:szCs w:val="22"/>
         </w:rPr>
       </w:pPr>
-      <w:commentRangeStart w:id="14"/>
-      <w:r>
-        <w:rPr>
-          <w:sz w:val="22"/>
-          <w:szCs w:val="22"/>
-        </w:rPr>
-        <w:t xml:space="preserve">The risk of disease </w:t>
-      </w:r>
-      <w:commentRangeEnd w:id="14"/>
-      <w:r>
-        <w:rPr>
-          <w:rStyle w:val="CommentReference"/>
-          <w:sz w:val="22"/>
-          <w:szCs w:val="22"/>
-        </w:rPr>
-        <w:commentReference w:id="14"/>
-      </w:r>
-      <w:r>
-        <w:rPr>
-          <w:sz w:val="22"/>
-          <w:szCs w:val="22"/>
-        </w:rPr>
-        <w:t>spillover through bird feeding and backyard poultry keeping is potentially balanced by the benefits for the people who participate. For many people, maintaining a bird feeder provides the only daily form of accessible, low-cost interaction with wildlife. Small-scale poultry keeping is similarly associated with feelings of self-sufficiency, fulfillment, and stewardship, particularly among urban and suburban residents seeking engagement with food systems and animal care (Kyle and Sutherland 2016; Nicholson et al. 2020). Engagement with backyard birds and small-scale poultry is associated with reduced stress, stronger connection to nature, and broader pro-conservation behaviors such as habitat stewardship and donations to conservation organizations (Cox and Gaston 2016; Dayer et al. 2019; Barbett et al. 2020; Pocock et al. 2023). The psychological and conservation benefits of backyard wildlife activities are important factors that must be weighed parallel to any relevant risks to health, wildlife, and environment when discussing activities such as bird feeding and small-scale poultry. The impact of this work is therefore to increase the safety of these healthy activities rather than discourage them</w:t>
-      </w:r>
-      <w:r>
-        <w:rPr>
-          <w:sz w:val="22"/>
-          <w:szCs w:val="22"/>
-        </w:rPr>
-        <w:t>.</w:t>
-      </w:r>
     </w:p>
     <w:p>
       <w:pPr>
@@ -6751,15 +7025,6 @@
     </w:p>
     <w:p>
       <w:pPr>
-        <w:ind w:firstLine="720"/>
-        <w:rPr>
-          <w:sz w:val="22"/>
-          <w:szCs w:val="22"/>
-        </w:rPr>
-      </w:pPr>
-    </w:p>
-    <w:p>
-      <w:pPr>
         <w:rPr>
           <w:sz w:val="22"/>
           <w:szCs w:val="22"/>
@@ -6775,7 +7040,7 @@
     </w:p>
     <w:p>
       <w:pPr>
-        <w:ind w:hanging="480"/>
+        <w:ind w:left="720" w:hanging="720"/>
         <w:rPr>
           <w:sz w:val="22"/>
           <w:szCs w:val="22"/>
@@ -6804,7 +7069,7 @@
         </w:rPr>
         <w:t xml:space="preserve"> 65, no. 2 (2009): 181–90. </w:t>
       </w:r>
-      <w:hyperlink r:id="rId12" w:history="1">
+      <w:hyperlink r:id="rId8" w:history="1">
         <w:r>
           <w:rPr>
             <w:rStyle w:val="Hyperlink"/>
@@ -6824,18 +7089,50 @@
     </w:p>
     <w:p>
       <w:pPr>
-        <w:ind w:hanging="480"/>
-        <w:rPr>
-          <w:sz w:val="22"/>
-          <w:szCs w:val="22"/>
-        </w:rPr>
-      </w:pPr>
-      <w:r>
-        <w:rPr>
-          <w:sz w:val="22"/>
-          <w:szCs w:val="22"/>
-        </w:rPr>
-        <w:t xml:space="preserve">Barbett, Lea, Edward Stupple, Michael Sweet, Malcolm Schofield, and Miles Richardson. “Measuring Actions for Nature—Development and Validation of a Pro-Nature Conservation Behaviour Scale.” </w:t>
+        <w:ind w:left="720" w:hanging="720"/>
+        <w:rPr>
+          <w:sz w:val="22"/>
+          <w:szCs w:val="22"/>
+        </w:rPr>
+      </w:pPr>
+      <w:r>
+        <w:rPr>
+          <w:sz w:val="22"/>
+          <w:szCs w:val="22"/>
+        </w:rPr>
+        <w:t xml:space="preserve">Barbett, Lea, Edward </w:t>
+      </w:r>
+      <w:proofErr w:type="spellStart"/>
+      <w:r>
+        <w:rPr>
+          <w:sz w:val="22"/>
+          <w:szCs w:val="22"/>
+        </w:rPr>
+        <w:t>Stupple</w:t>
+      </w:r>
+      <w:proofErr w:type="spellEnd"/>
+      <w:r>
+        <w:rPr>
+          <w:sz w:val="22"/>
+          <w:szCs w:val="22"/>
+        </w:rPr>
+        <w:t xml:space="preserve">, Michael Sweet, Malcolm Schofield, and Miles Richardson. “Measuring Actions for Nature—Development and Validation of a Pro-Nature Conservation </w:t>
+      </w:r>
+      <w:proofErr w:type="spellStart"/>
+      <w:r>
+        <w:rPr>
+          <w:sz w:val="22"/>
+          <w:szCs w:val="22"/>
+        </w:rPr>
+        <w:t>Behaviour</w:t>
+      </w:r>
+      <w:proofErr w:type="spellEnd"/>
+      <w:r>
+        <w:rPr>
+          <w:sz w:val="22"/>
+          <w:szCs w:val="22"/>
+        </w:rPr>
+        <w:t xml:space="preserve"> Scale.” </w:t>
       </w:r>
       <w:r>
         <w:rPr>
@@ -6853,7 +7150,7 @@
         </w:rPr>
         <w:t xml:space="preserve"> 12, no. 12 (2020): 4885. </w:t>
       </w:r>
-      <w:hyperlink r:id="rId13" w:history="1">
+      <w:hyperlink r:id="rId9" w:history="1">
         <w:r>
           <w:rPr>
             <w:rStyle w:val="Hyperlink"/>
@@ -6873,7 +7170,7 @@
     </w:p>
     <w:p>
       <w:pPr>
-        <w:ind w:hanging="480"/>
+        <w:ind w:left="720" w:hanging="720"/>
         <w:rPr>
           <w:sz w:val="22"/>
           <w:szCs w:val="22"/>
@@ -6902,7 +7199,7 @@
         </w:rPr>
         <w:t xml:space="preserve"> 10, no. 7 (2014): 20140309. </w:t>
       </w:r>
-      <w:hyperlink r:id="rId14" w:history="1">
+      <w:hyperlink r:id="rId10" w:history="1">
         <w:r>
           <w:rPr>
             <w:rStyle w:val="Hyperlink"/>
@@ -6922,7 +7219,7 @@
     </w:p>
     <w:p>
       <w:pPr>
-        <w:ind w:hanging="480"/>
+        <w:ind w:left="720" w:hanging="720"/>
         <w:rPr>
           <w:sz w:val="22"/>
           <w:szCs w:val="22"/>
@@ -6951,7 +7248,7 @@
         </w:rPr>
         <w:t xml:space="preserve"> 22, no. 2 (2007): 95–102. </w:t>
       </w:r>
-      <w:hyperlink r:id="rId15" w:history="1">
+      <w:hyperlink r:id="rId11" w:history="1">
         <w:r>
           <w:rPr>
             <w:rStyle w:val="Hyperlink"/>
@@ -6971,7 +7268,7 @@
     </w:p>
     <w:p>
       <w:pPr>
-        <w:ind w:hanging="480"/>
+        <w:ind w:left="720" w:hanging="720"/>
         <w:rPr>
           <w:sz w:val="22"/>
           <w:szCs w:val="22"/>
@@ -6999,7 +7296,7 @@
         </w:rPr>
         <w:t xml:space="preserve"> Outbreak Linked to Wild Songbirds — Investigation Details." CDC Archive. August 23, 2021. </w:t>
       </w:r>
-      <w:hyperlink r:id="rId16" w:history="1">
+      <w:hyperlink r:id="rId12" w:history="1">
         <w:r>
           <w:rPr>
             <w:rStyle w:val="Hyperlink"/>
@@ -7019,7 +7316,7 @@
     </w:p>
     <w:p>
       <w:pPr>
-        <w:ind w:hanging="480"/>
+        <w:ind w:left="720" w:hanging="720"/>
         <w:rPr>
           <w:sz w:val="22"/>
           <w:szCs w:val="22"/>
@@ -7047,7 +7344,7 @@
         </w:rPr>
         <w:t xml:space="preserve"> Outbreaks Linked to Backyard Poultry." CDC. September 29, 2025. </w:t>
       </w:r>
-      <w:hyperlink r:id="rId17" w:history="1">
+      <w:hyperlink r:id="rId13" w:history="1">
         <w:r>
           <w:rPr>
             <w:rStyle w:val="Hyperlink"/>
@@ -7067,7 +7364,7 @@
     </w:p>
     <w:p>
       <w:pPr>
-        <w:ind w:hanging="480"/>
+        <w:ind w:left="720" w:hanging="720"/>
         <w:rPr>
           <w:sz w:val="22"/>
           <w:szCs w:val="22"/>
@@ -7096,7 +7393,7 @@
         </w:rPr>
         <w:t xml:space="preserve"> 11, no. 7 (2016): e0158717. </w:t>
       </w:r>
-      <w:hyperlink r:id="rId18" w:history="1">
+      <w:hyperlink r:id="rId14" w:history="1">
         <w:r>
           <w:rPr>
             <w:rStyle w:val="Hyperlink"/>
@@ -7116,7 +7413,7 @@
     </w:p>
     <w:p>
       <w:pPr>
-        <w:ind w:hanging="480"/>
+        <w:ind w:left="720" w:hanging="720"/>
         <w:rPr>
           <w:sz w:val="22"/>
           <w:szCs w:val="22"/>
@@ -7145,7 +7442,7 @@
         </w:rPr>
         <w:t xml:space="preserve"> 1, no. 2 (2019): 138–51. </w:t>
       </w:r>
-      <w:hyperlink r:id="rId19" w:history="1">
+      <w:hyperlink r:id="rId15" w:history="1">
         <w:r>
           <w:rPr>
             <w:rStyle w:val="Hyperlink"/>
@@ -7165,32 +7462,52 @@
     </w:p>
     <w:p>
       <w:pPr>
-        <w:ind w:hanging="480"/>
-        <w:rPr>
-          <w:sz w:val="22"/>
-          <w:szCs w:val="22"/>
-        </w:rPr>
-      </w:pPr>
-      <w:r>
-        <w:rPr>
-          <w:sz w:val="22"/>
-          <w:szCs w:val="22"/>
-        </w:rPr>
-        <w:t>Hall, Aron J., and Emi K. Saito. “</w:t>
-      </w:r>
-      <w:r>
-        <w:rPr>
-          <w:sz w:val="22"/>
-          <w:szCs w:val="22"/>
-        </w:rPr>
-        <w:t>Avian wildlife mortality events due to salmonellosis in the United States</w:t>
-      </w:r>
-      <w:r>
-        <w:rPr>
-          <w:sz w:val="22"/>
-          <w:szCs w:val="22"/>
-        </w:rPr>
-        <w:t xml:space="preserve">, 1985–2004.” </w:t>
+        <w:ind w:left="720" w:hanging="720"/>
+        <w:rPr>
+          <w:sz w:val="22"/>
+          <w:szCs w:val="22"/>
+        </w:rPr>
+      </w:pPr>
+      <w:r>
+        <w:rPr>
+          <w:sz w:val="22"/>
+          <w:szCs w:val="22"/>
+        </w:rPr>
+        <w:t>Green P., C.J. MacLeod. “</w:t>
+      </w:r>
+      <w:proofErr w:type="spellStart"/>
+      <w:proofErr w:type="gramStart"/>
+      <w:r>
+        <w:rPr>
+          <w:sz w:val="22"/>
+          <w:szCs w:val="22"/>
+        </w:rPr>
+        <w:t>simr</w:t>
+      </w:r>
+      <w:proofErr w:type="spellEnd"/>
+      <w:proofErr w:type="gramEnd"/>
+      <w:r>
+        <w:rPr>
+          <w:sz w:val="22"/>
+          <w:szCs w:val="22"/>
+        </w:rPr>
+        <w:t xml:space="preserve">: An R Package for Power Analysis of </w:t>
+      </w:r>
+      <w:proofErr w:type="spellStart"/>
+      <w:r>
+        <w:rPr>
+          <w:sz w:val="22"/>
+          <w:szCs w:val="22"/>
+        </w:rPr>
+        <w:t>Generalised</w:t>
+      </w:r>
+      <w:proofErr w:type="spellEnd"/>
+      <w:r>
+        <w:rPr>
+          <w:sz w:val="22"/>
+          <w:szCs w:val="22"/>
+        </w:rPr>
+        <w:t xml:space="preserve"> Linear Mixed Models by Simulation.” </w:t>
       </w:r>
       <w:r>
         <w:rPr>
@@ -7199,6 +7516,93 @@
           <w:sz w:val="22"/>
           <w:szCs w:val="22"/>
         </w:rPr>
+        <w:t xml:space="preserve">Methods in Ecology and Evolution, </w:t>
+      </w:r>
+      <w:r>
+        <w:rPr>
+          <w:sz w:val="22"/>
+          <w:szCs w:val="22"/>
+        </w:rPr>
+        <w:t xml:space="preserve">no. 7 (2016): 493-498. </w:t>
+      </w:r>
+      <w:hyperlink r:id="rId16" w:history="1">
+        <w:r>
+          <w:rPr>
+            <w:rStyle w:val="Hyperlink"/>
+            <w:sz w:val="22"/>
+            <w:szCs w:val="22"/>
+          </w:rPr>
+          <w:t>https://</w:t>
+        </w:r>
+        <w:r>
+          <w:rPr>
+            <w:rStyle w:val="Hyperlink"/>
+            <w:sz w:val="22"/>
+            <w:szCs w:val="22"/>
+          </w:rPr>
+          <w:t>doi</w:t>
+        </w:r>
+        <w:r>
+          <w:rPr>
+            <w:rStyle w:val="Hyperlink"/>
+            <w:sz w:val="22"/>
+            <w:szCs w:val="22"/>
+          </w:rPr>
+          <w:t>.org/</w:t>
+        </w:r>
+        <w:r>
+          <w:rPr>
+            <w:rStyle w:val="Hyperlink"/>
+            <w:sz w:val="22"/>
+            <w:szCs w:val="22"/>
+          </w:rPr>
+          <w:t>10.1111/2041-210X.12504</w:t>
+        </w:r>
+      </w:hyperlink>
+      <w:r>
+        <w:rPr>
+          <w:sz w:val="22"/>
+          <w:szCs w:val="22"/>
+        </w:rPr>
+        <w:t xml:space="preserve">. </w:t>
+      </w:r>
+    </w:p>
+    <w:p>
+      <w:pPr>
+        <w:ind w:left="720" w:hanging="720"/>
+        <w:rPr>
+          <w:sz w:val="22"/>
+          <w:szCs w:val="22"/>
+        </w:rPr>
+      </w:pPr>
+      <w:r>
+        <w:rPr>
+          <w:sz w:val="22"/>
+          <w:szCs w:val="22"/>
+        </w:rPr>
+        <w:t>Hall, Aron J., and Emi K. Saito. “</w:t>
+      </w:r>
+      <w:r>
+        <w:rPr>
+          <w:sz w:val="22"/>
+          <w:szCs w:val="22"/>
+        </w:rPr>
+        <w:t>Avian wildlife mortality events due to salmonellosis in the United States</w:t>
+      </w:r>
+      <w:r>
+        <w:rPr>
+          <w:sz w:val="22"/>
+          <w:szCs w:val="22"/>
+        </w:rPr>
+        <w:t xml:space="preserve">, 1985–2004.” </w:t>
+      </w:r>
+      <w:r>
+        <w:rPr>
+          <w:i/>
+          <w:iCs/>
+          <w:sz w:val="22"/>
+          <w:szCs w:val="22"/>
+        </w:rPr>
         <w:t>Journal of Wildlife Diseases</w:t>
       </w:r>
       <w:r>
@@ -7208,7 +7612,7 @@
         </w:rPr>
         <w:t xml:space="preserve"> 44, no. 3 (2008): 585–93. </w:t>
       </w:r>
-      <w:hyperlink r:id="rId20" w:history="1">
+      <w:hyperlink r:id="rId17" w:history="1">
         <w:r>
           <w:rPr>
             <w:rStyle w:val="Hyperlink"/>
@@ -7228,7 +7632,7 @@
     </w:p>
     <w:p>
       <w:pPr>
-        <w:ind w:hanging="480"/>
+        <w:ind w:left="720" w:hanging="720"/>
         <w:rPr>
           <w:sz w:val="22"/>
           <w:szCs w:val="22"/>
@@ -7255,9 +7659,41 @@
           <w:sz w:val="22"/>
           <w:szCs w:val="22"/>
         </w:rPr>
-        <w:t xml:space="preserve">, 1st ed., edited by Jennifer C. Owen, Dana M. Hawley, and Kathryn P. Huyvaert. Oxford University PressOxford, 2021. </w:t>
-      </w:r>
-      <w:hyperlink r:id="rId21" w:history="1">
+        <w:t xml:space="preserve">, 1st ed., edited by Jennifer C. Owen, Dana M. Hawley, and Kathryn P. </w:t>
+      </w:r>
+      <w:proofErr w:type="spellStart"/>
+      <w:r>
+        <w:rPr>
+          <w:sz w:val="22"/>
+          <w:szCs w:val="22"/>
+        </w:rPr>
+        <w:t>Huyvaert</w:t>
+      </w:r>
+      <w:proofErr w:type="spellEnd"/>
+      <w:r>
+        <w:rPr>
+          <w:sz w:val="22"/>
+          <w:szCs w:val="22"/>
+        </w:rPr>
+        <w:t xml:space="preserve">. Oxford University </w:t>
+      </w:r>
+      <w:proofErr w:type="spellStart"/>
+      <w:r>
+        <w:rPr>
+          <w:sz w:val="22"/>
+          <w:szCs w:val="22"/>
+        </w:rPr>
+        <w:t>PressOxford</w:t>
+      </w:r>
+      <w:proofErr w:type="spellEnd"/>
+      <w:r>
+        <w:rPr>
+          <w:sz w:val="22"/>
+          <w:szCs w:val="22"/>
+        </w:rPr>
+        <w:t xml:space="preserve">, 2021. </w:t>
+      </w:r>
+      <w:hyperlink r:id="rId18" w:history="1">
         <w:r>
           <w:rPr>
             <w:rStyle w:val="Hyperlink"/>
@@ -7284,18 +7720,34 @@
     </w:p>
     <w:p>
       <w:pPr>
-        <w:ind w:hanging="480"/>
-        <w:rPr>
-          <w:sz w:val="22"/>
-          <w:szCs w:val="22"/>
-        </w:rPr>
-      </w:pPr>
-      <w:r>
-        <w:rPr>
-          <w:sz w:val="22"/>
-          <w:szCs w:val="22"/>
-        </w:rPr>
-        <w:t xml:space="preserve">Hassell, James M., Michael Begon, Melissa J. Ward, and Eric M. Fèvre. “Urbanization and Disease Emergence: Dynamics at the Wildlife–Livestock–Human Interface.” </w:t>
+        <w:ind w:left="720" w:hanging="720"/>
+        <w:rPr>
+          <w:sz w:val="22"/>
+          <w:szCs w:val="22"/>
+        </w:rPr>
+      </w:pPr>
+      <w:r>
+        <w:rPr>
+          <w:sz w:val="22"/>
+          <w:szCs w:val="22"/>
+        </w:rPr>
+        <w:t xml:space="preserve">Hassell, James M., Michael </w:t>
+      </w:r>
+      <w:proofErr w:type="spellStart"/>
+      <w:r>
+        <w:rPr>
+          <w:sz w:val="22"/>
+          <w:szCs w:val="22"/>
+        </w:rPr>
+        <w:t>Begon</w:t>
+      </w:r>
+      <w:proofErr w:type="spellEnd"/>
+      <w:r>
+        <w:rPr>
+          <w:sz w:val="22"/>
+          <w:szCs w:val="22"/>
+        </w:rPr>
+        <w:t xml:space="preserve">, Melissa J. Ward, and Eric M. Fèvre. “Urbanization and Disease Emergence: Dynamics at the Wildlife–Livestock–Human Interface.” </w:t>
       </w:r>
       <w:r>
         <w:rPr>
@@ -7313,7 +7765,7 @@
         </w:rPr>
         <w:t xml:space="preserve"> 32, no. 1 (2017): 55–67. </w:t>
       </w:r>
-      <w:hyperlink r:id="rId22" w:history="1">
+      <w:hyperlink r:id="rId19" w:history="1">
         <w:r>
           <w:rPr>
             <w:rStyle w:val="Hyperlink"/>
@@ -7333,19 +7785,36 @@
     </w:p>
     <w:p>
       <w:pPr>
-        <w:ind w:hanging="480"/>
-        <w:rPr>
-          <w:sz w:val="22"/>
-          <w:szCs w:val="22"/>
-        </w:rPr>
-      </w:pPr>
-      <w:r>
-        <w:rPr>
-          <w:sz w:val="22"/>
-          <w:szCs w:val="22"/>
-        </w:rPr>
-        <w:t xml:space="preserve">Hotez, Peter J., Kristy O. Murray, and Pierre Buekens. “The Gulf Coast: A New American Underbelly of Tropical Diseases and Poverty.” </w:t>
-      </w:r>
+        <w:ind w:left="720" w:hanging="720"/>
+        <w:rPr>
+          <w:sz w:val="22"/>
+          <w:szCs w:val="22"/>
+        </w:rPr>
+      </w:pPr>
+      <w:r>
+        <w:rPr>
+          <w:sz w:val="22"/>
+          <w:szCs w:val="22"/>
+        </w:rPr>
+        <w:t xml:space="preserve">Hotez, Peter J., Kristy O. Murray, and Pierre </w:t>
+      </w:r>
+      <w:proofErr w:type="spellStart"/>
+      <w:r>
+        <w:rPr>
+          <w:sz w:val="22"/>
+          <w:szCs w:val="22"/>
+        </w:rPr>
+        <w:t>Buekens</w:t>
+      </w:r>
+      <w:proofErr w:type="spellEnd"/>
+      <w:r>
+        <w:rPr>
+          <w:sz w:val="22"/>
+          <w:szCs w:val="22"/>
+        </w:rPr>
+        <w:t xml:space="preserve">. “The Gulf Coast: A New American Underbelly of Tropical Diseases and Poverty.” </w:t>
+      </w:r>
+      <w:proofErr w:type="spellStart"/>
       <w:r>
         <w:rPr>
           <w:i/>
@@ -7353,7 +7822,17 @@
           <w:sz w:val="22"/>
           <w:szCs w:val="22"/>
         </w:rPr>
-        <w:t>PLoS Neglected Tropical Diseases</w:t>
+        <w:t>PLoS</w:t>
+      </w:r>
+      <w:proofErr w:type="spellEnd"/>
+      <w:r>
+        <w:rPr>
+          <w:i/>
+          <w:iCs/>
+          <w:sz w:val="22"/>
+          <w:szCs w:val="22"/>
+        </w:rPr>
+        <w:t xml:space="preserve"> Neglected Tropical Diseases</w:t>
       </w:r>
       <w:r>
         <w:rPr>
@@ -7362,7 +7841,7 @@
         </w:rPr>
         <w:t xml:space="preserve"> 8, no. 5 (2014): e2760. </w:t>
       </w:r>
-      <w:hyperlink r:id="rId23" w:history="1">
+      <w:hyperlink r:id="rId20" w:history="1">
         <w:r>
           <w:rPr>
             <w:rStyle w:val="Hyperlink"/>
@@ -7382,7 +7861,7 @@
     </w:p>
     <w:p>
       <w:pPr>
-        <w:ind w:hanging="480"/>
+        <w:ind w:left="720" w:hanging="720"/>
         <w:rPr>
           <w:sz w:val="22"/>
           <w:szCs w:val="22"/>
@@ -7411,7 +7890,7 @@
         </w:rPr>
         <w:t xml:space="preserve"> 451, no. 7181 (2008): 990–93. </w:t>
       </w:r>
-      <w:hyperlink r:id="rId24" w:history="1">
+      <w:hyperlink r:id="rId21" w:history="1">
         <w:r>
           <w:rPr>
             <w:rStyle w:val="Hyperlink"/>
@@ -7431,7 +7910,7 @@
     </w:p>
     <w:p>
       <w:pPr>
-        <w:ind w:hanging="480"/>
+        <w:ind w:left="720" w:hanging="720"/>
         <w:rPr>
           <w:sz w:val="22"/>
           <w:szCs w:val="22"/>
@@ -7460,7 +7939,7 @@
         </w:rPr>
         <w:t xml:space="preserve"> 56, no. 6 (2019): 1491–97. </w:t>
       </w:r>
-      <w:hyperlink r:id="rId25" w:history="1">
+      <w:hyperlink r:id="rId22" w:history="1">
         <w:r>
           <w:rPr>
             <w:rStyle w:val="Hyperlink"/>
@@ -7480,17 +7959,18 @@
     </w:p>
     <w:p>
       <w:pPr>
-        <w:ind w:hanging="480"/>
-        <w:rPr>
-          <w:sz w:val="22"/>
-          <w:szCs w:val="22"/>
-        </w:rPr>
-      </w:pPr>
-      <w:r>
-        <w:rPr>
-          <w:sz w:val="22"/>
-          <w:szCs w:val="22"/>
-        </w:rPr>
+        <w:ind w:left="720" w:hanging="720"/>
+        <w:rPr>
+          <w:sz w:val="22"/>
+          <w:szCs w:val="22"/>
+        </w:rPr>
+      </w:pPr>
+      <w:r>
+        <w:rPr>
+          <w:sz w:val="22"/>
+          <w:szCs w:val="22"/>
+        </w:rPr>
+        <w:lastRenderedPageBreak/>
         <w:t xml:space="preserve">Kyle, Carol, and Lee-Ann Sutherland. </w:t>
       </w:r>
       <w:r>
@@ -7519,7 +7999,7 @@
     </w:p>
     <w:p>
       <w:pPr>
-        <w:ind w:hanging="480"/>
+        <w:ind w:left="720" w:hanging="720"/>
         <w:rPr>
           <w:sz w:val="22"/>
           <w:szCs w:val="22"/>
@@ -7548,7 +8028,7 @@
         </w:rPr>
         <w:t xml:space="preserve"> 9 (September 2022): 979548. </w:t>
       </w:r>
-      <w:hyperlink r:id="rId26" w:history="1">
+      <w:hyperlink r:id="rId23" w:history="1">
         <w:r>
           <w:rPr>
             <w:rStyle w:val="Hyperlink"/>
@@ -7568,18 +8048,17 @@
     </w:p>
     <w:p>
       <w:pPr>
-        <w:ind w:hanging="480"/>
-        <w:rPr>
-          <w:sz w:val="22"/>
-          <w:szCs w:val="22"/>
-        </w:rPr>
-      </w:pPr>
-      <w:r>
-        <w:rPr>
-          <w:sz w:val="22"/>
-          <w:szCs w:val="22"/>
-        </w:rPr>
-        <w:lastRenderedPageBreak/>
+        <w:ind w:left="720" w:hanging="720"/>
+        <w:rPr>
+          <w:sz w:val="22"/>
+          <w:szCs w:val="22"/>
+        </w:rPr>
+      </w:pPr>
+      <w:r>
+        <w:rPr>
+          <w:sz w:val="22"/>
+          <w:szCs w:val="22"/>
+        </w:rPr>
         <w:t xml:space="preserve">Lees, Alexander C., Lucy Haskell, Tris Allinson, et al. “State of the World’s Birds.” </w:t>
       </w:r>
       <w:r>
@@ -7598,7 +8077,7 @@
         </w:rPr>
         <w:t xml:space="preserve"> 47, no. 1 (2022): 231–60. </w:t>
       </w:r>
-      <w:hyperlink r:id="rId27" w:history="1">
+      <w:hyperlink r:id="rId24" w:history="1">
         <w:r>
           <w:rPr>
             <w:rStyle w:val="Hyperlink"/>
@@ -7618,7 +8097,7 @@
     </w:p>
     <w:p>
       <w:pPr>
-        <w:ind w:hanging="480"/>
+        <w:ind w:left="720" w:hanging="720"/>
         <w:rPr>
           <w:sz w:val="22"/>
           <w:szCs w:val="22"/>
@@ -7652,12 +8131,28 @@
           <w:sz w:val="22"/>
           <w:szCs w:val="22"/>
         </w:rPr>
-        <w:t>Edited by Jennifer C. Owen, Dana M. Hawley, and Kathryn P. Huyvaert. Oxford: Oxford University Press, 2021.</w:t>
-      </w:r>
-    </w:p>
-    <w:p>
-      <w:pPr>
-        <w:ind w:hanging="480"/>
+        <w:t xml:space="preserve">Edited by Jennifer C. Owen, Dana M. Hawley, and Kathryn P. </w:t>
+      </w:r>
+      <w:proofErr w:type="spellStart"/>
+      <w:r>
+        <w:rPr>
+          <w:sz w:val="22"/>
+          <w:szCs w:val="22"/>
+        </w:rPr>
+        <w:t>Huyvaert</w:t>
+      </w:r>
+      <w:proofErr w:type="spellEnd"/>
+      <w:r>
+        <w:rPr>
+          <w:sz w:val="22"/>
+          <w:szCs w:val="22"/>
+        </w:rPr>
+        <w:t>. Oxford: Oxford University Press, 2021.</w:t>
+      </w:r>
+    </w:p>
+    <w:p>
+      <w:pPr>
+        <w:ind w:left="720" w:hanging="720"/>
         <w:rPr>
           <w:sz w:val="22"/>
           <w:szCs w:val="22"/>
@@ -7686,7 +8181,7 @@
         </w:rPr>
         <w:t xml:space="preserve"> 67, no. 3 (2020): 280–90. </w:t>
       </w:r>
-      <w:hyperlink r:id="rId28" w:history="1">
+      <w:hyperlink r:id="rId25" w:history="1">
         <w:r>
           <w:rPr>
             <w:rStyle w:val="Hyperlink"/>
@@ -7706,7 +8201,7 @@
     </w:p>
     <w:p>
       <w:pPr>
-        <w:ind w:hanging="480"/>
+        <w:ind w:left="720" w:hanging="720"/>
         <w:rPr>
           <w:sz w:val="22"/>
           <w:szCs w:val="22"/>
@@ -7735,7 +8230,7 @@
         </w:rPr>
         <w:t xml:space="preserve"> 288, no. 1956 (2021): 20210881. </w:t>
       </w:r>
-      <w:hyperlink r:id="rId29" w:history="1">
+      <w:hyperlink r:id="rId26" w:history="1">
         <w:r>
           <w:rPr>
             <w:rStyle w:val="Hyperlink"/>
@@ -7755,18 +8250,34 @@
     </w:p>
     <w:p>
       <w:pPr>
-        <w:ind w:hanging="480"/>
-        <w:rPr>
-          <w:sz w:val="22"/>
-          <w:szCs w:val="22"/>
-        </w:rPr>
-      </w:pPr>
-      <w:r>
-        <w:rPr>
-          <w:sz w:val="22"/>
-          <w:szCs w:val="22"/>
-        </w:rPr>
-        <w:t xml:space="preserve">Patel, Kane, G. Sean Stapleton, Rosalie T. Trevejo, et al. “Human Salmonellosis Outbreak Linked to </w:t>
+        <w:ind w:left="720" w:hanging="720"/>
+        <w:rPr>
+          <w:sz w:val="22"/>
+          <w:szCs w:val="22"/>
+        </w:rPr>
+      </w:pPr>
+      <w:r>
+        <w:rPr>
+          <w:sz w:val="22"/>
+          <w:szCs w:val="22"/>
+        </w:rPr>
+        <w:t xml:space="preserve">Patel, Kane, G. Sean Stapleton, Rosalie T. </w:t>
+      </w:r>
+      <w:proofErr w:type="spellStart"/>
+      <w:r>
+        <w:rPr>
+          <w:sz w:val="22"/>
+          <w:szCs w:val="22"/>
+        </w:rPr>
+        <w:t>Trevejo</w:t>
+      </w:r>
+      <w:proofErr w:type="spellEnd"/>
+      <w:r>
+        <w:rPr>
+          <w:sz w:val="22"/>
+          <w:szCs w:val="22"/>
+        </w:rPr>
+        <w:t xml:space="preserve">, et al. “Human Salmonellosis Outbreak Linked to </w:t>
       </w:r>
       <w:r>
         <w:rPr>
@@ -7821,7 +8332,7 @@
         </w:rPr>
         <w:t xml:space="preserve"> </w:t>
       </w:r>
-      <w:hyperlink r:id="rId30" w:history="1">
+      <w:hyperlink r:id="rId27" w:history="1">
         <w:r>
           <w:rPr>
             <w:rStyle w:val="Hyperlink"/>
@@ -7841,7 +8352,7 @@
     </w:p>
     <w:p>
       <w:pPr>
-        <w:ind w:hanging="480"/>
+        <w:ind w:left="720" w:hanging="720"/>
         <w:rPr>
           <w:sz w:val="22"/>
           <w:szCs w:val="22"/>
@@ -7870,7 +8381,7 @@
         </w:rPr>
         <w:t xml:space="preserve"> 15, no. 8 (2017): 502–10. </w:t>
       </w:r>
-      <w:hyperlink r:id="rId31" w:history="1">
+      <w:hyperlink r:id="rId28" w:history="1">
         <w:r>
           <w:rPr>
             <w:rStyle w:val="Hyperlink"/>
@@ -7890,18 +8401,50 @@
     </w:p>
     <w:p>
       <w:pPr>
-        <w:ind w:hanging="480"/>
-        <w:rPr>
-          <w:sz w:val="22"/>
-          <w:szCs w:val="22"/>
-        </w:rPr>
-      </w:pPr>
-      <w:r>
-        <w:rPr>
-          <w:sz w:val="22"/>
-          <w:szCs w:val="22"/>
-        </w:rPr>
-        <w:t xml:space="preserve">Pocock, Michael J. O., Iain Hamlin, Jennifer Christelow, Holli‐Anne Passmore, and Miles Richardson. “The Benefits of Citizen Science and Nature‐noticing Activities for Well‐being, Nature Connectedness and Pro‐nature Conservation Behaviours.” </w:t>
+        <w:ind w:left="720" w:hanging="720"/>
+        <w:rPr>
+          <w:sz w:val="22"/>
+          <w:szCs w:val="22"/>
+        </w:rPr>
+      </w:pPr>
+      <w:r>
+        <w:rPr>
+          <w:sz w:val="22"/>
+          <w:szCs w:val="22"/>
+        </w:rPr>
+        <w:t xml:space="preserve">Pocock, Michael J. O., Iain Hamlin, Jennifer </w:t>
+      </w:r>
+      <w:proofErr w:type="spellStart"/>
+      <w:r>
+        <w:rPr>
+          <w:sz w:val="22"/>
+          <w:szCs w:val="22"/>
+        </w:rPr>
+        <w:t>Christelow</w:t>
+      </w:r>
+      <w:proofErr w:type="spellEnd"/>
+      <w:r>
+        <w:rPr>
+          <w:sz w:val="22"/>
+          <w:szCs w:val="22"/>
+        </w:rPr>
+        <w:t xml:space="preserve">, Holli‐Anne Passmore, and Miles Richardson. “The Benefits of Citizen Science and Nature‐noticing Activities for Well‐being, Nature Connectedness and Pro‐nature Conservation </w:t>
+      </w:r>
+      <w:proofErr w:type="spellStart"/>
+      <w:r>
+        <w:rPr>
+          <w:sz w:val="22"/>
+          <w:szCs w:val="22"/>
+        </w:rPr>
+        <w:t>Behaviours</w:t>
+      </w:r>
+      <w:proofErr w:type="spellEnd"/>
+      <w:r>
+        <w:rPr>
+          <w:sz w:val="22"/>
+          <w:szCs w:val="22"/>
+        </w:rPr>
+        <w:t xml:space="preserve">.” </w:t>
       </w:r>
       <w:r>
         <w:rPr>
@@ -7919,7 +8462,7 @@
         </w:rPr>
         <w:t xml:space="preserve"> 5, no. 2 (2023): 591–606. </w:t>
       </w:r>
-      <w:hyperlink r:id="rId32" w:history="1">
+      <w:hyperlink r:id="rId29" w:history="1">
         <w:r>
           <w:rPr>
             <w:rStyle w:val="Hyperlink"/>
@@ -7939,7 +8482,7 @@
     </w:p>
     <w:p>
       <w:pPr>
-        <w:ind w:hanging="480"/>
+        <w:ind w:left="720" w:hanging="720"/>
         <w:rPr>
           <w:sz w:val="22"/>
           <w:szCs w:val="22"/>
@@ -7970,7 +8513,7 @@
     </w:p>
     <w:p>
       <w:pPr>
-        <w:ind w:hanging="480"/>
+        <w:ind w:left="720" w:hanging="720"/>
         <w:rPr>
           <w:sz w:val="22"/>
           <w:szCs w:val="22"/>
@@ -8006,7 +8549,7 @@
         </w:rPr>
         <w:t xml:space="preserve"> 1, no. 1 (2003): 5–12. </w:t>
       </w:r>
-      <w:hyperlink r:id="rId33" w:history="1">
+      <w:hyperlink r:id="rId30" w:history="1">
         <w:r>
           <w:rPr>
             <w:rStyle w:val="Hyperlink"/>
@@ -8026,18 +8569,43 @@
     </w:p>
     <w:p>
       <w:pPr>
-        <w:ind w:hanging="480"/>
-        <w:rPr>
-          <w:sz w:val="22"/>
-          <w:szCs w:val="22"/>
-        </w:rPr>
-      </w:pPr>
-      <w:r>
-        <w:rPr>
-          <w:sz w:val="22"/>
-          <w:szCs w:val="22"/>
-        </w:rPr>
-        <w:t xml:space="preserve">Şekercioğlu, Çağan H. "Increasing Awareness of Avian Ecological Function." </w:t>
+        <w:ind w:left="720" w:hanging="720"/>
+        <w:rPr>
+          <w:sz w:val="22"/>
+          <w:szCs w:val="22"/>
+        </w:rPr>
+      </w:pPr>
+      <w:proofErr w:type="spellStart"/>
+      <w:r>
+        <w:rPr>
+          <w:sz w:val="22"/>
+          <w:szCs w:val="22"/>
+        </w:rPr>
+        <w:t>Şekercioğlu</w:t>
+      </w:r>
+      <w:proofErr w:type="spellEnd"/>
+      <w:r>
+        <w:rPr>
+          <w:sz w:val="22"/>
+          <w:szCs w:val="22"/>
+        </w:rPr>
+        <w:t xml:space="preserve">, </w:t>
+      </w:r>
+      <w:proofErr w:type="spellStart"/>
+      <w:r>
+        <w:rPr>
+          <w:sz w:val="22"/>
+          <w:szCs w:val="22"/>
+        </w:rPr>
+        <w:t>Çağan</w:t>
+      </w:r>
+      <w:proofErr w:type="spellEnd"/>
+      <w:r>
+        <w:rPr>
+          <w:sz w:val="22"/>
+          <w:szCs w:val="22"/>
+        </w:rPr>
+        <w:t xml:space="preserve"> H. "Increasing Awareness of Avian Ecological Function." </w:t>
       </w:r>
       <w:r>
         <w:rPr>
@@ -8055,7 +8623,7 @@
         </w:rPr>
         <w:t xml:space="preserve"> 21, no. 8 (2006): 464–471. </w:t>
       </w:r>
-      <w:hyperlink r:id="rId34" w:history="1">
+      <w:hyperlink r:id="rId31" w:history="1">
         <w:r>
           <w:rPr>
             <w:rStyle w:val="Hyperlink"/>
@@ -8075,7 +8643,7 @@
     </w:p>
     <w:p>
       <w:pPr>
-        <w:ind w:hanging="480"/>
+        <w:ind w:left="720" w:hanging="720"/>
         <w:rPr>
           <w:sz w:val="22"/>
           <w:szCs w:val="22"/>
@@ -8106,7 +8674,7 @@
     </w:p>
     <w:p>
       <w:pPr>
-        <w:ind w:hanging="480"/>
+        <w:ind w:left="720" w:hanging="720"/>
         <w:rPr>
           <w:sz w:val="22"/>
           <w:szCs w:val="22"/>
@@ -8137,18 +8705,34 @@
     </w:p>
     <w:p>
       <w:pPr>
-        <w:ind w:hanging="480"/>
-        <w:rPr>
-          <w:sz w:val="22"/>
-          <w:szCs w:val="22"/>
-        </w:rPr>
-      </w:pPr>
-      <w:r>
-        <w:rPr>
-          <w:sz w:val="22"/>
-          <w:szCs w:val="22"/>
-        </w:rPr>
-        <w:t xml:space="preserve">Van De Vuurst, Paige, and Luis E. Escobar. “Climate Change and Infectious Disease: A Review of Evidence and Research Trends.” </w:t>
+        <w:ind w:left="720" w:hanging="720"/>
+        <w:rPr>
+          <w:sz w:val="22"/>
+          <w:szCs w:val="22"/>
+        </w:rPr>
+      </w:pPr>
+      <w:r>
+        <w:rPr>
+          <w:sz w:val="22"/>
+          <w:szCs w:val="22"/>
+        </w:rPr>
+        <w:t xml:space="preserve">Van De </w:t>
+      </w:r>
+      <w:proofErr w:type="spellStart"/>
+      <w:r>
+        <w:rPr>
+          <w:sz w:val="22"/>
+          <w:szCs w:val="22"/>
+        </w:rPr>
+        <w:t>Vuurst</w:t>
+      </w:r>
+      <w:proofErr w:type="spellEnd"/>
+      <w:r>
+        <w:rPr>
+          <w:sz w:val="22"/>
+          <w:szCs w:val="22"/>
+        </w:rPr>
+        <w:t xml:space="preserve">, Paige, and Luis E. Escobar. “Climate Change and Infectious Disease: A Review of Evidence and Research Trends.” </w:t>
       </w:r>
       <w:r>
         <w:rPr>
@@ -8166,7 +8750,7 @@
         </w:rPr>
         <w:t xml:space="preserve"> 12, no. 1 (2023): 51. </w:t>
       </w:r>
-      <w:hyperlink r:id="rId35" w:history="1">
+      <w:hyperlink r:id="rId32" w:history="1">
         <w:r>
           <w:rPr>
             <w:rStyle w:val="Hyperlink"/>
@@ -8710,30 +9294,6 @@
           <w:szCs w:val="22"/>
         </w:rPr>
       </w:pPr>
-    </w:p>
-    <w:p>
-      <w:pPr>
-        <w:widowControl w:val="0"/>
-        <w:jc w:val="both"/>
-        <w:rPr>
-          <w:sz w:val="22"/>
-          <w:szCs w:val="22"/>
-        </w:rPr>
-      </w:pPr>
-      <w:r>
-        <w:rPr>
-          <w:sz w:val="22"/>
-          <w:szCs w:val="22"/>
-        </w:rPr>
-        <w:t>Consultants / support services</w:t>
-      </w:r>
-      <w:r>
-        <w:rPr>
-          <w:sz w:val="22"/>
-          <w:szCs w:val="22"/>
-        </w:rPr>
-        <w:t>:</w:t>
-      </w:r>
     </w:p>
     <w:p>
       <w:pPr>
@@ -8871,7 +9431,6 @@
                 <w:szCs w:val="22"/>
               </w:rPr>
             </w:pPr>
-            <w:commentRangeStart w:id="15"/>
             <w:r>
               <w:rPr>
                 <w:b/>
@@ -9084,7 +9643,6 @@
           <w:p>
             <w:pPr>
               <w:widowControl w:val="0"/>
-              <w:jc w:val="both"/>
               <w:rPr>
                 <w:sz w:val="22"/>
                 <w:szCs w:val="22"/>
@@ -9095,7 +9653,21 @@
                 <w:sz w:val="22"/>
                 <w:szCs w:val="22"/>
               </w:rPr>
-              <w:t>For media, plates, sample tubes, cryotubes for enrichment, culturing and preservation of the fecal and soil samples</w:t>
+              <w:t xml:space="preserve">For media, plates, sample tubes </w:t>
+            </w:r>
+            <w:r>
+              <w:rPr>
+                <w:sz w:val="22"/>
+                <w:szCs w:val="22"/>
+              </w:rPr>
+              <w:t xml:space="preserve">&amp; </w:t>
+            </w:r>
+            <w:r>
+              <w:rPr>
+                <w:sz w:val="22"/>
+                <w:szCs w:val="22"/>
+              </w:rPr>
+              <w:t>cryotubes for enrichment, culturing and preservation of the fecal and soil samples</w:t>
             </w:r>
           </w:p>
         </w:tc>
@@ -9196,7 +9768,6 @@
           <w:p>
             <w:pPr>
               <w:widowControl w:val="0"/>
-              <w:jc w:val="both"/>
               <w:rPr>
                 <w:sz w:val="22"/>
                 <w:szCs w:val="22"/>
@@ -9323,7 +9894,6 @@
           <w:p>
             <w:pPr>
               <w:widowControl w:val="0"/>
-              <w:jc w:val="both"/>
               <w:rPr>
                 <w:sz w:val="22"/>
                 <w:szCs w:val="22"/>
@@ -9350,7 +9920,35 @@
                 <w:sz w:val="22"/>
                 <w:szCs w:val="22"/>
               </w:rPr>
-              <w:t>cultures to determine serotype and relationships among genomic strains in wild birds, chickens and soil.</w:t>
+              <w:t>cultures to determine serotype</w:t>
+            </w:r>
+            <w:r>
+              <w:rPr>
+                <w:sz w:val="22"/>
+                <w:szCs w:val="22"/>
+              </w:rPr>
+              <w:t>,</w:t>
+            </w:r>
+            <w:r>
+              <w:rPr>
+                <w:sz w:val="22"/>
+                <w:szCs w:val="22"/>
+              </w:rPr>
+              <w:t xml:space="preserve"> relationships among genomic strains in wild birds, chickens and soil</w:t>
+            </w:r>
+            <w:r>
+              <w:rPr>
+                <w:sz w:val="22"/>
+                <w:szCs w:val="22"/>
+              </w:rPr>
+              <w:t>, detect antibiotic resistant genes</w:t>
+            </w:r>
+            <w:r>
+              <w:rPr>
+                <w:sz w:val="22"/>
+                <w:szCs w:val="22"/>
+              </w:rPr>
+              <w:t>.</w:t>
             </w:r>
           </w:p>
         </w:tc>
@@ -9407,17 +10005,6 @@
               </w:rPr>
               <w:t>$5000</w:t>
             </w:r>
-            <w:commentRangeEnd w:id="15"/>
-            <w:r>
-              <w:rPr>
-                <w:rStyle w:val="CommentReference"/>
-                <w:b/>
-                <w:bCs/>
-                <w:sz w:val="22"/>
-                <w:szCs w:val="22"/>
-              </w:rPr>
-              <w:commentReference w:id="15"/>
-            </w:r>
           </w:p>
         </w:tc>
         <w:tc>
@@ -9473,6 +10060,13 @@
         </w:rPr>
         <w:t>Consultant and support services:</w:t>
       </w:r>
+      <w:r>
+        <w:rPr>
+          <w:sz w:val="22"/>
+          <w:szCs w:val="22"/>
+        </w:rPr>
+        <w:t xml:space="preserve"> No funding requested in this category.</w:t>
+      </w:r>
     </w:p>
     <w:p>
       <w:pPr>
@@ -9509,7 +10103,23 @@
           <w:sz w:val="22"/>
           <w:szCs w:val="22"/>
         </w:rPr>
-        <w:t>s. However, I conduct the labwork and therefore request no additional funding to pay for lab support services.</w:t>
+        <w:t xml:space="preserve">s. However, I conduct the </w:t>
+      </w:r>
+      <w:proofErr w:type="spellStart"/>
+      <w:r>
+        <w:rPr>
+          <w:sz w:val="22"/>
+          <w:szCs w:val="22"/>
+        </w:rPr>
+        <w:t>labwork</w:t>
+      </w:r>
+      <w:proofErr w:type="spellEnd"/>
+      <w:r>
+        <w:rPr>
+          <w:sz w:val="22"/>
+          <w:szCs w:val="22"/>
+        </w:rPr>
+        <w:t xml:space="preserve"> and therefore request no additional funding to pay for lab support services.</w:t>
       </w:r>
       <w:r>
         <w:rPr>
@@ -9597,7 +10207,21 @@
           <w:sz w:val="22"/>
           <w:szCs w:val="22"/>
         </w:rPr>
-        <w:t>he Department of Pathobiology at the Auburn University provides access to whole-genome sequencing to identify pathogenic serotypes</w:t>
+        <w:t>he Department of Pathobiology at Auburn University provides access to</w:t>
+      </w:r>
+      <w:r>
+        <w:rPr>
+          <w:sz w:val="22"/>
+          <w:szCs w:val="22"/>
+        </w:rPr>
+        <w:t xml:space="preserve"> equipment and protocols for</w:t>
+      </w:r>
+      <w:r>
+        <w:rPr>
+          <w:sz w:val="22"/>
+          <w:szCs w:val="22"/>
+        </w:rPr>
+        <w:t xml:space="preserve"> whole-genome sequencing to identify pathogenic serotypes</w:t>
       </w:r>
       <w:r>
         <w:rPr>
@@ -9675,6 +10299,13 @@
         </w:rPr>
         <w:t xml:space="preserve">Other: </w:t>
       </w:r>
+      <w:r>
+        <w:rPr>
+          <w:sz w:val="22"/>
+          <w:szCs w:val="22"/>
+        </w:rPr>
+        <w:t>No funding requested in this category.</w:t>
+      </w:r>
     </w:p>
     <w:p>
       <w:pPr>
@@ -9685,20 +10316,6 @@
           <w:szCs w:val="22"/>
         </w:rPr>
       </w:pPr>
-      <w:r>
-        <w:rPr>
-          <w:sz w:val="22"/>
-          <w:szCs w:val="22"/>
-        </w:rPr>
-        <w:t>No additional grant funding has been secured for this project at this time.</w:t>
-      </w:r>
-      <w:r>
-        <w:rPr>
-          <w:sz w:val="22"/>
-          <w:szCs w:val="22"/>
-        </w:rPr>
-        <w:t xml:space="preserve"> </w:t>
-      </w:r>
       <w:r>
         <w:rPr>
           <w:sz w:val="22"/>
@@ -9876,6 +10493,7 @@
     <w:p>
       <w:pPr>
         <w:widowControl w:val="0"/>
+        <w:ind w:left="540" w:hanging="540"/>
         <w:jc w:val="both"/>
         <w:rPr>
           <w:sz w:val="22"/>
@@ -9887,12 +10505,27 @@
           <w:sz w:val="22"/>
           <w:szCs w:val="22"/>
         </w:rPr>
-        <w:t>Alex Fisher, MSc Student, Auburn University, BS in Wildlife Ecology &amp; Mgmt. (2024, Auburn University)</w:t>
+        <w:t>Alex Fisher</w:t>
+      </w:r>
+      <w:r>
+        <w:rPr>
+          <w:sz w:val="22"/>
+          <w:szCs w:val="22"/>
+        </w:rPr>
+        <w:t>:</w:t>
+      </w:r>
+      <w:r>
+        <w:rPr>
+          <w:sz w:val="22"/>
+          <w:szCs w:val="22"/>
+        </w:rPr>
+        <w:t xml:space="preserve"> MSc Student, Auburn University, BS in Wildlife Ecology &amp; Mgmt. (2024, Auburn University)</w:t>
       </w:r>
     </w:p>
     <w:p>
       <w:pPr>
         <w:widowControl w:val="0"/>
+        <w:ind w:left="540" w:hanging="540"/>
         <w:rPr>
           <w:sz w:val="22"/>
           <w:szCs w:val="22"/>
@@ -9924,15 +10557,7 @@
           <w:sz w:val="22"/>
           <w:szCs w:val="22"/>
         </w:rPr>
-        <w:t xml:space="preserve"> in Animal Behavior (</w:t>
-      </w:r>
-      <w:commentRangeStart w:id="16"/>
-      <w:r>
-        <w:rPr>
-          <w:sz w:val="22"/>
-          <w:szCs w:val="22"/>
-        </w:rPr>
-        <w:t>201</w:t>
+        <w:t xml:space="preserve"> in Animal Behavior (201</w:t>
       </w:r>
       <w:r>
         <w:rPr>
@@ -9941,15 +10566,6 @@
         </w:rPr>
         <w:t>8</w:t>
       </w:r>
-      <w:commentRangeEnd w:id="16"/>
-      <w:r>
-        <w:rPr>
-          <w:rStyle w:val="CommentReference"/>
-          <w:sz w:val="22"/>
-          <w:szCs w:val="22"/>
-        </w:rPr>
-        <w:commentReference w:id="16"/>
-      </w:r>
       <w:r>
         <w:rPr>
           <w:sz w:val="22"/>
@@ -9968,6 +10584,7 @@
     <w:p>
       <w:pPr>
         <w:widowControl w:val="0"/>
+        <w:ind w:left="540" w:hanging="540"/>
         <w:rPr>
           <w:sz w:val="22"/>
           <w:szCs w:val="22"/>
@@ -10047,7 +10664,21 @@
           <w:sz w:val="22"/>
           <w:szCs w:val="22"/>
         </w:rPr>
-        <w:t>AF: Data collection, lab processing, analysis, writing</w:t>
+        <w:t xml:space="preserve">AF: </w:t>
+      </w:r>
+      <w:r>
+        <w:rPr>
+          <w:sz w:val="22"/>
+          <w:szCs w:val="22"/>
+        </w:rPr>
+        <w:t>Research question development, experimental design, d</w:t>
+      </w:r>
+      <w:r>
+        <w:rPr>
+          <w:sz w:val="22"/>
+          <w:szCs w:val="22"/>
+        </w:rPr>
+        <w:t>ata collection, lab processing, analysis, writing</w:t>
       </w:r>
     </w:p>
     <w:p>
@@ -10123,7 +10754,6 @@
           <w:szCs w:val="22"/>
         </w:rPr>
       </w:pPr>
-      <w:commentRangeStart w:id="17"/>
       <w:r>
         <w:rPr>
           <w:b/>
@@ -10134,6 +10764,7 @@
           <w:sz w:val="22"/>
           <w:szCs w:val="22"/>
         </w:rPr>
+        <w:lastRenderedPageBreak/>
         <w:t xml:space="preserve">Principal Investigator and Lead Field </w:t>
       </w:r>
       <w:r>
@@ -10148,18 +10779,6 @@
         </w:rPr>
         <w:t>Researcher</w:t>
       </w:r>
-      <w:commentRangeEnd w:id="17"/>
-      <w:r>
-        <w:rPr>
-          <w:rStyle w:val="CommentReference"/>
-          <w:i/>
-          <w:iCs/>
-          <w:color w:val="000000" w:themeColor="text1"/>
-          <w:sz w:val="22"/>
-          <w:szCs w:val="22"/>
-        </w:rPr>
-        <w:commentReference w:id="17"/>
-      </w:r>
       <w:r>
         <w:rPr>
           <w:i/>
@@ -10271,7 +10890,6 @@
           <w:sz w:val="22"/>
           <w:szCs w:val="22"/>
         </w:rPr>
-        <w:lastRenderedPageBreak/>
         <w:t>Trained undergraduate Wildlife Ecology and Management students in field methods for songbird research, including mist-net deployment and takedown, safe extraction and handling techniques, banding and biometric measurement protocols, survey techniques, and identification of local bird species by sight and song.</w:t>
       </w:r>
     </w:p>
@@ -10550,7 +11168,7 @@
         </w:rPr>
         <w:t>(</w:t>
       </w:r>
-      <w:hyperlink r:id="rId36">
+      <w:hyperlink r:id="rId33">
         <w:r>
           <w:rPr>
             <w:color w:val="0000FF"/>
@@ -10705,7 +11323,23 @@
           <w:sz w:val="22"/>
           <w:szCs w:val="22"/>
         </w:rPr>
-        <w:t xml:space="preserve">This study involves breeding birds.  List number of breeding adults used and estimated number of chicks produced each year, and describe how the birds are expected to be allocated to the subsequent experiment(s). </w:t>
+        <w:t xml:space="preserve">This study involves breeding birds.  List number of breeding adults used and estimated number of chicks produced each </w:t>
+      </w:r>
+      <w:proofErr w:type="gramStart"/>
+      <w:r>
+        <w:rPr>
+          <w:sz w:val="22"/>
+          <w:szCs w:val="22"/>
+        </w:rPr>
+        <w:t>year, and</w:t>
+      </w:r>
+      <w:proofErr w:type="gramEnd"/>
+      <w:r>
+        <w:rPr>
+          <w:sz w:val="22"/>
+          <w:szCs w:val="22"/>
+        </w:rPr>
+        <w:t xml:space="preserve"> describe how the birds are expected to be allocated to the subsequent experiment(s). </w:t>
       </w:r>
     </w:p>
     <w:p>
@@ -10747,7 +11381,23 @@
           <w:sz w:val="22"/>
           <w:szCs w:val="22"/>
         </w:rPr>
-        <w:t>This is an observational, non-manipulative study in which birds will not be captured or their behavior will not be interfered with and animal numbers cannot be predicted.</w:t>
+        <w:t xml:space="preserve">This is an observational, non-manipulative study in which birds will not be </w:t>
+      </w:r>
+      <w:proofErr w:type="gramStart"/>
+      <w:r>
+        <w:rPr>
+          <w:sz w:val="22"/>
+          <w:szCs w:val="22"/>
+        </w:rPr>
+        <w:t>captured</w:t>
+      </w:r>
+      <w:proofErr w:type="gramEnd"/>
+      <w:r>
+        <w:rPr>
+          <w:sz w:val="22"/>
+          <w:szCs w:val="22"/>
+        </w:rPr>
+        <w:t xml:space="preserve"> or their behavior will not be interfered with and animal numbers cannot be predicted.</w:t>
       </w:r>
     </w:p>
     <w:p>
@@ -10819,6 +11469,7 @@
           <w:sz w:val="22"/>
           <w:szCs w:val="22"/>
         </w:rPr>
+        <w:lastRenderedPageBreak/>
         <w:t>Adapted from the Colorado State University (CSU) Animal Care and Use Committee (ACUC) Protocol Submission Form.  Used with permission.</w:t>
       </w:r>
     </w:p>
@@ -10833,6 +11484,7 @@
     </w:p>
     <w:p>
       <w:pPr>
+        <w:ind w:firstLine="720"/>
         <w:jc w:val="both"/>
         <w:rPr>
           <w:sz w:val="22"/>
@@ -10844,24 +11496,30 @@
           <w:sz w:val="22"/>
           <w:szCs w:val="22"/>
         </w:rPr>
-        <w:t>I used the simr package in R (</w:t>
-      </w:r>
-      <w:commentRangeStart w:id="18"/>
+        <w:t xml:space="preserve">I used the </w:t>
+      </w:r>
+      <w:proofErr w:type="spellStart"/>
+      <w:r>
+        <w:rPr>
+          <w:sz w:val="22"/>
+          <w:szCs w:val="22"/>
+        </w:rPr>
+        <w:t>simr</w:t>
+      </w:r>
+      <w:proofErr w:type="spellEnd"/>
+      <w:r>
+        <w:rPr>
+          <w:sz w:val="22"/>
+          <w:szCs w:val="22"/>
+        </w:rPr>
+        <w:t xml:space="preserve"> package in R (</w:t>
+      </w:r>
       <w:r>
         <w:rPr>
           <w:sz w:val="22"/>
           <w:szCs w:val="22"/>
         </w:rPr>
         <w:t>MacLeod, 2016</w:t>
-      </w:r>
-      <w:commentRangeEnd w:id="18"/>
-      <w:r>
-        <w:rPr>
-          <w:rStyle w:val="CommentReference"/>
-          <w:sz w:val="22"/>
-          <w:szCs w:val="22"/>
-        </w:rPr>
-        <w:commentReference w:id="18"/>
       </w:r>
       <w:r>
         <w:rPr>
@@ -10900,15 +11558,7 @@
           <w:sz w:val="22"/>
           <w:szCs w:val="22"/>
         </w:rPr>
-        <w:t xml:space="preserve">I cultured 98 out of my 250 samples from birds and chickens in control, bird feeder, chicken, </w:t>
-      </w:r>
-      <w:r>
-        <w:rPr>
-          <w:sz w:val="22"/>
-          <w:szCs w:val="22"/>
-        </w:rPr>
-        <w:lastRenderedPageBreak/>
-        <w:t xml:space="preserve">and combined bird feeder chicken sites. There was a 14% positivity rate, but the power of my model to detect an effect of site type was only 56%. If I am able to test more samples such that there would be at least 40 samples per site type, then my power to detect an effect of the same size as in the preliminary data would increase to 80%. Funding from this grant will allow me to increase the number of samples I can test, as well as fund whole genome sequencing to identify whether the samples positive for </w:t>
+        <w:t xml:space="preserve">I cultured 98 out of my 250 samples from birds and chickens in control, bird feeder, chicken, and combined bird feeder chicken sites. There was a 14% positivity rate, but the power of my model to detect an effect of site type was only 56%. If I am able to test more samples such that there would be at least 40 samples per site type, then my power to detect an effect of the same size as in the preliminary data would increase to 80%. Funding from this grant will allow me to increase the number of samples I can test, as well as fund whole genome sequencing to identify whether the samples positive for </w:t>
       </w:r>
       <w:r>
         <w:rPr>
@@ -10924,7 +11574,35 @@
           <w:sz w:val="22"/>
           <w:szCs w:val="22"/>
         </w:rPr>
-        <w:t xml:space="preserve">are a pathogenic serotype that is dangerous to birds and humans. </w:t>
+        <w:t>are a pathogenic serotype</w:t>
+      </w:r>
+      <w:r>
+        <w:rPr>
+          <w:sz w:val="22"/>
+          <w:szCs w:val="22"/>
+        </w:rPr>
+        <w:t xml:space="preserve"> or contain antibiotic resistant genes</w:t>
+      </w:r>
+      <w:r>
+        <w:rPr>
+          <w:sz w:val="22"/>
+          <w:szCs w:val="22"/>
+        </w:rPr>
+        <w:t xml:space="preserve"> that </w:t>
+      </w:r>
+      <w:r>
+        <w:rPr>
+          <w:sz w:val="22"/>
+          <w:szCs w:val="22"/>
+        </w:rPr>
+        <w:t>are</w:t>
+      </w:r>
+      <w:r>
+        <w:rPr>
+          <w:sz w:val="22"/>
+          <w:szCs w:val="22"/>
+        </w:rPr>
+        <w:t xml:space="preserve"> dangerous to birds and humans. </w:t>
       </w:r>
     </w:p>
     <w:p>
@@ -11338,7 +12016,7 @@
       </w:pPr>
     </w:p>
     <w:sectPr>
-      <w:headerReference w:type="default" r:id="rId37"/>
+      <w:headerReference w:type="default" r:id="rId34"/>
       <w:pgSz w:w="12240" w:h="15840"/>
       <w:pgMar w:top="720" w:right="720" w:bottom="720" w:left="720" w:header="0" w:footer="0" w:gutter="0"/>
       <w:pgNumType w:start="1"/>
@@ -11347,454 +12025,6 @@
     </w:sectPr>
   </w:body>
 </w:document>
-</file>
-
-<file path=word/comments.xml><?xml version="1.0" encoding="utf-8"?>
-<w:comments xmlns:wpc="http://schemas.microsoft.com/office/word/2010/wordprocessingCanvas" xmlns:cx="http://schemas.microsoft.com/office/drawing/2014/chartex" xmlns:cx1="http://schemas.microsoft.com/office/drawing/2015/9/8/chartex" xmlns:cx2="http://schemas.microsoft.com/office/drawing/2015/10/21/chartex" xmlns:cx3="http://schemas.microsoft.com/office/drawing/2016/5/9/chartex" xmlns:cx4="http://schemas.microsoft.com/office/drawing/2016/5/10/chartex" xmlns:cx5="http://schemas.microsoft.com/office/drawing/2016/5/11/chartex" xmlns:cx6="http://schemas.microsoft.com/office/drawing/2016/5/12/chartex" xmlns:cx7="http://schemas.microsoft.com/office/drawing/2016/5/13/chartex" xmlns:cx8="http://schemas.microsoft.com/office/drawing/2016/5/14/chartex" xmlns:mc="http://schemas.openxmlformats.org/markup-compatibility/2006" xmlns:aink="http://schemas.microsoft.com/office/drawing/2016/ink" xmlns:am3d="http://schemas.microsoft.com/office/drawing/2017/model3d" xmlns:o="urn:schemas-microsoft-com:office:office" xmlns:oel="http://schemas.microsoft.com/office/2019/extlst" xmlns:r="http://schemas.openxmlformats.org/officeDocument/2006/relationships" xmlns:m="http://schemas.openxmlformats.org/officeDocument/2006/math" xmlns:v="urn:schemas-microsoft-com:vml" xmlns:wp14="http://schemas.microsoft.com/office/word/2010/wordprocessingDrawing" xmlns:wp="http://schemas.openxmlformats.org/drawingml/2006/wordprocessingDrawing" xmlns:w10="urn:schemas-microsoft-com:office:word" xmlns:w="http://schemas.openxmlformats.org/wordprocessingml/2006/main" xmlns:w14="http://schemas.microsoft.com/office/word/2010/wordml" xmlns:w15="http://schemas.microsoft.com/office/word/2012/wordml" xmlns:w16cex="http://schemas.microsoft.com/office/word/2018/wordml/cex" xmlns:w16cid="http://schemas.microsoft.com/office/word/2016/wordml/cid" xmlns:w16="http://schemas.microsoft.com/office/word/2018/wordml" xmlns:w16du="http://schemas.microsoft.com/office/word/2023/wordml/word16du" xmlns:w16sdtdh="http://schemas.microsoft.com/office/word/2020/wordml/sdtdatahash" xmlns:w16sdtfl="http://schemas.microsoft.com/office/word/2024/wordml/sdtformatlock" xmlns:w16se="http://schemas.microsoft.com/office/word/2015/wordml/symex" xmlns:wpg="http://schemas.microsoft.com/office/word/2010/wordprocessingGroup" xmlns:wpi="http://schemas.microsoft.com/office/word/2010/wordprocessingInk" xmlns:wne="http://schemas.microsoft.com/office/word/2006/wordml" xmlns:wps="http://schemas.microsoft.com/office/word/2010/wordprocessingShape" mc:Ignorable="w14 w15 w16se w16cid w16 w16cex w16sdtdh w16sdtfl w16du wp14">
-  <w:comment w:id="0" w:author="Kelsey McCune" w:date="2026-04-08T10:36:00Z" w:initials="KBM">
-    <w:p>
-      <w:r>
-        <w:rPr>
-          <w:rStyle w:val="CommentReference"/>
-        </w:rPr>
-        <w:annotationRef/>
-      </w:r>
-      <w:r>
-        <w:rPr>
-          <w:sz w:val="20"/>
-          <w:szCs w:val="20"/>
-        </w:rPr>
-        <w:t>One suggestion for a title.</w:t>
-      </w:r>
-    </w:p>
-  </w:comment>
-  <w:comment w:id="1" w:author="Alex Fisher" w:date="2026-04-28T21:06:00Z" w:initials="AF">
-    <w:p>
-      <w:r>
-        <w:rPr>
-          <w:rStyle w:val="CommentReference"/>
-        </w:rPr>
-        <w:annotationRef/>
-      </w:r>
-      <w:r>
-        <w:rPr>
-          <w:sz w:val="20"/>
-          <w:szCs w:val="20"/>
-        </w:rPr>
-        <w:t>Some organizations do not allow a student to be listed as the PI</w:t>
-      </w:r>
-    </w:p>
-  </w:comment>
-  <w:comment w:id="2" w:author="Kelsey McCune" w:date="2026-04-29T13:31:00Z" w:initials="KBM">
-    <w:p>
-      <w:r>
-        <w:rPr>
-          <w:rStyle w:val="CommentReference"/>
-        </w:rPr>
-        <w:annotationRef/>
-      </w:r>
-      <w:r>
-        <w:rPr>
-          <w:sz w:val="20"/>
-          <w:szCs w:val="20"/>
-        </w:rPr>
-        <w:t>Any indication on their website if this is not allowed?</w:t>
-      </w:r>
-    </w:p>
-  </w:comment>
-  <w:comment w:id="3" w:author="Kelsey McCune" w:date="2026-04-29T13:32:00Z" w:initials="KBM">
-    <w:p>
-      <w:r>
-        <w:rPr>
-          <w:rStyle w:val="CommentReference"/>
-        </w:rPr>
-        <w:annotationRef/>
-      </w:r>
-      <w:r>
-        <w:rPr>
-          <w:sz w:val="20"/>
-          <w:szCs w:val="20"/>
-        </w:rPr>
-        <w:t>Great job!</w:t>
-      </w:r>
-    </w:p>
-  </w:comment>
-  <w:comment w:id="4" w:author="Kelsey McCune" w:date="2026-04-29T13:35:00Z" w:initials="KBM">
-    <w:p>
-      <w:r>
-        <w:rPr>
-          <w:rStyle w:val="CommentReference"/>
-        </w:rPr>
-        <w:annotationRef/>
-      </w:r>
-      <w:r>
-        <w:rPr>
-          <w:sz w:val="20"/>
-          <w:szCs w:val="20"/>
-        </w:rPr>
-        <w:t>You don't have a particular focus on migration, so let's make these points by talking about bird movement in general.</w:t>
-      </w:r>
-    </w:p>
-  </w:comment>
-  <w:comment w:id="5" w:author="Kelsey McCune" w:date="2026-04-29T12:58:00Z" w:initials="KBM">
-    <w:p>
-      <w:r>
-        <w:rPr>
-          <w:rStyle w:val="CommentReference"/>
-        </w:rPr>
-        <w:annotationRef/>
-      </w:r>
-      <w:r>
-        <w:rPr>
-          <w:sz w:val="20"/>
-          <w:szCs w:val="20"/>
-        </w:rPr>
-        <w:t>Shorter, less complex sentences are generally more readable and so preferred by grant reviewers.</w:t>
-      </w:r>
-    </w:p>
-  </w:comment>
-  <w:comment w:id="6" w:author="Alex Fisher" w:date="2026-04-28T19:43:00Z" w:initials="AF">
-    <w:p>
-      <w:r>
-        <w:rPr>
-          <w:rStyle w:val="CommentReference"/>
-        </w:rPr>
-        <w:annotationRef/>
-      </w:r>
-      <w:r>
-        <w:rPr>
-          <w:sz w:val="20"/>
-          <w:szCs w:val="20"/>
-        </w:rPr>
-        <w:t>appropriate to mention here?</w:t>
-      </w:r>
-    </w:p>
-  </w:comment>
-  <w:comment w:id="7" w:author="Kelsey McCune" w:date="2026-04-29T13:04:00Z" w:initials="KBM">
-    <w:p>
-      <w:r>
-        <w:rPr>
-          <w:rStyle w:val="CommentReference"/>
-        </w:rPr>
-        <w:annotationRef/>
-      </w:r>
-      <w:r>
-        <w:rPr>
-          <w:sz w:val="20"/>
-          <w:szCs w:val="20"/>
-        </w:rPr>
-        <w:t>Looks good!</w:t>
-      </w:r>
-    </w:p>
-  </w:comment>
-  <w:comment w:id="8" w:author="Alex Fisher" w:date="2026-05-01T00:12:00Z" w:initials="AF">
-    <w:p>
-      <w:r>
-        <w:rPr>
-          <w:rStyle w:val="CommentReference"/>
-        </w:rPr>
-        <w:annotationRef/>
-      </w:r>
-      <w:r>
-        <w:rPr>
-          <w:sz w:val="20"/>
-          <w:szCs w:val="20"/>
-        </w:rPr>
-        <w:t>When to use I vs. we</w:t>
-      </w:r>
-    </w:p>
-  </w:comment>
-  <w:comment w:id="9" w:author="Kelsey McCune" w:date="2026-04-15T08:29:00Z" w:initials="KBM">
-    <w:p>
-      <w:r>
-        <w:rPr>
-          <w:rStyle w:val="CommentReference"/>
-        </w:rPr>
-        <w:annotationRef/>
-      </w:r>
-      <w:r>
-        <w:rPr>
-          <w:sz w:val="20"/>
-          <w:szCs w:val="20"/>
-        </w:rPr>
-        <w:t>What species in north america did it affect?</w:t>
-      </w:r>
-    </w:p>
-  </w:comment>
-  <w:comment w:id="10" w:author="Kelsey McCune" w:date="2026-04-15T08:29:00Z" w:initials="KBM">
-    <w:p>
-      <w:r>
-        <w:rPr>
-          <w:rStyle w:val="CommentReference"/>
-        </w:rPr>
-        <w:annotationRef/>
-      </w:r>
-      <w:r>
-        <w:rPr>
-          <w:sz w:val="20"/>
-          <w:szCs w:val="20"/>
-        </w:rPr>
-        <w:t>What species in north america did it affect?</w:t>
-      </w:r>
-    </w:p>
-  </w:comment>
-  <w:comment w:id="11" w:author="Alex Fisher" w:date="2026-04-28T21:06:00Z" w:initials="AF">
-    <w:p>
-      <w:r>
-        <w:rPr>
-          <w:rStyle w:val="CommentReference"/>
-        </w:rPr>
-        <w:annotationRef/>
-      </w:r>
-      <w:r>
-        <w:rPr>
-          <w:color w:val="262626"/>
-          <w:sz w:val="20"/>
-          <w:szCs w:val="20"/>
-          <w:highlight w:val="darkGreen"/>
-        </w:rPr>
-        <w:t>Start up or fellowship funds?</w:t>
-      </w:r>
-      <w:r>
-        <w:rPr>
-          <w:color w:val="262626"/>
-          <w:sz w:val="20"/>
-          <w:szCs w:val="20"/>
-        </w:rPr>
-        <w:t xml:space="preserve"> </w:t>
-      </w:r>
-    </w:p>
-  </w:comment>
-  <w:comment w:id="12" w:author="Kelsey McCune" w:date="2026-04-08T15:31:00Z" w:initials="KBM">
-    <w:p>
-      <w:r>
-        <w:rPr>
-          <w:rStyle w:val="CommentReference"/>
-        </w:rPr>
-        <w:annotationRef/>
-      </w:r>
-      <w:r>
-        <w:rPr>
-          <w:sz w:val="20"/>
-          <w:szCs w:val="20"/>
-        </w:rPr>
-        <w:t>I moved some text from the background literature section to here. We will still need to edit this, but I think the content about the human dimensions and benefits of birds/wildlife watching would go well here.</w:t>
-      </w:r>
-    </w:p>
-  </w:comment>
-  <w:comment w:id="13" w:author="Alex Fisher" w:date="2026-04-28T21:10:00Z" w:initials="AF">
-    <w:p>
-      <w:r>
-        <w:rPr>
-          <w:rStyle w:val="CommentReference"/>
-        </w:rPr>
-        <w:annotationRef/>
-      </w:r>
-      <w:r>
-        <w:rPr>
-          <w:sz w:val="20"/>
-          <w:szCs w:val="20"/>
-        </w:rPr>
-        <w:t xml:space="preserve">I edited and added a couple sentences here </w:t>
-      </w:r>
-    </w:p>
-  </w:comment>
-  <w:comment w:id="14" w:author="Kelsey McCune" w:date="2026-04-29T15:05:00Z" w:initials="KBM">
-    <w:p>
-      <w:r>
-        <w:rPr>
-          <w:rStyle w:val="CommentReference"/>
-        </w:rPr>
-        <w:annotationRef/>
-      </w:r>
-      <w:r>
-        <w:rPr>
-          <w:sz w:val="20"/>
-          <w:szCs w:val="20"/>
-        </w:rPr>
-        <w:t>I think this paragraph is too long. Probably only a little bit of this is needed to emphasize that the impact of your work will increase the safety of these healthy activities.</w:t>
-      </w:r>
-    </w:p>
-    <w:p>
-      <w:r>
-        <w:rPr>
-          <w:sz w:val="20"/>
-          <w:szCs w:val="20"/>
-        </w:rPr>
-        <w:t>Additionally, I think you could add here info about AMR genes and the importance of knowing whether these activities influence the prevalence of those. You can take some of the content from my CCHH grant that I sent you.</w:t>
-      </w:r>
-    </w:p>
-  </w:comment>
-  <w:comment w:id="15" w:author="Kelsey McCune" w:date="2026-04-29T13:31:00Z" w:initials="KBM">
-    <w:p>
-      <w:r>
-        <w:rPr>
-          <w:rStyle w:val="CommentReference"/>
-        </w:rPr>
-        <w:annotationRef/>
-      </w:r>
-      <w:r>
-        <w:rPr>
-          <w:sz w:val="20"/>
-          <w:szCs w:val="20"/>
-        </w:rPr>
-        <w:t>I put the budget in table form as long as that is okay with you/the grant guidelines</w:t>
-      </w:r>
-    </w:p>
-  </w:comment>
-  <w:comment w:id="16" w:author="Alex Fisher" w:date="2026-05-01T00:14:00Z" w:initials="AF">
-    <w:p>
-      <w:r>
-        <w:rPr>
-          <w:rStyle w:val="CommentReference"/>
-        </w:rPr>
-        <w:annotationRef/>
-      </w:r>
-      <w:r>
-        <w:rPr>
-          <w:sz w:val="20"/>
-          <w:szCs w:val="20"/>
-        </w:rPr>
-        <w:t>this said 2010 and i changed to 2018</w:t>
-      </w:r>
-    </w:p>
-  </w:comment>
-  <w:comment w:id="17" w:author="Alex Fisher" w:date="2026-05-01T00:26:00Z" w:initials="AF">
-    <w:p>
-      <w:r>
-        <w:rPr>
-          <w:rStyle w:val="CommentReference"/>
-        </w:rPr>
-        <w:annotationRef/>
-      </w:r>
-      <w:r>
-        <w:rPr>
-          <w:sz w:val="20"/>
-          <w:szCs w:val="20"/>
-        </w:rPr>
-        <w:t xml:space="preserve">I also added this but not sure if its necessary </w:t>
-      </w:r>
-    </w:p>
-  </w:comment>
-  <w:comment w:id="18" w:author="Kelsey McCune" w:date="2026-04-22T11:43:00Z" w:initials="KBM">
-    <w:p>
-      <w:r>
-        <w:rPr>
-          <w:rStyle w:val="CommentReference"/>
-        </w:rPr>
-        <w:annotationRef/>
-      </w:r>
-      <w:r>
-        <w:rPr>
-          <w:sz w:val="20"/>
-          <w:szCs w:val="20"/>
-        </w:rPr>
-        <w:t xml:space="preserve">Green P, MacLeod CJ (2016). “simr: an R package for power analysis of generalised linear mixed models by simulation.” Methods in Ecology and Evolution, 7(4), 493–498. doi:10.1111/2041-210X.12504, </w:t>
-      </w:r>
-      <w:hyperlink r:id="rId1" w:history="1">
-        <w:r>
-          <w:rPr>
-            <w:rStyle w:val="Hyperlink"/>
-            <w:sz w:val="20"/>
-            <w:szCs w:val="20"/>
-          </w:rPr>
-          <w:t>https://CRAN.R-project.org/package=simr</w:t>
-        </w:r>
-      </w:hyperlink>
-      <w:r>
-        <w:rPr>
-          <w:sz w:val="20"/>
-          <w:szCs w:val="20"/>
-        </w:rPr>
-        <w:t>.</w:t>
-      </w:r>
-    </w:p>
-  </w:comment>
-</w:comments>
-</file>
-
-<file path=word/commentsExtended.xml><?xml version="1.0" encoding="utf-8"?>
-<w15:commentsEx xmlns:wpc="http://schemas.microsoft.com/office/word/2010/wordprocessingCanvas" xmlns:cx="http://schemas.microsoft.com/office/drawing/2014/chartex" xmlns:cx1="http://schemas.microsoft.com/office/drawing/2015/9/8/chartex" xmlns:cx2="http://schemas.microsoft.com/office/drawing/2015/10/21/chartex" xmlns:cx3="http://schemas.microsoft.com/office/drawing/2016/5/9/chartex" xmlns:cx4="http://schemas.microsoft.com/office/drawing/2016/5/10/chartex" xmlns:cx5="http://schemas.microsoft.com/office/drawing/2016/5/11/chartex" xmlns:cx6="http://schemas.microsoft.com/office/drawing/2016/5/12/chartex" xmlns:cx7="http://schemas.microsoft.com/office/drawing/2016/5/13/chartex" xmlns:cx8="http://schemas.microsoft.com/office/drawing/2016/5/14/chartex" xmlns:mc="http://schemas.openxmlformats.org/markup-compatibility/2006" xmlns:aink="http://schemas.microsoft.com/office/drawing/2016/ink" xmlns:am3d="http://schemas.microsoft.com/office/drawing/2017/model3d" xmlns:o="urn:schemas-microsoft-com:office:office" xmlns:oel="http://schemas.microsoft.com/office/2019/extlst" xmlns:r="http://schemas.openxmlformats.org/officeDocument/2006/relationships" xmlns:m="http://schemas.openxmlformats.org/officeDocument/2006/math" xmlns:v="urn:schemas-microsoft-com:vml" xmlns:wp14="http://schemas.microsoft.com/office/word/2010/wordprocessingDrawing" xmlns:wp="http://schemas.openxmlformats.org/drawingml/2006/wordprocessingDrawing" xmlns:w10="urn:schemas-microsoft-com:office:word" xmlns:w="http://schemas.openxmlformats.org/wordprocessingml/2006/main" xmlns:w14="http://schemas.microsoft.com/office/word/2010/wordml" xmlns:w15="http://schemas.microsoft.com/office/word/2012/wordml" xmlns:w16cex="http://schemas.microsoft.com/office/word/2018/wordml/cex" xmlns:w16cid="http://schemas.microsoft.com/office/word/2016/wordml/cid" xmlns:w16="http://schemas.microsoft.com/office/word/2018/wordml" xmlns:w16du="http://schemas.microsoft.com/office/word/2023/wordml/word16du" xmlns:w16sdtdh="http://schemas.microsoft.com/office/word/2020/wordml/sdtdatahash" xmlns:w16sdtfl="http://schemas.microsoft.com/office/word/2024/wordml/sdtformatlock" xmlns:w16se="http://schemas.microsoft.com/office/word/2015/wordml/symex" xmlns:wpg="http://schemas.microsoft.com/office/word/2010/wordprocessingGroup" xmlns:wpi="http://schemas.microsoft.com/office/word/2010/wordprocessingInk" xmlns:wne="http://schemas.microsoft.com/office/word/2006/wordml" xmlns:wps="http://schemas.microsoft.com/office/word/2010/wordprocessingShape" mc:Ignorable="w14 w15 w16se w16cid w16 w16cex w16sdtdh w16sdtfl w16du wp14">
-  <w15:commentEx w15:paraId="4E5EDC12" w15:done="1"/>
-  <w15:commentEx w15:paraId="5B337A3C" w15:done="1"/>
-  <w15:commentEx w15:paraId="6F90D14B" w15:paraIdParent="5B337A3C" w15:done="1"/>
-  <w15:commentEx w15:paraId="5B9D7A62" w15:done="1"/>
-  <w15:commentEx w15:paraId="5E9FA0A4" w15:done="1"/>
-  <w15:commentEx w15:paraId="445B057C" w15:done="1"/>
-  <w15:commentEx w15:paraId="5B287A81" w15:done="1"/>
-  <w15:commentEx w15:paraId="60DD5995" w15:paraIdParent="5B287A81" w15:done="1"/>
-  <w15:commentEx w15:paraId="05635CDB" w15:done="0"/>
-  <w15:commentEx w15:paraId="42F5F05A" w15:done="1"/>
-  <w15:commentEx w15:paraId="0CBEAEB2" w15:done="1"/>
-  <w15:commentEx w15:paraId="0CE24240" w15:done="1"/>
-  <w15:commentEx w15:paraId="7CDF3A25" w15:done="1"/>
-  <w15:commentEx w15:paraId="084F2C65" w15:paraIdParent="7CDF3A25" w15:done="1"/>
-  <w15:commentEx w15:paraId="60E3FF0A" w15:done="0"/>
-  <w15:commentEx w15:paraId="6A837A4A" w15:done="1"/>
-  <w15:commentEx w15:paraId="62B3EBF4" w15:done="0"/>
-  <w15:commentEx w15:paraId="6D015C5D" w15:done="0"/>
-  <w15:commentEx w15:paraId="1857C877" w15:done="0"/>
-</w15:commentsEx>
-</file>
-
-<file path=word/commentsExtensible.xml><?xml version="1.0" encoding="utf-8"?>
-<w16cex:commentsExtensible xmlns:wpc="http://schemas.microsoft.com/office/word/2010/wordprocessingCanvas" xmlns:cx="http://schemas.microsoft.com/office/drawing/2014/chartex" xmlns:cx1="http://schemas.microsoft.com/office/drawing/2015/9/8/chartex" xmlns:cx2="http://schemas.microsoft.com/office/drawing/2015/10/21/chartex" xmlns:cx3="http://schemas.microsoft.com/office/drawing/2016/5/9/chartex" xmlns:cx4="http://schemas.microsoft.com/office/drawing/2016/5/10/chartex" xmlns:cx5="http://schemas.microsoft.com/office/drawing/2016/5/11/chartex" xmlns:cx6="http://schemas.microsoft.com/office/drawing/2016/5/12/chartex" xmlns:cx7="http://schemas.microsoft.com/office/drawing/2016/5/13/chartex" xmlns:cx8="http://schemas.microsoft.com/office/drawing/2016/5/14/chartex" xmlns:cr="http://schemas.microsoft.com/office/comments/2020/reactions" xmlns:mc="http://schemas.openxmlformats.org/markup-compatibility/2006" xmlns:aink="http://schemas.microsoft.com/office/drawing/2016/ink" xmlns:am3d="http://schemas.microsoft.com/office/drawing/2017/model3d" xmlns:o="urn:schemas-microsoft-com:office:office" xmlns:oel="http://schemas.microsoft.com/office/2019/extlst" xmlns:r="http://schemas.openxmlformats.org/officeDocument/2006/relationships" xmlns:m="http://schemas.openxmlformats.org/officeDocument/2006/math" xmlns:v="urn:schemas-microsoft-com:vml" xmlns:wp14="http://schemas.microsoft.com/office/word/2010/wordprocessingDrawing" xmlns:wp="http://schemas.openxmlformats.org/drawingml/2006/wordprocessingDrawing" xmlns:w10="urn:schemas-microsoft-com:office:word" xmlns:w="http://schemas.openxmlformats.org/wordprocessingml/2006/main" xmlns:w14="http://schemas.microsoft.com/office/word/2010/wordml" xmlns:w15="http://schemas.microsoft.com/office/word/2012/wordml" xmlns:w16cex="http://schemas.microsoft.com/office/word/2018/wordml/cex" xmlns:w16cid="http://schemas.microsoft.com/office/word/2016/wordml/cid" xmlns:w16="http://schemas.microsoft.com/office/word/2018/wordml" xmlns:w16du="http://schemas.microsoft.com/office/word/2023/wordml/word16du" xmlns:w16sdtdh="http://schemas.microsoft.com/office/word/2020/wordml/sdtdatahash" xmlns:w16sdtfl="http://schemas.microsoft.com/office/word/2024/wordml/sdtformatlock" xmlns:w16se="http://schemas.microsoft.com/office/word/2015/wordml/symex" xmlns:wpg="http://schemas.microsoft.com/office/word/2010/wordprocessingGroup" xmlns:wpi="http://schemas.microsoft.com/office/word/2010/wordprocessingInk" xmlns:wne="http://schemas.microsoft.com/office/word/2006/wordml" xmlns:wps="http://schemas.microsoft.com/office/word/2010/wordprocessingShape" mc:Ignorable="w14 w15 w16se w16cid w16 w16cex w16sdtdh w16sdtfl cr w16du wp14">
-  <w16cex:commentExtensible w16cex:durableId="3AE90DB4" w16cex:dateUtc="2026-04-08T15:36:00Z"/>
-  <w16cex:commentExtensible w16cex:durableId="5D48C00B" w16cex:dateUtc="2026-04-29T02:06:00Z"/>
-  <w16cex:commentExtensible w16cex:durableId="44B14AF1" w16cex:dateUtc="2026-04-29T18:31:00Z"/>
-  <w16cex:commentExtensible w16cex:durableId="3F26EBF3" w16cex:dateUtc="2026-04-29T18:32:00Z"/>
-  <w16cex:commentExtensible w16cex:durableId="18C2D240" w16cex:dateUtc="2026-04-29T18:35:00Z">
-    <w16cex:extLst>
-      <w16:ext w16:uri="{CE6994B0-6A32-4C9F-8C6B-6E91EDA988CE}">
-        <cr:reactions xmlns:cr="http://schemas.microsoft.com/office/comments/2020/reactions">
-          <cr:reaction reactionType="1">
-            <cr:reactionInfo dateUtc="2026-05-01T03:56:46Z">
-              <cr:user userId="S::amf0080@auburn.edu::18480bde-8768-4851-bd71-24a6dd2d4725" userProvider="AD" userName="Alex Fisher"/>
-            </cr:reactionInfo>
-          </cr:reaction>
-        </cr:reactions>
-      </w16:ext>
-    </w16cex:extLst>
-  </w16cex:commentExtensible>
-  <w16cex:commentExtensible w16cex:durableId="0EFB6624" w16cex:dateUtc="2026-04-29T17:58:00Z"/>
-  <w16cex:commentExtensible w16cex:durableId="7D79D0DB" w16cex:dateUtc="2026-04-29T00:43:00Z"/>
-  <w16cex:commentExtensible w16cex:durableId="26FDAB7D" w16cex:dateUtc="2026-04-29T18:04:00Z"/>
-  <w16cex:commentExtensible w16cex:durableId="3BD7B884" w16cex:dateUtc="2026-05-01T05:12:00Z"/>
-  <w16cex:commentExtensible w16cex:durableId="42AF78A3" w16cex:dateUtc="2026-04-15T13:29:00Z"/>
-  <w16cex:commentExtensible w16cex:durableId="4FC1F6BC" w16cex:dateUtc="2026-04-15T13:29:00Z"/>
-  <w16cex:commentExtensible w16cex:durableId="1061604B" w16cex:dateUtc="2026-04-29T02:06:00Z"/>
-  <w16cex:commentExtensible w16cex:durableId="551F1341" w16cex:dateUtc="2026-04-08T20:31:00Z"/>
-  <w16cex:commentExtensible w16cex:durableId="02F949A8" w16cex:dateUtc="2026-04-29T02:10:00Z"/>
-  <w16cex:commentExtensible w16cex:durableId="35C25EC4" w16cex:dateUtc="2026-04-29T20:05:00Z"/>
-  <w16cex:commentExtensible w16cex:durableId="19827B22" w16cex:dateUtc="2026-04-29T18:31:00Z"/>
-  <w16cex:commentExtensible w16cex:durableId="1F15AB3D" w16cex:dateUtc="2026-05-01T05:14:00Z"/>
-  <w16cex:commentExtensible w16cex:durableId="0E66B8DB" w16cex:dateUtc="2026-05-01T05:26:00Z"/>
-  <w16cex:commentExtensible w16cex:durableId="62571283" w16cex:dateUtc="2026-04-22T16:43:00Z"/>
-</w16cex:commentsExtensible>
-</file>
-
-<file path=word/commentsIds.xml><?xml version="1.0" encoding="utf-8"?>
-<w16cid:commentsIds xmlns:wpc="http://schemas.microsoft.com/office/word/2010/wordprocessingCanvas" xmlns:cx="http://schemas.microsoft.com/office/drawing/2014/chartex" xmlns:cx1="http://schemas.microsoft.com/office/drawing/2015/9/8/chartex" xmlns:cx2="http://schemas.microsoft.com/office/drawing/2015/10/21/chartex" xmlns:cx3="http://schemas.microsoft.com/office/drawing/2016/5/9/chartex" xmlns:cx4="http://schemas.microsoft.com/office/drawing/2016/5/10/chartex" xmlns:cx5="http://schemas.microsoft.com/office/drawing/2016/5/11/chartex" xmlns:cx6="http://schemas.microsoft.com/office/drawing/2016/5/12/chartex" xmlns:cx7="http://schemas.microsoft.com/office/drawing/2016/5/13/chartex" xmlns:cx8="http://schemas.microsoft.com/office/drawing/2016/5/14/chartex" xmlns:mc="http://schemas.openxmlformats.org/markup-compatibility/2006" xmlns:aink="http://schemas.microsoft.com/office/drawing/2016/ink" xmlns:am3d="http://schemas.microsoft.com/office/drawing/2017/model3d" xmlns:o="urn:schemas-microsoft-com:office:office" xmlns:oel="http://schemas.microsoft.com/office/2019/extlst" xmlns:r="http://schemas.openxmlformats.org/officeDocument/2006/relationships" xmlns:m="http://schemas.openxmlformats.org/officeDocument/2006/math" xmlns:v="urn:schemas-microsoft-com:vml" xmlns:wp14="http://schemas.microsoft.com/office/word/2010/wordprocessingDrawing" xmlns:wp="http://schemas.openxmlformats.org/drawingml/2006/wordprocessingDrawing" xmlns:w10="urn:schemas-microsoft-com:office:word" xmlns:w="http://schemas.openxmlformats.org/wordprocessingml/2006/main" xmlns:w14="http://schemas.microsoft.com/office/word/2010/wordml" xmlns:w15="http://schemas.microsoft.com/office/word/2012/wordml" xmlns:w16cex="http://schemas.microsoft.com/office/word/2018/wordml/cex" xmlns:w16cid="http://schemas.microsoft.com/office/word/2016/wordml/cid" xmlns:w16="http://schemas.microsoft.com/office/word/2018/wordml" xmlns:w16du="http://schemas.microsoft.com/office/word/2023/wordml/word16du" xmlns:w16sdtdh="http://schemas.microsoft.com/office/word/2020/wordml/sdtdatahash" xmlns:w16sdtfl="http://schemas.microsoft.com/office/word/2024/wordml/sdtformatlock" xmlns:w16se="http://schemas.microsoft.com/office/word/2015/wordml/symex" xmlns:wpg="http://schemas.microsoft.com/office/word/2010/wordprocessingGroup" xmlns:wpi="http://schemas.microsoft.com/office/word/2010/wordprocessingInk" xmlns:wne="http://schemas.microsoft.com/office/word/2006/wordml" xmlns:wps="http://schemas.microsoft.com/office/word/2010/wordprocessingShape" mc:Ignorable="w14 w15 w16se w16cid w16 w16cex w16sdtdh w16sdtfl w16du wp14">
-  <w16cid:commentId w16cid:paraId="4E5EDC12" w16cid:durableId="3AE90DB4"/>
-  <w16cid:commentId w16cid:paraId="5B337A3C" w16cid:durableId="5D48C00B"/>
-  <w16cid:commentId w16cid:paraId="6F90D14B" w16cid:durableId="44B14AF1"/>
-  <w16cid:commentId w16cid:paraId="5B9D7A62" w16cid:durableId="3F26EBF3"/>
-  <w16cid:commentId w16cid:paraId="5E9FA0A4" w16cid:durableId="18C2D240"/>
-  <w16cid:commentId w16cid:paraId="445B057C" w16cid:durableId="0EFB6624"/>
-  <w16cid:commentId w16cid:paraId="5B287A81" w16cid:durableId="7D79D0DB"/>
-  <w16cid:commentId w16cid:paraId="60DD5995" w16cid:durableId="26FDAB7D"/>
-  <w16cid:commentId w16cid:paraId="05635CDB" w16cid:durableId="3BD7B884"/>
-  <w16cid:commentId w16cid:paraId="42F5F05A" w16cid:durableId="42AF78A3"/>
-  <w16cid:commentId w16cid:paraId="0CBEAEB2" w16cid:durableId="4FC1F6BC"/>
-  <w16cid:commentId w16cid:paraId="0CE24240" w16cid:durableId="1061604B"/>
-  <w16cid:commentId w16cid:paraId="7CDF3A25" w16cid:durableId="551F1341"/>
-  <w16cid:commentId w16cid:paraId="084F2C65" w16cid:durableId="02F949A8"/>
-  <w16cid:commentId w16cid:paraId="60E3FF0A" w16cid:durableId="35C25EC4"/>
-  <w16cid:commentId w16cid:paraId="6A837A4A" w16cid:durableId="19827B22"/>
-  <w16cid:commentId w16cid:paraId="62B3EBF4" w16cid:durableId="1F15AB3D"/>
-  <w16cid:commentId w16cid:paraId="6D015C5D" w16cid:durableId="0E66B8DB"/>
-  <w16cid:commentId w16cid:paraId="1857C877" w16cid:durableId="62571283"/>
-</w16cid:commentsIds>
 </file>
 
 <file path=word/endnotes.xml><?xml version="1.0" encoding="utf-8"?>
@@ -12120,17 +12350,6 @@
     <w:abstractNumId w:val="1"/>
   </w:num>
 </w:numbering>
-</file>
-
-<file path=word/people.xml><?xml version="1.0" encoding="utf-8"?>
-<w15:people xmlns:wpc="http://schemas.microsoft.com/office/word/2010/wordprocessingCanvas" xmlns:cx="http://schemas.microsoft.com/office/drawing/2014/chartex" xmlns:cx1="http://schemas.microsoft.com/office/drawing/2015/9/8/chartex" xmlns:cx2="http://schemas.microsoft.com/office/drawing/2015/10/21/chartex" xmlns:cx3="http://schemas.microsoft.com/office/drawing/2016/5/9/chartex" xmlns:cx4="http://schemas.microsoft.com/office/drawing/2016/5/10/chartex" xmlns:cx5="http://schemas.microsoft.com/office/drawing/2016/5/11/chartex" xmlns:cx6="http://schemas.microsoft.com/office/drawing/2016/5/12/chartex" xmlns:cx7="http://schemas.microsoft.com/office/drawing/2016/5/13/chartex" xmlns:cx8="http://schemas.microsoft.com/office/drawing/2016/5/14/chartex" xmlns:mc="http://schemas.openxmlformats.org/markup-compatibility/2006" xmlns:aink="http://schemas.microsoft.com/office/drawing/2016/ink" xmlns:am3d="http://schemas.microsoft.com/office/drawing/2017/model3d" xmlns:o="urn:schemas-microsoft-com:office:office" xmlns:oel="http://schemas.microsoft.com/office/2019/extlst" xmlns:r="http://schemas.openxmlformats.org/officeDocument/2006/relationships" xmlns:m="http://schemas.openxmlformats.org/officeDocument/2006/math" xmlns:v="urn:schemas-microsoft-com:vml" xmlns:wp14="http://schemas.microsoft.com/office/word/2010/wordprocessingDrawing" xmlns:wp="http://schemas.openxmlformats.org/drawingml/2006/wordprocessingDrawing" xmlns:w10="urn:schemas-microsoft-com:office:word" xmlns:w="http://schemas.openxmlformats.org/wordprocessingml/2006/main" xmlns:w14="http://schemas.microsoft.com/office/word/2010/wordml" xmlns:w15="http://schemas.microsoft.com/office/word/2012/wordml" xmlns:w16cex="http://schemas.microsoft.com/office/word/2018/wordml/cex" xmlns:w16cid="http://schemas.microsoft.com/office/word/2016/wordml/cid" xmlns:w16="http://schemas.microsoft.com/office/word/2018/wordml" xmlns:w16du="http://schemas.microsoft.com/office/word/2023/wordml/word16du" xmlns:w16sdtdh="http://schemas.microsoft.com/office/word/2020/wordml/sdtdatahash" xmlns:w16sdtfl="http://schemas.microsoft.com/office/word/2024/wordml/sdtformatlock" xmlns:w16se="http://schemas.microsoft.com/office/word/2015/wordml/symex" xmlns:wpg="http://schemas.microsoft.com/office/word/2010/wordprocessingGroup" xmlns:wpi="http://schemas.microsoft.com/office/word/2010/wordprocessingInk" xmlns:wne="http://schemas.microsoft.com/office/word/2006/wordml" xmlns:wps="http://schemas.microsoft.com/office/word/2010/wordprocessingShape" mc:Ignorable="w14 w15 w16se w16cid w16 w16cex w16sdtdh w16sdtfl w16du wp14">
-  <w15:person w15:author="Kelsey McCune">
-    <w15:presenceInfo w15:providerId="None" w15:userId="Kelsey McCune"/>
-  </w15:person>
-  <w15:person w15:author="Alex Fisher">
-    <w15:presenceInfo w15:providerId="AD" w15:userId="S::amf0080@auburn.edu::18480bde-8768-4851-bd71-24a6dd2d4725"/>
-  </w15:person>
-</w15:people>
 </file>
 
 <file path=word/styles.xml><?xml version="1.0" encoding="utf-8"?>
@@ -12648,6 +12867,7 @@
   <w:style w:type="character" w:default="1" w:styleId="DefaultParagraphFont">
     <w:name w:val="Default Paragraph Font"/>
     <w:uiPriority w:val="1"/>
+    <w:semiHidden/>
     <w:unhideWhenUsed/>
   </w:style>
   <w:style w:type="table" w:default="1" w:styleId="TableNormal">

--- a/Documents /AlexFisher.2026_Full_Research_Proposal AAV.docx
+++ b/Documents /AlexFisher.2026_Full_Research_Proposal AAV.docx
@@ -3295,23 +3295,7 @@
           <w:sz w:val="22"/>
           <w:szCs w:val="22"/>
         </w:rPr>
-        <w:t xml:space="preserve">While many </w:t>
-      </w:r>
-      <w:proofErr w:type="gramStart"/>
-      <w:r>
-        <w:rPr>
-          <w:sz w:val="22"/>
-          <w:szCs w:val="22"/>
-        </w:rPr>
-        <w:t>bird</w:t>
-      </w:r>
-      <w:proofErr w:type="gramEnd"/>
-      <w:r>
-        <w:rPr>
-          <w:sz w:val="22"/>
-          <w:szCs w:val="22"/>
-        </w:rPr>
-        <w:t xml:space="preserve"> species have adapted to survive and even depend on human-modified landscapes, the ecological impacts of these co-adaptations, and how long-term proximity to humans, domestic animals, and shared resources </w:t>
+        <w:t xml:space="preserve">While many bird species have adapted to survive and even depend on human-modified landscapes, the ecological impacts of these co-adaptations, and how long-term proximity to humans, domestic animals, and shared resources </w:t>
       </w:r>
       <w:r>
         <w:rPr>
@@ -7100,23 +7084,7 @@
           <w:sz w:val="22"/>
           <w:szCs w:val="22"/>
         </w:rPr>
-        <w:t xml:space="preserve">Barbett, Lea, Edward </w:t>
-      </w:r>
-      <w:proofErr w:type="spellStart"/>
-      <w:r>
-        <w:rPr>
-          <w:sz w:val="22"/>
-          <w:szCs w:val="22"/>
-        </w:rPr>
-        <w:t>Stupple</w:t>
-      </w:r>
-      <w:proofErr w:type="spellEnd"/>
-      <w:r>
-        <w:rPr>
-          <w:sz w:val="22"/>
-          <w:szCs w:val="22"/>
-        </w:rPr>
-        <w:t xml:space="preserve">, Michael Sweet, Malcolm Schofield, and Miles Richardson. “Measuring Actions for Nature—Development and Validation of a Pro-Nature Conservation </w:t>
+        <w:t xml:space="preserve">Barbett, Lea, Edward Stupple, Michael Sweet, Malcolm Schofield, and Miles Richardson. “Measuring Actions for Nature—Development and Validation of a Pro-Nature Conservation </w:t>
       </w:r>
       <w:proofErr w:type="spellStart"/>
       <w:r>
@@ -7532,31 +7500,7 @@
             <w:sz w:val="22"/>
             <w:szCs w:val="22"/>
           </w:rPr>
-          <w:t>https://</w:t>
-        </w:r>
-        <w:r>
-          <w:rPr>
-            <w:rStyle w:val="Hyperlink"/>
-            <w:sz w:val="22"/>
-            <w:szCs w:val="22"/>
-          </w:rPr>
-          <w:t>doi</w:t>
-        </w:r>
-        <w:r>
-          <w:rPr>
-            <w:rStyle w:val="Hyperlink"/>
-            <w:sz w:val="22"/>
-            <w:szCs w:val="22"/>
-          </w:rPr>
-          <w:t>.org/</w:t>
-        </w:r>
-        <w:r>
-          <w:rPr>
-            <w:rStyle w:val="Hyperlink"/>
-            <w:sz w:val="22"/>
-            <w:szCs w:val="22"/>
-          </w:rPr>
-          <w:t>10.1111/2041-210X.12504</w:t>
+          <w:t>https://doi.org/10.1111/2041-210X.12504</w:t>
         </w:r>
       </w:hyperlink>
       <w:r>
@@ -7659,23 +7603,7 @@
           <w:sz w:val="22"/>
           <w:szCs w:val="22"/>
         </w:rPr>
-        <w:t xml:space="preserve">, 1st ed., edited by Jennifer C. Owen, Dana M. Hawley, and Kathryn P. </w:t>
-      </w:r>
-      <w:proofErr w:type="spellStart"/>
-      <w:r>
-        <w:rPr>
-          <w:sz w:val="22"/>
-          <w:szCs w:val="22"/>
-        </w:rPr>
-        <w:t>Huyvaert</w:t>
-      </w:r>
-      <w:proofErr w:type="spellEnd"/>
-      <w:r>
-        <w:rPr>
-          <w:sz w:val="22"/>
-          <w:szCs w:val="22"/>
-        </w:rPr>
-        <w:t xml:space="preserve">. Oxford University </w:t>
+        <w:t xml:space="preserve">, 1st ed., edited by Jennifer C. Owen, Dana M. Hawley, and Kathryn P. Huyvaert. Oxford University </w:t>
       </w:r>
       <w:proofErr w:type="spellStart"/>
       <w:r>
@@ -7731,23 +7659,7 @@
           <w:sz w:val="22"/>
           <w:szCs w:val="22"/>
         </w:rPr>
-        <w:t xml:space="preserve">Hassell, James M., Michael </w:t>
-      </w:r>
-      <w:proofErr w:type="spellStart"/>
-      <w:r>
-        <w:rPr>
-          <w:sz w:val="22"/>
-          <w:szCs w:val="22"/>
-        </w:rPr>
-        <w:t>Begon</w:t>
-      </w:r>
-      <w:proofErr w:type="spellEnd"/>
-      <w:r>
-        <w:rPr>
-          <w:sz w:val="22"/>
-          <w:szCs w:val="22"/>
-        </w:rPr>
-        <w:t xml:space="preserve">, Melissa J. Ward, and Eric M. Fèvre. “Urbanization and Disease Emergence: Dynamics at the Wildlife–Livestock–Human Interface.” </w:t>
+        <w:t xml:space="preserve">Hassell, James M., Michael Begon, Melissa J. Ward, and Eric M. Fèvre. “Urbanization and Disease Emergence: Dynamics at the Wildlife–Livestock–Human Interface.” </w:t>
       </w:r>
       <w:r>
         <w:rPr>
@@ -7796,23 +7708,7 @@
           <w:sz w:val="22"/>
           <w:szCs w:val="22"/>
         </w:rPr>
-        <w:t xml:space="preserve">Hotez, Peter J., Kristy O. Murray, and Pierre </w:t>
-      </w:r>
-      <w:proofErr w:type="spellStart"/>
-      <w:r>
-        <w:rPr>
-          <w:sz w:val="22"/>
-          <w:szCs w:val="22"/>
-        </w:rPr>
-        <w:t>Buekens</w:t>
-      </w:r>
-      <w:proofErr w:type="spellEnd"/>
-      <w:r>
-        <w:rPr>
-          <w:sz w:val="22"/>
-          <w:szCs w:val="22"/>
-        </w:rPr>
-        <w:t xml:space="preserve">. “The Gulf Coast: A New American Underbelly of Tropical Diseases and Poverty.” </w:t>
+        <w:t xml:space="preserve">Hotez, Peter J., Kristy O. Murray, and Pierre Buekens. “The Gulf Coast: A New American Underbelly of Tropical Diseases and Poverty.” </w:t>
       </w:r>
       <w:proofErr w:type="spellStart"/>
       <w:r>
@@ -8131,23 +8027,7 @@
           <w:sz w:val="22"/>
           <w:szCs w:val="22"/>
         </w:rPr>
-        <w:t xml:space="preserve">Edited by Jennifer C. Owen, Dana M. Hawley, and Kathryn P. </w:t>
-      </w:r>
-      <w:proofErr w:type="spellStart"/>
-      <w:r>
-        <w:rPr>
-          <w:sz w:val="22"/>
-          <w:szCs w:val="22"/>
-        </w:rPr>
-        <w:t>Huyvaert</w:t>
-      </w:r>
-      <w:proofErr w:type="spellEnd"/>
-      <w:r>
-        <w:rPr>
-          <w:sz w:val="22"/>
-          <w:szCs w:val="22"/>
-        </w:rPr>
-        <w:t>. Oxford: Oxford University Press, 2021.</w:t>
+        <w:t>Edited by Jennifer C. Owen, Dana M. Hawley, and Kathryn P. Huyvaert. Oxford: Oxford University Press, 2021.</w:t>
       </w:r>
     </w:p>
     <w:p>
@@ -8412,23 +8292,7 @@
           <w:sz w:val="22"/>
           <w:szCs w:val="22"/>
         </w:rPr>
-        <w:t xml:space="preserve">Pocock, Michael J. O., Iain Hamlin, Jennifer </w:t>
-      </w:r>
-      <w:proofErr w:type="spellStart"/>
-      <w:r>
-        <w:rPr>
-          <w:sz w:val="22"/>
-          <w:szCs w:val="22"/>
-        </w:rPr>
-        <w:t>Christelow</w:t>
-      </w:r>
-      <w:proofErr w:type="spellEnd"/>
-      <w:r>
-        <w:rPr>
-          <w:sz w:val="22"/>
-          <w:szCs w:val="22"/>
-        </w:rPr>
-        <w:t xml:space="preserve">, Holli‐Anne Passmore, and Miles Richardson. “The Benefits of Citizen Science and Nature‐noticing Activities for Well‐being, Nature Connectedness and Pro‐nature Conservation </w:t>
+        <w:t xml:space="preserve">Pocock, Michael J. O., Iain Hamlin, Jennifer Christelow, Holli‐Anne Passmore, and Miles Richardson. “The Benefits of Citizen Science and Nature‐noticing Activities for Well‐being, Nature Connectedness and Pro‐nature Conservation </w:t>
       </w:r>
       <w:proofErr w:type="spellStart"/>
       <w:r>
@@ -8575,21 +8439,12 @@
           <w:szCs w:val="22"/>
         </w:rPr>
       </w:pPr>
-      <w:proofErr w:type="spellStart"/>
-      <w:r>
-        <w:rPr>
-          <w:sz w:val="22"/>
-          <w:szCs w:val="22"/>
-        </w:rPr>
-        <w:t>Şekercioğlu</w:t>
-      </w:r>
-      <w:proofErr w:type="spellEnd"/>
-      <w:r>
-        <w:rPr>
-          <w:sz w:val="22"/>
-          <w:szCs w:val="22"/>
-        </w:rPr>
-        <w:t xml:space="preserve">, </w:t>
+      <w:r>
+        <w:rPr>
+          <w:sz w:val="22"/>
+          <w:szCs w:val="22"/>
+        </w:rPr>
+        <w:t xml:space="preserve">Şekercioğlu, </w:t>
       </w:r>
       <w:proofErr w:type="spellStart"/>
       <w:r>
@@ -8716,23 +8571,7 @@
           <w:sz w:val="22"/>
           <w:szCs w:val="22"/>
         </w:rPr>
-        <w:t xml:space="preserve">Van De </w:t>
-      </w:r>
-      <w:proofErr w:type="spellStart"/>
-      <w:r>
-        <w:rPr>
-          <w:sz w:val="22"/>
-          <w:szCs w:val="22"/>
-        </w:rPr>
-        <w:t>Vuurst</w:t>
-      </w:r>
-      <w:proofErr w:type="spellEnd"/>
-      <w:r>
-        <w:rPr>
-          <w:sz w:val="22"/>
-          <w:szCs w:val="22"/>
-        </w:rPr>
-        <w:t xml:space="preserve">, Paige, and Luis E. Escobar. “Climate Change and Infectious Disease: A Review of Evidence and Research Trends.” </w:t>
+        <w:t xml:space="preserve">Van De Vuurst, Paige, and Luis E. Escobar. “Climate Change and Infectious Disease: A Review of Evidence and Research Trends.” </w:t>
       </w:r>
       <w:r>
         <w:rPr>
@@ -10971,7 +10810,26 @@
           <w:sz w:val="22"/>
           <w:szCs w:val="22"/>
         </w:rPr>
-        <w:t xml:space="preserve"> | Science of Nature I/II Lab, Auburn University | Fall 2025 – Present Teaching assistant for undergraduate biology laboratory sections under the supervision of Dr. Amy Counterman.</w:t>
+        <w:t xml:space="preserve"> | Science of Nature I/II Lab, Auburn University | Fall 2025 – Present </w:t>
+      </w:r>
+    </w:p>
+    <w:p>
+      <w:pPr>
+        <w:widowControl w:val="0"/>
+        <w:jc w:val="both"/>
+        <w:rPr>
+          <w:color w:val="000000" w:themeColor="text1"/>
+          <w:sz w:val="22"/>
+          <w:szCs w:val="22"/>
+        </w:rPr>
+      </w:pPr>
+      <w:r>
+        <w:rPr>
+          <w:color w:val="000000" w:themeColor="text1"/>
+          <w:sz w:val="22"/>
+          <w:szCs w:val="22"/>
+        </w:rPr>
+        <w:t>Teaching assistant for undergraduate biology laboratory sections under the supervision of Dr. Amy Counterman.</w:t>
       </w:r>
     </w:p>
     <w:p>
